--- a/java/core java 10PM.docx
+++ b/java/core java 10PM.docx
@@ -23260,18 +23260,225 @@
       <w:pPr>
         <w:spacing w:after="0" w:line="240" w:lineRule="auto"/>
         <w:rPr>
-          <w:b/>
-          <w:bCs/>
-          <w:lang w:val="en-IN"/>
-        </w:rPr>
-      </w:pPr>
-      <w:r>
-        <w:rPr>
-          <w:b/>
-          <w:bCs/>
-          <w:lang w:val="en-IN"/>
-        </w:rPr>
-        <w:t>Extending Multiple Java Interfaces</w:t>
+          <w:lang w:val="en-IN"/>
+        </w:rPr>
+      </w:pPr>
+      <w:r>
+        <w:rPr>
+          <w:lang w:val="en-IN"/>
+        </w:rPr>
+        <w:t>Interfaces can’t have constructors because we can’t instantiate them and interfaces can’t have a method with body.</w:t>
+      </w:r>
+    </w:p>
+    <w:p>
+      <w:pPr>
+        <w:spacing w:after="0" w:line="240" w:lineRule="auto"/>
+        <w:rPr>
+          <w:lang w:val="en-IN"/>
+        </w:rPr>
+      </w:pPr>
+      <w:r>
+        <w:rPr>
+          <w:lang w:val="en-IN"/>
+        </w:rPr>
+        <w:t>But abstract class can have constructors.</w:t>
+      </w:r>
+      <w:r>
+        <w:rPr>
+          <w:lang w:val="en-IN"/>
+        </w:rPr>
+        <w:t xml:space="preserve"> Even</w:t>
+      </w:r>
+      <w:r>
+        <w:rPr>
+          <w:lang w:val="en-IN"/>
+        </w:rPr>
+        <w:t xml:space="preserve"> </w:t>
+      </w:r>
+      <w:r>
+        <w:rPr>
+          <w:lang w:val="en-IN"/>
+        </w:rPr>
+        <w:t xml:space="preserve">though we </w:t>
+      </w:r>
+      <w:r>
+        <w:rPr>
+          <w:lang w:val="en-IN"/>
+        </w:rPr>
+        <w:t>can’t</w:t>
+      </w:r>
+      <w:r>
+        <w:rPr>
+          <w:lang w:val="en-IN"/>
+        </w:rPr>
+        <w:t xml:space="preserve"> create object to abstract class. We will see this flow in inheritance concept.</w:t>
+      </w:r>
+    </w:p>
+    <w:p>
+      <w:pPr>
+        <w:spacing w:after="0" w:line="240" w:lineRule="auto"/>
+      </w:pPr>
+    </w:p>
+    <w:p>
+      <w:pPr>
+        <w:rPr>
+          <w:lang w:val="en-IN"/>
+        </w:rPr>
+      </w:pPr>
+      <w:r>
+        <w:t>-</w:t>
+      </w:r>
+      <w:r>
+        <w:rPr>
+          <w:lang w:val="en-IN"/>
+        </w:rPr>
+        <w:t xml:space="preserve">By </w:t>
+      </w:r>
+      <w:proofErr w:type="gramStart"/>
+      <w:r>
+        <w:rPr>
+          <w:lang w:val="en-IN"/>
+        </w:rPr>
+        <w:t>default</w:t>
+      </w:r>
+      <w:proofErr w:type="gramEnd"/>
+      <w:r>
+        <w:rPr>
+          <w:lang w:val="en-IN"/>
+        </w:rPr>
+        <w:t xml:space="preserve"> any attribute of interface is </w:t>
+      </w:r>
+      <w:r>
+        <w:rPr>
+          <w:b/>
+          <w:bCs/>
+          <w:lang w:val="en-IN"/>
+        </w:rPr>
+        <w:t>public</w:t>
+      </w:r>
+      <w:r>
+        <w:rPr>
+          <w:lang w:val="en-IN"/>
+        </w:rPr>
+        <w:t>, </w:t>
+      </w:r>
+      <w:r>
+        <w:rPr>
+          <w:b/>
+          <w:bCs/>
+          <w:lang w:val="en-IN"/>
+        </w:rPr>
+        <w:t>static</w:t>
+      </w:r>
+      <w:r>
+        <w:rPr>
+          <w:lang w:val="en-IN"/>
+        </w:rPr>
+        <w:t> and </w:t>
+      </w:r>
+      <w:r>
+        <w:rPr>
+          <w:b/>
+          <w:bCs/>
+          <w:lang w:val="en-IN"/>
+        </w:rPr>
+        <w:t>final</w:t>
+      </w:r>
+      <w:r>
+        <w:rPr>
+          <w:lang w:val="en-IN"/>
+        </w:rPr>
+        <w:t>, so we don’t need to provide access modifiers to the attributes but if we do, compiler doesn’t complain about it either.</w:t>
+      </w:r>
+    </w:p>
+    <w:p>
+      <w:pPr>
+        <w:spacing w:after="0" w:line="240" w:lineRule="auto"/>
+        <w:rPr>
+          <w:b/>
+          <w:bCs/>
+        </w:rPr>
+      </w:pPr>
+      <w:r>
+        <w:t xml:space="preserve">By </w:t>
+      </w:r>
+      <w:proofErr w:type="gramStart"/>
+      <w:r>
+        <w:t>default</w:t>
+      </w:r>
+      <w:proofErr w:type="gramEnd"/>
+      <w:r>
+        <w:t xml:space="preserve"> interface methods are implicitly </w:t>
+      </w:r>
+      <w:r>
+        <w:rPr>
+          <w:b/>
+          <w:bCs/>
+        </w:rPr>
+        <w:t>abstract</w:t>
+      </w:r>
+      <w:r>
+        <w:t> and </w:t>
+      </w:r>
+      <w:r>
+        <w:rPr>
+          <w:b/>
+          <w:bCs/>
+        </w:rPr>
+        <w:t>public</w:t>
+      </w:r>
+      <w:r>
+        <w:rPr>
+          <w:b/>
+          <w:bCs/>
+        </w:rPr>
+        <w:t>.</w:t>
+      </w:r>
+    </w:p>
+    <w:p>
+      <w:pPr>
+        <w:spacing w:after="0" w:line="240" w:lineRule="auto"/>
+        <w:rPr>
+          <w:b/>
+          <w:bCs/>
+        </w:rPr>
+      </w:pPr>
+    </w:p>
+    <w:p>
+      <w:pPr>
+        <w:spacing w:after="0" w:line="240" w:lineRule="auto"/>
+        <w:rPr>
+          <w:b/>
+          <w:bCs/>
+        </w:rPr>
+      </w:pPr>
+    </w:p>
+    <w:p>
+      <w:pPr>
+        <w:spacing w:after="0" w:line="240" w:lineRule="auto"/>
+        <w:rPr>
+          <w:b/>
+          <w:bCs/>
+        </w:rPr>
+      </w:pPr>
+    </w:p>
+    <w:p>
+      <w:pPr>
+        <w:spacing w:after="0" w:line="240" w:lineRule="auto"/>
+        <w:rPr>
+          <w:b/>
+          <w:bCs/>
+          <w:lang w:val="en-IN"/>
+        </w:rPr>
+      </w:pPr>
+      <w:r>
+        <w:rPr>
+          <w:b/>
+          <w:bCs/>
+          <w:lang w:val="en-IN"/>
+        </w:rPr>
+        <w:lastRenderedPageBreak/>
+        <w:t>@Override</w:t>
       </w:r>
       <w:r>
         <w:rPr>
@@ -23286,16 +23493,317 @@
       <w:pPr>
         <w:spacing w:after="0" w:line="240" w:lineRule="auto"/>
       </w:pPr>
-    </w:p>
-    <w:p>
-      <w:pPr>
-        <w:spacing w:after="0" w:line="240" w:lineRule="auto"/>
-      </w:pPr>
-    </w:p>
-    <w:p>
-      <w:pPr>
-        <w:spacing w:after="0" w:line="240" w:lineRule="auto"/>
-      </w:pPr>
+      <w:r>
+        <w:t>We are using override means current method is defined in super class or super interface. And we are extending or inheritance the same method in child class.</w:t>
+      </w:r>
+    </w:p>
+    <w:p>
+      <w:pPr>
+        <w:spacing w:after="0" w:line="240" w:lineRule="auto"/>
+      </w:pPr>
+    </w:p>
+    <w:tbl>
+      <w:tblPr>
+        <w:tblStyle w:val="TableGrid"/>
+        <w:tblW w:w="0" w:type="auto"/>
+        <w:tblLook w:val="04A0" w:firstRow="1" w:lastRow="0" w:firstColumn="1" w:lastColumn="0" w:noHBand="0" w:noVBand="1"/>
+      </w:tblPr>
+      <w:tblGrid>
+        <w:gridCol w:w="11016"/>
+      </w:tblGrid>
+      <w:tr>
+        <w:tc>
+          <w:tcPr>
+            <w:tcW w:w="11016" w:type="dxa"/>
+          </w:tcPr>
+          <w:p>
+            <w:pPr>
+              <w:rPr>
+                <w:lang w:val="en-IN"/>
+              </w:rPr>
+            </w:pPr>
+            <w:r>
+              <w:rPr>
+                <w:lang w:val="en-IN"/>
+              </w:rPr>
+              <w:t>interface A1 {</w:t>
+            </w:r>
+            <w:r>
+              <w:rPr>
+                <w:lang w:val="en-IN"/>
+              </w:rPr>
+              <w:br/>
+              <w:t xml:space="preserve">    void m1();</w:t>
+            </w:r>
+            <w:r>
+              <w:rPr>
+                <w:lang w:val="en-IN"/>
+              </w:rPr>
+              <w:br/>
+            </w:r>
+            <w:r>
+              <w:rPr>
+                <w:lang w:val="en-IN"/>
+              </w:rPr>
+              <w:br/>
+              <w:t xml:space="preserve">    void m2();</w:t>
+            </w:r>
+            <w:r>
+              <w:rPr>
+                <w:lang w:val="en-IN"/>
+              </w:rPr>
+              <w:br/>
+              <w:t>}</w:t>
+            </w:r>
+            <w:r>
+              <w:rPr>
+                <w:lang w:val="en-IN"/>
+              </w:rPr>
+              <w:br/>
+            </w:r>
+            <w:r>
+              <w:rPr>
+                <w:lang w:val="en-IN"/>
+              </w:rPr>
+              <w:br/>
+              <w:t xml:space="preserve">abstract class </w:t>
+            </w:r>
+            <w:proofErr w:type="spellStart"/>
+            <w:r>
+              <w:rPr>
+                <w:lang w:val="en-IN"/>
+              </w:rPr>
+              <w:t>ABlass</w:t>
+            </w:r>
+            <w:proofErr w:type="spellEnd"/>
+            <w:r>
+              <w:rPr>
+                <w:lang w:val="en-IN"/>
+              </w:rPr>
+              <w:t xml:space="preserve"> implements A1 {</w:t>
+            </w:r>
+            <w:r>
+              <w:rPr>
+                <w:lang w:val="en-IN"/>
+              </w:rPr>
+              <w:br/>
+              <w:t xml:space="preserve">    @Override</w:t>
+            </w:r>
+            <w:r>
+              <w:rPr>
+                <w:lang w:val="en-IN"/>
+              </w:rPr>
+              <w:br/>
+              <w:t xml:space="preserve">    public void m1() {</w:t>
+            </w:r>
+            <w:r>
+              <w:rPr>
+                <w:lang w:val="en-IN"/>
+              </w:rPr>
+              <w:br/>
+              <w:t xml:space="preserve">  </w:t>
+            </w:r>
+            <w:proofErr w:type="gramStart"/>
+            <w:r>
+              <w:rPr>
+                <w:lang w:val="en-IN"/>
+              </w:rPr>
+              <w:t xml:space="preserve">  }</w:t>
+            </w:r>
+            <w:proofErr w:type="gramEnd"/>
+            <w:r>
+              <w:rPr>
+                <w:lang w:val="en-IN"/>
+              </w:rPr>
+              <w:br/>
+            </w:r>
+            <w:r>
+              <w:rPr>
+                <w:lang w:val="en-IN"/>
+              </w:rPr>
+              <w:br/>
+              <w:t xml:space="preserve">    @Override</w:t>
+            </w:r>
+            <w:r>
+              <w:rPr>
+                <w:lang w:val="en-IN"/>
+              </w:rPr>
+              <w:br/>
+              <w:t xml:space="preserve">    public void m2() {</w:t>
+            </w:r>
+            <w:r>
+              <w:rPr>
+                <w:lang w:val="en-IN"/>
+              </w:rPr>
+              <w:br/>
+              <w:t xml:space="preserve">  </w:t>
+            </w:r>
+            <w:proofErr w:type="gramStart"/>
+            <w:r>
+              <w:rPr>
+                <w:lang w:val="en-IN"/>
+              </w:rPr>
+              <w:t xml:space="preserve">  }</w:t>
+            </w:r>
+            <w:proofErr w:type="gramEnd"/>
+            <w:r>
+              <w:rPr>
+                <w:lang w:val="en-IN"/>
+              </w:rPr>
+              <w:br/>
+              <w:t>}</w:t>
+            </w:r>
+          </w:p>
+        </w:tc>
+      </w:tr>
+    </w:tbl>
+    <w:p>
+      <w:pPr>
+        <w:spacing w:after="0" w:line="240" w:lineRule="auto"/>
+      </w:pPr>
+    </w:p>
+    <w:p>
+      <w:pPr>
+        <w:spacing w:after="0" w:line="240" w:lineRule="auto"/>
+      </w:pPr>
+    </w:p>
+    <w:p>
+      <w:pPr>
+        <w:spacing w:after="0" w:line="240" w:lineRule="auto"/>
+      </w:pPr>
+      <w:hyperlink r:id="rId49" w:history="1">
+        <w:r>
+          <w:rPr>
+            <w:rStyle w:val="Hyperlink"/>
+          </w:rPr>
+          <w:t>https://javaconceptoftheday.com/interfaces-in-java/</w:t>
+        </w:r>
+      </w:hyperlink>
+      <w:r>
+        <w:t xml:space="preserve"> </w:t>
+      </w:r>
+    </w:p>
+    <w:p>
+      <w:pPr>
+        <w:spacing w:after="0" w:line="240" w:lineRule="auto"/>
+      </w:pPr>
+    </w:p>
+    <w:p>
+      <w:pPr>
+        <w:spacing w:after="0" w:line="240" w:lineRule="auto"/>
+        <w:rPr>
+          <w:lang w:val="en-IN"/>
+        </w:rPr>
+      </w:pPr>
+      <w:r>
+        <w:rPr>
+          <w:lang w:val="en-IN"/>
+        </w:rPr>
+        <w:t>Interfaces should contain only abstract methods. Interfaces should not contain a single concrete method.</w:t>
+      </w:r>
+    </w:p>
+    <w:p>
+      <w:pPr>
+        <w:spacing w:after="0" w:line="240" w:lineRule="auto"/>
+        <w:rPr>
+          <w:lang w:val="en-IN"/>
+        </w:rPr>
+      </w:pPr>
+    </w:p>
+    <w:p>
+      <w:pPr>
+        <w:spacing w:after="0" w:line="240" w:lineRule="auto"/>
+        <w:rPr>
+          <w:lang w:val="en-IN"/>
+        </w:rPr>
+      </w:pPr>
+      <w:r>
+        <w:rPr>
+          <w:lang w:val="en-IN"/>
+        </w:rPr>
+        <w:t xml:space="preserve">By </w:t>
+      </w:r>
+      <w:proofErr w:type="gramStart"/>
+      <w:r>
+        <w:rPr>
+          <w:lang w:val="en-IN"/>
+        </w:rPr>
+        <w:t>default</w:t>
+      </w:r>
+      <w:proofErr w:type="gramEnd"/>
+      <w:r>
+        <w:rPr>
+          <w:lang w:val="en-IN"/>
+        </w:rPr>
+        <w:t xml:space="preserve"> interfaces are </w:t>
+      </w:r>
+      <w:r>
+        <w:rPr>
+          <w:lang w:val="en-IN"/>
+        </w:rPr>
+        <w:t>abstract</w:t>
+      </w:r>
+      <w:r>
+        <w:rPr>
+          <w:lang w:val="en-IN"/>
+        </w:rPr>
+        <w:t>, and all interface methods are abstract.</w:t>
+      </w:r>
+    </w:p>
+    <w:p>
+      <w:pPr>
+        <w:spacing w:after="0" w:line="240" w:lineRule="auto"/>
+      </w:pPr>
+    </w:p>
+    <w:p>
+      <w:pPr>
+        <w:spacing w:after="0" w:line="240" w:lineRule="auto"/>
+        <w:rPr>
+          <w:sz w:val="36"/>
+          <w:szCs w:val="36"/>
+        </w:rPr>
+      </w:pPr>
+    </w:p>
+    <w:p>
+      <w:pPr>
+        <w:spacing w:after="0" w:line="240" w:lineRule="auto"/>
+        <w:rPr>
+          <w:b/>
+          <w:bCs/>
+          <w:sz w:val="36"/>
+          <w:szCs w:val="36"/>
+        </w:rPr>
+      </w:pPr>
+      <w:r>
+        <w:rPr>
+          <w:b/>
+          <w:bCs/>
+          <w:sz w:val="36"/>
+          <w:szCs w:val="36"/>
+          <w:lang w:val="en-IN"/>
+        </w:rPr>
+        <w:t>Inheritance</w:t>
+      </w:r>
+      <w:r>
+        <w:rPr>
+          <w:b/>
+          <w:bCs/>
+          <w:sz w:val="36"/>
+          <w:szCs w:val="36"/>
+          <w:lang w:val="en-IN"/>
+        </w:rPr>
+        <w:t>:</w:t>
+      </w:r>
+      <w:r>
+        <w:rPr>
+          <w:b/>
+          <w:bCs/>
+          <w:sz w:val="36"/>
+          <w:szCs w:val="36"/>
+          <w:lang w:val="en-IN"/>
+        </w:rPr>
+        <w:t xml:space="preserve"> using “extends” keyword.</w:t>
+      </w:r>
     </w:p>
     <w:p>
       <w:pPr>
@@ -23533,6 +24041,119 @@
     </w:lvl>
   </w:abstractNum>
   <w:abstractNum w:abstractNumId="2" w15:restartNumberingAfterBreak="0">
+    <w:nsid w:val="0757524D"/>
+    <w:multiLevelType w:val="multilevel"/>
+    <w:tmpl w:val="1AE88A66"/>
+    <w:lvl w:ilvl="0">
+      <w:start w:val="1"/>
+      <w:numFmt w:val="decimal"/>
+      <w:lvlText w:val="%1."/>
+      <w:lvlJc w:val="left"/>
+      <w:pPr>
+        <w:tabs>
+          <w:tab w:val="num" w:pos="720"/>
+        </w:tabs>
+        <w:ind w:left="720" w:hanging="360"/>
+      </w:pPr>
+    </w:lvl>
+    <w:lvl w:ilvl="1" w:tentative="1">
+      <w:start w:val="1"/>
+      <w:numFmt w:val="decimal"/>
+      <w:lvlText w:val="%2."/>
+      <w:lvlJc w:val="left"/>
+      <w:pPr>
+        <w:tabs>
+          <w:tab w:val="num" w:pos="1440"/>
+        </w:tabs>
+        <w:ind w:left="1440" w:hanging="360"/>
+      </w:pPr>
+    </w:lvl>
+    <w:lvl w:ilvl="2" w:tentative="1">
+      <w:start w:val="1"/>
+      <w:numFmt w:val="decimal"/>
+      <w:lvlText w:val="%3."/>
+      <w:lvlJc w:val="left"/>
+      <w:pPr>
+        <w:tabs>
+          <w:tab w:val="num" w:pos="2160"/>
+        </w:tabs>
+        <w:ind w:left="2160" w:hanging="360"/>
+      </w:pPr>
+    </w:lvl>
+    <w:lvl w:ilvl="3" w:tentative="1">
+      <w:start w:val="1"/>
+      <w:numFmt w:val="decimal"/>
+      <w:lvlText w:val="%4."/>
+      <w:lvlJc w:val="left"/>
+      <w:pPr>
+        <w:tabs>
+          <w:tab w:val="num" w:pos="2880"/>
+        </w:tabs>
+        <w:ind w:left="2880" w:hanging="360"/>
+      </w:pPr>
+    </w:lvl>
+    <w:lvl w:ilvl="4" w:tentative="1">
+      <w:start w:val="1"/>
+      <w:numFmt w:val="decimal"/>
+      <w:lvlText w:val="%5."/>
+      <w:lvlJc w:val="left"/>
+      <w:pPr>
+        <w:tabs>
+          <w:tab w:val="num" w:pos="3600"/>
+        </w:tabs>
+        <w:ind w:left="3600" w:hanging="360"/>
+      </w:pPr>
+    </w:lvl>
+    <w:lvl w:ilvl="5" w:tentative="1">
+      <w:start w:val="1"/>
+      <w:numFmt w:val="decimal"/>
+      <w:lvlText w:val="%6."/>
+      <w:lvlJc w:val="left"/>
+      <w:pPr>
+        <w:tabs>
+          <w:tab w:val="num" w:pos="4320"/>
+        </w:tabs>
+        <w:ind w:left="4320" w:hanging="360"/>
+      </w:pPr>
+    </w:lvl>
+    <w:lvl w:ilvl="6" w:tentative="1">
+      <w:start w:val="1"/>
+      <w:numFmt w:val="decimal"/>
+      <w:lvlText w:val="%7."/>
+      <w:lvlJc w:val="left"/>
+      <w:pPr>
+        <w:tabs>
+          <w:tab w:val="num" w:pos="5040"/>
+        </w:tabs>
+        <w:ind w:left="5040" w:hanging="360"/>
+      </w:pPr>
+    </w:lvl>
+    <w:lvl w:ilvl="7" w:tentative="1">
+      <w:start w:val="1"/>
+      <w:numFmt w:val="decimal"/>
+      <w:lvlText w:val="%8."/>
+      <w:lvlJc w:val="left"/>
+      <w:pPr>
+        <w:tabs>
+          <w:tab w:val="num" w:pos="5760"/>
+        </w:tabs>
+        <w:ind w:left="5760" w:hanging="360"/>
+      </w:pPr>
+    </w:lvl>
+    <w:lvl w:ilvl="8" w:tentative="1">
+      <w:start w:val="1"/>
+      <w:numFmt w:val="decimal"/>
+      <w:lvlText w:val="%9."/>
+      <w:lvlJc w:val="left"/>
+      <w:pPr>
+        <w:tabs>
+          <w:tab w:val="num" w:pos="6480"/>
+        </w:tabs>
+        <w:ind w:left="6480" w:hanging="360"/>
+      </w:pPr>
+    </w:lvl>
+  </w:abstractNum>
+  <w:abstractNum w:abstractNumId="3" w15:restartNumberingAfterBreak="0">
     <w:nsid w:val="0D400D5A"/>
     <w:multiLevelType w:val="multilevel"/>
     <w:tmpl w:val="C2525832"/>
@@ -23672,7 +24293,7 @@
       </w:rPr>
     </w:lvl>
   </w:abstractNum>
-  <w:abstractNum w:abstractNumId="3" w15:restartNumberingAfterBreak="0">
+  <w:abstractNum w:abstractNumId="4" w15:restartNumberingAfterBreak="0">
     <w:nsid w:val="134E59F1"/>
     <w:multiLevelType w:val="hybridMultilevel"/>
     <w:tmpl w:val="DAB6FB48"/>
@@ -23761,7 +24382,7 @@
       </w:pPr>
     </w:lvl>
   </w:abstractNum>
-  <w:abstractNum w:abstractNumId="4" w15:restartNumberingAfterBreak="0">
+  <w:abstractNum w:abstractNumId="5" w15:restartNumberingAfterBreak="0">
     <w:nsid w:val="156611F7"/>
     <w:multiLevelType w:val="hybridMultilevel"/>
     <w:tmpl w:val="CE4825F6"/>
@@ -23850,7 +24471,7 @@
       </w:pPr>
     </w:lvl>
   </w:abstractNum>
-  <w:abstractNum w:abstractNumId="5" w15:restartNumberingAfterBreak="0">
+  <w:abstractNum w:abstractNumId="6" w15:restartNumberingAfterBreak="0">
     <w:nsid w:val="16C94BB6"/>
     <w:multiLevelType w:val="hybridMultilevel"/>
     <w:tmpl w:val="B1CECD8C"/>
@@ -23939,7 +24560,7 @@
       </w:pPr>
     </w:lvl>
   </w:abstractNum>
-  <w:abstractNum w:abstractNumId="6" w15:restartNumberingAfterBreak="0">
+  <w:abstractNum w:abstractNumId="7" w15:restartNumberingAfterBreak="0">
     <w:nsid w:val="1A421663"/>
     <w:multiLevelType w:val="hybridMultilevel"/>
     <w:tmpl w:val="C5447CE2"/>
@@ -24028,325 +24649,10 @@
       </w:pPr>
     </w:lvl>
   </w:abstractNum>
-  <w:abstractNum w:abstractNumId="7" w15:restartNumberingAfterBreak="0">
-    <w:nsid w:val="247B46E1"/>
+  <w:abstractNum w:abstractNumId="8" w15:restartNumberingAfterBreak="0">
+    <w:nsid w:val="214E6F88"/>
     <w:multiLevelType w:val="multilevel"/>
-    <w:tmpl w:val="DE2A7D62"/>
-    <w:lvl w:ilvl="0">
-      <w:start w:val="1"/>
-      <w:numFmt w:val="decimal"/>
-      <w:lvlText w:val="%1."/>
-      <w:lvlJc w:val="left"/>
-      <w:pPr>
-        <w:tabs>
-          <w:tab w:val="num" w:pos="720"/>
-        </w:tabs>
-        <w:ind w:left="720" w:hanging="360"/>
-      </w:pPr>
-    </w:lvl>
-    <w:lvl w:ilvl="1" w:tentative="1">
-      <w:start w:val="1"/>
-      <w:numFmt w:val="decimal"/>
-      <w:lvlText w:val="%2."/>
-      <w:lvlJc w:val="left"/>
-      <w:pPr>
-        <w:tabs>
-          <w:tab w:val="num" w:pos="1440"/>
-        </w:tabs>
-        <w:ind w:left="1440" w:hanging="360"/>
-      </w:pPr>
-    </w:lvl>
-    <w:lvl w:ilvl="2" w:tentative="1">
-      <w:start w:val="1"/>
-      <w:numFmt w:val="decimal"/>
-      <w:lvlText w:val="%3."/>
-      <w:lvlJc w:val="left"/>
-      <w:pPr>
-        <w:tabs>
-          <w:tab w:val="num" w:pos="2160"/>
-        </w:tabs>
-        <w:ind w:left="2160" w:hanging="360"/>
-      </w:pPr>
-    </w:lvl>
-    <w:lvl w:ilvl="3" w:tentative="1">
-      <w:start w:val="1"/>
-      <w:numFmt w:val="decimal"/>
-      <w:lvlText w:val="%4."/>
-      <w:lvlJc w:val="left"/>
-      <w:pPr>
-        <w:tabs>
-          <w:tab w:val="num" w:pos="2880"/>
-        </w:tabs>
-        <w:ind w:left="2880" w:hanging="360"/>
-      </w:pPr>
-    </w:lvl>
-    <w:lvl w:ilvl="4" w:tentative="1">
-      <w:start w:val="1"/>
-      <w:numFmt w:val="decimal"/>
-      <w:lvlText w:val="%5."/>
-      <w:lvlJc w:val="left"/>
-      <w:pPr>
-        <w:tabs>
-          <w:tab w:val="num" w:pos="3600"/>
-        </w:tabs>
-        <w:ind w:left="3600" w:hanging="360"/>
-      </w:pPr>
-    </w:lvl>
-    <w:lvl w:ilvl="5" w:tentative="1">
-      <w:start w:val="1"/>
-      <w:numFmt w:val="decimal"/>
-      <w:lvlText w:val="%6."/>
-      <w:lvlJc w:val="left"/>
-      <w:pPr>
-        <w:tabs>
-          <w:tab w:val="num" w:pos="4320"/>
-        </w:tabs>
-        <w:ind w:left="4320" w:hanging="360"/>
-      </w:pPr>
-    </w:lvl>
-    <w:lvl w:ilvl="6" w:tentative="1">
-      <w:start w:val="1"/>
-      <w:numFmt w:val="decimal"/>
-      <w:lvlText w:val="%7."/>
-      <w:lvlJc w:val="left"/>
-      <w:pPr>
-        <w:tabs>
-          <w:tab w:val="num" w:pos="5040"/>
-        </w:tabs>
-        <w:ind w:left="5040" w:hanging="360"/>
-      </w:pPr>
-    </w:lvl>
-    <w:lvl w:ilvl="7" w:tentative="1">
-      <w:start w:val="1"/>
-      <w:numFmt w:val="decimal"/>
-      <w:lvlText w:val="%8."/>
-      <w:lvlJc w:val="left"/>
-      <w:pPr>
-        <w:tabs>
-          <w:tab w:val="num" w:pos="5760"/>
-        </w:tabs>
-        <w:ind w:left="5760" w:hanging="360"/>
-      </w:pPr>
-    </w:lvl>
-    <w:lvl w:ilvl="8" w:tentative="1">
-      <w:start w:val="1"/>
-      <w:numFmt w:val="decimal"/>
-      <w:lvlText w:val="%9."/>
-      <w:lvlJc w:val="left"/>
-      <w:pPr>
-        <w:tabs>
-          <w:tab w:val="num" w:pos="6480"/>
-        </w:tabs>
-        <w:ind w:left="6480" w:hanging="360"/>
-      </w:pPr>
-    </w:lvl>
-  </w:abstractNum>
-  <w:abstractNum w:abstractNumId="8" w15:restartNumberingAfterBreak="0">
-    <w:nsid w:val="28F92182"/>
-    <w:multiLevelType w:val="multilevel"/>
-    <w:tmpl w:val="5BE84060"/>
-    <w:lvl w:ilvl="0">
-      <w:start w:val="1"/>
-      <w:numFmt w:val="decimal"/>
-      <w:lvlText w:val="%1."/>
-      <w:lvlJc w:val="left"/>
-      <w:pPr>
-        <w:tabs>
-          <w:tab w:val="num" w:pos="720"/>
-        </w:tabs>
-        <w:ind w:left="720" w:hanging="360"/>
-      </w:pPr>
-    </w:lvl>
-    <w:lvl w:ilvl="1" w:tentative="1">
-      <w:start w:val="1"/>
-      <w:numFmt w:val="decimal"/>
-      <w:lvlText w:val="%2."/>
-      <w:lvlJc w:val="left"/>
-      <w:pPr>
-        <w:tabs>
-          <w:tab w:val="num" w:pos="1440"/>
-        </w:tabs>
-        <w:ind w:left="1440" w:hanging="360"/>
-      </w:pPr>
-    </w:lvl>
-    <w:lvl w:ilvl="2" w:tentative="1">
-      <w:start w:val="1"/>
-      <w:numFmt w:val="decimal"/>
-      <w:lvlText w:val="%3."/>
-      <w:lvlJc w:val="left"/>
-      <w:pPr>
-        <w:tabs>
-          <w:tab w:val="num" w:pos="2160"/>
-        </w:tabs>
-        <w:ind w:left="2160" w:hanging="360"/>
-      </w:pPr>
-    </w:lvl>
-    <w:lvl w:ilvl="3" w:tentative="1">
-      <w:start w:val="1"/>
-      <w:numFmt w:val="decimal"/>
-      <w:lvlText w:val="%4."/>
-      <w:lvlJc w:val="left"/>
-      <w:pPr>
-        <w:tabs>
-          <w:tab w:val="num" w:pos="2880"/>
-        </w:tabs>
-        <w:ind w:left="2880" w:hanging="360"/>
-      </w:pPr>
-    </w:lvl>
-    <w:lvl w:ilvl="4" w:tentative="1">
-      <w:start w:val="1"/>
-      <w:numFmt w:val="decimal"/>
-      <w:lvlText w:val="%5."/>
-      <w:lvlJc w:val="left"/>
-      <w:pPr>
-        <w:tabs>
-          <w:tab w:val="num" w:pos="3600"/>
-        </w:tabs>
-        <w:ind w:left="3600" w:hanging="360"/>
-      </w:pPr>
-    </w:lvl>
-    <w:lvl w:ilvl="5" w:tentative="1">
-      <w:start w:val="1"/>
-      <w:numFmt w:val="decimal"/>
-      <w:lvlText w:val="%6."/>
-      <w:lvlJc w:val="left"/>
-      <w:pPr>
-        <w:tabs>
-          <w:tab w:val="num" w:pos="4320"/>
-        </w:tabs>
-        <w:ind w:left="4320" w:hanging="360"/>
-      </w:pPr>
-    </w:lvl>
-    <w:lvl w:ilvl="6" w:tentative="1">
-      <w:start w:val="1"/>
-      <w:numFmt w:val="decimal"/>
-      <w:lvlText w:val="%7."/>
-      <w:lvlJc w:val="left"/>
-      <w:pPr>
-        <w:tabs>
-          <w:tab w:val="num" w:pos="5040"/>
-        </w:tabs>
-        <w:ind w:left="5040" w:hanging="360"/>
-      </w:pPr>
-    </w:lvl>
-    <w:lvl w:ilvl="7" w:tentative="1">
-      <w:start w:val="1"/>
-      <w:numFmt w:val="decimal"/>
-      <w:lvlText w:val="%8."/>
-      <w:lvlJc w:val="left"/>
-      <w:pPr>
-        <w:tabs>
-          <w:tab w:val="num" w:pos="5760"/>
-        </w:tabs>
-        <w:ind w:left="5760" w:hanging="360"/>
-      </w:pPr>
-    </w:lvl>
-    <w:lvl w:ilvl="8" w:tentative="1">
-      <w:start w:val="1"/>
-      <w:numFmt w:val="decimal"/>
-      <w:lvlText w:val="%9."/>
-      <w:lvlJc w:val="left"/>
-      <w:pPr>
-        <w:tabs>
-          <w:tab w:val="num" w:pos="6480"/>
-        </w:tabs>
-        <w:ind w:left="6480" w:hanging="360"/>
-      </w:pPr>
-    </w:lvl>
-  </w:abstractNum>
-  <w:abstractNum w:abstractNumId="9" w15:restartNumberingAfterBreak="0">
-    <w:nsid w:val="2E967033"/>
-    <w:multiLevelType w:val="hybridMultilevel"/>
-    <w:tmpl w:val="1F3CC696"/>
-    <w:lvl w:ilvl="0" w:tplc="36D8881C">
-      <w:start w:val="1"/>
-      <w:numFmt w:val="decimal"/>
-      <w:lvlText w:val="%1."/>
-      <w:lvlJc w:val="left"/>
-      <w:pPr>
-        <w:ind w:left="1080" w:hanging="360"/>
-      </w:pPr>
-      <w:rPr>
-        <w:rFonts w:hint="default"/>
-      </w:rPr>
-    </w:lvl>
-    <w:lvl w:ilvl="1" w:tplc="40090019" w:tentative="1">
-      <w:start w:val="1"/>
-      <w:numFmt w:val="lowerLetter"/>
-      <w:lvlText w:val="%2."/>
-      <w:lvlJc w:val="left"/>
-      <w:pPr>
-        <w:ind w:left="1800" w:hanging="360"/>
-      </w:pPr>
-    </w:lvl>
-    <w:lvl w:ilvl="2" w:tplc="4009001B" w:tentative="1">
-      <w:start w:val="1"/>
-      <w:numFmt w:val="lowerRoman"/>
-      <w:lvlText w:val="%3."/>
-      <w:lvlJc w:val="right"/>
-      <w:pPr>
-        <w:ind w:left="2520" w:hanging="180"/>
-      </w:pPr>
-    </w:lvl>
-    <w:lvl w:ilvl="3" w:tplc="4009000F" w:tentative="1">
-      <w:start w:val="1"/>
-      <w:numFmt w:val="decimal"/>
-      <w:lvlText w:val="%4."/>
-      <w:lvlJc w:val="left"/>
-      <w:pPr>
-        <w:ind w:left="3240" w:hanging="360"/>
-      </w:pPr>
-    </w:lvl>
-    <w:lvl w:ilvl="4" w:tplc="40090019" w:tentative="1">
-      <w:start w:val="1"/>
-      <w:numFmt w:val="lowerLetter"/>
-      <w:lvlText w:val="%5."/>
-      <w:lvlJc w:val="left"/>
-      <w:pPr>
-        <w:ind w:left="3960" w:hanging="360"/>
-      </w:pPr>
-    </w:lvl>
-    <w:lvl w:ilvl="5" w:tplc="4009001B" w:tentative="1">
-      <w:start w:val="1"/>
-      <w:numFmt w:val="lowerRoman"/>
-      <w:lvlText w:val="%6."/>
-      <w:lvlJc w:val="right"/>
-      <w:pPr>
-        <w:ind w:left="4680" w:hanging="180"/>
-      </w:pPr>
-    </w:lvl>
-    <w:lvl w:ilvl="6" w:tplc="4009000F" w:tentative="1">
-      <w:start w:val="1"/>
-      <w:numFmt w:val="decimal"/>
-      <w:lvlText w:val="%7."/>
-      <w:lvlJc w:val="left"/>
-      <w:pPr>
-        <w:ind w:left="5400" w:hanging="360"/>
-      </w:pPr>
-    </w:lvl>
-    <w:lvl w:ilvl="7" w:tplc="40090019" w:tentative="1">
-      <w:start w:val="1"/>
-      <w:numFmt w:val="lowerLetter"/>
-      <w:lvlText w:val="%8."/>
-      <w:lvlJc w:val="left"/>
-      <w:pPr>
-        <w:ind w:left="6120" w:hanging="360"/>
-      </w:pPr>
-    </w:lvl>
-    <w:lvl w:ilvl="8" w:tplc="4009001B" w:tentative="1">
-      <w:start w:val="1"/>
-      <w:numFmt w:val="lowerRoman"/>
-      <w:lvlText w:val="%9."/>
-      <w:lvlJc w:val="right"/>
-      <w:pPr>
-        <w:ind w:left="6840" w:hanging="180"/>
-      </w:pPr>
-    </w:lvl>
-  </w:abstractNum>
-  <w:abstractNum w:abstractNumId="10" w15:restartNumberingAfterBreak="0">
-    <w:nsid w:val="36DD72CC"/>
-    <w:multiLevelType w:val="multilevel"/>
-    <w:tmpl w:val="8654B4FE"/>
+    <w:tmpl w:val="E59663EC"/>
     <w:lvl w:ilvl="0">
       <w:start w:val="1"/>
       <w:numFmt w:val="bullet"/>
@@ -24492,11 +24798,237 @@
       </w:rPr>
     </w:lvl>
   </w:abstractNum>
+  <w:abstractNum w:abstractNumId="9" w15:restartNumberingAfterBreak="0">
+    <w:nsid w:val="247B46E1"/>
+    <w:multiLevelType w:val="multilevel"/>
+    <w:tmpl w:val="DE2A7D62"/>
+    <w:lvl w:ilvl="0">
+      <w:start w:val="1"/>
+      <w:numFmt w:val="decimal"/>
+      <w:lvlText w:val="%1."/>
+      <w:lvlJc w:val="left"/>
+      <w:pPr>
+        <w:tabs>
+          <w:tab w:val="num" w:pos="720"/>
+        </w:tabs>
+        <w:ind w:left="720" w:hanging="360"/>
+      </w:pPr>
+    </w:lvl>
+    <w:lvl w:ilvl="1" w:tentative="1">
+      <w:start w:val="1"/>
+      <w:numFmt w:val="decimal"/>
+      <w:lvlText w:val="%2."/>
+      <w:lvlJc w:val="left"/>
+      <w:pPr>
+        <w:tabs>
+          <w:tab w:val="num" w:pos="1440"/>
+        </w:tabs>
+        <w:ind w:left="1440" w:hanging="360"/>
+      </w:pPr>
+    </w:lvl>
+    <w:lvl w:ilvl="2" w:tentative="1">
+      <w:start w:val="1"/>
+      <w:numFmt w:val="decimal"/>
+      <w:lvlText w:val="%3."/>
+      <w:lvlJc w:val="left"/>
+      <w:pPr>
+        <w:tabs>
+          <w:tab w:val="num" w:pos="2160"/>
+        </w:tabs>
+        <w:ind w:left="2160" w:hanging="360"/>
+      </w:pPr>
+    </w:lvl>
+    <w:lvl w:ilvl="3" w:tentative="1">
+      <w:start w:val="1"/>
+      <w:numFmt w:val="decimal"/>
+      <w:lvlText w:val="%4."/>
+      <w:lvlJc w:val="left"/>
+      <w:pPr>
+        <w:tabs>
+          <w:tab w:val="num" w:pos="2880"/>
+        </w:tabs>
+        <w:ind w:left="2880" w:hanging="360"/>
+      </w:pPr>
+    </w:lvl>
+    <w:lvl w:ilvl="4" w:tentative="1">
+      <w:start w:val="1"/>
+      <w:numFmt w:val="decimal"/>
+      <w:lvlText w:val="%5."/>
+      <w:lvlJc w:val="left"/>
+      <w:pPr>
+        <w:tabs>
+          <w:tab w:val="num" w:pos="3600"/>
+        </w:tabs>
+        <w:ind w:left="3600" w:hanging="360"/>
+      </w:pPr>
+    </w:lvl>
+    <w:lvl w:ilvl="5" w:tentative="1">
+      <w:start w:val="1"/>
+      <w:numFmt w:val="decimal"/>
+      <w:lvlText w:val="%6."/>
+      <w:lvlJc w:val="left"/>
+      <w:pPr>
+        <w:tabs>
+          <w:tab w:val="num" w:pos="4320"/>
+        </w:tabs>
+        <w:ind w:left="4320" w:hanging="360"/>
+      </w:pPr>
+    </w:lvl>
+    <w:lvl w:ilvl="6" w:tentative="1">
+      <w:start w:val="1"/>
+      <w:numFmt w:val="decimal"/>
+      <w:lvlText w:val="%7."/>
+      <w:lvlJc w:val="left"/>
+      <w:pPr>
+        <w:tabs>
+          <w:tab w:val="num" w:pos="5040"/>
+        </w:tabs>
+        <w:ind w:left="5040" w:hanging="360"/>
+      </w:pPr>
+    </w:lvl>
+    <w:lvl w:ilvl="7" w:tentative="1">
+      <w:start w:val="1"/>
+      <w:numFmt w:val="decimal"/>
+      <w:lvlText w:val="%8."/>
+      <w:lvlJc w:val="left"/>
+      <w:pPr>
+        <w:tabs>
+          <w:tab w:val="num" w:pos="5760"/>
+        </w:tabs>
+        <w:ind w:left="5760" w:hanging="360"/>
+      </w:pPr>
+    </w:lvl>
+    <w:lvl w:ilvl="8" w:tentative="1">
+      <w:start w:val="1"/>
+      <w:numFmt w:val="decimal"/>
+      <w:lvlText w:val="%9."/>
+      <w:lvlJc w:val="left"/>
+      <w:pPr>
+        <w:tabs>
+          <w:tab w:val="num" w:pos="6480"/>
+        </w:tabs>
+        <w:ind w:left="6480" w:hanging="360"/>
+      </w:pPr>
+    </w:lvl>
+  </w:abstractNum>
+  <w:abstractNum w:abstractNumId="10" w15:restartNumberingAfterBreak="0">
+    <w:nsid w:val="28F92182"/>
+    <w:multiLevelType w:val="multilevel"/>
+    <w:tmpl w:val="5BE84060"/>
+    <w:lvl w:ilvl="0">
+      <w:start w:val="1"/>
+      <w:numFmt w:val="decimal"/>
+      <w:lvlText w:val="%1."/>
+      <w:lvlJc w:val="left"/>
+      <w:pPr>
+        <w:tabs>
+          <w:tab w:val="num" w:pos="720"/>
+        </w:tabs>
+        <w:ind w:left="720" w:hanging="360"/>
+      </w:pPr>
+    </w:lvl>
+    <w:lvl w:ilvl="1" w:tentative="1">
+      <w:start w:val="1"/>
+      <w:numFmt w:val="decimal"/>
+      <w:lvlText w:val="%2."/>
+      <w:lvlJc w:val="left"/>
+      <w:pPr>
+        <w:tabs>
+          <w:tab w:val="num" w:pos="1440"/>
+        </w:tabs>
+        <w:ind w:left="1440" w:hanging="360"/>
+      </w:pPr>
+    </w:lvl>
+    <w:lvl w:ilvl="2" w:tentative="1">
+      <w:start w:val="1"/>
+      <w:numFmt w:val="decimal"/>
+      <w:lvlText w:val="%3."/>
+      <w:lvlJc w:val="left"/>
+      <w:pPr>
+        <w:tabs>
+          <w:tab w:val="num" w:pos="2160"/>
+        </w:tabs>
+        <w:ind w:left="2160" w:hanging="360"/>
+      </w:pPr>
+    </w:lvl>
+    <w:lvl w:ilvl="3" w:tentative="1">
+      <w:start w:val="1"/>
+      <w:numFmt w:val="decimal"/>
+      <w:lvlText w:val="%4."/>
+      <w:lvlJc w:val="left"/>
+      <w:pPr>
+        <w:tabs>
+          <w:tab w:val="num" w:pos="2880"/>
+        </w:tabs>
+        <w:ind w:left="2880" w:hanging="360"/>
+      </w:pPr>
+    </w:lvl>
+    <w:lvl w:ilvl="4" w:tentative="1">
+      <w:start w:val="1"/>
+      <w:numFmt w:val="decimal"/>
+      <w:lvlText w:val="%5."/>
+      <w:lvlJc w:val="left"/>
+      <w:pPr>
+        <w:tabs>
+          <w:tab w:val="num" w:pos="3600"/>
+        </w:tabs>
+        <w:ind w:left="3600" w:hanging="360"/>
+      </w:pPr>
+    </w:lvl>
+    <w:lvl w:ilvl="5" w:tentative="1">
+      <w:start w:val="1"/>
+      <w:numFmt w:val="decimal"/>
+      <w:lvlText w:val="%6."/>
+      <w:lvlJc w:val="left"/>
+      <w:pPr>
+        <w:tabs>
+          <w:tab w:val="num" w:pos="4320"/>
+        </w:tabs>
+        <w:ind w:left="4320" w:hanging="360"/>
+      </w:pPr>
+    </w:lvl>
+    <w:lvl w:ilvl="6" w:tentative="1">
+      <w:start w:val="1"/>
+      <w:numFmt w:val="decimal"/>
+      <w:lvlText w:val="%7."/>
+      <w:lvlJc w:val="left"/>
+      <w:pPr>
+        <w:tabs>
+          <w:tab w:val="num" w:pos="5040"/>
+        </w:tabs>
+        <w:ind w:left="5040" w:hanging="360"/>
+      </w:pPr>
+    </w:lvl>
+    <w:lvl w:ilvl="7" w:tentative="1">
+      <w:start w:val="1"/>
+      <w:numFmt w:val="decimal"/>
+      <w:lvlText w:val="%8."/>
+      <w:lvlJc w:val="left"/>
+      <w:pPr>
+        <w:tabs>
+          <w:tab w:val="num" w:pos="5760"/>
+        </w:tabs>
+        <w:ind w:left="5760" w:hanging="360"/>
+      </w:pPr>
+    </w:lvl>
+    <w:lvl w:ilvl="8" w:tentative="1">
+      <w:start w:val="1"/>
+      <w:numFmt w:val="decimal"/>
+      <w:lvlText w:val="%9."/>
+      <w:lvlJc w:val="left"/>
+      <w:pPr>
+        <w:tabs>
+          <w:tab w:val="num" w:pos="6480"/>
+        </w:tabs>
+        <w:ind w:left="6480" w:hanging="360"/>
+      </w:pPr>
+    </w:lvl>
+  </w:abstractNum>
   <w:abstractNum w:abstractNumId="11" w15:restartNumberingAfterBreak="0">
-    <w:nsid w:val="389F6BCB"/>
+    <w:nsid w:val="2E967033"/>
     <w:multiLevelType w:val="hybridMultilevel"/>
-    <w:tmpl w:val="E19A9390"/>
-    <w:lvl w:ilvl="0" w:tplc="C22CA246">
+    <w:tmpl w:val="1F3CC696"/>
+    <w:lvl w:ilvl="0" w:tplc="36D8881C">
       <w:start w:val="1"/>
       <w:numFmt w:val="decimal"/>
       <w:lvlText w:val="%1."/>
@@ -24582,9 +25114,9 @@
     </w:lvl>
   </w:abstractNum>
   <w:abstractNum w:abstractNumId="12" w15:restartNumberingAfterBreak="0">
-    <w:nsid w:val="4464700A"/>
+    <w:nsid w:val="36DD72CC"/>
     <w:multiLevelType w:val="multilevel"/>
-    <w:tmpl w:val="E0604294"/>
+    <w:tmpl w:val="8654B4FE"/>
     <w:lvl w:ilvl="0">
       <w:start w:val="1"/>
       <w:numFmt w:val="bullet"/>
@@ -24731,241 +25263,16 @@
     </w:lvl>
   </w:abstractNum>
   <w:abstractNum w:abstractNumId="13" w15:restartNumberingAfterBreak="0">
-    <w:nsid w:val="45936BA0"/>
-    <w:multiLevelType w:val="multilevel"/>
-    <w:tmpl w:val="36DA951A"/>
-    <w:lvl w:ilvl="0">
+    <w:nsid w:val="389F6BCB"/>
+    <w:multiLevelType w:val="hybridMultilevel"/>
+    <w:tmpl w:val="E19A9390"/>
+    <w:lvl w:ilvl="0" w:tplc="C22CA246">
       <w:start w:val="1"/>
       <w:numFmt w:val="decimal"/>
       <w:lvlText w:val="%1."/>
       <w:lvlJc w:val="left"/>
       <w:pPr>
-        <w:tabs>
-          <w:tab w:val="num" w:pos="720"/>
-        </w:tabs>
-        <w:ind w:left="720" w:hanging="360"/>
-      </w:pPr>
-    </w:lvl>
-    <w:lvl w:ilvl="1" w:tentative="1">
-      <w:start w:val="1"/>
-      <w:numFmt w:val="decimal"/>
-      <w:lvlText w:val="%2."/>
-      <w:lvlJc w:val="left"/>
-      <w:pPr>
-        <w:tabs>
-          <w:tab w:val="num" w:pos="1440"/>
-        </w:tabs>
-        <w:ind w:left="1440" w:hanging="360"/>
-      </w:pPr>
-    </w:lvl>
-    <w:lvl w:ilvl="2" w:tentative="1">
-      <w:start w:val="1"/>
-      <w:numFmt w:val="decimal"/>
-      <w:lvlText w:val="%3."/>
-      <w:lvlJc w:val="left"/>
-      <w:pPr>
-        <w:tabs>
-          <w:tab w:val="num" w:pos="2160"/>
-        </w:tabs>
-        <w:ind w:left="2160" w:hanging="360"/>
-      </w:pPr>
-    </w:lvl>
-    <w:lvl w:ilvl="3" w:tentative="1">
-      <w:start w:val="1"/>
-      <w:numFmt w:val="decimal"/>
-      <w:lvlText w:val="%4."/>
-      <w:lvlJc w:val="left"/>
-      <w:pPr>
-        <w:tabs>
-          <w:tab w:val="num" w:pos="2880"/>
-        </w:tabs>
-        <w:ind w:left="2880" w:hanging="360"/>
-      </w:pPr>
-    </w:lvl>
-    <w:lvl w:ilvl="4" w:tentative="1">
-      <w:start w:val="1"/>
-      <w:numFmt w:val="decimal"/>
-      <w:lvlText w:val="%5."/>
-      <w:lvlJc w:val="left"/>
-      <w:pPr>
-        <w:tabs>
-          <w:tab w:val="num" w:pos="3600"/>
-        </w:tabs>
-        <w:ind w:left="3600" w:hanging="360"/>
-      </w:pPr>
-    </w:lvl>
-    <w:lvl w:ilvl="5" w:tentative="1">
-      <w:start w:val="1"/>
-      <w:numFmt w:val="decimal"/>
-      <w:lvlText w:val="%6."/>
-      <w:lvlJc w:val="left"/>
-      <w:pPr>
-        <w:tabs>
-          <w:tab w:val="num" w:pos="4320"/>
-        </w:tabs>
-        <w:ind w:left="4320" w:hanging="360"/>
-      </w:pPr>
-    </w:lvl>
-    <w:lvl w:ilvl="6" w:tentative="1">
-      <w:start w:val="1"/>
-      <w:numFmt w:val="decimal"/>
-      <w:lvlText w:val="%7."/>
-      <w:lvlJc w:val="left"/>
-      <w:pPr>
-        <w:tabs>
-          <w:tab w:val="num" w:pos="5040"/>
-        </w:tabs>
-        <w:ind w:left="5040" w:hanging="360"/>
-      </w:pPr>
-    </w:lvl>
-    <w:lvl w:ilvl="7" w:tentative="1">
-      <w:start w:val="1"/>
-      <w:numFmt w:val="decimal"/>
-      <w:lvlText w:val="%8."/>
-      <w:lvlJc w:val="left"/>
-      <w:pPr>
-        <w:tabs>
-          <w:tab w:val="num" w:pos="5760"/>
-        </w:tabs>
-        <w:ind w:left="5760" w:hanging="360"/>
-      </w:pPr>
-    </w:lvl>
-    <w:lvl w:ilvl="8" w:tentative="1">
-      <w:start w:val="1"/>
-      <w:numFmt w:val="decimal"/>
-      <w:lvlText w:val="%9."/>
-      <w:lvlJc w:val="left"/>
-      <w:pPr>
-        <w:tabs>
-          <w:tab w:val="num" w:pos="6480"/>
-        </w:tabs>
-        <w:ind w:left="6480" w:hanging="360"/>
-      </w:pPr>
-    </w:lvl>
-  </w:abstractNum>
-  <w:abstractNum w:abstractNumId="14" w15:restartNumberingAfterBreak="0">
-    <w:nsid w:val="465919AE"/>
-    <w:multiLevelType w:val="hybridMultilevel"/>
-    <w:tmpl w:val="99B68B7A"/>
-    <w:lvl w:ilvl="0" w:tplc="B4001978">
-      <w:numFmt w:val="bullet"/>
-      <w:lvlText w:val="-"/>
-      <w:lvlJc w:val="left"/>
-      <w:pPr>
-        <w:ind w:left="720" w:hanging="360"/>
-      </w:pPr>
-      <w:rPr>
-        <w:rFonts w:ascii="Calibri" w:eastAsiaTheme="minorHAnsi" w:hAnsi="Calibri" w:cs="Calibri" w:hint="default"/>
-      </w:rPr>
-    </w:lvl>
-    <w:lvl w:ilvl="1" w:tplc="40090003" w:tentative="1">
-      <w:start w:val="1"/>
-      <w:numFmt w:val="bullet"/>
-      <w:lvlText w:val="o"/>
-      <w:lvlJc w:val="left"/>
-      <w:pPr>
-        <w:ind w:left="1440" w:hanging="360"/>
-      </w:pPr>
-      <w:rPr>
-        <w:rFonts w:ascii="Courier New" w:hAnsi="Courier New" w:cs="Courier New" w:hint="default"/>
-      </w:rPr>
-    </w:lvl>
-    <w:lvl w:ilvl="2" w:tplc="40090005" w:tentative="1">
-      <w:start w:val="1"/>
-      <w:numFmt w:val="bullet"/>
-      <w:lvlText w:val=""/>
-      <w:lvlJc w:val="left"/>
-      <w:pPr>
-        <w:ind w:left="2160" w:hanging="360"/>
-      </w:pPr>
-      <w:rPr>
-        <w:rFonts w:ascii="Wingdings" w:hAnsi="Wingdings" w:hint="default"/>
-      </w:rPr>
-    </w:lvl>
-    <w:lvl w:ilvl="3" w:tplc="40090001" w:tentative="1">
-      <w:start w:val="1"/>
-      <w:numFmt w:val="bullet"/>
-      <w:lvlText w:val=""/>
-      <w:lvlJc w:val="left"/>
-      <w:pPr>
-        <w:ind w:left="2880" w:hanging="360"/>
-      </w:pPr>
-      <w:rPr>
-        <w:rFonts w:ascii="Symbol" w:hAnsi="Symbol" w:hint="default"/>
-      </w:rPr>
-    </w:lvl>
-    <w:lvl w:ilvl="4" w:tplc="40090003" w:tentative="1">
-      <w:start w:val="1"/>
-      <w:numFmt w:val="bullet"/>
-      <w:lvlText w:val="o"/>
-      <w:lvlJc w:val="left"/>
-      <w:pPr>
-        <w:ind w:left="3600" w:hanging="360"/>
-      </w:pPr>
-      <w:rPr>
-        <w:rFonts w:ascii="Courier New" w:hAnsi="Courier New" w:cs="Courier New" w:hint="default"/>
-      </w:rPr>
-    </w:lvl>
-    <w:lvl w:ilvl="5" w:tplc="40090005" w:tentative="1">
-      <w:start w:val="1"/>
-      <w:numFmt w:val="bullet"/>
-      <w:lvlText w:val=""/>
-      <w:lvlJc w:val="left"/>
-      <w:pPr>
-        <w:ind w:left="4320" w:hanging="360"/>
-      </w:pPr>
-      <w:rPr>
-        <w:rFonts w:ascii="Wingdings" w:hAnsi="Wingdings" w:hint="default"/>
-      </w:rPr>
-    </w:lvl>
-    <w:lvl w:ilvl="6" w:tplc="40090001" w:tentative="1">
-      <w:start w:val="1"/>
-      <w:numFmt w:val="bullet"/>
-      <w:lvlText w:val=""/>
-      <w:lvlJc w:val="left"/>
-      <w:pPr>
-        <w:ind w:left="5040" w:hanging="360"/>
-      </w:pPr>
-      <w:rPr>
-        <w:rFonts w:ascii="Symbol" w:hAnsi="Symbol" w:hint="default"/>
-      </w:rPr>
-    </w:lvl>
-    <w:lvl w:ilvl="7" w:tplc="40090003" w:tentative="1">
-      <w:start w:val="1"/>
-      <w:numFmt w:val="bullet"/>
-      <w:lvlText w:val="o"/>
-      <w:lvlJc w:val="left"/>
-      <w:pPr>
-        <w:ind w:left="5760" w:hanging="360"/>
-      </w:pPr>
-      <w:rPr>
-        <w:rFonts w:ascii="Courier New" w:hAnsi="Courier New" w:cs="Courier New" w:hint="default"/>
-      </w:rPr>
-    </w:lvl>
-    <w:lvl w:ilvl="8" w:tplc="40090005" w:tentative="1">
-      <w:start w:val="1"/>
-      <w:numFmt w:val="bullet"/>
-      <w:lvlText w:val=""/>
-      <w:lvlJc w:val="left"/>
-      <w:pPr>
-        <w:ind w:left="6480" w:hanging="360"/>
-      </w:pPr>
-      <w:rPr>
-        <w:rFonts w:ascii="Wingdings" w:hAnsi="Wingdings" w:hint="default"/>
-      </w:rPr>
-    </w:lvl>
-  </w:abstractNum>
-  <w:abstractNum w:abstractNumId="15" w15:restartNumberingAfterBreak="0">
-    <w:nsid w:val="47024A01"/>
-    <w:multiLevelType w:val="hybridMultilevel"/>
-    <w:tmpl w:val="9C04DD98"/>
-    <w:lvl w:ilvl="0" w:tplc="4009000F">
-      <w:start w:val="1"/>
-      <w:numFmt w:val="decimal"/>
-      <w:lvlText w:val="%1."/>
-      <w:lvlJc w:val="left"/>
-      <w:pPr>
-        <w:ind w:left="720" w:hanging="360"/>
+        <w:ind w:left="1080" w:hanging="360"/>
       </w:pPr>
       <w:rPr>
         <w:rFonts w:hint="default"/>
@@ -24977,7 +25284,7 @@
       <w:lvlText w:val="%2."/>
       <w:lvlJc w:val="left"/>
       <w:pPr>
-        <w:ind w:left="1440" w:hanging="360"/>
+        <w:ind w:left="1800" w:hanging="360"/>
       </w:pPr>
     </w:lvl>
     <w:lvl w:ilvl="2" w:tplc="4009001B" w:tentative="1">
@@ -24986,7 +25293,7 @@
       <w:lvlText w:val="%3."/>
       <w:lvlJc w:val="right"/>
       <w:pPr>
-        <w:ind w:left="2160" w:hanging="180"/>
+        <w:ind w:left="2520" w:hanging="180"/>
       </w:pPr>
     </w:lvl>
     <w:lvl w:ilvl="3" w:tplc="4009000F" w:tentative="1">
@@ -24995,7 +25302,7 @@
       <w:lvlText w:val="%4."/>
       <w:lvlJc w:val="left"/>
       <w:pPr>
-        <w:ind w:left="2880" w:hanging="360"/>
+        <w:ind w:left="3240" w:hanging="360"/>
       </w:pPr>
     </w:lvl>
     <w:lvl w:ilvl="4" w:tplc="40090019" w:tentative="1">
@@ -25004,7 +25311,7 @@
       <w:lvlText w:val="%5."/>
       <w:lvlJc w:val="left"/>
       <w:pPr>
-        <w:ind w:left="3600" w:hanging="360"/>
+        <w:ind w:left="3960" w:hanging="360"/>
       </w:pPr>
     </w:lvl>
     <w:lvl w:ilvl="5" w:tplc="4009001B" w:tentative="1">
@@ -25013,7 +25320,7 @@
       <w:lvlText w:val="%6."/>
       <w:lvlJc w:val="right"/>
       <w:pPr>
-        <w:ind w:left="4320" w:hanging="180"/>
+        <w:ind w:left="4680" w:hanging="180"/>
       </w:pPr>
     </w:lvl>
     <w:lvl w:ilvl="6" w:tplc="4009000F" w:tentative="1">
@@ -25022,7 +25329,7 @@
       <w:lvlText w:val="%7."/>
       <w:lvlJc w:val="left"/>
       <w:pPr>
-        <w:ind w:left="5040" w:hanging="360"/>
+        <w:ind w:left="5400" w:hanging="360"/>
       </w:pPr>
     </w:lvl>
     <w:lvl w:ilvl="7" w:tplc="40090019" w:tentative="1">
@@ -25031,7 +25338,7 @@
       <w:lvlText w:val="%8."/>
       <w:lvlJc w:val="left"/>
       <w:pPr>
-        <w:ind w:left="5760" w:hanging="360"/>
+        <w:ind w:left="6120" w:hanging="360"/>
       </w:pPr>
     </w:lvl>
     <w:lvl w:ilvl="8" w:tplc="4009001B" w:tentative="1">
@@ -25040,103 +25347,14 @@
       <w:lvlText w:val="%9."/>
       <w:lvlJc w:val="right"/>
       <w:pPr>
-        <w:ind w:left="6480" w:hanging="180"/>
+        <w:ind w:left="6840" w:hanging="180"/>
       </w:pPr>
     </w:lvl>
   </w:abstractNum>
-  <w:abstractNum w:abstractNumId="16" w15:restartNumberingAfterBreak="0">
-    <w:nsid w:val="4C43744E"/>
-    <w:multiLevelType w:val="hybridMultilevel"/>
-    <w:tmpl w:val="076AACDC"/>
-    <w:lvl w:ilvl="0" w:tplc="0C602566">
-      <w:start w:val="1"/>
-      <w:numFmt w:val="decimal"/>
-      <w:lvlText w:val="%1."/>
-      <w:lvlJc w:val="left"/>
-      <w:pPr>
-        <w:ind w:left="1080" w:hanging="360"/>
-      </w:pPr>
-      <w:rPr>
-        <w:rFonts w:hint="default"/>
-      </w:rPr>
-    </w:lvl>
-    <w:lvl w:ilvl="1" w:tplc="40090019" w:tentative="1">
-      <w:start w:val="1"/>
-      <w:numFmt w:val="lowerLetter"/>
-      <w:lvlText w:val="%2."/>
-      <w:lvlJc w:val="left"/>
-      <w:pPr>
-        <w:ind w:left="1800" w:hanging="360"/>
-      </w:pPr>
-    </w:lvl>
-    <w:lvl w:ilvl="2" w:tplc="4009001B" w:tentative="1">
-      <w:start w:val="1"/>
-      <w:numFmt w:val="lowerRoman"/>
-      <w:lvlText w:val="%3."/>
-      <w:lvlJc w:val="right"/>
-      <w:pPr>
-        <w:ind w:left="2520" w:hanging="180"/>
-      </w:pPr>
-    </w:lvl>
-    <w:lvl w:ilvl="3" w:tplc="4009000F" w:tentative="1">
-      <w:start w:val="1"/>
-      <w:numFmt w:val="decimal"/>
-      <w:lvlText w:val="%4."/>
-      <w:lvlJc w:val="left"/>
-      <w:pPr>
-        <w:ind w:left="3240" w:hanging="360"/>
-      </w:pPr>
-    </w:lvl>
-    <w:lvl w:ilvl="4" w:tplc="40090019" w:tentative="1">
-      <w:start w:val="1"/>
-      <w:numFmt w:val="lowerLetter"/>
-      <w:lvlText w:val="%5."/>
-      <w:lvlJc w:val="left"/>
-      <w:pPr>
-        <w:ind w:left="3960" w:hanging="360"/>
-      </w:pPr>
-    </w:lvl>
-    <w:lvl w:ilvl="5" w:tplc="4009001B" w:tentative="1">
-      <w:start w:val="1"/>
-      <w:numFmt w:val="lowerRoman"/>
-      <w:lvlText w:val="%6."/>
-      <w:lvlJc w:val="right"/>
-      <w:pPr>
-        <w:ind w:left="4680" w:hanging="180"/>
-      </w:pPr>
-    </w:lvl>
-    <w:lvl w:ilvl="6" w:tplc="4009000F" w:tentative="1">
-      <w:start w:val="1"/>
-      <w:numFmt w:val="decimal"/>
-      <w:lvlText w:val="%7."/>
-      <w:lvlJc w:val="left"/>
-      <w:pPr>
-        <w:ind w:left="5400" w:hanging="360"/>
-      </w:pPr>
-    </w:lvl>
-    <w:lvl w:ilvl="7" w:tplc="40090019" w:tentative="1">
-      <w:start w:val="1"/>
-      <w:numFmt w:val="lowerLetter"/>
-      <w:lvlText w:val="%8."/>
-      <w:lvlJc w:val="left"/>
-      <w:pPr>
-        <w:ind w:left="6120" w:hanging="360"/>
-      </w:pPr>
-    </w:lvl>
-    <w:lvl w:ilvl="8" w:tplc="4009001B" w:tentative="1">
-      <w:start w:val="1"/>
-      <w:numFmt w:val="lowerRoman"/>
-      <w:lvlText w:val="%9."/>
-      <w:lvlJc w:val="right"/>
-      <w:pPr>
-        <w:ind w:left="6840" w:hanging="180"/>
-      </w:pPr>
-    </w:lvl>
-  </w:abstractNum>
-  <w:abstractNum w:abstractNumId="17" w15:restartNumberingAfterBreak="0">
-    <w:nsid w:val="52751371"/>
+  <w:abstractNum w:abstractNumId="14" w15:restartNumberingAfterBreak="0">
+    <w:nsid w:val="4464700A"/>
     <w:multiLevelType w:val="multilevel"/>
-    <w:tmpl w:val="FA3EB3EE"/>
+    <w:tmpl w:val="E0604294"/>
     <w:lvl w:ilvl="0">
       <w:start w:val="1"/>
       <w:numFmt w:val="bullet"/>
@@ -25282,17 +25500,242 @@
       </w:rPr>
     </w:lvl>
   </w:abstractNum>
-  <w:abstractNum w:abstractNumId="18" w15:restartNumberingAfterBreak="0">
-    <w:nsid w:val="6B003476"/>
-    <w:multiLevelType w:val="hybridMultilevel"/>
-    <w:tmpl w:val="B4D2838E"/>
-    <w:lvl w:ilvl="0" w:tplc="921A56EA">
+  <w:abstractNum w:abstractNumId="15" w15:restartNumberingAfterBreak="0">
+    <w:nsid w:val="45936BA0"/>
+    <w:multiLevelType w:val="multilevel"/>
+    <w:tmpl w:val="36DA951A"/>
+    <w:lvl w:ilvl="0">
       <w:start w:val="1"/>
       <w:numFmt w:val="decimal"/>
       <w:lvlText w:val="%1."/>
       <w:lvlJc w:val="left"/>
       <w:pPr>
-        <w:ind w:left="1080" w:hanging="360"/>
+        <w:tabs>
+          <w:tab w:val="num" w:pos="720"/>
+        </w:tabs>
+        <w:ind w:left="720" w:hanging="360"/>
+      </w:pPr>
+    </w:lvl>
+    <w:lvl w:ilvl="1" w:tentative="1">
+      <w:start w:val="1"/>
+      <w:numFmt w:val="decimal"/>
+      <w:lvlText w:val="%2."/>
+      <w:lvlJc w:val="left"/>
+      <w:pPr>
+        <w:tabs>
+          <w:tab w:val="num" w:pos="1440"/>
+        </w:tabs>
+        <w:ind w:left="1440" w:hanging="360"/>
+      </w:pPr>
+    </w:lvl>
+    <w:lvl w:ilvl="2" w:tentative="1">
+      <w:start w:val="1"/>
+      <w:numFmt w:val="decimal"/>
+      <w:lvlText w:val="%3."/>
+      <w:lvlJc w:val="left"/>
+      <w:pPr>
+        <w:tabs>
+          <w:tab w:val="num" w:pos="2160"/>
+        </w:tabs>
+        <w:ind w:left="2160" w:hanging="360"/>
+      </w:pPr>
+    </w:lvl>
+    <w:lvl w:ilvl="3" w:tentative="1">
+      <w:start w:val="1"/>
+      <w:numFmt w:val="decimal"/>
+      <w:lvlText w:val="%4."/>
+      <w:lvlJc w:val="left"/>
+      <w:pPr>
+        <w:tabs>
+          <w:tab w:val="num" w:pos="2880"/>
+        </w:tabs>
+        <w:ind w:left="2880" w:hanging="360"/>
+      </w:pPr>
+    </w:lvl>
+    <w:lvl w:ilvl="4" w:tentative="1">
+      <w:start w:val="1"/>
+      <w:numFmt w:val="decimal"/>
+      <w:lvlText w:val="%5."/>
+      <w:lvlJc w:val="left"/>
+      <w:pPr>
+        <w:tabs>
+          <w:tab w:val="num" w:pos="3600"/>
+        </w:tabs>
+        <w:ind w:left="3600" w:hanging="360"/>
+      </w:pPr>
+    </w:lvl>
+    <w:lvl w:ilvl="5" w:tentative="1">
+      <w:start w:val="1"/>
+      <w:numFmt w:val="decimal"/>
+      <w:lvlText w:val="%6."/>
+      <w:lvlJc w:val="left"/>
+      <w:pPr>
+        <w:tabs>
+          <w:tab w:val="num" w:pos="4320"/>
+        </w:tabs>
+        <w:ind w:left="4320" w:hanging="360"/>
+      </w:pPr>
+    </w:lvl>
+    <w:lvl w:ilvl="6" w:tentative="1">
+      <w:start w:val="1"/>
+      <w:numFmt w:val="decimal"/>
+      <w:lvlText w:val="%7."/>
+      <w:lvlJc w:val="left"/>
+      <w:pPr>
+        <w:tabs>
+          <w:tab w:val="num" w:pos="5040"/>
+        </w:tabs>
+        <w:ind w:left="5040" w:hanging="360"/>
+      </w:pPr>
+    </w:lvl>
+    <w:lvl w:ilvl="7" w:tentative="1">
+      <w:start w:val="1"/>
+      <w:numFmt w:val="decimal"/>
+      <w:lvlText w:val="%8."/>
+      <w:lvlJc w:val="left"/>
+      <w:pPr>
+        <w:tabs>
+          <w:tab w:val="num" w:pos="5760"/>
+        </w:tabs>
+        <w:ind w:left="5760" w:hanging="360"/>
+      </w:pPr>
+    </w:lvl>
+    <w:lvl w:ilvl="8" w:tentative="1">
+      <w:start w:val="1"/>
+      <w:numFmt w:val="decimal"/>
+      <w:lvlText w:val="%9."/>
+      <w:lvlJc w:val="left"/>
+      <w:pPr>
+        <w:tabs>
+          <w:tab w:val="num" w:pos="6480"/>
+        </w:tabs>
+        <w:ind w:left="6480" w:hanging="360"/>
+      </w:pPr>
+    </w:lvl>
+  </w:abstractNum>
+  <w:abstractNum w:abstractNumId="16" w15:restartNumberingAfterBreak="0">
+    <w:nsid w:val="465919AE"/>
+    <w:multiLevelType w:val="hybridMultilevel"/>
+    <w:tmpl w:val="99B68B7A"/>
+    <w:lvl w:ilvl="0" w:tplc="B4001978">
+      <w:numFmt w:val="bullet"/>
+      <w:lvlText w:val="-"/>
+      <w:lvlJc w:val="left"/>
+      <w:pPr>
+        <w:ind w:left="720" w:hanging="360"/>
+      </w:pPr>
+      <w:rPr>
+        <w:rFonts w:ascii="Calibri" w:eastAsiaTheme="minorHAnsi" w:hAnsi="Calibri" w:cs="Calibri" w:hint="default"/>
+      </w:rPr>
+    </w:lvl>
+    <w:lvl w:ilvl="1" w:tplc="40090003" w:tentative="1">
+      <w:start w:val="1"/>
+      <w:numFmt w:val="bullet"/>
+      <w:lvlText w:val="o"/>
+      <w:lvlJc w:val="left"/>
+      <w:pPr>
+        <w:ind w:left="1440" w:hanging="360"/>
+      </w:pPr>
+      <w:rPr>
+        <w:rFonts w:ascii="Courier New" w:hAnsi="Courier New" w:cs="Courier New" w:hint="default"/>
+      </w:rPr>
+    </w:lvl>
+    <w:lvl w:ilvl="2" w:tplc="40090005" w:tentative="1">
+      <w:start w:val="1"/>
+      <w:numFmt w:val="bullet"/>
+      <w:lvlText w:val=""/>
+      <w:lvlJc w:val="left"/>
+      <w:pPr>
+        <w:ind w:left="2160" w:hanging="360"/>
+      </w:pPr>
+      <w:rPr>
+        <w:rFonts w:ascii="Wingdings" w:hAnsi="Wingdings" w:hint="default"/>
+      </w:rPr>
+    </w:lvl>
+    <w:lvl w:ilvl="3" w:tplc="40090001" w:tentative="1">
+      <w:start w:val="1"/>
+      <w:numFmt w:val="bullet"/>
+      <w:lvlText w:val=""/>
+      <w:lvlJc w:val="left"/>
+      <w:pPr>
+        <w:ind w:left="2880" w:hanging="360"/>
+      </w:pPr>
+      <w:rPr>
+        <w:rFonts w:ascii="Symbol" w:hAnsi="Symbol" w:hint="default"/>
+      </w:rPr>
+    </w:lvl>
+    <w:lvl w:ilvl="4" w:tplc="40090003" w:tentative="1">
+      <w:start w:val="1"/>
+      <w:numFmt w:val="bullet"/>
+      <w:lvlText w:val="o"/>
+      <w:lvlJc w:val="left"/>
+      <w:pPr>
+        <w:ind w:left="3600" w:hanging="360"/>
+      </w:pPr>
+      <w:rPr>
+        <w:rFonts w:ascii="Courier New" w:hAnsi="Courier New" w:cs="Courier New" w:hint="default"/>
+      </w:rPr>
+    </w:lvl>
+    <w:lvl w:ilvl="5" w:tplc="40090005" w:tentative="1">
+      <w:start w:val="1"/>
+      <w:numFmt w:val="bullet"/>
+      <w:lvlText w:val=""/>
+      <w:lvlJc w:val="left"/>
+      <w:pPr>
+        <w:ind w:left="4320" w:hanging="360"/>
+      </w:pPr>
+      <w:rPr>
+        <w:rFonts w:ascii="Wingdings" w:hAnsi="Wingdings" w:hint="default"/>
+      </w:rPr>
+    </w:lvl>
+    <w:lvl w:ilvl="6" w:tplc="40090001" w:tentative="1">
+      <w:start w:val="1"/>
+      <w:numFmt w:val="bullet"/>
+      <w:lvlText w:val=""/>
+      <w:lvlJc w:val="left"/>
+      <w:pPr>
+        <w:ind w:left="5040" w:hanging="360"/>
+      </w:pPr>
+      <w:rPr>
+        <w:rFonts w:ascii="Symbol" w:hAnsi="Symbol" w:hint="default"/>
+      </w:rPr>
+    </w:lvl>
+    <w:lvl w:ilvl="7" w:tplc="40090003" w:tentative="1">
+      <w:start w:val="1"/>
+      <w:numFmt w:val="bullet"/>
+      <w:lvlText w:val="o"/>
+      <w:lvlJc w:val="left"/>
+      <w:pPr>
+        <w:ind w:left="5760" w:hanging="360"/>
+      </w:pPr>
+      <w:rPr>
+        <w:rFonts w:ascii="Courier New" w:hAnsi="Courier New" w:cs="Courier New" w:hint="default"/>
+      </w:rPr>
+    </w:lvl>
+    <w:lvl w:ilvl="8" w:tplc="40090005" w:tentative="1">
+      <w:start w:val="1"/>
+      <w:numFmt w:val="bullet"/>
+      <w:lvlText w:val=""/>
+      <w:lvlJc w:val="left"/>
+      <w:pPr>
+        <w:ind w:left="6480" w:hanging="360"/>
+      </w:pPr>
+      <w:rPr>
+        <w:rFonts w:ascii="Wingdings" w:hAnsi="Wingdings" w:hint="default"/>
+      </w:rPr>
+    </w:lvl>
+  </w:abstractNum>
+  <w:abstractNum w:abstractNumId="17" w15:restartNumberingAfterBreak="0">
+    <w:nsid w:val="47024A01"/>
+    <w:multiLevelType w:val="hybridMultilevel"/>
+    <w:tmpl w:val="9C04DD98"/>
+    <w:lvl w:ilvl="0" w:tplc="4009000F">
+      <w:start w:val="1"/>
+      <w:numFmt w:val="decimal"/>
+      <w:lvlText w:val="%1."/>
+      <w:lvlJc w:val="left"/>
+      <w:pPr>
+        <w:ind w:left="720" w:hanging="360"/>
       </w:pPr>
       <w:rPr>
         <w:rFonts w:hint="default"/>
@@ -25304,7 +25747,7 @@
       <w:lvlText w:val="%2."/>
       <w:lvlJc w:val="left"/>
       <w:pPr>
-        <w:ind w:left="1800" w:hanging="360"/>
+        <w:ind w:left="1440" w:hanging="360"/>
       </w:pPr>
     </w:lvl>
     <w:lvl w:ilvl="2" w:tplc="4009001B" w:tentative="1">
@@ -25313,7 +25756,7 @@
       <w:lvlText w:val="%3."/>
       <w:lvlJc w:val="right"/>
       <w:pPr>
-        <w:ind w:left="2520" w:hanging="180"/>
+        <w:ind w:left="2160" w:hanging="180"/>
       </w:pPr>
     </w:lvl>
     <w:lvl w:ilvl="3" w:tplc="4009000F" w:tentative="1">
@@ -25322,7 +25765,7 @@
       <w:lvlText w:val="%4."/>
       <w:lvlJc w:val="left"/>
       <w:pPr>
-        <w:ind w:left="3240" w:hanging="360"/>
+        <w:ind w:left="2880" w:hanging="360"/>
       </w:pPr>
     </w:lvl>
     <w:lvl w:ilvl="4" w:tplc="40090019" w:tentative="1">
@@ -25331,7 +25774,7 @@
       <w:lvlText w:val="%5."/>
       <w:lvlJc w:val="left"/>
       <w:pPr>
-        <w:ind w:left="3960" w:hanging="360"/>
+        <w:ind w:left="3600" w:hanging="360"/>
       </w:pPr>
     </w:lvl>
     <w:lvl w:ilvl="5" w:tplc="4009001B" w:tentative="1">
@@ -25340,7 +25783,7 @@
       <w:lvlText w:val="%6."/>
       <w:lvlJc w:val="right"/>
       <w:pPr>
-        <w:ind w:left="4680" w:hanging="180"/>
+        <w:ind w:left="4320" w:hanging="180"/>
       </w:pPr>
     </w:lvl>
     <w:lvl w:ilvl="6" w:tplc="4009000F" w:tentative="1">
@@ -25349,7 +25792,7 @@
       <w:lvlText w:val="%7."/>
       <w:lvlJc w:val="left"/>
       <w:pPr>
-        <w:ind w:left="5400" w:hanging="360"/>
+        <w:ind w:left="5040" w:hanging="360"/>
       </w:pPr>
     </w:lvl>
     <w:lvl w:ilvl="7" w:tplc="40090019" w:tentative="1">
@@ -25358,7 +25801,7 @@
       <w:lvlText w:val="%8."/>
       <w:lvlJc w:val="left"/>
       <w:pPr>
-        <w:ind w:left="6120" w:hanging="360"/>
+        <w:ind w:left="5760" w:hanging="360"/>
       </w:pPr>
     </w:lvl>
     <w:lvl w:ilvl="8" w:tplc="4009001B" w:tentative="1">
@@ -25367,15 +25810,15 @@
       <w:lvlText w:val="%9."/>
       <w:lvlJc w:val="right"/>
       <w:pPr>
-        <w:ind w:left="6840" w:hanging="180"/>
+        <w:ind w:left="6480" w:hanging="180"/>
       </w:pPr>
     </w:lvl>
   </w:abstractNum>
-  <w:abstractNum w:abstractNumId="19" w15:restartNumberingAfterBreak="0">
-    <w:nsid w:val="78437640"/>
+  <w:abstractNum w:abstractNumId="18" w15:restartNumberingAfterBreak="0">
+    <w:nsid w:val="4C43744E"/>
     <w:multiLevelType w:val="hybridMultilevel"/>
-    <w:tmpl w:val="FD24EEB8"/>
-    <w:lvl w:ilvl="0" w:tplc="E06E7042">
+    <w:tmpl w:val="076AACDC"/>
+    <w:lvl w:ilvl="0" w:tplc="0C602566">
       <w:start w:val="1"/>
       <w:numFmt w:val="decimal"/>
       <w:lvlText w:val="%1."/>
@@ -25460,7 +25903,447 @@
       </w:pPr>
     </w:lvl>
   </w:abstractNum>
+  <w:abstractNum w:abstractNumId="19" w15:restartNumberingAfterBreak="0">
+    <w:nsid w:val="516720E5"/>
+    <w:multiLevelType w:val="multilevel"/>
+    <w:tmpl w:val="726AE524"/>
+    <w:lvl w:ilvl="0">
+      <w:start w:val="1"/>
+      <w:numFmt w:val="decimal"/>
+      <w:lvlText w:val="%1."/>
+      <w:lvlJc w:val="left"/>
+      <w:pPr>
+        <w:tabs>
+          <w:tab w:val="num" w:pos="720"/>
+        </w:tabs>
+        <w:ind w:left="720" w:hanging="360"/>
+      </w:pPr>
+    </w:lvl>
+    <w:lvl w:ilvl="1" w:tentative="1">
+      <w:start w:val="1"/>
+      <w:numFmt w:val="decimal"/>
+      <w:lvlText w:val="%2."/>
+      <w:lvlJc w:val="left"/>
+      <w:pPr>
+        <w:tabs>
+          <w:tab w:val="num" w:pos="1440"/>
+        </w:tabs>
+        <w:ind w:left="1440" w:hanging="360"/>
+      </w:pPr>
+    </w:lvl>
+    <w:lvl w:ilvl="2" w:tentative="1">
+      <w:start w:val="1"/>
+      <w:numFmt w:val="decimal"/>
+      <w:lvlText w:val="%3."/>
+      <w:lvlJc w:val="left"/>
+      <w:pPr>
+        <w:tabs>
+          <w:tab w:val="num" w:pos="2160"/>
+        </w:tabs>
+        <w:ind w:left="2160" w:hanging="360"/>
+      </w:pPr>
+    </w:lvl>
+    <w:lvl w:ilvl="3" w:tentative="1">
+      <w:start w:val="1"/>
+      <w:numFmt w:val="decimal"/>
+      <w:lvlText w:val="%4."/>
+      <w:lvlJc w:val="left"/>
+      <w:pPr>
+        <w:tabs>
+          <w:tab w:val="num" w:pos="2880"/>
+        </w:tabs>
+        <w:ind w:left="2880" w:hanging="360"/>
+      </w:pPr>
+    </w:lvl>
+    <w:lvl w:ilvl="4" w:tentative="1">
+      <w:start w:val="1"/>
+      <w:numFmt w:val="decimal"/>
+      <w:lvlText w:val="%5."/>
+      <w:lvlJc w:val="left"/>
+      <w:pPr>
+        <w:tabs>
+          <w:tab w:val="num" w:pos="3600"/>
+        </w:tabs>
+        <w:ind w:left="3600" w:hanging="360"/>
+      </w:pPr>
+    </w:lvl>
+    <w:lvl w:ilvl="5" w:tentative="1">
+      <w:start w:val="1"/>
+      <w:numFmt w:val="decimal"/>
+      <w:lvlText w:val="%6."/>
+      <w:lvlJc w:val="left"/>
+      <w:pPr>
+        <w:tabs>
+          <w:tab w:val="num" w:pos="4320"/>
+        </w:tabs>
+        <w:ind w:left="4320" w:hanging="360"/>
+      </w:pPr>
+    </w:lvl>
+    <w:lvl w:ilvl="6" w:tentative="1">
+      <w:start w:val="1"/>
+      <w:numFmt w:val="decimal"/>
+      <w:lvlText w:val="%7."/>
+      <w:lvlJc w:val="left"/>
+      <w:pPr>
+        <w:tabs>
+          <w:tab w:val="num" w:pos="5040"/>
+        </w:tabs>
+        <w:ind w:left="5040" w:hanging="360"/>
+      </w:pPr>
+    </w:lvl>
+    <w:lvl w:ilvl="7" w:tentative="1">
+      <w:start w:val="1"/>
+      <w:numFmt w:val="decimal"/>
+      <w:lvlText w:val="%8."/>
+      <w:lvlJc w:val="left"/>
+      <w:pPr>
+        <w:tabs>
+          <w:tab w:val="num" w:pos="5760"/>
+        </w:tabs>
+        <w:ind w:left="5760" w:hanging="360"/>
+      </w:pPr>
+    </w:lvl>
+    <w:lvl w:ilvl="8" w:tentative="1">
+      <w:start w:val="1"/>
+      <w:numFmt w:val="decimal"/>
+      <w:lvlText w:val="%9."/>
+      <w:lvlJc w:val="left"/>
+      <w:pPr>
+        <w:tabs>
+          <w:tab w:val="num" w:pos="6480"/>
+        </w:tabs>
+        <w:ind w:left="6480" w:hanging="360"/>
+      </w:pPr>
+    </w:lvl>
+  </w:abstractNum>
   <w:abstractNum w:abstractNumId="20" w15:restartNumberingAfterBreak="0">
+    <w:nsid w:val="52751371"/>
+    <w:multiLevelType w:val="multilevel"/>
+    <w:tmpl w:val="FA3EB3EE"/>
+    <w:lvl w:ilvl="0">
+      <w:start w:val="1"/>
+      <w:numFmt w:val="bullet"/>
+      <w:lvlText w:val=""/>
+      <w:lvlJc w:val="left"/>
+      <w:pPr>
+        <w:tabs>
+          <w:tab w:val="num" w:pos="720"/>
+        </w:tabs>
+        <w:ind w:left="720" w:hanging="360"/>
+      </w:pPr>
+      <w:rPr>
+        <w:rFonts w:ascii="Symbol" w:hAnsi="Symbol" w:hint="default"/>
+        <w:sz w:val="20"/>
+      </w:rPr>
+    </w:lvl>
+    <w:lvl w:ilvl="1" w:tentative="1">
+      <w:start w:val="1"/>
+      <w:numFmt w:val="bullet"/>
+      <w:lvlText w:val=""/>
+      <w:lvlJc w:val="left"/>
+      <w:pPr>
+        <w:tabs>
+          <w:tab w:val="num" w:pos="1440"/>
+        </w:tabs>
+        <w:ind w:left="1440" w:hanging="360"/>
+      </w:pPr>
+      <w:rPr>
+        <w:rFonts w:ascii="Symbol" w:hAnsi="Symbol" w:hint="default"/>
+        <w:sz w:val="20"/>
+      </w:rPr>
+    </w:lvl>
+    <w:lvl w:ilvl="2" w:tentative="1">
+      <w:start w:val="1"/>
+      <w:numFmt w:val="bullet"/>
+      <w:lvlText w:val=""/>
+      <w:lvlJc w:val="left"/>
+      <w:pPr>
+        <w:tabs>
+          <w:tab w:val="num" w:pos="2160"/>
+        </w:tabs>
+        <w:ind w:left="2160" w:hanging="360"/>
+      </w:pPr>
+      <w:rPr>
+        <w:rFonts w:ascii="Symbol" w:hAnsi="Symbol" w:hint="default"/>
+        <w:sz w:val="20"/>
+      </w:rPr>
+    </w:lvl>
+    <w:lvl w:ilvl="3" w:tentative="1">
+      <w:start w:val="1"/>
+      <w:numFmt w:val="bullet"/>
+      <w:lvlText w:val=""/>
+      <w:lvlJc w:val="left"/>
+      <w:pPr>
+        <w:tabs>
+          <w:tab w:val="num" w:pos="2880"/>
+        </w:tabs>
+        <w:ind w:left="2880" w:hanging="360"/>
+      </w:pPr>
+      <w:rPr>
+        <w:rFonts w:ascii="Symbol" w:hAnsi="Symbol" w:hint="default"/>
+        <w:sz w:val="20"/>
+      </w:rPr>
+    </w:lvl>
+    <w:lvl w:ilvl="4" w:tentative="1">
+      <w:start w:val="1"/>
+      <w:numFmt w:val="bullet"/>
+      <w:lvlText w:val=""/>
+      <w:lvlJc w:val="left"/>
+      <w:pPr>
+        <w:tabs>
+          <w:tab w:val="num" w:pos="3600"/>
+        </w:tabs>
+        <w:ind w:left="3600" w:hanging="360"/>
+      </w:pPr>
+      <w:rPr>
+        <w:rFonts w:ascii="Symbol" w:hAnsi="Symbol" w:hint="default"/>
+        <w:sz w:val="20"/>
+      </w:rPr>
+    </w:lvl>
+    <w:lvl w:ilvl="5" w:tentative="1">
+      <w:start w:val="1"/>
+      <w:numFmt w:val="bullet"/>
+      <w:lvlText w:val=""/>
+      <w:lvlJc w:val="left"/>
+      <w:pPr>
+        <w:tabs>
+          <w:tab w:val="num" w:pos="4320"/>
+        </w:tabs>
+        <w:ind w:left="4320" w:hanging="360"/>
+      </w:pPr>
+      <w:rPr>
+        <w:rFonts w:ascii="Symbol" w:hAnsi="Symbol" w:hint="default"/>
+        <w:sz w:val="20"/>
+      </w:rPr>
+    </w:lvl>
+    <w:lvl w:ilvl="6" w:tentative="1">
+      <w:start w:val="1"/>
+      <w:numFmt w:val="bullet"/>
+      <w:lvlText w:val=""/>
+      <w:lvlJc w:val="left"/>
+      <w:pPr>
+        <w:tabs>
+          <w:tab w:val="num" w:pos="5040"/>
+        </w:tabs>
+        <w:ind w:left="5040" w:hanging="360"/>
+      </w:pPr>
+      <w:rPr>
+        <w:rFonts w:ascii="Symbol" w:hAnsi="Symbol" w:hint="default"/>
+        <w:sz w:val="20"/>
+      </w:rPr>
+    </w:lvl>
+    <w:lvl w:ilvl="7" w:tentative="1">
+      <w:start w:val="1"/>
+      <w:numFmt w:val="bullet"/>
+      <w:lvlText w:val=""/>
+      <w:lvlJc w:val="left"/>
+      <w:pPr>
+        <w:tabs>
+          <w:tab w:val="num" w:pos="5760"/>
+        </w:tabs>
+        <w:ind w:left="5760" w:hanging="360"/>
+      </w:pPr>
+      <w:rPr>
+        <w:rFonts w:ascii="Symbol" w:hAnsi="Symbol" w:hint="default"/>
+        <w:sz w:val="20"/>
+      </w:rPr>
+    </w:lvl>
+    <w:lvl w:ilvl="8" w:tentative="1">
+      <w:start w:val="1"/>
+      <w:numFmt w:val="bullet"/>
+      <w:lvlText w:val=""/>
+      <w:lvlJc w:val="left"/>
+      <w:pPr>
+        <w:tabs>
+          <w:tab w:val="num" w:pos="6480"/>
+        </w:tabs>
+        <w:ind w:left="6480" w:hanging="360"/>
+      </w:pPr>
+      <w:rPr>
+        <w:rFonts w:ascii="Symbol" w:hAnsi="Symbol" w:hint="default"/>
+        <w:sz w:val="20"/>
+      </w:rPr>
+    </w:lvl>
+  </w:abstractNum>
+  <w:abstractNum w:abstractNumId="21" w15:restartNumberingAfterBreak="0">
+    <w:nsid w:val="6B003476"/>
+    <w:multiLevelType w:val="hybridMultilevel"/>
+    <w:tmpl w:val="B4D2838E"/>
+    <w:lvl w:ilvl="0" w:tplc="921A56EA">
+      <w:start w:val="1"/>
+      <w:numFmt w:val="decimal"/>
+      <w:lvlText w:val="%1."/>
+      <w:lvlJc w:val="left"/>
+      <w:pPr>
+        <w:ind w:left="1080" w:hanging="360"/>
+      </w:pPr>
+      <w:rPr>
+        <w:rFonts w:hint="default"/>
+      </w:rPr>
+    </w:lvl>
+    <w:lvl w:ilvl="1" w:tplc="40090019" w:tentative="1">
+      <w:start w:val="1"/>
+      <w:numFmt w:val="lowerLetter"/>
+      <w:lvlText w:val="%2."/>
+      <w:lvlJc w:val="left"/>
+      <w:pPr>
+        <w:ind w:left="1800" w:hanging="360"/>
+      </w:pPr>
+    </w:lvl>
+    <w:lvl w:ilvl="2" w:tplc="4009001B" w:tentative="1">
+      <w:start w:val="1"/>
+      <w:numFmt w:val="lowerRoman"/>
+      <w:lvlText w:val="%3."/>
+      <w:lvlJc w:val="right"/>
+      <w:pPr>
+        <w:ind w:left="2520" w:hanging="180"/>
+      </w:pPr>
+    </w:lvl>
+    <w:lvl w:ilvl="3" w:tplc="4009000F" w:tentative="1">
+      <w:start w:val="1"/>
+      <w:numFmt w:val="decimal"/>
+      <w:lvlText w:val="%4."/>
+      <w:lvlJc w:val="left"/>
+      <w:pPr>
+        <w:ind w:left="3240" w:hanging="360"/>
+      </w:pPr>
+    </w:lvl>
+    <w:lvl w:ilvl="4" w:tplc="40090019" w:tentative="1">
+      <w:start w:val="1"/>
+      <w:numFmt w:val="lowerLetter"/>
+      <w:lvlText w:val="%5."/>
+      <w:lvlJc w:val="left"/>
+      <w:pPr>
+        <w:ind w:left="3960" w:hanging="360"/>
+      </w:pPr>
+    </w:lvl>
+    <w:lvl w:ilvl="5" w:tplc="4009001B" w:tentative="1">
+      <w:start w:val="1"/>
+      <w:numFmt w:val="lowerRoman"/>
+      <w:lvlText w:val="%6."/>
+      <w:lvlJc w:val="right"/>
+      <w:pPr>
+        <w:ind w:left="4680" w:hanging="180"/>
+      </w:pPr>
+    </w:lvl>
+    <w:lvl w:ilvl="6" w:tplc="4009000F" w:tentative="1">
+      <w:start w:val="1"/>
+      <w:numFmt w:val="decimal"/>
+      <w:lvlText w:val="%7."/>
+      <w:lvlJc w:val="left"/>
+      <w:pPr>
+        <w:ind w:left="5400" w:hanging="360"/>
+      </w:pPr>
+    </w:lvl>
+    <w:lvl w:ilvl="7" w:tplc="40090019" w:tentative="1">
+      <w:start w:val="1"/>
+      <w:numFmt w:val="lowerLetter"/>
+      <w:lvlText w:val="%8."/>
+      <w:lvlJc w:val="left"/>
+      <w:pPr>
+        <w:ind w:left="6120" w:hanging="360"/>
+      </w:pPr>
+    </w:lvl>
+    <w:lvl w:ilvl="8" w:tplc="4009001B" w:tentative="1">
+      <w:start w:val="1"/>
+      <w:numFmt w:val="lowerRoman"/>
+      <w:lvlText w:val="%9."/>
+      <w:lvlJc w:val="right"/>
+      <w:pPr>
+        <w:ind w:left="6840" w:hanging="180"/>
+      </w:pPr>
+    </w:lvl>
+  </w:abstractNum>
+  <w:abstractNum w:abstractNumId="22" w15:restartNumberingAfterBreak="0">
+    <w:nsid w:val="78437640"/>
+    <w:multiLevelType w:val="hybridMultilevel"/>
+    <w:tmpl w:val="FD24EEB8"/>
+    <w:lvl w:ilvl="0" w:tplc="E06E7042">
+      <w:start w:val="1"/>
+      <w:numFmt w:val="decimal"/>
+      <w:lvlText w:val="%1."/>
+      <w:lvlJc w:val="left"/>
+      <w:pPr>
+        <w:ind w:left="1080" w:hanging="360"/>
+      </w:pPr>
+      <w:rPr>
+        <w:rFonts w:hint="default"/>
+      </w:rPr>
+    </w:lvl>
+    <w:lvl w:ilvl="1" w:tplc="40090019" w:tentative="1">
+      <w:start w:val="1"/>
+      <w:numFmt w:val="lowerLetter"/>
+      <w:lvlText w:val="%2."/>
+      <w:lvlJc w:val="left"/>
+      <w:pPr>
+        <w:ind w:left="1800" w:hanging="360"/>
+      </w:pPr>
+    </w:lvl>
+    <w:lvl w:ilvl="2" w:tplc="4009001B" w:tentative="1">
+      <w:start w:val="1"/>
+      <w:numFmt w:val="lowerRoman"/>
+      <w:lvlText w:val="%3."/>
+      <w:lvlJc w:val="right"/>
+      <w:pPr>
+        <w:ind w:left="2520" w:hanging="180"/>
+      </w:pPr>
+    </w:lvl>
+    <w:lvl w:ilvl="3" w:tplc="4009000F" w:tentative="1">
+      <w:start w:val="1"/>
+      <w:numFmt w:val="decimal"/>
+      <w:lvlText w:val="%4."/>
+      <w:lvlJc w:val="left"/>
+      <w:pPr>
+        <w:ind w:left="3240" w:hanging="360"/>
+      </w:pPr>
+    </w:lvl>
+    <w:lvl w:ilvl="4" w:tplc="40090019" w:tentative="1">
+      <w:start w:val="1"/>
+      <w:numFmt w:val="lowerLetter"/>
+      <w:lvlText w:val="%5."/>
+      <w:lvlJc w:val="left"/>
+      <w:pPr>
+        <w:ind w:left="3960" w:hanging="360"/>
+      </w:pPr>
+    </w:lvl>
+    <w:lvl w:ilvl="5" w:tplc="4009001B" w:tentative="1">
+      <w:start w:val="1"/>
+      <w:numFmt w:val="lowerRoman"/>
+      <w:lvlText w:val="%6."/>
+      <w:lvlJc w:val="right"/>
+      <w:pPr>
+        <w:ind w:left="4680" w:hanging="180"/>
+      </w:pPr>
+    </w:lvl>
+    <w:lvl w:ilvl="6" w:tplc="4009000F" w:tentative="1">
+      <w:start w:val="1"/>
+      <w:numFmt w:val="decimal"/>
+      <w:lvlText w:val="%7."/>
+      <w:lvlJc w:val="left"/>
+      <w:pPr>
+        <w:ind w:left="5400" w:hanging="360"/>
+      </w:pPr>
+    </w:lvl>
+    <w:lvl w:ilvl="7" w:tplc="40090019" w:tentative="1">
+      <w:start w:val="1"/>
+      <w:numFmt w:val="lowerLetter"/>
+      <w:lvlText w:val="%8."/>
+      <w:lvlJc w:val="left"/>
+      <w:pPr>
+        <w:ind w:left="6120" w:hanging="360"/>
+      </w:pPr>
+    </w:lvl>
+    <w:lvl w:ilvl="8" w:tplc="4009001B" w:tentative="1">
+      <w:start w:val="1"/>
+      <w:numFmt w:val="lowerRoman"/>
+      <w:lvlText w:val="%9."/>
+      <w:lvlJc w:val="right"/>
+      <w:pPr>
+        <w:ind w:left="6840" w:hanging="180"/>
+      </w:pPr>
+    </w:lvl>
+  </w:abstractNum>
+  <w:abstractNum w:abstractNumId="23" w15:restartNumberingAfterBreak="0">
     <w:nsid w:val="7A747BF3"/>
     <w:multiLevelType w:val="multilevel"/>
     <w:tmpl w:val="F3BE5850"/>
@@ -25610,67 +26493,76 @@
     </w:lvl>
   </w:abstractNum>
   <w:num w:numId="1" w16cid:durableId="1324432029">
-    <w:abstractNumId w:val="7"/>
+    <w:abstractNumId w:val="9"/>
   </w:num>
   <w:num w:numId="2" w16cid:durableId="1710641289">
     <w:abstractNumId w:val="0"/>
   </w:num>
   <w:num w:numId="3" w16cid:durableId="1252003923">
+    <w:abstractNumId w:val="7"/>
+  </w:num>
+  <w:num w:numId="4" w16cid:durableId="1997562369">
+    <w:abstractNumId w:val="11"/>
+  </w:num>
+  <w:num w:numId="5" w16cid:durableId="1005519767">
+    <w:abstractNumId w:val="13"/>
+  </w:num>
+  <w:num w:numId="6" w16cid:durableId="1707559065">
+    <w:abstractNumId w:val="16"/>
+  </w:num>
+  <w:num w:numId="7" w16cid:durableId="465200995">
+    <w:abstractNumId w:val="18"/>
+  </w:num>
+  <w:num w:numId="8" w16cid:durableId="1044792600">
+    <w:abstractNumId w:val="3"/>
+  </w:num>
+  <w:num w:numId="9" w16cid:durableId="1172723851">
+    <w:abstractNumId w:val="23"/>
+  </w:num>
+  <w:num w:numId="10" w16cid:durableId="1303340468">
+    <w:abstractNumId w:val="14"/>
+  </w:num>
+  <w:num w:numId="11" w16cid:durableId="622806105">
+    <w:abstractNumId w:val="20"/>
+  </w:num>
+  <w:num w:numId="12" w16cid:durableId="2015567649">
+    <w:abstractNumId w:val="10"/>
+  </w:num>
+  <w:num w:numId="13" w16cid:durableId="782726403">
+    <w:abstractNumId w:val="21"/>
+  </w:num>
+  <w:num w:numId="14" w16cid:durableId="2048681171">
+    <w:abstractNumId w:val="12"/>
+  </w:num>
+  <w:num w:numId="15" w16cid:durableId="1515414620">
+    <w:abstractNumId w:val="22"/>
+  </w:num>
+  <w:num w:numId="16" w16cid:durableId="1277758882">
+    <w:abstractNumId w:val="15"/>
+  </w:num>
+  <w:num w:numId="17" w16cid:durableId="1633245295">
+    <w:abstractNumId w:val="4"/>
+  </w:num>
+  <w:num w:numId="18" w16cid:durableId="1968467914">
     <w:abstractNumId w:val="6"/>
   </w:num>
-  <w:num w:numId="4" w16cid:durableId="1997562369">
-    <w:abstractNumId w:val="9"/>
-  </w:num>
-  <w:num w:numId="5" w16cid:durableId="1005519767">
-    <w:abstractNumId w:val="11"/>
-  </w:num>
-  <w:num w:numId="6" w16cid:durableId="1707559065">
-    <w:abstractNumId w:val="14"/>
-  </w:num>
-  <w:num w:numId="7" w16cid:durableId="465200995">
-    <w:abstractNumId w:val="16"/>
-  </w:num>
-  <w:num w:numId="8" w16cid:durableId="1044792600">
-    <w:abstractNumId w:val="2"/>
-  </w:num>
-  <w:num w:numId="9" w16cid:durableId="1172723851">
-    <w:abstractNumId w:val="20"/>
-  </w:num>
-  <w:num w:numId="10" w16cid:durableId="1303340468">
-    <w:abstractNumId w:val="12"/>
-  </w:num>
-  <w:num w:numId="11" w16cid:durableId="622806105">
+  <w:num w:numId="19" w16cid:durableId="1925066706">
     <w:abstractNumId w:val="17"/>
-  </w:num>
-  <w:num w:numId="12" w16cid:durableId="2015567649">
-    <w:abstractNumId w:val="8"/>
-  </w:num>
-  <w:num w:numId="13" w16cid:durableId="782726403">
-    <w:abstractNumId w:val="18"/>
-  </w:num>
-  <w:num w:numId="14" w16cid:durableId="2048681171">
-    <w:abstractNumId w:val="10"/>
-  </w:num>
-  <w:num w:numId="15" w16cid:durableId="1515414620">
-    <w:abstractNumId w:val="19"/>
-  </w:num>
-  <w:num w:numId="16" w16cid:durableId="1277758882">
-    <w:abstractNumId w:val="13"/>
-  </w:num>
-  <w:num w:numId="17" w16cid:durableId="1633245295">
-    <w:abstractNumId w:val="3"/>
-  </w:num>
-  <w:num w:numId="18" w16cid:durableId="1968467914">
-    <w:abstractNumId w:val="5"/>
-  </w:num>
-  <w:num w:numId="19" w16cid:durableId="1925066706">
-    <w:abstractNumId w:val="15"/>
   </w:num>
   <w:num w:numId="20" w16cid:durableId="1120952908">
     <w:abstractNumId w:val="1"/>
   </w:num>
   <w:num w:numId="21" w16cid:durableId="1896549802">
-    <w:abstractNumId w:val="4"/>
+    <w:abstractNumId w:val="5"/>
+  </w:num>
+  <w:num w:numId="22" w16cid:durableId="2033411316">
+    <w:abstractNumId w:val="2"/>
+  </w:num>
+  <w:num w:numId="23" w16cid:durableId="507596859">
+    <w:abstractNumId w:val="19"/>
+  </w:num>
+  <w:num w:numId="24" w16cid:durableId="2018967675">
+    <w:abstractNumId w:val="8"/>
   </w:num>
 </w:numbering>
 </file>
@@ -26214,6 +27106,19 @@
       <w:szCs w:val="20"/>
     </w:rPr>
   </w:style>
+  <w:style w:type="paragraph" w:styleId="NormalWeb">
+    <w:name w:val="Normal (Web)"/>
+    <w:basedOn w:val="Normal"/>
+    <w:uiPriority w:val="99"/>
+    <w:semiHidden/>
+    <w:unhideWhenUsed/>
+    <w:rsid w:val="00ED3663"/>
+    <w:rPr>
+      <w:rFonts w:ascii="Times New Roman" w:hAnsi="Times New Roman" w:cs="Times New Roman"/>
+      <w:sz w:val="24"/>
+      <w:szCs w:val="24"/>
+    </w:rPr>
+  </w:style>
 </w:styles>
 </file>
 

--- a/java/core java 10PM.docx
+++ b/java/core java 10PM.docx
@@ -23782,7 +23782,7 @@
           <w:szCs w:val="36"/>
           <w:lang w:val="en-IN"/>
         </w:rPr>
-        <w:t>Inheritance</w:t>
+        <w:t>Inheritance:</w:t>
       </w:r>
       <w:r>
         <w:rPr>
@@ -23792,17 +23792,55 @@
           <w:szCs w:val="36"/>
           <w:lang w:val="en-IN"/>
         </w:rPr>
-        <w:t>:</w:t>
-      </w:r>
-      <w:r>
-        <w:rPr>
-          <w:b/>
-          <w:bCs/>
-          <w:sz w:val="36"/>
-          <w:szCs w:val="36"/>
-          <w:lang w:val="en-IN"/>
-        </w:rPr>
         <w:t xml:space="preserve"> using “extends” keyword.</w:t>
+      </w:r>
+    </w:p>
+    <w:p>
+      <w:pPr>
+        <w:spacing w:after="0" w:line="240" w:lineRule="auto"/>
+      </w:pPr>
+      <w:hyperlink r:id="rId50" w:history="1">
+        <w:r>
+          <w:rPr>
+            <w:rStyle w:val="Hyperlink"/>
+          </w:rPr>
+          <w:t>https://www.tutorialspoint.com/java/java_unicode_system.htm</w:t>
+        </w:r>
+      </w:hyperlink>
+      <w:r>
+        <w:t xml:space="preserve"> </w:t>
+      </w:r>
+    </w:p>
+    <w:p>
+      <w:pPr>
+        <w:spacing w:after="0" w:line="240" w:lineRule="auto"/>
+      </w:pPr>
+      <w:hyperlink r:id="rId51" w:history="1">
+        <w:r>
+          <w:rPr>
+            <w:rStyle w:val="Hyperlink"/>
+          </w:rPr>
+          <w:t>https://javaconceptoftheday.com/</w:t>
+        </w:r>
+      </w:hyperlink>
+      <w:r>
+        <w:t xml:space="preserve"> </w:t>
+      </w:r>
+    </w:p>
+    <w:p>
+      <w:pPr>
+        <w:spacing w:after="0" w:line="240" w:lineRule="auto"/>
+      </w:pPr>
+      <w:hyperlink r:id="rId52" w:history="1">
+        <w:r>
+          <w:rPr>
+            <w:rStyle w:val="Hyperlink"/>
+          </w:rPr>
+          <w:t>https://www.programiz.com/java-programming/operators</w:t>
+        </w:r>
+      </w:hyperlink>
+      <w:r>
+        <w:t xml:space="preserve"> </w:t>
       </w:r>
     </w:p>
     <w:p>
@@ -26970,6 +27008,7 @@
   <w:style w:type="character" w:default="1" w:styleId="DefaultParagraphFont">
     <w:name w:val="Default Paragraph Font"/>
     <w:uiPriority w:val="1"/>
+    <w:semiHidden/>
     <w:unhideWhenUsed/>
   </w:style>
   <w:style w:type="table" w:default="1" w:styleId="TableNormal">

--- a/java/core java 10PM.docx
+++ b/java/core java 10PM.docx
@@ -23794,6 +23794,36 @@
         </w:rPr>
         <w:t xml:space="preserve"> using “extends” keyword.</w:t>
       </w:r>
+      <w:r>
+        <w:rPr>
+          <w:b/>
+          <w:bCs/>
+          <w:sz w:val="36"/>
+          <w:szCs w:val="36"/>
+          <w:lang w:val="en-IN"/>
+        </w:rPr>
+        <w:t xml:space="preserve"> </w:t>
+      </w:r>
+      <w:r>
+        <w:rPr>
+          <w:b/>
+          <w:bCs/>
+          <w:sz w:val="36"/>
+          <w:szCs w:val="36"/>
+          <w:lang w:val="en-IN"/>
+        </w:rPr>
+        <w:sym w:font="Wingdings" w:char="F0E8"/>
+      </w:r>
+      <w:r>
+        <w:rPr>
+          <w:b/>
+          <w:bCs/>
+          <w:sz w:val="36"/>
+          <w:szCs w:val="36"/>
+          <w:lang w:val="en-IN"/>
+        </w:rPr>
+        <w:t xml:space="preserve"> reusing existing logic.</w:t>
+      </w:r>
     </w:p>
     <w:p>
       <w:pPr>
@@ -23852,36 +23882,152 @@
       <w:pPr>
         <w:spacing w:after="0" w:line="240" w:lineRule="auto"/>
       </w:pPr>
-    </w:p>
-    <w:p>
-      <w:pPr>
-        <w:spacing w:after="0" w:line="240" w:lineRule="auto"/>
-      </w:pPr>
-    </w:p>
-    <w:p>
-      <w:pPr>
-        <w:spacing w:after="0" w:line="240" w:lineRule="auto"/>
-      </w:pPr>
-    </w:p>
-    <w:p>
-      <w:pPr>
-        <w:spacing w:after="0" w:line="240" w:lineRule="auto"/>
-      </w:pPr>
-    </w:p>
-    <w:p>
-      <w:pPr>
-        <w:spacing w:after="0" w:line="240" w:lineRule="auto"/>
-      </w:pPr>
-    </w:p>
-    <w:p>
-      <w:pPr>
-        <w:spacing w:after="0" w:line="240" w:lineRule="auto"/>
-      </w:pPr>
-    </w:p>
-    <w:p>
-      <w:pPr>
-        <w:spacing w:after="0" w:line="240" w:lineRule="auto"/>
-      </w:pPr>
+      <w:proofErr w:type="gramStart"/>
+      <w:r>
+        <w:t>Lets</w:t>
+      </w:r>
+      <w:proofErr w:type="gramEnd"/>
+      <w:r>
+        <w:t xml:space="preserve"> assume already one class is having some </w:t>
+      </w:r>
+      <w:r>
+        <w:t xml:space="preserve">business </w:t>
+      </w:r>
+      <w:r>
+        <w:t xml:space="preserve">logic, I want to use that logic in my class. How to use it? </w:t>
+      </w:r>
+    </w:p>
+    <w:p>
+      <w:pPr>
+        <w:spacing w:after="0" w:line="240" w:lineRule="auto"/>
+      </w:pPr>
+    </w:p>
+    <w:p>
+      <w:pPr>
+        <w:pStyle w:val="ListParagraph"/>
+        <w:numPr>
+          <w:ilvl w:val="0"/>
+          <w:numId w:val="25"/>
+        </w:numPr>
+        <w:spacing w:after="0" w:line="240" w:lineRule="auto"/>
+      </w:pPr>
+      <w:r>
+        <w:t xml:space="preserve">Create object to that class and </w:t>
+      </w:r>
+      <w:r>
+        <w:t>call</w:t>
+      </w:r>
+      <w:r>
+        <w:t xml:space="preserve"> required methods.</w:t>
+      </w:r>
+    </w:p>
+    <w:p>
+      <w:pPr>
+        <w:pStyle w:val="ListParagraph"/>
+        <w:numPr>
+          <w:ilvl w:val="0"/>
+          <w:numId w:val="25"/>
+        </w:numPr>
+        <w:spacing w:after="0" w:line="240" w:lineRule="auto"/>
+      </w:pPr>
+      <w:r>
+        <w:t>Inheriting that class and using those methods in child class directly.</w:t>
+      </w:r>
+    </w:p>
+    <w:p>
+      <w:pPr>
+        <w:spacing w:after="0" w:line="240" w:lineRule="auto"/>
+      </w:pPr>
+    </w:p>
+    <w:p>
+      <w:pPr>
+        <w:spacing w:after="0" w:line="240" w:lineRule="auto"/>
+      </w:pPr>
+      <w:r>
+        <w:t xml:space="preserve">Can we modify the methods which are coming from parent class? </w:t>
+      </w:r>
+    </w:p>
+    <w:p>
+      <w:pPr>
+        <w:spacing w:after="0" w:line="240" w:lineRule="auto"/>
+      </w:pPr>
+      <w:r>
+        <w:t>YES, we can override the parent class methods and we can provide new logic, if you don’t like parent class method logic.</w:t>
+      </w:r>
+    </w:p>
+    <w:p>
+      <w:pPr>
+        <w:spacing w:after="0" w:line="240" w:lineRule="auto"/>
+      </w:pPr>
+    </w:p>
+    <w:p>
+      <w:pPr>
+        <w:spacing w:after="0" w:line="240" w:lineRule="auto"/>
+      </w:pPr>
+    </w:p>
+    <w:p>
+      <w:pPr>
+        <w:spacing w:after="0" w:line="240" w:lineRule="auto"/>
+        <w:rPr>
+          <w:b/>
+          <w:bCs/>
+        </w:rPr>
+      </w:pPr>
+      <w:r>
+        <w:rPr>
+          <w:b/>
+          <w:bCs/>
+        </w:rPr>
+        <w:t xml:space="preserve">Inheritance is a process where one class </w:t>
+      </w:r>
+      <w:r>
+        <w:rPr>
+          <w:b/>
+          <w:bCs/>
+        </w:rPr>
+        <w:t>gets</w:t>
+      </w:r>
+      <w:r>
+        <w:rPr>
+          <w:b/>
+          <w:bCs/>
+        </w:rPr>
+        <w:t xml:space="preserve"> the properties (</w:t>
+      </w:r>
+      <w:hyperlink r:id="rId53" w:tgtFrame="_blank" w:history="1">
+        <w:r>
+          <w:rPr>
+            <w:rStyle w:val="Hyperlink"/>
+            <w:b/>
+            <w:bCs/>
+          </w:rPr>
+          <w:t>methods</w:t>
+        </w:r>
+      </w:hyperlink>
+      <w:r>
+        <w:rPr>
+          <w:b/>
+          <w:bCs/>
+        </w:rPr>
+        <w:t> and </w:t>
+      </w:r>
+      <w:hyperlink r:id="rId54" w:tgtFrame="_blank" w:history="1">
+        <w:r>
+          <w:rPr>
+            <w:rStyle w:val="Hyperlink"/>
+            <w:b/>
+            <w:bCs/>
+          </w:rPr>
+          <w:t>attributes</w:t>
+        </w:r>
+      </w:hyperlink>
+      <w:r>
+        <w:rPr>
+          <w:b/>
+          <w:bCs/>
+        </w:rPr>
+        <w:t>) of another.</w:t>
+      </w:r>
     </w:p>
     <w:p>
       <w:pPr>
@@ -24599,16 +24745,16 @@
     </w:lvl>
   </w:abstractNum>
   <w:abstractNum w:abstractNumId="7" w15:restartNumberingAfterBreak="0">
-    <w:nsid w:val="1A421663"/>
+    <w:nsid w:val="180D6BAA"/>
     <w:multiLevelType w:val="hybridMultilevel"/>
-    <w:tmpl w:val="C5447CE2"/>
-    <w:lvl w:ilvl="0" w:tplc="D46A715E">
+    <w:tmpl w:val="635C2E28"/>
+    <w:lvl w:ilvl="0" w:tplc="4009000F">
       <w:start w:val="1"/>
       <w:numFmt w:val="decimal"/>
       <w:lvlText w:val="%1."/>
       <w:lvlJc w:val="left"/>
       <w:pPr>
-        <w:ind w:left="1080" w:hanging="360"/>
+        <w:ind w:left="720" w:hanging="360"/>
       </w:pPr>
       <w:rPr>
         <w:rFonts w:hint="default"/>
@@ -24620,7 +24766,7 @@
       <w:lvlText w:val="%2."/>
       <w:lvlJc w:val="left"/>
       <w:pPr>
-        <w:ind w:left="1800" w:hanging="360"/>
+        <w:ind w:left="1440" w:hanging="360"/>
       </w:pPr>
     </w:lvl>
     <w:lvl w:ilvl="2" w:tplc="4009001B" w:tentative="1">
@@ -24629,7 +24775,7 @@
       <w:lvlText w:val="%3."/>
       <w:lvlJc w:val="right"/>
       <w:pPr>
-        <w:ind w:left="2520" w:hanging="180"/>
+        <w:ind w:left="2160" w:hanging="180"/>
       </w:pPr>
     </w:lvl>
     <w:lvl w:ilvl="3" w:tplc="4009000F" w:tentative="1">
@@ -24638,7 +24784,7 @@
       <w:lvlText w:val="%4."/>
       <w:lvlJc w:val="left"/>
       <w:pPr>
-        <w:ind w:left="3240" w:hanging="360"/>
+        <w:ind w:left="2880" w:hanging="360"/>
       </w:pPr>
     </w:lvl>
     <w:lvl w:ilvl="4" w:tplc="40090019" w:tentative="1">
@@ -24647,7 +24793,7 @@
       <w:lvlText w:val="%5."/>
       <w:lvlJc w:val="left"/>
       <w:pPr>
-        <w:ind w:left="3960" w:hanging="360"/>
+        <w:ind w:left="3600" w:hanging="360"/>
       </w:pPr>
     </w:lvl>
     <w:lvl w:ilvl="5" w:tplc="4009001B" w:tentative="1">
@@ -24656,7 +24802,7 @@
       <w:lvlText w:val="%6."/>
       <w:lvlJc w:val="right"/>
       <w:pPr>
-        <w:ind w:left="4680" w:hanging="180"/>
+        <w:ind w:left="4320" w:hanging="180"/>
       </w:pPr>
     </w:lvl>
     <w:lvl w:ilvl="6" w:tplc="4009000F" w:tentative="1">
@@ -24665,7 +24811,7 @@
       <w:lvlText w:val="%7."/>
       <w:lvlJc w:val="left"/>
       <w:pPr>
-        <w:ind w:left="5400" w:hanging="360"/>
+        <w:ind w:left="5040" w:hanging="360"/>
       </w:pPr>
     </w:lvl>
     <w:lvl w:ilvl="7" w:tplc="40090019" w:tentative="1">
@@ -24674,7 +24820,7 @@
       <w:lvlText w:val="%8."/>
       <w:lvlJc w:val="left"/>
       <w:pPr>
-        <w:ind w:left="6120" w:hanging="360"/>
+        <w:ind w:left="5760" w:hanging="360"/>
       </w:pPr>
     </w:lvl>
     <w:lvl w:ilvl="8" w:tplc="4009001B" w:tentative="1">
@@ -24683,11 +24829,100 @@
       <w:lvlText w:val="%9."/>
       <w:lvlJc w:val="right"/>
       <w:pPr>
-        <w:ind w:left="6840" w:hanging="180"/>
+        <w:ind w:left="6480" w:hanging="180"/>
       </w:pPr>
     </w:lvl>
   </w:abstractNum>
   <w:abstractNum w:abstractNumId="8" w15:restartNumberingAfterBreak="0">
+    <w:nsid w:val="1A421663"/>
+    <w:multiLevelType w:val="hybridMultilevel"/>
+    <w:tmpl w:val="C5447CE2"/>
+    <w:lvl w:ilvl="0" w:tplc="D46A715E">
+      <w:start w:val="1"/>
+      <w:numFmt w:val="decimal"/>
+      <w:lvlText w:val="%1."/>
+      <w:lvlJc w:val="left"/>
+      <w:pPr>
+        <w:ind w:left="1080" w:hanging="360"/>
+      </w:pPr>
+      <w:rPr>
+        <w:rFonts w:hint="default"/>
+      </w:rPr>
+    </w:lvl>
+    <w:lvl w:ilvl="1" w:tplc="40090019" w:tentative="1">
+      <w:start w:val="1"/>
+      <w:numFmt w:val="lowerLetter"/>
+      <w:lvlText w:val="%2."/>
+      <w:lvlJc w:val="left"/>
+      <w:pPr>
+        <w:ind w:left="1800" w:hanging="360"/>
+      </w:pPr>
+    </w:lvl>
+    <w:lvl w:ilvl="2" w:tplc="4009001B" w:tentative="1">
+      <w:start w:val="1"/>
+      <w:numFmt w:val="lowerRoman"/>
+      <w:lvlText w:val="%3."/>
+      <w:lvlJc w:val="right"/>
+      <w:pPr>
+        <w:ind w:left="2520" w:hanging="180"/>
+      </w:pPr>
+    </w:lvl>
+    <w:lvl w:ilvl="3" w:tplc="4009000F" w:tentative="1">
+      <w:start w:val="1"/>
+      <w:numFmt w:val="decimal"/>
+      <w:lvlText w:val="%4."/>
+      <w:lvlJc w:val="left"/>
+      <w:pPr>
+        <w:ind w:left="3240" w:hanging="360"/>
+      </w:pPr>
+    </w:lvl>
+    <w:lvl w:ilvl="4" w:tplc="40090019" w:tentative="1">
+      <w:start w:val="1"/>
+      <w:numFmt w:val="lowerLetter"/>
+      <w:lvlText w:val="%5."/>
+      <w:lvlJc w:val="left"/>
+      <w:pPr>
+        <w:ind w:left="3960" w:hanging="360"/>
+      </w:pPr>
+    </w:lvl>
+    <w:lvl w:ilvl="5" w:tplc="4009001B" w:tentative="1">
+      <w:start w:val="1"/>
+      <w:numFmt w:val="lowerRoman"/>
+      <w:lvlText w:val="%6."/>
+      <w:lvlJc w:val="right"/>
+      <w:pPr>
+        <w:ind w:left="4680" w:hanging="180"/>
+      </w:pPr>
+    </w:lvl>
+    <w:lvl w:ilvl="6" w:tplc="4009000F" w:tentative="1">
+      <w:start w:val="1"/>
+      <w:numFmt w:val="decimal"/>
+      <w:lvlText w:val="%7."/>
+      <w:lvlJc w:val="left"/>
+      <w:pPr>
+        <w:ind w:left="5400" w:hanging="360"/>
+      </w:pPr>
+    </w:lvl>
+    <w:lvl w:ilvl="7" w:tplc="40090019" w:tentative="1">
+      <w:start w:val="1"/>
+      <w:numFmt w:val="lowerLetter"/>
+      <w:lvlText w:val="%8."/>
+      <w:lvlJc w:val="left"/>
+      <w:pPr>
+        <w:ind w:left="6120" w:hanging="360"/>
+      </w:pPr>
+    </w:lvl>
+    <w:lvl w:ilvl="8" w:tplc="4009001B" w:tentative="1">
+      <w:start w:val="1"/>
+      <w:numFmt w:val="lowerRoman"/>
+      <w:lvlText w:val="%9."/>
+      <w:lvlJc w:val="right"/>
+      <w:pPr>
+        <w:ind w:left="6840" w:hanging="180"/>
+      </w:pPr>
+    </w:lvl>
+  </w:abstractNum>
+  <w:abstractNum w:abstractNumId="9" w15:restartNumberingAfterBreak="0">
     <w:nsid w:val="214E6F88"/>
     <w:multiLevelType w:val="multilevel"/>
     <w:tmpl w:val="E59663EC"/>
@@ -24836,7 +25071,7 @@
       </w:rPr>
     </w:lvl>
   </w:abstractNum>
-  <w:abstractNum w:abstractNumId="9" w15:restartNumberingAfterBreak="0">
+  <w:abstractNum w:abstractNumId="10" w15:restartNumberingAfterBreak="0">
     <w:nsid w:val="247B46E1"/>
     <w:multiLevelType w:val="multilevel"/>
     <w:tmpl w:val="DE2A7D62"/>
@@ -24949,7 +25184,7 @@
       </w:pPr>
     </w:lvl>
   </w:abstractNum>
-  <w:abstractNum w:abstractNumId="10" w15:restartNumberingAfterBreak="0">
+  <w:abstractNum w:abstractNumId="11" w15:restartNumberingAfterBreak="0">
     <w:nsid w:val="28F92182"/>
     <w:multiLevelType w:val="multilevel"/>
     <w:tmpl w:val="5BE84060"/>
@@ -25062,7 +25297,7 @@
       </w:pPr>
     </w:lvl>
   </w:abstractNum>
-  <w:abstractNum w:abstractNumId="11" w15:restartNumberingAfterBreak="0">
+  <w:abstractNum w:abstractNumId="12" w15:restartNumberingAfterBreak="0">
     <w:nsid w:val="2E967033"/>
     <w:multiLevelType w:val="hybridMultilevel"/>
     <w:tmpl w:val="1F3CC696"/>
@@ -25151,7 +25386,7 @@
       </w:pPr>
     </w:lvl>
   </w:abstractNum>
-  <w:abstractNum w:abstractNumId="12" w15:restartNumberingAfterBreak="0">
+  <w:abstractNum w:abstractNumId="13" w15:restartNumberingAfterBreak="0">
     <w:nsid w:val="36DD72CC"/>
     <w:multiLevelType w:val="multilevel"/>
     <w:tmpl w:val="8654B4FE"/>
@@ -25300,7 +25535,7 @@
       </w:rPr>
     </w:lvl>
   </w:abstractNum>
-  <w:abstractNum w:abstractNumId="13" w15:restartNumberingAfterBreak="0">
+  <w:abstractNum w:abstractNumId="14" w15:restartNumberingAfterBreak="0">
     <w:nsid w:val="389F6BCB"/>
     <w:multiLevelType w:val="hybridMultilevel"/>
     <w:tmpl w:val="E19A9390"/>
@@ -25389,7 +25624,7 @@
       </w:pPr>
     </w:lvl>
   </w:abstractNum>
-  <w:abstractNum w:abstractNumId="14" w15:restartNumberingAfterBreak="0">
+  <w:abstractNum w:abstractNumId="15" w15:restartNumberingAfterBreak="0">
     <w:nsid w:val="4464700A"/>
     <w:multiLevelType w:val="multilevel"/>
     <w:tmpl w:val="E0604294"/>
@@ -25538,7 +25773,7 @@
       </w:rPr>
     </w:lvl>
   </w:abstractNum>
-  <w:abstractNum w:abstractNumId="15" w15:restartNumberingAfterBreak="0">
+  <w:abstractNum w:abstractNumId="16" w15:restartNumberingAfterBreak="0">
     <w:nsid w:val="45936BA0"/>
     <w:multiLevelType w:val="multilevel"/>
     <w:tmpl w:val="36DA951A"/>
@@ -25651,7 +25886,7 @@
       </w:pPr>
     </w:lvl>
   </w:abstractNum>
-  <w:abstractNum w:abstractNumId="16" w15:restartNumberingAfterBreak="0">
+  <w:abstractNum w:abstractNumId="17" w15:restartNumberingAfterBreak="0">
     <w:nsid w:val="465919AE"/>
     <w:multiLevelType w:val="hybridMultilevel"/>
     <w:tmpl w:val="99B68B7A"/>
@@ -25763,7 +25998,7 @@
       </w:rPr>
     </w:lvl>
   </w:abstractNum>
-  <w:abstractNum w:abstractNumId="17" w15:restartNumberingAfterBreak="0">
+  <w:abstractNum w:abstractNumId="18" w15:restartNumberingAfterBreak="0">
     <w:nsid w:val="47024A01"/>
     <w:multiLevelType w:val="hybridMultilevel"/>
     <w:tmpl w:val="9C04DD98"/>
@@ -25852,7 +26087,7 @@
       </w:pPr>
     </w:lvl>
   </w:abstractNum>
-  <w:abstractNum w:abstractNumId="18" w15:restartNumberingAfterBreak="0">
+  <w:abstractNum w:abstractNumId="19" w15:restartNumberingAfterBreak="0">
     <w:nsid w:val="4C43744E"/>
     <w:multiLevelType w:val="hybridMultilevel"/>
     <w:tmpl w:val="076AACDC"/>
@@ -25941,7 +26176,7 @@
       </w:pPr>
     </w:lvl>
   </w:abstractNum>
-  <w:abstractNum w:abstractNumId="19" w15:restartNumberingAfterBreak="0">
+  <w:abstractNum w:abstractNumId="20" w15:restartNumberingAfterBreak="0">
     <w:nsid w:val="516720E5"/>
     <w:multiLevelType w:val="multilevel"/>
     <w:tmpl w:val="726AE524"/>
@@ -26054,7 +26289,7 @@
       </w:pPr>
     </w:lvl>
   </w:abstractNum>
-  <w:abstractNum w:abstractNumId="20" w15:restartNumberingAfterBreak="0">
+  <w:abstractNum w:abstractNumId="21" w15:restartNumberingAfterBreak="0">
     <w:nsid w:val="52751371"/>
     <w:multiLevelType w:val="multilevel"/>
     <w:tmpl w:val="FA3EB3EE"/>
@@ -26203,7 +26438,7 @@
       </w:rPr>
     </w:lvl>
   </w:abstractNum>
-  <w:abstractNum w:abstractNumId="21" w15:restartNumberingAfterBreak="0">
+  <w:abstractNum w:abstractNumId="22" w15:restartNumberingAfterBreak="0">
     <w:nsid w:val="6B003476"/>
     <w:multiLevelType w:val="hybridMultilevel"/>
     <w:tmpl w:val="B4D2838E"/>
@@ -26292,7 +26527,7 @@
       </w:pPr>
     </w:lvl>
   </w:abstractNum>
-  <w:abstractNum w:abstractNumId="22" w15:restartNumberingAfterBreak="0">
+  <w:abstractNum w:abstractNumId="23" w15:restartNumberingAfterBreak="0">
     <w:nsid w:val="78437640"/>
     <w:multiLevelType w:val="hybridMultilevel"/>
     <w:tmpl w:val="FD24EEB8"/>
@@ -26381,7 +26616,7 @@
       </w:pPr>
     </w:lvl>
   </w:abstractNum>
-  <w:abstractNum w:abstractNumId="23" w15:restartNumberingAfterBreak="0">
+  <w:abstractNum w:abstractNumId="24" w15:restartNumberingAfterBreak="0">
     <w:nsid w:val="7A747BF3"/>
     <w:multiLevelType w:val="multilevel"/>
     <w:tmpl w:val="F3BE5850"/>
@@ -26531,52 +26766,52 @@
     </w:lvl>
   </w:abstractNum>
   <w:num w:numId="1" w16cid:durableId="1324432029">
-    <w:abstractNumId w:val="9"/>
+    <w:abstractNumId w:val="10"/>
   </w:num>
   <w:num w:numId="2" w16cid:durableId="1710641289">
     <w:abstractNumId w:val="0"/>
   </w:num>
   <w:num w:numId="3" w16cid:durableId="1252003923">
-    <w:abstractNumId w:val="7"/>
+    <w:abstractNumId w:val="8"/>
   </w:num>
   <w:num w:numId="4" w16cid:durableId="1997562369">
-    <w:abstractNumId w:val="11"/>
+    <w:abstractNumId w:val="12"/>
   </w:num>
   <w:num w:numId="5" w16cid:durableId="1005519767">
-    <w:abstractNumId w:val="13"/>
+    <w:abstractNumId w:val="14"/>
   </w:num>
   <w:num w:numId="6" w16cid:durableId="1707559065">
-    <w:abstractNumId w:val="16"/>
+    <w:abstractNumId w:val="17"/>
   </w:num>
   <w:num w:numId="7" w16cid:durableId="465200995">
-    <w:abstractNumId w:val="18"/>
+    <w:abstractNumId w:val="19"/>
   </w:num>
   <w:num w:numId="8" w16cid:durableId="1044792600">
     <w:abstractNumId w:val="3"/>
   </w:num>
   <w:num w:numId="9" w16cid:durableId="1172723851">
+    <w:abstractNumId w:val="24"/>
+  </w:num>
+  <w:num w:numId="10" w16cid:durableId="1303340468">
+    <w:abstractNumId w:val="15"/>
+  </w:num>
+  <w:num w:numId="11" w16cid:durableId="622806105">
+    <w:abstractNumId w:val="21"/>
+  </w:num>
+  <w:num w:numId="12" w16cid:durableId="2015567649">
+    <w:abstractNumId w:val="11"/>
+  </w:num>
+  <w:num w:numId="13" w16cid:durableId="782726403">
+    <w:abstractNumId w:val="22"/>
+  </w:num>
+  <w:num w:numId="14" w16cid:durableId="2048681171">
+    <w:abstractNumId w:val="13"/>
+  </w:num>
+  <w:num w:numId="15" w16cid:durableId="1515414620">
     <w:abstractNumId w:val="23"/>
   </w:num>
-  <w:num w:numId="10" w16cid:durableId="1303340468">
-    <w:abstractNumId w:val="14"/>
-  </w:num>
-  <w:num w:numId="11" w16cid:durableId="622806105">
-    <w:abstractNumId w:val="20"/>
-  </w:num>
-  <w:num w:numId="12" w16cid:durableId="2015567649">
-    <w:abstractNumId w:val="10"/>
-  </w:num>
-  <w:num w:numId="13" w16cid:durableId="782726403">
-    <w:abstractNumId w:val="21"/>
-  </w:num>
-  <w:num w:numId="14" w16cid:durableId="2048681171">
-    <w:abstractNumId w:val="12"/>
-  </w:num>
-  <w:num w:numId="15" w16cid:durableId="1515414620">
-    <w:abstractNumId w:val="22"/>
-  </w:num>
   <w:num w:numId="16" w16cid:durableId="1277758882">
-    <w:abstractNumId w:val="15"/>
+    <w:abstractNumId w:val="16"/>
   </w:num>
   <w:num w:numId="17" w16cid:durableId="1633245295">
     <w:abstractNumId w:val="4"/>
@@ -26585,7 +26820,7 @@
     <w:abstractNumId w:val="6"/>
   </w:num>
   <w:num w:numId="19" w16cid:durableId="1925066706">
-    <w:abstractNumId w:val="17"/>
+    <w:abstractNumId w:val="18"/>
   </w:num>
   <w:num w:numId="20" w16cid:durableId="1120952908">
     <w:abstractNumId w:val="1"/>
@@ -26597,10 +26832,13 @@
     <w:abstractNumId w:val="2"/>
   </w:num>
   <w:num w:numId="23" w16cid:durableId="507596859">
-    <w:abstractNumId w:val="19"/>
+    <w:abstractNumId w:val="20"/>
   </w:num>
   <w:num w:numId="24" w16cid:durableId="2018967675">
-    <w:abstractNumId w:val="8"/>
+    <w:abstractNumId w:val="9"/>
+  </w:num>
+  <w:num w:numId="25" w16cid:durableId="762578708">
+    <w:abstractNumId w:val="7"/>
   </w:num>
 </w:numbering>
 </file>
@@ -27008,7 +27246,6 @@
   <w:style w:type="character" w:default="1" w:styleId="DefaultParagraphFont">
     <w:name w:val="Default Paragraph Font"/>
     <w:uiPriority w:val="1"/>
-    <w:semiHidden/>
     <w:unhideWhenUsed/>
   </w:style>
   <w:style w:type="table" w:default="1" w:styleId="TableNormal">

--- a/java/core java 10PM.docx
+++ b/java/core java 10PM.docx
@@ -23942,57 +23942,86 @@
     <w:p>
       <w:pPr>
         <w:spacing w:after="0" w:line="240" w:lineRule="auto"/>
-      </w:pPr>
-      <w:r>
-        <w:t xml:space="preserve">Can we modify the methods which are coming from parent class? </w:t>
-      </w:r>
-    </w:p>
-    <w:p>
-      <w:pPr>
-        <w:spacing w:after="0" w:line="240" w:lineRule="auto"/>
-      </w:pPr>
-      <w:r>
-        <w:t>YES, we can override the parent class methods and we can provide new logic, if you don’t like parent class method logic.</w:t>
-      </w:r>
-    </w:p>
-    <w:p>
-      <w:pPr>
-        <w:spacing w:after="0" w:line="240" w:lineRule="auto"/>
-      </w:pPr>
-    </w:p>
-    <w:p>
-      <w:pPr>
-        <w:spacing w:after="0" w:line="240" w:lineRule="auto"/>
-      </w:pPr>
-    </w:p>
-    <w:p>
-      <w:pPr>
-        <w:spacing w:after="0" w:line="240" w:lineRule="auto"/>
-        <w:rPr>
-          <w:b/>
-          <w:bCs/>
-        </w:rPr>
-      </w:pPr>
-      <w:r>
-        <w:rPr>
-          <w:b/>
-          <w:bCs/>
-        </w:rPr>
-        <w:t xml:space="preserve">Inheritance is a process where one class </w:t>
-      </w:r>
-      <w:r>
-        <w:rPr>
-          <w:b/>
-          <w:bCs/>
-        </w:rPr>
-        <w:t>gets</w:t>
-      </w:r>
-      <w:r>
-        <w:rPr>
-          <w:b/>
-          <w:bCs/>
-        </w:rPr>
-        <w:t xml:space="preserve"> the properties (</w:t>
+        <w:rPr>
+          <w:b/>
+          <w:bCs/>
+        </w:rPr>
+      </w:pPr>
+      <w:r>
+        <w:rPr>
+          <w:b/>
+          <w:bCs/>
+        </w:rPr>
+        <w:t>Can we modify the method</w:t>
+      </w:r>
+      <w:r>
+        <w:rPr>
+          <w:b/>
+          <w:bCs/>
+        </w:rPr>
+        <w:t xml:space="preserve"> logic</w:t>
+      </w:r>
+      <w:r>
+        <w:rPr>
+          <w:b/>
+          <w:bCs/>
+        </w:rPr>
+        <w:t xml:space="preserve"> which </w:t>
+      </w:r>
+      <w:r>
+        <w:rPr>
+          <w:b/>
+          <w:bCs/>
+        </w:rPr>
+        <w:t>is</w:t>
+      </w:r>
+      <w:r>
+        <w:rPr>
+          <w:b/>
+          <w:bCs/>
+        </w:rPr>
+        <w:t xml:space="preserve"> coming from parent class? </w:t>
+      </w:r>
+    </w:p>
+    <w:p>
+      <w:pPr>
+        <w:spacing w:after="0" w:line="240" w:lineRule="auto"/>
+      </w:pPr>
+      <w:r>
+        <w:rPr>
+          <w:b/>
+          <w:bCs/>
+        </w:rPr>
+        <w:t>YES</w:t>
+      </w:r>
+      <w:r>
+        <w:t>, we can override the parent class methods and we can provide new logic, if you don’t like parent class method logic.</w:t>
+      </w:r>
+    </w:p>
+    <w:p>
+      <w:pPr>
+        <w:spacing w:after="0" w:line="240" w:lineRule="auto"/>
+      </w:pPr>
+    </w:p>
+    <w:p>
+      <w:pPr>
+        <w:spacing w:after="0" w:line="240" w:lineRule="auto"/>
+      </w:pPr>
+    </w:p>
+    <w:p>
+      <w:pPr>
+        <w:spacing w:after="0" w:line="240" w:lineRule="auto"/>
+        <w:rPr>
+          <w:b/>
+          <w:bCs/>
+        </w:rPr>
+      </w:pPr>
+      <w:r>
+        <w:rPr>
+          <w:b/>
+          <w:bCs/>
+        </w:rPr>
+        <w:t>Inheritance is a process where one class gets the properties (</w:t>
       </w:r>
       <w:hyperlink r:id="rId53" w:tgtFrame="_blank" w:history="1">
         <w:r>
@@ -24028,6 +24057,1309 @@
         </w:rPr>
         <w:t>) of another.</w:t>
       </w:r>
+    </w:p>
+    <w:p>
+      <w:pPr>
+        <w:spacing w:after="0" w:line="240" w:lineRule="auto"/>
+      </w:pPr>
+      <w:r>
+        <w:rPr>
+          <w:noProof/>
+        </w:rPr>
+        <w:lastRenderedPageBreak/>
+        <w:drawing>
+          <wp:inline distT="0" distB="0" distL="0" distR="0" wp14:anchorId="666CAA67" wp14:editId="7BBE2D9D">
+            <wp:extent cx="4737100" cy="2588999"/>
+            <wp:effectExtent l="0" t="0" r="0" b="0"/>
+            <wp:docPr id="450674160" name="Picture 1"/>
+            <wp:cNvGraphicFramePr>
+              <a:graphicFrameLocks xmlns:a="http://schemas.openxmlformats.org/drawingml/2006/main" noChangeAspect="1"/>
+            </wp:cNvGraphicFramePr>
+            <a:graphic xmlns:a="http://schemas.openxmlformats.org/drawingml/2006/main">
+              <a:graphicData uri="http://schemas.openxmlformats.org/drawingml/2006/picture">
+                <pic:pic xmlns:pic="http://schemas.openxmlformats.org/drawingml/2006/picture">
+                  <pic:nvPicPr>
+                    <pic:cNvPr id="450674160" name=""/>
+                    <pic:cNvPicPr/>
+                  </pic:nvPicPr>
+                  <pic:blipFill>
+                    <a:blip r:embed="rId55"/>
+                    <a:stretch>
+                      <a:fillRect/>
+                    </a:stretch>
+                  </pic:blipFill>
+                  <pic:spPr>
+                    <a:xfrm>
+                      <a:off x="0" y="0"/>
+                      <a:ext cx="4743958" cy="2592747"/>
+                    </a:xfrm>
+                    <a:prstGeom prst="rect">
+                      <a:avLst/>
+                    </a:prstGeom>
+                  </pic:spPr>
+                </pic:pic>
+              </a:graphicData>
+            </a:graphic>
+          </wp:inline>
+        </w:drawing>
+      </w:r>
+    </w:p>
+    <w:p>
+      <w:pPr>
+        <w:spacing w:after="0" w:line="240" w:lineRule="auto"/>
+      </w:pPr>
+    </w:p>
+    <w:p>
+      <w:pPr>
+        <w:spacing w:after="0" w:line="240" w:lineRule="auto"/>
+      </w:pPr>
+      <w:r>
+        <w:t xml:space="preserve">To implement (use) inheritance in Java, the </w:t>
+      </w:r>
+      <w:r>
+        <w:rPr>
+          <w:b/>
+          <w:bCs/>
+        </w:rPr>
+        <w:t>extends</w:t>
+      </w:r>
+      <w:r>
+        <w:t xml:space="preserve"> keyword is used.</w:t>
+      </w:r>
+      <w:r>
+        <w:t xml:space="preserve"> </w:t>
+      </w:r>
+      <w:r>
+        <w:t>It inherits the properties (attributes or/and methods) of the base class to the derived class.</w:t>
+      </w:r>
+    </w:p>
+    <w:p>
+      <w:pPr>
+        <w:spacing w:after="0" w:line="240" w:lineRule="auto"/>
+      </w:pPr>
+      <w:r>
+        <w:drawing>
+          <wp:inline distT="0" distB="0" distL="0" distR="0" wp14:anchorId="40C08A29" wp14:editId="34C1F39B">
+            <wp:extent cx="4392150" cy="2311400"/>
+            <wp:effectExtent l="0" t="0" r="0" b="0"/>
+            <wp:docPr id="85568095" name="Picture 1"/>
+            <wp:cNvGraphicFramePr>
+              <a:graphicFrameLocks xmlns:a="http://schemas.openxmlformats.org/drawingml/2006/main" noChangeAspect="1"/>
+            </wp:cNvGraphicFramePr>
+            <a:graphic xmlns:a="http://schemas.openxmlformats.org/drawingml/2006/main">
+              <a:graphicData uri="http://schemas.openxmlformats.org/drawingml/2006/picture">
+                <pic:pic xmlns:pic="http://schemas.openxmlformats.org/drawingml/2006/picture">
+                  <pic:nvPicPr>
+                    <pic:cNvPr id="85568095" name=""/>
+                    <pic:cNvPicPr/>
+                  </pic:nvPicPr>
+                  <pic:blipFill>
+                    <a:blip r:embed="rId56"/>
+                    <a:stretch>
+                      <a:fillRect/>
+                    </a:stretch>
+                  </pic:blipFill>
+                  <pic:spPr>
+                    <a:xfrm>
+                      <a:off x="0" y="0"/>
+                      <a:ext cx="4408083" cy="2319785"/>
+                    </a:xfrm>
+                    <a:prstGeom prst="rect">
+                      <a:avLst/>
+                    </a:prstGeom>
+                  </pic:spPr>
+                </pic:pic>
+              </a:graphicData>
+            </a:graphic>
+          </wp:inline>
+        </w:drawing>
+      </w:r>
+    </w:p>
+    <w:p>
+      <w:pPr>
+        <w:spacing w:after="0" w:line="240" w:lineRule="auto"/>
+      </w:pPr>
+    </w:p>
+    <w:tbl>
+      <w:tblPr>
+        <w:tblStyle w:val="TableGrid"/>
+        <w:tblW w:w="0" w:type="auto"/>
+        <w:tblLook w:val="04A0" w:firstRow="1" w:lastRow="0" w:firstColumn="1" w:lastColumn="0" w:noHBand="0" w:noVBand="1"/>
+      </w:tblPr>
+      <w:tblGrid>
+        <w:gridCol w:w="11016"/>
+      </w:tblGrid>
+      <w:tr>
+        <w:tc>
+          <w:tcPr>
+            <w:tcW w:w="11016" w:type="dxa"/>
+          </w:tcPr>
+          <w:p>
+            <w:pPr>
+              <w:rPr>
+                <w:sz w:val="18"/>
+                <w:szCs w:val="18"/>
+                <w:lang w:val="en-IN"/>
+              </w:rPr>
+            </w:pPr>
+            <w:r>
+              <w:rPr>
+                <w:sz w:val="18"/>
+                <w:szCs w:val="18"/>
+                <w:lang w:val="en-IN"/>
+              </w:rPr>
+              <w:t>class Calculation {</w:t>
+            </w:r>
+            <w:r>
+              <w:rPr>
+                <w:sz w:val="18"/>
+                <w:szCs w:val="18"/>
+                <w:lang w:val="en-IN"/>
+              </w:rPr>
+              <w:br/>
+              <w:t xml:space="preserve">    int z;</w:t>
+            </w:r>
+            <w:r>
+              <w:rPr>
+                <w:sz w:val="18"/>
+                <w:szCs w:val="18"/>
+                <w:lang w:val="en-IN"/>
+              </w:rPr>
+              <w:br/>
+              <w:t xml:space="preserve">    public void addition(int x, int y) {</w:t>
+            </w:r>
+            <w:r>
+              <w:rPr>
+                <w:sz w:val="18"/>
+                <w:szCs w:val="18"/>
+                <w:lang w:val="en-IN"/>
+              </w:rPr>
+              <w:br/>
+              <w:t xml:space="preserve">        z = x + y;</w:t>
+            </w:r>
+            <w:r>
+              <w:rPr>
+                <w:sz w:val="18"/>
+                <w:szCs w:val="18"/>
+                <w:lang w:val="en-IN"/>
+              </w:rPr>
+              <w:br/>
+              <w:t xml:space="preserve">        </w:t>
+            </w:r>
+            <w:proofErr w:type="spellStart"/>
+            <w:r>
+              <w:rPr>
+                <w:sz w:val="18"/>
+                <w:szCs w:val="18"/>
+                <w:lang w:val="en-IN"/>
+              </w:rPr>
+              <w:t>System.</w:t>
+            </w:r>
+            <w:r>
+              <w:rPr>
+                <w:i/>
+                <w:iCs/>
+                <w:sz w:val="18"/>
+                <w:szCs w:val="18"/>
+                <w:lang w:val="en-IN"/>
+              </w:rPr>
+              <w:t>out</w:t>
+            </w:r>
+            <w:r>
+              <w:rPr>
+                <w:sz w:val="18"/>
+                <w:szCs w:val="18"/>
+                <w:lang w:val="en-IN"/>
+              </w:rPr>
+              <w:t>.println</w:t>
+            </w:r>
+            <w:proofErr w:type="spellEnd"/>
+            <w:r>
+              <w:rPr>
+                <w:sz w:val="18"/>
+                <w:szCs w:val="18"/>
+                <w:lang w:val="en-IN"/>
+              </w:rPr>
+              <w:t>("The sum of the given numbers:"+z);</w:t>
+            </w:r>
+            <w:r>
+              <w:rPr>
+                <w:sz w:val="18"/>
+                <w:szCs w:val="18"/>
+                <w:lang w:val="en-IN"/>
+              </w:rPr>
+              <w:br/>
+              <w:t xml:space="preserve">    }</w:t>
+            </w:r>
+            <w:r>
+              <w:rPr>
+                <w:sz w:val="18"/>
+                <w:szCs w:val="18"/>
+                <w:lang w:val="en-IN"/>
+              </w:rPr>
+              <w:br/>
+              <w:t xml:space="preserve">    public void Subtraction(int x, int y) {</w:t>
+            </w:r>
+            <w:r>
+              <w:rPr>
+                <w:sz w:val="18"/>
+                <w:szCs w:val="18"/>
+                <w:lang w:val="en-IN"/>
+              </w:rPr>
+              <w:br/>
+              <w:t xml:space="preserve">        z = x - y;</w:t>
+            </w:r>
+            <w:r>
+              <w:rPr>
+                <w:sz w:val="18"/>
+                <w:szCs w:val="18"/>
+                <w:lang w:val="en-IN"/>
+              </w:rPr>
+              <w:br/>
+              <w:t xml:space="preserve">        </w:t>
+            </w:r>
+            <w:proofErr w:type="spellStart"/>
+            <w:r>
+              <w:rPr>
+                <w:sz w:val="18"/>
+                <w:szCs w:val="18"/>
+                <w:lang w:val="en-IN"/>
+              </w:rPr>
+              <w:t>System.</w:t>
+            </w:r>
+            <w:r>
+              <w:rPr>
+                <w:i/>
+                <w:iCs/>
+                <w:sz w:val="18"/>
+                <w:szCs w:val="18"/>
+                <w:lang w:val="en-IN"/>
+              </w:rPr>
+              <w:t>out</w:t>
+            </w:r>
+            <w:r>
+              <w:rPr>
+                <w:sz w:val="18"/>
+                <w:szCs w:val="18"/>
+                <w:lang w:val="en-IN"/>
+              </w:rPr>
+              <w:t>.println</w:t>
+            </w:r>
+            <w:proofErr w:type="spellEnd"/>
+            <w:r>
+              <w:rPr>
+                <w:sz w:val="18"/>
+                <w:szCs w:val="18"/>
+                <w:lang w:val="en-IN"/>
+              </w:rPr>
+              <w:t>("The difference between the given numbers:"+z);</w:t>
+            </w:r>
+            <w:r>
+              <w:rPr>
+                <w:sz w:val="18"/>
+                <w:szCs w:val="18"/>
+                <w:lang w:val="en-IN"/>
+              </w:rPr>
+              <w:br/>
+              <w:t xml:space="preserve">    }</w:t>
+            </w:r>
+            <w:r>
+              <w:rPr>
+                <w:sz w:val="18"/>
+                <w:szCs w:val="18"/>
+                <w:lang w:val="en-IN"/>
+              </w:rPr>
+              <w:br/>
+              <w:t>}</w:t>
+            </w:r>
+            <w:r>
+              <w:rPr>
+                <w:sz w:val="18"/>
+                <w:szCs w:val="18"/>
+                <w:lang w:val="en-IN"/>
+              </w:rPr>
+              <w:br/>
+              <w:t>public class My_Calculation extends Calculation {</w:t>
+            </w:r>
+            <w:r>
+              <w:rPr>
+                <w:sz w:val="18"/>
+                <w:szCs w:val="18"/>
+                <w:lang w:val="en-IN"/>
+              </w:rPr>
+              <w:br/>
+              <w:t xml:space="preserve">    public void multiplication(int x, int y) {</w:t>
+            </w:r>
+            <w:r>
+              <w:rPr>
+                <w:sz w:val="18"/>
+                <w:szCs w:val="18"/>
+                <w:lang w:val="en-IN"/>
+              </w:rPr>
+              <w:br/>
+              <w:t xml:space="preserve">        z = x * y;</w:t>
+            </w:r>
+            <w:r>
+              <w:rPr>
+                <w:sz w:val="18"/>
+                <w:szCs w:val="18"/>
+                <w:lang w:val="en-IN"/>
+              </w:rPr>
+              <w:br/>
+              <w:t xml:space="preserve">        </w:t>
+            </w:r>
+            <w:proofErr w:type="spellStart"/>
+            <w:r>
+              <w:rPr>
+                <w:sz w:val="18"/>
+                <w:szCs w:val="18"/>
+                <w:lang w:val="en-IN"/>
+              </w:rPr>
+              <w:t>System.</w:t>
+            </w:r>
+            <w:r>
+              <w:rPr>
+                <w:i/>
+                <w:iCs/>
+                <w:sz w:val="18"/>
+                <w:szCs w:val="18"/>
+                <w:lang w:val="en-IN"/>
+              </w:rPr>
+              <w:t>out</w:t>
+            </w:r>
+            <w:r>
+              <w:rPr>
+                <w:sz w:val="18"/>
+                <w:szCs w:val="18"/>
+                <w:lang w:val="en-IN"/>
+              </w:rPr>
+              <w:t>.println</w:t>
+            </w:r>
+            <w:proofErr w:type="spellEnd"/>
+            <w:r>
+              <w:rPr>
+                <w:sz w:val="18"/>
+                <w:szCs w:val="18"/>
+                <w:lang w:val="en-IN"/>
+              </w:rPr>
+              <w:t>("The product of the given numbers:"+z);</w:t>
+            </w:r>
+            <w:r>
+              <w:rPr>
+                <w:sz w:val="18"/>
+                <w:szCs w:val="18"/>
+                <w:lang w:val="en-IN"/>
+              </w:rPr>
+              <w:br/>
+              <w:t xml:space="preserve">    }</w:t>
+            </w:r>
+            <w:r>
+              <w:rPr>
+                <w:sz w:val="18"/>
+                <w:szCs w:val="18"/>
+                <w:lang w:val="en-IN"/>
+              </w:rPr>
+              <w:br/>
+              <w:t xml:space="preserve">    public static void main(String </w:t>
+            </w:r>
+            <w:proofErr w:type="spellStart"/>
+            <w:r>
+              <w:rPr>
+                <w:sz w:val="18"/>
+                <w:szCs w:val="18"/>
+                <w:lang w:val="en-IN"/>
+              </w:rPr>
+              <w:t>args</w:t>
+            </w:r>
+            <w:proofErr w:type="spellEnd"/>
+            <w:r>
+              <w:rPr>
+                <w:sz w:val="18"/>
+                <w:szCs w:val="18"/>
+                <w:lang w:val="en-IN"/>
+              </w:rPr>
+              <w:t>[]) {</w:t>
+            </w:r>
+            <w:r>
+              <w:rPr>
+                <w:sz w:val="18"/>
+                <w:szCs w:val="18"/>
+                <w:lang w:val="en-IN"/>
+              </w:rPr>
+              <w:br/>
+              <w:t xml:space="preserve">        int a = 20, b = 10;</w:t>
+            </w:r>
+            <w:r>
+              <w:rPr>
+                <w:sz w:val="18"/>
+                <w:szCs w:val="18"/>
+                <w:lang w:val="en-IN"/>
+              </w:rPr>
+              <w:br/>
+              <w:t xml:space="preserve">        My_Calculation demo = new My_Calculation();</w:t>
+            </w:r>
+            <w:r>
+              <w:rPr>
+                <w:sz w:val="18"/>
+                <w:szCs w:val="18"/>
+                <w:lang w:val="en-IN"/>
+              </w:rPr>
+              <w:br/>
+              <w:t xml:space="preserve">        </w:t>
+            </w:r>
+            <w:proofErr w:type="spellStart"/>
+            <w:r>
+              <w:rPr>
+                <w:sz w:val="18"/>
+                <w:szCs w:val="18"/>
+                <w:lang w:val="en-IN"/>
+              </w:rPr>
+              <w:t>demo.addition</w:t>
+            </w:r>
+            <w:proofErr w:type="spellEnd"/>
+            <w:r>
+              <w:rPr>
+                <w:sz w:val="18"/>
+                <w:szCs w:val="18"/>
+                <w:lang w:val="en-IN"/>
+              </w:rPr>
+              <w:t>(a, b);</w:t>
+            </w:r>
+            <w:r>
+              <w:rPr>
+                <w:sz w:val="18"/>
+                <w:szCs w:val="18"/>
+                <w:lang w:val="en-IN"/>
+              </w:rPr>
+              <w:br/>
+              <w:t xml:space="preserve">        </w:t>
+            </w:r>
+            <w:proofErr w:type="spellStart"/>
+            <w:r>
+              <w:rPr>
+                <w:sz w:val="18"/>
+                <w:szCs w:val="18"/>
+                <w:lang w:val="en-IN"/>
+              </w:rPr>
+              <w:t>demo.Subtraction</w:t>
+            </w:r>
+            <w:proofErr w:type="spellEnd"/>
+            <w:r>
+              <w:rPr>
+                <w:sz w:val="18"/>
+                <w:szCs w:val="18"/>
+                <w:lang w:val="en-IN"/>
+              </w:rPr>
+              <w:t>(a, b);</w:t>
+            </w:r>
+            <w:r>
+              <w:rPr>
+                <w:sz w:val="18"/>
+                <w:szCs w:val="18"/>
+                <w:lang w:val="en-IN"/>
+              </w:rPr>
+              <w:br/>
+              <w:t xml:space="preserve">        </w:t>
+            </w:r>
+            <w:proofErr w:type="spellStart"/>
+            <w:r>
+              <w:rPr>
+                <w:sz w:val="18"/>
+                <w:szCs w:val="18"/>
+                <w:lang w:val="en-IN"/>
+              </w:rPr>
+              <w:t>demo.multiplication</w:t>
+            </w:r>
+            <w:proofErr w:type="spellEnd"/>
+            <w:r>
+              <w:rPr>
+                <w:sz w:val="18"/>
+                <w:szCs w:val="18"/>
+                <w:lang w:val="en-IN"/>
+              </w:rPr>
+              <w:t>(a, b);</w:t>
+            </w:r>
+            <w:r>
+              <w:rPr>
+                <w:sz w:val="18"/>
+                <w:szCs w:val="18"/>
+                <w:lang w:val="en-IN"/>
+              </w:rPr>
+              <w:br/>
+              <w:t xml:space="preserve">    }</w:t>
+            </w:r>
+            <w:r>
+              <w:rPr>
+                <w:sz w:val="18"/>
+                <w:szCs w:val="18"/>
+                <w:lang w:val="en-IN"/>
+              </w:rPr>
+              <w:br/>
+              <w:t>}</w:t>
+            </w:r>
+          </w:p>
+          <w:p>
+            <w:pPr>
+              <w:rPr>
+                <w:sz w:val="18"/>
+                <w:szCs w:val="18"/>
+              </w:rPr>
+            </w:pPr>
+          </w:p>
+        </w:tc>
+      </w:tr>
+    </w:tbl>
+    <w:p>
+      <w:pPr>
+        <w:spacing w:after="0" w:line="240" w:lineRule="auto"/>
+        <w:rPr>
+          <w:b/>
+          <w:bCs/>
+        </w:rPr>
+      </w:pPr>
+      <w:r>
+        <w:rPr>
+          <w:b/>
+          <w:bCs/>
+        </w:rPr>
+        <w:lastRenderedPageBreak/>
+        <w:t>“this” and “super” keywords in java.</w:t>
+      </w:r>
+    </w:p>
+    <w:p>
+      <w:pPr>
+        <w:spacing w:after="0" w:line="240" w:lineRule="auto"/>
+      </w:pPr>
+    </w:p>
+    <w:p>
+      <w:pPr>
+        <w:spacing w:after="0" w:line="240" w:lineRule="auto"/>
+      </w:pPr>
+      <w:r>
+        <w:t>If parent class methods</w:t>
+      </w:r>
+      <w:r>
+        <w:t>/field</w:t>
+      </w:r>
+      <w:r>
+        <w:t xml:space="preserve"> names and child class methods</w:t>
+      </w:r>
+      <w:r>
+        <w:t>/fields</w:t>
+      </w:r>
+      <w:r>
+        <w:t xml:space="preserve"> names are same. In that case if you want to call child class methods in child class then we use “this” keyword. And if you want call super class methods in child class we use “super” keyword.</w:t>
+      </w:r>
+    </w:p>
+    <w:p>
+      <w:pPr>
+        <w:spacing w:after="0" w:line="240" w:lineRule="auto"/>
+      </w:pPr>
+    </w:p>
+    <w:p>
+      <w:pPr>
+        <w:spacing w:after="0" w:line="240" w:lineRule="auto"/>
+      </w:pPr>
+      <w:r>
+        <w:t xml:space="preserve">We are going to use “this” and “super” in </w:t>
+      </w:r>
+      <w:proofErr w:type="gramStart"/>
+      <w:r>
+        <w:t>constructors</w:t>
+      </w:r>
+      <w:proofErr w:type="gramEnd"/>
+      <w:r>
+        <w:t xml:space="preserve"> scenario also.</w:t>
+      </w:r>
+    </w:p>
+    <w:p>
+      <w:pPr>
+        <w:spacing w:after="0" w:line="240" w:lineRule="auto"/>
+      </w:pPr>
+    </w:p>
+    <w:tbl>
+      <w:tblPr>
+        <w:tblStyle w:val="TableGrid"/>
+        <w:tblW w:w="0" w:type="auto"/>
+        <w:tblLook w:val="04A0" w:firstRow="1" w:lastRow="0" w:firstColumn="1" w:lastColumn="0" w:noHBand="0" w:noVBand="1"/>
+      </w:tblPr>
+      <w:tblGrid>
+        <w:gridCol w:w="5508"/>
+        <w:gridCol w:w="5508"/>
+      </w:tblGrid>
+      <w:tr>
+        <w:tc>
+          <w:tcPr>
+            <w:tcW w:w="5508" w:type="dxa"/>
+          </w:tcPr>
+          <w:p/>
+        </w:tc>
+        <w:tc>
+          <w:tcPr>
+            <w:tcW w:w="5508" w:type="dxa"/>
+          </w:tcPr>
+          <w:p/>
+        </w:tc>
+      </w:tr>
+      <w:tr>
+        <w:tc>
+          <w:tcPr>
+            <w:tcW w:w="5508" w:type="dxa"/>
+          </w:tcPr>
+          <w:p>
+            <w:proofErr w:type="spellStart"/>
+            <w:proofErr w:type="gramStart"/>
+            <w:r>
+              <w:t>this.methodName</w:t>
+            </w:r>
+            <w:proofErr w:type="spellEnd"/>
+            <w:proofErr w:type="gramEnd"/>
+            <w:r>
+              <w:t>();</w:t>
+            </w:r>
+          </w:p>
+          <w:p/>
+          <w:p>
+            <w:proofErr w:type="gramStart"/>
+            <w:r>
+              <w:t>this(</w:t>
+            </w:r>
+            <w:proofErr w:type="gramEnd"/>
+            <w:r>
+              <w:t>);</w:t>
+            </w:r>
+          </w:p>
+          <w:p>
+            <w:r>
+              <w:t>this(“Kamal”);</w:t>
+            </w:r>
+          </w:p>
+        </w:tc>
+        <w:tc>
+          <w:tcPr>
+            <w:tcW w:w="5508" w:type="dxa"/>
+          </w:tcPr>
+          <w:p>
+            <w:proofErr w:type="spellStart"/>
+            <w:proofErr w:type="gramStart"/>
+            <w:r>
+              <w:t>super.methodName</w:t>
+            </w:r>
+            <w:proofErr w:type="spellEnd"/>
+            <w:proofErr w:type="gramEnd"/>
+            <w:r>
+              <w:t>();</w:t>
+            </w:r>
+          </w:p>
+          <w:p/>
+          <w:p>
+            <w:r>
+              <w:t>super</w:t>
+            </w:r>
+            <w:r>
+              <w:t xml:space="preserve"> </w:t>
+            </w:r>
+            <w:r>
+              <w:t>();</w:t>
+            </w:r>
+          </w:p>
+          <w:p>
+            <w:r>
+              <w:t>super</w:t>
+            </w:r>
+            <w:r>
+              <w:t xml:space="preserve"> </w:t>
+            </w:r>
+            <w:r>
+              <w:t>(“Kamal”);</w:t>
+            </w:r>
+          </w:p>
+        </w:tc>
+      </w:tr>
+    </w:tbl>
+    <w:p>
+      <w:pPr>
+        <w:spacing w:after="0" w:line="240" w:lineRule="auto"/>
+      </w:pPr>
+    </w:p>
+    <w:tbl>
+      <w:tblPr>
+        <w:tblStyle w:val="TableGrid"/>
+        <w:tblW w:w="0" w:type="auto"/>
+        <w:tblLook w:val="04A0" w:firstRow="1" w:lastRow="0" w:firstColumn="1" w:lastColumn="0" w:noHBand="0" w:noVBand="1"/>
+      </w:tblPr>
+      <w:tblGrid>
+        <w:gridCol w:w="5508"/>
+        <w:gridCol w:w="5508"/>
+      </w:tblGrid>
+      <w:tr>
+        <w:tc>
+          <w:tcPr>
+            <w:tcW w:w="5508" w:type="dxa"/>
+          </w:tcPr>
+          <w:p>
+            <w:pPr>
+              <w:rPr>
+                <w:lang w:val="en-IN"/>
+              </w:rPr>
+            </w:pPr>
+            <w:r>
+              <w:rPr>
+                <w:lang w:val="en-IN"/>
+              </w:rPr>
+              <w:t>public class App {</w:t>
+            </w:r>
+            <w:r>
+              <w:rPr>
+                <w:lang w:val="en-IN"/>
+              </w:rPr>
+              <w:br/>
+            </w:r>
+            <w:r>
+              <w:rPr>
+                <w:lang w:val="en-IN"/>
+              </w:rPr>
+              <w:br/>
+              <w:t xml:space="preserve">    public </w:t>
+            </w:r>
+            <w:proofErr w:type="gramStart"/>
+            <w:r>
+              <w:rPr>
+                <w:lang w:val="en-IN"/>
+              </w:rPr>
+              <w:t>App(){</w:t>
+            </w:r>
+            <w:proofErr w:type="gramEnd"/>
+            <w:r>
+              <w:rPr>
+                <w:lang w:val="en-IN"/>
+              </w:rPr>
+              <w:br/>
+              <w:t xml:space="preserve">        </w:t>
+            </w:r>
+            <w:proofErr w:type="spellStart"/>
+            <w:r>
+              <w:rPr>
+                <w:lang w:val="en-IN"/>
+              </w:rPr>
+              <w:t>System.</w:t>
+            </w:r>
+            <w:r>
+              <w:rPr>
+                <w:i/>
+                <w:iCs/>
+                <w:lang w:val="en-IN"/>
+              </w:rPr>
+              <w:t>out</w:t>
+            </w:r>
+            <w:r>
+              <w:rPr>
+                <w:lang w:val="en-IN"/>
+              </w:rPr>
+              <w:t>.println</w:t>
+            </w:r>
+            <w:proofErr w:type="spellEnd"/>
+            <w:r>
+              <w:rPr>
+                <w:lang w:val="en-IN"/>
+              </w:rPr>
+              <w:t>("Default constructor!");</w:t>
+            </w:r>
+            <w:r>
+              <w:rPr>
+                <w:lang w:val="en-IN"/>
+              </w:rPr>
+              <w:br/>
+              <w:t xml:space="preserve">    }</w:t>
+            </w:r>
+            <w:r>
+              <w:rPr>
+                <w:lang w:val="en-IN"/>
+              </w:rPr>
+              <w:br/>
+              <w:t xml:space="preserve">    public App(Integer id){</w:t>
+            </w:r>
+            <w:r>
+              <w:rPr>
+                <w:lang w:val="en-IN"/>
+              </w:rPr>
+              <w:br/>
+            </w:r>
+            <w:r>
+              <w:rPr>
+                <w:b/>
+                <w:bCs/>
+                <w:lang w:val="en-IN"/>
+              </w:rPr>
+              <w:t xml:space="preserve">        </w:t>
+            </w:r>
+            <w:r>
+              <w:rPr>
+                <w:b/>
+                <w:bCs/>
+                <w:highlight w:val="yellow"/>
+                <w:lang w:val="en-IN"/>
+              </w:rPr>
+              <w:t>this();</w:t>
+            </w:r>
+            <w:r>
+              <w:rPr>
+                <w:b/>
+                <w:bCs/>
+                <w:lang w:val="en-IN"/>
+              </w:rPr>
+              <w:br/>
+            </w:r>
+            <w:r>
+              <w:rPr>
+                <w:lang w:val="en-IN"/>
+              </w:rPr>
+              <w:t xml:space="preserve">        </w:t>
+            </w:r>
+            <w:proofErr w:type="spellStart"/>
+            <w:r>
+              <w:rPr>
+                <w:lang w:val="en-IN"/>
+              </w:rPr>
+              <w:t>System.</w:t>
+            </w:r>
+            <w:r>
+              <w:rPr>
+                <w:i/>
+                <w:iCs/>
+                <w:lang w:val="en-IN"/>
+              </w:rPr>
+              <w:t>out</w:t>
+            </w:r>
+            <w:r>
+              <w:rPr>
+                <w:lang w:val="en-IN"/>
+              </w:rPr>
+              <w:t>.println</w:t>
+            </w:r>
+            <w:proofErr w:type="spellEnd"/>
+            <w:r>
+              <w:rPr>
+                <w:lang w:val="en-IN"/>
+              </w:rPr>
+              <w:t>(id);</w:t>
+            </w:r>
+            <w:r>
+              <w:rPr>
+                <w:lang w:val="en-IN"/>
+              </w:rPr>
+              <w:br/>
+              <w:t xml:space="preserve">    }</w:t>
+            </w:r>
+            <w:r>
+              <w:rPr>
+                <w:lang w:val="en-IN"/>
+              </w:rPr>
+              <w:br/>
+              <w:t xml:space="preserve">    public App(String </w:t>
+            </w:r>
+            <w:proofErr w:type="spellStart"/>
+            <w:r>
+              <w:rPr>
+                <w:lang w:val="en-IN"/>
+              </w:rPr>
+              <w:t>eName</w:t>
+            </w:r>
+            <w:proofErr w:type="spellEnd"/>
+            <w:r>
+              <w:rPr>
+                <w:lang w:val="en-IN"/>
+              </w:rPr>
+              <w:t>){</w:t>
+            </w:r>
+            <w:r>
+              <w:rPr>
+                <w:lang w:val="en-IN"/>
+              </w:rPr>
+              <w:br/>
+            </w:r>
+            <w:r>
+              <w:rPr>
+                <w:b/>
+                <w:bCs/>
+                <w:lang w:val="en-IN"/>
+              </w:rPr>
+              <w:t xml:space="preserve">        </w:t>
+            </w:r>
+            <w:r>
+              <w:rPr>
+                <w:b/>
+                <w:bCs/>
+                <w:highlight w:val="yellow"/>
+                <w:lang w:val="en-IN"/>
+              </w:rPr>
+              <w:t>this(123);</w:t>
+            </w:r>
+            <w:r>
+              <w:rPr>
+                <w:lang w:val="en-IN"/>
+              </w:rPr>
+              <w:br/>
+              <w:t xml:space="preserve">        </w:t>
+            </w:r>
+            <w:proofErr w:type="spellStart"/>
+            <w:r>
+              <w:rPr>
+                <w:lang w:val="en-IN"/>
+              </w:rPr>
+              <w:t>System.</w:t>
+            </w:r>
+            <w:r>
+              <w:rPr>
+                <w:i/>
+                <w:iCs/>
+                <w:lang w:val="en-IN"/>
+              </w:rPr>
+              <w:t>out</w:t>
+            </w:r>
+            <w:r>
+              <w:rPr>
+                <w:lang w:val="en-IN"/>
+              </w:rPr>
+              <w:t>.println</w:t>
+            </w:r>
+            <w:proofErr w:type="spellEnd"/>
+            <w:r>
+              <w:rPr>
+                <w:lang w:val="en-IN"/>
+              </w:rPr>
+              <w:t>(</w:t>
+            </w:r>
+            <w:proofErr w:type="spellStart"/>
+            <w:r>
+              <w:rPr>
+                <w:lang w:val="en-IN"/>
+              </w:rPr>
+              <w:t>eName</w:t>
+            </w:r>
+            <w:proofErr w:type="spellEnd"/>
+            <w:r>
+              <w:rPr>
+                <w:lang w:val="en-IN"/>
+              </w:rPr>
+              <w:t>);</w:t>
+            </w:r>
+            <w:r>
+              <w:rPr>
+                <w:lang w:val="en-IN"/>
+              </w:rPr>
+              <w:br/>
+              <w:t xml:space="preserve">    }</w:t>
+            </w:r>
+            <w:r>
+              <w:rPr>
+                <w:lang w:val="en-IN"/>
+              </w:rPr>
+              <w:br/>
+              <w:t xml:space="preserve">    public static void main(String[] </w:t>
+            </w:r>
+            <w:proofErr w:type="spellStart"/>
+            <w:r>
+              <w:rPr>
+                <w:lang w:val="en-IN"/>
+              </w:rPr>
+              <w:t>args</w:t>
+            </w:r>
+            <w:proofErr w:type="spellEnd"/>
+            <w:r>
+              <w:rPr>
+                <w:lang w:val="en-IN"/>
+              </w:rPr>
+              <w:t>) {</w:t>
+            </w:r>
+            <w:r>
+              <w:rPr>
+                <w:lang w:val="en-IN"/>
+              </w:rPr>
+              <w:br/>
+              <w:t xml:space="preserve">        App a = new App("Kamal");</w:t>
+            </w:r>
+            <w:r>
+              <w:rPr>
+                <w:lang w:val="en-IN"/>
+              </w:rPr>
+              <w:br/>
+              <w:t xml:space="preserve">    }</w:t>
+            </w:r>
+            <w:r>
+              <w:rPr>
+                <w:lang w:val="en-IN"/>
+              </w:rPr>
+              <w:br/>
+              <w:t>}</w:t>
+            </w:r>
+          </w:p>
+          <w:p/>
+        </w:tc>
+        <w:tc>
+          <w:tcPr>
+            <w:tcW w:w="5508" w:type="dxa"/>
+          </w:tcPr>
+          <w:p>
+            <w:pPr>
+              <w:rPr>
+                <w:lang w:val="en-IN"/>
+              </w:rPr>
+            </w:pPr>
+            <w:r>
+              <w:rPr>
+                <w:lang w:val="en-IN"/>
+              </w:rPr>
+              <w:t xml:space="preserve">public class </w:t>
+            </w:r>
+            <w:proofErr w:type="gramStart"/>
+            <w:r>
+              <w:rPr>
+                <w:lang w:val="en-IN"/>
+              </w:rPr>
+              <w:t>App  extends</w:t>
+            </w:r>
+            <w:proofErr w:type="gramEnd"/>
+            <w:r>
+              <w:rPr>
+                <w:lang w:val="en-IN"/>
+              </w:rPr>
+              <w:t xml:space="preserve">  </w:t>
+            </w:r>
+            <w:proofErr w:type="spellStart"/>
+            <w:proofErr w:type="gramStart"/>
+            <w:r>
+              <w:rPr>
+                <w:lang w:val="en-IN"/>
+              </w:rPr>
+              <w:t>EmployeeService</w:t>
+            </w:r>
+            <w:proofErr w:type="spellEnd"/>
+            <w:r>
+              <w:rPr>
+                <w:lang w:val="en-IN"/>
+              </w:rPr>
+              <w:t>{</w:t>
+            </w:r>
+            <w:proofErr w:type="gramEnd"/>
+            <w:r>
+              <w:rPr>
+                <w:lang w:val="en-IN"/>
+              </w:rPr>
+              <w:br/>
+            </w:r>
+            <w:r>
+              <w:rPr>
+                <w:lang w:val="en-IN"/>
+              </w:rPr>
+              <w:br/>
+              <w:t xml:space="preserve">   </w:t>
+            </w:r>
+            <w:r>
+              <w:rPr>
+                <w:lang w:val="en-IN"/>
+              </w:rPr>
+              <w:br/>
+              <w:t xml:space="preserve">    public </w:t>
+            </w:r>
+            <w:proofErr w:type="gramStart"/>
+            <w:r>
+              <w:rPr>
+                <w:lang w:val="en-IN"/>
+              </w:rPr>
+              <w:t>App(</w:t>
+            </w:r>
+            <w:proofErr w:type="gramEnd"/>
+            <w:r>
+              <w:rPr>
+                <w:lang w:val="en-IN"/>
+              </w:rPr>
+              <w:t xml:space="preserve">String </w:t>
+            </w:r>
+            <w:proofErr w:type="spellStart"/>
+            <w:proofErr w:type="gramStart"/>
+            <w:r>
+              <w:rPr>
+                <w:lang w:val="en-IN"/>
+              </w:rPr>
+              <w:t>eName</w:t>
+            </w:r>
+            <w:proofErr w:type="spellEnd"/>
+            <w:r>
+              <w:rPr>
+                <w:lang w:val="en-IN"/>
+              </w:rPr>
+              <w:t>){</w:t>
+            </w:r>
+            <w:proofErr w:type="gramEnd"/>
+            <w:r>
+              <w:rPr>
+                <w:lang w:val="en-IN"/>
+              </w:rPr>
+              <w:br/>
+              <w:t xml:space="preserve">        </w:t>
+            </w:r>
+            <w:proofErr w:type="gramStart"/>
+            <w:r>
+              <w:rPr>
+                <w:lang w:val="en-IN"/>
+              </w:rPr>
+              <w:t>super(</w:t>
+            </w:r>
+            <w:proofErr w:type="gramEnd"/>
+            <w:r>
+              <w:rPr>
+                <w:lang w:val="en-IN"/>
+              </w:rPr>
+              <w:t>"Hussain....");</w:t>
+            </w:r>
+            <w:r>
+              <w:rPr>
+                <w:lang w:val="en-IN"/>
+              </w:rPr>
+              <w:br/>
+              <w:t xml:space="preserve">        </w:t>
+            </w:r>
+            <w:proofErr w:type="spellStart"/>
+            <w:r>
+              <w:rPr>
+                <w:lang w:val="en-IN"/>
+              </w:rPr>
+              <w:t>System.</w:t>
+            </w:r>
+            <w:r>
+              <w:rPr>
+                <w:i/>
+                <w:iCs/>
+                <w:lang w:val="en-IN"/>
+              </w:rPr>
+              <w:t>out</w:t>
+            </w:r>
+            <w:r>
+              <w:rPr>
+                <w:lang w:val="en-IN"/>
+              </w:rPr>
+              <w:t>.println</w:t>
+            </w:r>
+            <w:proofErr w:type="spellEnd"/>
+            <w:r>
+              <w:rPr>
+                <w:lang w:val="en-IN"/>
+              </w:rPr>
+              <w:t>(</w:t>
+            </w:r>
+            <w:proofErr w:type="spellStart"/>
+            <w:r>
+              <w:rPr>
+                <w:lang w:val="en-IN"/>
+              </w:rPr>
+              <w:t>eName</w:t>
+            </w:r>
+            <w:proofErr w:type="spellEnd"/>
+            <w:r>
+              <w:rPr>
+                <w:lang w:val="en-IN"/>
+              </w:rPr>
+              <w:t>);</w:t>
+            </w:r>
+            <w:r>
+              <w:rPr>
+                <w:lang w:val="en-IN"/>
+              </w:rPr>
+              <w:br/>
+              <w:t xml:space="preserve">  </w:t>
+            </w:r>
+            <w:proofErr w:type="gramStart"/>
+            <w:r>
+              <w:rPr>
+                <w:lang w:val="en-IN"/>
+              </w:rPr>
+              <w:t xml:space="preserve">  }</w:t>
+            </w:r>
+            <w:proofErr w:type="gramEnd"/>
+            <w:r>
+              <w:rPr>
+                <w:lang w:val="en-IN"/>
+              </w:rPr>
+              <w:br/>
+              <w:t xml:space="preserve">    public static void </w:t>
+            </w:r>
+            <w:proofErr w:type="gramStart"/>
+            <w:r>
+              <w:rPr>
+                <w:lang w:val="en-IN"/>
+              </w:rPr>
+              <w:t>main(String[</w:t>
+            </w:r>
+            <w:proofErr w:type="gramEnd"/>
+            <w:r>
+              <w:rPr>
+                <w:lang w:val="en-IN"/>
+              </w:rPr>
+              <w:t xml:space="preserve">] </w:t>
+            </w:r>
+            <w:proofErr w:type="spellStart"/>
+            <w:r>
+              <w:rPr>
+                <w:lang w:val="en-IN"/>
+              </w:rPr>
+              <w:t>args</w:t>
+            </w:r>
+            <w:proofErr w:type="spellEnd"/>
+            <w:r>
+              <w:rPr>
+                <w:lang w:val="en-IN"/>
+              </w:rPr>
+              <w:t>) {</w:t>
+            </w:r>
+            <w:r>
+              <w:rPr>
+                <w:lang w:val="en-IN"/>
+              </w:rPr>
+              <w:br/>
+              <w:t xml:space="preserve">        App a = new App("Kamal");</w:t>
+            </w:r>
+            <w:r>
+              <w:rPr>
+                <w:lang w:val="en-IN"/>
+              </w:rPr>
+              <w:br/>
+              <w:t xml:space="preserve">  </w:t>
+            </w:r>
+            <w:proofErr w:type="gramStart"/>
+            <w:r>
+              <w:rPr>
+                <w:lang w:val="en-IN"/>
+              </w:rPr>
+              <w:t xml:space="preserve">  }</w:t>
+            </w:r>
+            <w:proofErr w:type="gramEnd"/>
+            <w:r>
+              <w:rPr>
+                <w:lang w:val="en-IN"/>
+              </w:rPr>
+              <w:br/>
+              <w:t>}</w:t>
+            </w:r>
+          </w:p>
+          <w:p/>
+        </w:tc>
+      </w:tr>
+    </w:tbl>
+    <w:p>
+      <w:pPr>
+        <w:spacing w:after="0" w:line="240" w:lineRule="auto"/>
+      </w:pPr>
+    </w:p>
+    <w:p>
+      <w:pPr>
+        <w:spacing w:after="0" w:line="240" w:lineRule="auto"/>
+      </w:pPr>
+    </w:p>
+    <w:p>
+      <w:pPr>
+        <w:spacing w:after="0" w:line="240" w:lineRule="auto"/>
+      </w:pPr>
     </w:p>
     <w:p>
       <w:pPr>

--- a/java/core java 10PM.docx
+++ b/java/core java 10PM.docx
@@ -95,30 +95,17 @@
       <w:pPr>
         <w:spacing w:after="0" w:line="240" w:lineRule="auto"/>
       </w:pPr>
-      <w:proofErr w:type="gramStart"/>
-      <w:r>
-        <w:t>Class :</w:t>
-      </w:r>
-      <w:proofErr w:type="gramEnd"/>
-      <w:r>
-        <w:t xml:space="preserve"> Blue print for creating the objects.</w:t>
+      <w:r>
+        <w:t>Class : Blue print for creating the objects.</w:t>
       </w:r>
       <w:r>
         <w:t xml:space="preserve"> </w:t>
       </w:r>
       <w:r>
-        <w:t xml:space="preserve">It </w:t>
-      </w:r>
-      <w:proofErr w:type="gramStart"/>
-      <w:r>
-        <w:t>is l</w:t>
-      </w:r>
-      <w:r>
-        <w:t>ogically exists</w:t>
-      </w:r>
-      <w:proofErr w:type="gramEnd"/>
-      <w:r>
-        <w:t>.</w:t>
+        <w:t>It is l</w:t>
+      </w:r>
+      <w:r>
+        <w:t>ogically exists.</w:t>
       </w:r>
       <w:r>
         <w:t xml:space="preserve"> </w:t>
@@ -138,18 +125,10 @@
         <w:t xml:space="preserve"> </w:t>
       </w:r>
       <w:r>
-        <w:t xml:space="preserve">It </w:t>
-      </w:r>
-      <w:proofErr w:type="gramStart"/>
-      <w:r>
-        <w:t>is p</w:t>
-      </w:r>
-      <w:r>
-        <w:t>hysically exists</w:t>
-      </w:r>
-      <w:proofErr w:type="gramEnd"/>
-      <w:r>
-        <w:t>.</w:t>
+        <w:t>It is p</w:t>
+      </w:r>
+      <w:r>
+        <w:t>hysically exists.</w:t>
       </w:r>
       <w:r>
         <w:t xml:space="preserve"> </w:t>
@@ -281,15 +260,7 @@
         <w:t xml:space="preserve"> </w:t>
       </w:r>
       <w:r>
-        <w:t xml:space="preserve"> 4 </w:t>
-      </w:r>
-      <w:proofErr w:type="gramStart"/>
-      <w:r>
-        <w:t>legs,  1</w:t>
-      </w:r>
-      <w:proofErr w:type="gramEnd"/>
-      <w:r>
-        <w:t xml:space="preserve"> tail, 2 eyes, white teeth.</w:t>
+        <w:t xml:space="preserve"> 4 legs,  1 tail, 2 eyes, white teeth.</w:t>
       </w:r>
     </w:p>
     <w:p>
@@ -301,56 +272,23 @@
       </w:r>
       <w:r>
         <w:tab/>
-      </w:r>
-      <w:proofErr w:type="gramStart"/>
-      <w:r>
-        <w:t>Running(</w:t>
-      </w:r>
-      <w:proofErr w:type="gramEnd"/>
-      <w:r>
-        <w:t xml:space="preserve">), </w:t>
+        <w:t xml:space="preserve">Running(), </w:t>
       </w:r>
       <w:proofErr w:type="spellStart"/>
-      <w:proofErr w:type="gramStart"/>
       <w:r>
         <w:t>walkng</w:t>
       </w:r>
       <w:proofErr w:type="spellEnd"/>
       <w:r>
-        <w:t>(</w:t>
-      </w:r>
-      <w:proofErr w:type="gramEnd"/>
-      <w:r>
-        <w:t xml:space="preserve">), </w:t>
-      </w:r>
-      <w:proofErr w:type="gramStart"/>
-      <w:r>
-        <w:t>eating(</w:t>
-      </w:r>
-      <w:proofErr w:type="gramEnd"/>
-      <w:r>
-        <w:t xml:space="preserve">), </w:t>
+        <w:t xml:space="preserve">(), eating(), </w:t>
       </w:r>
       <w:proofErr w:type="spellStart"/>
-      <w:proofErr w:type="gramStart"/>
       <w:r>
         <w:t>makeSounds</w:t>
       </w:r>
       <w:proofErr w:type="spellEnd"/>
       <w:r>
-        <w:t>(</w:t>
-      </w:r>
-      <w:proofErr w:type="gramEnd"/>
-      <w:r>
-        <w:t xml:space="preserve">), </w:t>
-      </w:r>
-      <w:proofErr w:type="gramStart"/>
-      <w:r>
-        <w:t>sleeping(</w:t>
-      </w:r>
-      <w:proofErr w:type="gramEnd"/>
-      <w:r>
-        <w:t>)….</w:t>
+        <w:t>(), sleeping()….</w:t>
       </w:r>
     </w:p>
     <w:p>
@@ -398,14 +336,9 @@
         <w:t>Dog</w:t>
       </w:r>
       <w:r>
-        <w:t xml:space="preserve">, cat, Tiger, </w:t>
-      </w:r>
-      <w:proofErr w:type="gramStart"/>
-      <w:r>
-        <w:t>lion..</w:t>
+        <w:t>, cat, Tiger, lion..</w:t>
       </w:r>
       <w:proofErr w:type="spellStart"/>
-      <w:proofErr w:type="gramEnd"/>
       <w:r>
         <w:t>etc</w:t>
       </w:r>
@@ -433,55 +366,24 @@
         <w:spacing w:after="0" w:line="240" w:lineRule="auto"/>
         <w:ind w:firstLine="720"/>
       </w:pPr>
-      <w:proofErr w:type="gramStart"/>
-      <w:r>
-        <w:t>Running(</w:t>
-      </w:r>
-      <w:proofErr w:type="gramEnd"/>
-      <w:r>
-        <w:t xml:space="preserve">), </w:t>
+      <w:r>
+        <w:t xml:space="preserve">Running(), </w:t>
       </w:r>
       <w:proofErr w:type="spellStart"/>
-      <w:proofErr w:type="gramStart"/>
       <w:r>
         <w:t>walkng</w:t>
       </w:r>
       <w:proofErr w:type="spellEnd"/>
       <w:r>
-        <w:t>(</w:t>
-      </w:r>
-      <w:proofErr w:type="gramEnd"/>
-      <w:r>
-        <w:t xml:space="preserve">), </w:t>
-      </w:r>
-      <w:proofErr w:type="gramStart"/>
-      <w:r>
-        <w:t>eating(</w:t>
-      </w:r>
-      <w:proofErr w:type="gramEnd"/>
-      <w:r>
-        <w:t xml:space="preserve">), </w:t>
+        <w:t xml:space="preserve">(), eating(), </w:t>
       </w:r>
       <w:proofErr w:type="spellStart"/>
-      <w:proofErr w:type="gramStart"/>
       <w:r>
         <w:t>makeSounds</w:t>
       </w:r>
       <w:proofErr w:type="spellEnd"/>
       <w:r>
-        <w:t>(</w:t>
-      </w:r>
-      <w:proofErr w:type="gramEnd"/>
-      <w:r>
-        <w:t xml:space="preserve">), </w:t>
-      </w:r>
-      <w:proofErr w:type="gramStart"/>
-      <w:r>
-        <w:t>sleeping(</w:t>
-      </w:r>
-      <w:proofErr w:type="gramEnd"/>
-      <w:r>
-        <w:t>)….</w:t>
+        <w:t>(), sleeping()….</w:t>
       </w:r>
     </w:p>
     <w:p>
@@ -569,15 +471,7 @@
         <w:sym w:font="Wingdings" w:char="F0E0"/>
       </w:r>
       <w:r>
-        <w:t xml:space="preserve"> </w:t>
-      </w:r>
-      <w:proofErr w:type="gramStart"/>
-      <w:r>
-        <w:t>means :</w:t>
-      </w:r>
-      <w:proofErr w:type="gramEnd"/>
-      <w:r>
-        <w:t xml:space="preserve"> </w:t>
+        <w:t xml:space="preserve"> means : </w:t>
       </w:r>
       <w:r>
         <w:rPr>
@@ -773,12 +667,10 @@
         <w:t xml:space="preserve">width, size, weight, price, </w:t>
       </w:r>
       <w:proofErr w:type="spellStart"/>
-      <w:proofErr w:type="gramStart"/>
       <w:r>
         <w:t>no:of</w:t>
       </w:r>
       <w:proofErr w:type="spellEnd"/>
-      <w:proofErr w:type="gramEnd"/>
       <w:r>
         <w:t xml:space="preserve"> pages, author name.</w:t>
       </w:r>
@@ -923,37 +815,8 @@
         <w:tab/>
         <w:t xml:space="preserve">Book actions: </w:t>
       </w:r>
-      <w:proofErr w:type="gramStart"/>
-      <w:r>
-        <w:t>reading(</w:t>
-      </w:r>
-      <w:proofErr w:type="gramEnd"/>
-      <w:r>
-        <w:t xml:space="preserve">), </w:t>
-      </w:r>
-      <w:proofErr w:type="gramStart"/>
-      <w:r>
-        <w:t>writing(</w:t>
-      </w:r>
-      <w:proofErr w:type="gramEnd"/>
-      <w:r>
-        <w:t xml:space="preserve">), </w:t>
-      </w:r>
-      <w:proofErr w:type="gramStart"/>
-      <w:r>
-        <w:t>playing(</w:t>
-      </w:r>
-      <w:proofErr w:type="gramEnd"/>
-      <w:r>
-        <w:t xml:space="preserve">), </w:t>
-      </w:r>
-      <w:proofErr w:type="gramStart"/>
-      <w:r>
-        <w:t>beating(</w:t>
-      </w:r>
-      <w:proofErr w:type="gramEnd"/>
-      <w:r>
-        <w:t xml:space="preserve">), </w:t>
+      <w:r>
+        <w:t xml:space="preserve">reading(), writing(), playing(), beating(), </w:t>
       </w:r>
     </w:p>
     <w:p>
@@ -970,47 +833,27 @@
       <w:r>
         <w:t xml:space="preserve">ctions: </w:t>
       </w:r>
-      <w:proofErr w:type="gramStart"/>
-      <w:r>
-        <w:t>riding(</w:t>
-      </w:r>
-      <w:proofErr w:type="gramEnd"/>
-      <w:r>
-        <w:t xml:space="preserve">), </w:t>
+      <w:r>
+        <w:t xml:space="preserve">riding(), </w:t>
       </w:r>
       <w:proofErr w:type="spellStart"/>
-      <w:proofErr w:type="gramStart"/>
       <w:r>
         <w:t>engineBeating</w:t>
       </w:r>
       <w:proofErr w:type="spellEnd"/>
       <w:r>
-        <w:t>(</w:t>
-      </w:r>
-      <w:proofErr w:type="gramEnd"/>
-      <w:r>
-        <w:t xml:space="preserve">), </w:t>
+        <w:t xml:space="preserve">(), </w:t>
       </w:r>
       <w:proofErr w:type="spellStart"/>
-      <w:proofErr w:type="gramStart"/>
       <w:r>
         <w:t>spped</w:t>
       </w:r>
       <w:proofErr w:type="spellEnd"/>
       <w:r>
-        <w:t>(</w:t>
-      </w:r>
-      <w:proofErr w:type="gramEnd"/>
-      <w:r>
-        <w:t xml:space="preserve">), </w:t>
-      </w:r>
-      <w:proofErr w:type="gramStart"/>
-      <w:r>
-        <w:t>stunts(</w:t>
-      </w:r>
-      <w:proofErr w:type="gramEnd"/>
-      <w:r>
-        <w:t xml:space="preserve">), </w:t>
+        <w:t xml:space="preserve">(), </w:t>
+      </w:r>
+      <w:r>
+        <w:t xml:space="preserve">stunts(), </w:t>
       </w:r>
       <w:proofErr w:type="spellStart"/>
       <w:r>
@@ -1091,15 +934,7 @@
         <w:spacing w:after="0" w:line="240" w:lineRule="auto"/>
       </w:pPr>
       <w:r>
-        <w:t xml:space="preserve">But an object </w:t>
-      </w:r>
-      <w:proofErr w:type="gramStart"/>
-      <w:r>
-        <w:t>have</w:t>
-      </w:r>
-      <w:proofErr w:type="gramEnd"/>
-      <w:r>
-        <w:t xml:space="preserve"> physical state, behavior and identity.</w:t>
+        <w:t>But an object have physical state, behavior and identity.</w:t>
       </w:r>
     </w:p>
     <w:p>
@@ -1959,23 +1794,7 @@
       </w:pPr>
       <w:r>
         <w:tab/>
-        <w:t xml:space="preserve">Whenever any developer develops the project. That project will be released in different </w:t>
-      </w:r>
-      <w:proofErr w:type="gramStart"/>
-      <w:r>
-        <w:t>formats..</w:t>
-      </w:r>
-      <w:proofErr w:type="gramEnd"/>
-      <w:r>
-        <w:t>exe, .bat</w:t>
-      </w:r>
-      <w:proofErr w:type="gramStart"/>
-      <w:r>
-        <w:t>, ;</w:t>
-      </w:r>
-      <w:proofErr w:type="gramEnd"/>
-      <w:r>
-        <w:t>.pdf, .text, .</w:t>
+        <w:t>Whenever any developer develops the project. That project will be released in different formats..exe, .bat, ;.pdf, .text, .</w:t>
       </w:r>
       <w:proofErr w:type="spellStart"/>
       <w:r>
@@ -2003,7 +1822,6 @@
         </w:numPr>
         <w:spacing w:after="0" w:line="240" w:lineRule="auto"/>
       </w:pPr>
-      <w:proofErr w:type="gramStart"/>
       <w:r>
         <w:t>.</w:t>
       </w:r>
@@ -2014,7 +1832,6 @@
         </w:rPr>
         <w:t>Jar</w:t>
       </w:r>
-      <w:proofErr w:type="gramEnd"/>
       <w:r>
         <w:t xml:space="preserve"> (Java Archives).</w:t>
       </w:r>
@@ -2059,13 +1876,8 @@
         </w:numPr>
         <w:spacing w:after="0" w:line="240" w:lineRule="auto"/>
       </w:pPr>
-      <w:proofErr w:type="gramStart"/>
-      <w:r>
-        <w:t>.ear</w:t>
-      </w:r>
-      <w:proofErr w:type="gramEnd"/>
-      <w:r>
-        <w:t xml:space="preserve"> (Enterprise Archive)</w:t>
+      <w:r>
+        <w:t>.ear (Enterprise Archive)</w:t>
       </w:r>
       <w:r>
         <w:t xml:space="preserve"> </w:t>
@@ -2205,15 +2017,7 @@
         <w:sym w:font="Wingdings" w:char="F0E0"/>
       </w:r>
       <w:r>
-        <w:t xml:space="preserve"> Maven </w:t>
-      </w:r>
-      <w:proofErr w:type="gramStart"/>
-      <w:r>
-        <w:t>build</w:t>
-      </w:r>
-      <w:proofErr w:type="gramEnd"/>
-      <w:r>
-        <w:t xml:space="preserve"> </w:t>
+        <w:t xml:space="preserve"> Maven build </w:t>
       </w:r>
       <w:r>
         <w:sym w:font="Wingdings" w:char="F0E0"/>
@@ -2341,13 +2145,8 @@
       <w:pPr>
         <w:spacing w:after="0" w:line="240" w:lineRule="auto"/>
       </w:pPr>
-      <w:proofErr w:type="gramStart"/>
-      <w:r>
-        <w:t>Generally</w:t>
-      </w:r>
-      <w:proofErr w:type="gramEnd"/>
-      <w:r>
-        <w:t xml:space="preserve"> jar file will be created in our </w:t>
+      <w:r>
+        <w:t xml:space="preserve">Generally jar file will be created in our </w:t>
       </w:r>
       <w:r>
         <w:t>“</w:t>
@@ -2945,15 +2744,7 @@
         <w:t>e</w:t>
       </w:r>
       <w:r>
-        <w:t xml:space="preserve"> are working with Spring boot means we are working with </w:t>
-      </w:r>
-      <w:proofErr w:type="gramStart"/>
-      <w:r>
-        <w:t>their</w:t>
-      </w:r>
-      <w:proofErr w:type="gramEnd"/>
-      <w:r>
-        <w:t xml:space="preserve"> .jar files.</w:t>
+        <w:t xml:space="preserve"> are working with Spring boot means we are working with their .jar files.</w:t>
       </w:r>
     </w:p>
     <w:p>
@@ -2967,15 +2758,7 @@
         <w:t>e</w:t>
       </w:r>
       <w:r>
-        <w:t xml:space="preserve"> are working with servlets means we are working with </w:t>
-      </w:r>
-      <w:proofErr w:type="gramStart"/>
-      <w:r>
-        <w:t>their</w:t>
-      </w:r>
-      <w:proofErr w:type="gramEnd"/>
-      <w:r>
-        <w:t xml:space="preserve"> .jar files.</w:t>
+        <w:t xml:space="preserve"> are working with servlets means we are working with their .jar files.</w:t>
       </w:r>
     </w:p>
     <w:p>
@@ -2989,15 +2772,7 @@
         <w:t>e</w:t>
       </w:r>
       <w:r>
-        <w:t xml:space="preserve"> are working with Hibernate means we are working with </w:t>
-      </w:r>
-      <w:proofErr w:type="gramStart"/>
-      <w:r>
-        <w:t>their</w:t>
-      </w:r>
-      <w:proofErr w:type="gramEnd"/>
-      <w:r>
-        <w:t xml:space="preserve"> .jar files.</w:t>
+        <w:t xml:space="preserve"> are working with Hibernate means we are working with their .jar files.</w:t>
       </w:r>
     </w:p>
     <w:p>
@@ -3131,7 +2906,6 @@
         <w:t xml:space="preserve"> </w:t>
       </w:r>
       <w:proofErr w:type="spellStart"/>
-      <w:proofErr w:type="gramStart"/>
       <w:r>
         <w:rPr>
           <w:b/>
@@ -3141,7 +2915,6 @@
         <w:t>build.gradle</w:t>
       </w:r>
       <w:proofErr w:type="spellEnd"/>
-      <w:proofErr w:type="gramEnd"/>
       <w:r>
         <w:rPr>
           <w:b/>
@@ -3579,12 +3352,10 @@
         <w:t xml:space="preserve"> </w:t>
       </w:r>
       <w:proofErr w:type="spellStart"/>
-      <w:proofErr w:type="gramStart"/>
       <w:r>
         <w:t>build.gradle</w:t>
       </w:r>
       <w:proofErr w:type="spellEnd"/>
-      <w:proofErr w:type="gramEnd"/>
       <w:r>
         <w:t xml:space="preserve"> file. Then it will download all required jar files into your project.</w:t>
       </w:r>
@@ -3666,23 +3437,7 @@
           <w:bCs/>
         </w:rPr>
         <w:lastRenderedPageBreak/>
-        <w:t>How many “</w:t>
-      </w:r>
-      <w:proofErr w:type="gramStart"/>
-      <w:r>
-        <w:rPr>
-          <w:b/>
-          <w:bCs/>
-        </w:rPr>
-        <w:t>public</w:t>
-      </w:r>
-      <w:proofErr w:type="gramEnd"/>
-      <w:r>
-        <w:rPr>
-          <w:b/>
-          <w:bCs/>
-        </w:rPr>
-        <w:t xml:space="preserve">” classes a .java file contains? </w:t>
+        <w:t xml:space="preserve">How many “public” classes a .java file contains? </w:t>
       </w:r>
     </w:p>
     <w:p>
@@ -3760,49 +3515,26 @@
       </w:pPr>
       <w:r>
         <w:tab/>
-      </w:r>
-      <w:proofErr w:type="gramStart"/>
-      <w:r>
-        <w:t>-“</w:t>
-      </w:r>
-      <w:proofErr w:type="gramEnd"/>
-      <w:r>
-        <w:t>void” means NO Return type.</w:t>
-      </w:r>
-    </w:p>
-    <w:p>
-      <w:pPr>
-        <w:spacing w:after="0" w:line="240" w:lineRule="auto"/>
-      </w:pPr>
-    </w:p>
-    <w:p>
-      <w:pPr>
-        <w:spacing w:after="0" w:line="240" w:lineRule="auto"/>
-      </w:pPr>
-      <w:r>
-        <w:t xml:space="preserve">Create another class, create </w:t>
-      </w:r>
-      <w:proofErr w:type="gramStart"/>
-      <w:r>
-        <w:t>main(</w:t>
-      </w:r>
-      <w:proofErr w:type="gramEnd"/>
-      <w:r>
-        <w:t xml:space="preserve">) method in </w:t>
+        <w:t>-“void” means NO Return type.</w:t>
+      </w:r>
+    </w:p>
+    <w:p>
+      <w:pPr>
+        <w:spacing w:after="0" w:line="240" w:lineRule="auto"/>
+      </w:pPr>
+    </w:p>
+    <w:p>
+      <w:pPr>
+        <w:spacing w:after="0" w:line="240" w:lineRule="auto"/>
+      </w:pPr>
+      <w:r>
+        <w:t xml:space="preserve">Create another class, create main() method in </w:t>
       </w:r>
       <w:r>
         <w:t>that class</w:t>
       </w:r>
       <w:r>
-        <w:t xml:space="preserve"> and create object to above class in </w:t>
-      </w:r>
-      <w:proofErr w:type="gramStart"/>
-      <w:r>
-        <w:t>main(</w:t>
-      </w:r>
-      <w:proofErr w:type="gramEnd"/>
-      <w:r>
-        <w:t>) method and call methods.</w:t>
+        <w:t xml:space="preserve"> and create object to above class in main() method and call methods.</w:t>
       </w:r>
       <w:r>
         <w:t xml:space="preserve"> Now run this 2</w:t>
@@ -4245,25 +3977,7 @@
           <w:bCs/>
           <w:lang w:val="en-IN"/>
         </w:rPr>
-        <w:t xml:space="preserve"> using String class </w:t>
-      </w:r>
-      <w:proofErr w:type="gramStart"/>
-      <w:r>
-        <w:rPr>
-          <w:b/>
-          <w:bCs/>
-          <w:lang w:val="en-IN"/>
-        </w:rPr>
-        <w:t>format(</w:t>
-      </w:r>
-      <w:proofErr w:type="gramEnd"/>
-      <w:r>
-        <w:rPr>
-          <w:b/>
-          <w:bCs/>
-          <w:lang w:val="en-IN"/>
-        </w:rPr>
-        <w:t>) method.</w:t>
+        <w:t xml:space="preserve"> using String class format() method.</w:t>
       </w:r>
     </w:p>
     <w:p>
@@ -4761,15 +4475,7 @@
         <w:t>comparison</w:t>
       </w:r>
       <w:r>
-        <w:t xml:space="preserve"> we always </w:t>
-      </w:r>
-      <w:proofErr w:type="gramStart"/>
-      <w:r>
-        <w:t>use .equals</w:t>
-      </w:r>
-      <w:proofErr w:type="gramEnd"/>
-      <w:r>
-        <w:t>() method.</w:t>
+        <w:t xml:space="preserve"> we always use .equals() method.</w:t>
       </w:r>
     </w:p>
     <w:p>
@@ -5074,21 +4780,7 @@
         <w:rPr>
           <w:lang w:val="en-IN"/>
         </w:rPr>
-        <w:t xml:space="preserve"> </w:t>
-      </w:r>
-      <w:proofErr w:type="gramStart"/>
-      <w:r>
-        <w:rPr>
-          <w:lang w:val="en-IN"/>
-        </w:rPr>
-        <w:t>type..</w:t>
-      </w:r>
-      <w:proofErr w:type="gramEnd"/>
-      <w:r>
-        <w:rPr>
-          <w:lang w:val="en-IN"/>
-        </w:rPr>
-        <w:t xml:space="preserve"> </w:t>
+        <w:t xml:space="preserve"> type.. </w:t>
       </w:r>
       <w:r>
         <w:rPr>
@@ -5319,16 +5011,8 @@
                 <w:lang w:val="en-IN"/>
               </w:rPr>
               <w:br/>
-              <w:t xml:space="preserve">    public static void m1</w:t>
-            </w:r>
-            <w:proofErr w:type="gramStart"/>
-            <w:r>
-              <w:rPr>
-                <w:lang w:val="en-IN"/>
-              </w:rPr>
-              <w:t>(){</w:t>
-            </w:r>
-            <w:proofErr w:type="gramEnd"/>
+              <w:t xml:space="preserve">    public static void m1(){</w:t>
+            </w:r>
             <w:r>
               <w:rPr>
                 <w:lang w:val="en-IN"/>
@@ -5362,37 +5046,15 @@
               <w:rPr>
                 <w:lang w:val="en-IN"/>
               </w:rPr>
-              <w:t xml:space="preserve">("This is a </w:t>
-            </w:r>
-            <w:proofErr w:type="gramStart"/>
-            <w:r>
-              <w:rPr>
-                <w:lang w:val="en-IN"/>
-              </w:rPr>
-              <w:t>method..!</w:t>
-            </w:r>
-            <w:proofErr w:type="gramEnd"/>
-            <w:r>
-              <w:rPr>
-                <w:lang w:val="en-IN"/>
-              </w:rPr>
-              <w:t>");</w:t>
-            </w:r>
-            <w:r>
-              <w:rPr>
-                <w:lang w:val="en-IN"/>
-              </w:rPr>
-              <w:br/>
-              <w:t xml:space="preserve">  </w:t>
-            </w:r>
-            <w:proofErr w:type="gramStart"/>
-            <w:r>
-              <w:rPr>
-                <w:lang w:val="en-IN"/>
-              </w:rPr>
-              <w:t xml:space="preserve">  }</w:t>
-            </w:r>
-            <w:proofErr w:type="gramEnd"/>
+              <w:t>("This is a method..!");</w:t>
+            </w:r>
+            <w:r>
+              <w:rPr>
+                <w:lang w:val="en-IN"/>
+              </w:rPr>
+              <w:br/>
+              <w:t xml:space="preserve">    }</w:t>
+            </w:r>
             <w:r>
               <w:rPr>
                 <w:lang w:val="en-IN"/>
@@ -5430,21 +5092,7 @@
                 <w:lang w:val="en-IN"/>
               </w:rPr>
               <w:br/>
-              <w:t xml:space="preserve">    public static void </w:t>
-            </w:r>
-            <w:proofErr w:type="gramStart"/>
-            <w:r>
-              <w:rPr>
-                <w:lang w:val="en-IN"/>
-              </w:rPr>
-              <w:t>main(String[</w:t>
-            </w:r>
-            <w:proofErr w:type="gramEnd"/>
-            <w:r>
-              <w:rPr>
-                <w:lang w:val="en-IN"/>
-              </w:rPr>
-              <w:t xml:space="preserve">] </w:t>
+              <w:t xml:space="preserve">    public static void main(String[] </w:t>
             </w:r>
             <w:proofErr w:type="spellStart"/>
             <w:r>
@@ -5579,7 +5227,6 @@
               <w:t xml:space="preserve"> = new </w:t>
             </w:r>
             <w:proofErr w:type="spellStart"/>
-            <w:proofErr w:type="gramStart"/>
             <w:r>
               <w:rPr>
                 <w:lang w:val="en-IN"/>
@@ -5591,14 +5238,7 @@
               <w:rPr>
                 <w:lang w:val="en-IN"/>
               </w:rPr>
-              <w:t>(</w:t>
-            </w:r>
-            <w:proofErr w:type="gramEnd"/>
-            <w:r>
-              <w:rPr>
-                <w:lang w:val="en-IN"/>
-              </w:rPr>
-              <w:t>);</w:t>
+              <w:t>();</w:t>
             </w:r>
             <w:r>
               <w:rPr>
@@ -5828,9 +5468,8 @@
           <w:color w:val="FF0000"/>
           <w:highlight w:val="yellow"/>
         </w:rPr>
-        <w:t xml:space="preserve"> </w:t>
-      </w:r>
-      <w:proofErr w:type="gramStart"/>
+        <w:t xml:space="preserve"> of </w:t>
+      </w:r>
       <w:r>
         <w:rPr>
           <w:b/>
@@ -5838,15 +5477,6 @@
           <w:color w:val="FF0000"/>
           <w:highlight w:val="yellow"/>
         </w:rPr>
-        <w:t xml:space="preserve">of </w:t>
-      </w:r>
-      <w:r>
-        <w:rPr>
-          <w:b/>
-          <w:bCs/>
-          <w:color w:val="FF0000"/>
-          <w:highlight w:val="yellow"/>
-        </w:rPr>
         <w:t xml:space="preserve"> </w:t>
       </w:r>
       <w:r>
@@ -5858,7 +5488,6 @@
         </w:rPr>
         <w:t>class</w:t>
       </w:r>
-      <w:proofErr w:type="gramEnd"/>
       <w:r>
         <w:rPr>
           <w:b/>
@@ -6229,13 +5858,8 @@
         <w:t xml:space="preserve">defined </w:t>
       </w:r>
       <w:r>
-        <w:t>(classes/interfaces/abstract classes) + arrays</w:t>
-      </w:r>
-      <w:proofErr w:type="gramStart"/>
-      <w:r>
-        <w:t>….etc.</w:t>
-      </w:r>
-      <w:proofErr w:type="gramEnd"/>
+        <w:t>(classes/interfaces/abstract classes) + arrays….etc.</w:t>
+      </w:r>
     </w:p>
     <w:p>
       <w:pPr>
@@ -6613,7 +6237,6 @@
               <w:t xml:space="preserve">    public String </w:t>
             </w:r>
             <w:proofErr w:type="spellStart"/>
-            <w:proofErr w:type="gramStart"/>
             <w:r>
               <w:rPr>
                 <w:sz w:val="16"/>
@@ -6629,16 +6252,7 @@
                 <w:szCs w:val="16"/>
                 <w:lang w:val="en-IN"/>
               </w:rPr>
-              <w:t>(</w:t>
-            </w:r>
-            <w:proofErr w:type="gramEnd"/>
-            <w:r>
-              <w:rPr>
-                <w:sz w:val="16"/>
-                <w:szCs w:val="16"/>
-                <w:lang w:val="en-IN"/>
-              </w:rPr>
-              <w:t>) {</w:t>
+              <w:t>() {</w:t>
             </w:r>
             <w:r>
               <w:rPr>
@@ -6674,18 +6288,8 @@
                 <w:lang w:val="en-IN"/>
               </w:rPr>
               <w:br/>
-              <w:t xml:space="preserve">  </w:t>
-            </w:r>
-            <w:proofErr w:type="gramStart"/>
-            <w:r>
-              <w:rPr>
-                <w:sz w:val="16"/>
-                <w:szCs w:val="16"/>
-                <w:lang w:val="en-IN"/>
-              </w:rPr>
-              <w:t xml:space="preserve">  }</w:t>
-            </w:r>
-            <w:proofErr w:type="gramEnd"/>
+              <w:t xml:space="preserve">    }</w:t>
+            </w:r>
             <w:r>
               <w:rPr>
                 <w:sz w:val="16"/>
@@ -6696,7 +6300,6 @@
               <w:t xml:space="preserve">    int </w:t>
             </w:r>
             <w:proofErr w:type="spellStart"/>
-            <w:proofErr w:type="gramStart"/>
             <w:r>
               <w:rPr>
                 <w:sz w:val="16"/>
@@ -6712,16 +6315,7 @@
                 <w:szCs w:val="16"/>
                 <w:lang w:val="en-IN"/>
               </w:rPr>
-              <w:t>(</w:t>
-            </w:r>
-            <w:proofErr w:type="gramEnd"/>
-            <w:r>
-              <w:rPr>
-                <w:sz w:val="16"/>
-                <w:szCs w:val="16"/>
-                <w:lang w:val="en-IN"/>
-              </w:rPr>
-              <w:t>int salary) {</w:t>
+              <w:t>(int salary) {</w:t>
             </w:r>
             <w:r>
               <w:rPr>
@@ -6813,18 +6407,35 @@
                 <w:lang w:val="en-IN"/>
               </w:rPr>
               <w:br/>
-              <w:t xml:space="preserve">  </w:t>
-            </w:r>
-            <w:proofErr w:type="gramStart"/>
-            <w:r>
-              <w:rPr>
-                <w:sz w:val="16"/>
-                <w:szCs w:val="16"/>
-                <w:lang w:val="en-IN"/>
-              </w:rPr>
-              <w:t xml:space="preserve">  }</w:t>
-            </w:r>
-            <w:proofErr w:type="gramEnd"/>
+              <w:t xml:space="preserve">    }</w:t>
+            </w:r>
+            <w:r>
+              <w:rPr>
+                <w:sz w:val="16"/>
+                <w:szCs w:val="16"/>
+                <w:lang w:val="en-IN"/>
+              </w:rPr>
+              <w:br/>
+              <w:t xml:space="preserve">    int add(int a, int b) {</w:t>
+            </w:r>
+            <w:r>
+              <w:rPr>
+                <w:sz w:val="16"/>
+                <w:szCs w:val="16"/>
+                <w:lang w:val="en-IN"/>
+              </w:rPr>
+              <w:br/>
+              <w:t xml:space="preserve">        return a + b;</w:t>
+            </w:r>
+            <w:r>
+              <w:rPr>
+                <w:sz w:val="16"/>
+                <w:szCs w:val="16"/>
+                <w:lang w:val="en-IN"/>
+              </w:rPr>
+              <w:br/>
+              <w:t xml:space="preserve">    }</w:t>
+            </w:r>
             <w:r>
               <w:rPr>
                 <w:sz w:val="16"/>
@@ -6834,63 +6445,7 @@
               <w:br/>
               <w:t xml:space="preserve">    int </w:t>
             </w:r>
-            <w:proofErr w:type="gramStart"/>
-            <w:r>
-              <w:rPr>
-                <w:sz w:val="16"/>
-                <w:szCs w:val="16"/>
-                <w:lang w:val="en-IN"/>
-              </w:rPr>
-              <w:t>add(</w:t>
-            </w:r>
-            <w:proofErr w:type="gramEnd"/>
-            <w:r>
-              <w:rPr>
-                <w:sz w:val="16"/>
-                <w:szCs w:val="16"/>
-                <w:lang w:val="en-IN"/>
-              </w:rPr>
-              <w:t>int a, int b) {</w:t>
-            </w:r>
-            <w:r>
-              <w:rPr>
-                <w:sz w:val="16"/>
-                <w:szCs w:val="16"/>
-                <w:lang w:val="en-IN"/>
-              </w:rPr>
-              <w:br/>
-              <w:t xml:space="preserve">        return a + b;</w:t>
-            </w:r>
-            <w:r>
-              <w:rPr>
-                <w:sz w:val="16"/>
-                <w:szCs w:val="16"/>
-                <w:lang w:val="en-IN"/>
-              </w:rPr>
-              <w:br/>
-              <w:t xml:space="preserve">  </w:t>
-            </w:r>
-            <w:proofErr w:type="gramStart"/>
-            <w:r>
-              <w:rPr>
-                <w:sz w:val="16"/>
-                <w:szCs w:val="16"/>
-                <w:lang w:val="en-IN"/>
-              </w:rPr>
-              <w:t xml:space="preserve">  }</w:t>
-            </w:r>
-            <w:proofErr w:type="gramEnd"/>
-            <w:r>
-              <w:rPr>
-                <w:sz w:val="16"/>
-                <w:szCs w:val="16"/>
-                <w:lang w:val="en-IN"/>
-              </w:rPr>
-              <w:br/>
-              <w:t xml:space="preserve">    int </w:t>
-            </w:r>
             <w:proofErr w:type="spellStart"/>
-            <w:proofErr w:type="gramStart"/>
             <w:r>
               <w:rPr>
                 <w:sz w:val="16"/>
@@ -6906,16 +6461,7 @@
                 <w:szCs w:val="16"/>
                 <w:lang w:val="en-IN"/>
               </w:rPr>
-              <w:t>(</w:t>
-            </w:r>
-            <w:proofErr w:type="gramEnd"/>
-            <w:r>
-              <w:rPr>
-                <w:sz w:val="16"/>
-                <w:szCs w:val="16"/>
-                <w:lang w:val="en-IN"/>
-              </w:rPr>
-              <w:t>int a, int b) {</w:t>
+              <w:t>(int a, int b) {</w:t>
             </w:r>
             <w:r>
               <w:rPr>
@@ -6933,18 +6479,8 @@
                 <w:lang w:val="en-IN"/>
               </w:rPr>
               <w:br/>
-              <w:t xml:space="preserve">  </w:t>
-            </w:r>
-            <w:proofErr w:type="gramStart"/>
-            <w:r>
-              <w:rPr>
-                <w:sz w:val="16"/>
-                <w:szCs w:val="16"/>
-                <w:lang w:val="en-IN"/>
-              </w:rPr>
-              <w:t xml:space="preserve">  }</w:t>
-            </w:r>
-            <w:proofErr w:type="gramEnd"/>
+              <w:t xml:space="preserve">    }</w:t>
+            </w:r>
             <w:r>
               <w:rPr>
                 <w:sz w:val="16"/>
@@ -6955,7 +6491,6 @@
               <w:t xml:space="preserve">    void </w:t>
             </w:r>
             <w:proofErr w:type="spellStart"/>
-            <w:proofErr w:type="gramStart"/>
             <w:r>
               <w:rPr>
                 <w:sz w:val="16"/>
@@ -6971,36 +6506,17 @@
                 <w:szCs w:val="16"/>
                 <w:lang w:val="en-IN"/>
               </w:rPr>
-              <w:t>(</w:t>
-            </w:r>
-            <w:proofErr w:type="gramEnd"/>
-            <w:r>
-              <w:rPr>
-                <w:sz w:val="16"/>
-                <w:szCs w:val="16"/>
-                <w:lang w:val="en-IN"/>
-              </w:rPr>
-              <w:t>) {</w:t>
-            </w:r>
-            <w:r>
-              <w:rPr>
-                <w:sz w:val="16"/>
-                <w:szCs w:val="16"/>
-                <w:lang w:val="en-IN"/>
-              </w:rPr>
-              <w:br/>
-              <w:t xml:space="preserve">  </w:t>
-            </w:r>
-            <w:proofErr w:type="gramStart"/>
-            <w:r>
-              <w:rPr>
-                <w:sz w:val="16"/>
-                <w:szCs w:val="16"/>
-                <w:lang w:val="en-IN"/>
-              </w:rPr>
-              <w:t xml:space="preserve">  }</w:t>
-            </w:r>
-            <w:proofErr w:type="gramEnd"/>
+              <w:t>() {</w:t>
+            </w:r>
+            <w:r>
+              <w:rPr>
+                <w:sz w:val="16"/>
+                <w:szCs w:val="16"/>
+                <w:lang w:val="en-IN"/>
+              </w:rPr>
+              <w:br/>
+              <w:t xml:space="preserve">    }</w:t>
+            </w:r>
             <w:r>
               <w:rPr>
                 <w:sz w:val="16"/>
@@ -7217,7 +6733,6 @@
               <w:t xml:space="preserve">public String </w:t>
             </w:r>
             <w:proofErr w:type="spellStart"/>
-            <w:proofErr w:type="gramStart"/>
             <w:r>
               <w:rPr>
                 <w:lang w:val="en-IN"/>
@@ -7229,17 +6744,9 @@
               <w:rPr>
                 <w:lang w:val="en-IN"/>
               </w:rPr>
-              <w:t>(</w:t>
-            </w:r>
-            <w:proofErr w:type="gramEnd"/>
-            <w:r>
-              <w:rPr>
-                <w:lang w:val="en-IN"/>
-              </w:rPr>
-              <w:t xml:space="preserve">String </w:t>
+              <w:t xml:space="preserve">(String </w:t>
             </w:r>
             <w:proofErr w:type="spellStart"/>
-            <w:proofErr w:type="gramStart"/>
             <w:r>
               <w:rPr>
                 <w:lang w:val="en-IN"/>
@@ -7247,7 +6754,6 @@
               <w:t>stuName,Integer</w:t>
             </w:r>
             <w:proofErr w:type="spellEnd"/>
-            <w:proofErr w:type="gramEnd"/>
             <w:r>
               <w:rPr>
                 <w:lang w:val="en-IN"/>
@@ -7378,21 +6884,7 @@
               <w:rPr>
                 <w:lang w:val="en-IN"/>
               </w:rPr>
-              <w:t xml:space="preserve"> +" your marks percentage </w:t>
-            </w:r>
-            <w:proofErr w:type="gramStart"/>
-            <w:r>
-              <w:rPr>
-                <w:lang w:val="en-IN"/>
-              </w:rPr>
-              <w:t>is :</w:t>
-            </w:r>
-            <w:proofErr w:type="gramEnd"/>
-            <w:r>
-              <w:rPr>
-                <w:lang w:val="en-IN"/>
-              </w:rPr>
-              <w:t xml:space="preserve"> "+</w:t>
+              <w:t xml:space="preserve"> +" your marks percentage is : "+</w:t>
             </w:r>
             <w:proofErr w:type="spellStart"/>
             <w:r>
@@ -7564,7 +7056,6 @@
               <w:t xml:space="preserve"> </w:t>
             </w:r>
             <w:proofErr w:type="spellStart"/>
-            <w:proofErr w:type="gramStart"/>
             <w:r>
               <w:rPr>
                 <w:lang w:val="en-IN"/>
@@ -7576,90 +7067,73 @@
               <w:rPr>
                 <w:lang w:val="en-IN"/>
               </w:rPr>
-              <w:t>(</w:t>
-            </w:r>
-            <w:proofErr w:type="gramEnd"/>
+              <w:t>(){</w:t>
+            </w:r>
+            <w:r>
+              <w:rPr>
+                <w:lang w:val="en-IN"/>
+              </w:rPr>
+              <w:t xml:space="preserve"> </w:t>
+            </w:r>
+            <w:r>
+              <w:rPr>
+                <w:lang w:val="en-IN"/>
+              </w:rPr>
+              <w:br/>
+              <w:t>}</w:t>
+            </w:r>
+            <w:r>
+              <w:rPr>
+                <w:lang w:val="en-IN"/>
+              </w:rPr>
+              <w:br/>
+            </w:r>
+            <w:r>
+              <w:rPr>
+                <w:lang w:val="en-IN"/>
+              </w:rPr>
+              <w:br/>
+            </w:r>
+            <w:r>
+              <w:rPr>
+                <w:lang w:val="en-IN"/>
+              </w:rPr>
+              <w:t>void</w:t>
+            </w:r>
+            <w:r>
+              <w:rPr>
+                <w:lang w:val="en-IN"/>
+              </w:rPr>
+              <w:t xml:space="preserve"> </w:t>
+            </w:r>
+            <w:proofErr w:type="spellStart"/>
+            <w:r>
+              <w:rPr>
+                <w:lang w:val="en-IN"/>
+              </w:rPr>
+              <w:t>calculateMarksSum</w:t>
+            </w:r>
+            <w:proofErr w:type="spellEnd"/>
+            <w:r>
+              <w:rPr>
+                <w:lang w:val="en-IN"/>
+              </w:rPr>
+              <w:t xml:space="preserve">(int </w:t>
+            </w:r>
+            <w:proofErr w:type="spellStart"/>
+            <w:r>
+              <w:rPr>
+                <w:lang w:val="en-IN"/>
+              </w:rPr>
+              <w:t>tMarks</w:t>
+            </w:r>
+            <w:proofErr w:type="spellEnd"/>
             <w:r>
               <w:rPr>
                 <w:lang w:val="en-IN"/>
               </w:rPr>
               <w:t>){</w:t>
             </w:r>
-            <w:r>
-              <w:rPr>
-                <w:lang w:val="en-IN"/>
-              </w:rPr>
-              <w:t xml:space="preserve"> </w:t>
-            </w:r>
-            <w:r>
-              <w:rPr>
-                <w:lang w:val="en-IN"/>
-              </w:rPr>
-              <w:br/>
-              <w:t>}</w:t>
-            </w:r>
-            <w:r>
-              <w:rPr>
-                <w:lang w:val="en-IN"/>
-              </w:rPr>
-              <w:br/>
-            </w:r>
-            <w:r>
-              <w:rPr>
-                <w:lang w:val="en-IN"/>
-              </w:rPr>
-              <w:br/>
-            </w:r>
-            <w:r>
-              <w:rPr>
-                <w:lang w:val="en-IN"/>
-              </w:rPr>
-              <w:t>void</w:t>
-            </w:r>
-            <w:r>
-              <w:rPr>
-                <w:lang w:val="en-IN"/>
-              </w:rPr>
-              <w:t xml:space="preserve"> </w:t>
-            </w:r>
-            <w:proofErr w:type="spellStart"/>
-            <w:proofErr w:type="gramStart"/>
-            <w:r>
-              <w:rPr>
-                <w:lang w:val="en-IN"/>
-              </w:rPr>
-              <w:t>calculateMarksSum</w:t>
-            </w:r>
-            <w:proofErr w:type="spellEnd"/>
-            <w:r>
-              <w:rPr>
-                <w:lang w:val="en-IN"/>
-              </w:rPr>
-              <w:t>(</w:t>
-            </w:r>
-            <w:proofErr w:type="gramEnd"/>
-            <w:r>
-              <w:rPr>
-                <w:lang w:val="en-IN"/>
-              </w:rPr>
-              <w:t xml:space="preserve">int </w:t>
-            </w:r>
-            <w:proofErr w:type="spellStart"/>
-            <w:proofErr w:type="gramStart"/>
-            <w:r>
-              <w:rPr>
-                <w:lang w:val="en-IN"/>
-              </w:rPr>
-              <w:t>tMarks</w:t>
-            </w:r>
-            <w:proofErr w:type="spellEnd"/>
-            <w:r>
-              <w:rPr>
-                <w:lang w:val="en-IN"/>
-              </w:rPr>
-              <w:t>){</w:t>
-            </w:r>
-            <w:proofErr w:type="gramEnd"/>
             <w:r>
               <w:rPr>
                 <w:lang w:val="en-IN"/>
@@ -7708,21 +7182,7 @@
         <w:rPr>
           <w:lang w:val="en-IN"/>
         </w:rPr>
-        <w:t xml:space="preserve">But </w:t>
-      </w:r>
-      <w:proofErr w:type="gramStart"/>
-      <w:r>
-        <w:rPr>
-          <w:lang w:val="en-IN"/>
-        </w:rPr>
-        <w:t>still</w:t>
-      </w:r>
-      <w:proofErr w:type="gramEnd"/>
-      <w:r>
-        <w:rPr>
-          <w:lang w:val="en-IN"/>
-        </w:rPr>
-        <w:t xml:space="preserve"> I want to use same method multiple times, then what to do? </w:t>
+        <w:t xml:space="preserve">But still I want to use same method multiple times, then what to do? </w:t>
       </w:r>
     </w:p>
     <w:p>
@@ -7796,21 +7256,7 @@
         <w:rPr>
           <w:lang w:val="en-IN"/>
         </w:rPr>
-        <w:t xml:space="preserve">When we are working Method </w:t>
-      </w:r>
-      <w:proofErr w:type="gramStart"/>
-      <w:r>
-        <w:rPr>
-          <w:lang w:val="en-IN"/>
-        </w:rPr>
-        <w:t>overloading</w:t>
-      </w:r>
-      <w:proofErr w:type="gramEnd"/>
-      <w:r>
-        <w:rPr>
-          <w:lang w:val="en-IN"/>
-        </w:rPr>
-        <w:t xml:space="preserve"> we need to consider below points.</w:t>
+        <w:t>When we are working Method overloading we need to consider below points.</w:t>
       </w:r>
     </w:p>
     <w:p>
@@ -7912,7 +7358,6 @@
         <w:t xml:space="preserve"> use same method, but with </w:t>
       </w:r>
       <w:proofErr w:type="spellStart"/>
-      <w:proofErr w:type="gramStart"/>
       <w:r>
         <w:rPr>
           <w:lang w:val="en-IN"/>
@@ -7920,7 +7365,6 @@
         <w:t>no:of</w:t>
       </w:r>
       <w:proofErr w:type="spellEnd"/>
-      <w:proofErr w:type="gramEnd"/>
       <w:r>
         <w:rPr>
           <w:lang w:val="en-IN"/>
@@ -7974,7 +7418,6 @@
         </w:rPr>
         <w:t xml:space="preserve"> should be different</w:t>
       </w:r>
-      <w:proofErr w:type="gramStart"/>
       <w:r>
         <w:rPr>
           <w:lang w:val="en-IN"/>
@@ -7991,14 +7434,7 @@
         <w:rPr>
           <w:lang w:val="en-IN"/>
         </w:rPr>
-        <w:t>.</w:t>
-      </w:r>
-      <w:proofErr w:type="gramEnd"/>
-      <w:r>
-        <w:rPr>
-          <w:lang w:val="en-IN"/>
-        </w:rPr>
-        <w:t xml:space="preserve"> </w:t>
+        <w:t xml:space="preserve">. </w:t>
       </w:r>
       <w:r>
         <w:rPr>
@@ -8154,16 +7590,8 @@
               <w:rPr>
                 <w:lang w:val="en-IN"/>
               </w:rPr>
-              <w:t>void m1</w:t>
-            </w:r>
-            <w:proofErr w:type="gramStart"/>
-            <w:r>
-              <w:rPr>
-                <w:lang w:val="en-IN"/>
-              </w:rPr>
-              <w:t>(){</w:t>
-            </w:r>
-            <w:proofErr w:type="gramEnd"/>
+              <w:t>void m1(){</w:t>
+            </w:r>
             <w:r>
               <w:rPr>
                 <w:lang w:val="en-IN"/>
@@ -8188,16 +7616,8 @@
                 <w:lang w:val="en-IN"/>
               </w:rPr>
               <w:br/>
-              <w:t xml:space="preserve">void m1(int a, int </w:t>
-            </w:r>
-            <w:proofErr w:type="gramStart"/>
-            <w:r>
-              <w:rPr>
-                <w:lang w:val="en-IN"/>
-              </w:rPr>
-              <w:t>b){</w:t>
-            </w:r>
-            <w:proofErr w:type="gramEnd"/>
+              <w:t>void m1(int a, int b){</w:t>
+            </w:r>
             <w:r>
               <w:rPr>
                 <w:lang w:val="en-IN"/>
@@ -8222,16 +7642,8 @@
                 <w:lang w:val="en-IN"/>
               </w:rPr>
               <w:br/>
-              <w:t xml:space="preserve">void m1(int </w:t>
-            </w:r>
-            <w:proofErr w:type="gramStart"/>
-            <w:r>
-              <w:rPr>
-                <w:lang w:val="en-IN"/>
-              </w:rPr>
-              <w:t>a){</w:t>
-            </w:r>
-            <w:proofErr w:type="gramEnd"/>
+              <w:t>void m1(int a){</w:t>
+            </w:r>
             <w:r>
               <w:rPr>
                 <w:lang w:val="en-IN"/>
@@ -8268,16 +7680,8 @@
               <w:rPr>
                 <w:lang w:val="en-IN"/>
               </w:rPr>
-              <w:t>void m1</w:t>
-            </w:r>
-            <w:proofErr w:type="gramStart"/>
-            <w:r>
-              <w:rPr>
-                <w:lang w:val="en-IN"/>
-              </w:rPr>
-              <w:t>(){</w:t>
-            </w:r>
-            <w:proofErr w:type="gramEnd"/>
+              <w:t>void m1(){</w:t>
+            </w:r>
             <w:r>
               <w:rPr>
                 <w:lang w:val="en-IN"/>
@@ -8302,16 +7706,8 @@
                 <w:lang w:val="en-IN"/>
               </w:rPr>
               <w:br/>
-              <w:t xml:space="preserve">void m1(int </w:t>
-            </w:r>
-            <w:proofErr w:type="gramStart"/>
-            <w:r>
-              <w:rPr>
-                <w:lang w:val="en-IN"/>
-              </w:rPr>
-              <w:t>a){</w:t>
-            </w:r>
-            <w:proofErr w:type="gramEnd"/>
+              <w:t>void m1(int a){</w:t>
+            </w:r>
             <w:r>
               <w:rPr>
                 <w:lang w:val="en-IN"/>
@@ -8336,16 +7732,8 @@
                 <w:lang w:val="en-IN"/>
               </w:rPr>
               <w:br/>
-              <w:t xml:space="preserve">void m1(String </w:t>
-            </w:r>
-            <w:proofErr w:type="gramStart"/>
-            <w:r>
-              <w:rPr>
-                <w:lang w:val="en-IN"/>
-              </w:rPr>
-              <w:t>a){</w:t>
-            </w:r>
-            <w:proofErr w:type="gramEnd"/>
+              <w:t>void m1(String a){</w:t>
+            </w:r>
             <w:r>
               <w:rPr>
                 <w:lang w:val="en-IN"/>
@@ -8382,16 +7770,8 @@
               <w:rPr>
                 <w:lang w:val="en-IN"/>
               </w:rPr>
-              <w:t>void m1</w:t>
-            </w:r>
-            <w:proofErr w:type="gramStart"/>
-            <w:r>
-              <w:rPr>
-                <w:lang w:val="en-IN"/>
-              </w:rPr>
-              <w:t>(){</w:t>
-            </w:r>
-            <w:proofErr w:type="gramEnd"/>
+              <w:t>void m1(){</w:t>
+            </w:r>
             <w:r>
               <w:rPr>
                 <w:lang w:val="en-IN"/>
@@ -8416,16 +7796,8 @@
                 <w:lang w:val="en-IN"/>
               </w:rPr>
               <w:br/>
-              <w:t xml:space="preserve">void m1(int a, String </w:t>
-            </w:r>
-            <w:proofErr w:type="gramStart"/>
-            <w:r>
-              <w:rPr>
-                <w:lang w:val="en-IN"/>
-              </w:rPr>
-              <w:t>b){</w:t>
-            </w:r>
-            <w:proofErr w:type="gramEnd"/>
+              <w:t>void m1(int a, String b){</w:t>
+            </w:r>
             <w:r>
               <w:rPr>
                 <w:lang w:val="en-IN"/>
@@ -8450,16 +7822,8 @@
                 <w:lang w:val="en-IN"/>
               </w:rPr>
               <w:br/>
-              <w:t xml:space="preserve">void m1(String a, int </w:t>
-            </w:r>
-            <w:proofErr w:type="gramStart"/>
-            <w:r>
-              <w:rPr>
-                <w:lang w:val="en-IN"/>
-              </w:rPr>
-              <w:t>b){</w:t>
-            </w:r>
-            <w:proofErr w:type="gramEnd"/>
+              <w:t>void m1(String a, int b){</w:t>
+            </w:r>
             <w:r>
               <w:rPr>
                 <w:lang w:val="en-IN"/>
@@ -8503,21 +7867,7 @@
         <w:rPr>
           <w:lang w:val="en-IN"/>
         </w:rPr>
-        <w:t xml:space="preserve">No: of parameters are </w:t>
-      </w:r>
-      <w:proofErr w:type="gramStart"/>
-      <w:r>
-        <w:rPr>
-          <w:lang w:val="en-IN"/>
-        </w:rPr>
-        <w:t>same  =</w:t>
-      </w:r>
-      <w:proofErr w:type="gramEnd"/>
-      <w:r>
-        <w:rPr>
-          <w:lang w:val="en-IN"/>
-        </w:rPr>
-        <w:t xml:space="preserve"> </w:t>
+        <w:t xml:space="preserve">No: of parameters are same  = </w:t>
       </w:r>
       <w:r>
         <w:rPr>
@@ -8540,7 +7890,6 @@
         </w:rPr>
       </w:pPr>
       <w:proofErr w:type="spellStart"/>
-      <w:proofErr w:type="gramStart"/>
       <w:r>
         <w:rPr>
           <w:lang w:val="en-IN"/>
@@ -8548,7 +7897,6 @@
         <w:t>No:of</w:t>
       </w:r>
       <w:proofErr w:type="spellEnd"/>
-      <w:proofErr w:type="gramEnd"/>
       <w:r>
         <w:rPr>
           <w:lang w:val="en-IN"/>
@@ -8668,14 +8016,12 @@
         </w:rPr>
         <w:t xml:space="preserve">Method </w:t>
       </w:r>
-      <w:proofErr w:type="gramStart"/>
       <w:r>
         <w:rPr>
           <w:lang w:val="en-IN"/>
         </w:rPr>
         <w:t>return</w:t>
       </w:r>
-      <w:proofErr w:type="gramEnd"/>
       <w:r>
         <w:rPr>
           <w:lang w:val="en-IN"/>
@@ -8755,21 +8101,7 @@
         <w:rPr>
           <w:lang w:val="en-IN"/>
         </w:rPr>
-        <w:t xml:space="preserve">Method </w:t>
-      </w:r>
-      <w:proofErr w:type="gramStart"/>
-      <w:r>
-        <w:rPr>
-          <w:lang w:val="en-IN"/>
-        </w:rPr>
-        <w:t>return</w:t>
-      </w:r>
-      <w:proofErr w:type="gramEnd"/>
-      <w:r>
-        <w:rPr>
-          <w:lang w:val="en-IN"/>
-        </w:rPr>
-        <w:t xml:space="preserve"> type is not involved in method signature.</w:t>
+        <w:t>Method return type is not involved in method signature.</w:t>
       </w:r>
     </w:p>
     <w:tbl>
@@ -8805,17 +8137,7 @@
                 <w:highlight w:val="yellow"/>
                 <w:lang w:val="en-IN"/>
               </w:rPr>
-              <w:t xml:space="preserve">m1(int a, String </w:t>
-            </w:r>
-            <w:proofErr w:type="gramStart"/>
-            <w:r>
-              <w:rPr>
-                <w:b/>
-                <w:bCs/>
-                <w:highlight w:val="yellow"/>
-                <w:lang w:val="en-IN"/>
-              </w:rPr>
-              <w:t>b</w:t>
+              <w:t>m1(int a, String b</w:t>
             </w:r>
             <w:r>
               <w:rPr>
@@ -8823,7 +8145,6 @@
               </w:rPr>
               <w:t>){</w:t>
             </w:r>
-            <w:proofErr w:type="gramEnd"/>
             <w:r>
               <w:rPr>
                 <w:lang w:val="en-IN"/>
@@ -8861,21 +8182,7 @@
         <w:rPr>
           <w:lang w:val="en-IN"/>
         </w:rPr>
-        <w:t>Here m</w:t>
-      </w:r>
-      <w:proofErr w:type="gramStart"/>
-      <w:r>
-        <w:rPr>
-          <w:lang w:val="en-IN"/>
-        </w:rPr>
-        <w:t>1( )</w:t>
-      </w:r>
-      <w:proofErr w:type="gramEnd"/>
-      <w:r>
-        <w:rPr>
-          <w:lang w:val="en-IN"/>
-        </w:rPr>
-        <w:t>method and int,</w:t>
+        <w:t>Here m1( )method and int,</w:t>
       </w:r>
       <w:r>
         <w:rPr>
@@ -9353,18 +8660,8 @@
                 <w:bCs/>
                 <w:lang w:val="en-IN"/>
               </w:rPr>
-              <w:t xml:space="preserve">public </w:t>
-            </w:r>
-            <w:proofErr w:type="gramStart"/>
-            <w:r>
-              <w:rPr>
-                <w:b/>
-                <w:bCs/>
-                <w:lang w:val="en-IN"/>
-              </w:rPr>
-              <w:t>Calculator(){</w:t>
-            </w:r>
-            <w:proofErr w:type="gramEnd"/>
+              <w:t>public Calculator(){</w:t>
+            </w:r>
             <w:r>
               <w:rPr>
                 <w:lang w:val="en-IN"/>
@@ -9398,37 +8695,15 @@
               <w:rPr>
                 <w:lang w:val="en-IN"/>
               </w:rPr>
-              <w:t xml:space="preserve">("This is Calculator class </w:t>
-            </w:r>
-            <w:proofErr w:type="gramStart"/>
-            <w:r>
-              <w:rPr>
-                <w:lang w:val="en-IN"/>
-              </w:rPr>
-              <w:t>constructor..!</w:t>
-            </w:r>
-            <w:proofErr w:type="gramEnd"/>
-            <w:r>
-              <w:rPr>
-                <w:lang w:val="en-IN"/>
-              </w:rPr>
-              <w:t>");</w:t>
-            </w:r>
-            <w:r>
-              <w:rPr>
-                <w:lang w:val="en-IN"/>
-              </w:rPr>
-              <w:br/>
-              <w:t xml:space="preserve">  </w:t>
-            </w:r>
-            <w:proofErr w:type="gramStart"/>
-            <w:r>
-              <w:rPr>
-                <w:lang w:val="en-IN"/>
-              </w:rPr>
-              <w:t xml:space="preserve">  }</w:t>
-            </w:r>
-            <w:proofErr w:type="gramEnd"/>
+              <w:t>("This is Calculator class constructor..!");</w:t>
+            </w:r>
+            <w:r>
+              <w:rPr>
+                <w:lang w:val="en-IN"/>
+              </w:rPr>
+              <w:br/>
+              <w:t xml:space="preserve">    }</w:t>
+            </w:r>
             <w:r>
               <w:rPr>
                 <w:lang w:val="en-IN"/>
@@ -9496,7 +8771,6 @@
               </w:rPr>
               <w:t xml:space="preserve"> </w:t>
             </w:r>
-            <w:proofErr w:type="gramStart"/>
             <w:r>
               <w:rPr>
                 <w:b/>
@@ -9505,7 +8779,6 @@
               </w:rPr>
               <w:t>Calculator(){</w:t>
             </w:r>
-            <w:proofErr w:type="gramEnd"/>
             <w:r>
               <w:rPr>
                 <w:lang w:val="en-IN"/>
@@ -9539,37 +8812,15 @@
               <w:rPr>
                 <w:lang w:val="en-IN"/>
               </w:rPr>
-              <w:t xml:space="preserve">("This is Calculator class </w:t>
-            </w:r>
-            <w:proofErr w:type="gramStart"/>
-            <w:r>
-              <w:rPr>
-                <w:lang w:val="en-IN"/>
-              </w:rPr>
-              <w:t>constructor..!</w:t>
-            </w:r>
-            <w:proofErr w:type="gramEnd"/>
-            <w:r>
-              <w:rPr>
-                <w:lang w:val="en-IN"/>
-              </w:rPr>
-              <w:t>");</w:t>
-            </w:r>
-            <w:r>
-              <w:rPr>
-                <w:lang w:val="en-IN"/>
-              </w:rPr>
-              <w:br/>
-              <w:t xml:space="preserve">  </w:t>
-            </w:r>
-            <w:proofErr w:type="gramStart"/>
-            <w:r>
-              <w:rPr>
-                <w:lang w:val="en-IN"/>
-              </w:rPr>
-              <w:t xml:space="preserve">  }</w:t>
-            </w:r>
-            <w:proofErr w:type="gramEnd"/>
+              <w:t>("This is Calculator class constructor..!");</w:t>
+            </w:r>
+            <w:r>
+              <w:rPr>
+                <w:lang w:val="en-IN"/>
+              </w:rPr>
+              <w:br/>
+              <w:t xml:space="preserve">    }</w:t>
+            </w:r>
             <w:r>
               <w:rPr>
                 <w:lang w:val="en-IN"/>
@@ -9618,21 +8869,7 @@
         <w:rPr>
           <w:lang w:val="en-IN"/>
         </w:rPr>
-        <w:t xml:space="preserve">Constructor will be called only one time when we created object to a class, but once object is created by using that object </w:t>
-      </w:r>
-      <w:proofErr w:type="gramStart"/>
-      <w:r>
-        <w:rPr>
-          <w:lang w:val="en-IN"/>
-        </w:rPr>
-        <w:t>reference</w:t>
-      </w:r>
-      <w:proofErr w:type="gramEnd"/>
-      <w:r>
-        <w:rPr>
-          <w:lang w:val="en-IN"/>
-        </w:rPr>
-        <w:t xml:space="preserve"> we can call that method N number of times.</w:t>
+        <w:t>Constructor will be called only one time when we created object to a class, but once object is created by using that object reference we can call that method N number of times.</w:t>
       </w:r>
     </w:p>
     <w:tbl>
@@ -9683,7 +8920,6 @@
               <w:br/>
               <w:t xml:space="preserve">    public </w:t>
             </w:r>
-            <w:proofErr w:type="gramStart"/>
             <w:r>
               <w:rPr>
                 <w:b/>
@@ -9698,7 +8934,6 @@
               </w:rPr>
               <w:t>{</w:t>
             </w:r>
-            <w:proofErr w:type="gramEnd"/>
             <w:r>
               <w:rPr>
                 <w:lang w:val="en-IN"/>
@@ -9732,52 +8967,22 @@
               <w:rPr>
                 <w:lang w:val="en-IN"/>
               </w:rPr>
-              <w:t xml:space="preserve">("This is Calculator class </w:t>
-            </w:r>
-            <w:proofErr w:type="gramStart"/>
-            <w:r>
-              <w:rPr>
-                <w:lang w:val="en-IN"/>
-              </w:rPr>
-              <w:t>constructor..!</w:t>
-            </w:r>
-            <w:proofErr w:type="gramEnd"/>
-            <w:r>
-              <w:rPr>
-                <w:lang w:val="en-IN"/>
-              </w:rPr>
-              <w:t>");</w:t>
-            </w:r>
-            <w:r>
-              <w:rPr>
-                <w:lang w:val="en-IN"/>
-              </w:rPr>
-              <w:br/>
-              <w:t xml:space="preserve">  </w:t>
-            </w:r>
-            <w:proofErr w:type="gramStart"/>
-            <w:r>
-              <w:rPr>
-                <w:lang w:val="en-IN"/>
-              </w:rPr>
-              <w:t xml:space="preserve">  }</w:t>
-            </w:r>
-            <w:proofErr w:type="gramEnd"/>
-            <w:r>
-              <w:rPr>
-                <w:lang w:val="en-IN"/>
-              </w:rPr>
-              <w:br/>
-              <w:t xml:space="preserve">    void m1</w:t>
-            </w:r>
-            <w:proofErr w:type="gramStart"/>
-            <w:r>
-              <w:rPr>
-                <w:lang w:val="en-IN"/>
-              </w:rPr>
-              <w:t>(){</w:t>
-            </w:r>
-            <w:proofErr w:type="gramEnd"/>
+              <w:t>("This is Calculator class constructor..!");</w:t>
+            </w:r>
+            <w:r>
+              <w:rPr>
+                <w:lang w:val="en-IN"/>
+              </w:rPr>
+              <w:br/>
+              <w:t xml:space="preserve">    }</w:t>
+            </w:r>
+            <w:r>
+              <w:rPr>
+                <w:lang w:val="en-IN"/>
+              </w:rPr>
+              <w:br/>
+              <w:t xml:space="preserve">    void m1(){</w:t>
+            </w:r>
             <w:r>
               <w:rPr>
                 <w:lang w:val="en-IN"/>
@@ -9811,37 +9016,15 @@
               <w:rPr>
                 <w:lang w:val="en-IN"/>
               </w:rPr>
-              <w:t xml:space="preserve">("I am </w:t>
-            </w:r>
-            <w:proofErr w:type="gramStart"/>
-            <w:r>
-              <w:rPr>
-                <w:lang w:val="en-IN"/>
-              </w:rPr>
-              <w:t>method..!</w:t>
-            </w:r>
-            <w:proofErr w:type="gramEnd"/>
-            <w:r>
-              <w:rPr>
-                <w:lang w:val="en-IN"/>
-              </w:rPr>
-              <w:t>");</w:t>
-            </w:r>
-            <w:r>
-              <w:rPr>
-                <w:lang w:val="en-IN"/>
-              </w:rPr>
-              <w:br/>
-              <w:t xml:space="preserve">  </w:t>
-            </w:r>
-            <w:proofErr w:type="gramStart"/>
-            <w:r>
-              <w:rPr>
-                <w:lang w:val="en-IN"/>
-              </w:rPr>
-              <w:t xml:space="preserve">  }</w:t>
-            </w:r>
-            <w:proofErr w:type="gramEnd"/>
+              <w:t>("I am method..!");</w:t>
+            </w:r>
+            <w:r>
+              <w:rPr>
+                <w:lang w:val="en-IN"/>
+              </w:rPr>
+              <w:br/>
+              <w:t xml:space="preserve">    }</w:t>
+            </w:r>
             <w:r>
               <w:rPr>
                 <w:lang w:val="en-IN"/>
@@ -9879,21 +9062,7 @@
                 <w:lang w:val="en-IN"/>
               </w:rPr>
               <w:br/>
-              <w:t xml:space="preserve">    public static void </w:t>
-            </w:r>
-            <w:proofErr w:type="gramStart"/>
-            <w:r>
-              <w:rPr>
-                <w:lang w:val="en-IN"/>
-              </w:rPr>
-              <w:t>main(String[</w:t>
-            </w:r>
-            <w:proofErr w:type="gramEnd"/>
-            <w:r>
-              <w:rPr>
-                <w:lang w:val="en-IN"/>
-              </w:rPr>
-              <w:t xml:space="preserve">] </w:t>
+              <w:t xml:space="preserve">    public static void main(String[] </w:t>
             </w:r>
             <w:proofErr w:type="spellStart"/>
             <w:r>
@@ -9916,23 +9085,13 @@
               <w:br/>
               <w:t xml:space="preserve">        Calculator c1 = new </w:t>
             </w:r>
-            <w:proofErr w:type="gramStart"/>
             <w:r>
               <w:rPr>
                 <w:b/>
                 <w:bCs/>
                 <w:lang w:val="en-IN"/>
               </w:rPr>
-              <w:t>Calculator(</w:t>
-            </w:r>
-            <w:proofErr w:type="gramEnd"/>
-            <w:r>
-              <w:rPr>
-                <w:b/>
-                <w:bCs/>
-                <w:lang w:val="en-IN"/>
-              </w:rPr>
-              <w:t>);</w:t>
+              <w:t>Calculator();</w:t>
             </w:r>
             <w:r>
               <w:rPr>
@@ -9960,16 +9119,8 @@
                 <w:lang w:val="en-IN"/>
               </w:rPr>
               <w:br/>
-              <w:t xml:space="preserve">  </w:t>
-            </w:r>
-            <w:proofErr w:type="gramStart"/>
-            <w:r>
-              <w:rPr>
-                <w:lang w:val="en-IN"/>
-              </w:rPr>
-              <w:t xml:space="preserve">  }</w:t>
-            </w:r>
-            <w:proofErr w:type="gramEnd"/>
+              <w:t xml:space="preserve">    }</w:t>
+            </w:r>
             <w:r>
               <w:rPr>
                 <w:lang w:val="en-IN"/>
@@ -10012,18 +9163,8 @@
           <w:lang w:val="en-IN"/>
         </w:rPr>
         <w:lastRenderedPageBreak/>
-        <w:t xml:space="preserve">Types of </w:t>
-      </w:r>
-      <w:proofErr w:type="gramStart"/>
-      <w:r>
-        <w:rPr>
-          <w:b/>
-          <w:bCs/>
-          <w:lang w:val="en-IN"/>
-        </w:rPr>
-        <w:t>Constructor</w:t>
-      </w:r>
-      <w:proofErr w:type="gramEnd"/>
+        <w:t>Types of Constructor</w:t>
+      </w:r>
       <w:r>
         <w:rPr>
           <w:b/>
@@ -10348,25 +9489,7 @@
           <w:bCs/>
           <w:lang w:val="en-IN"/>
         </w:rPr>
-        <w:t xml:space="preserve">By </w:t>
-      </w:r>
-      <w:proofErr w:type="gramStart"/>
-      <w:r>
-        <w:rPr>
-          <w:b/>
-          <w:bCs/>
-          <w:lang w:val="en-IN"/>
-        </w:rPr>
-        <w:t>default</w:t>
-      </w:r>
-      <w:proofErr w:type="gramEnd"/>
-      <w:r>
-        <w:rPr>
-          <w:b/>
-          <w:bCs/>
-          <w:lang w:val="en-IN"/>
-        </w:rPr>
-        <w:t xml:space="preserve"> constructor will be added at compile time.</w:t>
+        <w:t>By default constructor will be added at compile time.</w:t>
       </w:r>
       <w:r>
         <w:rPr>
@@ -10593,25 +9716,7 @@
                 <w:lang w:val="en-IN"/>
               </w:rPr>
               <w:br/>
-              <w:t xml:space="preserve">    public </w:t>
-            </w:r>
-            <w:proofErr w:type="gramStart"/>
-            <w:r>
-              <w:rPr>
-                <w:sz w:val="16"/>
-                <w:szCs w:val="16"/>
-                <w:lang w:val="en-IN"/>
-              </w:rPr>
-              <w:t>Calculator(</w:t>
-            </w:r>
-            <w:proofErr w:type="gramEnd"/>
-            <w:r>
-              <w:rPr>
-                <w:sz w:val="16"/>
-                <w:szCs w:val="16"/>
-                <w:lang w:val="en-IN"/>
-              </w:rPr>
-              <w:t>) {</w:t>
+              <w:t xml:space="preserve">    public Calculator() {</w:t>
             </w:r>
             <w:r>
               <w:rPr>
@@ -10665,44 +9770,16 @@
                 <w:lang w:val="en-IN"/>
               </w:rPr>
               <w:br/>
-              <w:t xml:space="preserve">  </w:t>
-            </w:r>
-            <w:proofErr w:type="gramStart"/>
-            <w:r>
-              <w:rPr>
-                <w:sz w:val="16"/>
-                <w:szCs w:val="16"/>
-                <w:lang w:val="en-IN"/>
-              </w:rPr>
-              <w:t xml:space="preserve">  }</w:t>
-            </w:r>
-            <w:proofErr w:type="gramEnd"/>
-            <w:r>
-              <w:rPr>
-                <w:sz w:val="16"/>
-                <w:szCs w:val="16"/>
-                <w:lang w:val="en-IN"/>
-              </w:rPr>
-              <w:br/>
-              <w:t xml:space="preserve">    public </w:t>
-            </w:r>
-            <w:proofErr w:type="gramStart"/>
-            <w:r>
-              <w:rPr>
-                <w:sz w:val="16"/>
-                <w:szCs w:val="16"/>
-                <w:lang w:val="en-IN"/>
-              </w:rPr>
-              <w:t>Calculator(</w:t>
-            </w:r>
-            <w:proofErr w:type="gramEnd"/>
-            <w:r>
-              <w:rPr>
-                <w:sz w:val="16"/>
-                <w:szCs w:val="16"/>
-                <w:lang w:val="en-IN"/>
-              </w:rPr>
-              <w:t xml:space="preserve">String </w:t>
+              <w:t xml:space="preserve">    }</w:t>
+            </w:r>
+            <w:r>
+              <w:rPr>
+                <w:sz w:val="16"/>
+                <w:szCs w:val="16"/>
+                <w:lang w:val="en-IN"/>
+              </w:rPr>
+              <w:br/>
+              <w:t xml:space="preserve">    public Calculator(String </w:t>
             </w:r>
             <w:proofErr w:type="spellStart"/>
             <w:r>
@@ -10765,25 +9842,7 @@
                 <w:szCs w:val="16"/>
                 <w:lang w:val="en-IN"/>
               </w:rPr>
-              <w:t>("</w:t>
-            </w:r>
-            <w:proofErr w:type="gramStart"/>
-            <w:r>
-              <w:rPr>
-                <w:sz w:val="16"/>
-                <w:szCs w:val="16"/>
-                <w:lang w:val="en-IN"/>
-              </w:rPr>
-              <w:t>Hi..</w:t>
-            </w:r>
-            <w:proofErr w:type="gramEnd"/>
-            <w:r>
-              <w:rPr>
-                <w:sz w:val="16"/>
-                <w:szCs w:val="16"/>
-                <w:lang w:val="en-IN"/>
-              </w:rPr>
-              <w:t xml:space="preserve">: " + </w:t>
+              <w:t xml:space="preserve">("Hi..: " + </w:t>
             </w:r>
             <w:proofErr w:type="spellStart"/>
             <w:r>
@@ -10810,44 +9869,16 @@
                 <w:lang w:val="en-IN"/>
               </w:rPr>
               <w:br/>
-              <w:t xml:space="preserve">  </w:t>
-            </w:r>
-            <w:proofErr w:type="gramStart"/>
-            <w:r>
-              <w:rPr>
-                <w:sz w:val="16"/>
-                <w:szCs w:val="16"/>
-                <w:lang w:val="en-IN"/>
-              </w:rPr>
-              <w:t xml:space="preserve">  }</w:t>
-            </w:r>
-            <w:proofErr w:type="gramEnd"/>
-            <w:r>
-              <w:rPr>
-                <w:sz w:val="16"/>
-                <w:szCs w:val="16"/>
-                <w:lang w:val="en-IN"/>
-              </w:rPr>
-              <w:br/>
-              <w:t xml:space="preserve">    public </w:t>
-            </w:r>
-            <w:proofErr w:type="gramStart"/>
-            <w:r>
-              <w:rPr>
-                <w:sz w:val="16"/>
-                <w:szCs w:val="16"/>
-                <w:lang w:val="en-IN"/>
-              </w:rPr>
-              <w:t>Calculator(</w:t>
-            </w:r>
-            <w:proofErr w:type="gramEnd"/>
-            <w:r>
-              <w:rPr>
-                <w:sz w:val="16"/>
-                <w:szCs w:val="16"/>
-                <w:lang w:val="en-IN"/>
-              </w:rPr>
-              <w:t xml:space="preserve">String </w:t>
+              <w:t xml:space="preserve">    }</w:t>
+            </w:r>
+            <w:r>
+              <w:rPr>
+                <w:sz w:val="16"/>
+                <w:szCs w:val="16"/>
+                <w:lang w:val="en-IN"/>
+              </w:rPr>
+              <w:br/>
+              <w:t xml:space="preserve">    public Calculator(String </w:t>
             </w:r>
             <w:proofErr w:type="spellStart"/>
             <w:r>
@@ -10928,25 +9959,7 @@
                 <w:szCs w:val="16"/>
                 <w:lang w:val="en-IN"/>
               </w:rPr>
-              <w:t>("</w:t>
-            </w:r>
-            <w:proofErr w:type="gramStart"/>
-            <w:r>
-              <w:rPr>
-                <w:sz w:val="16"/>
-                <w:szCs w:val="16"/>
-                <w:lang w:val="en-IN"/>
-              </w:rPr>
-              <w:t>Hi..</w:t>
-            </w:r>
-            <w:proofErr w:type="gramEnd"/>
-            <w:r>
-              <w:rPr>
-                <w:sz w:val="16"/>
-                <w:szCs w:val="16"/>
-                <w:lang w:val="en-IN"/>
-              </w:rPr>
-              <w:t xml:space="preserve">: " + </w:t>
+              <w:t xml:space="preserve">("Hi..: " + </w:t>
             </w:r>
             <w:proofErr w:type="spellStart"/>
             <w:r>
@@ -10964,25 +9977,7 @@
                 <w:szCs w:val="16"/>
                 <w:lang w:val="en-IN"/>
               </w:rPr>
-              <w:t xml:space="preserve"> + ", your college </w:t>
-            </w:r>
-            <w:proofErr w:type="gramStart"/>
-            <w:r>
-              <w:rPr>
-                <w:sz w:val="16"/>
-                <w:szCs w:val="16"/>
-                <w:lang w:val="en-IN"/>
-              </w:rPr>
-              <w:t>is :</w:t>
-            </w:r>
-            <w:proofErr w:type="gramEnd"/>
-            <w:r>
-              <w:rPr>
-                <w:sz w:val="16"/>
-                <w:szCs w:val="16"/>
-                <w:lang w:val="en-IN"/>
-              </w:rPr>
-              <w:t xml:space="preserve"> " + </w:t>
+              <w:t xml:space="preserve"> + ", your college is : " + </w:t>
             </w:r>
             <w:proofErr w:type="spellStart"/>
             <w:r>
@@ -11009,18 +10004,8 @@
                 <w:lang w:val="en-IN"/>
               </w:rPr>
               <w:br/>
-              <w:t xml:space="preserve">  </w:t>
-            </w:r>
-            <w:proofErr w:type="gramStart"/>
-            <w:r>
-              <w:rPr>
-                <w:sz w:val="16"/>
-                <w:szCs w:val="16"/>
-                <w:lang w:val="en-IN"/>
-              </w:rPr>
-              <w:t xml:space="preserve">  }</w:t>
-            </w:r>
-            <w:proofErr w:type="gramEnd"/>
+              <w:t xml:space="preserve">    }</w:t>
+            </w:r>
             <w:r>
               <w:rPr>
                 <w:sz w:val="16"/>
@@ -11059,25 +10044,7 @@
                 <w:lang w:val="en-IN"/>
               </w:rPr>
               <w:br/>
-              <w:t xml:space="preserve">    public static void </w:t>
-            </w:r>
-            <w:proofErr w:type="gramStart"/>
-            <w:r>
-              <w:rPr>
-                <w:sz w:val="16"/>
-                <w:szCs w:val="16"/>
-                <w:lang w:val="en-IN"/>
-              </w:rPr>
-              <w:t>main(String[</w:t>
-            </w:r>
-            <w:proofErr w:type="gramEnd"/>
-            <w:r>
-              <w:rPr>
-                <w:sz w:val="16"/>
-                <w:szCs w:val="16"/>
-                <w:lang w:val="en-IN"/>
-              </w:rPr>
-              <w:t xml:space="preserve">] </w:t>
+              <w:t xml:space="preserve">    public static void main(String[] </w:t>
             </w:r>
             <w:proofErr w:type="spellStart"/>
             <w:r>
@@ -11104,45 +10071,17 @@
                 <w:lang w:val="en-IN"/>
               </w:rPr>
               <w:br/>
-              <w:t xml:space="preserve">      new </w:t>
-            </w:r>
-            <w:proofErr w:type="gramStart"/>
-            <w:r>
-              <w:rPr>
-                <w:sz w:val="16"/>
-                <w:szCs w:val="16"/>
-                <w:lang w:val="en-IN"/>
-              </w:rPr>
-              <w:t>Calculator(</w:t>
-            </w:r>
-            <w:proofErr w:type="gramEnd"/>
-            <w:r>
-              <w:rPr>
-                <w:sz w:val="16"/>
-                <w:szCs w:val="16"/>
-                <w:lang w:val="en-IN"/>
-              </w:rPr>
-              <w:t>"Kamal", "Nova");</w:t>
-            </w:r>
-            <w:r>
-              <w:rPr>
-                <w:sz w:val="16"/>
-                <w:szCs w:val="16"/>
-                <w:lang w:val="en-IN"/>
-              </w:rPr>
-              <w:br/>
-              <w:t xml:space="preserve">  </w:t>
-            </w:r>
-            <w:proofErr w:type="gramStart"/>
-            <w:r>
-              <w:rPr>
-                <w:sz w:val="16"/>
-                <w:szCs w:val="16"/>
-                <w:lang w:val="en-IN"/>
-              </w:rPr>
-              <w:t xml:space="preserve">  }</w:t>
-            </w:r>
-            <w:proofErr w:type="gramEnd"/>
+              <w:t xml:space="preserve">      new Calculator("Kamal", "Nova");</w:t>
+            </w:r>
+            <w:r>
+              <w:rPr>
+                <w:sz w:val="16"/>
+                <w:szCs w:val="16"/>
+                <w:lang w:val="en-IN"/>
+              </w:rPr>
+              <w:br/>
+              <w:t xml:space="preserve">    }</w:t>
+            </w:r>
             <w:r>
               <w:rPr>
                 <w:sz w:val="16"/>
@@ -11248,9 +10187,8 @@
           <w:highlight w:val="yellow"/>
           <w:lang w:val="en-IN"/>
         </w:rPr>
-        <w:t xml:space="preserve">************************ To initialize </w:t>
-      </w:r>
-      <w:proofErr w:type="gramStart"/>
+        <w:t>************************ To initialize instance</w:t>
+      </w:r>
       <w:r>
         <w:rPr>
           <w:b/>
@@ -11258,26 +10196,7 @@
           <w:highlight w:val="yellow"/>
           <w:lang w:val="en-IN"/>
         </w:rPr>
-        <w:t>instance</w:t>
-      </w:r>
-      <w:r>
-        <w:rPr>
-          <w:b/>
-          <w:bCs/>
-          <w:highlight w:val="yellow"/>
-          <w:lang w:val="en-IN"/>
-        </w:rPr>
-        <w:t>[</w:t>
-      </w:r>
-      <w:proofErr w:type="gramEnd"/>
-      <w:r>
-        <w:rPr>
-          <w:b/>
-          <w:bCs/>
-          <w:highlight w:val="yellow"/>
-          <w:lang w:val="en-IN"/>
-        </w:rPr>
-        <w:t>class level]</w:t>
+        <w:t>[class level]</w:t>
       </w:r>
       <w:r>
         <w:rPr>
@@ -11546,25 +10465,25 @@
                 <w:lang w:val="en-IN"/>
               </w:rPr>
               <w:br/>
-              <w:t xml:space="preserve">    public </w:t>
-            </w:r>
-            <w:proofErr w:type="gramStart"/>
+              <w:t xml:space="preserve">    public Calculator(Double </w:t>
+            </w:r>
+            <w:proofErr w:type="spellStart"/>
             <w:r>
               <w:rPr>
                 <w:sz w:val="20"/>
                 <w:szCs w:val="20"/>
                 <w:lang w:val="en-IN"/>
               </w:rPr>
-              <w:t>Calculator(</w:t>
-            </w:r>
-            <w:proofErr w:type="gramEnd"/>
+              <w:t>calPrice</w:t>
+            </w:r>
+            <w:proofErr w:type="spellEnd"/>
             <w:r>
               <w:rPr>
                 <w:sz w:val="20"/>
                 <w:szCs w:val="20"/>
                 <w:lang w:val="en-IN"/>
               </w:rPr>
-              <w:t xml:space="preserve">Double </w:t>
+              <w:t xml:space="preserve">, String </w:t>
             </w:r>
             <w:proofErr w:type="spellStart"/>
             <w:r>
@@ -11573,7 +10492,7 @@
                 <w:szCs w:val="20"/>
                 <w:lang w:val="en-IN"/>
               </w:rPr>
-              <w:t>calPrice</w:t>
+              <w:t>calName</w:t>
             </w:r>
             <w:proofErr w:type="spellEnd"/>
             <w:r>
@@ -11582,139 +10501,107 @@
                 <w:szCs w:val="20"/>
                 <w:lang w:val="en-IN"/>
               </w:rPr>
-              <w:t xml:space="preserve">, String </w:t>
-            </w:r>
-            <w:proofErr w:type="spellStart"/>
+              <w:t>) {</w:t>
+            </w:r>
             <w:r>
               <w:rPr>
                 <w:sz w:val="20"/>
                 <w:szCs w:val="20"/>
                 <w:lang w:val="en-IN"/>
               </w:rPr>
-              <w:t>calName</w:t>
-            </w:r>
-            <w:proofErr w:type="spellEnd"/>
+              <w:br/>
+              <w:t xml:space="preserve">        </w:t>
+            </w:r>
+            <w:proofErr w:type="spellStart"/>
             <w:r>
               <w:rPr>
                 <w:sz w:val="20"/>
                 <w:szCs w:val="20"/>
                 <w:lang w:val="en-IN"/>
               </w:rPr>
-              <w:t>) {</w:t>
-            </w:r>
+              <w:t>this.calPrice</w:t>
+            </w:r>
+            <w:proofErr w:type="spellEnd"/>
             <w:r>
               <w:rPr>
                 <w:sz w:val="20"/>
                 <w:szCs w:val="20"/>
                 <w:lang w:val="en-IN"/>
               </w:rPr>
-              <w:br/>
-              <w:t xml:space="preserve">        </w:t>
+              <w:t xml:space="preserve"> = </w:t>
             </w:r>
             <w:proofErr w:type="spellStart"/>
-            <w:proofErr w:type="gramStart"/>
             <w:r>
               <w:rPr>
                 <w:sz w:val="20"/>
                 <w:szCs w:val="20"/>
                 <w:lang w:val="en-IN"/>
               </w:rPr>
-              <w:t>this.calPrice</w:t>
+              <w:t>calPrice</w:t>
             </w:r>
             <w:proofErr w:type="spellEnd"/>
-            <w:proofErr w:type="gramEnd"/>
             <w:r>
               <w:rPr>
                 <w:sz w:val="20"/>
                 <w:szCs w:val="20"/>
                 <w:lang w:val="en-IN"/>
               </w:rPr>
-              <w:t xml:space="preserve"> = </w:t>
-            </w:r>
-            <w:proofErr w:type="spellStart"/>
+              <w:t>;</w:t>
+            </w:r>
             <w:r>
               <w:rPr>
                 <w:sz w:val="20"/>
                 <w:szCs w:val="20"/>
                 <w:lang w:val="en-IN"/>
               </w:rPr>
-              <w:t>calPrice</w:t>
-            </w:r>
-            <w:proofErr w:type="spellEnd"/>
+              <w:br/>
+              <w:t xml:space="preserve">        </w:t>
+            </w:r>
+            <w:proofErr w:type="spellStart"/>
             <w:r>
               <w:rPr>
                 <w:sz w:val="20"/>
                 <w:szCs w:val="20"/>
                 <w:lang w:val="en-IN"/>
               </w:rPr>
-              <w:t>;</w:t>
-            </w:r>
+              <w:t>this.calName</w:t>
+            </w:r>
+            <w:proofErr w:type="spellEnd"/>
             <w:r>
               <w:rPr>
                 <w:sz w:val="20"/>
                 <w:szCs w:val="20"/>
                 <w:lang w:val="en-IN"/>
               </w:rPr>
-              <w:br/>
-              <w:t xml:space="preserve">        </w:t>
+              <w:t xml:space="preserve"> = </w:t>
             </w:r>
             <w:proofErr w:type="spellStart"/>
-            <w:proofErr w:type="gramStart"/>
             <w:r>
               <w:rPr>
                 <w:sz w:val="20"/>
                 <w:szCs w:val="20"/>
                 <w:lang w:val="en-IN"/>
               </w:rPr>
-              <w:t>this.calName</w:t>
+              <w:t>calName</w:t>
             </w:r>
             <w:proofErr w:type="spellEnd"/>
-            <w:proofErr w:type="gramEnd"/>
             <w:r>
               <w:rPr>
                 <w:sz w:val="20"/>
                 <w:szCs w:val="20"/>
                 <w:lang w:val="en-IN"/>
               </w:rPr>
-              <w:t xml:space="preserve"> = </w:t>
-            </w:r>
-            <w:proofErr w:type="spellStart"/>
+              <w:t>;</w:t>
+            </w:r>
             <w:r>
               <w:rPr>
                 <w:sz w:val="20"/>
                 <w:szCs w:val="20"/>
                 <w:lang w:val="en-IN"/>
               </w:rPr>
-              <w:t>calName</w:t>
-            </w:r>
-            <w:proofErr w:type="spellEnd"/>
-            <w:r>
-              <w:rPr>
-                <w:sz w:val="20"/>
-                <w:szCs w:val="20"/>
-                <w:lang w:val="en-IN"/>
-              </w:rPr>
-              <w:t>;</w:t>
-            </w:r>
-            <w:r>
-              <w:rPr>
-                <w:sz w:val="20"/>
-                <w:szCs w:val="20"/>
-                <w:lang w:val="en-IN"/>
-              </w:rPr>
-              <w:br/>
-              <w:t xml:space="preserve">  </w:t>
-            </w:r>
-            <w:proofErr w:type="gramStart"/>
-            <w:r>
-              <w:rPr>
-                <w:sz w:val="20"/>
-                <w:szCs w:val="20"/>
-                <w:lang w:val="en-IN"/>
-              </w:rPr>
-              <w:t xml:space="preserve">  }</w:t>
-            </w:r>
-            <w:proofErr w:type="gramEnd"/>
+              <w:br/>
+              <w:t xml:space="preserve">    }</w:t>
+            </w:r>
             <w:r>
               <w:rPr>
                 <w:sz w:val="20"/>
@@ -11767,65 +10654,35 @@
                 <w:szCs w:val="20"/>
                 <w:lang w:val="en-IN"/>
               </w:rPr>
-              <w:t xml:space="preserve">("HI </w:t>
-            </w:r>
-            <w:proofErr w:type="gramStart"/>
+              <w:t xml:space="preserve">("HI ... : " + </w:t>
+            </w:r>
+            <w:proofErr w:type="spellStart"/>
             <w:r>
               <w:rPr>
                 <w:sz w:val="20"/>
                 <w:szCs w:val="20"/>
                 <w:lang w:val="en-IN"/>
               </w:rPr>
-              <w:t>... :</w:t>
-            </w:r>
-            <w:proofErr w:type="gramEnd"/>
+              <w:t>this.calName</w:t>
+            </w:r>
+            <w:proofErr w:type="spellEnd"/>
             <w:r>
               <w:rPr>
                 <w:sz w:val="20"/>
                 <w:szCs w:val="20"/>
                 <w:lang w:val="en-IN"/>
               </w:rPr>
-              <w:t xml:space="preserve"> " + </w:t>
-            </w:r>
-            <w:proofErr w:type="spellStart"/>
-            <w:proofErr w:type="gramStart"/>
+              <w:t>);</w:t>
+            </w:r>
             <w:r>
               <w:rPr>
                 <w:sz w:val="20"/>
                 <w:szCs w:val="20"/>
                 <w:lang w:val="en-IN"/>
               </w:rPr>
-              <w:t>this.calName</w:t>
-            </w:r>
-            <w:proofErr w:type="spellEnd"/>
-            <w:proofErr w:type="gramEnd"/>
-            <w:r>
-              <w:rPr>
-                <w:sz w:val="20"/>
-                <w:szCs w:val="20"/>
-                <w:lang w:val="en-IN"/>
-              </w:rPr>
-              <w:t>);</w:t>
-            </w:r>
-            <w:r>
-              <w:rPr>
-                <w:sz w:val="20"/>
-                <w:szCs w:val="20"/>
-                <w:lang w:val="en-IN"/>
-              </w:rPr>
-              <w:br/>
-              <w:t xml:space="preserve">  </w:t>
-            </w:r>
-            <w:proofErr w:type="gramStart"/>
-            <w:r>
-              <w:rPr>
-                <w:sz w:val="20"/>
-                <w:szCs w:val="20"/>
-                <w:lang w:val="en-IN"/>
-              </w:rPr>
-              <w:t xml:space="preserve">  }</w:t>
-            </w:r>
-            <w:proofErr w:type="gramEnd"/>
+              <w:br/>
+              <w:t xml:space="preserve">    }</w:t>
+            </w:r>
             <w:r>
               <w:rPr>
                 <w:sz w:val="20"/>
@@ -11874,21 +10731,7 @@
         <w:rPr>
           <w:lang w:val="en-IN"/>
         </w:rPr>
-        <w:t xml:space="preserve"> Eg: Employee e = new </w:t>
-      </w:r>
-      <w:proofErr w:type="gramStart"/>
-      <w:r>
-        <w:rPr>
-          <w:lang w:val="en-IN"/>
-        </w:rPr>
-        <w:t>Employee(</w:t>
-      </w:r>
-      <w:proofErr w:type="gramEnd"/>
-      <w:r>
-        <w:rPr>
-          <w:lang w:val="en-IN"/>
-        </w:rPr>
-        <w:t>);</w:t>
+        <w:t xml:space="preserve"> Eg: Employee e = new Employee();</w:t>
       </w:r>
     </w:p>
     <w:p>
@@ -12047,25 +10890,7 @@
                 <w:lang w:val="en-IN"/>
               </w:rPr>
               <w:br/>
-              <w:t xml:space="preserve">    public </w:t>
-            </w:r>
-            <w:proofErr w:type="gramStart"/>
-            <w:r>
-              <w:rPr>
-                <w:sz w:val="16"/>
-                <w:szCs w:val="16"/>
-                <w:lang w:val="en-IN"/>
-              </w:rPr>
-              <w:t>Calculator(</w:t>
-            </w:r>
-            <w:proofErr w:type="gramEnd"/>
-            <w:r>
-              <w:rPr>
-                <w:sz w:val="16"/>
-                <w:szCs w:val="16"/>
-                <w:lang w:val="en-IN"/>
-              </w:rPr>
-              <w:t xml:space="preserve">String </w:t>
+              <w:t xml:space="preserve">    public Calculator(String </w:t>
             </w:r>
             <w:proofErr w:type="spellStart"/>
             <w:r>
@@ -12227,18 +11052,8 @@
                 <w:lang w:val="en-IN"/>
               </w:rPr>
               <w:br/>
-              <w:t xml:space="preserve">  </w:t>
-            </w:r>
-            <w:proofErr w:type="gramStart"/>
-            <w:r>
-              <w:rPr>
-                <w:sz w:val="16"/>
-                <w:szCs w:val="16"/>
-                <w:lang w:val="en-IN"/>
-              </w:rPr>
-              <w:t xml:space="preserve">  }</w:t>
-            </w:r>
-            <w:proofErr w:type="gramEnd"/>
+              <w:t xml:space="preserve">    }</w:t>
+            </w:r>
             <w:r>
               <w:rPr>
                 <w:sz w:val="16"/>
@@ -12299,25 +11114,7 @@
                 <w:szCs w:val="16"/>
                 <w:lang w:val="en-IN"/>
               </w:rPr>
-              <w:t xml:space="preserve">("HI </w:t>
-            </w:r>
-            <w:proofErr w:type="gramStart"/>
-            <w:r>
-              <w:rPr>
-                <w:sz w:val="16"/>
-                <w:szCs w:val="16"/>
-                <w:lang w:val="en-IN"/>
-              </w:rPr>
-              <w:t>... :</w:t>
-            </w:r>
-            <w:proofErr w:type="gramEnd"/>
-            <w:r>
-              <w:rPr>
-                <w:sz w:val="16"/>
-                <w:szCs w:val="16"/>
-                <w:lang w:val="en-IN"/>
-              </w:rPr>
-              <w:t xml:space="preserve"> " + </w:t>
+              <w:t xml:space="preserve">("HI ... : " + </w:t>
             </w:r>
             <w:proofErr w:type="spellStart"/>
             <w:r>
@@ -12344,18 +11141,8 @@
                 <w:lang w:val="en-IN"/>
               </w:rPr>
               <w:br/>
-              <w:t xml:space="preserve">  </w:t>
-            </w:r>
-            <w:proofErr w:type="gramStart"/>
-            <w:r>
-              <w:rPr>
-                <w:sz w:val="16"/>
-                <w:szCs w:val="16"/>
-                <w:lang w:val="en-IN"/>
-              </w:rPr>
-              <w:t xml:space="preserve">  }</w:t>
-            </w:r>
-            <w:proofErr w:type="gramEnd"/>
+              <w:t xml:space="preserve">    }</w:t>
+            </w:r>
             <w:r>
               <w:rPr>
                 <w:sz w:val="16"/>
@@ -12394,25 +11181,7 @@
                 <w:lang w:val="en-IN"/>
               </w:rPr>
               <w:br/>
-              <w:t xml:space="preserve">    public static void </w:t>
-            </w:r>
-            <w:proofErr w:type="gramStart"/>
-            <w:r>
-              <w:rPr>
-                <w:sz w:val="16"/>
-                <w:szCs w:val="16"/>
-                <w:lang w:val="en-IN"/>
-              </w:rPr>
-              <w:t>main(String[</w:t>
-            </w:r>
-            <w:proofErr w:type="gramEnd"/>
-            <w:r>
-              <w:rPr>
-                <w:sz w:val="16"/>
-                <w:szCs w:val="16"/>
-                <w:lang w:val="en-IN"/>
-              </w:rPr>
-              <w:t xml:space="preserve">] </w:t>
+              <w:t xml:space="preserve">    public static void main(String[] </w:t>
             </w:r>
             <w:proofErr w:type="spellStart"/>
             <w:r>
@@ -12475,18 +11244,8 @@
                 <w:lang w:val="en-IN"/>
               </w:rPr>
               <w:br/>
-              <w:t xml:space="preserve">  </w:t>
-            </w:r>
-            <w:proofErr w:type="gramStart"/>
-            <w:r>
-              <w:rPr>
-                <w:sz w:val="16"/>
-                <w:szCs w:val="16"/>
-                <w:lang w:val="en-IN"/>
-              </w:rPr>
-              <w:t xml:space="preserve">  }</w:t>
-            </w:r>
-            <w:proofErr w:type="gramEnd"/>
+              <w:t xml:space="preserve">    }</w:t>
+            </w:r>
             <w:r>
               <w:rPr>
                 <w:sz w:val="16"/>
@@ -12603,21 +11362,7 @@
         <w:rPr>
           <w:lang w:val="en-IN"/>
         </w:rPr>
-        <w:t>Why are we using “</w:t>
-      </w:r>
-      <w:proofErr w:type="gramStart"/>
-      <w:r>
-        <w:rPr>
-          <w:lang w:val="en-IN"/>
-        </w:rPr>
-        <w:t>this”  in</w:t>
-      </w:r>
-      <w:proofErr w:type="gramEnd"/>
-      <w:r>
-        <w:rPr>
-          <w:lang w:val="en-IN"/>
-        </w:rPr>
-        <w:t xml:space="preserve"> </w:t>
+        <w:t xml:space="preserve">Why are we using “this”  in </w:t>
       </w:r>
       <w:proofErr w:type="spellStart"/>
       <w:r>
@@ -13144,25 +11889,7 @@
                 <w:lang w:val="en-IN"/>
               </w:rPr>
               <w:br/>
-              <w:t xml:space="preserve">    public </w:t>
-            </w:r>
-            <w:proofErr w:type="gramStart"/>
-            <w:r>
-              <w:rPr>
-                <w:sz w:val="16"/>
-                <w:szCs w:val="16"/>
-                <w:lang w:val="en-IN"/>
-              </w:rPr>
-              <w:t>Employee(</w:t>
-            </w:r>
-            <w:proofErr w:type="gramEnd"/>
-            <w:r>
-              <w:rPr>
-                <w:sz w:val="16"/>
-                <w:szCs w:val="16"/>
-                <w:lang w:val="en-IN"/>
-              </w:rPr>
-              <w:t xml:space="preserve">String </w:t>
+              <w:t xml:space="preserve">    public Employee(String </w:t>
             </w:r>
             <w:proofErr w:type="spellStart"/>
             <w:r>
@@ -13219,7 +11946,6 @@
               <w:t xml:space="preserve">, String </w:t>
             </w:r>
             <w:proofErr w:type="spellStart"/>
-            <w:proofErr w:type="gramStart"/>
             <w:r>
               <w:rPr>
                 <w:sz w:val="16"/>
@@ -13237,7 +11963,6 @@
               </w:rPr>
               <w:t>){</w:t>
             </w:r>
-            <w:proofErr w:type="gramEnd"/>
             <w:r>
               <w:rPr>
                 <w:sz w:val="16"/>
@@ -13248,7 +11973,6 @@
               <w:t xml:space="preserve">        </w:t>
             </w:r>
             <w:proofErr w:type="spellStart"/>
-            <w:proofErr w:type="gramStart"/>
             <w:r>
               <w:rPr>
                 <w:sz w:val="16"/>
@@ -13258,7 +11982,6 @@
               <w:t>this.aadharNumber</w:t>
             </w:r>
             <w:proofErr w:type="spellEnd"/>
-            <w:proofErr w:type="gramEnd"/>
             <w:r>
               <w:rPr>
                 <w:sz w:val="16"/>
@@ -13295,7 +12018,6 @@
               <w:t xml:space="preserve">        </w:t>
             </w:r>
             <w:proofErr w:type="spellStart"/>
-            <w:proofErr w:type="gramStart"/>
             <w:r>
               <w:rPr>
                 <w:sz w:val="16"/>
@@ -13305,7 +12027,6 @@
               <w:t>this.empSalary</w:t>
             </w:r>
             <w:proofErr w:type="spellEnd"/>
-            <w:proofErr w:type="gramEnd"/>
             <w:r>
               <w:rPr>
                 <w:sz w:val="16"/>
@@ -13342,7 +12063,6 @@
               <w:t xml:space="preserve">        </w:t>
             </w:r>
             <w:proofErr w:type="spellStart"/>
-            <w:proofErr w:type="gramStart"/>
             <w:r>
               <w:rPr>
                 <w:sz w:val="16"/>
@@ -13352,7 +12072,6 @@
               <w:t>this.empId</w:t>
             </w:r>
             <w:proofErr w:type="spellEnd"/>
-            <w:proofErr w:type="gramEnd"/>
             <w:r>
               <w:rPr>
                 <w:sz w:val="16"/>
@@ -13389,7 +12108,6 @@
               <w:t xml:space="preserve">        </w:t>
             </w:r>
             <w:proofErr w:type="spellStart"/>
-            <w:proofErr w:type="gramStart"/>
             <w:r>
               <w:rPr>
                 <w:sz w:val="16"/>
@@ -13399,7 +12117,6 @@
               <w:t>this.empName</w:t>
             </w:r>
             <w:proofErr w:type="spellEnd"/>
-            <w:proofErr w:type="gramEnd"/>
             <w:r>
               <w:rPr>
                 <w:sz w:val="16"/>
@@ -13433,18 +12150,8 @@
                 <w:lang w:val="en-IN"/>
               </w:rPr>
               <w:br/>
-              <w:t xml:space="preserve">  </w:t>
-            </w:r>
-            <w:proofErr w:type="gramStart"/>
-            <w:r>
-              <w:rPr>
-                <w:sz w:val="16"/>
-                <w:szCs w:val="16"/>
-                <w:lang w:val="en-IN"/>
-              </w:rPr>
-              <w:t xml:space="preserve">  }</w:t>
-            </w:r>
-            <w:proofErr w:type="gramEnd"/>
+              <w:t xml:space="preserve">    }</w:t>
+            </w:r>
             <w:r>
               <w:rPr>
                 <w:sz w:val="16"/>
@@ -13455,7 +12162,6 @@
               <w:t xml:space="preserve">    public String </w:t>
             </w:r>
             <w:proofErr w:type="spellStart"/>
-            <w:proofErr w:type="gramStart"/>
             <w:r>
               <w:rPr>
                 <w:b/>
@@ -13476,7 +12182,6 @@
               </w:rPr>
               <w:t>(){</w:t>
             </w:r>
-            <w:proofErr w:type="gramEnd"/>
             <w:r>
               <w:rPr>
                 <w:sz w:val="16"/>
@@ -13507,7 +12212,6 @@
               <w:t xml:space="preserve">return </w:t>
             </w:r>
             <w:proofErr w:type="spellStart"/>
-            <w:proofErr w:type="gramStart"/>
             <w:r>
               <w:rPr>
                 <w:b/>
@@ -13520,7 +12224,6 @@
               <w:t>this.empName</w:t>
             </w:r>
             <w:proofErr w:type="spellEnd"/>
-            <w:proofErr w:type="gramEnd"/>
             <w:r>
               <w:rPr>
                 <w:b/>
@@ -13539,18 +12242,8 @@
                 <w:lang w:val="en-IN"/>
               </w:rPr>
               <w:br/>
-              <w:t xml:space="preserve">  </w:t>
-            </w:r>
-            <w:proofErr w:type="gramStart"/>
-            <w:r>
-              <w:rPr>
-                <w:sz w:val="16"/>
-                <w:szCs w:val="16"/>
-                <w:lang w:val="en-IN"/>
-              </w:rPr>
-              <w:t xml:space="preserve">  }</w:t>
-            </w:r>
-            <w:proofErr w:type="gramEnd"/>
+              <w:t xml:space="preserve">    }</w:t>
+            </w:r>
             <w:r>
               <w:rPr>
                 <w:sz w:val="16"/>
@@ -13589,25 +12282,7 @@
                 <w:szCs w:val="16"/>
                 <w:lang w:val="en-IN"/>
               </w:rPr>
-              <w:t xml:space="preserve">Employee e = new </w:t>
-            </w:r>
-            <w:proofErr w:type="gramStart"/>
-            <w:r>
-              <w:rPr>
-                <w:sz w:val="16"/>
-                <w:szCs w:val="16"/>
-                <w:lang w:val="en-IN"/>
-              </w:rPr>
-              <w:t>Employee(</w:t>
-            </w:r>
-            <w:proofErr w:type="gramEnd"/>
-            <w:r>
-              <w:rPr>
-                <w:sz w:val="16"/>
-                <w:szCs w:val="16"/>
-                <w:lang w:val="en-IN"/>
-              </w:rPr>
-              <w:t>"Kamal", 12,323232, "AAASAS23232");</w:t>
+              <w:t>Employee e = new Employee("Kamal", 12,323232, "AAASAS23232");</w:t>
             </w:r>
             <w:r>
               <w:rPr>
@@ -13654,7 +12329,6 @@
               <w:t>(</w:t>
             </w:r>
             <w:proofErr w:type="spellStart"/>
-            <w:proofErr w:type="gramStart"/>
             <w:r>
               <w:rPr>
                 <w:sz w:val="16"/>
@@ -13664,7 +12338,6 @@
               <w:t>e.getEmpName</w:t>
             </w:r>
             <w:proofErr w:type="spellEnd"/>
-            <w:proofErr w:type="gramEnd"/>
             <w:r>
               <w:rPr>
                 <w:sz w:val="16"/>
@@ -13997,18 +12670,8 @@
                 <w:lang w:val="en-IN"/>
               </w:rPr>
               <w:br/>
-              <w:t xml:space="preserve">    public void m1</w:t>
-            </w:r>
-            <w:proofErr w:type="gramStart"/>
-            <w:r>
-              <w:rPr>
-                <w:sz w:val="16"/>
-                <w:szCs w:val="16"/>
-                <w:lang w:val="en-IN"/>
-              </w:rPr>
-              <w:t>(){</w:t>
-            </w:r>
-            <w:proofErr w:type="gramEnd"/>
+              <w:t xml:space="preserve">    public void m1(){</w:t>
+            </w:r>
             <w:r>
               <w:rPr>
                 <w:sz w:val="16"/>
@@ -14061,18 +12724,8 @@
                 <w:lang w:val="en-IN"/>
               </w:rPr>
               <w:br/>
-              <w:t xml:space="preserve">  </w:t>
-            </w:r>
-            <w:proofErr w:type="gramStart"/>
-            <w:r>
-              <w:rPr>
-                <w:sz w:val="16"/>
-                <w:szCs w:val="16"/>
-                <w:lang w:val="en-IN"/>
-              </w:rPr>
-              <w:t xml:space="preserve">  }</w:t>
-            </w:r>
-            <w:proofErr w:type="gramEnd"/>
+              <w:t xml:space="preserve">    }</w:t>
+            </w:r>
             <w:r>
               <w:rPr>
                 <w:sz w:val="16"/>
@@ -14213,18 +12866,8 @@
                 <w:szCs w:val="16"/>
                 <w:lang w:val="en-IN"/>
               </w:rPr>
-              <w:t xml:space="preserve"> void m1</w:t>
-            </w:r>
-            <w:proofErr w:type="gramStart"/>
-            <w:r>
-              <w:rPr>
-                <w:sz w:val="16"/>
-                <w:szCs w:val="16"/>
-                <w:lang w:val="en-IN"/>
-              </w:rPr>
-              <w:t>(){</w:t>
-            </w:r>
-            <w:proofErr w:type="gramEnd"/>
+              <w:t xml:space="preserve"> void m1(){</w:t>
+            </w:r>
             <w:r>
               <w:rPr>
                 <w:sz w:val="16"/>
@@ -14277,18 +12920,8 @@
                 <w:lang w:val="en-IN"/>
               </w:rPr>
               <w:br/>
-              <w:t xml:space="preserve">  </w:t>
-            </w:r>
-            <w:proofErr w:type="gramStart"/>
-            <w:r>
-              <w:rPr>
-                <w:sz w:val="16"/>
-                <w:szCs w:val="16"/>
-                <w:lang w:val="en-IN"/>
-              </w:rPr>
-              <w:t xml:space="preserve">  }</w:t>
-            </w:r>
-            <w:proofErr w:type="gramEnd"/>
+              <w:t xml:space="preserve">    }</w:t>
+            </w:r>
             <w:r>
               <w:rPr>
                 <w:sz w:val="16"/>
@@ -14338,25 +12971,7 @@
                 <w:lang w:val="en-IN"/>
               </w:rPr>
               <w:br/>
-              <w:t xml:space="preserve">    public static void </w:t>
-            </w:r>
-            <w:proofErr w:type="gramStart"/>
-            <w:r>
-              <w:rPr>
-                <w:sz w:val="16"/>
-                <w:szCs w:val="16"/>
-                <w:lang w:val="en-IN"/>
-              </w:rPr>
-              <w:t>main(String[</w:t>
-            </w:r>
-            <w:proofErr w:type="gramEnd"/>
-            <w:r>
-              <w:rPr>
-                <w:sz w:val="16"/>
-                <w:szCs w:val="16"/>
-                <w:lang w:val="en-IN"/>
-              </w:rPr>
-              <w:t xml:space="preserve">] </w:t>
+              <w:t xml:space="preserve">    public static void main(String[] </w:t>
             </w:r>
             <w:proofErr w:type="spellStart"/>
             <w:r>
@@ -14401,25 +13016,7 @@
                 <w:szCs w:val="16"/>
                 <w:lang w:val="en-IN"/>
               </w:rPr>
-              <w:t xml:space="preserve"> = new </w:t>
-            </w:r>
-            <w:proofErr w:type="gramStart"/>
-            <w:r>
-              <w:rPr>
-                <w:sz w:val="16"/>
-                <w:szCs w:val="16"/>
-                <w:lang w:val="en-IN"/>
-              </w:rPr>
-              <w:t>Calculator(</w:t>
-            </w:r>
-            <w:proofErr w:type="gramEnd"/>
-            <w:r>
-              <w:rPr>
-                <w:sz w:val="16"/>
-                <w:szCs w:val="16"/>
-                <w:lang w:val="en-IN"/>
-              </w:rPr>
-              <w:t>);</w:t>
+              <w:t xml:space="preserve"> = new Calculator();</w:t>
             </w:r>
             <w:r>
               <w:rPr>
@@ -14476,7 +13073,6 @@
               <w:t>(</w:t>
             </w:r>
             <w:proofErr w:type="spellStart"/>
-            <w:proofErr w:type="gramStart"/>
             <w:r>
               <w:rPr>
                 <w:sz w:val="16"/>
@@ -14486,7 +13082,6 @@
               <w:t>calculator.myName</w:t>
             </w:r>
             <w:proofErr w:type="spellEnd"/>
-            <w:proofErr w:type="gramEnd"/>
             <w:r>
               <w:rPr>
                 <w:sz w:val="16"/>
@@ -14502,18 +13097,8 @@
                 <w:lang w:val="en-IN"/>
               </w:rPr>
               <w:br/>
-              <w:t xml:space="preserve">  </w:t>
-            </w:r>
-            <w:proofErr w:type="gramStart"/>
-            <w:r>
-              <w:rPr>
-                <w:sz w:val="16"/>
-                <w:szCs w:val="16"/>
-                <w:lang w:val="en-IN"/>
-              </w:rPr>
-              <w:t xml:space="preserve">  }</w:t>
-            </w:r>
-            <w:proofErr w:type="gramEnd"/>
+              <w:t xml:space="preserve">    }</w:t>
+            </w:r>
             <w:r>
               <w:rPr>
                 <w:sz w:val="16"/>
@@ -14552,25 +13137,7 @@
                 <w:lang w:val="en-IN"/>
               </w:rPr>
               <w:br/>
-              <w:t xml:space="preserve">    public static void </w:t>
-            </w:r>
-            <w:proofErr w:type="gramStart"/>
-            <w:r>
-              <w:rPr>
-                <w:sz w:val="16"/>
-                <w:szCs w:val="16"/>
-                <w:lang w:val="en-IN"/>
-              </w:rPr>
-              <w:t>main(String[</w:t>
-            </w:r>
-            <w:proofErr w:type="gramEnd"/>
-            <w:r>
-              <w:rPr>
-                <w:sz w:val="16"/>
-                <w:szCs w:val="16"/>
-                <w:lang w:val="en-IN"/>
-              </w:rPr>
-              <w:t xml:space="preserve">] </w:t>
+              <w:t xml:space="preserve">    public static void main(String[] </w:t>
             </w:r>
             <w:proofErr w:type="spellStart"/>
             <w:r>
@@ -14697,18 +13264,8 @@
                 <w:lang w:val="en-IN"/>
               </w:rPr>
               <w:br/>
-              <w:t xml:space="preserve">  </w:t>
-            </w:r>
-            <w:proofErr w:type="gramStart"/>
-            <w:r>
-              <w:rPr>
-                <w:sz w:val="16"/>
-                <w:szCs w:val="16"/>
-                <w:lang w:val="en-IN"/>
-              </w:rPr>
-              <w:t xml:space="preserve">  }</w:t>
-            </w:r>
-            <w:proofErr w:type="gramEnd"/>
+              <w:t xml:space="preserve">    }</w:t>
+            </w:r>
             <w:r>
               <w:rPr>
                 <w:sz w:val="16"/>
@@ -14769,27 +13326,7 @@
           <w:highlight w:val="yellow"/>
           <w:lang w:val="en-IN"/>
         </w:rPr>
-        <w:t xml:space="preserve">For calling </w:t>
-      </w:r>
-      <w:proofErr w:type="gramStart"/>
-      <w:r>
-        <w:rPr>
-          <w:b/>
-          <w:bCs/>
-          <w:highlight w:val="yellow"/>
-          <w:lang w:val="en-IN"/>
-        </w:rPr>
-        <w:t>Non-static</w:t>
-      </w:r>
-      <w:proofErr w:type="gramEnd"/>
-      <w:r>
-        <w:rPr>
-          <w:b/>
-          <w:bCs/>
-          <w:highlight w:val="yellow"/>
-          <w:lang w:val="en-IN"/>
-        </w:rPr>
-        <w:t xml:space="preserve"> class members we need object creation and its </w:t>
+        <w:t xml:space="preserve">For calling Non-static class members we need object creation and its </w:t>
       </w:r>
       <w:r>
         <w:rPr>
@@ -15026,21 +13563,7 @@
         <w:rPr>
           <w:lang w:val="en-IN"/>
         </w:rPr>
-        <w:t xml:space="preserve">When to use static? When we have common data to objects or sharable to object then we can use static keyword for class </w:t>
-      </w:r>
-      <w:proofErr w:type="gramStart"/>
-      <w:r>
-        <w:rPr>
-          <w:lang w:val="en-IN"/>
-        </w:rPr>
-        <w:t>members[</w:t>
-      </w:r>
-      <w:proofErr w:type="gramEnd"/>
-      <w:r>
-        <w:rPr>
-          <w:lang w:val="en-IN"/>
-        </w:rPr>
-        <w:t xml:space="preserve">methods or </w:t>
+        <w:t xml:space="preserve">When to use static? When we have common data to objects or sharable to object then we can use static keyword for class members[methods or </w:t>
       </w:r>
       <w:proofErr w:type="spellStart"/>
       <w:r>
@@ -16691,25 +15214,25 @@
                 <w:bCs/>
                 <w:lang w:val="en-IN"/>
               </w:rPr>
-              <w:t xml:space="preserve">int </w:t>
-            </w:r>
-            <w:proofErr w:type="gramStart"/>
+              <w:t xml:space="preserve">int add(int </w:t>
+            </w:r>
+            <w:proofErr w:type="spellStart"/>
             <w:r>
               <w:rPr>
                 <w:b/>
                 <w:bCs/>
                 <w:lang w:val="en-IN"/>
               </w:rPr>
-              <w:t>add(</w:t>
-            </w:r>
-            <w:proofErr w:type="gramEnd"/>
+              <w:t>fValue</w:t>
+            </w:r>
+            <w:proofErr w:type="spellEnd"/>
             <w:r>
               <w:rPr>
                 <w:b/>
                 <w:bCs/>
                 <w:lang w:val="en-IN"/>
               </w:rPr>
-              <w:t xml:space="preserve">int </w:t>
+              <w:t xml:space="preserve">, int </w:t>
             </w:r>
             <w:proofErr w:type="spellStart"/>
             <w:r>
@@ -16718,7 +15241,7 @@
                 <w:bCs/>
                 <w:lang w:val="en-IN"/>
               </w:rPr>
-              <w:t>fValue</w:t>
+              <w:t>sValue</w:t>
             </w:r>
             <w:proofErr w:type="spellEnd"/>
             <w:r>
@@ -16727,95 +15250,41 @@
                 <w:bCs/>
                 <w:lang w:val="en-IN"/>
               </w:rPr>
-              <w:t xml:space="preserve">, int </w:t>
-            </w:r>
-            <w:proofErr w:type="spellStart"/>
+              <w:t>);</w:t>
+            </w:r>
+            <w:r>
+              <w:rPr>
+                <w:lang w:val="en-IN"/>
+              </w:rPr>
+              <w:t xml:space="preserve"> // unimplemented methods / abstract methods</w:t>
+            </w:r>
+            <w:r>
+              <w:rPr>
+                <w:lang w:val="en-IN"/>
+              </w:rPr>
+              <w:br/>
+            </w:r>
             <w:r>
               <w:rPr>
                 <w:b/>
                 <w:bCs/>
                 <w:lang w:val="en-IN"/>
               </w:rPr>
-              <w:t>sValue</w:t>
-            </w:r>
-            <w:proofErr w:type="spellEnd"/>
+              <w:t>int multiplication(int a, int b, int c);</w:t>
+            </w:r>
+            <w:r>
+              <w:rPr>
+                <w:lang w:val="en-IN"/>
+              </w:rPr>
+              <w:br/>
+            </w:r>
             <w:r>
               <w:rPr>
                 <w:b/>
                 <w:bCs/>
                 <w:lang w:val="en-IN"/>
               </w:rPr>
-              <w:t>);</w:t>
-            </w:r>
-            <w:r>
-              <w:rPr>
-                <w:lang w:val="en-IN"/>
-              </w:rPr>
-              <w:t xml:space="preserve"> // unimplemented methods / abstract methods</w:t>
-            </w:r>
-            <w:r>
-              <w:rPr>
-                <w:lang w:val="en-IN"/>
-              </w:rPr>
-              <w:br/>
-            </w:r>
-            <w:r>
-              <w:rPr>
-                <w:b/>
-                <w:bCs/>
-                <w:lang w:val="en-IN"/>
-              </w:rPr>
-              <w:t xml:space="preserve">int </w:t>
-            </w:r>
-            <w:proofErr w:type="gramStart"/>
-            <w:r>
-              <w:rPr>
-                <w:b/>
-                <w:bCs/>
-                <w:lang w:val="en-IN"/>
-              </w:rPr>
-              <w:t>multiplication(</w:t>
-            </w:r>
-            <w:proofErr w:type="gramEnd"/>
-            <w:r>
-              <w:rPr>
-                <w:b/>
-                <w:bCs/>
-                <w:lang w:val="en-IN"/>
-              </w:rPr>
-              <w:t>int a, int b, int c);</w:t>
-            </w:r>
-            <w:r>
-              <w:rPr>
-                <w:lang w:val="en-IN"/>
-              </w:rPr>
-              <w:br/>
-            </w:r>
-            <w:r>
-              <w:rPr>
-                <w:b/>
-                <w:bCs/>
-                <w:lang w:val="en-IN"/>
-              </w:rPr>
-              <w:t xml:space="preserve">int </w:t>
-            </w:r>
-            <w:proofErr w:type="gramStart"/>
-            <w:r>
-              <w:rPr>
-                <w:b/>
-                <w:bCs/>
-                <w:lang w:val="en-IN"/>
-              </w:rPr>
-              <w:t>subtraction(</w:t>
-            </w:r>
-            <w:proofErr w:type="gramEnd"/>
-            <w:r>
-              <w:rPr>
-                <w:b/>
-                <w:bCs/>
-                <w:lang w:val="en-IN"/>
-              </w:rPr>
-              <w:t>int a, int b);</w:t>
+              <w:t>int subtraction(int a, int b);</w:t>
             </w:r>
             <w:r>
               <w:rPr>
@@ -16873,16 +15342,11 @@
         <w:t>mean</w:t>
       </w:r>
       <w:r>
-        <w:t xml:space="preserve"> methods with immediate </w:t>
-      </w:r>
-      <w:proofErr w:type="gramStart"/>
-      <w:r>
-        <w:t>termination</w:t>
+        <w:t xml:space="preserve"> methods with immediate termination</w:t>
       </w:r>
       <w:r>
         <w:t>[</w:t>
       </w:r>
-      <w:proofErr w:type="gramEnd"/>
       <w:r>
         <w:rPr>
           <w:b/>
@@ -17100,25 +15564,7 @@
                 <w:szCs w:val="18"/>
                 <w:lang w:val="en-IN"/>
               </w:rPr>
-              <w:t xml:space="preserve">int </w:t>
-            </w:r>
-            <w:proofErr w:type="gramStart"/>
-            <w:r>
-              <w:rPr>
-                <w:sz w:val="18"/>
-                <w:szCs w:val="18"/>
-                <w:lang w:val="en-IN"/>
-              </w:rPr>
-              <w:t>add(</w:t>
-            </w:r>
-            <w:proofErr w:type="gramEnd"/>
-            <w:r>
-              <w:rPr>
-                <w:sz w:val="18"/>
-                <w:szCs w:val="18"/>
-                <w:lang w:val="en-IN"/>
-              </w:rPr>
-              <w:t xml:space="preserve">int </w:t>
+              <w:t xml:space="preserve">int add(int </w:t>
             </w:r>
             <w:proofErr w:type="spellStart"/>
             <w:r>
@@ -17187,52 +15633,16 @@
                 <w:szCs w:val="18"/>
                 <w:lang w:val="en-IN"/>
               </w:rPr>
-              <w:t xml:space="preserve"> int </w:t>
-            </w:r>
-            <w:proofErr w:type="gramStart"/>
+              <w:t xml:space="preserve"> int multiplication(int a, int b, int c);</w:t>
+            </w:r>
             <w:r>
               <w:rPr>
                 <w:sz w:val="18"/>
                 <w:szCs w:val="18"/>
                 <w:lang w:val="en-IN"/>
               </w:rPr>
-              <w:t>multiplication(</w:t>
-            </w:r>
-            <w:proofErr w:type="gramEnd"/>
-            <w:r>
-              <w:rPr>
-                <w:sz w:val="18"/>
-                <w:szCs w:val="18"/>
-                <w:lang w:val="en-IN"/>
-              </w:rPr>
-              <w:t>int a, int b, int c);</w:t>
-            </w:r>
-            <w:r>
-              <w:rPr>
-                <w:sz w:val="18"/>
-                <w:szCs w:val="18"/>
-                <w:lang w:val="en-IN"/>
-              </w:rPr>
-              <w:br/>
-              <w:t xml:space="preserve"> int </w:t>
-            </w:r>
-            <w:proofErr w:type="gramStart"/>
-            <w:r>
-              <w:rPr>
-                <w:sz w:val="18"/>
-                <w:szCs w:val="18"/>
-                <w:lang w:val="en-IN"/>
-              </w:rPr>
-              <w:t>subtraction(</w:t>
-            </w:r>
-            <w:proofErr w:type="gramEnd"/>
-            <w:r>
-              <w:rPr>
-                <w:sz w:val="18"/>
-                <w:szCs w:val="18"/>
-                <w:lang w:val="en-IN"/>
-              </w:rPr>
-              <w:t>int a, int b);</w:t>
+              <w:br/>
+              <w:t xml:space="preserve"> int subtraction(int a, int b);</w:t>
             </w:r>
             <w:r>
               <w:rPr>
@@ -17678,52 +16088,52 @@
                 <w:lang w:val="en-IN"/>
               </w:rPr>
               <w:br/>
-              <w:t xml:space="preserve">    public static void </w:t>
-            </w:r>
-            <w:proofErr w:type="gramStart"/>
+              <w:t xml:space="preserve">    public static void main(String[] </w:t>
+            </w:r>
+            <w:proofErr w:type="spellStart"/>
             <w:r>
               <w:rPr>
                 <w:sz w:val="18"/>
                 <w:szCs w:val="18"/>
                 <w:lang w:val="en-IN"/>
               </w:rPr>
-              <w:t>main(String[</w:t>
-            </w:r>
-            <w:proofErr w:type="gramEnd"/>
+              <w:t>args</w:t>
+            </w:r>
+            <w:proofErr w:type="spellEnd"/>
             <w:r>
               <w:rPr>
                 <w:sz w:val="18"/>
                 <w:szCs w:val="18"/>
                 <w:lang w:val="en-IN"/>
               </w:rPr>
-              <w:t xml:space="preserve">] </w:t>
-            </w:r>
-            <w:proofErr w:type="spellStart"/>
+              <w:t>) {</w:t>
+            </w:r>
             <w:r>
               <w:rPr>
                 <w:sz w:val="18"/>
                 <w:szCs w:val="18"/>
                 <w:lang w:val="en-IN"/>
               </w:rPr>
-              <w:t>args</w:t>
-            </w:r>
-            <w:proofErr w:type="spellEnd"/>
+              <w:br/>
+              <w:t xml:space="preserve">        </w:t>
+            </w:r>
+            <w:proofErr w:type="spellStart"/>
             <w:r>
               <w:rPr>
                 <w:sz w:val="18"/>
                 <w:szCs w:val="18"/>
                 <w:lang w:val="en-IN"/>
               </w:rPr>
-              <w:t>) {</w:t>
-            </w:r>
+              <w:t>MyCalculator</w:t>
+            </w:r>
+            <w:proofErr w:type="spellEnd"/>
             <w:r>
               <w:rPr>
                 <w:sz w:val="18"/>
                 <w:szCs w:val="18"/>
                 <w:lang w:val="en-IN"/>
               </w:rPr>
-              <w:br/>
-              <w:t xml:space="preserve">        </w:t>
+              <w:t xml:space="preserve"> </w:t>
             </w:r>
             <w:proofErr w:type="spellStart"/>
             <w:r>
@@ -17732,7 +16142,7 @@
                 <w:szCs w:val="18"/>
                 <w:lang w:val="en-IN"/>
               </w:rPr>
-              <w:t>MyCalculator</w:t>
+              <w:t>myCalculator</w:t>
             </w:r>
             <w:proofErr w:type="spellEnd"/>
             <w:r>
@@ -17741,7 +16151,7 @@
                 <w:szCs w:val="18"/>
                 <w:lang w:val="en-IN"/>
               </w:rPr>
-              <w:t xml:space="preserve"> </w:t>
+              <w:t xml:space="preserve"> = new </w:t>
             </w:r>
             <w:proofErr w:type="spellStart"/>
             <w:r>
@@ -17750,7 +16160,7 @@
                 <w:szCs w:val="18"/>
                 <w:lang w:val="en-IN"/>
               </w:rPr>
-              <w:t>myCalculator</w:t>
+              <w:t>MyCalculator</w:t>
             </w:r>
             <w:proofErr w:type="spellEnd"/>
             <w:r>
@@ -17759,90 +16169,52 @@
                 <w:szCs w:val="18"/>
                 <w:lang w:val="en-IN"/>
               </w:rPr>
-              <w:t xml:space="preserve"> = new </w:t>
-            </w:r>
-            <w:proofErr w:type="spellStart"/>
-            <w:proofErr w:type="gramStart"/>
+              <w:t>();</w:t>
+            </w:r>
             <w:r>
               <w:rPr>
                 <w:sz w:val="18"/>
                 <w:szCs w:val="18"/>
                 <w:lang w:val="en-IN"/>
               </w:rPr>
-              <w:t>MyCalculator</w:t>
-            </w:r>
-            <w:proofErr w:type="spellEnd"/>
+              <w:br/>
+              <w:t xml:space="preserve">        int </w:t>
+            </w:r>
+            <w:proofErr w:type="spellStart"/>
             <w:r>
               <w:rPr>
                 <w:sz w:val="18"/>
                 <w:szCs w:val="18"/>
                 <w:lang w:val="en-IN"/>
               </w:rPr>
-              <w:t>(</w:t>
-            </w:r>
-            <w:proofErr w:type="gramEnd"/>
+              <w:t>addResult</w:t>
+            </w:r>
+            <w:proofErr w:type="spellEnd"/>
             <w:r>
               <w:rPr>
                 <w:sz w:val="18"/>
                 <w:szCs w:val="18"/>
                 <w:lang w:val="en-IN"/>
               </w:rPr>
-              <w:t>);</w:t>
-            </w:r>
+              <w:t xml:space="preserve"> = </w:t>
+            </w:r>
+            <w:proofErr w:type="spellStart"/>
             <w:r>
               <w:rPr>
                 <w:sz w:val="18"/>
                 <w:szCs w:val="18"/>
                 <w:lang w:val="en-IN"/>
               </w:rPr>
-              <w:br/>
-              <w:t xml:space="preserve">        int </w:t>
-            </w:r>
-            <w:proofErr w:type="spellStart"/>
+              <w:t>myCalculator.add</w:t>
+            </w:r>
+            <w:proofErr w:type="spellEnd"/>
             <w:r>
               <w:rPr>
                 <w:sz w:val="18"/>
                 <w:szCs w:val="18"/>
                 <w:lang w:val="en-IN"/>
               </w:rPr>
-              <w:t>addResult</w:t>
-            </w:r>
-            <w:proofErr w:type="spellEnd"/>
-            <w:r>
-              <w:rPr>
-                <w:sz w:val="18"/>
-                <w:szCs w:val="18"/>
-                <w:lang w:val="en-IN"/>
-              </w:rPr>
-              <w:t xml:space="preserve"> = </w:t>
-            </w:r>
-            <w:proofErr w:type="spellStart"/>
-            <w:proofErr w:type="gramStart"/>
-            <w:r>
-              <w:rPr>
-                <w:sz w:val="18"/>
-                <w:szCs w:val="18"/>
-                <w:lang w:val="en-IN"/>
-              </w:rPr>
-              <w:t>myCalculator.add</w:t>
-            </w:r>
-            <w:proofErr w:type="spellEnd"/>
-            <w:r>
-              <w:rPr>
-                <w:sz w:val="18"/>
-                <w:szCs w:val="18"/>
-                <w:lang w:val="en-IN"/>
-              </w:rPr>
-              <w:t>(</w:t>
-            </w:r>
-            <w:proofErr w:type="gramEnd"/>
-            <w:r>
-              <w:rPr>
-                <w:sz w:val="18"/>
-                <w:szCs w:val="18"/>
-                <w:lang w:val="en-IN"/>
-              </w:rPr>
-              <w:t>112,3434);</w:t>
+              <w:t>(112,3434);</w:t>
             </w:r>
             <w:r>
               <w:rPr>
@@ -17914,18 +16286,8 @@
                 <w:lang w:val="en-IN"/>
               </w:rPr>
               <w:br/>
-              <w:t xml:space="preserve">  </w:t>
-            </w:r>
-            <w:proofErr w:type="gramStart"/>
-            <w:r>
-              <w:rPr>
-                <w:sz w:val="18"/>
-                <w:szCs w:val="18"/>
-                <w:lang w:val="en-IN"/>
-              </w:rPr>
-              <w:t xml:space="preserve">  }</w:t>
-            </w:r>
-            <w:proofErr w:type="gramEnd"/>
+              <w:t xml:space="preserve">    }</w:t>
+            </w:r>
             <w:r>
               <w:rPr>
                 <w:sz w:val="18"/>
@@ -18112,13 +16474,8 @@
               <w:t>v</w:t>
             </w:r>
             <w:r>
-              <w:t>oid m1</w:t>
-            </w:r>
-            <w:proofErr w:type="gramStart"/>
-            <w:r>
-              <w:t>(){</w:t>
-            </w:r>
-            <w:proofErr w:type="gramEnd"/>
+              <w:t>oid m1(){</w:t>
+            </w:r>
           </w:p>
           <w:p>
             <w:proofErr w:type="spellStart"/>
@@ -18217,16 +16574,11 @@
         <w:sym w:font="Wingdings" w:char="F0E0"/>
       </w:r>
       <w:r>
-        <w:t xml:space="preserve"> </w:t>
-      </w:r>
-      <w:proofErr w:type="gramStart"/>
-      <w:r>
-        <w:t>Inherit</w:t>
+        <w:t xml:space="preserve"> Inherit</w:t>
       </w:r>
       <w:r>
         <w:t>[</w:t>
       </w:r>
-      <w:proofErr w:type="gramEnd"/>
       <w:r>
         <w:rPr>
           <w:b/>
@@ -18512,7 +16864,6 @@
               <w:t xml:space="preserve">    void </w:t>
             </w:r>
             <w:proofErr w:type="spellStart"/>
-            <w:proofErr w:type="gramStart"/>
             <w:r>
               <w:rPr>
                 <w:sz w:val="18"/>
@@ -18528,16 +16879,16 @@
                 <w:szCs w:val="18"/>
                 <w:lang w:val="en-IN"/>
               </w:rPr>
-              <w:t>(</w:t>
-            </w:r>
-            <w:proofErr w:type="gramEnd"/>
+              <w:t>();</w:t>
+            </w:r>
             <w:r>
               <w:rPr>
                 <w:sz w:val="18"/>
                 <w:szCs w:val="18"/>
                 <w:lang w:val="en-IN"/>
               </w:rPr>
-              <w:t>);</w:t>
+              <w:br/>
+              <w:t xml:space="preserve">    void door();</w:t>
             </w:r>
             <w:r>
               <w:rPr>
@@ -18546,89 +16897,34 @@
                 <w:lang w:val="en-IN"/>
               </w:rPr>
               <w:br/>
-              <w:t xml:space="preserve">    void </w:t>
-            </w:r>
-            <w:proofErr w:type="gramStart"/>
+              <w:t xml:space="preserve">    void windows();</w:t>
+            </w:r>
             <w:r>
               <w:rPr>
                 <w:sz w:val="18"/>
                 <w:szCs w:val="18"/>
                 <w:lang w:val="en-IN"/>
               </w:rPr>
-              <w:t>door(</w:t>
-            </w:r>
-            <w:proofErr w:type="gramEnd"/>
+              <w:br/>
+              <w:t xml:space="preserve">    void </w:t>
+            </w:r>
+            <w:proofErr w:type="spellStart"/>
             <w:r>
               <w:rPr>
                 <w:sz w:val="18"/>
                 <w:szCs w:val="18"/>
                 <w:lang w:val="en-IN"/>
               </w:rPr>
-              <w:t>);</w:t>
-            </w:r>
+              <w:t>landSize</w:t>
+            </w:r>
+            <w:proofErr w:type="spellEnd"/>
             <w:r>
               <w:rPr>
                 <w:sz w:val="18"/>
                 <w:szCs w:val="18"/>
                 <w:lang w:val="en-IN"/>
               </w:rPr>
-              <w:br/>
-              <w:t xml:space="preserve">    void </w:t>
-            </w:r>
-            <w:proofErr w:type="gramStart"/>
-            <w:r>
-              <w:rPr>
-                <w:sz w:val="18"/>
-                <w:szCs w:val="18"/>
-                <w:lang w:val="en-IN"/>
-              </w:rPr>
-              <w:t>windows(</w:t>
-            </w:r>
-            <w:proofErr w:type="gramEnd"/>
-            <w:r>
-              <w:rPr>
-                <w:sz w:val="18"/>
-                <w:szCs w:val="18"/>
-                <w:lang w:val="en-IN"/>
-              </w:rPr>
-              <w:t>);</w:t>
-            </w:r>
-            <w:r>
-              <w:rPr>
-                <w:sz w:val="18"/>
-                <w:szCs w:val="18"/>
-                <w:lang w:val="en-IN"/>
-              </w:rPr>
-              <w:br/>
-              <w:t xml:space="preserve">    void </w:t>
-            </w:r>
-            <w:proofErr w:type="spellStart"/>
-            <w:proofErr w:type="gramStart"/>
-            <w:r>
-              <w:rPr>
-                <w:sz w:val="18"/>
-                <w:szCs w:val="18"/>
-                <w:lang w:val="en-IN"/>
-              </w:rPr>
-              <w:t>landSize</w:t>
-            </w:r>
-            <w:proofErr w:type="spellEnd"/>
-            <w:r>
-              <w:rPr>
-                <w:sz w:val="18"/>
-                <w:szCs w:val="18"/>
-                <w:lang w:val="en-IN"/>
-              </w:rPr>
-              <w:t>(</w:t>
-            </w:r>
-            <w:proofErr w:type="gramEnd"/>
-            <w:r>
-              <w:rPr>
-                <w:sz w:val="18"/>
-                <w:szCs w:val="18"/>
-                <w:lang w:val="en-IN"/>
-              </w:rPr>
-              <w:t>);</w:t>
+              <w:t>();</w:t>
             </w:r>
             <w:r>
               <w:rPr>
@@ -18762,7 +17058,6 @@
               <w:t xml:space="preserve">    public void </w:t>
             </w:r>
             <w:proofErr w:type="spellStart"/>
-            <w:proofErr w:type="gramStart"/>
             <w:r>
               <w:rPr>
                 <w:sz w:val="18"/>
@@ -18778,16 +17073,16 @@
                 <w:szCs w:val="18"/>
                 <w:lang w:val="en-IN"/>
               </w:rPr>
-              <w:t>(</w:t>
-            </w:r>
-            <w:proofErr w:type="gramEnd"/>
+              <w:t>() {</w:t>
+            </w:r>
             <w:r>
               <w:rPr>
                 <w:sz w:val="18"/>
                 <w:szCs w:val="18"/>
                 <w:lang w:val="en-IN"/>
               </w:rPr>
-              <w:t>) {</w:t>
+              <w:br/>
+              <w:t xml:space="preserve">    }</w:t>
             </w:r>
             <w:r>
               <w:rPr>
@@ -18796,18 +17091,17 @@
                 <w:lang w:val="en-IN"/>
               </w:rPr>
               <w:br/>
-              <w:t xml:space="preserve">  </w:t>
-            </w:r>
-            <w:proofErr w:type="gramStart"/>
+              <w:t xml:space="preserve">    public void door() {</w:t>
+            </w:r>
             <w:r>
               <w:rPr>
                 <w:sz w:val="18"/>
                 <w:szCs w:val="18"/>
                 <w:lang w:val="en-IN"/>
               </w:rPr>
-              <w:t xml:space="preserve">  }</w:t>
-            </w:r>
-            <w:proofErr w:type="gramEnd"/>
+              <w:br/>
+              <w:t xml:space="preserve">    }</w:t>
+            </w:r>
             <w:r>
               <w:rPr>
                 <w:sz w:val="18"/>
@@ -18815,91 +17109,17 @@
                 <w:lang w:val="en-IN"/>
               </w:rPr>
               <w:br/>
-              <w:t xml:space="preserve">    public void </w:t>
-            </w:r>
-            <w:proofErr w:type="gramStart"/>
+              <w:t xml:space="preserve">    public void windows() {</w:t>
+            </w:r>
             <w:r>
               <w:rPr>
                 <w:sz w:val="18"/>
                 <w:szCs w:val="18"/>
                 <w:lang w:val="en-IN"/>
               </w:rPr>
-              <w:t>door(</w:t>
-            </w:r>
-            <w:proofErr w:type="gramEnd"/>
-            <w:r>
-              <w:rPr>
-                <w:sz w:val="18"/>
-                <w:szCs w:val="18"/>
-                <w:lang w:val="en-IN"/>
-              </w:rPr>
-              <w:t>) {</w:t>
-            </w:r>
-            <w:r>
-              <w:rPr>
-                <w:sz w:val="18"/>
-                <w:szCs w:val="18"/>
-                <w:lang w:val="en-IN"/>
-              </w:rPr>
-              <w:br/>
-              <w:t xml:space="preserve">  </w:t>
-            </w:r>
-            <w:proofErr w:type="gramStart"/>
-            <w:r>
-              <w:rPr>
-                <w:sz w:val="18"/>
-                <w:szCs w:val="18"/>
-                <w:lang w:val="en-IN"/>
-              </w:rPr>
-              <w:t xml:space="preserve">  }</w:t>
-            </w:r>
-            <w:proofErr w:type="gramEnd"/>
-            <w:r>
-              <w:rPr>
-                <w:sz w:val="18"/>
-                <w:szCs w:val="18"/>
-                <w:lang w:val="en-IN"/>
-              </w:rPr>
-              <w:br/>
-              <w:t xml:space="preserve">    public void </w:t>
-            </w:r>
-            <w:proofErr w:type="gramStart"/>
-            <w:r>
-              <w:rPr>
-                <w:sz w:val="18"/>
-                <w:szCs w:val="18"/>
-                <w:lang w:val="en-IN"/>
-              </w:rPr>
-              <w:t>windows(</w:t>
-            </w:r>
-            <w:proofErr w:type="gramEnd"/>
-            <w:r>
-              <w:rPr>
-                <w:sz w:val="18"/>
-                <w:szCs w:val="18"/>
-                <w:lang w:val="en-IN"/>
-              </w:rPr>
-              <w:t>) {</w:t>
-            </w:r>
-            <w:r>
-              <w:rPr>
-                <w:sz w:val="18"/>
-                <w:szCs w:val="18"/>
-                <w:lang w:val="en-IN"/>
-              </w:rPr>
-              <w:br/>
-              <w:t xml:space="preserve">  </w:t>
-            </w:r>
-            <w:proofErr w:type="gramStart"/>
-            <w:r>
-              <w:rPr>
-                <w:sz w:val="18"/>
-                <w:szCs w:val="18"/>
-                <w:lang w:val="en-IN"/>
-              </w:rPr>
-              <w:t xml:space="preserve">  }</w:t>
-            </w:r>
-            <w:proofErr w:type="gramEnd"/>
+              <w:br/>
+              <w:t xml:space="preserve">    }</w:t>
+            </w:r>
             <w:r>
               <w:rPr>
                 <w:sz w:val="18"/>
@@ -18976,7 +17196,6 @@
               <w:t xml:space="preserve"> </w:t>
             </w:r>
             <w:proofErr w:type="spellStart"/>
-            <w:proofErr w:type="gramStart"/>
             <w:r>
               <w:rPr>
                 <w:sz w:val="18"/>
@@ -18994,7 +17213,6 @@
               </w:rPr>
               <w:t>{</w:t>
             </w:r>
-            <w:proofErr w:type="gramEnd"/>
             <w:r>
               <w:rPr>
                 <w:sz w:val="18"/>
@@ -19005,7 +17223,6 @@
               <w:t xml:space="preserve">    public void </w:t>
             </w:r>
             <w:proofErr w:type="spellStart"/>
-            <w:proofErr w:type="gramStart"/>
             <w:r>
               <w:rPr>
                 <w:sz w:val="18"/>
@@ -19021,36 +17238,17 @@
                 <w:szCs w:val="18"/>
                 <w:lang w:val="en-IN"/>
               </w:rPr>
-              <w:t>(</w:t>
-            </w:r>
-            <w:proofErr w:type="gramEnd"/>
+              <w:t>() {</w:t>
+            </w:r>
             <w:r>
               <w:rPr>
                 <w:sz w:val="18"/>
                 <w:szCs w:val="18"/>
                 <w:lang w:val="en-IN"/>
               </w:rPr>
-              <w:t>) {</w:t>
-            </w:r>
-            <w:r>
-              <w:rPr>
-                <w:sz w:val="18"/>
-                <w:szCs w:val="18"/>
-                <w:lang w:val="en-IN"/>
-              </w:rPr>
-              <w:br/>
-              <w:t xml:space="preserve">  </w:t>
-            </w:r>
-            <w:proofErr w:type="gramStart"/>
-            <w:r>
-              <w:rPr>
-                <w:sz w:val="18"/>
-                <w:szCs w:val="18"/>
-                <w:lang w:val="en-IN"/>
-              </w:rPr>
-              <w:t xml:space="preserve">  }</w:t>
-            </w:r>
-            <w:proofErr w:type="gramEnd"/>
+              <w:br/>
+              <w:t xml:space="preserve">    }</w:t>
+            </w:r>
             <w:r>
               <w:rPr>
                 <w:sz w:val="18"/>
@@ -19097,52 +17295,52 @@
                 <w:lang w:val="en-IN"/>
               </w:rPr>
               <w:br/>
-              <w:t xml:space="preserve">    public static void </w:t>
-            </w:r>
-            <w:proofErr w:type="gramStart"/>
+              <w:t xml:space="preserve">    public static void main(String[] </w:t>
+            </w:r>
+            <w:proofErr w:type="spellStart"/>
             <w:r>
               <w:rPr>
                 <w:sz w:val="18"/>
                 <w:szCs w:val="18"/>
                 <w:lang w:val="en-IN"/>
               </w:rPr>
-              <w:t>main(String[</w:t>
-            </w:r>
-            <w:proofErr w:type="gramEnd"/>
+              <w:t>args</w:t>
+            </w:r>
+            <w:proofErr w:type="spellEnd"/>
             <w:r>
               <w:rPr>
                 <w:sz w:val="18"/>
                 <w:szCs w:val="18"/>
                 <w:lang w:val="en-IN"/>
               </w:rPr>
-              <w:t xml:space="preserve">] </w:t>
-            </w:r>
-            <w:proofErr w:type="spellStart"/>
+              <w:t>) {</w:t>
+            </w:r>
             <w:r>
               <w:rPr>
                 <w:sz w:val="18"/>
                 <w:szCs w:val="18"/>
                 <w:lang w:val="en-IN"/>
               </w:rPr>
-              <w:t>args</w:t>
-            </w:r>
-            <w:proofErr w:type="spellEnd"/>
+              <w:br/>
+              <w:t xml:space="preserve">        </w:t>
+            </w:r>
+            <w:proofErr w:type="spellStart"/>
             <w:r>
               <w:rPr>
                 <w:sz w:val="18"/>
                 <w:szCs w:val="18"/>
                 <w:lang w:val="en-IN"/>
               </w:rPr>
-              <w:t>) {</w:t>
-            </w:r>
+              <w:t>HamidHouse</w:t>
+            </w:r>
+            <w:proofErr w:type="spellEnd"/>
             <w:r>
               <w:rPr>
                 <w:sz w:val="18"/>
                 <w:szCs w:val="18"/>
                 <w:lang w:val="en-IN"/>
               </w:rPr>
-              <w:br/>
-              <w:t xml:space="preserve">        </w:t>
+              <w:t xml:space="preserve"> a = new </w:t>
             </w:r>
             <w:proofErr w:type="spellStart"/>
             <w:r>
@@ -19160,35 +17358,34 @@
                 <w:szCs w:val="18"/>
                 <w:lang w:val="en-IN"/>
               </w:rPr>
-              <w:t xml:space="preserve"> a = new </w:t>
-            </w:r>
-            <w:proofErr w:type="spellStart"/>
-            <w:proofErr w:type="gramStart"/>
+              <w:t>();</w:t>
+            </w:r>
             <w:r>
               <w:rPr>
                 <w:sz w:val="18"/>
                 <w:szCs w:val="18"/>
                 <w:lang w:val="en-IN"/>
               </w:rPr>
-              <w:t>HamidHouse</w:t>
-            </w:r>
-            <w:proofErr w:type="spellEnd"/>
+              <w:br/>
+              <w:t xml:space="preserve">        </w:t>
+            </w:r>
+            <w:proofErr w:type="spellStart"/>
             <w:r>
               <w:rPr>
                 <w:sz w:val="18"/>
                 <w:szCs w:val="18"/>
                 <w:lang w:val="en-IN"/>
               </w:rPr>
-              <w:t>(</w:t>
-            </w:r>
-            <w:proofErr w:type="gramEnd"/>
+              <w:t>a.windows</w:t>
+            </w:r>
+            <w:proofErr w:type="spellEnd"/>
             <w:r>
               <w:rPr>
                 <w:sz w:val="18"/>
                 <w:szCs w:val="18"/>
                 <w:lang w:val="en-IN"/>
               </w:rPr>
-              <w:t>);</w:t>
+              <w:t>();</w:t>
             </w:r>
             <w:r>
               <w:rPr>
@@ -19197,47 +17394,8 @@
                 <w:lang w:val="en-IN"/>
               </w:rPr>
               <w:br/>
-              <w:t xml:space="preserve">        </w:t>
-            </w:r>
-            <w:proofErr w:type="spellStart"/>
-            <w:proofErr w:type="gramStart"/>
-            <w:r>
-              <w:rPr>
-                <w:sz w:val="18"/>
-                <w:szCs w:val="18"/>
-                <w:lang w:val="en-IN"/>
-              </w:rPr>
-              <w:t>a.windows</w:t>
-            </w:r>
-            <w:proofErr w:type="spellEnd"/>
-            <w:proofErr w:type="gramEnd"/>
-            <w:r>
-              <w:rPr>
-                <w:sz w:val="18"/>
-                <w:szCs w:val="18"/>
-                <w:lang w:val="en-IN"/>
-              </w:rPr>
-              <w:t>();</w:t>
-            </w:r>
-            <w:r>
-              <w:rPr>
-                <w:sz w:val="18"/>
-                <w:szCs w:val="18"/>
-                <w:lang w:val="en-IN"/>
-              </w:rPr>
-              <w:br/>
-              <w:t xml:space="preserve">  </w:t>
-            </w:r>
-            <w:proofErr w:type="gramStart"/>
-            <w:r>
-              <w:rPr>
-                <w:sz w:val="18"/>
-                <w:szCs w:val="18"/>
-                <w:lang w:val="en-IN"/>
-              </w:rPr>
-              <w:t xml:space="preserve">  }</w:t>
-            </w:r>
-            <w:proofErr w:type="gramEnd"/>
+              <w:t xml:space="preserve">    }</w:t>
+            </w:r>
             <w:r>
               <w:rPr>
                 <w:sz w:val="18"/>
@@ -19343,13 +17501,8 @@
       </w:pPr>
       <w:r>
         <w:tab/>
-        <w:t>Eg: ATM machine, Car, Human body</w:t>
-      </w:r>
-      <w:proofErr w:type="gramStart"/>
-      <w:r>
-        <w:t>….etc.</w:t>
-      </w:r>
-      <w:proofErr w:type="gramEnd"/>
+        <w:t>Eg: ATM machine, Car, Human body….etc.</w:t>
+      </w:r>
     </w:p>
     <w:p>
       <w:pPr>
@@ -19869,7 +18022,6 @@
               <w:t xml:space="preserve"> </w:t>
             </w:r>
             <w:proofErr w:type="spellStart"/>
-            <w:proofErr w:type="gramStart"/>
             <w:r>
               <w:rPr>
                 <w:lang w:val="en-IN"/>
@@ -19881,14 +18033,7 @@
               <w:rPr>
                 <w:lang w:val="en-IN"/>
               </w:rPr>
-              <w:t>(</w:t>
-            </w:r>
-            <w:proofErr w:type="gramEnd"/>
-            <w:r>
-              <w:rPr>
-                <w:lang w:val="en-IN"/>
-              </w:rPr>
-              <w:t>);</w:t>
+              <w:t>();</w:t>
             </w:r>
             <w:r>
               <w:rPr>
@@ -20049,7 +18194,6 @@
         <w:t xml:space="preserve"> TataCar, NanoCar, </w:t>
       </w:r>
       <w:proofErr w:type="spellStart"/>
-      <w:proofErr w:type="gramStart"/>
       <w:r>
         <w:t>NexonCar</w:t>
       </w:r>
@@ -20062,7 +18206,6 @@
         <w:t>BreezaCar</w:t>
       </w:r>
       <w:proofErr w:type="spellEnd"/>
-      <w:proofErr w:type="gramEnd"/>
       <w:r>
         <w:t>………………</w:t>
       </w:r>
@@ -20178,25 +18321,23 @@
           <w:bCs/>
           <w:highlight w:val="yellow"/>
         </w:rPr>
-        <w:t xml:space="preserve">*** By </w:t>
-      </w:r>
-      <w:proofErr w:type="gramStart"/>
+        <w:t xml:space="preserve">*** By default all </w:t>
+      </w:r>
       <w:r>
         <w:rPr>
           <w:b/>
           <w:bCs/>
           <w:highlight w:val="yellow"/>
         </w:rPr>
-        <w:t>default</w:t>
-      </w:r>
-      <w:proofErr w:type="gramEnd"/>
+        <w:t>variables</w:t>
+      </w:r>
       <w:r>
         <w:rPr>
           <w:b/>
           <w:bCs/>
           <w:highlight w:val="yellow"/>
         </w:rPr>
-        <w:t xml:space="preserve"> all </w:t>
+        <w:t xml:space="preserve"> in interface are CONSTANTS.</w:t>
       </w:r>
       <w:r>
         <w:rPr>
@@ -20204,7 +18345,7 @@
           <w:bCs/>
           <w:highlight w:val="yellow"/>
         </w:rPr>
-        <w:t>variables</w:t>
+        <w:t xml:space="preserve"> Means once value is assigned we </w:t>
       </w:r>
       <w:r>
         <w:rPr>
@@ -20212,7 +18353,7 @@
           <w:bCs/>
           <w:highlight w:val="yellow"/>
         </w:rPr>
-        <w:t xml:space="preserve"> in interface are CONSTANTS.</w:t>
+        <w:t>cannot</w:t>
       </w:r>
       <w:r>
         <w:rPr>
@@ -20220,76 +18361,24 @@
           <w:bCs/>
           <w:highlight w:val="yellow"/>
         </w:rPr>
-        <w:t xml:space="preserve"> Means once value is </w:t>
-      </w:r>
-      <w:proofErr w:type="gramStart"/>
+        <w:t xml:space="preserve"> change that value.</w:t>
+      </w:r>
+    </w:p>
+    <w:p>
+      <w:pPr>
+        <w:spacing w:after="0" w:line="240" w:lineRule="auto"/>
+        <w:rPr>
+          <w:b/>
+          <w:bCs/>
+        </w:rPr>
+      </w:pPr>
       <w:r>
         <w:rPr>
           <w:b/>
           <w:bCs/>
           <w:highlight w:val="yellow"/>
         </w:rPr>
-        <w:t>assigned</w:t>
-      </w:r>
-      <w:proofErr w:type="gramEnd"/>
-      <w:r>
-        <w:rPr>
-          <w:b/>
-          <w:bCs/>
-          <w:highlight w:val="yellow"/>
-        </w:rPr>
-        <w:t xml:space="preserve"> we </w:t>
-      </w:r>
-      <w:r>
-        <w:rPr>
-          <w:b/>
-          <w:bCs/>
-          <w:highlight w:val="yellow"/>
-        </w:rPr>
-        <w:t>cannot</w:t>
-      </w:r>
-      <w:r>
-        <w:rPr>
-          <w:b/>
-          <w:bCs/>
-          <w:highlight w:val="yellow"/>
-        </w:rPr>
-        <w:t xml:space="preserve"> change that value.</w:t>
-      </w:r>
-    </w:p>
-    <w:p>
-      <w:pPr>
-        <w:spacing w:after="0" w:line="240" w:lineRule="auto"/>
-        <w:rPr>
-          <w:b/>
-          <w:bCs/>
-        </w:rPr>
-      </w:pPr>
-      <w:r>
-        <w:rPr>
-          <w:b/>
-          <w:bCs/>
-          <w:highlight w:val="yellow"/>
-        </w:rPr>
-        <w:t xml:space="preserve">By </w:t>
-      </w:r>
-      <w:proofErr w:type="gramStart"/>
-      <w:r>
-        <w:rPr>
-          <w:b/>
-          <w:bCs/>
-          <w:highlight w:val="yellow"/>
-        </w:rPr>
-        <w:t>default</w:t>
-      </w:r>
-      <w:proofErr w:type="gramEnd"/>
-      <w:r>
-        <w:rPr>
-          <w:b/>
-          <w:bCs/>
-          <w:highlight w:val="yellow"/>
-        </w:rPr>
-        <w:t xml:space="preserve"> interface variables internally assigned with “</w:t>
+        <w:t>By default interface variables internally assigned with “</w:t>
       </w:r>
       <w:r>
         <w:rPr>
@@ -20711,15 +18800,7 @@
           <w:b/>
           <w:bCs/>
         </w:rPr>
-        <w:t xml:space="preserve">Final </w:t>
-      </w:r>
-      <w:proofErr w:type="gramStart"/>
-      <w:r>
-        <w:rPr>
-          <w:b/>
-          <w:bCs/>
-        </w:rPr>
-        <w:t xml:space="preserve">- </w:t>
+        <w:t xml:space="preserve">Final - </w:t>
       </w:r>
       <w:r>
         <w:rPr>
@@ -20729,19 +18810,7 @@
         <w:t xml:space="preserve"> </w:t>
       </w:r>
       <w:r>
-        <w:t>if</w:t>
-      </w:r>
-      <w:proofErr w:type="gramEnd"/>
-      <w:r>
-        <w:t xml:space="preserve"> we declare fields as </w:t>
-      </w:r>
-      <w:proofErr w:type="gramStart"/>
-      <w:r>
-        <w:t>final</w:t>
-      </w:r>
-      <w:proofErr w:type="gramEnd"/>
-      <w:r>
-        <w:t xml:space="preserve"> we </w:t>
+        <w:t xml:space="preserve">if we declare fields as final we </w:t>
       </w:r>
       <w:r>
         <w:t>cannot</w:t>
@@ -20837,16 +18906,8 @@
               <w:rPr>
                 <w:lang w:val="en-IN"/>
               </w:rPr>
-              <w:t xml:space="preserve"> void m1</w:t>
-            </w:r>
-            <w:proofErr w:type="gramStart"/>
-            <w:r>
-              <w:rPr>
-                <w:lang w:val="en-IN"/>
-              </w:rPr>
-              <w:t>(){</w:t>
-            </w:r>
-            <w:proofErr w:type="gramEnd"/>
+              <w:t xml:space="preserve"> void m1(){</w:t>
+            </w:r>
             <w:r>
               <w:rPr>
                 <w:lang w:val="en-IN"/>
@@ -20887,16 +18948,8 @@
                 <w:lang w:val="en-IN"/>
               </w:rPr>
               <w:br/>
-              <w:t xml:space="preserve">  </w:t>
-            </w:r>
-            <w:proofErr w:type="gramStart"/>
-            <w:r>
-              <w:rPr>
-                <w:lang w:val="en-IN"/>
-              </w:rPr>
-              <w:t xml:space="preserve">  }</w:t>
-            </w:r>
-            <w:proofErr w:type="gramEnd"/>
+              <w:t xml:space="preserve">    }</w:t>
+            </w:r>
             <w:r>
               <w:rPr>
                 <w:lang w:val="en-IN"/>
@@ -20935,16 +18988,8 @@
               <w:rPr>
                 <w:lang w:val="en-IN"/>
               </w:rPr>
-              <w:t xml:space="preserve"> extends </w:t>
-            </w:r>
-            <w:proofErr w:type="gramStart"/>
-            <w:r>
-              <w:rPr>
-                <w:lang w:val="en-IN"/>
-              </w:rPr>
-              <w:t>Parent{</w:t>
-            </w:r>
-            <w:proofErr w:type="gramEnd"/>
+              <w:t xml:space="preserve"> extends Parent{</w:t>
+            </w:r>
             <w:r>
               <w:rPr>
                 <w:lang w:val="en-IN"/>
@@ -21018,16 +19063,8 @@
                 <w:lang w:val="en-IN"/>
               </w:rPr>
               <w:br/>
-              <w:t xml:space="preserve">  </w:t>
-            </w:r>
-            <w:proofErr w:type="gramStart"/>
-            <w:r>
-              <w:rPr>
-                <w:lang w:val="en-IN"/>
-              </w:rPr>
-              <w:t xml:space="preserve">  }</w:t>
-            </w:r>
-            <w:proofErr w:type="gramEnd"/>
+              <w:t xml:space="preserve">    }</w:t>
+            </w:r>
             <w:r>
               <w:rPr>
                 <w:lang w:val="en-IN"/>
@@ -21149,7 +19186,6 @@
               <w:t xml:space="preserve">    void </w:t>
             </w:r>
             <w:proofErr w:type="spellStart"/>
-            <w:proofErr w:type="gramStart"/>
             <w:r>
               <w:rPr>
                 <w:lang w:val="en-IN"/>
@@ -21161,14 +19197,7 @@
               <w:rPr>
                 <w:lang w:val="en-IN"/>
               </w:rPr>
-              <w:t>(</w:t>
-            </w:r>
-            <w:proofErr w:type="gramEnd"/>
-            <w:r>
-              <w:rPr>
-                <w:lang w:val="en-IN"/>
-              </w:rPr>
-              <w:t>);</w:t>
+              <w:t>();</w:t>
             </w:r>
             <w:r>
               <w:rPr>
@@ -21178,7 +19207,6 @@
               <w:t xml:space="preserve">    default void </w:t>
             </w:r>
             <w:proofErr w:type="spellStart"/>
-            <w:proofErr w:type="gramStart"/>
             <w:r>
               <w:rPr>
                 <w:lang w:val="en-IN"/>
@@ -21192,7 +19220,6 @@
               </w:rPr>
               <w:t>(){</w:t>
             </w:r>
-            <w:proofErr w:type="gramEnd"/>
             <w:r>
               <w:rPr>
                 <w:lang w:val="en-IN"/>
@@ -21247,16 +19274,8 @@
                 <w:lang w:val="en-IN"/>
               </w:rPr>
               <w:br/>
-              <w:t xml:space="preserve">  </w:t>
-            </w:r>
-            <w:proofErr w:type="gramStart"/>
-            <w:r>
-              <w:rPr>
-                <w:lang w:val="en-IN"/>
-              </w:rPr>
-              <w:t xml:space="preserve">  }</w:t>
-            </w:r>
-            <w:proofErr w:type="gramEnd"/>
+              <w:t xml:space="preserve">    }</w:t>
+            </w:r>
             <w:r>
               <w:rPr>
                 <w:lang w:val="en-IN"/>
@@ -21271,7 +19290,6 @@
               <w:t xml:space="preserve">    static String </w:t>
             </w:r>
             <w:proofErr w:type="spellStart"/>
-            <w:proofErr w:type="gramStart"/>
             <w:r>
               <w:rPr>
                 <w:lang w:val="en-IN"/>
@@ -21285,7 +19303,6 @@
               </w:rPr>
               <w:t>(){</w:t>
             </w:r>
-            <w:proofErr w:type="gramEnd"/>
             <w:r>
               <w:rPr>
                 <w:lang w:val="en-IN"/>
@@ -21294,7 +19311,6 @@
               <w:t xml:space="preserve">        </w:t>
             </w:r>
             <w:proofErr w:type="spellStart"/>
-            <w:proofErr w:type="gramStart"/>
             <w:r>
               <w:rPr>
                 <w:i/>
@@ -21308,51 +19324,22 @@
               <w:rPr>
                 <w:lang w:val="en-IN"/>
               </w:rPr>
-              <w:t>(</w:t>
-            </w:r>
-            <w:proofErr w:type="gramEnd"/>
-            <w:r>
-              <w:rPr>
-                <w:lang w:val="en-IN"/>
-              </w:rPr>
-              <w:t>);</w:t>
-            </w:r>
-            <w:r>
-              <w:rPr>
-                <w:lang w:val="en-IN"/>
-              </w:rPr>
-              <w:br/>
-              <w:t xml:space="preserve">        return "</w:t>
-            </w:r>
-            <w:proofErr w:type="gramStart"/>
-            <w:r>
-              <w:rPr>
-                <w:lang w:val="en-IN"/>
-              </w:rPr>
-              <w:t>Dummy..</w:t>
-            </w:r>
-            <w:proofErr w:type="gramEnd"/>
-            <w:r>
-              <w:rPr>
-                <w:lang w:val="en-IN"/>
-              </w:rPr>
-              <w:t>";</w:t>
-            </w:r>
-            <w:r>
-              <w:rPr>
-                <w:lang w:val="en-IN"/>
-              </w:rPr>
-              <w:br/>
-              <w:t xml:space="preserve">  </w:t>
-            </w:r>
-            <w:proofErr w:type="gramStart"/>
-            <w:r>
-              <w:rPr>
-                <w:lang w:val="en-IN"/>
-              </w:rPr>
-              <w:t xml:space="preserve">  }</w:t>
-            </w:r>
-            <w:proofErr w:type="gramEnd"/>
+              <w:t>();</w:t>
+            </w:r>
+            <w:r>
+              <w:rPr>
+                <w:lang w:val="en-IN"/>
+              </w:rPr>
+              <w:br/>
+              <w:t xml:space="preserve">        return "Dummy..";</w:t>
+            </w:r>
+            <w:r>
+              <w:rPr>
+                <w:lang w:val="en-IN"/>
+              </w:rPr>
+              <w:br/>
+              <w:t xml:space="preserve">    }</w:t>
+            </w:r>
             <w:r>
               <w:rPr>
                 <w:lang w:val="en-IN"/>
@@ -21367,7 +19354,6 @@
               <w:t xml:space="preserve">    private static void </w:t>
             </w:r>
             <w:proofErr w:type="spellStart"/>
-            <w:proofErr w:type="gramStart"/>
             <w:r>
               <w:rPr>
                 <w:lang w:val="en-IN"/>
@@ -21381,7 +19367,6 @@
               </w:rPr>
               <w:t>(){</w:t>
             </w:r>
-            <w:proofErr w:type="gramEnd"/>
             <w:r>
               <w:rPr>
                 <w:lang w:val="en-IN"/>
@@ -21442,16 +19427,8 @@
                 <w:lang w:val="en-IN"/>
               </w:rPr>
               <w:br/>
-              <w:t xml:space="preserve">  </w:t>
-            </w:r>
-            <w:proofErr w:type="gramStart"/>
-            <w:r>
-              <w:rPr>
-                <w:lang w:val="en-IN"/>
-              </w:rPr>
-              <w:t xml:space="preserve">  }</w:t>
-            </w:r>
-            <w:proofErr w:type="gramEnd"/>
+              <w:t xml:space="preserve">    }</w:t>
+            </w:r>
             <w:r>
               <w:rPr>
                 <w:lang w:val="en-IN"/>
@@ -21477,21 +19454,12 @@
           <w:bCs/>
         </w:rPr>
       </w:pPr>
-      <w:proofErr w:type="gramStart"/>
-      <w:r>
-        <w:rPr>
-          <w:b/>
-          <w:bCs/>
-        </w:rPr>
-        <w:t>Finally</w:t>
-      </w:r>
-      <w:proofErr w:type="gramEnd"/>
-      <w:r>
-        <w:rPr>
-          <w:b/>
-          <w:bCs/>
-        </w:rPr>
-        <w:t xml:space="preserve"> an interface can contain.</w:t>
+      <w:r>
+        <w:rPr>
+          <w:b/>
+          <w:bCs/>
+        </w:rPr>
+        <w:t>Finally an interface can contain.</w:t>
       </w:r>
     </w:p>
     <w:p>
@@ -21634,15 +19602,7 @@
         <w:sym w:font="Wingdings" w:char="F0E0"/>
       </w:r>
       <w:r>
-        <w:t xml:space="preserve"> internally interface variable </w:t>
-      </w:r>
-      <w:proofErr w:type="gramStart"/>
-      <w:r>
-        <w:t>are</w:t>
-      </w:r>
-      <w:proofErr w:type="gramEnd"/>
-      <w:r>
-        <w:t xml:space="preserve"> </w:t>
+        <w:t xml:space="preserve"> internally interface variable are </w:t>
       </w:r>
       <w:r>
         <w:rPr>
@@ -21824,7 +19784,6 @@
               <w:t xml:space="preserve">void </w:t>
             </w:r>
             <w:proofErr w:type="spellStart"/>
-            <w:proofErr w:type="gramStart"/>
             <w:r>
               <w:rPr>
                 <w:sz w:val="18"/>
@@ -21840,16 +19799,7 @@
                 <w:szCs w:val="18"/>
                 <w:lang w:val="en-IN"/>
               </w:rPr>
-              <w:t>(</w:t>
-            </w:r>
-            <w:proofErr w:type="gramEnd"/>
-            <w:r>
-              <w:rPr>
-                <w:sz w:val="18"/>
-                <w:szCs w:val="18"/>
-                <w:lang w:val="en-IN"/>
-              </w:rPr>
-              <w:t>);</w:t>
+              <w:t>();</w:t>
             </w:r>
           </w:p>
           <w:p>
@@ -21893,7 +19843,6 @@
               <w:t xml:space="preserve"> void </w:t>
             </w:r>
             <w:proofErr w:type="spellStart"/>
-            <w:proofErr w:type="gramStart"/>
             <w:r>
               <w:rPr>
                 <w:sz w:val="18"/>
@@ -21911,7 +19860,6 @@
               </w:rPr>
               <w:t>(){</w:t>
             </w:r>
-            <w:proofErr w:type="gramEnd"/>
             <w:r>
               <w:rPr>
                 <w:sz w:val="18"/>
@@ -22026,7 +19974,6 @@
               <w:t xml:space="preserve"> String </w:t>
             </w:r>
             <w:proofErr w:type="spellStart"/>
-            <w:proofErr w:type="gramStart"/>
             <w:r>
               <w:rPr>
                 <w:sz w:val="18"/>
@@ -22044,7 +19991,6 @@
               </w:rPr>
               <w:t>(){</w:t>
             </w:r>
-            <w:proofErr w:type="gramEnd"/>
             <w:r>
               <w:rPr>
                 <w:sz w:val="18"/>
@@ -22055,7 +20001,6 @@
               <w:t xml:space="preserve">    </w:t>
             </w:r>
             <w:proofErr w:type="spellStart"/>
-            <w:proofErr w:type="gramStart"/>
             <w:r>
               <w:rPr>
                 <w:i/>
@@ -22073,43 +20018,16 @@
                 <w:szCs w:val="18"/>
                 <w:lang w:val="en-IN"/>
               </w:rPr>
-              <w:t>(</w:t>
-            </w:r>
-            <w:proofErr w:type="gramEnd"/>
+              <w:t>();</w:t>
+            </w:r>
             <w:r>
               <w:rPr>
                 <w:sz w:val="18"/>
                 <w:szCs w:val="18"/>
                 <w:lang w:val="en-IN"/>
               </w:rPr>
-              <w:t>);</w:t>
-            </w:r>
-            <w:r>
-              <w:rPr>
-                <w:sz w:val="18"/>
-                <w:szCs w:val="18"/>
-                <w:lang w:val="en-IN"/>
-              </w:rPr>
-              <w:br/>
-              <w:t xml:space="preserve">    return "</w:t>
-            </w:r>
-            <w:proofErr w:type="gramStart"/>
-            <w:r>
-              <w:rPr>
-                <w:sz w:val="18"/>
-                <w:szCs w:val="18"/>
-                <w:lang w:val="en-IN"/>
-              </w:rPr>
-              <w:t>Dummy..</w:t>
-            </w:r>
-            <w:proofErr w:type="gramEnd"/>
-            <w:r>
-              <w:rPr>
-                <w:sz w:val="18"/>
-                <w:szCs w:val="18"/>
-                <w:lang w:val="en-IN"/>
-              </w:rPr>
-              <w:t>";</w:t>
+              <w:br/>
+              <w:t xml:space="preserve">    return "Dummy..";</w:t>
             </w:r>
             <w:r>
               <w:rPr>
@@ -22162,7 +20080,6 @@
               <w:t xml:space="preserve"> void </w:t>
             </w:r>
             <w:proofErr w:type="spellStart"/>
-            <w:proofErr w:type="gramStart"/>
             <w:r>
               <w:rPr>
                 <w:sz w:val="18"/>
@@ -22180,7 +20097,6 @@
               </w:rPr>
               <w:t>(){</w:t>
             </w:r>
-            <w:proofErr w:type="gramEnd"/>
             <w:r>
               <w:rPr>
                 <w:sz w:val="18"/>
@@ -22378,7 +20294,6 @@
               </w:rPr>
               <w:t xml:space="preserve">Interface cannot </w:t>
             </w:r>
-            <w:proofErr w:type="gramStart"/>
             <w:r>
               <w:rPr>
                 <w:b/>
@@ -22395,7 +20310,6 @@
               </w:rPr>
               <w:t>s</w:t>
             </w:r>
-            <w:proofErr w:type="gramEnd"/>
             <w:r>
               <w:rPr>
                 <w:b/>
@@ -22446,17 +20360,8 @@
                 <w:color w:val="FF0000"/>
                 <w:lang w:val="en-IN"/>
               </w:rPr>
-              <w:t xml:space="preserve">interface </w:t>
-            </w:r>
-            <w:proofErr w:type="gramStart"/>
-            <w:r>
-              <w:rPr>
-                <w:color w:val="FF0000"/>
-                <w:lang w:val="en-IN"/>
-              </w:rPr>
-              <w:t>A{</w:t>
-            </w:r>
-            <w:proofErr w:type="gramEnd"/>
+              <w:t>interface A{</w:t>
+            </w:r>
             <w:r>
               <w:rPr>
                 <w:color w:val="FF0000"/>
@@ -22500,25 +20405,15 @@
                 <w:highlight w:val="yellow"/>
                 <w:lang w:val="en-IN"/>
               </w:rPr>
-              <w:t xml:space="preserve"> B implements </w:t>
-            </w:r>
-            <w:proofErr w:type="gramStart"/>
+              <w:t xml:space="preserve"> B implements A</w:t>
+            </w:r>
             <w:r>
               <w:rPr>
                 <w:color w:val="FF0000"/>
-                <w:highlight w:val="yellow"/>
-                <w:lang w:val="en-IN"/>
-              </w:rPr>
-              <w:t>A</w:t>
-            </w:r>
-            <w:r>
-              <w:rPr>
-                <w:color w:val="FF0000"/>
                 <w:lang w:val="en-IN"/>
               </w:rPr>
               <w:t>{</w:t>
             </w:r>
-            <w:proofErr w:type="gramEnd"/>
             <w:r>
               <w:rPr>
                 <w:color w:val="FF0000"/>
@@ -22550,16 +20445,8 @@
               <w:rPr>
                 <w:lang w:val="en-IN"/>
               </w:rPr>
-              <w:t xml:space="preserve">interface </w:t>
-            </w:r>
-            <w:proofErr w:type="gramStart"/>
-            <w:r>
-              <w:rPr>
-                <w:lang w:val="en-IN"/>
-              </w:rPr>
-              <w:t>A{</w:t>
-            </w:r>
-            <w:proofErr w:type="gramEnd"/>
+              <w:t>interface A{</w:t>
+            </w:r>
             <w:r>
               <w:rPr>
                 <w:lang w:val="en-IN"/>
@@ -22603,16 +20490,8 @@
               <w:rPr>
                 <w:lang w:val="en-IN"/>
               </w:rPr>
-              <w:t xml:space="preserve"> </w:t>
-            </w:r>
-            <w:proofErr w:type="gramStart"/>
-            <w:r>
-              <w:rPr>
-                <w:lang w:val="en-IN"/>
-              </w:rPr>
-              <w:t>A{</w:t>
-            </w:r>
-            <w:proofErr w:type="gramEnd"/>
+              <w:t xml:space="preserve"> A{</w:t>
+            </w:r>
             <w:r>
               <w:rPr>
                 <w:lang w:val="en-IN"/>
@@ -22729,7 +20608,6 @@
               </w:rPr>
               <w:t xml:space="preserve">implements </w:t>
             </w:r>
-            <w:proofErr w:type="gramStart"/>
             <w:r>
               <w:rPr>
                 <w:b/>
@@ -22744,7 +20622,6 @@
               </w:rPr>
               <w:t>{</w:t>
             </w:r>
-            <w:proofErr w:type="gramEnd"/>
             <w:r>
               <w:rPr>
                 <w:lang w:val="en-IN"/>
@@ -22770,16 +20647,8 @@
                 <w:lang w:val="en-IN"/>
               </w:rPr>
               <w:br/>
-              <w:t xml:space="preserve">  </w:t>
-            </w:r>
-            <w:proofErr w:type="gramStart"/>
-            <w:r>
-              <w:rPr>
-                <w:lang w:val="en-IN"/>
-              </w:rPr>
-              <w:t xml:space="preserve">  }</w:t>
-            </w:r>
-            <w:proofErr w:type="gramEnd"/>
+              <w:t xml:space="preserve">    }</w:t>
+            </w:r>
             <w:r>
               <w:rPr>
                 <w:lang w:val="en-IN"/>
@@ -22811,16 +20680,8 @@
                 <w:lang w:val="en-IN"/>
               </w:rPr>
               <w:br/>
-              <w:t xml:space="preserve">  </w:t>
-            </w:r>
-            <w:proofErr w:type="gramStart"/>
-            <w:r>
-              <w:rPr>
-                <w:lang w:val="en-IN"/>
-              </w:rPr>
-              <w:t xml:space="preserve">  }</w:t>
-            </w:r>
-            <w:proofErr w:type="gramEnd"/>
+              <w:t xml:space="preserve">    }</w:t>
+            </w:r>
             <w:r>
               <w:rPr>
                 <w:lang w:val="en-IN"/>
@@ -23332,21 +21193,7 @@
         <w:rPr>
           <w:lang w:val="en-IN"/>
         </w:rPr>
-        <w:t xml:space="preserve">By </w:t>
-      </w:r>
-      <w:proofErr w:type="gramStart"/>
-      <w:r>
-        <w:rPr>
-          <w:lang w:val="en-IN"/>
-        </w:rPr>
-        <w:t>default</w:t>
-      </w:r>
-      <w:proofErr w:type="gramEnd"/>
-      <w:r>
-        <w:rPr>
-          <w:lang w:val="en-IN"/>
-        </w:rPr>
-        <w:t xml:space="preserve"> any attribute of interface is </w:t>
+        <w:t>By default any attribute of interface is </w:t>
       </w:r>
       <w:r>
         <w:rPr>
@@ -23400,15 +21247,7 @@
         </w:rPr>
       </w:pPr>
       <w:r>
-        <w:t xml:space="preserve">By </w:t>
-      </w:r>
-      <w:proofErr w:type="gramStart"/>
-      <w:r>
-        <w:t>default</w:t>
-      </w:r>
-      <w:proofErr w:type="gramEnd"/>
-      <w:r>
-        <w:t xml:space="preserve"> interface methods are implicitly </w:t>
+        <w:t>By default interface methods are implicitly </w:t>
       </w:r>
       <w:r>
         <w:rPr>
@@ -23601,16 +21440,8 @@
                 <w:lang w:val="en-IN"/>
               </w:rPr>
               <w:br/>
-              <w:t xml:space="preserve">  </w:t>
-            </w:r>
-            <w:proofErr w:type="gramStart"/>
-            <w:r>
-              <w:rPr>
-                <w:lang w:val="en-IN"/>
-              </w:rPr>
-              <w:t xml:space="preserve">  }</w:t>
-            </w:r>
-            <w:proofErr w:type="gramEnd"/>
+              <w:t xml:space="preserve">    }</w:t>
+            </w:r>
             <w:r>
               <w:rPr>
                 <w:lang w:val="en-IN"/>
@@ -23636,16 +21467,8 @@
                 <w:lang w:val="en-IN"/>
               </w:rPr>
               <w:br/>
-              <w:t xml:space="preserve">  </w:t>
-            </w:r>
-            <w:proofErr w:type="gramStart"/>
-            <w:r>
-              <w:rPr>
-                <w:lang w:val="en-IN"/>
-              </w:rPr>
-              <w:t xml:space="preserve">  }</w:t>
-            </w:r>
-            <w:proofErr w:type="gramEnd"/>
+              <w:t xml:space="preserve">    }</w:t>
+            </w:r>
             <w:r>
               <w:rPr>
                 <w:lang w:val="en-IN"/>
@@ -23721,16 +21544,8 @@
         <w:rPr>
           <w:lang w:val="en-IN"/>
         </w:rPr>
-        <w:t xml:space="preserve">By </w:t>
-      </w:r>
-      <w:proofErr w:type="gramStart"/>
-      <w:r>
-        <w:rPr>
-          <w:lang w:val="en-IN"/>
-        </w:rPr>
-        <w:t>default</w:t>
-      </w:r>
-      <w:proofErr w:type="gramEnd"/>
+        <w:t>By default</w:t>
+      </w:r>
       <w:r>
         <w:rPr>
           <w:lang w:val="en-IN"/>
@@ -23882,13 +21697,8 @@
       <w:pPr>
         <w:spacing w:after="0" w:line="240" w:lineRule="auto"/>
       </w:pPr>
-      <w:proofErr w:type="gramStart"/>
-      <w:r>
-        <w:t>Lets</w:t>
-      </w:r>
-      <w:proofErr w:type="gramEnd"/>
-      <w:r>
-        <w:t xml:space="preserve"> assume already one class is having some </w:t>
+      <w:r>
+        <w:t xml:space="preserve">Lets assume already one class is having some </w:t>
       </w:r>
       <w:r>
         <w:t xml:space="preserve">business </w:t>
@@ -24138,6 +21948,9 @@
         <w:spacing w:after="0" w:line="240" w:lineRule="auto"/>
       </w:pPr>
       <w:r>
+        <w:rPr>
+          <w:noProof/>
+        </w:rPr>
         <w:drawing>
           <wp:inline distT="0" distB="0" distL="0" distR="0" wp14:anchorId="40C08A29" wp14:editId="34C1F39B">
             <wp:extent cx="4392150" cy="2311400"/>
@@ -24661,15 +22474,7 @@
         <w:spacing w:after="0" w:line="240" w:lineRule="auto"/>
       </w:pPr>
       <w:r>
-        <w:t xml:space="preserve">We are going to use “this” and “super” in </w:t>
-      </w:r>
-      <w:proofErr w:type="gramStart"/>
-      <w:r>
-        <w:t>constructors</w:t>
-      </w:r>
-      <w:proofErr w:type="gramEnd"/>
-      <w:r>
-        <w:t xml:space="preserve"> scenario also.</w:t>
+        <w:t>We are going to use “this” and “super” in constructors scenario also.</w:t>
       </w:r>
     </w:p>
     <w:p>
@@ -24708,25 +22513,18 @@
           </w:tcPr>
           <w:p>
             <w:proofErr w:type="spellStart"/>
-            <w:proofErr w:type="gramStart"/>
             <w:r>
               <w:t>this.methodName</w:t>
             </w:r>
             <w:proofErr w:type="spellEnd"/>
-            <w:proofErr w:type="gramEnd"/>
             <w:r>
               <w:t>();</w:t>
             </w:r>
           </w:p>
           <w:p/>
           <w:p>
-            <w:proofErr w:type="gramStart"/>
-            <w:r>
-              <w:t>this(</w:t>
-            </w:r>
-            <w:proofErr w:type="gramEnd"/>
-            <w:r>
-              <w:t>);</w:t>
+            <w:r>
+              <w:t>this();</w:t>
             </w:r>
           </w:p>
           <w:p>
@@ -24741,12 +22539,10 @@
           </w:tcPr>
           <w:p>
             <w:proofErr w:type="spellStart"/>
-            <w:proofErr w:type="gramStart"/>
             <w:r>
               <w:t>super.methodName</w:t>
             </w:r>
             <w:proofErr w:type="spellEnd"/>
-            <w:proofErr w:type="gramEnd"/>
             <w:r>
               <w:t>();</w:t>
             </w:r>
@@ -24754,24 +22550,12 @@
           <w:p/>
           <w:p>
             <w:r>
-              <w:t>super</w:t>
-            </w:r>
-            <w:r>
-              <w:t xml:space="preserve"> </w:t>
-            </w:r>
-            <w:r>
-              <w:t>();</w:t>
+              <w:t>super ();</w:t>
             </w:r>
           </w:p>
           <w:p>
             <w:r>
-              <w:t>super</w:t>
-            </w:r>
-            <w:r>
-              <w:t xml:space="preserve"> </w:t>
-            </w:r>
-            <w:r>
-              <w:t>(“Kamal”);</w:t>
+              <w:t>super (“Kamal”);</w:t>
             </w:r>
           </w:p>
         </w:tc>
@@ -24820,16 +22604,8 @@
                 <w:lang w:val="en-IN"/>
               </w:rPr>
               <w:br/>
-              <w:t xml:space="preserve">    public </w:t>
-            </w:r>
-            <w:proofErr w:type="gramStart"/>
-            <w:r>
-              <w:rPr>
-                <w:lang w:val="en-IN"/>
-              </w:rPr>
-              <w:t>App(){</w:t>
-            </w:r>
-            <w:proofErr w:type="gramEnd"/>
+              <w:t xml:space="preserve">    public App(){</w:t>
+            </w:r>
             <w:r>
               <w:rPr>
                 <w:lang w:val="en-IN"/>
@@ -25110,24 +22886,9 @@
               <w:rPr>
                 <w:lang w:val="en-IN"/>
               </w:rPr>
-              <w:t xml:space="preserve">public class </w:t>
-            </w:r>
-            <w:proofErr w:type="gramStart"/>
-            <w:r>
-              <w:rPr>
-                <w:lang w:val="en-IN"/>
-              </w:rPr>
-              <w:t>App  extends</w:t>
-            </w:r>
-            <w:proofErr w:type="gramEnd"/>
-            <w:r>
-              <w:rPr>
-                <w:lang w:val="en-IN"/>
-              </w:rPr>
-              <w:t xml:space="preserve">  </w:t>
+              <w:t xml:space="preserve">public class App  extends  </w:t>
             </w:r>
             <w:proofErr w:type="spellStart"/>
-            <w:proofErr w:type="gramStart"/>
             <w:r>
               <w:rPr>
                 <w:lang w:val="en-IN"/>
@@ -25141,7 +22902,6 @@
               </w:rPr>
               <w:t>{</w:t>
             </w:r>
-            <w:proofErr w:type="gramEnd"/>
             <w:r>
               <w:rPr>
                 <w:lang w:val="en-IN"/>
@@ -25160,24 +22920,9 @@
                 <w:lang w:val="en-IN"/>
               </w:rPr>
               <w:br/>
-              <w:t xml:space="preserve">    public </w:t>
-            </w:r>
-            <w:proofErr w:type="gramStart"/>
-            <w:r>
-              <w:rPr>
-                <w:lang w:val="en-IN"/>
-              </w:rPr>
-              <w:t>App(</w:t>
-            </w:r>
-            <w:proofErr w:type="gramEnd"/>
-            <w:r>
-              <w:rPr>
-                <w:lang w:val="en-IN"/>
-              </w:rPr>
-              <w:t xml:space="preserve">String </w:t>
+              <w:t xml:space="preserve">    public App(String </w:t>
             </w:r>
             <w:proofErr w:type="spellStart"/>
-            <w:proofErr w:type="gramStart"/>
             <w:r>
               <w:rPr>
                 <w:lang w:val="en-IN"/>
@@ -25191,27 +22936,12 @@
               </w:rPr>
               <w:t>){</w:t>
             </w:r>
-            <w:proofErr w:type="gramEnd"/>
-            <w:r>
-              <w:rPr>
-                <w:lang w:val="en-IN"/>
-              </w:rPr>
-              <w:br/>
-              <w:t xml:space="preserve">        </w:t>
-            </w:r>
-            <w:proofErr w:type="gramStart"/>
-            <w:r>
-              <w:rPr>
-                <w:lang w:val="en-IN"/>
-              </w:rPr>
-              <w:t>super(</w:t>
-            </w:r>
-            <w:proofErr w:type="gramEnd"/>
-            <w:r>
-              <w:rPr>
-                <w:lang w:val="en-IN"/>
-              </w:rPr>
-              <w:t>"Hussain....");</w:t>
+            <w:r>
+              <w:rPr>
+                <w:lang w:val="en-IN"/>
+              </w:rPr>
+              <w:br/>
+              <w:t xml:space="preserve">        super("Hussain....");</w:t>
             </w:r>
             <w:r>
               <w:rPr>
@@ -25267,36 +22997,14 @@
                 <w:lang w:val="en-IN"/>
               </w:rPr>
               <w:br/>
-              <w:t xml:space="preserve">  </w:t>
-            </w:r>
-            <w:proofErr w:type="gramStart"/>
-            <w:r>
-              <w:rPr>
-                <w:lang w:val="en-IN"/>
-              </w:rPr>
-              <w:t xml:space="preserve">  }</w:t>
-            </w:r>
-            <w:proofErr w:type="gramEnd"/>
-            <w:r>
-              <w:rPr>
-                <w:lang w:val="en-IN"/>
-              </w:rPr>
-              <w:br/>
-              <w:t xml:space="preserve">    public static void </w:t>
-            </w:r>
-            <w:proofErr w:type="gramStart"/>
-            <w:r>
-              <w:rPr>
-                <w:lang w:val="en-IN"/>
-              </w:rPr>
-              <w:t>main(String[</w:t>
-            </w:r>
-            <w:proofErr w:type="gramEnd"/>
-            <w:r>
-              <w:rPr>
-                <w:lang w:val="en-IN"/>
-              </w:rPr>
-              <w:t xml:space="preserve">] </w:t>
+              <w:t xml:space="preserve">    }</w:t>
+            </w:r>
+            <w:r>
+              <w:rPr>
+                <w:lang w:val="en-IN"/>
+              </w:rPr>
+              <w:br/>
+              <w:t xml:space="preserve">    public static void main(String[] </w:t>
             </w:r>
             <w:proofErr w:type="spellStart"/>
             <w:r>
@@ -25324,16 +23032,8 @@
                 <w:lang w:val="en-IN"/>
               </w:rPr>
               <w:br/>
-              <w:t xml:space="preserve">  </w:t>
-            </w:r>
-            <w:proofErr w:type="gramStart"/>
-            <w:r>
-              <w:rPr>
-                <w:lang w:val="en-IN"/>
-              </w:rPr>
-              <w:t xml:space="preserve">  }</w:t>
-            </w:r>
-            <w:proofErr w:type="gramEnd"/>
+              <w:t xml:space="preserve">    }</w:t>
+            </w:r>
             <w:r>
               <w:rPr>
                 <w:lang w:val="en-IN"/>
@@ -25365,6 +23065,277 @@
       <w:pPr>
         <w:spacing w:after="0" w:line="240" w:lineRule="auto"/>
       </w:pPr>
+    </w:p>
+    <w:p>
+      <w:pPr>
+        <w:spacing w:after="0" w:line="240" w:lineRule="auto"/>
+      </w:pPr>
+    </w:p>
+    <w:p>
+      <w:pPr>
+        <w:spacing w:after="0" w:line="240" w:lineRule="auto"/>
+      </w:pPr>
+    </w:p>
+    <w:p>
+      <w:pPr>
+        <w:spacing w:after="0" w:line="240" w:lineRule="auto"/>
+      </w:pPr>
+    </w:p>
+    <w:p>
+      <w:pPr>
+        <w:spacing w:after="0" w:line="240" w:lineRule="auto"/>
+      </w:pPr>
+    </w:p>
+    <w:p>
+      <w:pPr>
+        <w:spacing w:after="0" w:line="240" w:lineRule="auto"/>
+      </w:pPr>
+    </w:p>
+    <w:p>
+      <w:pPr>
+        <w:spacing w:after="0" w:line="240" w:lineRule="auto"/>
+      </w:pPr>
+    </w:p>
+    <w:p>
+      <w:pPr>
+        <w:spacing w:after="0" w:line="240" w:lineRule="auto"/>
+      </w:pPr>
+    </w:p>
+    <w:p>
+      <w:pPr>
+        <w:spacing w:after="0" w:line="240" w:lineRule="auto"/>
+      </w:pPr>
+    </w:p>
+    <w:p>
+      <w:pPr>
+        <w:spacing w:after="0" w:line="240" w:lineRule="auto"/>
+      </w:pPr>
+    </w:p>
+    <w:p>
+      <w:pPr>
+        <w:spacing w:after="0" w:line="240" w:lineRule="auto"/>
+      </w:pPr>
+    </w:p>
+    <w:p>
+      <w:pPr>
+        <w:spacing w:after="0" w:line="240" w:lineRule="auto"/>
+      </w:pPr>
+    </w:p>
+    <w:p>
+      <w:pPr>
+        <w:spacing w:after="0" w:line="240" w:lineRule="auto"/>
+      </w:pPr>
+    </w:p>
+    <w:p>
+      <w:pPr>
+        <w:spacing w:after="0" w:line="240" w:lineRule="auto"/>
+      </w:pPr>
+    </w:p>
+    <w:p>
+      <w:pPr>
+        <w:spacing w:after="0" w:line="240" w:lineRule="auto"/>
+      </w:pPr>
+    </w:p>
+    <w:p>
+      <w:pPr>
+        <w:spacing w:after="0" w:line="240" w:lineRule="auto"/>
+      </w:pPr>
+    </w:p>
+    <w:p>
+      <w:pPr>
+        <w:spacing w:after="0" w:line="240" w:lineRule="auto"/>
+      </w:pPr>
+    </w:p>
+    <w:p>
+      <w:pPr>
+        <w:spacing w:after="0" w:line="240" w:lineRule="auto"/>
+      </w:pPr>
+    </w:p>
+    <w:p>
+      <w:pPr>
+        <w:spacing w:after="0" w:line="240" w:lineRule="auto"/>
+      </w:pPr>
+    </w:p>
+    <w:p>
+      <w:pPr>
+        <w:spacing w:after="0" w:line="240" w:lineRule="auto"/>
+      </w:pPr>
+    </w:p>
+    <w:p>
+      <w:pPr>
+        <w:spacing w:after="0" w:line="240" w:lineRule="auto"/>
+      </w:pPr>
+    </w:p>
+    <w:p>
+      <w:pPr>
+        <w:spacing w:after="0" w:line="240" w:lineRule="auto"/>
+      </w:pPr>
+    </w:p>
+    <w:p>
+      <w:pPr>
+        <w:spacing w:after="0" w:line="240" w:lineRule="auto"/>
+      </w:pPr>
+    </w:p>
+    <w:p>
+      <w:pPr>
+        <w:spacing w:after="0" w:line="240" w:lineRule="auto"/>
+      </w:pPr>
+    </w:p>
+    <w:p>
+      <w:pPr>
+        <w:spacing w:after="0" w:line="240" w:lineRule="auto"/>
+      </w:pPr>
+    </w:p>
+    <w:p>
+      <w:pPr>
+        <w:spacing w:after="0" w:line="240" w:lineRule="auto"/>
+      </w:pPr>
+    </w:p>
+    <w:p>
+      <w:pPr>
+        <w:spacing w:after="0" w:line="240" w:lineRule="auto"/>
+      </w:pPr>
+    </w:p>
+    <w:p>
+      <w:pPr>
+        <w:spacing w:after="0" w:line="240" w:lineRule="auto"/>
+      </w:pPr>
+    </w:p>
+    <w:p>
+      <w:pPr>
+        <w:spacing w:after="0" w:line="240" w:lineRule="auto"/>
+      </w:pPr>
+    </w:p>
+    <w:p>
+      <w:pPr>
+        <w:spacing w:after="0" w:line="240" w:lineRule="auto"/>
+      </w:pPr>
+    </w:p>
+    <w:p>
+      <w:pPr>
+        <w:spacing w:after="0" w:line="240" w:lineRule="auto"/>
+      </w:pPr>
+    </w:p>
+    <w:p>
+      <w:pPr>
+        <w:spacing w:after="0" w:line="240" w:lineRule="auto"/>
+      </w:pPr>
+    </w:p>
+    <w:p>
+      <w:pPr>
+        <w:spacing w:after="0" w:line="240" w:lineRule="auto"/>
+      </w:pPr>
+    </w:p>
+    <w:p>
+      <w:pPr>
+        <w:spacing w:after="0" w:line="240" w:lineRule="auto"/>
+      </w:pPr>
+    </w:p>
+    <w:p>
+      <w:pPr>
+        <w:spacing w:after="0" w:line="240" w:lineRule="auto"/>
+      </w:pPr>
+    </w:p>
+    <w:p>
+      <w:pPr>
+        <w:spacing w:after="0" w:line="240" w:lineRule="auto"/>
+      </w:pPr>
+    </w:p>
+    <w:p>
+      <w:pPr>
+        <w:spacing w:after="0" w:line="240" w:lineRule="auto"/>
+      </w:pPr>
+    </w:p>
+    <w:p>
+      <w:pPr>
+        <w:spacing w:after="0" w:line="240" w:lineRule="auto"/>
+      </w:pPr>
+    </w:p>
+    <w:p>
+      <w:pPr>
+        <w:spacing w:after="0" w:line="240" w:lineRule="auto"/>
+      </w:pPr>
+    </w:p>
+    <w:p>
+      <w:pPr>
+        <w:spacing w:after="0" w:line="240" w:lineRule="auto"/>
+      </w:pPr>
+    </w:p>
+    <w:p>
+      <w:pPr>
+        <w:spacing w:after="0" w:line="240" w:lineRule="auto"/>
+      </w:pPr>
+    </w:p>
+    <w:p>
+      <w:pPr>
+        <w:spacing w:after="0" w:line="240" w:lineRule="auto"/>
+      </w:pPr>
+    </w:p>
+    <w:p>
+      <w:pPr>
+        <w:spacing w:after="0" w:line="240" w:lineRule="auto"/>
+      </w:pPr>
+    </w:p>
+    <w:p>
+      <w:pPr>
+        <w:spacing w:after="0" w:line="240" w:lineRule="auto"/>
+      </w:pPr>
+    </w:p>
+    <w:p>
+      <w:pPr>
+        <w:spacing w:after="0" w:line="240" w:lineRule="auto"/>
+      </w:pPr>
+    </w:p>
+    <w:p>
+      <w:pPr>
+        <w:spacing w:after="0" w:line="240" w:lineRule="auto"/>
+      </w:pPr>
+    </w:p>
+    <w:p>
+      <w:pPr>
+        <w:spacing w:after="0" w:line="240" w:lineRule="auto"/>
+      </w:pPr>
+    </w:p>
+    <w:p>
+      <w:pPr>
+        <w:spacing w:after="0" w:line="240" w:lineRule="auto"/>
+      </w:pPr>
+    </w:p>
+    <w:p>
+      <w:pPr>
+        <w:spacing w:after="0" w:line="240" w:lineRule="auto"/>
+      </w:pPr>
+    </w:p>
+    <w:p>
+      <w:pPr>
+        <w:spacing w:after="0" w:line="240" w:lineRule="auto"/>
+      </w:pPr>
+    </w:p>
+    <w:p>
+      <w:pPr>
+        <w:spacing w:after="0" w:line="240" w:lineRule="auto"/>
+      </w:pPr>
+    </w:p>
+    <w:p>
+      <w:pPr>
+        <w:spacing w:after="0" w:line="240" w:lineRule="auto"/>
+      </w:pPr>
+    </w:p>
+    <w:p>
+      <w:pPr>
+        <w:spacing w:after="0" w:line="240" w:lineRule="auto"/>
+      </w:pPr>
+      <w:hyperlink r:id="rId57" w:history="1">
+        <w:r>
+          <w:rPr>
+            <w:rStyle w:val="Hyperlink"/>
+          </w:rPr>
+          <w:t>https://codefarm0.medium.com/advanced-features-of-completablefuture-in-java-b6d91d2c1f7c</w:t>
+        </w:r>
+      </w:hyperlink>
+      <w:r>
+        <w:t xml:space="preserve"> </w:t>
+      </w:r>
     </w:p>
     <w:sectPr>
       <w:pgSz w:w="12240" w:h="15840"/>
@@ -28578,6 +26549,7 @@
   <w:style w:type="character" w:default="1" w:styleId="DefaultParagraphFont">
     <w:name w:val="Default Paragraph Font"/>
     <w:uiPriority w:val="1"/>
+    <w:semiHidden/>
     <w:unhideWhenUsed/>
   </w:style>
   <w:style w:type="table" w:default="1" w:styleId="TableNormal">

--- a/java/core java 10PM.docx
+++ b/java/core java 10PM.docx
@@ -22526,10 +22526,34 @@
             <w:r>
               <w:t>this();</w:t>
             </w:r>
+            <w:r>
+              <w:t xml:space="preserve"> </w:t>
+            </w:r>
+            <w:r>
+              <w:sym w:font="Wingdings" w:char="F0E0"/>
+            </w:r>
+            <w:r>
+              <w:t xml:space="preserve"> calling current class NO Para ctr.</w:t>
+            </w:r>
           </w:p>
           <w:p>
             <w:r>
               <w:t>this(“Kamal”);</w:t>
+            </w:r>
+            <w:r>
+              <w:t xml:space="preserve"> </w:t>
+            </w:r>
+            <w:r>
+              <w:sym w:font="Wingdings" w:char="F0E0"/>
+            </w:r>
+            <w:r>
+              <w:t xml:space="preserve"> </w:t>
+            </w:r>
+            <w:r>
+              <w:t xml:space="preserve">calling current class </w:t>
+            </w:r>
+            <w:r>
+              <w:t>single Para ctr.</w:t>
             </w:r>
           </w:p>
         </w:tc>
@@ -22552,10 +22576,31 @@
             <w:r>
               <w:t>super ();</w:t>
             </w:r>
+            <w:r>
+              <w:sym w:font="Wingdings" w:char="F0E0"/>
+            </w:r>
+            <w:r>
+              <w:t xml:space="preserve">calling </w:t>
+            </w:r>
+            <w:r>
+              <w:t>super</w:t>
+            </w:r>
+            <w:r>
+              <w:t xml:space="preserve"> class NO Para ctr.</w:t>
+            </w:r>
           </w:p>
           <w:p>
             <w:r>
               <w:t>super (“Kamal”);</w:t>
+            </w:r>
+            <w:r>
+              <w:t xml:space="preserve"> </w:t>
+            </w:r>
+            <w:r>
+              <w:sym w:font="Wingdings" w:char="F0E0"/>
+            </w:r>
+            <w:r>
+              <w:t xml:space="preserve"> calling super class single Para ctr.</w:t>
             </w:r>
           </w:p>
         </w:tc>
@@ -23046,6 +23091,1712 @@
         </w:tc>
       </w:tr>
     </w:tbl>
+    <w:p>
+      <w:pPr>
+        <w:spacing w:after="0" w:line="240" w:lineRule="auto"/>
+      </w:pPr>
+    </w:p>
+    <w:tbl>
+      <w:tblPr>
+        <w:tblStyle w:val="TableGrid"/>
+        <w:tblW w:w="0" w:type="auto"/>
+        <w:tblLook w:val="04A0" w:firstRow="1" w:lastRow="0" w:firstColumn="1" w:lastColumn="0" w:noHBand="0" w:noVBand="1"/>
+      </w:tblPr>
+      <w:tblGrid>
+        <w:gridCol w:w="11016"/>
+      </w:tblGrid>
+      <w:tr>
+        <w:tc>
+          <w:tcPr>
+            <w:tcW w:w="11016" w:type="dxa"/>
+          </w:tcPr>
+          <w:p>
+            <w:pPr>
+              <w:rPr>
+                <w:sz w:val="16"/>
+                <w:szCs w:val="16"/>
+                <w:lang w:val="en-IN"/>
+              </w:rPr>
+            </w:pPr>
+            <w:r>
+              <w:rPr>
+                <w:sz w:val="16"/>
+                <w:szCs w:val="16"/>
+                <w:lang w:val="en-IN"/>
+              </w:rPr>
+              <w:t xml:space="preserve">package </w:t>
+            </w:r>
+            <w:proofErr w:type="spellStart"/>
+            <w:r>
+              <w:rPr>
+                <w:sz w:val="16"/>
+                <w:szCs w:val="16"/>
+                <w:lang w:val="en-IN"/>
+              </w:rPr>
+              <w:t>com.skh</w:t>
+            </w:r>
+            <w:proofErr w:type="spellEnd"/>
+            <w:r>
+              <w:rPr>
+                <w:sz w:val="16"/>
+                <w:szCs w:val="16"/>
+                <w:lang w:val="en-IN"/>
+              </w:rPr>
+              <w:t>;</w:t>
+            </w:r>
+            <w:r>
+              <w:rPr>
+                <w:sz w:val="16"/>
+                <w:szCs w:val="16"/>
+                <w:lang w:val="en-IN"/>
+              </w:rPr>
+              <w:br/>
+            </w:r>
+            <w:r>
+              <w:rPr>
+                <w:sz w:val="16"/>
+                <w:szCs w:val="16"/>
+                <w:lang w:val="en-IN"/>
+              </w:rPr>
+              <w:br/>
+              <w:t xml:space="preserve">public class </w:t>
+            </w:r>
+            <w:proofErr w:type="spellStart"/>
+            <w:r>
+              <w:rPr>
+                <w:sz w:val="16"/>
+                <w:szCs w:val="16"/>
+                <w:lang w:val="en-IN"/>
+              </w:rPr>
+              <w:t>EmployeeService</w:t>
+            </w:r>
+            <w:proofErr w:type="spellEnd"/>
+            <w:r>
+              <w:rPr>
+                <w:sz w:val="16"/>
+                <w:szCs w:val="16"/>
+                <w:lang w:val="en-IN"/>
+              </w:rPr>
+              <w:t xml:space="preserve"> {</w:t>
+            </w:r>
+            <w:r>
+              <w:rPr>
+                <w:sz w:val="16"/>
+                <w:szCs w:val="16"/>
+                <w:lang w:val="en-IN"/>
+              </w:rPr>
+              <w:br/>
+            </w:r>
+            <w:r>
+              <w:rPr>
+                <w:sz w:val="16"/>
+                <w:szCs w:val="16"/>
+                <w:lang w:val="en-IN"/>
+              </w:rPr>
+              <w:br/>
+              <w:t xml:space="preserve">    public </w:t>
+            </w:r>
+            <w:proofErr w:type="spellStart"/>
+            <w:r>
+              <w:rPr>
+                <w:sz w:val="16"/>
+                <w:szCs w:val="16"/>
+                <w:lang w:val="en-IN"/>
+              </w:rPr>
+              <w:t>EmployeeService</w:t>
+            </w:r>
+            <w:proofErr w:type="spellEnd"/>
+            <w:r>
+              <w:rPr>
+                <w:sz w:val="16"/>
+                <w:szCs w:val="16"/>
+                <w:lang w:val="en-IN"/>
+              </w:rPr>
+              <w:t>() {</w:t>
+            </w:r>
+            <w:r>
+              <w:rPr>
+                <w:sz w:val="16"/>
+                <w:szCs w:val="16"/>
+                <w:lang w:val="en-IN"/>
+              </w:rPr>
+              <w:br/>
+              <w:t xml:space="preserve">    }</w:t>
+            </w:r>
+            <w:r>
+              <w:rPr>
+                <w:sz w:val="16"/>
+                <w:szCs w:val="16"/>
+                <w:lang w:val="en-IN"/>
+              </w:rPr>
+              <w:br/>
+              <w:t xml:space="preserve">    public </w:t>
+            </w:r>
+            <w:proofErr w:type="spellStart"/>
+            <w:r>
+              <w:rPr>
+                <w:sz w:val="16"/>
+                <w:szCs w:val="16"/>
+                <w:lang w:val="en-IN"/>
+              </w:rPr>
+              <w:t>EmployeeService</w:t>
+            </w:r>
+            <w:proofErr w:type="spellEnd"/>
+            <w:r>
+              <w:rPr>
+                <w:sz w:val="16"/>
+                <w:szCs w:val="16"/>
+                <w:lang w:val="en-IN"/>
+              </w:rPr>
+              <w:t xml:space="preserve">(String </w:t>
+            </w:r>
+            <w:proofErr w:type="spellStart"/>
+            <w:r>
+              <w:rPr>
+                <w:sz w:val="16"/>
+                <w:szCs w:val="16"/>
+                <w:lang w:val="en-IN"/>
+              </w:rPr>
+              <w:t>myName</w:t>
+            </w:r>
+            <w:proofErr w:type="spellEnd"/>
+            <w:r>
+              <w:rPr>
+                <w:sz w:val="16"/>
+                <w:szCs w:val="16"/>
+                <w:lang w:val="en-IN"/>
+              </w:rPr>
+              <w:t>) {</w:t>
+            </w:r>
+            <w:r>
+              <w:rPr>
+                <w:sz w:val="16"/>
+                <w:szCs w:val="16"/>
+                <w:lang w:val="en-IN"/>
+              </w:rPr>
+              <w:br/>
+              <w:t xml:space="preserve">        </w:t>
+            </w:r>
+            <w:proofErr w:type="spellStart"/>
+            <w:r>
+              <w:rPr>
+                <w:sz w:val="16"/>
+                <w:szCs w:val="16"/>
+                <w:lang w:val="en-IN"/>
+              </w:rPr>
+              <w:t>System.out.println</w:t>
+            </w:r>
+            <w:proofErr w:type="spellEnd"/>
+            <w:r>
+              <w:rPr>
+                <w:sz w:val="16"/>
+                <w:szCs w:val="16"/>
+                <w:lang w:val="en-IN"/>
+              </w:rPr>
+              <w:t>(</w:t>
+            </w:r>
+            <w:proofErr w:type="spellStart"/>
+            <w:r>
+              <w:rPr>
+                <w:sz w:val="16"/>
+                <w:szCs w:val="16"/>
+                <w:lang w:val="en-IN"/>
+              </w:rPr>
+              <w:t>myName</w:t>
+            </w:r>
+            <w:proofErr w:type="spellEnd"/>
+            <w:r>
+              <w:rPr>
+                <w:sz w:val="16"/>
+                <w:szCs w:val="16"/>
+                <w:lang w:val="en-IN"/>
+              </w:rPr>
+              <w:t>);</w:t>
+            </w:r>
+            <w:r>
+              <w:rPr>
+                <w:sz w:val="16"/>
+                <w:szCs w:val="16"/>
+                <w:lang w:val="en-IN"/>
+              </w:rPr>
+              <w:br/>
+              <w:t xml:space="preserve">    }</w:t>
+            </w:r>
+            <w:r>
+              <w:rPr>
+                <w:sz w:val="16"/>
+                <w:szCs w:val="16"/>
+                <w:lang w:val="en-IN"/>
+              </w:rPr>
+              <w:br/>
+            </w:r>
+            <w:r>
+              <w:rPr>
+                <w:sz w:val="16"/>
+                <w:szCs w:val="16"/>
+                <w:lang w:val="en-IN"/>
+              </w:rPr>
+              <w:br/>
+              <w:t xml:space="preserve">    public static String message = "Welcome to </w:t>
+            </w:r>
+            <w:proofErr w:type="spellStart"/>
+            <w:r>
+              <w:rPr>
+                <w:sz w:val="16"/>
+                <w:szCs w:val="16"/>
+                <w:lang w:val="en-IN"/>
+              </w:rPr>
+              <w:t>EmployeeService</w:t>
+            </w:r>
+            <w:proofErr w:type="spellEnd"/>
+            <w:r>
+              <w:rPr>
+                <w:sz w:val="16"/>
+                <w:szCs w:val="16"/>
+                <w:lang w:val="en-IN"/>
+              </w:rPr>
+              <w:t>";</w:t>
+            </w:r>
+            <w:r>
+              <w:rPr>
+                <w:sz w:val="16"/>
+                <w:szCs w:val="16"/>
+                <w:lang w:val="en-IN"/>
+              </w:rPr>
+              <w:br/>
+            </w:r>
+            <w:r>
+              <w:rPr>
+                <w:sz w:val="16"/>
+                <w:szCs w:val="16"/>
+                <w:lang w:val="en-IN"/>
+              </w:rPr>
+              <w:br/>
+              <w:t xml:space="preserve">    public void </w:t>
+            </w:r>
+            <w:proofErr w:type="spellStart"/>
+            <w:r>
+              <w:rPr>
+                <w:sz w:val="16"/>
+                <w:szCs w:val="16"/>
+                <w:lang w:val="en-IN"/>
+              </w:rPr>
+              <w:t>employeeDetails</w:t>
+            </w:r>
+            <w:proofErr w:type="spellEnd"/>
+            <w:r>
+              <w:rPr>
+                <w:sz w:val="16"/>
+                <w:szCs w:val="16"/>
+                <w:lang w:val="en-IN"/>
+              </w:rPr>
+              <w:t xml:space="preserve">(String </w:t>
+            </w:r>
+            <w:proofErr w:type="spellStart"/>
+            <w:r>
+              <w:rPr>
+                <w:sz w:val="16"/>
+                <w:szCs w:val="16"/>
+                <w:lang w:val="en-IN"/>
+              </w:rPr>
+              <w:t>employeeId</w:t>
+            </w:r>
+            <w:proofErr w:type="spellEnd"/>
+            <w:r>
+              <w:rPr>
+                <w:sz w:val="16"/>
+                <w:szCs w:val="16"/>
+                <w:lang w:val="en-IN"/>
+              </w:rPr>
+              <w:t xml:space="preserve">, String </w:t>
+            </w:r>
+            <w:proofErr w:type="spellStart"/>
+            <w:r>
+              <w:rPr>
+                <w:sz w:val="16"/>
+                <w:szCs w:val="16"/>
+                <w:lang w:val="en-IN"/>
+              </w:rPr>
+              <w:t>employeeName</w:t>
+            </w:r>
+            <w:proofErr w:type="spellEnd"/>
+            <w:r>
+              <w:rPr>
+                <w:sz w:val="16"/>
+                <w:szCs w:val="16"/>
+                <w:lang w:val="en-IN"/>
+              </w:rPr>
+              <w:t>) {</w:t>
+            </w:r>
+            <w:r>
+              <w:rPr>
+                <w:sz w:val="16"/>
+                <w:szCs w:val="16"/>
+                <w:lang w:val="en-IN"/>
+              </w:rPr>
+              <w:br/>
+              <w:t xml:space="preserve">        </w:t>
+            </w:r>
+            <w:proofErr w:type="spellStart"/>
+            <w:r>
+              <w:rPr>
+                <w:sz w:val="16"/>
+                <w:szCs w:val="16"/>
+                <w:lang w:val="en-IN"/>
+              </w:rPr>
+              <w:t>System.out.println</w:t>
+            </w:r>
+            <w:proofErr w:type="spellEnd"/>
+            <w:r>
+              <w:rPr>
+                <w:sz w:val="16"/>
+                <w:szCs w:val="16"/>
+                <w:lang w:val="en-IN"/>
+              </w:rPr>
+              <w:t>(</w:t>
+            </w:r>
+            <w:proofErr w:type="spellStart"/>
+            <w:r>
+              <w:rPr>
+                <w:sz w:val="16"/>
+                <w:szCs w:val="16"/>
+                <w:lang w:val="en-IN"/>
+              </w:rPr>
+              <w:t>String.format</w:t>
+            </w:r>
+            <w:proofErr w:type="spellEnd"/>
+            <w:r>
+              <w:rPr>
+                <w:sz w:val="16"/>
+                <w:szCs w:val="16"/>
+                <w:lang w:val="en-IN"/>
+              </w:rPr>
+              <w:t xml:space="preserve">("My name is %s", </w:t>
+            </w:r>
+            <w:proofErr w:type="spellStart"/>
+            <w:r>
+              <w:rPr>
+                <w:sz w:val="16"/>
+                <w:szCs w:val="16"/>
+                <w:lang w:val="en-IN"/>
+              </w:rPr>
+              <w:t>employeeName</w:t>
+            </w:r>
+            <w:proofErr w:type="spellEnd"/>
+            <w:r>
+              <w:rPr>
+                <w:sz w:val="16"/>
+                <w:szCs w:val="16"/>
+                <w:lang w:val="en-IN"/>
+              </w:rPr>
+              <w:t>));</w:t>
+            </w:r>
+            <w:r>
+              <w:rPr>
+                <w:sz w:val="16"/>
+                <w:szCs w:val="16"/>
+                <w:lang w:val="en-IN"/>
+              </w:rPr>
+              <w:br/>
+              <w:t xml:space="preserve">        </w:t>
+            </w:r>
+            <w:proofErr w:type="spellStart"/>
+            <w:r>
+              <w:rPr>
+                <w:sz w:val="16"/>
+                <w:szCs w:val="16"/>
+                <w:lang w:val="en-IN"/>
+              </w:rPr>
+              <w:t>System.out.println</w:t>
+            </w:r>
+            <w:proofErr w:type="spellEnd"/>
+            <w:r>
+              <w:rPr>
+                <w:sz w:val="16"/>
+                <w:szCs w:val="16"/>
+                <w:lang w:val="en-IN"/>
+              </w:rPr>
+              <w:t>(</w:t>
+            </w:r>
+            <w:proofErr w:type="spellStart"/>
+            <w:r>
+              <w:rPr>
+                <w:sz w:val="16"/>
+                <w:szCs w:val="16"/>
+                <w:lang w:val="en-IN"/>
+              </w:rPr>
+              <w:t>myAadharNumber</w:t>
+            </w:r>
+            <w:proofErr w:type="spellEnd"/>
+            <w:r>
+              <w:rPr>
+                <w:sz w:val="16"/>
+                <w:szCs w:val="16"/>
+                <w:lang w:val="en-IN"/>
+              </w:rPr>
+              <w:t>());</w:t>
+            </w:r>
+            <w:r>
+              <w:rPr>
+                <w:sz w:val="16"/>
+                <w:szCs w:val="16"/>
+                <w:lang w:val="en-IN"/>
+              </w:rPr>
+              <w:br/>
+              <w:t xml:space="preserve">    }</w:t>
+            </w:r>
+            <w:r>
+              <w:rPr>
+                <w:sz w:val="16"/>
+                <w:szCs w:val="16"/>
+                <w:lang w:val="en-IN"/>
+              </w:rPr>
+              <w:br/>
+              <w:t xml:space="preserve">    public String </w:t>
+            </w:r>
+            <w:proofErr w:type="spellStart"/>
+            <w:r>
+              <w:rPr>
+                <w:sz w:val="16"/>
+                <w:szCs w:val="16"/>
+                <w:lang w:val="en-IN"/>
+              </w:rPr>
+              <w:t>myAadharNumber</w:t>
+            </w:r>
+            <w:proofErr w:type="spellEnd"/>
+            <w:r>
+              <w:rPr>
+                <w:sz w:val="16"/>
+                <w:szCs w:val="16"/>
+                <w:lang w:val="en-IN"/>
+              </w:rPr>
+              <w:t>() {</w:t>
+            </w:r>
+          </w:p>
+          <w:p>
+            <w:pPr>
+              <w:rPr>
+                <w:sz w:val="16"/>
+                <w:szCs w:val="16"/>
+                <w:lang w:val="en-IN"/>
+              </w:rPr>
+            </w:pPr>
+            <w:r>
+              <w:rPr>
+                <w:sz w:val="16"/>
+                <w:szCs w:val="16"/>
+                <w:lang w:val="en-IN"/>
+              </w:rPr>
+              <w:t xml:space="preserve">        return "AAAAAAAAAAAAAAAAA";</w:t>
+            </w:r>
+            <w:r>
+              <w:rPr>
+                <w:sz w:val="16"/>
+                <w:szCs w:val="16"/>
+                <w:lang w:val="en-IN"/>
+              </w:rPr>
+              <w:br/>
+              <w:t xml:space="preserve">    }</w:t>
+            </w:r>
+            <w:r>
+              <w:rPr>
+                <w:sz w:val="16"/>
+                <w:szCs w:val="16"/>
+                <w:lang w:val="en-IN"/>
+              </w:rPr>
+              <w:br/>
+              <w:t xml:space="preserve">    private void </w:t>
+            </w:r>
+            <w:proofErr w:type="spellStart"/>
+            <w:r>
+              <w:rPr>
+                <w:sz w:val="16"/>
+                <w:szCs w:val="16"/>
+                <w:lang w:val="en-IN"/>
+              </w:rPr>
+              <w:t>myPrivateMethod</w:t>
+            </w:r>
+            <w:proofErr w:type="spellEnd"/>
+            <w:r>
+              <w:rPr>
+                <w:sz w:val="16"/>
+                <w:szCs w:val="16"/>
+                <w:lang w:val="en-IN"/>
+              </w:rPr>
+              <w:t>() {</w:t>
+            </w:r>
+            <w:r>
+              <w:rPr>
+                <w:sz w:val="16"/>
+                <w:szCs w:val="16"/>
+                <w:lang w:val="en-IN"/>
+              </w:rPr>
+              <w:br/>
+              <w:t xml:space="preserve">        // 100 lines of logic.</w:t>
+            </w:r>
+            <w:r>
+              <w:rPr>
+                <w:sz w:val="16"/>
+                <w:szCs w:val="16"/>
+                <w:lang w:val="en-IN"/>
+              </w:rPr>
+              <w:br/>
+              <w:t xml:space="preserve">    }</w:t>
+            </w:r>
+            <w:r>
+              <w:rPr>
+                <w:sz w:val="16"/>
+                <w:szCs w:val="16"/>
+                <w:lang w:val="en-IN"/>
+              </w:rPr>
+              <w:br/>
+              <w:t>}</w:t>
+            </w:r>
+          </w:p>
+        </w:tc>
+      </w:tr>
+    </w:tbl>
+    <w:p>
+      <w:pPr>
+        <w:spacing w:after="0" w:line="240" w:lineRule="auto"/>
+        <w:rPr>
+          <w:lang w:val="en-IN"/>
+        </w:rPr>
+      </w:pPr>
+    </w:p>
+    <w:p>
+      <w:pPr>
+        <w:spacing w:after="0" w:line="240" w:lineRule="auto"/>
+      </w:pPr>
+    </w:p>
+    <w:p>
+      <w:pPr>
+        <w:spacing w:after="0" w:line="240" w:lineRule="auto"/>
+      </w:pPr>
+    </w:p>
+    <w:p>
+      <w:pPr>
+        <w:spacing w:after="0" w:line="240" w:lineRule="auto"/>
+        <w:rPr>
+          <w:b/>
+          <w:bCs/>
+          <w:lang w:val="en-IN"/>
+        </w:rPr>
+      </w:pPr>
+      <w:r>
+        <w:rPr>
+          <w:b/>
+          <w:bCs/>
+          <w:lang w:val="en-IN"/>
+        </w:rPr>
+        <w:lastRenderedPageBreak/>
+        <w:t>IS-A Relationship</w:t>
+      </w:r>
+      <w:r>
+        <w:rPr>
+          <w:b/>
+          <w:bCs/>
+          <w:lang w:val="en-IN"/>
+        </w:rPr>
+        <w:t xml:space="preserve">: </w:t>
+      </w:r>
+    </w:p>
+    <w:p>
+      <w:pPr>
+        <w:spacing w:after="0" w:line="240" w:lineRule="auto"/>
+        <w:rPr>
+          <w:lang w:val="en-IN"/>
+        </w:rPr>
+      </w:pPr>
+    </w:p>
+    <w:p>
+      <w:pPr>
+        <w:spacing w:after="0" w:line="240" w:lineRule="auto"/>
+      </w:pPr>
+      <w:r>
+        <w:t xml:space="preserve">In </w:t>
+      </w:r>
+      <w:r>
+        <w:t>Inheritance</w:t>
+      </w:r>
+      <w:r>
+        <w:t xml:space="preserve"> </w:t>
+      </w:r>
+      <w:r>
+        <w:t xml:space="preserve">child class </w:t>
+      </w:r>
+      <w:r>
+        <w:t xml:space="preserve">always have IS-A </w:t>
+      </w:r>
+      <w:r>
+        <w:t>relationship</w:t>
+      </w:r>
+      <w:r>
+        <w:t>.</w:t>
+      </w:r>
+    </w:p>
+    <w:tbl>
+      <w:tblPr>
+        <w:tblStyle w:val="TableGrid"/>
+        <w:tblW w:w="0" w:type="auto"/>
+        <w:tblLook w:val="04A0" w:firstRow="1" w:lastRow="0" w:firstColumn="1" w:lastColumn="0" w:noHBand="0" w:noVBand="1"/>
+      </w:tblPr>
+      <w:tblGrid>
+        <w:gridCol w:w="11016"/>
+      </w:tblGrid>
+      <w:tr>
+        <w:tc>
+          <w:tcPr>
+            <w:tcW w:w="11016" w:type="dxa"/>
+          </w:tcPr>
+          <w:p>
+            <w:pPr>
+              <w:rPr>
+                <w:sz w:val="16"/>
+                <w:szCs w:val="16"/>
+                <w:lang w:val="en-IN"/>
+              </w:rPr>
+            </w:pPr>
+            <w:r>
+              <w:rPr>
+                <w:sz w:val="16"/>
+                <w:szCs w:val="16"/>
+                <w:lang w:val="en-IN"/>
+              </w:rPr>
+              <w:t xml:space="preserve">package </w:t>
+            </w:r>
+            <w:proofErr w:type="spellStart"/>
+            <w:r>
+              <w:rPr>
+                <w:sz w:val="16"/>
+                <w:szCs w:val="16"/>
+                <w:lang w:val="en-IN"/>
+              </w:rPr>
+              <w:t>com.skh.test</w:t>
+            </w:r>
+            <w:proofErr w:type="spellEnd"/>
+            <w:r>
+              <w:rPr>
+                <w:sz w:val="16"/>
+                <w:szCs w:val="16"/>
+                <w:lang w:val="en-IN"/>
+              </w:rPr>
+              <w:t>;</w:t>
+            </w:r>
+            <w:r>
+              <w:rPr>
+                <w:sz w:val="16"/>
+                <w:szCs w:val="16"/>
+                <w:lang w:val="en-IN"/>
+              </w:rPr>
+              <w:br/>
+            </w:r>
+            <w:r>
+              <w:rPr>
+                <w:sz w:val="16"/>
+                <w:szCs w:val="16"/>
+                <w:lang w:val="en-IN"/>
+              </w:rPr>
+              <w:br/>
+              <w:t>public class Animal {</w:t>
+            </w:r>
+            <w:r>
+              <w:rPr>
+                <w:sz w:val="16"/>
+                <w:szCs w:val="16"/>
+                <w:lang w:val="en-IN"/>
+              </w:rPr>
+              <w:br/>
+              <w:t xml:space="preserve">    void sounds() {</w:t>
+            </w:r>
+            <w:r>
+              <w:rPr>
+                <w:sz w:val="16"/>
+                <w:szCs w:val="16"/>
+                <w:lang w:val="en-IN"/>
+              </w:rPr>
+              <w:br/>
+              <w:t xml:space="preserve">        </w:t>
+            </w:r>
+            <w:proofErr w:type="spellStart"/>
+            <w:r>
+              <w:rPr>
+                <w:sz w:val="16"/>
+                <w:szCs w:val="16"/>
+                <w:lang w:val="en-IN"/>
+              </w:rPr>
+              <w:t>System.</w:t>
+            </w:r>
+            <w:r>
+              <w:rPr>
+                <w:i/>
+                <w:iCs/>
+                <w:sz w:val="16"/>
+                <w:szCs w:val="16"/>
+                <w:lang w:val="en-IN"/>
+              </w:rPr>
+              <w:t>out</w:t>
+            </w:r>
+            <w:r>
+              <w:rPr>
+                <w:sz w:val="16"/>
+                <w:szCs w:val="16"/>
+                <w:lang w:val="en-IN"/>
+              </w:rPr>
+              <w:t>.println</w:t>
+            </w:r>
+            <w:proofErr w:type="spellEnd"/>
+            <w:r>
+              <w:rPr>
+                <w:sz w:val="16"/>
+                <w:szCs w:val="16"/>
+                <w:lang w:val="en-IN"/>
+              </w:rPr>
+              <w:t>("Not sure");</w:t>
+            </w:r>
+            <w:r>
+              <w:rPr>
+                <w:sz w:val="16"/>
+                <w:szCs w:val="16"/>
+                <w:lang w:val="en-IN"/>
+              </w:rPr>
+              <w:br/>
+              <w:t xml:space="preserve">    }</w:t>
+            </w:r>
+            <w:r>
+              <w:rPr>
+                <w:sz w:val="16"/>
+                <w:szCs w:val="16"/>
+                <w:lang w:val="en-IN"/>
+              </w:rPr>
+              <w:br/>
+              <w:t xml:space="preserve">    void running() {</w:t>
+            </w:r>
+            <w:r>
+              <w:rPr>
+                <w:sz w:val="16"/>
+                <w:szCs w:val="16"/>
+                <w:lang w:val="en-IN"/>
+              </w:rPr>
+              <w:br/>
+              <w:t xml:space="preserve">        </w:t>
+            </w:r>
+            <w:proofErr w:type="spellStart"/>
+            <w:r>
+              <w:rPr>
+                <w:sz w:val="16"/>
+                <w:szCs w:val="16"/>
+                <w:lang w:val="en-IN"/>
+              </w:rPr>
+              <w:t>System.</w:t>
+            </w:r>
+            <w:r>
+              <w:rPr>
+                <w:i/>
+                <w:iCs/>
+                <w:sz w:val="16"/>
+                <w:szCs w:val="16"/>
+                <w:lang w:val="en-IN"/>
+              </w:rPr>
+              <w:t>out</w:t>
+            </w:r>
+            <w:r>
+              <w:rPr>
+                <w:sz w:val="16"/>
+                <w:szCs w:val="16"/>
+                <w:lang w:val="en-IN"/>
+              </w:rPr>
+              <w:t>.println</w:t>
+            </w:r>
+            <w:proofErr w:type="spellEnd"/>
+            <w:r>
+              <w:rPr>
+                <w:sz w:val="16"/>
+                <w:szCs w:val="16"/>
+                <w:lang w:val="en-IN"/>
+              </w:rPr>
+              <w:t>("Not sure");</w:t>
+            </w:r>
+            <w:r>
+              <w:rPr>
+                <w:sz w:val="16"/>
+                <w:szCs w:val="16"/>
+                <w:lang w:val="en-IN"/>
+              </w:rPr>
+              <w:br/>
+              <w:t xml:space="preserve">    }</w:t>
+            </w:r>
+            <w:r>
+              <w:rPr>
+                <w:sz w:val="16"/>
+                <w:szCs w:val="16"/>
+                <w:lang w:val="en-IN"/>
+              </w:rPr>
+              <w:br/>
+              <w:t>}</w:t>
+            </w:r>
+            <w:r>
+              <w:rPr>
+                <w:sz w:val="16"/>
+                <w:szCs w:val="16"/>
+                <w:lang w:val="en-IN"/>
+              </w:rPr>
+              <w:br/>
+              <w:t>class Dog extends  Animal{</w:t>
+            </w:r>
+            <w:r>
+              <w:rPr>
+                <w:sz w:val="16"/>
+                <w:szCs w:val="16"/>
+                <w:lang w:val="en-IN"/>
+              </w:rPr>
+              <w:br/>
+              <w:t xml:space="preserve">    @Override</w:t>
+            </w:r>
+            <w:r>
+              <w:rPr>
+                <w:sz w:val="16"/>
+                <w:szCs w:val="16"/>
+                <w:lang w:val="en-IN"/>
+              </w:rPr>
+              <w:br/>
+              <w:t xml:space="preserve">    void sounds() {</w:t>
+            </w:r>
+            <w:r>
+              <w:rPr>
+                <w:sz w:val="16"/>
+                <w:szCs w:val="16"/>
+                <w:lang w:val="en-IN"/>
+              </w:rPr>
+              <w:br/>
+              <w:t xml:space="preserve">        </w:t>
+            </w:r>
+            <w:proofErr w:type="spellStart"/>
+            <w:r>
+              <w:rPr>
+                <w:sz w:val="16"/>
+                <w:szCs w:val="16"/>
+                <w:lang w:val="en-IN"/>
+              </w:rPr>
+              <w:t>System.</w:t>
+            </w:r>
+            <w:r>
+              <w:rPr>
+                <w:i/>
+                <w:iCs/>
+                <w:sz w:val="16"/>
+                <w:szCs w:val="16"/>
+                <w:lang w:val="en-IN"/>
+              </w:rPr>
+              <w:t>out</w:t>
+            </w:r>
+            <w:r>
+              <w:rPr>
+                <w:sz w:val="16"/>
+                <w:szCs w:val="16"/>
+                <w:lang w:val="en-IN"/>
+              </w:rPr>
+              <w:t>.println</w:t>
+            </w:r>
+            <w:proofErr w:type="spellEnd"/>
+            <w:r>
+              <w:rPr>
+                <w:sz w:val="16"/>
+                <w:szCs w:val="16"/>
+                <w:lang w:val="en-IN"/>
+              </w:rPr>
+              <w:t>("Bow Bow!!!");</w:t>
+            </w:r>
+            <w:r>
+              <w:rPr>
+                <w:sz w:val="16"/>
+                <w:szCs w:val="16"/>
+                <w:lang w:val="en-IN"/>
+              </w:rPr>
+              <w:br/>
+              <w:t xml:space="preserve">    }</w:t>
+            </w:r>
+            <w:r>
+              <w:rPr>
+                <w:sz w:val="16"/>
+                <w:szCs w:val="16"/>
+                <w:lang w:val="en-IN"/>
+              </w:rPr>
+              <w:br/>
+              <w:t xml:space="preserve">    @Override</w:t>
+            </w:r>
+            <w:r>
+              <w:rPr>
+                <w:sz w:val="16"/>
+                <w:szCs w:val="16"/>
+                <w:lang w:val="en-IN"/>
+              </w:rPr>
+              <w:br/>
+              <w:t xml:space="preserve">    void running() {</w:t>
+            </w:r>
+            <w:r>
+              <w:rPr>
+                <w:sz w:val="16"/>
+                <w:szCs w:val="16"/>
+                <w:lang w:val="en-IN"/>
+              </w:rPr>
+              <w:br/>
+              <w:t xml:space="preserve">        </w:t>
+            </w:r>
+            <w:proofErr w:type="spellStart"/>
+            <w:r>
+              <w:rPr>
+                <w:sz w:val="16"/>
+                <w:szCs w:val="16"/>
+                <w:lang w:val="en-IN"/>
+              </w:rPr>
+              <w:t>System.</w:t>
+            </w:r>
+            <w:r>
+              <w:rPr>
+                <w:i/>
+                <w:iCs/>
+                <w:sz w:val="16"/>
+                <w:szCs w:val="16"/>
+                <w:lang w:val="en-IN"/>
+              </w:rPr>
+              <w:t>out</w:t>
+            </w:r>
+            <w:r>
+              <w:rPr>
+                <w:sz w:val="16"/>
+                <w:szCs w:val="16"/>
+                <w:lang w:val="en-IN"/>
+              </w:rPr>
+              <w:t>.println</w:t>
+            </w:r>
+            <w:proofErr w:type="spellEnd"/>
+            <w:r>
+              <w:rPr>
+                <w:sz w:val="16"/>
+                <w:szCs w:val="16"/>
+                <w:lang w:val="en-IN"/>
+              </w:rPr>
+              <w:t>("Runs very fast..!");</w:t>
+            </w:r>
+            <w:r>
+              <w:rPr>
+                <w:sz w:val="16"/>
+                <w:szCs w:val="16"/>
+                <w:lang w:val="en-IN"/>
+              </w:rPr>
+              <w:br/>
+              <w:t xml:space="preserve">    }</w:t>
+            </w:r>
+            <w:r>
+              <w:rPr>
+                <w:sz w:val="16"/>
+                <w:szCs w:val="16"/>
+                <w:lang w:val="en-IN"/>
+              </w:rPr>
+              <w:br/>
+              <w:t>}</w:t>
+            </w:r>
+            <w:r>
+              <w:rPr>
+                <w:sz w:val="16"/>
+                <w:szCs w:val="16"/>
+                <w:lang w:val="en-IN"/>
+              </w:rPr>
+              <w:br/>
+            </w:r>
+            <w:r>
+              <w:rPr>
+                <w:sz w:val="16"/>
+                <w:szCs w:val="16"/>
+                <w:lang w:val="en-IN"/>
+              </w:rPr>
+              <w:br/>
+              <w:t>class  Lamb extends  Animal{</w:t>
+            </w:r>
+            <w:r>
+              <w:rPr>
+                <w:sz w:val="16"/>
+                <w:szCs w:val="16"/>
+                <w:lang w:val="en-IN"/>
+              </w:rPr>
+              <w:br/>
+              <w:t xml:space="preserve">    @Override</w:t>
+            </w:r>
+            <w:r>
+              <w:rPr>
+                <w:sz w:val="16"/>
+                <w:szCs w:val="16"/>
+                <w:lang w:val="en-IN"/>
+              </w:rPr>
+              <w:br/>
+              <w:t xml:space="preserve">    void sounds() {</w:t>
+            </w:r>
+            <w:r>
+              <w:rPr>
+                <w:sz w:val="16"/>
+                <w:szCs w:val="16"/>
+                <w:lang w:val="en-IN"/>
+              </w:rPr>
+              <w:br/>
+              <w:t xml:space="preserve">        </w:t>
+            </w:r>
+            <w:proofErr w:type="spellStart"/>
+            <w:r>
+              <w:rPr>
+                <w:sz w:val="16"/>
+                <w:szCs w:val="16"/>
+                <w:lang w:val="en-IN"/>
+              </w:rPr>
+              <w:t>System.</w:t>
+            </w:r>
+            <w:r>
+              <w:rPr>
+                <w:i/>
+                <w:iCs/>
+                <w:sz w:val="16"/>
+                <w:szCs w:val="16"/>
+                <w:lang w:val="en-IN"/>
+              </w:rPr>
+              <w:t>out</w:t>
+            </w:r>
+            <w:r>
+              <w:rPr>
+                <w:sz w:val="16"/>
+                <w:szCs w:val="16"/>
+                <w:lang w:val="en-IN"/>
+              </w:rPr>
+              <w:t>.println</w:t>
+            </w:r>
+            <w:proofErr w:type="spellEnd"/>
+            <w:r>
+              <w:rPr>
+                <w:sz w:val="16"/>
+                <w:szCs w:val="16"/>
+                <w:lang w:val="en-IN"/>
+              </w:rPr>
+              <w:t>("Ma.....");</w:t>
+            </w:r>
+            <w:r>
+              <w:rPr>
+                <w:sz w:val="16"/>
+                <w:szCs w:val="16"/>
+                <w:lang w:val="en-IN"/>
+              </w:rPr>
+              <w:br/>
+              <w:t xml:space="preserve">    }</w:t>
+            </w:r>
+            <w:r>
+              <w:rPr>
+                <w:sz w:val="16"/>
+                <w:szCs w:val="16"/>
+                <w:lang w:val="en-IN"/>
+              </w:rPr>
+              <w:br/>
+              <w:t xml:space="preserve">    @Override</w:t>
+            </w:r>
+            <w:r>
+              <w:rPr>
+                <w:sz w:val="16"/>
+                <w:szCs w:val="16"/>
+                <w:lang w:val="en-IN"/>
+              </w:rPr>
+              <w:br/>
+              <w:t xml:space="preserve">    void running() {</w:t>
+            </w:r>
+            <w:r>
+              <w:rPr>
+                <w:sz w:val="16"/>
+                <w:szCs w:val="16"/>
+                <w:lang w:val="en-IN"/>
+              </w:rPr>
+              <w:br/>
+              <w:t xml:space="preserve">        </w:t>
+            </w:r>
+            <w:proofErr w:type="spellStart"/>
+            <w:r>
+              <w:rPr>
+                <w:sz w:val="16"/>
+                <w:szCs w:val="16"/>
+                <w:lang w:val="en-IN"/>
+              </w:rPr>
+              <w:t>System.</w:t>
+            </w:r>
+            <w:r>
+              <w:rPr>
+                <w:i/>
+                <w:iCs/>
+                <w:sz w:val="16"/>
+                <w:szCs w:val="16"/>
+                <w:lang w:val="en-IN"/>
+              </w:rPr>
+              <w:t>out</w:t>
+            </w:r>
+            <w:r>
+              <w:rPr>
+                <w:sz w:val="16"/>
+                <w:szCs w:val="16"/>
+                <w:lang w:val="en-IN"/>
+              </w:rPr>
+              <w:t>.println</w:t>
+            </w:r>
+            <w:proofErr w:type="spellEnd"/>
+            <w:r>
+              <w:rPr>
+                <w:sz w:val="16"/>
+                <w:szCs w:val="16"/>
+                <w:lang w:val="en-IN"/>
+              </w:rPr>
+              <w:t>("Fast running.");</w:t>
+            </w:r>
+            <w:r>
+              <w:rPr>
+                <w:sz w:val="16"/>
+                <w:szCs w:val="16"/>
+                <w:lang w:val="en-IN"/>
+              </w:rPr>
+              <w:br/>
+              <w:t xml:space="preserve">    }</w:t>
+            </w:r>
+            <w:r>
+              <w:rPr>
+                <w:sz w:val="16"/>
+                <w:szCs w:val="16"/>
+                <w:lang w:val="en-IN"/>
+              </w:rPr>
+              <w:br/>
+            </w:r>
+            <w:r>
+              <w:rPr>
+                <w:sz w:val="16"/>
+                <w:szCs w:val="16"/>
+                <w:lang w:val="en-IN"/>
+              </w:rPr>
+              <w:br/>
+            </w:r>
+            <w:r>
+              <w:rPr>
+                <w:sz w:val="16"/>
+                <w:szCs w:val="16"/>
+                <w:lang w:val="en-IN"/>
+              </w:rPr>
+              <w:br/>
+              <w:t xml:space="preserve">    public static void main(String[] </w:t>
+            </w:r>
+            <w:proofErr w:type="spellStart"/>
+            <w:r>
+              <w:rPr>
+                <w:sz w:val="16"/>
+                <w:szCs w:val="16"/>
+                <w:lang w:val="en-IN"/>
+              </w:rPr>
+              <w:t>args</w:t>
+            </w:r>
+            <w:proofErr w:type="spellEnd"/>
+            <w:r>
+              <w:rPr>
+                <w:sz w:val="16"/>
+                <w:szCs w:val="16"/>
+                <w:lang w:val="en-IN"/>
+              </w:rPr>
+              <w:t>) {</w:t>
+            </w:r>
+            <w:r>
+              <w:rPr>
+                <w:sz w:val="16"/>
+                <w:szCs w:val="16"/>
+                <w:lang w:val="en-IN"/>
+              </w:rPr>
+              <w:br/>
+              <w:t>//        Dog d = new Dog();</w:t>
+            </w:r>
+            <w:r>
+              <w:rPr>
+                <w:sz w:val="16"/>
+                <w:szCs w:val="16"/>
+                <w:lang w:val="en-IN"/>
+              </w:rPr>
+              <w:br/>
+              <w:t xml:space="preserve">//        </w:t>
+            </w:r>
+            <w:proofErr w:type="spellStart"/>
+            <w:r>
+              <w:rPr>
+                <w:sz w:val="16"/>
+                <w:szCs w:val="16"/>
+                <w:lang w:val="en-IN"/>
+              </w:rPr>
+              <w:t>d.sounds</w:t>
+            </w:r>
+            <w:proofErr w:type="spellEnd"/>
+            <w:r>
+              <w:rPr>
+                <w:sz w:val="16"/>
+                <w:szCs w:val="16"/>
+                <w:lang w:val="en-IN"/>
+              </w:rPr>
+              <w:t>();</w:t>
+            </w:r>
+            <w:r>
+              <w:rPr>
+                <w:sz w:val="16"/>
+                <w:szCs w:val="16"/>
+                <w:lang w:val="en-IN"/>
+              </w:rPr>
+              <w:br/>
+            </w:r>
+            <w:r>
+              <w:rPr>
+                <w:sz w:val="16"/>
+                <w:szCs w:val="16"/>
+                <w:lang w:val="en-IN"/>
+              </w:rPr>
+              <w:br/>
+              <w:t xml:space="preserve">        Lamb l = new Lamb();</w:t>
+            </w:r>
+            <w:r>
+              <w:rPr>
+                <w:sz w:val="16"/>
+                <w:szCs w:val="16"/>
+                <w:lang w:val="en-IN"/>
+              </w:rPr>
+              <w:br/>
+              <w:t xml:space="preserve">        </w:t>
+            </w:r>
+            <w:proofErr w:type="spellStart"/>
+            <w:r>
+              <w:rPr>
+                <w:sz w:val="16"/>
+                <w:szCs w:val="16"/>
+                <w:lang w:val="en-IN"/>
+              </w:rPr>
+              <w:t>l.sounds</w:t>
+            </w:r>
+            <w:proofErr w:type="spellEnd"/>
+            <w:r>
+              <w:rPr>
+                <w:sz w:val="16"/>
+                <w:szCs w:val="16"/>
+                <w:lang w:val="en-IN"/>
+              </w:rPr>
+              <w:t>();</w:t>
+            </w:r>
+            <w:r>
+              <w:rPr>
+                <w:sz w:val="16"/>
+                <w:szCs w:val="16"/>
+                <w:lang w:val="en-IN"/>
+              </w:rPr>
+              <w:br/>
+              <w:t xml:space="preserve">    }</w:t>
+            </w:r>
+            <w:r>
+              <w:rPr>
+                <w:sz w:val="16"/>
+                <w:szCs w:val="16"/>
+                <w:lang w:val="en-IN"/>
+              </w:rPr>
+              <w:br/>
+              <w:t>}</w:t>
+            </w:r>
+          </w:p>
+          <w:p>
+            <w:pPr>
+              <w:rPr>
+                <w:sz w:val="16"/>
+                <w:szCs w:val="16"/>
+              </w:rPr>
+            </w:pPr>
+          </w:p>
+        </w:tc>
+      </w:tr>
+    </w:tbl>
+    <w:p>
+      <w:pPr>
+        <w:spacing w:after="0" w:line="240" w:lineRule="auto"/>
+      </w:pPr>
+    </w:p>
+    <w:p>
+      <w:pPr>
+        <w:spacing w:after="0" w:line="240" w:lineRule="auto"/>
+      </w:pPr>
+    </w:p>
+    <w:p>
+      <w:pPr>
+        <w:spacing w:after="0" w:line="240" w:lineRule="auto"/>
+        <w:rPr>
+          <w:b/>
+          <w:bCs/>
+          <w:lang w:val="en-IN"/>
+        </w:rPr>
+      </w:pPr>
+      <w:proofErr w:type="spellStart"/>
+      <w:r>
+        <w:rPr>
+          <w:b/>
+          <w:bCs/>
+          <w:lang w:val="en-IN"/>
+        </w:rPr>
+        <w:t>instanceof</w:t>
+      </w:r>
+      <w:proofErr w:type="spellEnd"/>
+      <w:r>
+        <w:rPr>
+          <w:b/>
+          <w:bCs/>
+          <w:lang w:val="en-IN"/>
+        </w:rPr>
+        <w:t> </w:t>
+      </w:r>
+      <w:r>
+        <w:rPr>
+          <w:b/>
+          <w:bCs/>
+          <w:lang w:val="en-IN"/>
+        </w:rPr>
+        <w:t>:</w:t>
+      </w:r>
+    </w:p>
+    <w:p>
+      <w:pPr>
+        <w:spacing w:after="0" w:line="240" w:lineRule="auto"/>
+      </w:pPr>
+      <w:r>
+        <w:t>to find the object reference belongs to which class.</w:t>
+      </w:r>
+    </w:p>
+    <w:tbl>
+      <w:tblPr>
+        <w:tblStyle w:val="TableGrid"/>
+        <w:tblW w:w="0" w:type="auto"/>
+        <w:tblLook w:val="04A0" w:firstRow="1" w:lastRow="0" w:firstColumn="1" w:lastColumn="0" w:noHBand="0" w:noVBand="1"/>
+      </w:tblPr>
+      <w:tblGrid>
+        <w:gridCol w:w="11016"/>
+      </w:tblGrid>
+      <w:tr>
+        <w:tc>
+          <w:tcPr>
+            <w:tcW w:w="11016" w:type="dxa"/>
+          </w:tcPr>
+          <w:p>
+            <w:pPr>
+              <w:rPr>
+                <w:lang w:val="en-IN"/>
+              </w:rPr>
+            </w:pPr>
+            <w:r>
+              <w:rPr>
+                <w:lang w:val="en-IN"/>
+              </w:rPr>
+              <w:t>Lamb l = new Lamb();</w:t>
+            </w:r>
+            <w:r>
+              <w:rPr>
+                <w:lang w:val="en-IN"/>
+              </w:rPr>
+              <w:br/>
+              <w:t xml:space="preserve"> </w:t>
+            </w:r>
+            <w:proofErr w:type="spellStart"/>
+            <w:r>
+              <w:rPr>
+                <w:lang w:val="en-IN"/>
+              </w:rPr>
+              <w:t>System.</w:t>
+            </w:r>
+            <w:r>
+              <w:rPr>
+                <w:i/>
+                <w:iCs/>
+                <w:lang w:val="en-IN"/>
+              </w:rPr>
+              <w:t>out</w:t>
+            </w:r>
+            <w:r>
+              <w:rPr>
+                <w:lang w:val="en-IN"/>
+              </w:rPr>
+              <w:t>.println</w:t>
+            </w:r>
+            <w:proofErr w:type="spellEnd"/>
+            <w:r>
+              <w:rPr>
+                <w:lang w:val="en-IN"/>
+              </w:rPr>
+              <w:t>(</w:t>
+            </w:r>
+            <w:r>
+              <w:rPr>
+                <w:b/>
+                <w:bCs/>
+                <w:lang w:val="en-IN"/>
+              </w:rPr>
+              <w:t xml:space="preserve">l </w:t>
+            </w:r>
+            <w:proofErr w:type="spellStart"/>
+            <w:r>
+              <w:rPr>
+                <w:b/>
+                <w:bCs/>
+                <w:lang w:val="en-IN"/>
+              </w:rPr>
+              <w:t>instanceof</w:t>
+            </w:r>
+            <w:proofErr w:type="spellEnd"/>
+            <w:r>
+              <w:rPr>
+                <w:b/>
+                <w:bCs/>
+                <w:lang w:val="en-IN"/>
+              </w:rPr>
+              <w:t xml:space="preserve"> Animal</w:t>
+            </w:r>
+            <w:r>
+              <w:rPr>
+                <w:lang w:val="en-IN"/>
+              </w:rPr>
+              <w:t>);</w:t>
+            </w:r>
+          </w:p>
+        </w:tc>
+      </w:tr>
+    </w:tbl>
+    <w:p>
+      <w:pPr>
+        <w:spacing w:after="0" w:line="240" w:lineRule="auto"/>
+        <w:rPr>
+          <w:b/>
+          <w:bCs/>
+          <w:lang w:val="en-IN"/>
+        </w:rPr>
+      </w:pPr>
+      <w:r>
+        <w:rPr>
+          <w:b/>
+          <w:bCs/>
+          <w:lang w:val="en-IN"/>
+        </w:rPr>
+        <w:t>HAS-A relationship</w:t>
+      </w:r>
+      <w:r>
+        <w:rPr>
+          <w:b/>
+          <w:bCs/>
+          <w:lang w:val="en-IN"/>
+        </w:rPr>
+        <w:t>:</w:t>
+      </w:r>
+    </w:p>
+    <w:tbl>
+      <w:tblPr>
+        <w:tblStyle w:val="TableGrid"/>
+        <w:tblW w:w="0" w:type="auto"/>
+        <w:tblLook w:val="04A0" w:firstRow="1" w:lastRow="0" w:firstColumn="1" w:lastColumn="0" w:noHBand="0" w:noVBand="1"/>
+      </w:tblPr>
+      <w:tblGrid>
+        <w:gridCol w:w="11016"/>
+      </w:tblGrid>
+      <w:tr>
+        <w:tc>
+          <w:tcPr>
+            <w:tcW w:w="11016" w:type="dxa"/>
+          </w:tcPr>
+          <w:p>
+            <w:pPr>
+              <w:rPr>
+                <w:lang w:val="en-IN"/>
+              </w:rPr>
+            </w:pPr>
+            <w:r>
+              <w:rPr>
+                <w:lang w:val="en-IN"/>
+              </w:rPr>
+              <w:t>public class Vehicle {</w:t>
+            </w:r>
+            <w:r>
+              <w:rPr>
+                <w:lang w:val="en-IN"/>
+              </w:rPr>
+              <w:br/>
+              <w:t xml:space="preserve">    Speed s = new Speed();</w:t>
+            </w:r>
+            <w:r>
+              <w:rPr>
+                <w:lang w:val="en-IN"/>
+              </w:rPr>
+              <w:br/>
+              <w:t xml:space="preserve">    void m1() {</w:t>
+            </w:r>
+            <w:r>
+              <w:rPr>
+                <w:lang w:val="en-IN"/>
+              </w:rPr>
+              <w:br/>
+              <w:t xml:space="preserve">        </w:t>
+            </w:r>
+            <w:proofErr w:type="spellStart"/>
+            <w:r>
+              <w:rPr>
+                <w:lang w:val="en-IN"/>
+              </w:rPr>
+              <w:t>s.speed</w:t>
+            </w:r>
+            <w:proofErr w:type="spellEnd"/>
+            <w:r>
+              <w:rPr>
+                <w:lang w:val="en-IN"/>
+              </w:rPr>
+              <w:t>();</w:t>
+            </w:r>
+            <w:r>
+              <w:rPr>
+                <w:lang w:val="en-IN"/>
+              </w:rPr>
+              <w:br/>
+              <w:t xml:space="preserve">    }</w:t>
+            </w:r>
+            <w:r>
+              <w:rPr>
+                <w:lang w:val="en-IN"/>
+              </w:rPr>
+              <w:br/>
+              <w:t>}</w:t>
+            </w:r>
+            <w:r>
+              <w:rPr>
+                <w:lang w:val="en-IN"/>
+              </w:rPr>
+              <w:br/>
+              <w:t>class Speed {</w:t>
+            </w:r>
+            <w:r>
+              <w:rPr>
+                <w:lang w:val="en-IN"/>
+              </w:rPr>
+              <w:br/>
+              <w:t xml:space="preserve">    void speed() {</w:t>
+            </w:r>
+            <w:r>
+              <w:rPr>
+                <w:lang w:val="en-IN"/>
+              </w:rPr>
+              <w:br/>
+              <w:t xml:space="preserve">        </w:t>
+            </w:r>
+            <w:proofErr w:type="spellStart"/>
+            <w:r>
+              <w:rPr>
+                <w:lang w:val="en-IN"/>
+              </w:rPr>
+              <w:t>System.</w:t>
+            </w:r>
+            <w:r>
+              <w:rPr>
+                <w:i/>
+                <w:iCs/>
+                <w:lang w:val="en-IN"/>
+              </w:rPr>
+              <w:t>out</w:t>
+            </w:r>
+            <w:r>
+              <w:rPr>
+                <w:lang w:val="en-IN"/>
+              </w:rPr>
+              <w:t>.println</w:t>
+            </w:r>
+            <w:proofErr w:type="spellEnd"/>
+            <w:r>
+              <w:rPr>
+                <w:lang w:val="en-IN"/>
+              </w:rPr>
+              <w:t>("</w:t>
+            </w:r>
+            <w:proofErr w:type="spellStart"/>
+            <w:r>
+              <w:rPr>
+                <w:lang w:val="en-IN"/>
+              </w:rPr>
+              <w:t>speeeeedddd</w:t>
+            </w:r>
+            <w:proofErr w:type="spellEnd"/>
+            <w:r>
+              <w:rPr>
+                <w:lang w:val="en-IN"/>
+              </w:rPr>
+              <w:t>...");</w:t>
+            </w:r>
+            <w:r>
+              <w:rPr>
+                <w:lang w:val="en-IN"/>
+              </w:rPr>
+              <w:br/>
+              <w:t xml:space="preserve">    }</w:t>
+            </w:r>
+            <w:r>
+              <w:rPr>
+                <w:lang w:val="en-IN"/>
+              </w:rPr>
+              <w:br/>
+              <w:t>}</w:t>
+            </w:r>
+          </w:p>
+          <w:p/>
+        </w:tc>
+      </w:tr>
+    </w:tbl>
+    <w:p>
+      <w:pPr>
+        <w:spacing w:after="0" w:line="240" w:lineRule="auto"/>
+      </w:pPr>
+    </w:p>
+    <w:p>
+      <w:pPr>
+        <w:spacing w:after="0" w:line="240" w:lineRule="auto"/>
+        <w:rPr>
+          <w:b/>
+          <w:bCs/>
+          <w:lang w:val="en-IN"/>
+        </w:rPr>
+      </w:pPr>
+      <w:r>
+        <w:rPr>
+          <w:b/>
+          <w:bCs/>
+          <w:lang w:val="en-IN"/>
+        </w:rPr>
+        <w:lastRenderedPageBreak/>
+        <w:t>Polymorphism</w:t>
+      </w:r>
+      <w:r>
+        <w:rPr>
+          <w:b/>
+          <w:bCs/>
+          <w:lang w:val="en-IN"/>
+        </w:rPr>
+        <w:t>:</w:t>
+      </w:r>
+    </w:p>
+    <w:p>
+      <w:pPr>
+        <w:spacing w:after="0" w:line="240" w:lineRule="auto"/>
+      </w:pPr>
+    </w:p>
+    <w:p>
+      <w:pPr>
+        <w:spacing w:after="0" w:line="240" w:lineRule="auto"/>
+      </w:pPr>
+    </w:p>
+    <w:p>
+      <w:pPr>
+        <w:spacing w:after="0" w:line="240" w:lineRule="auto"/>
+      </w:pPr>
+    </w:p>
+    <w:p>
+      <w:pPr>
+        <w:spacing w:after="0" w:line="240" w:lineRule="auto"/>
+      </w:pPr>
+    </w:p>
     <w:p>
       <w:pPr>
         <w:spacing w:after="0" w:line="240" w:lineRule="auto"/>
@@ -26549,7 +28300,6 @@
   <w:style w:type="character" w:default="1" w:styleId="DefaultParagraphFont">
     <w:name w:val="Default Paragraph Font"/>
     <w:uiPriority w:val="1"/>
-    <w:semiHidden/>
     <w:unhideWhenUsed/>
   </w:style>
   <w:style w:type="table" w:default="1" w:styleId="TableNormal">

--- a/java/core java 10PM.docx
+++ b/java/core java 10PM.docx
@@ -95,17 +95,30 @@
       <w:pPr>
         <w:spacing w:after="0" w:line="240" w:lineRule="auto"/>
       </w:pPr>
-      <w:r>
-        <w:t>Class : Blue print for creating the objects.</w:t>
+      <w:proofErr w:type="gramStart"/>
+      <w:r>
+        <w:t>Class :</w:t>
+      </w:r>
+      <w:proofErr w:type="gramEnd"/>
+      <w:r>
+        <w:t xml:space="preserve"> Blue print for creating the objects.</w:t>
       </w:r>
       <w:r>
         <w:t xml:space="preserve"> </w:t>
       </w:r>
       <w:r>
-        <w:t>It is l</w:t>
-      </w:r>
-      <w:r>
-        <w:t>ogically exists.</w:t>
+        <w:t xml:space="preserve">It </w:t>
+      </w:r>
+      <w:proofErr w:type="gramStart"/>
+      <w:r>
+        <w:t>is l</w:t>
+      </w:r>
+      <w:r>
+        <w:t>ogically exists</w:t>
+      </w:r>
+      <w:proofErr w:type="gramEnd"/>
+      <w:r>
+        <w:t>.</w:t>
       </w:r>
       <w:r>
         <w:t xml:space="preserve"> </w:t>
@@ -125,10 +138,18 @@
         <w:t xml:space="preserve"> </w:t>
       </w:r>
       <w:r>
-        <w:t>It is p</w:t>
-      </w:r>
-      <w:r>
-        <w:t>hysically exists.</w:t>
+        <w:t xml:space="preserve">It </w:t>
+      </w:r>
+      <w:proofErr w:type="gramStart"/>
+      <w:r>
+        <w:t>is p</w:t>
+      </w:r>
+      <w:r>
+        <w:t>hysically exists</w:t>
+      </w:r>
+      <w:proofErr w:type="gramEnd"/>
+      <w:r>
+        <w:t>.</w:t>
       </w:r>
       <w:r>
         <w:t xml:space="preserve"> </w:t>
@@ -260,7 +281,15 @@
         <w:t xml:space="preserve"> </w:t>
       </w:r>
       <w:r>
-        <w:t xml:space="preserve"> 4 legs,  1 tail, 2 eyes, white teeth.</w:t>
+        <w:t xml:space="preserve"> 4 </w:t>
+      </w:r>
+      <w:proofErr w:type="gramStart"/>
+      <w:r>
+        <w:t>legs,  1</w:t>
+      </w:r>
+      <w:proofErr w:type="gramEnd"/>
+      <w:r>
+        <w:t xml:space="preserve"> tail, 2 eyes, white teeth.</w:t>
       </w:r>
     </w:p>
     <w:p>
@@ -272,23 +301,56 @@
       </w:r>
       <w:r>
         <w:tab/>
-        <w:t xml:space="preserve">Running(), </w:t>
+      </w:r>
+      <w:proofErr w:type="gramStart"/>
+      <w:r>
+        <w:t>Running(</w:t>
+      </w:r>
+      <w:proofErr w:type="gramEnd"/>
+      <w:r>
+        <w:t xml:space="preserve">), </w:t>
       </w:r>
       <w:proofErr w:type="spellStart"/>
+      <w:proofErr w:type="gramStart"/>
       <w:r>
         <w:t>walkng</w:t>
       </w:r>
       <w:proofErr w:type="spellEnd"/>
       <w:r>
-        <w:t xml:space="preserve">(), eating(), </w:t>
+        <w:t>(</w:t>
+      </w:r>
+      <w:proofErr w:type="gramEnd"/>
+      <w:r>
+        <w:t xml:space="preserve">), </w:t>
+      </w:r>
+      <w:proofErr w:type="gramStart"/>
+      <w:r>
+        <w:t>eating(</w:t>
+      </w:r>
+      <w:proofErr w:type="gramEnd"/>
+      <w:r>
+        <w:t xml:space="preserve">), </w:t>
       </w:r>
       <w:proofErr w:type="spellStart"/>
+      <w:proofErr w:type="gramStart"/>
       <w:r>
         <w:t>makeSounds</w:t>
       </w:r>
       <w:proofErr w:type="spellEnd"/>
       <w:r>
-        <w:t>(), sleeping()….</w:t>
+        <w:t>(</w:t>
+      </w:r>
+      <w:proofErr w:type="gramEnd"/>
+      <w:r>
+        <w:t xml:space="preserve">), </w:t>
+      </w:r>
+      <w:proofErr w:type="gramStart"/>
+      <w:r>
+        <w:t>sleeping(</w:t>
+      </w:r>
+      <w:proofErr w:type="gramEnd"/>
+      <w:r>
+        <w:t>)….</w:t>
       </w:r>
     </w:p>
     <w:p>
@@ -336,9 +398,14 @@
         <w:t>Dog</w:t>
       </w:r>
       <w:r>
-        <w:t>, cat, Tiger, lion..</w:t>
+        <w:t xml:space="preserve">, cat, Tiger, </w:t>
+      </w:r>
+      <w:proofErr w:type="gramStart"/>
+      <w:r>
+        <w:t>lion..</w:t>
       </w:r>
       <w:proofErr w:type="spellStart"/>
+      <w:proofErr w:type="gramEnd"/>
       <w:r>
         <w:t>etc</w:t>
       </w:r>
@@ -366,24 +433,55 @@
         <w:spacing w:after="0" w:line="240" w:lineRule="auto"/>
         <w:ind w:firstLine="720"/>
       </w:pPr>
-      <w:r>
-        <w:t xml:space="preserve">Running(), </w:t>
+      <w:proofErr w:type="gramStart"/>
+      <w:r>
+        <w:t>Running(</w:t>
+      </w:r>
+      <w:proofErr w:type="gramEnd"/>
+      <w:r>
+        <w:t xml:space="preserve">), </w:t>
       </w:r>
       <w:proofErr w:type="spellStart"/>
+      <w:proofErr w:type="gramStart"/>
       <w:r>
         <w:t>walkng</w:t>
       </w:r>
       <w:proofErr w:type="spellEnd"/>
       <w:r>
-        <w:t xml:space="preserve">(), eating(), </w:t>
+        <w:t>(</w:t>
+      </w:r>
+      <w:proofErr w:type="gramEnd"/>
+      <w:r>
+        <w:t xml:space="preserve">), </w:t>
+      </w:r>
+      <w:proofErr w:type="gramStart"/>
+      <w:r>
+        <w:t>eating(</w:t>
+      </w:r>
+      <w:proofErr w:type="gramEnd"/>
+      <w:r>
+        <w:t xml:space="preserve">), </w:t>
       </w:r>
       <w:proofErr w:type="spellStart"/>
+      <w:proofErr w:type="gramStart"/>
       <w:r>
         <w:t>makeSounds</w:t>
       </w:r>
       <w:proofErr w:type="spellEnd"/>
       <w:r>
-        <w:t>(), sleeping()….</w:t>
+        <w:t>(</w:t>
+      </w:r>
+      <w:proofErr w:type="gramEnd"/>
+      <w:r>
+        <w:t xml:space="preserve">), </w:t>
+      </w:r>
+      <w:proofErr w:type="gramStart"/>
+      <w:r>
+        <w:t>sleeping(</w:t>
+      </w:r>
+      <w:proofErr w:type="gramEnd"/>
+      <w:r>
+        <w:t>)….</w:t>
       </w:r>
     </w:p>
     <w:p>
@@ -471,7 +569,15 @@
         <w:sym w:font="Wingdings" w:char="F0E0"/>
       </w:r>
       <w:r>
-        <w:t xml:space="preserve"> means : </w:t>
+        <w:t xml:space="preserve"> </w:t>
+      </w:r>
+      <w:proofErr w:type="gramStart"/>
+      <w:r>
+        <w:t>means :</w:t>
+      </w:r>
+      <w:proofErr w:type="gramEnd"/>
+      <w:r>
+        <w:t xml:space="preserve"> </w:t>
       </w:r>
       <w:r>
         <w:rPr>
@@ -667,10 +773,12 @@
         <w:t xml:space="preserve">width, size, weight, price, </w:t>
       </w:r>
       <w:proofErr w:type="spellStart"/>
+      <w:proofErr w:type="gramStart"/>
       <w:r>
         <w:t>no:of</w:t>
       </w:r>
       <w:proofErr w:type="spellEnd"/>
+      <w:proofErr w:type="gramEnd"/>
       <w:r>
         <w:t xml:space="preserve"> pages, author name.</w:t>
       </w:r>
@@ -815,8 +923,37 @@
         <w:tab/>
         <w:t xml:space="preserve">Book actions: </w:t>
       </w:r>
-      <w:r>
-        <w:t xml:space="preserve">reading(), writing(), playing(), beating(), </w:t>
+      <w:proofErr w:type="gramStart"/>
+      <w:r>
+        <w:t>reading(</w:t>
+      </w:r>
+      <w:proofErr w:type="gramEnd"/>
+      <w:r>
+        <w:t xml:space="preserve">), </w:t>
+      </w:r>
+      <w:proofErr w:type="gramStart"/>
+      <w:r>
+        <w:t>writing(</w:t>
+      </w:r>
+      <w:proofErr w:type="gramEnd"/>
+      <w:r>
+        <w:t xml:space="preserve">), </w:t>
+      </w:r>
+      <w:proofErr w:type="gramStart"/>
+      <w:r>
+        <w:t>playing(</w:t>
+      </w:r>
+      <w:proofErr w:type="gramEnd"/>
+      <w:r>
+        <w:t xml:space="preserve">), </w:t>
+      </w:r>
+      <w:proofErr w:type="gramStart"/>
+      <w:r>
+        <w:t>beating(</w:t>
+      </w:r>
+      <w:proofErr w:type="gramEnd"/>
+      <w:r>
+        <w:t xml:space="preserve">), </w:t>
       </w:r>
     </w:p>
     <w:p>
@@ -833,27 +970,47 @@
       <w:r>
         <w:t xml:space="preserve">ctions: </w:t>
       </w:r>
-      <w:r>
-        <w:t xml:space="preserve">riding(), </w:t>
+      <w:proofErr w:type="gramStart"/>
+      <w:r>
+        <w:t>riding(</w:t>
+      </w:r>
+      <w:proofErr w:type="gramEnd"/>
+      <w:r>
+        <w:t xml:space="preserve">), </w:t>
       </w:r>
       <w:proofErr w:type="spellStart"/>
+      <w:proofErr w:type="gramStart"/>
       <w:r>
         <w:t>engineBeating</w:t>
       </w:r>
       <w:proofErr w:type="spellEnd"/>
       <w:r>
-        <w:t xml:space="preserve">(), </w:t>
+        <w:t>(</w:t>
+      </w:r>
+      <w:proofErr w:type="gramEnd"/>
+      <w:r>
+        <w:t xml:space="preserve">), </w:t>
       </w:r>
       <w:proofErr w:type="spellStart"/>
+      <w:proofErr w:type="gramStart"/>
       <w:r>
         <w:t>spped</w:t>
       </w:r>
       <w:proofErr w:type="spellEnd"/>
       <w:r>
-        <w:t xml:space="preserve">(), </w:t>
-      </w:r>
-      <w:r>
-        <w:t xml:space="preserve">stunts(), </w:t>
+        <w:t>(</w:t>
+      </w:r>
+      <w:proofErr w:type="gramEnd"/>
+      <w:r>
+        <w:t xml:space="preserve">), </w:t>
+      </w:r>
+      <w:proofErr w:type="gramStart"/>
+      <w:r>
+        <w:t>stunts(</w:t>
+      </w:r>
+      <w:proofErr w:type="gramEnd"/>
+      <w:r>
+        <w:t xml:space="preserve">), </w:t>
       </w:r>
       <w:proofErr w:type="spellStart"/>
       <w:r>
@@ -934,7 +1091,15 @@
         <w:spacing w:after="0" w:line="240" w:lineRule="auto"/>
       </w:pPr>
       <w:r>
-        <w:t>But an object have physical state, behavior and identity.</w:t>
+        <w:t xml:space="preserve">But an object </w:t>
+      </w:r>
+      <w:proofErr w:type="gramStart"/>
+      <w:r>
+        <w:t>have</w:t>
+      </w:r>
+      <w:proofErr w:type="gramEnd"/>
+      <w:r>
+        <w:t xml:space="preserve"> physical state, behavior and identity.</w:t>
       </w:r>
     </w:p>
     <w:p>
@@ -1794,7 +1959,23 @@
       </w:pPr>
       <w:r>
         <w:tab/>
-        <w:t>Whenever any developer develops the project. That project will be released in different formats..exe, .bat, ;.pdf, .text, .</w:t>
+        <w:t xml:space="preserve">Whenever any developer develops the project. That project will be released in different </w:t>
+      </w:r>
+      <w:proofErr w:type="gramStart"/>
+      <w:r>
+        <w:t>formats..</w:t>
+      </w:r>
+      <w:proofErr w:type="gramEnd"/>
+      <w:r>
+        <w:t>exe, .bat</w:t>
+      </w:r>
+      <w:proofErr w:type="gramStart"/>
+      <w:r>
+        <w:t>, ;</w:t>
+      </w:r>
+      <w:proofErr w:type="gramEnd"/>
+      <w:r>
+        <w:t>.pdf, .text, .</w:t>
       </w:r>
       <w:proofErr w:type="spellStart"/>
       <w:r>
@@ -1822,6 +2003,7 @@
         </w:numPr>
         <w:spacing w:after="0" w:line="240" w:lineRule="auto"/>
       </w:pPr>
+      <w:proofErr w:type="gramStart"/>
       <w:r>
         <w:t>.</w:t>
       </w:r>
@@ -1832,6 +2014,7 @@
         </w:rPr>
         <w:t>Jar</w:t>
       </w:r>
+      <w:proofErr w:type="gramEnd"/>
       <w:r>
         <w:t xml:space="preserve"> (Java Archives).</w:t>
       </w:r>
@@ -1876,8 +2059,13 @@
         </w:numPr>
         <w:spacing w:after="0" w:line="240" w:lineRule="auto"/>
       </w:pPr>
-      <w:r>
-        <w:t>.ear (Enterprise Archive)</w:t>
+      <w:proofErr w:type="gramStart"/>
+      <w:r>
+        <w:t>.ear</w:t>
+      </w:r>
+      <w:proofErr w:type="gramEnd"/>
+      <w:r>
+        <w:t xml:space="preserve"> (Enterprise Archive)</w:t>
       </w:r>
       <w:r>
         <w:t xml:space="preserve"> </w:t>
@@ -2017,7 +2205,15 @@
         <w:sym w:font="Wingdings" w:char="F0E0"/>
       </w:r>
       <w:r>
-        <w:t xml:space="preserve"> Maven build </w:t>
+        <w:t xml:space="preserve"> Maven </w:t>
+      </w:r>
+      <w:proofErr w:type="gramStart"/>
+      <w:r>
+        <w:t>build</w:t>
+      </w:r>
+      <w:proofErr w:type="gramEnd"/>
+      <w:r>
+        <w:t xml:space="preserve"> </w:t>
       </w:r>
       <w:r>
         <w:sym w:font="Wingdings" w:char="F0E0"/>
@@ -2145,8 +2341,13 @@
       <w:pPr>
         <w:spacing w:after="0" w:line="240" w:lineRule="auto"/>
       </w:pPr>
-      <w:r>
-        <w:t xml:space="preserve">Generally jar file will be created in our </w:t>
+      <w:proofErr w:type="gramStart"/>
+      <w:r>
+        <w:t>Generally</w:t>
+      </w:r>
+      <w:proofErr w:type="gramEnd"/>
+      <w:r>
+        <w:t xml:space="preserve"> jar file will be created in our </w:t>
       </w:r>
       <w:r>
         <w:t>“</w:t>
@@ -2744,7 +2945,15 @@
         <w:t>e</w:t>
       </w:r>
       <w:r>
-        <w:t xml:space="preserve"> are working with Spring boot means we are working with their .jar files.</w:t>
+        <w:t xml:space="preserve"> are working with Spring boot means we are working with </w:t>
+      </w:r>
+      <w:proofErr w:type="gramStart"/>
+      <w:r>
+        <w:t>their</w:t>
+      </w:r>
+      <w:proofErr w:type="gramEnd"/>
+      <w:r>
+        <w:t xml:space="preserve"> .jar files.</w:t>
       </w:r>
     </w:p>
     <w:p>
@@ -2758,7 +2967,15 @@
         <w:t>e</w:t>
       </w:r>
       <w:r>
-        <w:t xml:space="preserve"> are working with servlets means we are working with their .jar files.</w:t>
+        <w:t xml:space="preserve"> are working with servlets means we are working with </w:t>
+      </w:r>
+      <w:proofErr w:type="gramStart"/>
+      <w:r>
+        <w:t>their</w:t>
+      </w:r>
+      <w:proofErr w:type="gramEnd"/>
+      <w:r>
+        <w:t xml:space="preserve"> .jar files.</w:t>
       </w:r>
     </w:p>
     <w:p>
@@ -2772,7 +2989,15 @@
         <w:t>e</w:t>
       </w:r>
       <w:r>
-        <w:t xml:space="preserve"> are working with Hibernate means we are working with their .jar files.</w:t>
+        <w:t xml:space="preserve"> are working with Hibernate means we are working with </w:t>
+      </w:r>
+      <w:proofErr w:type="gramStart"/>
+      <w:r>
+        <w:t>their</w:t>
+      </w:r>
+      <w:proofErr w:type="gramEnd"/>
+      <w:r>
+        <w:t xml:space="preserve"> .jar files.</w:t>
       </w:r>
     </w:p>
     <w:p>
@@ -2906,6 +3131,7 @@
         <w:t xml:space="preserve"> </w:t>
       </w:r>
       <w:proofErr w:type="spellStart"/>
+      <w:proofErr w:type="gramStart"/>
       <w:r>
         <w:rPr>
           <w:b/>
@@ -2915,6 +3141,7 @@
         <w:t>build.gradle</w:t>
       </w:r>
       <w:proofErr w:type="spellEnd"/>
+      <w:proofErr w:type="gramEnd"/>
       <w:r>
         <w:rPr>
           <w:b/>
@@ -3352,10 +3579,12 @@
         <w:t xml:space="preserve"> </w:t>
       </w:r>
       <w:proofErr w:type="spellStart"/>
+      <w:proofErr w:type="gramStart"/>
       <w:r>
         <w:t>build.gradle</w:t>
       </w:r>
       <w:proofErr w:type="spellEnd"/>
+      <w:proofErr w:type="gramEnd"/>
       <w:r>
         <w:t xml:space="preserve"> file. Then it will download all required jar files into your project.</w:t>
       </w:r>
@@ -3437,7 +3666,23 @@
           <w:bCs/>
         </w:rPr>
         <w:lastRenderedPageBreak/>
-        <w:t xml:space="preserve">How many “public” classes a .java file contains? </w:t>
+        <w:t>How many “</w:t>
+      </w:r>
+      <w:proofErr w:type="gramStart"/>
+      <w:r>
+        <w:rPr>
+          <w:b/>
+          <w:bCs/>
+        </w:rPr>
+        <w:t>public</w:t>
+      </w:r>
+      <w:proofErr w:type="gramEnd"/>
+      <w:r>
+        <w:rPr>
+          <w:b/>
+          <w:bCs/>
+        </w:rPr>
+        <w:t xml:space="preserve">” classes a .java file contains? </w:t>
       </w:r>
     </w:p>
     <w:p>
@@ -3515,26 +3760,49 @@
       </w:pPr>
       <w:r>
         <w:tab/>
-        <w:t>-“void” means NO Return type.</w:t>
-      </w:r>
-    </w:p>
-    <w:p>
-      <w:pPr>
-        <w:spacing w:after="0" w:line="240" w:lineRule="auto"/>
-      </w:pPr>
-    </w:p>
-    <w:p>
-      <w:pPr>
-        <w:spacing w:after="0" w:line="240" w:lineRule="auto"/>
-      </w:pPr>
-      <w:r>
-        <w:t xml:space="preserve">Create another class, create main() method in </w:t>
+      </w:r>
+      <w:proofErr w:type="gramStart"/>
+      <w:r>
+        <w:t>-“</w:t>
+      </w:r>
+      <w:proofErr w:type="gramEnd"/>
+      <w:r>
+        <w:t>void” means NO Return type.</w:t>
+      </w:r>
+    </w:p>
+    <w:p>
+      <w:pPr>
+        <w:spacing w:after="0" w:line="240" w:lineRule="auto"/>
+      </w:pPr>
+    </w:p>
+    <w:p>
+      <w:pPr>
+        <w:spacing w:after="0" w:line="240" w:lineRule="auto"/>
+      </w:pPr>
+      <w:r>
+        <w:t xml:space="preserve">Create another class, create </w:t>
+      </w:r>
+      <w:proofErr w:type="gramStart"/>
+      <w:r>
+        <w:t>main(</w:t>
+      </w:r>
+      <w:proofErr w:type="gramEnd"/>
+      <w:r>
+        <w:t xml:space="preserve">) method in </w:t>
       </w:r>
       <w:r>
         <w:t>that class</w:t>
       </w:r>
       <w:r>
-        <w:t xml:space="preserve"> and create object to above class in main() method and call methods.</w:t>
+        <w:t xml:space="preserve"> and create object to above class in </w:t>
+      </w:r>
+      <w:proofErr w:type="gramStart"/>
+      <w:r>
+        <w:t>main(</w:t>
+      </w:r>
+      <w:proofErr w:type="gramEnd"/>
+      <w:r>
+        <w:t>) method and call methods.</w:t>
       </w:r>
       <w:r>
         <w:t xml:space="preserve"> Now run this 2</w:t>
@@ -3977,7 +4245,25 @@
           <w:bCs/>
           <w:lang w:val="en-IN"/>
         </w:rPr>
-        <w:t xml:space="preserve"> using String class format() method.</w:t>
+        <w:t xml:space="preserve"> using String class </w:t>
+      </w:r>
+      <w:proofErr w:type="gramStart"/>
+      <w:r>
+        <w:rPr>
+          <w:b/>
+          <w:bCs/>
+          <w:lang w:val="en-IN"/>
+        </w:rPr>
+        <w:t>format(</w:t>
+      </w:r>
+      <w:proofErr w:type="gramEnd"/>
+      <w:r>
+        <w:rPr>
+          <w:b/>
+          <w:bCs/>
+          <w:lang w:val="en-IN"/>
+        </w:rPr>
+        <w:t>) method.</w:t>
       </w:r>
     </w:p>
     <w:p>
@@ -4475,7 +4761,15 @@
         <w:t>comparison</w:t>
       </w:r>
       <w:r>
-        <w:t xml:space="preserve"> we always use .equals() method.</w:t>
+        <w:t xml:space="preserve"> we always </w:t>
+      </w:r>
+      <w:proofErr w:type="gramStart"/>
+      <w:r>
+        <w:t>use .equals</w:t>
+      </w:r>
+      <w:proofErr w:type="gramEnd"/>
+      <w:r>
+        <w:t>() method.</w:t>
       </w:r>
     </w:p>
     <w:p>
@@ -4780,7 +5074,21 @@
         <w:rPr>
           <w:lang w:val="en-IN"/>
         </w:rPr>
-        <w:t xml:space="preserve"> type.. </w:t>
+        <w:t xml:space="preserve"> </w:t>
+      </w:r>
+      <w:proofErr w:type="gramStart"/>
+      <w:r>
+        <w:rPr>
+          <w:lang w:val="en-IN"/>
+        </w:rPr>
+        <w:t>type..</w:t>
+      </w:r>
+      <w:proofErr w:type="gramEnd"/>
+      <w:r>
+        <w:rPr>
+          <w:lang w:val="en-IN"/>
+        </w:rPr>
+        <w:t xml:space="preserve"> </w:t>
       </w:r>
       <w:r>
         <w:rPr>
@@ -5011,8 +5319,16 @@
                 <w:lang w:val="en-IN"/>
               </w:rPr>
               <w:br/>
-              <w:t xml:space="preserve">    public static void m1(){</w:t>
-            </w:r>
+              <w:t xml:space="preserve">    public static void m1</w:t>
+            </w:r>
+            <w:proofErr w:type="gramStart"/>
+            <w:r>
+              <w:rPr>
+                <w:lang w:val="en-IN"/>
+              </w:rPr>
+              <w:t>(){</w:t>
+            </w:r>
+            <w:proofErr w:type="gramEnd"/>
             <w:r>
               <w:rPr>
                 <w:lang w:val="en-IN"/>
@@ -5046,15 +5362,37 @@
               <w:rPr>
                 <w:lang w:val="en-IN"/>
               </w:rPr>
-              <w:t>("This is a method..!");</w:t>
-            </w:r>
-            <w:r>
-              <w:rPr>
-                <w:lang w:val="en-IN"/>
-              </w:rPr>
-              <w:br/>
-              <w:t xml:space="preserve">    }</w:t>
-            </w:r>
+              <w:t xml:space="preserve">("This is a </w:t>
+            </w:r>
+            <w:proofErr w:type="gramStart"/>
+            <w:r>
+              <w:rPr>
+                <w:lang w:val="en-IN"/>
+              </w:rPr>
+              <w:t>method..!</w:t>
+            </w:r>
+            <w:proofErr w:type="gramEnd"/>
+            <w:r>
+              <w:rPr>
+                <w:lang w:val="en-IN"/>
+              </w:rPr>
+              <w:t>");</w:t>
+            </w:r>
+            <w:r>
+              <w:rPr>
+                <w:lang w:val="en-IN"/>
+              </w:rPr>
+              <w:br/>
+              <w:t xml:space="preserve">  </w:t>
+            </w:r>
+            <w:proofErr w:type="gramStart"/>
+            <w:r>
+              <w:rPr>
+                <w:lang w:val="en-IN"/>
+              </w:rPr>
+              <w:t xml:space="preserve">  }</w:t>
+            </w:r>
+            <w:proofErr w:type="gramEnd"/>
             <w:r>
               <w:rPr>
                 <w:lang w:val="en-IN"/>
@@ -5092,7 +5430,21 @@
                 <w:lang w:val="en-IN"/>
               </w:rPr>
               <w:br/>
-              <w:t xml:space="preserve">    public static void main(String[] </w:t>
+              <w:t xml:space="preserve">    public static void </w:t>
+            </w:r>
+            <w:proofErr w:type="gramStart"/>
+            <w:r>
+              <w:rPr>
+                <w:lang w:val="en-IN"/>
+              </w:rPr>
+              <w:t>main(String[</w:t>
+            </w:r>
+            <w:proofErr w:type="gramEnd"/>
+            <w:r>
+              <w:rPr>
+                <w:lang w:val="en-IN"/>
+              </w:rPr>
+              <w:t xml:space="preserve">] </w:t>
             </w:r>
             <w:proofErr w:type="spellStart"/>
             <w:r>
@@ -5227,6 +5579,7 @@
               <w:t xml:space="preserve"> = new </w:t>
             </w:r>
             <w:proofErr w:type="spellStart"/>
+            <w:proofErr w:type="gramStart"/>
             <w:r>
               <w:rPr>
                 <w:lang w:val="en-IN"/>
@@ -5238,7 +5591,14 @@
               <w:rPr>
                 <w:lang w:val="en-IN"/>
               </w:rPr>
-              <w:t>();</w:t>
+              <w:t>(</w:t>
+            </w:r>
+            <w:proofErr w:type="gramEnd"/>
+            <w:r>
+              <w:rPr>
+                <w:lang w:val="en-IN"/>
+              </w:rPr>
+              <w:t>);</w:t>
             </w:r>
             <w:r>
               <w:rPr>
@@ -5468,8 +5828,9 @@
           <w:color w:val="FF0000"/>
           <w:highlight w:val="yellow"/>
         </w:rPr>
-        <w:t xml:space="preserve"> of </w:t>
-      </w:r>
+        <w:t xml:space="preserve"> </w:t>
+      </w:r>
+      <w:proofErr w:type="gramStart"/>
       <w:r>
         <w:rPr>
           <w:b/>
@@ -5477,6 +5838,15 @@
           <w:color w:val="FF0000"/>
           <w:highlight w:val="yellow"/>
         </w:rPr>
+        <w:t xml:space="preserve">of </w:t>
+      </w:r>
+      <w:r>
+        <w:rPr>
+          <w:b/>
+          <w:bCs/>
+          <w:color w:val="FF0000"/>
+          <w:highlight w:val="yellow"/>
+        </w:rPr>
         <w:t xml:space="preserve"> </w:t>
       </w:r>
       <w:r>
@@ -5488,6 +5858,7 @@
         </w:rPr>
         <w:t>class</w:t>
       </w:r>
+      <w:proofErr w:type="gramEnd"/>
       <w:r>
         <w:rPr>
           <w:b/>
@@ -5858,8 +6229,13 @@
         <w:t xml:space="preserve">defined </w:t>
       </w:r>
       <w:r>
-        <w:t>(classes/interfaces/abstract classes) + arrays….etc.</w:t>
-      </w:r>
+        <w:t>(classes/interfaces/abstract classes) + arrays</w:t>
+      </w:r>
+      <w:proofErr w:type="gramStart"/>
+      <w:r>
+        <w:t>….etc.</w:t>
+      </w:r>
+      <w:proofErr w:type="gramEnd"/>
     </w:p>
     <w:p>
       <w:pPr>
@@ -6237,6 +6613,7 @@
               <w:t xml:space="preserve">    public String </w:t>
             </w:r>
             <w:proofErr w:type="spellStart"/>
+            <w:proofErr w:type="gramStart"/>
             <w:r>
               <w:rPr>
                 <w:sz w:val="16"/>
@@ -6252,7 +6629,16 @@
                 <w:szCs w:val="16"/>
                 <w:lang w:val="en-IN"/>
               </w:rPr>
-              <w:t>() {</w:t>
+              <w:t>(</w:t>
+            </w:r>
+            <w:proofErr w:type="gramEnd"/>
+            <w:r>
+              <w:rPr>
+                <w:sz w:val="16"/>
+                <w:szCs w:val="16"/>
+                <w:lang w:val="en-IN"/>
+              </w:rPr>
+              <w:t>) {</w:t>
             </w:r>
             <w:r>
               <w:rPr>
@@ -6288,8 +6674,18 @@
                 <w:lang w:val="en-IN"/>
               </w:rPr>
               <w:br/>
-              <w:t xml:space="preserve">    }</w:t>
-            </w:r>
+              <w:t xml:space="preserve">  </w:t>
+            </w:r>
+            <w:proofErr w:type="gramStart"/>
+            <w:r>
+              <w:rPr>
+                <w:sz w:val="16"/>
+                <w:szCs w:val="16"/>
+                <w:lang w:val="en-IN"/>
+              </w:rPr>
+              <w:t xml:space="preserve">  }</w:t>
+            </w:r>
+            <w:proofErr w:type="gramEnd"/>
             <w:r>
               <w:rPr>
                 <w:sz w:val="16"/>
@@ -6300,6 +6696,7 @@
               <w:t xml:space="preserve">    int </w:t>
             </w:r>
             <w:proofErr w:type="spellStart"/>
+            <w:proofErr w:type="gramStart"/>
             <w:r>
               <w:rPr>
                 <w:sz w:val="16"/>
@@ -6315,7 +6712,16 @@
                 <w:szCs w:val="16"/>
                 <w:lang w:val="en-IN"/>
               </w:rPr>
-              <w:t>(int salary) {</w:t>
+              <w:t>(</w:t>
+            </w:r>
+            <w:proofErr w:type="gramEnd"/>
+            <w:r>
+              <w:rPr>
+                <w:sz w:val="16"/>
+                <w:szCs w:val="16"/>
+                <w:lang w:val="en-IN"/>
+              </w:rPr>
+              <w:t>int salary) {</w:t>
             </w:r>
             <w:r>
               <w:rPr>
@@ -6407,16 +6813,44 @@
                 <w:lang w:val="en-IN"/>
               </w:rPr>
               <w:br/>
-              <w:t xml:space="preserve">    }</w:t>
-            </w:r>
-            <w:r>
-              <w:rPr>
-                <w:sz w:val="16"/>
-                <w:szCs w:val="16"/>
-                <w:lang w:val="en-IN"/>
-              </w:rPr>
-              <w:br/>
-              <w:t xml:space="preserve">    int add(int a, int b) {</w:t>
+              <w:t xml:space="preserve">  </w:t>
+            </w:r>
+            <w:proofErr w:type="gramStart"/>
+            <w:r>
+              <w:rPr>
+                <w:sz w:val="16"/>
+                <w:szCs w:val="16"/>
+                <w:lang w:val="en-IN"/>
+              </w:rPr>
+              <w:t xml:space="preserve">  }</w:t>
+            </w:r>
+            <w:proofErr w:type="gramEnd"/>
+            <w:r>
+              <w:rPr>
+                <w:sz w:val="16"/>
+                <w:szCs w:val="16"/>
+                <w:lang w:val="en-IN"/>
+              </w:rPr>
+              <w:br/>
+              <w:t xml:space="preserve">    int </w:t>
+            </w:r>
+            <w:proofErr w:type="gramStart"/>
+            <w:r>
+              <w:rPr>
+                <w:sz w:val="16"/>
+                <w:szCs w:val="16"/>
+                <w:lang w:val="en-IN"/>
+              </w:rPr>
+              <w:t>add(</w:t>
+            </w:r>
+            <w:proofErr w:type="gramEnd"/>
+            <w:r>
+              <w:rPr>
+                <w:sz w:val="16"/>
+                <w:szCs w:val="16"/>
+                <w:lang w:val="en-IN"/>
+              </w:rPr>
+              <w:t>int a, int b) {</w:t>
             </w:r>
             <w:r>
               <w:rPr>
@@ -6434,8 +6868,18 @@
                 <w:lang w:val="en-IN"/>
               </w:rPr>
               <w:br/>
-              <w:t xml:space="preserve">    }</w:t>
-            </w:r>
+              <w:t xml:space="preserve">  </w:t>
+            </w:r>
+            <w:proofErr w:type="gramStart"/>
+            <w:r>
+              <w:rPr>
+                <w:sz w:val="16"/>
+                <w:szCs w:val="16"/>
+                <w:lang w:val="en-IN"/>
+              </w:rPr>
+              <w:t xml:space="preserve">  }</w:t>
+            </w:r>
+            <w:proofErr w:type="gramEnd"/>
             <w:r>
               <w:rPr>
                 <w:sz w:val="16"/>
@@ -6446,6 +6890,7 @@
               <w:t xml:space="preserve">    int </w:t>
             </w:r>
             <w:proofErr w:type="spellStart"/>
+            <w:proofErr w:type="gramStart"/>
             <w:r>
               <w:rPr>
                 <w:sz w:val="16"/>
@@ -6461,7 +6906,16 @@
                 <w:szCs w:val="16"/>
                 <w:lang w:val="en-IN"/>
               </w:rPr>
-              <w:t>(int a, int b) {</w:t>
+              <w:t>(</w:t>
+            </w:r>
+            <w:proofErr w:type="gramEnd"/>
+            <w:r>
+              <w:rPr>
+                <w:sz w:val="16"/>
+                <w:szCs w:val="16"/>
+                <w:lang w:val="en-IN"/>
+              </w:rPr>
+              <w:t>int a, int b) {</w:t>
             </w:r>
             <w:r>
               <w:rPr>
@@ -6479,8 +6933,18 @@
                 <w:lang w:val="en-IN"/>
               </w:rPr>
               <w:br/>
-              <w:t xml:space="preserve">    }</w:t>
-            </w:r>
+              <w:t xml:space="preserve">  </w:t>
+            </w:r>
+            <w:proofErr w:type="gramStart"/>
+            <w:r>
+              <w:rPr>
+                <w:sz w:val="16"/>
+                <w:szCs w:val="16"/>
+                <w:lang w:val="en-IN"/>
+              </w:rPr>
+              <w:t xml:space="preserve">  }</w:t>
+            </w:r>
+            <w:proofErr w:type="gramEnd"/>
             <w:r>
               <w:rPr>
                 <w:sz w:val="16"/>
@@ -6491,6 +6955,7 @@
               <w:t xml:space="preserve">    void </w:t>
             </w:r>
             <w:proofErr w:type="spellStart"/>
+            <w:proofErr w:type="gramStart"/>
             <w:r>
               <w:rPr>
                 <w:sz w:val="16"/>
@@ -6506,17 +6971,36 @@
                 <w:szCs w:val="16"/>
                 <w:lang w:val="en-IN"/>
               </w:rPr>
-              <w:t>() {</w:t>
-            </w:r>
-            <w:r>
-              <w:rPr>
-                <w:sz w:val="16"/>
-                <w:szCs w:val="16"/>
-                <w:lang w:val="en-IN"/>
-              </w:rPr>
-              <w:br/>
-              <w:t xml:space="preserve">    }</w:t>
-            </w:r>
+              <w:t>(</w:t>
+            </w:r>
+            <w:proofErr w:type="gramEnd"/>
+            <w:r>
+              <w:rPr>
+                <w:sz w:val="16"/>
+                <w:szCs w:val="16"/>
+                <w:lang w:val="en-IN"/>
+              </w:rPr>
+              <w:t>) {</w:t>
+            </w:r>
+            <w:r>
+              <w:rPr>
+                <w:sz w:val="16"/>
+                <w:szCs w:val="16"/>
+                <w:lang w:val="en-IN"/>
+              </w:rPr>
+              <w:br/>
+              <w:t xml:space="preserve">  </w:t>
+            </w:r>
+            <w:proofErr w:type="gramStart"/>
+            <w:r>
+              <w:rPr>
+                <w:sz w:val="16"/>
+                <w:szCs w:val="16"/>
+                <w:lang w:val="en-IN"/>
+              </w:rPr>
+              <w:t xml:space="preserve">  }</w:t>
+            </w:r>
+            <w:proofErr w:type="gramEnd"/>
             <w:r>
               <w:rPr>
                 <w:sz w:val="16"/>
@@ -6733,6 +7217,7 @@
               <w:t xml:space="preserve">public String </w:t>
             </w:r>
             <w:proofErr w:type="spellStart"/>
+            <w:proofErr w:type="gramStart"/>
             <w:r>
               <w:rPr>
                 <w:lang w:val="en-IN"/>
@@ -6744,9 +7229,17 @@
               <w:rPr>
                 <w:lang w:val="en-IN"/>
               </w:rPr>
-              <w:t xml:space="preserve">(String </w:t>
+              <w:t>(</w:t>
+            </w:r>
+            <w:proofErr w:type="gramEnd"/>
+            <w:r>
+              <w:rPr>
+                <w:lang w:val="en-IN"/>
+              </w:rPr>
+              <w:t xml:space="preserve">String </w:t>
             </w:r>
             <w:proofErr w:type="spellStart"/>
+            <w:proofErr w:type="gramStart"/>
             <w:r>
               <w:rPr>
                 <w:lang w:val="en-IN"/>
@@ -6754,6 +7247,7 @@
               <w:t>stuName,Integer</w:t>
             </w:r>
             <w:proofErr w:type="spellEnd"/>
+            <w:proofErr w:type="gramEnd"/>
             <w:r>
               <w:rPr>
                 <w:lang w:val="en-IN"/>
@@ -6884,7 +7378,21 @@
               <w:rPr>
                 <w:lang w:val="en-IN"/>
               </w:rPr>
-              <w:t xml:space="preserve"> +" your marks percentage is : "+</w:t>
+              <w:t xml:space="preserve"> +" your marks percentage </w:t>
+            </w:r>
+            <w:proofErr w:type="gramStart"/>
+            <w:r>
+              <w:rPr>
+                <w:lang w:val="en-IN"/>
+              </w:rPr>
+              <w:t>is :</w:t>
+            </w:r>
+            <w:proofErr w:type="gramEnd"/>
+            <w:r>
+              <w:rPr>
+                <w:lang w:val="en-IN"/>
+              </w:rPr>
+              <w:t xml:space="preserve"> "+</w:t>
             </w:r>
             <w:proofErr w:type="spellStart"/>
             <w:r>
@@ -7056,6 +7564,7 @@
               <w:t xml:space="preserve"> </w:t>
             </w:r>
             <w:proofErr w:type="spellStart"/>
+            <w:proofErr w:type="gramStart"/>
             <w:r>
               <w:rPr>
                 <w:lang w:val="en-IN"/>
@@ -7067,7 +7576,14 @@
               <w:rPr>
                 <w:lang w:val="en-IN"/>
               </w:rPr>
-              <w:t>(){</w:t>
+              <w:t>(</w:t>
+            </w:r>
+            <w:proofErr w:type="gramEnd"/>
+            <w:r>
+              <w:rPr>
+                <w:lang w:val="en-IN"/>
+              </w:rPr>
+              <w:t>){</w:t>
             </w:r>
             <w:r>
               <w:rPr>
@@ -7107,6 +7623,7 @@
               <w:t xml:space="preserve"> </w:t>
             </w:r>
             <w:proofErr w:type="spellStart"/>
+            <w:proofErr w:type="gramStart"/>
             <w:r>
               <w:rPr>
                 <w:lang w:val="en-IN"/>
@@ -7118,9 +7635,17 @@
               <w:rPr>
                 <w:lang w:val="en-IN"/>
               </w:rPr>
-              <w:t xml:space="preserve">(int </w:t>
+              <w:t>(</w:t>
+            </w:r>
+            <w:proofErr w:type="gramEnd"/>
+            <w:r>
+              <w:rPr>
+                <w:lang w:val="en-IN"/>
+              </w:rPr>
+              <w:t xml:space="preserve">int </w:t>
             </w:r>
             <w:proofErr w:type="spellStart"/>
+            <w:proofErr w:type="gramStart"/>
             <w:r>
               <w:rPr>
                 <w:lang w:val="en-IN"/>
@@ -7134,6 +7659,7 @@
               </w:rPr>
               <w:t>){</w:t>
             </w:r>
+            <w:proofErr w:type="gramEnd"/>
             <w:r>
               <w:rPr>
                 <w:lang w:val="en-IN"/>
@@ -7182,7 +7708,21 @@
         <w:rPr>
           <w:lang w:val="en-IN"/>
         </w:rPr>
-        <w:t xml:space="preserve">But still I want to use same method multiple times, then what to do? </w:t>
+        <w:t xml:space="preserve">But </w:t>
+      </w:r>
+      <w:proofErr w:type="gramStart"/>
+      <w:r>
+        <w:rPr>
+          <w:lang w:val="en-IN"/>
+        </w:rPr>
+        <w:t>still</w:t>
+      </w:r>
+      <w:proofErr w:type="gramEnd"/>
+      <w:r>
+        <w:rPr>
+          <w:lang w:val="en-IN"/>
+        </w:rPr>
+        <w:t xml:space="preserve"> I want to use same method multiple times, then what to do? </w:t>
       </w:r>
     </w:p>
     <w:p>
@@ -7256,7 +7796,21 @@
         <w:rPr>
           <w:lang w:val="en-IN"/>
         </w:rPr>
-        <w:t>When we are working Method overloading we need to consider below points.</w:t>
+        <w:t xml:space="preserve">When we are working Method </w:t>
+      </w:r>
+      <w:proofErr w:type="gramStart"/>
+      <w:r>
+        <w:rPr>
+          <w:lang w:val="en-IN"/>
+        </w:rPr>
+        <w:t>overloading</w:t>
+      </w:r>
+      <w:proofErr w:type="gramEnd"/>
+      <w:r>
+        <w:rPr>
+          <w:lang w:val="en-IN"/>
+        </w:rPr>
+        <w:t xml:space="preserve"> we need to consider below points.</w:t>
       </w:r>
     </w:p>
     <w:p>
@@ -7358,6 +7912,7 @@
         <w:t xml:space="preserve"> use same method, but with </w:t>
       </w:r>
       <w:proofErr w:type="spellStart"/>
+      <w:proofErr w:type="gramStart"/>
       <w:r>
         <w:rPr>
           <w:lang w:val="en-IN"/>
@@ -7365,6 +7920,7 @@
         <w:t>no:of</w:t>
       </w:r>
       <w:proofErr w:type="spellEnd"/>
+      <w:proofErr w:type="gramEnd"/>
       <w:r>
         <w:rPr>
           <w:lang w:val="en-IN"/>
@@ -7418,6 +7974,7 @@
         </w:rPr>
         <w:t xml:space="preserve"> should be different</w:t>
       </w:r>
+      <w:proofErr w:type="gramStart"/>
       <w:r>
         <w:rPr>
           <w:lang w:val="en-IN"/>
@@ -7434,7 +7991,14 @@
         <w:rPr>
           <w:lang w:val="en-IN"/>
         </w:rPr>
-        <w:t xml:space="preserve">. </w:t>
+        <w:t>.</w:t>
+      </w:r>
+      <w:proofErr w:type="gramEnd"/>
+      <w:r>
+        <w:rPr>
+          <w:lang w:val="en-IN"/>
+        </w:rPr>
+        <w:t xml:space="preserve"> </w:t>
       </w:r>
       <w:r>
         <w:rPr>
@@ -7590,8 +8154,16 @@
               <w:rPr>
                 <w:lang w:val="en-IN"/>
               </w:rPr>
-              <w:t>void m1(){</w:t>
-            </w:r>
+              <w:t>void m1</w:t>
+            </w:r>
+            <w:proofErr w:type="gramStart"/>
+            <w:r>
+              <w:rPr>
+                <w:lang w:val="en-IN"/>
+              </w:rPr>
+              <w:t>(){</w:t>
+            </w:r>
+            <w:proofErr w:type="gramEnd"/>
             <w:r>
               <w:rPr>
                 <w:lang w:val="en-IN"/>
@@ -7616,8 +8188,16 @@
                 <w:lang w:val="en-IN"/>
               </w:rPr>
               <w:br/>
-              <w:t>void m1(int a, int b){</w:t>
-            </w:r>
+              <w:t xml:space="preserve">void m1(int a, int </w:t>
+            </w:r>
+            <w:proofErr w:type="gramStart"/>
+            <w:r>
+              <w:rPr>
+                <w:lang w:val="en-IN"/>
+              </w:rPr>
+              <w:t>b){</w:t>
+            </w:r>
+            <w:proofErr w:type="gramEnd"/>
             <w:r>
               <w:rPr>
                 <w:lang w:val="en-IN"/>
@@ -7642,8 +8222,16 @@
                 <w:lang w:val="en-IN"/>
               </w:rPr>
               <w:br/>
-              <w:t>void m1(int a){</w:t>
-            </w:r>
+              <w:t xml:space="preserve">void m1(int </w:t>
+            </w:r>
+            <w:proofErr w:type="gramStart"/>
+            <w:r>
+              <w:rPr>
+                <w:lang w:val="en-IN"/>
+              </w:rPr>
+              <w:t>a){</w:t>
+            </w:r>
+            <w:proofErr w:type="gramEnd"/>
             <w:r>
               <w:rPr>
                 <w:lang w:val="en-IN"/>
@@ -7680,8 +8268,16 @@
               <w:rPr>
                 <w:lang w:val="en-IN"/>
               </w:rPr>
-              <w:t>void m1(){</w:t>
-            </w:r>
+              <w:t>void m1</w:t>
+            </w:r>
+            <w:proofErr w:type="gramStart"/>
+            <w:r>
+              <w:rPr>
+                <w:lang w:val="en-IN"/>
+              </w:rPr>
+              <w:t>(){</w:t>
+            </w:r>
+            <w:proofErr w:type="gramEnd"/>
             <w:r>
               <w:rPr>
                 <w:lang w:val="en-IN"/>
@@ -7706,8 +8302,16 @@
                 <w:lang w:val="en-IN"/>
               </w:rPr>
               <w:br/>
-              <w:t>void m1(int a){</w:t>
-            </w:r>
+              <w:t xml:space="preserve">void m1(int </w:t>
+            </w:r>
+            <w:proofErr w:type="gramStart"/>
+            <w:r>
+              <w:rPr>
+                <w:lang w:val="en-IN"/>
+              </w:rPr>
+              <w:t>a){</w:t>
+            </w:r>
+            <w:proofErr w:type="gramEnd"/>
             <w:r>
               <w:rPr>
                 <w:lang w:val="en-IN"/>
@@ -7732,8 +8336,16 @@
                 <w:lang w:val="en-IN"/>
               </w:rPr>
               <w:br/>
-              <w:t>void m1(String a){</w:t>
-            </w:r>
+              <w:t xml:space="preserve">void m1(String </w:t>
+            </w:r>
+            <w:proofErr w:type="gramStart"/>
+            <w:r>
+              <w:rPr>
+                <w:lang w:val="en-IN"/>
+              </w:rPr>
+              <w:t>a){</w:t>
+            </w:r>
+            <w:proofErr w:type="gramEnd"/>
             <w:r>
               <w:rPr>
                 <w:lang w:val="en-IN"/>
@@ -7770,8 +8382,16 @@
               <w:rPr>
                 <w:lang w:val="en-IN"/>
               </w:rPr>
-              <w:t>void m1(){</w:t>
-            </w:r>
+              <w:t>void m1</w:t>
+            </w:r>
+            <w:proofErr w:type="gramStart"/>
+            <w:r>
+              <w:rPr>
+                <w:lang w:val="en-IN"/>
+              </w:rPr>
+              <w:t>(){</w:t>
+            </w:r>
+            <w:proofErr w:type="gramEnd"/>
             <w:r>
               <w:rPr>
                 <w:lang w:val="en-IN"/>
@@ -7796,8 +8416,16 @@
                 <w:lang w:val="en-IN"/>
               </w:rPr>
               <w:br/>
-              <w:t>void m1(int a, String b){</w:t>
-            </w:r>
+              <w:t xml:space="preserve">void m1(int a, String </w:t>
+            </w:r>
+            <w:proofErr w:type="gramStart"/>
+            <w:r>
+              <w:rPr>
+                <w:lang w:val="en-IN"/>
+              </w:rPr>
+              <w:t>b){</w:t>
+            </w:r>
+            <w:proofErr w:type="gramEnd"/>
             <w:r>
               <w:rPr>
                 <w:lang w:val="en-IN"/>
@@ -7822,8 +8450,16 @@
                 <w:lang w:val="en-IN"/>
               </w:rPr>
               <w:br/>
-              <w:t>void m1(String a, int b){</w:t>
-            </w:r>
+              <w:t xml:space="preserve">void m1(String a, int </w:t>
+            </w:r>
+            <w:proofErr w:type="gramStart"/>
+            <w:r>
+              <w:rPr>
+                <w:lang w:val="en-IN"/>
+              </w:rPr>
+              <w:t>b){</w:t>
+            </w:r>
+            <w:proofErr w:type="gramEnd"/>
             <w:r>
               <w:rPr>
                 <w:lang w:val="en-IN"/>
@@ -7867,7 +8503,21 @@
         <w:rPr>
           <w:lang w:val="en-IN"/>
         </w:rPr>
-        <w:t xml:space="preserve">No: of parameters are same  = </w:t>
+        <w:t xml:space="preserve">No: of parameters are </w:t>
+      </w:r>
+      <w:proofErr w:type="gramStart"/>
+      <w:r>
+        <w:rPr>
+          <w:lang w:val="en-IN"/>
+        </w:rPr>
+        <w:t>same  =</w:t>
+      </w:r>
+      <w:proofErr w:type="gramEnd"/>
+      <w:r>
+        <w:rPr>
+          <w:lang w:val="en-IN"/>
+        </w:rPr>
+        <w:t xml:space="preserve"> </w:t>
       </w:r>
       <w:r>
         <w:rPr>
@@ -7890,6 +8540,7 @@
         </w:rPr>
       </w:pPr>
       <w:proofErr w:type="spellStart"/>
+      <w:proofErr w:type="gramStart"/>
       <w:r>
         <w:rPr>
           <w:lang w:val="en-IN"/>
@@ -7897,6 +8548,7 @@
         <w:t>No:of</w:t>
       </w:r>
       <w:proofErr w:type="spellEnd"/>
+      <w:proofErr w:type="gramEnd"/>
       <w:r>
         <w:rPr>
           <w:lang w:val="en-IN"/>
@@ -8016,12 +8668,14 @@
         </w:rPr>
         <w:t xml:space="preserve">Method </w:t>
       </w:r>
+      <w:proofErr w:type="gramStart"/>
       <w:r>
         <w:rPr>
           <w:lang w:val="en-IN"/>
         </w:rPr>
         <w:t>return</w:t>
       </w:r>
+      <w:proofErr w:type="gramEnd"/>
       <w:r>
         <w:rPr>
           <w:lang w:val="en-IN"/>
@@ -8101,7 +8755,21 @@
         <w:rPr>
           <w:lang w:val="en-IN"/>
         </w:rPr>
-        <w:t>Method return type is not involved in method signature.</w:t>
+        <w:t xml:space="preserve">Method </w:t>
+      </w:r>
+      <w:proofErr w:type="gramStart"/>
+      <w:r>
+        <w:rPr>
+          <w:lang w:val="en-IN"/>
+        </w:rPr>
+        <w:t>return</w:t>
+      </w:r>
+      <w:proofErr w:type="gramEnd"/>
+      <w:r>
+        <w:rPr>
+          <w:lang w:val="en-IN"/>
+        </w:rPr>
+        <w:t xml:space="preserve"> type is not involved in method signature.</w:t>
       </w:r>
     </w:p>
     <w:tbl>
@@ -8137,7 +8805,17 @@
                 <w:highlight w:val="yellow"/>
                 <w:lang w:val="en-IN"/>
               </w:rPr>
-              <w:t>m1(int a, String b</w:t>
+              <w:t xml:space="preserve">m1(int a, String </w:t>
+            </w:r>
+            <w:proofErr w:type="gramStart"/>
+            <w:r>
+              <w:rPr>
+                <w:b/>
+                <w:bCs/>
+                <w:highlight w:val="yellow"/>
+                <w:lang w:val="en-IN"/>
+              </w:rPr>
+              <w:t>b</w:t>
             </w:r>
             <w:r>
               <w:rPr>
@@ -8145,6 +8823,7 @@
               </w:rPr>
               <w:t>){</w:t>
             </w:r>
+            <w:proofErr w:type="gramEnd"/>
             <w:r>
               <w:rPr>
                 <w:lang w:val="en-IN"/>
@@ -8182,7 +8861,21 @@
         <w:rPr>
           <w:lang w:val="en-IN"/>
         </w:rPr>
-        <w:t>Here m1( )method and int,</w:t>
+        <w:t>Here m</w:t>
+      </w:r>
+      <w:proofErr w:type="gramStart"/>
+      <w:r>
+        <w:rPr>
+          <w:lang w:val="en-IN"/>
+        </w:rPr>
+        <w:t>1( )</w:t>
+      </w:r>
+      <w:proofErr w:type="gramEnd"/>
+      <w:r>
+        <w:rPr>
+          <w:lang w:val="en-IN"/>
+        </w:rPr>
+        <w:t>method and int,</w:t>
       </w:r>
       <w:r>
         <w:rPr>
@@ -8232,7 +8925,25 @@
           <w:bCs/>
           <w:lang w:val="en-IN"/>
         </w:rPr>
-        <w:t>Method overloading always works with method signature only, it will not worry about method return types.</w:t>
+        <w:t xml:space="preserve">Method overloading always works with method signature </w:t>
+      </w:r>
+      <w:proofErr w:type="gramStart"/>
+      <w:r>
+        <w:rPr>
+          <w:b/>
+          <w:bCs/>
+          <w:lang w:val="en-IN"/>
+        </w:rPr>
+        <w:t>only,</w:t>
+      </w:r>
+      <w:proofErr w:type="gramEnd"/>
+      <w:r>
+        <w:rPr>
+          <w:b/>
+          <w:bCs/>
+          <w:lang w:val="en-IN"/>
+        </w:rPr>
+        <w:t xml:space="preserve"> it will not worry about method return types.</w:t>
       </w:r>
     </w:p>
     <w:p>
@@ -8660,8 +9371,18 @@
                 <w:bCs/>
                 <w:lang w:val="en-IN"/>
               </w:rPr>
-              <w:t>public Calculator(){</w:t>
-            </w:r>
+              <w:t xml:space="preserve">public </w:t>
+            </w:r>
+            <w:proofErr w:type="gramStart"/>
+            <w:r>
+              <w:rPr>
+                <w:b/>
+                <w:bCs/>
+                <w:lang w:val="en-IN"/>
+              </w:rPr>
+              <w:t>Calculator(){</w:t>
+            </w:r>
+            <w:proofErr w:type="gramEnd"/>
             <w:r>
               <w:rPr>
                 <w:lang w:val="en-IN"/>
@@ -8695,15 +9416,37 @@
               <w:rPr>
                 <w:lang w:val="en-IN"/>
               </w:rPr>
-              <w:t>("This is Calculator class constructor..!");</w:t>
-            </w:r>
-            <w:r>
-              <w:rPr>
-                <w:lang w:val="en-IN"/>
-              </w:rPr>
-              <w:br/>
-              <w:t xml:space="preserve">    }</w:t>
-            </w:r>
+              <w:t xml:space="preserve">("This is Calculator class </w:t>
+            </w:r>
+            <w:proofErr w:type="gramStart"/>
+            <w:r>
+              <w:rPr>
+                <w:lang w:val="en-IN"/>
+              </w:rPr>
+              <w:t>constructor..!</w:t>
+            </w:r>
+            <w:proofErr w:type="gramEnd"/>
+            <w:r>
+              <w:rPr>
+                <w:lang w:val="en-IN"/>
+              </w:rPr>
+              <w:t>");</w:t>
+            </w:r>
+            <w:r>
+              <w:rPr>
+                <w:lang w:val="en-IN"/>
+              </w:rPr>
+              <w:br/>
+              <w:t xml:space="preserve">  </w:t>
+            </w:r>
+            <w:proofErr w:type="gramStart"/>
+            <w:r>
+              <w:rPr>
+                <w:lang w:val="en-IN"/>
+              </w:rPr>
+              <w:t xml:space="preserve">  }</w:t>
+            </w:r>
+            <w:proofErr w:type="gramEnd"/>
             <w:r>
               <w:rPr>
                 <w:lang w:val="en-IN"/>
@@ -8771,6 +9514,7 @@
               </w:rPr>
               <w:t xml:space="preserve"> </w:t>
             </w:r>
+            <w:proofErr w:type="gramStart"/>
             <w:r>
               <w:rPr>
                 <w:b/>
@@ -8779,6 +9523,7 @@
               </w:rPr>
               <w:t>Calculator(){</w:t>
             </w:r>
+            <w:proofErr w:type="gramEnd"/>
             <w:r>
               <w:rPr>
                 <w:lang w:val="en-IN"/>
@@ -8812,15 +9557,37 @@
               <w:rPr>
                 <w:lang w:val="en-IN"/>
               </w:rPr>
-              <w:t>("This is Calculator class constructor..!");</w:t>
-            </w:r>
-            <w:r>
-              <w:rPr>
-                <w:lang w:val="en-IN"/>
-              </w:rPr>
-              <w:br/>
-              <w:t xml:space="preserve">    }</w:t>
-            </w:r>
+              <w:t xml:space="preserve">("This is Calculator class </w:t>
+            </w:r>
+            <w:proofErr w:type="gramStart"/>
+            <w:r>
+              <w:rPr>
+                <w:lang w:val="en-IN"/>
+              </w:rPr>
+              <w:t>constructor..!</w:t>
+            </w:r>
+            <w:proofErr w:type="gramEnd"/>
+            <w:r>
+              <w:rPr>
+                <w:lang w:val="en-IN"/>
+              </w:rPr>
+              <w:t>");</w:t>
+            </w:r>
+            <w:r>
+              <w:rPr>
+                <w:lang w:val="en-IN"/>
+              </w:rPr>
+              <w:br/>
+              <w:t xml:space="preserve">  </w:t>
+            </w:r>
+            <w:proofErr w:type="gramStart"/>
+            <w:r>
+              <w:rPr>
+                <w:lang w:val="en-IN"/>
+              </w:rPr>
+              <w:t xml:space="preserve">  }</w:t>
+            </w:r>
+            <w:proofErr w:type="gramEnd"/>
             <w:r>
               <w:rPr>
                 <w:lang w:val="en-IN"/>
@@ -8869,7 +9636,21 @@
         <w:rPr>
           <w:lang w:val="en-IN"/>
         </w:rPr>
-        <w:t>Constructor will be called only one time when we created object to a class, but once object is created by using that object reference we can call that method N number of times.</w:t>
+        <w:t xml:space="preserve">Constructor will be called only one time when we created object to a class, but once object is created by using that object </w:t>
+      </w:r>
+      <w:proofErr w:type="gramStart"/>
+      <w:r>
+        <w:rPr>
+          <w:lang w:val="en-IN"/>
+        </w:rPr>
+        <w:t>reference</w:t>
+      </w:r>
+      <w:proofErr w:type="gramEnd"/>
+      <w:r>
+        <w:rPr>
+          <w:lang w:val="en-IN"/>
+        </w:rPr>
+        <w:t xml:space="preserve"> we can call that method N number of times.</w:t>
       </w:r>
     </w:p>
     <w:tbl>
@@ -8920,6 +9701,7 @@
               <w:br/>
               <w:t xml:space="preserve">    public </w:t>
             </w:r>
+            <w:proofErr w:type="gramStart"/>
             <w:r>
               <w:rPr>
                 <w:b/>
@@ -8934,6 +9716,7 @@
               </w:rPr>
               <w:t>{</w:t>
             </w:r>
+            <w:proofErr w:type="gramEnd"/>
             <w:r>
               <w:rPr>
                 <w:lang w:val="en-IN"/>
@@ -8967,22 +9750,52 @@
               <w:rPr>
                 <w:lang w:val="en-IN"/>
               </w:rPr>
-              <w:t>("This is Calculator class constructor..!");</w:t>
-            </w:r>
-            <w:r>
-              <w:rPr>
-                <w:lang w:val="en-IN"/>
-              </w:rPr>
-              <w:br/>
-              <w:t xml:space="preserve">    }</w:t>
-            </w:r>
-            <w:r>
-              <w:rPr>
-                <w:lang w:val="en-IN"/>
-              </w:rPr>
-              <w:br/>
-              <w:t xml:space="preserve">    void m1(){</w:t>
-            </w:r>
+              <w:t xml:space="preserve">("This is Calculator class </w:t>
+            </w:r>
+            <w:proofErr w:type="gramStart"/>
+            <w:r>
+              <w:rPr>
+                <w:lang w:val="en-IN"/>
+              </w:rPr>
+              <w:t>constructor..!</w:t>
+            </w:r>
+            <w:proofErr w:type="gramEnd"/>
+            <w:r>
+              <w:rPr>
+                <w:lang w:val="en-IN"/>
+              </w:rPr>
+              <w:t>");</w:t>
+            </w:r>
+            <w:r>
+              <w:rPr>
+                <w:lang w:val="en-IN"/>
+              </w:rPr>
+              <w:br/>
+              <w:t xml:space="preserve">  </w:t>
+            </w:r>
+            <w:proofErr w:type="gramStart"/>
+            <w:r>
+              <w:rPr>
+                <w:lang w:val="en-IN"/>
+              </w:rPr>
+              <w:t xml:space="preserve">  }</w:t>
+            </w:r>
+            <w:proofErr w:type="gramEnd"/>
+            <w:r>
+              <w:rPr>
+                <w:lang w:val="en-IN"/>
+              </w:rPr>
+              <w:br/>
+              <w:t xml:space="preserve">    void m1</w:t>
+            </w:r>
+            <w:proofErr w:type="gramStart"/>
+            <w:r>
+              <w:rPr>
+                <w:lang w:val="en-IN"/>
+              </w:rPr>
+              <w:t>(){</w:t>
+            </w:r>
+            <w:proofErr w:type="gramEnd"/>
             <w:r>
               <w:rPr>
                 <w:lang w:val="en-IN"/>
@@ -9016,15 +9829,37 @@
               <w:rPr>
                 <w:lang w:val="en-IN"/>
               </w:rPr>
-              <w:t>("I am method..!");</w:t>
-            </w:r>
-            <w:r>
-              <w:rPr>
-                <w:lang w:val="en-IN"/>
-              </w:rPr>
-              <w:br/>
-              <w:t xml:space="preserve">    }</w:t>
-            </w:r>
+              <w:t xml:space="preserve">("I am </w:t>
+            </w:r>
+            <w:proofErr w:type="gramStart"/>
+            <w:r>
+              <w:rPr>
+                <w:lang w:val="en-IN"/>
+              </w:rPr>
+              <w:t>method..!</w:t>
+            </w:r>
+            <w:proofErr w:type="gramEnd"/>
+            <w:r>
+              <w:rPr>
+                <w:lang w:val="en-IN"/>
+              </w:rPr>
+              <w:t>");</w:t>
+            </w:r>
+            <w:r>
+              <w:rPr>
+                <w:lang w:val="en-IN"/>
+              </w:rPr>
+              <w:br/>
+              <w:t xml:space="preserve">  </w:t>
+            </w:r>
+            <w:proofErr w:type="gramStart"/>
+            <w:r>
+              <w:rPr>
+                <w:lang w:val="en-IN"/>
+              </w:rPr>
+              <w:t xml:space="preserve">  }</w:t>
+            </w:r>
+            <w:proofErr w:type="gramEnd"/>
             <w:r>
               <w:rPr>
                 <w:lang w:val="en-IN"/>
@@ -9062,7 +9897,21 @@
                 <w:lang w:val="en-IN"/>
               </w:rPr>
               <w:br/>
-              <w:t xml:space="preserve">    public static void main(String[] </w:t>
+              <w:t xml:space="preserve">    public static void </w:t>
+            </w:r>
+            <w:proofErr w:type="gramStart"/>
+            <w:r>
+              <w:rPr>
+                <w:lang w:val="en-IN"/>
+              </w:rPr>
+              <w:t>main(String[</w:t>
+            </w:r>
+            <w:proofErr w:type="gramEnd"/>
+            <w:r>
+              <w:rPr>
+                <w:lang w:val="en-IN"/>
+              </w:rPr>
+              <w:t xml:space="preserve">] </w:t>
             </w:r>
             <w:proofErr w:type="spellStart"/>
             <w:r>
@@ -9085,13 +9934,23 @@
               <w:br/>
               <w:t xml:space="preserve">        Calculator c1 = new </w:t>
             </w:r>
+            <w:proofErr w:type="gramStart"/>
             <w:r>
               <w:rPr>
                 <w:b/>
                 <w:bCs/>
                 <w:lang w:val="en-IN"/>
               </w:rPr>
-              <w:t>Calculator();</w:t>
+              <w:t>Calculator(</w:t>
+            </w:r>
+            <w:proofErr w:type="gramEnd"/>
+            <w:r>
+              <w:rPr>
+                <w:b/>
+                <w:bCs/>
+                <w:lang w:val="en-IN"/>
+              </w:rPr>
+              <w:t>);</w:t>
             </w:r>
             <w:r>
               <w:rPr>
@@ -9119,8 +9978,16 @@
                 <w:lang w:val="en-IN"/>
               </w:rPr>
               <w:br/>
-              <w:t xml:space="preserve">    }</w:t>
-            </w:r>
+              <w:t xml:space="preserve">  </w:t>
+            </w:r>
+            <w:proofErr w:type="gramStart"/>
+            <w:r>
+              <w:rPr>
+                <w:lang w:val="en-IN"/>
+              </w:rPr>
+              <w:t xml:space="preserve">  }</w:t>
+            </w:r>
+            <w:proofErr w:type="gramEnd"/>
             <w:r>
               <w:rPr>
                 <w:lang w:val="en-IN"/>
@@ -9163,8 +10030,18 @@
           <w:lang w:val="en-IN"/>
         </w:rPr>
         <w:lastRenderedPageBreak/>
-        <w:t>Types of Constructor</w:t>
-      </w:r>
+        <w:t xml:space="preserve">Types of </w:t>
+      </w:r>
+      <w:proofErr w:type="gramStart"/>
+      <w:r>
+        <w:rPr>
+          <w:b/>
+          <w:bCs/>
+          <w:lang w:val="en-IN"/>
+        </w:rPr>
+        <w:t>Constructor</w:t>
+      </w:r>
+      <w:proofErr w:type="gramEnd"/>
       <w:r>
         <w:rPr>
           <w:b/>
@@ -9489,7 +10366,25 @@
           <w:bCs/>
           <w:lang w:val="en-IN"/>
         </w:rPr>
-        <w:t>By default constructor will be added at compile time.</w:t>
+        <w:t xml:space="preserve">By </w:t>
+      </w:r>
+      <w:proofErr w:type="gramStart"/>
+      <w:r>
+        <w:rPr>
+          <w:b/>
+          <w:bCs/>
+          <w:lang w:val="en-IN"/>
+        </w:rPr>
+        <w:t>default</w:t>
+      </w:r>
+      <w:proofErr w:type="gramEnd"/>
+      <w:r>
+        <w:rPr>
+          <w:b/>
+          <w:bCs/>
+          <w:lang w:val="en-IN"/>
+        </w:rPr>
+        <w:t xml:space="preserve"> constructor will be added at compile time.</w:t>
       </w:r>
       <w:r>
         <w:rPr>
@@ -9716,7 +10611,25 @@
                 <w:lang w:val="en-IN"/>
               </w:rPr>
               <w:br/>
-              <w:t xml:space="preserve">    public Calculator() {</w:t>
+              <w:t xml:space="preserve">    public </w:t>
+            </w:r>
+            <w:proofErr w:type="gramStart"/>
+            <w:r>
+              <w:rPr>
+                <w:sz w:val="16"/>
+                <w:szCs w:val="16"/>
+                <w:lang w:val="en-IN"/>
+              </w:rPr>
+              <w:t>Calculator(</w:t>
+            </w:r>
+            <w:proofErr w:type="gramEnd"/>
+            <w:r>
+              <w:rPr>
+                <w:sz w:val="16"/>
+                <w:szCs w:val="16"/>
+                <w:lang w:val="en-IN"/>
+              </w:rPr>
+              <w:t>) {</w:t>
             </w:r>
             <w:r>
               <w:rPr>
@@ -9770,16 +10683,44 @@
                 <w:lang w:val="en-IN"/>
               </w:rPr>
               <w:br/>
-              <w:t xml:space="preserve">    }</w:t>
-            </w:r>
-            <w:r>
-              <w:rPr>
-                <w:sz w:val="16"/>
-                <w:szCs w:val="16"/>
-                <w:lang w:val="en-IN"/>
-              </w:rPr>
-              <w:br/>
-              <w:t xml:space="preserve">    public Calculator(String </w:t>
+              <w:t xml:space="preserve">  </w:t>
+            </w:r>
+            <w:proofErr w:type="gramStart"/>
+            <w:r>
+              <w:rPr>
+                <w:sz w:val="16"/>
+                <w:szCs w:val="16"/>
+                <w:lang w:val="en-IN"/>
+              </w:rPr>
+              <w:t xml:space="preserve">  }</w:t>
+            </w:r>
+            <w:proofErr w:type="gramEnd"/>
+            <w:r>
+              <w:rPr>
+                <w:sz w:val="16"/>
+                <w:szCs w:val="16"/>
+                <w:lang w:val="en-IN"/>
+              </w:rPr>
+              <w:br/>
+              <w:t xml:space="preserve">    public </w:t>
+            </w:r>
+            <w:proofErr w:type="gramStart"/>
+            <w:r>
+              <w:rPr>
+                <w:sz w:val="16"/>
+                <w:szCs w:val="16"/>
+                <w:lang w:val="en-IN"/>
+              </w:rPr>
+              <w:t>Calculator(</w:t>
+            </w:r>
+            <w:proofErr w:type="gramEnd"/>
+            <w:r>
+              <w:rPr>
+                <w:sz w:val="16"/>
+                <w:szCs w:val="16"/>
+                <w:lang w:val="en-IN"/>
+              </w:rPr>
+              <w:t xml:space="preserve">String </w:t>
             </w:r>
             <w:proofErr w:type="spellStart"/>
             <w:r>
@@ -9842,7 +10783,25 @@
                 <w:szCs w:val="16"/>
                 <w:lang w:val="en-IN"/>
               </w:rPr>
-              <w:t xml:space="preserve">("Hi..: " + </w:t>
+              <w:t>("</w:t>
+            </w:r>
+            <w:proofErr w:type="gramStart"/>
+            <w:r>
+              <w:rPr>
+                <w:sz w:val="16"/>
+                <w:szCs w:val="16"/>
+                <w:lang w:val="en-IN"/>
+              </w:rPr>
+              <w:t>Hi..</w:t>
+            </w:r>
+            <w:proofErr w:type="gramEnd"/>
+            <w:r>
+              <w:rPr>
+                <w:sz w:val="16"/>
+                <w:szCs w:val="16"/>
+                <w:lang w:val="en-IN"/>
+              </w:rPr>
+              <w:t xml:space="preserve">: " + </w:t>
             </w:r>
             <w:proofErr w:type="spellStart"/>
             <w:r>
@@ -9869,16 +10828,44 @@
                 <w:lang w:val="en-IN"/>
               </w:rPr>
               <w:br/>
-              <w:t xml:space="preserve">    }</w:t>
-            </w:r>
-            <w:r>
-              <w:rPr>
-                <w:sz w:val="16"/>
-                <w:szCs w:val="16"/>
-                <w:lang w:val="en-IN"/>
-              </w:rPr>
-              <w:br/>
-              <w:t xml:space="preserve">    public Calculator(String </w:t>
+              <w:t xml:space="preserve">  </w:t>
+            </w:r>
+            <w:proofErr w:type="gramStart"/>
+            <w:r>
+              <w:rPr>
+                <w:sz w:val="16"/>
+                <w:szCs w:val="16"/>
+                <w:lang w:val="en-IN"/>
+              </w:rPr>
+              <w:t xml:space="preserve">  }</w:t>
+            </w:r>
+            <w:proofErr w:type="gramEnd"/>
+            <w:r>
+              <w:rPr>
+                <w:sz w:val="16"/>
+                <w:szCs w:val="16"/>
+                <w:lang w:val="en-IN"/>
+              </w:rPr>
+              <w:br/>
+              <w:t xml:space="preserve">    public </w:t>
+            </w:r>
+            <w:proofErr w:type="gramStart"/>
+            <w:r>
+              <w:rPr>
+                <w:sz w:val="16"/>
+                <w:szCs w:val="16"/>
+                <w:lang w:val="en-IN"/>
+              </w:rPr>
+              <w:t>Calculator(</w:t>
+            </w:r>
+            <w:proofErr w:type="gramEnd"/>
+            <w:r>
+              <w:rPr>
+                <w:sz w:val="16"/>
+                <w:szCs w:val="16"/>
+                <w:lang w:val="en-IN"/>
+              </w:rPr>
+              <w:t xml:space="preserve">String </w:t>
             </w:r>
             <w:proofErr w:type="spellStart"/>
             <w:r>
@@ -9959,7 +10946,25 @@
                 <w:szCs w:val="16"/>
                 <w:lang w:val="en-IN"/>
               </w:rPr>
-              <w:t xml:space="preserve">("Hi..: " + </w:t>
+              <w:t>("</w:t>
+            </w:r>
+            <w:proofErr w:type="gramStart"/>
+            <w:r>
+              <w:rPr>
+                <w:sz w:val="16"/>
+                <w:szCs w:val="16"/>
+                <w:lang w:val="en-IN"/>
+              </w:rPr>
+              <w:t>Hi..</w:t>
+            </w:r>
+            <w:proofErr w:type="gramEnd"/>
+            <w:r>
+              <w:rPr>
+                <w:sz w:val="16"/>
+                <w:szCs w:val="16"/>
+                <w:lang w:val="en-IN"/>
+              </w:rPr>
+              <w:t xml:space="preserve">: " + </w:t>
             </w:r>
             <w:proofErr w:type="spellStart"/>
             <w:r>
@@ -9977,7 +10982,25 @@
                 <w:szCs w:val="16"/>
                 <w:lang w:val="en-IN"/>
               </w:rPr>
-              <w:t xml:space="preserve"> + ", your college is : " + </w:t>
+              <w:t xml:space="preserve"> + ", your college </w:t>
+            </w:r>
+            <w:proofErr w:type="gramStart"/>
+            <w:r>
+              <w:rPr>
+                <w:sz w:val="16"/>
+                <w:szCs w:val="16"/>
+                <w:lang w:val="en-IN"/>
+              </w:rPr>
+              <w:t>is :</w:t>
+            </w:r>
+            <w:proofErr w:type="gramEnd"/>
+            <w:r>
+              <w:rPr>
+                <w:sz w:val="16"/>
+                <w:szCs w:val="16"/>
+                <w:lang w:val="en-IN"/>
+              </w:rPr>
+              <w:t xml:space="preserve"> " + </w:t>
             </w:r>
             <w:proofErr w:type="spellStart"/>
             <w:r>
@@ -10004,8 +11027,18 @@
                 <w:lang w:val="en-IN"/>
               </w:rPr>
               <w:br/>
-              <w:t xml:space="preserve">    }</w:t>
-            </w:r>
+              <w:t xml:space="preserve">  </w:t>
+            </w:r>
+            <w:proofErr w:type="gramStart"/>
+            <w:r>
+              <w:rPr>
+                <w:sz w:val="16"/>
+                <w:szCs w:val="16"/>
+                <w:lang w:val="en-IN"/>
+              </w:rPr>
+              <w:t xml:space="preserve">  }</w:t>
+            </w:r>
+            <w:proofErr w:type="gramEnd"/>
             <w:r>
               <w:rPr>
                 <w:sz w:val="16"/>
@@ -10044,7 +11077,25 @@
                 <w:lang w:val="en-IN"/>
               </w:rPr>
               <w:br/>
-              <w:t xml:space="preserve">    public static void main(String[] </w:t>
+              <w:t xml:space="preserve">    public static void </w:t>
+            </w:r>
+            <w:proofErr w:type="gramStart"/>
+            <w:r>
+              <w:rPr>
+                <w:sz w:val="16"/>
+                <w:szCs w:val="16"/>
+                <w:lang w:val="en-IN"/>
+              </w:rPr>
+              <w:t>main(String[</w:t>
+            </w:r>
+            <w:proofErr w:type="gramEnd"/>
+            <w:r>
+              <w:rPr>
+                <w:sz w:val="16"/>
+                <w:szCs w:val="16"/>
+                <w:lang w:val="en-IN"/>
+              </w:rPr>
+              <w:t xml:space="preserve">] </w:t>
             </w:r>
             <w:proofErr w:type="spellStart"/>
             <w:r>
@@ -10071,17 +11122,45 @@
                 <w:lang w:val="en-IN"/>
               </w:rPr>
               <w:br/>
-              <w:t xml:space="preserve">      new Calculator("Kamal", "Nova");</w:t>
-            </w:r>
-            <w:r>
-              <w:rPr>
-                <w:sz w:val="16"/>
-                <w:szCs w:val="16"/>
-                <w:lang w:val="en-IN"/>
-              </w:rPr>
-              <w:br/>
-              <w:t xml:space="preserve">    }</w:t>
-            </w:r>
+              <w:t xml:space="preserve">      new </w:t>
+            </w:r>
+            <w:proofErr w:type="gramStart"/>
+            <w:r>
+              <w:rPr>
+                <w:sz w:val="16"/>
+                <w:szCs w:val="16"/>
+                <w:lang w:val="en-IN"/>
+              </w:rPr>
+              <w:t>Calculator(</w:t>
+            </w:r>
+            <w:proofErr w:type="gramEnd"/>
+            <w:r>
+              <w:rPr>
+                <w:sz w:val="16"/>
+                <w:szCs w:val="16"/>
+                <w:lang w:val="en-IN"/>
+              </w:rPr>
+              <w:t>"Kamal", "Nova");</w:t>
+            </w:r>
+            <w:r>
+              <w:rPr>
+                <w:sz w:val="16"/>
+                <w:szCs w:val="16"/>
+                <w:lang w:val="en-IN"/>
+              </w:rPr>
+              <w:br/>
+              <w:t xml:space="preserve">  </w:t>
+            </w:r>
+            <w:proofErr w:type="gramStart"/>
+            <w:r>
+              <w:rPr>
+                <w:sz w:val="16"/>
+                <w:szCs w:val="16"/>
+                <w:lang w:val="en-IN"/>
+              </w:rPr>
+              <w:t xml:space="preserve">  }</w:t>
+            </w:r>
+            <w:proofErr w:type="gramEnd"/>
             <w:r>
               <w:rPr>
                 <w:sz w:val="16"/>
@@ -10187,8 +11266,9 @@
           <w:highlight w:val="yellow"/>
           <w:lang w:val="en-IN"/>
         </w:rPr>
-        <w:t>************************ To initialize instance</w:t>
-      </w:r>
+        <w:t xml:space="preserve">************************ To initialize </w:t>
+      </w:r>
+      <w:proofErr w:type="gramStart"/>
       <w:r>
         <w:rPr>
           <w:b/>
@@ -10196,7 +11276,26 @@
           <w:highlight w:val="yellow"/>
           <w:lang w:val="en-IN"/>
         </w:rPr>
-        <w:t>[class level]</w:t>
+        <w:t>instance</w:t>
+      </w:r>
+      <w:r>
+        <w:rPr>
+          <w:b/>
+          <w:bCs/>
+          <w:highlight w:val="yellow"/>
+          <w:lang w:val="en-IN"/>
+        </w:rPr>
+        <w:t>[</w:t>
+      </w:r>
+      <w:proofErr w:type="gramEnd"/>
+      <w:r>
+        <w:rPr>
+          <w:b/>
+          <w:bCs/>
+          <w:highlight w:val="yellow"/>
+          <w:lang w:val="en-IN"/>
+        </w:rPr>
+        <w:t>class level]</w:t>
       </w:r>
       <w:r>
         <w:rPr>
@@ -10465,25 +11564,25 @@
                 <w:lang w:val="en-IN"/>
               </w:rPr>
               <w:br/>
-              <w:t xml:space="preserve">    public Calculator(Double </w:t>
-            </w:r>
-            <w:proofErr w:type="spellStart"/>
+              <w:t xml:space="preserve">    public </w:t>
+            </w:r>
+            <w:proofErr w:type="gramStart"/>
             <w:r>
               <w:rPr>
                 <w:sz w:val="20"/>
                 <w:szCs w:val="20"/>
                 <w:lang w:val="en-IN"/>
               </w:rPr>
-              <w:t>calPrice</w:t>
-            </w:r>
-            <w:proofErr w:type="spellEnd"/>
+              <w:t>Calculator(</w:t>
+            </w:r>
+            <w:proofErr w:type="gramEnd"/>
             <w:r>
               <w:rPr>
                 <w:sz w:val="20"/>
                 <w:szCs w:val="20"/>
                 <w:lang w:val="en-IN"/>
               </w:rPr>
-              <w:t xml:space="preserve">, String </w:t>
+              <w:t xml:space="preserve">Double </w:t>
             </w:r>
             <w:proofErr w:type="spellStart"/>
             <w:r>
@@ -10492,7 +11591,7 @@
                 <w:szCs w:val="20"/>
                 <w:lang w:val="en-IN"/>
               </w:rPr>
-              <w:t>calName</w:t>
+              <w:t>calPrice</w:t>
             </w:r>
             <w:proofErr w:type="spellEnd"/>
             <w:r>
@@ -10501,107 +11600,139 @@
                 <w:szCs w:val="20"/>
                 <w:lang w:val="en-IN"/>
               </w:rPr>
-              <w:t>) {</w:t>
-            </w:r>
+              <w:t xml:space="preserve">, String </w:t>
+            </w:r>
+            <w:proofErr w:type="spellStart"/>
             <w:r>
               <w:rPr>
                 <w:sz w:val="20"/>
                 <w:szCs w:val="20"/>
                 <w:lang w:val="en-IN"/>
               </w:rPr>
-              <w:br/>
-              <w:t xml:space="preserve">        </w:t>
-            </w:r>
-            <w:proofErr w:type="spellStart"/>
+              <w:t>calName</w:t>
+            </w:r>
+            <w:proofErr w:type="spellEnd"/>
             <w:r>
               <w:rPr>
                 <w:sz w:val="20"/>
                 <w:szCs w:val="20"/>
                 <w:lang w:val="en-IN"/>
               </w:rPr>
-              <w:t>this.calPrice</w:t>
-            </w:r>
-            <w:proofErr w:type="spellEnd"/>
+              <w:t>) {</w:t>
+            </w:r>
             <w:r>
               <w:rPr>
                 <w:sz w:val="20"/>
                 <w:szCs w:val="20"/>
                 <w:lang w:val="en-IN"/>
               </w:rPr>
-              <w:t xml:space="preserve"> = </w:t>
+              <w:br/>
+              <w:t xml:space="preserve">        </w:t>
             </w:r>
             <w:proofErr w:type="spellStart"/>
+            <w:proofErr w:type="gramStart"/>
             <w:r>
               <w:rPr>
                 <w:sz w:val="20"/>
                 <w:szCs w:val="20"/>
                 <w:lang w:val="en-IN"/>
               </w:rPr>
-              <w:t>calPrice</w:t>
+              <w:t>this.calPrice</w:t>
             </w:r>
             <w:proofErr w:type="spellEnd"/>
+            <w:proofErr w:type="gramEnd"/>
             <w:r>
               <w:rPr>
                 <w:sz w:val="20"/>
                 <w:szCs w:val="20"/>
                 <w:lang w:val="en-IN"/>
               </w:rPr>
-              <w:t>;</w:t>
-            </w:r>
+              <w:t xml:space="preserve"> = </w:t>
+            </w:r>
+            <w:proofErr w:type="spellStart"/>
             <w:r>
               <w:rPr>
                 <w:sz w:val="20"/>
                 <w:szCs w:val="20"/>
                 <w:lang w:val="en-IN"/>
               </w:rPr>
-              <w:br/>
-              <w:t xml:space="preserve">        </w:t>
-            </w:r>
-            <w:proofErr w:type="spellStart"/>
+              <w:t>calPrice</w:t>
+            </w:r>
+            <w:proofErr w:type="spellEnd"/>
             <w:r>
               <w:rPr>
                 <w:sz w:val="20"/>
                 <w:szCs w:val="20"/>
                 <w:lang w:val="en-IN"/>
               </w:rPr>
-              <w:t>this.calName</w:t>
-            </w:r>
-            <w:proofErr w:type="spellEnd"/>
+              <w:t>;</w:t>
+            </w:r>
             <w:r>
               <w:rPr>
                 <w:sz w:val="20"/>
                 <w:szCs w:val="20"/>
                 <w:lang w:val="en-IN"/>
               </w:rPr>
-              <w:t xml:space="preserve"> = </w:t>
+              <w:br/>
+              <w:t xml:space="preserve">        </w:t>
             </w:r>
             <w:proofErr w:type="spellStart"/>
+            <w:proofErr w:type="gramStart"/>
             <w:r>
               <w:rPr>
                 <w:sz w:val="20"/>
                 <w:szCs w:val="20"/>
                 <w:lang w:val="en-IN"/>
               </w:rPr>
-              <w:t>calName</w:t>
+              <w:t>this.calName</w:t>
             </w:r>
             <w:proofErr w:type="spellEnd"/>
+            <w:proofErr w:type="gramEnd"/>
             <w:r>
               <w:rPr>
                 <w:sz w:val="20"/>
                 <w:szCs w:val="20"/>
                 <w:lang w:val="en-IN"/>
               </w:rPr>
-              <w:t>;</w:t>
-            </w:r>
+              <w:t xml:space="preserve"> = </w:t>
+            </w:r>
+            <w:proofErr w:type="spellStart"/>
             <w:r>
               <w:rPr>
                 <w:sz w:val="20"/>
                 <w:szCs w:val="20"/>
                 <w:lang w:val="en-IN"/>
               </w:rPr>
-              <w:br/>
-              <w:t xml:space="preserve">    }</w:t>
-            </w:r>
+              <w:t>calName</w:t>
+            </w:r>
+            <w:proofErr w:type="spellEnd"/>
+            <w:r>
+              <w:rPr>
+                <w:sz w:val="20"/>
+                <w:szCs w:val="20"/>
+                <w:lang w:val="en-IN"/>
+              </w:rPr>
+              <w:t>;</w:t>
+            </w:r>
+            <w:r>
+              <w:rPr>
+                <w:sz w:val="20"/>
+                <w:szCs w:val="20"/>
+                <w:lang w:val="en-IN"/>
+              </w:rPr>
+              <w:br/>
+              <w:t xml:space="preserve">  </w:t>
+            </w:r>
+            <w:proofErr w:type="gramStart"/>
+            <w:r>
+              <w:rPr>
+                <w:sz w:val="20"/>
+                <w:szCs w:val="20"/>
+                <w:lang w:val="en-IN"/>
+              </w:rPr>
+              <w:t xml:space="preserve">  }</w:t>
+            </w:r>
+            <w:proofErr w:type="gramEnd"/>
             <w:r>
               <w:rPr>
                 <w:sz w:val="20"/>
@@ -10654,35 +11785,65 @@
                 <w:szCs w:val="20"/>
                 <w:lang w:val="en-IN"/>
               </w:rPr>
-              <w:t xml:space="preserve">("HI ... : " + </w:t>
-            </w:r>
-            <w:proofErr w:type="spellStart"/>
+              <w:t xml:space="preserve">("HI </w:t>
+            </w:r>
+            <w:proofErr w:type="gramStart"/>
             <w:r>
               <w:rPr>
                 <w:sz w:val="20"/>
                 <w:szCs w:val="20"/>
                 <w:lang w:val="en-IN"/>
               </w:rPr>
-              <w:t>this.calName</w:t>
-            </w:r>
-            <w:proofErr w:type="spellEnd"/>
+              <w:t>... :</w:t>
+            </w:r>
+            <w:proofErr w:type="gramEnd"/>
             <w:r>
               <w:rPr>
                 <w:sz w:val="20"/>
                 <w:szCs w:val="20"/>
                 <w:lang w:val="en-IN"/>
               </w:rPr>
-              <w:t>);</w:t>
-            </w:r>
+              <w:t xml:space="preserve"> " + </w:t>
+            </w:r>
+            <w:proofErr w:type="spellStart"/>
+            <w:proofErr w:type="gramStart"/>
             <w:r>
               <w:rPr>
                 <w:sz w:val="20"/>
                 <w:szCs w:val="20"/>
                 <w:lang w:val="en-IN"/>
               </w:rPr>
-              <w:br/>
-              <w:t xml:space="preserve">    }</w:t>
-            </w:r>
+              <w:t>this.calName</w:t>
+            </w:r>
+            <w:proofErr w:type="spellEnd"/>
+            <w:proofErr w:type="gramEnd"/>
+            <w:r>
+              <w:rPr>
+                <w:sz w:val="20"/>
+                <w:szCs w:val="20"/>
+                <w:lang w:val="en-IN"/>
+              </w:rPr>
+              <w:t>);</w:t>
+            </w:r>
+            <w:r>
+              <w:rPr>
+                <w:sz w:val="20"/>
+                <w:szCs w:val="20"/>
+                <w:lang w:val="en-IN"/>
+              </w:rPr>
+              <w:br/>
+              <w:t xml:space="preserve">  </w:t>
+            </w:r>
+            <w:proofErr w:type="gramStart"/>
+            <w:r>
+              <w:rPr>
+                <w:sz w:val="20"/>
+                <w:szCs w:val="20"/>
+                <w:lang w:val="en-IN"/>
+              </w:rPr>
+              <w:t xml:space="preserve">  }</w:t>
+            </w:r>
+            <w:proofErr w:type="gramEnd"/>
             <w:r>
               <w:rPr>
                 <w:sz w:val="20"/>
@@ -10731,7 +11892,21 @@
         <w:rPr>
           <w:lang w:val="en-IN"/>
         </w:rPr>
-        <w:t xml:space="preserve"> Eg: Employee e = new Employee();</w:t>
+        <w:t xml:space="preserve"> Eg: Employee e = new </w:t>
+      </w:r>
+      <w:proofErr w:type="gramStart"/>
+      <w:r>
+        <w:rPr>
+          <w:lang w:val="en-IN"/>
+        </w:rPr>
+        <w:t>Employee(</w:t>
+      </w:r>
+      <w:proofErr w:type="gramEnd"/>
+      <w:r>
+        <w:rPr>
+          <w:lang w:val="en-IN"/>
+        </w:rPr>
+        <w:t>);</w:t>
       </w:r>
     </w:p>
     <w:p>
@@ -10890,7 +12065,25 @@
                 <w:lang w:val="en-IN"/>
               </w:rPr>
               <w:br/>
-              <w:t xml:space="preserve">    public Calculator(String </w:t>
+              <w:t xml:space="preserve">    public </w:t>
+            </w:r>
+            <w:proofErr w:type="gramStart"/>
+            <w:r>
+              <w:rPr>
+                <w:sz w:val="16"/>
+                <w:szCs w:val="16"/>
+                <w:lang w:val="en-IN"/>
+              </w:rPr>
+              <w:t>Calculator(</w:t>
+            </w:r>
+            <w:proofErr w:type="gramEnd"/>
+            <w:r>
+              <w:rPr>
+                <w:sz w:val="16"/>
+                <w:szCs w:val="16"/>
+                <w:lang w:val="en-IN"/>
+              </w:rPr>
+              <w:t xml:space="preserve">String </w:t>
             </w:r>
             <w:proofErr w:type="spellStart"/>
             <w:r>
@@ -11052,8 +12245,18 @@
                 <w:lang w:val="en-IN"/>
               </w:rPr>
               <w:br/>
-              <w:t xml:space="preserve">    }</w:t>
-            </w:r>
+              <w:t xml:space="preserve">  </w:t>
+            </w:r>
+            <w:proofErr w:type="gramStart"/>
+            <w:r>
+              <w:rPr>
+                <w:sz w:val="16"/>
+                <w:szCs w:val="16"/>
+                <w:lang w:val="en-IN"/>
+              </w:rPr>
+              <w:t xml:space="preserve">  }</w:t>
+            </w:r>
+            <w:proofErr w:type="gramEnd"/>
             <w:r>
               <w:rPr>
                 <w:sz w:val="16"/>
@@ -11114,7 +12317,25 @@
                 <w:szCs w:val="16"/>
                 <w:lang w:val="en-IN"/>
               </w:rPr>
-              <w:t xml:space="preserve">("HI ... : " + </w:t>
+              <w:t xml:space="preserve">("HI </w:t>
+            </w:r>
+            <w:proofErr w:type="gramStart"/>
+            <w:r>
+              <w:rPr>
+                <w:sz w:val="16"/>
+                <w:szCs w:val="16"/>
+                <w:lang w:val="en-IN"/>
+              </w:rPr>
+              <w:t>... :</w:t>
+            </w:r>
+            <w:proofErr w:type="gramEnd"/>
+            <w:r>
+              <w:rPr>
+                <w:sz w:val="16"/>
+                <w:szCs w:val="16"/>
+                <w:lang w:val="en-IN"/>
+              </w:rPr>
+              <w:t xml:space="preserve"> " + </w:t>
             </w:r>
             <w:proofErr w:type="spellStart"/>
             <w:r>
@@ -11141,8 +12362,18 @@
                 <w:lang w:val="en-IN"/>
               </w:rPr>
               <w:br/>
-              <w:t xml:space="preserve">    }</w:t>
-            </w:r>
+              <w:t xml:space="preserve">  </w:t>
+            </w:r>
+            <w:proofErr w:type="gramStart"/>
+            <w:r>
+              <w:rPr>
+                <w:sz w:val="16"/>
+                <w:szCs w:val="16"/>
+                <w:lang w:val="en-IN"/>
+              </w:rPr>
+              <w:t xml:space="preserve">  }</w:t>
+            </w:r>
+            <w:proofErr w:type="gramEnd"/>
             <w:r>
               <w:rPr>
                 <w:sz w:val="16"/>
@@ -11181,7 +12412,25 @@
                 <w:lang w:val="en-IN"/>
               </w:rPr>
               <w:br/>
-              <w:t xml:space="preserve">    public static void main(String[] </w:t>
+              <w:t xml:space="preserve">    public static void </w:t>
+            </w:r>
+            <w:proofErr w:type="gramStart"/>
+            <w:r>
+              <w:rPr>
+                <w:sz w:val="16"/>
+                <w:szCs w:val="16"/>
+                <w:lang w:val="en-IN"/>
+              </w:rPr>
+              <w:t>main(String[</w:t>
+            </w:r>
+            <w:proofErr w:type="gramEnd"/>
+            <w:r>
+              <w:rPr>
+                <w:sz w:val="16"/>
+                <w:szCs w:val="16"/>
+                <w:lang w:val="en-IN"/>
+              </w:rPr>
+              <w:t xml:space="preserve">] </w:t>
             </w:r>
             <w:proofErr w:type="spellStart"/>
             <w:r>
@@ -11244,8 +12493,18 @@
                 <w:lang w:val="en-IN"/>
               </w:rPr>
               <w:br/>
-              <w:t xml:space="preserve">    }</w:t>
-            </w:r>
+              <w:t xml:space="preserve">  </w:t>
+            </w:r>
+            <w:proofErr w:type="gramStart"/>
+            <w:r>
+              <w:rPr>
+                <w:sz w:val="16"/>
+                <w:szCs w:val="16"/>
+                <w:lang w:val="en-IN"/>
+              </w:rPr>
+              <w:t xml:space="preserve">  }</w:t>
+            </w:r>
+            <w:proofErr w:type="gramEnd"/>
             <w:r>
               <w:rPr>
                 <w:sz w:val="16"/>
@@ -11362,7 +12621,21 @@
         <w:rPr>
           <w:lang w:val="en-IN"/>
         </w:rPr>
-        <w:t xml:space="preserve">Why are we using “this”  in </w:t>
+        <w:t>Why are we using “</w:t>
+      </w:r>
+      <w:proofErr w:type="gramStart"/>
+      <w:r>
+        <w:rPr>
+          <w:lang w:val="en-IN"/>
+        </w:rPr>
+        <w:t>this”  in</w:t>
+      </w:r>
+      <w:proofErr w:type="gramEnd"/>
+      <w:r>
+        <w:rPr>
+          <w:lang w:val="en-IN"/>
+        </w:rPr>
+        <w:t xml:space="preserve"> </w:t>
       </w:r>
       <w:proofErr w:type="spellStart"/>
       <w:r>
@@ -11889,7 +13162,25 @@
                 <w:lang w:val="en-IN"/>
               </w:rPr>
               <w:br/>
-              <w:t xml:space="preserve">    public Employee(String </w:t>
+              <w:t xml:space="preserve">    public </w:t>
+            </w:r>
+            <w:proofErr w:type="gramStart"/>
+            <w:r>
+              <w:rPr>
+                <w:sz w:val="16"/>
+                <w:szCs w:val="16"/>
+                <w:lang w:val="en-IN"/>
+              </w:rPr>
+              <w:t>Employee(</w:t>
+            </w:r>
+            <w:proofErr w:type="gramEnd"/>
+            <w:r>
+              <w:rPr>
+                <w:sz w:val="16"/>
+                <w:szCs w:val="16"/>
+                <w:lang w:val="en-IN"/>
+              </w:rPr>
+              <w:t xml:space="preserve">String </w:t>
             </w:r>
             <w:proofErr w:type="spellStart"/>
             <w:r>
@@ -11946,6 +13237,7 @@
               <w:t xml:space="preserve">, String </w:t>
             </w:r>
             <w:proofErr w:type="spellStart"/>
+            <w:proofErr w:type="gramStart"/>
             <w:r>
               <w:rPr>
                 <w:sz w:val="16"/>
@@ -11963,6 +13255,7 @@
               </w:rPr>
               <w:t>){</w:t>
             </w:r>
+            <w:proofErr w:type="gramEnd"/>
             <w:r>
               <w:rPr>
                 <w:sz w:val="16"/>
@@ -11973,6 +13266,7 @@
               <w:t xml:space="preserve">        </w:t>
             </w:r>
             <w:proofErr w:type="spellStart"/>
+            <w:proofErr w:type="gramStart"/>
             <w:r>
               <w:rPr>
                 <w:sz w:val="16"/>
@@ -11982,6 +13276,7 @@
               <w:t>this.aadharNumber</w:t>
             </w:r>
             <w:proofErr w:type="spellEnd"/>
+            <w:proofErr w:type="gramEnd"/>
             <w:r>
               <w:rPr>
                 <w:sz w:val="16"/>
@@ -12018,6 +13313,7 @@
               <w:t xml:space="preserve">        </w:t>
             </w:r>
             <w:proofErr w:type="spellStart"/>
+            <w:proofErr w:type="gramStart"/>
             <w:r>
               <w:rPr>
                 <w:sz w:val="16"/>
@@ -12027,6 +13323,7 @@
               <w:t>this.empSalary</w:t>
             </w:r>
             <w:proofErr w:type="spellEnd"/>
+            <w:proofErr w:type="gramEnd"/>
             <w:r>
               <w:rPr>
                 <w:sz w:val="16"/>
@@ -12063,6 +13360,7 @@
               <w:t xml:space="preserve">        </w:t>
             </w:r>
             <w:proofErr w:type="spellStart"/>
+            <w:proofErr w:type="gramStart"/>
             <w:r>
               <w:rPr>
                 <w:sz w:val="16"/>
@@ -12072,6 +13370,7 @@
               <w:t>this.empId</w:t>
             </w:r>
             <w:proofErr w:type="spellEnd"/>
+            <w:proofErr w:type="gramEnd"/>
             <w:r>
               <w:rPr>
                 <w:sz w:val="16"/>
@@ -12108,6 +13407,7 @@
               <w:t xml:space="preserve">        </w:t>
             </w:r>
             <w:proofErr w:type="spellStart"/>
+            <w:proofErr w:type="gramStart"/>
             <w:r>
               <w:rPr>
                 <w:sz w:val="16"/>
@@ -12117,6 +13417,7 @@
               <w:t>this.empName</w:t>
             </w:r>
             <w:proofErr w:type="spellEnd"/>
+            <w:proofErr w:type="gramEnd"/>
             <w:r>
               <w:rPr>
                 <w:sz w:val="16"/>
@@ -12150,8 +13451,18 @@
                 <w:lang w:val="en-IN"/>
               </w:rPr>
               <w:br/>
-              <w:t xml:space="preserve">    }</w:t>
-            </w:r>
+              <w:t xml:space="preserve">  </w:t>
+            </w:r>
+            <w:proofErr w:type="gramStart"/>
+            <w:r>
+              <w:rPr>
+                <w:sz w:val="16"/>
+                <w:szCs w:val="16"/>
+                <w:lang w:val="en-IN"/>
+              </w:rPr>
+              <w:t xml:space="preserve">  }</w:t>
+            </w:r>
+            <w:proofErr w:type="gramEnd"/>
             <w:r>
               <w:rPr>
                 <w:sz w:val="16"/>
@@ -12162,6 +13473,7 @@
               <w:t xml:space="preserve">    public String </w:t>
             </w:r>
             <w:proofErr w:type="spellStart"/>
+            <w:proofErr w:type="gramStart"/>
             <w:r>
               <w:rPr>
                 <w:b/>
@@ -12182,6 +13494,7 @@
               </w:rPr>
               <w:t>(){</w:t>
             </w:r>
+            <w:proofErr w:type="gramEnd"/>
             <w:r>
               <w:rPr>
                 <w:sz w:val="16"/>
@@ -12212,6 +13525,7 @@
               <w:t xml:space="preserve">return </w:t>
             </w:r>
             <w:proofErr w:type="spellStart"/>
+            <w:proofErr w:type="gramStart"/>
             <w:r>
               <w:rPr>
                 <w:b/>
@@ -12224,6 +13538,7 @@
               <w:t>this.empName</w:t>
             </w:r>
             <w:proofErr w:type="spellEnd"/>
+            <w:proofErr w:type="gramEnd"/>
             <w:r>
               <w:rPr>
                 <w:b/>
@@ -12242,8 +13557,18 @@
                 <w:lang w:val="en-IN"/>
               </w:rPr>
               <w:br/>
-              <w:t xml:space="preserve">    }</w:t>
-            </w:r>
+              <w:t xml:space="preserve">  </w:t>
+            </w:r>
+            <w:proofErr w:type="gramStart"/>
+            <w:r>
+              <w:rPr>
+                <w:sz w:val="16"/>
+                <w:szCs w:val="16"/>
+                <w:lang w:val="en-IN"/>
+              </w:rPr>
+              <w:t xml:space="preserve">  }</w:t>
+            </w:r>
+            <w:proofErr w:type="gramEnd"/>
             <w:r>
               <w:rPr>
                 <w:sz w:val="16"/>
@@ -12282,7 +13607,25 @@
                 <w:szCs w:val="16"/>
                 <w:lang w:val="en-IN"/>
               </w:rPr>
-              <w:t>Employee e = new Employee("Kamal", 12,323232, "AAASAS23232");</w:t>
+              <w:t xml:space="preserve">Employee e = new </w:t>
+            </w:r>
+            <w:proofErr w:type="gramStart"/>
+            <w:r>
+              <w:rPr>
+                <w:sz w:val="16"/>
+                <w:szCs w:val="16"/>
+                <w:lang w:val="en-IN"/>
+              </w:rPr>
+              <w:t>Employee(</w:t>
+            </w:r>
+            <w:proofErr w:type="gramEnd"/>
+            <w:r>
+              <w:rPr>
+                <w:sz w:val="16"/>
+                <w:szCs w:val="16"/>
+                <w:lang w:val="en-IN"/>
+              </w:rPr>
+              <w:t>"Kamal", 12,323232, "AAASAS23232");</w:t>
             </w:r>
             <w:r>
               <w:rPr>
@@ -12329,6 +13672,7 @@
               <w:t>(</w:t>
             </w:r>
             <w:proofErr w:type="spellStart"/>
+            <w:proofErr w:type="gramStart"/>
             <w:r>
               <w:rPr>
                 <w:sz w:val="16"/>
@@ -12338,6 +13682,7 @@
               <w:t>e.getEmpName</w:t>
             </w:r>
             <w:proofErr w:type="spellEnd"/>
+            <w:proofErr w:type="gramEnd"/>
             <w:r>
               <w:rPr>
                 <w:sz w:val="16"/>
@@ -12670,8 +14015,18 @@
                 <w:lang w:val="en-IN"/>
               </w:rPr>
               <w:br/>
-              <w:t xml:space="preserve">    public void m1(){</w:t>
-            </w:r>
+              <w:t xml:space="preserve">    public void m1</w:t>
+            </w:r>
+            <w:proofErr w:type="gramStart"/>
+            <w:r>
+              <w:rPr>
+                <w:sz w:val="16"/>
+                <w:szCs w:val="16"/>
+                <w:lang w:val="en-IN"/>
+              </w:rPr>
+              <w:t>(){</w:t>
+            </w:r>
+            <w:proofErr w:type="gramEnd"/>
             <w:r>
               <w:rPr>
                 <w:sz w:val="16"/>
@@ -12724,8 +14079,18 @@
                 <w:lang w:val="en-IN"/>
               </w:rPr>
               <w:br/>
-              <w:t xml:space="preserve">    }</w:t>
-            </w:r>
+              <w:t xml:space="preserve">  </w:t>
+            </w:r>
+            <w:proofErr w:type="gramStart"/>
+            <w:r>
+              <w:rPr>
+                <w:sz w:val="16"/>
+                <w:szCs w:val="16"/>
+                <w:lang w:val="en-IN"/>
+              </w:rPr>
+              <w:t xml:space="preserve">  }</w:t>
+            </w:r>
+            <w:proofErr w:type="gramEnd"/>
             <w:r>
               <w:rPr>
                 <w:sz w:val="16"/>
@@ -12866,8 +14231,18 @@
                 <w:szCs w:val="16"/>
                 <w:lang w:val="en-IN"/>
               </w:rPr>
-              <w:t xml:space="preserve"> void m1(){</w:t>
-            </w:r>
+              <w:t xml:space="preserve"> void m1</w:t>
+            </w:r>
+            <w:proofErr w:type="gramStart"/>
+            <w:r>
+              <w:rPr>
+                <w:sz w:val="16"/>
+                <w:szCs w:val="16"/>
+                <w:lang w:val="en-IN"/>
+              </w:rPr>
+              <w:t>(){</w:t>
+            </w:r>
+            <w:proofErr w:type="gramEnd"/>
             <w:r>
               <w:rPr>
                 <w:sz w:val="16"/>
@@ -12920,8 +14295,18 @@
                 <w:lang w:val="en-IN"/>
               </w:rPr>
               <w:br/>
-              <w:t xml:space="preserve">    }</w:t>
-            </w:r>
+              <w:t xml:space="preserve">  </w:t>
+            </w:r>
+            <w:proofErr w:type="gramStart"/>
+            <w:r>
+              <w:rPr>
+                <w:sz w:val="16"/>
+                <w:szCs w:val="16"/>
+                <w:lang w:val="en-IN"/>
+              </w:rPr>
+              <w:t xml:space="preserve">  }</w:t>
+            </w:r>
+            <w:proofErr w:type="gramEnd"/>
             <w:r>
               <w:rPr>
                 <w:sz w:val="16"/>
@@ -12971,7 +14356,25 @@
                 <w:lang w:val="en-IN"/>
               </w:rPr>
               <w:br/>
-              <w:t xml:space="preserve">    public static void main(String[] </w:t>
+              <w:t xml:space="preserve">    public static void </w:t>
+            </w:r>
+            <w:proofErr w:type="gramStart"/>
+            <w:r>
+              <w:rPr>
+                <w:sz w:val="16"/>
+                <w:szCs w:val="16"/>
+                <w:lang w:val="en-IN"/>
+              </w:rPr>
+              <w:t>main(String[</w:t>
+            </w:r>
+            <w:proofErr w:type="gramEnd"/>
+            <w:r>
+              <w:rPr>
+                <w:sz w:val="16"/>
+                <w:szCs w:val="16"/>
+                <w:lang w:val="en-IN"/>
+              </w:rPr>
+              <w:t xml:space="preserve">] </w:t>
             </w:r>
             <w:proofErr w:type="spellStart"/>
             <w:r>
@@ -13016,7 +14419,25 @@
                 <w:szCs w:val="16"/>
                 <w:lang w:val="en-IN"/>
               </w:rPr>
-              <w:t xml:space="preserve"> = new Calculator();</w:t>
+              <w:t xml:space="preserve"> = new </w:t>
+            </w:r>
+            <w:proofErr w:type="gramStart"/>
+            <w:r>
+              <w:rPr>
+                <w:sz w:val="16"/>
+                <w:szCs w:val="16"/>
+                <w:lang w:val="en-IN"/>
+              </w:rPr>
+              <w:t>Calculator(</w:t>
+            </w:r>
+            <w:proofErr w:type="gramEnd"/>
+            <w:r>
+              <w:rPr>
+                <w:sz w:val="16"/>
+                <w:szCs w:val="16"/>
+                <w:lang w:val="en-IN"/>
+              </w:rPr>
+              <w:t>);</w:t>
             </w:r>
             <w:r>
               <w:rPr>
@@ -13073,6 +14494,7 @@
               <w:t>(</w:t>
             </w:r>
             <w:proofErr w:type="spellStart"/>
+            <w:proofErr w:type="gramStart"/>
             <w:r>
               <w:rPr>
                 <w:sz w:val="16"/>
@@ -13082,6 +14504,7 @@
               <w:t>calculator.myName</w:t>
             </w:r>
             <w:proofErr w:type="spellEnd"/>
+            <w:proofErr w:type="gramEnd"/>
             <w:r>
               <w:rPr>
                 <w:sz w:val="16"/>
@@ -13097,8 +14520,18 @@
                 <w:lang w:val="en-IN"/>
               </w:rPr>
               <w:br/>
-              <w:t xml:space="preserve">    }</w:t>
-            </w:r>
+              <w:t xml:space="preserve">  </w:t>
+            </w:r>
+            <w:proofErr w:type="gramStart"/>
+            <w:r>
+              <w:rPr>
+                <w:sz w:val="16"/>
+                <w:szCs w:val="16"/>
+                <w:lang w:val="en-IN"/>
+              </w:rPr>
+              <w:t xml:space="preserve">  }</w:t>
+            </w:r>
+            <w:proofErr w:type="gramEnd"/>
             <w:r>
               <w:rPr>
                 <w:sz w:val="16"/>
@@ -13137,7 +14570,25 @@
                 <w:lang w:val="en-IN"/>
               </w:rPr>
               <w:br/>
-              <w:t xml:space="preserve">    public static void main(String[] </w:t>
+              <w:t xml:space="preserve">    public static void </w:t>
+            </w:r>
+            <w:proofErr w:type="gramStart"/>
+            <w:r>
+              <w:rPr>
+                <w:sz w:val="16"/>
+                <w:szCs w:val="16"/>
+                <w:lang w:val="en-IN"/>
+              </w:rPr>
+              <w:t>main(String[</w:t>
+            </w:r>
+            <w:proofErr w:type="gramEnd"/>
+            <w:r>
+              <w:rPr>
+                <w:sz w:val="16"/>
+                <w:szCs w:val="16"/>
+                <w:lang w:val="en-IN"/>
+              </w:rPr>
+              <w:t xml:space="preserve">] </w:t>
             </w:r>
             <w:proofErr w:type="spellStart"/>
             <w:r>
@@ -13264,8 +14715,18 @@
                 <w:lang w:val="en-IN"/>
               </w:rPr>
               <w:br/>
-              <w:t xml:space="preserve">    }</w:t>
-            </w:r>
+              <w:t xml:space="preserve">  </w:t>
+            </w:r>
+            <w:proofErr w:type="gramStart"/>
+            <w:r>
+              <w:rPr>
+                <w:sz w:val="16"/>
+                <w:szCs w:val="16"/>
+                <w:lang w:val="en-IN"/>
+              </w:rPr>
+              <w:t xml:space="preserve">  }</w:t>
+            </w:r>
+            <w:proofErr w:type="gramEnd"/>
             <w:r>
               <w:rPr>
                 <w:sz w:val="16"/>
@@ -13326,7 +14787,27 @@
           <w:highlight w:val="yellow"/>
           <w:lang w:val="en-IN"/>
         </w:rPr>
-        <w:t xml:space="preserve">For calling Non-static class members we need object creation and its </w:t>
+        <w:t xml:space="preserve">For calling </w:t>
+      </w:r>
+      <w:proofErr w:type="gramStart"/>
+      <w:r>
+        <w:rPr>
+          <w:b/>
+          <w:bCs/>
+          <w:highlight w:val="yellow"/>
+          <w:lang w:val="en-IN"/>
+        </w:rPr>
+        <w:t>Non-static</w:t>
+      </w:r>
+      <w:proofErr w:type="gramEnd"/>
+      <w:r>
+        <w:rPr>
+          <w:b/>
+          <w:bCs/>
+          <w:highlight w:val="yellow"/>
+          <w:lang w:val="en-IN"/>
+        </w:rPr>
+        <w:t xml:space="preserve"> class members we need object creation and its </w:t>
       </w:r>
       <w:r>
         <w:rPr>
@@ -13563,7 +15044,21 @@
         <w:rPr>
           <w:lang w:val="en-IN"/>
         </w:rPr>
-        <w:t xml:space="preserve">When to use static? When we have common data to objects or sharable to object then we can use static keyword for class members[methods or </w:t>
+        <w:t xml:space="preserve">When to use static? When we have common data to objects or sharable to object then we can use static keyword for class </w:t>
+      </w:r>
+      <w:proofErr w:type="gramStart"/>
+      <w:r>
+        <w:rPr>
+          <w:lang w:val="en-IN"/>
+        </w:rPr>
+        <w:t>members[</w:t>
+      </w:r>
+      <w:proofErr w:type="gramEnd"/>
+      <w:r>
+        <w:rPr>
+          <w:lang w:val="en-IN"/>
+        </w:rPr>
+        <w:t xml:space="preserve">methods or </w:t>
       </w:r>
       <w:proofErr w:type="spellStart"/>
       <w:r>
@@ -15214,25 +16709,25 @@
                 <w:bCs/>
                 <w:lang w:val="en-IN"/>
               </w:rPr>
-              <w:t xml:space="preserve">int add(int </w:t>
-            </w:r>
-            <w:proofErr w:type="spellStart"/>
+              <w:t xml:space="preserve">int </w:t>
+            </w:r>
+            <w:proofErr w:type="gramStart"/>
             <w:r>
               <w:rPr>
                 <w:b/>
                 <w:bCs/>
                 <w:lang w:val="en-IN"/>
               </w:rPr>
-              <w:t>fValue</w:t>
-            </w:r>
-            <w:proofErr w:type="spellEnd"/>
+              <w:t>add(</w:t>
+            </w:r>
+            <w:proofErr w:type="gramEnd"/>
             <w:r>
               <w:rPr>
                 <w:b/>
                 <w:bCs/>
                 <w:lang w:val="en-IN"/>
               </w:rPr>
-              <w:t xml:space="preserve">, int </w:t>
+              <w:t xml:space="preserve">int </w:t>
             </w:r>
             <w:proofErr w:type="spellStart"/>
             <w:r>
@@ -15241,7 +16736,7 @@
                 <w:bCs/>
                 <w:lang w:val="en-IN"/>
               </w:rPr>
-              <w:t>sValue</w:t>
+              <w:t>fValue</w:t>
             </w:r>
             <w:proofErr w:type="spellEnd"/>
             <w:r>
@@ -15250,41 +16745,95 @@
                 <w:bCs/>
                 <w:lang w:val="en-IN"/>
               </w:rPr>
-              <w:t>);</w:t>
-            </w:r>
-            <w:r>
-              <w:rPr>
-                <w:lang w:val="en-IN"/>
-              </w:rPr>
-              <w:t xml:space="preserve"> // unimplemented methods / abstract methods</w:t>
-            </w:r>
-            <w:r>
-              <w:rPr>
-                <w:lang w:val="en-IN"/>
-              </w:rPr>
-              <w:br/>
-            </w:r>
+              <w:t xml:space="preserve">, int </w:t>
+            </w:r>
+            <w:proofErr w:type="spellStart"/>
             <w:r>
               <w:rPr>
                 <w:b/>
                 <w:bCs/>
                 <w:lang w:val="en-IN"/>
               </w:rPr>
-              <w:t>int multiplication(int a, int b, int c);</w:t>
-            </w:r>
-            <w:r>
-              <w:rPr>
-                <w:lang w:val="en-IN"/>
-              </w:rPr>
-              <w:br/>
-            </w:r>
+              <w:t>sValue</w:t>
+            </w:r>
+            <w:proofErr w:type="spellEnd"/>
             <w:r>
               <w:rPr>
                 <w:b/>
                 <w:bCs/>
                 <w:lang w:val="en-IN"/>
               </w:rPr>
-              <w:t>int subtraction(int a, int b);</w:t>
+              <w:t>);</w:t>
+            </w:r>
+            <w:r>
+              <w:rPr>
+                <w:lang w:val="en-IN"/>
+              </w:rPr>
+              <w:t xml:space="preserve"> // unimplemented methods / abstract methods</w:t>
+            </w:r>
+            <w:r>
+              <w:rPr>
+                <w:lang w:val="en-IN"/>
+              </w:rPr>
+              <w:br/>
+            </w:r>
+            <w:r>
+              <w:rPr>
+                <w:b/>
+                <w:bCs/>
+                <w:lang w:val="en-IN"/>
+              </w:rPr>
+              <w:t xml:space="preserve">int </w:t>
+            </w:r>
+            <w:proofErr w:type="gramStart"/>
+            <w:r>
+              <w:rPr>
+                <w:b/>
+                <w:bCs/>
+                <w:lang w:val="en-IN"/>
+              </w:rPr>
+              <w:t>multiplication(</w:t>
+            </w:r>
+            <w:proofErr w:type="gramEnd"/>
+            <w:r>
+              <w:rPr>
+                <w:b/>
+                <w:bCs/>
+                <w:lang w:val="en-IN"/>
+              </w:rPr>
+              <w:t>int a, int b, int c);</w:t>
+            </w:r>
+            <w:r>
+              <w:rPr>
+                <w:lang w:val="en-IN"/>
+              </w:rPr>
+              <w:br/>
+            </w:r>
+            <w:r>
+              <w:rPr>
+                <w:b/>
+                <w:bCs/>
+                <w:lang w:val="en-IN"/>
+              </w:rPr>
+              <w:t xml:space="preserve">int </w:t>
+            </w:r>
+            <w:proofErr w:type="gramStart"/>
+            <w:r>
+              <w:rPr>
+                <w:b/>
+                <w:bCs/>
+                <w:lang w:val="en-IN"/>
+              </w:rPr>
+              <w:t>subtraction(</w:t>
+            </w:r>
+            <w:proofErr w:type="gramEnd"/>
+            <w:r>
+              <w:rPr>
+                <w:b/>
+                <w:bCs/>
+                <w:lang w:val="en-IN"/>
+              </w:rPr>
+              <w:t>int a, int b);</w:t>
             </w:r>
             <w:r>
               <w:rPr>
@@ -15342,11 +16891,16 @@
         <w:t>mean</w:t>
       </w:r>
       <w:r>
-        <w:t xml:space="preserve"> methods with immediate termination</w:t>
+        <w:t xml:space="preserve"> methods with immediate </w:t>
+      </w:r>
+      <w:proofErr w:type="gramStart"/>
+      <w:r>
+        <w:t>termination</w:t>
       </w:r>
       <w:r>
         <w:t>[</w:t>
       </w:r>
+      <w:proofErr w:type="gramEnd"/>
       <w:r>
         <w:rPr>
           <w:b/>
@@ -15564,7 +17118,25 @@
                 <w:szCs w:val="18"/>
                 <w:lang w:val="en-IN"/>
               </w:rPr>
-              <w:t xml:space="preserve">int add(int </w:t>
+              <w:t xml:space="preserve">int </w:t>
+            </w:r>
+            <w:proofErr w:type="gramStart"/>
+            <w:r>
+              <w:rPr>
+                <w:sz w:val="18"/>
+                <w:szCs w:val="18"/>
+                <w:lang w:val="en-IN"/>
+              </w:rPr>
+              <w:t>add(</w:t>
+            </w:r>
+            <w:proofErr w:type="gramEnd"/>
+            <w:r>
+              <w:rPr>
+                <w:sz w:val="18"/>
+                <w:szCs w:val="18"/>
+                <w:lang w:val="en-IN"/>
+              </w:rPr>
+              <w:t xml:space="preserve">int </w:t>
             </w:r>
             <w:proofErr w:type="spellStart"/>
             <w:r>
@@ -15633,16 +17205,52 @@
                 <w:szCs w:val="18"/>
                 <w:lang w:val="en-IN"/>
               </w:rPr>
-              <w:t xml:space="preserve"> int multiplication(int a, int b, int c);</w:t>
-            </w:r>
+              <w:t xml:space="preserve"> int </w:t>
+            </w:r>
+            <w:proofErr w:type="gramStart"/>
             <w:r>
               <w:rPr>
                 <w:sz w:val="18"/>
                 <w:szCs w:val="18"/>
                 <w:lang w:val="en-IN"/>
               </w:rPr>
-              <w:br/>
-              <w:t xml:space="preserve"> int subtraction(int a, int b);</w:t>
+              <w:t>multiplication(</w:t>
+            </w:r>
+            <w:proofErr w:type="gramEnd"/>
+            <w:r>
+              <w:rPr>
+                <w:sz w:val="18"/>
+                <w:szCs w:val="18"/>
+                <w:lang w:val="en-IN"/>
+              </w:rPr>
+              <w:t>int a, int b, int c);</w:t>
+            </w:r>
+            <w:r>
+              <w:rPr>
+                <w:sz w:val="18"/>
+                <w:szCs w:val="18"/>
+                <w:lang w:val="en-IN"/>
+              </w:rPr>
+              <w:br/>
+              <w:t xml:space="preserve"> int </w:t>
+            </w:r>
+            <w:proofErr w:type="gramStart"/>
+            <w:r>
+              <w:rPr>
+                <w:sz w:val="18"/>
+                <w:szCs w:val="18"/>
+                <w:lang w:val="en-IN"/>
+              </w:rPr>
+              <w:t>subtraction(</w:t>
+            </w:r>
+            <w:proofErr w:type="gramEnd"/>
+            <w:r>
+              <w:rPr>
+                <w:sz w:val="18"/>
+                <w:szCs w:val="18"/>
+                <w:lang w:val="en-IN"/>
+              </w:rPr>
+              <w:t>int a, int b);</w:t>
             </w:r>
             <w:r>
               <w:rPr>
@@ -16088,52 +17696,52 @@
                 <w:lang w:val="en-IN"/>
               </w:rPr>
               <w:br/>
-              <w:t xml:space="preserve">    public static void main(String[] </w:t>
-            </w:r>
-            <w:proofErr w:type="spellStart"/>
+              <w:t xml:space="preserve">    public static void </w:t>
+            </w:r>
+            <w:proofErr w:type="gramStart"/>
             <w:r>
               <w:rPr>
                 <w:sz w:val="18"/>
                 <w:szCs w:val="18"/>
                 <w:lang w:val="en-IN"/>
               </w:rPr>
-              <w:t>args</w:t>
-            </w:r>
-            <w:proofErr w:type="spellEnd"/>
+              <w:t>main(String[</w:t>
+            </w:r>
+            <w:proofErr w:type="gramEnd"/>
             <w:r>
               <w:rPr>
                 <w:sz w:val="18"/>
                 <w:szCs w:val="18"/>
                 <w:lang w:val="en-IN"/>
               </w:rPr>
-              <w:t>) {</w:t>
-            </w:r>
+              <w:t xml:space="preserve">] </w:t>
+            </w:r>
+            <w:proofErr w:type="spellStart"/>
             <w:r>
               <w:rPr>
                 <w:sz w:val="18"/>
                 <w:szCs w:val="18"/>
                 <w:lang w:val="en-IN"/>
               </w:rPr>
-              <w:br/>
-              <w:t xml:space="preserve">        </w:t>
-            </w:r>
-            <w:proofErr w:type="spellStart"/>
+              <w:t>args</w:t>
+            </w:r>
+            <w:proofErr w:type="spellEnd"/>
             <w:r>
               <w:rPr>
                 <w:sz w:val="18"/>
                 <w:szCs w:val="18"/>
                 <w:lang w:val="en-IN"/>
               </w:rPr>
-              <w:t>MyCalculator</w:t>
-            </w:r>
-            <w:proofErr w:type="spellEnd"/>
+              <w:t>) {</w:t>
+            </w:r>
             <w:r>
               <w:rPr>
                 <w:sz w:val="18"/>
                 <w:szCs w:val="18"/>
                 <w:lang w:val="en-IN"/>
               </w:rPr>
-              <w:t xml:space="preserve"> </w:t>
+              <w:br/>
+              <w:t xml:space="preserve">        </w:t>
             </w:r>
             <w:proofErr w:type="spellStart"/>
             <w:r>
@@ -16142,7 +17750,7 @@
                 <w:szCs w:val="18"/>
                 <w:lang w:val="en-IN"/>
               </w:rPr>
-              <w:t>myCalculator</w:t>
+              <w:t>MyCalculator</w:t>
             </w:r>
             <w:proofErr w:type="spellEnd"/>
             <w:r>
@@ -16151,7 +17759,7 @@
                 <w:szCs w:val="18"/>
                 <w:lang w:val="en-IN"/>
               </w:rPr>
-              <w:t xml:space="preserve"> = new </w:t>
+              <w:t xml:space="preserve"> </w:t>
             </w:r>
             <w:proofErr w:type="spellStart"/>
             <w:r>
@@ -16160,7 +17768,7 @@
                 <w:szCs w:val="18"/>
                 <w:lang w:val="en-IN"/>
               </w:rPr>
-              <w:t>MyCalculator</w:t>
+              <w:t>myCalculator</w:t>
             </w:r>
             <w:proofErr w:type="spellEnd"/>
             <w:r>
@@ -16169,52 +17777,90 @@
                 <w:szCs w:val="18"/>
                 <w:lang w:val="en-IN"/>
               </w:rPr>
-              <w:t>();</w:t>
-            </w:r>
+              <w:t xml:space="preserve"> = new </w:t>
+            </w:r>
+            <w:proofErr w:type="spellStart"/>
+            <w:proofErr w:type="gramStart"/>
             <w:r>
               <w:rPr>
                 <w:sz w:val="18"/>
                 <w:szCs w:val="18"/>
                 <w:lang w:val="en-IN"/>
               </w:rPr>
-              <w:br/>
-              <w:t xml:space="preserve">        int </w:t>
-            </w:r>
-            <w:proofErr w:type="spellStart"/>
+              <w:t>MyCalculator</w:t>
+            </w:r>
+            <w:proofErr w:type="spellEnd"/>
             <w:r>
               <w:rPr>
                 <w:sz w:val="18"/>
                 <w:szCs w:val="18"/>
                 <w:lang w:val="en-IN"/>
               </w:rPr>
-              <w:t>addResult</w:t>
-            </w:r>
-            <w:proofErr w:type="spellEnd"/>
+              <w:t>(</w:t>
+            </w:r>
+            <w:proofErr w:type="gramEnd"/>
             <w:r>
               <w:rPr>
                 <w:sz w:val="18"/>
                 <w:szCs w:val="18"/>
                 <w:lang w:val="en-IN"/>
               </w:rPr>
-              <w:t xml:space="preserve"> = </w:t>
-            </w:r>
-            <w:proofErr w:type="spellStart"/>
+              <w:t>);</w:t>
+            </w:r>
             <w:r>
               <w:rPr>
                 <w:sz w:val="18"/>
                 <w:szCs w:val="18"/>
                 <w:lang w:val="en-IN"/>
               </w:rPr>
-              <w:t>myCalculator.add</w:t>
-            </w:r>
-            <w:proofErr w:type="spellEnd"/>
+              <w:br/>
+              <w:t xml:space="preserve">        int </w:t>
+            </w:r>
+            <w:proofErr w:type="spellStart"/>
             <w:r>
               <w:rPr>
                 <w:sz w:val="18"/>
                 <w:szCs w:val="18"/>
                 <w:lang w:val="en-IN"/>
               </w:rPr>
-              <w:t>(112,3434);</w:t>
+              <w:t>addResult</w:t>
+            </w:r>
+            <w:proofErr w:type="spellEnd"/>
+            <w:r>
+              <w:rPr>
+                <w:sz w:val="18"/>
+                <w:szCs w:val="18"/>
+                <w:lang w:val="en-IN"/>
+              </w:rPr>
+              <w:t xml:space="preserve"> = </w:t>
+            </w:r>
+            <w:proofErr w:type="spellStart"/>
+            <w:proofErr w:type="gramStart"/>
+            <w:r>
+              <w:rPr>
+                <w:sz w:val="18"/>
+                <w:szCs w:val="18"/>
+                <w:lang w:val="en-IN"/>
+              </w:rPr>
+              <w:t>myCalculator.add</w:t>
+            </w:r>
+            <w:proofErr w:type="spellEnd"/>
+            <w:r>
+              <w:rPr>
+                <w:sz w:val="18"/>
+                <w:szCs w:val="18"/>
+                <w:lang w:val="en-IN"/>
+              </w:rPr>
+              <w:t>(</w:t>
+            </w:r>
+            <w:proofErr w:type="gramEnd"/>
+            <w:r>
+              <w:rPr>
+                <w:sz w:val="18"/>
+                <w:szCs w:val="18"/>
+                <w:lang w:val="en-IN"/>
+              </w:rPr>
+              <w:t>112,3434);</w:t>
             </w:r>
             <w:r>
               <w:rPr>
@@ -16286,8 +17932,18 @@
                 <w:lang w:val="en-IN"/>
               </w:rPr>
               <w:br/>
-              <w:t xml:space="preserve">    }</w:t>
-            </w:r>
+              <w:t xml:space="preserve">  </w:t>
+            </w:r>
+            <w:proofErr w:type="gramStart"/>
+            <w:r>
+              <w:rPr>
+                <w:sz w:val="18"/>
+                <w:szCs w:val="18"/>
+                <w:lang w:val="en-IN"/>
+              </w:rPr>
+              <w:t xml:space="preserve">  }</w:t>
+            </w:r>
+            <w:proofErr w:type="gramEnd"/>
             <w:r>
               <w:rPr>
                 <w:sz w:val="18"/>
@@ -16474,8 +18130,13 @@
               <w:t>v</w:t>
             </w:r>
             <w:r>
-              <w:t>oid m1(){</w:t>
-            </w:r>
+              <w:t>oid m1</w:t>
+            </w:r>
+            <w:proofErr w:type="gramStart"/>
+            <w:r>
+              <w:t>(){</w:t>
+            </w:r>
+            <w:proofErr w:type="gramEnd"/>
           </w:p>
           <w:p>
             <w:proofErr w:type="spellStart"/>
@@ -16574,11 +18235,16 @@
         <w:sym w:font="Wingdings" w:char="F0E0"/>
       </w:r>
       <w:r>
-        <w:t xml:space="preserve"> Inherit</w:t>
+        <w:t xml:space="preserve"> </w:t>
+      </w:r>
+      <w:proofErr w:type="gramStart"/>
+      <w:r>
+        <w:t>Inherit</w:t>
       </w:r>
       <w:r>
         <w:t>[</w:t>
       </w:r>
+      <w:proofErr w:type="gramEnd"/>
       <w:r>
         <w:rPr>
           <w:b/>
@@ -16864,6 +18530,7 @@
               <w:t xml:space="preserve">    void </w:t>
             </w:r>
             <w:proofErr w:type="spellStart"/>
+            <w:proofErr w:type="gramStart"/>
             <w:r>
               <w:rPr>
                 <w:sz w:val="18"/>
@@ -16879,16 +18546,16 @@
                 <w:szCs w:val="18"/>
                 <w:lang w:val="en-IN"/>
               </w:rPr>
-              <w:t>();</w:t>
-            </w:r>
+              <w:t>(</w:t>
+            </w:r>
+            <w:proofErr w:type="gramEnd"/>
             <w:r>
               <w:rPr>
                 <w:sz w:val="18"/>
                 <w:szCs w:val="18"/>
                 <w:lang w:val="en-IN"/>
               </w:rPr>
-              <w:br/>
-              <w:t xml:space="preserve">    void door();</w:t>
+              <w:t>);</w:t>
             </w:r>
             <w:r>
               <w:rPr>
@@ -16897,34 +18564,89 @@
                 <w:lang w:val="en-IN"/>
               </w:rPr>
               <w:br/>
-              <w:t xml:space="preserve">    void windows();</w:t>
-            </w:r>
+              <w:t xml:space="preserve">    void </w:t>
+            </w:r>
+            <w:proofErr w:type="gramStart"/>
             <w:r>
               <w:rPr>
                 <w:sz w:val="18"/>
                 <w:szCs w:val="18"/>
                 <w:lang w:val="en-IN"/>
               </w:rPr>
-              <w:br/>
-              <w:t xml:space="preserve">    void </w:t>
-            </w:r>
-            <w:proofErr w:type="spellStart"/>
+              <w:t>door(</w:t>
+            </w:r>
+            <w:proofErr w:type="gramEnd"/>
             <w:r>
               <w:rPr>
                 <w:sz w:val="18"/>
                 <w:szCs w:val="18"/>
                 <w:lang w:val="en-IN"/>
               </w:rPr>
-              <w:t>landSize</w:t>
-            </w:r>
-            <w:proofErr w:type="spellEnd"/>
+              <w:t>);</w:t>
+            </w:r>
             <w:r>
               <w:rPr>
                 <w:sz w:val="18"/>
                 <w:szCs w:val="18"/>
                 <w:lang w:val="en-IN"/>
               </w:rPr>
-              <w:t>();</w:t>
+              <w:br/>
+              <w:t xml:space="preserve">    void </w:t>
+            </w:r>
+            <w:proofErr w:type="gramStart"/>
+            <w:r>
+              <w:rPr>
+                <w:sz w:val="18"/>
+                <w:szCs w:val="18"/>
+                <w:lang w:val="en-IN"/>
+              </w:rPr>
+              <w:t>windows(</w:t>
+            </w:r>
+            <w:proofErr w:type="gramEnd"/>
+            <w:r>
+              <w:rPr>
+                <w:sz w:val="18"/>
+                <w:szCs w:val="18"/>
+                <w:lang w:val="en-IN"/>
+              </w:rPr>
+              <w:t>);</w:t>
+            </w:r>
+            <w:r>
+              <w:rPr>
+                <w:sz w:val="18"/>
+                <w:szCs w:val="18"/>
+                <w:lang w:val="en-IN"/>
+              </w:rPr>
+              <w:br/>
+              <w:t xml:space="preserve">    void </w:t>
+            </w:r>
+            <w:proofErr w:type="spellStart"/>
+            <w:proofErr w:type="gramStart"/>
+            <w:r>
+              <w:rPr>
+                <w:sz w:val="18"/>
+                <w:szCs w:val="18"/>
+                <w:lang w:val="en-IN"/>
+              </w:rPr>
+              <w:t>landSize</w:t>
+            </w:r>
+            <w:proofErr w:type="spellEnd"/>
+            <w:r>
+              <w:rPr>
+                <w:sz w:val="18"/>
+                <w:szCs w:val="18"/>
+                <w:lang w:val="en-IN"/>
+              </w:rPr>
+              <w:t>(</w:t>
+            </w:r>
+            <w:proofErr w:type="gramEnd"/>
+            <w:r>
+              <w:rPr>
+                <w:sz w:val="18"/>
+                <w:szCs w:val="18"/>
+                <w:lang w:val="en-IN"/>
+              </w:rPr>
+              <w:t>);</w:t>
             </w:r>
             <w:r>
               <w:rPr>
@@ -17058,6 +18780,7 @@
               <w:t xml:space="preserve">    public void </w:t>
             </w:r>
             <w:proofErr w:type="spellStart"/>
+            <w:proofErr w:type="gramStart"/>
             <w:r>
               <w:rPr>
                 <w:sz w:val="18"/>
@@ -17073,16 +18796,16 @@
                 <w:szCs w:val="18"/>
                 <w:lang w:val="en-IN"/>
               </w:rPr>
-              <w:t>() {</w:t>
-            </w:r>
+              <w:t>(</w:t>
+            </w:r>
+            <w:proofErr w:type="gramEnd"/>
             <w:r>
               <w:rPr>
                 <w:sz w:val="18"/>
                 <w:szCs w:val="18"/>
                 <w:lang w:val="en-IN"/>
               </w:rPr>
-              <w:br/>
-              <w:t xml:space="preserve">    }</w:t>
+              <w:t>) {</w:t>
             </w:r>
             <w:r>
               <w:rPr>
@@ -17091,17 +18814,18 @@
                 <w:lang w:val="en-IN"/>
               </w:rPr>
               <w:br/>
-              <w:t xml:space="preserve">    public void door() {</w:t>
-            </w:r>
+              <w:t xml:space="preserve">  </w:t>
+            </w:r>
+            <w:proofErr w:type="gramStart"/>
             <w:r>
               <w:rPr>
                 <w:sz w:val="18"/>
                 <w:szCs w:val="18"/>
                 <w:lang w:val="en-IN"/>
               </w:rPr>
-              <w:br/>
-              <w:t xml:space="preserve">    }</w:t>
-            </w:r>
+              <w:t xml:space="preserve">  }</w:t>
+            </w:r>
+            <w:proofErr w:type="gramEnd"/>
             <w:r>
               <w:rPr>
                 <w:sz w:val="18"/>
@@ -17109,17 +18833,91 @@
                 <w:lang w:val="en-IN"/>
               </w:rPr>
               <w:br/>
-              <w:t xml:space="preserve">    public void windows() {</w:t>
-            </w:r>
+              <w:t xml:space="preserve">    public void </w:t>
+            </w:r>
+            <w:proofErr w:type="gramStart"/>
             <w:r>
               <w:rPr>
                 <w:sz w:val="18"/>
                 <w:szCs w:val="18"/>
                 <w:lang w:val="en-IN"/>
               </w:rPr>
-              <w:br/>
-              <w:t xml:space="preserve">    }</w:t>
-            </w:r>
+              <w:t>door(</w:t>
+            </w:r>
+            <w:proofErr w:type="gramEnd"/>
+            <w:r>
+              <w:rPr>
+                <w:sz w:val="18"/>
+                <w:szCs w:val="18"/>
+                <w:lang w:val="en-IN"/>
+              </w:rPr>
+              <w:t>) {</w:t>
+            </w:r>
+            <w:r>
+              <w:rPr>
+                <w:sz w:val="18"/>
+                <w:szCs w:val="18"/>
+                <w:lang w:val="en-IN"/>
+              </w:rPr>
+              <w:br/>
+              <w:t xml:space="preserve">  </w:t>
+            </w:r>
+            <w:proofErr w:type="gramStart"/>
+            <w:r>
+              <w:rPr>
+                <w:sz w:val="18"/>
+                <w:szCs w:val="18"/>
+                <w:lang w:val="en-IN"/>
+              </w:rPr>
+              <w:t xml:space="preserve">  }</w:t>
+            </w:r>
+            <w:proofErr w:type="gramEnd"/>
+            <w:r>
+              <w:rPr>
+                <w:sz w:val="18"/>
+                <w:szCs w:val="18"/>
+                <w:lang w:val="en-IN"/>
+              </w:rPr>
+              <w:br/>
+              <w:t xml:space="preserve">    public void </w:t>
+            </w:r>
+            <w:proofErr w:type="gramStart"/>
+            <w:r>
+              <w:rPr>
+                <w:sz w:val="18"/>
+                <w:szCs w:val="18"/>
+                <w:lang w:val="en-IN"/>
+              </w:rPr>
+              <w:t>windows(</w:t>
+            </w:r>
+            <w:proofErr w:type="gramEnd"/>
+            <w:r>
+              <w:rPr>
+                <w:sz w:val="18"/>
+                <w:szCs w:val="18"/>
+                <w:lang w:val="en-IN"/>
+              </w:rPr>
+              <w:t>) {</w:t>
+            </w:r>
+            <w:r>
+              <w:rPr>
+                <w:sz w:val="18"/>
+                <w:szCs w:val="18"/>
+                <w:lang w:val="en-IN"/>
+              </w:rPr>
+              <w:br/>
+              <w:t xml:space="preserve">  </w:t>
+            </w:r>
+            <w:proofErr w:type="gramStart"/>
+            <w:r>
+              <w:rPr>
+                <w:sz w:val="18"/>
+                <w:szCs w:val="18"/>
+                <w:lang w:val="en-IN"/>
+              </w:rPr>
+              <w:t xml:space="preserve">  }</w:t>
+            </w:r>
+            <w:proofErr w:type="gramEnd"/>
             <w:r>
               <w:rPr>
                 <w:sz w:val="18"/>
@@ -17196,6 +18994,7 @@
               <w:t xml:space="preserve"> </w:t>
             </w:r>
             <w:proofErr w:type="spellStart"/>
+            <w:proofErr w:type="gramStart"/>
             <w:r>
               <w:rPr>
                 <w:sz w:val="18"/>
@@ -17213,6 +19012,7 @@
               </w:rPr>
               <w:t>{</w:t>
             </w:r>
+            <w:proofErr w:type="gramEnd"/>
             <w:r>
               <w:rPr>
                 <w:sz w:val="18"/>
@@ -17223,6 +19023,7 @@
               <w:t xml:space="preserve">    public void </w:t>
             </w:r>
             <w:proofErr w:type="spellStart"/>
+            <w:proofErr w:type="gramStart"/>
             <w:r>
               <w:rPr>
                 <w:sz w:val="18"/>
@@ -17238,17 +19039,36 @@
                 <w:szCs w:val="18"/>
                 <w:lang w:val="en-IN"/>
               </w:rPr>
-              <w:t>() {</w:t>
-            </w:r>
+              <w:t>(</w:t>
+            </w:r>
+            <w:proofErr w:type="gramEnd"/>
             <w:r>
               <w:rPr>
                 <w:sz w:val="18"/>
                 <w:szCs w:val="18"/>
                 <w:lang w:val="en-IN"/>
               </w:rPr>
-              <w:br/>
-              <w:t xml:space="preserve">    }</w:t>
-            </w:r>
+              <w:t>) {</w:t>
+            </w:r>
+            <w:r>
+              <w:rPr>
+                <w:sz w:val="18"/>
+                <w:szCs w:val="18"/>
+                <w:lang w:val="en-IN"/>
+              </w:rPr>
+              <w:br/>
+              <w:t xml:space="preserve">  </w:t>
+            </w:r>
+            <w:proofErr w:type="gramStart"/>
+            <w:r>
+              <w:rPr>
+                <w:sz w:val="18"/>
+                <w:szCs w:val="18"/>
+                <w:lang w:val="en-IN"/>
+              </w:rPr>
+              <w:t xml:space="preserve">  }</w:t>
+            </w:r>
+            <w:proofErr w:type="gramEnd"/>
             <w:r>
               <w:rPr>
                 <w:sz w:val="18"/>
@@ -17295,52 +19115,52 @@
                 <w:lang w:val="en-IN"/>
               </w:rPr>
               <w:br/>
-              <w:t xml:space="preserve">    public static void main(String[] </w:t>
-            </w:r>
-            <w:proofErr w:type="spellStart"/>
+              <w:t xml:space="preserve">    public static void </w:t>
+            </w:r>
+            <w:proofErr w:type="gramStart"/>
             <w:r>
               <w:rPr>
                 <w:sz w:val="18"/>
                 <w:szCs w:val="18"/>
                 <w:lang w:val="en-IN"/>
               </w:rPr>
-              <w:t>args</w:t>
-            </w:r>
-            <w:proofErr w:type="spellEnd"/>
+              <w:t>main(String[</w:t>
+            </w:r>
+            <w:proofErr w:type="gramEnd"/>
             <w:r>
               <w:rPr>
                 <w:sz w:val="18"/>
                 <w:szCs w:val="18"/>
                 <w:lang w:val="en-IN"/>
               </w:rPr>
-              <w:t>) {</w:t>
-            </w:r>
+              <w:t xml:space="preserve">] </w:t>
+            </w:r>
+            <w:proofErr w:type="spellStart"/>
             <w:r>
               <w:rPr>
                 <w:sz w:val="18"/>
                 <w:szCs w:val="18"/>
                 <w:lang w:val="en-IN"/>
               </w:rPr>
-              <w:br/>
-              <w:t xml:space="preserve">        </w:t>
-            </w:r>
-            <w:proofErr w:type="spellStart"/>
+              <w:t>args</w:t>
+            </w:r>
+            <w:proofErr w:type="spellEnd"/>
             <w:r>
               <w:rPr>
                 <w:sz w:val="18"/>
                 <w:szCs w:val="18"/>
                 <w:lang w:val="en-IN"/>
               </w:rPr>
-              <w:t>HamidHouse</w:t>
-            </w:r>
-            <w:proofErr w:type="spellEnd"/>
+              <w:t>) {</w:t>
+            </w:r>
             <w:r>
               <w:rPr>
                 <w:sz w:val="18"/>
                 <w:szCs w:val="18"/>
                 <w:lang w:val="en-IN"/>
               </w:rPr>
-              <w:t xml:space="preserve"> a = new </w:t>
+              <w:br/>
+              <w:t xml:space="preserve">        </w:t>
             </w:r>
             <w:proofErr w:type="spellStart"/>
             <w:r>
@@ -17358,34 +19178,35 @@
                 <w:szCs w:val="18"/>
                 <w:lang w:val="en-IN"/>
               </w:rPr>
-              <w:t>();</w:t>
-            </w:r>
+              <w:t xml:space="preserve"> a = new </w:t>
+            </w:r>
+            <w:proofErr w:type="spellStart"/>
+            <w:proofErr w:type="gramStart"/>
             <w:r>
               <w:rPr>
                 <w:sz w:val="18"/>
                 <w:szCs w:val="18"/>
                 <w:lang w:val="en-IN"/>
               </w:rPr>
-              <w:br/>
-              <w:t xml:space="preserve">        </w:t>
-            </w:r>
-            <w:proofErr w:type="spellStart"/>
+              <w:t>HamidHouse</w:t>
+            </w:r>
+            <w:proofErr w:type="spellEnd"/>
             <w:r>
               <w:rPr>
                 <w:sz w:val="18"/>
                 <w:szCs w:val="18"/>
                 <w:lang w:val="en-IN"/>
               </w:rPr>
-              <w:t>a.windows</w:t>
-            </w:r>
-            <w:proofErr w:type="spellEnd"/>
+              <w:t>(</w:t>
+            </w:r>
+            <w:proofErr w:type="gramEnd"/>
             <w:r>
               <w:rPr>
                 <w:sz w:val="18"/>
                 <w:szCs w:val="18"/>
                 <w:lang w:val="en-IN"/>
               </w:rPr>
-              <w:t>();</w:t>
+              <w:t>);</w:t>
             </w:r>
             <w:r>
               <w:rPr>
@@ -17394,8 +19215,47 @@
                 <w:lang w:val="en-IN"/>
               </w:rPr>
               <w:br/>
-              <w:t xml:space="preserve">    }</w:t>
-            </w:r>
+              <w:t xml:space="preserve">        </w:t>
+            </w:r>
+            <w:proofErr w:type="spellStart"/>
+            <w:proofErr w:type="gramStart"/>
+            <w:r>
+              <w:rPr>
+                <w:sz w:val="18"/>
+                <w:szCs w:val="18"/>
+                <w:lang w:val="en-IN"/>
+              </w:rPr>
+              <w:t>a.windows</w:t>
+            </w:r>
+            <w:proofErr w:type="spellEnd"/>
+            <w:proofErr w:type="gramEnd"/>
+            <w:r>
+              <w:rPr>
+                <w:sz w:val="18"/>
+                <w:szCs w:val="18"/>
+                <w:lang w:val="en-IN"/>
+              </w:rPr>
+              <w:t>();</w:t>
+            </w:r>
+            <w:r>
+              <w:rPr>
+                <w:sz w:val="18"/>
+                <w:szCs w:val="18"/>
+                <w:lang w:val="en-IN"/>
+              </w:rPr>
+              <w:br/>
+              <w:t xml:space="preserve">  </w:t>
+            </w:r>
+            <w:proofErr w:type="gramStart"/>
+            <w:r>
+              <w:rPr>
+                <w:sz w:val="18"/>
+                <w:szCs w:val="18"/>
+                <w:lang w:val="en-IN"/>
+              </w:rPr>
+              <w:t xml:space="preserve">  }</w:t>
+            </w:r>
+            <w:proofErr w:type="gramEnd"/>
             <w:r>
               <w:rPr>
                 <w:sz w:val="18"/>
@@ -17501,8 +19361,13 @@
       </w:pPr>
       <w:r>
         <w:tab/>
-        <w:t>Eg: ATM machine, Car, Human body….etc.</w:t>
-      </w:r>
+        <w:t>Eg: ATM machine, Car, Human body</w:t>
+      </w:r>
+      <w:proofErr w:type="gramStart"/>
+      <w:r>
+        <w:t>….etc.</w:t>
+      </w:r>
+      <w:proofErr w:type="gramEnd"/>
     </w:p>
     <w:p>
       <w:pPr>
@@ -18022,6 +19887,7 @@
               <w:t xml:space="preserve"> </w:t>
             </w:r>
             <w:proofErr w:type="spellStart"/>
+            <w:proofErr w:type="gramStart"/>
             <w:r>
               <w:rPr>
                 <w:lang w:val="en-IN"/>
@@ -18033,7 +19899,14 @@
               <w:rPr>
                 <w:lang w:val="en-IN"/>
               </w:rPr>
-              <w:t>();</w:t>
+              <w:t>(</w:t>
+            </w:r>
+            <w:proofErr w:type="gramEnd"/>
+            <w:r>
+              <w:rPr>
+                <w:lang w:val="en-IN"/>
+              </w:rPr>
+              <w:t>);</w:t>
             </w:r>
             <w:r>
               <w:rPr>
@@ -18194,6 +20067,7 @@
         <w:t xml:space="preserve"> TataCar, NanoCar, </w:t>
       </w:r>
       <w:proofErr w:type="spellStart"/>
+      <w:proofErr w:type="gramStart"/>
       <w:r>
         <w:t>NexonCar</w:t>
       </w:r>
@@ -18206,6 +20080,7 @@
         <w:t>BreezaCar</w:t>
       </w:r>
       <w:proofErr w:type="spellEnd"/>
+      <w:proofErr w:type="gramEnd"/>
       <w:r>
         <w:t>………………</w:t>
       </w:r>
@@ -18321,14 +20196,32 @@
           <w:bCs/>
           <w:highlight w:val="yellow"/>
         </w:rPr>
-        <w:t xml:space="preserve">*** By default all </w:t>
-      </w:r>
+        <w:t xml:space="preserve">*** By </w:t>
+      </w:r>
+      <w:proofErr w:type="gramStart"/>
       <w:r>
         <w:rPr>
           <w:b/>
           <w:bCs/>
           <w:highlight w:val="yellow"/>
         </w:rPr>
+        <w:t>default</w:t>
+      </w:r>
+      <w:proofErr w:type="gramEnd"/>
+      <w:r>
+        <w:rPr>
+          <w:b/>
+          <w:bCs/>
+          <w:highlight w:val="yellow"/>
+        </w:rPr>
+        <w:t xml:space="preserve"> all </w:t>
+      </w:r>
+      <w:r>
+        <w:rPr>
+          <w:b/>
+          <w:bCs/>
+          <w:highlight w:val="yellow"/>
+        </w:rPr>
         <w:t>variables</w:t>
       </w:r>
       <w:r>
@@ -18345,14 +20238,32 @@
           <w:bCs/>
           <w:highlight w:val="yellow"/>
         </w:rPr>
-        <w:t xml:space="preserve"> Means once value is assigned we </w:t>
-      </w:r>
+        <w:t xml:space="preserve"> Means once value is </w:t>
+      </w:r>
+      <w:proofErr w:type="gramStart"/>
       <w:r>
         <w:rPr>
           <w:b/>
           <w:bCs/>
           <w:highlight w:val="yellow"/>
         </w:rPr>
+        <w:t>assigned</w:t>
+      </w:r>
+      <w:proofErr w:type="gramEnd"/>
+      <w:r>
+        <w:rPr>
+          <w:b/>
+          <w:bCs/>
+          <w:highlight w:val="yellow"/>
+        </w:rPr>
+        <w:t xml:space="preserve"> we </w:t>
+      </w:r>
+      <w:r>
+        <w:rPr>
+          <w:b/>
+          <w:bCs/>
+          <w:highlight w:val="yellow"/>
+        </w:rPr>
         <w:t>cannot</w:t>
       </w:r>
       <w:r>
@@ -18378,7 +20289,25 @@
           <w:bCs/>
           <w:highlight w:val="yellow"/>
         </w:rPr>
-        <w:t>By default interface variables internally assigned with “</w:t>
+        <w:t xml:space="preserve">By </w:t>
+      </w:r>
+      <w:proofErr w:type="gramStart"/>
+      <w:r>
+        <w:rPr>
+          <w:b/>
+          <w:bCs/>
+          <w:highlight w:val="yellow"/>
+        </w:rPr>
+        <w:t>default</w:t>
+      </w:r>
+      <w:proofErr w:type="gramEnd"/>
+      <w:r>
+        <w:rPr>
+          <w:b/>
+          <w:bCs/>
+          <w:highlight w:val="yellow"/>
+        </w:rPr>
+        <w:t xml:space="preserve"> interface variables internally assigned with “</w:t>
       </w:r>
       <w:r>
         <w:rPr>
@@ -18800,7 +20729,15 @@
           <w:b/>
           <w:bCs/>
         </w:rPr>
-        <w:t xml:space="preserve">Final - </w:t>
+        <w:t xml:space="preserve">Final </w:t>
+      </w:r>
+      <w:proofErr w:type="gramStart"/>
+      <w:r>
+        <w:rPr>
+          <w:b/>
+          <w:bCs/>
+        </w:rPr>
+        <w:t xml:space="preserve">- </w:t>
       </w:r>
       <w:r>
         <w:rPr>
@@ -18810,7 +20747,19 @@
         <w:t xml:space="preserve"> </w:t>
       </w:r>
       <w:r>
-        <w:t xml:space="preserve">if we declare fields as final we </w:t>
+        <w:t>if</w:t>
+      </w:r>
+      <w:proofErr w:type="gramEnd"/>
+      <w:r>
+        <w:t xml:space="preserve"> we declare fields as </w:t>
+      </w:r>
+      <w:proofErr w:type="gramStart"/>
+      <w:r>
+        <w:t>final</w:t>
+      </w:r>
+      <w:proofErr w:type="gramEnd"/>
+      <w:r>
+        <w:t xml:space="preserve"> we </w:t>
       </w:r>
       <w:r>
         <w:t>cannot</w:t>
@@ -18906,8 +20855,16 @@
               <w:rPr>
                 <w:lang w:val="en-IN"/>
               </w:rPr>
-              <w:t xml:space="preserve"> void m1(){</w:t>
-            </w:r>
+              <w:t xml:space="preserve"> void m1</w:t>
+            </w:r>
+            <w:proofErr w:type="gramStart"/>
+            <w:r>
+              <w:rPr>
+                <w:lang w:val="en-IN"/>
+              </w:rPr>
+              <w:t>(){</w:t>
+            </w:r>
+            <w:proofErr w:type="gramEnd"/>
             <w:r>
               <w:rPr>
                 <w:lang w:val="en-IN"/>
@@ -18948,8 +20905,16 @@
                 <w:lang w:val="en-IN"/>
               </w:rPr>
               <w:br/>
-              <w:t xml:space="preserve">    }</w:t>
-            </w:r>
+              <w:t xml:space="preserve">  </w:t>
+            </w:r>
+            <w:proofErr w:type="gramStart"/>
+            <w:r>
+              <w:rPr>
+                <w:lang w:val="en-IN"/>
+              </w:rPr>
+              <w:t xml:space="preserve">  }</w:t>
+            </w:r>
+            <w:proofErr w:type="gramEnd"/>
             <w:r>
               <w:rPr>
                 <w:lang w:val="en-IN"/>
@@ -18988,8 +20953,16 @@
               <w:rPr>
                 <w:lang w:val="en-IN"/>
               </w:rPr>
-              <w:t xml:space="preserve"> extends Parent{</w:t>
-            </w:r>
+              <w:t xml:space="preserve"> extends </w:t>
+            </w:r>
+            <w:proofErr w:type="gramStart"/>
+            <w:r>
+              <w:rPr>
+                <w:lang w:val="en-IN"/>
+              </w:rPr>
+              <w:t>Parent{</w:t>
+            </w:r>
+            <w:proofErr w:type="gramEnd"/>
             <w:r>
               <w:rPr>
                 <w:lang w:val="en-IN"/>
@@ -19063,8 +21036,16 @@
                 <w:lang w:val="en-IN"/>
               </w:rPr>
               <w:br/>
-              <w:t xml:space="preserve">    }</w:t>
-            </w:r>
+              <w:t xml:space="preserve">  </w:t>
+            </w:r>
+            <w:proofErr w:type="gramStart"/>
+            <w:r>
+              <w:rPr>
+                <w:lang w:val="en-IN"/>
+              </w:rPr>
+              <w:t xml:space="preserve">  }</w:t>
+            </w:r>
+            <w:proofErr w:type="gramEnd"/>
             <w:r>
               <w:rPr>
                 <w:lang w:val="en-IN"/>
@@ -19186,6 +21167,7 @@
               <w:t xml:space="preserve">    void </w:t>
             </w:r>
             <w:proofErr w:type="spellStart"/>
+            <w:proofErr w:type="gramStart"/>
             <w:r>
               <w:rPr>
                 <w:lang w:val="en-IN"/>
@@ -19197,7 +21179,14 @@
               <w:rPr>
                 <w:lang w:val="en-IN"/>
               </w:rPr>
-              <w:t>();</w:t>
+              <w:t>(</w:t>
+            </w:r>
+            <w:proofErr w:type="gramEnd"/>
+            <w:r>
+              <w:rPr>
+                <w:lang w:val="en-IN"/>
+              </w:rPr>
+              <w:t>);</w:t>
             </w:r>
             <w:r>
               <w:rPr>
@@ -19207,6 +21196,7 @@
               <w:t xml:space="preserve">    default void </w:t>
             </w:r>
             <w:proofErr w:type="spellStart"/>
+            <w:proofErr w:type="gramStart"/>
             <w:r>
               <w:rPr>
                 <w:lang w:val="en-IN"/>
@@ -19220,6 +21210,7 @@
               </w:rPr>
               <w:t>(){</w:t>
             </w:r>
+            <w:proofErr w:type="gramEnd"/>
             <w:r>
               <w:rPr>
                 <w:lang w:val="en-IN"/>
@@ -19274,8 +21265,16 @@
                 <w:lang w:val="en-IN"/>
               </w:rPr>
               <w:br/>
-              <w:t xml:space="preserve">    }</w:t>
-            </w:r>
+              <w:t xml:space="preserve">  </w:t>
+            </w:r>
+            <w:proofErr w:type="gramStart"/>
+            <w:r>
+              <w:rPr>
+                <w:lang w:val="en-IN"/>
+              </w:rPr>
+              <w:t xml:space="preserve">  }</w:t>
+            </w:r>
+            <w:proofErr w:type="gramEnd"/>
             <w:r>
               <w:rPr>
                 <w:lang w:val="en-IN"/>
@@ -19290,6 +21289,7 @@
               <w:t xml:space="preserve">    static String </w:t>
             </w:r>
             <w:proofErr w:type="spellStart"/>
+            <w:proofErr w:type="gramStart"/>
             <w:r>
               <w:rPr>
                 <w:lang w:val="en-IN"/>
@@ -19303,6 +21303,7 @@
               </w:rPr>
               <w:t>(){</w:t>
             </w:r>
+            <w:proofErr w:type="gramEnd"/>
             <w:r>
               <w:rPr>
                 <w:lang w:val="en-IN"/>
@@ -19311,6 +21312,7 @@
               <w:t xml:space="preserve">        </w:t>
             </w:r>
             <w:proofErr w:type="spellStart"/>
+            <w:proofErr w:type="gramStart"/>
             <w:r>
               <w:rPr>
                 <w:i/>
@@ -19324,22 +21326,51 @@
               <w:rPr>
                 <w:lang w:val="en-IN"/>
               </w:rPr>
-              <w:t>();</w:t>
-            </w:r>
-            <w:r>
-              <w:rPr>
-                <w:lang w:val="en-IN"/>
-              </w:rPr>
-              <w:br/>
-              <w:t xml:space="preserve">        return "Dummy..";</w:t>
-            </w:r>
-            <w:r>
-              <w:rPr>
-                <w:lang w:val="en-IN"/>
-              </w:rPr>
-              <w:br/>
-              <w:t xml:space="preserve">    }</w:t>
-            </w:r>
+              <w:t>(</w:t>
+            </w:r>
+            <w:proofErr w:type="gramEnd"/>
+            <w:r>
+              <w:rPr>
+                <w:lang w:val="en-IN"/>
+              </w:rPr>
+              <w:t>);</w:t>
+            </w:r>
+            <w:r>
+              <w:rPr>
+                <w:lang w:val="en-IN"/>
+              </w:rPr>
+              <w:br/>
+              <w:t xml:space="preserve">        return "</w:t>
+            </w:r>
+            <w:proofErr w:type="gramStart"/>
+            <w:r>
+              <w:rPr>
+                <w:lang w:val="en-IN"/>
+              </w:rPr>
+              <w:t>Dummy..</w:t>
+            </w:r>
+            <w:proofErr w:type="gramEnd"/>
+            <w:r>
+              <w:rPr>
+                <w:lang w:val="en-IN"/>
+              </w:rPr>
+              <w:t>";</w:t>
+            </w:r>
+            <w:r>
+              <w:rPr>
+                <w:lang w:val="en-IN"/>
+              </w:rPr>
+              <w:br/>
+              <w:t xml:space="preserve">  </w:t>
+            </w:r>
+            <w:proofErr w:type="gramStart"/>
+            <w:r>
+              <w:rPr>
+                <w:lang w:val="en-IN"/>
+              </w:rPr>
+              <w:t xml:space="preserve">  }</w:t>
+            </w:r>
+            <w:proofErr w:type="gramEnd"/>
             <w:r>
               <w:rPr>
                 <w:lang w:val="en-IN"/>
@@ -19354,6 +21385,7 @@
               <w:t xml:space="preserve">    private static void </w:t>
             </w:r>
             <w:proofErr w:type="spellStart"/>
+            <w:proofErr w:type="gramStart"/>
             <w:r>
               <w:rPr>
                 <w:lang w:val="en-IN"/>
@@ -19367,6 +21399,7 @@
               </w:rPr>
               <w:t>(){</w:t>
             </w:r>
+            <w:proofErr w:type="gramEnd"/>
             <w:r>
               <w:rPr>
                 <w:lang w:val="en-IN"/>
@@ -19427,8 +21460,16 @@
                 <w:lang w:val="en-IN"/>
               </w:rPr>
               <w:br/>
-              <w:t xml:space="preserve">    }</w:t>
-            </w:r>
+              <w:t xml:space="preserve">  </w:t>
+            </w:r>
+            <w:proofErr w:type="gramStart"/>
+            <w:r>
+              <w:rPr>
+                <w:lang w:val="en-IN"/>
+              </w:rPr>
+              <w:t xml:space="preserve">  }</w:t>
+            </w:r>
+            <w:proofErr w:type="gramEnd"/>
             <w:r>
               <w:rPr>
                 <w:lang w:val="en-IN"/>
@@ -19454,12 +21495,21 @@
           <w:bCs/>
         </w:rPr>
       </w:pPr>
-      <w:r>
-        <w:rPr>
-          <w:b/>
-          <w:bCs/>
-        </w:rPr>
-        <w:t>Finally an interface can contain.</w:t>
+      <w:proofErr w:type="gramStart"/>
+      <w:r>
+        <w:rPr>
+          <w:b/>
+          <w:bCs/>
+        </w:rPr>
+        <w:t>Finally</w:t>
+      </w:r>
+      <w:proofErr w:type="gramEnd"/>
+      <w:r>
+        <w:rPr>
+          <w:b/>
+          <w:bCs/>
+        </w:rPr>
+        <w:t xml:space="preserve"> an interface can contain.</w:t>
       </w:r>
     </w:p>
     <w:p>
@@ -19602,7 +21652,15 @@
         <w:sym w:font="Wingdings" w:char="F0E0"/>
       </w:r>
       <w:r>
-        <w:t xml:space="preserve"> internally interface variable are </w:t>
+        <w:t xml:space="preserve"> internally interface variable </w:t>
+      </w:r>
+      <w:proofErr w:type="gramStart"/>
+      <w:r>
+        <w:t>are</w:t>
+      </w:r>
+      <w:proofErr w:type="gramEnd"/>
+      <w:r>
+        <w:t xml:space="preserve"> </w:t>
       </w:r>
       <w:r>
         <w:rPr>
@@ -19784,6 +21842,7 @@
               <w:t xml:space="preserve">void </w:t>
             </w:r>
             <w:proofErr w:type="spellStart"/>
+            <w:proofErr w:type="gramStart"/>
             <w:r>
               <w:rPr>
                 <w:sz w:val="18"/>
@@ -19799,7 +21858,16 @@
                 <w:szCs w:val="18"/>
                 <w:lang w:val="en-IN"/>
               </w:rPr>
-              <w:t>();</w:t>
+              <w:t>(</w:t>
+            </w:r>
+            <w:proofErr w:type="gramEnd"/>
+            <w:r>
+              <w:rPr>
+                <w:sz w:val="18"/>
+                <w:szCs w:val="18"/>
+                <w:lang w:val="en-IN"/>
+              </w:rPr>
+              <w:t>);</w:t>
             </w:r>
           </w:p>
           <w:p>
@@ -19843,6 +21911,7 @@
               <w:t xml:space="preserve"> void </w:t>
             </w:r>
             <w:proofErr w:type="spellStart"/>
+            <w:proofErr w:type="gramStart"/>
             <w:r>
               <w:rPr>
                 <w:sz w:val="18"/>
@@ -19860,6 +21929,7 @@
               </w:rPr>
               <w:t>(){</w:t>
             </w:r>
+            <w:proofErr w:type="gramEnd"/>
             <w:r>
               <w:rPr>
                 <w:sz w:val="18"/>
@@ -19974,6 +22044,7 @@
               <w:t xml:space="preserve"> String </w:t>
             </w:r>
             <w:proofErr w:type="spellStart"/>
+            <w:proofErr w:type="gramStart"/>
             <w:r>
               <w:rPr>
                 <w:sz w:val="18"/>
@@ -19991,6 +22062,7 @@
               </w:rPr>
               <w:t>(){</w:t>
             </w:r>
+            <w:proofErr w:type="gramEnd"/>
             <w:r>
               <w:rPr>
                 <w:sz w:val="18"/>
@@ -20001,6 +22073,7 @@
               <w:t xml:space="preserve">    </w:t>
             </w:r>
             <w:proofErr w:type="spellStart"/>
+            <w:proofErr w:type="gramStart"/>
             <w:r>
               <w:rPr>
                 <w:i/>
@@ -20018,16 +22091,43 @@
                 <w:szCs w:val="18"/>
                 <w:lang w:val="en-IN"/>
               </w:rPr>
-              <w:t>();</w:t>
-            </w:r>
+              <w:t>(</w:t>
+            </w:r>
+            <w:proofErr w:type="gramEnd"/>
             <w:r>
               <w:rPr>
                 <w:sz w:val="18"/>
                 <w:szCs w:val="18"/>
                 <w:lang w:val="en-IN"/>
               </w:rPr>
-              <w:br/>
-              <w:t xml:space="preserve">    return "Dummy..";</w:t>
+              <w:t>);</w:t>
+            </w:r>
+            <w:r>
+              <w:rPr>
+                <w:sz w:val="18"/>
+                <w:szCs w:val="18"/>
+                <w:lang w:val="en-IN"/>
+              </w:rPr>
+              <w:br/>
+              <w:t xml:space="preserve">    return "</w:t>
+            </w:r>
+            <w:proofErr w:type="gramStart"/>
+            <w:r>
+              <w:rPr>
+                <w:sz w:val="18"/>
+                <w:szCs w:val="18"/>
+                <w:lang w:val="en-IN"/>
+              </w:rPr>
+              <w:t>Dummy..</w:t>
+            </w:r>
+            <w:proofErr w:type="gramEnd"/>
+            <w:r>
+              <w:rPr>
+                <w:sz w:val="18"/>
+                <w:szCs w:val="18"/>
+                <w:lang w:val="en-IN"/>
+              </w:rPr>
+              <w:t>";</w:t>
             </w:r>
             <w:r>
               <w:rPr>
@@ -20080,6 +22180,7 @@
               <w:t xml:space="preserve"> void </w:t>
             </w:r>
             <w:proofErr w:type="spellStart"/>
+            <w:proofErr w:type="gramStart"/>
             <w:r>
               <w:rPr>
                 <w:sz w:val="18"/>
@@ -20097,6 +22198,7 @@
               </w:rPr>
               <w:t>(){</w:t>
             </w:r>
+            <w:proofErr w:type="gramEnd"/>
             <w:r>
               <w:rPr>
                 <w:sz w:val="18"/>
@@ -20294,6 +22396,7 @@
               </w:rPr>
               <w:t xml:space="preserve">Interface cannot </w:t>
             </w:r>
+            <w:proofErr w:type="gramStart"/>
             <w:r>
               <w:rPr>
                 <w:b/>
@@ -20310,6 +22413,7 @@
               </w:rPr>
               <w:t>s</w:t>
             </w:r>
+            <w:proofErr w:type="gramEnd"/>
             <w:r>
               <w:rPr>
                 <w:b/>
@@ -20360,8 +22464,17 @@
                 <w:color w:val="FF0000"/>
                 <w:lang w:val="en-IN"/>
               </w:rPr>
-              <w:t>interface A{</w:t>
-            </w:r>
+              <w:t xml:space="preserve">interface </w:t>
+            </w:r>
+            <w:proofErr w:type="gramStart"/>
+            <w:r>
+              <w:rPr>
+                <w:color w:val="FF0000"/>
+                <w:lang w:val="en-IN"/>
+              </w:rPr>
+              <w:t>A{</w:t>
+            </w:r>
+            <w:proofErr w:type="gramEnd"/>
             <w:r>
               <w:rPr>
                 <w:color w:val="FF0000"/>
@@ -20405,15 +22518,25 @@
                 <w:highlight w:val="yellow"/>
                 <w:lang w:val="en-IN"/>
               </w:rPr>
-              <w:t xml:space="preserve"> B implements A</w:t>
-            </w:r>
+              <w:t xml:space="preserve"> B implements </w:t>
+            </w:r>
+            <w:proofErr w:type="gramStart"/>
             <w:r>
               <w:rPr>
                 <w:color w:val="FF0000"/>
+                <w:highlight w:val="yellow"/>
+                <w:lang w:val="en-IN"/>
+              </w:rPr>
+              <w:t>A</w:t>
+            </w:r>
+            <w:r>
+              <w:rPr>
+                <w:color w:val="FF0000"/>
                 <w:lang w:val="en-IN"/>
               </w:rPr>
               <w:t>{</w:t>
             </w:r>
+            <w:proofErr w:type="gramEnd"/>
             <w:r>
               <w:rPr>
                 <w:color w:val="FF0000"/>
@@ -20445,8 +22568,16 @@
               <w:rPr>
                 <w:lang w:val="en-IN"/>
               </w:rPr>
-              <w:t>interface A{</w:t>
-            </w:r>
+              <w:t xml:space="preserve">interface </w:t>
+            </w:r>
+            <w:proofErr w:type="gramStart"/>
+            <w:r>
+              <w:rPr>
+                <w:lang w:val="en-IN"/>
+              </w:rPr>
+              <w:t>A{</w:t>
+            </w:r>
+            <w:proofErr w:type="gramEnd"/>
             <w:r>
               <w:rPr>
                 <w:lang w:val="en-IN"/>
@@ -20490,8 +22621,16 @@
               <w:rPr>
                 <w:lang w:val="en-IN"/>
               </w:rPr>
-              <w:t xml:space="preserve"> A{</w:t>
-            </w:r>
+              <w:t xml:space="preserve"> </w:t>
+            </w:r>
+            <w:proofErr w:type="gramStart"/>
+            <w:r>
+              <w:rPr>
+                <w:lang w:val="en-IN"/>
+              </w:rPr>
+              <w:t>A{</w:t>
+            </w:r>
+            <w:proofErr w:type="gramEnd"/>
             <w:r>
               <w:rPr>
                 <w:lang w:val="en-IN"/>
@@ -20608,6 +22747,7 @@
               </w:rPr>
               <w:t xml:space="preserve">implements </w:t>
             </w:r>
+            <w:proofErr w:type="gramStart"/>
             <w:r>
               <w:rPr>
                 <w:b/>
@@ -20622,6 +22762,7 @@
               </w:rPr>
               <w:t>{</w:t>
             </w:r>
+            <w:proofErr w:type="gramEnd"/>
             <w:r>
               <w:rPr>
                 <w:lang w:val="en-IN"/>
@@ -20647,8 +22788,16 @@
                 <w:lang w:val="en-IN"/>
               </w:rPr>
               <w:br/>
-              <w:t xml:space="preserve">    }</w:t>
-            </w:r>
+              <w:t xml:space="preserve">  </w:t>
+            </w:r>
+            <w:proofErr w:type="gramStart"/>
+            <w:r>
+              <w:rPr>
+                <w:lang w:val="en-IN"/>
+              </w:rPr>
+              <w:t xml:space="preserve">  }</w:t>
+            </w:r>
+            <w:proofErr w:type="gramEnd"/>
             <w:r>
               <w:rPr>
                 <w:lang w:val="en-IN"/>
@@ -20680,8 +22829,16 @@
                 <w:lang w:val="en-IN"/>
               </w:rPr>
               <w:br/>
-              <w:t xml:space="preserve">    }</w:t>
-            </w:r>
+              <w:t xml:space="preserve">  </w:t>
+            </w:r>
+            <w:proofErr w:type="gramStart"/>
+            <w:r>
+              <w:rPr>
+                <w:lang w:val="en-IN"/>
+              </w:rPr>
+              <w:t xml:space="preserve">  }</w:t>
+            </w:r>
+            <w:proofErr w:type="gramEnd"/>
             <w:r>
               <w:rPr>
                 <w:lang w:val="en-IN"/>
@@ -21193,7 +23350,21 @@
         <w:rPr>
           <w:lang w:val="en-IN"/>
         </w:rPr>
-        <w:t>By default any attribute of interface is </w:t>
+        <w:t xml:space="preserve">By </w:t>
+      </w:r>
+      <w:proofErr w:type="gramStart"/>
+      <w:r>
+        <w:rPr>
+          <w:lang w:val="en-IN"/>
+        </w:rPr>
+        <w:t>default</w:t>
+      </w:r>
+      <w:proofErr w:type="gramEnd"/>
+      <w:r>
+        <w:rPr>
+          <w:lang w:val="en-IN"/>
+        </w:rPr>
+        <w:t xml:space="preserve"> any attribute of interface is </w:t>
       </w:r>
       <w:r>
         <w:rPr>
@@ -21247,7 +23418,15 @@
         </w:rPr>
       </w:pPr>
       <w:r>
-        <w:t>By default interface methods are implicitly </w:t>
+        <w:t xml:space="preserve">By </w:t>
+      </w:r>
+      <w:proofErr w:type="gramStart"/>
+      <w:r>
+        <w:t>default</w:t>
+      </w:r>
+      <w:proofErr w:type="gramEnd"/>
+      <w:r>
+        <w:t xml:space="preserve"> interface methods are implicitly </w:t>
       </w:r>
       <w:r>
         <w:rPr>
@@ -21440,8 +23619,16 @@
                 <w:lang w:val="en-IN"/>
               </w:rPr>
               <w:br/>
-              <w:t xml:space="preserve">    }</w:t>
-            </w:r>
+              <w:t xml:space="preserve">  </w:t>
+            </w:r>
+            <w:proofErr w:type="gramStart"/>
+            <w:r>
+              <w:rPr>
+                <w:lang w:val="en-IN"/>
+              </w:rPr>
+              <w:t xml:space="preserve">  }</w:t>
+            </w:r>
+            <w:proofErr w:type="gramEnd"/>
             <w:r>
               <w:rPr>
                 <w:lang w:val="en-IN"/>
@@ -21467,8 +23654,16 @@
                 <w:lang w:val="en-IN"/>
               </w:rPr>
               <w:br/>
-              <w:t xml:space="preserve">    }</w:t>
-            </w:r>
+              <w:t xml:space="preserve">  </w:t>
+            </w:r>
+            <w:proofErr w:type="gramStart"/>
+            <w:r>
+              <w:rPr>
+                <w:lang w:val="en-IN"/>
+              </w:rPr>
+              <w:t xml:space="preserve">  }</w:t>
+            </w:r>
+            <w:proofErr w:type="gramEnd"/>
             <w:r>
               <w:rPr>
                 <w:lang w:val="en-IN"/>
@@ -21544,8 +23739,16 @@
         <w:rPr>
           <w:lang w:val="en-IN"/>
         </w:rPr>
-        <w:t>By default</w:t>
-      </w:r>
+        <w:t xml:space="preserve">By </w:t>
+      </w:r>
+      <w:proofErr w:type="gramStart"/>
+      <w:r>
+        <w:rPr>
+          <w:lang w:val="en-IN"/>
+        </w:rPr>
+        <w:t>default</w:t>
+      </w:r>
+      <w:proofErr w:type="gramEnd"/>
       <w:r>
         <w:rPr>
           <w:lang w:val="en-IN"/>
@@ -21697,8 +23900,13 @@
       <w:pPr>
         <w:spacing w:after="0" w:line="240" w:lineRule="auto"/>
       </w:pPr>
-      <w:r>
-        <w:t xml:space="preserve">Lets assume already one class is having some </w:t>
+      <w:proofErr w:type="gramStart"/>
+      <w:r>
+        <w:t>Lets</w:t>
+      </w:r>
+      <w:proofErr w:type="gramEnd"/>
+      <w:r>
+        <w:t xml:space="preserve"> assume already one class is having some </w:t>
       </w:r>
       <w:r>
         <w:t xml:space="preserve">business </w:t>
@@ -22474,7 +24682,15 @@
         <w:spacing w:after="0" w:line="240" w:lineRule="auto"/>
       </w:pPr>
       <w:r>
-        <w:t>We are going to use “this” and “super” in constructors scenario also.</w:t>
+        <w:t xml:space="preserve">We are going to use “this” and “super” in </w:t>
+      </w:r>
+      <w:proofErr w:type="gramStart"/>
+      <w:r>
+        <w:t>constructors</w:t>
+      </w:r>
+      <w:proofErr w:type="gramEnd"/>
+      <w:r>
+        <w:t xml:space="preserve"> scenario also.</w:t>
       </w:r>
     </w:p>
     <w:p>
@@ -22513,18 +24729,25 @@
           </w:tcPr>
           <w:p>
             <w:proofErr w:type="spellStart"/>
+            <w:proofErr w:type="gramStart"/>
             <w:r>
               <w:t>this.methodName</w:t>
             </w:r>
             <w:proofErr w:type="spellEnd"/>
+            <w:proofErr w:type="gramEnd"/>
             <w:r>
               <w:t>();</w:t>
             </w:r>
           </w:p>
           <w:p/>
           <w:p>
-            <w:r>
-              <w:t>this();</w:t>
+            <w:proofErr w:type="gramStart"/>
+            <w:r>
+              <w:t>this(</w:t>
+            </w:r>
+            <w:proofErr w:type="gramEnd"/>
+            <w:r>
+              <w:t>);</w:t>
             </w:r>
             <w:r>
               <w:t xml:space="preserve"> </w:t>
@@ -22563,10 +24786,12 @@
           </w:tcPr>
           <w:p>
             <w:proofErr w:type="spellStart"/>
+            <w:proofErr w:type="gramStart"/>
             <w:r>
               <w:t>super.methodName</w:t>
             </w:r>
             <w:proofErr w:type="spellEnd"/>
+            <w:proofErr w:type="gramEnd"/>
             <w:r>
               <w:t>();</w:t>
             </w:r>
@@ -22580,13 +24805,7 @@
               <w:sym w:font="Wingdings" w:char="F0E0"/>
             </w:r>
             <w:r>
-              <w:t xml:space="preserve">calling </w:t>
-            </w:r>
-            <w:r>
-              <w:t>super</w:t>
-            </w:r>
-            <w:r>
-              <w:t xml:space="preserve"> class NO Para ctr.</w:t>
+              <w:t>calling super class NO Para ctr.</w:t>
             </w:r>
           </w:p>
           <w:p>
@@ -22649,8 +24868,16 @@
                 <w:lang w:val="en-IN"/>
               </w:rPr>
               <w:br/>
-              <w:t xml:space="preserve">    public App(){</w:t>
-            </w:r>
+              <w:t xml:space="preserve">    public </w:t>
+            </w:r>
+            <w:proofErr w:type="gramStart"/>
+            <w:r>
+              <w:rPr>
+                <w:lang w:val="en-IN"/>
+              </w:rPr>
+              <w:t>App(){</w:t>
+            </w:r>
+            <w:proofErr w:type="gramEnd"/>
             <w:r>
               <w:rPr>
                 <w:lang w:val="en-IN"/>
@@ -22691,15 +24918,45 @@
                 <w:lang w:val="en-IN"/>
               </w:rPr>
               <w:br/>
-              <w:t xml:space="preserve">    }</w:t>
-            </w:r>
-            <w:r>
-              <w:rPr>
-                <w:lang w:val="en-IN"/>
-              </w:rPr>
-              <w:br/>
-              <w:t xml:space="preserve">    public App(Integer id){</w:t>
-            </w:r>
+              <w:t xml:space="preserve">  </w:t>
+            </w:r>
+            <w:proofErr w:type="gramStart"/>
+            <w:r>
+              <w:rPr>
+                <w:lang w:val="en-IN"/>
+              </w:rPr>
+              <w:t xml:space="preserve">  }</w:t>
+            </w:r>
+            <w:proofErr w:type="gramEnd"/>
+            <w:r>
+              <w:rPr>
+                <w:lang w:val="en-IN"/>
+              </w:rPr>
+              <w:br/>
+              <w:t xml:space="preserve">    public </w:t>
+            </w:r>
+            <w:proofErr w:type="gramStart"/>
+            <w:r>
+              <w:rPr>
+                <w:lang w:val="en-IN"/>
+              </w:rPr>
+              <w:t>App(</w:t>
+            </w:r>
+            <w:proofErr w:type="gramEnd"/>
+            <w:r>
+              <w:rPr>
+                <w:lang w:val="en-IN"/>
+              </w:rPr>
+              <w:t xml:space="preserve">Integer </w:t>
+            </w:r>
+            <w:proofErr w:type="gramStart"/>
+            <w:r>
+              <w:rPr>
+                <w:lang w:val="en-IN"/>
+              </w:rPr>
+              <w:t>id){</w:t>
+            </w:r>
+            <w:proofErr w:type="gramEnd"/>
             <w:r>
               <w:rPr>
                 <w:lang w:val="en-IN"/>
@@ -22714,6 +24971,7 @@
               </w:rPr>
               <w:t xml:space="preserve">        </w:t>
             </w:r>
+            <w:proofErr w:type="gramStart"/>
             <w:r>
               <w:rPr>
                 <w:b/>
@@ -22721,92 +24979,9 @@
                 <w:highlight w:val="yellow"/>
                 <w:lang w:val="en-IN"/>
               </w:rPr>
-              <w:t>this();</w:t>
-            </w:r>
-            <w:r>
-              <w:rPr>
-                <w:b/>
-                <w:bCs/>
-                <w:lang w:val="en-IN"/>
-              </w:rPr>
-              <w:br/>
-            </w:r>
-            <w:r>
-              <w:rPr>
-                <w:lang w:val="en-IN"/>
-              </w:rPr>
-              <w:t xml:space="preserve">        </w:t>
-            </w:r>
-            <w:proofErr w:type="spellStart"/>
-            <w:r>
-              <w:rPr>
-                <w:lang w:val="en-IN"/>
-              </w:rPr>
-              <w:t>System.</w:t>
-            </w:r>
-            <w:r>
-              <w:rPr>
-                <w:i/>
-                <w:iCs/>
-                <w:lang w:val="en-IN"/>
-              </w:rPr>
-              <w:t>out</w:t>
-            </w:r>
-            <w:r>
-              <w:rPr>
-                <w:lang w:val="en-IN"/>
-              </w:rPr>
-              <w:t>.println</w:t>
-            </w:r>
-            <w:proofErr w:type="spellEnd"/>
-            <w:r>
-              <w:rPr>
-                <w:lang w:val="en-IN"/>
-              </w:rPr>
-              <w:t>(id);</w:t>
-            </w:r>
-            <w:r>
-              <w:rPr>
-                <w:lang w:val="en-IN"/>
-              </w:rPr>
-              <w:br/>
-              <w:t xml:space="preserve">    }</w:t>
-            </w:r>
-            <w:r>
-              <w:rPr>
-                <w:lang w:val="en-IN"/>
-              </w:rPr>
-              <w:br/>
-              <w:t xml:space="preserve">    public App(String </w:t>
-            </w:r>
-            <w:proofErr w:type="spellStart"/>
-            <w:r>
-              <w:rPr>
-                <w:lang w:val="en-IN"/>
-              </w:rPr>
-              <w:t>eName</w:t>
-            </w:r>
-            <w:proofErr w:type="spellEnd"/>
-            <w:r>
-              <w:rPr>
-                <w:lang w:val="en-IN"/>
-              </w:rPr>
-              <w:t>){</w:t>
-            </w:r>
-            <w:r>
-              <w:rPr>
-                <w:lang w:val="en-IN"/>
-              </w:rPr>
-              <w:br/>
-            </w:r>
-            <w:r>
-              <w:rPr>
-                <w:b/>
-                <w:bCs/>
-                <w:lang w:val="en-IN"/>
-              </w:rPr>
-              <w:t xml:space="preserve">        </w:t>
-            </w:r>
+              <w:t>this(</w:t>
+            </w:r>
+            <w:proofErr w:type="gramEnd"/>
             <w:r>
               <w:rPr>
                 <w:b/>
@@ -22814,13 +24989,20 @@
                 <w:highlight w:val="yellow"/>
                 <w:lang w:val="en-IN"/>
               </w:rPr>
-              <w:t>this(123);</w:t>
-            </w:r>
-            <w:r>
-              <w:rPr>
-                <w:lang w:val="en-IN"/>
-              </w:rPr>
-              <w:br/>
+              <w:t>);</w:t>
+            </w:r>
+            <w:r>
+              <w:rPr>
+                <w:b/>
+                <w:bCs/>
+                <w:lang w:val="en-IN"/>
+              </w:rPr>
+              <w:br/>
+            </w:r>
+            <w:r>
+              <w:rPr>
+                <w:lang w:val="en-IN"/>
+              </w:rPr>
               <w:t xml:space="preserve">        </w:t>
             </w:r>
             <w:proofErr w:type="spellStart"/>
@@ -22849,6 +25031,127 @@
               <w:rPr>
                 <w:lang w:val="en-IN"/>
               </w:rPr>
+              <w:t>(id);</w:t>
+            </w:r>
+            <w:r>
+              <w:rPr>
+                <w:lang w:val="en-IN"/>
+              </w:rPr>
+              <w:br/>
+              <w:t xml:space="preserve">  </w:t>
+            </w:r>
+            <w:proofErr w:type="gramStart"/>
+            <w:r>
+              <w:rPr>
+                <w:lang w:val="en-IN"/>
+              </w:rPr>
+              <w:t xml:space="preserve">  }</w:t>
+            </w:r>
+            <w:proofErr w:type="gramEnd"/>
+            <w:r>
+              <w:rPr>
+                <w:lang w:val="en-IN"/>
+              </w:rPr>
+              <w:br/>
+              <w:t xml:space="preserve">    public </w:t>
+            </w:r>
+            <w:proofErr w:type="gramStart"/>
+            <w:r>
+              <w:rPr>
+                <w:lang w:val="en-IN"/>
+              </w:rPr>
+              <w:t>App(</w:t>
+            </w:r>
+            <w:proofErr w:type="gramEnd"/>
+            <w:r>
+              <w:rPr>
+                <w:lang w:val="en-IN"/>
+              </w:rPr>
+              <w:t xml:space="preserve">String </w:t>
+            </w:r>
+            <w:proofErr w:type="spellStart"/>
+            <w:proofErr w:type="gramStart"/>
+            <w:r>
+              <w:rPr>
+                <w:lang w:val="en-IN"/>
+              </w:rPr>
+              <w:t>eName</w:t>
+            </w:r>
+            <w:proofErr w:type="spellEnd"/>
+            <w:r>
+              <w:rPr>
+                <w:lang w:val="en-IN"/>
+              </w:rPr>
+              <w:t>){</w:t>
+            </w:r>
+            <w:proofErr w:type="gramEnd"/>
+            <w:r>
+              <w:rPr>
+                <w:lang w:val="en-IN"/>
+              </w:rPr>
+              <w:br/>
+            </w:r>
+            <w:r>
+              <w:rPr>
+                <w:b/>
+                <w:bCs/>
+                <w:lang w:val="en-IN"/>
+              </w:rPr>
+              <w:t xml:space="preserve">        </w:t>
+            </w:r>
+            <w:proofErr w:type="gramStart"/>
+            <w:r>
+              <w:rPr>
+                <w:b/>
+                <w:bCs/>
+                <w:highlight w:val="yellow"/>
+                <w:lang w:val="en-IN"/>
+              </w:rPr>
+              <w:t>this(</w:t>
+            </w:r>
+            <w:proofErr w:type="gramEnd"/>
+            <w:r>
+              <w:rPr>
+                <w:b/>
+                <w:bCs/>
+                <w:highlight w:val="yellow"/>
+                <w:lang w:val="en-IN"/>
+              </w:rPr>
+              <w:t>123);</w:t>
+            </w:r>
+            <w:r>
+              <w:rPr>
+                <w:lang w:val="en-IN"/>
+              </w:rPr>
+              <w:br/>
+              <w:t xml:space="preserve">        </w:t>
+            </w:r>
+            <w:proofErr w:type="spellStart"/>
+            <w:r>
+              <w:rPr>
+                <w:lang w:val="en-IN"/>
+              </w:rPr>
+              <w:t>System.</w:t>
+            </w:r>
+            <w:r>
+              <w:rPr>
+                <w:i/>
+                <w:iCs/>
+                <w:lang w:val="en-IN"/>
+              </w:rPr>
+              <w:t>out</w:t>
+            </w:r>
+            <w:r>
+              <w:rPr>
+                <w:lang w:val="en-IN"/>
+              </w:rPr>
+              <w:t>.println</w:t>
+            </w:r>
+            <w:proofErr w:type="spellEnd"/>
+            <w:r>
+              <w:rPr>
+                <w:lang w:val="en-IN"/>
+              </w:rPr>
               <w:t>(</w:t>
             </w:r>
             <w:proofErr w:type="spellStart"/>
@@ -22870,14 +25173,36 @@
                 <w:lang w:val="en-IN"/>
               </w:rPr>
               <w:br/>
-              <w:t xml:space="preserve">    }</w:t>
-            </w:r>
-            <w:r>
-              <w:rPr>
-                <w:lang w:val="en-IN"/>
-              </w:rPr>
-              <w:br/>
-              <w:t xml:space="preserve">    public static void main(String[] </w:t>
+              <w:t xml:space="preserve">  </w:t>
+            </w:r>
+            <w:proofErr w:type="gramStart"/>
+            <w:r>
+              <w:rPr>
+                <w:lang w:val="en-IN"/>
+              </w:rPr>
+              <w:t xml:space="preserve">  }</w:t>
+            </w:r>
+            <w:proofErr w:type="gramEnd"/>
+            <w:r>
+              <w:rPr>
+                <w:lang w:val="en-IN"/>
+              </w:rPr>
+              <w:br/>
+              <w:t xml:space="preserve">    public static void </w:t>
+            </w:r>
+            <w:proofErr w:type="gramStart"/>
+            <w:r>
+              <w:rPr>
+                <w:lang w:val="en-IN"/>
+              </w:rPr>
+              <w:t>main(String[</w:t>
+            </w:r>
+            <w:proofErr w:type="gramEnd"/>
+            <w:r>
+              <w:rPr>
+                <w:lang w:val="en-IN"/>
+              </w:rPr>
+              <w:t xml:space="preserve">] </w:t>
             </w:r>
             <w:proofErr w:type="spellStart"/>
             <w:r>
@@ -22905,8 +25230,16 @@
                 <w:lang w:val="en-IN"/>
               </w:rPr>
               <w:br/>
-              <w:t xml:space="preserve">    }</w:t>
-            </w:r>
+              <w:t xml:space="preserve">  </w:t>
+            </w:r>
+            <w:proofErr w:type="gramStart"/>
+            <w:r>
+              <w:rPr>
+                <w:lang w:val="en-IN"/>
+              </w:rPr>
+              <w:t xml:space="preserve">  }</w:t>
+            </w:r>
+            <w:proofErr w:type="gramEnd"/>
             <w:r>
               <w:rPr>
                 <w:lang w:val="en-IN"/>
@@ -22931,9 +25264,24 @@
               <w:rPr>
                 <w:lang w:val="en-IN"/>
               </w:rPr>
-              <w:t xml:space="preserve">public class App  extends  </w:t>
+              <w:t xml:space="preserve">public class </w:t>
+            </w:r>
+            <w:proofErr w:type="gramStart"/>
+            <w:r>
+              <w:rPr>
+                <w:lang w:val="en-IN"/>
+              </w:rPr>
+              <w:t>App  extends</w:t>
+            </w:r>
+            <w:proofErr w:type="gramEnd"/>
+            <w:r>
+              <w:rPr>
+                <w:lang w:val="en-IN"/>
+              </w:rPr>
+              <w:t xml:space="preserve">  </w:t>
             </w:r>
             <w:proofErr w:type="spellStart"/>
+            <w:proofErr w:type="gramStart"/>
             <w:r>
               <w:rPr>
                 <w:lang w:val="en-IN"/>
@@ -22947,6 +25295,7 @@
               </w:rPr>
               <w:t>{</w:t>
             </w:r>
+            <w:proofErr w:type="gramEnd"/>
             <w:r>
               <w:rPr>
                 <w:lang w:val="en-IN"/>
@@ -22965,9 +25314,24 @@
                 <w:lang w:val="en-IN"/>
               </w:rPr>
               <w:br/>
-              <w:t xml:space="preserve">    public App(String </w:t>
+              <w:t xml:space="preserve">    public </w:t>
+            </w:r>
+            <w:proofErr w:type="gramStart"/>
+            <w:r>
+              <w:rPr>
+                <w:lang w:val="en-IN"/>
+              </w:rPr>
+              <w:t>App(</w:t>
+            </w:r>
+            <w:proofErr w:type="gramEnd"/>
+            <w:r>
+              <w:rPr>
+                <w:lang w:val="en-IN"/>
+              </w:rPr>
+              <w:t xml:space="preserve">String </w:t>
             </w:r>
             <w:proofErr w:type="spellStart"/>
+            <w:proofErr w:type="gramStart"/>
             <w:r>
               <w:rPr>
                 <w:lang w:val="en-IN"/>
@@ -22981,12 +25345,27 @@
               </w:rPr>
               <w:t>){</w:t>
             </w:r>
-            <w:r>
-              <w:rPr>
-                <w:lang w:val="en-IN"/>
-              </w:rPr>
-              <w:br/>
-              <w:t xml:space="preserve">        super("Hussain....");</w:t>
+            <w:proofErr w:type="gramEnd"/>
+            <w:r>
+              <w:rPr>
+                <w:lang w:val="en-IN"/>
+              </w:rPr>
+              <w:br/>
+              <w:t xml:space="preserve">        </w:t>
+            </w:r>
+            <w:proofErr w:type="gramStart"/>
+            <w:r>
+              <w:rPr>
+                <w:lang w:val="en-IN"/>
+              </w:rPr>
+              <w:t>super(</w:t>
+            </w:r>
+            <w:proofErr w:type="gramEnd"/>
+            <w:r>
+              <w:rPr>
+                <w:lang w:val="en-IN"/>
+              </w:rPr>
+              <w:t>"Hussain....");</w:t>
             </w:r>
             <w:r>
               <w:rPr>
@@ -23042,14 +25421,36 @@
                 <w:lang w:val="en-IN"/>
               </w:rPr>
               <w:br/>
-              <w:t xml:space="preserve">    }</w:t>
-            </w:r>
-            <w:r>
-              <w:rPr>
-                <w:lang w:val="en-IN"/>
-              </w:rPr>
-              <w:br/>
-              <w:t xml:space="preserve">    public static void main(String[] </w:t>
+              <w:t xml:space="preserve">  </w:t>
+            </w:r>
+            <w:proofErr w:type="gramStart"/>
+            <w:r>
+              <w:rPr>
+                <w:lang w:val="en-IN"/>
+              </w:rPr>
+              <w:t xml:space="preserve">  }</w:t>
+            </w:r>
+            <w:proofErr w:type="gramEnd"/>
+            <w:r>
+              <w:rPr>
+                <w:lang w:val="en-IN"/>
+              </w:rPr>
+              <w:br/>
+              <w:t xml:space="preserve">    public static void </w:t>
+            </w:r>
+            <w:proofErr w:type="gramStart"/>
+            <w:r>
+              <w:rPr>
+                <w:lang w:val="en-IN"/>
+              </w:rPr>
+              <w:t>main(String[</w:t>
+            </w:r>
+            <w:proofErr w:type="gramEnd"/>
+            <w:r>
+              <w:rPr>
+                <w:lang w:val="en-IN"/>
+              </w:rPr>
+              <w:t xml:space="preserve">] </w:t>
             </w:r>
             <w:proofErr w:type="spellStart"/>
             <w:r>
@@ -23077,8 +25478,16 @@
                 <w:lang w:val="en-IN"/>
               </w:rPr>
               <w:br/>
-              <w:t xml:space="preserve">    }</w:t>
-            </w:r>
+              <w:t xml:space="preserve">  </w:t>
+            </w:r>
+            <w:proofErr w:type="gramStart"/>
+            <w:r>
+              <w:rPr>
+                <w:lang w:val="en-IN"/>
+              </w:rPr>
+              <w:t xml:space="preserve">  }</w:t>
+            </w:r>
+            <w:proofErr w:type="gramEnd"/>
             <w:r>
               <w:rPr>
                 <w:lang w:val="en-IN"/>
@@ -23197,6 +25606,7 @@
               <w:t xml:space="preserve">    public </w:t>
             </w:r>
             <w:proofErr w:type="spellStart"/>
+            <w:proofErr w:type="gramStart"/>
             <w:r>
               <w:rPr>
                 <w:sz w:val="16"/>
@@ -23212,17 +25622,36 @@
                 <w:szCs w:val="16"/>
                 <w:lang w:val="en-IN"/>
               </w:rPr>
-              <w:t>() {</w:t>
-            </w:r>
-            <w:r>
-              <w:rPr>
-                <w:sz w:val="16"/>
-                <w:szCs w:val="16"/>
-                <w:lang w:val="en-IN"/>
-              </w:rPr>
-              <w:br/>
-              <w:t xml:space="preserve">    }</w:t>
-            </w:r>
+              <w:t>(</w:t>
+            </w:r>
+            <w:proofErr w:type="gramEnd"/>
+            <w:r>
+              <w:rPr>
+                <w:sz w:val="16"/>
+                <w:szCs w:val="16"/>
+                <w:lang w:val="en-IN"/>
+              </w:rPr>
+              <w:t>) {</w:t>
+            </w:r>
+            <w:r>
+              <w:rPr>
+                <w:sz w:val="16"/>
+                <w:szCs w:val="16"/>
+                <w:lang w:val="en-IN"/>
+              </w:rPr>
+              <w:br/>
+              <w:t xml:space="preserve">  </w:t>
+            </w:r>
+            <w:proofErr w:type="gramStart"/>
+            <w:r>
+              <w:rPr>
+                <w:sz w:val="16"/>
+                <w:szCs w:val="16"/>
+                <w:lang w:val="en-IN"/>
+              </w:rPr>
+              <w:t xml:space="preserve">  }</w:t>
+            </w:r>
+            <w:proofErr w:type="gramEnd"/>
             <w:r>
               <w:rPr>
                 <w:sz w:val="16"/>
@@ -23233,6 +25662,7 @@
               <w:t xml:space="preserve">    public </w:t>
             </w:r>
             <w:proofErr w:type="spellStart"/>
+            <w:proofErr w:type="gramStart"/>
             <w:r>
               <w:rPr>
                 <w:sz w:val="16"/>
@@ -23248,7 +25678,16 @@
                 <w:szCs w:val="16"/>
                 <w:lang w:val="en-IN"/>
               </w:rPr>
-              <w:t xml:space="preserve">(String </w:t>
+              <w:t>(</w:t>
+            </w:r>
+            <w:proofErr w:type="gramEnd"/>
+            <w:r>
+              <w:rPr>
+                <w:sz w:val="16"/>
+                <w:szCs w:val="16"/>
+                <w:lang w:val="en-IN"/>
+              </w:rPr>
+              <w:t xml:space="preserve">String </w:t>
             </w:r>
             <w:proofErr w:type="spellStart"/>
             <w:r>
@@ -23320,8 +25759,18 @@
                 <w:lang w:val="en-IN"/>
               </w:rPr>
               <w:br/>
-              <w:t xml:space="preserve">    }</w:t>
-            </w:r>
+              <w:t xml:space="preserve">  </w:t>
+            </w:r>
+            <w:proofErr w:type="gramStart"/>
+            <w:r>
+              <w:rPr>
+                <w:sz w:val="16"/>
+                <w:szCs w:val="16"/>
+                <w:lang w:val="en-IN"/>
+              </w:rPr>
+              <w:t xml:space="preserve">  }</w:t>
+            </w:r>
+            <w:proofErr w:type="gramEnd"/>
             <w:r>
               <w:rPr>
                 <w:sz w:val="16"/>
@@ -23375,6 +25824,7 @@
               <w:t xml:space="preserve">    public void </w:t>
             </w:r>
             <w:proofErr w:type="spellStart"/>
+            <w:proofErr w:type="gramStart"/>
             <w:r>
               <w:rPr>
                 <w:sz w:val="16"/>
@@ -23390,7 +25840,16 @@
                 <w:szCs w:val="16"/>
                 <w:lang w:val="en-IN"/>
               </w:rPr>
-              <w:t xml:space="preserve">(String </w:t>
+              <w:t>(</w:t>
+            </w:r>
+            <w:proofErr w:type="gramEnd"/>
+            <w:r>
+              <w:rPr>
+                <w:sz w:val="16"/>
+                <w:szCs w:val="16"/>
+                <w:lang w:val="en-IN"/>
+              </w:rPr>
+              <w:t xml:space="preserve">String </w:t>
             </w:r>
             <w:proofErr w:type="spellStart"/>
             <w:r>
@@ -23519,6 +25978,7 @@
               <w:t>(</w:t>
             </w:r>
             <w:proofErr w:type="spellStart"/>
+            <w:proofErr w:type="gramStart"/>
             <w:r>
               <w:rPr>
                 <w:sz w:val="16"/>
@@ -23534,17 +25994,36 @@
                 <w:szCs w:val="16"/>
                 <w:lang w:val="en-IN"/>
               </w:rPr>
-              <w:t>());</w:t>
-            </w:r>
-            <w:r>
-              <w:rPr>
-                <w:sz w:val="16"/>
-                <w:szCs w:val="16"/>
-                <w:lang w:val="en-IN"/>
-              </w:rPr>
-              <w:br/>
-              <w:t xml:space="preserve">    }</w:t>
-            </w:r>
+              <w:t>(</w:t>
+            </w:r>
+            <w:proofErr w:type="gramEnd"/>
+            <w:r>
+              <w:rPr>
+                <w:sz w:val="16"/>
+                <w:szCs w:val="16"/>
+                <w:lang w:val="en-IN"/>
+              </w:rPr>
+              <w:t>));</w:t>
+            </w:r>
+            <w:r>
+              <w:rPr>
+                <w:sz w:val="16"/>
+                <w:szCs w:val="16"/>
+                <w:lang w:val="en-IN"/>
+              </w:rPr>
+              <w:br/>
+              <w:t xml:space="preserve">  </w:t>
+            </w:r>
+            <w:proofErr w:type="gramStart"/>
+            <w:r>
+              <w:rPr>
+                <w:sz w:val="16"/>
+                <w:szCs w:val="16"/>
+                <w:lang w:val="en-IN"/>
+              </w:rPr>
+              <w:t xml:space="preserve">  }</w:t>
+            </w:r>
+            <w:proofErr w:type="gramEnd"/>
             <w:r>
               <w:rPr>
                 <w:sz w:val="16"/>
@@ -23555,6 +26034,7 @@
               <w:t xml:space="preserve">    public String </w:t>
             </w:r>
             <w:proofErr w:type="spellStart"/>
+            <w:proofErr w:type="gramStart"/>
             <w:r>
               <w:rPr>
                 <w:sz w:val="16"/>
@@ -23570,7 +26050,16 @@
                 <w:szCs w:val="16"/>
                 <w:lang w:val="en-IN"/>
               </w:rPr>
-              <w:t>() {</w:t>
+              <w:t>(</w:t>
+            </w:r>
+            <w:proofErr w:type="gramEnd"/>
+            <w:r>
+              <w:rPr>
+                <w:sz w:val="16"/>
+                <w:szCs w:val="16"/>
+                <w:lang w:val="en-IN"/>
+              </w:rPr>
+              <w:t>) {</w:t>
             </w:r>
           </w:p>
           <w:p>
@@ -23596,8 +26085,18 @@
                 <w:lang w:val="en-IN"/>
               </w:rPr>
               <w:br/>
-              <w:t xml:space="preserve">    }</w:t>
-            </w:r>
+              <w:t xml:space="preserve">  </w:t>
+            </w:r>
+            <w:proofErr w:type="gramStart"/>
+            <w:r>
+              <w:rPr>
+                <w:sz w:val="16"/>
+                <w:szCs w:val="16"/>
+                <w:lang w:val="en-IN"/>
+              </w:rPr>
+              <w:t xml:space="preserve">  }</w:t>
+            </w:r>
+            <w:proofErr w:type="gramEnd"/>
             <w:r>
               <w:rPr>
                 <w:sz w:val="16"/>
@@ -23608,6 +26107,7 @@
               <w:t xml:space="preserve">    private void </w:t>
             </w:r>
             <w:proofErr w:type="spellStart"/>
+            <w:proofErr w:type="gramStart"/>
             <w:r>
               <w:rPr>
                 <w:sz w:val="16"/>
@@ -23623,7 +26123,16 @@
                 <w:szCs w:val="16"/>
                 <w:lang w:val="en-IN"/>
               </w:rPr>
-              <w:t>() {</w:t>
+              <w:t>(</w:t>
+            </w:r>
+            <w:proofErr w:type="gramEnd"/>
+            <w:r>
+              <w:rPr>
+                <w:sz w:val="16"/>
+                <w:szCs w:val="16"/>
+                <w:lang w:val="en-IN"/>
+              </w:rPr>
+              <w:t>) {</w:t>
             </w:r>
             <w:r>
               <w:rPr>
@@ -23641,8 +26150,18 @@
                 <w:lang w:val="en-IN"/>
               </w:rPr>
               <w:br/>
-              <w:t xml:space="preserve">    }</w:t>
-            </w:r>
+              <w:t xml:space="preserve">  </w:t>
+            </w:r>
+            <w:proofErr w:type="gramStart"/>
+            <w:r>
+              <w:rPr>
+                <w:sz w:val="16"/>
+                <w:szCs w:val="16"/>
+                <w:lang w:val="en-IN"/>
+              </w:rPr>
+              <w:t xml:space="preserve">  }</w:t>
+            </w:r>
+            <w:proofErr w:type="gramEnd"/>
             <w:r>
               <w:rPr>
                 <w:sz w:val="16"/>
@@ -24431,6 +26950,7 @@
         </w:rPr>
       </w:pPr>
       <w:proofErr w:type="spellStart"/>
+      <w:proofErr w:type="gramStart"/>
       <w:r>
         <w:rPr>
           <w:b/>
@@ -24446,16 +26966,9 @@
           <w:bCs/>
           <w:lang w:val="en-IN"/>
         </w:rPr>
-        <w:t> </w:t>
-      </w:r>
-      <w:r>
-        <w:rPr>
-          <w:b/>
-          <w:bCs/>
-          <w:lang w:val="en-IN"/>
-        </w:rPr>
-        <w:t>:</w:t>
-      </w:r>
+        <w:t> :</w:t>
+      </w:r>
+      <w:proofErr w:type="gramEnd"/>
     </w:p>
     <w:p>
       <w:pPr>
@@ -24489,7 +27002,21 @@
               <w:rPr>
                 <w:lang w:val="en-IN"/>
               </w:rPr>
-              <w:t>Lamb l = new Lamb();</w:t>
+              <w:t xml:space="preserve">Lamb l = new </w:t>
+            </w:r>
+            <w:proofErr w:type="gramStart"/>
+            <w:r>
+              <w:rPr>
+                <w:lang w:val="en-IN"/>
+              </w:rPr>
+              <w:t>Lamb(</w:t>
+            </w:r>
+            <w:proofErr w:type="gramEnd"/>
+            <w:r>
+              <w:rPr>
+                <w:lang w:val="en-IN"/>
+              </w:rPr>
+              <w:t>);</w:t>
             </w:r>
             <w:r>
               <w:rPr>
@@ -24577,15 +27104,7 @@
           <w:bCs/>
           <w:lang w:val="en-IN"/>
         </w:rPr>
-        <w:t>HAS-A relationship</w:t>
-      </w:r>
-      <w:r>
-        <w:rPr>
-          <w:b/>
-          <w:bCs/>
-          <w:lang w:val="en-IN"/>
-        </w:rPr>
-        <w:t>:</w:t>
+        <w:t>HAS-A relationship:</w:t>
       </w:r>
     </w:p>
     <w:tbl>
@@ -24619,7 +27138,21 @@
                 <w:lang w:val="en-IN"/>
               </w:rPr>
               <w:br/>
-              <w:t xml:space="preserve">    Speed s = new Speed();</w:t>
+              <w:t xml:space="preserve">    Speed s = new </w:t>
+            </w:r>
+            <w:proofErr w:type="gramStart"/>
+            <w:r>
+              <w:rPr>
+                <w:lang w:val="en-IN"/>
+              </w:rPr>
+              <w:t>Speed(</w:t>
+            </w:r>
+            <w:proofErr w:type="gramEnd"/>
+            <w:r>
+              <w:rPr>
+                <w:lang w:val="en-IN"/>
+              </w:rPr>
+              <w:t>);</w:t>
             </w:r>
             <w:r>
               <w:rPr>
@@ -24636,6 +27169,7 @@
               <w:t xml:space="preserve">        </w:t>
             </w:r>
             <w:proofErr w:type="spellStart"/>
+            <w:proofErr w:type="gramStart"/>
             <w:r>
               <w:rPr>
                 <w:lang w:val="en-IN"/>
@@ -24643,6 +27177,7 @@
               <w:t>s.speed</w:t>
             </w:r>
             <w:proofErr w:type="spellEnd"/>
+            <w:proofErr w:type="gramEnd"/>
             <w:r>
               <w:rPr>
                 <w:lang w:val="en-IN"/>
@@ -24654,8 +27189,16 @@
                 <w:lang w:val="en-IN"/>
               </w:rPr>
               <w:br/>
-              <w:t xml:space="preserve">    }</w:t>
-            </w:r>
+              <w:t xml:space="preserve">  </w:t>
+            </w:r>
+            <w:proofErr w:type="gramStart"/>
+            <w:r>
+              <w:rPr>
+                <w:lang w:val="en-IN"/>
+              </w:rPr>
+              <w:t xml:space="preserve">  }</w:t>
+            </w:r>
+            <w:proofErr w:type="gramEnd"/>
             <w:r>
               <w:rPr>
                 <w:lang w:val="en-IN"/>
@@ -24675,7 +27218,21 @@
                 <w:lang w:val="en-IN"/>
               </w:rPr>
               <w:br/>
-              <w:t xml:space="preserve">    void speed() {</w:t>
+              <w:t xml:space="preserve">    void </w:t>
+            </w:r>
+            <w:proofErr w:type="gramStart"/>
+            <w:r>
+              <w:rPr>
+                <w:lang w:val="en-IN"/>
+              </w:rPr>
+              <w:t>speed(</w:t>
+            </w:r>
+            <w:proofErr w:type="gramEnd"/>
+            <w:r>
+              <w:rPr>
+                <w:lang w:val="en-IN"/>
+              </w:rPr>
+              <w:t>) {</w:t>
             </w:r>
             <w:r>
               <w:rPr>
@@ -24731,8 +27288,16 @@
                 <w:lang w:val="en-IN"/>
               </w:rPr>
               <w:br/>
-              <w:t xml:space="preserve">    }</w:t>
-            </w:r>
+              <w:t xml:space="preserve">  </w:t>
+            </w:r>
+            <w:proofErr w:type="gramStart"/>
+            <w:r>
+              <w:rPr>
+                <w:lang w:val="en-IN"/>
+              </w:rPr>
+              <w:t xml:space="preserve">  }</w:t>
+            </w:r>
+            <w:proofErr w:type="gramEnd"/>
             <w:r>
               <w:rPr>
                 <w:lang w:val="en-IN"/>
@@ -24786,6 +27351,76 @@
       <w:pPr>
         <w:spacing w:after="0" w:line="240" w:lineRule="auto"/>
       </w:pPr>
+      <w:r>
+        <w:t>The most common use of polymorphism in OOP occurs when a parent class reference is used to refer to a child class object.</w:t>
+      </w:r>
+    </w:p>
+    <w:p>
+      <w:pPr>
+        <w:spacing w:after="0" w:line="240" w:lineRule="auto"/>
+      </w:pPr>
+    </w:p>
+    <w:p>
+      <w:pPr>
+        <w:spacing w:after="0" w:line="240" w:lineRule="auto"/>
+      </w:pPr>
+      <w:r>
+        <w:t xml:space="preserve">We have two classes. </w:t>
+      </w:r>
+    </w:p>
+    <w:p>
+      <w:pPr>
+        <w:spacing w:after="0" w:line="240" w:lineRule="auto"/>
+      </w:pPr>
+      <w:r>
+        <w:t>Parent class.</w:t>
+      </w:r>
+    </w:p>
+    <w:p>
+      <w:pPr>
+        <w:spacing w:after="0" w:line="240" w:lineRule="auto"/>
+      </w:pPr>
+      <w:r>
+        <w:t>Child class and it extends Parent class,</w:t>
+      </w:r>
+    </w:p>
+    <w:p>
+      <w:pPr>
+        <w:pStyle w:val="ListParagraph"/>
+        <w:numPr>
+          <w:ilvl w:val="0"/>
+          <w:numId w:val="26"/>
+        </w:numPr>
+        <w:spacing w:after="0" w:line="240" w:lineRule="auto"/>
+      </w:pPr>
+      <w:r>
+        <w:t>If we create object to parent class, we can call only parent class methods.</w:t>
+      </w:r>
+    </w:p>
+    <w:p>
+      <w:pPr>
+        <w:pStyle w:val="ListParagraph"/>
+        <w:numPr>
+          <w:ilvl w:val="0"/>
+          <w:numId w:val="26"/>
+        </w:numPr>
+        <w:spacing w:after="0" w:line="240" w:lineRule="auto"/>
+      </w:pPr>
+      <w:r>
+        <w:t>If we create object to</w:t>
+      </w:r>
+      <w:r>
+        <w:t xml:space="preserve"> child</w:t>
+      </w:r>
+      <w:r>
+        <w:t xml:space="preserve"> class, we can call parent class methods</w:t>
+      </w:r>
+      <w:r>
+        <w:t xml:space="preserve"> + child class methods</w:t>
+      </w:r>
+      <w:r>
+        <w:t>.</w:t>
+      </w:r>
     </w:p>
     <w:p>
       <w:pPr>
@@ -26441,6 +29076,95 @@
     </w:lvl>
   </w:abstractNum>
   <w:abstractNum w:abstractNumId="13" w15:restartNumberingAfterBreak="0">
+    <w:nsid w:val="301A1709"/>
+    <w:multiLevelType w:val="hybridMultilevel"/>
+    <w:tmpl w:val="4E325440"/>
+    <w:lvl w:ilvl="0" w:tplc="4009000F">
+      <w:start w:val="1"/>
+      <w:numFmt w:val="decimal"/>
+      <w:lvlText w:val="%1."/>
+      <w:lvlJc w:val="left"/>
+      <w:pPr>
+        <w:ind w:left="720" w:hanging="360"/>
+      </w:pPr>
+      <w:rPr>
+        <w:rFonts w:hint="default"/>
+      </w:rPr>
+    </w:lvl>
+    <w:lvl w:ilvl="1" w:tplc="40090019" w:tentative="1">
+      <w:start w:val="1"/>
+      <w:numFmt w:val="lowerLetter"/>
+      <w:lvlText w:val="%2."/>
+      <w:lvlJc w:val="left"/>
+      <w:pPr>
+        <w:ind w:left="1440" w:hanging="360"/>
+      </w:pPr>
+    </w:lvl>
+    <w:lvl w:ilvl="2" w:tplc="4009001B" w:tentative="1">
+      <w:start w:val="1"/>
+      <w:numFmt w:val="lowerRoman"/>
+      <w:lvlText w:val="%3."/>
+      <w:lvlJc w:val="right"/>
+      <w:pPr>
+        <w:ind w:left="2160" w:hanging="180"/>
+      </w:pPr>
+    </w:lvl>
+    <w:lvl w:ilvl="3" w:tplc="4009000F" w:tentative="1">
+      <w:start w:val="1"/>
+      <w:numFmt w:val="decimal"/>
+      <w:lvlText w:val="%4."/>
+      <w:lvlJc w:val="left"/>
+      <w:pPr>
+        <w:ind w:left="2880" w:hanging="360"/>
+      </w:pPr>
+    </w:lvl>
+    <w:lvl w:ilvl="4" w:tplc="40090019" w:tentative="1">
+      <w:start w:val="1"/>
+      <w:numFmt w:val="lowerLetter"/>
+      <w:lvlText w:val="%5."/>
+      <w:lvlJc w:val="left"/>
+      <w:pPr>
+        <w:ind w:left="3600" w:hanging="360"/>
+      </w:pPr>
+    </w:lvl>
+    <w:lvl w:ilvl="5" w:tplc="4009001B" w:tentative="1">
+      <w:start w:val="1"/>
+      <w:numFmt w:val="lowerRoman"/>
+      <w:lvlText w:val="%6."/>
+      <w:lvlJc w:val="right"/>
+      <w:pPr>
+        <w:ind w:left="4320" w:hanging="180"/>
+      </w:pPr>
+    </w:lvl>
+    <w:lvl w:ilvl="6" w:tplc="4009000F" w:tentative="1">
+      <w:start w:val="1"/>
+      <w:numFmt w:val="decimal"/>
+      <w:lvlText w:val="%7."/>
+      <w:lvlJc w:val="left"/>
+      <w:pPr>
+        <w:ind w:left="5040" w:hanging="360"/>
+      </w:pPr>
+    </w:lvl>
+    <w:lvl w:ilvl="7" w:tplc="40090019" w:tentative="1">
+      <w:start w:val="1"/>
+      <w:numFmt w:val="lowerLetter"/>
+      <w:lvlText w:val="%8."/>
+      <w:lvlJc w:val="left"/>
+      <w:pPr>
+        <w:ind w:left="5760" w:hanging="360"/>
+      </w:pPr>
+    </w:lvl>
+    <w:lvl w:ilvl="8" w:tplc="4009001B" w:tentative="1">
+      <w:start w:val="1"/>
+      <w:numFmt w:val="lowerRoman"/>
+      <w:lvlText w:val="%9."/>
+      <w:lvlJc w:val="right"/>
+      <w:pPr>
+        <w:ind w:left="6480" w:hanging="180"/>
+      </w:pPr>
+    </w:lvl>
+  </w:abstractNum>
+  <w:abstractNum w:abstractNumId="14" w15:restartNumberingAfterBreak="0">
     <w:nsid w:val="36DD72CC"/>
     <w:multiLevelType w:val="multilevel"/>
     <w:tmpl w:val="8654B4FE"/>
@@ -26589,7 +29313,7 @@
       </w:rPr>
     </w:lvl>
   </w:abstractNum>
-  <w:abstractNum w:abstractNumId="14" w15:restartNumberingAfterBreak="0">
+  <w:abstractNum w:abstractNumId="15" w15:restartNumberingAfterBreak="0">
     <w:nsid w:val="389F6BCB"/>
     <w:multiLevelType w:val="hybridMultilevel"/>
     <w:tmpl w:val="E19A9390"/>
@@ -26678,7 +29402,7 @@
       </w:pPr>
     </w:lvl>
   </w:abstractNum>
-  <w:abstractNum w:abstractNumId="15" w15:restartNumberingAfterBreak="0">
+  <w:abstractNum w:abstractNumId="16" w15:restartNumberingAfterBreak="0">
     <w:nsid w:val="4464700A"/>
     <w:multiLevelType w:val="multilevel"/>
     <w:tmpl w:val="E0604294"/>
@@ -26827,7 +29551,7 @@
       </w:rPr>
     </w:lvl>
   </w:abstractNum>
-  <w:abstractNum w:abstractNumId="16" w15:restartNumberingAfterBreak="0">
+  <w:abstractNum w:abstractNumId="17" w15:restartNumberingAfterBreak="0">
     <w:nsid w:val="45936BA0"/>
     <w:multiLevelType w:val="multilevel"/>
     <w:tmpl w:val="36DA951A"/>
@@ -26940,7 +29664,7 @@
       </w:pPr>
     </w:lvl>
   </w:abstractNum>
-  <w:abstractNum w:abstractNumId="17" w15:restartNumberingAfterBreak="0">
+  <w:abstractNum w:abstractNumId="18" w15:restartNumberingAfterBreak="0">
     <w:nsid w:val="465919AE"/>
     <w:multiLevelType w:val="hybridMultilevel"/>
     <w:tmpl w:val="99B68B7A"/>
@@ -27052,7 +29776,7 @@
       </w:rPr>
     </w:lvl>
   </w:abstractNum>
-  <w:abstractNum w:abstractNumId="18" w15:restartNumberingAfterBreak="0">
+  <w:abstractNum w:abstractNumId="19" w15:restartNumberingAfterBreak="0">
     <w:nsid w:val="47024A01"/>
     <w:multiLevelType w:val="hybridMultilevel"/>
     <w:tmpl w:val="9C04DD98"/>
@@ -27141,7 +29865,7 @@
       </w:pPr>
     </w:lvl>
   </w:abstractNum>
-  <w:abstractNum w:abstractNumId="19" w15:restartNumberingAfterBreak="0">
+  <w:abstractNum w:abstractNumId="20" w15:restartNumberingAfterBreak="0">
     <w:nsid w:val="4C43744E"/>
     <w:multiLevelType w:val="hybridMultilevel"/>
     <w:tmpl w:val="076AACDC"/>
@@ -27230,7 +29954,7 @@
       </w:pPr>
     </w:lvl>
   </w:abstractNum>
-  <w:abstractNum w:abstractNumId="20" w15:restartNumberingAfterBreak="0">
+  <w:abstractNum w:abstractNumId="21" w15:restartNumberingAfterBreak="0">
     <w:nsid w:val="516720E5"/>
     <w:multiLevelType w:val="multilevel"/>
     <w:tmpl w:val="726AE524"/>
@@ -27343,7 +30067,7 @@
       </w:pPr>
     </w:lvl>
   </w:abstractNum>
-  <w:abstractNum w:abstractNumId="21" w15:restartNumberingAfterBreak="0">
+  <w:abstractNum w:abstractNumId="22" w15:restartNumberingAfterBreak="0">
     <w:nsid w:val="52751371"/>
     <w:multiLevelType w:val="multilevel"/>
     <w:tmpl w:val="FA3EB3EE"/>
@@ -27492,7 +30216,7 @@
       </w:rPr>
     </w:lvl>
   </w:abstractNum>
-  <w:abstractNum w:abstractNumId="22" w15:restartNumberingAfterBreak="0">
+  <w:abstractNum w:abstractNumId="23" w15:restartNumberingAfterBreak="0">
     <w:nsid w:val="6B003476"/>
     <w:multiLevelType w:val="hybridMultilevel"/>
     <w:tmpl w:val="B4D2838E"/>
@@ -27581,7 +30305,7 @@
       </w:pPr>
     </w:lvl>
   </w:abstractNum>
-  <w:abstractNum w:abstractNumId="23" w15:restartNumberingAfterBreak="0">
+  <w:abstractNum w:abstractNumId="24" w15:restartNumberingAfterBreak="0">
     <w:nsid w:val="78437640"/>
     <w:multiLevelType w:val="hybridMultilevel"/>
     <w:tmpl w:val="FD24EEB8"/>
@@ -27670,7 +30394,7 @@
       </w:pPr>
     </w:lvl>
   </w:abstractNum>
-  <w:abstractNum w:abstractNumId="24" w15:restartNumberingAfterBreak="0">
+  <w:abstractNum w:abstractNumId="25" w15:restartNumberingAfterBreak="0">
     <w:nsid w:val="7A747BF3"/>
     <w:multiLevelType w:val="multilevel"/>
     <w:tmpl w:val="F3BE5850"/>
@@ -27832,40 +30556,40 @@
     <w:abstractNumId w:val="12"/>
   </w:num>
   <w:num w:numId="5" w16cid:durableId="1005519767">
-    <w:abstractNumId w:val="14"/>
+    <w:abstractNumId w:val="15"/>
   </w:num>
   <w:num w:numId="6" w16cid:durableId="1707559065">
-    <w:abstractNumId w:val="17"/>
+    <w:abstractNumId w:val="18"/>
   </w:num>
   <w:num w:numId="7" w16cid:durableId="465200995">
-    <w:abstractNumId w:val="19"/>
+    <w:abstractNumId w:val="20"/>
   </w:num>
   <w:num w:numId="8" w16cid:durableId="1044792600">
     <w:abstractNumId w:val="3"/>
   </w:num>
   <w:num w:numId="9" w16cid:durableId="1172723851">
-    <w:abstractNumId w:val="24"/>
+    <w:abstractNumId w:val="25"/>
   </w:num>
   <w:num w:numId="10" w16cid:durableId="1303340468">
-    <w:abstractNumId w:val="15"/>
+    <w:abstractNumId w:val="16"/>
   </w:num>
   <w:num w:numId="11" w16cid:durableId="622806105">
-    <w:abstractNumId w:val="21"/>
+    <w:abstractNumId w:val="22"/>
   </w:num>
   <w:num w:numId="12" w16cid:durableId="2015567649">
     <w:abstractNumId w:val="11"/>
   </w:num>
   <w:num w:numId="13" w16cid:durableId="782726403">
-    <w:abstractNumId w:val="22"/>
+    <w:abstractNumId w:val="23"/>
   </w:num>
   <w:num w:numId="14" w16cid:durableId="2048681171">
-    <w:abstractNumId w:val="13"/>
+    <w:abstractNumId w:val="14"/>
   </w:num>
   <w:num w:numId="15" w16cid:durableId="1515414620">
-    <w:abstractNumId w:val="23"/>
+    <w:abstractNumId w:val="24"/>
   </w:num>
   <w:num w:numId="16" w16cid:durableId="1277758882">
-    <w:abstractNumId w:val="16"/>
+    <w:abstractNumId w:val="17"/>
   </w:num>
   <w:num w:numId="17" w16cid:durableId="1633245295">
     <w:abstractNumId w:val="4"/>
@@ -27874,7 +30598,7 @@
     <w:abstractNumId w:val="6"/>
   </w:num>
   <w:num w:numId="19" w16cid:durableId="1925066706">
-    <w:abstractNumId w:val="18"/>
+    <w:abstractNumId w:val="19"/>
   </w:num>
   <w:num w:numId="20" w16cid:durableId="1120952908">
     <w:abstractNumId w:val="1"/>
@@ -27886,13 +30610,16 @@
     <w:abstractNumId w:val="2"/>
   </w:num>
   <w:num w:numId="23" w16cid:durableId="507596859">
-    <w:abstractNumId w:val="20"/>
+    <w:abstractNumId w:val="21"/>
   </w:num>
   <w:num w:numId="24" w16cid:durableId="2018967675">
     <w:abstractNumId w:val="9"/>
   </w:num>
   <w:num w:numId="25" w16cid:durableId="762578708">
     <w:abstractNumId w:val="7"/>
+  </w:num>
+  <w:num w:numId="26" w16cid:durableId="1323043694">
+    <w:abstractNumId w:val="13"/>
   </w:num>
 </w:numbering>
 </file>

--- a/java/core java 10PM.docx
+++ b/java/core java 10PM.docx
@@ -27608,6 +27608,15 @@
           <w:color w:val="FF0000"/>
           <w:highlight w:val="yellow"/>
         </w:rPr>
+        <w:t xml:space="preserve">***** </w:t>
+      </w:r>
+      <w:r>
+        <w:rPr>
+          <w:b/>
+          <w:bCs/>
+          <w:color w:val="FF0000"/>
+          <w:highlight w:val="yellow"/>
+        </w:rPr>
         <w:t>In parent class reference we can store child class Object.</w:t>
       </w:r>
     </w:p>
@@ -27948,217 +27957,419 @@
       <w:pPr>
         <w:spacing w:after="0" w:line="240" w:lineRule="auto"/>
       </w:pPr>
-    </w:p>
-    <w:p>
-      <w:pPr>
-        <w:spacing w:after="0" w:line="240" w:lineRule="auto"/>
-      </w:pPr>
-    </w:p>
-    <w:p>
-      <w:pPr>
-        <w:spacing w:after="0" w:line="240" w:lineRule="auto"/>
-      </w:pPr>
-    </w:p>
-    <w:p>
-      <w:pPr>
-        <w:spacing w:after="0" w:line="240" w:lineRule="auto"/>
-      </w:pPr>
-    </w:p>
-    <w:p>
-      <w:pPr>
-        <w:spacing w:after="0" w:line="240" w:lineRule="auto"/>
-      </w:pPr>
-    </w:p>
-    <w:p>
-      <w:pPr>
-        <w:spacing w:after="0" w:line="240" w:lineRule="auto"/>
-      </w:pPr>
-    </w:p>
-    <w:p>
-      <w:pPr>
-        <w:spacing w:after="0" w:line="240" w:lineRule="auto"/>
-      </w:pPr>
-    </w:p>
-    <w:p>
-      <w:pPr>
-        <w:spacing w:after="0" w:line="240" w:lineRule="auto"/>
-      </w:pPr>
-    </w:p>
-    <w:p>
-      <w:pPr>
-        <w:spacing w:after="0" w:line="240" w:lineRule="auto"/>
-      </w:pPr>
-    </w:p>
-    <w:p>
-      <w:pPr>
-        <w:spacing w:after="0" w:line="240" w:lineRule="auto"/>
-      </w:pPr>
-    </w:p>
-    <w:p>
-      <w:pPr>
-        <w:spacing w:after="0" w:line="240" w:lineRule="auto"/>
-      </w:pPr>
-    </w:p>
-    <w:p>
-      <w:pPr>
-        <w:spacing w:after="0" w:line="240" w:lineRule="auto"/>
-      </w:pPr>
-    </w:p>
-    <w:p>
-      <w:pPr>
-        <w:spacing w:after="0" w:line="240" w:lineRule="auto"/>
-      </w:pPr>
-    </w:p>
-    <w:p>
-      <w:pPr>
-        <w:spacing w:after="0" w:line="240" w:lineRule="auto"/>
-      </w:pPr>
-    </w:p>
-    <w:p>
-      <w:pPr>
-        <w:spacing w:after="0" w:line="240" w:lineRule="auto"/>
-      </w:pPr>
-    </w:p>
-    <w:p>
-      <w:pPr>
-        <w:spacing w:after="0" w:line="240" w:lineRule="auto"/>
-      </w:pPr>
-    </w:p>
-    <w:p>
-      <w:pPr>
-        <w:spacing w:after="0" w:line="240" w:lineRule="auto"/>
-      </w:pPr>
-    </w:p>
-    <w:p>
-      <w:pPr>
-        <w:spacing w:after="0" w:line="240" w:lineRule="auto"/>
-      </w:pPr>
-    </w:p>
-    <w:p>
-      <w:pPr>
-        <w:spacing w:after="0" w:line="240" w:lineRule="auto"/>
-      </w:pPr>
-    </w:p>
-    <w:p>
-      <w:pPr>
-        <w:spacing w:after="0" w:line="240" w:lineRule="auto"/>
-      </w:pPr>
-    </w:p>
-    <w:p>
-      <w:pPr>
-        <w:spacing w:after="0" w:line="240" w:lineRule="auto"/>
-      </w:pPr>
-    </w:p>
-    <w:p>
-      <w:pPr>
-        <w:spacing w:after="0" w:line="240" w:lineRule="auto"/>
-      </w:pPr>
-    </w:p>
-    <w:p>
-      <w:pPr>
-        <w:spacing w:after="0" w:line="240" w:lineRule="auto"/>
-      </w:pPr>
-    </w:p>
-    <w:p>
-      <w:pPr>
-        <w:spacing w:after="0" w:line="240" w:lineRule="auto"/>
-      </w:pPr>
-    </w:p>
-    <w:p>
-      <w:pPr>
-        <w:spacing w:after="0" w:line="240" w:lineRule="auto"/>
-      </w:pPr>
-    </w:p>
-    <w:p>
-      <w:pPr>
-        <w:spacing w:after="0" w:line="240" w:lineRule="auto"/>
-      </w:pPr>
-    </w:p>
-    <w:p>
-      <w:pPr>
-        <w:spacing w:after="0" w:line="240" w:lineRule="auto"/>
-      </w:pPr>
-    </w:p>
-    <w:p>
-      <w:pPr>
-        <w:spacing w:after="0" w:line="240" w:lineRule="auto"/>
-      </w:pPr>
-    </w:p>
-    <w:p>
-      <w:pPr>
-        <w:spacing w:after="0" w:line="240" w:lineRule="auto"/>
-      </w:pPr>
-    </w:p>
-    <w:p>
-      <w:pPr>
-        <w:spacing w:after="0" w:line="240" w:lineRule="auto"/>
-      </w:pPr>
-    </w:p>
-    <w:p>
-      <w:pPr>
-        <w:spacing w:after="0" w:line="240" w:lineRule="auto"/>
-      </w:pPr>
-    </w:p>
-    <w:p>
-      <w:pPr>
-        <w:spacing w:after="0" w:line="240" w:lineRule="auto"/>
-      </w:pPr>
-    </w:p>
-    <w:p>
-      <w:pPr>
-        <w:spacing w:after="0" w:line="240" w:lineRule="auto"/>
-      </w:pPr>
-    </w:p>
-    <w:p>
-      <w:pPr>
-        <w:spacing w:after="0" w:line="240" w:lineRule="auto"/>
-      </w:pPr>
-    </w:p>
-    <w:p>
-      <w:pPr>
-        <w:spacing w:after="0" w:line="240" w:lineRule="auto"/>
-      </w:pPr>
-    </w:p>
-    <w:p>
-      <w:pPr>
-        <w:spacing w:after="0" w:line="240" w:lineRule="auto"/>
-      </w:pPr>
-    </w:p>
-    <w:p>
-      <w:pPr>
-        <w:spacing w:after="0" w:line="240" w:lineRule="auto"/>
-      </w:pPr>
-    </w:p>
-    <w:p>
-      <w:pPr>
-        <w:spacing w:after="0" w:line="240" w:lineRule="auto"/>
-      </w:pPr>
-    </w:p>
-    <w:p>
-      <w:pPr>
-        <w:spacing w:after="0" w:line="240" w:lineRule="auto"/>
-      </w:pPr>
-    </w:p>
-    <w:p>
-      <w:pPr>
-        <w:spacing w:after="0" w:line="240" w:lineRule="auto"/>
-      </w:pPr>
-    </w:p>
-    <w:p>
-      <w:pPr>
-        <w:spacing w:after="0" w:line="240" w:lineRule="auto"/>
-      </w:pPr>
-    </w:p>
-    <w:p>
-      <w:pPr>
-        <w:spacing w:after="0" w:line="240" w:lineRule="auto"/>
-      </w:pPr>
-    </w:p>
-    <w:p>
-      <w:pPr>
-        <w:spacing w:after="0" w:line="240" w:lineRule="auto"/>
-      </w:pPr>
       <w:hyperlink r:id="rId59" w:history="1">
+        <w:r>
+          <w:rPr>
+            <w:rStyle w:val="Hyperlink"/>
+          </w:rPr>
+          <w:t>https://www.programiz.com/java-programming/polymorphism</w:t>
+        </w:r>
+      </w:hyperlink>
+      <w:r>
+        <w:t xml:space="preserve"> </w:t>
+      </w:r>
+    </w:p>
+    <w:p>
+      <w:pPr>
+        <w:spacing w:after="0" w:line="240" w:lineRule="auto"/>
+      </w:pPr>
+    </w:p>
+    <w:p>
+      <w:pPr>
+        <w:spacing w:after="0" w:line="240" w:lineRule="auto"/>
+      </w:pPr>
+      <w:r>
+        <w:t>poly means MANY.</w:t>
+      </w:r>
+    </w:p>
+    <w:p>
+      <w:pPr>
+        <w:spacing w:after="0" w:line="240" w:lineRule="auto"/>
+      </w:pPr>
+      <w:r>
+        <w:t>morphism mean FORMS / variations.</w:t>
+      </w:r>
+    </w:p>
+    <w:p>
+      <w:pPr>
+        <w:spacing w:after="0" w:line="240" w:lineRule="auto"/>
+      </w:pPr>
+    </w:p>
+    <w:p>
+      <w:pPr>
+        <w:spacing w:after="0" w:line="240" w:lineRule="auto"/>
+      </w:pPr>
+    </w:p>
+    <w:p>
+      <w:pPr>
+        <w:spacing w:after="0" w:line="240" w:lineRule="auto"/>
+        <w:rPr>
+          <w:lang w:val="en-IN"/>
+        </w:rPr>
+      </w:pPr>
+      <w:r>
+        <w:rPr>
+          <w:lang w:val="en-IN"/>
+        </w:rPr>
+        <w:t>We can achieve polymorphism in Java using the following ways:</w:t>
+      </w:r>
+    </w:p>
+    <w:p>
+      <w:pPr>
+        <w:numPr>
+          <w:ilvl w:val="0"/>
+          <w:numId w:val="28"/>
+        </w:numPr>
+        <w:spacing w:after="0" w:line="240" w:lineRule="auto"/>
+        <w:rPr>
+          <w:lang w:val="en-IN"/>
+        </w:rPr>
+      </w:pPr>
+      <w:hyperlink r:id="rId60" w:history="1">
+        <w:r>
+          <w:rPr>
+            <w:rStyle w:val="Hyperlink"/>
+            <w:lang w:val="en-IN"/>
+          </w:rPr>
+          <w:t>Method Overloading</w:t>
+        </w:r>
+      </w:hyperlink>
+      <w:r>
+        <w:t xml:space="preserve"> – within same class.</w:t>
+      </w:r>
+      <w:r>
+        <w:t xml:space="preserve"> Same method declared multiple times with different parameters.</w:t>
+      </w:r>
+    </w:p>
+    <w:p>
+      <w:pPr>
+        <w:numPr>
+          <w:ilvl w:val="0"/>
+          <w:numId w:val="28"/>
+        </w:numPr>
+        <w:spacing w:after="0" w:line="240" w:lineRule="auto"/>
+        <w:rPr>
+          <w:lang w:val="en-IN"/>
+        </w:rPr>
+      </w:pPr>
+      <w:r>
+        <w:t>Constructor Overloading. – Within same class.</w:t>
+      </w:r>
+      <w:r>
+        <w:t xml:space="preserve"> </w:t>
+      </w:r>
+      <w:r>
+        <w:t xml:space="preserve">Same </w:t>
+      </w:r>
+      <w:r>
+        <w:t>ctr</w:t>
+      </w:r>
+      <w:r>
+        <w:t xml:space="preserve"> declared multiple times with different parameters.</w:t>
+      </w:r>
+    </w:p>
+    <w:p>
+      <w:pPr>
+        <w:numPr>
+          <w:ilvl w:val="0"/>
+          <w:numId w:val="28"/>
+        </w:numPr>
+        <w:spacing w:after="0" w:line="240" w:lineRule="auto"/>
+        <w:rPr>
+          <w:lang w:val="en-IN"/>
+        </w:rPr>
+      </w:pPr>
+      <w:hyperlink r:id="rId61" w:history="1">
+        <w:r>
+          <w:rPr>
+            <w:rStyle w:val="Hyperlink"/>
+            <w:lang w:val="en-IN"/>
+          </w:rPr>
+          <w:t>Method Overriding</w:t>
+        </w:r>
+      </w:hyperlink>
+      <w:r>
+        <w:t xml:space="preserve"> – between classes.</w:t>
+      </w:r>
+    </w:p>
+    <w:p>
+      <w:pPr>
+        <w:numPr>
+          <w:ilvl w:val="0"/>
+          <w:numId w:val="28"/>
+        </w:numPr>
+        <w:spacing w:after="0" w:line="240" w:lineRule="auto"/>
+        <w:rPr>
+          <w:lang w:val="en-IN"/>
+        </w:rPr>
+      </w:pPr>
+      <w:r>
+        <w:rPr>
+          <w:lang w:val="en-IN"/>
+        </w:rPr>
+        <w:t>Operator Overloading</w:t>
+      </w:r>
+      <w:r>
+        <w:t>– within same class.</w:t>
+      </w:r>
+    </w:p>
+    <w:p>
+      <w:pPr>
+        <w:spacing w:after="0" w:line="240" w:lineRule="auto"/>
+      </w:pPr>
+    </w:p>
+    <w:p>
+      <w:pPr>
+        <w:spacing w:after="0" w:line="240" w:lineRule="auto"/>
+      </w:pPr>
+    </w:p>
+    <w:p>
+      <w:pPr>
+        <w:spacing w:after="0" w:line="240" w:lineRule="auto"/>
+      </w:pPr>
+      <w:r>
+        <w:drawing>
+          <wp:inline distT="0" distB="0" distL="0" distR="0" wp14:anchorId="1A80FD53" wp14:editId="062E2956">
+            <wp:extent cx="6858000" cy="2610485"/>
+            <wp:effectExtent l="0" t="0" r="0" b="0"/>
+            <wp:docPr id="1293873616" name="Picture 1"/>
+            <wp:cNvGraphicFramePr>
+              <a:graphicFrameLocks xmlns:a="http://schemas.openxmlformats.org/drawingml/2006/main" noChangeAspect="1"/>
+            </wp:cNvGraphicFramePr>
+            <a:graphic xmlns:a="http://schemas.openxmlformats.org/drawingml/2006/main">
+              <a:graphicData uri="http://schemas.openxmlformats.org/drawingml/2006/picture">
+                <pic:pic xmlns:pic="http://schemas.openxmlformats.org/drawingml/2006/picture">
+                  <pic:nvPicPr>
+                    <pic:cNvPr id="1293873616" name=""/>
+                    <pic:cNvPicPr/>
+                  </pic:nvPicPr>
+                  <pic:blipFill>
+                    <a:blip r:embed="rId62"/>
+                    <a:stretch>
+                      <a:fillRect/>
+                    </a:stretch>
+                  </pic:blipFill>
+                  <pic:spPr>
+                    <a:xfrm>
+                      <a:off x="0" y="0"/>
+                      <a:ext cx="6858000" cy="2610485"/>
+                    </a:xfrm>
+                    <a:prstGeom prst="rect">
+                      <a:avLst/>
+                    </a:prstGeom>
+                  </pic:spPr>
+                </pic:pic>
+              </a:graphicData>
+            </a:graphic>
+          </wp:inline>
+        </w:drawing>
+      </w:r>
+    </w:p>
+    <w:p>
+      <w:pPr>
+        <w:spacing w:after="0" w:line="240" w:lineRule="auto"/>
+      </w:pPr>
+    </w:p>
+    <w:p>
+      <w:pPr>
+        <w:spacing w:after="0" w:line="240" w:lineRule="auto"/>
+      </w:pPr>
+    </w:p>
+    <w:p>
+      <w:pPr>
+        <w:spacing w:after="0" w:line="240" w:lineRule="auto"/>
+      </w:pPr>
+    </w:p>
+    <w:p>
+      <w:pPr>
+        <w:spacing w:after="0" w:line="240" w:lineRule="auto"/>
+      </w:pPr>
+    </w:p>
+    <w:p>
+      <w:pPr>
+        <w:spacing w:after="0" w:line="240" w:lineRule="auto"/>
+      </w:pPr>
+    </w:p>
+    <w:p>
+      <w:pPr>
+        <w:spacing w:after="0" w:line="240" w:lineRule="auto"/>
+      </w:pPr>
+    </w:p>
+    <w:p>
+      <w:pPr>
+        <w:spacing w:after="0" w:line="240" w:lineRule="auto"/>
+      </w:pPr>
+    </w:p>
+    <w:p>
+      <w:pPr>
+        <w:spacing w:after="0" w:line="240" w:lineRule="auto"/>
+      </w:pPr>
+    </w:p>
+    <w:p>
+      <w:pPr>
+        <w:spacing w:after="0" w:line="240" w:lineRule="auto"/>
+      </w:pPr>
+    </w:p>
+    <w:p>
+      <w:pPr>
+        <w:spacing w:after="0" w:line="240" w:lineRule="auto"/>
+      </w:pPr>
+    </w:p>
+    <w:p>
+      <w:pPr>
+        <w:spacing w:after="0" w:line="240" w:lineRule="auto"/>
+      </w:pPr>
+    </w:p>
+    <w:p>
+      <w:pPr>
+        <w:spacing w:after="0" w:line="240" w:lineRule="auto"/>
+      </w:pPr>
+    </w:p>
+    <w:p>
+      <w:pPr>
+        <w:spacing w:after="0" w:line="240" w:lineRule="auto"/>
+      </w:pPr>
+    </w:p>
+    <w:p>
+      <w:pPr>
+        <w:spacing w:after="0" w:line="240" w:lineRule="auto"/>
+      </w:pPr>
+    </w:p>
+    <w:p>
+      <w:pPr>
+        <w:spacing w:after="0" w:line="240" w:lineRule="auto"/>
+      </w:pPr>
+    </w:p>
+    <w:p>
+      <w:pPr>
+        <w:spacing w:after="0" w:line="240" w:lineRule="auto"/>
+      </w:pPr>
+    </w:p>
+    <w:p>
+      <w:pPr>
+        <w:spacing w:after="0" w:line="240" w:lineRule="auto"/>
+      </w:pPr>
+    </w:p>
+    <w:p>
+      <w:pPr>
+        <w:spacing w:after="0" w:line="240" w:lineRule="auto"/>
+      </w:pPr>
+    </w:p>
+    <w:p>
+      <w:pPr>
+        <w:spacing w:after="0" w:line="240" w:lineRule="auto"/>
+      </w:pPr>
+    </w:p>
+    <w:p>
+      <w:pPr>
+        <w:spacing w:after="0" w:line="240" w:lineRule="auto"/>
+      </w:pPr>
+    </w:p>
+    <w:p>
+      <w:pPr>
+        <w:spacing w:after="0" w:line="240" w:lineRule="auto"/>
+      </w:pPr>
+    </w:p>
+    <w:p>
+      <w:pPr>
+        <w:spacing w:after="0" w:line="240" w:lineRule="auto"/>
+      </w:pPr>
+    </w:p>
+    <w:p>
+      <w:pPr>
+        <w:spacing w:after="0" w:line="240" w:lineRule="auto"/>
+      </w:pPr>
+    </w:p>
+    <w:p>
+      <w:pPr>
+        <w:spacing w:after="0" w:line="240" w:lineRule="auto"/>
+      </w:pPr>
+    </w:p>
+    <w:p>
+      <w:pPr>
+        <w:spacing w:after="0" w:line="240" w:lineRule="auto"/>
+      </w:pPr>
+    </w:p>
+    <w:p>
+      <w:pPr>
+        <w:spacing w:after="0" w:line="240" w:lineRule="auto"/>
+      </w:pPr>
+    </w:p>
+    <w:p>
+      <w:pPr>
+        <w:spacing w:after="0" w:line="240" w:lineRule="auto"/>
+      </w:pPr>
+    </w:p>
+    <w:p>
+      <w:pPr>
+        <w:spacing w:after="0" w:line="240" w:lineRule="auto"/>
+      </w:pPr>
+    </w:p>
+    <w:p>
+      <w:pPr>
+        <w:spacing w:after="0" w:line="240" w:lineRule="auto"/>
+      </w:pPr>
+    </w:p>
+    <w:p>
+      <w:pPr>
+        <w:spacing w:after="0" w:line="240" w:lineRule="auto"/>
+      </w:pPr>
+    </w:p>
+    <w:p>
+      <w:pPr>
+        <w:spacing w:after="0" w:line="240" w:lineRule="auto"/>
+      </w:pPr>
+    </w:p>
+    <w:p>
+      <w:pPr>
+        <w:spacing w:after="0" w:line="240" w:lineRule="auto"/>
+      </w:pPr>
+    </w:p>
+    <w:p>
+      <w:pPr>
+        <w:spacing w:after="0" w:line="240" w:lineRule="auto"/>
+      </w:pPr>
+    </w:p>
+    <w:p>
+      <w:pPr>
+        <w:spacing w:after="0" w:line="240" w:lineRule="auto"/>
+      </w:pPr>
+    </w:p>
+    <w:p>
+      <w:pPr>
+        <w:spacing w:after="0" w:line="240" w:lineRule="auto"/>
+      </w:pPr>
+    </w:p>
+    <w:p>
+      <w:pPr>
+        <w:spacing w:after="0" w:line="240" w:lineRule="auto"/>
+      </w:pPr>
+    </w:p>
+    <w:p>
+      <w:pPr>
+        <w:spacing w:after="0" w:line="240" w:lineRule="auto"/>
+      </w:pPr>
+    </w:p>
+    <w:p>
+      <w:pPr>
+        <w:spacing w:after="0" w:line="240" w:lineRule="auto"/>
+      </w:pPr>
+    </w:p>
+    <w:p>
+      <w:pPr>
+        <w:spacing w:after="0" w:line="240" w:lineRule="auto"/>
+      </w:pPr>
+    </w:p>
+    <w:p>
+      <w:pPr>
+        <w:spacing w:after="0" w:line="240" w:lineRule="auto"/>
+      </w:pPr>
+    </w:p>
+    <w:p>
+      <w:pPr>
+        <w:spacing w:after="0" w:line="240" w:lineRule="auto"/>
+      </w:pPr>
+      <w:hyperlink r:id="rId63" w:history="1">
         <w:r>
           <w:rPr>
             <w:rStyle w:val="Hyperlink"/>
@@ -28361,6 +28572,119 @@
     </w:lvl>
   </w:abstractNum>
   <w:abstractNum w:abstractNumId="2" w15:restartNumberingAfterBreak="0">
+    <w:nsid w:val="067A1524"/>
+    <w:multiLevelType w:val="multilevel"/>
+    <w:tmpl w:val="6776768C"/>
+    <w:lvl w:ilvl="0">
+      <w:start w:val="1"/>
+      <w:numFmt w:val="decimal"/>
+      <w:lvlText w:val="%1."/>
+      <w:lvlJc w:val="left"/>
+      <w:pPr>
+        <w:tabs>
+          <w:tab w:val="num" w:pos="720"/>
+        </w:tabs>
+        <w:ind w:left="720" w:hanging="360"/>
+      </w:pPr>
+    </w:lvl>
+    <w:lvl w:ilvl="1" w:tentative="1">
+      <w:start w:val="1"/>
+      <w:numFmt w:val="decimal"/>
+      <w:lvlText w:val="%2."/>
+      <w:lvlJc w:val="left"/>
+      <w:pPr>
+        <w:tabs>
+          <w:tab w:val="num" w:pos="1440"/>
+        </w:tabs>
+        <w:ind w:left="1440" w:hanging="360"/>
+      </w:pPr>
+    </w:lvl>
+    <w:lvl w:ilvl="2" w:tentative="1">
+      <w:start w:val="1"/>
+      <w:numFmt w:val="decimal"/>
+      <w:lvlText w:val="%3."/>
+      <w:lvlJc w:val="left"/>
+      <w:pPr>
+        <w:tabs>
+          <w:tab w:val="num" w:pos="2160"/>
+        </w:tabs>
+        <w:ind w:left="2160" w:hanging="360"/>
+      </w:pPr>
+    </w:lvl>
+    <w:lvl w:ilvl="3" w:tentative="1">
+      <w:start w:val="1"/>
+      <w:numFmt w:val="decimal"/>
+      <w:lvlText w:val="%4."/>
+      <w:lvlJc w:val="left"/>
+      <w:pPr>
+        <w:tabs>
+          <w:tab w:val="num" w:pos="2880"/>
+        </w:tabs>
+        <w:ind w:left="2880" w:hanging="360"/>
+      </w:pPr>
+    </w:lvl>
+    <w:lvl w:ilvl="4" w:tentative="1">
+      <w:start w:val="1"/>
+      <w:numFmt w:val="decimal"/>
+      <w:lvlText w:val="%5."/>
+      <w:lvlJc w:val="left"/>
+      <w:pPr>
+        <w:tabs>
+          <w:tab w:val="num" w:pos="3600"/>
+        </w:tabs>
+        <w:ind w:left="3600" w:hanging="360"/>
+      </w:pPr>
+    </w:lvl>
+    <w:lvl w:ilvl="5" w:tentative="1">
+      <w:start w:val="1"/>
+      <w:numFmt w:val="decimal"/>
+      <w:lvlText w:val="%6."/>
+      <w:lvlJc w:val="left"/>
+      <w:pPr>
+        <w:tabs>
+          <w:tab w:val="num" w:pos="4320"/>
+        </w:tabs>
+        <w:ind w:left="4320" w:hanging="360"/>
+      </w:pPr>
+    </w:lvl>
+    <w:lvl w:ilvl="6" w:tentative="1">
+      <w:start w:val="1"/>
+      <w:numFmt w:val="decimal"/>
+      <w:lvlText w:val="%7."/>
+      <w:lvlJc w:val="left"/>
+      <w:pPr>
+        <w:tabs>
+          <w:tab w:val="num" w:pos="5040"/>
+        </w:tabs>
+        <w:ind w:left="5040" w:hanging="360"/>
+      </w:pPr>
+    </w:lvl>
+    <w:lvl w:ilvl="7" w:tentative="1">
+      <w:start w:val="1"/>
+      <w:numFmt w:val="decimal"/>
+      <w:lvlText w:val="%8."/>
+      <w:lvlJc w:val="left"/>
+      <w:pPr>
+        <w:tabs>
+          <w:tab w:val="num" w:pos="5760"/>
+        </w:tabs>
+        <w:ind w:left="5760" w:hanging="360"/>
+      </w:pPr>
+    </w:lvl>
+    <w:lvl w:ilvl="8" w:tentative="1">
+      <w:start w:val="1"/>
+      <w:numFmt w:val="decimal"/>
+      <w:lvlText w:val="%9."/>
+      <w:lvlJc w:val="left"/>
+      <w:pPr>
+        <w:tabs>
+          <w:tab w:val="num" w:pos="6480"/>
+        </w:tabs>
+        <w:ind w:left="6480" w:hanging="360"/>
+      </w:pPr>
+    </w:lvl>
+  </w:abstractNum>
+  <w:abstractNum w:abstractNumId="3" w15:restartNumberingAfterBreak="0">
     <w:nsid w:val="0757524D"/>
     <w:multiLevelType w:val="multilevel"/>
     <w:tmpl w:val="1AE88A66"/>
@@ -28473,7 +28797,7 @@
       </w:pPr>
     </w:lvl>
   </w:abstractNum>
-  <w:abstractNum w:abstractNumId="3" w15:restartNumberingAfterBreak="0">
+  <w:abstractNum w:abstractNumId="4" w15:restartNumberingAfterBreak="0">
     <w:nsid w:val="0D400D5A"/>
     <w:multiLevelType w:val="multilevel"/>
     <w:tmpl w:val="C2525832"/>
@@ -28613,7 +28937,7 @@
       </w:rPr>
     </w:lvl>
   </w:abstractNum>
-  <w:abstractNum w:abstractNumId="4" w15:restartNumberingAfterBreak="0">
+  <w:abstractNum w:abstractNumId="5" w15:restartNumberingAfterBreak="0">
     <w:nsid w:val="134E59F1"/>
     <w:multiLevelType w:val="hybridMultilevel"/>
     <w:tmpl w:val="DAB6FB48"/>
@@ -28702,7 +29026,7 @@
       </w:pPr>
     </w:lvl>
   </w:abstractNum>
-  <w:abstractNum w:abstractNumId="5" w15:restartNumberingAfterBreak="0">
+  <w:abstractNum w:abstractNumId="6" w15:restartNumberingAfterBreak="0">
     <w:nsid w:val="156611F7"/>
     <w:multiLevelType w:val="hybridMultilevel"/>
     <w:tmpl w:val="CE4825F6"/>
@@ -28791,7 +29115,7 @@
       </w:pPr>
     </w:lvl>
   </w:abstractNum>
-  <w:abstractNum w:abstractNumId="6" w15:restartNumberingAfterBreak="0">
+  <w:abstractNum w:abstractNumId="7" w15:restartNumberingAfterBreak="0">
     <w:nsid w:val="16C94BB6"/>
     <w:multiLevelType w:val="hybridMultilevel"/>
     <w:tmpl w:val="B1CECD8C"/>
@@ -28880,7 +29204,7 @@
       </w:pPr>
     </w:lvl>
   </w:abstractNum>
-  <w:abstractNum w:abstractNumId="7" w15:restartNumberingAfterBreak="0">
+  <w:abstractNum w:abstractNumId="8" w15:restartNumberingAfterBreak="0">
     <w:nsid w:val="180D6BAA"/>
     <w:multiLevelType w:val="hybridMultilevel"/>
     <w:tmpl w:val="635C2E28"/>
@@ -28969,7 +29293,7 @@
       </w:pPr>
     </w:lvl>
   </w:abstractNum>
-  <w:abstractNum w:abstractNumId="8" w15:restartNumberingAfterBreak="0">
+  <w:abstractNum w:abstractNumId="9" w15:restartNumberingAfterBreak="0">
     <w:nsid w:val="1A421663"/>
     <w:multiLevelType w:val="hybridMultilevel"/>
     <w:tmpl w:val="C5447CE2"/>
@@ -29058,7 +29382,7 @@
       </w:pPr>
     </w:lvl>
   </w:abstractNum>
-  <w:abstractNum w:abstractNumId="9" w15:restartNumberingAfterBreak="0">
+  <w:abstractNum w:abstractNumId="10" w15:restartNumberingAfterBreak="0">
     <w:nsid w:val="214E6F88"/>
     <w:multiLevelType w:val="multilevel"/>
     <w:tmpl w:val="E59663EC"/>
@@ -29207,7 +29531,7 @@
       </w:rPr>
     </w:lvl>
   </w:abstractNum>
-  <w:abstractNum w:abstractNumId="10" w15:restartNumberingAfterBreak="0">
+  <w:abstractNum w:abstractNumId="11" w15:restartNumberingAfterBreak="0">
     <w:nsid w:val="247B46E1"/>
     <w:multiLevelType w:val="multilevel"/>
     <w:tmpl w:val="DE2A7D62"/>
@@ -29320,7 +29644,7 @@
       </w:pPr>
     </w:lvl>
   </w:abstractNum>
-  <w:abstractNum w:abstractNumId="11" w15:restartNumberingAfterBreak="0">
+  <w:abstractNum w:abstractNumId="12" w15:restartNumberingAfterBreak="0">
     <w:nsid w:val="28F92182"/>
     <w:multiLevelType w:val="multilevel"/>
     <w:tmpl w:val="5BE84060"/>
@@ -29433,7 +29757,7 @@
       </w:pPr>
     </w:lvl>
   </w:abstractNum>
-  <w:abstractNum w:abstractNumId="12" w15:restartNumberingAfterBreak="0">
+  <w:abstractNum w:abstractNumId="13" w15:restartNumberingAfterBreak="0">
     <w:nsid w:val="2E967033"/>
     <w:multiLevelType w:val="hybridMultilevel"/>
     <w:tmpl w:val="1F3CC696"/>
@@ -29522,7 +29846,7 @@
       </w:pPr>
     </w:lvl>
   </w:abstractNum>
-  <w:abstractNum w:abstractNumId="13" w15:restartNumberingAfterBreak="0">
+  <w:abstractNum w:abstractNumId="14" w15:restartNumberingAfterBreak="0">
     <w:nsid w:val="301A1709"/>
     <w:multiLevelType w:val="hybridMultilevel"/>
     <w:tmpl w:val="4E325440"/>
@@ -29611,7 +29935,7 @@
       </w:pPr>
     </w:lvl>
   </w:abstractNum>
-  <w:abstractNum w:abstractNumId="14" w15:restartNumberingAfterBreak="0">
+  <w:abstractNum w:abstractNumId="15" w15:restartNumberingAfterBreak="0">
     <w:nsid w:val="36DD72CC"/>
     <w:multiLevelType w:val="multilevel"/>
     <w:tmpl w:val="8654B4FE"/>
@@ -29760,7 +30084,7 @@
       </w:rPr>
     </w:lvl>
   </w:abstractNum>
-  <w:abstractNum w:abstractNumId="15" w15:restartNumberingAfterBreak="0">
+  <w:abstractNum w:abstractNumId="16" w15:restartNumberingAfterBreak="0">
     <w:nsid w:val="389F6BCB"/>
     <w:multiLevelType w:val="hybridMultilevel"/>
     <w:tmpl w:val="E19A9390"/>
@@ -29849,7 +30173,7 @@
       </w:pPr>
     </w:lvl>
   </w:abstractNum>
-  <w:abstractNum w:abstractNumId="16" w15:restartNumberingAfterBreak="0">
+  <w:abstractNum w:abstractNumId="17" w15:restartNumberingAfterBreak="0">
     <w:nsid w:val="4464700A"/>
     <w:multiLevelType w:val="multilevel"/>
     <w:tmpl w:val="E0604294"/>
@@ -29998,7 +30322,7 @@
       </w:rPr>
     </w:lvl>
   </w:abstractNum>
-  <w:abstractNum w:abstractNumId="17" w15:restartNumberingAfterBreak="0">
+  <w:abstractNum w:abstractNumId="18" w15:restartNumberingAfterBreak="0">
     <w:nsid w:val="45936BA0"/>
     <w:multiLevelType w:val="multilevel"/>
     <w:tmpl w:val="36DA951A"/>
@@ -30111,7 +30435,7 @@
       </w:pPr>
     </w:lvl>
   </w:abstractNum>
-  <w:abstractNum w:abstractNumId="18" w15:restartNumberingAfterBreak="0">
+  <w:abstractNum w:abstractNumId="19" w15:restartNumberingAfterBreak="0">
     <w:nsid w:val="465919AE"/>
     <w:multiLevelType w:val="hybridMultilevel"/>
     <w:tmpl w:val="99B68B7A"/>
@@ -30223,7 +30547,7 @@
       </w:rPr>
     </w:lvl>
   </w:abstractNum>
-  <w:abstractNum w:abstractNumId="19" w15:restartNumberingAfterBreak="0">
+  <w:abstractNum w:abstractNumId="20" w15:restartNumberingAfterBreak="0">
     <w:nsid w:val="47024A01"/>
     <w:multiLevelType w:val="hybridMultilevel"/>
     <w:tmpl w:val="9C04DD98"/>
@@ -30312,7 +30636,7 @@
       </w:pPr>
     </w:lvl>
   </w:abstractNum>
-  <w:abstractNum w:abstractNumId="20" w15:restartNumberingAfterBreak="0">
+  <w:abstractNum w:abstractNumId="21" w15:restartNumberingAfterBreak="0">
     <w:nsid w:val="4C43744E"/>
     <w:multiLevelType w:val="hybridMultilevel"/>
     <w:tmpl w:val="076AACDC"/>
@@ -30401,7 +30725,7 @@
       </w:pPr>
     </w:lvl>
   </w:abstractNum>
-  <w:abstractNum w:abstractNumId="21" w15:restartNumberingAfterBreak="0">
+  <w:abstractNum w:abstractNumId="22" w15:restartNumberingAfterBreak="0">
     <w:nsid w:val="516720E5"/>
     <w:multiLevelType w:val="multilevel"/>
     <w:tmpl w:val="726AE524"/>
@@ -30514,7 +30838,7 @@
       </w:pPr>
     </w:lvl>
   </w:abstractNum>
-  <w:abstractNum w:abstractNumId="22" w15:restartNumberingAfterBreak="0">
+  <w:abstractNum w:abstractNumId="23" w15:restartNumberingAfterBreak="0">
     <w:nsid w:val="52751371"/>
     <w:multiLevelType w:val="multilevel"/>
     <w:tmpl w:val="FA3EB3EE"/>
@@ -30663,7 +30987,7 @@
       </w:rPr>
     </w:lvl>
   </w:abstractNum>
-  <w:abstractNum w:abstractNumId="23" w15:restartNumberingAfterBreak="0">
+  <w:abstractNum w:abstractNumId="24" w15:restartNumberingAfterBreak="0">
     <w:nsid w:val="6B003476"/>
     <w:multiLevelType w:val="hybridMultilevel"/>
     <w:tmpl w:val="B4D2838E"/>
@@ -30752,7 +31076,7 @@
       </w:pPr>
     </w:lvl>
   </w:abstractNum>
-  <w:abstractNum w:abstractNumId="24" w15:restartNumberingAfterBreak="0">
+  <w:abstractNum w:abstractNumId="25" w15:restartNumberingAfterBreak="0">
     <w:nsid w:val="74511B00"/>
     <w:multiLevelType w:val="hybridMultilevel"/>
     <w:tmpl w:val="6E6ED16A"/>
@@ -30841,7 +31165,7 @@
       </w:pPr>
     </w:lvl>
   </w:abstractNum>
-  <w:abstractNum w:abstractNumId="25" w15:restartNumberingAfterBreak="0">
+  <w:abstractNum w:abstractNumId="26" w15:restartNumberingAfterBreak="0">
     <w:nsid w:val="78437640"/>
     <w:multiLevelType w:val="hybridMultilevel"/>
     <w:tmpl w:val="FD24EEB8"/>
@@ -30930,7 +31254,7 @@
       </w:pPr>
     </w:lvl>
   </w:abstractNum>
-  <w:abstractNum w:abstractNumId="26" w15:restartNumberingAfterBreak="0">
+  <w:abstractNum w:abstractNumId="27" w15:restartNumberingAfterBreak="0">
     <w:nsid w:val="7A747BF3"/>
     <w:multiLevelType w:val="multilevel"/>
     <w:tmpl w:val="F3BE5850"/>
@@ -31080,85 +31404,88 @@
     </w:lvl>
   </w:abstractNum>
   <w:num w:numId="1" w16cid:durableId="1324432029">
-    <w:abstractNumId w:val="10"/>
+    <w:abstractNumId w:val="11"/>
   </w:num>
   <w:num w:numId="2" w16cid:durableId="1710641289">
     <w:abstractNumId w:val="0"/>
   </w:num>
   <w:num w:numId="3" w16cid:durableId="1252003923">
-    <w:abstractNumId w:val="8"/>
+    <w:abstractNumId w:val="9"/>
   </w:num>
   <w:num w:numId="4" w16cid:durableId="1997562369">
+    <w:abstractNumId w:val="13"/>
+  </w:num>
+  <w:num w:numId="5" w16cid:durableId="1005519767">
+    <w:abstractNumId w:val="16"/>
+  </w:num>
+  <w:num w:numId="6" w16cid:durableId="1707559065">
+    <w:abstractNumId w:val="19"/>
+  </w:num>
+  <w:num w:numId="7" w16cid:durableId="465200995">
+    <w:abstractNumId w:val="21"/>
+  </w:num>
+  <w:num w:numId="8" w16cid:durableId="1044792600">
+    <w:abstractNumId w:val="4"/>
+  </w:num>
+  <w:num w:numId="9" w16cid:durableId="1172723851">
+    <w:abstractNumId w:val="27"/>
+  </w:num>
+  <w:num w:numId="10" w16cid:durableId="1303340468">
+    <w:abstractNumId w:val="17"/>
+  </w:num>
+  <w:num w:numId="11" w16cid:durableId="622806105">
+    <w:abstractNumId w:val="23"/>
+  </w:num>
+  <w:num w:numId="12" w16cid:durableId="2015567649">
     <w:abstractNumId w:val="12"/>
   </w:num>
-  <w:num w:numId="5" w16cid:durableId="1005519767">
+  <w:num w:numId="13" w16cid:durableId="782726403">
+    <w:abstractNumId w:val="24"/>
+  </w:num>
+  <w:num w:numId="14" w16cid:durableId="2048681171">
     <w:abstractNumId w:val="15"/>
   </w:num>
-  <w:num w:numId="6" w16cid:durableId="1707559065">
+  <w:num w:numId="15" w16cid:durableId="1515414620">
+    <w:abstractNumId w:val="26"/>
+  </w:num>
+  <w:num w:numId="16" w16cid:durableId="1277758882">
     <w:abstractNumId w:val="18"/>
   </w:num>
-  <w:num w:numId="7" w16cid:durableId="465200995">
-    <w:abstractNumId w:val="20"/>
-  </w:num>
-  <w:num w:numId="8" w16cid:durableId="1044792600">
-    <w:abstractNumId w:val="3"/>
-  </w:num>
-  <w:num w:numId="9" w16cid:durableId="1172723851">
-    <w:abstractNumId w:val="26"/>
-  </w:num>
-  <w:num w:numId="10" w16cid:durableId="1303340468">
-    <w:abstractNumId w:val="16"/>
-  </w:num>
-  <w:num w:numId="11" w16cid:durableId="622806105">
-    <w:abstractNumId w:val="22"/>
-  </w:num>
-  <w:num w:numId="12" w16cid:durableId="2015567649">
-    <w:abstractNumId w:val="11"/>
-  </w:num>
-  <w:num w:numId="13" w16cid:durableId="782726403">
-    <w:abstractNumId w:val="23"/>
-  </w:num>
-  <w:num w:numId="14" w16cid:durableId="2048681171">
-    <w:abstractNumId w:val="14"/>
-  </w:num>
-  <w:num w:numId="15" w16cid:durableId="1515414620">
-    <w:abstractNumId w:val="25"/>
-  </w:num>
-  <w:num w:numId="16" w16cid:durableId="1277758882">
-    <w:abstractNumId w:val="17"/>
-  </w:num>
   <w:num w:numId="17" w16cid:durableId="1633245295">
-    <w:abstractNumId w:val="4"/>
+    <w:abstractNumId w:val="5"/>
   </w:num>
   <w:num w:numId="18" w16cid:durableId="1968467914">
-    <w:abstractNumId w:val="6"/>
+    <w:abstractNumId w:val="7"/>
   </w:num>
   <w:num w:numId="19" w16cid:durableId="1925066706">
-    <w:abstractNumId w:val="19"/>
+    <w:abstractNumId w:val="20"/>
   </w:num>
   <w:num w:numId="20" w16cid:durableId="1120952908">
     <w:abstractNumId w:val="1"/>
   </w:num>
   <w:num w:numId="21" w16cid:durableId="1896549802">
-    <w:abstractNumId w:val="5"/>
+    <w:abstractNumId w:val="6"/>
   </w:num>
   <w:num w:numId="22" w16cid:durableId="2033411316">
-    <w:abstractNumId w:val="2"/>
+    <w:abstractNumId w:val="3"/>
   </w:num>
   <w:num w:numId="23" w16cid:durableId="507596859">
-    <w:abstractNumId w:val="21"/>
+    <w:abstractNumId w:val="22"/>
   </w:num>
   <w:num w:numId="24" w16cid:durableId="2018967675">
-    <w:abstractNumId w:val="9"/>
+    <w:abstractNumId w:val="10"/>
   </w:num>
   <w:num w:numId="25" w16cid:durableId="762578708">
-    <w:abstractNumId w:val="7"/>
+    <w:abstractNumId w:val="8"/>
   </w:num>
   <w:num w:numId="26" w16cid:durableId="1323043694">
-    <w:abstractNumId w:val="13"/>
+    <w:abstractNumId w:val="14"/>
   </w:num>
   <w:num w:numId="27" w16cid:durableId="2000035479">
-    <w:abstractNumId w:val="24"/>
+    <w:abstractNumId w:val="25"/>
+  </w:num>
+  <w:num w:numId="28" w16cid:durableId="925266108">
+    <w:abstractNumId w:val="2"/>
   </w:num>
 </w:numbering>
 </file>
@@ -31566,7 +31893,6 @@
   <w:style w:type="character" w:default="1" w:styleId="DefaultParagraphFont">
     <w:name w:val="Default Paragraph Font"/>
     <w:uiPriority w:val="1"/>
-    <w:semiHidden/>
     <w:unhideWhenUsed/>
   </w:style>
   <w:style w:type="table" w:default="1" w:styleId="TableNormal">

--- a/java/core java 10PM.docx
+++ b/java/core java 10PM.docx
@@ -6,23 +6,33 @@
       <w:pPr>
         <w:spacing w:after="0" w:line="240" w:lineRule="auto"/>
       </w:pPr>
+      <w:r>
+        <w:fldChar w:fldCharType="begin"/>
+      </w:r>
+      <w:r>
+        <w:instrText>HYPERLINK "https://www.tutorialspoint.com/java/java_unicode_system.htm"</w:instrText>
+      </w:r>
+      <w:r>
+        <w:fldChar w:fldCharType="separate"/>
+      </w:r>
+      <w:r>
+        <w:rPr>
+          <w:rStyle w:val="Hyperlink"/>
+        </w:rPr>
+        <w:t>https://www.tutorialspoint.com/java/java_unicode_system.htm</w:t>
+      </w:r>
+      <w:r>
+        <w:fldChar w:fldCharType="end"/>
+      </w:r>
+      <w:r>
+        <w:t xml:space="preserve"> </w:t>
+      </w:r>
+    </w:p>
+    <w:p>
+      <w:pPr>
+        <w:spacing w:after="0" w:line="240" w:lineRule="auto"/>
+      </w:pPr>
       <w:hyperlink r:id="rId5" w:history="1">
-        <w:r>
-          <w:rPr>
-            <w:rStyle w:val="Hyperlink"/>
-          </w:rPr>
-          <w:t>https://www.tutorialspoint.com/java/java_unicode_system.htm</w:t>
-        </w:r>
-      </w:hyperlink>
-      <w:r>
-        <w:t xml:space="preserve"> </w:t>
-      </w:r>
-    </w:p>
-    <w:p>
-      <w:pPr>
-        <w:spacing w:after="0" w:line="240" w:lineRule="auto"/>
-      </w:pPr>
-      <w:hyperlink r:id="rId6" w:history="1">
         <w:r>
           <w:rPr>
             <w:rStyle w:val="Hyperlink"/>
@@ -38,7 +48,7 @@
       <w:pPr>
         <w:spacing w:after="0" w:line="240" w:lineRule="auto"/>
       </w:pPr>
-      <w:hyperlink r:id="rId7" w:history="1">
+      <w:hyperlink r:id="rId6" w:history="1">
         <w:r>
           <w:rPr>
             <w:rStyle w:val="Hyperlink"/>
@@ -178,7 +188,7 @@
                     </pic:cNvPicPr>
                   </pic:nvPicPr>
                   <pic:blipFill>
-                    <a:blip r:embed="rId8">
+                    <a:blip r:embed="rId7">
                       <a:extLst>
                         <a:ext uri="{28A0092B-C50C-407E-A947-70E740481C1C}">
                           <a14:useLocalDpi xmlns:a14="http://schemas.microsoft.com/office/drawing/2010/main" val="0"/>
@@ -262,7 +272,23 @@
       </w:r>
       <w:r>
         <w:tab/>
-        <w:t>Running(), walkng(), eating(), makeSounds(), sleeping()….</w:t>
+        <w:t xml:space="preserve">Running(), </w:t>
+      </w:r>
+      <w:proofErr w:type="spellStart"/>
+      <w:r>
+        <w:t>walkng</w:t>
+      </w:r>
+      <w:proofErr w:type="spellEnd"/>
+      <w:r>
+        <w:t xml:space="preserve">(), eating(), </w:t>
+      </w:r>
+      <w:proofErr w:type="spellStart"/>
+      <w:r>
+        <w:t>makeSounds</w:t>
+      </w:r>
+      <w:proofErr w:type="spellEnd"/>
+      <w:r>
+        <w:t>(), sleeping()….</w:t>
       </w:r>
     </w:p>
     <w:p>
@@ -274,7 +300,15 @@
       </w:r>
       <w:r>
         <w:tab/>
-        <w:t xml:space="preserve">All these are ogically </w:t>
+        <w:t xml:space="preserve">All these are </w:t>
+      </w:r>
+      <w:proofErr w:type="spellStart"/>
+      <w:r>
+        <w:t>ogically</w:t>
+      </w:r>
+      <w:proofErr w:type="spellEnd"/>
+      <w:r>
+        <w:t xml:space="preserve"> </w:t>
       </w:r>
       <w:r>
         <w:t>exists</w:t>
@@ -302,8 +336,13 @@
         <w:t>Dog</w:t>
       </w:r>
       <w:r>
-        <w:t>, cat, Tiger, lion..etc</w:t>
-      </w:r>
+        <w:t>, cat, Tiger, lion..</w:t>
+      </w:r>
+      <w:proofErr w:type="spellStart"/>
+      <w:r>
+        <w:t>etc</w:t>
+      </w:r>
+      <w:proofErr w:type="spellEnd"/>
       <w:r>
         <w:t xml:space="preserve"> </w:t>
       </w:r>
@@ -311,7 +350,15 @@
         <w:sym w:font="Wingdings" w:char="F0E0"/>
       </w:r>
       <w:r>
-        <w:t xml:space="preserve"> 4 legs, 1 tail, 2 eyes, white teeeth.</w:t>
+        <w:t xml:space="preserve"> 4 legs, 1 tail, 2 eyes, white </w:t>
+      </w:r>
+      <w:proofErr w:type="spellStart"/>
+      <w:r>
+        <w:t>teeeth</w:t>
+      </w:r>
+      <w:proofErr w:type="spellEnd"/>
+      <w:r>
+        <w:t>.</w:t>
       </w:r>
     </w:p>
     <w:p>
@@ -320,7 +367,23 @@
         <w:ind w:firstLine="720"/>
       </w:pPr>
       <w:r>
-        <w:t>Running(), walkng(), eating(), makeSounds(), sleeping()….</w:t>
+        <w:t xml:space="preserve">Running(), </w:t>
+      </w:r>
+      <w:proofErr w:type="spellStart"/>
+      <w:r>
+        <w:t>walkng</w:t>
+      </w:r>
+      <w:proofErr w:type="spellEnd"/>
+      <w:r>
+        <w:t xml:space="preserve">(), eating(), </w:t>
+      </w:r>
+      <w:proofErr w:type="spellStart"/>
+      <w:r>
+        <w:t>makeSounds</w:t>
+      </w:r>
+      <w:proofErr w:type="spellEnd"/>
+      <w:r>
+        <w:t>(), sleeping()….</w:t>
       </w:r>
     </w:p>
     <w:p>
@@ -352,8 +415,13 @@
       <w:pPr>
         <w:spacing w:after="0" w:line="240" w:lineRule="auto"/>
       </w:pPr>
-      <w:r>
-        <w:t>What ever you see with your eyes is called as Object.</w:t>
+      <w:proofErr w:type="spellStart"/>
+      <w:r>
+        <w:t>What ever</w:t>
+      </w:r>
+      <w:proofErr w:type="spellEnd"/>
+      <w:r>
+        <w:t xml:space="preserve"> you see with your eyes is called as Object.</w:t>
       </w:r>
     </w:p>
     <w:p>
@@ -596,7 +664,15 @@
         <w:t xml:space="preserve">Book properties: </w:t>
       </w:r>
       <w:r>
-        <w:t>width, size, weight, price, no:of pages, author name.</w:t>
+        <w:t xml:space="preserve">width, size, weight, price, </w:t>
+      </w:r>
+      <w:proofErr w:type="spellStart"/>
+      <w:r>
+        <w:t>no:of</w:t>
+      </w:r>
+      <w:proofErr w:type="spellEnd"/>
+      <w:r>
+        <w:t xml:space="preserve"> pages, author name.</w:t>
       </w:r>
     </w:p>
     <w:p>
@@ -608,10 +684,23 @@
         <w:t xml:space="preserve">Bike properties: </w:t>
       </w:r>
       <w:r>
-        <w:t xml:space="preserve">color, weight, price, speed, milage, lights, bikeCompanyName, wheels type, </w:t>
-      </w:r>
-      <w:r>
-        <w:t>etc…</w:t>
+        <w:t xml:space="preserve">color, weight, price, speed, milage, lights, </w:t>
+      </w:r>
+      <w:proofErr w:type="spellStart"/>
+      <w:r>
+        <w:t>bikeCompanyName</w:t>
+      </w:r>
+      <w:proofErr w:type="spellEnd"/>
+      <w:r>
+        <w:t xml:space="preserve">, wheels type, </w:t>
+      </w:r>
+      <w:proofErr w:type="spellStart"/>
+      <w:r>
+        <w:t>etc</w:t>
+      </w:r>
+      <w:proofErr w:type="spellEnd"/>
+      <w:r>
+        <w:t>…</w:t>
       </w:r>
     </w:p>
     <w:p>
@@ -620,7 +709,14 @@
       </w:pPr>
       <w:r>
         <w:tab/>
-        <w:t>Etc..examples.</w:t>
+      </w:r>
+      <w:proofErr w:type="spellStart"/>
+      <w:r>
+        <w:t>Etc..examples</w:t>
+      </w:r>
+      <w:proofErr w:type="spellEnd"/>
+      <w:r>
+        <w:t>.</w:t>
       </w:r>
     </w:p>
     <w:p>
@@ -738,13 +834,34 @@
         <w:t xml:space="preserve">ctions: </w:t>
       </w:r>
       <w:r>
-        <w:t xml:space="preserve">riding(), engineBeating(), </w:t>
-      </w:r>
-      <w:r>
-        <w:t xml:space="preserve">spped(), </w:t>
-      </w:r>
-      <w:r>
-        <w:t>stunts(), etc….</w:t>
+        <w:t xml:space="preserve">riding(), </w:t>
+      </w:r>
+      <w:proofErr w:type="spellStart"/>
+      <w:r>
+        <w:t>engineBeating</w:t>
+      </w:r>
+      <w:proofErr w:type="spellEnd"/>
+      <w:r>
+        <w:t xml:space="preserve">(), </w:t>
+      </w:r>
+      <w:proofErr w:type="spellStart"/>
+      <w:r>
+        <w:t>spped</w:t>
+      </w:r>
+      <w:proofErr w:type="spellEnd"/>
+      <w:r>
+        <w:t xml:space="preserve">(), </w:t>
+      </w:r>
+      <w:r>
+        <w:t xml:space="preserve">stunts(), </w:t>
+      </w:r>
+      <w:proofErr w:type="spellStart"/>
+      <w:r>
+        <w:t>etc</w:t>
+      </w:r>
+      <w:proofErr w:type="spellEnd"/>
+      <w:r>
+        <w:t>….</w:t>
       </w:r>
     </w:p>
     <w:p>
@@ -774,7 +891,15 @@
       </w:pPr>
       <w:r>
         <w:tab/>
-        <w:t xml:space="preserve">Means giving a name to the object. It is optional. If an object doesn’t have identity means we can not say it is not an object. </w:t>
+        <w:t xml:space="preserve">Means giving a name to the object. It is optional. If an object doesn’t have identity means we </w:t>
+      </w:r>
+      <w:proofErr w:type="spellStart"/>
+      <w:r>
+        <w:t>can not</w:t>
+      </w:r>
+      <w:proofErr w:type="spellEnd"/>
+      <w:r>
+        <w:t xml:space="preserve"> say it is not an object. </w:t>
       </w:r>
       <w:r>
         <w:t>Even though</w:t>
@@ -852,7 +977,7 @@
       <w:pPr>
         <w:spacing w:after="0" w:line="240" w:lineRule="auto"/>
       </w:pPr>
-      <w:hyperlink r:id="rId9" w:history="1">
+      <w:hyperlink r:id="rId8" w:history="1">
         <w:r>
           <w:rPr>
             <w:rStyle w:val="Hyperlink"/>
@@ -911,7 +1036,7 @@
                     </pic:cNvPicPr>
                   </pic:nvPicPr>
                   <pic:blipFill>
-                    <a:blip r:embed="rId10">
+                    <a:blip r:embed="rId9">
                       <a:extLst>
                         <a:ext uri="{28A0092B-C50C-407E-A947-70E740481C1C}">
                           <a14:useLocalDpi xmlns:a14="http://schemas.microsoft.com/office/drawing/2010/main" val="0"/>
@@ -1298,8 +1423,17 @@
           <w:b/>
           <w:bCs/>
         </w:rPr>
-        <w:t>maven-archetype-quickstart</w:t>
-      </w:r>
+        <w:t>maven-archetype-</w:t>
+      </w:r>
+      <w:proofErr w:type="spellStart"/>
+      <w:r>
+        <w:rPr>
+          <w:b/>
+          <w:bCs/>
+        </w:rPr>
+        <w:t>quickstart</w:t>
+      </w:r>
+      <w:proofErr w:type="spellEnd"/>
       <w:r>
         <w:t xml:space="preserve">” </w:t>
       </w:r>
@@ -1343,7 +1477,7 @@
                     <pic:cNvPicPr/>
                   </pic:nvPicPr>
                   <pic:blipFill>
-                    <a:blip r:embed="rId11"/>
+                    <a:blip r:embed="rId10"/>
                     <a:stretch>
                       <a:fillRect/>
                     </a:stretch>
@@ -1401,7 +1535,7 @@
                     <pic:cNvPicPr/>
                   </pic:nvPicPr>
                   <pic:blipFill>
-                    <a:blip r:embed="rId12"/>
+                    <a:blip r:embed="rId11"/>
                     <a:stretch>
                       <a:fillRect/>
                     </a:stretch>
@@ -1457,6 +1591,7 @@
       <w:r>
         <w:t>“</w:t>
       </w:r>
+      <w:proofErr w:type="spellStart"/>
       <w:r>
         <w:rPr>
           <w:b/>
@@ -1464,6 +1599,7 @@
         </w:rPr>
         <w:t>artifcatId</w:t>
       </w:r>
+      <w:proofErr w:type="spellEnd"/>
       <w:r>
         <w:t>” means project name.</w:t>
       </w:r>
@@ -1509,7 +1645,7 @@
                     <pic:cNvPicPr/>
                   </pic:nvPicPr>
                   <pic:blipFill>
-                    <a:blip r:embed="rId13"/>
+                    <a:blip r:embed="rId12"/>
                     <a:stretch>
                       <a:fillRect/>
                     </a:stretch>
@@ -1542,6 +1678,7 @@
       <w:pPr>
         <w:spacing w:after="0" w:line="240" w:lineRule="auto"/>
       </w:pPr>
+      <w:proofErr w:type="spellStart"/>
       <w:r>
         <w:rPr>
           <w:b/>
@@ -1554,7 +1691,15 @@
           <w:b/>
           <w:bCs/>
         </w:rPr>
-        <w:t>rc/main/java</w:t>
+        <w:t>rc</w:t>
+      </w:r>
+      <w:proofErr w:type="spellEnd"/>
+      <w:r>
+        <w:rPr>
+          <w:b/>
+          <w:bCs/>
+        </w:rPr>
+        <w:t>/main/java</w:t>
       </w:r>
       <w:r>
         <w:t xml:space="preserve"> </w:t>
@@ -1563,18 +1708,31 @@
         <w:sym w:font="Wingdings" w:char="F0E0"/>
       </w:r>
       <w:r>
-        <w:t xml:space="preserve"> this the place where we are going to write java code under given package. (com.skh is package).</w:t>
-      </w:r>
-    </w:p>
-    <w:p>
-      <w:pPr>
-        <w:spacing w:after="0" w:line="240" w:lineRule="auto"/>
-      </w:pPr>
+        <w:t xml:space="preserve"> this the place where we are going to write java code under given package. (</w:t>
+      </w:r>
+      <w:proofErr w:type="spellStart"/>
+      <w:r>
+        <w:t>com.skh</w:t>
+      </w:r>
+      <w:proofErr w:type="spellEnd"/>
+      <w:r>
+        <w:t xml:space="preserve"> is package).</w:t>
+      </w:r>
+    </w:p>
+    <w:p>
+      <w:pPr>
+        <w:spacing w:after="0" w:line="240" w:lineRule="auto"/>
+      </w:pPr>
+      <w:proofErr w:type="spellStart"/>
       <w:r>
         <w:t>s</w:t>
       </w:r>
       <w:r>
-        <w:t xml:space="preserve">rc/test/java </w:t>
+        <w:t>rc</w:t>
+      </w:r>
+      <w:proofErr w:type="spellEnd"/>
+      <w:r>
+        <w:t xml:space="preserve">/test/java </w:t>
       </w:r>
       <w:r>
         <w:sym w:font="Wingdings" w:char="F0E0"/>
@@ -1636,7 +1794,15 @@
       </w:pPr>
       <w:r>
         <w:tab/>
-        <w:t>Whenever any developer develops the project. That project will be released in different formats..exe, .bat, ;.pdf, .text, .apk,</w:t>
+        <w:t>Whenever any developer develops the project. That project will be released in different formats..exe, .bat, ;.pdf, .text, .</w:t>
+      </w:r>
+      <w:proofErr w:type="spellStart"/>
+      <w:r>
+        <w:t>apk</w:t>
+      </w:r>
+      <w:proofErr w:type="spellEnd"/>
+      <w:r>
+        <w:t>,</w:t>
       </w:r>
     </w:p>
     <w:p>
@@ -1929,7 +2095,7 @@
                     <pic:cNvPicPr/>
                   </pic:nvPicPr>
                   <pic:blipFill>
-                    <a:blip r:embed="rId14"/>
+                    <a:blip r:embed="rId13"/>
                     <a:stretch>
                       <a:fillRect/>
                     </a:stretch>
@@ -2034,7 +2200,7 @@
                     <pic:cNvPicPr/>
                   </pic:nvPicPr>
                   <pic:blipFill>
-                    <a:blip r:embed="rId15"/>
+                    <a:blip r:embed="rId14"/>
                     <a:stretch>
                       <a:fillRect/>
                     </a:stretch>
@@ -2098,7 +2264,7 @@
                     <pic:cNvPicPr/>
                   </pic:nvPicPr>
                   <pic:blipFill>
-                    <a:blip r:embed="rId16"/>
+                    <a:blip r:embed="rId15"/>
                     <a:stretch>
                       <a:fillRect/>
                     </a:stretch>
@@ -2225,7 +2391,7 @@
                     <pic:cNvPicPr/>
                   </pic:nvPicPr>
                   <pic:blipFill>
-                    <a:blip r:embed="rId17"/>
+                    <a:blip r:embed="rId16"/>
                     <a:stretch>
                       <a:fillRect/>
                     </a:stretch>
@@ -2530,7 +2696,7 @@
                     <pic:cNvPicPr/>
                   </pic:nvPicPr>
                   <pic:blipFill>
-                    <a:blip r:embed="rId18"/>
+                    <a:blip r:embed="rId17"/>
                     <a:stretch>
                       <a:fillRect/>
                     </a:stretch>
@@ -2708,6 +2874,7 @@
         </w:rPr>
         <w:t>” tool or “</w:t>
       </w:r>
+      <w:proofErr w:type="spellStart"/>
       <w:r>
         <w:rPr>
           <w:b/>
@@ -2716,6 +2883,7 @@
         </w:rPr>
         <w:t>gradle</w:t>
       </w:r>
+      <w:proofErr w:type="spellEnd"/>
       <w:r>
         <w:rPr>
           <w:b/>
@@ -2737,6 +2905,7 @@
         </w:rPr>
         <w:t xml:space="preserve"> </w:t>
       </w:r>
+      <w:proofErr w:type="spellStart"/>
       <w:r>
         <w:rPr>
           <w:b/>
@@ -2745,6 +2914,7 @@
         </w:rPr>
         <w:t>build.gradle</w:t>
       </w:r>
+      <w:proofErr w:type="spellEnd"/>
       <w:r>
         <w:rPr>
           <w:b/>
@@ -2758,7 +2928,15 @@
         <w:spacing w:after="0" w:line="240" w:lineRule="auto"/>
       </w:pPr>
       <w:r>
-        <w:t xml:space="preserve">In maven/gradle we need to add external projects </w:t>
+        <w:t>In maven/</w:t>
+      </w:r>
+      <w:proofErr w:type="spellStart"/>
+      <w:r>
+        <w:t>gradle</w:t>
+      </w:r>
+      <w:proofErr w:type="spellEnd"/>
+      <w:r>
+        <w:t xml:space="preserve"> we need to add external projects </w:t>
       </w:r>
       <w:r>
         <w:rPr>
@@ -2785,7 +2963,23 @@
           <w:b/>
           <w:bCs/>
         </w:rPr>
-        <w:t>Currently “gradle” is tending in the market.</w:t>
+        <w:t>Currently “</w:t>
+      </w:r>
+      <w:proofErr w:type="spellStart"/>
+      <w:r>
+        <w:rPr>
+          <w:b/>
+          <w:bCs/>
+        </w:rPr>
+        <w:t>gradle</w:t>
+      </w:r>
+      <w:proofErr w:type="spellEnd"/>
+      <w:r>
+        <w:rPr>
+          <w:b/>
+          <w:bCs/>
+        </w:rPr>
+        <w:t>” is tending in the market.</w:t>
       </w:r>
     </w:p>
     <w:p>
@@ -3054,7 +3248,7 @@
       <w:pPr>
         <w:spacing w:after="0" w:line="240" w:lineRule="auto"/>
       </w:pPr>
-      <w:hyperlink r:id="rId19" w:history="1">
+      <w:hyperlink r:id="rId18" w:history="1">
         <w:r>
           <w:rPr>
             <w:rStyle w:val="Hyperlink"/>
@@ -3090,7 +3284,7 @@
                     <pic:cNvPicPr/>
                   </pic:nvPicPr>
                   <pic:blipFill>
-                    <a:blip r:embed="rId20"/>
+                    <a:blip r:embed="rId19"/>
                     <a:stretch>
                       <a:fillRect/>
                     </a:stretch>
@@ -3130,7 +3324,7 @@
       <w:pPr>
         <w:spacing w:after="0" w:line="240" w:lineRule="auto"/>
       </w:pPr>
-      <w:hyperlink r:id="rId21" w:history="1">
+      <w:hyperlink r:id="rId20" w:history="1">
         <w:r>
           <w:rPr>
             <w:rStyle w:val="Hyperlink"/>
@@ -3147,7 +3341,23 @@
         <w:spacing w:after="0" w:line="240" w:lineRule="auto"/>
       </w:pPr>
       <w:r>
-        <w:t>Go to above website and copy the required dependency and paste it in either maven pom.xml file or gradle build.gradle file. Then it will download all required jar files into your project.</w:t>
+        <w:t xml:space="preserve">Go to above website and copy the required dependency and paste it in either maven pom.xml file or </w:t>
+      </w:r>
+      <w:proofErr w:type="spellStart"/>
+      <w:r>
+        <w:t>gradle</w:t>
+      </w:r>
+      <w:proofErr w:type="spellEnd"/>
+      <w:r>
+        <w:t xml:space="preserve"> </w:t>
+      </w:r>
+      <w:proofErr w:type="spellStart"/>
+      <w:r>
+        <w:t>build.gradle</w:t>
+      </w:r>
+      <w:proofErr w:type="spellEnd"/>
+      <w:r>
+        <w:t xml:space="preserve"> file. Then it will download all required jar files into your project.</w:t>
       </w:r>
     </w:p>
     <w:p>
@@ -3379,7 +3589,15 @@
         <w:spacing w:after="0" w:line="240" w:lineRule="auto"/>
       </w:pPr>
       <w:r>
-        <w:t>-Method have return type where as constructor don’t have return type.</w:t>
+        <w:t xml:space="preserve">-Method have return type </w:t>
+      </w:r>
+      <w:proofErr w:type="spellStart"/>
+      <w:r>
+        <w:t>where as</w:t>
+      </w:r>
+      <w:proofErr w:type="spellEnd"/>
+      <w:r>
+        <w:t xml:space="preserve"> constructor don’t have return type.</w:t>
       </w:r>
     </w:p>
     <w:p>
@@ -3401,7 +3619,15 @@
         <w:spacing w:after="0" w:line="240" w:lineRule="auto"/>
       </w:pPr>
       <w:r>
-        <w:t>-when ever we created object that time only Constructor will be called and executed, but method</w:t>
+        <w:t>-</w:t>
+      </w:r>
+      <w:proofErr w:type="spellStart"/>
+      <w:r>
+        <w:t>when ever</w:t>
+      </w:r>
+      <w:proofErr w:type="spellEnd"/>
+      <w:r>
+        <w:t xml:space="preserve"> we created object that time only Constructor will be called and executed, but method</w:t>
       </w:r>
       <w:r>
         <w:t>s</w:t>
@@ -3433,7 +3659,7 @@
       <w:pPr>
         <w:spacing w:after="0" w:line="240" w:lineRule="auto"/>
       </w:pPr>
-      <w:hyperlink r:id="rId22" w:history="1">
+      <w:hyperlink r:id="rId21" w:history="1">
         <w:r>
           <w:rPr>
             <w:rStyle w:val="Hyperlink"/>
@@ -3449,7 +3675,7 @@
       <w:pPr>
         <w:spacing w:after="0" w:line="240" w:lineRule="auto"/>
       </w:pPr>
-      <w:hyperlink r:id="rId23" w:history="1">
+      <w:hyperlink r:id="rId22" w:history="1">
         <w:r>
           <w:rPr>
             <w:rStyle w:val="Hyperlink"/>
@@ -3541,8 +3767,13 @@
         <w:t xml:space="preserve"> </w:t>
       </w:r>
       <w:r>
-        <w:t>/ construcot</w:t>
-      </w:r>
+        <w:t xml:space="preserve">/ </w:t>
+      </w:r>
+      <w:proofErr w:type="spellStart"/>
+      <w:r>
+        <w:t>construcot</w:t>
+      </w:r>
+      <w:proofErr w:type="spellEnd"/>
       <w:r>
         <w:t xml:space="preserve"> level.</w:t>
       </w:r>
@@ -3681,6 +3912,7 @@
         </w:rPr>
         <w:t xml:space="preserve">                </w:t>
       </w:r>
+      <w:proofErr w:type="spellStart"/>
       <w:r>
         <w:rPr>
           <w:lang w:val="en-IN"/>
@@ -3699,7 +3931,14 @@
         <w:rPr>
           <w:lang w:val="en-IN"/>
         </w:rPr>
-        <w:t>.println("The value of a is " + a+ " "+ b +" "+ c + " "+ ff);</w:t>
+        <w:t>.println</w:t>
+      </w:r>
+      <w:proofErr w:type="spellEnd"/>
+      <w:r>
+        <w:rPr>
+          <w:lang w:val="en-IN"/>
+        </w:rPr>
+        <w:t>("The value of a is " + a+ " "+ b +" "+ c + " "+ ff);</w:t>
       </w:r>
       <w:r>
         <w:rPr>
@@ -3754,6 +3993,7 @@
         </w:rPr>
         <w:t xml:space="preserve">                 </w:t>
       </w:r>
+      <w:proofErr w:type="spellStart"/>
       <w:r>
         <w:rPr>
           <w:lang w:val="en-IN"/>
@@ -3774,6 +4014,7 @@
         </w:rPr>
         <w:t>.println</w:t>
       </w:r>
+      <w:proofErr w:type="spellEnd"/>
       <w:r>
         <w:rPr>
           <w:b/>
@@ -3781,7 +4022,17 @@
           <w:highlight w:val="yellow"/>
           <w:lang w:val="en-IN"/>
         </w:rPr>
-        <w:t>(String.</w:t>
+        <w:t>(</w:t>
+      </w:r>
+      <w:proofErr w:type="spellStart"/>
+      <w:r>
+        <w:rPr>
+          <w:b/>
+          <w:bCs/>
+          <w:highlight w:val="yellow"/>
+          <w:lang w:val="en-IN"/>
+        </w:rPr>
+        <w:t>String.</w:t>
       </w:r>
       <w:r>
         <w:rPr>
@@ -3794,6 +4045,7 @@
         </w:rPr>
         <w:t>format</w:t>
       </w:r>
+      <w:proofErr w:type="spellEnd"/>
       <w:r>
         <w:rPr>
           <w:b/>
@@ -3807,7 +4059,21 @@
         <w:rPr>
           <w:lang w:val="en-IN"/>
         </w:rPr>
-        <w:t xml:space="preserve">The value of a is </w:t>
+        <w:t xml:space="preserve">The value of a </w:t>
+      </w:r>
+      <w:proofErr w:type="spellStart"/>
+      <w:r>
+        <w:rPr>
+          <w:lang w:val="en-IN"/>
+        </w:rPr>
+        <w:t>is</w:t>
+      </w:r>
+      <w:proofErr w:type="spellEnd"/>
+      <w:r>
+        <w:rPr>
+          <w:lang w:val="en-IN"/>
+        </w:rPr>
+        <w:t xml:space="preserve"> </w:t>
       </w:r>
       <w:r>
         <w:rPr>
@@ -3936,7 +4202,7 @@
                     </pic:cNvPicPr>
                   </pic:nvPicPr>
                   <pic:blipFill>
-                    <a:blip r:embed="rId24" cstate="print">
+                    <a:blip r:embed="rId23" cstate="print">
                       <a:extLst>
                         <a:ext uri="{28A0092B-C50C-407E-A947-70E740481C1C}">
                           <a14:useLocalDpi xmlns:a14="http://schemas.microsoft.com/office/drawing/2010/main" val="0"/>
@@ -3997,7 +4263,7 @@
                     <pic:cNvPicPr/>
                   </pic:nvPicPr>
                   <pic:blipFill>
-                    <a:blip r:embed="rId25"/>
+                    <a:blip r:embed="rId24"/>
                     <a:stretch>
                       <a:fillRect/>
                     </a:stretch>
@@ -4241,7 +4507,7 @@
                     <pic:cNvPicPr/>
                   </pic:nvPicPr>
                   <pic:blipFill>
-                    <a:blip r:embed="rId26"/>
+                    <a:blip r:embed="rId25"/>
                     <a:stretch>
                       <a:fillRect/>
                     </a:stretch>
@@ -4291,7 +4557,7 @@
                     <pic:cNvPicPr/>
                   </pic:nvPicPr>
                   <pic:blipFill>
-                    <a:blip r:embed="rId27"/>
+                    <a:blip r:embed="rId26"/>
                     <a:stretch>
                       <a:fillRect/>
                     </a:stretch>
@@ -4333,7 +4599,21 @@
         <w:rPr>
           <w:lang w:val="en-IN"/>
         </w:rPr>
-        <w:t>Java instanceof Operator</w:t>
+        <w:t xml:space="preserve">Java </w:t>
+      </w:r>
+      <w:proofErr w:type="spellStart"/>
+      <w:r>
+        <w:rPr>
+          <w:lang w:val="en-IN"/>
+        </w:rPr>
+        <w:t>instanceof</w:t>
+      </w:r>
+      <w:proofErr w:type="spellEnd"/>
+      <w:r>
+        <w:rPr>
+          <w:lang w:val="en-IN"/>
+        </w:rPr>
+        <w:t xml:space="preserve"> Operator</w:t>
       </w:r>
       <w:r>
         <w:rPr>
@@ -4371,7 +4651,7 @@
       <w:pPr>
         <w:spacing w:after="0" w:line="240" w:lineRule="auto"/>
       </w:pPr>
-      <w:hyperlink r:id="rId28" w:history="1">
+      <w:hyperlink r:id="rId27" w:history="1">
         <w:r>
           <w:rPr>
             <w:rStyle w:val="Hyperlink"/>
@@ -4508,8 +4788,18 @@
           <w:bCs/>
           <w:lang w:val="en-IN"/>
         </w:rPr>
-        <w:t>we can call them by using className</w:t>
-      </w:r>
+        <w:t xml:space="preserve">we can call them by using </w:t>
+      </w:r>
+      <w:proofErr w:type="spellStart"/>
+      <w:r>
+        <w:rPr>
+          <w:b/>
+          <w:bCs/>
+          <w:lang w:val="en-IN"/>
+        </w:rPr>
+        <w:t>className</w:t>
+      </w:r>
+      <w:proofErr w:type="spellEnd"/>
       <w:r>
         <w:rPr>
           <w:b/>
@@ -4535,7 +4825,20 @@
           <w:lang w:val="en-IN"/>
         </w:rPr>
         <w:br/>
-        <w:t>eg: Employe.</w:t>
+      </w:r>
+      <w:proofErr w:type="spellStart"/>
+      <w:r>
+        <w:rPr>
+          <w:lang w:val="en-IN"/>
+        </w:rPr>
+        <w:t>eg</w:t>
+      </w:r>
+      <w:proofErr w:type="spellEnd"/>
+      <w:r>
+        <w:rPr>
+          <w:lang w:val="en-IN"/>
+        </w:rPr>
+        <w:t>: Employe.</w:t>
       </w:r>
       <w:r>
         <w:rPr>
@@ -4563,15 +4866,31 @@
         <w:rPr>
           <w:lang w:val="en-IN"/>
         </w:rPr>
-        <w:t>, Student.</w:t>
-      </w:r>
-      <w:r>
-        <w:rPr>
-          <w:b/>
-          <w:bCs/>
-          <w:lang w:val="en-IN"/>
-        </w:rPr>
-        <w:t>fetchFullName();</w:t>
+        <w:t xml:space="preserve">, </w:t>
+      </w:r>
+      <w:proofErr w:type="spellStart"/>
+      <w:r>
+        <w:rPr>
+          <w:lang w:val="en-IN"/>
+        </w:rPr>
+        <w:t>Student.</w:t>
+      </w:r>
+      <w:r>
+        <w:rPr>
+          <w:b/>
+          <w:bCs/>
+          <w:lang w:val="en-IN"/>
+        </w:rPr>
+        <w:t>fetchFullName</w:t>
+      </w:r>
+      <w:proofErr w:type="spellEnd"/>
+      <w:r>
+        <w:rPr>
+          <w:b/>
+          <w:bCs/>
+          <w:lang w:val="en-IN"/>
+        </w:rPr>
+        <w:t>();</w:t>
       </w:r>
       <w:r>
         <w:rPr>
@@ -4596,7 +4915,21 @@
         <w:rPr>
           <w:lang w:val="en-IN"/>
         </w:rPr>
-        <w:t>e must create object and call them with object referecne.</w:t>
+        <w:t xml:space="preserve">e must create object and call them with object </w:t>
+      </w:r>
+      <w:proofErr w:type="spellStart"/>
+      <w:r>
+        <w:rPr>
+          <w:lang w:val="en-IN"/>
+        </w:rPr>
+        <w:t>referecne</w:t>
+      </w:r>
+      <w:proofErr w:type="spellEnd"/>
+      <w:r>
+        <w:rPr>
+          <w:lang w:val="en-IN"/>
+        </w:rPr>
+        <w:t>.</w:t>
       </w:r>
     </w:p>
     <w:p>
@@ -4629,7 +4962,21 @@
               <w:rPr>
                 <w:lang w:val="en-IN"/>
               </w:rPr>
-              <w:t>public class CoreJavaTest {</w:t>
+              <w:t xml:space="preserve">public class </w:t>
+            </w:r>
+            <w:proofErr w:type="spellStart"/>
+            <w:r>
+              <w:rPr>
+                <w:lang w:val="en-IN"/>
+              </w:rPr>
+              <w:t>CoreJavaTest</w:t>
+            </w:r>
+            <w:proofErr w:type="spellEnd"/>
+            <w:r>
+              <w:rPr>
+                <w:lang w:val="en-IN"/>
+              </w:rPr>
+              <w:t xml:space="preserve"> {</w:t>
             </w:r>
             <w:r>
               <w:rPr>
@@ -4671,7 +5018,14 @@
                 <w:lang w:val="en-IN"/>
               </w:rPr>
               <w:br/>
-              <w:t xml:space="preserve">        System.</w:t>
+              <w:t xml:space="preserve">        </w:t>
+            </w:r>
+            <w:proofErr w:type="spellStart"/>
+            <w:r>
+              <w:rPr>
+                <w:lang w:val="en-IN"/>
+              </w:rPr>
+              <w:t>System.</w:t>
             </w:r>
             <w:r>
               <w:rPr>
@@ -4685,7 +5039,14 @@
               <w:rPr>
                 <w:lang w:val="en-IN"/>
               </w:rPr>
-              <w:t>.println("This is a method..!");</w:t>
+              <w:t>.println</w:t>
+            </w:r>
+            <w:proofErr w:type="spellEnd"/>
+            <w:r>
+              <w:rPr>
+                <w:lang w:val="en-IN"/>
+              </w:rPr>
+              <w:t>("This is a method..!");</w:t>
             </w:r>
             <w:r>
               <w:rPr>
@@ -4731,14 +5092,35 @@
                 <w:lang w:val="en-IN"/>
               </w:rPr>
               <w:br/>
-              <w:t xml:space="preserve">    public static void main(String[] args) {</w:t>
-            </w:r>
-            <w:r>
-              <w:rPr>
-                <w:lang w:val="en-IN"/>
-              </w:rPr>
-              <w:br/>
-              <w:t xml:space="preserve">        System.</w:t>
+              <w:t xml:space="preserve">    public static void main(String[] </w:t>
+            </w:r>
+            <w:proofErr w:type="spellStart"/>
+            <w:r>
+              <w:rPr>
+                <w:lang w:val="en-IN"/>
+              </w:rPr>
+              <w:t>args</w:t>
+            </w:r>
+            <w:proofErr w:type="spellEnd"/>
+            <w:r>
+              <w:rPr>
+                <w:lang w:val="en-IN"/>
+              </w:rPr>
+              <w:t>) {</w:t>
+            </w:r>
+            <w:r>
+              <w:rPr>
+                <w:lang w:val="en-IN"/>
+              </w:rPr>
+              <w:br/>
+              <w:t xml:space="preserve">        </w:t>
+            </w:r>
+            <w:proofErr w:type="spellStart"/>
+            <w:r>
+              <w:rPr>
+                <w:lang w:val="en-IN"/>
+              </w:rPr>
+              <w:t>System.</w:t>
             </w:r>
             <w:r>
               <w:rPr>
@@ -4752,7 +5134,14 @@
               <w:rPr>
                 <w:lang w:val="en-IN"/>
               </w:rPr>
-              <w:t>.println(CoreJavaTest.</w:t>
+              <w:t>.println</w:t>
+            </w:r>
+            <w:proofErr w:type="spellEnd"/>
+            <w:r>
+              <w:rPr>
+                <w:lang w:val="en-IN"/>
+              </w:rPr>
+              <w:t>(CoreJavaTest.</w:t>
             </w:r>
             <w:r>
               <w:rPr>
@@ -4809,11 +5198,47 @@
               </w:rPr>
               <w:t xml:space="preserve">       </w:t>
             </w:r>
-            <w:r>
-              <w:rPr>
-                <w:lang w:val="en-IN"/>
-              </w:rPr>
-              <w:t>CoreJavaTest javaTest = new CoreJavaTest();</w:t>
+            <w:proofErr w:type="spellStart"/>
+            <w:r>
+              <w:rPr>
+                <w:lang w:val="en-IN"/>
+              </w:rPr>
+              <w:t>CoreJavaTest</w:t>
+            </w:r>
+            <w:proofErr w:type="spellEnd"/>
+            <w:r>
+              <w:rPr>
+                <w:lang w:val="en-IN"/>
+              </w:rPr>
+              <w:t xml:space="preserve"> </w:t>
+            </w:r>
+            <w:proofErr w:type="spellStart"/>
+            <w:r>
+              <w:rPr>
+                <w:lang w:val="en-IN"/>
+              </w:rPr>
+              <w:t>javaTest</w:t>
+            </w:r>
+            <w:proofErr w:type="spellEnd"/>
+            <w:r>
+              <w:rPr>
+                <w:lang w:val="en-IN"/>
+              </w:rPr>
+              <w:t xml:space="preserve"> = new </w:t>
+            </w:r>
+            <w:proofErr w:type="spellStart"/>
+            <w:r>
+              <w:rPr>
+                <w:lang w:val="en-IN"/>
+              </w:rPr>
+              <w:t>CoreJavaTest</w:t>
+            </w:r>
+            <w:proofErr w:type="spellEnd"/>
+            <w:r>
+              <w:rPr>
+                <w:lang w:val="en-IN"/>
+              </w:rPr>
+              <w:t>();</w:t>
             </w:r>
             <w:r>
               <w:rPr>
@@ -4827,6 +5252,7 @@
               </w:rPr>
               <w:t xml:space="preserve">       </w:t>
             </w:r>
+            <w:proofErr w:type="spellStart"/>
             <w:r>
               <w:rPr>
                 <w:lang w:val="en-IN"/>
@@ -4845,7 +5271,28 @@
               <w:rPr>
                 <w:lang w:val="en-IN"/>
               </w:rPr>
-              <w:t>.println(javaTest.a);</w:t>
+              <w:t>.println</w:t>
+            </w:r>
+            <w:proofErr w:type="spellEnd"/>
+            <w:r>
+              <w:rPr>
+                <w:lang w:val="en-IN"/>
+              </w:rPr>
+              <w:t>(</w:t>
+            </w:r>
+            <w:proofErr w:type="spellStart"/>
+            <w:r>
+              <w:rPr>
+                <w:lang w:val="en-IN"/>
+              </w:rPr>
+              <w:t>javaTest.a</w:t>
+            </w:r>
+            <w:proofErr w:type="spellEnd"/>
+            <w:r>
+              <w:rPr>
+                <w:lang w:val="en-IN"/>
+              </w:rPr>
+              <w:t>);</w:t>
             </w:r>
           </w:p>
           <w:p>
@@ -4972,7 +5419,27 @@
           <w:color w:val="FF0000"/>
           <w:highlight w:val="yellow"/>
         </w:rPr>
-        <w:t>double, char, boolean]</w:t>
+        <w:t xml:space="preserve">double, char, </w:t>
+      </w:r>
+      <w:proofErr w:type="spellStart"/>
+      <w:r>
+        <w:rPr>
+          <w:b/>
+          <w:bCs/>
+          <w:color w:val="FF0000"/>
+          <w:highlight w:val="yellow"/>
+        </w:rPr>
+        <w:t>boolean</w:t>
+      </w:r>
+      <w:proofErr w:type="spellEnd"/>
+      <w:r>
+        <w:rPr>
+          <w:b/>
+          <w:bCs/>
+          <w:color w:val="FF0000"/>
+          <w:highlight w:val="yellow"/>
+        </w:rPr>
+        <w:t>]</w:t>
       </w:r>
     </w:p>
     <w:p>
@@ -5132,13 +5599,23 @@
               </w:rPr>
               <w:t xml:space="preserve"> </w:t>
             </w:r>
+            <w:proofErr w:type="spellStart"/>
             <w:r>
               <w:rPr>
                 <w:i/>
                 <w:iCs/>
                 <w:lang w:val="en-IN"/>
               </w:rPr>
-              <w:t xml:space="preserve">i </w:t>
+              <w:t>i</w:t>
+            </w:r>
+            <w:proofErr w:type="spellEnd"/>
+            <w:r>
+              <w:rPr>
+                <w:i/>
+                <w:iCs/>
+                <w:lang w:val="en-IN"/>
+              </w:rPr>
+              <w:t xml:space="preserve"> </w:t>
             </w:r>
             <w:r>
               <w:rPr>
@@ -5195,6 +5672,7 @@
               <w:br/>
               <w:t xml:space="preserve">public </w:t>
             </w:r>
+            <w:proofErr w:type="spellStart"/>
             <w:r>
               <w:rPr>
                 <w:b/>
@@ -5204,6 +5682,7 @@
               </w:rPr>
               <w:t>PrintStream</w:t>
             </w:r>
+            <w:proofErr w:type="spellEnd"/>
             <w:r>
               <w:rPr>
                 <w:lang w:val="en-IN"/>
@@ -5246,13 +5725,23 @@
               </w:rPr>
               <w:t xml:space="preserve"> </w:t>
             </w:r>
+            <w:proofErr w:type="spellStart"/>
             <w:r>
               <w:rPr>
                 <w:i/>
                 <w:iCs/>
                 <w:lang w:val="en-IN"/>
               </w:rPr>
-              <w:t xml:space="preserve">cal </w:t>
+              <w:t>cal</w:t>
+            </w:r>
+            <w:proofErr w:type="spellEnd"/>
+            <w:r>
+              <w:rPr>
+                <w:i/>
+                <w:iCs/>
+                <w:lang w:val="en-IN"/>
+              </w:rPr>
+              <w:t xml:space="preserve"> </w:t>
             </w:r>
             <w:r>
               <w:rPr>
@@ -5302,7 +5791,27 @@
           <w:color w:val="FF0000"/>
           <w:highlight w:val="yellow"/>
         </w:rPr>
-        <w:t>[BSIL, float, double, char, boolean]</w:t>
+        <w:t xml:space="preserve">[BSIL, float, double, char, </w:t>
+      </w:r>
+      <w:proofErr w:type="spellStart"/>
+      <w:r>
+        <w:rPr>
+          <w:b/>
+          <w:bCs/>
+          <w:color w:val="FF0000"/>
+          <w:highlight w:val="yellow"/>
+        </w:rPr>
+        <w:t>boolean</w:t>
+      </w:r>
+      <w:proofErr w:type="spellEnd"/>
+      <w:r>
+        <w:rPr>
+          <w:b/>
+          <w:bCs/>
+          <w:color w:val="FF0000"/>
+          <w:highlight w:val="yellow"/>
+        </w:rPr>
+        <w:t>]</w:t>
       </w:r>
     </w:p>
     <w:p>
@@ -5397,7 +5906,7 @@
                     <pic:cNvPicPr/>
                   </pic:nvPicPr>
                   <pic:blipFill>
-                    <a:blip r:embed="rId29"/>
+                    <a:blip r:embed="rId28"/>
                     <a:stretch>
                       <a:fillRect/>
                     </a:stretch>
@@ -5427,7 +5936,7 @@
       <w:pPr>
         <w:spacing w:after="0" w:line="240" w:lineRule="auto"/>
       </w:pPr>
-      <w:hyperlink r:id="rId30" w:history="1">
+      <w:hyperlink r:id="rId29" w:history="1">
         <w:r>
           <w:rPr>
             <w:rStyle w:val="Hyperlink"/>
@@ -5594,7 +6103,7 @@
                     <pic:cNvPicPr/>
                   </pic:nvPicPr>
                   <pic:blipFill>
-                    <a:blip r:embed="rId31"/>
+                    <a:blip r:embed="rId30"/>
                     <a:stretch>
                       <a:fillRect/>
                     </a:stretch>
@@ -5639,7 +6148,7 @@
                     <pic:cNvPicPr/>
                   </pic:nvPicPr>
                   <pic:blipFill>
-                    <a:blip r:embed="rId32"/>
+                    <a:blip r:embed="rId31"/>
                     <a:stretch>
                       <a:fillRect/>
                     </a:stretch>
@@ -5725,16 +6234,52 @@
                 <w:lang w:val="en-IN"/>
               </w:rPr>
               <w:br/>
-              <w:t xml:space="preserve">    public String fetchName() {</w:t>
-            </w:r>
-            <w:r>
-              <w:rPr>
-                <w:sz w:val="16"/>
-                <w:szCs w:val="16"/>
-                <w:lang w:val="en-IN"/>
-              </w:rPr>
-              <w:br/>
-              <w:t xml:space="preserve">        return "Arafarth...";</w:t>
+              <w:t xml:space="preserve">    public String </w:t>
+            </w:r>
+            <w:proofErr w:type="spellStart"/>
+            <w:r>
+              <w:rPr>
+                <w:sz w:val="16"/>
+                <w:szCs w:val="16"/>
+                <w:lang w:val="en-IN"/>
+              </w:rPr>
+              <w:t>fetchName</w:t>
+            </w:r>
+            <w:proofErr w:type="spellEnd"/>
+            <w:r>
+              <w:rPr>
+                <w:sz w:val="16"/>
+                <w:szCs w:val="16"/>
+                <w:lang w:val="en-IN"/>
+              </w:rPr>
+              <w:t>() {</w:t>
+            </w:r>
+            <w:r>
+              <w:rPr>
+                <w:sz w:val="16"/>
+                <w:szCs w:val="16"/>
+                <w:lang w:val="en-IN"/>
+              </w:rPr>
+              <w:br/>
+              <w:t xml:space="preserve">        return "</w:t>
+            </w:r>
+            <w:proofErr w:type="spellStart"/>
+            <w:r>
+              <w:rPr>
+                <w:sz w:val="16"/>
+                <w:szCs w:val="16"/>
+                <w:lang w:val="en-IN"/>
+              </w:rPr>
+              <w:t>Arafarth</w:t>
+            </w:r>
+            <w:proofErr w:type="spellEnd"/>
+            <w:r>
+              <w:rPr>
+                <w:sz w:val="16"/>
+                <w:szCs w:val="16"/>
+                <w:lang w:val="en-IN"/>
+              </w:rPr>
+              <w:t>...";</w:t>
             </w:r>
             <w:r>
               <w:rPr>
@@ -5752,16 +6297,52 @@
                 <w:lang w:val="en-IN"/>
               </w:rPr>
               <w:br/>
-              <w:t xml:space="preserve">    int finalSalary(int salary) {</w:t>
-            </w:r>
-            <w:r>
-              <w:rPr>
-                <w:sz w:val="16"/>
-                <w:szCs w:val="16"/>
-                <w:lang w:val="en-IN"/>
-              </w:rPr>
-              <w:br/>
-              <w:t xml:space="preserve">        int finalSalary = salary + 2000;</w:t>
+              <w:t xml:space="preserve">    int </w:t>
+            </w:r>
+            <w:proofErr w:type="spellStart"/>
+            <w:r>
+              <w:rPr>
+                <w:sz w:val="16"/>
+                <w:szCs w:val="16"/>
+                <w:lang w:val="en-IN"/>
+              </w:rPr>
+              <w:t>finalSalary</w:t>
+            </w:r>
+            <w:proofErr w:type="spellEnd"/>
+            <w:r>
+              <w:rPr>
+                <w:sz w:val="16"/>
+                <w:szCs w:val="16"/>
+                <w:lang w:val="en-IN"/>
+              </w:rPr>
+              <w:t>(int salary) {</w:t>
+            </w:r>
+            <w:r>
+              <w:rPr>
+                <w:sz w:val="16"/>
+                <w:szCs w:val="16"/>
+                <w:lang w:val="en-IN"/>
+              </w:rPr>
+              <w:br/>
+              <w:t xml:space="preserve">        int </w:t>
+            </w:r>
+            <w:proofErr w:type="spellStart"/>
+            <w:r>
+              <w:rPr>
+                <w:sz w:val="16"/>
+                <w:szCs w:val="16"/>
+                <w:lang w:val="en-IN"/>
+              </w:rPr>
+              <w:t>finalSalary</w:t>
+            </w:r>
+            <w:proofErr w:type="spellEnd"/>
+            <w:r>
+              <w:rPr>
+                <w:sz w:val="16"/>
+                <w:szCs w:val="16"/>
+                <w:lang w:val="en-IN"/>
+              </w:rPr>
+              <w:t xml:space="preserve"> = salary + 2000;</w:t>
             </w:r>
             <w:r>
               <w:rPr>
@@ -5799,7 +6380,25 @@
                 <w:szCs w:val="16"/>
                 <w:lang w:val="en-IN"/>
               </w:rPr>
-              <w:t>return finalSalary;</w:t>
+              <w:t xml:space="preserve">return </w:t>
+            </w:r>
+            <w:proofErr w:type="spellStart"/>
+            <w:r>
+              <w:rPr>
+                <w:sz w:val="16"/>
+                <w:szCs w:val="16"/>
+                <w:lang w:val="en-IN"/>
+              </w:rPr>
+              <w:t>finalSalary</w:t>
+            </w:r>
+            <w:proofErr w:type="spellEnd"/>
+            <w:r>
+              <w:rPr>
+                <w:sz w:val="16"/>
+                <w:szCs w:val="16"/>
+                <w:lang w:val="en-IN"/>
+              </w:rPr>
+              <w:t>;</w:t>
             </w:r>
             <w:r>
               <w:rPr>
@@ -5844,7 +6443,25 @@
                 <w:lang w:val="en-IN"/>
               </w:rPr>
               <w:br/>
-              <w:t xml:space="preserve">    int mul(int a, int b) {</w:t>
+              <w:t xml:space="preserve">    int </w:t>
+            </w:r>
+            <w:proofErr w:type="spellStart"/>
+            <w:r>
+              <w:rPr>
+                <w:sz w:val="16"/>
+                <w:szCs w:val="16"/>
+                <w:lang w:val="en-IN"/>
+              </w:rPr>
+              <w:t>mul</w:t>
+            </w:r>
+            <w:proofErr w:type="spellEnd"/>
+            <w:r>
+              <w:rPr>
+                <w:sz w:val="16"/>
+                <w:szCs w:val="16"/>
+                <w:lang w:val="en-IN"/>
+              </w:rPr>
+              <w:t>(int a, int b) {</w:t>
             </w:r>
             <w:r>
               <w:rPr>
@@ -5871,7 +6488,25 @@
                 <w:lang w:val="en-IN"/>
               </w:rPr>
               <w:br/>
-              <w:t xml:space="preserve">    void myMetod() {</w:t>
+              <w:t xml:space="preserve">    void </w:t>
+            </w:r>
+            <w:proofErr w:type="spellStart"/>
+            <w:r>
+              <w:rPr>
+                <w:sz w:val="16"/>
+                <w:szCs w:val="16"/>
+                <w:lang w:val="en-IN"/>
+              </w:rPr>
+              <w:t>myMetod</w:t>
+            </w:r>
+            <w:proofErr w:type="spellEnd"/>
+            <w:r>
+              <w:rPr>
+                <w:sz w:val="16"/>
+                <w:szCs w:val="16"/>
+                <w:lang w:val="en-IN"/>
+              </w:rPr>
+              <w:t>() {</w:t>
             </w:r>
             <w:r>
               <w:rPr>
@@ -6095,21 +6730,175 @@
               <w:rPr>
                 <w:lang w:val="en-IN"/>
               </w:rPr>
-              <w:t>public String percentageCalculation(String stuName,Integer telMarks, Integer engmarks, Integer hinMarks) {</w:t>
-            </w:r>
-            <w:r>
-              <w:rPr>
-                <w:lang w:val="en-IN"/>
-              </w:rPr>
-              <w:br/>
-              <w:t xml:space="preserve">    Integer totalPercntage = ((telMarks + engmarks + hinMarks) * 100) / 300;</w:t>
-            </w:r>
-            <w:r>
-              <w:rPr>
-                <w:lang w:val="en-IN"/>
-              </w:rPr>
-              <w:br/>
-              <w:t xml:space="preserve">    return "Hi "+stuName +" your marks percentage is : "+totalPercntage;</w:t>
+              <w:t xml:space="preserve">public String </w:t>
+            </w:r>
+            <w:proofErr w:type="spellStart"/>
+            <w:r>
+              <w:rPr>
+                <w:lang w:val="en-IN"/>
+              </w:rPr>
+              <w:t>percentageCalculation</w:t>
+            </w:r>
+            <w:proofErr w:type="spellEnd"/>
+            <w:r>
+              <w:rPr>
+                <w:lang w:val="en-IN"/>
+              </w:rPr>
+              <w:t xml:space="preserve">(String </w:t>
+            </w:r>
+            <w:proofErr w:type="spellStart"/>
+            <w:r>
+              <w:rPr>
+                <w:lang w:val="en-IN"/>
+              </w:rPr>
+              <w:t>stuName,Integer</w:t>
+            </w:r>
+            <w:proofErr w:type="spellEnd"/>
+            <w:r>
+              <w:rPr>
+                <w:lang w:val="en-IN"/>
+              </w:rPr>
+              <w:t xml:space="preserve"> </w:t>
+            </w:r>
+            <w:proofErr w:type="spellStart"/>
+            <w:r>
+              <w:rPr>
+                <w:lang w:val="en-IN"/>
+              </w:rPr>
+              <w:t>telMarks</w:t>
+            </w:r>
+            <w:proofErr w:type="spellEnd"/>
+            <w:r>
+              <w:rPr>
+                <w:lang w:val="en-IN"/>
+              </w:rPr>
+              <w:t xml:space="preserve">, Integer </w:t>
+            </w:r>
+            <w:proofErr w:type="spellStart"/>
+            <w:r>
+              <w:rPr>
+                <w:lang w:val="en-IN"/>
+              </w:rPr>
+              <w:t>engmarks</w:t>
+            </w:r>
+            <w:proofErr w:type="spellEnd"/>
+            <w:r>
+              <w:rPr>
+                <w:lang w:val="en-IN"/>
+              </w:rPr>
+              <w:t xml:space="preserve">, Integer </w:t>
+            </w:r>
+            <w:proofErr w:type="spellStart"/>
+            <w:r>
+              <w:rPr>
+                <w:lang w:val="en-IN"/>
+              </w:rPr>
+              <w:t>hinMarks</w:t>
+            </w:r>
+            <w:proofErr w:type="spellEnd"/>
+            <w:r>
+              <w:rPr>
+                <w:lang w:val="en-IN"/>
+              </w:rPr>
+              <w:t>) {</w:t>
+            </w:r>
+            <w:r>
+              <w:rPr>
+                <w:lang w:val="en-IN"/>
+              </w:rPr>
+              <w:br/>
+              <w:t xml:space="preserve">    Integer </w:t>
+            </w:r>
+            <w:proofErr w:type="spellStart"/>
+            <w:r>
+              <w:rPr>
+                <w:lang w:val="en-IN"/>
+              </w:rPr>
+              <w:t>totalPercntage</w:t>
+            </w:r>
+            <w:proofErr w:type="spellEnd"/>
+            <w:r>
+              <w:rPr>
+                <w:lang w:val="en-IN"/>
+              </w:rPr>
+              <w:t xml:space="preserve"> = ((</w:t>
+            </w:r>
+            <w:proofErr w:type="spellStart"/>
+            <w:r>
+              <w:rPr>
+                <w:lang w:val="en-IN"/>
+              </w:rPr>
+              <w:t>telMarks</w:t>
+            </w:r>
+            <w:proofErr w:type="spellEnd"/>
+            <w:r>
+              <w:rPr>
+                <w:lang w:val="en-IN"/>
+              </w:rPr>
+              <w:t xml:space="preserve"> + </w:t>
+            </w:r>
+            <w:proofErr w:type="spellStart"/>
+            <w:r>
+              <w:rPr>
+                <w:lang w:val="en-IN"/>
+              </w:rPr>
+              <w:t>engmarks</w:t>
+            </w:r>
+            <w:proofErr w:type="spellEnd"/>
+            <w:r>
+              <w:rPr>
+                <w:lang w:val="en-IN"/>
+              </w:rPr>
+              <w:t xml:space="preserve"> + </w:t>
+            </w:r>
+            <w:proofErr w:type="spellStart"/>
+            <w:r>
+              <w:rPr>
+                <w:lang w:val="en-IN"/>
+              </w:rPr>
+              <w:t>hinMarks</w:t>
+            </w:r>
+            <w:proofErr w:type="spellEnd"/>
+            <w:r>
+              <w:rPr>
+                <w:lang w:val="en-IN"/>
+              </w:rPr>
+              <w:t>) * 100) / 300;</w:t>
+            </w:r>
+            <w:r>
+              <w:rPr>
+                <w:lang w:val="en-IN"/>
+              </w:rPr>
+              <w:br/>
+              <w:t xml:space="preserve">    return "Hi "+</w:t>
+            </w:r>
+            <w:proofErr w:type="spellStart"/>
+            <w:r>
+              <w:rPr>
+                <w:lang w:val="en-IN"/>
+              </w:rPr>
+              <w:t>stuName</w:t>
+            </w:r>
+            <w:proofErr w:type="spellEnd"/>
+            <w:r>
+              <w:rPr>
+                <w:lang w:val="en-IN"/>
+              </w:rPr>
+              <w:t xml:space="preserve"> +" your marks percentage is : "+</w:t>
+            </w:r>
+            <w:proofErr w:type="spellStart"/>
+            <w:r>
+              <w:rPr>
+                <w:lang w:val="en-IN"/>
+              </w:rPr>
+              <w:t>totalPercntage</w:t>
+            </w:r>
+            <w:proofErr w:type="spellEnd"/>
+            <w:r>
+              <w:rPr>
+                <w:lang w:val="en-IN"/>
+              </w:rPr>
+              <w:t>;</w:t>
             </w:r>
             <w:r>
               <w:rPr>
@@ -6264,14 +7053,28 @@
               <w:rPr>
                 <w:lang w:val="en-IN"/>
               </w:rPr>
-              <w:t xml:space="preserve"> calculateMarksSum(){</w:t>
-            </w:r>
-            <w:r>
-              <w:rPr>
-                <w:lang w:val="en-IN"/>
-              </w:rPr>
               <w:t xml:space="preserve"> </w:t>
             </w:r>
+            <w:proofErr w:type="spellStart"/>
+            <w:r>
+              <w:rPr>
+                <w:lang w:val="en-IN"/>
+              </w:rPr>
+              <w:t>calculateMarksSum</w:t>
+            </w:r>
+            <w:proofErr w:type="spellEnd"/>
+            <w:r>
+              <w:rPr>
+                <w:lang w:val="en-IN"/>
+              </w:rPr>
+              <w:t>(){</w:t>
+            </w:r>
+            <w:r>
+              <w:rPr>
+                <w:lang w:val="en-IN"/>
+              </w:rPr>
+              <w:t xml:space="preserve"> </w:t>
+            </w:r>
             <w:r>
               <w:rPr>
                 <w:lang w:val="en-IN"/>
@@ -6301,7 +7104,35 @@
               <w:rPr>
                 <w:lang w:val="en-IN"/>
               </w:rPr>
-              <w:t xml:space="preserve"> calculateMarksSum(int tMarks){</w:t>
+              <w:t xml:space="preserve"> </w:t>
+            </w:r>
+            <w:proofErr w:type="spellStart"/>
+            <w:r>
+              <w:rPr>
+                <w:lang w:val="en-IN"/>
+              </w:rPr>
+              <w:t>calculateMarksSum</w:t>
+            </w:r>
+            <w:proofErr w:type="spellEnd"/>
+            <w:r>
+              <w:rPr>
+                <w:lang w:val="en-IN"/>
+              </w:rPr>
+              <w:t xml:space="preserve">(int </w:t>
+            </w:r>
+            <w:proofErr w:type="spellStart"/>
+            <w:r>
+              <w:rPr>
+                <w:lang w:val="en-IN"/>
+              </w:rPr>
+              <w:t>tMarks</w:t>
+            </w:r>
+            <w:proofErr w:type="spellEnd"/>
+            <w:r>
+              <w:rPr>
+                <w:lang w:val="en-IN"/>
+              </w:rPr>
+              <w:t>){</w:t>
             </w:r>
             <w:r>
               <w:rPr>
@@ -6524,7 +7355,21 @@
         <w:rPr>
           <w:lang w:val="en-IN"/>
         </w:rPr>
-        <w:t xml:space="preserve"> use same method, but with no:of different parameters </w:t>
+        <w:t xml:space="preserve"> use same method, but with </w:t>
+      </w:r>
+      <w:proofErr w:type="spellStart"/>
+      <w:r>
+        <w:rPr>
+          <w:lang w:val="en-IN"/>
+        </w:rPr>
+        <w:t>no:of</w:t>
+      </w:r>
+      <w:proofErr w:type="spellEnd"/>
+      <w:r>
+        <w:rPr>
+          <w:lang w:val="en-IN"/>
+        </w:rPr>
+        <w:t xml:space="preserve"> different parameters </w:t>
       </w:r>
     </w:p>
     <w:p>
@@ -7044,11 +7889,19 @@
           <w:lang w:val="en-IN"/>
         </w:rPr>
       </w:pPr>
-      <w:r>
-        <w:rPr>
-          <w:lang w:val="en-IN"/>
-        </w:rPr>
-        <w:t>No:of Parameters same + Types of parameters same = Duplicate method.</w:t>
+      <w:proofErr w:type="spellStart"/>
+      <w:r>
+        <w:rPr>
+          <w:lang w:val="en-IN"/>
+        </w:rPr>
+        <w:t>No:of</w:t>
+      </w:r>
+      <w:proofErr w:type="spellEnd"/>
+      <w:r>
+        <w:rPr>
+          <w:lang w:val="en-IN"/>
+        </w:rPr>
+        <w:t xml:space="preserve"> Parameters same + Types of parameters same = Duplicate method.</w:t>
       </w:r>
     </w:p>
     <w:p>
@@ -7087,7 +7940,7 @@
                     <pic:cNvPicPr/>
                   </pic:nvPicPr>
                   <pic:blipFill>
-                    <a:blip r:embed="rId33"/>
+                    <a:blip r:embed="rId32"/>
                     <a:stretch>
                       <a:fillRect/>
                     </a:stretch>
@@ -7397,7 +8250,7 @@
           <w:lang w:val="en-IN"/>
         </w:rPr>
       </w:pPr>
-      <w:hyperlink r:id="rId34" w:history="1">
+      <w:hyperlink r:id="rId33" w:history="1">
         <w:r>
           <w:rPr>
             <w:rStyle w:val="Hyperlink"/>
@@ -7432,7 +8285,7 @@
           <w:lang w:val="en-IN"/>
         </w:rPr>
       </w:pPr>
-      <w:hyperlink r:id="rId35" w:history="1">
+      <w:hyperlink r:id="rId34" w:history="1">
         <w:r>
           <w:rPr>
             <w:rStyle w:val="Hyperlink"/>
@@ -7489,7 +8342,7 @@
         </w:rPr>
         <w:t xml:space="preserve"> </w:t>
       </w:r>
-      <w:hyperlink r:id="rId36" w:history="1">
+      <w:hyperlink r:id="rId35" w:history="1">
         <w:r>
           <w:rPr>
             <w:rStyle w:val="Hyperlink"/>
@@ -7664,21 +8517,47 @@
           <w:bCs/>
           <w:lang w:val="en-IN"/>
         </w:rPr>
-        <w:t xml:space="preserve"> name and className should be same.</w:t>
-      </w:r>
-    </w:p>
-    <w:p>
-      <w:pPr>
-        <w:spacing w:after="0" w:line="240" w:lineRule="auto"/>
-        <w:rPr>
-          <w:lang w:val="en-IN"/>
-        </w:rPr>
-      </w:pPr>
-      <w:r>
-        <w:rPr>
-          <w:lang w:val="en-IN"/>
-        </w:rPr>
-        <w:t xml:space="preserve">When ever we are creating object to a class that time only </w:t>
+        <w:t xml:space="preserve"> name and </w:t>
+      </w:r>
+      <w:proofErr w:type="spellStart"/>
+      <w:r>
+        <w:rPr>
+          <w:b/>
+          <w:bCs/>
+          <w:lang w:val="en-IN"/>
+        </w:rPr>
+        <w:t>className</w:t>
+      </w:r>
+      <w:proofErr w:type="spellEnd"/>
+      <w:r>
+        <w:rPr>
+          <w:b/>
+          <w:bCs/>
+          <w:lang w:val="en-IN"/>
+        </w:rPr>
+        <w:t xml:space="preserve"> should be same.</w:t>
+      </w:r>
+    </w:p>
+    <w:p>
+      <w:pPr>
+        <w:spacing w:after="0" w:line="240" w:lineRule="auto"/>
+        <w:rPr>
+          <w:lang w:val="en-IN"/>
+        </w:rPr>
+      </w:pPr>
+      <w:proofErr w:type="spellStart"/>
+      <w:r>
+        <w:rPr>
+          <w:lang w:val="en-IN"/>
+        </w:rPr>
+        <w:t>When ever</w:t>
+      </w:r>
+      <w:proofErr w:type="spellEnd"/>
+      <w:r>
+        <w:rPr>
+          <w:lang w:val="en-IN"/>
+        </w:rPr>
+        <w:t xml:space="preserve"> we are creating object to a class that time only </w:t>
       </w:r>
       <w:r>
         <w:rPr>
@@ -7788,7 +8667,14 @@
                 <w:lang w:val="en-IN"/>
               </w:rPr>
               <w:br/>
-              <w:t xml:space="preserve">        System.</w:t>
+              <w:t xml:space="preserve">        </w:t>
+            </w:r>
+            <w:proofErr w:type="spellStart"/>
+            <w:r>
+              <w:rPr>
+                <w:lang w:val="en-IN"/>
+              </w:rPr>
+              <w:t>System.</w:t>
             </w:r>
             <w:r>
               <w:rPr>
@@ -7802,7 +8688,14 @@
               <w:rPr>
                 <w:lang w:val="en-IN"/>
               </w:rPr>
-              <w:t>.println("This is Calculator class constructor..!");</w:t>
+              <w:t>.println</w:t>
+            </w:r>
+            <w:proofErr w:type="spellEnd"/>
+            <w:r>
+              <w:rPr>
+                <w:lang w:val="en-IN"/>
+              </w:rPr>
+              <w:t>("This is Calculator class constructor..!");</w:t>
             </w:r>
             <w:r>
               <w:rPr>
@@ -7891,7 +8784,14 @@
                 <w:lang w:val="en-IN"/>
               </w:rPr>
               <w:br/>
-              <w:t xml:space="preserve">        System.</w:t>
+              <w:t xml:space="preserve">        </w:t>
+            </w:r>
+            <w:proofErr w:type="spellStart"/>
+            <w:r>
+              <w:rPr>
+                <w:lang w:val="en-IN"/>
+              </w:rPr>
+              <w:t>System.</w:t>
             </w:r>
             <w:r>
               <w:rPr>
@@ -7905,7 +8805,14 @@
               <w:rPr>
                 <w:lang w:val="en-IN"/>
               </w:rPr>
-              <w:t>.println("This is Calculator class constructor..!");</w:t>
+              <w:t>.println</w:t>
+            </w:r>
+            <w:proofErr w:type="spellEnd"/>
+            <w:r>
+              <w:rPr>
+                <w:lang w:val="en-IN"/>
+              </w:rPr>
+              <w:t>("This is Calculator class constructor..!");</w:t>
             </w:r>
             <w:r>
               <w:rPr>
@@ -8032,7 +8939,14 @@
                 <w:lang w:val="en-IN"/>
               </w:rPr>
               <w:br/>
-              <w:t xml:space="preserve">        System.</w:t>
+              <w:t xml:space="preserve">        </w:t>
+            </w:r>
+            <w:proofErr w:type="spellStart"/>
+            <w:r>
+              <w:rPr>
+                <w:lang w:val="en-IN"/>
+              </w:rPr>
+              <w:t>System.</w:t>
             </w:r>
             <w:r>
               <w:rPr>
@@ -8046,7 +8960,14 @@
               <w:rPr>
                 <w:lang w:val="en-IN"/>
               </w:rPr>
-              <w:t>.println("This is Calculator class constructor..!");</w:t>
+              <w:t>.println</w:t>
+            </w:r>
+            <w:proofErr w:type="spellEnd"/>
+            <w:r>
+              <w:rPr>
+                <w:lang w:val="en-IN"/>
+              </w:rPr>
+              <w:t>("This is Calculator class constructor..!");</w:t>
             </w:r>
             <w:r>
               <w:rPr>
@@ -8067,7 +8988,14 @@
                 <w:lang w:val="en-IN"/>
               </w:rPr>
               <w:br/>
-              <w:t xml:space="preserve">        System.</w:t>
+              <w:t xml:space="preserve">        </w:t>
+            </w:r>
+            <w:proofErr w:type="spellStart"/>
+            <w:r>
+              <w:rPr>
+                <w:lang w:val="en-IN"/>
+              </w:rPr>
+              <w:t>System.</w:t>
             </w:r>
             <w:r>
               <w:rPr>
@@ -8081,7 +9009,14 @@
               <w:rPr>
                 <w:lang w:val="en-IN"/>
               </w:rPr>
-              <w:t>.println("I am method..!");</w:t>
+              <w:t>.println</w:t>
+            </w:r>
+            <w:proofErr w:type="spellEnd"/>
+            <w:r>
+              <w:rPr>
+                <w:lang w:val="en-IN"/>
+              </w:rPr>
+              <w:t>("I am method..!");</w:t>
             </w:r>
             <w:r>
               <w:rPr>
@@ -8127,7 +9062,21 @@
                 <w:lang w:val="en-IN"/>
               </w:rPr>
               <w:br/>
-              <w:t xml:space="preserve">    public static void main(String[] args) {</w:t>
+              <w:t xml:space="preserve">    public static void main(String[] </w:t>
+            </w:r>
+            <w:proofErr w:type="spellStart"/>
+            <w:r>
+              <w:rPr>
+                <w:lang w:val="en-IN"/>
+              </w:rPr>
+              <w:t>args</w:t>
+            </w:r>
+            <w:proofErr w:type="spellEnd"/>
+            <w:r>
+              <w:rPr>
+                <w:lang w:val="en-IN"/>
+              </w:rPr>
+              <w:t>) {</w:t>
             </w:r>
             <w:r>
               <w:rPr>
@@ -8357,7 +9306,15 @@
         </w:rPr>
       </w:pPr>
       <w:r>
-        <w:t>If we do not create any constructor, the Java compiler automatically creates a no-arg constructor during the execution of the program.</w:t>
+        <w:t>If we do not create any constructor, the Java compiler automatically creates a no-</w:t>
+      </w:r>
+      <w:proofErr w:type="spellStart"/>
+      <w:r>
+        <w:t>arg</w:t>
+      </w:r>
+      <w:proofErr w:type="spellEnd"/>
+      <w:r>
+        <w:t xml:space="preserve"> constructor during the execution of the program.</w:t>
       </w:r>
     </w:p>
     <w:p>
@@ -8402,7 +9359,7 @@
                     <pic:cNvPicPr/>
                   </pic:nvPicPr>
                   <pic:blipFill>
-                    <a:blip r:embed="rId37"/>
+                    <a:blip r:embed="rId36"/>
                     <a:stretch>
                       <a:fillRect/>
                     </a:stretch>
@@ -8476,7 +9433,7 @@
                     <pic:cNvPicPr/>
                   </pic:nvPicPr>
                   <pic:blipFill>
-                    <a:blip r:embed="rId38"/>
+                    <a:blip r:embed="rId37"/>
                     <a:stretch>
                       <a:fillRect/>
                     </a:stretch>
@@ -8558,8 +9515,36 @@
           <w:bCs/>
           <w:lang w:val="en-IN"/>
         </w:rPr>
-        <w:t>$ javap Employee.class</w:t>
-      </w:r>
+        <w:t xml:space="preserve">$ </w:t>
+      </w:r>
+      <w:proofErr w:type="spellStart"/>
+      <w:r>
+        <w:rPr>
+          <w:b/>
+          <w:bCs/>
+          <w:lang w:val="en-IN"/>
+        </w:rPr>
+        <w:t>javap</w:t>
+      </w:r>
+      <w:proofErr w:type="spellEnd"/>
+      <w:r>
+        <w:rPr>
+          <w:b/>
+          <w:bCs/>
+          <w:lang w:val="en-IN"/>
+        </w:rPr>
+        <w:t xml:space="preserve"> </w:t>
+      </w:r>
+      <w:proofErr w:type="spellStart"/>
+      <w:r>
+        <w:rPr>
+          <w:b/>
+          <w:bCs/>
+          <w:lang w:val="en-IN"/>
+        </w:rPr>
+        <w:t>Employee.class</w:t>
+      </w:r>
+      <w:proofErr w:type="spellEnd"/>
     </w:p>
     <w:p>
       <w:pPr>
@@ -8593,7 +9578,7 @@
                     <pic:cNvPicPr/>
                   </pic:nvPicPr>
                   <pic:blipFill>
-                    <a:blip r:embed="rId39"/>
+                    <a:blip r:embed="rId38"/>
                     <a:stretch>
                       <a:fillRect/>
                     </a:stretch>
@@ -8629,7 +9614,7 @@
           <w:lang w:val="en-IN"/>
         </w:rPr>
       </w:pPr>
-      <w:hyperlink r:id="rId40" w:history="1">
+      <w:hyperlink r:id="rId39" w:history="1">
         <w:r>
           <w:rPr>
             <w:rStyle w:val="Hyperlink"/>
@@ -8740,7 +9725,16 @@
                 <w:lang w:val="en-IN"/>
               </w:rPr>
               <w:br/>
-              <w:t xml:space="preserve">        System.</w:t>
+              <w:t xml:space="preserve">        </w:t>
+            </w:r>
+            <w:proofErr w:type="spellStart"/>
+            <w:r>
+              <w:rPr>
+                <w:sz w:val="16"/>
+                <w:szCs w:val="16"/>
+                <w:lang w:val="en-IN"/>
+              </w:rPr>
+              <w:t>System.</w:t>
             </w:r>
             <w:r>
               <w:rPr>
@@ -8758,7 +9752,16 @@
                 <w:szCs w:val="16"/>
                 <w:lang w:val="en-IN"/>
               </w:rPr>
-              <w:t>.println("P-less ctr..");</w:t>
+              <w:t>.println</w:t>
+            </w:r>
+            <w:proofErr w:type="spellEnd"/>
+            <w:r>
+              <w:rPr>
+                <w:sz w:val="16"/>
+                <w:szCs w:val="16"/>
+                <w:lang w:val="en-IN"/>
+              </w:rPr>
+              <w:t>("P-less ctr..");</w:t>
             </w:r>
             <w:r>
               <w:rPr>
@@ -8776,16 +9779,43 @@
                 <w:lang w:val="en-IN"/>
               </w:rPr>
               <w:br/>
-              <w:t xml:space="preserve">    public Calculator(String empName) {</w:t>
-            </w:r>
-            <w:r>
-              <w:rPr>
-                <w:sz w:val="16"/>
-                <w:szCs w:val="16"/>
-                <w:lang w:val="en-IN"/>
-              </w:rPr>
-              <w:br/>
-              <w:t xml:space="preserve">        System.</w:t>
+              <w:t xml:space="preserve">    public Calculator(String </w:t>
+            </w:r>
+            <w:proofErr w:type="spellStart"/>
+            <w:r>
+              <w:rPr>
+                <w:sz w:val="16"/>
+                <w:szCs w:val="16"/>
+                <w:lang w:val="en-IN"/>
+              </w:rPr>
+              <w:t>empName</w:t>
+            </w:r>
+            <w:proofErr w:type="spellEnd"/>
+            <w:r>
+              <w:rPr>
+                <w:sz w:val="16"/>
+                <w:szCs w:val="16"/>
+                <w:lang w:val="en-IN"/>
+              </w:rPr>
+              <w:t>) {</w:t>
+            </w:r>
+            <w:r>
+              <w:rPr>
+                <w:sz w:val="16"/>
+                <w:szCs w:val="16"/>
+                <w:lang w:val="en-IN"/>
+              </w:rPr>
+              <w:br/>
+              <w:t xml:space="preserve">        </w:t>
+            </w:r>
+            <w:proofErr w:type="spellStart"/>
+            <w:r>
+              <w:rPr>
+                <w:sz w:val="16"/>
+                <w:szCs w:val="16"/>
+                <w:lang w:val="en-IN"/>
+              </w:rPr>
+              <w:t>System.</w:t>
             </w:r>
             <w:r>
               <w:rPr>
@@ -8803,7 +9833,34 @@
                 <w:szCs w:val="16"/>
                 <w:lang w:val="en-IN"/>
               </w:rPr>
-              <w:t>.println("Hi..: " + empName);</w:t>
+              <w:t>.println</w:t>
+            </w:r>
+            <w:proofErr w:type="spellEnd"/>
+            <w:r>
+              <w:rPr>
+                <w:sz w:val="16"/>
+                <w:szCs w:val="16"/>
+                <w:lang w:val="en-IN"/>
+              </w:rPr>
+              <w:t xml:space="preserve">("Hi..: " + </w:t>
+            </w:r>
+            <w:proofErr w:type="spellStart"/>
+            <w:r>
+              <w:rPr>
+                <w:sz w:val="16"/>
+                <w:szCs w:val="16"/>
+                <w:lang w:val="en-IN"/>
+              </w:rPr>
+              <w:t>empName</w:t>
+            </w:r>
+            <w:proofErr w:type="spellEnd"/>
+            <w:r>
+              <w:rPr>
+                <w:sz w:val="16"/>
+                <w:szCs w:val="16"/>
+                <w:lang w:val="en-IN"/>
+              </w:rPr>
+              <w:t>);</w:t>
             </w:r>
             <w:r>
               <w:rPr>
@@ -8821,16 +9878,61 @@
                 <w:lang w:val="en-IN"/>
               </w:rPr>
               <w:br/>
-              <w:t xml:space="preserve">    public Calculator(String empName, String collegeName) {</w:t>
-            </w:r>
-            <w:r>
-              <w:rPr>
-                <w:sz w:val="16"/>
-                <w:szCs w:val="16"/>
-                <w:lang w:val="en-IN"/>
-              </w:rPr>
-              <w:br/>
-              <w:t xml:space="preserve">        System.</w:t>
+              <w:t xml:space="preserve">    public Calculator(String </w:t>
+            </w:r>
+            <w:proofErr w:type="spellStart"/>
+            <w:r>
+              <w:rPr>
+                <w:sz w:val="16"/>
+                <w:szCs w:val="16"/>
+                <w:lang w:val="en-IN"/>
+              </w:rPr>
+              <w:t>empName</w:t>
+            </w:r>
+            <w:proofErr w:type="spellEnd"/>
+            <w:r>
+              <w:rPr>
+                <w:sz w:val="16"/>
+                <w:szCs w:val="16"/>
+                <w:lang w:val="en-IN"/>
+              </w:rPr>
+              <w:t xml:space="preserve">, String </w:t>
+            </w:r>
+            <w:proofErr w:type="spellStart"/>
+            <w:r>
+              <w:rPr>
+                <w:sz w:val="16"/>
+                <w:szCs w:val="16"/>
+                <w:lang w:val="en-IN"/>
+              </w:rPr>
+              <w:t>collegeName</w:t>
+            </w:r>
+            <w:proofErr w:type="spellEnd"/>
+            <w:r>
+              <w:rPr>
+                <w:sz w:val="16"/>
+                <w:szCs w:val="16"/>
+                <w:lang w:val="en-IN"/>
+              </w:rPr>
+              <w:t>) {</w:t>
+            </w:r>
+            <w:r>
+              <w:rPr>
+                <w:sz w:val="16"/>
+                <w:szCs w:val="16"/>
+                <w:lang w:val="en-IN"/>
+              </w:rPr>
+              <w:br/>
+              <w:t xml:space="preserve">        </w:t>
+            </w:r>
+            <w:proofErr w:type="spellStart"/>
+            <w:r>
+              <w:rPr>
+                <w:sz w:val="16"/>
+                <w:szCs w:val="16"/>
+                <w:lang w:val="en-IN"/>
+              </w:rPr>
+              <w:t>System.</w:t>
             </w:r>
             <w:r>
               <w:rPr>
@@ -8848,7 +9950,52 @@
                 <w:szCs w:val="16"/>
                 <w:lang w:val="en-IN"/>
               </w:rPr>
-              <w:t>.println("Hi..: " + empName + ", your college is : " + collegeName);</w:t>
+              <w:t>.println</w:t>
+            </w:r>
+            <w:proofErr w:type="spellEnd"/>
+            <w:r>
+              <w:rPr>
+                <w:sz w:val="16"/>
+                <w:szCs w:val="16"/>
+                <w:lang w:val="en-IN"/>
+              </w:rPr>
+              <w:t xml:space="preserve">("Hi..: " + </w:t>
+            </w:r>
+            <w:proofErr w:type="spellStart"/>
+            <w:r>
+              <w:rPr>
+                <w:sz w:val="16"/>
+                <w:szCs w:val="16"/>
+                <w:lang w:val="en-IN"/>
+              </w:rPr>
+              <w:t>empName</w:t>
+            </w:r>
+            <w:proofErr w:type="spellEnd"/>
+            <w:r>
+              <w:rPr>
+                <w:sz w:val="16"/>
+                <w:szCs w:val="16"/>
+                <w:lang w:val="en-IN"/>
+              </w:rPr>
+              <w:t xml:space="preserve"> + ", your college is : " + </w:t>
+            </w:r>
+            <w:proofErr w:type="spellStart"/>
+            <w:r>
+              <w:rPr>
+                <w:sz w:val="16"/>
+                <w:szCs w:val="16"/>
+                <w:lang w:val="en-IN"/>
+              </w:rPr>
+              <w:t>collegeName</w:t>
+            </w:r>
+            <w:proofErr w:type="spellEnd"/>
+            <w:r>
+              <w:rPr>
+                <w:sz w:val="16"/>
+                <w:szCs w:val="16"/>
+                <w:lang w:val="en-IN"/>
+              </w:rPr>
+              <w:t>);</w:t>
             </w:r>
             <w:r>
               <w:rPr>
@@ -8897,7 +10044,25 @@
                 <w:lang w:val="en-IN"/>
               </w:rPr>
               <w:br/>
-              <w:t xml:space="preserve">    public static void main(String[] args) {</w:t>
+              <w:t xml:space="preserve">    public static void main(String[] </w:t>
+            </w:r>
+            <w:proofErr w:type="spellStart"/>
+            <w:r>
+              <w:rPr>
+                <w:sz w:val="16"/>
+                <w:szCs w:val="16"/>
+                <w:lang w:val="en-IN"/>
+              </w:rPr>
+              <w:t>args</w:t>
+            </w:r>
+            <w:proofErr w:type="spellEnd"/>
+            <w:r>
+              <w:rPr>
+                <w:sz w:val="16"/>
+                <w:szCs w:val="16"/>
+                <w:lang w:val="en-IN"/>
+              </w:rPr>
+              <w:t>) {</w:t>
             </w:r>
             <w:r>
               <w:rPr>
@@ -9096,7 +10261,21 @@
               <w:rPr>
                 <w:lang w:val="en-IN"/>
               </w:rPr>
-              <w:t xml:space="preserve">private String calName; </w:t>
+              <w:t xml:space="preserve">private String </w:t>
+            </w:r>
+            <w:proofErr w:type="spellStart"/>
+            <w:r>
+              <w:rPr>
+                <w:lang w:val="en-IN"/>
+              </w:rPr>
+              <w:t>calName</w:t>
+            </w:r>
+            <w:proofErr w:type="spellEnd"/>
+            <w:r>
+              <w:rPr>
+                <w:lang w:val="en-IN"/>
+              </w:rPr>
+              <w:t xml:space="preserve">; </w:t>
             </w:r>
             <w:r>
               <w:rPr>
@@ -9204,7 +10383,25 @@
                 <w:lang w:val="en-IN"/>
               </w:rPr>
               <w:br/>
-              <w:t xml:space="preserve">    private String calName; </w:t>
+              <w:t xml:space="preserve">    private String </w:t>
+            </w:r>
+            <w:proofErr w:type="spellStart"/>
+            <w:r>
+              <w:rPr>
+                <w:sz w:val="20"/>
+                <w:szCs w:val="20"/>
+                <w:lang w:val="en-IN"/>
+              </w:rPr>
+              <w:t>calName</w:t>
+            </w:r>
+            <w:proofErr w:type="spellEnd"/>
+            <w:r>
+              <w:rPr>
+                <w:sz w:val="20"/>
+                <w:szCs w:val="20"/>
+                <w:lang w:val="en-IN"/>
+              </w:rPr>
+              <w:t xml:space="preserve">; </w:t>
             </w:r>
             <w:r>
               <w:rPr>
@@ -9233,24 +10430,25 @@
                 <w:szCs w:val="20"/>
                 <w:lang w:val="en-IN"/>
               </w:rPr>
-              <w:t>private Double calPrice;</w:t>
-            </w:r>
+              <w:t xml:space="preserve">private Double </w:t>
+            </w:r>
+            <w:proofErr w:type="spellStart"/>
             <w:r>
               <w:rPr>
                 <w:sz w:val="20"/>
                 <w:szCs w:val="20"/>
                 <w:lang w:val="en-IN"/>
               </w:rPr>
-              <w:br/>
-            </w:r>
+              <w:t>calPrice</w:t>
+            </w:r>
+            <w:proofErr w:type="spellEnd"/>
             <w:r>
               <w:rPr>
                 <w:sz w:val="20"/>
                 <w:szCs w:val="20"/>
                 <w:lang w:val="en-IN"/>
               </w:rPr>
-              <w:br/>
-              <w:t xml:space="preserve">    public Calculator(Double calPrice, String calName) {</w:t>
+              <w:t>;</w:t>
             </w:r>
             <w:r>
               <w:rPr>
@@ -9259,7 +10457,6 @@
                 <w:lang w:val="en-IN"/>
               </w:rPr>
               <w:br/>
-              <w:t xml:space="preserve">        this.calPrice = calPrice;</w:t>
             </w:r>
             <w:r>
               <w:rPr>
@@ -9268,34 +10465,169 @@
                 <w:lang w:val="en-IN"/>
               </w:rPr>
               <w:br/>
-              <w:t xml:space="preserve">        this.calName = calName;</w:t>
-            </w:r>
+              <w:t xml:space="preserve">    public Calculator(Double </w:t>
+            </w:r>
+            <w:proofErr w:type="spellStart"/>
             <w:r>
               <w:rPr>
                 <w:sz w:val="20"/>
                 <w:szCs w:val="20"/>
                 <w:lang w:val="en-IN"/>
               </w:rPr>
-              <w:br/>
-              <w:t xml:space="preserve">    }</w:t>
-            </w:r>
+              <w:t>calPrice</w:t>
+            </w:r>
+            <w:proofErr w:type="spellEnd"/>
             <w:r>
               <w:rPr>
                 <w:sz w:val="20"/>
                 <w:szCs w:val="20"/>
                 <w:lang w:val="en-IN"/>
               </w:rPr>
-              <w:br/>
-              <w:t xml:space="preserve">    void m1() {</w:t>
-            </w:r>
+              <w:t xml:space="preserve">, String </w:t>
+            </w:r>
+            <w:proofErr w:type="spellStart"/>
             <w:r>
               <w:rPr>
                 <w:sz w:val="20"/>
                 <w:szCs w:val="20"/>
                 <w:lang w:val="en-IN"/>
               </w:rPr>
-              <w:br/>
-              <w:t xml:space="preserve">        System.</w:t>
+              <w:t>calName</w:t>
+            </w:r>
+            <w:proofErr w:type="spellEnd"/>
+            <w:r>
+              <w:rPr>
+                <w:sz w:val="20"/>
+                <w:szCs w:val="20"/>
+                <w:lang w:val="en-IN"/>
+              </w:rPr>
+              <w:t>) {</w:t>
+            </w:r>
+            <w:r>
+              <w:rPr>
+                <w:sz w:val="20"/>
+                <w:szCs w:val="20"/>
+                <w:lang w:val="en-IN"/>
+              </w:rPr>
+              <w:br/>
+              <w:t xml:space="preserve">        </w:t>
+            </w:r>
+            <w:proofErr w:type="spellStart"/>
+            <w:r>
+              <w:rPr>
+                <w:sz w:val="20"/>
+                <w:szCs w:val="20"/>
+                <w:lang w:val="en-IN"/>
+              </w:rPr>
+              <w:t>this.calPrice</w:t>
+            </w:r>
+            <w:proofErr w:type="spellEnd"/>
+            <w:r>
+              <w:rPr>
+                <w:sz w:val="20"/>
+                <w:szCs w:val="20"/>
+                <w:lang w:val="en-IN"/>
+              </w:rPr>
+              <w:t xml:space="preserve"> = </w:t>
+            </w:r>
+            <w:proofErr w:type="spellStart"/>
+            <w:r>
+              <w:rPr>
+                <w:sz w:val="20"/>
+                <w:szCs w:val="20"/>
+                <w:lang w:val="en-IN"/>
+              </w:rPr>
+              <w:t>calPrice</w:t>
+            </w:r>
+            <w:proofErr w:type="spellEnd"/>
+            <w:r>
+              <w:rPr>
+                <w:sz w:val="20"/>
+                <w:szCs w:val="20"/>
+                <w:lang w:val="en-IN"/>
+              </w:rPr>
+              <w:t>;</w:t>
+            </w:r>
+            <w:r>
+              <w:rPr>
+                <w:sz w:val="20"/>
+                <w:szCs w:val="20"/>
+                <w:lang w:val="en-IN"/>
+              </w:rPr>
+              <w:br/>
+              <w:t xml:space="preserve">        </w:t>
+            </w:r>
+            <w:proofErr w:type="spellStart"/>
+            <w:r>
+              <w:rPr>
+                <w:sz w:val="20"/>
+                <w:szCs w:val="20"/>
+                <w:lang w:val="en-IN"/>
+              </w:rPr>
+              <w:t>this.calName</w:t>
+            </w:r>
+            <w:proofErr w:type="spellEnd"/>
+            <w:r>
+              <w:rPr>
+                <w:sz w:val="20"/>
+                <w:szCs w:val="20"/>
+                <w:lang w:val="en-IN"/>
+              </w:rPr>
+              <w:t xml:space="preserve"> = </w:t>
+            </w:r>
+            <w:proofErr w:type="spellStart"/>
+            <w:r>
+              <w:rPr>
+                <w:sz w:val="20"/>
+                <w:szCs w:val="20"/>
+                <w:lang w:val="en-IN"/>
+              </w:rPr>
+              <w:t>calName</w:t>
+            </w:r>
+            <w:proofErr w:type="spellEnd"/>
+            <w:r>
+              <w:rPr>
+                <w:sz w:val="20"/>
+                <w:szCs w:val="20"/>
+                <w:lang w:val="en-IN"/>
+              </w:rPr>
+              <w:t>;</w:t>
+            </w:r>
+            <w:r>
+              <w:rPr>
+                <w:sz w:val="20"/>
+                <w:szCs w:val="20"/>
+                <w:lang w:val="en-IN"/>
+              </w:rPr>
+              <w:br/>
+              <w:t xml:space="preserve">    }</w:t>
+            </w:r>
+            <w:r>
+              <w:rPr>
+                <w:sz w:val="20"/>
+                <w:szCs w:val="20"/>
+                <w:lang w:val="en-IN"/>
+              </w:rPr>
+              <w:br/>
+              <w:t xml:space="preserve">    void m1() {</w:t>
+            </w:r>
+            <w:r>
+              <w:rPr>
+                <w:sz w:val="20"/>
+                <w:szCs w:val="20"/>
+                <w:lang w:val="en-IN"/>
+              </w:rPr>
+              <w:br/>
+              <w:t xml:space="preserve">        </w:t>
+            </w:r>
+            <w:proofErr w:type="spellStart"/>
+            <w:r>
+              <w:rPr>
+                <w:sz w:val="20"/>
+                <w:szCs w:val="20"/>
+                <w:lang w:val="en-IN"/>
+              </w:rPr>
+              <w:t>System.</w:t>
             </w:r>
             <w:r>
               <w:rPr>
@@ -9313,7 +10645,34 @@
                 <w:szCs w:val="20"/>
                 <w:lang w:val="en-IN"/>
               </w:rPr>
-              <w:t>.println("HI ... : " + this.calName);</w:t>
+              <w:t>.println</w:t>
+            </w:r>
+            <w:proofErr w:type="spellEnd"/>
+            <w:r>
+              <w:rPr>
+                <w:sz w:val="20"/>
+                <w:szCs w:val="20"/>
+                <w:lang w:val="en-IN"/>
+              </w:rPr>
+              <w:t xml:space="preserve">("HI ... : " + </w:t>
+            </w:r>
+            <w:proofErr w:type="spellStart"/>
+            <w:r>
+              <w:rPr>
+                <w:sz w:val="20"/>
+                <w:szCs w:val="20"/>
+                <w:lang w:val="en-IN"/>
+              </w:rPr>
+              <w:t>this.calName</w:t>
+            </w:r>
+            <w:proofErr w:type="spellEnd"/>
+            <w:r>
+              <w:rPr>
+                <w:sz w:val="20"/>
+                <w:szCs w:val="20"/>
+                <w:lang w:val="en-IN"/>
+              </w:rPr>
+              <w:t>);</w:t>
             </w:r>
             <w:r>
               <w:rPr>
@@ -9449,7 +10808,25 @@
                 <w:lang w:val="en-IN"/>
               </w:rPr>
               <w:br/>
-              <w:t xml:space="preserve">    private String calName; </w:t>
+              <w:t xml:space="preserve">    private String </w:t>
+            </w:r>
+            <w:proofErr w:type="spellStart"/>
+            <w:r>
+              <w:rPr>
+                <w:sz w:val="16"/>
+                <w:szCs w:val="16"/>
+                <w:lang w:val="en-IN"/>
+              </w:rPr>
+              <w:t>calName</w:t>
+            </w:r>
+            <w:proofErr w:type="spellEnd"/>
+            <w:r>
+              <w:rPr>
+                <w:sz w:val="16"/>
+                <w:szCs w:val="16"/>
+                <w:lang w:val="en-IN"/>
+              </w:rPr>
+              <w:t xml:space="preserve">; </w:t>
             </w:r>
             <w:r>
               <w:rPr>
@@ -9478,24 +10855,78 @@
                 <w:szCs w:val="16"/>
                 <w:lang w:val="en-IN"/>
               </w:rPr>
-              <w:t>private Double calPrice;</w:t>
-            </w:r>
-            <w:r>
-              <w:rPr>
-                <w:sz w:val="16"/>
-                <w:szCs w:val="16"/>
-                <w:lang w:val="en-IN"/>
-              </w:rPr>
-              <w:br/>
-            </w:r>
-            <w:r>
-              <w:rPr>
-                <w:sz w:val="16"/>
-                <w:szCs w:val="16"/>
-                <w:lang w:val="en-IN"/>
-              </w:rPr>
-              <w:br/>
-              <w:t xml:space="preserve">    public Calculator(String cName, Double cPrice) {</w:t>
+              <w:t xml:space="preserve">private Double </w:t>
+            </w:r>
+            <w:proofErr w:type="spellStart"/>
+            <w:r>
+              <w:rPr>
+                <w:sz w:val="16"/>
+                <w:szCs w:val="16"/>
+                <w:lang w:val="en-IN"/>
+              </w:rPr>
+              <w:t>calPrice</w:t>
+            </w:r>
+            <w:proofErr w:type="spellEnd"/>
+            <w:r>
+              <w:rPr>
+                <w:sz w:val="16"/>
+                <w:szCs w:val="16"/>
+                <w:lang w:val="en-IN"/>
+              </w:rPr>
+              <w:t>;</w:t>
+            </w:r>
+            <w:r>
+              <w:rPr>
+                <w:sz w:val="16"/>
+                <w:szCs w:val="16"/>
+                <w:lang w:val="en-IN"/>
+              </w:rPr>
+              <w:br/>
+            </w:r>
+            <w:r>
+              <w:rPr>
+                <w:sz w:val="16"/>
+                <w:szCs w:val="16"/>
+                <w:lang w:val="en-IN"/>
+              </w:rPr>
+              <w:br/>
+              <w:t xml:space="preserve">    public Calculator(String </w:t>
+            </w:r>
+            <w:proofErr w:type="spellStart"/>
+            <w:r>
+              <w:rPr>
+                <w:sz w:val="16"/>
+                <w:szCs w:val="16"/>
+                <w:lang w:val="en-IN"/>
+              </w:rPr>
+              <w:t>cName</w:t>
+            </w:r>
+            <w:proofErr w:type="spellEnd"/>
+            <w:r>
+              <w:rPr>
+                <w:sz w:val="16"/>
+                <w:szCs w:val="16"/>
+                <w:lang w:val="en-IN"/>
+              </w:rPr>
+              <w:t xml:space="preserve">, Double </w:t>
+            </w:r>
+            <w:proofErr w:type="spellStart"/>
+            <w:r>
+              <w:rPr>
+                <w:sz w:val="16"/>
+                <w:szCs w:val="16"/>
+                <w:lang w:val="en-IN"/>
+              </w:rPr>
+              <w:t>cPrice</w:t>
+            </w:r>
+            <w:proofErr w:type="spellEnd"/>
+            <w:r>
+              <w:rPr>
+                <w:sz w:val="16"/>
+                <w:szCs w:val="16"/>
+                <w:lang w:val="en-IN"/>
+              </w:rPr>
+              <w:t>) {</w:t>
             </w:r>
             <w:r>
               <w:rPr>
@@ -9513,8 +10944,9 @@
                 <w:szCs w:val="16"/>
                 <w:lang w:val="en-IN"/>
               </w:rPr>
-              <w:t xml:space="preserve">        calName = cName;</w:t>
-            </w:r>
+              <w:t xml:space="preserve">        </w:t>
+            </w:r>
+            <w:proofErr w:type="spellStart"/>
             <w:r>
               <w:rPr>
                 <w:b/>
@@ -9523,8 +10955,95 @@
                 <w:szCs w:val="16"/>
                 <w:lang w:val="en-IN"/>
               </w:rPr>
-              <w:br/>
-              <w:t xml:space="preserve">        calPrice = cPrice;</w:t>
+              <w:t>calName</w:t>
+            </w:r>
+            <w:proofErr w:type="spellEnd"/>
+            <w:r>
+              <w:rPr>
+                <w:b/>
+                <w:bCs/>
+                <w:sz w:val="16"/>
+                <w:szCs w:val="16"/>
+                <w:lang w:val="en-IN"/>
+              </w:rPr>
+              <w:t xml:space="preserve"> = </w:t>
+            </w:r>
+            <w:proofErr w:type="spellStart"/>
+            <w:r>
+              <w:rPr>
+                <w:b/>
+                <w:bCs/>
+                <w:sz w:val="16"/>
+                <w:szCs w:val="16"/>
+                <w:lang w:val="en-IN"/>
+              </w:rPr>
+              <w:t>cName</w:t>
+            </w:r>
+            <w:proofErr w:type="spellEnd"/>
+            <w:r>
+              <w:rPr>
+                <w:b/>
+                <w:bCs/>
+                <w:sz w:val="16"/>
+                <w:szCs w:val="16"/>
+                <w:lang w:val="en-IN"/>
+              </w:rPr>
+              <w:t>;</w:t>
+            </w:r>
+            <w:r>
+              <w:rPr>
+                <w:b/>
+                <w:bCs/>
+                <w:sz w:val="16"/>
+                <w:szCs w:val="16"/>
+                <w:lang w:val="en-IN"/>
+              </w:rPr>
+              <w:br/>
+              <w:t xml:space="preserve">        </w:t>
+            </w:r>
+            <w:proofErr w:type="spellStart"/>
+            <w:r>
+              <w:rPr>
+                <w:b/>
+                <w:bCs/>
+                <w:sz w:val="16"/>
+                <w:szCs w:val="16"/>
+                <w:lang w:val="en-IN"/>
+              </w:rPr>
+              <w:t>calPrice</w:t>
+            </w:r>
+            <w:proofErr w:type="spellEnd"/>
+            <w:r>
+              <w:rPr>
+                <w:b/>
+                <w:bCs/>
+                <w:sz w:val="16"/>
+                <w:szCs w:val="16"/>
+                <w:lang w:val="en-IN"/>
+              </w:rPr>
+              <w:t xml:space="preserve"> = </w:t>
+            </w:r>
+            <w:proofErr w:type="spellStart"/>
+            <w:r>
+              <w:rPr>
+                <w:b/>
+                <w:bCs/>
+                <w:sz w:val="16"/>
+                <w:szCs w:val="16"/>
+                <w:lang w:val="en-IN"/>
+              </w:rPr>
+              <w:t>cPrice</w:t>
+            </w:r>
+            <w:proofErr w:type="spellEnd"/>
+            <w:r>
+              <w:rPr>
+                <w:b/>
+                <w:bCs/>
+                <w:sz w:val="16"/>
+                <w:szCs w:val="16"/>
+                <w:lang w:val="en-IN"/>
+              </w:rPr>
+              <w:t>;</w:t>
             </w:r>
             <w:r>
               <w:rPr>
@@ -9559,7 +11078,16 @@
                 <w:lang w:val="en-IN"/>
               </w:rPr>
               <w:br/>
-              <w:t xml:space="preserve">        System.</w:t>
+              <w:t xml:space="preserve">        </w:t>
+            </w:r>
+            <w:proofErr w:type="spellStart"/>
+            <w:r>
+              <w:rPr>
+                <w:sz w:val="16"/>
+                <w:szCs w:val="16"/>
+                <w:lang w:val="en-IN"/>
+              </w:rPr>
+              <w:t>System.</w:t>
             </w:r>
             <w:r>
               <w:rPr>
@@ -9577,7 +11105,34 @@
                 <w:szCs w:val="16"/>
                 <w:lang w:val="en-IN"/>
               </w:rPr>
-              <w:t>.println("HI ... : " + calName);</w:t>
+              <w:t>.println</w:t>
+            </w:r>
+            <w:proofErr w:type="spellEnd"/>
+            <w:r>
+              <w:rPr>
+                <w:sz w:val="16"/>
+                <w:szCs w:val="16"/>
+                <w:lang w:val="en-IN"/>
+              </w:rPr>
+              <w:t xml:space="preserve">("HI ... : " + </w:t>
+            </w:r>
+            <w:proofErr w:type="spellStart"/>
+            <w:r>
+              <w:rPr>
+                <w:sz w:val="16"/>
+                <w:szCs w:val="16"/>
+                <w:lang w:val="en-IN"/>
+              </w:rPr>
+              <w:t>calName</w:t>
+            </w:r>
+            <w:proofErr w:type="spellEnd"/>
+            <w:r>
+              <w:rPr>
+                <w:sz w:val="16"/>
+                <w:szCs w:val="16"/>
+                <w:lang w:val="en-IN"/>
+              </w:rPr>
+              <w:t>);</w:t>
             </w:r>
             <w:r>
               <w:rPr>
@@ -9626,16 +11181,52 @@
                 <w:lang w:val="en-IN"/>
               </w:rPr>
               <w:br/>
-              <w:t xml:space="preserve">    public static void main(String[] args) {</w:t>
-            </w:r>
-            <w:r>
-              <w:rPr>
-                <w:sz w:val="16"/>
-                <w:szCs w:val="16"/>
-                <w:lang w:val="en-IN"/>
-              </w:rPr>
-              <w:br/>
-              <w:t xml:space="preserve">        Calculator calculator = new Calculator("kamal",12d);</w:t>
+              <w:t xml:space="preserve">    public static void main(String[] </w:t>
+            </w:r>
+            <w:proofErr w:type="spellStart"/>
+            <w:r>
+              <w:rPr>
+                <w:sz w:val="16"/>
+                <w:szCs w:val="16"/>
+                <w:lang w:val="en-IN"/>
+              </w:rPr>
+              <w:t>args</w:t>
+            </w:r>
+            <w:proofErr w:type="spellEnd"/>
+            <w:r>
+              <w:rPr>
+                <w:sz w:val="16"/>
+                <w:szCs w:val="16"/>
+                <w:lang w:val="en-IN"/>
+              </w:rPr>
+              <w:t>) {</w:t>
+            </w:r>
+            <w:r>
+              <w:rPr>
+                <w:sz w:val="16"/>
+                <w:szCs w:val="16"/>
+                <w:lang w:val="en-IN"/>
+              </w:rPr>
+              <w:br/>
+              <w:t xml:space="preserve">        Calculator </w:t>
+            </w:r>
+            <w:proofErr w:type="spellStart"/>
+            <w:r>
+              <w:rPr>
+                <w:sz w:val="16"/>
+                <w:szCs w:val="16"/>
+                <w:lang w:val="en-IN"/>
+              </w:rPr>
+              <w:t>calculator</w:t>
+            </w:r>
+            <w:proofErr w:type="spellEnd"/>
+            <w:r>
+              <w:rPr>
+                <w:sz w:val="16"/>
+                <w:szCs w:val="16"/>
+                <w:lang w:val="en-IN"/>
+              </w:rPr>
+              <w:t xml:space="preserve"> = new Calculator("kamal",12d);</w:t>
             </w:r>
             <w:r>
               <w:rPr>
@@ -9771,7 +11362,21 @@
         <w:rPr>
           <w:lang w:val="en-IN"/>
         </w:rPr>
-        <w:t xml:space="preserve">Why are we using “this”  in pojo class? </w:t>
+        <w:t xml:space="preserve">Why are we using “this”  in </w:t>
+      </w:r>
+      <w:proofErr w:type="spellStart"/>
+      <w:r>
+        <w:rPr>
+          <w:lang w:val="en-IN"/>
+        </w:rPr>
+        <w:t>pojo</w:t>
+      </w:r>
+      <w:proofErr w:type="spellEnd"/>
+      <w:r>
+        <w:rPr>
+          <w:lang w:val="en-IN"/>
+        </w:rPr>
+        <w:t xml:space="preserve"> class? </w:t>
       </w:r>
     </w:p>
     <w:p>
@@ -9802,7 +11407,7 @@
                     <pic:cNvPicPr/>
                   </pic:nvPicPr>
                   <pic:blipFill>
-                    <a:blip r:embed="rId41"/>
+                    <a:blip r:embed="rId40"/>
                     <a:stretch>
                       <a:fillRect/>
                     </a:stretch>
@@ -9877,7 +11482,21 @@
         <w:rPr>
           <w:lang w:val="en-IN"/>
         </w:rPr>
-        <w:t xml:space="preserve"> We can not ignore unnecessary values in</w:t>
+        <w:t xml:space="preserve"> We </w:t>
+      </w:r>
+      <w:proofErr w:type="spellStart"/>
+      <w:r>
+        <w:rPr>
+          <w:lang w:val="en-IN"/>
+        </w:rPr>
+        <w:t>can not</w:t>
+      </w:r>
+      <w:proofErr w:type="spellEnd"/>
+      <w:r>
+        <w:rPr>
+          <w:lang w:val="en-IN"/>
+        </w:rPr>
+        <w:t xml:space="preserve"> ignore unnecessary values in</w:t>
       </w:r>
       <w:r>
         <w:rPr>
@@ -9966,7 +11585,21 @@
         <w:rPr>
           <w:lang w:val="en-IN"/>
         </w:rPr>
-        <w:t xml:space="preserve"> / To initialize the instance varialbes.</w:t>
+        <w:t xml:space="preserve"> / To initialize the instance </w:t>
+      </w:r>
+      <w:proofErr w:type="spellStart"/>
+      <w:r>
+        <w:rPr>
+          <w:lang w:val="en-IN"/>
+        </w:rPr>
+        <w:t>varialbes</w:t>
+      </w:r>
+      <w:proofErr w:type="spellEnd"/>
+      <w:r>
+        <w:rPr>
+          <w:lang w:val="en-IN"/>
+        </w:rPr>
+        <w:t>.</w:t>
       </w:r>
     </w:p>
     <w:p>
@@ -10140,87 +11773,375 @@
                 <w:lang w:val="en-IN"/>
               </w:rPr>
               <w:br/>
-              <w:t xml:space="preserve">    private String empName;</w:t>
-            </w:r>
-            <w:r>
-              <w:rPr>
-                <w:sz w:val="16"/>
-                <w:szCs w:val="16"/>
-                <w:lang w:val="en-IN"/>
-              </w:rPr>
-              <w:br/>
-              <w:t xml:space="preserve">    private int empId;</w:t>
-            </w:r>
-            <w:r>
-              <w:rPr>
-                <w:sz w:val="16"/>
-                <w:szCs w:val="16"/>
-                <w:lang w:val="en-IN"/>
-              </w:rPr>
-              <w:br/>
-              <w:t xml:space="preserve">    private double empSalary;</w:t>
-            </w:r>
-            <w:r>
-              <w:rPr>
-                <w:sz w:val="16"/>
-                <w:szCs w:val="16"/>
-                <w:lang w:val="en-IN"/>
-              </w:rPr>
-              <w:br/>
-              <w:t xml:space="preserve">    private String aadharNumber;</w:t>
-            </w:r>
-            <w:r>
-              <w:rPr>
-                <w:sz w:val="16"/>
-                <w:szCs w:val="16"/>
-                <w:lang w:val="en-IN"/>
-              </w:rPr>
-              <w:br/>
-            </w:r>
-            <w:r>
-              <w:rPr>
-                <w:sz w:val="16"/>
-                <w:szCs w:val="16"/>
-                <w:lang w:val="en-IN"/>
-              </w:rPr>
-              <w:br/>
-              <w:t xml:space="preserve">    public Employee(String empName, int empId, double empSalary, String aadharNumber){</w:t>
-            </w:r>
-            <w:r>
-              <w:rPr>
-                <w:sz w:val="16"/>
-                <w:szCs w:val="16"/>
-                <w:lang w:val="en-IN"/>
-              </w:rPr>
-              <w:br/>
-              <w:t xml:space="preserve">        this.aadharNumber = aadharNumber;</w:t>
-            </w:r>
-            <w:r>
-              <w:rPr>
-                <w:sz w:val="16"/>
-                <w:szCs w:val="16"/>
-                <w:lang w:val="en-IN"/>
-              </w:rPr>
-              <w:br/>
-              <w:t xml:space="preserve">        this.empSalary = empSalary;</w:t>
-            </w:r>
-            <w:r>
-              <w:rPr>
-                <w:sz w:val="16"/>
-                <w:szCs w:val="16"/>
-                <w:lang w:val="en-IN"/>
-              </w:rPr>
-              <w:br/>
-              <w:t xml:space="preserve">        this.empId = empId;</w:t>
-            </w:r>
-            <w:r>
-              <w:rPr>
-                <w:sz w:val="16"/>
-                <w:szCs w:val="16"/>
-                <w:lang w:val="en-IN"/>
-              </w:rPr>
-              <w:br/>
-              <w:t xml:space="preserve">        this.empName = empName;</w:t>
+              <w:t xml:space="preserve">    private String </w:t>
+            </w:r>
+            <w:proofErr w:type="spellStart"/>
+            <w:r>
+              <w:rPr>
+                <w:sz w:val="16"/>
+                <w:szCs w:val="16"/>
+                <w:lang w:val="en-IN"/>
+              </w:rPr>
+              <w:t>empName</w:t>
+            </w:r>
+            <w:proofErr w:type="spellEnd"/>
+            <w:r>
+              <w:rPr>
+                <w:sz w:val="16"/>
+                <w:szCs w:val="16"/>
+                <w:lang w:val="en-IN"/>
+              </w:rPr>
+              <w:t>;</w:t>
+            </w:r>
+            <w:r>
+              <w:rPr>
+                <w:sz w:val="16"/>
+                <w:szCs w:val="16"/>
+                <w:lang w:val="en-IN"/>
+              </w:rPr>
+              <w:br/>
+              <w:t xml:space="preserve">    private int </w:t>
+            </w:r>
+            <w:proofErr w:type="spellStart"/>
+            <w:r>
+              <w:rPr>
+                <w:sz w:val="16"/>
+                <w:szCs w:val="16"/>
+                <w:lang w:val="en-IN"/>
+              </w:rPr>
+              <w:t>empId</w:t>
+            </w:r>
+            <w:proofErr w:type="spellEnd"/>
+            <w:r>
+              <w:rPr>
+                <w:sz w:val="16"/>
+                <w:szCs w:val="16"/>
+                <w:lang w:val="en-IN"/>
+              </w:rPr>
+              <w:t>;</w:t>
+            </w:r>
+            <w:r>
+              <w:rPr>
+                <w:sz w:val="16"/>
+                <w:szCs w:val="16"/>
+                <w:lang w:val="en-IN"/>
+              </w:rPr>
+              <w:br/>
+              <w:t xml:space="preserve">    private double </w:t>
+            </w:r>
+            <w:proofErr w:type="spellStart"/>
+            <w:r>
+              <w:rPr>
+                <w:sz w:val="16"/>
+                <w:szCs w:val="16"/>
+                <w:lang w:val="en-IN"/>
+              </w:rPr>
+              <w:t>empSalary</w:t>
+            </w:r>
+            <w:proofErr w:type="spellEnd"/>
+            <w:r>
+              <w:rPr>
+                <w:sz w:val="16"/>
+                <w:szCs w:val="16"/>
+                <w:lang w:val="en-IN"/>
+              </w:rPr>
+              <w:t>;</w:t>
+            </w:r>
+            <w:r>
+              <w:rPr>
+                <w:sz w:val="16"/>
+                <w:szCs w:val="16"/>
+                <w:lang w:val="en-IN"/>
+              </w:rPr>
+              <w:br/>
+              <w:t xml:space="preserve">    private String </w:t>
+            </w:r>
+            <w:proofErr w:type="spellStart"/>
+            <w:r>
+              <w:rPr>
+                <w:sz w:val="16"/>
+                <w:szCs w:val="16"/>
+                <w:lang w:val="en-IN"/>
+              </w:rPr>
+              <w:t>aadharNumber</w:t>
+            </w:r>
+            <w:proofErr w:type="spellEnd"/>
+            <w:r>
+              <w:rPr>
+                <w:sz w:val="16"/>
+                <w:szCs w:val="16"/>
+                <w:lang w:val="en-IN"/>
+              </w:rPr>
+              <w:t>;</w:t>
+            </w:r>
+            <w:r>
+              <w:rPr>
+                <w:sz w:val="16"/>
+                <w:szCs w:val="16"/>
+                <w:lang w:val="en-IN"/>
+              </w:rPr>
+              <w:br/>
+            </w:r>
+            <w:r>
+              <w:rPr>
+                <w:sz w:val="16"/>
+                <w:szCs w:val="16"/>
+                <w:lang w:val="en-IN"/>
+              </w:rPr>
+              <w:br/>
+              <w:t xml:space="preserve">    public Employee(String </w:t>
+            </w:r>
+            <w:proofErr w:type="spellStart"/>
+            <w:r>
+              <w:rPr>
+                <w:sz w:val="16"/>
+                <w:szCs w:val="16"/>
+                <w:lang w:val="en-IN"/>
+              </w:rPr>
+              <w:t>empName</w:t>
+            </w:r>
+            <w:proofErr w:type="spellEnd"/>
+            <w:r>
+              <w:rPr>
+                <w:sz w:val="16"/>
+                <w:szCs w:val="16"/>
+                <w:lang w:val="en-IN"/>
+              </w:rPr>
+              <w:t xml:space="preserve">, int </w:t>
+            </w:r>
+            <w:proofErr w:type="spellStart"/>
+            <w:r>
+              <w:rPr>
+                <w:sz w:val="16"/>
+                <w:szCs w:val="16"/>
+                <w:lang w:val="en-IN"/>
+              </w:rPr>
+              <w:t>empId</w:t>
+            </w:r>
+            <w:proofErr w:type="spellEnd"/>
+            <w:r>
+              <w:rPr>
+                <w:sz w:val="16"/>
+                <w:szCs w:val="16"/>
+                <w:lang w:val="en-IN"/>
+              </w:rPr>
+              <w:t xml:space="preserve">, double </w:t>
+            </w:r>
+            <w:proofErr w:type="spellStart"/>
+            <w:r>
+              <w:rPr>
+                <w:sz w:val="16"/>
+                <w:szCs w:val="16"/>
+                <w:lang w:val="en-IN"/>
+              </w:rPr>
+              <w:t>empSalary</w:t>
+            </w:r>
+            <w:proofErr w:type="spellEnd"/>
+            <w:r>
+              <w:rPr>
+                <w:sz w:val="16"/>
+                <w:szCs w:val="16"/>
+                <w:lang w:val="en-IN"/>
+              </w:rPr>
+              <w:t xml:space="preserve">, String </w:t>
+            </w:r>
+            <w:proofErr w:type="spellStart"/>
+            <w:r>
+              <w:rPr>
+                <w:sz w:val="16"/>
+                <w:szCs w:val="16"/>
+                <w:lang w:val="en-IN"/>
+              </w:rPr>
+              <w:t>aadharNumber</w:t>
+            </w:r>
+            <w:proofErr w:type="spellEnd"/>
+            <w:r>
+              <w:rPr>
+                <w:sz w:val="16"/>
+                <w:szCs w:val="16"/>
+                <w:lang w:val="en-IN"/>
+              </w:rPr>
+              <w:t>){</w:t>
+            </w:r>
+            <w:r>
+              <w:rPr>
+                <w:sz w:val="16"/>
+                <w:szCs w:val="16"/>
+                <w:lang w:val="en-IN"/>
+              </w:rPr>
+              <w:br/>
+              <w:t xml:space="preserve">        </w:t>
+            </w:r>
+            <w:proofErr w:type="spellStart"/>
+            <w:r>
+              <w:rPr>
+                <w:sz w:val="16"/>
+                <w:szCs w:val="16"/>
+                <w:lang w:val="en-IN"/>
+              </w:rPr>
+              <w:t>this.aadharNumber</w:t>
+            </w:r>
+            <w:proofErr w:type="spellEnd"/>
+            <w:r>
+              <w:rPr>
+                <w:sz w:val="16"/>
+                <w:szCs w:val="16"/>
+                <w:lang w:val="en-IN"/>
+              </w:rPr>
+              <w:t xml:space="preserve"> = </w:t>
+            </w:r>
+            <w:proofErr w:type="spellStart"/>
+            <w:r>
+              <w:rPr>
+                <w:sz w:val="16"/>
+                <w:szCs w:val="16"/>
+                <w:lang w:val="en-IN"/>
+              </w:rPr>
+              <w:t>aadharNumber</w:t>
+            </w:r>
+            <w:proofErr w:type="spellEnd"/>
+            <w:r>
+              <w:rPr>
+                <w:sz w:val="16"/>
+                <w:szCs w:val="16"/>
+                <w:lang w:val="en-IN"/>
+              </w:rPr>
+              <w:t>;</w:t>
+            </w:r>
+            <w:r>
+              <w:rPr>
+                <w:sz w:val="16"/>
+                <w:szCs w:val="16"/>
+                <w:lang w:val="en-IN"/>
+              </w:rPr>
+              <w:br/>
+              <w:t xml:space="preserve">        </w:t>
+            </w:r>
+            <w:proofErr w:type="spellStart"/>
+            <w:r>
+              <w:rPr>
+                <w:sz w:val="16"/>
+                <w:szCs w:val="16"/>
+                <w:lang w:val="en-IN"/>
+              </w:rPr>
+              <w:t>this.empSalary</w:t>
+            </w:r>
+            <w:proofErr w:type="spellEnd"/>
+            <w:r>
+              <w:rPr>
+                <w:sz w:val="16"/>
+                <w:szCs w:val="16"/>
+                <w:lang w:val="en-IN"/>
+              </w:rPr>
+              <w:t xml:space="preserve"> = </w:t>
+            </w:r>
+            <w:proofErr w:type="spellStart"/>
+            <w:r>
+              <w:rPr>
+                <w:sz w:val="16"/>
+                <w:szCs w:val="16"/>
+                <w:lang w:val="en-IN"/>
+              </w:rPr>
+              <w:t>empSalary</w:t>
+            </w:r>
+            <w:proofErr w:type="spellEnd"/>
+            <w:r>
+              <w:rPr>
+                <w:sz w:val="16"/>
+                <w:szCs w:val="16"/>
+                <w:lang w:val="en-IN"/>
+              </w:rPr>
+              <w:t>;</w:t>
+            </w:r>
+            <w:r>
+              <w:rPr>
+                <w:sz w:val="16"/>
+                <w:szCs w:val="16"/>
+                <w:lang w:val="en-IN"/>
+              </w:rPr>
+              <w:br/>
+              <w:t xml:space="preserve">        </w:t>
+            </w:r>
+            <w:proofErr w:type="spellStart"/>
+            <w:r>
+              <w:rPr>
+                <w:sz w:val="16"/>
+                <w:szCs w:val="16"/>
+                <w:lang w:val="en-IN"/>
+              </w:rPr>
+              <w:t>this.empId</w:t>
+            </w:r>
+            <w:proofErr w:type="spellEnd"/>
+            <w:r>
+              <w:rPr>
+                <w:sz w:val="16"/>
+                <w:szCs w:val="16"/>
+                <w:lang w:val="en-IN"/>
+              </w:rPr>
+              <w:t xml:space="preserve"> = </w:t>
+            </w:r>
+            <w:proofErr w:type="spellStart"/>
+            <w:r>
+              <w:rPr>
+                <w:sz w:val="16"/>
+                <w:szCs w:val="16"/>
+                <w:lang w:val="en-IN"/>
+              </w:rPr>
+              <w:t>empId</w:t>
+            </w:r>
+            <w:proofErr w:type="spellEnd"/>
+            <w:r>
+              <w:rPr>
+                <w:sz w:val="16"/>
+                <w:szCs w:val="16"/>
+                <w:lang w:val="en-IN"/>
+              </w:rPr>
+              <w:t>;</w:t>
+            </w:r>
+            <w:r>
+              <w:rPr>
+                <w:sz w:val="16"/>
+                <w:szCs w:val="16"/>
+                <w:lang w:val="en-IN"/>
+              </w:rPr>
+              <w:br/>
+              <w:t xml:space="preserve">        </w:t>
+            </w:r>
+            <w:proofErr w:type="spellStart"/>
+            <w:r>
+              <w:rPr>
+                <w:sz w:val="16"/>
+                <w:szCs w:val="16"/>
+                <w:lang w:val="en-IN"/>
+              </w:rPr>
+              <w:t>this.empName</w:t>
+            </w:r>
+            <w:proofErr w:type="spellEnd"/>
+            <w:r>
+              <w:rPr>
+                <w:sz w:val="16"/>
+                <w:szCs w:val="16"/>
+                <w:lang w:val="en-IN"/>
+              </w:rPr>
+              <w:t xml:space="preserve"> = </w:t>
+            </w:r>
+            <w:proofErr w:type="spellStart"/>
+            <w:r>
+              <w:rPr>
+                <w:sz w:val="16"/>
+                <w:szCs w:val="16"/>
+                <w:lang w:val="en-IN"/>
+              </w:rPr>
+              <w:t>empName</w:t>
+            </w:r>
+            <w:proofErr w:type="spellEnd"/>
+            <w:r>
+              <w:rPr>
+                <w:sz w:val="16"/>
+                <w:szCs w:val="16"/>
+                <w:lang w:val="en-IN"/>
+              </w:rPr>
+              <w:t>;</w:t>
             </w:r>
             <w:r>
               <w:rPr>
@@ -10240,6 +12161,7 @@
               <w:br/>
               <w:t xml:space="preserve">    public String </w:t>
             </w:r>
+            <w:proofErr w:type="spellStart"/>
             <w:r>
               <w:rPr>
                 <w:b/>
@@ -10251,6 +12173,7 @@
               </w:rPr>
               <w:t>getEmpName</w:t>
             </w:r>
+            <w:proofErr w:type="spellEnd"/>
             <w:r>
               <w:rPr>
                 <w:sz w:val="16"/>
@@ -10286,7 +12209,31 @@
                 <w:highlight w:val="yellow"/>
                 <w:lang w:val="en-IN"/>
               </w:rPr>
-              <w:t>return this.empName;</w:t>
+              <w:t xml:space="preserve">return </w:t>
+            </w:r>
+            <w:proofErr w:type="spellStart"/>
+            <w:r>
+              <w:rPr>
+                <w:b/>
+                <w:bCs/>
+                <w:sz w:val="16"/>
+                <w:szCs w:val="16"/>
+                <w:highlight w:val="yellow"/>
+                <w:lang w:val="en-IN"/>
+              </w:rPr>
+              <w:t>this.empName</w:t>
+            </w:r>
+            <w:proofErr w:type="spellEnd"/>
+            <w:r>
+              <w:rPr>
+                <w:b/>
+                <w:bCs/>
+                <w:sz w:val="16"/>
+                <w:szCs w:val="16"/>
+                <w:highlight w:val="yellow"/>
+                <w:lang w:val="en-IN"/>
+              </w:rPr>
+              <w:t>;</w:t>
             </w:r>
             <w:r>
               <w:rPr>
@@ -10344,6 +12291,14 @@
                 <w:lang w:val="en-IN"/>
               </w:rPr>
               <w:br/>
+            </w:r>
+            <w:proofErr w:type="spellStart"/>
+            <w:r>
+              <w:rPr>
+                <w:sz w:val="16"/>
+                <w:szCs w:val="16"/>
+                <w:lang w:val="en-IN"/>
+              </w:rPr>
               <w:t>System.</w:t>
             </w:r>
             <w:r>
@@ -10362,7 +12317,34 @@
                 <w:szCs w:val="16"/>
                 <w:lang w:val="en-IN"/>
               </w:rPr>
-              <w:t>.println(e.getEmpName());</w:t>
+              <w:t>.println</w:t>
+            </w:r>
+            <w:proofErr w:type="spellEnd"/>
+            <w:r>
+              <w:rPr>
+                <w:sz w:val="16"/>
+                <w:szCs w:val="16"/>
+                <w:lang w:val="en-IN"/>
+              </w:rPr>
+              <w:t>(</w:t>
+            </w:r>
+            <w:proofErr w:type="spellStart"/>
+            <w:r>
+              <w:rPr>
+                <w:sz w:val="16"/>
+                <w:szCs w:val="16"/>
+                <w:lang w:val="en-IN"/>
+              </w:rPr>
+              <w:t>e.getEmpName</w:t>
+            </w:r>
+            <w:proofErr w:type="spellEnd"/>
+            <w:r>
+              <w:rPr>
+                <w:sz w:val="16"/>
+                <w:szCs w:val="16"/>
+                <w:lang w:val="en-IN"/>
+              </w:rPr>
+              <w:t>());</w:t>
             </w:r>
           </w:p>
           <w:p>
@@ -10653,7 +12635,25 @@
                 <w:lang w:val="en-IN"/>
               </w:rPr>
               <w:br/>
-              <w:t xml:space="preserve">    public String myName = "Kamal";</w:t>
+              <w:t xml:space="preserve">    public String </w:t>
+            </w:r>
+            <w:proofErr w:type="spellStart"/>
+            <w:r>
+              <w:rPr>
+                <w:sz w:val="16"/>
+                <w:szCs w:val="16"/>
+                <w:lang w:val="en-IN"/>
+              </w:rPr>
+              <w:t>myName</w:t>
+            </w:r>
+            <w:proofErr w:type="spellEnd"/>
+            <w:r>
+              <w:rPr>
+                <w:sz w:val="16"/>
+                <w:szCs w:val="16"/>
+                <w:lang w:val="en-IN"/>
+              </w:rPr>
+              <w:t xml:space="preserve"> = "Kamal";</w:t>
             </w:r>
             <w:r>
               <w:rPr>
@@ -10679,7 +12679,16 @@
                 <w:lang w:val="en-IN"/>
               </w:rPr>
               <w:br/>
-              <w:t xml:space="preserve">        System.</w:t>
+              <w:t xml:space="preserve">        </w:t>
+            </w:r>
+            <w:proofErr w:type="spellStart"/>
+            <w:r>
+              <w:rPr>
+                <w:sz w:val="16"/>
+                <w:szCs w:val="16"/>
+                <w:lang w:val="en-IN"/>
+              </w:rPr>
+              <w:t>System.</w:t>
             </w:r>
             <w:r>
               <w:rPr>
@@ -10697,7 +12706,16 @@
                 <w:szCs w:val="16"/>
                 <w:lang w:val="en-IN"/>
               </w:rPr>
-              <w:t>.println("Method m1()");</w:t>
+              <w:t>.println</w:t>
+            </w:r>
+            <w:proofErr w:type="spellEnd"/>
+            <w:r>
+              <w:rPr>
+                <w:sz w:val="16"/>
+                <w:szCs w:val="16"/>
+                <w:lang w:val="en-IN"/>
+              </w:rPr>
+              <w:t>("Method m1()");</w:t>
             </w:r>
             <w:r>
               <w:rPr>
@@ -10784,6 +12802,7 @@
               </w:rPr>
               <w:t xml:space="preserve"> String </w:t>
             </w:r>
+            <w:proofErr w:type="spellStart"/>
             <w:r>
               <w:rPr>
                 <w:i/>
@@ -10792,7 +12811,18 @@
                 <w:szCs w:val="16"/>
                 <w:lang w:val="en-IN"/>
               </w:rPr>
-              <w:t xml:space="preserve">myName </w:t>
+              <w:t>myName</w:t>
+            </w:r>
+            <w:proofErr w:type="spellEnd"/>
+            <w:r>
+              <w:rPr>
+                <w:i/>
+                <w:iCs/>
+                <w:sz w:val="16"/>
+                <w:szCs w:val="16"/>
+                <w:lang w:val="en-IN"/>
+              </w:rPr>
+              <w:t xml:space="preserve"> </w:t>
             </w:r>
             <w:r>
               <w:rPr>
@@ -10845,7 +12875,16 @@
                 <w:lang w:val="en-IN"/>
               </w:rPr>
               <w:br/>
-              <w:t xml:space="preserve">        System.</w:t>
+              <w:t xml:space="preserve">        </w:t>
+            </w:r>
+            <w:proofErr w:type="spellStart"/>
+            <w:r>
+              <w:rPr>
+                <w:sz w:val="16"/>
+                <w:szCs w:val="16"/>
+                <w:lang w:val="en-IN"/>
+              </w:rPr>
+              <w:t>System.</w:t>
             </w:r>
             <w:r>
               <w:rPr>
@@ -10863,7 +12902,16 @@
                 <w:szCs w:val="16"/>
                 <w:lang w:val="en-IN"/>
               </w:rPr>
-              <w:t>.println("Method m1()");</w:t>
+              <w:t>.println</w:t>
+            </w:r>
+            <w:proofErr w:type="spellEnd"/>
+            <w:r>
+              <w:rPr>
+                <w:sz w:val="16"/>
+                <w:szCs w:val="16"/>
+                <w:lang w:val="en-IN"/>
+              </w:rPr>
+              <w:t>("Method m1()");</w:t>
             </w:r>
             <w:r>
               <w:rPr>
@@ -10923,16 +12971,52 @@
                 <w:lang w:val="en-IN"/>
               </w:rPr>
               <w:br/>
-              <w:t xml:space="preserve">    public static void main(String[] args) {</w:t>
-            </w:r>
-            <w:r>
-              <w:rPr>
-                <w:sz w:val="16"/>
-                <w:szCs w:val="16"/>
-                <w:lang w:val="en-IN"/>
-              </w:rPr>
-              <w:br/>
-              <w:t xml:space="preserve">        Calculator calculator = new Calculator();</w:t>
+              <w:t xml:space="preserve">    public static void main(String[] </w:t>
+            </w:r>
+            <w:proofErr w:type="spellStart"/>
+            <w:r>
+              <w:rPr>
+                <w:sz w:val="16"/>
+                <w:szCs w:val="16"/>
+                <w:lang w:val="en-IN"/>
+              </w:rPr>
+              <w:t>args</w:t>
+            </w:r>
+            <w:proofErr w:type="spellEnd"/>
+            <w:r>
+              <w:rPr>
+                <w:sz w:val="16"/>
+                <w:szCs w:val="16"/>
+                <w:lang w:val="en-IN"/>
+              </w:rPr>
+              <w:t>) {</w:t>
+            </w:r>
+            <w:r>
+              <w:rPr>
+                <w:sz w:val="16"/>
+                <w:szCs w:val="16"/>
+                <w:lang w:val="en-IN"/>
+              </w:rPr>
+              <w:br/>
+              <w:t xml:space="preserve">        Calculator </w:t>
+            </w:r>
+            <w:proofErr w:type="spellStart"/>
+            <w:r>
+              <w:rPr>
+                <w:sz w:val="16"/>
+                <w:szCs w:val="16"/>
+                <w:lang w:val="en-IN"/>
+              </w:rPr>
+              <w:t>calculator</w:t>
+            </w:r>
+            <w:proofErr w:type="spellEnd"/>
+            <w:r>
+              <w:rPr>
+                <w:sz w:val="16"/>
+                <w:szCs w:val="16"/>
+                <w:lang w:val="en-IN"/>
+              </w:rPr>
+              <w:t xml:space="preserve"> = new Calculator();</w:t>
             </w:r>
             <w:r>
               <w:rPr>
@@ -10950,7 +13034,16 @@
                 <w:lang w:val="en-IN"/>
               </w:rPr>
               <w:br/>
-              <w:t xml:space="preserve">        System.</w:t>
+              <w:t xml:space="preserve">        </w:t>
+            </w:r>
+            <w:proofErr w:type="spellStart"/>
+            <w:r>
+              <w:rPr>
+                <w:sz w:val="16"/>
+                <w:szCs w:val="16"/>
+                <w:lang w:val="en-IN"/>
+              </w:rPr>
+              <w:t>System.</w:t>
             </w:r>
             <w:r>
               <w:rPr>
@@ -10968,7 +13061,34 @@
                 <w:szCs w:val="16"/>
                 <w:lang w:val="en-IN"/>
               </w:rPr>
-              <w:t>.println(calculator.myName);</w:t>
+              <w:t>.println</w:t>
+            </w:r>
+            <w:proofErr w:type="spellEnd"/>
+            <w:r>
+              <w:rPr>
+                <w:sz w:val="16"/>
+                <w:szCs w:val="16"/>
+                <w:lang w:val="en-IN"/>
+              </w:rPr>
+              <w:t>(</w:t>
+            </w:r>
+            <w:proofErr w:type="spellStart"/>
+            <w:r>
+              <w:rPr>
+                <w:sz w:val="16"/>
+                <w:szCs w:val="16"/>
+                <w:lang w:val="en-IN"/>
+              </w:rPr>
+              <w:t>calculator.myName</w:t>
+            </w:r>
+            <w:proofErr w:type="spellEnd"/>
+            <w:r>
+              <w:rPr>
+                <w:sz w:val="16"/>
+                <w:szCs w:val="16"/>
+                <w:lang w:val="en-IN"/>
+              </w:rPr>
+              <w:t>);</w:t>
             </w:r>
             <w:r>
               <w:rPr>
@@ -11017,7 +13137,25 @@
                 <w:lang w:val="en-IN"/>
               </w:rPr>
               <w:br/>
-              <w:t xml:space="preserve">    public static void main(String[] args) {</w:t>
+              <w:t xml:space="preserve">    public static void main(String[] </w:t>
+            </w:r>
+            <w:proofErr w:type="spellStart"/>
+            <w:r>
+              <w:rPr>
+                <w:sz w:val="16"/>
+                <w:szCs w:val="16"/>
+                <w:lang w:val="en-IN"/>
+              </w:rPr>
+              <w:t>args</w:t>
+            </w:r>
+            <w:proofErr w:type="spellEnd"/>
+            <w:r>
+              <w:rPr>
+                <w:sz w:val="16"/>
+                <w:szCs w:val="16"/>
+                <w:lang w:val="en-IN"/>
+              </w:rPr>
+              <w:t>) {</w:t>
             </w:r>
             <w:r>
               <w:rPr>
@@ -11053,7 +13191,16 @@
                 <w:lang w:val="en-IN"/>
               </w:rPr>
               <w:br/>
-              <w:t xml:space="preserve">        System.</w:t>
+              <w:t xml:space="preserve">        </w:t>
+            </w:r>
+            <w:proofErr w:type="spellStart"/>
+            <w:r>
+              <w:rPr>
+                <w:sz w:val="16"/>
+                <w:szCs w:val="16"/>
+                <w:lang w:val="en-IN"/>
+              </w:rPr>
+              <w:t>System.</w:t>
             </w:r>
             <w:r>
               <w:rPr>
@@ -11071,7 +13218,25 @@
                 <w:szCs w:val="16"/>
                 <w:lang w:val="en-IN"/>
               </w:rPr>
-              <w:t>.println(Calculator.</w:t>
+              <w:t>.println</w:t>
+            </w:r>
+            <w:proofErr w:type="spellEnd"/>
+            <w:r>
+              <w:rPr>
+                <w:sz w:val="16"/>
+                <w:szCs w:val="16"/>
+                <w:lang w:val="en-IN"/>
+              </w:rPr>
+              <w:t>(</w:t>
+            </w:r>
+            <w:proofErr w:type="spellStart"/>
+            <w:r>
+              <w:rPr>
+                <w:sz w:val="16"/>
+                <w:szCs w:val="16"/>
+                <w:lang w:val="en-IN"/>
+              </w:rPr>
+              <w:t>Calculator.</w:t>
             </w:r>
             <w:r>
               <w:rPr>
@@ -11083,6 +13248,7 @@
               </w:rPr>
               <w:t>myName</w:t>
             </w:r>
+            <w:proofErr w:type="spellEnd"/>
             <w:r>
               <w:rPr>
                 <w:sz w:val="16"/>
@@ -11397,7 +13563,14 @@
         <w:rPr>
           <w:lang w:val="en-IN"/>
         </w:rPr>
-        <w:t>When to use static? When we have common data to objects or sharable to object then we can use static keyword for class members[methods or v</w:t>
+        <w:t xml:space="preserve">When to use static? When we have common data to objects or sharable to object then we can use static keyword for class members[methods or </w:t>
+      </w:r>
+      <w:proofErr w:type="spellStart"/>
+      <w:r>
+        <w:rPr>
+          <w:lang w:val="en-IN"/>
+        </w:rPr>
+        <w:t>v</w:t>
       </w:r>
       <w:r>
         <w:rPr>
@@ -11409,7 +13582,14 @@
         <w:rPr>
           <w:lang w:val="en-IN"/>
         </w:rPr>
-        <w:t>raibles].</w:t>
+        <w:t>raibles</w:t>
+      </w:r>
+      <w:proofErr w:type="spellEnd"/>
+      <w:r>
+        <w:rPr>
+          <w:lang w:val="en-IN"/>
+        </w:rPr>
+        <w:t>].</w:t>
       </w:r>
     </w:p>
     <w:p>
@@ -11588,7 +13768,7 @@
                     </pic:cNvPicPr>
                   </pic:nvPicPr>
                   <pic:blipFill>
-                    <a:blip r:embed="rId42">
+                    <a:blip r:embed="rId41">
                       <a:extLst>
                         <a:ext uri="{28A0092B-C50C-407E-A947-70E740481C1C}">
                           <a14:useLocalDpi xmlns:a14="http://schemas.microsoft.com/office/drawing/2010/main" val="0"/>
@@ -11773,7 +13953,7 @@
                     <pic:cNvPicPr/>
                   </pic:nvPicPr>
                   <pic:blipFill>
-                    <a:blip r:embed="rId43"/>
+                    <a:blip r:embed="rId42"/>
                     <a:stretch>
                       <a:fillRect/>
                     </a:stretch>
@@ -12875,7 +15055,7 @@
       <w:pPr>
         <w:spacing w:after="0" w:line="240" w:lineRule="auto"/>
       </w:pPr>
-      <w:hyperlink r:id="rId44" w:history="1">
+      <w:hyperlink r:id="rId43" w:history="1">
         <w:r>
           <w:rPr>
             <w:rStyle w:val="Hyperlink"/>
@@ -12891,7 +15071,7 @@
       <w:pPr>
         <w:spacing w:after="0" w:line="240" w:lineRule="auto"/>
       </w:pPr>
-      <w:hyperlink r:id="rId45" w:history="1">
+      <w:hyperlink r:id="rId44" w:history="1">
         <w:r>
           <w:rPr>
             <w:rStyle w:val="Hyperlink"/>
@@ -12907,7 +15087,7 @@
       <w:pPr>
         <w:spacing w:after="0" w:line="240" w:lineRule="auto"/>
       </w:pPr>
-      <w:hyperlink r:id="rId46" w:history="1">
+      <w:hyperlink r:id="rId45" w:history="1">
         <w:r>
           <w:rPr>
             <w:rStyle w:val="Hyperlink"/>
@@ -13010,7 +15190,21 @@
               <w:rPr>
                 <w:lang w:val="en-IN"/>
               </w:rPr>
-              <w:t xml:space="preserve"> ICalculator {</w:t>
+              <w:t xml:space="preserve"> </w:t>
+            </w:r>
+            <w:proofErr w:type="spellStart"/>
+            <w:r>
+              <w:rPr>
+                <w:lang w:val="en-IN"/>
+              </w:rPr>
+              <w:t>ICalculator</w:t>
+            </w:r>
+            <w:proofErr w:type="spellEnd"/>
+            <w:r>
+              <w:rPr>
+                <w:lang w:val="en-IN"/>
+              </w:rPr>
+              <w:t xml:space="preserve"> {</w:t>
             </w:r>
           </w:p>
           <w:p>
@@ -13020,7 +15214,43 @@
                 <w:bCs/>
                 <w:lang w:val="en-IN"/>
               </w:rPr>
-              <w:t>int add(int fValue, int sValue);</w:t>
+              <w:t xml:space="preserve">int add(int </w:t>
+            </w:r>
+            <w:proofErr w:type="spellStart"/>
+            <w:r>
+              <w:rPr>
+                <w:b/>
+                <w:bCs/>
+                <w:lang w:val="en-IN"/>
+              </w:rPr>
+              <w:t>fValue</w:t>
+            </w:r>
+            <w:proofErr w:type="spellEnd"/>
+            <w:r>
+              <w:rPr>
+                <w:b/>
+                <w:bCs/>
+                <w:lang w:val="en-IN"/>
+              </w:rPr>
+              <w:t xml:space="preserve">, int </w:t>
+            </w:r>
+            <w:proofErr w:type="spellStart"/>
+            <w:r>
+              <w:rPr>
+                <w:b/>
+                <w:bCs/>
+                <w:lang w:val="en-IN"/>
+              </w:rPr>
+              <w:t>sValue</w:t>
+            </w:r>
+            <w:proofErr w:type="spellEnd"/>
+            <w:r>
+              <w:rPr>
+                <w:b/>
+                <w:bCs/>
+                <w:lang w:val="en-IN"/>
+              </w:rPr>
+              <w:t>);</w:t>
             </w:r>
             <w:r>
               <w:rPr>
@@ -13283,7 +15513,25 @@
                 <w:szCs w:val="18"/>
                 <w:lang w:val="en-IN"/>
               </w:rPr>
-              <w:t xml:space="preserve">public interface ICalculator { </w:t>
+              <w:t xml:space="preserve">public interface </w:t>
+            </w:r>
+            <w:proofErr w:type="spellStart"/>
+            <w:r>
+              <w:rPr>
+                <w:sz w:val="18"/>
+                <w:szCs w:val="18"/>
+                <w:lang w:val="en-IN"/>
+              </w:rPr>
+              <w:t>ICalculator</w:t>
+            </w:r>
+            <w:proofErr w:type="spellEnd"/>
+            <w:r>
+              <w:rPr>
+                <w:sz w:val="18"/>
+                <w:szCs w:val="18"/>
+                <w:lang w:val="en-IN"/>
+              </w:rPr>
+              <w:t xml:space="preserve"> { </w:t>
             </w:r>
             <w:r>
               <w:rPr>
@@ -13316,7 +15564,43 @@
                 <w:szCs w:val="18"/>
                 <w:lang w:val="en-IN"/>
               </w:rPr>
-              <w:t xml:space="preserve">int add(int fValue, int sValue); </w:t>
+              <w:t xml:space="preserve">int add(int </w:t>
+            </w:r>
+            <w:proofErr w:type="spellStart"/>
+            <w:r>
+              <w:rPr>
+                <w:sz w:val="18"/>
+                <w:szCs w:val="18"/>
+                <w:lang w:val="en-IN"/>
+              </w:rPr>
+              <w:t>fValue</w:t>
+            </w:r>
+            <w:proofErr w:type="spellEnd"/>
+            <w:r>
+              <w:rPr>
+                <w:sz w:val="18"/>
+                <w:szCs w:val="18"/>
+                <w:lang w:val="en-IN"/>
+              </w:rPr>
+              <w:t xml:space="preserve">, int </w:t>
+            </w:r>
+            <w:proofErr w:type="spellStart"/>
+            <w:r>
+              <w:rPr>
+                <w:sz w:val="18"/>
+                <w:szCs w:val="18"/>
+                <w:lang w:val="en-IN"/>
+              </w:rPr>
+              <w:t>sValue</w:t>
+            </w:r>
+            <w:proofErr w:type="spellEnd"/>
+            <w:r>
+              <w:rPr>
+                <w:sz w:val="18"/>
+                <w:szCs w:val="18"/>
+                <w:lang w:val="en-IN"/>
+              </w:rPr>
+              <w:t xml:space="preserve">); </w:t>
             </w:r>
             <w:r>
               <w:rPr>
@@ -13397,25 +15681,106 @@
                 <w:szCs w:val="18"/>
                 <w:lang w:val="en-IN"/>
               </w:rPr>
-              <w:t>public class MyCalculator implements ICalculator {</w:t>
-            </w:r>
+              <w:t xml:space="preserve">public class </w:t>
+            </w:r>
+            <w:proofErr w:type="spellStart"/>
             <w:r>
               <w:rPr>
                 <w:sz w:val="18"/>
                 <w:szCs w:val="18"/>
                 <w:lang w:val="en-IN"/>
               </w:rPr>
-              <w:br/>
-              <w:t xml:space="preserve">    public int add(int fValue, int sValue) {</w:t>
-            </w:r>
+              <w:t>MyCalculator</w:t>
+            </w:r>
+            <w:proofErr w:type="spellEnd"/>
             <w:r>
               <w:rPr>
                 <w:sz w:val="18"/>
                 <w:szCs w:val="18"/>
                 <w:lang w:val="en-IN"/>
               </w:rPr>
-              <w:br/>
-              <w:t xml:space="preserve">        System.</w:t>
+              <w:t xml:space="preserve"> implements </w:t>
+            </w:r>
+            <w:proofErr w:type="spellStart"/>
+            <w:r>
+              <w:rPr>
+                <w:sz w:val="18"/>
+                <w:szCs w:val="18"/>
+                <w:lang w:val="en-IN"/>
+              </w:rPr>
+              <w:t>ICalculator</w:t>
+            </w:r>
+            <w:proofErr w:type="spellEnd"/>
+            <w:r>
+              <w:rPr>
+                <w:sz w:val="18"/>
+                <w:szCs w:val="18"/>
+                <w:lang w:val="en-IN"/>
+              </w:rPr>
+              <w:t xml:space="preserve"> {</w:t>
+            </w:r>
+            <w:r>
+              <w:rPr>
+                <w:sz w:val="18"/>
+                <w:szCs w:val="18"/>
+                <w:lang w:val="en-IN"/>
+              </w:rPr>
+              <w:br/>
+              <w:t xml:space="preserve">    public int add(int </w:t>
+            </w:r>
+            <w:proofErr w:type="spellStart"/>
+            <w:r>
+              <w:rPr>
+                <w:sz w:val="18"/>
+                <w:szCs w:val="18"/>
+                <w:lang w:val="en-IN"/>
+              </w:rPr>
+              <w:t>fValue</w:t>
+            </w:r>
+            <w:proofErr w:type="spellEnd"/>
+            <w:r>
+              <w:rPr>
+                <w:sz w:val="18"/>
+                <w:szCs w:val="18"/>
+                <w:lang w:val="en-IN"/>
+              </w:rPr>
+              <w:t xml:space="preserve">, int </w:t>
+            </w:r>
+            <w:proofErr w:type="spellStart"/>
+            <w:r>
+              <w:rPr>
+                <w:sz w:val="18"/>
+                <w:szCs w:val="18"/>
+                <w:lang w:val="en-IN"/>
+              </w:rPr>
+              <w:t>sValue</w:t>
+            </w:r>
+            <w:proofErr w:type="spellEnd"/>
+            <w:r>
+              <w:rPr>
+                <w:sz w:val="18"/>
+                <w:szCs w:val="18"/>
+                <w:lang w:val="en-IN"/>
+              </w:rPr>
+              <w:t>) {</w:t>
+            </w:r>
+            <w:r>
+              <w:rPr>
+                <w:sz w:val="18"/>
+                <w:szCs w:val="18"/>
+                <w:lang w:val="en-IN"/>
+              </w:rPr>
+              <w:br/>
+              <w:t xml:space="preserve">        </w:t>
+            </w:r>
+            <w:proofErr w:type="spellStart"/>
+            <w:r>
+              <w:rPr>
+                <w:sz w:val="18"/>
+                <w:szCs w:val="18"/>
+                <w:lang w:val="en-IN"/>
+              </w:rPr>
+              <w:t>System.</w:t>
             </w:r>
             <w:r>
               <w:rPr>
@@ -13433,15 +15798,16 @@
                 <w:szCs w:val="18"/>
                 <w:lang w:val="en-IN"/>
               </w:rPr>
-              <w:t>.println("add()method");</w:t>
-            </w:r>
+              <w:t>.println</w:t>
+            </w:r>
+            <w:proofErr w:type="spellEnd"/>
             <w:r>
               <w:rPr>
                 <w:sz w:val="18"/>
                 <w:szCs w:val="18"/>
                 <w:lang w:val="en-IN"/>
               </w:rPr>
-              <w:br/>
+              <w:t>("add()method");</w:t>
             </w:r>
             <w:r>
               <w:rPr>
@@ -13450,7 +15816,6 @@
                 <w:lang w:val="en-IN"/>
               </w:rPr>
               <w:br/>
-              <w:t xml:space="preserve">        int result = fValue + sValue;</w:t>
             </w:r>
             <w:r>
               <w:rPr>
@@ -13459,34 +15824,88 @@
                 <w:lang w:val="en-IN"/>
               </w:rPr>
               <w:br/>
-              <w:t xml:space="preserve">        return result;</w:t>
-            </w:r>
+              <w:t xml:space="preserve">        int result = </w:t>
+            </w:r>
+            <w:proofErr w:type="spellStart"/>
             <w:r>
               <w:rPr>
                 <w:sz w:val="18"/>
                 <w:szCs w:val="18"/>
                 <w:lang w:val="en-IN"/>
               </w:rPr>
-              <w:br/>
-              <w:t xml:space="preserve">    }</w:t>
-            </w:r>
+              <w:t>fValue</w:t>
+            </w:r>
+            <w:proofErr w:type="spellEnd"/>
             <w:r>
               <w:rPr>
                 <w:sz w:val="18"/>
                 <w:szCs w:val="18"/>
                 <w:lang w:val="en-IN"/>
               </w:rPr>
-              <w:br/>
-              <w:t xml:space="preserve">    public int multiplication(int a, int b, int c) {</w:t>
-            </w:r>
+              <w:t xml:space="preserve"> + </w:t>
+            </w:r>
+            <w:proofErr w:type="spellStart"/>
             <w:r>
               <w:rPr>
                 <w:sz w:val="18"/>
                 <w:szCs w:val="18"/>
                 <w:lang w:val="en-IN"/>
               </w:rPr>
-              <w:br/>
-              <w:t xml:space="preserve">        System.</w:t>
+              <w:t>sValue</w:t>
+            </w:r>
+            <w:proofErr w:type="spellEnd"/>
+            <w:r>
+              <w:rPr>
+                <w:sz w:val="18"/>
+                <w:szCs w:val="18"/>
+                <w:lang w:val="en-IN"/>
+              </w:rPr>
+              <w:t>;</w:t>
+            </w:r>
+            <w:r>
+              <w:rPr>
+                <w:sz w:val="18"/>
+                <w:szCs w:val="18"/>
+                <w:lang w:val="en-IN"/>
+              </w:rPr>
+              <w:br/>
+              <w:t xml:space="preserve">        return result;</w:t>
+            </w:r>
+            <w:r>
+              <w:rPr>
+                <w:sz w:val="18"/>
+                <w:szCs w:val="18"/>
+                <w:lang w:val="en-IN"/>
+              </w:rPr>
+              <w:br/>
+              <w:t xml:space="preserve">    }</w:t>
+            </w:r>
+            <w:r>
+              <w:rPr>
+                <w:sz w:val="18"/>
+                <w:szCs w:val="18"/>
+                <w:lang w:val="en-IN"/>
+              </w:rPr>
+              <w:br/>
+              <w:t xml:space="preserve">    public int multiplication(int a, int b, int c) {</w:t>
+            </w:r>
+            <w:r>
+              <w:rPr>
+                <w:sz w:val="18"/>
+                <w:szCs w:val="18"/>
+                <w:lang w:val="en-IN"/>
+              </w:rPr>
+              <w:br/>
+              <w:t xml:space="preserve">        </w:t>
+            </w:r>
+            <w:proofErr w:type="spellStart"/>
+            <w:r>
+              <w:rPr>
+                <w:sz w:val="18"/>
+                <w:szCs w:val="18"/>
+                <w:lang w:val="en-IN"/>
+              </w:rPr>
+              <w:t>System.</w:t>
             </w:r>
             <w:r>
               <w:rPr>
@@ -13504,16 +15923,16 @@
                 <w:szCs w:val="18"/>
                 <w:lang w:val="en-IN"/>
               </w:rPr>
-              <w:t>.println("multiplication()method");</w:t>
-            </w:r>
+              <w:t>.println</w:t>
+            </w:r>
+            <w:proofErr w:type="spellEnd"/>
             <w:r>
               <w:rPr>
                 <w:sz w:val="18"/>
                 <w:szCs w:val="18"/>
                 <w:lang w:val="en-IN"/>
               </w:rPr>
-              <w:br/>
-              <w:t xml:space="preserve">        int result = a * b * c;</w:t>
+              <w:t>("multiplication()method");</w:t>
             </w:r>
             <w:r>
               <w:rPr>
@@ -13522,7 +15941,7 @@
                 <w:lang w:val="en-IN"/>
               </w:rPr>
               <w:br/>
-              <w:t xml:space="preserve">        return result;</w:t>
+              <w:t xml:space="preserve">        int result = a * b * c;</w:t>
             </w:r>
             <w:r>
               <w:rPr>
@@ -13531,7 +15950,7 @@
                 <w:lang w:val="en-IN"/>
               </w:rPr>
               <w:br/>
-              <w:t xml:space="preserve">    }</w:t>
+              <w:t xml:space="preserve">        return result;</w:t>
             </w:r>
             <w:r>
               <w:rPr>
@@ -13540,7 +15959,7 @@
                 <w:lang w:val="en-IN"/>
               </w:rPr>
               <w:br/>
-              <w:t xml:space="preserve">    public int subtraction(int a, int b) {</w:t>
+              <w:t xml:space="preserve">    }</w:t>
             </w:r>
             <w:r>
               <w:rPr>
@@ -13549,7 +15968,25 @@
                 <w:lang w:val="en-IN"/>
               </w:rPr>
               <w:br/>
-              <w:t xml:space="preserve">        System.</w:t>
+              <w:t xml:space="preserve">    public int subtraction(int a, int b) {</w:t>
+            </w:r>
+            <w:r>
+              <w:rPr>
+                <w:sz w:val="18"/>
+                <w:szCs w:val="18"/>
+                <w:lang w:val="en-IN"/>
+              </w:rPr>
+              <w:br/>
+              <w:t xml:space="preserve">        </w:t>
+            </w:r>
+            <w:proofErr w:type="spellStart"/>
+            <w:r>
+              <w:rPr>
+                <w:sz w:val="18"/>
+                <w:szCs w:val="18"/>
+                <w:lang w:val="en-IN"/>
+              </w:rPr>
+              <w:t>System.</w:t>
             </w:r>
             <w:r>
               <w:rPr>
@@ -13567,7 +16004,16 @@
                 <w:szCs w:val="18"/>
                 <w:lang w:val="en-IN"/>
               </w:rPr>
-              <w:t>.println("subtraction()method");</w:t>
+              <w:t>.println</w:t>
+            </w:r>
+            <w:proofErr w:type="spellEnd"/>
+            <w:r>
+              <w:rPr>
+                <w:sz w:val="18"/>
+                <w:szCs w:val="18"/>
+                <w:lang w:val="en-IN"/>
+              </w:rPr>
+              <w:t>("subtraction()method");</w:t>
             </w:r>
             <w:r>
               <w:rPr>
@@ -13642,25 +16088,25 @@
                 <w:lang w:val="en-IN"/>
               </w:rPr>
               <w:br/>
-              <w:t xml:space="preserve">    public static void main(String[] args) {</w:t>
-            </w:r>
+              <w:t xml:space="preserve">    public static void main(String[] </w:t>
+            </w:r>
+            <w:proofErr w:type="spellStart"/>
             <w:r>
               <w:rPr>
                 <w:sz w:val="18"/>
                 <w:szCs w:val="18"/>
                 <w:lang w:val="en-IN"/>
               </w:rPr>
-              <w:br/>
-              <w:t xml:space="preserve">        MyCalculator myCalculator = new MyCalculator();</w:t>
-            </w:r>
+              <w:t>args</w:t>
+            </w:r>
+            <w:proofErr w:type="spellEnd"/>
             <w:r>
               <w:rPr>
                 <w:sz w:val="18"/>
                 <w:szCs w:val="18"/>
                 <w:lang w:val="en-IN"/>
               </w:rPr>
-              <w:br/>
-              <w:t xml:space="preserve">        int addResult = myCalculator.add(112,3434);</w:t>
+              <w:t>) {</w:t>
             </w:r>
             <w:r>
               <w:rPr>
@@ -13669,7 +16115,124 @@
                 <w:lang w:val="en-IN"/>
               </w:rPr>
               <w:br/>
-              <w:t xml:space="preserve">        System.</w:t>
+              <w:t xml:space="preserve">        </w:t>
+            </w:r>
+            <w:proofErr w:type="spellStart"/>
+            <w:r>
+              <w:rPr>
+                <w:sz w:val="18"/>
+                <w:szCs w:val="18"/>
+                <w:lang w:val="en-IN"/>
+              </w:rPr>
+              <w:t>MyCalculator</w:t>
+            </w:r>
+            <w:proofErr w:type="spellEnd"/>
+            <w:r>
+              <w:rPr>
+                <w:sz w:val="18"/>
+                <w:szCs w:val="18"/>
+                <w:lang w:val="en-IN"/>
+              </w:rPr>
+              <w:t xml:space="preserve"> </w:t>
+            </w:r>
+            <w:proofErr w:type="spellStart"/>
+            <w:r>
+              <w:rPr>
+                <w:sz w:val="18"/>
+                <w:szCs w:val="18"/>
+                <w:lang w:val="en-IN"/>
+              </w:rPr>
+              <w:t>myCalculator</w:t>
+            </w:r>
+            <w:proofErr w:type="spellEnd"/>
+            <w:r>
+              <w:rPr>
+                <w:sz w:val="18"/>
+                <w:szCs w:val="18"/>
+                <w:lang w:val="en-IN"/>
+              </w:rPr>
+              <w:t xml:space="preserve"> = new </w:t>
+            </w:r>
+            <w:proofErr w:type="spellStart"/>
+            <w:r>
+              <w:rPr>
+                <w:sz w:val="18"/>
+                <w:szCs w:val="18"/>
+                <w:lang w:val="en-IN"/>
+              </w:rPr>
+              <w:t>MyCalculator</w:t>
+            </w:r>
+            <w:proofErr w:type="spellEnd"/>
+            <w:r>
+              <w:rPr>
+                <w:sz w:val="18"/>
+                <w:szCs w:val="18"/>
+                <w:lang w:val="en-IN"/>
+              </w:rPr>
+              <w:t>();</w:t>
+            </w:r>
+            <w:r>
+              <w:rPr>
+                <w:sz w:val="18"/>
+                <w:szCs w:val="18"/>
+                <w:lang w:val="en-IN"/>
+              </w:rPr>
+              <w:br/>
+              <w:t xml:space="preserve">        int </w:t>
+            </w:r>
+            <w:proofErr w:type="spellStart"/>
+            <w:r>
+              <w:rPr>
+                <w:sz w:val="18"/>
+                <w:szCs w:val="18"/>
+                <w:lang w:val="en-IN"/>
+              </w:rPr>
+              <w:t>addResult</w:t>
+            </w:r>
+            <w:proofErr w:type="spellEnd"/>
+            <w:r>
+              <w:rPr>
+                <w:sz w:val="18"/>
+                <w:szCs w:val="18"/>
+                <w:lang w:val="en-IN"/>
+              </w:rPr>
+              <w:t xml:space="preserve"> = </w:t>
+            </w:r>
+            <w:proofErr w:type="spellStart"/>
+            <w:r>
+              <w:rPr>
+                <w:sz w:val="18"/>
+                <w:szCs w:val="18"/>
+                <w:lang w:val="en-IN"/>
+              </w:rPr>
+              <w:t>myCalculator.add</w:t>
+            </w:r>
+            <w:proofErr w:type="spellEnd"/>
+            <w:r>
+              <w:rPr>
+                <w:sz w:val="18"/>
+                <w:szCs w:val="18"/>
+                <w:lang w:val="en-IN"/>
+              </w:rPr>
+              <w:t>(112,3434);</w:t>
+            </w:r>
+            <w:r>
+              <w:rPr>
+                <w:sz w:val="18"/>
+                <w:szCs w:val="18"/>
+                <w:lang w:val="en-IN"/>
+              </w:rPr>
+              <w:br/>
+              <w:t xml:space="preserve">        </w:t>
+            </w:r>
+            <w:proofErr w:type="spellStart"/>
+            <w:r>
+              <w:rPr>
+                <w:sz w:val="18"/>
+                <w:szCs w:val="18"/>
+                <w:lang w:val="en-IN"/>
+              </w:rPr>
+              <w:t>System.</w:t>
             </w:r>
             <w:r>
               <w:rPr>
@@ -13687,7 +16250,34 @@
                 <w:szCs w:val="18"/>
                 <w:lang w:val="en-IN"/>
               </w:rPr>
-              <w:t>.println(addResult);</w:t>
+              <w:t>.println</w:t>
+            </w:r>
+            <w:proofErr w:type="spellEnd"/>
+            <w:r>
+              <w:rPr>
+                <w:sz w:val="18"/>
+                <w:szCs w:val="18"/>
+                <w:lang w:val="en-IN"/>
+              </w:rPr>
+              <w:t>(</w:t>
+            </w:r>
+            <w:proofErr w:type="spellStart"/>
+            <w:r>
+              <w:rPr>
+                <w:sz w:val="18"/>
+                <w:szCs w:val="18"/>
+                <w:lang w:val="en-IN"/>
+              </w:rPr>
+              <w:t>addResult</w:t>
+            </w:r>
+            <w:proofErr w:type="spellEnd"/>
+            <w:r>
+              <w:rPr>
+                <w:sz w:val="18"/>
+                <w:szCs w:val="18"/>
+                <w:lang w:val="en-IN"/>
+              </w:rPr>
+              <w:t>);</w:t>
             </w:r>
             <w:r>
               <w:rPr>
@@ -13888,6 +16478,7 @@
             </w:r>
           </w:p>
           <w:p>
+            <w:proofErr w:type="spellStart"/>
             <w:r>
               <w:rPr>
                 <w:sz w:val="18"/>
@@ -13912,7 +16503,16 @@
                 <w:szCs w:val="18"/>
                 <w:lang w:val="en-IN"/>
               </w:rPr>
-              <w:t>.println("</w:t>
+              <w:t>.println</w:t>
+            </w:r>
+            <w:proofErr w:type="spellEnd"/>
+            <w:r>
+              <w:rPr>
+                <w:sz w:val="18"/>
+                <w:szCs w:val="18"/>
+                <w:lang w:val="en-IN"/>
+              </w:rPr>
+              <w:t>("</w:t>
             </w:r>
             <w:r>
               <w:rPr>
@@ -14234,25 +16834,25 @@
                 <w:szCs w:val="18"/>
                 <w:lang w:val="en-IN"/>
               </w:rPr>
-              <w:t xml:space="preserve"> IColony {</w:t>
-            </w:r>
+              <w:t xml:space="preserve"> </w:t>
+            </w:r>
+            <w:proofErr w:type="spellStart"/>
             <w:r>
               <w:rPr>
                 <w:sz w:val="18"/>
                 <w:szCs w:val="18"/>
                 <w:lang w:val="en-IN"/>
               </w:rPr>
-              <w:br/>
-              <w:t xml:space="preserve">    void singleStair();</w:t>
-            </w:r>
+              <w:t>IColony</w:t>
+            </w:r>
+            <w:proofErr w:type="spellEnd"/>
             <w:r>
               <w:rPr>
                 <w:sz w:val="18"/>
                 <w:szCs w:val="18"/>
                 <w:lang w:val="en-IN"/>
               </w:rPr>
-              <w:br/>
-              <w:t xml:space="preserve">    void door();</w:t>
+              <w:t xml:space="preserve"> {</w:t>
             </w:r>
             <w:r>
               <w:rPr>
@@ -14261,16 +16861,70 @@
                 <w:lang w:val="en-IN"/>
               </w:rPr>
               <w:br/>
-              <w:t xml:space="preserve">    void windows();</w:t>
-            </w:r>
+              <w:t xml:space="preserve">    void </w:t>
+            </w:r>
+            <w:proofErr w:type="spellStart"/>
             <w:r>
               <w:rPr>
                 <w:sz w:val="18"/>
                 <w:szCs w:val="18"/>
                 <w:lang w:val="en-IN"/>
               </w:rPr>
-              <w:br/>
-              <w:t xml:space="preserve">    void landSize();</w:t>
+              <w:t>singleStair</w:t>
+            </w:r>
+            <w:proofErr w:type="spellEnd"/>
+            <w:r>
+              <w:rPr>
+                <w:sz w:val="18"/>
+                <w:szCs w:val="18"/>
+                <w:lang w:val="en-IN"/>
+              </w:rPr>
+              <w:t>();</w:t>
+            </w:r>
+            <w:r>
+              <w:rPr>
+                <w:sz w:val="18"/>
+                <w:szCs w:val="18"/>
+                <w:lang w:val="en-IN"/>
+              </w:rPr>
+              <w:br/>
+              <w:t xml:space="preserve">    void door();</w:t>
+            </w:r>
+            <w:r>
+              <w:rPr>
+                <w:sz w:val="18"/>
+                <w:szCs w:val="18"/>
+                <w:lang w:val="en-IN"/>
+              </w:rPr>
+              <w:br/>
+              <w:t xml:space="preserve">    void windows();</w:t>
+            </w:r>
+            <w:r>
+              <w:rPr>
+                <w:sz w:val="18"/>
+                <w:szCs w:val="18"/>
+                <w:lang w:val="en-IN"/>
+              </w:rPr>
+              <w:br/>
+              <w:t xml:space="preserve">    void </w:t>
+            </w:r>
+            <w:proofErr w:type="spellStart"/>
+            <w:r>
+              <w:rPr>
+                <w:sz w:val="18"/>
+                <w:szCs w:val="18"/>
+                <w:lang w:val="en-IN"/>
+              </w:rPr>
+              <w:t>landSize</w:t>
+            </w:r>
+            <w:proofErr w:type="spellEnd"/>
+            <w:r>
+              <w:rPr>
+                <w:sz w:val="18"/>
+                <w:szCs w:val="18"/>
+                <w:lang w:val="en-IN"/>
+              </w:rPr>
+              <w:t>();</w:t>
             </w:r>
             <w:r>
               <w:rPr>
@@ -14356,16 +17010,70 @@
                 <w:szCs w:val="18"/>
                 <w:lang w:val="en-IN"/>
               </w:rPr>
-              <w:t xml:space="preserve"> AzadHouse implements IColony {</w:t>
-            </w:r>
+              <w:t xml:space="preserve"> </w:t>
+            </w:r>
+            <w:proofErr w:type="spellStart"/>
             <w:r>
               <w:rPr>
                 <w:sz w:val="18"/>
                 <w:szCs w:val="18"/>
                 <w:lang w:val="en-IN"/>
               </w:rPr>
-              <w:br/>
-              <w:t xml:space="preserve">    public void singleStair() {</w:t>
+              <w:t>AzadHouse</w:t>
+            </w:r>
+            <w:proofErr w:type="spellEnd"/>
+            <w:r>
+              <w:rPr>
+                <w:sz w:val="18"/>
+                <w:szCs w:val="18"/>
+                <w:lang w:val="en-IN"/>
+              </w:rPr>
+              <w:t xml:space="preserve"> implements </w:t>
+            </w:r>
+            <w:proofErr w:type="spellStart"/>
+            <w:r>
+              <w:rPr>
+                <w:sz w:val="18"/>
+                <w:szCs w:val="18"/>
+                <w:lang w:val="en-IN"/>
+              </w:rPr>
+              <w:t>IColony</w:t>
+            </w:r>
+            <w:proofErr w:type="spellEnd"/>
+            <w:r>
+              <w:rPr>
+                <w:sz w:val="18"/>
+                <w:szCs w:val="18"/>
+                <w:lang w:val="en-IN"/>
+              </w:rPr>
+              <w:t xml:space="preserve"> {</w:t>
+            </w:r>
+            <w:r>
+              <w:rPr>
+                <w:sz w:val="18"/>
+                <w:szCs w:val="18"/>
+                <w:lang w:val="en-IN"/>
+              </w:rPr>
+              <w:br/>
+              <w:t xml:space="preserve">    public void </w:t>
+            </w:r>
+            <w:proofErr w:type="spellStart"/>
+            <w:r>
+              <w:rPr>
+                <w:sz w:val="18"/>
+                <w:szCs w:val="18"/>
+                <w:lang w:val="en-IN"/>
+              </w:rPr>
+              <w:t>singleStair</w:t>
+            </w:r>
+            <w:proofErr w:type="spellEnd"/>
+            <w:r>
+              <w:rPr>
+                <w:sz w:val="18"/>
+                <w:szCs w:val="18"/>
+                <w:lang w:val="en-IN"/>
+              </w:rPr>
+              <w:t>() {</w:t>
             </w:r>
             <w:r>
               <w:rPr>
@@ -14449,7 +17157,25 @@
                 <w:szCs w:val="18"/>
                 <w:lang w:val="en-IN"/>
               </w:rPr>
-              <w:t xml:space="preserve">public class HamidHouse </w:t>
+              <w:t xml:space="preserve">public class </w:t>
+            </w:r>
+            <w:proofErr w:type="spellStart"/>
+            <w:r>
+              <w:rPr>
+                <w:sz w:val="18"/>
+                <w:szCs w:val="18"/>
+                <w:lang w:val="en-IN"/>
+              </w:rPr>
+              <w:t>HamidHouse</w:t>
+            </w:r>
+            <w:proofErr w:type="spellEnd"/>
+            <w:r>
+              <w:rPr>
+                <w:sz w:val="18"/>
+                <w:szCs w:val="18"/>
+                <w:lang w:val="en-IN"/>
+              </w:rPr>
+              <w:t xml:space="preserve"> </w:t>
             </w:r>
             <w:r>
               <w:rPr>
@@ -14467,16 +17193,52 @@
                 <w:szCs w:val="18"/>
                 <w:lang w:val="en-IN"/>
               </w:rPr>
-              <w:t xml:space="preserve"> AzadHouse{</w:t>
-            </w:r>
+              <w:t xml:space="preserve"> </w:t>
+            </w:r>
+            <w:proofErr w:type="spellStart"/>
             <w:r>
               <w:rPr>
                 <w:sz w:val="18"/>
                 <w:szCs w:val="18"/>
                 <w:lang w:val="en-IN"/>
               </w:rPr>
-              <w:br/>
-              <w:t xml:space="preserve">    public void landSize() {</w:t>
+              <w:t>AzadHouse</w:t>
+            </w:r>
+            <w:proofErr w:type="spellEnd"/>
+            <w:r>
+              <w:rPr>
+                <w:sz w:val="18"/>
+                <w:szCs w:val="18"/>
+                <w:lang w:val="en-IN"/>
+              </w:rPr>
+              <w:t>{</w:t>
+            </w:r>
+            <w:r>
+              <w:rPr>
+                <w:sz w:val="18"/>
+                <w:szCs w:val="18"/>
+                <w:lang w:val="en-IN"/>
+              </w:rPr>
+              <w:br/>
+              <w:t xml:space="preserve">    public void </w:t>
+            </w:r>
+            <w:proofErr w:type="spellStart"/>
+            <w:r>
+              <w:rPr>
+                <w:sz w:val="18"/>
+                <w:szCs w:val="18"/>
+                <w:lang w:val="en-IN"/>
+              </w:rPr>
+              <w:t>landSize</w:t>
+            </w:r>
+            <w:proofErr w:type="spellEnd"/>
+            <w:r>
+              <w:rPr>
+                <w:sz w:val="18"/>
+                <w:szCs w:val="18"/>
+                <w:lang w:val="en-IN"/>
+              </w:rPr>
+              <w:t>() {</w:t>
             </w:r>
             <w:r>
               <w:rPr>
@@ -14533,25 +17295,97 @@
                 <w:lang w:val="en-IN"/>
               </w:rPr>
               <w:br/>
-              <w:t xml:space="preserve">    public static void main(String[] args) {</w:t>
-            </w:r>
+              <w:t xml:space="preserve">    public static void main(String[] </w:t>
+            </w:r>
+            <w:proofErr w:type="spellStart"/>
             <w:r>
               <w:rPr>
                 <w:sz w:val="18"/>
                 <w:szCs w:val="18"/>
                 <w:lang w:val="en-IN"/>
               </w:rPr>
-              <w:br/>
-              <w:t xml:space="preserve">        HamidHouse a = new HamidHouse();</w:t>
-            </w:r>
+              <w:t>args</w:t>
+            </w:r>
+            <w:proofErr w:type="spellEnd"/>
             <w:r>
               <w:rPr>
                 <w:sz w:val="18"/>
                 <w:szCs w:val="18"/>
                 <w:lang w:val="en-IN"/>
               </w:rPr>
-              <w:br/>
-              <w:t xml:space="preserve">        a.windows();</w:t>
+              <w:t>) {</w:t>
+            </w:r>
+            <w:r>
+              <w:rPr>
+                <w:sz w:val="18"/>
+                <w:szCs w:val="18"/>
+                <w:lang w:val="en-IN"/>
+              </w:rPr>
+              <w:br/>
+              <w:t xml:space="preserve">        </w:t>
+            </w:r>
+            <w:proofErr w:type="spellStart"/>
+            <w:r>
+              <w:rPr>
+                <w:sz w:val="18"/>
+                <w:szCs w:val="18"/>
+                <w:lang w:val="en-IN"/>
+              </w:rPr>
+              <w:t>HamidHouse</w:t>
+            </w:r>
+            <w:proofErr w:type="spellEnd"/>
+            <w:r>
+              <w:rPr>
+                <w:sz w:val="18"/>
+                <w:szCs w:val="18"/>
+                <w:lang w:val="en-IN"/>
+              </w:rPr>
+              <w:t xml:space="preserve"> a = new </w:t>
+            </w:r>
+            <w:proofErr w:type="spellStart"/>
+            <w:r>
+              <w:rPr>
+                <w:sz w:val="18"/>
+                <w:szCs w:val="18"/>
+                <w:lang w:val="en-IN"/>
+              </w:rPr>
+              <w:t>HamidHouse</w:t>
+            </w:r>
+            <w:proofErr w:type="spellEnd"/>
+            <w:r>
+              <w:rPr>
+                <w:sz w:val="18"/>
+                <w:szCs w:val="18"/>
+                <w:lang w:val="en-IN"/>
+              </w:rPr>
+              <w:t>();</w:t>
+            </w:r>
+            <w:r>
+              <w:rPr>
+                <w:sz w:val="18"/>
+                <w:szCs w:val="18"/>
+                <w:lang w:val="en-IN"/>
+              </w:rPr>
+              <w:br/>
+              <w:t xml:space="preserve">        </w:t>
+            </w:r>
+            <w:proofErr w:type="spellStart"/>
+            <w:r>
+              <w:rPr>
+                <w:sz w:val="18"/>
+                <w:szCs w:val="18"/>
+                <w:lang w:val="en-IN"/>
+              </w:rPr>
+              <w:t>a.windows</w:t>
+            </w:r>
+            <w:proofErr w:type="spellEnd"/>
+            <w:r>
+              <w:rPr>
+                <w:sz w:val="18"/>
+                <w:szCs w:val="18"/>
+                <w:lang w:val="en-IN"/>
+              </w:rPr>
+              <w:t>();</w:t>
             </w:r>
             <w:r>
               <w:rPr>
@@ -14845,7 +17679,7 @@
                     </pic:cNvPicPr>
                   </pic:nvPicPr>
                   <pic:blipFill>
-                    <a:blip r:embed="rId47" cstate="print">
+                    <a:blip r:embed="rId46" cstate="print">
                       <a:extLst>
                         <a:ext uri="{28A0092B-C50C-407E-A947-70E740481C1C}">
                           <a14:useLocalDpi xmlns:a14="http://schemas.microsoft.com/office/drawing/2010/main" val="0"/>
@@ -15070,7 +17904,23 @@
                 <w:b/>
                 <w:bCs/>
               </w:rPr>
-              <w:t>Lambda expression for FInterface.</w:t>
+              <w:t xml:space="preserve">Lambda expression for </w:t>
+            </w:r>
+            <w:proofErr w:type="spellStart"/>
+            <w:r>
+              <w:rPr>
+                <w:b/>
+                <w:bCs/>
+              </w:rPr>
+              <w:t>FInterface</w:t>
+            </w:r>
+            <w:proofErr w:type="spellEnd"/>
+            <w:r>
+              <w:rPr>
+                <w:b/>
+                <w:bCs/>
+              </w:rPr>
+              <w:t>.</w:t>
             </w:r>
           </w:p>
         </w:tc>
@@ -15169,7 +18019,21 @@
               <w:rPr>
                 <w:lang w:val="en-IN"/>
               </w:rPr>
-              <w:t xml:space="preserve"> carSpeed();</w:t>
+              <w:t xml:space="preserve"> </w:t>
+            </w:r>
+            <w:proofErr w:type="spellStart"/>
+            <w:r>
+              <w:rPr>
+                <w:lang w:val="en-IN"/>
+              </w:rPr>
+              <w:t>carSpeed</w:t>
+            </w:r>
+            <w:proofErr w:type="spellEnd"/>
+            <w:r>
+              <w:rPr>
+                <w:lang w:val="en-IN"/>
+              </w:rPr>
+              <w:t>();</w:t>
             </w:r>
             <w:r>
               <w:rPr>
@@ -15224,6 +18088,7 @@
                 <w:lang w:val="en-IN"/>
               </w:rPr>
             </w:pPr>
+            <w:proofErr w:type="spellStart"/>
             <w:r>
               <w:rPr>
                 <w:lang w:val="en-IN"/>
@@ -15242,7 +18107,14 @@
               <w:rPr>
                 <w:lang w:val="en-IN"/>
               </w:rPr>
-              <w:t>.println(ref.m1());</w:t>
+              <w:t>.println</w:t>
+            </w:r>
+            <w:proofErr w:type="spellEnd"/>
+            <w:r>
+              <w:rPr>
+                <w:lang w:val="en-IN"/>
+              </w:rPr>
+              <w:t>(ref.m1());</w:t>
             </w:r>
           </w:p>
           <w:p/>
@@ -15319,7 +18191,23 @@
         <w:sym w:font="Wingdings" w:char="F0E0"/>
       </w:r>
       <w:r>
-        <w:t xml:space="preserve"> TataCar, NanoCar, NexonCar,…..BreezaCar………………</w:t>
+        <w:t xml:space="preserve"> TataCar, NanoCar, </w:t>
+      </w:r>
+      <w:proofErr w:type="spellStart"/>
+      <w:r>
+        <w:t>NexonCar</w:t>
+      </w:r>
+      <w:proofErr w:type="spellEnd"/>
+      <w:r>
+        <w:t>,…..</w:t>
+      </w:r>
+      <w:proofErr w:type="spellStart"/>
+      <w:r>
+        <w:t>BreezaCar</w:t>
+      </w:r>
+      <w:proofErr w:type="spellEnd"/>
+      <w:r>
+        <w:t>………………</w:t>
       </w:r>
     </w:p>
     <w:p>
@@ -15339,7 +18227,7 @@
       <w:r>
         <w:t>Along with abstract methods, an interface may also contain constants, default </w:t>
       </w:r>
-      <w:hyperlink r:id="rId48" w:tgtFrame="_blank" w:history="1">
+      <w:hyperlink r:id="rId47" w:tgtFrame="_blank" w:history="1">
         <w:r>
           <w:rPr>
             <w:rStyle w:val="Hyperlink"/>
@@ -16025,7 +18913,14 @@
                 <w:lang w:val="en-IN"/>
               </w:rPr>
               <w:br/>
-              <w:t xml:space="preserve">        System.</w:t>
+              <w:t xml:space="preserve">        </w:t>
+            </w:r>
+            <w:proofErr w:type="spellStart"/>
+            <w:r>
+              <w:rPr>
+                <w:lang w:val="en-IN"/>
+              </w:rPr>
+              <w:t>System.</w:t>
             </w:r>
             <w:r>
               <w:rPr>
@@ -16039,7 +18934,14 @@
               <w:rPr>
                 <w:lang w:val="en-IN"/>
               </w:rPr>
-              <w:t>.println("This is m1() methods...");</w:t>
+              <w:t>.println</w:t>
+            </w:r>
+            <w:proofErr w:type="spellEnd"/>
+            <w:r>
+              <w:rPr>
+                <w:lang w:val="en-IN"/>
+              </w:rPr>
+              <w:t>("This is m1() methods...");</w:t>
             </w:r>
             <w:r>
               <w:rPr>
@@ -16072,7 +18974,21 @@
               <w:rPr>
                 <w:lang w:val="en-IN"/>
               </w:rPr>
-              <w:t>public class ChildOne extends Parent{</w:t>
+              <w:t xml:space="preserve">public class </w:t>
+            </w:r>
+            <w:proofErr w:type="spellStart"/>
+            <w:r>
+              <w:rPr>
+                <w:lang w:val="en-IN"/>
+              </w:rPr>
+              <w:t>ChildOne</w:t>
+            </w:r>
+            <w:proofErr w:type="spellEnd"/>
+            <w:r>
+              <w:rPr>
+                <w:lang w:val="en-IN"/>
+              </w:rPr>
+              <w:t xml:space="preserve"> extends Parent{</w:t>
             </w:r>
             <w:r>
               <w:rPr>
@@ -16112,7 +19028,14 @@
                 <w:lang w:val="en-IN"/>
               </w:rPr>
               <w:br/>
-              <w:t xml:space="preserve">        System.</w:t>
+              <w:t xml:space="preserve">        </w:t>
+            </w:r>
+            <w:proofErr w:type="spellStart"/>
+            <w:r>
+              <w:rPr>
+                <w:lang w:val="en-IN"/>
+              </w:rPr>
+              <w:t>System.</w:t>
             </w:r>
             <w:r>
               <w:rPr>
@@ -16126,7 +19049,14 @@
               <w:rPr>
                 <w:lang w:val="en-IN"/>
               </w:rPr>
-              <w:t>.println("from child class...");</w:t>
+              <w:t>.println</w:t>
+            </w:r>
+            <w:proofErr w:type="spellEnd"/>
+            <w:r>
+              <w:rPr>
+                <w:lang w:val="en-IN"/>
+              </w:rPr>
+              <w:t>("from child class...");</w:t>
             </w:r>
             <w:r>
               <w:rPr>
@@ -16146,7 +19076,15 @@
           <w:p/>
           <w:p>
             <w:r>
-              <w:t>ERROR class, we can not override final method.</w:t>
+              <w:t xml:space="preserve">ERROR class, we </w:t>
+            </w:r>
+            <w:proofErr w:type="spellStart"/>
+            <w:r>
+              <w:t>can not</w:t>
+            </w:r>
+            <w:proofErr w:type="spellEnd"/>
+            <w:r>
+              <w:t xml:space="preserve"> override final method.</w:t>
             </w:r>
           </w:p>
         </w:tc>
@@ -16245,21 +19183,56 @@
                 <w:lang w:val="en-IN"/>
               </w:rPr>
               <w:br/>
-              <w:t xml:space="preserve">    void carSpeed();</w:t>
-            </w:r>
-            <w:r>
-              <w:rPr>
-                <w:lang w:val="en-IN"/>
-              </w:rPr>
-              <w:br/>
-              <w:t xml:space="preserve">    default void iCarDefaltMethod(){</w:t>
-            </w:r>
-            <w:r>
-              <w:rPr>
-                <w:lang w:val="en-IN"/>
-              </w:rPr>
-              <w:br/>
-              <w:t xml:space="preserve">        System.</w:t>
+              <w:t xml:space="preserve">    void </w:t>
+            </w:r>
+            <w:proofErr w:type="spellStart"/>
+            <w:r>
+              <w:rPr>
+                <w:lang w:val="en-IN"/>
+              </w:rPr>
+              <w:t>carSpeed</w:t>
+            </w:r>
+            <w:proofErr w:type="spellEnd"/>
+            <w:r>
+              <w:rPr>
+                <w:lang w:val="en-IN"/>
+              </w:rPr>
+              <w:t>();</w:t>
+            </w:r>
+            <w:r>
+              <w:rPr>
+                <w:lang w:val="en-IN"/>
+              </w:rPr>
+              <w:br/>
+              <w:t xml:space="preserve">    default void </w:t>
+            </w:r>
+            <w:proofErr w:type="spellStart"/>
+            <w:r>
+              <w:rPr>
+                <w:lang w:val="en-IN"/>
+              </w:rPr>
+              <w:t>iCarDefaltMethod</w:t>
+            </w:r>
+            <w:proofErr w:type="spellEnd"/>
+            <w:r>
+              <w:rPr>
+                <w:lang w:val="en-IN"/>
+              </w:rPr>
+              <w:t>(){</w:t>
+            </w:r>
+            <w:r>
+              <w:rPr>
+                <w:lang w:val="en-IN"/>
+              </w:rPr>
+              <w:br/>
+              <w:t xml:space="preserve">        </w:t>
+            </w:r>
+            <w:proofErr w:type="spellStart"/>
+            <w:r>
+              <w:rPr>
+                <w:lang w:val="en-IN"/>
+              </w:rPr>
+              <w:t>System.</w:t>
             </w:r>
             <w:r>
               <w:rPr>
@@ -16273,7 +19246,28 @@
               <w:rPr>
                 <w:lang w:val="en-IN"/>
               </w:rPr>
-              <w:t>.println("iCarDefaltMethod");</w:t>
+              <w:t>.println</w:t>
+            </w:r>
+            <w:proofErr w:type="spellEnd"/>
+            <w:r>
+              <w:rPr>
+                <w:lang w:val="en-IN"/>
+              </w:rPr>
+              <w:t>("</w:t>
+            </w:r>
+            <w:proofErr w:type="spellStart"/>
+            <w:r>
+              <w:rPr>
+                <w:lang w:val="en-IN"/>
+              </w:rPr>
+              <w:t>iCarDefaltMethod</w:t>
+            </w:r>
+            <w:proofErr w:type="spellEnd"/>
+            <w:r>
+              <w:rPr>
+                <w:lang w:val="en-IN"/>
+              </w:rPr>
+              <w:t>");</w:t>
             </w:r>
             <w:r>
               <w:rPr>
@@ -16293,7 +19287,21 @@
                 <w:lang w:val="en-IN"/>
               </w:rPr>
               <w:br/>
-              <w:t xml:space="preserve">    static String iCarStaticMethod(){</w:t>
+              <w:t xml:space="preserve">    static String </w:t>
+            </w:r>
+            <w:proofErr w:type="spellStart"/>
+            <w:r>
+              <w:rPr>
+                <w:lang w:val="en-IN"/>
+              </w:rPr>
+              <w:t>iCarStaticMethod</w:t>
+            </w:r>
+            <w:proofErr w:type="spellEnd"/>
+            <w:r>
+              <w:rPr>
+                <w:lang w:val="en-IN"/>
+              </w:rPr>
+              <w:t>(){</w:t>
             </w:r>
             <w:r>
               <w:rPr>
@@ -16302,6 +19310,7 @@
               <w:br/>
               <w:t xml:space="preserve">        </w:t>
             </w:r>
+            <w:proofErr w:type="spellStart"/>
             <w:r>
               <w:rPr>
                 <w:i/>
@@ -16310,6 +19319,7 @@
               </w:rPr>
               <w:t>iCarPrivateMethod</w:t>
             </w:r>
+            <w:proofErr w:type="spellEnd"/>
             <w:r>
               <w:rPr>
                 <w:lang w:val="en-IN"/>
@@ -16341,14 +19351,35 @@
                 <w:lang w:val="en-IN"/>
               </w:rPr>
               <w:br/>
-              <w:t xml:space="preserve">    private static void iCarPrivateMethod(){</w:t>
-            </w:r>
-            <w:r>
-              <w:rPr>
-                <w:lang w:val="en-IN"/>
-              </w:rPr>
-              <w:br/>
-              <w:t xml:space="preserve">        System.</w:t>
+              <w:t xml:space="preserve">    private static void </w:t>
+            </w:r>
+            <w:proofErr w:type="spellStart"/>
+            <w:r>
+              <w:rPr>
+                <w:lang w:val="en-IN"/>
+              </w:rPr>
+              <w:t>iCarPrivateMethod</w:t>
+            </w:r>
+            <w:proofErr w:type="spellEnd"/>
+            <w:r>
+              <w:rPr>
+                <w:lang w:val="en-IN"/>
+              </w:rPr>
+              <w:t>(){</w:t>
+            </w:r>
+            <w:r>
+              <w:rPr>
+                <w:lang w:val="en-IN"/>
+              </w:rPr>
+              <w:br/>
+              <w:t xml:space="preserve">        </w:t>
+            </w:r>
+            <w:proofErr w:type="spellStart"/>
+            <w:r>
+              <w:rPr>
+                <w:lang w:val="en-IN"/>
+              </w:rPr>
+              <w:t>System.</w:t>
             </w:r>
             <w:r>
               <w:rPr>
@@ -16362,7 +19393,28 @@
               <w:rPr>
                 <w:lang w:val="en-IN"/>
               </w:rPr>
-              <w:t>.println("iCarPrivateMethod");</w:t>
+              <w:t>.println</w:t>
+            </w:r>
+            <w:proofErr w:type="spellEnd"/>
+            <w:r>
+              <w:rPr>
+                <w:lang w:val="en-IN"/>
+              </w:rPr>
+              <w:t>("</w:t>
+            </w:r>
+            <w:proofErr w:type="spellStart"/>
+            <w:r>
+              <w:rPr>
+                <w:lang w:val="en-IN"/>
+              </w:rPr>
+              <w:t>iCarPrivateMethod</w:t>
+            </w:r>
+            <w:proofErr w:type="spellEnd"/>
+            <w:r>
+              <w:rPr>
+                <w:lang w:val="en-IN"/>
+              </w:rPr>
+              <w:t>");</w:t>
             </w:r>
             <w:r>
               <w:rPr>
@@ -16729,7 +19781,25 @@
                 <w:szCs w:val="18"/>
                 <w:lang w:val="en-IN"/>
               </w:rPr>
-              <w:t>void carSpeed();</w:t>
+              <w:t xml:space="preserve">void </w:t>
+            </w:r>
+            <w:proofErr w:type="spellStart"/>
+            <w:r>
+              <w:rPr>
+                <w:sz w:val="18"/>
+                <w:szCs w:val="18"/>
+                <w:lang w:val="en-IN"/>
+              </w:rPr>
+              <w:t>carSpeed</w:t>
+            </w:r>
+            <w:proofErr w:type="spellEnd"/>
+            <w:r>
+              <w:rPr>
+                <w:sz w:val="18"/>
+                <w:szCs w:val="18"/>
+                <w:lang w:val="en-IN"/>
+              </w:rPr>
+              <w:t>();</w:t>
             </w:r>
           </w:p>
           <w:p>
@@ -16770,16 +19840,43 @@
                 <w:szCs w:val="18"/>
                 <w:lang w:val="en-IN"/>
               </w:rPr>
-              <w:t xml:space="preserve"> void iCarDefaltMethod(){</w:t>
-            </w:r>
+              <w:t xml:space="preserve"> void </w:t>
+            </w:r>
+            <w:proofErr w:type="spellStart"/>
             <w:r>
               <w:rPr>
                 <w:sz w:val="18"/>
                 <w:szCs w:val="18"/>
                 <w:lang w:val="en-IN"/>
               </w:rPr>
-              <w:br/>
-              <w:t xml:space="preserve">    System.</w:t>
+              <w:t>iCarDefaltMethod</w:t>
+            </w:r>
+            <w:proofErr w:type="spellEnd"/>
+            <w:r>
+              <w:rPr>
+                <w:sz w:val="18"/>
+                <w:szCs w:val="18"/>
+                <w:lang w:val="en-IN"/>
+              </w:rPr>
+              <w:t>(){</w:t>
+            </w:r>
+            <w:r>
+              <w:rPr>
+                <w:sz w:val="18"/>
+                <w:szCs w:val="18"/>
+                <w:lang w:val="en-IN"/>
+              </w:rPr>
+              <w:br/>
+              <w:t xml:space="preserve">    </w:t>
+            </w:r>
+            <w:proofErr w:type="spellStart"/>
+            <w:r>
+              <w:rPr>
+                <w:sz w:val="18"/>
+                <w:szCs w:val="18"/>
+                <w:lang w:val="en-IN"/>
+              </w:rPr>
+              <w:t>System.</w:t>
             </w:r>
             <w:r>
               <w:rPr>
@@ -16797,7 +19894,34 @@
                 <w:szCs w:val="18"/>
                 <w:lang w:val="en-IN"/>
               </w:rPr>
-              <w:t>.println("iCarDefaltMethod");</w:t>
+              <w:t>.println</w:t>
+            </w:r>
+            <w:proofErr w:type="spellEnd"/>
+            <w:r>
+              <w:rPr>
+                <w:sz w:val="18"/>
+                <w:szCs w:val="18"/>
+                <w:lang w:val="en-IN"/>
+              </w:rPr>
+              <w:t>("</w:t>
+            </w:r>
+            <w:proofErr w:type="spellStart"/>
+            <w:r>
+              <w:rPr>
+                <w:sz w:val="18"/>
+                <w:szCs w:val="18"/>
+                <w:lang w:val="en-IN"/>
+              </w:rPr>
+              <w:t>iCarDefaltMethod</w:t>
+            </w:r>
+            <w:proofErr w:type="spellEnd"/>
+            <w:r>
+              <w:rPr>
+                <w:sz w:val="18"/>
+                <w:szCs w:val="18"/>
+                <w:lang w:val="en-IN"/>
+              </w:rPr>
+              <w:t>");</w:t>
             </w:r>
             <w:r>
               <w:rPr>
@@ -16847,17 +19971,36 @@
                 <w:szCs w:val="18"/>
                 <w:lang w:val="en-IN"/>
               </w:rPr>
-              <w:t xml:space="preserve"> String iCarStaticMethod(){</w:t>
-            </w:r>
+              <w:t xml:space="preserve"> String </w:t>
+            </w:r>
+            <w:proofErr w:type="spellStart"/>
             <w:r>
               <w:rPr>
                 <w:sz w:val="18"/>
                 <w:szCs w:val="18"/>
                 <w:lang w:val="en-IN"/>
               </w:rPr>
+              <w:t>iCarStaticMethod</w:t>
+            </w:r>
+            <w:proofErr w:type="spellEnd"/>
+            <w:r>
+              <w:rPr>
+                <w:sz w:val="18"/>
+                <w:szCs w:val="18"/>
+                <w:lang w:val="en-IN"/>
+              </w:rPr>
+              <w:t>(){</w:t>
+            </w:r>
+            <w:r>
+              <w:rPr>
+                <w:sz w:val="18"/>
+                <w:szCs w:val="18"/>
+                <w:lang w:val="en-IN"/>
+              </w:rPr>
               <w:br/>
               <w:t xml:space="preserve">    </w:t>
             </w:r>
+            <w:proofErr w:type="spellStart"/>
             <w:r>
               <w:rPr>
                 <w:i/>
@@ -16868,6 +20011,7 @@
               </w:rPr>
               <w:t>iCarPrivateMethod</w:t>
             </w:r>
+            <w:proofErr w:type="spellEnd"/>
             <w:r>
               <w:rPr>
                 <w:sz w:val="18"/>
@@ -16933,16 +20077,43 @@
                 <w:szCs w:val="18"/>
                 <w:lang w:val="en-IN"/>
               </w:rPr>
-              <w:t xml:space="preserve"> void iCarPrivateMethod(){</w:t>
-            </w:r>
+              <w:t xml:space="preserve"> void </w:t>
+            </w:r>
+            <w:proofErr w:type="spellStart"/>
             <w:r>
               <w:rPr>
                 <w:sz w:val="18"/>
                 <w:szCs w:val="18"/>
                 <w:lang w:val="en-IN"/>
               </w:rPr>
-              <w:br/>
-              <w:t xml:space="preserve">    System.</w:t>
+              <w:t>iCarPrivateMethod</w:t>
+            </w:r>
+            <w:proofErr w:type="spellEnd"/>
+            <w:r>
+              <w:rPr>
+                <w:sz w:val="18"/>
+                <w:szCs w:val="18"/>
+                <w:lang w:val="en-IN"/>
+              </w:rPr>
+              <w:t>(){</w:t>
+            </w:r>
+            <w:r>
+              <w:rPr>
+                <w:sz w:val="18"/>
+                <w:szCs w:val="18"/>
+                <w:lang w:val="en-IN"/>
+              </w:rPr>
+              <w:br/>
+              <w:t xml:space="preserve">    </w:t>
+            </w:r>
+            <w:proofErr w:type="spellStart"/>
+            <w:r>
+              <w:rPr>
+                <w:sz w:val="18"/>
+                <w:szCs w:val="18"/>
+                <w:lang w:val="en-IN"/>
+              </w:rPr>
+              <w:t>System.</w:t>
             </w:r>
             <w:r>
               <w:rPr>
@@ -16960,7 +20131,34 @@
                 <w:szCs w:val="18"/>
                 <w:lang w:val="en-IN"/>
               </w:rPr>
-              <w:t>.println("iCarPrivateMethod");</w:t>
+              <w:t>.println</w:t>
+            </w:r>
+            <w:proofErr w:type="spellEnd"/>
+            <w:r>
+              <w:rPr>
+                <w:sz w:val="18"/>
+                <w:szCs w:val="18"/>
+                <w:lang w:val="en-IN"/>
+              </w:rPr>
+              <w:t>("</w:t>
+            </w:r>
+            <w:proofErr w:type="spellStart"/>
+            <w:r>
+              <w:rPr>
+                <w:sz w:val="18"/>
+                <w:szCs w:val="18"/>
+                <w:lang w:val="en-IN"/>
+              </w:rPr>
+              <w:t>iCarPrivateMethod</w:t>
+            </w:r>
+            <w:proofErr w:type="spellEnd"/>
+            <w:r>
+              <w:rPr>
+                <w:sz w:val="18"/>
+                <w:szCs w:val="18"/>
+                <w:lang w:val="en-IN"/>
+              </w:rPr>
+              <w:t>");</w:t>
             </w:r>
             <w:r>
               <w:rPr>
@@ -17386,7 +20584,21 @@
               <w:rPr>
                 <w:lang w:val="en-IN"/>
               </w:rPr>
-              <w:t xml:space="preserve">public class IABImpl </w:t>
+              <w:t xml:space="preserve">public class </w:t>
+            </w:r>
+            <w:proofErr w:type="spellStart"/>
+            <w:r>
+              <w:rPr>
+                <w:lang w:val="en-IN"/>
+              </w:rPr>
+              <w:t>IABImpl</w:t>
+            </w:r>
+            <w:proofErr w:type="spellEnd"/>
+            <w:r>
+              <w:rPr>
+                <w:lang w:val="en-IN"/>
+              </w:rPr>
+              <w:t xml:space="preserve"> </w:t>
             </w:r>
             <w:r>
               <w:rPr>
@@ -17511,7 +20723,7 @@
                     <pic:cNvPicPr/>
                   </pic:nvPicPr>
                   <pic:blipFill>
-                    <a:blip r:embed="rId49"/>
+                    <a:blip r:embed="rId48"/>
                     <a:stretch>
                       <a:fillRect/>
                     </a:stretch>
@@ -17590,7 +20802,21 @@
               <w:rPr>
                 <w:lang w:val="en-IN"/>
               </w:rPr>
-              <w:t>public interface MyInterface {</w:t>
+              <w:t xml:space="preserve">public interface </w:t>
+            </w:r>
+            <w:proofErr w:type="spellStart"/>
+            <w:r>
+              <w:rPr>
+                <w:lang w:val="en-IN"/>
+              </w:rPr>
+              <w:t>MyInterface</w:t>
+            </w:r>
+            <w:proofErr w:type="spellEnd"/>
+            <w:r>
+              <w:rPr>
+                <w:lang w:val="en-IN"/>
+              </w:rPr>
+              <w:t xml:space="preserve"> {</w:t>
             </w:r>
             <w:r>
               <w:rPr>
@@ -17643,7 +20869,21 @@
               <w:rPr>
                 <w:lang w:val="en-IN"/>
               </w:rPr>
-              <w:t xml:space="preserve"> interface MyInterface {</w:t>
+              <w:t xml:space="preserve"> interface </w:t>
+            </w:r>
+            <w:proofErr w:type="spellStart"/>
+            <w:r>
+              <w:rPr>
+                <w:lang w:val="en-IN"/>
+              </w:rPr>
+              <w:t>MyInterface</w:t>
+            </w:r>
+            <w:proofErr w:type="spellEnd"/>
+            <w:r>
+              <w:rPr>
+                <w:lang w:val="en-IN"/>
+              </w:rPr>
+              <w:t xml:space="preserve"> {</w:t>
             </w:r>
             <w:r>
               <w:rPr>
@@ -18165,7 +21405,21 @@
                 <w:lang w:val="en-IN"/>
               </w:rPr>
               <w:br/>
-              <w:t>abstract class ABlass implements A1 {</w:t>
+              <w:t xml:space="preserve">abstract class </w:t>
+            </w:r>
+            <w:proofErr w:type="spellStart"/>
+            <w:r>
+              <w:rPr>
+                <w:lang w:val="en-IN"/>
+              </w:rPr>
+              <w:t>ABlass</w:t>
+            </w:r>
+            <w:proofErr w:type="spellEnd"/>
+            <w:r>
+              <w:rPr>
+                <w:lang w:val="en-IN"/>
+              </w:rPr>
+              <w:t xml:space="preserve"> implements A1 {</w:t>
             </w:r>
             <w:r>
               <w:rPr>
@@ -18240,7 +21494,7 @@
       <w:pPr>
         <w:spacing w:after="0" w:line="240" w:lineRule="auto"/>
       </w:pPr>
-      <w:hyperlink r:id="rId50" w:history="1">
+      <w:hyperlink r:id="rId49" w:history="1">
         <w:r>
           <w:rPr>
             <w:rStyle w:val="Hyperlink"/>
@@ -18390,7 +21644,7 @@
       <w:pPr>
         <w:spacing w:after="0" w:line="240" w:lineRule="auto"/>
       </w:pPr>
-      <w:hyperlink r:id="rId51" w:history="1">
+      <w:hyperlink r:id="rId50" w:history="1">
         <w:r>
           <w:rPr>
             <w:rStyle w:val="Hyperlink"/>
@@ -18406,7 +21660,7 @@
       <w:pPr>
         <w:spacing w:after="0" w:line="240" w:lineRule="auto"/>
       </w:pPr>
-      <w:hyperlink r:id="rId52" w:history="1">
+      <w:hyperlink r:id="rId51" w:history="1">
         <w:r>
           <w:rPr>
             <w:rStyle w:val="Hyperlink"/>
@@ -18422,7 +21676,7 @@
       <w:pPr>
         <w:spacing w:after="0" w:line="240" w:lineRule="auto"/>
       </w:pPr>
-      <w:hyperlink r:id="rId53" w:history="1">
+      <w:hyperlink r:id="rId52" w:history="1">
         <w:r>
           <w:rPr>
             <w:rStyle w:val="Hyperlink"/>
@@ -18443,8 +21697,13 @@
       <w:pPr>
         <w:spacing w:after="0" w:line="240" w:lineRule="auto"/>
       </w:pPr>
-      <w:r>
-        <w:t xml:space="preserve">Lets assume already one class is having some </w:t>
+      <w:proofErr w:type="spellStart"/>
+      <w:r>
+        <w:t>Lets</w:t>
+      </w:r>
+      <w:proofErr w:type="spellEnd"/>
+      <w:r>
+        <w:t xml:space="preserve"> assume already one class is having some </w:t>
       </w:r>
       <w:r>
         <w:t xml:space="preserve">business </w:t>
@@ -18579,7 +21838,7 @@
         </w:rPr>
         <w:t>Inheritance is a process where one class gets the properties (</w:t>
       </w:r>
-      <w:hyperlink r:id="rId54" w:tgtFrame="_blank" w:history="1">
+      <w:hyperlink r:id="rId53" w:tgtFrame="_blank" w:history="1">
         <w:r>
           <w:rPr>
             <w:rStyle w:val="Hyperlink"/>
@@ -18596,7 +21855,7 @@
         </w:rPr>
         <w:t> and </w:t>
       </w:r>
-      <w:hyperlink r:id="rId55" w:tgtFrame="_blank" w:history="1">
+      <w:hyperlink r:id="rId54" w:tgtFrame="_blank" w:history="1">
         <w:r>
           <w:rPr>
             <w:rStyle w:val="Hyperlink"/>
@@ -18639,7 +21898,7 @@
                     <pic:cNvPicPr/>
                   </pic:nvPicPr>
                   <pic:blipFill>
-                    <a:blip r:embed="rId56"/>
+                    <a:blip r:embed="rId55"/>
                     <a:stretch>
                       <a:fillRect/>
                     </a:stretch>
@@ -18713,7 +21972,7 @@
                     <pic:cNvPicPr/>
                   </pic:nvPicPr>
                   <pic:blipFill>
-                    <a:blip r:embed="rId57"/>
+                    <a:blip r:embed="rId56"/>
                     <a:stretch>
                       <a:fillRect/>
                     </a:stretch>
@@ -18803,7 +22062,16 @@
                 <w:lang w:val="en-IN"/>
               </w:rPr>
               <w:br/>
-              <w:t xml:space="preserve">        System.</w:t>
+              <w:t xml:space="preserve">        </w:t>
+            </w:r>
+            <w:proofErr w:type="spellStart"/>
+            <w:r>
+              <w:rPr>
+                <w:sz w:val="18"/>
+                <w:szCs w:val="18"/>
+                <w:lang w:val="en-IN"/>
+              </w:rPr>
+              <w:t>System.</w:t>
             </w:r>
             <w:r>
               <w:rPr>
@@ -18821,16 +22089,16 @@
                 <w:szCs w:val="18"/>
                 <w:lang w:val="en-IN"/>
               </w:rPr>
-              <w:t>.println("The sum of the given numbers:"+z);</w:t>
-            </w:r>
+              <w:t>.println</w:t>
+            </w:r>
+            <w:proofErr w:type="spellEnd"/>
             <w:r>
               <w:rPr>
                 <w:sz w:val="18"/>
                 <w:szCs w:val="18"/>
                 <w:lang w:val="en-IN"/>
               </w:rPr>
-              <w:br/>
-              <w:t xml:space="preserve">    }</w:t>
+              <w:t>("The sum of the given numbers:"+z);</w:t>
             </w:r>
             <w:r>
               <w:rPr>
@@ -18839,7 +22107,7 @@
                 <w:lang w:val="en-IN"/>
               </w:rPr>
               <w:br/>
-              <w:t xml:space="preserve">    public void Subtraction(int x, int y) {</w:t>
+              <w:t xml:space="preserve">    }</w:t>
             </w:r>
             <w:r>
               <w:rPr>
@@ -18848,7 +22116,7 @@
                 <w:lang w:val="en-IN"/>
               </w:rPr>
               <w:br/>
-              <w:t xml:space="preserve">        z = x - y;</w:t>
+              <w:t xml:space="preserve">    public void Subtraction(int x, int y) {</w:t>
             </w:r>
             <w:r>
               <w:rPr>
@@ -18857,7 +22125,25 @@
                 <w:lang w:val="en-IN"/>
               </w:rPr>
               <w:br/>
-              <w:t xml:space="preserve">        System.</w:t>
+              <w:t xml:space="preserve">        z = x - y;</w:t>
+            </w:r>
+            <w:r>
+              <w:rPr>
+                <w:sz w:val="18"/>
+                <w:szCs w:val="18"/>
+                <w:lang w:val="en-IN"/>
+              </w:rPr>
+              <w:br/>
+              <w:t xml:space="preserve">        </w:t>
+            </w:r>
+            <w:proofErr w:type="spellStart"/>
+            <w:r>
+              <w:rPr>
+                <w:sz w:val="18"/>
+                <w:szCs w:val="18"/>
+                <w:lang w:val="en-IN"/>
+              </w:rPr>
+              <w:t>System.</w:t>
             </w:r>
             <w:r>
               <w:rPr>
@@ -18875,16 +22161,16 @@
                 <w:szCs w:val="18"/>
                 <w:lang w:val="en-IN"/>
               </w:rPr>
-              <w:t>.println("The difference between the given numbers:"+z);</w:t>
-            </w:r>
+              <w:t>.println</w:t>
+            </w:r>
+            <w:proofErr w:type="spellEnd"/>
             <w:r>
               <w:rPr>
                 <w:sz w:val="18"/>
                 <w:szCs w:val="18"/>
                 <w:lang w:val="en-IN"/>
               </w:rPr>
-              <w:br/>
-              <w:t xml:space="preserve">    }</w:t>
+              <w:t>("The difference between the given numbers:"+z);</w:t>
             </w:r>
             <w:r>
               <w:rPr>
@@ -18893,7 +22179,7 @@
                 <w:lang w:val="en-IN"/>
               </w:rPr>
               <w:br/>
-              <w:t>}</w:t>
+              <w:t xml:space="preserve">    }</w:t>
             </w:r>
             <w:r>
               <w:rPr>
@@ -18902,7 +22188,7 @@
                 <w:lang w:val="en-IN"/>
               </w:rPr>
               <w:br/>
-              <w:t>public class My_Calculation extends Calculation {</w:t>
+              <w:t>}</w:t>
             </w:r>
             <w:r>
               <w:rPr>
@@ -18911,7 +22197,7 @@
                 <w:lang w:val="en-IN"/>
               </w:rPr>
               <w:br/>
-              <w:t xml:space="preserve">    public void multiplication(int x, int y) {</w:t>
+              <w:t>public class My_Calculation extends Calculation {</w:t>
             </w:r>
             <w:r>
               <w:rPr>
@@ -18920,7 +22206,7 @@
                 <w:lang w:val="en-IN"/>
               </w:rPr>
               <w:br/>
-              <w:t xml:space="preserve">        z = x * y;</w:t>
+              <w:t xml:space="preserve">    public void multiplication(int x, int y) {</w:t>
             </w:r>
             <w:r>
               <w:rPr>
@@ -18929,7 +22215,25 @@
                 <w:lang w:val="en-IN"/>
               </w:rPr>
               <w:br/>
-              <w:t xml:space="preserve">        System.</w:t>
+              <w:t xml:space="preserve">        z = x * y;</w:t>
+            </w:r>
+            <w:r>
+              <w:rPr>
+                <w:sz w:val="18"/>
+                <w:szCs w:val="18"/>
+                <w:lang w:val="en-IN"/>
+              </w:rPr>
+              <w:br/>
+              <w:t xml:space="preserve">        </w:t>
+            </w:r>
+            <w:proofErr w:type="spellStart"/>
+            <w:r>
+              <w:rPr>
+                <w:sz w:val="18"/>
+                <w:szCs w:val="18"/>
+                <w:lang w:val="en-IN"/>
+              </w:rPr>
+              <w:t>System.</w:t>
             </w:r>
             <w:r>
               <w:rPr>
@@ -18947,16 +22251,16 @@
                 <w:szCs w:val="18"/>
                 <w:lang w:val="en-IN"/>
               </w:rPr>
-              <w:t>.println("The product of the given numbers:"+z);</w:t>
-            </w:r>
+              <w:t>.println</w:t>
+            </w:r>
+            <w:proofErr w:type="spellEnd"/>
             <w:r>
               <w:rPr>
                 <w:sz w:val="18"/>
                 <w:szCs w:val="18"/>
                 <w:lang w:val="en-IN"/>
               </w:rPr>
-              <w:br/>
-              <w:t xml:space="preserve">    }</w:t>
+              <w:t>("The product of the given numbers:"+z);</w:t>
             </w:r>
             <w:r>
               <w:rPr>
@@ -18965,7 +22269,7 @@
                 <w:lang w:val="en-IN"/>
               </w:rPr>
               <w:br/>
-              <w:t xml:space="preserve">    public static void main(String args[]) {</w:t>
+              <w:t xml:space="preserve">    }</w:t>
             </w:r>
             <w:r>
               <w:rPr>
@@ -18974,25 +22278,25 @@
                 <w:lang w:val="en-IN"/>
               </w:rPr>
               <w:br/>
-              <w:t xml:space="preserve">        int a = 20, b = 10;</w:t>
-            </w:r>
+              <w:t xml:space="preserve">    public static void main(String </w:t>
+            </w:r>
+            <w:proofErr w:type="spellStart"/>
             <w:r>
               <w:rPr>
                 <w:sz w:val="18"/>
                 <w:szCs w:val="18"/>
                 <w:lang w:val="en-IN"/>
               </w:rPr>
-              <w:br/>
-              <w:t xml:space="preserve">        My_Calculation demo = new My_Calculation();</w:t>
-            </w:r>
+              <w:t>args</w:t>
+            </w:r>
+            <w:proofErr w:type="spellEnd"/>
             <w:r>
               <w:rPr>
                 <w:sz w:val="18"/>
                 <w:szCs w:val="18"/>
                 <w:lang w:val="en-IN"/>
               </w:rPr>
-              <w:br/>
-              <w:t xml:space="preserve">        demo.addition(a, b);</w:t>
+              <w:t>[]) {</w:t>
             </w:r>
             <w:r>
               <w:rPr>
@@ -19001,7 +22305,7 @@
                 <w:lang w:val="en-IN"/>
               </w:rPr>
               <w:br/>
-              <w:t xml:space="preserve">        demo.Subtraction(a, b);</w:t>
+              <w:t xml:space="preserve">        int a = 20, b = 10;</w:t>
             </w:r>
             <w:r>
               <w:rPr>
@@ -19010,7 +22314,88 @@
                 <w:lang w:val="en-IN"/>
               </w:rPr>
               <w:br/>
-              <w:t xml:space="preserve">        demo.multiplication(a, b);</w:t>
+              <w:t xml:space="preserve">        My_Calculation demo = new My_Calculation();</w:t>
+            </w:r>
+            <w:r>
+              <w:rPr>
+                <w:sz w:val="18"/>
+                <w:szCs w:val="18"/>
+                <w:lang w:val="en-IN"/>
+              </w:rPr>
+              <w:br/>
+              <w:t xml:space="preserve">        </w:t>
+            </w:r>
+            <w:proofErr w:type="spellStart"/>
+            <w:r>
+              <w:rPr>
+                <w:sz w:val="18"/>
+                <w:szCs w:val="18"/>
+                <w:lang w:val="en-IN"/>
+              </w:rPr>
+              <w:t>demo.addition</w:t>
+            </w:r>
+            <w:proofErr w:type="spellEnd"/>
+            <w:r>
+              <w:rPr>
+                <w:sz w:val="18"/>
+                <w:szCs w:val="18"/>
+                <w:lang w:val="en-IN"/>
+              </w:rPr>
+              <w:t>(a, b);</w:t>
+            </w:r>
+            <w:r>
+              <w:rPr>
+                <w:sz w:val="18"/>
+                <w:szCs w:val="18"/>
+                <w:lang w:val="en-IN"/>
+              </w:rPr>
+              <w:br/>
+              <w:t xml:space="preserve">        </w:t>
+            </w:r>
+            <w:proofErr w:type="spellStart"/>
+            <w:r>
+              <w:rPr>
+                <w:sz w:val="18"/>
+                <w:szCs w:val="18"/>
+                <w:lang w:val="en-IN"/>
+              </w:rPr>
+              <w:t>demo.Subtraction</w:t>
+            </w:r>
+            <w:proofErr w:type="spellEnd"/>
+            <w:r>
+              <w:rPr>
+                <w:sz w:val="18"/>
+                <w:szCs w:val="18"/>
+                <w:lang w:val="en-IN"/>
+              </w:rPr>
+              <w:t>(a, b);</w:t>
+            </w:r>
+            <w:r>
+              <w:rPr>
+                <w:sz w:val="18"/>
+                <w:szCs w:val="18"/>
+                <w:lang w:val="en-IN"/>
+              </w:rPr>
+              <w:br/>
+              <w:t xml:space="preserve">        </w:t>
+            </w:r>
+            <w:proofErr w:type="spellStart"/>
+            <w:r>
+              <w:rPr>
+                <w:sz w:val="18"/>
+                <w:szCs w:val="18"/>
+                <w:lang w:val="en-IN"/>
+              </w:rPr>
+              <w:t>demo.multiplication</w:t>
+            </w:r>
+            <w:proofErr w:type="spellEnd"/>
+            <w:r>
+              <w:rPr>
+                <w:sz w:val="18"/>
+                <w:szCs w:val="18"/>
+                <w:lang w:val="en-IN"/>
+              </w:rPr>
+              <w:t>(a, b);</w:t>
             </w:r>
             <w:r>
               <w:rPr>
@@ -19132,8 +22517,13 @@
             <w:tcW w:w="5508" w:type="dxa"/>
           </w:tcPr>
           <w:p>
-            <w:r>
-              <w:t>this.methodName();</w:t>
+            <w:proofErr w:type="spellStart"/>
+            <w:r>
+              <w:t>this.methodName</w:t>
+            </w:r>
+            <w:proofErr w:type="spellEnd"/>
+            <w:r>
+              <w:t>();</w:t>
             </w:r>
           </w:p>
           <w:p/>
@@ -19177,8 +22567,13 @@
             <w:tcW w:w="5508" w:type="dxa"/>
           </w:tcPr>
           <w:p>
-            <w:r>
-              <w:t>super.methodName();</w:t>
+            <w:proofErr w:type="spellStart"/>
+            <w:r>
+              <w:t>super.methodName</w:t>
+            </w:r>
+            <w:proofErr w:type="spellEnd"/>
+            <w:r>
+              <w:t>();</w:t>
             </w:r>
           </w:p>
           <w:p/>
@@ -19260,7 +22655,14 @@
                 <w:lang w:val="en-IN"/>
               </w:rPr>
               <w:br/>
-              <w:t xml:space="preserve">        System.</w:t>
+              <w:t xml:space="preserve">        </w:t>
+            </w:r>
+            <w:proofErr w:type="spellStart"/>
+            <w:r>
+              <w:rPr>
+                <w:lang w:val="en-IN"/>
+              </w:rPr>
+              <w:t>System.</w:t>
             </w:r>
             <w:r>
               <w:rPr>
@@ -19274,7 +22676,14 @@
               <w:rPr>
                 <w:lang w:val="en-IN"/>
               </w:rPr>
-              <w:t>.println("Default constructor!");</w:t>
+              <w:t>.println</w:t>
+            </w:r>
+            <w:proofErr w:type="spellEnd"/>
+            <w:r>
+              <w:rPr>
+                <w:lang w:val="en-IN"/>
+              </w:rPr>
+              <w:t>("Default constructor!");</w:t>
             </w:r>
             <w:r>
               <w:rPr>
@@ -19325,7 +22734,14 @@
               <w:rPr>
                 <w:lang w:val="en-IN"/>
               </w:rPr>
-              <w:t xml:space="preserve">        System.</w:t>
+              <w:t xml:space="preserve">        </w:t>
+            </w:r>
+            <w:proofErr w:type="spellStart"/>
+            <w:r>
+              <w:rPr>
+                <w:lang w:val="en-IN"/>
+              </w:rPr>
+              <w:t>System.</w:t>
             </w:r>
             <w:r>
               <w:rPr>
@@ -19339,7 +22755,14 @@
               <w:rPr>
                 <w:lang w:val="en-IN"/>
               </w:rPr>
-              <w:t>.println(id);</w:t>
+              <w:t>.println</w:t>
+            </w:r>
+            <w:proofErr w:type="spellEnd"/>
+            <w:r>
+              <w:rPr>
+                <w:lang w:val="en-IN"/>
+              </w:rPr>
+              <w:t>(id);</w:t>
             </w:r>
             <w:r>
               <w:rPr>
@@ -19353,7 +22776,21 @@
                 <w:lang w:val="en-IN"/>
               </w:rPr>
               <w:br/>
-              <w:t xml:space="preserve">    public App(String eName){</w:t>
+              <w:t xml:space="preserve">    public App(String </w:t>
+            </w:r>
+            <w:proofErr w:type="spellStart"/>
+            <w:r>
+              <w:rPr>
+                <w:lang w:val="en-IN"/>
+              </w:rPr>
+              <w:t>eName</w:t>
+            </w:r>
+            <w:proofErr w:type="spellEnd"/>
+            <w:r>
+              <w:rPr>
+                <w:lang w:val="en-IN"/>
+              </w:rPr>
+              <w:t>){</w:t>
             </w:r>
             <w:r>
               <w:rPr>
@@ -19383,7 +22820,14 @@
                 <w:lang w:val="en-IN"/>
               </w:rPr>
               <w:br/>
-              <w:t xml:space="preserve">        System.</w:t>
+              <w:t xml:space="preserve">        </w:t>
+            </w:r>
+            <w:proofErr w:type="spellStart"/>
+            <w:r>
+              <w:rPr>
+                <w:lang w:val="en-IN"/>
+              </w:rPr>
+              <w:t>System.</w:t>
             </w:r>
             <w:r>
               <w:rPr>
@@ -19397,7 +22841,28 @@
               <w:rPr>
                 <w:lang w:val="en-IN"/>
               </w:rPr>
-              <w:t>.println(eName);</w:t>
+              <w:t>.println</w:t>
+            </w:r>
+            <w:proofErr w:type="spellEnd"/>
+            <w:r>
+              <w:rPr>
+                <w:lang w:val="en-IN"/>
+              </w:rPr>
+              <w:t>(</w:t>
+            </w:r>
+            <w:proofErr w:type="spellStart"/>
+            <w:r>
+              <w:rPr>
+                <w:lang w:val="en-IN"/>
+              </w:rPr>
+              <w:t>eName</w:t>
+            </w:r>
+            <w:proofErr w:type="spellEnd"/>
+            <w:r>
+              <w:rPr>
+                <w:lang w:val="en-IN"/>
+              </w:rPr>
+              <w:t>);</w:t>
             </w:r>
             <w:r>
               <w:rPr>
@@ -19411,7 +22876,21 @@
                 <w:lang w:val="en-IN"/>
               </w:rPr>
               <w:br/>
-              <w:t xml:space="preserve">    public static void main(String[] args) {</w:t>
+              <w:t xml:space="preserve">    public static void main(String[] </w:t>
+            </w:r>
+            <w:proofErr w:type="spellStart"/>
+            <w:r>
+              <w:rPr>
+                <w:lang w:val="en-IN"/>
+              </w:rPr>
+              <w:t>args</w:t>
+            </w:r>
+            <w:proofErr w:type="spellEnd"/>
+            <w:r>
+              <w:rPr>
+                <w:lang w:val="en-IN"/>
+              </w:rPr>
+              <w:t>) {</w:t>
             </w:r>
             <w:r>
               <w:rPr>
@@ -19451,7 +22930,21 @@
               <w:rPr>
                 <w:lang w:val="en-IN"/>
               </w:rPr>
-              <w:t>public class App  extends  EmployeeService{</w:t>
+              <w:t xml:space="preserve">public class App  extends  </w:t>
+            </w:r>
+            <w:proofErr w:type="spellStart"/>
+            <w:r>
+              <w:rPr>
+                <w:lang w:val="en-IN"/>
+              </w:rPr>
+              <w:t>EmployeeService</w:t>
+            </w:r>
+            <w:proofErr w:type="spellEnd"/>
+            <w:r>
+              <w:rPr>
+                <w:lang w:val="en-IN"/>
+              </w:rPr>
+              <w:t>{</w:t>
             </w:r>
             <w:r>
               <w:rPr>
@@ -19471,7 +22964,21 @@
                 <w:lang w:val="en-IN"/>
               </w:rPr>
               <w:br/>
-              <w:t xml:space="preserve">    public App(String eName){</w:t>
+              <w:t xml:space="preserve">    public App(String </w:t>
+            </w:r>
+            <w:proofErr w:type="spellStart"/>
+            <w:r>
+              <w:rPr>
+                <w:lang w:val="en-IN"/>
+              </w:rPr>
+              <w:t>eName</w:t>
+            </w:r>
+            <w:proofErr w:type="spellEnd"/>
+            <w:r>
+              <w:rPr>
+                <w:lang w:val="en-IN"/>
+              </w:rPr>
+              <w:t>){</w:t>
             </w:r>
             <w:r>
               <w:rPr>
@@ -19485,7 +22992,14 @@
                 <w:lang w:val="en-IN"/>
               </w:rPr>
               <w:br/>
-              <w:t xml:space="preserve">        System.</w:t>
+              <w:t xml:space="preserve">        </w:t>
+            </w:r>
+            <w:proofErr w:type="spellStart"/>
+            <w:r>
+              <w:rPr>
+                <w:lang w:val="en-IN"/>
+              </w:rPr>
+              <w:t>System.</w:t>
             </w:r>
             <w:r>
               <w:rPr>
@@ -19499,7 +23013,28 @@
               <w:rPr>
                 <w:lang w:val="en-IN"/>
               </w:rPr>
-              <w:t>.println(eName);</w:t>
+              <w:t>.println</w:t>
+            </w:r>
+            <w:proofErr w:type="spellEnd"/>
+            <w:r>
+              <w:rPr>
+                <w:lang w:val="en-IN"/>
+              </w:rPr>
+              <w:t>(</w:t>
+            </w:r>
+            <w:proofErr w:type="spellStart"/>
+            <w:r>
+              <w:rPr>
+                <w:lang w:val="en-IN"/>
+              </w:rPr>
+              <w:t>eName</w:t>
+            </w:r>
+            <w:proofErr w:type="spellEnd"/>
+            <w:r>
+              <w:rPr>
+                <w:lang w:val="en-IN"/>
+              </w:rPr>
+              <w:t>);</w:t>
             </w:r>
             <w:r>
               <w:rPr>
@@ -19513,7 +23048,21 @@
                 <w:lang w:val="en-IN"/>
               </w:rPr>
               <w:br/>
-              <w:t xml:space="preserve">    public static void main(String[] args) {</w:t>
+              <w:t xml:space="preserve">    public static void main(String[] </w:t>
+            </w:r>
+            <w:proofErr w:type="spellStart"/>
+            <w:r>
+              <w:rPr>
+                <w:lang w:val="en-IN"/>
+              </w:rPr>
+              <w:t>args</w:t>
+            </w:r>
+            <w:proofErr w:type="spellEnd"/>
+            <w:r>
+              <w:rPr>
+                <w:lang w:val="en-IN"/>
+              </w:rPr>
+              <w:t>) {</w:t>
             </w:r>
             <w:r>
               <w:rPr>
@@ -19574,41 +23123,95 @@
                 <w:szCs w:val="16"/>
                 <w:lang w:val="en-IN"/>
               </w:rPr>
-              <w:t>package com.skh;</w:t>
-            </w:r>
-            <w:r>
-              <w:rPr>
-                <w:sz w:val="16"/>
-                <w:szCs w:val="16"/>
-                <w:lang w:val="en-IN"/>
-              </w:rPr>
-              <w:br/>
-            </w:r>
-            <w:r>
-              <w:rPr>
-                <w:sz w:val="16"/>
-                <w:szCs w:val="16"/>
-                <w:lang w:val="en-IN"/>
-              </w:rPr>
-              <w:br/>
-              <w:t>public class EmployeeService {</w:t>
-            </w:r>
-            <w:r>
-              <w:rPr>
-                <w:sz w:val="16"/>
-                <w:szCs w:val="16"/>
-                <w:lang w:val="en-IN"/>
-              </w:rPr>
-              <w:br/>
-            </w:r>
-            <w:r>
-              <w:rPr>
-                <w:sz w:val="16"/>
-                <w:szCs w:val="16"/>
-                <w:lang w:val="en-IN"/>
-              </w:rPr>
-              <w:br/>
-              <w:t xml:space="preserve">    public EmployeeService() {</w:t>
+              <w:t xml:space="preserve">package </w:t>
+            </w:r>
+            <w:proofErr w:type="spellStart"/>
+            <w:r>
+              <w:rPr>
+                <w:sz w:val="16"/>
+                <w:szCs w:val="16"/>
+                <w:lang w:val="en-IN"/>
+              </w:rPr>
+              <w:t>com.skh</w:t>
+            </w:r>
+            <w:proofErr w:type="spellEnd"/>
+            <w:r>
+              <w:rPr>
+                <w:sz w:val="16"/>
+                <w:szCs w:val="16"/>
+                <w:lang w:val="en-IN"/>
+              </w:rPr>
+              <w:t>;</w:t>
+            </w:r>
+            <w:r>
+              <w:rPr>
+                <w:sz w:val="16"/>
+                <w:szCs w:val="16"/>
+                <w:lang w:val="en-IN"/>
+              </w:rPr>
+              <w:br/>
+            </w:r>
+            <w:r>
+              <w:rPr>
+                <w:sz w:val="16"/>
+                <w:szCs w:val="16"/>
+                <w:lang w:val="en-IN"/>
+              </w:rPr>
+              <w:br/>
+              <w:t xml:space="preserve">public class </w:t>
+            </w:r>
+            <w:proofErr w:type="spellStart"/>
+            <w:r>
+              <w:rPr>
+                <w:sz w:val="16"/>
+                <w:szCs w:val="16"/>
+                <w:lang w:val="en-IN"/>
+              </w:rPr>
+              <w:t>EmployeeService</w:t>
+            </w:r>
+            <w:proofErr w:type="spellEnd"/>
+            <w:r>
+              <w:rPr>
+                <w:sz w:val="16"/>
+                <w:szCs w:val="16"/>
+                <w:lang w:val="en-IN"/>
+              </w:rPr>
+              <w:t xml:space="preserve"> {</w:t>
+            </w:r>
+            <w:r>
+              <w:rPr>
+                <w:sz w:val="16"/>
+                <w:szCs w:val="16"/>
+                <w:lang w:val="en-IN"/>
+              </w:rPr>
+              <w:br/>
+            </w:r>
+            <w:r>
+              <w:rPr>
+                <w:sz w:val="16"/>
+                <w:szCs w:val="16"/>
+                <w:lang w:val="en-IN"/>
+              </w:rPr>
+              <w:br/>
+              <w:t xml:space="preserve">    public </w:t>
+            </w:r>
+            <w:proofErr w:type="spellStart"/>
+            <w:r>
+              <w:rPr>
+                <w:sz w:val="16"/>
+                <w:szCs w:val="16"/>
+                <w:lang w:val="en-IN"/>
+              </w:rPr>
+              <w:t>EmployeeService</w:t>
+            </w:r>
+            <w:proofErr w:type="spellEnd"/>
+            <w:r>
+              <w:rPr>
+                <w:sz w:val="16"/>
+                <w:szCs w:val="16"/>
+                <w:lang w:val="en-IN"/>
+              </w:rPr>
+              <w:t>() {</w:t>
             </w:r>
             <w:r>
               <w:rPr>
@@ -19626,16 +23229,88 @@
                 <w:lang w:val="en-IN"/>
               </w:rPr>
               <w:br/>
-              <w:t xml:space="preserve">    public EmployeeService(String myName) {</w:t>
-            </w:r>
-            <w:r>
-              <w:rPr>
-                <w:sz w:val="16"/>
-                <w:szCs w:val="16"/>
-                <w:lang w:val="en-IN"/>
-              </w:rPr>
-              <w:br/>
-              <w:t xml:space="preserve">        System.out.println(myName);</w:t>
+              <w:t xml:space="preserve">    public </w:t>
+            </w:r>
+            <w:proofErr w:type="spellStart"/>
+            <w:r>
+              <w:rPr>
+                <w:sz w:val="16"/>
+                <w:szCs w:val="16"/>
+                <w:lang w:val="en-IN"/>
+              </w:rPr>
+              <w:t>EmployeeService</w:t>
+            </w:r>
+            <w:proofErr w:type="spellEnd"/>
+            <w:r>
+              <w:rPr>
+                <w:sz w:val="16"/>
+                <w:szCs w:val="16"/>
+                <w:lang w:val="en-IN"/>
+              </w:rPr>
+              <w:t xml:space="preserve">(String </w:t>
+            </w:r>
+            <w:proofErr w:type="spellStart"/>
+            <w:r>
+              <w:rPr>
+                <w:sz w:val="16"/>
+                <w:szCs w:val="16"/>
+                <w:lang w:val="en-IN"/>
+              </w:rPr>
+              <w:t>myName</w:t>
+            </w:r>
+            <w:proofErr w:type="spellEnd"/>
+            <w:r>
+              <w:rPr>
+                <w:sz w:val="16"/>
+                <w:szCs w:val="16"/>
+                <w:lang w:val="en-IN"/>
+              </w:rPr>
+              <w:t>) {</w:t>
+            </w:r>
+            <w:r>
+              <w:rPr>
+                <w:sz w:val="16"/>
+                <w:szCs w:val="16"/>
+                <w:lang w:val="en-IN"/>
+              </w:rPr>
+              <w:br/>
+              <w:t xml:space="preserve">        </w:t>
+            </w:r>
+            <w:proofErr w:type="spellStart"/>
+            <w:r>
+              <w:rPr>
+                <w:sz w:val="16"/>
+                <w:szCs w:val="16"/>
+                <w:lang w:val="en-IN"/>
+              </w:rPr>
+              <w:t>System.out.println</w:t>
+            </w:r>
+            <w:proofErr w:type="spellEnd"/>
+            <w:r>
+              <w:rPr>
+                <w:sz w:val="16"/>
+                <w:szCs w:val="16"/>
+                <w:lang w:val="en-IN"/>
+              </w:rPr>
+              <w:t>(</w:t>
+            </w:r>
+            <w:proofErr w:type="spellStart"/>
+            <w:r>
+              <w:rPr>
+                <w:sz w:val="16"/>
+                <w:szCs w:val="16"/>
+                <w:lang w:val="en-IN"/>
+              </w:rPr>
+              <w:t>myName</w:t>
+            </w:r>
+            <w:proofErr w:type="spellEnd"/>
+            <w:r>
+              <w:rPr>
+                <w:sz w:val="16"/>
+                <w:szCs w:val="16"/>
+                <w:lang w:val="en-IN"/>
+              </w:rPr>
+              <w:t>);</w:t>
             </w:r>
             <w:r>
               <w:rPr>
@@ -19661,42 +23336,204 @@
                 <w:lang w:val="en-IN"/>
               </w:rPr>
               <w:br/>
-              <w:t xml:space="preserve">    public static String message = "Welcome to EmployeeService";</w:t>
-            </w:r>
-            <w:r>
-              <w:rPr>
-                <w:sz w:val="16"/>
-                <w:szCs w:val="16"/>
-                <w:lang w:val="en-IN"/>
-              </w:rPr>
-              <w:br/>
-            </w:r>
-            <w:r>
-              <w:rPr>
-                <w:sz w:val="16"/>
-                <w:szCs w:val="16"/>
-                <w:lang w:val="en-IN"/>
-              </w:rPr>
-              <w:br/>
-              <w:t xml:space="preserve">    public void employeeDetails(String employeeId, String employeeName) {</w:t>
-            </w:r>
-            <w:r>
-              <w:rPr>
-                <w:sz w:val="16"/>
-                <w:szCs w:val="16"/>
-                <w:lang w:val="en-IN"/>
-              </w:rPr>
-              <w:br/>
-              <w:t xml:space="preserve">        System.out.println(String.format("My name is %s", employeeName));</w:t>
-            </w:r>
-            <w:r>
-              <w:rPr>
-                <w:sz w:val="16"/>
-                <w:szCs w:val="16"/>
-                <w:lang w:val="en-IN"/>
-              </w:rPr>
-              <w:br/>
-              <w:t xml:space="preserve">        System.out.println(myAadharNumber());</w:t>
+              <w:t xml:space="preserve">    public static String message = "Welcome to </w:t>
+            </w:r>
+            <w:proofErr w:type="spellStart"/>
+            <w:r>
+              <w:rPr>
+                <w:sz w:val="16"/>
+                <w:szCs w:val="16"/>
+                <w:lang w:val="en-IN"/>
+              </w:rPr>
+              <w:t>EmployeeService</w:t>
+            </w:r>
+            <w:proofErr w:type="spellEnd"/>
+            <w:r>
+              <w:rPr>
+                <w:sz w:val="16"/>
+                <w:szCs w:val="16"/>
+                <w:lang w:val="en-IN"/>
+              </w:rPr>
+              <w:t>";</w:t>
+            </w:r>
+            <w:r>
+              <w:rPr>
+                <w:sz w:val="16"/>
+                <w:szCs w:val="16"/>
+                <w:lang w:val="en-IN"/>
+              </w:rPr>
+              <w:br/>
+            </w:r>
+            <w:r>
+              <w:rPr>
+                <w:sz w:val="16"/>
+                <w:szCs w:val="16"/>
+                <w:lang w:val="en-IN"/>
+              </w:rPr>
+              <w:br/>
+              <w:t xml:space="preserve">    public void </w:t>
+            </w:r>
+            <w:proofErr w:type="spellStart"/>
+            <w:r>
+              <w:rPr>
+                <w:sz w:val="16"/>
+                <w:szCs w:val="16"/>
+                <w:lang w:val="en-IN"/>
+              </w:rPr>
+              <w:t>employeeDetails</w:t>
+            </w:r>
+            <w:proofErr w:type="spellEnd"/>
+            <w:r>
+              <w:rPr>
+                <w:sz w:val="16"/>
+                <w:szCs w:val="16"/>
+                <w:lang w:val="en-IN"/>
+              </w:rPr>
+              <w:t xml:space="preserve">(String </w:t>
+            </w:r>
+            <w:proofErr w:type="spellStart"/>
+            <w:r>
+              <w:rPr>
+                <w:sz w:val="16"/>
+                <w:szCs w:val="16"/>
+                <w:lang w:val="en-IN"/>
+              </w:rPr>
+              <w:t>employeeId</w:t>
+            </w:r>
+            <w:proofErr w:type="spellEnd"/>
+            <w:r>
+              <w:rPr>
+                <w:sz w:val="16"/>
+                <w:szCs w:val="16"/>
+                <w:lang w:val="en-IN"/>
+              </w:rPr>
+              <w:t xml:space="preserve">, String </w:t>
+            </w:r>
+            <w:proofErr w:type="spellStart"/>
+            <w:r>
+              <w:rPr>
+                <w:sz w:val="16"/>
+                <w:szCs w:val="16"/>
+                <w:lang w:val="en-IN"/>
+              </w:rPr>
+              <w:t>employeeName</w:t>
+            </w:r>
+            <w:proofErr w:type="spellEnd"/>
+            <w:r>
+              <w:rPr>
+                <w:sz w:val="16"/>
+                <w:szCs w:val="16"/>
+                <w:lang w:val="en-IN"/>
+              </w:rPr>
+              <w:t>) {</w:t>
+            </w:r>
+            <w:r>
+              <w:rPr>
+                <w:sz w:val="16"/>
+                <w:szCs w:val="16"/>
+                <w:lang w:val="en-IN"/>
+              </w:rPr>
+              <w:br/>
+              <w:t xml:space="preserve">        </w:t>
+            </w:r>
+            <w:proofErr w:type="spellStart"/>
+            <w:r>
+              <w:rPr>
+                <w:sz w:val="16"/>
+                <w:szCs w:val="16"/>
+                <w:lang w:val="en-IN"/>
+              </w:rPr>
+              <w:t>System.out.println</w:t>
+            </w:r>
+            <w:proofErr w:type="spellEnd"/>
+            <w:r>
+              <w:rPr>
+                <w:sz w:val="16"/>
+                <w:szCs w:val="16"/>
+                <w:lang w:val="en-IN"/>
+              </w:rPr>
+              <w:t>(</w:t>
+            </w:r>
+            <w:proofErr w:type="spellStart"/>
+            <w:r>
+              <w:rPr>
+                <w:sz w:val="16"/>
+                <w:szCs w:val="16"/>
+                <w:lang w:val="en-IN"/>
+              </w:rPr>
+              <w:t>String.format</w:t>
+            </w:r>
+            <w:proofErr w:type="spellEnd"/>
+            <w:r>
+              <w:rPr>
+                <w:sz w:val="16"/>
+                <w:szCs w:val="16"/>
+                <w:lang w:val="en-IN"/>
+              </w:rPr>
+              <w:t xml:space="preserve">("My name is %s", </w:t>
+            </w:r>
+            <w:proofErr w:type="spellStart"/>
+            <w:r>
+              <w:rPr>
+                <w:sz w:val="16"/>
+                <w:szCs w:val="16"/>
+                <w:lang w:val="en-IN"/>
+              </w:rPr>
+              <w:t>employeeName</w:t>
+            </w:r>
+            <w:proofErr w:type="spellEnd"/>
+            <w:r>
+              <w:rPr>
+                <w:sz w:val="16"/>
+                <w:szCs w:val="16"/>
+                <w:lang w:val="en-IN"/>
+              </w:rPr>
+              <w:t>));</w:t>
+            </w:r>
+            <w:r>
+              <w:rPr>
+                <w:sz w:val="16"/>
+                <w:szCs w:val="16"/>
+                <w:lang w:val="en-IN"/>
+              </w:rPr>
+              <w:br/>
+              <w:t xml:space="preserve">        </w:t>
+            </w:r>
+            <w:proofErr w:type="spellStart"/>
+            <w:r>
+              <w:rPr>
+                <w:sz w:val="16"/>
+                <w:szCs w:val="16"/>
+                <w:lang w:val="en-IN"/>
+              </w:rPr>
+              <w:t>System.out.println</w:t>
+            </w:r>
+            <w:proofErr w:type="spellEnd"/>
+            <w:r>
+              <w:rPr>
+                <w:sz w:val="16"/>
+                <w:szCs w:val="16"/>
+                <w:lang w:val="en-IN"/>
+              </w:rPr>
+              <w:t>(</w:t>
+            </w:r>
+            <w:proofErr w:type="spellStart"/>
+            <w:r>
+              <w:rPr>
+                <w:sz w:val="16"/>
+                <w:szCs w:val="16"/>
+                <w:lang w:val="en-IN"/>
+              </w:rPr>
+              <w:t>myAadharNumber</w:t>
+            </w:r>
+            <w:proofErr w:type="spellEnd"/>
+            <w:r>
+              <w:rPr>
+                <w:sz w:val="16"/>
+                <w:szCs w:val="16"/>
+                <w:lang w:val="en-IN"/>
+              </w:rPr>
+              <w:t>());</w:t>
             </w:r>
             <w:r>
               <w:rPr>
@@ -19714,7 +23551,25 @@
                 <w:lang w:val="en-IN"/>
               </w:rPr>
               <w:br/>
-              <w:t xml:space="preserve">    public String myAadharNumber() {</w:t>
+              <w:t xml:space="preserve">    public String </w:t>
+            </w:r>
+            <w:proofErr w:type="spellStart"/>
+            <w:r>
+              <w:rPr>
+                <w:sz w:val="16"/>
+                <w:szCs w:val="16"/>
+                <w:lang w:val="en-IN"/>
+              </w:rPr>
+              <w:t>myAadharNumber</w:t>
+            </w:r>
+            <w:proofErr w:type="spellEnd"/>
+            <w:r>
+              <w:rPr>
+                <w:sz w:val="16"/>
+                <w:szCs w:val="16"/>
+                <w:lang w:val="en-IN"/>
+              </w:rPr>
+              <w:t>() {</w:t>
             </w:r>
           </w:p>
           <w:p>
@@ -19749,7 +23604,25 @@
                 <w:lang w:val="en-IN"/>
               </w:rPr>
               <w:br/>
-              <w:t xml:space="preserve">    private void myPrivateMethod() {</w:t>
+              <w:t xml:space="preserve">    private void </w:t>
+            </w:r>
+            <w:proofErr w:type="spellStart"/>
+            <w:r>
+              <w:rPr>
+                <w:sz w:val="16"/>
+                <w:szCs w:val="16"/>
+                <w:lang w:val="en-IN"/>
+              </w:rPr>
+              <w:t>myPrivateMethod</w:t>
+            </w:r>
+            <w:proofErr w:type="spellEnd"/>
+            <w:r>
+              <w:rPr>
+                <w:sz w:val="16"/>
+                <w:szCs w:val="16"/>
+                <w:lang w:val="en-IN"/>
+              </w:rPr>
+              <w:t>() {</w:t>
             </w:r>
             <w:r>
               <w:rPr>
@@ -19889,7 +23762,25 @@
                 <w:szCs w:val="16"/>
                 <w:lang w:val="en-IN"/>
               </w:rPr>
-              <w:t>package com.skh.test;</w:t>
+              <w:t xml:space="preserve">package </w:t>
+            </w:r>
+            <w:proofErr w:type="spellStart"/>
+            <w:r>
+              <w:rPr>
+                <w:sz w:val="16"/>
+                <w:szCs w:val="16"/>
+                <w:lang w:val="en-IN"/>
+              </w:rPr>
+              <w:t>com.skh.test</w:t>
+            </w:r>
+            <w:proofErr w:type="spellEnd"/>
+            <w:r>
+              <w:rPr>
+                <w:sz w:val="16"/>
+                <w:szCs w:val="16"/>
+                <w:lang w:val="en-IN"/>
+              </w:rPr>
+              <w:t>;</w:t>
             </w:r>
             <w:r>
               <w:rPr>
@@ -19924,7 +23815,16 @@
                 <w:lang w:val="en-IN"/>
               </w:rPr>
               <w:br/>
-              <w:t xml:space="preserve">        System.</w:t>
+              <w:t xml:space="preserve">        </w:t>
+            </w:r>
+            <w:proofErr w:type="spellStart"/>
+            <w:r>
+              <w:rPr>
+                <w:sz w:val="16"/>
+                <w:szCs w:val="16"/>
+                <w:lang w:val="en-IN"/>
+              </w:rPr>
+              <w:t>System.</w:t>
             </w:r>
             <w:r>
               <w:rPr>
@@ -19942,7 +23842,16 @@
                 <w:szCs w:val="16"/>
                 <w:lang w:val="en-IN"/>
               </w:rPr>
-              <w:t>.println("Not sure");</w:t>
+              <w:t>.println</w:t>
+            </w:r>
+            <w:proofErr w:type="spellEnd"/>
+            <w:r>
+              <w:rPr>
+                <w:sz w:val="16"/>
+                <w:szCs w:val="16"/>
+                <w:lang w:val="en-IN"/>
+              </w:rPr>
+              <w:t>("Not sure");</w:t>
             </w:r>
             <w:r>
               <w:rPr>
@@ -19969,7 +23878,16 @@
                 <w:lang w:val="en-IN"/>
               </w:rPr>
               <w:br/>
-              <w:t xml:space="preserve">        System.</w:t>
+              <w:t xml:space="preserve">        </w:t>
+            </w:r>
+            <w:proofErr w:type="spellStart"/>
+            <w:r>
+              <w:rPr>
+                <w:sz w:val="16"/>
+                <w:szCs w:val="16"/>
+                <w:lang w:val="en-IN"/>
+              </w:rPr>
+              <w:t>System.</w:t>
             </w:r>
             <w:r>
               <w:rPr>
@@ -19987,7 +23905,16 @@
                 <w:szCs w:val="16"/>
                 <w:lang w:val="en-IN"/>
               </w:rPr>
-              <w:t>.println("Not sure");</w:t>
+              <w:t>.println</w:t>
+            </w:r>
+            <w:proofErr w:type="spellEnd"/>
+            <w:r>
+              <w:rPr>
+                <w:sz w:val="16"/>
+                <w:szCs w:val="16"/>
+                <w:lang w:val="en-IN"/>
+              </w:rPr>
+              <w:t>("Not sure");</w:t>
             </w:r>
             <w:r>
               <w:rPr>
@@ -20041,7 +23968,16 @@
                 <w:lang w:val="en-IN"/>
               </w:rPr>
               <w:br/>
-              <w:t xml:space="preserve">        System.</w:t>
+              <w:t xml:space="preserve">        </w:t>
+            </w:r>
+            <w:proofErr w:type="spellStart"/>
+            <w:r>
+              <w:rPr>
+                <w:sz w:val="16"/>
+                <w:szCs w:val="16"/>
+                <w:lang w:val="en-IN"/>
+              </w:rPr>
+              <w:t>System.</w:t>
             </w:r>
             <w:r>
               <w:rPr>
@@ -20059,7 +23995,16 @@
                 <w:szCs w:val="16"/>
                 <w:lang w:val="en-IN"/>
               </w:rPr>
-              <w:t>.println("Bow Bow!!!");</w:t>
+              <w:t>.println</w:t>
+            </w:r>
+            <w:proofErr w:type="spellEnd"/>
+            <w:r>
+              <w:rPr>
+                <w:sz w:val="16"/>
+                <w:szCs w:val="16"/>
+                <w:lang w:val="en-IN"/>
+              </w:rPr>
+              <w:t>("Bow Bow!!!");</w:t>
             </w:r>
             <w:r>
               <w:rPr>
@@ -20095,7 +24040,16 @@
                 <w:lang w:val="en-IN"/>
               </w:rPr>
               <w:br/>
-              <w:t xml:space="preserve">        System.</w:t>
+              <w:t xml:space="preserve">        </w:t>
+            </w:r>
+            <w:proofErr w:type="spellStart"/>
+            <w:r>
+              <w:rPr>
+                <w:sz w:val="16"/>
+                <w:szCs w:val="16"/>
+                <w:lang w:val="en-IN"/>
+              </w:rPr>
+              <w:t>System.</w:t>
             </w:r>
             <w:r>
               <w:rPr>
@@ -20113,7 +24067,16 @@
                 <w:szCs w:val="16"/>
                 <w:lang w:val="en-IN"/>
               </w:rPr>
-              <w:t>.println("Runs very fast..!");</w:t>
+              <w:t>.println</w:t>
+            </w:r>
+            <w:proofErr w:type="spellEnd"/>
+            <w:r>
+              <w:rPr>
+                <w:sz w:val="16"/>
+                <w:szCs w:val="16"/>
+                <w:lang w:val="en-IN"/>
+              </w:rPr>
+              <w:t>("Runs very fast..!");</w:t>
             </w:r>
             <w:r>
               <w:rPr>
@@ -20175,7 +24138,16 @@
                 <w:lang w:val="en-IN"/>
               </w:rPr>
               <w:br/>
-              <w:t xml:space="preserve">        System.</w:t>
+              <w:t xml:space="preserve">        </w:t>
+            </w:r>
+            <w:proofErr w:type="spellStart"/>
+            <w:r>
+              <w:rPr>
+                <w:sz w:val="16"/>
+                <w:szCs w:val="16"/>
+                <w:lang w:val="en-IN"/>
+              </w:rPr>
+              <w:t>System.</w:t>
             </w:r>
             <w:r>
               <w:rPr>
@@ -20193,7 +24165,16 @@
                 <w:szCs w:val="16"/>
                 <w:lang w:val="en-IN"/>
               </w:rPr>
-              <w:t>.println("Ma.....");</w:t>
+              <w:t>.println</w:t>
+            </w:r>
+            <w:proofErr w:type="spellEnd"/>
+            <w:r>
+              <w:rPr>
+                <w:sz w:val="16"/>
+                <w:szCs w:val="16"/>
+                <w:lang w:val="en-IN"/>
+              </w:rPr>
+              <w:t>("Ma.....");</w:t>
             </w:r>
             <w:r>
               <w:rPr>
@@ -20229,7 +24210,16 @@
                 <w:lang w:val="en-IN"/>
               </w:rPr>
               <w:br/>
-              <w:t xml:space="preserve">        System.</w:t>
+              <w:t xml:space="preserve">        </w:t>
+            </w:r>
+            <w:proofErr w:type="spellStart"/>
+            <w:r>
+              <w:rPr>
+                <w:sz w:val="16"/>
+                <w:szCs w:val="16"/>
+                <w:lang w:val="en-IN"/>
+              </w:rPr>
+              <w:t>System.</w:t>
             </w:r>
             <w:r>
               <w:rPr>
@@ -20247,7 +24237,16 @@
                 <w:szCs w:val="16"/>
                 <w:lang w:val="en-IN"/>
               </w:rPr>
-              <w:t>.println("Fast running.");</w:t>
+              <w:t>.println</w:t>
+            </w:r>
+            <w:proofErr w:type="spellEnd"/>
+            <w:r>
+              <w:rPr>
+                <w:sz w:val="16"/>
+                <w:szCs w:val="16"/>
+                <w:lang w:val="en-IN"/>
+              </w:rPr>
+              <w:t>("Fast running.");</w:t>
             </w:r>
             <w:r>
               <w:rPr>
@@ -20281,7 +24280,25 @@
                 <w:lang w:val="en-IN"/>
               </w:rPr>
               <w:br/>
-              <w:t xml:space="preserve">    public static void main(String[] args) {</w:t>
+              <w:t xml:space="preserve">    public static void main(String[] </w:t>
+            </w:r>
+            <w:proofErr w:type="spellStart"/>
+            <w:r>
+              <w:rPr>
+                <w:sz w:val="16"/>
+                <w:szCs w:val="16"/>
+                <w:lang w:val="en-IN"/>
+              </w:rPr>
+              <w:t>args</w:t>
+            </w:r>
+            <w:proofErr w:type="spellEnd"/>
+            <w:r>
+              <w:rPr>
+                <w:sz w:val="16"/>
+                <w:szCs w:val="16"/>
+                <w:lang w:val="en-IN"/>
+              </w:rPr>
+              <w:t>) {</w:t>
             </w:r>
             <w:r>
               <w:rPr>
@@ -20299,7 +24316,25 @@
                 <w:lang w:val="en-IN"/>
               </w:rPr>
               <w:br/>
-              <w:t>//        d.sounds();</w:t>
+              <w:t xml:space="preserve">//        </w:t>
+            </w:r>
+            <w:proofErr w:type="spellStart"/>
+            <w:r>
+              <w:rPr>
+                <w:sz w:val="16"/>
+                <w:szCs w:val="16"/>
+                <w:lang w:val="en-IN"/>
+              </w:rPr>
+              <w:t>d.sounds</w:t>
+            </w:r>
+            <w:proofErr w:type="spellEnd"/>
+            <w:r>
+              <w:rPr>
+                <w:sz w:val="16"/>
+                <w:szCs w:val="16"/>
+                <w:lang w:val="en-IN"/>
+              </w:rPr>
+              <w:t>();</w:t>
             </w:r>
             <w:r>
               <w:rPr>
@@ -20325,7 +24360,25 @@
                 <w:lang w:val="en-IN"/>
               </w:rPr>
               <w:br/>
-              <w:t xml:space="preserve">        l.sounds();</w:t>
+              <w:t xml:space="preserve">        </w:t>
+            </w:r>
+            <w:proofErr w:type="spellStart"/>
+            <w:r>
+              <w:rPr>
+                <w:sz w:val="16"/>
+                <w:szCs w:val="16"/>
+                <w:lang w:val="en-IN"/>
+              </w:rPr>
+              <w:t>l.sounds</w:t>
+            </w:r>
+            <w:proofErr w:type="spellEnd"/>
+            <w:r>
+              <w:rPr>
+                <w:sz w:val="16"/>
+                <w:szCs w:val="16"/>
+                <w:lang w:val="en-IN"/>
+              </w:rPr>
+              <w:t>();</w:t>
             </w:r>
             <w:r>
               <w:rPr>
@@ -20376,13 +24429,23 @@
           <w:lang w:val="en-IN"/>
         </w:rPr>
       </w:pPr>
-      <w:r>
-        <w:rPr>
-          <w:b/>
-          <w:bCs/>
-          <w:lang w:val="en-IN"/>
-        </w:rPr>
-        <w:t>instanceof :</w:t>
+      <w:proofErr w:type="spellStart"/>
+      <w:r>
+        <w:rPr>
+          <w:b/>
+          <w:bCs/>
+          <w:lang w:val="en-IN"/>
+        </w:rPr>
+        <w:t>instanceof</w:t>
+      </w:r>
+      <w:proofErr w:type="spellEnd"/>
+      <w:r>
+        <w:rPr>
+          <w:b/>
+          <w:bCs/>
+          <w:lang w:val="en-IN"/>
+        </w:rPr>
+        <w:t> :</w:t>
       </w:r>
     </w:p>
     <w:p>
@@ -20424,7 +24487,14 @@
                 <w:lang w:val="en-IN"/>
               </w:rPr>
               <w:br/>
-              <w:t xml:space="preserve"> System.</w:t>
+              <w:t xml:space="preserve"> </w:t>
+            </w:r>
+            <w:proofErr w:type="spellStart"/>
+            <w:r>
+              <w:rPr>
+                <w:lang w:val="en-IN"/>
+              </w:rPr>
+              <w:t>System.</w:t>
             </w:r>
             <w:r>
               <w:rPr>
@@ -20438,7 +24508,14 @@
               <w:rPr>
                 <w:lang w:val="en-IN"/>
               </w:rPr>
-              <w:t>.println(</w:t>
+              <w:t>.println</w:t>
+            </w:r>
+            <w:proofErr w:type="spellEnd"/>
+            <w:r>
+              <w:rPr>
+                <w:lang w:val="en-IN"/>
+              </w:rPr>
+              <w:t>(</w:t>
             </w:r>
             <w:r>
               <w:rPr>
@@ -20446,7 +24523,25 @@
                 <w:bCs/>
                 <w:lang w:val="en-IN"/>
               </w:rPr>
-              <w:t>l instanceof Animal</w:t>
+              <w:t xml:space="preserve">l </w:t>
+            </w:r>
+            <w:proofErr w:type="spellStart"/>
+            <w:r>
+              <w:rPr>
+                <w:b/>
+                <w:bCs/>
+                <w:lang w:val="en-IN"/>
+              </w:rPr>
+              <w:t>instanceof</w:t>
+            </w:r>
+            <w:proofErr w:type="spellEnd"/>
+            <w:r>
+              <w:rPr>
+                <w:b/>
+                <w:bCs/>
+                <w:lang w:val="en-IN"/>
+              </w:rPr>
+              <w:t xml:space="preserve"> Animal</w:t>
             </w:r>
             <w:r>
               <w:rPr>
@@ -20521,7 +24616,21 @@
                 <w:lang w:val="en-IN"/>
               </w:rPr>
               <w:br/>
-              <w:t xml:space="preserve">        s.speed();</w:t>
+              <w:t xml:space="preserve">        </w:t>
+            </w:r>
+            <w:proofErr w:type="spellStart"/>
+            <w:r>
+              <w:rPr>
+                <w:lang w:val="en-IN"/>
+              </w:rPr>
+              <w:t>s.speed</w:t>
+            </w:r>
+            <w:proofErr w:type="spellEnd"/>
+            <w:r>
+              <w:rPr>
+                <w:lang w:val="en-IN"/>
+              </w:rPr>
+              <w:t>();</w:t>
             </w:r>
             <w:r>
               <w:rPr>
@@ -20556,7 +24665,14 @@
                 <w:lang w:val="en-IN"/>
               </w:rPr>
               <w:br/>
-              <w:t xml:space="preserve">        System.</w:t>
+              <w:t xml:space="preserve">        </w:t>
+            </w:r>
+            <w:proofErr w:type="spellStart"/>
+            <w:r>
+              <w:rPr>
+                <w:lang w:val="en-IN"/>
+              </w:rPr>
+              <w:t>System.</w:t>
             </w:r>
             <w:r>
               <w:rPr>
@@ -20570,7 +24686,28 @@
               <w:rPr>
                 <w:lang w:val="en-IN"/>
               </w:rPr>
-              <w:t>.println("speeeeedddd...");</w:t>
+              <w:t>.println</w:t>
+            </w:r>
+            <w:proofErr w:type="spellEnd"/>
+            <w:r>
+              <w:rPr>
+                <w:lang w:val="en-IN"/>
+              </w:rPr>
+              <w:t>("</w:t>
+            </w:r>
+            <w:proofErr w:type="spellStart"/>
+            <w:r>
+              <w:rPr>
+                <w:lang w:val="en-IN"/>
+              </w:rPr>
+              <w:t>speeeeedddd</w:t>
+            </w:r>
+            <w:proofErr w:type="spellEnd"/>
+            <w:r>
+              <w:rPr>
+                <w:lang w:val="en-IN"/>
+              </w:rPr>
+              <w:t>...");</w:t>
             </w:r>
             <w:r>
               <w:rPr>
@@ -20773,7 +24910,15 @@
         <w:spacing w:after="0" w:line="240" w:lineRule="auto"/>
       </w:pPr>
       <w:r>
-        <w:t>Here we cam call child class methods + parent class methods also.</w:t>
+        <w:t xml:space="preserve">Here we </w:t>
+      </w:r>
+      <w:proofErr w:type="spellStart"/>
+      <w:r>
+        <w:t>cam</w:t>
+      </w:r>
+      <w:proofErr w:type="spellEnd"/>
+      <w:r>
+        <w:t xml:space="preserve"> call child class methods + parent class methods also.</w:t>
       </w:r>
     </w:p>
     <w:p>
@@ -20798,7 +24943,27 @@
           <w:color w:val="FF0000"/>
           <w:highlight w:val="yellow"/>
         </w:rPr>
-        <w:t>Parent ppRef = new Child();</w:t>
+        <w:t xml:space="preserve">Parent </w:t>
+      </w:r>
+      <w:proofErr w:type="spellStart"/>
+      <w:r>
+        <w:rPr>
+          <w:b/>
+          <w:bCs/>
+          <w:color w:val="FF0000"/>
+          <w:highlight w:val="yellow"/>
+        </w:rPr>
+        <w:t>ppRef</w:t>
+      </w:r>
+      <w:proofErr w:type="spellEnd"/>
+      <w:r>
+        <w:rPr>
+          <w:b/>
+          <w:bCs/>
+          <w:color w:val="FF0000"/>
+          <w:highlight w:val="yellow"/>
+        </w:rPr>
+        <w:t xml:space="preserve"> = new Child();</w:t>
       </w:r>
     </w:p>
     <w:p>
@@ -20854,7 +25019,27 @@
           <w:color w:val="FF0000"/>
           <w:highlight w:val="yellow"/>
         </w:rPr>
-        <w:t>Parent pRef = new Child();</w:t>
+        <w:t xml:space="preserve">Parent </w:t>
+      </w:r>
+      <w:proofErr w:type="spellStart"/>
+      <w:r>
+        <w:rPr>
+          <w:b/>
+          <w:bCs/>
+          <w:color w:val="FF0000"/>
+          <w:highlight w:val="yellow"/>
+        </w:rPr>
+        <w:t>pRef</w:t>
+      </w:r>
+      <w:proofErr w:type="spellEnd"/>
+      <w:r>
+        <w:rPr>
+          <w:b/>
+          <w:bCs/>
+          <w:color w:val="FF0000"/>
+          <w:highlight w:val="yellow"/>
+        </w:rPr>
+        <w:t xml:space="preserve"> = new Child();</w:t>
       </w:r>
     </w:p>
     <w:p>
@@ -20879,7 +25064,27 @@
           <w:color w:val="FF0000"/>
           <w:highlight w:val="yellow"/>
         </w:rPr>
-        <w:t>In compile time ppRef always shows Parent class methods only. But in runtime it executes child class methods.</w:t>
+        <w:t xml:space="preserve">In compile time </w:t>
+      </w:r>
+      <w:proofErr w:type="spellStart"/>
+      <w:r>
+        <w:rPr>
+          <w:b/>
+          <w:bCs/>
+          <w:color w:val="FF0000"/>
+          <w:highlight w:val="yellow"/>
+        </w:rPr>
+        <w:t>ppRef</w:t>
+      </w:r>
+      <w:proofErr w:type="spellEnd"/>
+      <w:r>
+        <w:rPr>
+          <w:b/>
+          <w:bCs/>
+          <w:color w:val="FF0000"/>
+          <w:highlight w:val="yellow"/>
+        </w:rPr>
+        <w:t xml:space="preserve"> always shows Parent class methods only. But in runtime it executes child class methods.</w:t>
       </w:r>
     </w:p>
     <w:p>
@@ -20921,7 +25126,7 @@
                     <pic:cNvPicPr/>
                   </pic:nvPicPr>
                   <pic:blipFill>
-                    <a:blip r:embed="rId58"/>
+                    <a:blip r:embed="rId57"/>
                     <a:stretch>
                       <a:fillRect/>
                     </a:stretch>
@@ -21071,7 +25276,7 @@
                     </pic:cNvPicPr>
                   </pic:nvPicPr>
                   <pic:blipFill>
-                    <a:blip r:embed="rId59" cstate="print">
+                    <a:blip r:embed="rId58" cstate="print">
                       <a:extLst>
                         <a:ext uri="{28A0092B-C50C-407E-A947-70E740481C1C}">
                           <a14:useLocalDpi xmlns:a14="http://schemas.microsoft.com/office/drawing/2010/main" val="0"/>
@@ -21112,7 +25317,7 @@
       <w:pPr>
         <w:spacing w:after="0" w:line="240" w:lineRule="auto"/>
       </w:pPr>
-      <w:hyperlink r:id="rId60" w:history="1">
+      <w:hyperlink r:id="rId59" w:history="1">
         <w:r>
           <w:rPr>
             <w:rStyle w:val="Hyperlink"/>
@@ -21180,7 +25385,7 @@
           <w:lang w:val="en-IN"/>
         </w:rPr>
       </w:pPr>
-      <w:hyperlink r:id="rId61" w:history="1">
+      <w:hyperlink r:id="rId60" w:history="1">
         <w:r>
           <w:rPr>
             <w:rStyle w:val="Hyperlink"/>
@@ -21190,7 +25395,13 @@
         </w:r>
       </w:hyperlink>
       <w:r>
-        <w:t xml:space="preserve"> – within same class.</w:t>
+        <w:t xml:space="preserve"> – within </w:t>
+      </w:r>
+      <w:r>
+        <w:t xml:space="preserve">the </w:t>
+      </w:r>
+      <w:r>
+        <w:t>same class.</w:t>
       </w:r>
       <w:r>
         <w:t xml:space="preserve"> Same method declared multiple times with different parameters.</w:t>
@@ -21228,7 +25439,7 @@
           <w:lang w:val="en-IN"/>
         </w:rPr>
       </w:pPr>
-      <w:hyperlink r:id="rId62" w:history="1">
+      <w:hyperlink r:id="rId61" w:history="1">
         <w:r>
           <w:rPr>
             <w:rStyle w:val="Hyperlink"/>
@@ -21275,11 +25486,243 @@
     <w:p>
       <w:pPr>
         <w:spacing w:after="0" w:line="240" w:lineRule="auto"/>
+        <w:rPr>
+          <w:b/>
+          <w:bCs/>
+        </w:rPr>
+      </w:pPr>
+      <w:r>
+        <w:rPr>
+          <w:b/>
+          <w:bCs/>
+          <w:lang w:val="en-IN"/>
+        </w:rPr>
+        <w:t>P</w:t>
+      </w:r>
+      <w:r>
+        <w:rPr>
+          <w:b/>
+          <w:bCs/>
+          <w:lang w:val="en-IN"/>
+        </w:rPr>
+        <w:t>olymorphism</w:t>
+      </w:r>
+      <w:r>
+        <w:rPr>
+          <w:b/>
+          <w:bCs/>
+          <w:lang w:val="en-IN"/>
+        </w:rPr>
+        <w:t xml:space="preserve"> Types:</w:t>
+      </w:r>
+    </w:p>
+    <w:p>
+      <w:pPr>
+        <w:pStyle w:val="ListParagraph"/>
+        <w:numPr>
+          <w:ilvl w:val="2"/>
+          <w:numId w:val="8"/>
+        </w:numPr>
+        <w:spacing w:after="0" w:line="240" w:lineRule="auto"/>
+      </w:pPr>
+      <w:r>
+        <w:t xml:space="preserve">Compile time </w:t>
+      </w:r>
+      <w:r>
+        <w:rPr>
+          <w:lang w:val="en-IN"/>
+        </w:rPr>
+        <w:t>polymorphism</w:t>
+      </w:r>
+      <w:r>
+        <w:rPr>
+          <w:lang w:val="en-IN"/>
+        </w:rPr>
+        <w:t xml:space="preserve"> / Static </w:t>
+      </w:r>
+      <w:r>
+        <w:rPr>
+          <w:lang w:val="en-IN"/>
+        </w:rPr>
+        <w:t>polymorphism</w:t>
+      </w:r>
+      <w:r>
+        <w:rPr>
+          <w:lang w:val="en-IN"/>
+        </w:rPr>
+        <w:t>.</w:t>
+      </w:r>
+      <w:r>
+        <w:rPr>
+          <w:lang w:val="en-IN"/>
+        </w:rPr>
+        <w:t xml:space="preserve"> </w:t>
+      </w:r>
+      <w:r>
+        <w:rPr>
+          <w:lang w:val="en-IN"/>
+        </w:rPr>
+        <w:sym w:font="Wingdings" w:char="F0E8"/>
+      </w:r>
+      <w:r>
+        <w:rPr>
+          <w:lang w:val="en-IN"/>
+        </w:rPr>
+        <w:t xml:space="preserve"> </w:t>
+      </w:r>
+      <w:r>
+        <w:rPr>
+          <w:lang w:val="en-IN"/>
+        </w:rPr>
+        <w:t>Overloading’s</w:t>
+      </w:r>
+      <w:r>
+        <w:rPr>
+          <w:lang w:val="en-IN"/>
+        </w:rPr>
+        <w:t>.</w:t>
+      </w:r>
+      <w:r>
+        <w:rPr>
+          <w:lang w:val="en-IN"/>
+        </w:rPr>
+        <w:t>(method/</w:t>
+      </w:r>
+      <w:proofErr w:type="spellStart"/>
+      <w:r>
+        <w:rPr>
+          <w:lang w:val="en-IN"/>
+        </w:rPr>
+        <w:t>ctr</w:t>
+      </w:r>
+      <w:proofErr w:type="spellEnd"/>
+      <w:r>
+        <w:rPr>
+          <w:lang w:val="en-IN"/>
+        </w:rPr>
+        <w:t>/operator).</w:t>
+      </w:r>
+    </w:p>
+    <w:p>
+      <w:pPr>
+        <w:pStyle w:val="ListParagraph"/>
+        <w:numPr>
+          <w:ilvl w:val="2"/>
+          <w:numId w:val="8"/>
+        </w:numPr>
+        <w:spacing w:after="0" w:line="240" w:lineRule="auto"/>
+      </w:pPr>
+      <w:r>
+        <w:rPr>
+          <w:lang w:val="en-IN"/>
+        </w:rPr>
+        <w:t xml:space="preserve">Runtime </w:t>
+      </w:r>
+      <w:r>
+        <w:rPr>
+          <w:lang w:val="en-IN"/>
+        </w:rPr>
+        <w:t>polymorphism</w:t>
+      </w:r>
+      <w:r>
+        <w:rPr>
+          <w:lang w:val="en-IN"/>
+        </w:rPr>
+        <w:t xml:space="preserve"> / Dynamic </w:t>
+      </w:r>
+      <w:r>
+        <w:rPr>
+          <w:lang w:val="en-IN"/>
+        </w:rPr>
+        <w:t>polymorphism</w:t>
+      </w:r>
+      <w:r>
+        <w:rPr>
+          <w:lang w:val="en-IN"/>
+        </w:rPr>
+        <w:t>.</w:t>
+      </w:r>
+      <w:r>
+        <w:rPr>
+          <w:lang w:val="en-IN"/>
+        </w:rPr>
+        <w:t xml:space="preserve"> </w:t>
+      </w:r>
+      <w:r>
+        <w:rPr>
+          <w:lang w:val="en-IN"/>
+        </w:rPr>
+        <w:sym w:font="Wingdings" w:char="F0E8"/>
+      </w:r>
+      <w:r>
+        <w:rPr>
+          <w:lang w:val="en-IN"/>
+        </w:rPr>
+        <w:t xml:space="preserve"> </w:t>
+      </w:r>
+      <w:r>
+        <w:rPr>
+          <w:lang w:val="en-IN"/>
+        </w:rPr>
+        <w:t>Overriding.</w:t>
+      </w:r>
+      <w:r>
+        <w:rPr>
+          <w:lang w:val="en-IN"/>
+        </w:rPr>
+        <w:t xml:space="preserve"> (method)</w:t>
+      </w:r>
+    </w:p>
+    <w:p>
+      <w:pPr>
+        <w:pStyle w:val="ListParagraph"/>
+        <w:spacing w:after="0" w:line="240" w:lineRule="auto"/>
+      </w:pPr>
+    </w:p>
+    <w:p>
+      <w:pPr>
+        <w:pStyle w:val="ListParagraph"/>
+        <w:spacing w:after="0" w:line="240" w:lineRule="auto"/>
+        <w:ind w:left="0"/>
+      </w:pPr>
+      <w:r>
+        <w:t>within the same class</w:t>
+      </w:r>
+      <w:r>
+        <w:t xml:space="preserve"> we perform overloading’s.</w:t>
+      </w:r>
+    </w:p>
+    <w:p>
+      <w:pPr>
+        <w:pStyle w:val="ListParagraph"/>
+        <w:spacing w:after="0" w:line="240" w:lineRule="auto"/>
+        <w:ind w:left="0"/>
+      </w:pPr>
+      <w:r>
+        <w:t xml:space="preserve">Between the classes we perform </w:t>
+      </w:r>
+      <w:r>
+        <w:t>overriding</w:t>
+      </w:r>
+      <w:r>
+        <w:t>.</w:t>
+      </w:r>
+    </w:p>
+    <w:p>
+      <w:pPr>
+        <w:pStyle w:val="ListParagraph"/>
+        <w:spacing w:after="0" w:line="240" w:lineRule="auto"/>
+      </w:pPr>
+    </w:p>
+    <w:p>
+      <w:pPr>
+        <w:spacing w:after="0" w:line="240" w:lineRule="auto"/>
       </w:pPr>
       <w:r>
         <w:rPr>
           <w:noProof/>
         </w:rPr>
+        <w:lastRenderedPageBreak/>
         <w:drawing>
           <wp:inline distT="0" distB="0" distL="0" distR="0" wp14:anchorId="1A80FD53" wp14:editId="062E2956">
             <wp:extent cx="6858000" cy="2610485"/>
@@ -21296,7 +25739,7 @@
                     <pic:cNvPicPr/>
                   </pic:nvPicPr>
                   <pic:blipFill>
-                    <a:blip r:embed="rId63"/>
+                    <a:blip r:embed="rId62"/>
                     <a:stretch>
                       <a:fillRect/>
                     </a:stretch>
@@ -21427,7 +25870,14 @@
               <w:rPr>
                 <w:lang w:val="en-IN"/>
               </w:rPr>
-              <w:t xml:space="preserve">        System.</w:t>
+              <w:t xml:space="preserve">        </w:t>
+            </w:r>
+            <w:proofErr w:type="spellStart"/>
+            <w:r>
+              <w:rPr>
+                <w:lang w:val="en-IN"/>
+              </w:rPr>
+              <w:t>System.</w:t>
             </w:r>
             <w:r>
               <w:rPr>
@@ -21441,7 +25891,28 @@
               <w:rPr>
                 <w:lang w:val="en-IN"/>
               </w:rPr>
-              <w:t>.println("My name is Hambdi..!");</w:t>
+              <w:t>.println</w:t>
+            </w:r>
+            <w:proofErr w:type="spellEnd"/>
+            <w:r>
+              <w:rPr>
+                <w:lang w:val="en-IN"/>
+              </w:rPr>
+              <w:t xml:space="preserve">("My name is </w:t>
+            </w:r>
+            <w:proofErr w:type="spellStart"/>
+            <w:r>
+              <w:rPr>
+                <w:lang w:val="en-IN"/>
+              </w:rPr>
+              <w:t>Hambdi</w:t>
+            </w:r>
+            <w:proofErr w:type="spellEnd"/>
+            <w:r>
+              <w:rPr>
+                <w:lang w:val="en-IN"/>
+              </w:rPr>
+              <w:t>..!");</w:t>
             </w:r>
             <w:r>
               <w:rPr>
@@ -21498,7 +25969,14 @@
               <w:rPr>
                 <w:lang w:val="en-IN"/>
               </w:rPr>
-              <w:t xml:space="preserve">        System.</w:t>
+              <w:t xml:space="preserve">        </w:t>
+            </w:r>
+            <w:proofErr w:type="spellStart"/>
+            <w:r>
+              <w:rPr>
+                <w:lang w:val="en-IN"/>
+              </w:rPr>
+              <w:t>System.</w:t>
             </w:r>
             <w:r>
               <w:rPr>
@@ -21512,7 +25990,14 @@
               <w:rPr>
                 <w:lang w:val="en-IN"/>
               </w:rPr>
-              <w:t>.println("My name is Azad....!");</w:t>
+              <w:t>.println</w:t>
+            </w:r>
+            <w:proofErr w:type="spellEnd"/>
+            <w:r>
+              <w:rPr>
+                <w:lang w:val="en-IN"/>
+              </w:rPr>
+              <w:t>("My name is Azad....!");</w:t>
             </w:r>
             <w:r>
               <w:rPr>
@@ -21604,7 +26089,7 @@
       <w:pPr>
         <w:spacing w:after="0" w:line="240" w:lineRule="auto"/>
       </w:pPr>
-      <w:hyperlink r:id="rId64" w:history="1">
+      <w:hyperlink r:id="rId63" w:history="1">
         <w:r>
           <w:rPr>
             <w:rStyle w:val="Hyperlink"/>
@@ -21642,6 +26127,7 @@
         <w:rPr>
           <w:noProof/>
         </w:rPr>
+        <w:lastRenderedPageBreak/>
         <w:drawing>
           <wp:inline distT="0" distB="0" distL="0" distR="0" wp14:anchorId="114B7178" wp14:editId="5BC7A050">
             <wp:extent cx="5187950" cy="2927350"/>
@@ -21660,7 +26146,7 @@
                     </pic:cNvPicPr>
                   </pic:nvPicPr>
                   <pic:blipFill>
-                    <a:blip r:embed="rId65">
+                    <a:blip r:embed="rId64">
                       <a:extLst>
                         <a:ext uri="{28A0092B-C50C-407E-A947-70E740481C1C}">
                           <a14:useLocalDpi xmlns:a14="http://schemas.microsoft.com/office/drawing/2010/main" val="0"/>
@@ -21726,6 +26212,442 @@
       <w:pPr>
         <w:spacing w:after="0" w:line="240" w:lineRule="auto"/>
       </w:pPr>
+    </w:p>
+    <w:p>
+      <w:pPr>
+        <w:spacing w:after="0" w:line="240" w:lineRule="auto"/>
+      </w:pPr>
+    </w:p>
+    <w:p>
+      <w:pPr>
+        <w:spacing w:after="0" w:line="240" w:lineRule="auto"/>
+      </w:pPr>
+      <w:hyperlink r:id="rId65" w:history="1">
+        <w:r>
+          <w:rPr>
+            <w:rStyle w:val="Hyperlink"/>
+          </w:rPr>
+          <w:t>https://javaconceptoftheday.com/polymorphism-in-java/</w:t>
+        </w:r>
+      </w:hyperlink>
+    </w:p>
+    <w:p>
+      <w:pPr>
+        <w:spacing w:after="0" w:line="240" w:lineRule="auto"/>
+      </w:pPr>
+    </w:p>
+    <w:p>
+      <w:pPr>
+        <w:spacing w:after="0" w:line="240" w:lineRule="auto"/>
+        <w:rPr>
+          <w:lang w:val="en-IN"/>
+        </w:rPr>
+      </w:pPr>
+      <w:r>
+        <w:rPr>
+          <w:lang w:val="en-IN"/>
+        </w:rPr>
+        <w:t xml:space="preserve">In </w:t>
+      </w:r>
+      <w:proofErr w:type="spellStart"/>
+      <w:r>
+        <w:rPr>
+          <w:lang w:val="en-IN"/>
+        </w:rPr>
+        <w:t>greek</w:t>
+      </w:r>
+      <w:proofErr w:type="spellEnd"/>
+      <w:r>
+        <w:rPr>
+          <w:lang w:val="en-IN"/>
+        </w:rPr>
+        <w:t xml:space="preserve">, Poly means many and morph means shapes or forms. </w:t>
+      </w:r>
+      <w:proofErr w:type="spellStart"/>
+      <w:r>
+        <w:rPr>
+          <w:lang w:val="en-IN"/>
+        </w:rPr>
+        <w:t>So.</w:t>
+      </w:r>
+      <w:proofErr w:type="spellEnd"/>
+      <w:r>
+        <w:rPr>
+          <w:lang w:val="en-IN"/>
+        </w:rPr>
+        <w:t xml:space="preserve"> Polymorphism refers to any entity which takes many form.</w:t>
+      </w:r>
+    </w:p>
+    <w:p>
+      <w:pPr>
+        <w:spacing w:after="0" w:line="240" w:lineRule="auto"/>
+        <w:rPr>
+          <w:lang w:val="en-IN"/>
+        </w:rPr>
+      </w:pPr>
+      <w:r>
+        <w:rPr>
+          <w:lang w:val="en-IN"/>
+        </w:rPr>
+        <w:t>Polymorphism in java refers to any entity whether it is an operator or a constructor or any method which takes many forms or can be used for multiple tasks either while compiling or while running a java program.</w:t>
+      </w:r>
+    </w:p>
+    <w:p>
+      <w:pPr>
+        <w:spacing w:after="0" w:line="240" w:lineRule="auto"/>
+        <w:rPr>
+          <w:lang w:val="en-IN"/>
+        </w:rPr>
+      </w:pPr>
+      <w:r>
+        <w:rPr>
+          <w:lang w:val="en-IN"/>
+        </w:rPr>
+        <w:t>There are two types of polymorphism in Java.   </w:t>
+      </w:r>
+      <w:r>
+        <w:rPr>
+          <w:b/>
+          <w:bCs/>
+          <w:lang w:val="en-IN"/>
+        </w:rPr>
+        <w:t>1) Static Polymorphism       2) Dynamic Polymorphism</w:t>
+      </w:r>
+    </w:p>
+    <w:p>
+      <w:pPr>
+        <w:spacing w:after="0" w:line="240" w:lineRule="auto"/>
+      </w:pPr>
+    </w:p>
+    <w:p>
+      <w:pPr>
+        <w:spacing w:after="0" w:line="240" w:lineRule="auto"/>
+        <w:rPr>
+          <w:b/>
+          <w:bCs/>
+          <w:lang w:val="en-IN"/>
+        </w:rPr>
+      </w:pPr>
+      <w:r>
+        <w:rPr>
+          <w:b/>
+          <w:bCs/>
+          <w:lang w:val="en-IN"/>
+        </w:rPr>
+        <w:t>1) Static Polymorphism</w:t>
+      </w:r>
+    </w:p>
+    <w:p>
+      <w:pPr>
+        <w:spacing w:after="0" w:line="240" w:lineRule="auto"/>
+        <w:rPr>
+          <w:lang w:val="en-IN"/>
+        </w:rPr>
+      </w:pPr>
+      <w:r>
+        <w:rPr>
+          <w:lang w:val="en-IN"/>
+        </w:rPr>
+        <w:t>Any entity which shows polymorphism during compile time is called static polymorphism. Operator Overloading, Constructor Overloading and </w:t>
+      </w:r>
+      <w:hyperlink r:id="rId66" w:tgtFrame="_blank" w:tooltip="Method Overloading In Java" w:history="1">
+        <w:r>
+          <w:rPr>
+            <w:rStyle w:val="Hyperlink"/>
+            <w:lang w:val="en-IN"/>
+          </w:rPr>
+          <w:t>method overloading</w:t>
+        </w:r>
+      </w:hyperlink>
+      <w:r>
+        <w:rPr>
+          <w:lang w:val="en-IN"/>
+        </w:rPr>
+        <w:t> are best examples of static polymorphism. Because, they show polymorphism during compilation.</w:t>
+      </w:r>
+    </w:p>
+    <w:p>
+      <w:pPr>
+        <w:spacing w:after="0" w:line="240" w:lineRule="auto"/>
+      </w:pPr>
+    </w:p>
+    <w:p>
+      <w:pPr>
+        <w:spacing w:after="0" w:line="240" w:lineRule="auto"/>
+      </w:pPr>
+    </w:p>
+    <w:p>
+      <w:pPr>
+        <w:spacing w:after="0" w:line="240" w:lineRule="auto"/>
+      </w:pPr>
+      <w:r>
+        <w:t>In static polymorphism, object used is determined during compilation itself. So, it is called </w:t>
+      </w:r>
+      <w:r>
+        <w:rPr>
+          <w:b/>
+          <w:bCs/>
+        </w:rPr>
+        <w:t>static binding or Early Binding</w:t>
+      </w:r>
+      <w:r>
+        <w:t>.</w:t>
+      </w:r>
+    </w:p>
+    <w:p>
+      <w:pPr>
+        <w:spacing w:after="0" w:line="240" w:lineRule="auto"/>
+      </w:pPr>
+    </w:p>
+    <w:p>
+      <w:pPr>
+        <w:spacing w:after="0" w:line="240" w:lineRule="auto"/>
+      </w:pPr>
+    </w:p>
+    <w:p>
+      <w:pPr>
+        <w:spacing w:after="0" w:line="240" w:lineRule="auto"/>
+      </w:pPr>
+    </w:p>
+    <w:p>
+      <w:pPr>
+        <w:spacing w:after="0" w:line="240" w:lineRule="auto"/>
+      </w:pPr>
+    </w:p>
+    <w:p>
+      <w:pPr>
+        <w:spacing w:after="0" w:line="240" w:lineRule="auto"/>
+      </w:pPr>
+    </w:p>
+    <w:p>
+      <w:pPr>
+        <w:spacing w:after="0" w:line="240" w:lineRule="auto"/>
+      </w:pPr>
+    </w:p>
+    <w:p>
+      <w:pPr>
+        <w:spacing w:after="0" w:line="240" w:lineRule="auto"/>
+      </w:pPr>
+    </w:p>
+    <w:p>
+      <w:pPr>
+        <w:spacing w:after="0" w:line="240" w:lineRule="auto"/>
+      </w:pPr>
+    </w:p>
+    <w:p>
+      <w:pPr>
+        <w:spacing w:after="0" w:line="240" w:lineRule="auto"/>
+      </w:pPr>
+    </w:p>
+    <w:p>
+      <w:pPr>
+        <w:spacing w:after="0" w:line="240" w:lineRule="auto"/>
+      </w:pPr>
+    </w:p>
+    <w:p>
+      <w:pPr>
+        <w:spacing w:after="0" w:line="240" w:lineRule="auto"/>
+      </w:pPr>
+    </w:p>
+    <w:p>
+      <w:pPr>
+        <w:spacing w:after="0" w:line="240" w:lineRule="auto"/>
+      </w:pPr>
+    </w:p>
+    <w:p>
+      <w:pPr>
+        <w:spacing w:after="0" w:line="240" w:lineRule="auto"/>
+      </w:pPr>
+    </w:p>
+    <w:p>
+      <w:pPr>
+        <w:spacing w:after="0" w:line="240" w:lineRule="auto"/>
+      </w:pPr>
+    </w:p>
+    <w:p>
+      <w:pPr>
+        <w:spacing w:after="0" w:line="240" w:lineRule="auto"/>
+      </w:pPr>
+    </w:p>
+    <w:p>
+      <w:pPr>
+        <w:spacing w:after="0" w:line="240" w:lineRule="auto"/>
+      </w:pPr>
+    </w:p>
+    <w:p>
+      <w:pPr>
+        <w:spacing w:after="0" w:line="240" w:lineRule="auto"/>
+      </w:pPr>
+    </w:p>
+    <w:p>
+      <w:pPr>
+        <w:spacing w:after="0" w:line="240" w:lineRule="auto"/>
+      </w:pPr>
+    </w:p>
+    <w:p>
+      <w:pPr>
+        <w:spacing w:after="0" w:line="240" w:lineRule="auto"/>
+      </w:pPr>
+    </w:p>
+    <w:p>
+      <w:pPr>
+        <w:spacing w:after="0" w:line="240" w:lineRule="auto"/>
+      </w:pPr>
+    </w:p>
+    <w:p>
+      <w:pPr>
+        <w:spacing w:after="0" w:line="240" w:lineRule="auto"/>
+      </w:pPr>
+    </w:p>
+    <w:p>
+      <w:pPr>
+        <w:spacing w:after="0" w:line="240" w:lineRule="auto"/>
+      </w:pPr>
+    </w:p>
+    <w:p>
+      <w:pPr>
+        <w:spacing w:after="0" w:line="240" w:lineRule="auto"/>
+      </w:pPr>
+    </w:p>
+    <w:p>
+      <w:pPr>
+        <w:spacing w:after="0" w:line="240" w:lineRule="auto"/>
+      </w:pPr>
+    </w:p>
+    <w:p>
+      <w:pPr>
+        <w:spacing w:after="0" w:line="240" w:lineRule="auto"/>
+      </w:pPr>
+    </w:p>
+    <w:p>
+      <w:pPr>
+        <w:spacing w:after="0" w:line="240" w:lineRule="auto"/>
+      </w:pPr>
+    </w:p>
+    <w:p>
+      <w:pPr>
+        <w:spacing w:after="0" w:line="240" w:lineRule="auto"/>
+      </w:pPr>
+    </w:p>
+    <w:p>
+      <w:pPr>
+        <w:spacing w:after="0" w:line="240" w:lineRule="auto"/>
+      </w:pPr>
+    </w:p>
+    <w:p>
+      <w:pPr>
+        <w:spacing w:after="0" w:line="240" w:lineRule="auto"/>
+      </w:pPr>
+    </w:p>
+    <w:p>
+      <w:pPr>
+        <w:spacing w:after="0" w:line="240" w:lineRule="auto"/>
+      </w:pPr>
+    </w:p>
+    <w:p>
+      <w:pPr>
+        <w:spacing w:after="0" w:line="240" w:lineRule="auto"/>
+      </w:pPr>
+    </w:p>
+    <w:p>
+      <w:pPr>
+        <w:spacing w:after="0" w:line="240" w:lineRule="auto"/>
+      </w:pPr>
+    </w:p>
+    <w:p>
+      <w:pPr>
+        <w:spacing w:after="0" w:line="240" w:lineRule="auto"/>
+      </w:pPr>
+    </w:p>
+    <w:p>
+      <w:pPr>
+        <w:spacing w:after="0" w:line="240" w:lineRule="auto"/>
+      </w:pPr>
+    </w:p>
+    <w:p>
+      <w:pPr>
+        <w:spacing w:after="0" w:line="240" w:lineRule="auto"/>
+      </w:pPr>
+    </w:p>
+    <w:p>
+      <w:pPr>
+        <w:spacing w:after="0" w:line="240" w:lineRule="auto"/>
+      </w:pPr>
+    </w:p>
+    <w:p>
+      <w:pPr>
+        <w:spacing w:after="0" w:line="240" w:lineRule="auto"/>
+      </w:pPr>
+    </w:p>
+    <w:p>
+      <w:pPr>
+        <w:spacing w:after="0" w:line="240" w:lineRule="auto"/>
+      </w:pPr>
+    </w:p>
+    <w:p>
+      <w:pPr>
+        <w:spacing w:after="0" w:line="240" w:lineRule="auto"/>
+      </w:pPr>
+    </w:p>
+    <w:p>
+      <w:pPr>
+        <w:spacing w:after="0" w:line="240" w:lineRule="auto"/>
+      </w:pPr>
+    </w:p>
+    <w:p>
+      <w:pPr>
+        <w:spacing w:after="0" w:line="240" w:lineRule="auto"/>
+      </w:pPr>
+    </w:p>
+    <w:p>
+      <w:pPr>
+        <w:spacing w:after="0" w:line="240" w:lineRule="auto"/>
+      </w:pPr>
+    </w:p>
+    <w:p>
+      <w:pPr>
+        <w:spacing w:after="0" w:line="240" w:lineRule="auto"/>
+      </w:pPr>
+    </w:p>
+    <w:p>
+      <w:pPr>
+        <w:spacing w:after="0" w:line="240" w:lineRule="auto"/>
+      </w:pPr>
+    </w:p>
+    <w:p>
+      <w:pPr>
+        <w:spacing w:after="0" w:line="240" w:lineRule="auto"/>
+      </w:pPr>
+    </w:p>
+    <w:p>
+      <w:pPr>
+        <w:spacing w:after="0" w:line="240" w:lineRule="auto"/>
+      </w:pPr>
+    </w:p>
+    <w:p>
+      <w:pPr>
+        <w:spacing w:after="0" w:line="240" w:lineRule="auto"/>
+      </w:pPr>
+    </w:p>
+    <w:p>
+      <w:pPr>
+        <w:spacing w:after="0" w:line="240" w:lineRule="auto"/>
+      </w:pPr>
+    </w:p>
+    <w:p>
+      <w:pPr>
+        <w:spacing w:after="0" w:line="240" w:lineRule="auto"/>
+      </w:pPr>
+    </w:p>
+    <w:p>
+      <w:pPr>
+        <w:spacing w:after="0" w:line="240" w:lineRule="auto"/>
+      </w:pPr>
+    </w:p>
+    <w:p>
+      <w:pPr>
+        <w:spacing w:after="0" w:line="240" w:lineRule="auto"/>
+      </w:pPr>
       <w:r>
         <w:rPr>
           <w:noProof/>
@@ -21749,7 +26671,7 @@
                     </pic:cNvPicPr>
                   </pic:nvPicPr>
                   <pic:blipFill>
-                    <a:blip r:embed="rId66">
+                    <a:blip r:embed="rId67">
                       <a:extLst>
                         <a:ext uri="{28A0092B-C50C-407E-A947-70E740481C1C}">
                           <a14:useLocalDpi xmlns:a14="http://schemas.microsoft.com/office/drawing/2010/main" val="0"/>
@@ -22030,7 +26952,7 @@
       <w:pPr>
         <w:spacing w:after="0" w:line="240" w:lineRule="auto"/>
       </w:pPr>
-      <w:hyperlink r:id="rId67" w:history="1">
+      <w:hyperlink r:id="rId68" w:history="1">
         <w:r>
           <w:rPr>
             <w:rStyle w:val="Hyperlink"/>

--- a/java/core java 10PM.docx
+++ b/java/core java 10PM.docx
@@ -95,17 +95,30 @@
       <w:pPr>
         <w:spacing w:after="0" w:line="240" w:lineRule="auto"/>
       </w:pPr>
-      <w:r>
-        <w:t>Class : Blue print for creating the objects.</w:t>
+      <w:proofErr w:type="gramStart"/>
+      <w:r>
+        <w:t>Class :</w:t>
+      </w:r>
+      <w:proofErr w:type="gramEnd"/>
+      <w:r>
+        <w:t xml:space="preserve"> Blue print for creating the objects.</w:t>
       </w:r>
       <w:r>
         <w:t xml:space="preserve"> </w:t>
       </w:r>
       <w:r>
-        <w:t>It is l</w:t>
-      </w:r>
-      <w:r>
-        <w:t>ogically exists.</w:t>
+        <w:t xml:space="preserve">It </w:t>
+      </w:r>
+      <w:proofErr w:type="gramStart"/>
+      <w:r>
+        <w:t>is l</w:t>
+      </w:r>
+      <w:r>
+        <w:t>ogically exists</w:t>
+      </w:r>
+      <w:proofErr w:type="gramEnd"/>
+      <w:r>
+        <w:t>.</w:t>
       </w:r>
       <w:r>
         <w:t xml:space="preserve"> </w:t>
@@ -125,10 +138,18 @@
         <w:t xml:space="preserve"> </w:t>
       </w:r>
       <w:r>
-        <w:t>It is p</w:t>
-      </w:r>
-      <w:r>
-        <w:t>hysically exists.</w:t>
+        <w:t xml:space="preserve">It </w:t>
+      </w:r>
+      <w:proofErr w:type="gramStart"/>
+      <w:r>
+        <w:t>is p</w:t>
+      </w:r>
+      <w:r>
+        <w:t>hysically exists</w:t>
+      </w:r>
+      <w:proofErr w:type="gramEnd"/>
+      <w:r>
+        <w:t>.</w:t>
       </w:r>
       <w:r>
         <w:t xml:space="preserve"> </w:t>
@@ -260,7 +281,15 @@
         <w:t xml:space="preserve"> </w:t>
       </w:r>
       <w:r>
-        <w:t xml:space="preserve"> 4 legs,  1 tail, 2 eyes, white teeth.</w:t>
+        <w:t xml:space="preserve"> 4 </w:t>
+      </w:r>
+      <w:proofErr w:type="gramStart"/>
+      <w:r>
+        <w:t>legs,  1</w:t>
+      </w:r>
+      <w:proofErr w:type="gramEnd"/>
+      <w:r>
+        <w:t xml:space="preserve"> tail, 2 eyes, white teeth.</w:t>
       </w:r>
     </w:p>
     <w:p>
@@ -272,23 +301,56 @@
       </w:r>
       <w:r>
         <w:tab/>
-        <w:t xml:space="preserve">Running(), </w:t>
+      </w:r>
+      <w:proofErr w:type="gramStart"/>
+      <w:r>
+        <w:t>Running(</w:t>
+      </w:r>
+      <w:proofErr w:type="gramEnd"/>
+      <w:r>
+        <w:t xml:space="preserve">), </w:t>
       </w:r>
       <w:proofErr w:type="spellStart"/>
+      <w:proofErr w:type="gramStart"/>
       <w:r>
         <w:t>walkng</w:t>
       </w:r>
       <w:proofErr w:type="spellEnd"/>
       <w:r>
-        <w:t xml:space="preserve">(), eating(), </w:t>
+        <w:t>(</w:t>
+      </w:r>
+      <w:proofErr w:type="gramEnd"/>
+      <w:r>
+        <w:t xml:space="preserve">), </w:t>
+      </w:r>
+      <w:proofErr w:type="gramStart"/>
+      <w:r>
+        <w:t>eating(</w:t>
+      </w:r>
+      <w:proofErr w:type="gramEnd"/>
+      <w:r>
+        <w:t xml:space="preserve">), </w:t>
       </w:r>
       <w:proofErr w:type="spellStart"/>
+      <w:proofErr w:type="gramStart"/>
       <w:r>
         <w:t>makeSounds</w:t>
       </w:r>
       <w:proofErr w:type="spellEnd"/>
       <w:r>
-        <w:t>(), sleeping()….</w:t>
+        <w:t>(</w:t>
+      </w:r>
+      <w:proofErr w:type="gramEnd"/>
+      <w:r>
+        <w:t xml:space="preserve">), </w:t>
+      </w:r>
+      <w:proofErr w:type="gramStart"/>
+      <w:r>
+        <w:t>sleeping(</w:t>
+      </w:r>
+      <w:proofErr w:type="gramEnd"/>
+      <w:r>
+        <w:t>)….</w:t>
       </w:r>
     </w:p>
     <w:p>
@@ -336,9 +398,14 @@
         <w:t>Dog</w:t>
       </w:r>
       <w:r>
-        <w:t>, cat, Tiger, lion..</w:t>
+        <w:t xml:space="preserve">, cat, Tiger, </w:t>
+      </w:r>
+      <w:proofErr w:type="gramStart"/>
+      <w:r>
+        <w:t>lion..</w:t>
       </w:r>
       <w:proofErr w:type="spellStart"/>
+      <w:proofErr w:type="gramEnd"/>
       <w:r>
         <w:t>etc</w:t>
       </w:r>
@@ -366,24 +433,55 @@
         <w:spacing w:after="0" w:line="240" w:lineRule="auto"/>
         <w:ind w:firstLine="720"/>
       </w:pPr>
-      <w:r>
-        <w:t xml:space="preserve">Running(), </w:t>
+      <w:proofErr w:type="gramStart"/>
+      <w:r>
+        <w:t>Running(</w:t>
+      </w:r>
+      <w:proofErr w:type="gramEnd"/>
+      <w:r>
+        <w:t xml:space="preserve">), </w:t>
       </w:r>
       <w:proofErr w:type="spellStart"/>
+      <w:proofErr w:type="gramStart"/>
       <w:r>
         <w:t>walkng</w:t>
       </w:r>
       <w:proofErr w:type="spellEnd"/>
       <w:r>
-        <w:t xml:space="preserve">(), eating(), </w:t>
+        <w:t>(</w:t>
+      </w:r>
+      <w:proofErr w:type="gramEnd"/>
+      <w:r>
+        <w:t xml:space="preserve">), </w:t>
+      </w:r>
+      <w:proofErr w:type="gramStart"/>
+      <w:r>
+        <w:t>eating(</w:t>
+      </w:r>
+      <w:proofErr w:type="gramEnd"/>
+      <w:r>
+        <w:t xml:space="preserve">), </w:t>
       </w:r>
       <w:proofErr w:type="spellStart"/>
+      <w:proofErr w:type="gramStart"/>
       <w:r>
         <w:t>makeSounds</w:t>
       </w:r>
       <w:proofErr w:type="spellEnd"/>
       <w:r>
-        <w:t>(), sleeping()….</w:t>
+        <w:t>(</w:t>
+      </w:r>
+      <w:proofErr w:type="gramEnd"/>
+      <w:r>
+        <w:t xml:space="preserve">), </w:t>
+      </w:r>
+      <w:proofErr w:type="gramStart"/>
+      <w:r>
+        <w:t>sleeping(</w:t>
+      </w:r>
+      <w:proofErr w:type="gramEnd"/>
+      <w:r>
+        <w:t>)….</w:t>
       </w:r>
     </w:p>
     <w:p>
@@ -471,7 +569,15 @@
         <w:sym w:font="Wingdings" w:char="F0E0"/>
       </w:r>
       <w:r>
-        <w:t xml:space="preserve"> means : </w:t>
+        <w:t xml:space="preserve"> </w:t>
+      </w:r>
+      <w:proofErr w:type="gramStart"/>
+      <w:r>
+        <w:t>means :</w:t>
+      </w:r>
+      <w:proofErr w:type="gramEnd"/>
+      <w:r>
+        <w:t xml:space="preserve"> </w:t>
       </w:r>
       <w:r>
         <w:rPr>
@@ -667,10 +773,12 @@
         <w:t xml:space="preserve">width, size, weight, price, </w:t>
       </w:r>
       <w:proofErr w:type="spellStart"/>
+      <w:proofErr w:type="gramStart"/>
       <w:r>
         <w:t>no:of</w:t>
       </w:r>
       <w:proofErr w:type="spellEnd"/>
+      <w:proofErr w:type="gramEnd"/>
       <w:r>
         <w:t xml:space="preserve"> pages, author name.</w:t>
       </w:r>
@@ -815,8 +923,37 @@
         <w:tab/>
         <w:t xml:space="preserve">Book actions: </w:t>
       </w:r>
-      <w:r>
-        <w:t xml:space="preserve">reading(), writing(), playing(), beating(), </w:t>
+      <w:proofErr w:type="gramStart"/>
+      <w:r>
+        <w:t>reading(</w:t>
+      </w:r>
+      <w:proofErr w:type="gramEnd"/>
+      <w:r>
+        <w:t xml:space="preserve">), </w:t>
+      </w:r>
+      <w:proofErr w:type="gramStart"/>
+      <w:r>
+        <w:t>writing(</w:t>
+      </w:r>
+      <w:proofErr w:type="gramEnd"/>
+      <w:r>
+        <w:t xml:space="preserve">), </w:t>
+      </w:r>
+      <w:proofErr w:type="gramStart"/>
+      <w:r>
+        <w:t>playing(</w:t>
+      </w:r>
+      <w:proofErr w:type="gramEnd"/>
+      <w:r>
+        <w:t xml:space="preserve">), </w:t>
+      </w:r>
+      <w:proofErr w:type="gramStart"/>
+      <w:r>
+        <w:t>beating(</w:t>
+      </w:r>
+      <w:proofErr w:type="gramEnd"/>
+      <w:r>
+        <w:t xml:space="preserve">), </w:t>
       </w:r>
     </w:p>
     <w:p>
@@ -833,27 +970,47 @@
       <w:r>
         <w:t xml:space="preserve">ctions: </w:t>
       </w:r>
-      <w:r>
-        <w:t xml:space="preserve">riding(), </w:t>
+      <w:proofErr w:type="gramStart"/>
+      <w:r>
+        <w:t>riding(</w:t>
+      </w:r>
+      <w:proofErr w:type="gramEnd"/>
+      <w:r>
+        <w:t xml:space="preserve">), </w:t>
       </w:r>
       <w:proofErr w:type="spellStart"/>
+      <w:proofErr w:type="gramStart"/>
       <w:r>
         <w:t>engineBeating</w:t>
       </w:r>
       <w:proofErr w:type="spellEnd"/>
       <w:r>
-        <w:t xml:space="preserve">(), </w:t>
+        <w:t>(</w:t>
+      </w:r>
+      <w:proofErr w:type="gramEnd"/>
+      <w:r>
+        <w:t xml:space="preserve">), </w:t>
       </w:r>
       <w:proofErr w:type="spellStart"/>
+      <w:proofErr w:type="gramStart"/>
       <w:r>
         <w:t>spped</w:t>
       </w:r>
       <w:proofErr w:type="spellEnd"/>
       <w:r>
-        <w:t xml:space="preserve">(), </w:t>
-      </w:r>
-      <w:r>
-        <w:t xml:space="preserve">stunts(), </w:t>
+        <w:t>(</w:t>
+      </w:r>
+      <w:proofErr w:type="gramEnd"/>
+      <w:r>
+        <w:t xml:space="preserve">), </w:t>
+      </w:r>
+      <w:proofErr w:type="gramStart"/>
+      <w:r>
+        <w:t>stunts(</w:t>
+      </w:r>
+      <w:proofErr w:type="gramEnd"/>
+      <w:r>
+        <w:t xml:space="preserve">), </w:t>
       </w:r>
       <w:proofErr w:type="spellStart"/>
       <w:r>
@@ -934,7 +1091,15 @@
         <w:spacing w:after="0" w:line="240" w:lineRule="auto"/>
       </w:pPr>
       <w:r>
-        <w:t>But an object have physical state, behavior and identity.</w:t>
+        <w:t xml:space="preserve">But an object </w:t>
+      </w:r>
+      <w:proofErr w:type="gramStart"/>
+      <w:r>
+        <w:t>have</w:t>
+      </w:r>
+      <w:proofErr w:type="gramEnd"/>
+      <w:r>
+        <w:t xml:space="preserve"> physical state, behavior and identity.</w:t>
       </w:r>
     </w:p>
     <w:p>
@@ -1794,7 +1959,23 @@
       </w:pPr>
       <w:r>
         <w:tab/>
-        <w:t>Whenever any developer develops the project. That project will be released in different formats..exe, .bat, ;.pdf, .text, .</w:t>
+        <w:t xml:space="preserve">Whenever any developer develops the project. That project will be released in different </w:t>
+      </w:r>
+      <w:proofErr w:type="gramStart"/>
+      <w:r>
+        <w:t>formats..</w:t>
+      </w:r>
+      <w:proofErr w:type="gramEnd"/>
+      <w:r>
+        <w:t>exe, .bat</w:t>
+      </w:r>
+      <w:proofErr w:type="gramStart"/>
+      <w:r>
+        <w:t>, ;</w:t>
+      </w:r>
+      <w:proofErr w:type="gramEnd"/>
+      <w:r>
+        <w:t>.pdf, .text, .</w:t>
       </w:r>
       <w:proofErr w:type="spellStart"/>
       <w:r>
@@ -1822,6 +2003,7 @@
         </w:numPr>
         <w:spacing w:after="0" w:line="240" w:lineRule="auto"/>
       </w:pPr>
+      <w:proofErr w:type="gramStart"/>
       <w:r>
         <w:t>.</w:t>
       </w:r>
@@ -1832,6 +2014,7 @@
         </w:rPr>
         <w:t>Jar</w:t>
       </w:r>
+      <w:proofErr w:type="gramEnd"/>
       <w:r>
         <w:t xml:space="preserve"> (Java Archives).</w:t>
       </w:r>
@@ -1876,8 +2059,13 @@
         </w:numPr>
         <w:spacing w:after="0" w:line="240" w:lineRule="auto"/>
       </w:pPr>
-      <w:r>
-        <w:t>.ear (Enterprise Archive)</w:t>
+      <w:proofErr w:type="gramStart"/>
+      <w:r>
+        <w:t>.ear</w:t>
+      </w:r>
+      <w:proofErr w:type="gramEnd"/>
+      <w:r>
+        <w:t xml:space="preserve"> (Enterprise Archive)</w:t>
       </w:r>
       <w:r>
         <w:t xml:space="preserve"> </w:t>
@@ -2017,7 +2205,15 @@
         <w:sym w:font="Wingdings" w:char="F0E0"/>
       </w:r>
       <w:r>
-        <w:t xml:space="preserve"> Maven build </w:t>
+        <w:t xml:space="preserve"> Maven </w:t>
+      </w:r>
+      <w:proofErr w:type="gramStart"/>
+      <w:r>
+        <w:t>build</w:t>
+      </w:r>
+      <w:proofErr w:type="gramEnd"/>
+      <w:r>
+        <w:t xml:space="preserve"> </w:t>
       </w:r>
       <w:r>
         <w:sym w:font="Wingdings" w:char="F0E0"/>
@@ -2145,8 +2341,13 @@
       <w:pPr>
         <w:spacing w:after="0" w:line="240" w:lineRule="auto"/>
       </w:pPr>
-      <w:r>
-        <w:t xml:space="preserve">Generally jar file will be created in our </w:t>
+      <w:proofErr w:type="gramStart"/>
+      <w:r>
+        <w:t>Generally</w:t>
+      </w:r>
+      <w:proofErr w:type="gramEnd"/>
+      <w:r>
+        <w:t xml:space="preserve"> jar file will be created in our </w:t>
       </w:r>
       <w:r>
         <w:t>“</w:t>
@@ -2744,7 +2945,15 @@
         <w:t>e</w:t>
       </w:r>
       <w:r>
-        <w:t xml:space="preserve"> are working with Spring boot means we are working with their .jar files.</w:t>
+        <w:t xml:space="preserve"> are working with Spring boot means we are working with </w:t>
+      </w:r>
+      <w:proofErr w:type="gramStart"/>
+      <w:r>
+        <w:t>their</w:t>
+      </w:r>
+      <w:proofErr w:type="gramEnd"/>
+      <w:r>
+        <w:t xml:space="preserve"> .jar files.</w:t>
       </w:r>
     </w:p>
     <w:p>
@@ -2758,7 +2967,15 @@
         <w:t>e</w:t>
       </w:r>
       <w:r>
-        <w:t xml:space="preserve"> are working with servlets means we are working with their .jar files.</w:t>
+        <w:t xml:space="preserve"> are working with servlets means we are working with </w:t>
+      </w:r>
+      <w:proofErr w:type="gramStart"/>
+      <w:r>
+        <w:t>their</w:t>
+      </w:r>
+      <w:proofErr w:type="gramEnd"/>
+      <w:r>
+        <w:t xml:space="preserve"> .jar files.</w:t>
       </w:r>
     </w:p>
     <w:p>
@@ -2772,7 +2989,15 @@
         <w:t>e</w:t>
       </w:r>
       <w:r>
-        <w:t xml:space="preserve"> are working with Hibernate means we are working with their .jar files.</w:t>
+        <w:t xml:space="preserve"> are working with Hibernate means we are working with </w:t>
+      </w:r>
+      <w:proofErr w:type="gramStart"/>
+      <w:r>
+        <w:t>their</w:t>
+      </w:r>
+      <w:proofErr w:type="gramEnd"/>
+      <w:r>
+        <w:t xml:space="preserve"> .jar files.</w:t>
       </w:r>
     </w:p>
     <w:p>
@@ -2906,6 +3131,7 @@
         <w:t xml:space="preserve"> </w:t>
       </w:r>
       <w:proofErr w:type="spellStart"/>
+      <w:proofErr w:type="gramStart"/>
       <w:r>
         <w:rPr>
           <w:b/>
@@ -2915,6 +3141,7 @@
         <w:t>build.gradle</w:t>
       </w:r>
       <w:proofErr w:type="spellEnd"/>
+      <w:proofErr w:type="gramEnd"/>
       <w:r>
         <w:rPr>
           <w:b/>
@@ -3352,10 +3579,12 @@
         <w:t xml:space="preserve"> </w:t>
       </w:r>
       <w:proofErr w:type="spellStart"/>
+      <w:proofErr w:type="gramStart"/>
       <w:r>
         <w:t>build.gradle</w:t>
       </w:r>
       <w:proofErr w:type="spellEnd"/>
+      <w:proofErr w:type="gramEnd"/>
       <w:r>
         <w:t xml:space="preserve"> file. Then it will download all required jar files into your project.</w:t>
       </w:r>
@@ -3437,7 +3666,23 @@
           <w:bCs/>
         </w:rPr>
         <w:lastRenderedPageBreak/>
-        <w:t xml:space="preserve">How many “public” classes a .java file contains? </w:t>
+        <w:t>How many “</w:t>
+      </w:r>
+      <w:proofErr w:type="gramStart"/>
+      <w:r>
+        <w:rPr>
+          <w:b/>
+          <w:bCs/>
+        </w:rPr>
+        <w:t>public</w:t>
+      </w:r>
+      <w:proofErr w:type="gramEnd"/>
+      <w:r>
+        <w:rPr>
+          <w:b/>
+          <w:bCs/>
+        </w:rPr>
+        <w:t xml:space="preserve">” classes a .java file contains? </w:t>
       </w:r>
     </w:p>
     <w:p>
@@ -3515,26 +3760,49 @@
       </w:pPr>
       <w:r>
         <w:tab/>
-        <w:t>-“void” means NO Return type.</w:t>
-      </w:r>
-    </w:p>
-    <w:p>
-      <w:pPr>
-        <w:spacing w:after="0" w:line="240" w:lineRule="auto"/>
-      </w:pPr>
-    </w:p>
-    <w:p>
-      <w:pPr>
-        <w:spacing w:after="0" w:line="240" w:lineRule="auto"/>
-      </w:pPr>
-      <w:r>
-        <w:t xml:space="preserve">Create another class, create main() method in </w:t>
+      </w:r>
+      <w:proofErr w:type="gramStart"/>
+      <w:r>
+        <w:t>-“</w:t>
+      </w:r>
+      <w:proofErr w:type="gramEnd"/>
+      <w:r>
+        <w:t>void” means NO Return type.</w:t>
+      </w:r>
+    </w:p>
+    <w:p>
+      <w:pPr>
+        <w:spacing w:after="0" w:line="240" w:lineRule="auto"/>
+      </w:pPr>
+    </w:p>
+    <w:p>
+      <w:pPr>
+        <w:spacing w:after="0" w:line="240" w:lineRule="auto"/>
+      </w:pPr>
+      <w:r>
+        <w:t xml:space="preserve">Create another class, create </w:t>
+      </w:r>
+      <w:proofErr w:type="gramStart"/>
+      <w:r>
+        <w:t>main(</w:t>
+      </w:r>
+      <w:proofErr w:type="gramEnd"/>
+      <w:r>
+        <w:t xml:space="preserve">) method in </w:t>
       </w:r>
       <w:r>
         <w:t>that class</w:t>
       </w:r>
       <w:r>
-        <w:t xml:space="preserve"> and create object to above class in main() method and call methods.</w:t>
+        <w:t xml:space="preserve"> and create object to above class in </w:t>
+      </w:r>
+      <w:proofErr w:type="gramStart"/>
+      <w:r>
+        <w:t>main(</w:t>
+      </w:r>
+      <w:proofErr w:type="gramEnd"/>
+      <w:r>
+        <w:t>) method and call methods.</w:t>
       </w:r>
       <w:r>
         <w:t xml:space="preserve"> Now run this 2</w:t>
@@ -3977,7 +4245,25 @@
           <w:bCs/>
           <w:lang w:val="en-IN"/>
         </w:rPr>
-        <w:t xml:space="preserve"> using String class format() method.</w:t>
+        <w:t xml:space="preserve"> using String class </w:t>
+      </w:r>
+      <w:proofErr w:type="gramStart"/>
+      <w:r>
+        <w:rPr>
+          <w:b/>
+          <w:bCs/>
+          <w:lang w:val="en-IN"/>
+        </w:rPr>
+        <w:t>format(</w:t>
+      </w:r>
+      <w:proofErr w:type="gramEnd"/>
+      <w:r>
+        <w:rPr>
+          <w:b/>
+          <w:bCs/>
+          <w:lang w:val="en-IN"/>
+        </w:rPr>
+        <w:t>) method.</w:t>
       </w:r>
     </w:p>
     <w:p>
@@ -4475,7 +4761,15 @@
         <w:t>comparison</w:t>
       </w:r>
       <w:r>
-        <w:t xml:space="preserve"> we always use .equals() method.</w:t>
+        <w:t xml:space="preserve"> we always </w:t>
+      </w:r>
+      <w:proofErr w:type="gramStart"/>
+      <w:r>
+        <w:t>use .equals</w:t>
+      </w:r>
+      <w:proofErr w:type="gramEnd"/>
+      <w:r>
+        <w:t>() method.</w:t>
       </w:r>
     </w:p>
     <w:p>
@@ -4780,7 +5074,21 @@
         <w:rPr>
           <w:lang w:val="en-IN"/>
         </w:rPr>
-        <w:t xml:space="preserve"> type.. </w:t>
+        <w:t xml:space="preserve"> </w:t>
+      </w:r>
+      <w:proofErr w:type="gramStart"/>
+      <w:r>
+        <w:rPr>
+          <w:lang w:val="en-IN"/>
+        </w:rPr>
+        <w:t>type..</w:t>
+      </w:r>
+      <w:proofErr w:type="gramEnd"/>
+      <w:r>
+        <w:rPr>
+          <w:lang w:val="en-IN"/>
+        </w:rPr>
+        <w:t xml:space="preserve"> </w:t>
       </w:r>
       <w:r>
         <w:rPr>
@@ -5011,8 +5319,16 @@
                 <w:lang w:val="en-IN"/>
               </w:rPr>
               <w:br/>
-              <w:t xml:space="preserve">    public static void m1(){</w:t>
-            </w:r>
+              <w:t xml:space="preserve">    public static void m1</w:t>
+            </w:r>
+            <w:proofErr w:type="gramStart"/>
+            <w:r>
+              <w:rPr>
+                <w:lang w:val="en-IN"/>
+              </w:rPr>
+              <w:t>(){</w:t>
+            </w:r>
+            <w:proofErr w:type="gramEnd"/>
             <w:r>
               <w:rPr>
                 <w:lang w:val="en-IN"/>
@@ -5046,15 +5362,37 @@
               <w:rPr>
                 <w:lang w:val="en-IN"/>
               </w:rPr>
-              <w:t>("This is a method..!");</w:t>
-            </w:r>
-            <w:r>
-              <w:rPr>
-                <w:lang w:val="en-IN"/>
-              </w:rPr>
-              <w:br/>
-              <w:t xml:space="preserve">    }</w:t>
-            </w:r>
+              <w:t xml:space="preserve">("This is a </w:t>
+            </w:r>
+            <w:proofErr w:type="gramStart"/>
+            <w:r>
+              <w:rPr>
+                <w:lang w:val="en-IN"/>
+              </w:rPr>
+              <w:t>method..!</w:t>
+            </w:r>
+            <w:proofErr w:type="gramEnd"/>
+            <w:r>
+              <w:rPr>
+                <w:lang w:val="en-IN"/>
+              </w:rPr>
+              <w:t>");</w:t>
+            </w:r>
+            <w:r>
+              <w:rPr>
+                <w:lang w:val="en-IN"/>
+              </w:rPr>
+              <w:br/>
+              <w:t xml:space="preserve">  </w:t>
+            </w:r>
+            <w:proofErr w:type="gramStart"/>
+            <w:r>
+              <w:rPr>
+                <w:lang w:val="en-IN"/>
+              </w:rPr>
+              <w:t xml:space="preserve">  }</w:t>
+            </w:r>
+            <w:proofErr w:type="gramEnd"/>
             <w:r>
               <w:rPr>
                 <w:lang w:val="en-IN"/>
@@ -5092,7 +5430,21 @@
                 <w:lang w:val="en-IN"/>
               </w:rPr>
               <w:br/>
-              <w:t xml:space="preserve">    public static void main(String[] </w:t>
+              <w:t xml:space="preserve">    public static void </w:t>
+            </w:r>
+            <w:proofErr w:type="gramStart"/>
+            <w:r>
+              <w:rPr>
+                <w:lang w:val="en-IN"/>
+              </w:rPr>
+              <w:t>main(String[</w:t>
+            </w:r>
+            <w:proofErr w:type="gramEnd"/>
+            <w:r>
+              <w:rPr>
+                <w:lang w:val="en-IN"/>
+              </w:rPr>
+              <w:t xml:space="preserve">] </w:t>
             </w:r>
             <w:proofErr w:type="spellStart"/>
             <w:r>
@@ -5227,6 +5579,7 @@
               <w:t xml:space="preserve"> = new </w:t>
             </w:r>
             <w:proofErr w:type="spellStart"/>
+            <w:proofErr w:type="gramStart"/>
             <w:r>
               <w:rPr>
                 <w:lang w:val="en-IN"/>
@@ -5238,7 +5591,14 @@
               <w:rPr>
                 <w:lang w:val="en-IN"/>
               </w:rPr>
-              <w:t>();</w:t>
+              <w:t>(</w:t>
+            </w:r>
+            <w:proofErr w:type="gramEnd"/>
+            <w:r>
+              <w:rPr>
+                <w:lang w:val="en-IN"/>
+              </w:rPr>
+              <w:t>);</w:t>
             </w:r>
             <w:r>
               <w:rPr>
@@ -5468,8 +5828,9 @@
           <w:color w:val="FF0000"/>
           <w:highlight w:val="yellow"/>
         </w:rPr>
-        <w:t xml:space="preserve"> of </w:t>
-      </w:r>
+        <w:t xml:space="preserve"> </w:t>
+      </w:r>
+      <w:proofErr w:type="gramStart"/>
       <w:r>
         <w:rPr>
           <w:b/>
@@ -5477,6 +5838,15 @@
           <w:color w:val="FF0000"/>
           <w:highlight w:val="yellow"/>
         </w:rPr>
+        <w:t xml:space="preserve">of </w:t>
+      </w:r>
+      <w:r>
+        <w:rPr>
+          <w:b/>
+          <w:bCs/>
+          <w:color w:val="FF0000"/>
+          <w:highlight w:val="yellow"/>
+        </w:rPr>
         <w:t xml:space="preserve"> </w:t>
       </w:r>
       <w:r>
@@ -5488,6 +5858,7 @@
         </w:rPr>
         <w:t>class</w:t>
       </w:r>
+      <w:proofErr w:type="gramEnd"/>
       <w:r>
         <w:rPr>
           <w:b/>
@@ -5858,8 +6229,13 @@
         <w:t xml:space="preserve">defined </w:t>
       </w:r>
       <w:r>
-        <w:t>(classes/interfaces/abstract classes) + arrays….etc.</w:t>
-      </w:r>
+        <w:t>(classes/interfaces/abstract classes) + arrays</w:t>
+      </w:r>
+      <w:proofErr w:type="gramStart"/>
+      <w:r>
+        <w:t>….etc.</w:t>
+      </w:r>
+      <w:proofErr w:type="gramEnd"/>
     </w:p>
     <w:p>
       <w:pPr>
@@ -6237,6 +6613,7 @@
               <w:t xml:space="preserve">    public String </w:t>
             </w:r>
             <w:proofErr w:type="spellStart"/>
+            <w:proofErr w:type="gramStart"/>
             <w:r>
               <w:rPr>
                 <w:sz w:val="16"/>
@@ -6252,7 +6629,16 @@
                 <w:szCs w:val="16"/>
                 <w:lang w:val="en-IN"/>
               </w:rPr>
-              <w:t>() {</w:t>
+              <w:t>(</w:t>
+            </w:r>
+            <w:proofErr w:type="gramEnd"/>
+            <w:r>
+              <w:rPr>
+                <w:sz w:val="16"/>
+                <w:szCs w:val="16"/>
+                <w:lang w:val="en-IN"/>
+              </w:rPr>
+              <w:t>) {</w:t>
             </w:r>
             <w:r>
               <w:rPr>
@@ -6288,8 +6674,18 @@
                 <w:lang w:val="en-IN"/>
               </w:rPr>
               <w:br/>
-              <w:t xml:space="preserve">    }</w:t>
-            </w:r>
+              <w:t xml:space="preserve">  </w:t>
+            </w:r>
+            <w:proofErr w:type="gramStart"/>
+            <w:r>
+              <w:rPr>
+                <w:sz w:val="16"/>
+                <w:szCs w:val="16"/>
+                <w:lang w:val="en-IN"/>
+              </w:rPr>
+              <w:t xml:space="preserve">  }</w:t>
+            </w:r>
+            <w:proofErr w:type="gramEnd"/>
             <w:r>
               <w:rPr>
                 <w:sz w:val="16"/>
@@ -6300,6 +6696,7 @@
               <w:t xml:space="preserve">    int </w:t>
             </w:r>
             <w:proofErr w:type="spellStart"/>
+            <w:proofErr w:type="gramStart"/>
             <w:r>
               <w:rPr>
                 <w:sz w:val="16"/>
@@ -6315,7 +6712,16 @@
                 <w:szCs w:val="16"/>
                 <w:lang w:val="en-IN"/>
               </w:rPr>
-              <w:t>(int salary) {</w:t>
+              <w:t>(</w:t>
+            </w:r>
+            <w:proofErr w:type="gramEnd"/>
+            <w:r>
+              <w:rPr>
+                <w:sz w:val="16"/>
+                <w:szCs w:val="16"/>
+                <w:lang w:val="en-IN"/>
+              </w:rPr>
+              <w:t>int salary) {</w:t>
             </w:r>
             <w:r>
               <w:rPr>
@@ -6407,16 +6813,44 @@
                 <w:lang w:val="en-IN"/>
               </w:rPr>
               <w:br/>
-              <w:t xml:space="preserve">    }</w:t>
-            </w:r>
-            <w:r>
-              <w:rPr>
-                <w:sz w:val="16"/>
-                <w:szCs w:val="16"/>
-                <w:lang w:val="en-IN"/>
-              </w:rPr>
-              <w:br/>
-              <w:t xml:space="preserve">    int add(int a, int b) {</w:t>
+              <w:t xml:space="preserve">  </w:t>
+            </w:r>
+            <w:proofErr w:type="gramStart"/>
+            <w:r>
+              <w:rPr>
+                <w:sz w:val="16"/>
+                <w:szCs w:val="16"/>
+                <w:lang w:val="en-IN"/>
+              </w:rPr>
+              <w:t xml:space="preserve">  }</w:t>
+            </w:r>
+            <w:proofErr w:type="gramEnd"/>
+            <w:r>
+              <w:rPr>
+                <w:sz w:val="16"/>
+                <w:szCs w:val="16"/>
+                <w:lang w:val="en-IN"/>
+              </w:rPr>
+              <w:br/>
+              <w:t xml:space="preserve">    int </w:t>
+            </w:r>
+            <w:proofErr w:type="gramStart"/>
+            <w:r>
+              <w:rPr>
+                <w:sz w:val="16"/>
+                <w:szCs w:val="16"/>
+                <w:lang w:val="en-IN"/>
+              </w:rPr>
+              <w:t>add(</w:t>
+            </w:r>
+            <w:proofErr w:type="gramEnd"/>
+            <w:r>
+              <w:rPr>
+                <w:sz w:val="16"/>
+                <w:szCs w:val="16"/>
+                <w:lang w:val="en-IN"/>
+              </w:rPr>
+              <w:t>int a, int b) {</w:t>
             </w:r>
             <w:r>
               <w:rPr>
@@ -6434,8 +6868,18 @@
                 <w:lang w:val="en-IN"/>
               </w:rPr>
               <w:br/>
-              <w:t xml:space="preserve">    }</w:t>
-            </w:r>
+              <w:t xml:space="preserve">  </w:t>
+            </w:r>
+            <w:proofErr w:type="gramStart"/>
+            <w:r>
+              <w:rPr>
+                <w:sz w:val="16"/>
+                <w:szCs w:val="16"/>
+                <w:lang w:val="en-IN"/>
+              </w:rPr>
+              <w:t xml:space="preserve">  }</w:t>
+            </w:r>
+            <w:proofErr w:type="gramEnd"/>
             <w:r>
               <w:rPr>
                 <w:sz w:val="16"/>
@@ -6446,6 +6890,7 @@
               <w:t xml:space="preserve">    int </w:t>
             </w:r>
             <w:proofErr w:type="spellStart"/>
+            <w:proofErr w:type="gramStart"/>
             <w:r>
               <w:rPr>
                 <w:sz w:val="16"/>
@@ -6461,7 +6906,16 @@
                 <w:szCs w:val="16"/>
                 <w:lang w:val="en-IN"/>
               </w:rPr>
-              <w:t>(int a, int b) {</w:t>
+              <w:t>(</w:t>
+            </w:r>
+            <w:proofErr w:type="gramEnd"/>
+            <w:r>
+              <w:rPr>
+                <w:sz w:val="16"/>
+                <w:szCs w:val="16"/>
+                <w:lang w:val="en-IN"/>
+              </w:rPr>
+              <w:t>int a, int b) {</w:t>
             </w:r>
             <w:r>
               <w:rPr>
@@ -6479,8 +6933,18 @@
                 <w:lang w:val="en-IN"/>
               </w:rPr>
               <w:br/>
-              <w:t xml:space="preserve">    }</w:t>
-            </w:r>
+              <w:t xml:space="preserve">  </w:t>
+            </w:r>
+            <w:proofErr w:type="gramStart"/>
+            <w:r>
+              <w:rPr>
+                <w:sz w:val="16"/>
+                <w:szCs w:val="16"/>
+                <w:lang w:val="en-IN"/>
+              </w:rPr>
+              <w:t xml:space="preserve">  }</w:t>
+            </w:r>
+            <w:proofErr w:type="gramEnd"/>
             <w:r>
               <w:rPr>
                 <w:sz w:val="16"/>
@@ -6491,6 +6955,7 @@
               <w:t xml:space="preserve">    void </w:t>
             </w:r>
             <w:proofErr w:type="spellStart"/>
+            <w:proofErr w:type="gramStart"/>
             <w:r>
               <w:rPr>
                 <w:sz w:val="16"/>
@@ -6506,17 +6971,36 @@
                 <w:szCs w:val="16"/>
                 <w:lang w:val="en-IN"/>
               </w:rPr>
-              <w:t>() {</w:t>
-            </w:r>
-            <w:r>
-              <w:rPr>
-                <w:sz w:val="16"/>
-                <w:szCs w:val="16"/>
-                <w:lang w:val="en-IN"/>
-              </w:rPr>
-              <w:br/>
-              <w:t xml:space="preserve">    }</w:t>
-            </w:r>
+              <w:t>(</w:t>
+            </w:r>
+            <w:proofErr w:type="gramEnd"/>
+            <w:r>
+              <w:rPr>
+                <w:sz w:val="16"/>
+                <w:szCs w:val="16"/>
+                <w:lang w:val="en-IN"/>
+              </w:rPr>
+              <w:t>) {</w:t>
+            </w:r>
+            <w:r>
+              <w:rPr>
+                <w:sz w:val="16"/>
+                <w:szCs w:val="16"/>
+                <w:lang w:val="en-IN"/>
+              </w:rPr>
+              <w:br/>
+              <w:t xml:space="preserve">  </w:t>
+            </w:r>
+            <w:proofErr w:type="gramStart"/>
+            <w:r>
+              <w:rPr>
+                <w:sz w:val="16"/>
+                <w:szCs w:val="16"/>
+                <w:lang w:val="en-IN"/>
+              </w:rPr>
+              <w:t xml:space="preserve">  }</w:t>
+            </w:r>
+            <w:proofErr w:type="gramEnd"/>
             <w:r>
               <w:rPr>
                 <w:sz w:val="16"/>
@@ -6733,6 +7217,7 @@
               <w:t xml:space="preserve">public String </w:t>
             </w:r>
             <w:proofErr w:type="spellStart"/>
+            <w:proofErr w:type="gramStart"/>
             <w:r>
               <w:rPr>
                 <w:lang w:val="en-IN"/>
@@ -6744,9 +7229,17 @@
               <w:rPr>
                 <w:lang w:val="en-IN"/>
               </w:rPr>
-              <w:t xml:space="preserve">(String </w:t>
+              <w:t>(</w:t>
+            </w:r>
+            <w:proofErr w:type="gramEnd"/>
+            <w:r>
+              <w:rPr>
+                <w:lang w:val="en-IN"/>
+              </w:rPr>
+              <w:t xml:space="preserve">String </w:t>
             </w:r>
             <w:proofErr w:type="spellStart"/>
+            <w:proofErr w:type="gramStart"/>
             <w:r>
               <w:rPr>
                 <w:lang w:val="en-IN"/>
@@ -6754,6 +7247,7 @@
               <w:t>stuName,Integer</w:t>
             </w:r>
             <w:proofErr w:type="spellEnd"/>
+            <w:proofErr w:type="gramEnd"/>
             <w:r>
               <w:rPr>
                 <w:lang w:val="en-IN"/>
@@ -6884,7 +7378,21 @@
               <w:rPr>
                 <w:lang w:val="en-IN"/>
               </w:rPr>
-              <w:t xml:space="preserve"> +" your marks percentage is : "+</w:t>
+              <w:t xml:space="preserve"> +" your marks percentage </w:t>
+            </w:r>
+            <w:proofErr w:type="gramStart"/>
+            <w:r>
+              <w:rPr>
+                <w:lang w:val="en-IN"/>
+              </w:rPr>
+              <w:t>is :</w:t>
+            </w:r>
+            <w:proofErr w:type="gramEnd"/>
+            <w:r>
+              <w:rPr>
+                <w:lang w:val="en-IN"/>
+              </w:rPr>
+              <w:t xml:space="preserve"> "+</w:t>
             </w:r>
             <w:proofErr w:type="spellStart"/>
             <w:r>
@@ -7056,6 +7564,7 @@
               <w:t xml:space="preserve"> </w:t>
             </w:r>
             <w:proofErr w:type="spellStart"/>
+            <w:proofErr w:type="gramStart"/>
             <w:r>
               <w:rPr>
                 <w:lang w:val="en-IN"/>
@@ -7067,7 +7576,14 @@
               <w:rPr>
                 <w:lang w:val="en-IN"/>
               </w:rPr>
-              <w:t>(){</w:t>
+              <w:t>(</w:t>
+            </w:r>
+            <w:proofErr w:type="gramEnd"/>
+            <w:r>
+              <w:rPr>
+                <w:lang w:val="en-IN"/>
+              </w:rPr>
+              <w:t>){</w:t>
             </w:r>
             <w:r>
               <w:rPr>
@@ -7107,6 +7623,7 @@
               <w:t xml:space="preserve"> </w:t>
             </w:r>
             <w:proofErr w:type="spellStart"/>
+            <w:proofErr w:type="gramStart"/>
             <w:r>
               <w:rPr>
                 <w:lang w:val="en-IN"/>
@@ -7118,9 +7635,17 @@
               <w:rPr>
                 <w:lang w:val="en-IN"/>
               </w:rPr>
-              <w:t xml:space="preserve">(int </w:t>
+              <w:t>(</w:t>
+            </w:r>
+            <w:proofErr w:type="gramEnd"/>
+            <w:r>
+              <w:rPr>
+                <w:lang w:val="en-IN"/>
+              </w:rPr>
+              <w:t xml:space="preserve">int </w:t>
             </w:r>
             <w:proofErr w:type="spellStart"/>
+            <w:proofErr w:type="gramStart"/>
             <w:r>
               <w:rPr>
                 <w:lang w:val="en-IN"/>
@@ -7134,6 +7659,7 @@
               </w:rPr>
               <w:t>){</w:t>
             </w:r>
+            <w:proofErr w:type="gramEnd"/>
             <w:r>
               <w:rPr>
                 <w:lang w:val="en-IN"/>
@@ -7182,7 +7708,21 @@
         <w:rPr>
           <w:lang w:val="en-IN"/>
         </w:rPr>
-        <w:t xml:space="preserve">But still I want to use same method multiple times, then what to do? </w:t>
+        <w:t xml:space="preserve">But </w:t>
+      </w:r>
+      <w:proofErr w:type="gramStart"/>
+      <w:r>
+        <w:rPr>
+          <w:lang w:val="en-IN"/>
+        </w:rPr>
+        <w:t>still</w:t>
+      </w:r>
+      <w:proofErr w:type="gramEnd"/>
+      <w:r>
+        <w:rPr>
+          <w:lang w:val="en-IN"/>
+        </w:rPr>
+        <w:t xml:space="preserve"> I want to use same method multiple times, then what to do? </w:t>
       </w:r>
     </w:p>
     <w:p>
@@ -7256,7 +7796,21 @@
         <w:rPr>
           <w:lang w:val="en-IN"/>
         </w:rPr>
-        <w:t>When we are working Method overloading we need to consider below points.</w:t>
+        <w:t xml:space="preserve">When we are working Method </w:t>
+      </w:r>
+      <w:proofErr w:type="gramStart"/>
+      <w:r>
+        <w:rPr>
+          <w:lang w:val="en-IN"/>
+        </w:rPr>
+        <w:t>overloading</w:t>
+      </w:r>
+      <w:proofErr w:type="gramEnd"/>
+      <w:r>
+        <w:rPr>
+          <w:lang w:val="en-IN"/>
+        </w:rPr>
+        <w:t xml:space="preserve"> we need to consider below points.</w:t>
       </w:r>
     </w:p>
     <w:p>
@@ -7358,6 +7912,7 @@
         <w:t xml:space="preserve"> use same method, but with </w:t>
       </w:r>
       <w:proofErr w:type="spellStart"/>
+      <w:proofErr w:type="gramStart"/>
       <w:r>
         <w:rPr>
           <w:lang w:val="en-IN"/>
@@ -7365,6 +7920,7 @@
         <w:t>no:of</w:t>
       </w:r>
       <w:proofErr w:type="spellEnd"/>
+      <w:proofErr w:type="gramEnd"/>
       <w:r>
         <w:rPr>
           <w:lang w:val="en-IN"/>
@@ -7418,6 +7974,7 @@
         </w:rPr>
         <w:t xml:space="preserve"> should be different</w:t>
       </w:r>
+      <w:proofErr w:type="gramStart"/>
       <w:r>
         <w:rPr>
           <w:lang w:val="en-IN"/>
@@ -7434,7 +7991,14 @@
         <w:rPr>
           <w:lang w:val="en-IN"/>
         </w:rPr>
-        <w:t xml:space="preserve">. </w:t>
+        <w:t>.</w:t>
+      </w:r>
+      <w:proofErr w:type="gramEnd"/>
+      <w:r>
+        <w:rPr>
+          <w:lang w:val="en-IN"/>
+        </w:rPr>
+        <w:t xml:space="preserve"> </w:t>
       </w:r>
       <w:r>
         <w:rPr>
@@ -7590,8 +8154,16 @@
               <w:rPr>
                 <w:lang w:val="en-IN"/>
               </w:rPr>
-              <w:t>void m1(){</w:t>
-            </w:r>
+              <w:t>void m1</w:t>
+            </w:r>
+            <w:proofErr w:type="gramStart"/>
+            <w:r>
+              <w:rPr>
+                <w:lang w:val="en-IN"/>
+              </w:rPr>
+              <w:t>(){</w:t>
+            </w:r>
+            <w:proofErr w:type="gramEnd"/>
             <w:r>
               <w:rPr>
                 <w:lang w:val="en-IN"/>
@@ -7616,8 +8188,16 @@
                 <w:lang w:val="en-IN"/>
               </w:rPr>
               <w:br/>
-              <w:t>void m1(int a, int b){</w:t>
-            </w:r>
+              <w:t xml:space="preserve">void m1(int a, int </w:t>
+            </w:r>
+            <w:proofErr w:type="gramStart"/>
+            <w:r>
+              <w:rPr>
+                <w:lang w:val="en-IN"/>
+              </w:rPr>
+              <w:t>b){</w:t>
+            </w:r>
+            <w:proofErr w:type="gramEnd"/>
             <w:r>
               <w:rPr>
                 <w:lang w:val="en-IN"/>
@@ -7642,8 +8222,16 @@
                 <w:lang w:val="en-IN"/>
               </w:rPr>
               <w:br/>
-              <w:t>void m1(int a){</w:t>
-            </w:r>
+              <w:t xml:space="preserve">void m1(int </w:t>
+            </w:r>
+            <w:proofErr w:type="gramStart"/>
+            <w:r>
+              <w:rPr>
+                <w:lang w:val="en-IN"/>
+              </w:rPr>
+              <w:t>a){</w:t>
+            </w:r>
+            <w:proofErr w:type="gramEnd"/>
             <w:r>
               <w:rPr>
                 <w:lang w:val="en-IN"/>
@@ -7680,8 +8268,16 @@
               <w:rPr>
                 <w:lang w:val="en-IN"/>
               </w:rPr>
-              <w:t>void m1(){</w:t>
-            </w:r>
+              <w:t>void m1</w:t>
+            </w:r>
+            <w:proofErr w:type="gramStart"/>
+            <w:r>
+              <w:rPr>
+                <w:lang w:val="en-IN"/>
+              </w:rPr>
+              <w:t>(){</w:t>
+            </w:r>
+            <w:proofErr w:type="gramEnd"/>
             <w:r>
               <w:rPr>
                 <w:lang w:val="en-IN"/>
@@ -7706,8 +8302,16 @@
                 <w:lang w:val="en-IN"/>
               </w:rPr>
               <w:br/>
-              <w:t>void m1(int a){</w:t>
-            </w:r>
+              <w:t xml:space="preserve">void m1(int </w:t>
+            </w:r>
+            <w:proofErr w:type="gramStart"/>
+            <w:r>
+              <w:rPr>
+                <w:lang w:val="en-IN"/>
+              </w:rPr>
+              <w:t>a){</w:t>
+            </w:r>
+            <w:proofErr w:type="gramEnd"/>
             <w:r>
               <w:rPr>
                 <w:lang w:val="en-IN"/>
@@ -7732,8 +8336,16 @@
                 <w:lang w:val="en-IN"/>
               </w:rPr>
               <w:br/>
-              <w:t>void m1(String a){</w:t>
-            </w:r>
+              <w:t xml:space="preserve">void m1(String </w:t>
+            </w:r>
+            <w:proofErr w:type="gramStart"/>
+            <w:r>
+              <w:rPr>
+                <w:lang w:val="en-IN"/>
+              </w:rPr>
+              <w:t>a){</w:t>
+            </w:r>
+            <w:proofErr w:type="gramEnd"/>
             <w:r>
               <w:rPr>
                 <w:lang w:val="en-IN"/>
@@ -7770,8 +8382,16 @@
               <w:rPr>
                 <w:lang w:val="en-IN"/>
               </w:rPr>
-              <w:t>void m1(){</w:t>
-            </w:r>
+              <w:t>void m1</w:t>
+            </w:r>
+            <w:proofErr w:type="gramStart"/>
+            <w:r>
+              <w:rPr>
+                <w:lang w:val="en-IN"/>
+              </w:rPr>
+              <w:t>(){</w:t>
+            </w:r>
+            <w:proofErr w:type="gramEnd"/>
             <w:r>
               <w:rPr>
                 <w:lang w:val="en-IN"/>
@@ -7796,8 +8416,16 @@
                 <w:lang w:val="en-IN"/>
               </w:rPr>
               <w:br/>
-              <w:t>void m1(int a, String b){</w:t>
-            </w:r>
+              <w:t xml:space="preserve">void m1(int a, String </w:t>
+            </w:r>
+            <w:proofErr w:type="gramStart"/>
+            <w:r>
+              <w:rPr>
+                <w:lang w:val="en-IN"/>
+              </w:rPr>
+              <w:t>b){</w:t>
+            </w:r>
+            <w:proofErr w:type="gramEnd"/>
             <w:r>
               <w:rPr>
                 <w:lang w:val="en-IN"/>
@@ -7822,8 +8450,16 @@
                 <w:lang w:val="en-IN"/>
               </w:rPr>
               <w:br/>
-              <w:t>void m1(String a, int b){</w:t>
-            </w:r>
+              <w:t xml:space="preserve">void m1(String a, int </w:t>
+            </w:r>
+            <w:proofErr w:type="gramStart"/>
+            <w:r>
+              <w:rPr>
+                <w:lang w:val="en-IN"/>
+              </w:rPr>
+              <w:t>b){</w:t>
+            </w:r>
+            <w:proofErr w:type="gramEnd"/>
             <w:r>
               <w:rPr>
                 <w:lang w:val="en-IN"/>
@@ -7867,7 +8503,21 @@
         <w:rPr>
           <w:lang w:val="en-IN"/>
         </w:rPr>
-        <w:t xml:space="preserve">No: of parameters are same  = </w:t>
+        <w:t xml:space="preserve">No: of parameters are </w:t>
+      </w:r>
+      <w:proofErr w:type="gramStart"/>
+      <w:r>
+        <w:rPr>
+          <w:lang w:val="en-IN"/>
+        </w:rPr>
+        <w:t>same  =</w:t>
+      </w:r>
+      <w:proofErr w:type="gramEnd"/>
+      <w:r>
+        <w:rPr>
+          <w:lang w:val="en-IN"/>
+        </w:rPr>
+        <w:t xml:space="preserve"> </w:t>
       </w:r>
       <w:r>
         <w:rPr>
@@ -7890,6 +8540,7 @@
         </w:rPr>
       </w:pPr>
       <w:proofErr w:type="spellStart"/>
+      <w:proofErr w:type="gramStart"/>
       <w:r>
         <w:rPr>
           <w:lang w:val="en-IN"/>
@@ -7897,6 +8548,7 @@
         <w:t>No:of</w:t>
       </w:r>
       <w:proofErr w:type="spellEnd"/>
+      <w:proofErr w:type="gramEnd"/>
       <w:r>
         <w:rPr>
           <w:lang w:val="en-IN"/>
@@ -8016,12 +8668,14 @@
         </w:rPr>
         <w:t xml:space="preserve">Method </w:t>
       </w:r>
+      <w:proofErr w:type="gramStart"/>
       <w:r>
         <w:rPr>
           <w:lang w:val="en-IN"/>
         </w:rPr>
         <w:t>return</w:t>
       </w:r>
+      <w:proofErr w:type="gramEnd"/>
       <w:r>
         <w:rPr>
           <w:lang w:val="en-IN"/>
@@ -8101,7 +8755,21 @@
         <w:rPr>
           <w:lang w:val="en-IN"/>
         </w:rPr>
-        <w:t>Method return type is not involved in method signature.</w:t>
+        <w:t xml:space="preserve">Method </w:t>
+      </w:r>
+      <w:proofErr w:type="gramStart"/>
+      <w:r>
+        <w:rPr>
+          <w:lang w:val="en-IN"/>
+        </w:rPr>
+        <w:t>return</w:t>
+      </w:r>
+      <w:proofErr w:type="gramEnd"/>
+      <w:r>
+        <w:rPr>
+          <w:lang w:val="en-IN"/>
+        </w:rPr>
+        <w:t xml:space="preserve"> type is not involved in method signature.</w:t>
       </w:r>
     </w:p>
     <w:tbl>
@@ -8137,7 +8805,17 @@
                 <w:highlight w:val="yellow"/>
                 <w:lang w:val="en-IN"/>
               </w:rPr>
-              <w:t>m1(int a, String b</w:t>
+              <w:t xml:space="preserve">m1(int a, String </w:t>
+            </w:r>
+            <w:proofErr w:type="gramStart"/>
+            <w:r>
+              <w:rPr>
+                <w:b/>
+                <w:bCs/>
+                <w:highlight w:val="yellow"/>
+                <w:lang w:val="en-IN"/>
+              </w:rPr>
+              <w:t>b</w:t>
             </w:r>
             <w:r>
               <w:rPr>
@@ -8145,6 +8823,7 @@
               </w:rPr>
               <w:t>){</w:t>
             </w:r>
+            <w:proofErr w:type="gramEnd"/>
             <w:r>
               <w:rPr>
                 <w:lang w:val="en-IN"/>
@@ -8182,7 +8861,21 @@
         <w:rPr>
           <w:lang w:val="en-IN"/>
         </w:rPr>
-        <w:t>Here m1( )method and int,</w:t>
+        <w:t>Here m</w:t>
+      </w:r>
+      <w:proofErr w:type="gramStart"/>
+      <w:r>
+        <w:rPr>
+          <w:lang w:val="en-IN"/>
+        </w:rPr>
+        <w:t>1( )</w:t>
+      </w:r>
+      <w:proofErr w:type="gramEnd"/>
+      <w:r>
+        <w:rPr>
+          <w:lang w:val="en-IN"/>
+        </w:rPr>
+        <w:t>method and int,</w:t>
       </w:r>
       <w:r>
         <w:rPr>
@@ -8232,7 +8925,25 @@
           <w:bCs/>
           <w:lang w:val="en-IN"/>
         </w:rPr>
-        <w:t>Method overloading always works with method signature only, it will not worry about method return types.</w:t>
+        <w:t xml:space="preserve">Method overloading always works with method signature </w:t>
+      </w:r>
+      <w:proofErr w:type="gramStart"/>
+      <w:r>
+        <w:rPr>
+          <w:b/>
+          <w:bCs/>
+          <w:lang w:val="en-IN"/>
+        </w:rPr>
+        <w:t>only,</w:t>
+      </w:r>
+      <w:proofErr w:type="gramEnd"/>
+      <w:r>
+        <w:rPr>
+          <w:b/>
+          <w:bCs/>
+          <w:lang w:val="en-IN"/>
+        </w:rPr>
+        <w:t xml:space="preserve"> it will not worry about method return types.</w:t>
       </w:r>
     </w:p>
     <w:p>
@@ -8660,8 +9371,18 @@
                 <w:bCs/>
                 <w:lang w:val="en-IN"/>
               </w:rPr>
-              <w:t>public Calculator(){</w:t>
-            </w:r>
+              <w:t xml:space="preserve">public </w:t>
+            </w:r>
+            <w:proofErr w:type="gramStart"/>
+            <w:r>
+              <w:rPr>
+                <w:b/>
+                <w:bCs/>
+                <w:lang w:val="en-IN"/>
+              </w:rPr>
+              <w:t>Calculator(){</w:t>
+            </w:r>
+            <w:proofErr w:type="gramEnd"/>
             <w:r>
               <w:rPr>
                 <w:lang w:val="en-IN"/>
@@ -8695,15 +9416,37 @@
               <w:rPr>
                 <w:lang w:val="en-IN"/>
               </w:rPr>
-              <w:t>("This is Calculator class constructor..!");</w:t>
-            </w:r>
-            <w:r>
-              <w:rPr>
-                <w:lang w:val="en-IN"/>
-              </w:rPr>
-              <w:br/>
-              <w:t xml:space="preserve">    }</w:t>
-            </w:r>
+              <w:t xml:space="preserve">("This is Calculator class </w:t>
+            </w:r>
+            <w:proofErr w:type="gramStart"/>
+            <w:r>
+              <w:rPr>
+                <w:lang w:val="en-IN"/>
+              </w:rPr>
+              <w:t>constructor..!</w:t>
+            </w:r>
+            <w:proofErr w:type="gramEnd"/>
+            <w:r>
+              <w:rPr>
+                <w:lang w:val="en-IN"/>
+              </w:rPr>
+              <w:t>");</w:t>
+            </w:r>
+            <w:r>
+              <w:rPr>
+                <w:lang w:val="en-IN"/>
+              </w:rPr>
+              <w:br/>
+              <w:t xml:space="preserve">  </w:t>
+            </w:r>
+            <w:proofErr w:type="gramStart"/>
+            <w:r>
+              <w:rPr>
+                <w:lang w:val="en-IN"/>
+              </w:rPr>
+              <w:t xml:space="preserve">  }</w:t>
+            </w:r>
+            <w:proofErr w:type="gramEnd"/>
             <w:r>
               <w:rPr>
                 <w:lang w:val="en-IN"/>
@@ -8771,6 +9514,7 @@
               </w:rPr>
               <w:t xml:space="preserve"> </w:t>
             </w:r>
+            <w:proofErr w:type="gramStart"/>
             <w:r>
               <w:rPr>
                 <w:b/>
@@ -8779,6 +9523,7 @@
               </w:rPr>
               <w:t>Calculator(){</w:t>
             </w:r>
+            <w:proofErr w:type="gramEnd"/>
             <w:r>
               <w:rPr>
                 <w:lang w:val="en-IN"/>
@@ -8812,15 +9557,37 @@
               <w:rPr>
                 <w:lang w:val="en-IN"/>
               </w:rPr>
-              <w:t>("This is Calculator class constructor..!");</w:t>
-            </w:r>
-            <w:r>
-              <w:rPr>
-                <w:lang w:val="en-IN"/>
-              </w:rPr>
-              <w:br/>
-              <w:t xml:space="preserve">    }</w:t>
-            </w:r>
+              <w:t xml:space="preserve">("This is Calculator class </w:t>
+            </w:r>
+            <w:proofErr w:type="gramStart"/>
+            <w:r>
+              <w:rPr>
+                <w:lang w:val="en-IN"/>
+              </w:rPr>
+              <w:t>constructor..!</w:t>
+            </w:r>
+            <w:proofErr w:type="gramEnd"/>
+            <w:r>
+              <w:rPr>
+                <w:lang w:val="en-IN"/>
+              </w:rPr>
+              <w:t>");</w:t>
+            </w:r>
+            <w:r>
+              <w:rPr>
+                <w:lang w:val="en-IN"/>
+              </w:rPr>
+              <w:br/>
+              <w:t xml:space="preserve">  </w:t>
+            </w:r>
+            <w:proofErr w:type="gramStart"/>
+            <w:r>
+              <w:rPr>
+                <w:lang w:val="en-IN"/>
+              </w:rPr>
+              <w:t xml:space="preserve">  }</w:t>
+            </w:r>
+            <w:proofErr w:type="gramEnd"/>
             <w:r>
               <w:rPr>
                 <w:lang w:val="en-IN"/>
@@ -8869,7 +9636,21 @@
         <w:rPr>
           <w:lang w:val="en-IN"/>
         </w:rPr>
-        <w:t>Constructor will be called only one time when we created object to a class, but once object is created by using that object reference we can call that method N number of times.</w:t>
+        <w:t xml:space="preserve">Constructor will be called only one time when we created object to a class, but once object is created by using that object </w:t>
+      </w:r>
+      <w:proofErr w:type="gramStart"/>
+      <w:r>
+        <w:rPr>
+          <w:lang w:val="en-IN"/>
+        </w:rPr>
+        <w:t>reference</w:t>
+      </w:r>
+      <w:proofErr w:type="gramEnd"/>
+      <w:r>
+        <w:rPr>
+          <w:lang w:val="en-IN"/>
+        </w:rPr>
+        <w:t xml:space="preserve"> we can call that method N number of times.</w:t>
       </w:r>
     </w:p>
     <w:tbl>
@@ -8920,6 +9701,7 @@
               <w:br/>
               <w:t xml:space="preserve">    public </w:t>
             </w:r>
+            <w:proofErr w:type="gramStart"/>
             <w:r>
               <w:rPr>
                 <w:b/>
@@ -8934,6 +9716,7 @@
               </w:rPr>
               <w:t>{</w:t>
             </w:r>
+            <w:proofErr w:type="gramEnd"/>
             <w:r>
               <w:rPr>
                 <w:lang w:val="en-IN"/>
@@ -8967,22 +9750,52 @@
               <w:rPr>
                 <w:lang w:val="en-IN"/>
               </w:rPr>
-              <w:t>("This is Calculator class constructor..!");</w:t>
-            </w:r>
-            <w:r>
-              <w:rPr>
-                <w:lang w:val="en-IN"/>
-              </w:rPr>
-              <w:br/>
-              <w:t xml:space="preserve">    }</w:t>
-            </w:r>
-            <w:r>
-              <w:rPr>
-                <w:lang w:val="en-IN"/>
-              </w:rPr>
-              <w:br/>
-              <w:t xml:space="preserve">    void m1(){</w:t>
-            </w:r>
+              <w:t xml:space="preserve">("This is Calculator class </w:t>
+            </w:r>
+            <w:proofErr w:type="gramStart"/>
+            <w:r>
+              <w:rPr>
+                <w:lang w:val="en-IN"/>
+              </w:rPr>
+              <w:t>constructor..!</w:t>
+            </w:r>
+            <w:proofErr w:type="gramEnd"/>
+            <w:r>
+              <w:rPr>
+                <w:lang w:val="en-IN"/>
+              </w:rPr>
+              <w:t>");</w:t>
+            </w:r>
+            <w:r>
+              <w:rPr>
+                <w:lang w:val="en-IN"/>
+              </w:rPr>
+              <w:br/>
+              <w:t xml:space="preserve">  </w:t>
+            </w:r>
+            <w:proofErr w:type="gramStart"/>
+            <w:r>
+              <w:rPr>
+                <w:lang w:val="en-IN"/>
+              </w:rPr>
+              <w:t xml:space="preserve">  }</w:t>
+            </w:r>
+            <w:proofErr w:type="gramEnd"/>
+            <w:r>
+              <w:rPr>
+                <w:lang w:val="en-IN"/>
+              </w:rPr>
+              <w:br/>
+              <w:t xml:space="preserve">    void m1</w:t>
+            </w:r>
+            <w:proofErr w:type="gramStart"/>
+            <w:r>
+              <w:rPr>
+                <w:lang w:val="en-IN"/>
+              </w:rPr>
+              <w:t>(){</w:t>
+            </w:r>
+            <w:proofErr w:type="gramEnd"/>
             <w:r>
               <w:rPr>
                 <w:lang w:val="en-IN"/>
@@ -9016,15 +9829,37 @@
               <w:rPr>
                 <w:lang w:val="en-IN"/>
               </w:rPr>
-              <w:t>("I am method..!");</w:t>
-            </w:r>
-            <w:r>
-              <w:rPr>
-                <w:lang w:val="en-IN"/>
-              </w:rPr>
-              <w:br/>
-              <w:t xml:space="preserve">    }</w:t>
-            </w:r>
+              <w:t xml:space="preserve">("I am </w:t>
+            </w:r>
+            <w:proofErr w:type="gramStart"/>
+            <w:r>
+              <w:rPr>
+                <w:lang w:val="en-IN"/>
+              </w:rPr>
+              <w:t>method..!</w:t>
+            </w:r>
+            <w:proofErr w:type="gramEnd"/>
+            <w:r>
+              <w:rPr>
+                <w:lang w:val="en-IN"/>
+              </w:rPr>
+              <w:t>");</w:t>
+            </w:r>
+            <w:r>
+              <w:rPr>
+                <w:lang w:val="en-IN"/>
+              </w:rPr>
+              <w:br/>
+              <w:t xml:space="preserve">  </w:t>
+            </w:r>
+            <w:proofErr w:type="gramStart"/>
+            <w:r>
+              <w:rPr>
+                <w:lang w:val="en-IN"/>
+              </w:rPr>
+              <w:t xml:space="preserve">  }</w:t>
+            </w:r>
+            <w:proofErr w:type="gramEnd"/>
             <w:r>
               <w:rPr>
                 <w:lang w:val="en-IN"/>
@@ -9062,7 +9897,21 @@
                 <w:lang w:val="en-IN"/>
               </w:rPr>
               <w:br/>
-              <w:t xml:space="preserve">    public static void main(String[] </w:t>
+              <w:t xml:space="preserve">    public static void </w:t>
+            </w:r>
+            <w:proofErr w:type="gramStart"/>
+            <w:r>
+              <w:rPr>
+                <w:lang w:val="en-IN"/>
+              </w:rPr>
+              <w:t>main(String[</w:t>
+            </w:r>
+            <w:proofErr w:type="gramEnd"/>
+            <w:r>
+              <w:rPr>
+                <w:lang w:val="en-IN"/>
+              </w:rPr>
+              <w:t xml:space="preserve">] </w:t>
             </w:r>
             <w:proofErr w:type="spellStart"/>
             <w:r>
@@ -9085,13 +9934,23 @@
               <w:br/>
               <w:t xml:space="preserve">        Calculator c1 = new </w:t>
             </w:r>
+            <w:proofErr w:type="gramStart"/>
             <w:r>
               <w:rPr>
                 <w:b/>
                 <w:bCs/>
                 <w:lang w:val="en-IN"/>
               </w:rPr>
-              <w:t>Calculator();</w:t>
+              <w:t>Calculator(</w:t>
+            </w:r>
+            <w:proofErr w:type="gramEnd"/>
+            <w:r>
+              <w:rPr>
+                <w:b/>
+                <w:bCs/>
+                <w:lang w:val="en-IN"/>
+              </w:rPr>
+              <w:t>);</w:t>
             </w:r>
             <w:r>
               <w:rPr>
@@ -9119,8 +9978,16 @@
                 <w:lang w:val="en-IN"/>
               </w:rPr>
               <w:br/>
-              <w:t xml:space="preserve">    }</w:t>
-            </w:r>
+              <w:t xml:space="preserve">  </w:t>
+            </w:r>
+            <w:proofErr w:type="gramStart"/>
+            <w:r>
+              <w:rPr>
+                <w:lang w:val="en-IN"/>
+              </w:rPr>
+              <w:t xml:space="preserve">  }</w:t>
+            </w:r>
+            <w:proofErr w:type="gramEnd"/>
             <w:r>
               <w:rPr>
                 <w:lang w:val="en-IN"/>
@@ -9163,8 +10030,18 @@
           <w:lang w:val="en-IN"/>
         </w:rPr>
         <w:lastRenderedPageBreak/>
-        <w:t>Types of Constructor</w:t>
-      </w:r>
+        <w:t xml:space="preserve">Types of </w:t>
+      </w:r>
+      <w:proofErr w:type="gramStart"/>
+      <w:r>
+        <w:rPr>
+          <w:b/>
+          <w:bCs/>
+          <w:lang w:val="en-IN"/>
+        </w:rPr>
+        <w:t>Constructor</w:t>
+      </w:r>
+      <w:proofErr w:type="gramEnd"/>
       <w:r>
         <w:rPr>
           <w:b/>
@@ -9489,7 +10366,25 @@
           <w:bCs/>
           <w:lang w:val="en-IN"/>
         </w:rPr>
-        <w:t>By default constructor will be added at compile time.</w:t>
+        <w:t xml:space="preserve">By </w:t>
+      </w:r>
+      <w:proofErr w:type="gramStart"/>
+      <w:r>
+        <w:rPr>
+          <w:b/>
+          <w:bCs/>
+          <w:lang w:val="en-IN"/>
+        </w:rPr>
+        <w:t>default</w:t>
+      </w:r>
+      <w:proofErr w:type="gramEnd"/>
+      <w:r>
+        <w:rPr>
+          <w:b/>
+          <w:bCs/>
+          <w:lang w:val="en-IN"/>
+        </w:rPr>
+        <w:t xml:space="preserve"> constructor will be added at compile time.</w:t>
       </w:r>
       <w:r>
         <w:rPr>
@@ -9716,7 +10611,25 @@
                 <w:lang w:val="en-IN"/>
               </w:rPr>
               <w:br/>
-              <w:t xml:space="preserve">    public Calculator() {</w:t>
+              <w:t xml:space="preserve">    public </w:t>
+            </w:r>
+            <w:proofErr w:type="gramStart"/>
+            <w:r>
+              <w:rPr>
+                <w:sz w:val="16"/>
+                <w:szCs w:val="16"/>
+                <w:lang w:val="en-IN"/>
+              </w:rPr>
+              <w:t>Calculator(</w:t>
+            </w:r>
+            <w:proofErr w:type="gramEnd"/>
+            <w:r>
+              <w:rPr>
+                <w:sz w:val="16"/>
+                <w:szCs w:val="16"/>
+                <w:lang w:val="en-IN"/>
+              </w:rPr>
+              <w:t>) {</w:t>
             </w:r>
             <w:r>
               <w:rPr>
@@ -9770,16 +10683,44 @@
                 <w:lang w:val="en-IN"/>
               </w:rPr>
               <w:br/>
-              <w:t xml:space="preserve">    }</w:t>
-            </w:r>
-            <w:r>
-              <w:rPr>
-                <w:sz w:val="16"/>
-                <w:szCs w:val="16"/>
-                <w:lang w:val="en-IN"/>
-              </w:rPr>
-              <w:br/>
-              <w:t xml:space="preserve">    public Calculator(String </w:t>
+              <w:t xml:space="preserve">  </w:t>
+            </w:r>
+            <w:proofErr w:type="gramStart"/>
+            <w:r>
+              <w:rPr>
+                <w:sz w:val="16"/>
+                <w:szCs w:val="16"/>
+                <w:lang w:val="en-IN"/>
+              </w:rPr>
+              <w:t xml:space="preserve">  }</w:t>
+            </w:r>
+            <w:proofErr w:type="gramEnd"/>
+            <w:r>
+              <w:rPr>
+                <w:sz w:val="16"/>
+                <w:szCs w:val="16"/>
+                <w:lang w:val="en-IN"/>
+              </w:rPr>
+              <w:br/>
+              <w:t xml:space="preserve">    public </w:t>
+            </w:r>
+            <w:proofErr w:type="gramStart"/>
+            <w:r>
+              <w:rPr>
+                <w:sz w:val="16"/>
+                <w:szCs w:val="16"/>
+                <w:lang w:val="en-IN"/>
+              </w:rPr>
+              <w:t>Calculator(</w:t>
+            </w:r>
+            <w:proofErr w:type="gramEnd"/>
+            <w:r>
+              <w:rPr>
+                <w:sz w:val="16"/>
+                <w:szCs w:val="16"/>
+                <w:lang w:val="en-IN"/>
+              </w:rPr>
+              <w:t xml:space="preserve">String </w:t>
             </w:r>
             <w:proofErr w:type="spellStart"/>
             <w:r>
@@ -9842,7 +10783,25 @@
                 <w:szCs w:val="16"/>
                 <w:lang w:val="en-IN"/>
               </w:rPr>
-              <w:t xml:space="preserve">("Hi..: " + </w:t>
+              <w:t>("</w:t>
+            </w:r>
+            <w:proofErr w:type="gramStart"/>
+            <w:r>
+              <w:rPr>
+                <w:sz w:val="16"/>
+                <w:szCs w:val="16"/>
+                <w:lang w:val="en-IN"/>
+              </w:rPr>
+              <w:t>Hi..</w:t>
+            </w:r>
+            <w:proofErr w:type="gramEnd"/>
+            <w:r>
+              <w:rPr>
+                <w:sz w:val="16"/>
+                <w:szCs w:val="16"/>
+                <w:lang w:val="en-IN"/>
+              </w:rPr>
+              <w:t xml:space="preserve">: " + </w:t>
             </w:r>
             <w:proofErr w:type="spellStart"/>
             <w:r>
@@ -9869,16 +10828,44 @@
                 <w:lang w:val="en-IN"/>
               </w:rPr>
               <w:br/>
-              <w:t xml:space="preserve">    }</w:t>
-            </w:r>
-            <w:r>
-              <w:rPr>
-                <w:sz w:val="16"/>
-                <w:szCs w:val="16"/>
-                <w:lang w:val="en-IN"/>
-              </w:rPr>
-              <w:br/>
-              <w:t xml:space="preserve">    public Calculator(String </w:t>
+              <w:t xml:space="preserve">  </w:t>
+            </w:r>
+            <w:proofErr w:type="gramStart"/>
+            <w:r>
+              <w:rPr>
+                <w:sz w:val="16"/>
+                <w:szCs w:val="16"/>
+                <w:lang w:val="en-IN"/>
+              </w:rPr>
+              <w:t xml:space="preserve">  }</w:t>
+            </w:r>
+            <w:proofErr w:type="gramEnd"/>
+            <w:r>
+              <w:rPr>
+                <w:sz w:val="16"/>
+                <w:szCs w:val="16"/>
+                <w:lang w:val="en-IN"/>
+              </w:rPr>
+              <w:br/>
+              <w:t xml:space="preserve">    public </w:t>
+            </w:r>
+            <w:proofErr w:type="gramStart"/>
+            <w:r>
+              <w:rPr>
+                <w:sz w:val="16"/>
+                <w:szCs w:val="16"/>
+                <w:lang w:val="en-IN"/>
+              </w:rPr>
+              <w:t>Calculator(</w:t>
+            </w:r>
+            <w:proofErr w:type="gramEnd"/>
+            <w:r>
+              <w:rPr>
+                <w:sz w:val="16"/>
+                <w:szCs w:val="16"/>
+                <w:lang w:val="en-IN"/>
+              </w:rPr>
+              <w:t xml:space="preserve">String </w:t>
             </w:r>
             <w:proofErr w:type="spellStart"/>
             <w:r>
@@ -9959,7 +10946,25 @@
                 <w:szCs w:val="16"/>
                 <w:lang w:val="en-IN"/>
               </w:rPr>
-              <w:t xml:space="preserve">("Hi..: " + </w:t>
+              <w:t>("</w:t>
+            </w:r>
+            <w:proofErr w:type="gramStart"/>
+            <w:r>
+              <w:rPr>
+                <w:sz w:val="16"/>
+                <w:szCs w:val="16"/>
+                <w:lang w:val="en-IN"/>
+              </w:rPr>
+              <w:t>Hi..</w:t>
+            </w:r>
+            <w:proofErr w:type="gramEnd"/>
+            <w:r>
+              <w:rPr>
+                <w:sz w:val="16"/>
+                <w:szCs w:val="16"/>
+                <w:lang w:val="en-IN"/>
+              </w:rPr>
+              <w:t xml:space="preserve">: " + </w:t>
             </w:r>
             <w:proofErr w:type="spellStart"/>
             <w:r>
@@ -9977,7 +10982,25 @@
                 <w:szCs w:val="16"/>
                 <w:lang w:val="en-IN"/>
               </w:rPr>
-              <w:t xml:space="preserve"> + ", your college is : " + </w:t>
+              <w:t xml:space="preserve"> + ", your college </w:t>
+            </w:r>
+            <w:proofErr w:type="gramStart"/>
+            <w:r>
+              <w:rPr>
+                <w:sz w:val="16"/>
+                <w:szCs w:val="16"/>
+                <w:lang w:val="en-IN"/>
+              </w:rPr>
+              <w:t>is :</w:t>
+            </w:r>
+            <w:proofErr w:type="gramEnd"/>
+            <w:r>
+              <w:rPr>
+                <w:sz w:val="16"/>
+                <w:szCs w:val="16"/>
+                <w:lang w:val="en-IN"/>
+              </w:rPr>
+              <w:t xml:space="preserve"> " + </w:t>
             </w:r>
             <w:proofErr w:type="spellStart"/>
             <w:r>
@@ -10004,8 +11027,18 @@
                 <w:lang w:val="en-IN"/>
               </w:rPr>
               <w:br/>
-              <w:t xml:space="preserve">    }</w:t>
-            </w:r>
+              <w:t xml:space="preserve">  </w:t>
+            </w:r>
+            <w:proofErr w:type="gramStart"/>
+            <w:r>
+              <w:rPr>
+                <w:sz w:val="16"/>
+                <w:szCs w:val="16"/>
+                <w:lang w:val="en-IN"/>
+              </w:rPr>
+              <w:t xml:space="preserve">  }</w:t>
+            </w:r>
+            <w:proofErr w:type="gramEnd"/>
             <w:r>
               <w:rPr>
                 <w:sz w:val="16"/>
@@ -10044,7 +11077,25 @@
                 <w:lang w:val="en-IN"/>
               </w:rPr>
               <w:br/>
-              <w:t xml:space="preserve">    public static void main(String[] </w:t>
+              <w:t xml:space="preserve">    public static void </w:t>
+            </w:r>
+            <w:proofErr w:type="gramStart"/>
+            <w:r>
+              <w:rPr>
+                <w:sz w:val="16"/>
+                <w:szCs w:val="16"/>
+                <w:lang w:val="en-IN"/>
+              </w:rPr>
+              <w:t>main(String[</w:t>
+            </w:r>
+            <w:proofErr w:type="gramEnd"/>
+            <w:r>
+              <w:rPr>
+                <w:sz w:val="16"/>
+                <w:szCs w:val="16"/>
+                <w:lang w:val="en-IN"/>
+              </w:rPr>
+              <w:t xml:space="preserve">] </w:t>
             </w:r>
             <w:proofErr w:type="spellStart"/>
             <w:r>
@@ -10071,17 +11122,45 @@
                 <w:lang w:val="en-IN"/>
               </w:rPr>
               <w:br/>
-              <w:t xml:space="preserve">      new Calculator("Kamal", "Nova");</w:t>
-            </w:r>
-            <w:r>
-              <w:rPr>
-                <w:sz w:val="16"/>
-                <w:szCs w:val="16"/>
-                <w:lang w:val="en-IN"/>
-              </w:rPr>
-              <w:br/>
-              <w:t xml:space="preserve">    }</w:t>
-            </w:r>
+              <w:t xml:space="preserve">      new </w:t>
+            </w:r>
+            <w:proofErr w:type="gramStart"/>
+            <w:r>
+              <w:rPr>
+                <w:sz w:val="16"/>
+                <w:szCs w:val="16"/>
+                <w:lang w:val="en-IN"/>
+              </w:rPr>
+              <w:t>Calculator(</w:t>
+            </w:r>
+            <w:proofErr w:type="gramEnd"/>
+            <w:r>
+              <w:rPr>
+                <w:sz w:val="16"/>
+                <w:szCs w:val="16"/>
+                <w:lang w:val="en-IN"/>
+              </w:rPr>
+              <w:t>"Kamal", "Nova");</w:t>
+            </w:r>
+            <w:r>
+              <w:rPr>
+                <w:sz w:val="16"/>
+                <w:szCs w:val="16"/>
+                <w:lang w:val="en-IN"/>
+              </w:rPr>
+              <w:br/>
+              <w:t xml:space="preserve">  </w:t>
+            </w:r>
+            <w:proofErr w:type="gramStart"/>
+            <w:r>
+              <w:rPr>
+                <w:sz w:val="16"/>
+                <w:szCs w:val="16"/>
+                <w:lang w:val="en-IN"/>
+              </w:rPr>
+              <w:t xml:space="preserve">  }</w:t>
+            </w:r>
+            <w:proofErr w:type="gramEnd"/>
             <w:r>
               <w:rPr>
                 <w:sz w:val="16"/>
@@ -10187,8 +11266,9 @@
           <w:highlight w:val="yellow"/>
           <w:lang w:val="en-IN"/>
         </w:rPr>
-        <w:t>************************ To initialize instance</w:t>
-      </w:r>
+        <w:t xml:space="preserve">************************ To initialize </w:t>
+      </w:r>
+      <w:proofErr w:type="gramStart"/>
       <w:r>
         <w:rPr>
           <w:b/>
@@ -10196,7 +11276,26 @@
           <w:highlight w:val="yellow"/>
           <w:lang w:val="en-IN"/>
         </w:rPr>
-        <w:t>[class level]</w:t>
+        <w:t>instance</w:t>
+      </w:r>
+      <w:r>
+        <w:rPr>
+          <w:b/>
+          <w:bCs/>
+          <w:highlight w:val="yellow"/>
+          <w:lang w:val="en-IN"/>
+        </w:rPr>
+        <w:t>[</w:t>
+      </w:r>
+      <w:proofErr w:type="gramEnd"/>
+      <w:r>
+        <w:rPr>
+          <w:b/>
+          <w:bCs/>
+          <w:highlight w:val="yellow"/>
+          <w:lang w:val="en-IN"/>
+        </w:rPr>
+        <w:t>class level]</w:t>
       </w:r>
       <w:r>
         <w:rPr>
@@ -10465,25 +11564,25 @@
                 <w:lang w:val="en-IN"/>
               </w:rPr>
               <w:br/>
-              <w:t xml:space="preserve">    public Calculator(Double </w:t>
-            </w:r>
-            <w:proofErr w:type="spellStart"/>
+              <w:t xml:space="preserve">    public </w:t>
+            </w:r>
+            <w:proofErr w:type="gramStart"/>
             <w:r>
               <w:rPr>
                 <w:sz w:val="20"/>
                 <w:szCs w:val="20"/>
                 <w:lang w:val="en-IN"/>
               </w:rPr>
-              <w:t>calPrice</w:t>
-            </w:r>
-            <w:proofErr w:type="spellEnd"/>
+              <w:t>Calculator(</w:t>
+            </w:r>
+            <w:proofErr w:type="gramEnd"/>
             <w:r>
               <w:rPr>
                 <w:sz w:val="20"/>
                 <w:szCs w:val="20"/>
                 <w:lang w:val="en-IN"/>
               </w:rPr>
-              <w:t xml:space="preserve">, String </w:t>
+              <w:t xml:space="preserve">Double </w:t>
             </w:r>
             <w:proofErr w:type="spellStart"/>
             <w:r>
@@ -10492,7 +11591,7 @@
                 <w:szCs w:val="20"/>
                 <w:lang w:val="en-IN"/>
               </w:rPr>
-              <w:t>calName</w:t>
+              <w:t>calPrice</w:t>
             </w:r>
             <w:proofErr w:type="spellEnd"/>
             <w:r>
@@ -10501,107 +11600,139 @@
                 <w:szCs w:val="20"/>
                 <w:lang w:val="en-IN"/>
               </w:rPr>
-              <w:t>) {</w:t>
-            </w:r>
+              <w:t xml:space="preserve">, String </w:t>
+            </w:r>
+            <w:proofErr w:type="spellStart"/>
             <w:r>
               <w:rPr>
                 <w:sz w:val="20"/>
                 <w:szCs w:val="20"/>
                 <w:lang w:val="en-IN"/>
               </w:rPr>
-              <w:br/>
-              <w:t xml:space="preserve">        </w:t>
-            </w:r>
-            <w:proofErr w:type="spellStart"/>
+              <w:t>calName</w:t>
+            </w:r>
+            <w:proofErr w:type="spellEnd"/>
             <w:r>
               <w:rPr>
                 <w:sz w:val="20"/>
                 <w:szCs w:val="20"/>
                 <w:lang w:val="en-IN"/>
               </w:rPr>
-              <w:t>this.calPrice</w:t>
-            </w:r>
-            <w:proofErr w:type="spellEnd"/>
+              <w:t>) {</w:t>
+            </w:r>
             <w:r>
               <w:rPr>
                 <w:sz w:val="20"/>
                 <w:szCs w:val="20"/>
                 <w:lang w:val="en-IN"/>
               </w:rPr>
-              <w:t xml:space="preserve"> = </w:t>
+              <w:br/>
+              <w:t xml:space="preserve">        </w:t>
             </w:r>
             <w:proofErr w:type="spellStart"/>
+            <w:proofErr w:type="gramStart"/>
             <w:r>
               <w:rPr>
                 <w:sz w:val="20"/>
                 <w:szCs w:val="20"/>
                 <w:lang w:val="en-IN"/>
               </w:rPr>
-              <w:t>calPrice</w:t>
+              <w:t>this.calPrice</w:t>
             </w:r>
             <w:proofErr w:type="spellEnd"/>
+            <w:proofErr w:type="gramEnd"/>
             <w:r>
               <w:rPr>
                 <w:sz w:val="20"/>
                 <w:szCs w:val="20"/>
                 <w:lang w:val="en-IN"/>
               </w:rPr>
-              <w:t>;</w:t>
-            </w:r>
+              <w:t xml:space="preserve"> = </w:t>
+            </w:r>
+            <w:proofErr w:type="spellStart"/>
             <w:r>
               <w:rPr>
                 <w:sz w:val="20"/>
                 <w:szCs w:val="20"/>
                 <w:lang w:val="en-IN"/>
               </w:rPr>
-              <w:br/>
-              <w:t xml:space="preserve">        </w:t>
-            </w:r>
-            <w:proofErr w:type="spellStart"/>
+              <w:t>calPrice</w:t>
+            </w:r>
+            <w:proofErr w:type="spellEnd"/>
             <w:r>
               <w:rPr>
                 <w:sz w:val="20"/>
                 <w:szCs w:val="20"/>
                 <w:lang w:val="en-IN"/>
               </w:rPr>
-              <w:t>this.calName</w:t>
-            </w:r>
-            <w:proofErr w:type="spellEnd"/>
+              <w:t>;</w:t>
+            </w:r>
             <w:r>
               <w:rPr>
                 <w:sz w:val="20"/>
                 <w:szCs w:val="20"/>
                 <w:lang w:val="en-IN"/>
               </w:rPr>
-              <w:t xml:space="preserve"> = </w:t>
+              <w:br/>
+              <w:t xml:space="preserve">        </w:t>
             </w:r>
             <w:proofErr w:type="spellStart"/>
+            <w:proofErr w:type="gramStart"/>
             <w:r>
               <w:rPr>
                 <w:sz w:val="20"/>
                 <w:szCs w:val="20"/>
                 <w:lang w:val="en-IN"/>
               </w:rPr>
-              <w:t>calName</w:t>
+              <w:t>this.calName</w:t>
             </w:r>
             <w:proofErr w:type="spellEnd"/>
+            <w:proofErr w:type="gramEnd"/>
             <w:r>
               <w:rPr>
                 <w:sz w:val="20"/>
                 <w:szCs w:val="20"/>
                 <w:lang w:val="en-IN"/>
               </w:rPr>
-              <w:t>;</w:t>
-            </w:r>
+              <w:t xml:space="preserve"> = </w:t>
+            </w:r>
+            <w:proofErr w:type="spellStart"/>
             <w:r>
               <w:rPr>
                 <w:sz w:val="20"/>
                 <w:szCs w:val="20"/>
                 <w:lang w:val="en-IN"/>
               </w:rPr>
-              <w:br/>
-              <w:t xml:space="preserve">    }</w:t>
-            </w:r>
+              <w:t>calName</w:t>
+            </w:r>
+            <w:proofErr w:type="spellEnd"/>
+            <w:r>
+              <w:rPr>
+                <w:sz w:val="20"/>
+                <w:szCs w:val="20"/>
+                <w:lang w:val="en-IN"/>
+              </w:rPr>
+              <w:t>;</w:t>
+            </w:r>
+            <w:r>
+              <w:rPr>
+                <w:sz w:val="20"/>
+                <w:szCs w:val="20"/>
+                <w:lang w:val="en-IN"/>
+              </w:rPr>
+              <w:br/>
+              <w:t xml:space="preserve">  </w:t>
+            </w:r>
+            <w:proofErr w:type="gramStart"/>
+            <w:r>
+              <w:rPr>
+                <w:sz w:val="20"/>
+                <w:szCs w:val="20"/>
+                <w:lang w:val="en-IN"/>
+              </w:rPr>
+              <w:t xml:space="preserve">  }</w:t>
+            </w:r>
+            <w:proofErr w:type="gramEnd"/>
             <w:r>
               <w:rPr>
                 <w:sz w:val="20"/>
@@ -10654,35 +11785,65 @@
                 <w:szCs w:val="20"/>
                 <w:lang w:val="en-IN"/>
               </w:rPr>
-              <w:t xml:space="preserve">("HI ... : " + </w:t>
-            </w:r>
-            <w:proofErr w:type="spellStart"/>
+              <w:t xml:space="preserve">("HI </w:t>
+            </w:r>
+            <w:proofErr w:type="gramStart"/>
             <w:r>
               <w:rPr>
                 <w:sz w:val="20"/>
                 <w:szCs w:val="20"/>
                 <w:lang w:val="en-IN"/>
               </w:rPr>
-              <w:t>this.calName</w:t>
-            </w:r>
-            <w:proofErr w:type="spellEnd"/>
+              <w:t>... :</w:t>
+            </w:r>
+            <w:proofErr w:type="gramEnd"/>
             <w:r>
               <w:rPr>
                 <w:sz w:val="20"/>
                 <w:szCs w:val="20"/>
                 <w:lang w:val="en-IN"/>
               </w:rPr>
-              <w:t>);</w:t>
-            </w:r>
+              <w:t xml:space="preserve"> " + </w:t>
+            </w:r>
+            <w:proofErr w:type="spellStart"/>
+            <w:proofErr w:type="gramStart"/>
             <w:r>
               <w:rPr>
                 <w:sz w:val="20"/>
                 <w:szCs w:val="20"/>
                 <w:lang w:val="en-IN"/>
               </w:rPr>
-              <w:br/>
-              <w:t xml:space="preserve">    }</w:t>
-            </w:r>
+              <w:t>this.calName</w:t>
+            </w:r>
+            <w:proofErr w:type="spellEnd"/>
+            <w:proofErr w:type="gramEnd"/>
+            <w:r>
+              <w:rPr>
+                <w:sz w:val="20"/>
+                <w:szCs w:val="20"/>
+                <w:lang w:val="en-IN"/>
+              </w:rPr>
+              <w:t>);</w:t>
+            </w:r>
+            <w:r>
+              <w:rPr>
+                <w:sz w:val="20"/>
+                <w:szCs w:val="20"/>
+                <w:lang w:val="en-IN"/>
+              </w:rPr>
+              <w:br/>
+              <w:t xml:space="preserve">  </w:t>
+            </w:r>
+            <w:proofErr w:type="gramStart"/>
+            <w:r>
+              <w:rPr>
+                <w:sz w:val="20"/>
+                <w:szCs w:val="20"/>
+                <w:lang w:val="en-IN"/>
+              </w:rPr>
+              <w:t xml:space="preserve">  }</w:t>
+            </w:r>
+            <w:proofErr w:type="gramEnd"/>
             <w:r>
               <w:rPr>
                 <w:sz w:val="20"/>
@@ -10731,7 +11892,21 @@
         <w:rPr>
           <w:lang w:val="en-IN"/>
         </w:rPr>
-        <w:t xml:space="preserve"> Eg: Employee e = new Employee();</w:t>
+        <w:t xml:space="preserve"> Eg: Employee e = new </w:t>
+      </w:r>
+      <w:proofErr w:type="gramStart"/>
+      <w:r>
+        <w:rPr>
+          <w:lang w:val="en-IN"/>
+        </w:rPr>
+        <w:t>Employee(</w:t>
+      </w:r>
+      <w:proofErr w:type="gramEnd"/>
+      <w:r>
+        <w:rPr>
+          <w:lang w:val="en-IN"/>
+        </w:rPr>
+        <w:t>);</w:t>
       </w:r>
     </w:p>
     <w:p>
@@ -10890,7 +12065,25 @@
                 <w:lang w:val="en-IN"/>
               </w:rPr>
               <w:br/>
-              <w:t xml:space="preserve">    public Calculator(String </w:t>
+              <w:t xml:space="preserve">    public </w:t>
+            </w:r>
+            <w:proofErr w:type="gramStart"/>
+            <w:r>
+              <w:rPr>
+                <w:sz w:val="16"/>
+                <w:szCs w:val="16"/>
+                <w:lang w:val="en-IN"/>
+              </w:rPr>
+              <w:t>Calculator(</w:t>
+            </w:r>
+            <w:proofErr w:type="gramEnd"/>
+            <w:r>
+              <w:rPr>
+                <w:sz w:val="16"/>
+                <w:szCs w:val="16"/>
+                <w:lang w:val="en-IN"/>
+              </w:rPr>
+              <w:t xml:space="preserve">String </w:t>
             </w:r>
             <w:proofErr w:type="spellStart"/>
             <w:r>
@@ -11052,8 +12245,18 @@
                 <w:lang w:val="en-IN"/>
               </w:rPr>
               <w:br/>
-              <w:t xml:space="preserve">    }</w:t>
-            </w:r>
+              <w:t xml:space="preserve">  </w:t>
+            </w:r>
+            <w:proofErr w:type="gramStart"/>
+            <w:r>
+              <w:rPr>
+                <w:sz w:val="16"/>
+                <w:szCs w:val="16"/>
+                <w:lang w:val="en-IN"/>
+              </w:rPr>
+              <w:t xml:space="preserve">  }</w:t>
+            </w:r>
+            <w:proofErr w:type="gramEnd"/>
             <w:r>
               <w:rPr>
                 <w:sz w:val="16"/>
@@ -11114,7 +12317,25 @@
                 <w:szCs w:val="16"/>
                 <w:lang w:val="en-IN"/>
               </w:rPr>
-              <w:t xml:space="preserve">("HI ... : " + </w:t>
+              <w:t xml:space="preserve">("HI </w:t>
+            </w:r>
+            <w:proofErr w:type="gramStart"/>
+            <w:r>
+              <w:rPr>
+                <w:sz w:val="16"/>
+                <w:szCs w:val="16"/>
+                <w:lang w:val="en-IN"/>
+              </w:rPr>
+              <w:t>... :</w:t>
+            </w:r>
+            <w:proofErr w:type="gramEnd"/>
+            <w:r>
+              <w:rPr>
+                <w:sz w:val="16"/>
+                <w:szCs w:val="16"/>
+                <w:lang w:val="en-IN"/>
+              </w:rPr>
+              <w:t xml:space="preserve"> " + </w:t>
             </w:r>
             <w:proofErr w:type="spellStart"/>
             <w:r>
@@ -11141,8 +12362,18 @@
                 <w:lang w:val="en-IN"/>
               </w:rPr>
               <w:br/>
-              <w:t xml:space="preserve">    }</w:t>
-            </w:r>
+              <w:t xml:space="preserve">  </w:t>
+            </w:r>
+            <w:proofErr w:type="gramStart"/>
+            <w:r>
+              <w:rPr>
+                <w:sz w:val="16"/>
+                <w:szCs w:val="16"/>
+                <w:lang w:val="en-IN"/>
+              </w:rPr>
+              <w:t xml:space="preserve">  }</w:t>
+            </w:r>
+            <w:proofErr w:type="gramEnd"/>
             <w:r>
               <w:rPr>
                 <w:sz w:val="16"/>
@@ -11181,7 +12412,25 @@
                 <w:lang w:val="en-IN"/>
               </w:rPr>
               <w:br/>
-              <w:t xml:space="preserve">    public static void main(String[] </w:t>
+              <w:t xml:space="preserve">    public static void </w:t>
+            </w:r>
+            <w:proofErr w:type="gramStart"/>
+            <w:r>
+              <w:rPr>
+                <w:sz w:val="16"/>
+                <w:szCs w:val="16"/>
+                <w:lang w:val="en-IN"/>
+              </w:rPr>
+              <w:t>main(String[</w:t>
+            </w:r>
+            <w:proofErr w:type="gramEnd"/>
+            <w:r>
+              <w:rPr>
+                <w:sz w:val="16"/>
+                <w:szCs w:val="16"/>
+                <w:lang w:val="en-IN"/>
+              </w:rPr>
+              <w:t xml:space="preserve">] </w:t>
             </w:r>
             <w:proofErr w:type="spellStart"/>
             <w:r>
@@ -11244,8 +12493,18 @@
                 <w:lang w:val="en-IN"/>
               </w:rPr>
               <w:br/>
-              <w:t xml:space="preserve">    }</w:t>
-            </w:r>
+              <w:t xml:space="preserve">  </w:t>
+            </w:r>
+            <w:proofErr w:type="gramStart"/>
+            <w:r>
+              <w:rPr>
+                <w:sz w:val="16"/>
+                <w:szCs w:val="16"/>
+                <w:lang w:val="en-IN"/>
+              </w:rPr>
+              <w:t xml:space="preserve">  }</w:t>
+            </w:r>
+            <w:proofErr w:type="gramEnd"/>
             <w:r>
               <w:rPr>
                 <w:sz w:val="16"/>
@@ -11362,7 +12621,21 @@
         <w:rPr>
           <w:lang w:val="en-IN"/>
         </w:rPr>
-        <w:t xml:space="preserve">Why are we using “this”  in </w:t>
+        <w:t>Why are we using “</w:t>
+      </w:r>
+      <w:proofErr w:type="gramStart"/>
+      <w:r>
+        <w:rPr>
+          <w:lang w:val="en-IN"/>
+        </w:rPr>
+        <w:t>this”  in</w:t>
+      </w:r>
+      <w:proofErr w:type="gramEnd"/>
+      <w:r>
+        <w:rPr>
+          <w:lang w:val="en-IN"/>
+        </w:rPr>
+        <w:t xml:space="preserve"> </w:t>
       </w:r>
       <w:proofErr w:type="spellStart"/>
       <w:r>
@@ -11889,7 +13162,25 @@
                 <w:lang w:val="en-IN"/>
               </w:rPr>
               <w:br/>
-              <w:t xml:space="preserve">    public Employee(String </w:t>
+              <w:t xml:space="preserve">    public </w:t>
+            </w:r>
+            <w:proofErr w:type="gramStart"/>
+            <w:r>
+              <w:rPr>
+                <w:sz w:val="16"/>
+                <w:szCs w:val="16"/>
+                <w:lang w:val="en-IN"/>
+              </w:rPr>
+              <w:t>Employee(</w:t>
+            </w:r>
+            <w:proofErr w:type="gramEnd"/>
+            <w:r>
+              <w:rPr>
+                <w:sz w:val="16"/>
+                <w:szCs w:val="16"/>
+                <w:lang w:val="en-IN"/>
+              </w:rPr>
+              <w:t xml:space="preserve">String </w:t>
             </w:r>
             <w:proofErr w:type="spellStart"/>
             <w:r>
@@ -11946,6 +13237,7 @@
               <w:t xml:space="preserve">, String </w:t>
             </w:r>
             <w:proofErr w:type="spellStart"/>
+            <w:proofErr w:type="gramStart"/>
             <w:r>
               <w:rPr>
                 <w:sz w:val="16"/>
@@ -11963,6 +13255,7 @@
               </w:rPr>
               <w:t>){</w:t>
             </w:r>
+            <w:proofErr w:type="gramEnd"/>
             <w:r>
               <w:rPr>
                 <w:sz w:val="16"/>
@@ -11973,6 +13266,7 @@
               <w:t xml:space="preserve">        </w:t>
             </w:r>
             <w:proofErr w:type="spellStart"/>
+            <w:proofErr w:type="gramStart"/>
             <w:r>
               <w:rPr>
                 <w:sz w:val="16"/>
@@ -11982,6 +13276,7 @@
               <w:t>this.aadharNumber</w:t>
             </w:r>
             <w:proofErr w:type="spellEnd"/>
+            <w:proofErr w:type="gramEnd"/>
             <w:r>
               <w:rPr>
                 <w:sz w:val="16"/>
@@ -12018,6 +13313,7 @@
               <w:t xml:space="preserve">        </w:t>
             </w:r>
             <w:proofErr w:type="spellStart"/>
+            <w:proofErr w:type="gramStart"/>
             <w:r>
               <w:rPr>
                 <w:sz w:val="16"/>
@@ -12027,6 +13323,7 @@
               <w:t>this.empSalary</w:t>
             </w:r>
             <w:proofErr w:type="spellEnd"/>
+            <w:proofErr w:type="gramEnd"/>
             <w:r>
               <w:rPr>
                 <w:sz w:val="16"/>
@@ -12063,6 +13360,7 @@
               <w:t xml:space="preserve">        </w:t>
             </w:r>
             <w:proofErr w:type="spellStart"/>
+            <w:proofErr w:type="gramStart"/>
             <w:r>
               <w:rPr>
                 <w:sz w:val="16"/>
@@ -12072,6 +13370,7 @@
               <w:t>this.empId</w:t>
             </w:r>
             <w:proofErr w:type="spellEnd"/>
+            <w:proofErr w:type="gramEnd"/>
             <w:r>
               <w:rPr>
                 <w:sz w:val="16"/>
@@ -12108,6 +13407,7 @@
               <w:t xml:space="preserve">        </w:t>
             </w:r>
             <w:proofErr w:type="spellStart"/>
+            <w:proofErr w:type="gramStart"/>
             <w:r>
               <w:rPr>
                 <w:sz w:val="16"/>
@@ -12117,6 +13417,7 @@
               <w:t>this.empName</w:t>
             </w:r>
             <w:proofErr w:type="spellEnd"/>
+            <w:proofErr w:type="gramEnd"/>
             <w:r>
               <w:rPr>
                 <w:sz w:val="16"/>
@@ -12150,8 +13451,18 @@
                 <w:lang w:val="en-IN"/>
               </w:rPr>
               <w:br/>
-              <w:t xml:space="preserve">    }</w:t>
-            </w:r>
+              <w:t xml:space="preserve">  </w:t>
+            </w:r>
+            <w:proofErr w:type="gramStart"/>
+            <w:r>
+              <w:rPr>
+                <w:sz w:val="16"/>
+                <w:szCs w:val="16"/>
+                <w:lang w:val="en-IN"/>
+              </w:rPr>
+              <w:t xml:space="preserve">  }</w:t>
+            </w:r>
+            <w:proofErr w:type="gramEnd"/>
             <w:r>
               <w:rPr>
                 <w:sz w:val="16"/>
@@ -12162,6 +13473,7 @@
               <w:t xml:space="preserve">    public String </w:t>
             </w:r>
             <w:proofErr w:type="spellStart"/>
+            <w:proofErr w:type="gramStart"/>
             <w:r>
               <w:rPr>
                 <w:b/>
@@ -12182,6 +13494,7 @@
               </w:rPr>
               <w:t>(){</w:t>
             </w:r>
+            <w:proofErr w:type="gramEnd"/>
             <w:r>
               <w:rPr>
                 <w:sz w:val="16"/>
@@ -12212,6 +13525,7 @@
               <w:t xml:space="preserve">return </w:t>
             </w:r>
             <w:proofErr w:type="spellStart"/>
+            <w:proofErr w:type="gramStart"/>
             <w:r>
               <w:rPr>
                 <w:b/>
@@ -12224,6 +13538,7 @@
               <w:t>this.empName</w:t>
             </w:r>
             <w:proofErr w:type="spellEnd"/>
+            <w:proofErr w:type="gramEnd"/>
             <w:r>
               <w:rPr>
                 <w:b/>
@@ -12242,8 +13557,18 @@
                 <w:lang w:val="en-IN"/>
               </w:rPr>
               <w:br/>
-              <w:t xml:space="preserve">    }</w:t>
-            </w:r>
+              <w:t xml:space="preserve">  </w:t>
+            </w:r>
+            <w:proofErr w:type="gramStart"/>
+            <w:r>
+              <w:rPr>
+                <w:sz w:val="16"/>
+                <w:szCs w:val="16"/>
+                <w:lang w:val="en-IN"/>
+              </w:rPr>
+              <w:t xml:space="preserve">  }</w:t>
+            </w:r>
+            <w:proofErr w:type="gramEnd"/>
             <w:r>
               <w:rPr>
                 <w:sz w:val="16"/>
@@ -12282,7 +13607,25 @@
                 <w:szCs w:val="16"/>
                 <w:lang w:val="en-IN"/>
               </w:rPr>
-              <w:t>Employee e = new Employee("Kamal", 12,323232, "AAASAS23232");</w:t>
+              <w:t xml:space="preserve">Employee e = new </w:t>
+            </w:r>
+            <w:proofErr w:type="gramStart"/>
+            <w:r>
+              <w:rPr>
+                <w:sz w:val="16"/>
+                <w:szCs w:val="16"/>
+                <w:lang w:val="en-IN"/>
+              </w:rPr>
+              <w:t>Employee(</w:t>
+            </w:r>
+            <w:proofErr w:type="gramEnd"/>
+            <w:r>
+              <w:rPr>
+                <w:sz w:val="16"/>
+                <w:szCs w:val="16"/>
+                <w:lang w:val="en-IN"/>
+              </w:rPr>
+              <w:t>"Kamal", 12,323232, "AAASAS23232");</w:t>
             </w:r>
             <w:r>
               <w:rPr>
@@ -12329,6 +13672,7 @@
               <w:t>(</w:t>
             </w:r>
             <w:proofErr w:type="spellStart"/>
+            <w:proofErr w:type="gramStart"/>
             <w:r>
               <w:rPr>
                 <w:sz w:val="16"/>
@@ -12338,6 +13682,7 @@
               <w:t>e.getEmpName</w:t>
             </w:r>
             <w:proofErr w:type="spellEnd"/>
+            <w:proofErr w:type="gramEnd"/>
             <w:r>
               <w:rPr>
                 <w:sz w:val="16"/>
@@ -12670,8 +14015,18 @@
                 <w:lang w:val="en-IN"/>
               </w:rPr>
               <w:br/>
-              <w:t xml:space="preserve">    public void m1(){</w:t>
-            </w:r>
+              <w:t xml:space="preserve">    public void m1</w:t>
+            </w:r>
+            <w:proofErr w:type="gramStart"/>
+            <w:r>
+              <w:rPr>
+                <w:sz w:val="16"/>
+                <w:szCs w:val="16"/>
+                <w:lang w:val="en-IN"/>
+              </w:rPr>
+              <w:t>(){</w:t>
+            </w:r>
+            <w:proofErr w:type="gramEnd"/>
             <w:r>
               <w:rPr>
                 <w:sz w:val="16"/>
@@ -12724,8 +14079,18 @@
                 <w:lang w:val="en-IN"/>
               </w:rPr>
               <w:br/>
-              <w:t xml:space="preserve">    }</w:t>
-            </w:r>
+              <w:t xml:space="preserve">  </w:t>
+            </w:r>
+            <w:proofErr w:type="gramStart"/>
+            <w:r>
+              <w:rPr>
+                <w:sz w:val="16"/>
+                <w:szCs w:val="16"/>
+                <w:lang w:val="en-IN"/>
+              </w:rPr>
+              <w:t xml:space="preserve">  }</w:t>
+            </w:r>
+            <w:proofErr w:type="gramEnd"/>
             <w:r>
               <w:rPr>
                 <w:sz w:val="16"/>
@@ -12866,8 +14231,18 @@
                 <w:szCs w:val="16"/>
                 <w:lang w:val="en-IN"/>
               </w:rPr>
-              <w:t xml:space="preserve"> void m1(){</w:t>
-            </w:r>
+              <w:t xml:space="preserve"> void m1</w:t>
+            </w:r>
+            <w:proofErr w:type="gramStart"/>
+            <w:r>
+              <w:rPr>
+                <w:sz w:val="16"/>
+                <w:szCs w:val="16"/>
+                <w:lang w:val="en-IN"/>
+              </w:rPr>
+              <w:t>(){</w:t>
+            </w:r>
+            <w:proofErr w:type="gramEnd"/>
             <w:r>
               <w:rPr>
                 <w:sz w:val="16"/>
@@ -12920,8 +14295,18 @@
                 <w:lang w:val="en-IN"/>
               </w:rPr>
               <w:br/>
-              <w:t xml:space="preserve">    }</w:t>
-            </w:r>
+              <w:t xml:space="preserve">  </w:t>
+            </w:r>
+            <w:proofErr w:type="gramStart"/>
+            <w:r>
+              <w:rPr>
+                <w:sz w:val="16"/>
+                <w:szCs w:val="16"/>
+                <w:lang w:val="en-IN"/>
+              </w:rPr>
+              <w:t xml:space="preserve">  }</w:t>
+            </w:r>
+            <w:proofErr w:type="gramEnd"/>
             <w:r>
               <w:rPr>
                 <w:sz w:val="16"/>
@@ -12971,7 +14356,25 @@
                 <w:lang w:val="en-IN"/>
               </w:rPr>
               <w:br/>
-              <w:t xml:space="preserve">    public static void main(String[] </w:t>
+              <w:t xml:space="preserve">    public static void </w:t>
+            </w:r>
+            <w:proofErr w:type="gramStart"/>
+            <w:r>
+              <w:rPr>
+                <w:sz w:val="16"/>
+                <w:szCs w:val="16"/>
+                <w:lang w:val="en-IN"/>
+              </w:rPr>
+              <w:t>main(String[</w:t>
+            </w:r>
+            <w:proofErr w:type="gramEnd"/>
+            <w:r>
+              <w:rPr>
+                <w:sz w:val="16"/>
+                <w:szCs w:val="16"/>
+                <w:lang w:val="en-IN"/>
+              </w:rPr>
+              <w:t xml:space="preserve">] </w:t>
             </w:r>
             <w:proofErr w:type="spellStart"/>
             <w:r>
@@ -13016,7 +14419,25 @@
                 <w:szCs w:val="16"/>
                 <w:lang w:val="en-IN"/>
               </w:rPr>
-              <w:t xml:space="preserve"> = new Calculator();</w:t>
+              <w:t xml:space="preserve"> = new </w:t>
+            </w:r>
+            <w:proofErr w:type="gramStart"/>
+            <w:r>
+              <w:rPr>
+                <w:sz w:val="16"/>
+                <w:szCs w:val="16"/>
+                <w:lang w:val="en-IN"/>
+              </w:rPr>
+              <w:t>Calculator(</w:t>
+            </w:r>
+            <w:proofErr w:type="gramEnd"/>
+            <w:r>
+              <w:rPr>
+                <w:sz w:val="16"/>
+                <w:szCs w:val="16"/>
+                <w:lang w:val="en-IN"/>
+              </w:rPr>
+              <w:t>);</w:t>
             </w:r>
             <w:r>
               <w:rPr>
@@ -13073,6 +14494,7 @@
               <w:t>(</w:t>
             </w:r>
             <w:proofErr w:type="spellStart"/>
+            <w:proofErr w:type="gramStart"/>
             <w:r>
               <w:rPr>
                 <w:sz w:val="16"/>
@@ -13082,6 +14504,7 @@
               <w:t>calculator.myName</w:t>
             </w:r>
             <w:proofErr w:type="spellEnd"/>
+            <w:proofErr w:type="gramEnd"/>
             <w:r>
               <w:rPr>
                 <w:sz w:val="16"/>
@@ -13097,8 +14520,18 @@
                 <w:lang w:val="en-IN"/>
               </w:rPr>
               <w:br/>
-              <w:t xml:space="preserve">    }</w:t>
-            </w:r>
+              <w:t xml:space="preserve">  </w:t>
+            </w:r>
+            <w:proofErr w:type="gramStart"/>
+            <w:r>
+              <w:rPr>
+                <w:sz w:val="16"/>
+                <w:szCs w:val="16"/>
+                <w:lang w:val="en-IN"/>
+              </w:rPr>
+              <w:t xml:space="preserve">  }</w:t>
+            </w:r>
+            <w:proofErr w:type="gramEnd"/>
             <w:r>
               <w:rPr>
                 <w:sz w:val="16"/>
@@ -13137,7 +14570,25 @@
                 <w:lang w:val="en-IN"/>
               </w:rPr>
               <w:br/>
-              <w:t xml:space="preserve">    public static void main(String[] </w:t>
+              <w:t xml:space="preserve">    public static void </w:t>
+            </w:r>
+            <w:proofErr w:type="gramStart"/>
+            <w:r>
+              <w:rPr>
+                <w:sz w:val="16"/>
+                <w:szCs w:val="16"/>
+                <w:lang w:val="en-IN"/>
+              </w:rPr>
+              <w:t>main(String[</w:t>
+            </w:r>
+            <w:proofErr w:type="gramEnd"/>
+            <w:r>
+              <w:rPr>
+                <w:sz w:val="16"/>
+                <w:szCs w:val="16"/>
+                <w:lang w:val="en-IN"/>
+              </w:rPr>
+              <w:t xml:space="preserve">] </w:t>
             </w:r>
             <w:proofErr w:type="spellStart"/>
             <w:r>
@@ -13264,8 +14715,18 @@
                 <w:lang w:val="en-IN"/>
               </w:rPr>
               <w:br/>
-              <w:t xml:space="preserve">    }</w:t>
-            </w:r>
+              <w:t xml:space="preserve">  </w:t>
+            </w:r>
+            <w:proofErr w:type="gramStart"/>
+            <w:r>
+              <w:rPr>
+                <w:sz w:val="16"/>
+                <w:szCs w:val="16"/>
+                <w:lang w:val="en-IN"/>
+              </w:rPr>
+              <w:t xml:space="preserve">  }</w:t>
+            </w:r>
+            <w:proofErr w:type="gramEnd"/>
             <w:r>
               <w:rPr>
                 <w:sz w:val="16"/>
@@ -13326,7 +14787,27 @@
           <w:highlight w:val="yellow"/>
           <w:lang w:val="en-IN"/>
         </w:rPr>
-        <w:t xml:space="preserve">For calling Non-static class members we need object creation and its </w:t>
+        <w:t xml:space="preserve">For calling </w:t>
+      </w:r>
+      <w:proofErr w:type="gramStart"/>
+      <w:r>
+        <w:rPr>
+          <w:b/>
+          <w:bCs/>
+          <w:highlight w:val="yellow"/>
+          <w:lang w:val="en-IN"/>
+        </w:rPr>
+        <w:t>Non-static</w:t>
+      </w:r>
+      <w:proofErr w:type="gramEnd"/>
+      <w:r>
+        <w:rPr>
+          <w:b/>
+          <w:bCs/>
+          <w:highlight w:val="yellow"/>
+          <w:lang w:val="en-IN"/>
+        </w:rPr>
+        <w:t xml:space="preserve"> class members we need object creation and its </w:t>
       </w:r>
       <w:r>
         <w:rPr>
@@ -13563,7 +15044,21 @@
         <w:rPr>
           <w:lang w:val="en-IN"/>
         </w:rPr>
-        <w:t xml:space="preserve">When to use static? When we have common data to objects or sharable to object then we can use static keyword for class members[methods or </w:t>
+        <w:t xml:space="preserve">When to use static? When we have common data to objects or sharable to object then we can use static keyword for class </w:t>
+      </w:r>
+      <w:proofErr w:type="gramStart"/>
+      <w:r>
+        <w:rPr>
+          <w:lang w:val="en-IN"/>
+        </w:rPr>
+        <w:t>members[</w:t>
+      </w:r>
+      <w:proofErr w:type="gramEnd"/>
+      <w:r>
+        <w:rPr>
+          <w:lang w:val="en-IN"/>
+        </w:rPr>
+        <w:t xml:space="preserve">methods or </w:t>
       </w:r>
       <w:proofErr w:type="spellStart"/>
       <w:r>
@@ -15214,25 +16709,25 @@
                 <w:bCs/>
                 <w:lang w:val="en-IN"/>
               </w:rPr>
-              <w:t xml:space="preserve">int add(int </w:t>
-            </w:r>
-            <w:proofErr w:type="spellStart"/>
+              <w:t xml:space="preserve">int </w:t>
+            </w:r>
+            <w:proofErr w:type="gramStart"/>
             <w:r>
               <w:rPr>
                 <w:b/>
                 <w:bCs/>
                 <w:lang w:val="en-IN"/>
               </w:rPr>
-              <w:t>fValue</w:t>
-            </w:r>
-            <w:proofErr w:type="spellEnd"/>
+              <w:t>add(</w:t>
+            </w:r>
+            <w:proofErr w:type="gramEnd"/>
             <w:r>
               <w:rPr>
                 <w:b/>
                 <w:bCs/>
                 <w:lang w:val="en-IN"/>
               </w:rPr>
-              <w:t xml:space="preserve">, int </w:t>
+              <w:t xml:space="preserve">int </w:t>
             </w:r>
             <w:proofErr w:type="spellStart"/>
             <w:r>
@@ -15241,7 +16736,7 @@
                 <w:bCs/>
                 <w:lang w:val="en-IN"/>
               </w:rPr>
-              <w:t>sValue</w:t>
+              <w:t>fValue</w:t>
             </w:r>
             <w:proofErr w:type="spellEnd"/>
             <w:r>
@@ -15250,41 +16745,95 @@
                 <w:bCs/>
                 <w:lang w:val="en-IN"/>
               </w:rPr>
-              <w:t>);</w:t>
-            </w:r>
-            <w:r>
-              <w:rPr>
-                <w:lang w:val="en-IN"/>
-              </w:rPr>
-              <w:t xml:space="preserve"> // unimplemented methods / abstract methods</w:t>
-            </w:r>
-            <w:r>
-              <w:rPr>
-                <w:lang w:val="en-IN"/>
-              </w:rPr>
-              <w:br/>
-            </w:r>
+              <w:t xml:space="preserve">, int </w:t>
+            </w:r>
+            <w:proofErr w:type="spellStart"/>
             <w:r>
               <w:rPr>
                 <w:b/>
                 <w:bCs/>
                 <w:lang w:val="en-IN"/>
               </w:rPr>
-              <w:t>int multiplication(int a, int b, int c);</w:t>
-            </w:r>
-            <w:r>
-              <w:rPr>
-                <w:lang w:val="en-IN"/>
-              </w:rPr>
-              <w:br/>
-            </w:r>
+              <w:t>sValue</w:t>
+            </w:r>
+            <w:proofErr w:type="spellEnd"/>
             <w:r>
               <w:rPr>
                 <w:b/>
                 <w:bCs/>
                 <w:lang w:val="en-IN"/>
               </w:rPr>
-              <w:t>int subtraction(int a, int b);</w:t>
+              <w:t>);</w:t>
+            </w:r>
+            <w:r>
+              <w:rPr>
+                <w:lang w:val="en-IN"/>
+              </w:rPr>
+              <w:t xml:space="preserve"> // unimplemented methods / abstract methods</w:t>
+            </w:r>
+            <w:r>
+              <w:rPr>
+                <w:lang w:val="en-IN"/>
+              </w:rPr>
+              <w:br/>
+            </w:r>
+            <w:r>
+              <w:rPr>
+                <w:b/>
+                <w:bCs/>
+                <w:lang w:val="en-IN"/>
+              </w:rPr>
+              <w:t xml:space="preserve">int </w:t>
+            </w:r>
+            <w:proofErr w:type="gramStart"/>
+            <w:r>
+              <w:rPr>
+                <w:b/>
+                <w:bCs/>
+                <w:lang w:val="en-IN"/>
+              </w:rPr>
+              <w:t>multiplication(</w:t>
+            </w:r>
+            <w:proofErr w:type="gramEnd"/>
+            <w:r>
+              <w:rPr>
+                <w:b/>
+                <w:bCs/>
+                <w:lang w:val="en-IN"/>
+              </w:rPr>
+              <w:t>int a, int b, int c);</w:t>
+            </w:r>
+            <w:r>
+              <w:rPr>
+                <w:lang w:val="en-IN"/>
+              </w:rPr>
+              <w:br/>
+            </w:r>
+            <w:r>
+              <w:rPr>
+                <w:b/>
+                <w:bCs/>
+                <w:lang w:val="en-IN"/>
+              </w:rPr>
+              <w:t xml:space="preserve">int </w:t>
+            </w:r>
+            <w:proofErr w:type="gramStart"/>
+            <w:r>
+              <w:rPr>
+                <w:b/>
+                <w:bCs/>
+                <w:lang w:val="en-IN"/>
+              </w:rPr>
+              <w:t>subtraction(</w:t>
+            </w:r>
+            <w:proofErr w:type="gramEnd"/>
+            <w:r>
+              <w:rPr>
+                <w:b/>
+                <w:bCs/>
+                <w:lang w:val="en-IN"/>
+              </w:rPr>
+              <w:t>int a, int b);</w:t>
             </w:r>
             <w:r>
               <w:rPr>
@@ -15342,11 +16891,16 @@
         <w:t>mean</w:t>
       </w:r>
       <w:r>
-        <w:t xml:space="preserve"> methods with immediate termination</w:t>
+        <w:t xml:space="preserve"> methods with immediate </w:t>
+      </w:r>
+      <w:proofErr w:type="gramStart"/>
+      <w:r>
+        <w:t>termination</w:t>
       </w:r>
       <w:r>
         <w:t>[</w:t>
       </w:r>
+      <w:proofErr w:type="gramEnd"/>
       <w:r>
         <w:rPr>
           <w:b/>
@@ -15564,7 +17118,25 @@
                 <w:szCs w:val="18"/>
                 <w:lang w:val="en-IN"/>
               </w:rPr>
-              <w:t xml:space="preserve">int add(int </w:t>
+              <w:t xml:space="preserve">int </w:t>
+            </w:r>
+            <w:proofErr w:type="gramStart"/>
+            <w:r>
+              <w:rPr>
+                <w:sz w:val="18"/>
+                <w:szCs w:val="18"/>
+                <w:lang w:val="en-IN"/>
+              </w:rPr>
+              <w:t>add(</w:t>
+            </w:r>
+            <w:proofErr w:type="gramEnd"/>
+            <w:r>
+              <w:rPr>
+                <w:sz w:val="18"/>
+                <w:szCs w:val="18"/>
+                <w:lang w:val="en-IN"/>
+              </w:rPr>
+              <w:t xml:space="preserve">int </w:t>
             </w:r>
             <w:proofErr w:type="spellStart"/>
             <w:r>
@@ -15633,16 +17205,52 @@
                 <w:szCs w:val="18"/>
                 <w:lang w:val="en-IN"/>
               </w:rPr>
-              <w:t xml:space="preserve"> int multiplication(int a, int b, int c);</w:t>
-            </w:r>
-            <w:r>
-              <w:rPr>
-                <w:sz w:val="18"/>
-                <w:szCs w:val="18"/>
-                <w:lang w:val="en-IN"/>
-              </w:rPr>
-              <w:br/>
-              <w:t xml:space="preserve"> int subtraction(int a, int b);</w:t>
+              <w:t xml:space="preserve"> int </w:t>
+            </w:r>
+            <w:proofErr w:type="gramStart"/>
+            <w:r>
+              <w:rPr>
+                <w:sz w:val="18"/>
+                <w:szCs w:val="18"/>
+                <w:lang w:val="en-IN"/>
+              </w:rPr>
+              <w:t>multiplication(</w:t>
+            </w:r>
+            <w:proofErr w:type="gramEnd"/>
+            <w:r>
+              <w:rPr>
+                <w:sz w:val="18"/>
+                <w:szCs w:val="18"/>
+                <w:lang w:val="en-IN"/>
+              </w:rPr>
+              <w:t>int a, int b, int c);</w:t>
+            </w:r>
+            <w:r>
+              <w:rPr>
+                <w:sz w:val="18"/>
+                <w:szCs w:val="18"/>
+                <w:lang w:val="en-IN"/>
+              </w:rPr>
+              <w:br/>
+              <w:t xml:space="preserve"> int </w:t>
+            </w:r>
+            <w:proofErr w:type="gramStart"/>
+            <w:r>
+              <w:rPr>
+                <w:sz w:val="18"/>
+                <w:szCs w:val="18"/>
+                <w:lang w:val="en-IN"/>
+              </w:rPr>
+              <w:t>subtraction(</w:t>
+            </w:r>
+            <w:proofErr w:type="gramEnd"/>
+            <w:r>
+              <w:rPr>
+                <w:sz w:val="18"/>
+                <w:szCs w:val="18"/>
+                <w:lang w:val="en-IN"/>
+              </w:rPr>
+              <w:t>int a, int b);</w:t>
             </w:r>
             <w:r>
               <w:rPr>
@@ -16088,7 +17696,25 @@
                 <w:lang w:val="en-IN"/>
               </w:rPr>
               <w:br/>
-              <w:t xml:space="preserve">    public static void main(String[] </w:t>
+              <w:t xml:space="preserve">    public static void </w:t>
+            </w:r>
+            <w:proofErr w:type="gramStart"/>
+            <w:r>
+              <w:rPr>
+                <w:sz w:val="18"/>
+                <w:szCs w:val="18"/>
+                <w:lang w:val="en-IN"/>
+              </w:rPr>
+              <w:t>main(String[</w:t>
+            </w:r>
+            <w:proofErr w:type="gramEnd"/>
+            <w:r>
+              <w:rPr>
+                <w:sz w:val="18"/>
+                <w:szCs w:val="18"/>
+                <w:lang w:val="en-IN"/>
+              </w:rPr>
+              <w:t xml:space="preserve">] </w:t>
             </w:r>
             <w:proofErr w:type="spellStart"/>
             <w:r>
@@ -16154,6 +17780,7 @@
               <w:t xml:space="preserve"> = new </w:t>
             </w:r>
             <w:proofErr w:type="spellStart"/>
+            <w:proofErr w:type="gramStart"/>
             <w:r>
               <w:rPr>
                 <w:sz w:val="18"/>
@@ -16169,7 +17796,16 @@
                 <w:szCs w:val="18"/>
                 <w:lang w:val="en-IN"/>
               </w:rPr>
-              <w:t>();</w:t>
+              <w:t>(</w:t>
+            </w:r>
+            <w:proofErr w:type="gramEnd"/>
+            <w:r>
+              <w:rPr>
+                <w:sz w:val="18"/>
+                <w:szCs w:val="18"/>
+                <w:lang w:val="en-IN"/>
+              </w:rPr>
+              <w:t>);</w:t>
             </w:r>
             <w:r>
               <w:rPr>
@@ -16199,6 +17835,7 @@
               <w:t xml:space="preserve"> = </w:t>
             </w:r>
             <w:proofErr w:type="spellStart"/>
+            <w:proofErr w:type="gramStart"/>
             <w:r>
               <w:rPr>
                 <w:sz w:val="18"/>
@@ -16214,7 +17851,16 @@
                 <w:szCs w:val="18"/>
                 <w:lang w:val="en-IN"/>
               </w:rPr>
-              <w:t>(112,3434);</w:t>
+              <w:t>(</w:t>
+            </w:r>
+            <w:proofErr w:type="gramEnd"/>
+            <w:r>
+              <w:rPr>
+                <w:sz w:val="18"/>
+                <w:szCs w:val="18"/>
+                <w:lang w:val="en-IN"/>
+              </w:rPr>
+              <w:t>112,3434);</w:t>
             </w:r>
             <w:r>
               <w:rPr>
@@ -16286,8 +17932,18 @@
                 <w:lang w:val="en-IN"/>
               </w:rPr>
               <w:br/>
-              <w:t xml:space="preserve">    }</w:t>
-            </w:r>
+              <w:t xml:space="preserve">  </w:t>
+            </w:r>
+            <w:proofErr w:type="gramStart"/>
+            <w:r>
+              <w:rPr>
+                <w:sz w:val="18"/>
+                <w:szCs w:val="18"/>
+                <w:lang w:val="en-IN"/>
+              </w:rPr>
+              <w:t xml:space="preserve">  }</w:t>
+            </w:r>
+            <w:proofErr w:type="gramEnd"/>
             <w:r>
               <w:rPr>
                 <w:sz w:val="18"/>
@@ -16474,8 +18130,13 @@
               <w:t>v</w:t>
             </w:r>
             <w:r>
-              <w:t>oid m1(){</w:t>
-            </w:r>
+              <w:t>oid m1</w:t>
+            </w:r>
+            <w:proofErr w:type="gramStart"/>
+            <w:r>
+              <w:t>(){</w:t>
+            </w:r>
+            <w:proofErr w:type="gramEnd"/>
           </w:p>
           <w:p>
             <w:proofErr w:type="spellStart"/>
@@ -16574,11 +18235,16 @@
         <w:sym w:font="Wingdings" w:char="F0E0"/>
       </w:r>
       <w:r>
-        <w:t xml:space="preserve"> Inherit</w:t>
+        <w:t xml:space="preserve"> </w:t>
+      </w:r>
+      <w:proofErr w:type="gramStart"/>
+      <w:r>
+        <w:t>Inherit</w:t>
       </w:r>
       <w:r>
         <w:t>[</w:t>
       </w:r>
+      <w:proofErr w:type="gramEnd"/>
       <w:r>
         <w:rPr>
           <w:b/>
@@ -16864,6 +18530,7 @@
               <w:t xml:space="preserve">    void </w:t>
             </w:r>
             <w:proofErr w:type="spellStart"/>
+            <w:proofErr w:type="gramStart"/>
             <w:r>
               <w:rPr>
                 <w:sz w:val="18"/>
@@ -16879,25 +18546,16 @@
                 <w:szCs w:val="18"/>
                 <w:lang w:val="en-IN"/>
               </w:rPr>
-              <w:t>();</w:t>
-            </w:r>
-            <w:r>
-              <w:rPr>
-                <w:sz w:val="18"/>
-                <w:szCs w:val="18"/>
-                <w:lang w:val="en-IN"/>
-              </w:rPr>
-              <w:br/>
-              <w:t xml:space="preserve">    void door();</w:t>
-            </w:r>
-            <w:r>
-              <w:rPr>
-                <w:sz w:val="18"/>
-                <w:szCs w:val="18"/>
-                <w:lang w:val="en-IN"/>
-              </w:rPr>
-              <w:br/>
-              <w:t xml:space="preserve">    void windows();</w:t>
+              <w:t>(</w:t>
+            </w:r>
+            <w:proofErr w:type="gramEnd"/>
+            <w:r>
+              <w:rPr>
+                <w:sz w:val="18"/>
+                <w:szCs w:val="18"/>
+                <w:lang w:val="en-IN"/>
+              </w:rPr>
+              <w:t>);</w:t>
             </w:r>
             <w:r>
               <w:rPr>
@@ -16908,7 +18566,62 @@
               <w:br/>
               <w:t xml:space="preserve">    void </w:t>
             </w:r>
+            <w:proofErr w:type="gramStart"/>
+            <w:r>
+              <w:rPr>
+                <w:sz w:val="18"/>
+                <w:szCs w:val="18"/>
+                <w:lang w:val="en-IN"/>
+              </w:rPr>
+              <w:t>door(</w:t>
+            </w:r>
+            <w:proofErr w:type="gramEnd"/>
+            <w:r>
+              <w:rPr>
+                <w:sz w:val="18"/>
+                <w:szCs w:val="18"/>
+                <w:lang w:val="en-IN"/>
+              </w:rPr>
+              <w:t>);</w:t>
+            </w:r>
+            <w:r>
+              <w:rPr>
+                <w:sz w:val="18"/>
+                <w:szCs w:val="18"/>
+                <w:lang w:val="en-IN"/>
+              </w:rPr>
+              <w:br/>
+              <w:t xml:space="preserve">    void </w:t>
+            </w:r>
+            <w:proofErr w:type="gramStart"/>
+            <w:r>
+              <w:rPr>
+                <w:sz w:val="18"/>
+                <w:szCs w:val="18"/>
+                <w:lang w:val="en-IN"/>
+              </w:rPr>
+              <w:t>windows(</w:t>
+            </w:r>
+            <w:proofErr w:type="gramEnd"/>
+            <w:r>
+              <w:rPr>
+                <w:sz w:val="18"/>
+                <w:szCs w:val="18"/>
+                <w:lang w:val="en-IN"/>
+              </w:rPr>
+              <w:t>);</w:t>
+            </w:r>
+            <w:r>
+              <w:rPr>
+                <w:sz w:val="18"/>
+                <w:szCs w:val="18"/>
+                <w:lang w:val="en-IN"/>
+              </w:rPr>
+              <w:br/>
+              <w:t xml:space="preserve">    void </w:t>
+            </w:r>
             <w:proofErr w:type="spellStart"/>
+            <w:proofErr w:type="gramStart"/>
             <w:r>
               <w:rPr>
                 <w:sz w:val="18"/>
@@ -16924,7 +18637,16 @@
                 <w:szCs w:val="18"/>
                 <w:lang w:val="en-IN"/>
               </w:rPr>
-              <w:t>();</w:t>
+              <w:t>(</w:t>
+            </w:r>
+            <w:proofErr w:type="gramEnd"/>
+            <w:r>
+              <w:rPr>
+                <w:sz w:val="18"/>
+                <w:szCs w:val="18"/>
+                <w:lang w:val="en-IN"/>
+              </w:rPr>
+              <w:t>);</w:t>
             </w:r>
             <w:r>
               <w:rPr>
@@ -17058,6 +18780,7 @@
               <w:t xml:space="preserve">    public void </w:t>
             </w:r>
             <w:proofErr w:type="spellStart"/>
+            <w:proofErr w:type="gramStart"/>
             <w:r>
               <w:rPr>
                 <w:sz w:val="18"/>
@@ -17073,53 +18796,128 @@
                 <w:szCs w:val="18"/>
                 <w:lang w:val="en-IN"/>
               </w:rPr>
-              <w:t>() {</w:t>
-            </w:r>
-            <w:r>
-              <w:rPr>
-                <w:sz w:val="18"/>
-                <w:szCs w:val="18"/>
-                <w:lang w:val="en-IN"/>
-              </w:rPr>
-              <w:br/>
-              <w:t xml:space="preserve">    }</w:t>
-            </w:r>
-            <w:r>
-              <w:rPr>
-                <w:sz w:val="18"/>
-                <w:szCs w:val="18"/>
-                <w:lang w:val="en-IN"/>
-              </w:rPr>
-              <w:br/>
-              <w:t xml:space="preserve">    public void door() {</w:t>
-            </w:r>
-            <w:r>
-              <w:rPr>
-                <w:sz w:val="18"/>
-                <w:szCs w:val="18"/>
-                <w:lang w:val="en-IN"/>
-              </w:rPr>
-              <w:br/>
-              <w:t xml:space="preserve">    }</w:t>
-            </w:r>
-            <w:r>
-              <w:rPr>
-                <w:sz w:val="18"/>
-                <w:szCs w:val="18"/>
-                <w:lang w:val="en-IN"/>
-              </w:rPr>
-              <w:br/>
-              <w:t xml:space="preserve">    public void windows() {</w:t>
-            </w:r>
-            <w:r>
-              <w:rPr>
-                <w:sz w:val="18"/>
-                <w:szCs w:val="18"/>
-                <w:lang w:val="en-IN"/>
-              </w:rPr>
-              <w:br/>
-              <w:t xml:space="preserve">    }</w:t>
-            </w:r>
+              <w:t>(</w:t>
+            </w:r>
+            <w:proofErr w:type="gramEnd"/>
+            <w:r>
+              <w:rPr>
+                <w:sz w:val="18"/>
+                <w:szCs w:val="18"/>
+                <w:lang w:val="en-IN"/>
+              </w:rPr>
+              <w:t>) {</w:t>
+            </w:r>
+            <w:r>
+              <w:rPr>
+                <w:sz w:val="18"/>
+                <w:szCs w:val="18"/>
+                <w:lang w:val="en-IN"/>
+              </w:rPr>
+              <w:br/>
+              <w:t xml:space="preserve">  </w:t>
+            </w:r>
+            <w:proofErr w:type="gramStart"/>
+            <w:r>
+              <w:rPr>
+                <w:sz w:val="18"/>
+                <w:szCs w:val="18"/>
+                <w:lang w:val="en-IN"/>
+              </w:rPr>
+              <w:t xml:space="preserve">  }</w:t>
+            </w:r>
+            <w:proofErr w:type="gramEnd"/>
+            <w:r>
+              <w:rPr>
+                <w:sz w:val="18"/>
+                <w:szCs w:val="18"/>
+                <w:lang w:val="en-IN"/>
+              </w:rPr>
+              <w:br/>
+              <w:t xml:space="preserve">    public void </w:t>
+            </w:r>
+            <w:proofErr w:type="gramStart"/>
+            <w:r>
+              <w:rPr>
+                <w:sz w:val="18"/>
+                <w:szCs w:val="18"/>
+                <w:lang w:val="en-IN"/>
+              </w:rPr>
+              <w:t>door(</w:t>
+            </w:r>
+            <w:proofErr w:type="gramEnd"/>
+            <w:r>
+              <w:rPr>
+                <w:sz w:val="18"/>
+                <w:szCs w:val="18"/>
+                <w:lang w:val="en-IN"/>
+              </w:rPr>
+              <w:t>) {</w:t>
+            </w:r>
+            <w:r>
+              <w:rPr>
+                <w:sz w:val="18"/>
+                <w:szCs w:val="18"/>
+                <w:lang w:val="en-IN"/>
+              </w:rPr>
+              <w:br/>
+              <w:t xml:space="preserve">  </w:t>
+            </w:r>
+            <w:proofErr w:type="gramStart"/>
+            <w:r>
+              <w:rPr>
+                <w:sz w:val="18"/>
+                <w:szCs w:val="18"/>
+                <w:lang w:val="en-IN"/>
+              </w:rPr>
+              <w:t xml:space="preserve">  }</w:t>
+            </w:r>
+            <w:proofErr w:type="gramEnd"/>
+            <w:r>
+              <w:rPr>
+                <w:sz w:val="18"/>
+                <w:szCs w:val="18"/>
+                <w:lang w:val="en-IN"/>
+              </w:rPr>
+              <w:br/>
+              <w:t xml:space="preserve">    public void </w:t>
+            </w:r>
+            <w:proofErr w:type="gramStart"/>
+            <w:r>
+              <w:rPr>
+                <w:sz w:val="18"/>
+                <w:szCs w:val="18"/>
+                <w:lang w:val="en-IN"/>
+              </w:rPr>
+              <w:t>windows(</w:t>
+            </w:r>
+            <w:proofErr w:type="gramEnd"/>
+            <w:r>
+              <w:rPr>
+                <w:sz w:val="18"/>
+                <w:szCs w:val="18"/>
+                <w:lang w:val="en-IN"/>
+              </w:rPr>
+              <w:t>) {</w:t>
+            </w:r>
+            <w:r>
+              <w:rPr>
+                <w:sz w:val="18"/>
+                <w:szCs w:val="18"/>
+                <w:lang w:val="en-IN"/>
+              </w:rPr>
+              <w:br/>
+              <w:t xml:space="preserve">  </w:t>
+            </w:r>
+            <w:proofErr w:type="gramStart"/>
+            <w:r>
+              <w:rPr>
+                <w:sz w:val="18"/>
+                <w:szCs w:val="18"/>
+                <w:lang w:val="en-IN"/>
+              </w:rPr>
+              <w:t xml:space="preserve">  }</w:t>
+            </w:r>
+            <w:proofErr w:type="gramEnd"/>
             <w:r>
               <w:rPr>
                 <w:sz w:val="18"/>
@@ -17196,6 +18994,7 @@
               <w:t xml:space="preserve"> </w:t>
             </w:r>
             <w:proofErr w:type="spellStart"/>
+            <w:proofErr w:type="gramStart"/>
             <w:r>
               <w:rPr>
                 <w:sz w:val="18"/>
@@ -17213,6 +19012,7 @@
               </w:rPr>
               <w:t>{</w:t>
             </w:r>
+            <w:proofErr w:type="gramEnd"/>
             <w:r>
               <w:rPr>
                 <w:sz w:val="18"/>
@@ -17223,6 +19023,7 @@
               <w:t xml:space="preserve">    public void </w:t>
             </w:r>
             <w:proofErr w:type="spellStart"/>
+            <w:proofErr w:type="gramStart"/>
             <w:r>
               <w:rPr>
                 <w:sz w:val="18"/>
@@ -17238,17 +19039,36 @@
                 <w:szCs w:val="18"/>
                 <w:lang w:val="en-IN"/>
               </w:rPr>
-              <w:t>() {</w:t>
-            </w:r>
-            <w:r>
-              <w:rPr>
-                <w:sz w:val="18"/>
-                <w:szCs w:val="18"/>
-                <w:lang w:val="en-IN"/>
-              </w:rPr>
-              <w:br/>
-              <w:t xml:space="preserve">    }</w:t>
-            </w:r>
+              <w:t>(</w:t>
+            </w:r>
+            <w:proofErr w:type="gramEnd"/>
+            <w:r>
+              <w:rPr>
+                <w:sz w:val="18"/>
+                <w:szCs w:val="18"/>
+                <w:lang w:val="en-IN"/>
+              </w:rPr>
+              <w:t>) {</w:t>
+            </w:r>
+            <w:r>
+              <w:rPr>
+                <w:sz w:val="18"/>
+                <w:szCs w:val="18"/>
+                <w:lang w:val="en-IN"/>
+              </w:rPr>
+              <w:br/>
+              <w:t xml:space="preserve">  </w:t>
+            </w:r>
+            <w:proofErr w:type="gramStart"/>
+            <w:r>
+              <w:rPr>
+                <w:sz w:val="18"/>
+                <w:szCs w:val="18"/>
+                <w:lang w:val="en-IN"/>
+              </w:rPr>
+              <w:t xml:space="preserve">  }</w:t>
+            </w:r>
+            <w:proofErr w:type="gramEnd"/>
             <w:r>
               <w:rPr>
                 <w:sz w:val="18"/>
@@ -17295,7 +19115,25 @@
                 <w:lang w:val="en-IN"/>
               </w:rPr>
               <w:br/>
-              <w:t xml:space="preserve">    public static void main(String[] </w:t>
+              <w:t xml:space="preserve">    public static void </w:t>
+            </w:r>
+            <w:proofErr w:type="gramStart"/>
+            <w:r>
+              <w:rPr>
+                <w:sz w:val="18"/>
+                <w:szCs w:val="18"/>
+                <w:lang w:val="en-IN"/>
+              </w:rPr>
+              <w:t>main(String[</w:t>
+            </w:r>
+            <w:proofErr w:type="gramEnd"/>
+            <w:r>
+              <w:rPr>
+                <w:sz w:val="18"/>
+                <w:szCs w:val="18"/>
+                <w:lang w:val="en-IN"/>
+              </w:rPr>
+              <w:t xml:space="preserve">] </w:t>
             </w:r>
             <w:proofErr w:type="spellStart"/>
             <w:r>
@@ -17343,6 +19181,7 @@
               <w:t xml:space="preserve"> a = new </w:t>
             </w:r>
             <w:proofErr w:type="spellStart"/>
+            <w:proofErr w:type="gramStart"/>
             <w:r>
               <w:rPr>
                 <w:sz w:val="18"/>
@@ -17358,6 +19197,44 @@
                 <w:szCs w:val="18"/>
                 <w:lang w:val="en-IN"/>
               </w:rPr>
+              <w:t>(</w:t>
+            </w:r>
+            <w:proofErr w:type="gramEnd"/>
+            <w:r>
+              <w:rPr>
+                <w:sz w:val="18"/>
+                <w:szCs w:val="18"/>
+                <w:lang w:val="en-IN"/>
+              </w:rPr>
+              <w:t>);</w:t>
+            </w:r>
+            <w:r>
+              <w:rPr>
+                <w:sz w:val="18"/>
+                <w:szCs w:val="18"/>
+                <w:lang w:val="en-IN"/>
+              </w:rPr>
+              <w:br/>
+              <w:t xml:space="preserve">        </w:t>
+            </w:r>
+            <w:proofErr w:type="spellStart"/>
+            <w:proofErr w:type="gramStart"/>
+            <w:r>
+              <w:rPr>
+                <w:sz w:val="18"/>
+                <w:szCs w:val="18"/>
+                <w:lang w:val="en-IN"/>
+              </w:rPr>
+              <w:t>a.windows</w:t>
+            </w:r>
+            <w:proofErr w:type="spellEnd"/>
+            <w:proofErr w:type="gramEnd"/>
+            <w:r>
+              <w:rPr>
+                <w:sz w:val="18"/>
+                <w:szCs w:val="18"/>
+                <w:lang w:val="en-IN"/>
+              </w:rPr>
               <w:t>();</w:t>
             </w:r>
             <w:r>
@@ -17367,35 +19244,18 @@
                 <w:lang w:val="en-IN"/>
               </w:rPr>
               <w:br/>
-              <w:t xml:space="preserve">        </w:t>
-            </w:r>
-            <w:proofErr w:type="spellStart"/>
-            <w:r>
-              <w:rPr>
-                <w:sz w:val="18"/>
-                <w:szCs w:val="18"/>
-                <w:lang w:val="en-IN"/>
-              </w:rPr>
-              <w:t>a.windows</w:t>
-            </w:r>
-            <w:proofErr w:type="spellEnd"/>
-            <w:r>
-              <w:rPr>
-                <w:sz w:val="18"/>
-                <w:szCs w:val="18"/>
-                <w:lang w:val="en-IN"/>
-              </w:rPr>
-              <w:t>();</w:t>
-            </w:r>
-            <w:r>
-              <w:rPr>
-                <w:sz w:val="18"/>
-                <w:szCs w:val="18"/>
-                <w:lang w:val="en-IN"/>
-              </w:rPr>
-              <w:br/>
-              <w:t xml:space="preserve">    }</w:t>
-            </w:r>
+              <w:t xml:space="preserve">  </w:t>
+            </w:r>
+            <w:proofErr w:type="gramStart"/>
+            <w:r>
+              <w:rPr>
+                <w:sz w:val="18"/>
+                <w:szCs w:val="18"/>
+                <w:lang w:val="en-IN"/>
+              </w:rPr>
+              <w:t xml:space="preserve">  }</w:t>
+            </w:r>
+            <w:proofErr w:type="gramEnd"/>
             <w:r>
               <w:rPr>
                 <w:sz w:val="18"/>
@@ -17501,8 +19361,13 @@
       </w:pPr>
       <w:r>
         <w:tab/>
-        <w:t>Eg: ATM machine, Car, Human body….etc.</w:t>
-      </w:r>
+        <w:t>Eg: ATM machine, Car, Human body</w:t>
+      </w:r>
+      <w:proofErr w:type="gramStart"/>
+      <w:r>
+        <w:t>….etc.</w:t>
+      </w:r>
+      <w:proofErr w:type="gramEnd"/>
     </w:p>
     <w:p>
       <w:pPr>
@@ -18022,6 +19887,7 @@
               <w:t xml:space="preserve"> </w:t>
             </w:r>
             <w:proofErr w:type="spellStart"/>
+            <w:proofErr w:type="gramStart"/>
             <w:r>
               <w:rPr>
                 <w:lang w:val="en-IN"/>
@@ -18033,7 +19899,14 @@
               <w:rPr>
                 <w:lang w:val="en-IN"/>
               </w:rPr>
-              <w:t>();</w:t>
+              <w:t>(</w:t>
+            </w:r>
+            <w:proofErr w:type="gramEnd"/>
+            <w:r>
+              <w:rPr>
+                <w:lang w:val="en-IN"/>
+              </w:rPr>
+              <w:t>);</w:t>
             </w:r>
             <w:r>
               <w:rPr>
@@ -18194,6 +20067,7 @@
         <w:t xml:space="preserve"> TataCar, NanoCar, </w:t>
       </w:r>
       <w:proofErr w:type="spellStart"/>
+      <w:proofErr w:type="gramStart"/>
       <w:r>
         <w:t>NexonCar</w:t>
       </w:r>
@@ -18206,6 +20080,7 @@
         <w:t>BreezaCar</w:t>
       </w:r>
       <w:proofErr w:type="spellEnd"/>
+      <w:proofErr w:type="gramEnd"/>
       <w:r>
         <w:t>………………</w:t>
       </w:r>
@@ -18321,14 +20196,32 @@
           <w:bCs/>
           <w:highlight w:val="yellow"/>
         </w:rPr>
-        <w:t xml:space="preserve">*** By default all </w:t>
-      </w:r>
+        <w:t xml:space="preserve">*** By </w:t>
+      </w:r>
+      <w:proofErr w:type="gramStart"/>
       <w:r>
         <w:rPr>
           <w:b/>
           <w:bCs/>
           <w:highlight w:val="yellow"/>
         </w:rPr>
+        <w:t>default</w:t>
+      </w:r>
+      <w:proofErr w:type="gramEnd"/>
+      <w:r>
+        <w:rPr>
+          <w:b/>
+          <w:bCs/>
+          <w:highlight w:val="yellow"/>
+        </w:rPr>
+        <w:t xml:space="preserve"> all </w:t>
+      </w:r>
+      <w:r>
+        <w:rPr>
+          <w:b/>
+          <w:bCs/>
+          <w:highlight w:val="yellow"/>
+        </w:rPr>
         <w:t>variables</w:t>
       </w:r>
       <w:r>
@@ -18345,14 +20238,32 @@
           <w:bCs/>
           <w:highlight w:val="yellow"/>
         </w:rPr>
-        <w:t xml:space="preserve"> Means once value is assigned we </w:t>
-      </w:r>
+        <w:t xml:space="preserve"> Means once value is </w:t>
+      </w:r>
+      <w:proofErr w:type="gramStart"/>
       <w:r>
         <w:rPr>
           <w:b/>
           <w:bCs/>
           <w:highlight w:val="yellow"/>
         </w:rPr>
+        <w:t>assigned</w:t>
+      </w:r>
+      <w:proofErr w:type="gramEnd"/>
+      <w:r>
+        <w:rPr>
+          <w:b/>
+          <w:bCs/>
+          <w:highlight w:val="yellow"/>
+        </w:rPr>
+        <w:t xml:space="preserve"> we </w:t>
+      </w:r>
+      <w:r>
+        <w:rPr>
+          <w:b/>
+          <w:bCs/>
+          <w:highlight w:val="yellow"/>
+        </w:rPr>
         <w:t>cannot</w:t>
       </w:r>
       <w:r>
@@ -18378,7 +20289,25 @@
           <w:bCs/>
           <w:highlight w:val="yellow"/>
         </w:rPr>
-        <w:t>By default interface variables internally assigned with “</w:t>
+        <w:t xml:space="preserve">By </w:t>
+      </w:r>
+      <w:proofErr w:type="gramStart"/>
+      <w:r>
+        <w:rPr>
+          <w:b/>
+          <w:bCs/>
+          <w:highlight w:val="yellow"/>
+        </w:rPr>
+        <w:t>default</w:t>
+      </w:r>
+      <w:proofErr w:type="gramEnd"/>
+      <w:r>
+        <w:rPr>
+          <w:b/>
+          <w:bCs/>
+          <w:highlight w:val="yellow"/>
+        </w:rPr>
+        <w:t xml:space="preserve"> interface variables internally assigned with “</w:t>
       </w:r>
       <w:r>
         <w:rPr>
@@ -18800,7 +20729,15 @@
           <w:b/>
           <w:bCs/>
         </w:rPr>
-        <w:t xml:space="preserve">Final - </w:t>
+        <w:t xml:space="preserve">Final </w:t>
+      </w:r>
+      <w:proofErr w:type="gramStart"/>
+      <w:r>
+        <w:rPr>
+          <w:b/>
+          <w:bCs/>
+        </w:rPr>
+        <w:t xml:space="preserve">- </w:t>
       </w:r>
       <w:r>
         <w:rPr>
@@ -18810,7 +20747,19 @@
         <w:t xml:space="preserve"> </w:t>
       </w:r>
       <w:r>
-        <w:t xml:space="preserve">if we declare fields as final we </w:t>
+        <w:t>if</w:t>
+      </w:r>
+      <w:proofErr w:type="gramEnd"/>
+      <w:r>
+        <w:t xml:space="preserve"> we declare fields as </w:t>
+      </w:r>
+      <w:proofErr w:type="gramStart"/>
+      <w:r>
+        <w:t>final</w:t>
+      </w:r>
+      <w:proofErr w:type="gramEnd"/>
+      <w:r>
+        <w:t xml:space="preserve"> we </w:t>
       </w:r>
       <w:r>
         <w:t>cannot</w:t>
@@ -18906,8 +20855,16 @@
               <w:rPr>
                 <w:lang w:val="en-IN"/>
               </w:rPr>
-              <w:t xml:space="preserve"> void m1(){</w:t>
-            </w:r>
+              <w:t xml:space="preserve"> void m1</w:t>
+            </w:r>
+            <w:proofErr w:type="gramStart"/>
+            <w:r>
+              <w:rPr>
+                <w:lang w:val="en-IN"/>
+              </w:rPr>
+              <w:t>(){</w:t>
+            </w:r>
+            <w:proofErr w:type="gramEnd"/>
             <w:r>
               <w:rPr>
                 <w:lang w:val="en-IN"/>
@@ -18948,8 +20905,16 @@
                 <w:lang w:val="en-IN"/>
               </w:rPr>
               <w:br/>
-              <w:t xml:space="preserve">    }</w:t>
-            </w:r>
+              <w:t xml:space="preserve">  </w:t>
+            </w:r>
+            <w:proofErr w:type="gramStart"/>
+            <w:r>
+              <w:rPr>
+                <w:lang w:val="en-IN"/>
+              </w:rPr>
+              <w:t xml:space="preserve">  }</w:t>
+            </w:r>
+            <w:proofErr w:type="gramEnd"/>
             <w:r>
               <w:rPr>
                 <w:lang w:val="en-IN"/>
@@ -18988,8 +20953,16 @@
               <w:rPr>
                 <w:lang w:val="en-IN"/>
               </w:rPr>
-              <w:t xml:space="preserve"> extends Parent{</w:t>
-            </w:r>
+              <w:t xml:space="preserve"> extends </w:t>
+            </w:r>
+            <w:proofErr w:type="gramStart"/>
+            <w:r>
+              <w:rPr>
+                <w:lang w:val="en-IN"/>
+              </w:rPr>
+              <w:t>Parent{</w:t>
+            </w:r>
+            <w:proofErr w:type="gramEnd"/>
             <w:r>
               <w:rPr>
                 <w:lang w:val="en-IN"/>
@@ -19063,8 +21036,16 @@
                 <w:lang w:val="en-IN"/>
               </w:rPr>
               <w:br/>
-              <w:t xml:space="preserve">    }</w:t>
-            </w:r>
+              <w:t xml:space="preserve">  </w:t>
+            </w:r>
+            <w:proofErr w:type="gramStart"/>
+            <w:r>
+              <w:rPr>
+                <w:lang w:val="en-IN"/>
+              </w:rPr>
+              <w:t xml:space="preserve">  }</w:t>
+            </w:r>
+            <w:proofErr w:type="gramEnd"/>
             <w:r>
               <w:rPr>
                 <w:lang w:val="en-IN"/>
@@ -19186,6 +21167,7 @@
               <w:t xml:space="preserve">    void </w:t>
             </w:r>
             <w:proofErr w:type="spellStart"/>
+            <w:proofErr w:type="gramStart"/>
             <w:r>
               <w:rPr>
                 <w:lang w:val="en-IN"/>
@@ -19197,7 +21179,14 @@
               <w:rPr>
                 <w:lang w:val="en-IN"/>
               </w:rPr>
-              <w:t>();</w:t>
+              <w:t>(</w:t>
+            </w:r>
+            <w:proofErr w:type="gramEnd"/>
+            <w:r>
+              <w:rPr>
+                <w:lang w:val="en-IN"/>
+              </w:rPr>
+              <w:t>);</w:t>
             </w:r>
             <w:r>
               <w:rPr>
@@ -19207,6 +21196,7 @@
               <w:t xml:space="preserve">    default void </w:t>
             </w:r>
             <w:proofErr w:type="spellStart"/>
+            <w:proofErr w:type="gramStart"/>
             <w:r>
               <w:rPr>
                 <w:lang w:val="en-IN"/>
@@ -19220,6 +21210,7 @@
               </w:rPr>
               <w:t>(){</w:t>
             </w:r>
+            <w:proofErr w:type="gramEnd"/>
             <w:r>
               <w:rPr>
                 <w:lang w:val="en-IN"/>
@@ -19274,8 +21265,16 @@
                 <w:lang w:val="en-IN"/>
               </w:rPr>
               <w:br/>
-              <w:t xml:space="preserve">    }</w:t>
-            </w:r>
+              <w:t xml:space="preserve">  </w:t>
+            </w:r>
+            <w:proofErr w:type="gramStart"/>
+            <w:r>
+              <w:rPr>
+                <w:lang w:val="en-IN"/>
+              </w:rPr>
+              <w:t xml:space="preserve">  }</w:t>
+            </w:r>
+            <w:proofErr w:type="gramEnd"/>
             <w:r>
               <w:rPr>
                 <w:lang w:val="en-IN"/>
@@ -19290,6 +21289,7 @@
               <w:t xml:space="preserve">    static String </w:t>
             </w:r>
             <w:proofErr w:type="spellStart"/>
+            <w:proofErr w:type="gramStart"/>
             <w:r>
               <w:rPr>
                 <w:lang w:val="en-IN"/>
@@ -19303,6 +21303,7 @@
               </w:rPr>
               <w:t>(){</w:t>
             </w:r>
+            <w:proofErr w:type="gramEnd"/>
             <w:r>
               <w:rPr>
                 <w:lang w:val="en-IN"/>
@@ -19311,6 +21312,7 @@
               <w:t xml:space="preserve">        </w:t>
             </w:r>
             <w:proofErr w:type="spellStart"/>
+            <w:proofErr w:type="gramStart"/>
             <w:r>
               <w:rPr>
                 <w:i/>
@@ -19324,22 +21326,51 @@
               <w:rPr>
                 <w:lang w:val="en-IN"/>
               </w:rPr>
-              <w:t>();</w:t>
-            </w:r>
-            <w:r>
-              <w:rPr>
-                <w:lang w:val="en-IN"/>
-              </w:rPr>
-              <w:br/>
-              <w:t xml:space="preserve">        return "Dummy..";</w:t>
-            </w:r>
-            <w:r>
-              <w:rPr>
-                <w:lang w:val="en-IN"/>
-              </w:rPr>
-              <w:br/>
-              <w:t xml:space="preserve">    }</w:t>
-            </w:r>
+              <w:t>(</w:t>
+            </w:r>
+            <w:proofErr w:type="gramEnd"/>
+            <w:r>
+              <w:rPr>
+                <w:lang w:val="en-IN"/>
+              </w:rPr>
+              <w:t>);</w:t>
+            </w:r>
+            <w:r>
+              <w:rPr>
+                <w:lang w:val="en-IN"/>
+              </w:rPr>
+              <w:br/>
+              <w:t xml:space="preserve">        return "</w:t>
+            </w:r>
+            <w:proofErr w:type="gramStart"/>
+            <w:r>
+              <w:rPr>
+                <w:lang w:val="en-IN"/>
+              </w:rPr>
+              <w:t>Dummy..</w:t>
+            </w:r>
+            <w:proofErr w:type="gramEnd"/>
+            <w:r>
+              <w:rPr>
+                <w:lang w:val="en-IN"/>
+              </w:rPr>
+              <w:t>";</w:t>
+            </w:r>
+            <w:r>
+              <w:rPr>
+                <w:lang w:val="en-IN"/>
+              </w:rPr>
+              <w:br/>
+              <w:t xml:space="preserve">  </w:t>
+            </w:r>
+            <w:proofErr w:type="gramStart"/>
+            <w:r>
+              <w:rPr>
+                <w:lang w:val="en-IN"/>
+              </w:rPr>
+              <w:t xml:space="preserve">  }</w:t>
+            </w:r>
+            <w:proofErr w:type="gramEnd"/>
             <w:r>
               <w:rPr>
                 <w:lang w:val="en-IN"/>
@@ -19354,6 +21385,7 @@
               <w:t xml:space="preserve">    private static void </w:t>
             </w:r>
             <w:proofErr w:type="spellStart"/>
+            <w:proofErr w:type="gramStart"/>
             <w:r>
               <w:rPr>
                 <w:lang w:val="en-IN"/>
@@ -19367,6 +21399,7 @@
               </w:rPr>
               <w:t>(){</w:t>
             </w:r>
+            <w:proofErr w:type="gramEnd"/>
             <w:r>
               <w:rPr>
                 <w:lang w:val="en-IN"/>
@@ -19427,8 +21460,16 @@
                 <w:lang w:val="en-IN"/>
               </w:rPr>
               <w:br/>
-              <w:t xml:space="preserve">    }</w:t>
-            </w:r>
+              <w:t xml:space="preserve">  </w:t>
+            </w:r>
+            <w:proofErr w:type="gramStart"/>
+            <w:r>
+              <w:rPr>
+                <w:lang w:val="en-IN"/>
+              </w:rPr>
+              <w:t xml:space="preserve">  }</w:t>
+            </w:r>
+            <w:proofErr w:type="gramEnd"/>
             <w:r>
               <w:rPr>
                 <w:lang w:val="en-IN"/>
@@ -19454,12 +21495,21 @@
           <w:bCs/>
         </w:rPr>
       </w:pPr>
-      <w:r>
-        <w:rPr>
-          <w:b/>
-          <w:bCs/>
-        </w:rPr>
-        <w:t>Finally an interface can contain.</w:t>
+      <w:proofErr w:type="gramStart"/>
+      <w:r>
+        <w:rPr>
+          <w:b/>
+          <w:bCs/>
+        </w:rPr>
+        <w:t>Finally</w:t>
+      </w:r>
+      <w:proofErr w:type="gramEnd"/>
+      <w:r>
+        <w:rPr>
+          <w:b/>
+          <w:bCs/>
+        </w:rPr>
+        <w:t xml:space="preserve"> an interface can contain.</w:t>
       </w:r>
     </w:p>
     <w:p>
@@ -19602,7 +21652,15 @@
         <w:sym w:font="Wingdings" w:char="F0E0"/>
       </w:r>
       <w:r>
-        <w:t xml:space="preserve"> internally interface variable are </w:t>
+        <w:t xml:space="preserve"> internally interface variable </w:t>
+      </w:r>
+      <w:proofErr w:type="gramStart"/>
+      <w:r>
+        <w:t>are</w:t>
+      </w:r>
+      <w:proofErr w:type="gramEnd"/>
+      <w:r>
+        <w:t xml:space="preserve"> </w:t>
       </w:r>
       <w:r>
         <w:rPr>
@@ -19784,6 +21842,7 @@
               <w:t xml:space="preserve">void </w:t>
             </w:r>
             <w:proofErr w:type="spellStart"/>
+            <w:proofErr w:type="gramStart"/>
             <w:r>
               <w:rPr>
                 <w:sz w:val="18"/>
@@ -19799,7 +21858,16 @@
                 <w:szCs w:val="18"/>
                 <w:lang w:val="en-IN"/>
               </w:rPr>
-              <w:t>();</w:t>
+              <w:t>(</w:t>
+            </w:r>
+            <w:proofErr w:type="gramEnd"/>
+            <w:r>
+              <w:rPr>
+                <w:sz w:val="18"/>
+                <w:szCs w:val="18"/>
+                <w:lang w:val="en-IN"/>
+              </w:rPr>
+              <w:t>);</w:t>
             </w:r>
           </w:p>
           <w:p>
@@ -19843,6 +21911,7 @@
               <w:t xml:space="preserve"> void </w:t>
             </w:r>
             <w:proofErr w:type="spellStart"/>
+            <w:proofErr w:type="gramStart"/>
             <w:r>
               <w:rPr>
                 <w:sz w:val="18"/>
@@ -19860,6 +21929,7 @@
               </w:rPr>
               <w:t>(){</w:t>
             </w:r>
+            <w:proofErr w:type="gramEnd"/>
             <w:r>
               <w:rPr>
                 <w:sz w:val="18"/>
@@ -19974,6 +22044,7 @@
               <w:t xml:space="preserve"> String </w:t>
             </w:r>
             <w:proofErr w:type="spellStart"/>
+            <w:proofErr w:type="gramStart"/>
             <w:r>
               <w:rPr>
                 <w:sz w:val="18"/>
@@ -19991,6 +22062,7 @@
               </w:rPr>
               <w:t>(){</w:t>
             </w:r>
+            <w:proofErr w:type="gramEnd"/>
             <w:r>
               <w:rPr>
                 <w:sz w:val="18"/>
@@ -20001,6 +22073,7 @@
               <w:t xml:space="preserve">    </w:t>
             </w:r>
             <w:proofErr w:type="spellStart"/>
+            <w:proofErr w:type="gramStart"/>
             <w:r>
               <w:rPr>
                 <w:i/>
@@ -20018,16 +22091,43 @@
                 <w:szCs w:val="18"/>
                 <w:lang w:val="en-IN"/>
               </w:rPr>
-              <w:t>();</w:t>
-            </w:r>
-            <w:r>
-              <w:rPr>
-                <w:sz w:val="18"/>
-                <w:szCs w:val="18"/>
-                <w:lang w:val="en-IN"/>
-              </w:rPr>
-              <w:br/>
-              <w:t xml:space="preserve">    return "Dummy..";</w:t>
+              <w:t>(</w:t>
+            </w:r>
+            <w:proofErr w:type="gramEnd"/>
+            <w:r>
+              <w:rPr>
+                <w:sz w:val="18"/>
+                <w:szCs w:val="18"/>
+                <w:lang w:val="en-IN"/>
+              </w:rPr>
+              <w:t>);</w:t>
+            </w:r>
+            <w:r>
+              <w:rPr>
+                <w:sz w:val="18"/>
+                <w:szCs w:val="18"/>
+                <w:lang w:val="en-IN"/>
+              </w:rPr>
+              <w:br/>
+              <w:t xml:space="preserve">    return "</w:t>
+            </w:r>
+            <w:proofErr w:type="gramStart"/>
+            <w:r>
+              <w:rPr>
+                <w:sz w:val="18"/>
+                <w:szCs w:val="18"/>
+                <w:lang w:val="en-IN"/>
+              </w:rPr>
+              <w:t>Dummy..</w:t>
+            </w:r>
+            <w:proofErr w:type="gramEnd"/>
+            <w:r>
+              <w:rPr>
+                <w:sz w:val="18"/>
+                <w:szCs w:val="18"/>
+                <w:lang w:val="en-IN"/>
+              </w:rPr>
+              <w:t>";</w:t>
             </w:r>
             <w:r>
               <w:rPr>
@@ -20080,6 +22180,7 @@
               <w:t xml:space="preserve"> void </w:t>
             </w:r>
             <w:proofErr w:type="spellStart"/>
+            <w:proofErr w:type="gramStart"/>
             <w:r>
               <w:rPr>
                 <w:sz w:val="18"/>
@@ -20097,6 +22198,7 @@
               </w:rPr>
               <w:t>(){</w:t>
             </w:r>
+            <w:proofErr w:type="gramEnd"/>
             <w:r>
               <w:rPr>
                 <w:sz w:val="18"/>
@@ -20294,6 +22396,7 @@
               </w:rPr>
               <w:t xml:space="preserve">Interface cannot </w:t>
             </w:r>
+            <w:proofErr w:type="gramStart"/>
             <w:r>
               <w:rPr>
                 <w:b/>
@@ -20310,6 +22413,7 @@
               </w:rPr>
               <w:t>s</w:t>
             </w:r>
+            <w:proofErr w:type="gramEnd"/>
             <w:r>
               <w:rPr>
                 <w:b/>
@@ -20360,8 +22464,17 @@
                 <w:color w:val="FF0000"/>
                 <w:lang w:val="en-IN"/>
               </w:rPr>
-              <w:t>interface A{</w:t>
-            </w:r>
+              <w:t xml:space="preserve">interface </w:t>
+            </w:r>
+            <w:proofErr w:type="gramStart"/>
+            <w:r>
+              <w:rPr>
+                <w:color w:val="FF0000"/>
+                <w:lang w:val="en-IN"/>
+              </w:rPr>
+              <w:t>A{</w:t>
+            </w:r>
+            <w:proofErr w:type="gramEnd"/>
             <w:r>
               <w:rPr>
                 <w:color w:val="FF0000"/>
@@ -20405,15 +22518,25 @@
                 <w:highlight w:val="yellow"/>
                 <w:lang w:val="en-IN"/>
               </w:rPr>
-              <w:t xml:space="preserve"> B implements A</w:t>
-            </w:r>
+              <w:t xml:space="preserve"> B implements </w:t>
+            </w:r>
+            <w:proofErr w:type="gramStart"/>
             <w:r>
               <w:rPr>
                 <w:color w:val="FF0000"/>
+                <w:highlight w:val="yellow"/>
+                <w:lang w:val="en-IN"/>
+              </w:rPr>
+              <w:t>A</w:t>
+            </w:r>
+            <w:r>
+              <w:rPr>
+                <w:color w:val="FF0000"/>
                 <w:lang w:val="en-IN"/>
               </w:rPr>
               <w:t>{</w:t>
             </w:r>
+            <w:proofErr w:type="gramEnd"/>
             <w:r>
               <w:rPr>
                 <w:color w:val="FF0000"/>
@@ -20445,8 +22568,16 @@
               <w:rPr>
                 <w:lang w:val="en-IN"/>
               </w:rPr>
-              <w:t>interface A{</w:t>
-            </w:r>
+              <w:t xml:space="preserve">interface </w:t>
+            </w:r>
+            <w:proofErr w:type="gramStart"/>
+            <w:r>
+              <w:rPr>
+                <w:lang w:val="en-IN"/>
+              </w:rPr>
+              <w:t>A{</w:t>
+            </w:r>
+            <w:proofErr w:type="gramEnd"/>
             <w:r>
               <w:rPr>
                 <w:lang w:val="en-IN"/>
@@ -20490,8 +22621,16 @@
               <w:rPr>
                 <w:lang w:val="en-IN"/>
               </w:rPr>
-              <w:t xml:space="preserve"> A{</w:t>
-            </w:r>
+              <w:t xml:space="preserve"> </w:t>
+            </w:r>
+            <w:proofErr w:type="gramStart"/>
+            <w:r>
+              <w:rPr>
+                <w:lang w:val="en-IN"/>
+              </w:rPr>
+              <w:t>A{</w:t>
+            </w:r>
+            <w:proofErr w:type="gramEnd"/>
             <w:r>
               <w:rPr>
                 <w:lang w:val="en-IN"/>
@@ -20608,6 +22747,7 @@
               </w:rPr>
               <w:t xml:space="preserve">implements </w:t>
             </w:r>
+            <w:proofErr w:type="gramStart"/>
             <w:r>
               <w:rPr>
                 <w:b/>
@@ -20622,6 +22762,7 @@
               </w:rPr>
               <w:t>{</w:t>
             </w:r>
+            <w:proofErr w:type="gramEnd"/>
             <w:r>
               <w:rPr>
                 <w:lang w:val="en-IN"/>
@@ -20647,8 +22788,16 @@
                 <w:lang w:val="en-IN"/>
               </w:rPr>
               <w:br/>
-              <w:t xml:space="preserve">    }</w:t>
-            </w:r>
+              <w:t xml:space="preserve">  </w:t>
+            </w:r>
+            <w:proofErr w:type="gramStart"/>
+            <w:r>
+              <w:rPr>
+                <w:lang w:val="en-IN"/>
+              </w:rPr>
+              <w:t xml:space="preserve">  }</w:t>
+            </w:r>
+            <w:proofErr w:type="gramEnd"/>
             <w:r>
               <w:rPr>
                 <w:lang w:val="en-IN"/>
@@ -20680,8 +22829,16 @@
                 <w:lang w:val="en-IN"/>
               </w:rPr>
               <w:br/>
-              <w:t xml:space="preserve">    }</w:t>
-            </w:r>
+              <w:t xml:space="preserve">  </w:t>
+            </w:r>
+            <w:proofErr w:type="gramStart"/>
+            <w:r>
+              <w:rPr>
+                <w:lang w:val="en-IN"/>
+              </w:rPr>
+              <w:t xml:space="preserve">  }</w:t>
+            </w:r>
+            <w:proofErr w:type="gramEnd"/>
             <w:r>
               <w:rPr>
                 <w:lang w:val="en-IN"/>
@@ -21193,7 +23350,21 @@
         <w:rPr>
           <w:lang w:val="en-IN"/>
         </w:rPr>
-        <w:t>By default any attribute of interface is </w:t>
+        <w:t xml:space="preserve">By </w:t>
+      </w:r>
+      <w:proofErr w:type="gramStart"/>
+      <w:r>
+        <w:rPr>
+          <w:lang w:val="en-IN"/>
+        </w:rPr>
+        <w:t>default</w:t>
+      </w:r>
+      <w:proofErr w:type="gramEnd"/>
+      <w:r>
+        <w:rPr>
+          <w:lang w:val="en-IN"/>
+        </w:rPr>
+        <w:t xml:space="preserve"> any attribute of interface is </w:t>
       </w:r>
       <w:r>
         <w:rPr>
@@ -21247,7 +23418,15 @@
         </w:rPr>
       </w:pPr>
       <w:r>
-        <w:t>By default interface methods are implicitly </w:t>
+        <w:t xml:space="preserve">By </w:t>
+      </w:r>
+      <w:proofErr w:type="gramStart"/>
+      <w:r>
+        <w:t>default</w:t>
+      </w:r>
+      <w:proofErr w:type="gramEnd"/>
+      <w:r>
+        <w:t xml:space="preserve"> interface methods are implicitly </w:t>
       </w:r>
       <w:r>
         <w:rPr>
@@ -21440,8 +23619,16 @@
                 <w:lang w:val="en-IN"/>
               </w:rPr>
               <w:br/>
-              <w:t xml:space="preserve">    }</w:t>
-            </w:r>
+              <w:t xml:space="preserve">  </w:t>
+            </w:r>
+            <w:proofErr w:type="gramStart"/>
+            <w:r>
+              <w:rPr>
+                <w:lang w:val="en-IN"/>
+              </w:rPr>
+              <w:t xml:space="preserve">  }</w:t>
+            </w:r>
+            <w:proofErr w:type="gramEnd"/>
             <w:r>
               <w:rPr>
                 <w:lang w:val="en-IN"/>
@@ -21467,8 +23654,16 @@
                 <w:lang w:val="en-IN"/>
               </w:rPr>
               <w:br/>
-              <w:t xml:space="preserve">    }</w:t>
-            </w:r>
+              <w:t xml:space="preserve">  </w:t>
+            </w:r>
+            <w:proofErr w:type="gramStart"/>
+            <w:r>
+              <w:rPr>
+                <w:lang w:val="en-IN"/>
+              </w:rPr>
+              <w:t xml:space="preserve">  }</w:t>
+            </w:r>
+            <w:proofErr w:type="gramEnd"/>
             <w:r>
               <w:rPr>
                 <w:lang w:val="en-IN"/>
@@ -21544,8 +23739,16 @@
         <w:rPr>
           <w:lang w:val="en-IN"/>
         </w:rPr>
-        <w:t>By default</w:t>
-      </w:r>
+        <w:t xml:space="preserve">By </w:t>
+      </w:r>
+      <w:proofErr w:type="gramStart"/>
+      <w:r>
+        <w:rPr>
+          <w:lang w:val="en-IN"/>
+        </w:rPr>
+        <w:t>default</w:t>
+      </w:r>
+      <w:proofErr w:type="gramEnd"/>
       <w:r>
         <w:rPr>
           <w:lang w:val="en-IN"/>
@@ -21698,10 +23901,12 @@
         <w:spacing w:after="0" w:line="240" w:lineRule="auto"/>
       </w:pPr>
       <w:proofErr w:type="spellStart"/>
+      <w:proofErr w:type="gramStart"/>
       <w:r>
         <w:t>Lets</w:t>
       </w:r>
       <w:proofErr w:type="spellEnd"/>
+      <w:proofErr w:type="gramEnd"/>
       <w:r>
         <w:t xml:space="preserve"> assume already one class is having some </w:t>
       </w:r>
@@ -22479,7 +24684,15 @@
         <w:spacing w:after="0" w:line="240" w:lineRule="auto"/>
       </w:pPr>
       <w:r>
-        <w:t>We are going to use “this” and “super” in constructors scenario also.</w:t>
+        <w:t xml:space="preserve">We are going to use “this” and “super” in </w:t>
+      </w:r>
+      <w:proofErr w:type="gramStart"/>
+      <w:r>
+        <w:t>constructors</w:t>
+      </w:r>
+      <w:proofErr w:type="gramEnd"/>
+      <w:r>
+        <w:t xml:space="preserve"> scenario also.</w:t>
       </w:r>
     </w:p>
     <w:p>
@@ -22518,18 +24731,25 @@
           </w:tcPr>
           <w:p>
             <w:proofErr w:type="spellStart"/>
+            <w:proofErr w:type="gramStart"/>
             <w:r>
               <w:t>this.methodName</w:t>
             </w:r>
             <w:proofErr w:type="spellEnd"/>
+            <w:proofErr w:type="gramEnd"/>
             <w:r>
               <w:t>();</w:t>
             </w:r>
           </w:p>
           <w:p/>
           <w:p>
-            <w:r>
-              <w:t>this();</w:t>
+            <w:proofErr w:type="gramStart"/>
+            <w:r>
+              <w:t>this(</w:t>
+            </w:r>
+            <w:proofErr w:type="gramEnd"/>
+            <w:r>
+              <w:t>);</w:t>
             </w:r>
             <w:r>
               <w:t xml:space="preserve"> </w:t>
@@ -22568,10 +24788,12 @@
           </w:tcPr>
           <w:p>
             <w:proofErr w:type="spellStart"/>
+            <w:proofErr w:type="gramStart"/>
             <w:r>
               <w:t>super.methodName</w:t>
             </w:r>
             <w:proofErr w:type="spellEnd"/>
+            <w:proofErr w:type="gramEnd"/>
             <w:r>
               <w:t>();</w:t>
             </w:r>
@@ -22648,8 +24870,16 @@
                 <w:lang w:val="en-IN"/>
               </w:rPr>
               <w:br/>
-              <w:t xml:space="preserve">    public App(){</w:t>
-            </w:r>
+              <w:t xml:space="preserve">    public </w:t>
+            </w:r>
+            <w:proofErr w:type="gramStart"/>
+            <w:r>
+              <w:rPr>
+                <w:lang w:val="en-IN"/>
+              </w:rPr>
+              <w:t>App(){</w:t>
+            </w:r>
+            <w:proofErr w:type="gramEnd"/>
             <w:r>
               <w:rPr>
                 <w:lang w:val="en-IN"/>
@@ -22690,15 +24920,45 @@
                 <w:lang w:val="en-IN"/>
               </w:rPr>
               <w:br/>
-              <w:t xml:space="preserve">    }</w:t>
-            </w:r>
-            <w:r>
-              <w:rPr>
-                <w:lang w:val="en-IN"/>
-              </w:rPr>
-              <w:br/>
-              <w:t xml:space="preserve">    public App(Integer id){</w:t>
-            </w:r>
+              <w:t xml:space="preserve">  </w:t>
+            </w:r>
+            <w:proofErr w:type="gramStart"/>
+            <w:r>
+              <w:rPr>
+                <w:lang w:val="en-IN"/>
+              </w:rPr>
+              <w:t xml:space="preserve">  }</w:t>
+            </w:r>
+            <w:proofErr w:type="gramEnd"/>
+            <w:r>
+              <w:rPr>
+                <w:lang w:val="en-IN"/>
+              </w:rPr>
+              <w:br/>
+              <w:t xml:space="preserve">    public </w:t>
+            </w:r>
+            <w:proofErr w:type="gramStart"/>
+            <w:r>
+              <w:rPr>
+                <w:lang w:val="en-IN"/>
+              </w:rPr>
+              <w:t>App(</w:t>
+            </w:r>
+            <w:proofErr w:type="gramEnd"/>
+            <w:r>
+              <w:rPr>
+                <w:lang w:val="en-IN"/>
+              </w:rPr>
+              <w:t xml:space="preserve">Integer </w:t>
+            </w:r>
+            <w:proofErr w:type="gramStart"/>
+            <w:r>
+              <w:rPr>
+                <w:lang w:val="en-IN"/>
+              </w:rPr>
+              <w:t>id){</w:t>
+            </w:r>
+            <w:proofErr w:type="gramEnd"/>
             <w:r>
               <w:rPr>
                 <w:lang w:val="en-IN"/>
@@ -22713,6 +24973,7 @@
               </w:rPr>
               <w:t xml:space="preserve">        </w:t>
             </w:r>
+            <w:proofErr w:type="gramStart"/>
             <w:r>
               <w:rPr>
                 <w:b/>
@@ -22720,92 +24981,9 @@
                 <w:highlight w:val="yellow"/>
                 <w:lang w:val="en-IN"/>
               </w:rPr>
-              <w:t>this();</w:t>
-            </w:r>
-            <w:r>
-              <w:rPr>
-                <w:b/>
-                <w:bCs/>
-                <w:lang w:val="en-IN"/>
-              </w:rPr>
-              <w:br/>
-            </w:r>
-            <w:r>
-              <w:rPr>
-                <w:lang w:val="en-IN"/>
-              </w:rPr>
-              <w:t xml:space="preserve">        </w:t>
-            </w:r>
-            <w:proofErr w:type="spellStart"/>
-            <w:r>
-              <w:rPr>
-                <w:lang w:val="en-IN"/>
-              </w:rPr>
-              <w:t>System.</w:t>
-            </w:r>
-            <w:r>
-              <w:rPr>
-                <w:i/>
-                <w:iCs/>
-                <w:lang w:val="en-IN"/>
-              </w:rPr>
-              <w:t>out</w:t>
-            </w:r>
-            <w:r>
-              <w:rPr>
-                <w:lang w:val="en-IN"/>
-              </w:rPr>
-              <w:t>.println</w:t>
-            </w:r>
-            <w:proofErr w:type="spellEnd"/>
-            <w:r>
-              <w:rPr>
-                <w:lang w:val="en-IN"/>
-              </w:rPr>
-              <w:t>(id);</w:t>
-            </w:r>
-            <w:r>
-              <w:rPr>
-                <w:lang w:val="en-IN"/>
-              </w:rPr>
-              <w:br/>
-              <w:t xml:space="preserve">    }</w:t>
-            </w:r>
-            <w:r>
-              <w:rPr>
-                <w:lang w:val="en-IN"/>
-              </w:rPr>
-              <w:br/>
-              <w:t xml:space="preserve">    public App(String </w:t>
-            </w:r>
-            <w:proofErr w:type="spellStart"/>
-            <w:r>
-              <w:rPr>
-                <w:lang w:val="en-IN"/>
-              </w:rPr>
-              <w:t>eName</w:t>
-            </w:r>
-            <w:proofErr w:type="spellEnd"/>
-            <w:r>
-              <w:rPr>
-                <w:lang w:val="en-IN"/>
-              </w:rPr>
-              <w:t>){</w:t>
-            </w:r>
-            <w:r>
-              <w:rPr>
-                <w:lang w:val="en-IN"/>
-              </w:rPr>
-              <w:br/>
-            </w:r>
-            <w:r>
-              <w:rPr>
-                <w:b/>
-                <w:bCs/>
-                <w:lang w:val="en-IN"/>
-              </w:rPr>
-              <w:t xml:space="preserve">        </w:t>
-            </w:r>
+              <w:t>this(</w:t>
+            </w:r>
+            <w:proofErr w:type="gramEnd"/>
             <w:r>
               <w:rPr>
                 <w:b/>
@@ -22813,13 +24991,20 @@
                 <w:highlight w:val="yellow"/>
                 <w:lang w:val="en-IN"/>
               </w:rPr>
-              <w:t>this(123);</w:t>
-            </w:r>
-            <w:r>
-              <w:rPr>
-                <w:lang w:val="en-IN"/>
-              </w:rPr>
-              <w:br/>
+              <w:t>);</w:t>
+            </w:r>
+            <w:r>
+              <w:rPr>
+                <w:b/>
+                <w:bCs/>
+                <w:lang w:val="en-IN"/>
+              </w:rPr>
+              <w:br/>
+            </w:r>
+            <w:r>
+              <w:rPr>
+                <w:lang w:val="en-IN"/>
+              </w:rPr>
               <w:t xml:space="preserve">        </w:t>
             </w:r>
             <w:proofErr w:type="spellStart"/>
@@ -22848,6 +25033,127 @@
               <w:rPr>
                 <w:lang w:val="en-IN"/>
               </w:rPr>
+              <w:t>(id);</w:t>
+            </w:r>
+            <w:r>
+              <w:rPr>
+                <w:lang w:val="en-IN"/>
+              </w:rPr>
+              <w:br/>
+              <w:t xml:space="preserve">  </w:t>
+            </w:r>
+            <w:proofErr w:type="gramStart"/>
+            <w:r>
+              <w:rPr>
+                <w:lang w:val="en-IN"/>
+              </w:rPr>
+              <w:t xml:space="preserve">  }</w:t>
+            </w:r>
+            <w:proofErr w:type="gramEnd"/>
+            <w:r>
+              <w:rPr>
+                <w:lang w:val="en-IN"/>
+              </w:rPr>
+              <w:br/>
+              <w:t xml:space="preserve">    public </w:t>
+            </w:r>
+            <w:proofErr w:type="gramStart"/>
+            <w:r>
+              <w:rPr>
+                <w:lang w:val="en-IN"/>
+              </w:rPr>
+              <w:t>App(</w:t>
+            </w:r>
+            <w:proofErr w:type="gramEnd"/>
+            <w:r>
+              <w:rPr>
+                <w:lang w:val="en-IN"/>
+              </w:rPr>
+              <w:t xml:space="preserve">String </w:t>
+            </w:r>
+            <w:proofErr w:type="spellStart"/>
+            <w:proofErr w:type="gramStart"/>
+            <w:r>
+              <w:rPr>
+                <w:lang w:val="en-IN"/>
+              </w:rPr>
+              <w:t>eName</w:t>
+            </w:r>
+            <w:proofErr w:type="spellEnd"/>
+            <w:r>
+              <w:rPr>
+                <w:lang w:val="en-IN"/>
+              </w:rPr>
+              <w:t>){</w:t>
+            </w:r>
+            <w:proofErr w:type="gramEnd"/>
+            <w:r>
+              <w:rPr>
+                <w:lang w:val="en-IN"/>
+              </w:rPr>
+              <w:br/>
+            </w:r>
+            <w:r>
+              <w:rPr>
+                <w:b/>
+                <w:bCs/>
+                <w:lang w:val="en-IN"/>
+              </w:rPr>
+              <w:t xml:space="preserve">        </w:t>
+            </w:r>
+            <w:proofErr w:type="gramStart"/>
+            <w:r>
+              <w:rPr>
+                <w:b/>
+                <w:bCs/>
+                <w:highlight w:val="yellow"/>
+                <w:lang w:val="en-IN"/>
+              </w:rPr>
+              <w:t>this(</w:t>
+            </w:r>
+            <w:proofErr w:type="gramEnd"/>
+            <w:r>
+              <w:rPr>
+                <w:b/>
+                <w:bCs/>
+                <w:highlight w:val="yellow"/>
+                <w:lang w:val="en-IN"/>
+              </w:rPr>
+              <w:t>123);</w:t>
+            </w:r>
+            <w:r>
+              <w:rPr>
+                <w:lang w:val="en-IN"/>
+              </w:rPr>
+              <w:br/>
+              <w:t xml:space="preserve">        </w:t>
+            </w:r>
+            <w:proofErr w:type="spellStart"/>
+            <w:r>
+              <w:rPr>
+                <w:lang w:val="en-IN"/>
+              </w:rPr>
+              <w:t>System.</w:t>
+            </w:r>
+            <w:r>
+              <w:rPr>
+                <w:i/>
+                <w:iCs/>
+                <w:lang w:val="en-IN"/>
+              </w:rPr>
+              <w:t>out</w:t>
+            </w:r>
+            <w:r>
+              <w:rPr>
+                <w:lang w:val="en-IN"/>
+              </w:rPr>
+              <w:t>.println</w:t>
+            </w:r>
+            <w:proofErr w:type="spellEnd"/>
+            <w:r>
+              <w:rPr>
+                <w:lang w:val="en-IN"/>
+              </w:rPr>
               <w:t>(</w:t>
             </w:r>
             <w:proofErr w:type="spellStart"/>
@@ -22869,14 +25175,36 @@
                 <w:lang w:val="en-IN"/>
               </w:rPr>
               <w:br/>
-              <w:t xml:space="preserve">    }</w:t>
-            </w:r>
-            <w:r>
-              <w:rPr>
-                <w:lang w:val="en-IN"/>
-              </w:rPr>
-              <w:br/>
-              <w:t xml:space="preserve">    public static void main(String[] </w:t>
+              <w:t xml:space="preserve">  </w:t>
+            </w:r>
+            <w:proofErr w:type="gramStart"/>
+            <w:r>
+              <w:rPr>
+                <w:lang w:val="en-IN"/>
+              </w:rPr>
+              <w:t xml:space="preserve">  }</w:t>
+            </w:r>
+            <w:proofErr w:type="gramEnd"/>
+            <w:r>
+              <w:rPr>
+                <w:lang w:val="en-IN"/>
+              </w:rPr>
+              <w:br/>
+              <w:t xml:space="preserve">    public static void </w:t>
+            </w:r>
+            <w:proofErr w:type="gramStart"/>
+            <w:r>
+              <w:rPr>
+                <w:lang w:val="en-IN"/>
+              </w:rPr>
+              <w:t>main(String[</w:t>
+            </w:r>
+            <w:proofErr w:type="gramEnd"/>
+            <w:r>
+              <w:rPr>
+                <w:lang w:val="en-IN"/>
+              </w:rPr>
+              <w:t xml:space="preserve">] </w:t>
             </w:r>
             <w:proofErr w:type="spellStart"/>
             <w:r>
@@ -22904,8 +25232,16 @@
                 <w:lang w:val="en-IN"/>
               </w:rPr>
               <w:br/>
-              <w:t xml:space="preserve">    }</w:t>
-            </w:r>
+              <w:t xml:space="preserve">  </w:t>
+            </w:r>
+            <w:proofErr w:type="gramStart"/>
+            <w:r>
+              <w:rPr>
+                <w:lang w:val="en-IN"/>
+              </w:rPr>
+              <w:t xml:space="preserve">  }</w:t>
+            </w:r>
+            <w:proofErr w:type="gramEnd"/>
             <w:r>
               <w:rPr>
                 <w:lang w:val="en-IN"/>
@@ -22930,9 +25266,24 @@
               <w:rPr>
                 <w:lang w:val="en-IN"/>
               </w:rPr>
-              <w:t xml:space="preserve">public class App  extends  </w:t>
+              <w:t xml:space="preserve">public class </w:t>
+            </w:r>
+            <w:proofErr w:type="gramStart"/>
+            <w:r>
+              <w:rPr>
+                <w:lang w:val="en-IN"/>
+              </w:rPr>
+              <w:t>App  extends</w:t>
+            </w:r>
+            <w:proofErr w:type="gramEnd"/>
+            <w:r>
+              <w:rPr>
+                <w:lang w:val="en-IN"/>
+              </w:rPr>
+              <w:t xml:space="preserve">  </w:t>
             </w:r>
             <w:proofErr w:type="spellStart"/>
+            <w:proofErr w:type="gramStart"/>
             <w:r>
               <w:rPr>
                 <w:lang w:val="en-IN"/>
@@ -22946,6 +25297,7 @@
               </w:rPr>
               <w:t>{</w:t>
             </w:r>
+            <w:proofErr w:type="gramEnd"/>
             <w:r>
               <w:rPr>
                 <w:lang w:val="en-IN"/>
@@ -22964,9 +25316,24 @@
                 <w:lang w:val="en-IN"/>
               </w:rPr>
               <w:br/>
-              <w:t xml:space="preserve">    public App(String </w:t>
+              <w:t xml:space="preserve">    public </w:t>
+            </w:r>
+            <w:proofErr w:type="gramStart"/>
+            <w:r>
+              <w:rPr>
+                <w:lang w:val="en-IN"/>
+              </w:rPr>
+              <w:t>App(</w:t>
+            </w:r>
+            <w:proofErr w:type="gramEnd"/>
+            <w:r>
+              <w:rPr>
+                <w:lang w:val="en-IN"/>
+              </w:rPr>
+              <w:t xml:space="preserve">String </w:t>
             </w:r>
             <w:proofErr w:type="spellStart"/>
+            <w:proofErr w:type="gramStart"/>
             <w:r>
               <w:rPr>
                 <w:lang w:val="en-IN"/>
@@ -22980,12 +25347,27 @@
               </w:rPr>
               <w:t>){</w:t>
             </w:r>
-            <w:r>
-              <w:rPr>
-                <w:lang w:val="en-IN"/>
-              </w:rPr>
-              <w:br/>
-              <w:t xml:space="preserve">        super("Hussain....");</w:t>
+            <w:proofErr w:type="gramEnd"/>
+            <w:r>
+              <w:rPr>
+                <w:lang w:val="en-IN"/>
+              </w:rPr>
+              <w:br/>
+              <w:t xml:space="preserve">        </w:t>
+            </w:r>
+            <w:proofErr w:type="gramStart"/>
+            <w:r>
+              <w:rPr>
+                <w:lang w:val="en-IN"/>
+              </w:rPr>
+              <w:t>super(</w:t>
+            </w:r>
+            <w:proofErr w:type="gramEnd"/>
+            <w:r>
+              <w:rPr>
+                <w:lang w:val="en-IN"/>
+              </w:rPr>
+              <w:t>"Hussain....");</w:t>
             </w:r>
             <w:r>
               <w:rPr>
@@ -23041,14 +25423,36 @@
                 <w:lang w:val="en-IN"/>
               </w:rPr>
               <w:br/>
-              <w:t xml:space="preserve">    }</w:t>
-            </w:r>
-            <w:r>
-              <w:rPr>
-                <w:lang w:val="en-IN"/>
-              </w:rPr>
-              <w:br/>
-              <w:t xml:space="preserve">    public static void main(String[] </w:t>
+              <w:t xml:space="preserve">  </w:t>
+            </w:r>
+            <w:proofErr w:type="gramStart"/>
+            <w:r>
+              <w:rPr>
+                <w:lang w:val="en-IN"/>
+              </w:rPr>
+              <w:t xml:space="preserve">  }</w:t>
+            </w:r>
+            <w:proofErr w:type="gramEnd"/>
+            <w:r>
+              <w:rPr>
+                <w:lang w:val="en-IN"/>
+              </w:rPr>
+              <w:br/>
+              <w:t xml:space="preserve">    public static void </w:t>
+            </w:r>
+            <w:proofErr w:type="gramStart"/>
+            <w:r>
+              <w:rPr>
+                <w:lang w:val="en-IN"/>
+              </w:rPr>
+              <w:t>main(String[</w:t>
+            </w:r>
+            <w:proofErr w:type="gramEnd"/>
+            <w:r>
+              <w:rPr>
+                <w:lang w:val="en-IN"/>
+              </w:rPr>
+              <w:t xml:space="preserve">] </w:t>
             </w:r>
             <w:proofErr w:type="spellStart"/>
             <w:r>
@@ -23076,8 +25480,16 @@
                 <w:lang w:val="en-IN"/>
               </w:rPr>
               <w:br/>
-              <w:t xml:space="preserve">    }</w:t>
-            </w:r>
+              <w:t xml:space="preserve">  </w:t>
+            </w:r>
+            <w:proofErr w:type="gramStart"/>
+            <w:r>
+              <w:rPr>
+                <w:lang w:val="en-IN"/>
+              </w:rPr>
+              <w:t xml:space="preserve">  }</w:t>
+            </w:r>
+            <w:proofErr w:type="gramEnd"/>
             <w:r>
               <w:rPr>
                 <w:lang w:val="en-IN"/>
@@ -23196,6 +25608,7 @@
               <w:t xml:space="preserve">    public </w:t>
             </w:r>
             <w:proofErr w:type="spellStart"/>
+            <w:proofErr w:type="gramStart"/>
             <w:r>
               <w:rPr>
                 <w:sz w:val="16"/>
@@ -23211,17 +25624,36 @@
                 <w:szCs w:val="16"/>
                 <w:lang w:val="en-IN"/>
               </w:rPr>
-              <w:t>() {</w:t>
-            </w:r>
-            <w:r>
-              <w:rPr>
-                <w:sz w:val="16"/>
-                <w:szCs w:val="16"/>
-                <w:lang w:val="en-IN"/>
-              </w:rPr>
-              <w:br/>
-              <w:t xml:space="preserve">    }</w:t>
-            </w:r>
+              <w:t>(</w:t>
+            </w:r>
+            <w:proofErr w:type="gramEnd"/>
+            <w:r>
+              <w:rPr>
+                <w:sz w:val="16"/>
+                <w:szCs w:val="16"/>
+                <w:lang w:val="en-IN"/>
+              </w:rPr>
+              <w:t>) {</w:t>
+            </w:r>
+            <w:r>
+              <w:rPr>
+                <w:sz w:val="16"/>
+                <w:szCs w:val="16"/>
+                <w:lang w:val="en-IN"/>
+              </w:rPr>
+              <w:br/>
+              <w:t xml:space="preserve">  </w:t>
+            </w:r>
+            <w:proofErr w:type="gramStart"/>
+            <w:r>
+              <w:rPr>
+                <w:sz w:val="16"/>
+                <w:szCs w:val="16"/>
+                <w:lang w:val="en-IN"/>
+              </w:rPr>
+              <w:t xml:space="preserve">  }</w:t>
+            </w:r>
+            <w:proofErr w:type="gramEnd"/>
             <w:r>
               <w:rPr>
                 <w:sz w:val="16"/>
@@ -23232,6 +25664,7 @@
               <w:t xml:space="preserve">    public </w:t>
             </w:r>
             <w:proofErr w:type="spellStart"/>
+            <w:proofErr w:type="gramStart"/>
             <w:r>
               <w:rPr>
                 <w:sz w:val="16"/>
@@ -23247,7 +25680,16 @@
                 <w:szCs w:val="16"/>
                 <w:lang w:val="en-IN"/>
               </w:rPr>
-              <w:t xml:space="preserve">(String </w:t>
+              <w:t>(</w:t>
+            </w:r>
+            <w:proofErr w:type="gramEnd"/>
+            <w:r>
+              <w:rPr>
+                <w:sz w:val="16"/>
+                <w:szCs w:val="16"/>
+                <w:lang w:val="en-IN"/>
+              </w:rPr>
+              <w:t xml:space="preserve">String </w:t>
             </w:r>
             <w:proofErr w:type="spellStart"/>
             <w:r>
@@ -23319,8 +25761,18 @@
                 <w:lang w:val="en-IN"/>
               </w:rPr>
               <w:br/>
-              <w:t xml:space="preserve">    }</w:t>
-            </w:r>
+              <w:t xml:space="preserve">  </w:t>
+            </w:r>
+            <w:proofErr w:type="gramStart"/>
+            <w:r>
+              <w:rPr>
+                <w:sz w:val="16"/>
+                <w:szCs w:val="16"/>
+                <w:lang w:val="en-IN"/>
+              </w:rPr>
+              <w:t xml:space="preserve">  }</w:t>
+            </w:r>
+            <w:proofErr w:type="gramEnd"/>
             <w:r>
               <w:rPr>
                 <w:sz w:val="16"/>
@@ -23374,6 +25826,7 @@
               <w:t xml:space="preserve">    public void </w:t>
             </w:r>
             <w:proofErr w:type="spellStart"/>
+            <w:proofErr w:type="gramStart"/>
             <w:r>
               <w:rPr>
                 <w:sz w:val="16"/>
@@ -23389,7 +25842,16 @@
                 <w:szCs w:val="16"/>
                 <w:lang w:val="en-IN"/>
               </w:rPr>
-              <w:t xml:space="preserve">(String </w:t>
+              <w:t>(</w:t>
+            </w:r>
+            <w:proofErr w:type="gramEnd"/>
+            <w:r>
+              <w:rPr>
+                <w:sz w:val="16"/>
+                <w:szCs w:val="16"/>
+                <w:lang w:val="en-IN"/>
+              </w:rPr>
+              <w:t xml:space="preserve">String </w:t>
             </w:r>
             <w:proofErr w:type="spellStart"/>
             <w:r>
@@ -23518,6 +25980,7 @@
               <w:t>(</w:t>
             </w:r>
             <w:proofErr w:type="spellStart"/>
+            <w:proofErr w:type="gramStart"/>
             <w:r>
               <w:rPr>
                 <w:sz w:val="16"/>
@@ -23533,17 +25996,36 @@
                 <w:szCs w:val="16"/>
                 <w:lang w:val="en-IN"/>
               </w:rPr>
-              <w:t>());</w:t>
-            </w:r>
-            <w:r>
-              <w:rPr>
-                <w:sz w:val="16"/>
-                <w:szCs w:val="16"/>
-                <w:lang w:val="en-IN"/>
-              </w:rPr>
-              <w:br/>
-              <w:t xml:space="preserve">    }</w:t>
-            </w:r>
+              <w:t>(</w:t>
+            </w:r>
+            <w:proofErr w:type="gramEnd"/>
+            <w:r>
+              <w:rPr>
+                <w:sz w:val="16"/>
+                <w:szCs w:val="16"/>
+                <w:lang w:val="en-IN"/>
+              </w:rPr>
+              <w:t>));</w:t>
+            </w:r>
+            <w:r>
+              <w:rPr>
+                <w:sz w:val="16"/>
+                <w:szCs w:val="16"/>
+                <w:lang w:val="en-IN"/>
+              </w:rPr>
+              <w:br/>
+              <w:t xml:space="preserve">  </w:t>
+            </w:r>
+            <w:proofErr w:type="gramStart"/>
+            <w:r>
+              <w:rPr>
+                <w:sz w:val="16"/>
+                <w:szCs w:val="16"/>
+                <w:lang w:val="en-IN"/>
+              </w:rPr>
+              <w:t xml:space="preserve">  }</w:t>
+            </w:r>
+            <w:proofErr w:type="gramEnd"/>
             <w:r>
               <w:rPr>
                 <w:sz w:val="16"/>
@@ -23554,6 +26036,7 @@
               <w:t xml:space="preserve">    public String </w:t>
             </w:r>
             <w:proofErr w:type="spellStart"/>
+            <w:proofErr w:type="gramStart"/>
             <w:r>
               <w:rPr>
                 <w:sz w:val="16"/>
@@ -23569,7 +26052,16 @@
                 <w:szCs w:val="16"/>
                 <w:lang w:val="en-IN"/>
               </w:rPr>
-              <w:t>() {</w:t>
+              <w:t>(</w:t>
+            </w:r>
+            <w:proofErr w:type="gramEnd"/>
+            <w:r>
+              <w:rPr>
+                <w:sz w:val="16"/>
+                <w:szCs w:val="16"/>
+                <w:lang w:val="en-IN"/>
+              </w:rPr>
+              <w:t>) {</w:t>
             </w:r>
           </w:p>
           <w:p>
@@ -23595,8 +26087,18 @@
                 <w:lang w:val="en-IN"/>
               </w:rPr>
               <w:br/>
-              <w:t xml:space="preserve">    }</w:t>
-            </w:r>
+              <w:t xml:space="preserve">  </w:t>
+            </w:r>
+            <w:proofErr w:type="gramStart"/>
+            <w:r>
+              <w:rPr>
+                <w:sz w:val="16"/>
+                <w:szCs w:val="16"/>
+                <w:lang w:val="en-IN"/>
+              </w:rPr>
+              <w:t xml:space="preserve">  }</w:t>
+            </w:r>
+            <w:proofErr w:type="gramEnd"/>
             <w:r>
               <w:rPr>
                 <w:sz w:val="16"/>
@@ -23607,6 +26109,7 @@
               <w:t xml:space="preserve">    private void </w:t>
             </w:r>
             <w:proofErr w:type="spellStart"/>
+            <w:proofErr w:type="gramStart"/>
             <w:r>
               <w:rPr>
                 <w:sz w:val="16"/>
@@ -23622,7 +26125,16 @@
                 <w:szCs w:val="16"/>
                 <w:lang w:val="en-IN"/>
               </w:rPr>
-              <w:t>() {</w:t>
+              <w:t>(</w:t>
+            </w:r>
+            <w:proofErr w:type="gramEnd"/>
+            <w:r>
+              <w:rPr>
+                <w:sz w:val="16"/>
+                <w:szCs w:val="16"/>
+                <w:lang w:val="en-IN"/>
+              </w:rPr>
+              <w:t>) {</w:t>
             </w:r>
             <w:r>
               <w:rPr>
@@ -23640,8 +26152,18 @@
                 <w:lang w:val="en-IN"/>
               </w:rPr>
               <w:br/>
-              <w:t xml:space="preserve">    }</w:t>
-            </w:r>
+              <w:t xml:space="preserve">  </w:t>
+            </w:r>
+            <w:proofErr w:type="gramStart"/>
+            <w:r>
+              <w:rPr>
+                <w:sz w:val="16"/>
+                <w:szCs w:val="16"/>
+                <w:lang w:val="en-IN"/>
+              </w:rPr>
+              <w:t xml:space="preserve">  }</w:t>
+            </w:r>
+            <w:proofErr w:type="gramEnd"/>
             <w:r>
               <w:rPr>
                 <w:sz w:val="16"/>
@@ -24430,6 +26952,7 @@
         </w:rPr>
       </w:pPr>
       <w:proofErr w:type="spellStart"/>
+      <w:proofErr w:type="gramStart"/>
       <w:r>
         <w:rPr>
           <w:b/>
@@ -24447,6 +26970,7 @@
         </w:rPr>
         <w:t> :</w:t>
       </w:r>
+      <w:proofErr w:type="gramEnd"/>
     </w:p>
     <w:p>
       <w:pPr>
@@ -24480,7 +27004,21 @@
               <w:rPr>
                 <w:lang w:val="en-IN"/>
               </w:rPr>
-              <w:t>Lamb l = new Lamb();</w:t>
+              <w:t xml:space="preserve">Lamb l = new </w:t>
+            </w:r>
+            <w:proofErr w:type="gramStart"/>
+            <w:r>
+              <w:rPr>
+                <w:lang w:val="en-IN"/>
+              </w:rPr>
+              <w:t>Lamb(</w:t>
+            </w:r>
+            <w:proofErr w:type="gramEnd"/>
+            <w:r>
+              <w:rPr>
+                <w:lang w:val="en-IN"/>
+              </w:rPr>
+              <w:t>);</w:t>
             </w:r>
             <w:r>
               <w:rPr>
@@ -24602,7 +27140,21 @@
                 <w:lang w:val="en-IN"/>
               </w:rPr>
               <w:br/>
-              <w:t xml:space="preserve">    Speed s = new Speed();</w:t>
+              <w:t xml:space="preserve">    Speed s = new </w:t>
+            </w:r>
+            <w:proofErr w:type="gramStart"/>
+            <w:r>
+              <w:rPr>
+                <w:lang w:val="en-IN"/>
+              </w:rPr>
+              <w:t>Speed(</w:t>
+            </w:r>
+            <w:proofErr w:type="gramEnd"/>
+            <w:r>
+              <w:rPr>
+                <w:lang w:val="en-IN"/>
+              </w:rPr>
+              <w:t>);</w:t>
             </w:r>
             <w:r>
               <w:rPr>
@@ -24619,6 +27171,7 @@
               <w:t xml:space="preserve">        </w:t>
             </w:r>
             <w:proofErr w:type="spellStart"/>
+            <w:proofErr w:type="gramStart"/>
             <w:r>
               <w:rPr>
                 <w:lang w:val="en-IN"/>
@@ -24626,6 +27179,7 @@
               <w:t>s.speed</w:t>
             </w:r>
             <w:proofErr w:type="spellEnd"/>
+            <w:proofErr w:type="gramEnd"/>
             <w:r>
               <w:rPr>
                 <w:lang w:val="en-IN"/>
@@ -24637,8 +27191,16 @@
                 <w:lang w:val="en-IN"/>
               </w:rPr>
               <w:br/>
-              <w:t xml:space="preserve">    }</w:t>
-            </w:r>
+              <w:t xml:space="preserve">  </w:t>
+            </w:r>
+            <w:proofErr w:type="gramStart"/>
+            <w:r>
+              <w:rPr>
+                <w:lang w:val="en-IN"/>
+              </w:rPr>
+              <w:t xml:space="preserve">  }</w:t>
+            </w:r>
+            <w:proofErr w:type="gramEnd"/>
             <w:r>
               <w:rPr>
                 <w:lang w:val="en-IN"/>
@@ -24658,7 +27220,21 @@
                 <w:lang w:val="en-IN"/>
               </w:rPr>
               <w:br/>
-              <w:t xml:space="preserve">    void speed() {</w:t>
+              <w:t xml:space="preserve">    void </w:t>
+            </w:r>
+            <w:proofErr w:type="gramStart"/>
+            <w:r>
+              <w:rPr>
+                <w:lang w:val="en-IN"/>
+              </w:rPr>
+              <w:t>speed(</w:t>
+            </w:r>
+            <w:proofErr w:type="gramEnd"/>
+            <w:r>
+              <w:rPr>
+                <w:lang w:val="en-IN"/>
+              </w:rPr>
+              <w:t>) {</w:t>
             </w:r>
             <w:r>
               <w:rPr>
@@ -24714,8 +27290,16 @@
                 <w:lang w:val="en-IN"/>
               </w:rPr>
               <w:br/>
-              <w:t xml:space="preserve">    }</w:t>
-            </w:r>
+              <w:t xml:space="preserve">  </w:t>
+            </w:r>
+            <w:proofErr w:type="gramStart"/>
+            <w:r>
+              <w:rPr>
+                <w:lang w:val="en-IN"/>
+              </w:rPr>
+              <w:t xml:space="preserve">  }</w:t>
+            </w:r>
+            <w:proofErr w:type="gramEnd"/>
             <w:r>
               <w:rPr>
                 <w:lang w:val="en-IN"/>
@@ -24879,7 +27463,15 @@
         <w:spacing w:after="0" w:line="240" w:lineRule="auto"/>
       </w:pPr>
       <w:r>
-        <w:t>Parent p = new Parent();</w:t>
+        <w:t xml:space="preserve">Parent p = new </w:t>
+      </w:r>
+      <w:proofErr w:type="gramStart"/>
+      <w:r>
+        <w:t>Parent(</w:t>
+      </w:r>
+      <w:proofErr w:type="gramEnd"/>
+      <w:r>
+        <w:t>);</w:t>
       </w:r>
     </w:p>
     <w:p>
@@ -24901,7 +27493,15 @@
         <w:spacing w:after="0" w:line="240" w:lineRule="auto"/>
       </w:pPr>
       <w:r>
-        <w:t>Child c = new Child();</w:t>
+        <w:t xml:space="preserve">Child c = new </w:t>
+      </w:r>
+      <w:proofErr w:type="gramStart"/>
+      <w:r>
+        <w:t>Child(</w:t>
+      </w:r>
+      <w:proofErr w:type="gramEnd"/>
+      <w:r>
+        <w:t>);</w:t>
       </w:r>
     </w:p>
     <w:p>
@@ -24963,7 +27563,27 @@
           <w:color w:val="FF0000"/>
           <w:highlight w:val="yellow"/>
         </w:rPr>
-        <w:t xml:space="preserve"> = new Child();</w:t>
+        <w:t xml:space="preserve"> = new </w:t>
+      </w:r>
+      <w:proofErr w:type="gramStart"/>
+      <w:r>
+        <w:rPr>
+          <w:b/>
+          <w:bCs/>
+          <w:color w:val="FF0000"/>
+          <w:highlight w:val="yellow"/>
+        </w:rPr>
+        <w:t>Child(</w:t>
+      </w:r>
+      <w:proofErr w:type="gramEnd"/>
+      <w:r>
+        <w:rPr>
+          <w:b/>
+          <w:bCs/>
+          <w:color w:val="FF0000"/>
+          <w:highlight w:val="yellow"/>
+        </w:rPr>
+        <w:t>);</w:t>
       </w:r>
     </w:p>
     <w:p>
@@ -25039,7 +27659,27 @@
           <w:color w:val="FF0000"/>
           <w:highlight w:val="yellow"/>
         </w:rPr>
-        <w:t xml:space="preserve"> = new Child();</w:t>
+        <w:t xml:space="preserve"> = new </w:t>
+      </w:r>
+      <w:proofErr w:type="gramStart"/>
+      <w:r>
+        <w:rPr>
+          <w:b/>
+          <w:bCs/>
+          <w:color w:val="FF0000"/>
+          <w:highlight w:val="yellow"/>
+        </w:rPr>
+        <w:t>Child(</w:t>
+      </w:r>
+      <w:proofErr w:type="gramEnd"/>
+      <w:r>
+        <w:rPr>
+          <w:b/>
+          <w:bCs/>
+          <w:color w:val="FF0000"/>
+          <w:highlight w:val="yellow"/>
+        </w:rPr>
+        <w:t>);</w:t>
       </w:r>
     </w:p>
     <w:p>
@@ -25497,23 +28137,7 @@
           <w:bCs/>
           <w:lang w:val="en-IN"/>
         </w:rPr>
-        <w:t>P</w:t>
-      </w:r>
-      <w:r>
-        <w:rPr>
-          <w:b/>
-          <w:bCs/>
-          <w:lang w:val="en-IN"/>
-        </w:rPr>
-        <w:t>olymorphism</w:t>
-      </w:r>
-      <w:r>
-        <w:rPr>
-          <w:b/>
-          <w:bCs/>
-          <w:lang w:val="en-IN"/>
-        </w:rPr>
-        <w:t xml:space="preserve"> Types:</w:t>
+        <w:t>Polymorphism Types:</w:t>
       </w:r>
     </w:p>
     <w:p>
@@ -25570,6 +28194,7 @@
         </w:rPr>
         <w:t xml:space="preserve"> </w:t>
       </w:r>
+      <w:proofErr w:type="gramStart"/>
       <w:r>
         <w:rPr>
           <w:lang w:val="en-IN"/>
@@ -25586,7 +28211,14 @@
         <w:rPr>
           <w:lang w:val="en-IN"/>
         </w:rPr>
-        <w:t>(method/</w:t>
+        <w:t>(</w:t>
+      </w:r>
+      <w:proofErr w:type="gramEnd"/>
+      <w:r>
+        <w:rPr>
+          <w:lang w:val="en-IN"/>
+        </w:rPr>
+        <w:t>method/</w:t>
       </w:r>
       <w:proofErr w:type="spellStart"/>
       <w:r>
@@ -25686,10 +28318,7 @@
         <w:ind w:left="0"/>
       </w:pPr>
       <w:r>
-        <w:t>within the same class</w:t>
-      </w:r>
-      <w:r>
-        <w:t xml:space="preserve"> we perform overloading’s.</w:t>
+        <w:t>within the same class we perform overloading’s.</w:t>
       </w:r>
     </w:p>
     <w:p>
@@ -25856,98 +28485,9 @@
                 <w:highlight w:val="yellow"/>
                 <w:lang w:val="en-IN"/>
               </w:rPr>
-              <w:t>void m1(){</w:t>
-            </w:r>
-            <w:r>
-              <w:rPr>
-                <w:b/>
-                <w:bCs/>
-                <w:lang w:val="en-IN"/>
-              </w:rPr>
-              <w:br/>
-            </w:r>
-            <w:r>
-              <w:rPr>
-                <w:lang w:val="en-IN"/>
-              </w:rPr>
-              <w:t xml:space="preserve">        </w:t>
-            </w:r>
-            <w:proofErr w:type="spellStart"/>
-            <w:r>
-              <w:rPr>
-                <w:lang w:val="en-IN"/>
-              </w:rPr>
-              <w:t>System.</w:t>
-            </w:r>
-            <w:r>
-              <w:rPr>
-                <w:i/>
-                <w:iCs/>
-                <w:lang w:val="en-IN"/>
-              </w:rPr>
-              <w:t>out</w:t>
-            </w:r>
-            <w:r>
-              <w:rPr>
-                <w:lang w:val="en-IN"/>
-              </w:rPr>
-              <w:t>.println</w:t>
-            </w:r>
-            <w:proofErr w:type="spellEnd"/>
-            <w:r>
-              <w:rPr>
-                <w:lang w:val="en-IN"/>
-              </w:rPr>
-              <w:t xml:space="preserve">("My name is </w:t>
-            </w:r>
-            <w:proofErr w:type="spellStart"/>
-            <w:r>
-              <w:rPr>
-                <w:lang w:val="en-IN"/>
-              </w:rPr>
-              <w:t>Hambdi</w:t>
-            </w:r>
-            <w:proofErr w:type="spellEnd"/>
-            <w:r>
-              <w:rPr>
-                <w:lang w:val="en-IN"/>
-              </w:rPr>
-              <w:t>..!");</w:t>
-            </w:r>
-            <w:r>
-              <w:rPr>
-                <w:lang w:val="en-IN"/>
-              </w:rPr>
-              <w:br/>
-              <w:t xml:space="preserve">    }</w:t>
-            </w:r>
-            <w:r>
-              <w:rPr>
-                <w:lang w:val="en-IN"/>
-              </w:rPr>
-              <w:br/>
-              <w:t>}</w:t>
-            </w:r>
-            <w:r>
-              <w:rPr>
-                <w:lang w:val="en-IN"/>
-              </w:rPr>
-              <w:br/>
-            </w:r>
-            <w:r>
-              <w:rPr>
-                <w:lang w:val="en-IN"/>
-              </w:rPr>
-              <w:br/>
-              <w:t>class Child1 extends Parent1 {</w:t>
-            </w:r>
-            <w:r>
-              <w:rPr>
-                <w:lang w:val="en-IN"/>
-              </w:rPr>
-              <w:br/>
-              <w:t xml:space="preserve">    </w:t>
-            </w:r>
+              <w:t>void m1</w:t>
+            </w:r>
+            <w:proofErr w:type="gramStart"/>
             <w:r>
               <w:rPr>
                 <w:b/>
@@ -25955,8 +28495,9 @@
                 <w:highlight w:val="yellow"/>
                 <w:lang w:val="en-IN"/>
               </w:rPr>
-              <w:t>void m1(){</w:t>
-            </w:r>
+              <w:t>(){</w:t>
+            </w:r>
+            <w:proofErr w:type="gramEnd"/>
             <w:r>
               <w:rPr>
                 <w:b/>
@@ -25997,15 +28538,163 @@
               <w:rPr>
                 <w:lang w:val="en-IN"/>
               </w:rPr>
-              <w:t>("My name is Azad....!");</w:t>
-            </w:r>
-            <w:r>
-              <w:rPr>
-                <w:lang w:val="en-IN"/>
-              </w:rPr>
-              <w:br/>
-              <w:t xml:space="preserve">    }</w:t>
-            </w:r>
+              <w:t xml:space="preserve">("My name is </w:t>
+            </w:r>
+            <w:proofErr w:type="spellStart"/>
+            <w:proofErr w:type="gramStart"/>
+            <w:r>
+              <w:rPr>
+                <w:lang w:val="en-IN"/>
+              </w:rPr>
+              <w:t>Hambdi</w:t>
+            </w:r>
+            <w:proofErr w:type="spellEnd"/>
+            <w:r>
+              <w:rPr>
+                <w:lang w:val="en-IN"/>
+              </w:rPr>
+              <w:t>..!</w:t>
+            </w:r>
+            <w:proofErr w:type="gramEnd"/>
+            <w:r>
+              <w:rPr>
+                <w:lang w:val="en-IN"/>
+              </w:rPr>
+              <w:t>");</w:t>
+            </w:r>
+            <w:r>
+              <w:rPr>
+                <w:lang w:val="en-IN"/>
+              </w:rPr>
+              <w:br/>
+              <w:t xml:space="preserve">  </w:t>
+            </w:r>
+            <w:proofErr w:type="gramStart"/>
+            <w:r>
+              <w:rPr>
+                <w:lang w:val="en-IN"/>
+              </w:rPr>
+              <w:t xml:space="preserve">  }</w:t>
+            </w:r>
+            <w:proofErr w:type="gramEnd"/>
+            <w:r>
+              <w:rPr>
+                <w:lang w:val="en-IN"/>
+              </w:rPr>
+              <w:br/>
+              <w:t>}</w:t>
+            </w:r>
+            <w:r>
+              <w:rPr>
+                <w:lang w:val="en-IN"/>
+              </w:rPr>
+              <w:br/>
+            </w:r>
+            <w:r>
+              <w:rPr>
+                <w:lang w:val="en-IN"/>
+              </w:rPr>
+              <w:br/>
+              <w:t>class Child1 extends Parent1 {</w:t>
+            </w:r>
+            <w:r>
+              <w:rPr>
+                <w:lang w:val="en-IN"/>
+              </w:rPr>
+              <w:br/>
+              <w:t xml:space="preserve">    </w:t>
+            </w:r>
+            <w:r>
+              <w:rPr>
+                <w:b/>
+                <w:bCs/>
+                <w:highlight w:val="yellow"/>
+                <w:lang w:val="en-IN"/>
+              </w:rPr>
+              <w:t>void m1</w:t>
+            </w:r>
+            <w:proofErr w:type="gramStart"/>
+            <w:r>
+              <w:rPr>
+                <w:b/>
+                <w:bCs/>
+                <w:highlight w:val="yellow"/>
+                <w:lang w:val="en-IN"/>
+              </w:rPr>
+              <w:t>(){</w:t>
+            </w:r>
+            <w:proofErr w:type="gramEnd"/>
+            <w:r>
+              <w:rPr>
+                <w:b/>
+                <w:bCs/>
+                <w:lang w:val="en-IN"/>
+              </w:rPr>
+              <w:br/>
+            </w:r>
+            <w:r>
+              <w:rPr>
+                <w:lang w:val="en-IN"/>
+              </w:rPr>
+              <w:t xml:space="preserve">        </w:t>
+            </w:r>
+            <w:proofErr w:type="spellStart"/>
+            <w:r>
+              <w:rPr>
+                <w:lang w:val="en-IN"/>
+              </w:rPr>
+              <w:t>System.</w:t>
+            </w:r>
+            <w:r>
+              <w:rPr>
+                <w:i/>
+                <w:iCs/>
+                <w:lang w:val="en-IN"/>
+              </w:rPr>
+              <w:t>out</w:t>
+            </w:r>
+            <w:r>
+              <w:rPr>
+                <w:lang w:val="en-IN"/>
+              </w:rPr>
+              <w:t>.println</w:t>
+            </w:r>
+            <w:proofErr w:type="spellEnd"/>
+            <w:r>
+              <w:rPr>
+                <w:lang w:val="en-IN"/>
+              </w:rPr>
+              <w:t xml:space="preserve">("My name is </w:t>
+            </w:r>
+            <w:proofErr w:type="gramStart"/>
+            <w:r>
+              <w:rPr>
+                <w:lang w:val="en-IN"/>
+              </w:rPr>
+              <w:t>Azad....!</w:t>
+            </w:r>
+            <w:proofErr w:type="gramEnd"/>
+            <w:r>
+              <w:rPr>
+                <w:lang w:val="en-IN"/>
+              </w:rPr>
+              <w:t>");</w:t>
+            </w:r>
+            <w:r>
+              <w:rPr>
+                <w:lang w:val="en-IN"/>
+              </w:rPr>
+              <w:br/>
+              <w:t xml:space="preserve">  </w:t>
+            </w:r>
+            <w:proofErr w:type="gramStart"/>
+            <w:r>
+              <w:rPr>
+                <w:lang w:val="en-IN"/>
+              </w:rPr>
+              <w:t xml:space="preserve">  }</w:t>
+            </w:r>
+            <w:proofErr w:type="gramEnd"/>
             <w:r>
               <w:rPr>
                 <w:lang w:val="en-IN"/>
@@ -26275,7 +28964,21 @@
         <w:rPr>
           <w:lang w:val="en-IN"/>
         </w:rPr>
-        <w:t xml:space="preserve"> Polymorphism refers to any entity which takes many form.</w:t>
+        <w:t xml:space="preserve"> Polymorphism refers to any entity which takes many </w:t>
+      </w:r>
+      <w:proofErr w:type="gramStart"/>
+      <w:r>
+        <w:rPr>
+          <w:lang w:val="en-IN"/>
+        </w:rPr>
+        <w:t>form</w:t>
+      </w:r>
+      <w:proofErr w:type="gramEnd"/>
+      <w:r>
+        <w:rPr>
+          <w:lang w:val="en-IN"/>
+        </w:rPr>
+        <w:t>.</w:t>
       </w:r>
     </w:p>
     <w:p>
@@ -26322,20 +29025,239 @@
     <w:p>
       <w:pPr>
         <w:spacing w:after="0" w:line="240" w:lineRule="auto"/>
-        <w:rPr>
-          <w:b/>
-          <w:bCs/>
-          <w:lang w:val="en-IN"/>
-        </w:rPr>
-      </w:pPr>
-      <w:r>
-        <w:rPr>
-          <w:b/>
-          <w:bCs/>
-          <w:lang w:val="en-IN"/>
-        </w:rPr>
-        <w:t>1) Static Polymorphism</w:t>
-      </w:r>
+      </w:pPr>
+      <w:r>
+        <w:rPr>
+          <w:b/>
+          <w:bCs/>
+          <w:lang w:val="en-IN"/>
+        </w:rPr>
+        <w:t>1) Static</w:t>
+      </w:r>
+      <w:r>
+        <w:rPr>
+          <w:b/>
+          <w:bCs/>
+          <w:lang w:val="en-IN"/>
+        </w:rPr>
+        <w:t xml:space="preserve"> / compile time</w:t>
+      </w:r>
+      <w:r>
+        <w:rPr>
+          <w:b/>
+          <w:bCs/>
+          <w:lang w:val="en-IN"/>
+        </w:rPr>
+        <w:t xml:space="preserve"> Polymorphism</w:t>
+      </w:r>
+      <w:r>
+        <w:rPr>
+          <w:b/>
+          <w:bCs/>
+          <w:lang w:val="en-IN"/>
+        </w:rPr>
+        <w:t xml:space="preserve"> / </w:t>
+      </w:r>
+      <w:r>
+        <w:rPr>
+          <w:b/>
+          <w:bCs/>
+        </w:rPr>
+        <w:t xml:space="preserve">static binding or Early </w:t>
+      </w:r>
+      <w:proofErr w:type="spellStart"/>
+      <w:r>
+        <w:rPr>
+          <w:b/>
+          <w:bCs/>
+        </w:rPr>
+        <w:t>Binding</w:t>
+      </w:r>
+      <w:r>
+        <w:t>.</w:t>
+      </w:r>
+      <w:r>
+        <w:t>s</w:t>
+      </w:r>
+      <w:proofErr w:type="spellEnd"/>
+    </w:p>
+    <w:p>
+      <w:pPr>
+        <w:spacing w:after="0" w:line="240" w:lineRule="auto"/>
+        <w:rPr>
+          <w:b/>
+          <w:bCs/>
+          <w:lang w:val="en-IN"/>
+        </w:rPr>
+      </w:pPr>
+      <w:r>
+        <w:rPr>
+          <w:b/>
+          <w:bCs/>
+          <w:lang w:val="en-IN"/>
+        </w:rPr>
+        <w:t xml:space="preserve">Static </w:t>
+      </w:r>
+      <w:r>
+        <w:rPr>
+          <w:b/>
+          <w:bCs/>
+          <w:lang w:val="en-IN"/>
+        </w:rPr>
+        <w:t xml:space="preserve">/ </w:t>
+      </w:r>
+      <w:r>
+        <w:rPr>
+          <w:b/>
+          <w:bCs/>
+          <w:lang w:val="en-IN"/>
+        </w:rPr>
+        <w:t>compile time</w:t>
+      </w:r>
+      <w:r>
+        <w:rPr>
+          <w:b/>
+          <w:bCs/>
+          <w:lang w:val="en-IN"/>
+        </w:rPr>
+        <w:t xml:space="preserve"> </w:t>
+      </w:r>
+      <w:r>
+        <w:rPr>
+          <w:b/>
+          <w:bCs/>
+          <w:lang w:val="en-IN"/>
+        </w:rPr>
+        <w:t>polymorphism</w:t>
+      </w:r>
+      <w:r>
+        <w:rPr>
+          <w:b/>
+          <w:bCs/>
+          <w:lang w:val="en-IN"/>
+        </w:rPr>
+        <w:t xml:space="preserve"> is 3 ty</w:t>
+      </w:r>
+      <w:r>
+        <w:rPr>
+          <w:b/>
+          <w:bCs/>
+          <w:lang w:val="en-IN"/>
+        </w:rPr>
+        <w:t>p</w:t>
+      </w:r>
+      <w:r>
+        <w:rPr>
+          <w:b/>
+          <w:bCs/>
+          <w:lang w:val="en-IN"/>
+        </w:rPr>
+        <w:t>es.</w:t>
+      </w:r>
+    </w:p>
+    <w:p>
+      <w:pPr>
+        <w:pStyle w:val="ListParagraph"/>
+        <w:numPr>
+          <w:ilvl w:val="0"/>
+          <w:numId w:val="29"/>
+        </w:numPr>
+        <w:spacing w:after="0" w:line="240" w:lineRule="auto"/>
+        <w:rPr>
+          <w:b/>
+          <w:bCs/>
+          <w:lang w:val="en-IN"/>
+        </w:rPr>
+      </w:pPr>
+      <w:r>
+        <w:rPr>
+          <w:b/>
+          <w:bCs/>
+        </w:rPr>
+        <w:t>Operator Overloading</w:t>
+      </w:r>
+      <w:r>
+        <w:rPr>
+          <w:b/>
+          <w:bCs/>
+        </w:rPr>
+        <w:t>.</w:t>
+      </w:r>
+      <w:r>
+        <w:rPr>
+          <w:b/>
+          <w:bCs/>
+        </w:rPr>
+        <w:t xml:space="preserve"> (+)</w:t>
+      </w:r>
+    </w:p>
+    <w:p>
+      <w:pPr>
+        <w:pStyle w:val="ListParagraph"/>
+        <w:numPr>
+          <w:ilvl w:val="0"/>
+          <w:numId w:val="29"/>
+        </w:numPr>
+        <w:spacing w:after="0" w:line="240" w:lineRule="auto"/>
+        <w:rPr>
+          <w:b/>
+          <w:bCs/>
+          <w:lang w:val="en-IN"/>
+        </w:rPr>
+      </w:pPr>
+      <w:r>
+        <w:rPr>
+          <w:b/>
+          <w:bCs/>
+        </w:rPr>
+        <w:t>Constructor Overloading</w:t>
+      </w:r>
+      <w:r>
+        <w:rPr>
+          <w:b/>
+          <w:bCs/>
+        </w:rPr>
+        <w:t>.</w:t>
+      </w:r>
+    </w:p>
+    <w:p>
+      <w:pPr>
+        <w:pStyle w:val="ListParagraph"/>
+        <w:numPr>
+          <w:ilvl w:val="0"/>
+          <w:numId w:val="29"/>
+        </w:numPr>
+        <w:spacing w:after="0" w:line="240" w:lineRule="auto"/>
+        <w:rPr>
+          <w:b/>
+          <w:bCs/>
+          <w:lang w:val="en-IN"/>
+        </w:rPr>
+      </w:pPr>
+      <w:r>
+        <w:rPr>
+          <w:b/>
+          <w:bCs/>
+        </w:rPr>
+        <w:t>Method Overloading</w:t>
+      </w:r>
+      <w:r>
+        <w:rPr>
+          <w:b/>
+          <w:bCs/>
+        </w:rPr>
+        <w:t>.</w:t>
+      </w:r>
+    </w:p>
+    <w:p>
+      <w:pPr>
+        <w:spacing w:after="0" w:line="240" w:lineRule="auto"/>
+        <w:rPr>
+          <w:b/>
+          <w:bCs/>
+          <w:lang w:val="en-IN"/>
+        </w:rPr>
+      </w:pPr>
     </w:p>
     <w:p>
       <w:pPr>
@@ -26429,6 +29351,926 @@
         <w:spacing w:after="0" w:line="240" w:lineRule="auto"/>
       </w:pPr>
     </w:p>
+    <w:tbl>
+      <w:tblPr>
+        <w:tblStyle w:val="TableGrid"/>
+        <w:tblW w:w="0" w:type="auto"/>
+        <w:tblLook w:val="04A0" w:firstRow="1" w:lastRow="0" w:firstColumn="1" w:lastColumn="0" w:noHBand="0" w:noVBand="1"/>
+      </w:tblPr>
+      <w:tblGrid>
+        <w:gridCol w:w="5508"/>
+        <w:gridCol w:w="5508"/>
+      </w:tblGrid>
+      <w:tr>
+        <w:tc>
+          <w:tcPr>
+            <w:tcW w:w="5508" w:type="dxa"/>
+          </w:tcPr>
+          <w:p>
+            <w:r>
+              <w:rPr>
+                <w:b/>
+                <w:bCs/>
+              </w:rPr>
+              <w:lastRenderedPageBreak/>
+              <w:t>Constructor Overloading.</w:t>
+            </w:r>
+            <w:r>
+              <w:rPr>
+                <w:b/>
+                <w:bCs/>
+              </w:rPr>
+              <w:t xml:space="preserve"> (Within the class).</w:t>
+            </w:r>
+          </w:p>
+        </w:tc>
+        <w:tc>
+          <w:tcPr>
+            <w:tcW w:w="5508" w:type="dxa"/>
+          </w:tcPr>
+          <w:p>
+            <w:r>
+              <w:rPr>
+                <w:b/>
+                <w:bCs/>
+              </w:rPr>
+              <w:t>Method Overloading.</w:t>
+            </w:r>
+            <w:r>
+              <w:rPr>
+                <w:b/>
+                <w:bCs/>
+              </w:rPr>
+              <w:t xml:space="preserve"> </w:t>
+            </w:r>
+            <w:r>
+              <w:rPr>
+                <w:b/>
+                <w:bCs/>
+              </w:rPr>
+              <w:t>(Within the class).</w:t>
+            </w:r>
+          </w:p>
+        </w:tc>
+      </w:tr>
+      <w:tr>
+        <w:tc>
+          <w:tcPr>
+            <w:tcW w:w="5508" w:type="dxa"/>
+          </w:tcPr>
+          <w:p>
+            <w:pPr>
+              <w:rPr>
+                <w:sz w:val="18"/>
+                <w:szCs w:val="18"/>
+                <w:lang w:val="en-IN"/>
+              </w:rPr>
+            </w:pPr>
+            <w:r>
+              <w:rPr>
+                <w:sz w:val="18"/>
+                <w:szCs w:val="18"/>
+                <w:lang w:val="en-IN"/>
+              </w:rPr>
+              <w:t>public class App {</w:t>
+            </w:r>
+            <w:r>
+              <w:rPr>
+                <w:sz w:val="18"/>
+                <w:szCs w:val="18"/>
+                <w:lang w:val="en-IN"/>
+              </w:rPr>
+              <w:br/>
+              <w:t xml:space="preserve">    public static void </w:t>
+            </w:r>
+            <w:proofErr w:type="gramStart"/>
+            <w:r>
+              <w:rPr>
+                <w:sz w:val="18"/>
+                <w:szCs w:val="18"/>
+                <w:lang w:val="en-IN"/>
+              </w:rPr>
+              <w:t>main(String[</w:t>
+            </w:r>
+            <w:proofErr w:type="gramEnd"/>
+            <w:r>
+              <w:rPr>
+                <w:sz w:val="18"/>
+                <w:szCs w:val="18"/>
+                <w:lang w:val="en-IN"/>
+              </w:rPr>
+              <w:t xml:space="preserve">] </w:t>
+            </w:r>
+            <w:proofErr w:type="spellStart"/>
+            <w:r>
+              <w:rPr>
+                <w:sz w:val="18"/>
+                <w:szCs w:val="18"/>
+                <w:lang w:val="en-IN"/>
+              </w:rPr>
+              <w:t>args</w:t>
+            </w:r>
+            <w:proofErr w:type="spellEnd"/>
+            <w:r>
+              <w:rPr>
+                <w:sz w:val="18"/>
+                <w:szCs w:val="18"/>
+                <w:lang w:val="en-IN"/>
+              </w:rPr>
+              <w:t>) {</w:t>
+            </w:r>
+            <w:r>
+              <w:rPr>
+                <w:sz w:val="18"/>
+                <w:szCs w:val="18"/>
+                <w:lang w:val="en-IN"/>
+              </w:rPr>
+              <w:br/>
+              <w:t xml:space="preserve">        App a = new </w:t>
+            </w:r>
+            <w:proofErr w:type="gramStart"/>
+            <w:r>
+              <w:rPr>
+                <w:sz w:val="18"/>
+                <w:szCs w:val="18"/>
+                <w:lang w:val="en-IN"/>
+              </w:rPr>
+              <w:t>App(</w:t>
+            </w:r>
+            <w:proofErr w:type="gramEnd"/>
+            <w:r>
+              <w:rPr>
+                <w:sz w:val="18"/>
+                <w:szCs w:val="18"/>
+                <w:lang w:val="en-IN"/>
+              </w:rPr>
+              <w:t>"Azad...", 12);</w:t>
+            </w:r>
+            <w:r>
+              <w:rPr>
+                <w:sz w:val="18"/>
+                <w:szCs w:val="18"/>
+                <w:lang w:val="en-IN"/>
+              </w:rPr>
+              <w:br/>
+              <w:t xml:space="preserve">  </w:t>
+            </w:r>
+            <w:proofErr w:type="gramStart"/>
+            <w:r>
+              <w:rPr>
+                <w:sz w:val="18"/>
+                <w:szCs w:val="18"/>
+                <w:lang w:val="en-IN"/>
+              </w:rPr>
+              <w:t xml:space="preserve">  }</w:t>
+            </w:r>
+            <w:proofErr w:type="gramEnd"/>
+            <w:r>
+              <w:rPr>
+                <w:sz w:val="18"/>
+                <w:szCs w:val="18"/>
+                <w:lang w:val="en-IN"/>
+              </w:rPr>
+              <w:br/>
+              <w:t xml:space="preserve">    public </w:t>
+            </w:r>
+            <w:proofErr w:type="gramStart"/>
+            <w:r>
+              <w:rPr>
+                <w:sz w:val="18"/>
+                <w:szCs w:val="18"/>
+                <w:lang w:val="en-IN"/>
+              </w:rPr>
+              <w:t>App(</w:t>
+            </w:r>
+            <w:proofErr w:type="gramEnd"/>
+            <w:r>
+              <w:rPr>
+                <w:sz w:val="18"/>
+                <w:szCs w:val="18"/>
+                <w:lang w:val="en-IN"/>
+              </w:rPr>
+              <w:t>) {</w:t>
+            </w:r>
+            <w:r>
+              <w:rPr>
+                <w:sz w:val="18"/>
+                <w:szCs w:val="18"/>
+                <w:lang w:val="en-IN"/>
+              </w:rPr>
+              <w:br/>
+              <w:t xml:space="preserve">        </w:t>
+            </w:r>
+            <w:proofErr w:type="spellStart"/>
+            <w:r>
+              <w:rPr>
+                <w:sz w:val="18"/>
+                <w:szCs w:val="18"/>
+                <w:lang w:val="en-IN"/>
+              </w:rPr>
+              <w:t>System.</w:t>
+            </w:r>
+            <w:r>
+              <w:rPr>
+                <w:i/>
+                <w:iCs/>
+                <w:sz w:val="18"/>
+                <w:szCs w:val="18"/>
+                <w:lang w:val="en-IN"/>
+              </w:rPr>
+              <w:t>out</w:t>
+            </w:r>
+            <w:r>
+              <w:rPr>
+                <w:sz w:val="18"/>
+                <w:szCs w:val="18"/>
+                <w:lang w:val="en-IN"/>
+              </w:rPr>
+              <w:t>.println</w:t>
+            </w:r>
+            <w:proofErr w:type="spellEnd"/>
+            <w:r>
+              <w:rPr>
+                <w:sz w:val="18"/>
+                <w:szCs w:val="18"/>
+                <w:lang w:val="en-IN"/>
+              </w:rPr>
+              <w:t>("No Para ctr...");</w:t>
+            </w:r>
+            <w:r>
+              <w:rPr>
+                <w:sz w:val="18"/>
+                <w:szCs w:val="18"/>
+                <w:lang w:val="en-IN"/>
+              </w:rPr>
+              <w:br/>
+              <w:t xml:space="preserve">  </w:t>
+            </w:r>
+            <w:proofErr w:type="gramStart"/>
+            <w:r>
+              <w:rPr>
+                <w:sz w:val="18"/>
+                <w:szCs w:val="18"/>
+                <w:lang w:val="en-IN"/>
+              </w:rPr>
+              <w:t xml:space="preserve">  }</w:t>
+            </w:r>
+            <w:proofErr w:type="gramEnd"/>
+            <w:r>
+              <w:rPr>
+                <w:sz w:val="18"/>
+                <w:szCs w:val="18"/>
+                <w:lang w:val="en-IN"/>
+              </w:rPr>
+              <w:br/>
+              <w:t xml:space="preserve">    public </w:t>
+            </w:r>
+            <w:proofErr w:type="gramStart"/>
+            <w:r>
+              <w:rPr>
+                <w:sz w:val="18"/>
+                <w:szCs w:val="18"/>
+                <w:lang w:val="en-IN"/>
+              </w:rPr>
+              <w:t>App(</w:t>
+            </w:r>
+            <w:proofErr w:type="gramEnd"/>
+            <w:r>
+              <w:rPr>
+                <w:sz w:val="18"/>
+                <w:szCs w:val="18"/>
+                <w:lang w:val="en-IN"/>
+              </w:rPr>
+              <w:t>Integer age) {</w:t>
+            </w:r>
+            <w:r>
+              <w:rPr>
+                <w:sz w:val="18"/>
+                <w:szCs w:val="18"/>
+                <w:lang w:val="en-IN"/>
+              </w:rPr>
+              <w:br/>
+              <w:t xml:space="preserve">        </w:t>
+            </w:r>
+            <w:proofErr w:type="spellStart"/>
+            <w:r>
+              <w:rPr>
+                <w:sz w:val="18"/>
+                <w:szCs w:val="18"/>
+                <w:lang w:val="en-IN"/>
+              </w:rPr>
+              <w:t>System.</w:t>
+            </w:r>
+            <w:r>
+              <w:rPr>
+                <w:i/>
+                <w:iCs/>
+                <w:sz w:val="18"/>
+                <w:szCs w:val="18"/>
+                <w:lang w:val="en-IN"/>
+              </w:rPr>
+              <w:t>out</w:t>
+            </w:r>
+            <w:r>
+              <w:rPr>
+                <w:sz w:val="18"/>
+                <w:szCs w:val="18"/>
+                <w:lang w:val="en-IN"/>
+              </w:rPr>
+              <w:t>.println</w:t>
+            </w:r>
+            <w:proofErr w:type="spellEnd"/>
+            <w:r>
+              <w:rPr>
+                <w:sz w:val="18"/>
+                <w:szCs w:val="18"/>
+                <w:lang w:val="en-IN"/>
+              </w:rPr>
+              <w:t>("Single Para ctr..." + age);</w:t>
+            </w:r>
+            <w:r>
+              <w:rPr>
+                <w:sz w:val="18"/>
+                <w:szCs w:val="18"/>
+                <w:lang w:val="en-IN"/>
+              </w:rPr>
+              <w:br/>
+              <w:t xml:space="preserve">  </w:t>
+            </w:r>
+            <w:proofErr w:type="gramStart"/>
+            <w:r>
+              <w:rPr>
+                <w:sz w:val="18"/>
+                <w:szCs w:val="18"/>
+                <w:lang w:val="en-IN"/>
+              </w:rPr>
+              <w:t xml:space="preserve">  }</w:t>
+            </w:r>
+            <w:proofErr w:type="gramEnd"/>
+            <w:r>
+              <w:rPr>
+                <w:sz w:val="18"/>
+                <w:szCs w:val="18"/>
+                <w:lang w:val="en-IN"/>
+              </w:rPr>
+              <w:br/>
+              <w:t xml:space="preserve">    public </w:t>
+            </w:r>
+            <w:proofErr w:type="gramStart"/>
+            <w:r>
+              <w:rPr>
+                <w:sz w:val="18"/>
+                <w:szCs w:val="18"/>
+                <w:lang w:val="en-IN"/>
+              </w:rPr>
+              <w:t>App(</w:t>
+            </w:r>
+            <w:proofErr w:type="gramEnd"/>
+            <w:r>
+              <w:rPr>
+                <w:sz w:val="18"/>
+                <w:szCs w:val="18"/>
+                <w:lang w:val="en-IN"/>
+              </w:rPr>
+              <w:t>String name, Integer age) {</w:t>
+            </w:r>
+            <w:r>
+              <w:rPr>
+                <w:sz w:val="18"/>
+                <w:szCs w:val="18"/>
+                <w:lang w:val="en-IN"/>
+              </w:rPr>
+              <w:br/>
+              <w:t xml:space="preserve">        </w:t>
+            </w:r>
+            <w:proofErr w:type="spellStart"/>
+            <w:r>
+              <w:rPr>
+                <w:sz w:val="18"/>
+                <w:szCs w:val="18"/>
+                <w:lang w:val="en-IN"/>
+              </w:rPr>
+              <w:t>System.</w:t>
+            </w:r>
+            <w:r>
+              <w:rPr>
+                <w:i/>
+                <w:iCs/>
+                <w:sz w:val="18"/>
+                <w:szCs w:val="18"/>
+                <w:lang w:val="en-IN"/>
+              </w:rPr>
+              <w:t>out</w:t>
+            </w:r>
+            <w:r>
+              <w:rPr>
+                <w:sz w:val="18"/>
+                <w:szCs w:val="18"/>
+                <w:lang w:val="en-IN"/>
+              </w:rPr>
+              <w:t>.println</w:t>
+            </w:r>
+            <w:proofErr w:type="spellEnd"/>
+            <w:r>
+              <w:rPr>
+                <w:sz w:val="18"/>
+                <w:szCs w:val="18"/>
+                <w:lang w:val="en-IN"/>
+              </w:rPr>
+              <w:t>("double Para ctr..." + age + " " + name);</w:t>
+            </w:r>
+            <w:r>
+              <w:rPr>
+                <w:sz w:val="18"/>
+                <w:szCs w:val="18"/>
+                <w:lang w:val="en-IN"/>
+              </w:rPr>
+              <w:br/>
+              <w:t xml:space="preserve">  </w:t>
+            </w:r>
+            <w:proofErr w:type="gramStart"/>
+            <w:r>
+              <w:rPr>
+                <w:sz w:val="18"/>
+                <w:szCs w:val="18"/>
+                <w:lang w:val="en-IN"/>
+              </w:rPr>
+              <w:t xml:space="preserve">  }</w:t>
+            </w:r>
+            <w:proofErr w:type="gramEnd"/>
+            <w:r>
+              <w:rPr>
+                <w:sz w:val="18"/>
+                <w:szCs w:val="18"/>
+                <w:lang w:val="en-IN"/>
+              </w:rPr>
+              <w:br/>
+              <w:t xml:space="preserve">    public </w:t>
+            </w:r>
+            <w:proofErr w:type="gramStart"/>
+            <w:r>
+              <w:rPr>
+                <w:sz w:val="18"/>
+                <w:szCs w:val="18"/>
+                <w:lang w:val="en-IN"/>
+              </w:rPr>
+              <w:t>App(</w:t>
+            </w:r>
+            <w:proofErr w:type="gramEnd"/>
+            <w:r>
+              <w:rPr>
+                <w:sz w:val="18"/>
+                <w:szCs w:val="18"/>
+                <w:lang w:val="en-IN"/>
+              </w:rPr>
+              <w:t>Integer age, String name) {</w:t>
+            </w:r>
+            <w:r>
+              <w:rPr>
+                <w:sz w:val="18"/>
+                <w:szCs w:val="18"/>
+                <w:lang w:val="en-IN"/>
+              </w:rPr>
+              <w:br/>
+              <w:t xml:space="preserve">        </w:t>
+            </w:r>
+            <w:proofErr w:type="spellStart"/>
+            <w:r>
+              <w:rPr>
+                <w:sz w:val="18"/>
+                <w:szCs w:val="18"/>
+                <w:lang w:val="en-IN"/>
+              </w:rPr>
+              <w:t>System.</w:t>
+            </w:r>
+            <w:r>
+              <w:rPr>
+                <w:i/>
+                <w:iCs/>
+                <w:sz w:val="18"/>
+                <w:szCs w:val="18"/>
+                <w:lang w:val="en-IN"/>
+              </w:rPr>
+              <w:t>out</w:t>
+            </w:r>
+            <w:r>
+              <w:rPr>
+                <w:sz w:val="18"/>
+                <w:szCs w:val="18"/>
+                <w:lang w:val="en-IN"/>
+              </w:rPr>
+              <w:t>.println</w:t>
+            </w:r>
+            <w:proofErr w:type="spellEnd"/>
+            <w:r>
+              <w:rPr>
+                <w:sz w:val="18"/>
+                <w:szCs w:val="18"/>
+                <w:lang w:val="en-IN"/>
+              </w:rPr>
+              <w:t>("double Para ctr..." + age + " " + name);</w:t>
+            </w:r>
+            <w:r>
+              <w:rPr>
+                <w:sz w:val="18"/>
+                <w:szCs w:val="18"/>
+                <w:lang w:val="en-IN"/>
+              </w:rPr>
+              <w:br/>
+              <w:t xml:space="preserve">  </w:t>
+            </w:r>
+            <w:proofErr w:type="gramStart"/>
+            <w:r>
+              <w:rPr>
+                <w:sz w:val="18"/>
+                <w:szCs w:val="18"/>
+                <w:lang w:val="en-IN"/>
+              </w:rPr>
+              <w:t xml:space="preserve">  }</w:t>
+            </w:r>
+            <w:proofErr w:type="gramEnd"/>
+            <w:r>
+              <w:rPr>
+                <w:sz w:val="18"/>
+                <w:szCs w:val="18"/>
+                <w:lang w:val="en-IN"/>
+              </w:rPr>
+              <w:br/>
+              <w:t>}</w:t>
+            </w:r>
+          </w:p>
+        </w:tc>
+        <w:tc>
+          <w:tcPr>
+            <w:tcW w:w="5508" w:type="dxa"/>
+          </w:tcPr>
+          <w:p>
+            <w:pPr>
+              <w:rPr>
+                <w:sz w:val="18"/>
+                <w:szCs w:val="18"/>
+              </w:rPr>
+            </w:pPr>
+            <w:r>
+              <w:rPr>
+                <w:sz w:val="18"/>
+                <w:szCs w:val="18"/>
+                <w:lang w:val="en-IN"/>
+              </w:rPr>
+              <w:t>public class App {</w:t>
+            </w:r>
+            <w:r>
+              <w:rPr>
+                <w:sz w:val="18"/>
+                <w:szCs w:val="18"/>
+                <w:lang w:val="en-IN"/>
+              </w:rPr>
+              <w:br/>
+              <w:t xml:space="preserve">    public static void main(String[] </w:t>
+            </w:r>
+            <w:proofErr w:type="spellStart"/>
+            <w:r>
+              <w:rPr>
+                <w:sz w:val="18"/>
+                <w:szCs w:val="18"/>
+                <w:lang w:val="en-IN"/>
+              </w:rPr>
+              <w:t>args</w:t>
+            </w:r>
+            <w:proofErr w:type="spellEnd"/>
+            <w:r>
+              <w:rPr>
+                <w:sz w:val="18"/>
+                <w:szCs w:val="18"/>
+                <w:lang w:val="en-IN"/>
+              </w:rPr>
+              <w:t>) {</w:t>
+            </w:r>
+            <w:r>
+              <w:rPr>
+                <w:sz w:val="18"/>
+                <w:szCs w:val="18"/>
+                <w:lang w:val="en-IN"/>
+              </w:rPr>
+              <w:br/>
+              <w:t xml:space="preserve">        App a = new App();</w:t>
+            </w:r>
+            <w:r>
+              <w:rPr>
+                <w:sz w:val="18"/>
+                <w:szCs w:val="18"/>
+                <w:lang w:val="en-IN"/>
+              </w:rPr>
+              <w:br/>
+              <w:t xml:space="preserve">        a.m1();</w:t>
+            </w:r>
+            <w:r>
+              <w:rPr>
+                <w:sz w:val="18"/>
+                <w:szCs w:val="18"/>
+                <w:lang w:val="en-IN"/>
+              </w:rPr>
+              <w:br/>
+              <w:t xml:space="preserve">    }</w:t>
+            </w:r>
+            <w:r>
+              <w:rPr>
+                <w:sz w:val="18"/>
+                <w:szCs w:val="18"/>
+                <w:lang w:val="en-IN"/>
+              </w:rPr>
+              <w:br/>
+              <w:t xml:space="preserve">    public String m1() {</w:t>
+            </w:r>
+            <w:r>
+              <w:rPr>
+                <w:sz w:val="18"/>
+                <w:szCs w:val="18"/>
+                <w:lang w:val="en-IN"/>
+              </w:rPr>
+              <w:br/>
+              <w:t xml:space="preserve">        </w:t>
+            </w:r>
+            <w:proofErr w:type="spellStart"/>
+            <w:r>
+              <w:rPr>
+                <w:sz w:val="18"/>
+                <w:szCs w:val="18"/>
+                <w:lang w:val="en-IN"/>
+              </w:rPr>
+              <w:t>System.</w:t>
+            </w:r>
+            <w:r>
+              <w:rPr>
+                <w:i/>
+                <w:iCs/>
+                <w:sz w:val="18"/>
+                <w:szCs w:val="18"/>
+                <w:lang w:val="en-IN"/>
+              </w:rPr>
+              <w:t>out</w:t>
+            </w:r>
+            <w:r>
+              <w:rPr>
+                <w:sz w:val="18"/>
+                <w:szCs w:val="18"/>
+                <w:lang w:val="en-IN"/>
+              </w:rPr>
+              <w:t>.println</w:t>
+            </w:r>
+            <w:proofErr w:type="spellEnd"/>
+            <w:r>
+              <w:rPr>
+                <w:sz w:val="18"/>
+                <w:szCs w:val="18"/>
+                <w:lang w:val="en-IN"/>
+              </w:rPr>
+              <w:t>("calling m1() method..");</w:t>
+            </w:r>
+            <w:r>
+              <w:rPr>
+                <w:sz w:val="18"/>
+                <w:szCs w:val="18"/>
+                <w:lang w:val="en-IN"/>
+              </w:rPr>
+              <w:br/>
+              <w:t xml:space="preserve">        return "calling m1() method..";</w:t>
+            </w:r>
+            <w:r>
+              <w:rPr>
+                <w:sz w:val="18"/>
+                <w:szCs w:val="18"/>
+                <w:lang w:val="en-IN"/>
+              </w:rPr>
+              <w:br/>
+              <w:t xml:space="preserve">    }</w:t>
+            </w:r>
+            <w:r>
+              <w:rPr>
+                <w:sz w:val="18"/>
+                <w:szCs w:val="18"/>
+                <w:lang w:val="en-IN"/>
+              </w:rPr>
+              <w:br/>
+              <w:t xml:space="preserve">    public String m1(String name) {</w:t>
+            </w:r>
+            <w:r>
+              <w:rPr>
+                <w:sz w:val="18"/>
+                <w:szCs w:val="18"/>
+                <w:lang w:val="en-IN"/>
+              </w:rPr>
+              <w:br/>
+              <w:t xml:space="preserve">        </w:t>
+            </w:r>
+            <w:proofErr w:type="spellStart"/>
+            <w:r>
+              <w:rPr>
+                <w:sz w:val="18"/>
+                <w:szCs w:val="18"/>
+                <w:lang w:val="en-IN"/>
+              </w:rPr>
+              <w:t>System.</w:t>
+            </w:r>
+            <w:r>
+              <w:rPr>
+                <w:i/>
+                <w:iCs/>
+                <w:sz w:val="18"/>
+                <w:szCs w:val="18"/>
+                <w:lang w:val="en-IN"/>
+              </w:rPr>
+              <w:t>out</w:t>
+            </w:r>
+            <w:r>
+              <w:rPr>
+                <w:sz w:val="18"/>
+                <w:szCs w:val="18"/>
+                <w:lang w:val="en-IN"/>
+              </w:rPr>
+              <w:t>.println</w:t>
+            </w:r>
+            <w:proofErr w:type="spellEnd"/>
+            <w:r>
+              <w:rPr>
+                <w:sz w:val="18"/>
+                <w:szCs w:val="18"/>
+                <w:lang w:val="en-IN"/>
+              </w:rPr>
+              <w:t>("calling m1(String name) method..");</w:t>
+            </w:r>
+            <w:r>
+              <w:rPr>
+                <w:sz w:val="18"/>
+                <w:szCs w:val="18"/>
+                <w:lang w:val="en-IN"/>
+              </w:rPr>
+              <w:br/>
+              <w:t xml:space="preserve">        return "calling m1(String name) method..";</w:t>
+            </w:r>
+            <w:r>
+              <w:rPr>
+                <w:sz w:val="18"/>
+                <w:szCs w:val="18"/>
+                <w:lang w:val="en-IN"/>
+              </w:rPr>
+              <w:br/>
+              <w:t xml:space="preserve">    }</w:t>
+            </w:r>
+            <w:r>
+              <w:rPr>
+                <w:sz w:val="18"/>
+                <w:szCs w:val="18"/>
+                <w:lang w:val="en-IN"/>
+              </w:rPr>
+              <w:br/>
+              <w:t xml:space="preserve">    public String m1(Integer age) {</w:t>
+            </w:r>
+            <w:r>
+              <w:rPr>
+                <w:sz w:val="18"/>
+                <w:szCs w:val="18"/>
+                <w:lang w:val="en-IN"/>
+              </w:rPr>
+              <w:br/>
+              <w:t xml:space="preserve">        </w:t>
+            </w:r>
+            <w:proofErr w:type="spellStart"/>
+            <w:r>
+              <w:rPr>
+                <w:sz w:val="18"/>
+                <w:szCs w:val="18"/>
+                <w:lang w:val="en-IN"/>
+              </w:rPr>
+              <w:t>System.</w:t>
+            </w:r>
+            <w:r>
+              <w:rPr>
+                <w:i/>
+                <w:iCs/>
+                <w:sz w:val="18"/>
+                <w:szCs w:val="18"/>
+                <w:lang w:val="en-IN"/>
+              </w:rPr>
+              <w:t>out</w:t>
+            </w:r>
+            <w:r>
+              <w:rPr>
+                <w:sz w:val="18"/>
+                <w:szCs w:val="18"/>
+                <w:lang w:val="en-IN"/>
+              </w:rPr>
+              <w:t>.println</w:t>
+            </w:r>
+            <w:proofErr w:type="spellEnd"/>
+            <w:r>
+              <w:rPr>
+                <w:sz w:val="18"/>
+                <w:szCs w:val="18"/>
+                <w:lang w:val="en-IN"/>
+              </w:rPr>
+              <w:t>("calling mm1(Integer age) method..");</w:t>
+            </w:r>
+            <w:r>
+              <w:rPr>
+                <w:sz w:val="18"/>
+                <w:szCs w:val="18"/>
+                <w:lang w:val="en-IN"/>
+              </w:rPr>
+              <w:br/>
+              <w:t xml:space="preserve">        return "calling mm1(Integer age) method..";</w:t>
+            </w:r>
+            <w:r>
+              <w:rPr>
+                <w:sz w:val="18"/>
+                <w:szCs w:val="18"/>
+                <w:lang w:val="en-IN"/>
+              </w:rPr>
+              <w:br/>
+              <w:t xml:space="preserve">    }</w:t>
+            </w:r>
+            <w:r>
+              <w:rPr>
+                <w:sz w:val="18"/>
+                <w:szCs w:val="18"/>
+                <w:lang w:val="en-IN"/>
+              </w:rPr>
+              <w:br/>
+              <w:t>}</w:t>
+            </w:r>
+          </w:p>
+        </w:tc>
+      </w:tr>
+    </w:tbl>
+    <w:p>
+      <w:pPr>
+        <w:spacing w:after="0" w:line="240" w:lineRule="auto"/>
+      </w:pPr>
+    </w:p>
+    <w:p>
+      <w:pPr>
+        <w:spacing w:after="0" w:line="240" w:lineRule="auto"/>
+      </w:pPr>
+    </w:p>
+    <w:p>
+      <w:pPr>
+        <w:spacing w:after="0" w:line="240" w:lineRule="auto"/>
+      </w:pPr>
+      <w:r>
+        <w:t>In </w:t>
+      </w:r>
+      <w:hyperlink r:id="rId67" w:tgtFrame="_blank" w:tooltip="Type Casting In Java" w:history="1">
+        <w:r>
+          <w:rPr>
+            <w:rStyle w:val="Hyperlink"/>
+          </w:rPr>
+          <w:t>casting</w:t>
+        </w:r>
+      </w:hyperlink>
+      <w:r>
+        <w:t>, we have seen super class reference variable can refer to objects of its sub class. This also shows polymorphism. For example,</w:t>
+      </w:r>
+    </w:p>
+    <w:p>
+      <w:pPr>
+        <w:spacing w:after="0" w:line="240" w:lineRule="auto"/>
+      </w:pPr>
+    </w:p>
+    <w:p>
+      <w:pPr>
+        <w:spacing w:after="0" w:line="240" w:lineRule="auto"/>
+      </w:pPr>
+    </w:p>
+    <w:p>
+      <w:pPr>
+        <w:spacing w:after="0" w:line="240" w:lineRule="auto"/>
+      </w:pPr>
+    </w:p>
+    <w:p>
+      <w:pPr>
+        <w:spacing w:after="0" w:line="240" w:lineRule="auto"/>
+      </w:pPr>
+    </w:p>
+    <w:p>
+      <w:pPr>
+        <w:spacing w:after="0" w:line="240" w:lineRule="auto"/>
+      </w:pPr>
+    </w:p>
+    <w:p>
+      <w:pPr>
+        <w:spacing w:after="0" w:line="240" w:lineRule="auto"/>
+      </w:pPr>
+    </w:p>
+    <w:p>
+      <w:pPr>
+        <w:spacing w:after="0" w:line="240" w:lineRule="auto"/>
+      </w:pPr>
+    </w:p>
+    <w:p>
+      <w:pPr>
+        <w:spacing w:after="0" w:line="240" w:lineRule="auto"/>
+      </w:pPr>
+    </w:p>
     <w:p>
       <w:pPr>
         <w:spacing w:after="0" w:line="240" w:lineRule="auto"/>
@@ -26652,7 +30494,6 @@
         <w:rPr>
           <w:noProof/>
         </w:rPr>
-        <w:lastRenderedPageBreak/>
         <w:drawing>
           <wp:inline distT="0" distB="0" distL="0" distR="0" wp14:anchorId="3FE5506C" wp14:editId="584F2EF1">
             <wp:extent cx="6858000" cy="4805680"/>
@@ -26671,7 +30512,7 @@
                     </pic:cNvPicPr>
                   </pic:nvPicPr>
                   <pic:blipFill>
-                    <a:blip r:embed="rId67">
+                    <a:blip r:embed="rId68">
                       <a:extLst>
                         <a:ext uri="{28A0092B-C50C-407E-A947-70E740481C1C}">
                           <a14:useLocalDpi xmlns:a14="http://schemas.microsoft.com/office/drawing/2010/main" val="0"/>
@@ -26952,7 +30793,7 @@
       <w:pPr>
         <w:spacing w:after="0" w:line="240" w:lineRule="auto"/>
       </w:pPr>
-      <w:hyperlink r:id="rId68" w:history="1">
+      <w:hyperlink r:id="rId69" w:history="1">
         <w:r>
           <w:rPr>
             <w:rStyle w:val="Hyperlink"/>
@@ -29571,6 +33412,184 @@
     </w:lvl>
   </w:abstractNum>
   <w:abstractNum w:abstractNumId="24" w15:restartNumberingAfterBreak="0">
+    <w:nsid w:val="53D72E99"/>
+    <w:multiLevelType w:val="hybridMultilevel"/>
+    <w:tmpl w:val="32148342"/>
+    <w:lvl w:ilvl="0" w:tplc="FFFFFFFF">
+      <w:start w:val="1"/>
+      <w:numFmt w:val="decimal"/>
+      <w:lvlText w:val="%1."/>
+      <w:lvlJc w:val="left"/>
+      <w:pPr>
+        <w:ind w:left="720" w:hanging="360"/>
+      </w:pPr>
+      <w:rPr>
+        <w:rFonts w:hint="default"/>
+      </w:rPr>
+    </w:lvl>
+    <w:lvl w:ilvl="1" w:tplc="FFFFFFFF" w:tentative="1">
+      <w:start w:val="1"/>
+      <w:numFmt w:val="lowerLetter"/>
+      <w:lvlText w:val="%2."/>
+      <w:lvlJc w:val="left"/>
+      <w:pPr>
+        <w:ind w:left="1440" w:hanging="360"/>
+      </w:pPr>
+    </w:lvl>
+    <w:lvl w:ilvl="2" w:tplc="FFFFFFFF" w:tentative="1">
+      <w:start w:val="1"/>
+      <w:numFmt w:val="lowerRoman"/>
+      <w:lvlText w:val="%3."/>
+      <w:lvlJc w:val="right"/>
+      <w:pPr>
+        <w:ind w:left="2160" w:hanging="180"/>
+      </w:pPr>
+    </w:lvl>
+    <w:lvl w:ilvl="3" w:tplc="FFFFFFFF" w:tentative="1">
+      <w:start w:val="1"/>
+      <w:numFmt w:val="decimal"/>
+      <w:lvlText w:val="%4."/>
+      <w:lvlJc w:val="left"/>
+      <w:pPr>
+        <w:ind w:left="2880" w:hanging="360"/>
+      </w:pPr>
+    </w:lvl>
+    <w:lvl w:ilvl="4" w:tplc="FFFFFFFF" w:tentative="1">
+      <w:start w:val="1"/>
+      <w:numFmt w:val="lowerLetter"/>
+      <w:lvlText w:val="%5."/>
+      <w:lvlJc w:val="left"/>
+      <w:pPr>
+        <w:ind w:left="3600" w:hanging="360"/>
+      </w:pPr>
+    </w:lvl>
+    <w:lvl w:ilvl="5" w:tplc="FFFFFFFF" w:tentative="1">
+      <w:start w:val="1"/>
+      <w:numFmt w:val="lowerRoman"/>
+      <w:lvlText w:val="%6."/>
+      <w:lvlJc w:val="right"/>
+      <w:pPr>
+        <w:ind w:left="4320" w:hanging="180"/>
+      </w:pPr>
+    </w:lvl>
+    <w:lvl w:ilvl="6" w:tplc="FFFFFFFF" w:tentative="1">
+      <w:start w:val="1"/>
+      <w:numFmt w:val="decimal"/>
+      <w:lvlText w:val="%7."/>
+      <w:lvlJc w:val="left"/>
+      <w:pPr>
+        <w:ind w:left="5040" w:hanging="360"/>
+      </w:pPr>
+    </w:lvl>
+    <w:lvl w:ilvl="7" w:tplc="FFFFFFFF" w:tentative="1">
+      <w:start w:val="1"/>
+      <w:numFmt w:val="lowerLetter"/>
+      <w:lvlText w:val="%8."/>
+      <w:lvlJc w:val="left"/>
+      <w:pPr>
+        <w:ind w:left="5760" w:hanging="360"/>
+      </w:pPr>
+    </w:lvl>
+    <w:lvl w:ilvl="8" w:tplc="FFFFFFFF" w:tentative="1">
+      <w:start w:val="1"/>
+      <w:numFmt w:val="lowerRoman"/>
+      <w:lvlText w:val="%9."/>
+      <w:lvlJc w:val="right"/>
+      <w:pPr>
+        <w:ind w:left="6480" w:hanging="180"/>
+      </w:pPr>
+    </w:lvl>
+  </w:abstractNum>
+  <w:abstractNum w:abstractNumId="25" w15:restartNumberingAfterBreak="0">
+    <w:nsid w:val="677C45BE"/>
+    <w:multiLevelType w:val="hybridMultilevel"/>
+    <w:tmpl w:val="32148342"/>
+    <w:lvl w:ilvl="0" w:tplc="FFFFFFFF">
+      <w:start w:val="1"/>
+      <w:numFmt w:val="decimal"/>
+      <w:lvlText w:val="%1."/>
+      <w:lvlJc w:val="left"/>
+      <w:pPr>
+        <w:ind w:left="720" w:hanging="360"/>
+      </w:pPr>
+      <w:rPr>
+        <w:rFonts w:hint="default"/>
+      </w:rPr>
+    </w:lvl>
+    <w:lvl w:ilvl="1" w:tplc="FFFFFFFF" w:tentative="1">
+      <w:start w:val="1"/>
+      <w:numFmt w:val="lowerLetter"/>
+      <w:lvlText w:val="%2."/>
+      <w:lvlJc w:val="left"/>
+      <w:pPr>
+        <w:ind w:left="1440" w:hanging="360"/>
+      </w:pPr>
+    </w:lvl>
+    <w:lvl w:ilvl="2" w:tplc="FFFFFFFF" w:tentative="1">
+      <w:start w:val="1"/>
+      <w:numFmt w:val="lowerRoman"/>
+      <w:lvlText w:val="%3."/>
+      <w:lvlJc w:val="right"/>
+      <w:pPr>
+        <w:ind w:left="2160" w:hanging="180"/>
+      </w:pPr>
+    </w:lvl>
+    <w:lvl w:ilvl="3" w:tplc="FFFFFFFF" w:tentative="1">
+      <w:start w:val="1"/>
+      <w:numFmt w:val="decimal"/>
+      <w:lvlText w:val="%4."/>
+      <w:lvlJc w:val="left"/>
+      <w:pPr>
+        <w:ind w:left="2880" w:hanging="360"/>
+      </w:pPr>
+    </w:lvl>
+    <w:lvl w:ilvl="4" w:tplc="FFFFFFFF" w:tentative="1">
+      <w:start w:val="1"/>
+      <w:numFmt w:val="lowerLetter"/>
+      <w:lvlText w:val="%5."/>
+      <w:lvlJc w:val="left"/>
+      <w:pPr>
+        <w:ind w:left="3600" w:hanging="360"/>
+      </w:pPr>
+    </w:lvl>
+    <w:lvl w:ilvl="5" w:tplc="FFFFFFFF" w:tentative="1">
+      <w:start w:val="1"/>
+      <w:numFmt w:val="lowerRoman"/>
+      <w:lvlText w:val="%6."/>
+      <w:lvlJc w:val="right"/>
+      <w:pPr>
+        <w:ind w:left="4320" w:hanging="180"/>
+      </w:pPr>
+    </w:lvl>
+    <w:lvl w:ilvl="6" w:tplc="FFFFFFFF" w:tentative="1">
+      <w:start w:val="1"/>
+      <w:numFmt w:val="decimal"/>
+      <w:lvlText w:val="%7."/>
+      <w:lvlJc w:val="left"/>
+      <w:pPr>
+        <w:ind w:left="5040" w:hanging="360"/>
+      </w:pPr>
+    </w:lvl>
+    <w:lvl w:ilvl="7" w:tplc="FFFFFFFF" w:tentative="1">
+      <w:start w:val="1"/>
+      <w:numFmt w:val="lowerLetter"/>
+      <w:lvlText w:val="%8."/>
+      <w:lvlJc w:val="left"/>
+      <w:pPr>
+        <w:ind w:left="5760" w:hanging="360"/>
+      </w:pPr>
+    </w:lvl>
+    <w:lvl w:ilvl="8" w:tplc="FFFFFFFF" w:tentative="1">
+      <w:start w:val="1"/>
+      <w:numFmt w:val="lowerRoman"/>
+      <w:lvlText w:val="%9."/>
+      <w:lvlJc w:val="right"/>
+      <w:pPr>
+        <w:ind w:left="6480" w:hanging="180"/>
+      </w:pPr>
+    </w:lvl>
+  </w:abstractNum>
+  <w:abstractNum w:abstractNumId="26" w15:restartNumberingAfterBreak="0">
     <w:nsid w:val="6B003476"/>
     <w:multiLevelType w:val="hybridMultilevel"/>
     <w:tmpl w:val="B4D2838E"/>
@@ -29659,7 +33678,7 @@
       </w:pPr>
     </w:lvl>
   </w:abstractNum>
-  <w:abstractNum w:abstractNumId="25" w15:restartNumberingAfterBreak="0">
+  <w:abstractNum w:abstractNumId="27" w15:restartNumberingAfterBreak="0">
     <w:nsid w:val="74511B00"/>
     <w:multiLevelType w:val="hybridMultilevel"/>
     <w:tmpl w:val="6E6ED16A"/>
@@ -29748,7 +33767,7 @@
       </w:pPr>
     </w:lvl>
   </w:abstractNum>
-  <w:abstractNum w:abstractNumId="26" w15:restartNumberingAfterBreak="0">
+  <w:abstractNum w:abstractNumId="28" w15:restartNumberingAfterBreak="0">
     <w:nsid w:val="78437640"/>
     <w:multiLevelType w:val="hybridMultilevel"/>
     <w:tmpl w:val="FD24EEB8"/>
@@ -29837,7 +33856,96 @@
       </w:pPr>
     </w:lvl>
   </w:abstractNum>
-  <w:abstractNum w:abstractNumId="27" w15:restartNumberingAfterBreak="0">
+  <w:abstractNum w:abstractNumId="29" w15:restartNumberingAfterBreak="0">
+    <w:nsid w:val="78937AB0"/>
+    <w:multiLevelType w:val="hybridMultilevel"/>
+    <w:tmpl w:val="32148342"/>
+    <w:lvl w:ilvl="0" w:tplc="4009000F">
+      <w:start w:val="1"/>
+      <w:numFmt w:val="decimal"/>
+      <w:lvlText w:val="%1."/>
+      <w:lvlJc w:val="left"/>
+      <w:pPr>
+        <w:ind w:left="720" w:hanging="360"/>
+      </w:pPr>
+      <w:rPr>
+        <w:rFonts w:hint="default"/>
+      </w:rPr>
+    </w:lvl>
+    <w:lvl w:ilvl="1" w:tplc="40090019" w:tentative="1">
+      <w:start w:val="1"/>
+      <w:numFmt w:val="lowerLetter"/>
+      <w:lvlText w:val="%2."/>
+      <w:lvlJc w:val="left"/>
+      <w:pPr>
+        <w:ind w:left="1440" w:hanging="360"/>
+      </w:pPr>
+    </w:lvl>
+    <w:lvl w:ilvl="2" w:tplc="4009001B" w:tentative="1">
+      <w:start w:val="1"/>
+      <w:numFmt w:val="lowerRoman"/>
+      <w:lvlText w:val="%3."/>
+      <w:lvlJc w:val="right"/>
+      <w:pPr>
+        <w:ind w:left="2160" w:hanging="180"/>
+      </w:pPr>
+    </w:lvl>
+    <w:lvl w:ilvl="3" w:tplc="4009000F" w:tentative="1">
+      <w:start w:val="1"/>
+      <w:numFmt w:val="decimal"/>
+      <w:lvlText w:val="%4."/>
+      <w:lvlJc w:val="left"/>
+      <w:pPr>
+        <w:ind w:left="2880" w:hanging="360"/>
+      </w:pPr>
+    </w:lvl>
+    <w:lvl w:ilvl="4" w:tplc="40090019" w:tentative="1">
+      <w:start w:val="1"/>
+      <w:numFmt w:val="lowerLetter"/>
+      <w:lvlText w:val="%5."/>
+      <w:lvlJc w:val="left"/>
+      <w:pPr>
+        <w:ind w:left="3600" w:hanging="360"/>
+      </w:pPr>
+    </w:lvl>
+    <w:lvl w:ilvl="5" w:tplc="4009001B" w:tentative="1">
+      <w:start w:val="1"/>
+      <w:numFmt w:val="lowerRoman"/>
+      <w:lvlText w:val="%6."/>
+      <w:lvlJc w:val="right"/>
+      <w:pPr>
+        <w:ind w:left="4320" w:hanging="180"/>
+      </w:pPr>
+    </w:lvl>
+    <w:lvl w:ilvl="6" w:tplc="4009000F" w:tentative="1">
+      <w:start w:val="1"/>
+      <w:numFmt w:val="decimal"/>
+      <w:lvlText w:val="%7."/>
+      <w:lvlJc w:val="left"/>
+      <w:pPr>
+        <w:ind w:left="5040" w:hanging="360"/>
+      </w:pPr>
+    </w:lvl>
+    <w:lvl w:ilvl="7" w:tplc="40090019" w:tentative="1">
+      <w:start w:val="1"/>
+      <w:numFmt w:val="lowerLetter"/>
+      <w:lvlText w:val="%8."/>
+      <w:lvlJc w:val="left"/>
+      <w:pPr>
+        <w:ind w:left="5760" w:hanging="360"/>
+      </w:pPr>
+    </w:lvl>
+    <w:lvl w:ilvl="8" w:tplc="4009001B" w:tentative="1">
+      <w:start w:val="1"/>
+      <w:numFmt w:val="lowerRoman"/>
+      <w:lvlText w:val="%9."/>
+      <w:lvlJc w:val="right"/>
+      <w:pPr>
+        <w:ind w:left="6480" w:hanging="180"/>
+      </w:pPr>
+    </w:lvl>
+  </w:abstractNum>
+  <w:abstractNum w:abstractNumId="30" w15:restartNumberingAfterBreak="0">
     <w:nsid w:val="7A747BF3"/>
     <w:multiLevelType w:val="multilevel"/>
     <w:tmpl w:val="F3BE5850"/>
@@ -30011,7 +34119,7 @@
     <w:abstractNumId w:val="4"/>
   </w:num>
   <w:num w:numId="9" w16cid:durableId="1172723851">
-    <w:abstractNumId w:val="27"/>
+    <w:abstractNumId w:val="30"/>
   </w:num>
   <w:num w:numId="10" w16cid:durableId="1303340468">
     <w:abstractNumId w:val="17"/>
@@ -30023,13 +34131,13 @@
     <w:abstractNumId w:val="12"/>
   </w:num>
   <w:num w:numId="13" w16cid:durableId="782726403">
-    <w:abstractNumId w:val="24"/>
+    <w:abstractNumId w:val="26"/>
   </w:num>
   <w:num w:numId="14" w16cid:durableId="2048681171">
     <w:abstractNumId w:val="15"/>
   </w:num>
   <w:num w:numId="15" w16cid:durableId="1515414620">
-    <w:abstractNumId w:val="26"/>
+    <w:abstractNumId w:val="28"/>
   </w:num>
   <w:num w:numId="16" w16cid:durableId="1277758882">
     <w:abstractNumId w:val="18"/>
@@ -30065,10 +34173,19 @@
     <w:abstractNumId w:val="14"/>
   </w:num>
   <w:num w:numId="27" w16cid:durableId="2000035479">
-    <w:abstractNumId w:val="25"/>
+    <w:abstractNumId w:val="27"/>
   </w:num>
   <w:num w:numId="28" w16cid:durableId="925266108">
     <w:abstractNumId w:val="2"/>
+  </w:num>
+  <w:num w:numId="29" w16cid:durableId="1757481971">
+    <w:abstractNumId w:val="29"/>
+  </w:num>
+  <w:num w:numId="30" w16cid:durableId="1469014863">
+    <w:abstractNumId w:val="25"/>
+  </w:num>
+  <w:num w:numId="31" w16cid:durableId="1583904340">
+    <w:abstractNumId w:val="24"/>
   </w:num>
 </w:numbering>
 </file>

--- a/java/core java 10PM.docx
+++ b/java/core java 10PM.docx
@@ -95,30 +95,17 @@
       <w:pPr>
         <w:spacing w:after="0" w:line="240" w:lineRule="auto"/>
       </w:pPr>
-      <w:proofErr w:type="gramStart"/>
-      <w:r>
-        <w:t>Class :</w:t>
-      </w:r>
-      <w:proofErr w:type="gramEnd"/>
-      <w:r>
-        <w:t xml:space="preserve"> Blue print for creating the objects.</w:t>
+      <w:r>
+        <w:t>Class : Blue print for creating the objects.</w:t>
       </w:r>
       <w:r>
         <w:t xml:space="preserve"> </w:t>
       </w:r>
       <w:r>
-        <w:t xml:space="preserve">It </w:t>
-      </w:r>
-      <w:proofErr w:type="gramStart"/>
-      <w:r>
-        <w:t>is l</w:t>
-      </w:r>
-      <w:r>
-        <w:t>ogically exists</w:t>
-      </w:r>
-      <w:proofErr w:type="gramEnd"/>
-      <w:r>
-        <w:t>.</w:t>
+        <w:t>It is l</w:t>
+      </w:r>
+      <w:r>
+        <w:t>ogically exists.</w:t>
       </w:r>
       <w:r>
         <w:t xml:space="preserve"> </w:t>
@@ -138,18 +125,10 @@
         <w:t xml:space="preserve"> </w:t>
       </w:r>
       <w:r>
-        <w:t xml:space="preserve">It </w:t>
-      </w:r>
-      <w:proofErr w:type="gramStart"/>
-      <w:r>
-        <w:t>is p</w:t>
-      </w:r>
-      <w:r>
-        <w:t>hysically exists</w:t>
-      </w:r>
-      <w:proofErr w:type="gramEnd"/>
-      <w:r>
-        <w:t>.</w:t>
+        <w:t>It is p</w:t>
+      </w:r>
+      <w:r>
+        <w:t>hysically exists.</w:t>
       </w:r>
       <w:r>
         <w:t xml:space="preserve"> </w:t>
@@ -281,15 +260,7 @@
         <w:t xml:space="preserve"> </w:t>
       </w:r>
       <w:r>
-        <w:t xml:space="preserve"> 4 </w:t>
-      </w:r>
-      <w:proofErr w:type="gramStart"/>
-      <w:r>
-        <w:t>legs,  1</w:t>
-      </w:r>
-      <w:proofErr w:type="gramEnd"/>
-      <w:r>
-        <w:t xml:space="preserve"> tail, 2 eyes, white teeth.</w:t>
+        <w:t xml:space="preserve"> 4 legs,  1 tail, 2 eyes, white teeth.</w:t>
       </w:r>
     </w:p>
     <w:p>
@@ -301,56 +272,23 @@
       </w:r>
       <w:r>
         <w:tab/>
-      </w:r>
-      <w:proofErr w:type="gramStart"/>
-      <w:r>
-        <w:t>Running(</w:t>
-      </w:r>
-      <w:proofErr w:type="gramEnd"/>
-      <w:r>
-        <w:t xml:space="preserve">), </w:t>
+        <w:t xml:space="preserve">Running(), </w:t>
       </w:r>
       <w:proofErr w:type="spellStart"/>
-      <w:proofErr w:type="gramStart"/>
       <w:r>
         <w:t>walkng</w:t>
       </w:r>
       <w:proofErr w:type="spellEnd"/>
       <w:r>
-        <w:t>(</w:t>
-      </w:r>
-      <w:proofErr w:type="gramEnd"/>
-      <w:r>
-        <w:t xml:space="preserve">), </w:t>
-      </w:r>
-      <w:proofErr w:type="gramStart"/>
-      <w:r>
-        <w:t>eating(</w:t>
-      </w:r>
-      <w:proofErr w:type="gramEnd"/>
-      <w:r>
-        <w:t xml:space="preserve">), </w:t>
+        <w:t xml:space="preserve">(), eating(), </w:t>
       </w:r>
       <w:proofErr w:type="spellStart"/>
-      <w:proofErr w:type="gramStart"/>
       <w:r>
         <w:t>makeSounds</w:t>
       </w:r>
       <w:proofErr w:type="spellEnd"/>
       <w:r>
-        <w:t>(</w:t>
-      </w:r>
-      <w:proofErr w:type="gramEnd"/>
-      <w:r>
-        <w:t xml:space="preserve">), </w:t>
-      </w:r>
-      <w:proofErr w:type="gramStart"/>
-      <w:r>
-        <w:t>sleeping(</w:t>
-      </w:r>
-      <w:proofErr w:type="gramEnd"/>
-      <w:r>
-        <w:t>)….</w:t>
+        <w:t>(), sleeping()….</w:t>
       </w:r>
     </w:p>
     <w:p>
@@ -398,14 +336,9 @@
         <w:t>Dog</w:t>
       </w:r>
       <w:r>
-        <w:t xml:space="preserve">, cat, Tiger, </w:t>
-      </w:r>
-      <w:proofErr w:type="gramStart"/>
-      <w:r>
-        <w:t>lion..</w:t>
+        <w:t>, cat, Tiger, lion..</w:t>
       </w:r>
       <w:proofErr w:type="spellStart"/>
-      <w:proofErr w:type="gramEnd"/>
       <w:r>
         <w:t>etc</w:t>
       </w:r>
@@ -433,55 +366,24 @@
         <w:spacing w:after="0" w:line="240" w:lineRule="auto"/>
         <w:ind w:firstLine="720"/>
       </w:pPr>
-      <w:proofErr w:type="gramStart"/>
-      <w:r>
-        <w:t>Running(</w:t>
-      </w:r>
-      <w:proofErr w:type="gramEnd"/>
-      <w:r>
-        <w:t xml:space="preserve">), </w:t>
+      <w:r>
+        <w:t xml:space="preserve">Running(), </w:t>
       </w:r>
       <w:proofErr w:type="spellStart"/>
-      <w:proofErr w:type="gramStart"/>
       <w:r>
         <w:t>walkng</w:t>
       </w:r>
       <w:proofErr w:type="spellEnd"/>
       <w:r>
-        <w:t>(</w:t>
-      </w:r>
-      <w:proofErr w:type="gramEnd"/>
-      <w:r>
-        <w:t xml:space="preserve">), </w:t>
-      </w:r>
-      <w:proofErr w:type="gramStart"/>
-      <w:r>
-        <w:t>eating(</w:t>
-      </w:r>
-      <w:proofErr w:type="gramEnd"/>
-      <w:r>
-        <w:t xml:space="preserve">), </w:t>
+        <w:t xml:space="preserve">(), eating(), </w:t>
       </w:r>
       <w:proofErr w:type="spellStart"/>
-      <w:proofErr w:type="gramStart"/>
       <w:r>
         <w:t>makeSounds</w:t>
       </w:r>
       <w:proofErr w:type="spellEnd"/>
       <w:r>
-        <w:t>(</w:t>
-      </w:r>
-      <w:proofErr w:type="gramEnd"/>
-      <w:r>
-        <w:t xml:space="preserve">), </w:t>
-      </w:r>
-      <w:proofErr w:type="gramStart"/>
-      <w:r>
-        <w:t>sleeping(</w:t>
-      </w:r>
-      <w:proofErr w:type="gramEnd"/>
-      <w:r>
-        <w:t>)….</w:t>
+        <w:t>(), sleeping()….</w:t>
       </w:r>
     </w:p>
     <w:p>
@@ -569,15 +471,7 @@
         <w:sym w:font="Wingdings" w:char="F0E0"/>
       </w:r>
       <w:r>
-        <w:t xml:space="preserve"> </w:t>
-      </w:r>
-      <w:proofErr w:type="gramStart"/>
-      <w:r>
-        <w:t>means :</w:t>
-      </w:r>
-      <w:proofErr w:type="gramEnd"/>
-      <w:r>
-        <w:t xml:space="preserve"> </w:t>
+        <w:t xml:space="preserve"> means : </w:t>
       </w:r>
       <w:r>
         <w:rPr>
@@ -773,12 +667,10 @@
         <w:t xml:space="preserve">width, size, weight, price, </w:t>
       </w:r>
       <w:proofErr w:type="spellStart"/>
-      <w:proofErr w:type="gramStart"/>
       <w:r>
         <w:t>no:of</w:t>
       </w:r>
       <w:proofErr w:type="spellEnd"/>
-      <w:proofErr w:type="gramEnd"/>
       <w:r>
         <w:t xml:space="preserve"> pages, author name.</w:t>
       </w:r>
@@ -923,37 +815,8 @@
         <w:tab/>
         <w:t xml:space="preserve">Book actions: </w:t>
       </w:r>
-      <w:proofErr w:type="gramStart"/>
-      <w:r>
-        <w:t>reading(</w:t>
-      </w:r>
-      <w:proofErr w:type="gramEnd"/>
-      <w:r>
-        <w:t xml:space="preserve">), </w:t>
-      </w:r>
-      <w:proofErr w:type="gramStart"/>
-      <w:r>
-        <w:t>writing(</w:t>
-      </w:r>
-      <w:proofErr w:type="gramEnd"/>
-      <w:r>
-        <w:t xml:space="preserve">), </w:t>
-      </w:r>
-      <w:proofErr w:type="gramStart"/>
-      <w:r>
-        <w:t>playing(</w:t>
-      </w:r>
-      <w:proofErr w:type="gramEnd"/>
-      <w:r>
-        <w:t xml:space="preserve">), </w:t>
-      </w:r>
-      <w:proofErr w:type="gramStart"/>
-      <w:r>
-        <w:t>beating(</w:t>
-      </w:r>
-      <w:proofErr w:type="gramEnd"/>
-      <w:r>
-        <w:t xml:space="preserve">), </w:t>
+      <w:r>
+        <w:t xml:space="preserve">reading(), writing(), playing(), beating(), </w:t>
       </w:r>
     </w:p>
     <w:p>
@@ -970,47 +833,27 @@
       <w:r>
         <w:t xml:space="preserve">ctions: </w:t>
       </w:r>
-      <w:proofErr w:type="gramStart"/>
-      <w:r>
-        <w:t>riding(</w:t>
-      </w:r>
-      <w:proofErr w:type="gramEnd"/>
-      <w:r>
-        <w:t xml:space="preserve">), </w:t>
+      <w:r>
+        <w:t xml:space="preserve">riding(), </w:t>
       </w:r>
       <w:proofErr w:type="spellStart"/>
-      <w:proofErr w:type="gramStart"/>
       <w:r>
         <w:t>engineBeating</w:t>
       </w:r>
       <w:proofErr w:type="spellEnd"/>
       <w:r>
-        <w:t>(</w:t>
-      </w:r>
-      <w:proofErr w:type="gramEnd"/>
-      <w:r>
-        <w:t xml:space="preserve">), </w:t>
+        <w:t xml:space="preserve">(), </w:t>
       </w:r>
       <w:proofErr w:type="spellStart"/>
-      <w:proofErr w:type="gramStart"/>
       <w:r>
         <w:t>spped</w:t>
       </w:r>
       <w:proofErr w:type="spellEnd"/>
       <w:r>
-        <w:t>(</w:t>
-      </w:r>
-      <w:proofErr w:type="gramEnd"/>
-      <w:r>
-        <w:t xml:space="preserve">), </w:t>
-      </w:r>
-      <w:proofErr w:type="gramStart"/>
-      <w:r>
-        <w:t>stunts(</w:t>
-      </w:r>
-      <w:proofErr w:type="gramEnd"/>
-      <w:r>
-        <w:t xml:space="preserve">), </w:t>
+        <w:t xml:space="preserve">(), </w:t>
+      </w:r>
+      <w:r>
+        <w:t xml:space="preserve">stunts(), </w:t>
       </w:r>
       <w:proofErr w:type="spellStart"/>
       <w:r>
@@ -1091,15 +934,7 @@
         <w:spacing w:after="0" w:line="240" w:lineRule="auto"/>
       </w:pPr>
       <w:r>
-        <w:t xml:space="preserve">But an object </w:t>
-      </w:r>
-      <w:proofErr w:type="gramStart"/>
-      <w:r>
-        <w:t>have</w:t>
-      </w:r>
-      <w:proofErr w:type="gramEnd"/>
-      <w:r>
-        <w:t xml:space="preserve"> physical state, behavior and identity.</w:t>
+        <w:t>But an object have physical state, behavior and identity.</w:t>
       </w:r>
     </w:p>
     <w:p>
@@ -1959,23 +1794,7 @@
       </w:pPr>
       <w:r>
         <w:tab/>
-        <w:t xml:space="preserve">Whenever any developer develops the project. That project will be released in different </w:t>
-      </w:r>
-      <w:proofErr w:type="gramStart"/>
-      <w:r>
-        <w:t>formats..</w:t>
-      </w:r>
-      <w:proofErr w:type="gramEnd"/>
-      <w:r>
-        <w:t>exe, .bat</w:t>
-      </w:r>
-      <w:proofErr w:type="gramStart"/>
-      <w:r>
-        <w:t>, ;</w:t>
-      </w:r>
-      <w:proofErr w:type="gramEnd"/>
-      <w:r>
-        <w:t>.pdf, .text, .</w:t>
+        <w:t>Whenever any developer develops the project. That project will be released in different formats..exe, .bat, ;.pdf, .text, .</w:t>
       </w:r>
       <w:proofErr w:type="spellStart"/>
       <w:r>
@@ -2003,7 +1822,6 @@
         </w:numPr>
         <w:spacing w:after="0" w:line="240" w:lineRule="auto"/>
       </w:pPr>
-      <w:proofErr w:type="gramStart"/>
       <w:r>
         <w:t>.</w:t>
       </w:r>
@@ -2014,7 +1832,6 @@
         </w:rPr>
         <w:t>Jar</w:t>
       </w:r>
-      <w:proofErr w:type="gramEnd"/>
       <w:r>
         <w:t xml:space="preserve"> (Java Archives).</w:t>
       </w:r>
@@ -2059,13 +1876,8 @@
         </w:numPr>
         <w:spacing w:after="0" w:line="240" w:lineRule="auto"/>
       </w:pPr>
-      <w:proofErr w:type="gramStart"/>
-      <w:r>
-        <w:t>.ear</w:t>
-      </w:r>
-      <w:proofErr w:type="gramEnd"/>
-      <w:r>
-        <w:t xml:space="preserve"> (Enterprise Archive)</w:t>
+      <w:r>
+        <w:t>.ear (Enterprise Archive)</w:t>
       </w:r>
       <w:r>
         <w:t xml:space="preserve"> </w:t>
@@ -2205,15 +2017,7 @@
         <w:sym w:font="Wingdings" w:char="F0E0"/>
       </w:r>
       <w:r>
-        <w:t xml:space="preserve"> Maven </w:t>
-      </w:r>
-      <w:proofErr w:type="gramStart"/>
-      <w:r>
-        <w:t>build</w:t>
-      </w:r>
-      <w:proofErr w:type="gramEnd"/>
-      <w:r>
-        <w:t xml:space="preserve"> </w:t>
+        <w:t xml:space="preserve"> Maven build </w:t>
       </w:r>
       <w:r>
         <w:sym w:font="Wingdings" w:char="F0E0"/>
@@ -2341,13 +2145,8 @@
       <w:pPr>
         <w:spacing w:after="0" w:line="240" w:lineRule="auto"/>
       </w:pPr>
-      <w:proofErr w:type="gramStart"/>
-      <w:r>
-        <w:t>Generally</w:t>
-      </w:r>
-      <w:proofErr w:type="gramEnd"/>
-      <w:r>
-        <w:t xml:space="preserve"> jar file will be created in our </w:t>
+      <w:r>
+        <w:t xml:space="preserve">Generally jar file will be created in our </w:t>
       </w:r>
       <w:r>
         <w:t>“</w:t>
@@ -2945,15 +2744,7 @@
         <w:t>e</w:t>
       </w:r>
       <w:r>
-        <w:t xml:space="preserve"> are working with Spring boot means we are working with </w:t>
-      </w:r>
-      <w:proofErr w:type="gramStart"/>
-      <w:r>
-        <w:t>their</w:t>
-      </w:r>
-      <w:proofErr w:type="gramEnd"/>
-      <w:r>
-        <w:t xml:space="preserve"> .jar files.</w:t>
+        <w:t xml:space="preserve"> are working with Spring boot means we are working with their .jar files.</w:t>
       </w:r>
     </w:p>
     <w:p>
@@ -2967,15 +2758,7 @@
         <w:t>e</w:t>
       </w:r>
       <w:r>
-        <w:t xml:space="preserve"> are working with servlets means we are working with </w:t>
-      </w:r>
-      <w:proofErr w:type="gramStart"/>
-      <w:r>
-        <w:t>their</w:t>
-      </w:r>
-      <w:proofErr w:type="gramEnd"/>
-      <w:r>
-        <w:t xml:space="preserve"> .jar files.</w:t>
+        <w:t xml:space="preserve"> are working with servlets means we are working with their .jar files.</w:t>
       </w:r>
     </w:p>
     <w:p>
@@ -2989,15 +2772,7 @@
         <w:t>e</w:t>
       </w:r>
       <w:r>
-        <w:t xml:space="preserve"> are working with Hibernate means we are working with </w:t>
-      </w:r>
-      <w:proofErr w:type="gramStart"/>
-      <w:r>
-        <w:t>their</w:t>
-      </w:r>
-      <w:proofErr w:type="gramEnd"/>
-      <w:r>
-        <w:t xml:space="preserve"> .jar files.</w:t>
+        <w:t xml:space="preserve"> are working with Hibernate means we are working with their .jar files.</w:t>
       </w:r>
     </w:p>
     <w:p>
@@ -3131,7 +2906,6 @@
         <w:t xml:space="preserve"> </w:t>
       </w:r>
       <w:proofErr w:type="spellStart"/>
-      <w:proofErr w:type="gramStart"/>
       <w:r>
         <w:rPr>
           <w:b/>
@@ -3141,7 +2915,6 @@
         <w:t>build.gradle</w:t>
       </w:r>
       <w:proofErr w:type="spellEnd"/>
-      <w:proofErr w:type="gramEnd"/>
       <w:r>
         <w:rPr>
           <w:b/>
@@ -3579,12 +3352,10 @@
         <w:t xml:space="preserve"> </w:t>
       </w:r>
       <w:proofErr w:type="spellStart"/>
-      <w:proofErr w:type="gramStart"/>
       <w:r>
         <w:t>build.gradle</w:t>
       </w:r>
       <w:proofErr w:type="spellEnd"/>
-      <w:proofErr w:type="gramEnd"/>
       <w:r>
         <w:t xml:space="preserve"> file. Then it will download all required jar files into your project.</w:t>
       </w:r>
@@ -3666,23 +3437,7 @@
           <w:bCs/>
         </w:rPr>
         <w:lastRenderedPageBreak/>
-        <w:t>How many “</w:t>
-      </w:r>
-      <w:proofErr w:type="gramStart"/>
-      <w:r>
-        <w:rPr>
-          <w:b/>
-          <w:bCs/>
-        </w:rPr>
-        <w:t>public</w:t>
-      </w:r>
-      <w:proofErr w:type="gramEnd"/>
-      <w:r>
-        <w:rPr>
-          <w:b/>
-          <w:bCs/>
-        </w:rPr>
-        <w:t xml:space="preserve">” classes a .java file contains? </w:t>
+        <w:t xml:space="preserve">How many “public” classes a .java file contains? </w:t>
       </w:r>
     </w:p>
     <w:p>
@@ -3760,49 +3515,26 @@
       </w:pPr>
       <w:r>
         <w:tab/>
-      </w:r>
-      <w:proofErr w:type="gramStart"/>
-      <w:r>
-        <w:t>-“</w:t>
-      </w:r>
-      <w:proofErr w:type="gramEnd"/>
-      <w:r>
-        <w:t>void” means NO Return type.</w:t>
-      </w:r>
-    </w:p>
-    <w:p>
-      <w:pPr>
-        <w:spacing w:after="0" w:line="240" w:lineRule="auto"/>
-      </w:pPr>
-    </w:p>
-    <w:p>
-      <w:pPr>
-        <w:spacing w:after="0" w:line="240" w:lineRule="auto"/>
-      </w:pPr>
-      <w:r>
-        <w:t xml:space="preserve">Create another class, create </w:t>
-      </w:r>
-      <w:proofErr w:type="gramStart"/>
-      <w:r>
-        <w:t>main(</w:t>
-      </w:r>
-      <w:proofErr w:type="gramEnd"/>
-      <w:r>
-        <w:t xml:space="preserve">) method in </w:t>
+        <w:t>-“void” means NO Return type.</w:t>
+      </w:r>
+    </w:p>
+    <w:p>
+      <w:pPr>
+        <w:spacing w:after="0" w:line="240" w:lineRule="auto"/>
+      </w:pPr>
+    </w:p>
+    <w:p>
+      <w:pPr>
+        <w:spacing w:after="0" w:line="240" w:lineRule="auto"/>
+      </w:pPr>
+      <w:r>
+        <w:t xml:space="preserve">Create another class, create main() method in </w:t>
       </w:r>
       <w:r>
         <w:t>that class</w:t>
       </w:r>
       <w:r>
-        <w:t xml:space="preserve"> and create object to above class in </w:t>
-      </w:r>
-      <w:proofErr w:type="gramStart"/>
-      <w:r>
-        <w:t>main(</w:t>
-      </w:r>
-      <w:proofErr w:type="gramEnd"/>
-      <w:r>
-        <w:t>) method and call methods.</w:t>
+        <w:t xml:space="preserve"> and create object to above class in main() method and call methods.</w:t>
       </w:r>
       <w:r>
         <w:t xml:space="preserve"> Now run this 2</w:t>
@@ -4245,25 +3977,7 @@
           <w:bCs/>
           <w:lang w:val="en-IN"/>
         </w:rPr>
-        <w:t xml:space="preserve"> using String class </w:t>
-      </w:r>
-      <w:proofErr w:type="gramStart"/>
-      <w:r>
-        <w:rPr>
-          <w:b/>
-          <w:bCs/>
-          <w:lang w:val="en-IN"/>
-        </w:rPr>
-        <w:t>format(</w:t>
-      </w:r>
-      <w:proofErr w:type="gramEnd"/>
-      <w:r>
-        <w:rPr>
-          <w:b/>
-          <w:bCs/>
-          <w:lang w:val="en-IN"/>
-        </w:rPr>
-        <w:t>) method.</w:t>
+        <w:t xml:space="preserve"> using String class format() method.</w:t>
       </w:r>
     </w:p>
     <w:p>
@@ -4761,15 +4475,7 @@
         <w:t>comparison</w:t>
       </w:r>
       <w:r>
-        <w:t xml:space="preserve"> we always </w:t>
-      </w:r>
-      <w:proofErr w:type="gramStart"/>
-      <w:r>
-        <w:t>use .equals</w:t>
-      </w:r>
-      <w:proofErr w:type="gramEnd"/>
-      <w:r>
-        <w:t>() method.</w:t>
+        <w:t xml:space="preserve"> we always use .equals() method.</w:t>
       </w:r>
     </w:p>
     <w:p>
@@ -5074,21 +4780,7 @@
         <w:rPr>
           <w:lang w:val="en-IN"/>
         </w:rPr>
-        <w:t xml:space="preserve"> </w:t>
-      </w:r>
-      <w:proofErr w:type="gramStart"/>
-      <w:r>
-        <w:rPr>
-          <w:lang w:val="en-IN"/>
-        </w:rPr>
-        <w:t>type..</w:t>
-      </w:r>
-      <w:proofErr w:type="gramEnd"/>
-      <w:r>
-        <w:rPr>
-          <w:lang w:val="en-IN"/>
-        </w:rPr>
-        <w:t xml:space="preserve"> </w:t>
+        <w:t xml:space="preserve"> type.. </w:t>
       </w:r>
       <w:r>
         <w:rPr>
@@ -5319,16 +5011,8 @@
                 <w:lang w:val="en-IN"/>
               </w:rPr>
               <w:br/>
-              <w:t xml:space="preserve">    public static void m1</w:t>
-            </w:r>
-            <w:proofErr w:type="gramStart"/>
-            <w:r>
-              <w:rPr>
-                <w:lang w:val="en-IN"/>
-              </w:rPr>
-              <w:t>(){</w:t>
-            </w:r>
-            <w:proofErr w:type="gramEnd"/>
+              <w:t xml:space="preserve">    public static void m1(){</w:t>
+            </w:r>
             <w:r>
               <w:rPr>
                 <w:lang w:val="en-IN"/>
@@ -5362,37 +5046,15 @@
               <w:rPr>
                 <w:lang w:val="en-IN"/>
               </w:rPr>
-              <w:t xml:space="preserve">("This is a </w:t>
-            </w:r>
-            <w:proofErr w:type="gramStart"/>
-            <w:r>
-              <w:rPr>
-                <w:lang w:val="en-IN"/>
-              </w:rPr>
-              <w:t>method..!</w:t>
-            </w:r>
-            <w:proofErr w:type="gramEnd"/>
-            <w:r>
-              <w:rPr>
-                <w:lang w:val="en-IN"/>
-              </w:rPr>
-              <w:t>");</w:t>
-            </w:r>
-            <w:r>
-              <w:rPr>
-                <w:lang w:val="en-IN"/>
-              </w:rPr>
-              <w:br/>
-              <w:t xml:space="preserve">  </w:t>
-            </w:r>
-            <w:proofErr w:type="gramStart"/>
-            <w:r>
-              <w:rPr>
-                <w:lang w:val="en-IN"/>
-              </w:rPr>
-              <w:t xml:space="preserve">  }</w:t>
-            </w:r>
-            <w:proofErr w:type="gramEnd"/>
+              <w:t>("This is a method..!");</w:t>
+            </w:r>
+            <w:r>
+              <w:rPr>
+                <w:lang w:val="en-IN"/>
+              </w:rPr>
+              <w:br/>
+              <w:t xml:space="preserve">    }</w:t>
+            </w:r>
             <w:r>
               <w:rPr>
                 <w:lang w:val="en-IN"/>
@@ -5430,21 +5092,7 @@
                 <w:lang w:val="en-IN"/>
               </w:rPr>
               <w:br/>
-              <w:t xml:space="preserve">    public static void </w:t>
-            </w:r>
-            <w:proofErr w:type="gramStart"/>
-            <w:r>
-              <w:rPr>
-                <w:lang w:val="en-IN"/>
-              </w:rPr>
-              <w:t>main(String[</w:t>
-            </w:r>
-            <w:proofErr w:type="gramEnd"/>
-            <w:r>
-              <w:rPr>
-                <w:lang w:val="en-IN"/>
-              </w:rPr>
-              <w:t xml:space="preserve">] </w:t>
+              <w:t xml:space="preserve">    public static void main(String[] </w:t>
             </w:r>
             <w:proofErr w:type="spellStart"/>
             <w:r>
@@ -5579,7 +5227,6 @@
               <w:t xml:space="preserve"> = new </w:t>
             </w:r>
             <w:proofErr w:type="spellStart"/>
-            <w:proofErr w:type="gramStart"/>
             <w:r>
               <w:rPr>
                 <w:lang w:val="en-IN"/>
@@ -5591,14 +5238,7 @@
               <w:rPr>
                 <w:lang w:val="en-IN"/>
               </w:rPr>
-              <w:t>(</w:t>
-            </w:r>
-            <w:proofErr w:type="gramEnd"/>
-            <w:r>
-              <w:rPr>
-                <w:lang w:val="en-IN"/>
-              </w:rPr>
-              <w:t>);</w:t>
+              <w:t>();</w:t>
             </w:r>
             <w:r>
               <w:rPr>
@@ -5828,9 +5468,8 @@
           <w:color w:val="FF0000"/>
           <w:highlight w:val="yellow"/>
         </w:rPr>
-        <w:t xml:space="preserve"> </w:t>
-      </w:r>
-      <w:proofErr w:type="gramStart"/>
+        <w:t xml:space="preserve"> of </w:t>
+      </w:r>
       <w:r>
         <w:rPr>
           <w:b/>
@@ -5838,15 +5477,6 @@
           <w:color w:val="FF0000"/>
           <w:highlight w:val="yellow"/>
         </w:rPr>
-        <w:t xml:space="preserve">of </w:t>
-      </w:r>
-      <w:r>
-        <w:rPr>
-          <w:b/>
-          <w:bCs/>
-          <w:color w:val="FF0000"/>
-          <w:highlight w:val="yellow"/>
-        </w:rPr>
         <w:t xml:space="preserve"> </w:t>
       </w:r>
       <w:r>
@@ -5858,7 +5488,6 @@
         </w:rPr>
         <w:t>class</w:t>
       </w:r>
-      <w:proofErr w:type="gramEnd"/>
       <w:r>
         <w:rPr>
           <w:b/>
@@ -6229,13 +5858,8 @@
         <w:t xml:space="preserve">defined </w:t>
       </w:r>
       <w:r>
-        <w:t>(classes/interfaces/abstract classes) + arrays</w:t>
-      </w:r>
-      <w:proofErr w:type="gramStart"/>
-      <w:r>
-        <w:t>….etc.</w:t>
-      </w:r>
-      <w:proofErr w:type="gramEnd"/>
+        <w:t>(classes/interfaces/abstract classes) + arrays….etc.</w:t>
+      </w:r>
     </w:p>
     <w:p>
       <w:pPr>
@@ -6613,7 +6237,6 @@
               <w:t xml:space="preserve">    public String </w:t>
             </w:r>
             <w:proofErr w:type="spellStart"/>
-            <w:proofErr w:type="gramStart"/>
             <w:r>
               <w:rPr>
                 <w:sz w:val="16"/>
@@ -6629,16 +6252,7 @@
                 <w:szCs w:val="16"/>
                 <w:lang w:val="en-IN"/>
               </w:rPr>
-              <w:t>(</w:t>
-            </w:r>
-            <w:proofErr w:type="gramEnd"/>
-            <w:r>
-              <w:rPr>
-                <w:sz w:val="16"/>
-                <w:szCs w:val="16"/>
-                <w:lang w:val="en-IN"/>
-              </w:rPr>
-              <w:t>) {</w:t>
+              <w:t>() {</w:t>
             </w:r>
             <w:r>
               <w:rPr>
@@ -6674,18 +6288,8 @@
                 <w:lang w:val="en-IN"/>
               </w:rPr>
               <w:br/>
-              <w:t xml:space="preserve">  </w:t>
-            </w:r>
-            <w:proofErr w:type="gramStart"/>
-            <w:r>
-              <w:rPr>
-                <w:sz w:val="16"/>
-                <w:szCs w:val="16"/>
-                <w:lang w:val="en-IN"/>
-              </w:rPr>
-              <w:t xml:space="preserve">  }</w:t>
-            </w:r>
-            <w:proofErr w:type="gramEnd"/>
+              <w:t xml:space="preserve">    }</w:t>
+            </w:r>
             <w:r>
               <w:rPr>
                 <w:sz w:val="16"/>
@@ -6696,7 +6300,6 @@
               <w:t xml:space="preserve">    int </w:t>
             </w:r>
             <w:proofErr w:type="spellStart"/>
-            <w:proofErr w:type="gramStart"/>
             <w:r>
               <w:rPr>
                 <w:sz w:val="16"/>
@@ -6712,16 +6315,7 @@
                 <w:szCs w:val="16"/>
                 <w:lang w:val="en-IN"/>
               </w:rPr>
-              <w:t>(</w:t>
-            </w:r>
-            <w:proofErr w:type="gramEnd"/>
-            <w:r>
-              <w:rPr>
-                <w:sz w:val="16"/>
-                <w:szCs w:val="16"/>
-                <w:lang w:val="en-IN"/>
-              </w:rPr>
-              <w:t>int salary) {</w:t>
+              <w:t>(int salary) {</w:t>
             </w:r>
             <w:r>
               <w:rPr>
@@ -6813,18 +6407,35 @@
                 <w:lang w:val="en-IN"/>
               </w:rPr>
               <w:br/>
-              <w:t xml:space="preserve">  </w:t>
-            </w:r>
-            <w:proofErr w:type="gramStart"/>
-            <w:r>
-              <w:rPr>
-                <w:sz w:val="16"/>
-                <w:szCs w:val="16"/>
-                <w:lang w:val="en-IN"/>
-              </w:rPr>
-              <w:t xml:space="preserve">  }</w:t>
-            </w:r>
-            <w:proofErr w:type="gramEnd"/>
+              <w:t xml:space="preserve">    }</w:t>
+            </w:r>
+            <w:r>
+              <w:rPr>
+                <w:sz w:val="16"/>
+                <w:szCs w:val="16"/>
+                <w:lang w:val="en-IN"/>
+              </w:rPr>
+              <w:br/>
+              <w:t xml:space="preserve">    int add(int a, int b) {</w:t>
+            </w:r>
+            <w:r>
+              <w:rPr>
+                <w:sz w:val="16"/>
+                <w:szCs w:val="16"/>
+                <w:lang w:val="en-IN"/>
+              </w:rPr>
+              <w:br/>
+              <w:t xml:space="preserve">        return a + b;</w:t>
+            </w:r>
+            <w:r>
+              <w:rPr>
+                <w:sz w:val="16"/>
+                <w:szCs w:val="16"/>
+                <w:lang w:val="en-IN"/>
+              </w:rPr>
+              <w:br/>
+              <w:t xml:space="preserve">    }</w:t>
+            </w:r>
             <w:r>
               <w:rPr>
                 <w:sz w:val="16"/>
@@ -6834,63 +6445,7 @@
               <w:br/>
               <w:t xml:space="preserve">    int </w:t>
             </w:r>
-            <w:proofErr w:type="gramStart"/>
-            <w:r>
-              <w:rPr>
-                <w:sz w:val="16"/>
-                <w:szCs w:val="16"/>
-                <w:lang w:val="en-IN"/>
-              </w:rPr>
-              <w:t>add(</w:t>
-            </w:r>
-            <w:proofErr w:type="gramEnd"/>
-            <w:r>
-              <w:rPr>
-                <w:sz w:val="16"/>
-                <w:szCs w:val="16"/>
-                <w:lang w:val="en-IN"/>
-              </w:rPr>
-              <w:t>int a, int b) {</w:t>
-            </w:r>
-            <w:r>
-              <w:rPr>
-                <w:sz w:val="16"/>
-                <w:szCs w:val="16"/>
-                <w:lang w:val="en-IN"/>
-              </w:rPr>
-              <w:br/>
-              <w:t xml:space="preserve">        return a + b;</w:t>
-            </w:r>
-            <w:r>
-              <w:rPr>
-                <w:sz w:val="16"/>
-                <w:szCs w:val="16"/>
-                <w:lang w:val="en-IN"/>
-              </w:rPr>
-              <w:br/>
-              <w:t xml:space="preserve">  </w:t>
-            </w:r>
-            <w:proofErr w:type="gramStart"/>
-            <w:r>
-              <w:rPr>
-                <w:sz w:val="16"/>
-                <w:szCs w:val="16"/>
-                <w:lang w:val="en-IN"/>
-              </w:rPr>
-              <w:t xml:space="preserve">  }</w:t>
-            </w:r>
-            <w:proofErr w:type="gramEnd"/>
-            <w:r>
-              <w:rPr>
-                <w:sz w:val="16"/>
-                <w:szCs w:val="16"/>
-                <w:lang w:val="en-IN"/>
-              </w:rPr>
-              <w:br/>
-              <w:t xml:space="preserve">    int </w:t>
-            </w:r>
             <w:proofErr w:type="spellStart"/>
-            <w:proofErr w:type="gramStart"/>
             <w:r>
               <w:rPr>
                 <w:sz w:val="16"/>
@@ -6906,16 +6461,7 @@
                 <w:szCs w:val="16"/>
                 <w:lang w:val="en-IN"/>
               </w:rPr>
-              <w:t>(</w:t>
-            </w:r>
-            <w:proofErr w:type="gramEnd"/>
-            <w:r>
-              <w:rPr>
-                <w:sz w:val="16"/>
-                <w:szCs w:val="16"/>
-                <w:lang w:val="en-IN"/>
-              </w:rPr>
-              <w:t>int a, int b) {</w:t>
+              <w:t>(int a, int b) {</w:t>
             </w:r>
             <w:r>
               <w:rPr>
@@ -6933,18 +6479,8 @@
                 <w:lang w:val="en-IN"/>
               </w:rPr>
               <w:br/>
-              <w:t xml:space="preserve">  </w:t>
-            </w:r>
-            <w:proofErr w:type="gramStart"/>
-            <w:r>
-              <w:rPr>
-                <w:sz w:val="16"/>
-                <w:szCs w:val="16"/>
-                <w:lang w:val="en-IN"/>
-              </w:rPr>
-              <w:t xml:space="preserve">  }</w:t>
-            </w:r>
-            <w:proofErr w:type="gramEnd"/>
+              <w:t xml:space="preserve">    }</w:t>
+            </w:r>
             <w:r>
               <w:rPr>
                 <w:sz w:val="16"/>
@@ -6955,7 +6491,6 @@
               <w:t xml:space="preserve">    void </w:t>
             </w:r>
             <w:proofErr w:type="spellStart"/>
-            <w:proofErr w:type="gramStart"/>
             <w:r>
               <w:rPr>
                 <w:sz w:val="16"/>
@@ -6971,36 +6506,17 @@
                 <w:szCs w:val="16"/>
                 <w:lang w:val="en-IN"/>
               </w:rPr>
-              <w:t>(</w:t>
-            </w:r>
-            <w:proofErr w:type="gramEnd"/>
-            <w:r>
-              <w:rPr>
-                <w:sz w:val="16"/>
-                <w:szCs w:val="16"/>
-                <w:lang w:val="en-IN"/>
-              </w:rPr>
-              <w:t>) {</w:t>
-            </w:r>
-            <w:r>
-              <w:rPr>
-                <w:sz w:val="16"/>
-                <w:szCs w:val="16"/>
-                <w:lang w:val="en-IN"/>
-              </w:rPr>
-              <w:br/>
-              <w:t xml:space="preserve">  </w:t>
-            </w:r>
-            <w:proofErr w:type="gramStart"/>
-            <w:r>
-              <w:rPr>
-                <w:sz w:val="16"/>
-                <w:szCs w:val="16"/>
-                <w:lang w:val="en-IN"/>
-              </w:rPr>
-              <w:t xml:space="preserve">  }</w:t>
-            </w:r>
-            <w:proofErr w:type="gramEnd"/>
+              <w:t>() {</w:t>
+            </w:r>
+            <w:r>
+              <w:rPr>
+                <w:sz w:val="16"/>
+                <w:szCs w:val="16"/>
+                <w:lang w:val="en-IN"/>
+              </w:rPr>
+              <w:br/>
+              <w:t xml:space="preserve">    }</w:t>
+            </w:r>
             <w:r>
               <w:rPr>
                 <w:sz w:val="16"/>
@@ -7217,7 +6733,6 @@
               <w:t xml:space="preserve">public String </w:t>
             </w:r>
             <w:proofErr w:type="spellStart"/>
-            <w:proofErr w:type="gramStart"/>
             <w:r>
               <w:rPr>
                 <w:lang w:val="en-IN"/>
@@ -7229,17 +6744,9 @@
               <w:rPr>
                 <w:lang w:val="en-IN"/>
               </w:rPr>
-              <w:t>(</w:t>
-            </w:r>
-            <w:proofErr w:type="gramEnd"/>
-            <w:r>
-              <w:rPr>
-                <w:lang w:val="en-IN"/>
-              </w:rPr>
-              <w:t xml:space="preserve">String </w:t>
+              <w:t xml:space="preserve">(String </w:t>
             </w:r>
             <w:proofErr w:type="spellStart"/>
-            <w:proofErr w:type="gramStart"/>
             <w:r>
               <w:rPr>
                 <w:lang w:val="en-IN"/>
@@ -7247,7 +6754,6 @@
               <w:t>stuName,Integer</w:t>
             </w:r>
             <w:proofErr w:type="spellEnd"/>
-            <w:proofErr w:type="gramEnd"/>
             <w:r>
               <w:rPr>
                 <w:lang w:val="en-IN"/>
@@ -7378,21 +6884,7 @@
               <w:rPr>
                 <w:lang w:val="en-IN"/>
               </w:rPr>
-              <w:t xml:space="preserve"> +" your marks percentage </w:t>
-            </w:r>
-            <w:proofErr w:type="gramStart"/>
-            <w:r>
-              <w:rPr>
-                <w:lang w:val="en-IN"/>
-              </w:rPr>
-              <w:t>is :</w:t>
-            </w:r>
-            <w:proofErr w:type="gramEnd"/>
-            <w:r>
-              <w:rPr>
-                <w:lang w:val="en-IN"/>
-              </w:rPr>
-              <w:t xml:space="preserve"> "+</w:t>
+              <w:t xml:space="preserve"> +" your marks percentage is : "+</w:t>
             </w:r>
             <w:proofErr w:type="spellStart"/>
             <w:r>
@@ -7564,7 +7056,6 @@
               <w:t xml:space="preserve"> </w:t>
             </w:r>
             <w:proofErr w:type="spellStart"/>
-            <w:proofErr w:type="gramStart"/>
             <w:r>
               <w:rPr>
                 <w:lang w:val="en-IN"/>
@@ -7576,90 +7067,73 @@
               <w:rPr>
                 <w:lang w:val="en-IN"/>
               </w:rPr>
-              <w:t>(</w:t>
-            </w:r>
-            <w:proofErr w:type="gramEnd"/>
+              <w:t>(){</w:t>
+            </w:r>
+            <w:r>
+              <w:rPr>
+                <w:lang w:val="en-IN"/>
+              </w:rPr>
+              <w:t xml:space="preserve"> </w:t>
+            </w:r>
+            <w:r>
+              <w:rPr>
+                <w:lang w:val="en-IN"/>
+              </w:rPr>
+              <w:br/>
+              <w:t>}</w:t>
+            </w:r>
+            <w:r>
+              <w:rPr>
+                <w:lang w:val="en-IN"/>
+              </w:rPr>
+              <w:br/>
+            </w:r>
+            <w:r>
+              <w:rPr>
+                <w:lang w:val="en-IN"/>
+              </w:rPr>
+              <w:br/>
+            </w:r>
+            <w:r>
+              <w:rPr>
+                <w:lang w:val="en-IN"/>
+              </w:rPr>
+              <w:t>void</w:t>
+            </w:r>
+            <w:r>
+              <w:rPr>
+                <w:lang w:val="en-IN"/>
+              </w:rPr>
+              <w:t xml:space="preserve"> </w:t>
+            </w:r>
+            <w:proofErr w:type="spellStart"/>
+            <w:r>
+              <w:rPr>
+                <w:lang w:val="en-IN"/>
+              </w:rPr>
+              <w:t>calculateMarksSum</w:t>
+            </w:r>
+            <w:proofErr w:type="spellEnd"/>
+            <w:r>
+              <w:rPr>
+                <w:lang w:val="en-IN"/>
+              </w:rPr>
+              <w:t xml:space="preserve">(int </w:t>
+            </w:r>
+            <w:proofErr w:type="spellStart"/>
+            <w:r>
+              <w:rPr>
+                <w:lang w:val="en-IN"/>
+              </w:rPr>
+              <w:t>tMarks</w:t>
+            </w:r>
+            <w:proofErr w:type="spellEnd"/>
             <w:r>
               <w:rPr>
                 <w:lang w:val="en-IN"/>
               </w:rPr>
               <w:t>){</w:t>
             </w:r>
-            <w:r>
-              <w:rPr>
-                <w:lang w:val="en-IN"/>
-              </w:rPr>
-              <w:t xml:space="preserve"> </w:t>
-            </w:r>
-            <w:r>
-              <w:rPr>
-                <w:lang w:val="en-IN"/>
-              </w:rPr>
-              <w:br/>
-              <w:t>}</w:t>
-            </w:r>
-            <w:r>
-              <w:rPr>
-                <w:lang w:val="en-IN"/>
-              </w:rPr>
-              <w:br/>
-            </w:r>
-            <w:r>
-              <w:rPr>
-                <w:lang w:val="en-IN"/>
-              </w:rPr>
-              <w:br/>
-            </w:r>
-            <w:r>
-              <w:rPr>
-                <w:lang w:val="en-IN"/>
-              </w:rPr>
-              <w:t>void</w:t>
-            </w:r>
-            <w:r>
-              <w:rPr>
-                <w:lang w:val="en-IN"/>
-              </w:rPr>
-              <w:t xml:space="preserve"> </w:t>
-            </w:r>
-            <w:proofErr w:type="spellStart"/>
-            <w:proofErr w:type="gramStart"/>
-            <w:r>
-              <w:rPr>
-                <w:lang w:val="en-IN"/>
-              </w:rPr>
-              <w:t>calculateMarksSum</w:t>
-            </w:r>
-            <w:proofErr w:type="spellEnd"/>
-            <w:r>
-              <w:rPr>
-                <w:lang w:val="en-IN"/>
-              </w:rPr>
-              <w:t>(</w:t>
-            </w:r>
-            <w:proofErr w:type="gramEnd"/>
-            <w:r>
-              <w:rPr>
-                <w:lang w:val="en-IN"/>
-              </w:rPr>
-              <w:t xml:space="preserve">int </w:t>
-            </w:r>
-            <w:proofErr w:type="spellStart"/>
-            <w:proofErr w:type="gramStart"/>
-            <w:r>
-              <w:rPr>
-                <w:lang w:val="en-IN"/>
-              </w:rPr>
-              <w:t>tMarks</w:t>
-            </w:r>
-            <w:proofErr w:type="spellEnd"/>
-            <w:r>
-              <w:rPr>
-                <w:lang w:val="en-IN"/>
-              </w:rPr>
-              <w:t>){</w:t>
-            </w:r>
-            <w:proofErr w:type="gramEnd"/>
             <w:r>
               <w:rPr>
                 <w:lang w:val="en-IN"/>
@@ -7708,21 +7182,7 @@
         <w:rPr>
           <w:lang w:val="en-IN"/>
         </w:rPr>
-        <w:t xml:space="preserve">But </w:t>
-      </w:r>
-      <w:proofErr w:type="gramStart"/>
-      <w:r>
-        <w:rPr>
-          <w:lang w:val="en-IN"/>
-        </w:rPr>
-        <w:t>still</w:t>
-      </w:r>
-      <w:proofErr w:type="gramEnd"/>
-      <w:r>
-        <w:rPr>
-          <w:lang w:val="en-IN"/>
-        </w:rPr>
-        <w:t xml:space="preserve"> I want to use same method multiple times, then what to do? </w:t>
+        <w:t xml:space="preserve">But still I want to use same method multiple times, then what to do? </w:t>
       </w:r>
     </w:p>
     <w:p>
@@ -7796,21 +7256,7 @@
         <w:rPr>
           <w:lang w:val="en-IN"/>
         </w:rPr>
-        <w:t xml:space="preserve">When we are working Method </w:t>
-      </w:r>
-      <w:proofErr w:type="gramStart"/>
-      <w:r>
-        <w:rPr>
-          <w:lang w:val="en-IN"/>
-        </w:rPr>
-        <w:t>overloading</w:t>
-      </w:r>
-      <w:proofErr w:type="gramEnd"/>
-      <w:r>
-        <w:rPr>
-          <w:lang w:val="en-IN"/>
-        </w:rPr>
-        <w:t xml:space="preserve"> we need to consider below points.</w:t>
+        <w:t>When we are working Method overloading we need to consider below points.</w:t>
       </w:r>
     </w:p>
     <w:p>
@@ -7912,7 +7358,6 @@
         <w:t xml:space="preserve"> use same method, but with </w:t>
       </w:r>
       <w:proofErr w:type="spellStart"/>
-      <w:proofErr w:type="gramStart"/>
       <w:r>
         <w:rPr>
           <w:lang w:val="en-IN"/>
@@ -7920,7 +7365,6 @@
         <w:t>no:of</w:t>
       </w:r>
       <w:proofErr w:type="spellEnd"/>
-      <w:proofErr w:type="gramEnd"/>
       <w:r>
         <w:rPr>
           <w:lang w:val="en-IN"/>
@@ -7974,7 +7418,6 @@
         </w:rPr>
         <w:t xml:space="preserve"> should be different</w:t>
       </w:r>
-      <w:proofErr w:type="gramStart"/>
       <w:r>
         <w:rPr>
           <w:lang w:val="en-IN"/>
@@ -7991,14 +7434,7 @@
         <w:rPr>
           <w:lang w:val="en-IN"/>
         </w:rPr>
-        <w:t>.</w:t>
-      </w:r>
-      <w:proofErr w:type="gramEnd"/>
-      <w:r>
-        <w:rPr>
-          <w:lang w:val="en-IN"/>
-        </w:rPr>
-        <w:t xml:space="preserve"> </w:t>
+        <w:t xml:space="preserve">. </w:t>
       </w:r>
       <w:r>
         <w:rPr>
@@ -8154,16 +7590,8 @@
               <w:rPr>
                 <w:lang w:val="en-IN"/>
               </w:rPr>
-              <w:t>void m1</w:t>
-            </w:r>
-            <w:proofErr w:type="gramStart"/>
-            <w:r>
-              <w:rPr>
-                <w:lang w:val="en-IN"/>
-              </w:rPr>
-              <w:t>(){</w:t>
-            </w:r>
-            <w:proofErr w:type="gramEnd"/>
+              <w:t>void m1(){</w:t>
+            </w:r>
             <w:r>
               <w:rPr>
                 <w:lang w:val="en-IN"/>
@@ -8188,16 +7616,8 @@
                 <w:lang w:val="en-IN"/>
               </w:rPr>
               <w:br/>
-              <w:t xml:space="preserve">void m1(int a, int </w:t>
-            </w:r>
-            <w:proofErr w:type="gramStart"/>
-            <w:r>
-              <w:rPr>
-                <w:lang w:val="en-IN"/>
-              </w:rPr>
-              <w:t>b){</w:t>
-            </w:r>
-            <w:proofErr w:type="gramEnd"/>
+              <w:t>void m1(int a, int b){</w:t>
+            </w:r>
             <w:r>
               <w:rPr>
                 <w:lang w:val="en-IN"/>
@@ -8222,16 +7642,8 @@
                 <w:lang w:val="en-IN"/>
               </w:rPr>
               <w:br/>
-              <w:t xml:space="preserve">void m1(int </w:t>
-            </w:r>
-            <w:proofErr w:type="gramStart"/>
-            <w:r>
-              <w:rPr>
-                <w:lang w:val="en-IN"/>
-              </w:rPr>
-              <w:t>a){</w:t>
-            </w:r>
-            <w:proofErr w:type="gramEnd"/>
+              <w:t>void m1(int a){</w:t>
+            </w:r>
             <w:r>
               <w:rPr>
                 <w:lang w:val="en-IN"/>
@@ -8268,16 +7680,8 @@
               <w:rPr>
                 <w:lang w:val="en-IN"/>
               </w:rPr>
-              <w:t>void m1</w:t>
-            </w:r>
-            <w:proofErr w:type="gramStart"/>
-            <w:r>
-              <w:rPr>
-                <w:lang w:val="en-IN"/>
-              </w:rPr>
-              <w:t>(){</w:t>
-            </w:r>
-            <w:proofErr w:type="gramEnd"/>
+              <w:t>void m1(){</w:t>
+            </w:r>
             <w:r>
               <w:rPr>
                 <w:lang w:val="en-IN"/>
@@ -8302,16 +7706,8 @@
                 <w:lang w:val="en-IN"/>
               </w:rPr>
               <w:br/>
-              <w:t xml:space="preserve">void m1(int </w:t>
-            </w:r>
-            <w:proofErr w:type="gramStart"/>
-            <w:r>
-              <w:rPr>
-                <w:lang w:val="en-IN"/>
-              </w:rPr>
-              <w:t>a){</w:t>
-            </w:r>
-            <w:proofErr w:type="gramEnd"/>
+              <w:t>void m1(int a){</w:t>
+            </w:r>
             <w:r>
               <w:rPr>
                 <w:lang w:val="en-IN"/>
@@ -8336,16 +7732,8 @@
                 <w:lang w:val="en-IN"/>
               </w:rPr>
               <w:br/>
-              <w:t xml:space="preserve">void m1(String </w:t>
-            </w:r>
-            <w:proofErr w:type="gramStart"/>
-            <w:r>
-              <w:rPr>
-                <w:lang w:val="en-IN"/>
-              </w:rPr>
-              <w:t>a){</w:t>
-            </w:r>
-            <w:proofErr w:type="gramEnd"/>
+              <w:t>void m1(String a){</w:t>
+            </w:r>
             <w:r>
               <w:rPr>
                 <w:lang w:val="en-IN"/>
@@ -8382,16 +7770,8 @@
               <w:rPr>
                 <w:lang w:val="en-IN"/>
               </w:rPr>
-              <w:t>void m1</w:t>
-            </w:r>
-            <w:proofErr w:type="gramStart"/>
-            <w:r>
-              <w:rPr>
-                <w:lang w:val="en-IN"/>
-              </w:rPr>
-              <w:t>(){</w:t>
-            </w:r>
-            <w:proofErr w:type="gramEnd"/>
+              <w:t>void m1(){</w:t>
+            </w:r>
             <w:r>
               <w:rPr>
                 <w:lang w:val="en-IN"/>
@@ -8416,16 +7796,8 @@
                 <w:lang w:val="en-IN"/>
               </w:rPr>
               <w:br/>
-              <w:t xml:space="preserve">void m1(int a, String </w:t>
-            </w:r>
-            <w:proofErr w:type="gramStart"/>
-            <w:r>
-              <w:rPr>
-                <w:lang w:val="en-IN"/>
-              </w:rPr>
-              <w:t>b){</w:t>
-            </w:r>
-            <w:proofErr w:type="gramEnd"/>
+              <w:t>void m1(int a, String b){</w:t>
+            </w:r>
             <w:r>
               <w:rPr>
                 <w:lang w:val="en-IN"/>
@@ -8450,16 +7822,8 @@
                 <w:lang w:val="en-IN"/>
               </w:rPr>
               <w:br/>
-              <w:t xml:space="preserve">void m1(String a, int </w:t>
-            </w:r>
-            <w:proofErr w:type="gramStart"/>
-            <w:r>
-              <w:rPr>
-                <w:lang w:val="en-IN"/>
-              </w:rPr>
-              <w:t>b){</w:t>
-            </w:r>
-            <w:proofErr w:type="gramEnd"/>
+              <w:t>void m1(String a, int b){</w:t>
+            </w:r>
             <w:r>
               <w:rPr>
                 <w:lang w:val="en-IN"/>
@@ -8503,21 +7867,7 @@
         <w:rPr>
           <w:lang w:val="en-IN"/>
         </w:rPr>
-        <w:t xml:space="preserve">No: of parameters are </w:t>
-      </w:r>
-      <w:proofErr w:type="gramStart"/>
-      <w:r>
-        <w:rPr>
-          <w:lang w:val="en-IN"/>
-        </w:rPr>
-        <w:t>same  =</w:t>
-      </w:r>
-      <w:proofErr w:type="gramEnd"/>
-      <w:r>
-        <w:rPr>
-          <w:lang w:val="en-IN"/>
-        </w:rPr>
-        <w:t xml:space="preserve"> </w:t>
+        <w:t xml:space="preserve">No: of parameters are same  = </w:t>
       </w:r>
       <w:r>
         <w:rPr>
@@ -8540,7 +7890,6 @@
         </w:rPr>
       </w:pPr>
       <w:proofErr w:type="spellStart"/>
-      <w:proofErr w:type="gramStart"/>
       <w:r>
         <w:rPr>
           <w:lang w:val="en-IN"/>
@@ -8548,7 +7897,6 @@
         <w:t>No:of</w:t>
       </w:r>
       <w:proofErr w:type="spellEnd"/>
-      <w:proofErr w:type="gramEnd"/>
       <w:r>
         <w:rPr>
           <w:lang w:val="en-IN"/>
@@ -8668,14 +8016,12 @@
         </w:rPr>
         <w:t xml:space="preserve">Method </w:t>
       </w:r>
-      <w:proofErr w:type="gramStart"/>
       <w:r>
         <w:rPr>
           <w:lang w:val="en-IN"/>
         </w:rPr>
         <w:t>return</w:t>
       </w:r>
-      <w:proofErr w:type="gramEnd"/>
       <w:r>
         <w:rPr>
           <w:lang w:val="en-IN"/>
@@ -8755,21 +8101,7 @@
         <w:rPr>
           <w:lang w:val="en-IN"/>
         </w:rPr>
-        <w:t xml:space="preserve">Method </w:t>
-      </w:r>
-      <w:proofErr w:type="gramStart"/>
-      <w:r>
-        <w:rPr>
-          <w:lang w:val="en-IN"/>
-        </w:rPr>
-        <w:t>return</w:t>
-      </w:r>
-      <w:proofErr w:type="gramEnd"/>
-      <w:r>
-        <w:rPr>
-          <w:lang w:val="en-IN"/>
-        </w:rPr>
-        <w:t xml:space="preserve"> type is not involved in method signature.</w:t>
+        <w:t>Method return type is not involved in method signature.</w:t>
       </w:r>
     </w:p>
     <w:tbl>
@@ -8805,17 +8137,7 @@
                 <w:highlight w:val="yellow"/>
                 <w:lang w:val="en-IN"/>
               </w:rPr>
-              <w:t xml:space="preserve">m1(int a, String </w:t>
-            </w:r>
-            <w:proofErr w:type="gramStart"/>
-            <w:r>
-              <w:rPr>
-                <w:b/>
-                <w:bCs/>
-                <w:highlight w:val="yellow"/>
-                <w:lang w:val="en-IN"/>
-              </w:rPr>
-              <w:t>b</w:t>
+              <w:t>m1(int a, String b</w:t>
             </w:r>
             <w:r>
               <w:rPr>
@@ -8823,7 +8145,6 @@
               </w:rPr>
               <w:t>){</w:t>
             </w:r>
-            <w:proofErr w:type="gramEnd"/>
             <w:r>
               <w:rPr>
                 <w:lang w:val="en-IN"/>
@@ -8861,21 +8182,7 @@
         <w:rPr>
           <w:lang w:val="en-IN"/>
         </w:rPr>
-        <w:t>Here m</w:t>
-      </w:r>
-      <w:proofErr w:type="gramStart"/>
-      <w:r>
-        <w:rPr>
-          <w:lang w:val="en-IN"/>
-        </w:rPr>
-        <w:t>1( )</w:t>
-      </w:r>
-      <w:proofErr w:type="gramEnd"/>
-      <w:r>
-        <w:rPr>
-          <w:lang w:val="en-IN"/>
-        </w:rPr>
-        <w:t>method and int,</w:t>
+        <w:t>Here m1( )method and int,</w:t>
       </w:r>
       <w:r>
         <w:rPr>
@@ -8925,25 +8232,7 @@
           <w:bCs/>
           <w:lang w:val="en-IN"/>
         </w:rPr>
-        <w:t xml:space="preserve">Method overloading always works with method signature </w:t>
-      </w:r>
-      <w:proofErr w:type="gramStart"/>
-      <w:r>
-        <w:rPr>
-          <w:b/>
-          <w:bCs/>
-          <w:lang w:val="en-IN"/>
-        </w:rPr>
-        <w:t>only,</w:t>
-      </w:r>
-      <w:proofErr w:type="gramEnd"/>
-      <w:r>
-        <w:rPr>
-          <w:b/>
-          <w:bCs/>
-          <w:lang w:val="en-IN"/>
-        </w:rPr>
-        <w:t xml:space="preserve"> it will not worry about method return types.</w:t>
+        <w:t>Method overloading always works with method signature only, it will not worry about method return types.</w:t>
       </w:r>
     </w:p>
     <w:p>
@@ -9371,18 +8660,8 @@
                 <w:bCs/>
                 <w:lang w:val="en-IN"/>
               </w:rPr>
-              <w:t xml:space="preserve">public </w:t>
-            </w:r>
-            <w:proofErr w:type="gramStart"/>
-            <w:r>
-              <w:rPr>
-                <w:b/>
-                <w:bCs/>
-                <w:lang w:val="en-IN"/>
-              </w:rPr>
-              <w:t>Calculator(){</w:t>
-            </w:r>
-            <w:proofErr w:type="gramEnd"/>
+              <w:t>public Calculator(){</w:t>
+            </w:r>
             <w:r>
               <w:rPr>
                 <w:lang w:val="en-IN"/>
@@ -9416,37 +8695,15 @@
               <w:rPr>
                 <w:lang w:val="en-IN"/>
               </w:rPr>
-              <w:t xml:space="preserve">("This is Calculator class </w:t>
-            </w:r>
-            <w:proofErr w:type="gramStart"/>
-            <w:r>
-              <w:rPr>
-                <w:lang w:val="en-IN"/>
-              </w:rPr>
-              <w:t>constructor..!</w:t>
-            </w:r>
-            <w:proofErr w:type="gramEnd"/>
-            <w:r>
-              <w:rPr>
-                <w:lang w:val="en-IN"/>
-              </w:rPr>
-              <w:t>");</w:t>
-            </w:r>
-            <w:r>
-              <w:rPr>
-                <w:lang w:val="en-IN"/>
-              </w:rPr>
-              <w:br/>
-              <w:t xml:space="preserve">  </w:t>
-            </w:r>
-            <w:proofErr w:type="gramStart"/>
-            <w:r>
-              <w:rPr>
-                <w:lang w:val="en-IN"/>
-              </w:rPr>
-              <w:t xml:space="preserve">  }</w:t>
-            </w:r>
-            <w:proofErr w:type="gramEnd"/>
+              <w:t>("This is Calculator class constructor..!");</w:t>
+            </w:r>
+            <w:r>
+              <w:rPr>
+                <w:lang w:val="en-IN"/>
+              </w:rPr>
+              <w:br/>
+              <w:t xml:space="preserve">    }</w:t>
+            </w:r>
             <w:r>
               <w:rPr>
                 <w:lang w:val="en-IN"/>
@@ -9514,7 +8771,6 @@
               </w:rPr>
               <w:t xml:space="preserve"> </w:t>
             </w:r>
-            <w:proofErr w:type="gramStart"/>
             <w:r>
               <w:rPr>
                 <w:b/>
@@ -9523,7 +8779,6 @@
               </w:rPr>
               <w:t>Calculator(){</w:t>
             </w:r>
-            <w:proofErr w:type="gramEnd"/>
             <w:r>
               <w:rPr>
                 <w:lang w:val="en-IN"/>
@@ -9557,37 +8812,15 @@
               <w:rPr>
                 <w:lang w:val="en-IN"/>
               </w:rPr>
-              <w:t xml:space="preserve">("This is Calculator class </w:t>
-            </w:r>
-            <w:proofErr w:type="gramStart"/>
-            <w:r>
-              <w:rPr>
-                <w:lang w:val="en-IN"/>
-              </w:rPr>
-              <w:t>constructor..!</w:t>
-            </w:r>
-            <w:proofErr w:type="gramEnd"/>
-            <w:r>
-              <w:rPr>
-                <w:lang w:val="en-IN"/>
-              </w:rPr>
-              <w:t>");</w:t>
-            </w:r>
-            <w:r>
-              <w:rPr>
-                <w:lang w:val="en-IN"/>
-              </w:rPr>
-              <w:br/>
-              <w:t xml:space="preserve">  </w:t>
-            </w:r>
-            <w:proofErr w:type="gramStart"/>
-            <w:r>
-              <w:rPr>
-                <w:lang w:val="en-IN"/>
-              </w:rPr>
-              <w:t xml:space="preserve">  }</w:t>
-            </w:r>
-            <w:proofErr w:type="gramEnd"/>
+              <w:t>("This is Calculator class constructor..!");</w:t>
+            </w:r>
+            <w:r>
+              <w:rPr>
+                <w:lang w:val="en-IN"/>
+              </w:rPr>
+              <w:br/>
+              <w:t xml:space="preserve">    }</w:t>
+            </w:r>
             <w:r>
               <w:rPr>
                 <w:lang w:val="en-IN"/>
@@ -9636,21 +8869,7 @@
         <w:rPr>
           <w:lang w:val="en-IN"/>
         </w:rPr>
-        <w:t xml:space="preserve">Constructor will be called only one time when we created object to a class, but once object is created by using that object </w:t>
-      </w:r>
-      <w:proofErr w:type="gramStart"/>
-      <w:r>
-        <w:rPr>
-          <w:lang w:val="en-IN"/>
-        </w:rPr>
-        <w:t>reference</w:t>
-      </w:r>
-      <w:proofErr w:type="gramEnd"/>
-      <w:r>
-        <w:rPr>
-          <w:lang w:val="en-IN"/>
-        </w:rPr>
-        <w:t xml:space="preserve"> we can call that method N number of times.</w:t>
+        <w:t>Constructor will be called only one time when we created object to a class, but once object is created by using that object reference we can call that method N number of times.</w:t>
       </w:r>
     </w:p>
     <w:tbl>
@@ -9701,7 +8920,6 @@
               <w:br/>
               <w:t xml:space="preserve">    public </w:t>
             </w:r>
-            <w:proofErr w:type="gramStart"/>
             <w:r>
               <w:rPr>
                 <w:b/>
@@ -9716,7 +8934,6 @@
               </w:rPr>
               <w:t>{</w:t>
             </w:r>
-            <w:proofErr w:type="gramEnd"/>
             <w:r>
               <w:rPr>
                 <w:lang w:val="en-IN"/>
@@ -9750,52 +8967,22 @@
               <w:rPr>
                 <w:lang w:val="en-IN"/>
               </w:rPr>
-              <w:t xml:space="preserve">("This is Calculator class </w:t>
-            </w:r>
-            <w:proofErr w:type="gramStart"/>
-            <w:r>
-              <w:rPr>
-                <w:lang w:val="en-IN"/>
-              </w:rPr>
-              <w:t>constructor..!</w:t>
-            </w:r>
-            <w:proofErr w:type="gramEnd"/>
-            <w:r>
-              <w:rPr>
-                <w:lang w:val="en-IN"/>
-              </w:rPr>
-              <w:t>");</w:t>
-            </w:r>
-            <w:r>
-              <w:rPr>
-                <w:lang w:val="en-IN"/>
-              </w:rPr>
-              <w:br/>
-              <w:t xml:space="preserve">  </w:t>
-            </w:r>
-            <w:proofErr w:type="gramStart"/>
-            <w:r>
-              <w:rPr>
-                <w:lang w:val="en-IN"/>
-              </w:rPr>
-              <w:t xml:space="preserve">  }</w:t>
-            </w:r>
-            <w:proofErr w:type="gramEnd"/>
-            <w:r>
-              <w:rPr>
-                <w:lang w:val="en-IN"/>
-              </w:rPr>
-              <w:br/>
-              <w:t xml:space="preserve">    void m1</w:t>
-            </w:r>
-            <w:proofErr w:type="gramStart"/>
-            <w:r>
-              <w:rPr>
-                <w:lang w:val="en-IN"/>
-              </w:rPr>
-              <w:t>(){</w:t>
-            </w:r>
-            <w:proofErr w:type="gramEnd"/>
+              <w:t>("This is Calculator class constructor..!");</w:t>
+            </w:r>
+            <w:r>
+              <w:rPr>
+                <w:lang w:val="en-IN"/>
+              </w:rPr>
+              <w:br/>
+              <w:t xml:space="preserve">    }</w:t>
+            </w:r>
+            <w:r>
+              <w:rPr>
+                <w:lang w:val="en-IN"/>
+              </w:rPr>
+              <w:br/>
+              <w:t xml:space="preserve">    void m1(){</w:t>
+            </w:r>
             <w:r>
               <w:rPr>
                 <w:lang w:val="en-IN"/>
@@ -9829,37 +9016,15 @@
               <w:rPr>
                 <w:lang w:val="en-IN"/>
               </w:rPr>
-              <w:t xml:space="preserve">("I am </w:t>
-            </w:r>
-            <w:proofErr w:type="gramStart"/>
-            <w:r>
-              <w:rPr>
-                <w:lang w:val="en-IN"/>
-              </w:rPr>
-              <w:t>method..!</w:t>
-            </w:r>
-            <w:proofErr w:type="gramEnd"/>
-            <w:r>
-              <w:rPr>
-                <w:lang w:val="en-IN"/>
-              </w:rPr>
-              <w:t>");</w:t>
-            </w:r>
-            <w:r>
-              <w:rPr>
-                <w:lang w:val="en-IN"/>
-              </w:rPr>
-              <w:br/>
-              <w:t xml:space="preserve">  </w:t>
-            </w:r>
-            <w:proofErr w:type="gramStart"/>
-            <w:r>
-              <w:rPr>
-                <w:lang w:val="en-IN"/>
-              </w:rPr>
-              <w:t xml:space="preserve">  }</w:t>
-            </w:r>
-            <w:proofErr w:type="gramEnd"/>
+              <w:t>("I am method..!");</w:t>
+            </w:r>
+            <w:r>
+              <w:rPr>
+                <w:lang w:val="en-IN"/>
+              </w:rPr>
+              <w:br/>
+              <w:t xml:space="preserve">    }</w:t>
+            </w:r>
             <w:r>
               <w:rPr>
                 <w:lang w:val="en-IN"/>
@@ -9897,21 +9062,7 @@
                 <w:lang w:val="en-IN"/>
               </w:rPr>
               <w:br/>
-              <w:t xml:space="preserve">    public static void </w:t>
-            </w:r>
-            <w:proofErr w:type="gramStart"/>
-            <w:r>
-              <w:rPr>
-                <w:lang w:val="en-IN"/>
-              </w:rPr>
-              <w:t>main(String[</w:t>
-            </w:r>
-            <w:proofErr w:type="gramEnd"/>
-            <w:r>
-              <w:rPr>
-                <w:lang w:val="en-IN"/>
-              </w:rPr>
-              <w:t xml:space="preserve">] </w:t>
+              <w:t xml:space="preserve">    public static void main(String[] </w:t>
             </w:r>
             <w:proofErr w:type="spellStart"/>
             <w:r>
@@ -9934,23 +9085,13 @@
               <w:br/>
               <w:t xml:space="preserve">        Calculator c1 = new </w:t>
             </w:r>
-            <w:proofErr w:type="gramStart"/>
             <w:r>
               <w:rPr>
                 <w:b/>
                 <w:bCs/>
                 <w:lang w:val="en-IN"/>
               </w:rPr>
-              <w:t>Calculator(</w:t>
-            </w:r>
-            <w:proofErr w:type="gramEnd"/>
-            <w:r>
-              <w:rPr>
-                <w:b/>
-                <w:bCs/>
-                <w:lang w:val="en-IN"/>
-              </w:rPr>
-              <w:t>);</w:t>
+              <w:t>Calculator();</w:t>
             </w:r>
             <w:r>
               <w:rPr>
@@ -9978,16 +9119,8 @@
                 <w:lang w:val="en-IN"/>
               </w:rPr>
               <w:br/>
-              <w:t xml:space="preserve">  </w:t>
-            </w:r>
-            <w:proofErr w:type="gramStart"/>
-            <w:r>
-              <w:rPr>
-                <w:lang w:val="en-IN"/>
-              </w:rPr>
-              <w:t xml:space="preserve">  }</w:t>
-            </w:r>
-            <w:proofErr w:type="gramEnd"/>
+              <w:t xml:space="preserve">    }</w:t>
+            </w:r>
             <w:r>
               <w:rPr>
                 <w:lang w:val="en-IN"/>
@@ -10030,18 +9163,8 @@
           <w:lang w:val="en-IN"/>
         </w:rPr>
         <w:lastRenderedPageBreak/>
-        <w:t xml:space="preserve">Types of </w:t>
-      </w:r>
-      <w:proofErr w:type="gramStart"/>
-      <w:r>
-        <w:rPr>
-          <w:b/>
-          <w:bCs/>
-          <w:lang w:val="en-IN"/>
-        </w:rPr>
-        <w:t>Constructor</w:t>
-      </w:r>
-      <w:proofErr w:type="gramEnd"/>
+        <w:t>Types of Constructor</w:t>
+      </w:r>
       <w:r>
         <w:rPr>
           <w:b/>
@@ -10366,25 +9489,7 @@
           <w:bCs/>
           <w:lang w:val="en-IN"/>
         </w:rPr>
-        <w:t xml:space="preserve">By </w:t>
-      </w:r>
-      <w:proofErr w:type="gramStart"/>
-      <w:r>
-        <w:rPr>
-          <w:b/>
-          <w:bCs/>
-          <w:lang w:val="en-IN"/>
-        </w:rPr>
-        <w:t>default</w:t>
-      </w:r>
-      <w:proofErr w:type="gramEnd"/>
-      <w:r>
-        <w:rPr>
-          <w:b/>
-          <w:bCs/>
-          <w:lang w:val="en-IN"/>
-        </w:rPr>
-        <w:t xml:space="preserve"> constructor will be added at compile time.</w:t>
+        <w:t>By default constructor will be added at compile time.</w:t>
       </w:r>
       <w:r>
         <w:rPr>
@@ -10611,25 +9716,7 @@
                 <w:lang w:val="en-IN"/>
               </w:rPr>
               <w:br/>
-              <w:t xml:space="preserve">    public </w:t>
-            </w:r>
-            <w:proofErr w:type="gramStart"/>
-            <w:r>
-              <w:rPr>
-                <w:sz w:val="16"/>
-                <w:szCs w:val="16"/>
-                <w:lang w:val="en-IN"/>
-              </w:rPr>
-              <w:t>Calculator(</w:t>
-            </w:r>
-            <w:proofErr w:type="gramEnd"/>
-            <w:r>
-              <w:rPr>
-                <w:sz w:val="16"/>
-                <w:szCs w:val="16"/>
-                <w:lang w:val="en-IN"/>
-              </w:rPr>
-              <w:t>) {</w:t>
+              <w:t xml:space="preserve">    public Calculator() {</w:t>
             </w:r>
             <w:r>
               <w:rPr>
@@ -10683,44 +9770,16 @@
                 <w:lang w:val="en-IN"/>
               </w:rPr>
               <w:br/>
-              <w:t xml:space="preserve">  </w:t>
-            </w:r>
-            <w:proofErr w:type="gramStart"/>
-            <w:r>
-              <w:rPr>
-                <w:sz w:val="16"/>
-                <w:szCs w:val="16"/>
-                <w:lang w:val="en-IN"/>
-              </w:rPr>
-              <w:t xml:space="preserve">  }</w:t>
-            </w:r>
-            <w:proofErr w:type="gramEnd"/>
-            <w:r>
-              <w:rPr>
-                <w:sz w:val="16"/>
-                <w:szCs w:val="16"/>
-                <w:lang w:val="en-IN"/>
-              </w:rPr>
-              <w:br/>
-              <w:t xml:space="preserve">    public </w:t>
-            </w:r>
-            <w:proofErr w:type="gramStart"/>
-            <w:r>
-              <w:rPr>
-                <w:sz w:val="16"/>
-                <w:szCs w:val="16"/>
-                <w:lang w:val="en-IN"/>
-              </w:rPr>
-              <w:t>Calculator(</w:t>
-            </w:r>
-            <w:proofErr w:type="gramEnd"/>
-            <w:r>
-              <w:rPr>
-                <w:sz w:val="16"/>
-                <w:szCs w:val="16"/>
-                <w:lang w:val="en-IN"/>
-              </w:rPr>
-              <w:t xml:space="preserve">String </w:t>
+              <w:t xml:space="preserve">    }</w:t>
+            </w:r>
+            <w:r>
+              <w:rPr>
+                <w:sz w:val="16"/>
+                <w:szCs w:val="16"/>
+                <w:lang w:val="en-IN"/>
+              </w:rPr>
+              <w:br/>
+              <w:t xml:space="preserve">    public Calculator(String </w:t>
             </w:r>
             <w:proofErr w:type="spellStart"/>
             <w:r>
@@ -10783,25 +9842,7 @@
                 <w:szCs w:val="16"/>
                 <w:lang w:val="en-IN"/>
               </w:rPr>
-              <w:t>("</w:t>
-            </w:r>
-            <w:proofErr w:type="gramStart"/>
-            <w:r>
-              <w:rPr>
-                <w:sz w:val="16"/>
-                <w:szCs w:val="16"/>
-                <w:lang w:val="en-IN"/>
-              </w:rPr>
-              <w:t>Hi..</w:t>
-            </w:r>
-            <w:proofErr w:type="gramEnd"/>
-            <w:r>
-              <w:rPr>
-                <w:sz w:val="16"/>
-                <w:szCs w:val="16"/>
-                <w:lang w:val="en-IN"/>
-              </w:rPr>
-              <w:t xml:space="preserve">: " + </w:t>
+              <w:t xml:space="preserve">("Hi..: " + </w:t>
             </w:r>
             <w:proofErr w:type="spellStart"/>
             <w:r>
@@ -10828,44 +9869,16 @@
                 <w:lang w:val="en-IN"/>
               </w:rPr>
               <w:br/>
-              <w:t xml:space="preserve">  </w:t>
-            </w:r>
-            <w:proofErr w:type="gramStart"/>
-            <w:r>
-              <w:rPr>
-                <w:sz w:val="16"/>
-                <w:szCs w:val="16"/>
-                <w:lang w:val="en-IN"/>
-              </w:rPr>
-              <w:t xml:space="preserve">  }</w:t>
-            </w:r>
-            <w:proofErr w:type="gramEnd"/>
-            <w:r>
-              <w:rPr>
-                <w:sz w:val="16"/>
-                <w:szCs w:val="16"/>
-                <w:lang w:val="en-IN"/>
-              </w:rPr>
-              <w:br/>
-              <w:t xml:space="preserve">    public </w:t>
-            </w:r>
-            <w:proofErr w:type="gramStart"/>
-            <w:r>
-              <w:rPr>
-                <w:sz w:val="16"/>
-                <w:szCs w:val="16"/>
-                <w:lang w:val="en-IN"/>
-              </w:rPr>
-              <w:t>Calculator(</w:t>
-            </w:r>
-            <w:proofErr w:type="gramEnd"/>
-            <w:r>
-              <w:rPr>
-                <w:sz w:val="16"/>
-                <w:szCs w:val="16"/>
-                <w:lang w:val="en-IN"/>
-              </w:rPr>
-              <w:t xml:space="preserve">String </w:t>
+              <w:t xml:space="preserve">    }</w:t>
+            </w:r>
+            <w:r>
+              <w:rPr>
+                <w:sz w:val="16"/>
+                <w:szCs w:val="16"/>
+                <w:lang w:val="en-IN"/>
+              </w:rPr>
+              <w:br/>
+              <w:t xml:space="preserve">    public Calculator(String </w:t>
             </w:r>
             <w:proofErr w:type="spellStart"/>
             <w:r>
@@ -10946,25 +9959,7 @@
                 <w:szCs w:val="16"/>
                 <w:lang w:val="en-IN"/>
               </w:rPr>
-              <w:t>("</w:t>
-            </w:r>
-            <w:proofErr w:type="gramStart"/>
-            <w:r>
-              <w:rPr>
-                <w:sz w:val="16"/>
-                <w:szCs w:val="16"/>
-                <w:lang w:val="en-IN"/>
-              </w:rPr>
-              <w:t>Hi..</w:t>
-            </w:r>
-            <w:proofErr w:type="gramEnd"/>
-            <w:r>
-              <w:rPr>
-                <w:sz w:val="16"/>
-                <w:szCs w:val="16"/>
-                <w:lang w:val="en-IN"/>
-              </w:rPr>
-              <w:t xml:space="preserve">: " + </w:t>
+              <w:t xml:space="preserve">("Hi..: " + </w:t>
             </w:r>
             <w:proofErr w:type="spellStart"/>
             <w:r>
@@ -10982,25 +9977,7 @@
                 <w:szCs w:val="16"/>
                 <w:lang w:val="en-IN"/>
               </w:rPr>
-              <w:t xml:space="preserve"> + ", your college </w:t>
-            </w:r>
-            <w:proofErr w:type="gramStart"/>
-            <w:r>
-              <w:rPr>
-                <w:sz w:val="16"/>
-                <w:szCs w:val="16"/>
-                <w:lang w:val="en-IN"/>
-              </w:rPr>
-              <w:t>is :</w:t>
-            </w:r>
-            <w:proofErr w:type="gramEnd"/>
-            <w:r>
-              <w:rPr>
-                <w:sz w:val="16"/>
-                <w:szCs w:val="16"/>
-                <w:lang w:val="en-IN"/>
-              </w:rPr>
-              <w:t xml:space="preserve"> " + </w:t>
+              <w:t xml:space="preserve"> + ", your college is : " + </w:t>
             </w:r>
             <w:proofErr w:type="spellStart"/>
             <w:r>
@@ -11027,18 +10004,8 @@
                 <w:lang w:val="en-IN"/>
               </w:rPr>
               <w:br/>
-              <w:t xml:space="preserve">  </w:t>
-            </w:r>
-            <w:proofErr w:type="gramStart"/>
-            <w:r>
-              <w:rPr>
-                <w:sz w:val="16"/>
-                <w:szCs w:val="16"/>
-                <w:lang w:val="en-IN"/>
-              </w:rPr>
-              <w:t xml:space="preserve">  }</w:t>
-            </w:r>
-            <w:proofErr w:type="gramEnd"/>
+              <w:t xml:space="preserve">    }</w:t>
+            </w:r>
             <w:r>
               <w:rPr>
                 <w:sz w:val="16"/>
@@ -11077,25 +10044,7 @@
                 <w:lang w:val="en-IN"/>
               </w:rPr>
               <w:br/>
-              <w:t xml:space="preserve">    public static void </w:t>
-            </w:r>
-            <w:proofErr w:type="gramStart"/>
-            <w:r>
-              <w:rPr>
-                <w:sz w:val="16"/>
-                <w:szCs w:val="16"/>
-                <w:lang w:val="en-IN"/>
-              </w:rPr>
-              <w:t>main(String[</w:t>
-            </w:r>
-            <w:proofErr w:type="gramEnd"/>
-            <w:r>
-              <w:rPr>
-                <w:sz w:val="16"/>
-                <w:szCs w:val="16"/>
-                <w:lang w:val="en-IN"/>
-              </w:rPr>
-              <w:t xml:space="preserve">] </w:t>
+              <w:t xml:space="preserve">    public static void main(String[] </w:t>
             </w:r>
             <w:proofErr w:type="spellStart"/>
             <w:r>
@@ -11122,45 +10071,17 @@
                 <w:lang w:val="en-IN"/>
               </w:rPr>
               <w:br/>
-              <w:t xml:space="preserve">      new </w:t>
-            </w:r>
-            <w:proofErr w:type="gramStart"/>
-            <w:r>
-              <w:rPr>
-                <w:sz w:val="16"/>
-                <w:szCs w:val="16"/>
-                <w:lang w:val="en-IN"/>
-              </w:rPr>
-              <w:t>Calculator(</w:t>
-            </w:r>
-            <w:proofErr w:type="gramEnd"/>
-            <w:r>
-              <w:rPr>
-                <w:sz w:val="16"/>
-                <w:szCs w:val="16"/>
-                <w:lang w:val="en-IN"/>
-              </w:rPr>
-              <w:t>"Kamal", "Nova");</w:t>
-            </w:r>
-            <w:r>
-              <w:rPr>
-                <w:sz w:val="16"/>
-                <w:szCs w:val="16"/>
-                <w:lang w:val="en-IN"/>
-              </w:rPr>
-              <w:br/>
-              <w:t xml:space="preserve">  </w:t>
-            </w:r>
-            <w:proofErr w:type="gramStart"/>
-            <w:r>
-              <w:rPr>
-                <w:sz w:val="16"/>
-                <w:szCs w:val="16"/>
-                <w:lang w:val="en-IN"/>
-              </w:rPr>
-              <w:t xml:space="preserve">  }</w:t>
-            </w:r>
-            <w:proofErr w:type="gramEnd"/>
+              <w:t xml:space="preserve">      new Calculator("Kamal", "Nova");</w:t>
+            </w:r>
+            <w:r>
+              <w:rPr>
+                <w:sz w:val="16"/>
+                <w:szCs w:val="16"/>
+                <w:lang w:val="en-IN"/>
+              </w:rPr>
+              <w:br/>
+              <w:t xml:space="preserve">    }</w:t>
+            </w:r>
             <w:r>
               <w:rPr>
                 <w:sz w:val="16"/>
@@ -11266,9 +10187,8 @@
           <w:highlight w:val="yellow"/>
           <w:lang w:val="en-IN"/>
         </w:rPr>
-        <w:t xml:space="preserve">************************ To initialize </w:t>
-      </w:r>
-      <w:proofErr w:type="gramStart"/>
+        <w:t>************************ To initialize instance</w:t>
+      </w:r>
       <w:r>
         <w:rPr>
           <w:b/>
@@ -11276,26 +10196,7 @@
           <w:highlight w:val="yellow"/>
           <w:lang w:val="en-IN"/>
         </w:rPr>
-        <w:t>instance</w:t>
-      </w:r>
-      <w:r>
-        <w:rPr>
-          <w:b/>
-          <w:bCs/>
-          <w:highlight w:val="yellow"/>
-          <w:lang w:val="en-IN"/>
-        </w:rPr>
-        <w:t>[</w:t>
-      </w:r>
-      <w:proofErr w:type="gramEnd"/>
-      <w:r>
-        <w:rPr>
-          <w:b/>
-          <w:bCs/>
-          <w:highlight w:val="yellow"/>
-          <w:lang w:val="en-IN"/>
-        </w:rPr>
-        <w:t>class level]</w:t>
+        <w:t>[class level]</w:t>
       </w:r>
       <w:r>
         <w:rPr>
@@ -11564,25 +10465,25 @@
                 <w:lang w:val="en-IN"/>
               </w:rPr>
               <w:br/>
-              <w:t xml:space="preserve">    public </w:t>
-            </w:r>
-            <w:proofErr w:type="gramStart"/>
+              <w:t xml:space="preserve">    public Calculator(Double </w:t>
+            </w:r>
+            <w:proofErr w:type="spellStart"/>
             <w:r>
               <w:rPr>
                 <w:sz w:val="20"/>
                 <w:szCs w:val="20"/>
                 <w:lang w:val="en-IN"/>
               </w:rPr>
-              <w:t>Calculator(</w:t>
-            </w:r>
-            <w:proofErr w:type="gramEnd"/>
+              <w:t>calPrice</w:t>
+            </w:r>
+            <w:proofErr w:type="spellEnd"/>
             <w:r>
               <w:rPr>
                 <w:sz w:val="20"/>
                 <w:szCs w:val="20"/>
                 <w:lang w:val="en-IN"/>
               </w:rPr>
-              <w:t xml:space="preserve">Double </w:t>
+              <w:t xml:space="preserve">, String </w:t>
             </w:r>
             <w:proofErr w:type="spellStart"/>
             <w:r>
@@ -11591,7 +10492,7 @@
                 <w:szCs w:val="20"/>
                 <w:lang w:val="en-IN"/>
               </w:rPr>
-              <w:t>calPrice</w:t>
+              <w:t>calName</w:t>
             </w:r>
             <w:proofErr w:type="spellEnd"/>
             <w:r>
@@ -11600,139 +10501,107 @@
                 <w:szCs w:val="20"/>
                 <w:lang w:val="en-IN"/>
               </w:rPr>
-              <w:t xml:space="preserve">, String </w:t>
-            </w:r>
-            <w:proofErr w:type="spellStart"/>
+              <w:t>) {</w:t>
+            </w:r>
             <w:r>
               <w:rPr>
                 <w:sz w:val="20"/>
                 <w:szCs w:val="20"/>
                 <w:lang w:val="en-IN"/>
               </w:rPr>
-              <w:t>calName</w:t>
-            </w:r>
-            <w:proofErr w:type="spellEnd"/>
+              <w:br/>
+              <w:t xml:space="preserve">        </w:t>
+            </w:r>
+            <w:proofErr w:type="spellStart"/>
             <w:r>
               <w:rPr>
                 <w:sz w:val="20"/>
                 <w:szCs w:val="20"/>
                 <w:lang w:val="en-IN"/>
               </w:rPr>
-              <w:t>) {</w:t>
-            </w:r>
+              <w:t>this.calPrice</w:t>
+            </w:r>
+            <w:proofErr w:type="spellEnd"/>
             <w:r>
               <w:rPr>
                 <w:sz w:val="20"/>
                 <w:szCs w:val="20"/>
                 <w:lang w:val="en-IN"/>
               </w:rPr>
-              <w:br/>
-              <w:t xml:space="preserve">        </w:t>
+              <w:t xml:space="preserve"> = </w:t>
             </w:r>
             <w:proofErr w:type="spellStart"/>
-            <w:proofErr w:type="gramStart"/>
             <w:r>
               <w:rPr>
                 <w:sz w:val="20"/>
                 <w:szCs w:val="20"/>
                 <w:lang w:val="en-IN"/>
               </w:rPr>
-              <w:t>this.calPrice</w:t>
+              <w:t>calPrice</w:t>
             </w:r>
             <w:proofErr w:type="spellEnd"/>
-            <w:proofErr w:type="gramEnd"/>
             <w:r>
               <w:rPr>
                 <w:sz w:val="20"/>
                 <w:szCs w:val="20"/>
                 <w:lang w:val="en-IN"/>
               </w:rPr>
-              <w:t xml:space="preserve"> = </w:t>
-            </w:r>
-            <w:proofErr w:type="spellStart"/>
+              <w:t>;</w:t>
+            </w:r>
             <w:r>
               <w:rPr>
                 <w:sz w:val="20"/>
                 <w:szCs w:val="20"/>
                 <w:lang w:val="en-IN"/>
               </w:rPr>
-              <w:t>calPrice</w:t>
-            </w:r>
-            <w:proofErr w:type="spellEnd"/>
+              <w:br/>
+              <w:t xml:space="preserve">        </w:t>
+            </w:r>
+            <w:proofErr w:type="spellStart"/>
             <w:r>
               <w:rPr>
                 <w:sz w:val="20"/>
                 <w:szCs w:val="20"/>
                 <w:lang w:val="en-IN"/>
               </w:rPr>
-              <w:t>;</w:t>
-            </w:r>
+              <w:t>this.calName</w:t>
+            </w:r>
+            <w:proofErr w:type="spellEnd"/>
             <w:r>
               <w:rPr>
                 <w:sz w:val="20"/>
                 <w:szCs w:val="20"/>
                 <w:lang w:val="en-IN"/>
               </w:rPr>
-              <w:br/>
-              <w:t xml:space="preserve">        </w:t>
+              <w:t xml:space="preserve"> = </w:t>
             </w:r>
             <w:proofErr w:type="spellStart"/>
-            <w:proofErr w:type="gramStart"/>
             <w:r>
               <w:rPr>
                 <w:sz w:val="20"/>
                 <w:szCs w:val="20"/>
                 <w:lang w:val="en-IN"/>
               </w:rPr>
-              <w:t>this.calName</w:t>
+              <w:t>calName</w:t>
             </w:r>
             <w:proofErr w:type="spellEnd"/>
-            <w:proofErr w:type="gramEnd"/>
             <w:r>
               <w:rPr>
                 <w:sz w:val="20"/>
                 <w:szCs w:val="20"/>
                 <w:lang w:val="en-IN"/>
               </w:rPr>
-              <w:t xml:space="preserve"> = </w:t>
-            </w:r>
-            <w:proofErr w:type="spellStart"/>
+              <w:t>;</w:t>
+            </w:r>
             <w:r>
               <w:rPr>
                 <w:sz w:val="20"/>
                 <w:szCs w:val="20"/>
                 <w:lang w:val="en-IN"/>
               </w:rPr>
-              <w:t>calName</w:t>
-            </w:r>
-            <w:proofErr w:type="spellEnd"/>
-            <w:r>
-              <w:rPr>
-                <w:sz w:val="20"/>
-                <w:szCs w:val="20"/>
-                <w:lang w:val="en-IN"/>
-              </w:rPr>
-              <w:t>;</w:t>
-            </w:r>
-            <w:r>
-              <w:rPr>
-                <w:sz w:val="20"/>
-                <w:szCs w:val="20"/>
-                <w:lang w:val="en-IN"/>
-              </w:rPr>
-              <w:br/>
-              <w:t xml:space="preserve">  </w:t>
-            </w:r>
-            <w:proofErr w:type="gramStart"/>
-            <w:r>
-              <w:rPr>
-                <w:sz w:val="20"/>
-                <w:szCs w:val="20"/>
-                <w:lang w:val="en-IN"/>
-              </w:rPr>
-              <w:t xml:space="preserve">  }</w:t>
-            </w:r>
-            <w:proofErr w:type="gramEnd"/>
+              <w:br/>
+              <w:t xml:space="preserve">    }</w:t>
+            </w:r>
             <w:r>
               <w:rPr>
                 <w:sz w:val="20"/>
@@ -11785,65 +10654,35 @@
                 <w:szCs w:val="20"/>
                 <w:lang w:val="en-IN"/>
               </w:rPr>
-              <w:t xml:space="preserve">("HI </w:t>
-            </w:r>
-            <w:proofErr w:type="gramStart"/>
+              <w:t xml:space="preserve">("HI ... : " + </w:t>
+            </w:r>
+            <w:proofErr w:type="spellStart"/>
             <w:r>
               <w:rPr>
                 <w:sz w:val="20"/>
                 <w:szCs w:val="20"/>
                 <w:lang w:val="en-IN"/>
               </w:rPr>
-              <w:t>... :</w:t>
-            </w:r>
-            <w:proofErr w:type="gramEnd"/>
+              <w:t>this.calName</w:t>
+            </w:r>
+            <w:proofErr w:type="spellEnd"/>
             <w:r>
               <w:rPr>
                 <w:sz w:val="20"/>
                 <w:szCs w:val="20"/>
                 <w:lang w:val="en-IN"/>
               </w:rPr>
-              <w:t xml:space="preserve"> " + </w:t>
-            </w:r>
-            <w:proofErr w:type="spellStart"/>
-            <w:proofErr w:type="gramStart"/>
+              <w:t>);</w:t>
+            </w:r>
             <w:r>
               <w:rPr>
                 <w:sz w:val="20"/>
                 <w:szCs w:val="20"/>
                 <w:lang w:val="en-IN"/>
               </w:rPr>
-              <w:t>this.calName</w:t>
-            </w:r>
-            <w:proofErr w:type="spellEnd"/>
-            <w:proofErr w:type="gramEnd"/>
-            <w:r>
-              <w:rPr>
-                <w:sz w:val="20"/>
-                <w:szCs w:val="20"/>
-                <w:lang w:val="en-IN"/>
-              </w:rPr>
-              <w:t>);</w:t>
-            </w:r>
-            <w:r>
-              <w:rPr>
-                <w:sz w:val="20"/>
-                <w:szCs w:val="20"/>
-                <w:lang w:val="en-IN"/>
-              </w:rPr>
-              <w:br/>
-              <w:t xml:space="preserve">  </w:t>
-            </w:r>
-            <w:proofErr w:type="gramStart"/>
-            <w:r>
-              <w:rPr>
-                <w:sz w:val="20"/>
-                <w:szCs w:val="20"/>
-                <w:lang w:val="en-IN"/>
-              </w:rPr>
-              <w:t xml:space="preserve">  }</w:t>
-            </w:r>
-            <w:proofErr w:type="gramEnd"/>
+              <w:br/>
+              <w:t xml:space="preserve">    }</w:t>
+            </w:r>
             <w:r>
               <w:rPr>
                 <w:sz w:val="20"/>
@@ -11892,21 +10731,7 @@
         <w:rPr>
           <w:lang w:val="en-IN"/>
         </w:rPr>
-        <w:t xml:space="preserve"> Eg: Employee e = new </w:t>
-      </w:r>
-      <w:proofErr w:type="gramStart"/>
-      <w:r>
-        <w:rPr>
-          <w:lang w:val="en-IN"/>
-        </w:rPr>
-        <w:t>Employee(</w:t>
-      </w:r>
-      <w:proofErr w:type="gramEnd"/>
-      <w:r>
-        <w:rPr>
-          <w:lang w:val="en-IN"/>
-        </w:rPr>
-        <w:t>);</w:t>
+        <w:t xml:space="preserve"> Eg: Employee e = new Employee();</w:t>
       </w:r>
     </w:p>
     <w:p>
@@ -12065,25 +10890,7 @@
                 <w:lang w:val="en-IN"/>
               </w:rPr>
               <w:br/>
-              <w:t xml:space="preserve">    public </w:t>
-            </w:r>
-            <w:proofErr w:type="gramStart"/>
-            <w:r>
-              <w:rPr>
-                <w:sz w:val="16"/>
-                <w:szCs w:val="16"/>
-                <w:lang w:val="en-IN"/>
-              </w:rPr>
-              <w:t>Calculator(</w:t>
-            </w:r>
-            <w:proofErr w:type="gramEnd"/>
-            <w:r>
-              <w:rPr>
-                <w:sz w:val="16"/>
-                <w:szCs w:val="16"/>
-                <w:lang w:val="en-IN"/>
-              </w:rPr>
-              <w:t xml:space="preserve">String </w:t>
+              <w:t xml:space="preserve">    public Calculator(String </w:t>
             </w:r>
             <w:proofErr w:type="spellStart"/>
             <w:r>
@@ -12245,18 +11052,8 @@
                 <w:lang w:val="en-IN"/>
               </w:rPr>
               <w:br/>
-              <w:t xml:space="preserve">  </w:t>
-            </w:r>
-            <w:proofErr w:type="gramStart"/>
-            <w:r>
-              <w:rPr>
-                <w:sz w:val="16"/>
-                <w:szCs w:val="16"/>
-                <w:lang w:val="en-IN"/>
-              </w:rPr>
-              <w:t xml:space="preserve">  }</w:t>
-            </w:r>
-            <w:proofErr w:type="gramEnd"/>
+              <w:t xml:space="preserve">    }</w:t>
+            </w:r>
             <w:r>
               <w:rPr>
                 <w:sz w:val="16"/>
@@ -12317,25 +11114,7 @@
                 <w:szCs w:val="16"/>
                 <w:lang w:val="en-IN"/>
               </w:rPr>
-              <w:t xml:space="preserve">("HI </w:t>
-            </w:r>
-            <w:proofErr w:type="gramStart"/>
-            <w:r>
-              <w:rPr>
-                <w:sz w:val="16"/>
-                <w:szCs w:val="16"/>
-                <w:lang w:val="en-IN"/>
-              </w:rPr>
-              <w:t>... :</w:t>
-            </w:r>
-            <w:proofErr w:type="gramEnd"/>
-            <w:r>
-              <w:rPr>
-                <w:sz w:val="16"/>
-                <w:szCs w:val="16"/>
-                <w:lang w:val="en-IN"/>
-              </w:rPr>
-              <w:t xml:space="preserve"> " + </w:t>
+              <w:t xml:space="preserve">("HI ... : " + </w:t>
             </w:r>
             <w:proofErr w:type="spellStart"/>
             <w:r>
@@ -12362,18 +11141,8 @@
                 <w:lang w:val="en-IN"/>
               </w:rPr>
               <w:br/>
-              <w:t xml:space="preserve">  </w:t>
-            </w:r>
-            <w:proofErr w:type="gramStart"/>
-            <w:r>
-              <w:rPr>
-                <w:sz w:val="16"/>
-                <w:szCs w:val="16"/>
-                <w:lang w:val="en-IN"/>
-              </w:rPr>
-              <w:t xml:space="preserve">  }</w:t>
-            </w:r>
-            <w:proofErr w:type="gramEnd"/>
+              <w:t xml:space="preserve">    }</w:t>
+            </w:r>
             <w:r>
               <w:rPr>
                 <w:sz w:val="16"/>
@@ -12412,25 +11181,7 @@
                 <w:lang w:val="en-IN"/>
               </w:rPr>
               <w:br/>
-              <w:t xml:space="preserve">    public static void </w:t>
-            </w:r>
-            <w:proofErr w:type="gramStart"/>
-            <w:r>
-              <w:rPr>
-                <w:sz w:val="16"/>
-                <w:szCs w:val="16"/>
-                <w:lang w:val="en-IN"/>
-              </w:rPr>
-              <w:t>main(String[</w:t>
-            </w:r>
-            <w:proofErr w:type="gramEnd"/>
-            <w:r>
-              <w:rPr>
-                <w:sz w:val="16"/>
-                <w:szCs w:val="16"/>
-                <w:lang w:val="en-IN"/>
-              </w:rPr>
-              <w:t xml:space="preserve">] </w:t>
+              <w:t xml:space="preserve">    public static void main(String[] </w:t>
             </w:r>
             <w:proofErr w:type="spellStart"/>
             <w:r>
@@ -12493,18 +11244,8 @@
                 <w:lang w:val="en-IN"/>
               </w:rPr>
               <w:br/>
-              <w:t xml:space="preserve">  </w:t>
-            </w:r>
-            <w:proofErr w:type="gramStart"/>
-            <w:r>
-              <w:rPr>
-                <w:sz w:val="16"/>
-                <w:szCs w:val="16"/>
-                <w:lang w:val="en-IN"/>
-              </w:rPr>
-              <w:t xml:space="preserve">  }</w:t>
-            </w:r>
-            <w:proofErr w:type="gramEnd"/>
+              <w:t xml:space="preserve">    }</w:t>
+            </w:r>
             <w:r>
               <w:rPr>
                 <w:sz w:val="16"/>
@@ -12621,21 +11362,7 @@
         <w:rPr>
           <w:lang w:val="en-IN"/>
         </w:rPr>
-        <w:t>Why are we using “</w:t>
-      </w:r>
-      <w:proofErr w:type="gramStart"/>
-      <w:r>
-        <w:rPr>
-          <w:lang w:val="en-IN"/>
-        </w:rPr>
-        <w:t>this”  in</w:t>
-      </w:r>
-      <w:proofErr w:type="gramEnd"/>
-      <w:r>
-        <w:rPr>
-          <w:lang w:val="en-IN"/>
-        </w:rPr>
-        <w:t xml:space="preserve"> </w:t>
+        <w:t xml:space="preserve">Why are we using “this”  in </w:t>
       </w:r>
       <w:proofErr w:type="spellStart"/>
       <w:r>
@@ -13162,25 +11889,7 @@
                 <w:lang w:val="en-IN"/>
               </w:rPr>
               <w:br/>
-              <w:t xml:space="preserve">    public </w:t>
-            </w:r>
-            <w:proofErr w:type="gramStart"/>
-            <w:r>
-              <w:rPr>
-                <w:sz w:val="16"/>
-                <w:szCs w:val="16"/>
-                <w:lang w:val="en-IN"/>
-              </w:rPr>
-              <w:t>Employee(</w:t>
-            </w:r>
-            <w:proofErr w:type="gramEnd"/>
-            <w:r>
-              <w:rPr>
-                <w:sz w:val="16"/>
-                <w:szCs w:val="16"/>
-                <w:lang w:val="en-IN"/>
-              </w:rPr>
-              <w:t xml:space="preserve">String </w:t>
+              <w:t xml:space="preserve">    public Employee(String </w:t>
             </w:r>
             <w:proofErr w:type="spellStart"/>
             <w:r>
@@ -13237,7 +11946,6 @@
               <w:t xml:space="preserve">, String </w:t>
             </w:r>
             <w:proofErr w:type="spellStart"/>
-            <w:proofErr w:type="gramStart"/>
             <w:r>
               <w:rPr>
                 <w:sz w:val="16"/>
@@ -13255,7 +11963,6 @@
               </w:rPr>
               <w:t>){</w:t>
             </w:r>
-            <w:proofErr w:type="gramEnd"/>
             <w:r>
               <w:rPr>
                 <w:sz w:val="16"/>
@@ -13266,7 +11973,6 @@
               <w:t xml:space="preserve">        </w:t>
             </w:r>
             <w:proofErr w:type="spellStart"/>
-            <w:proofErr w:type="gramStart"/>
             <w:r>
               <w:rPr>
                 <w:sz w:val="16"/>
@@ -13276,7 +11982,6 @@
               <w:t>this.aadharNumber</w:t>
             </w:r>
             <w:proofErr w:type="spellEnd"/>
-            <w:proofErr w:type="gramEnd"/>
             <w:r>
               <w:rPr>
                 <w:sz w:val="16"/>
@@ -13313,7 +12018,6 @@
               <w:t xml:space="preserve">        </w:t>
             </w:r>
             <w:proofErr w:type="spellStart"/>
-            <w:proofErr w:type="gramStart"/>
             <w:r>
               <w:rPr>
                 <w:sz w:val="16"/>
@@ -13323,7 +12027,6 @@
               <w:t>this.empSalary</w:t>
             </w:r>
             <w:proofErr w:type="spellEnd"/>
-            <w:proofErr w:type="gramEnd"/>
             <w:r>
               <w:rPr>
                 <w:sz w:val="16"/>
@@ -13360,7 +12063,6 @@
               <w:t xml:space="preserve">        </w:t>
             </w:r>
             <w:proofErr w:type="spellStart"/>
-            <w:proofErr w:type="gramStart"/>
             <w:r>
               <w:rPr>
                 <w:sz w:val="16"/>
@@ -13370,7 +12072,6 @@
               <w:t>this.empId</w:t>
             </w:r>
             <w:proofErr w:type="spellEnd"/>
-            <w:proofErr w:type="gramEnd"/>
             <w:r>
               <w:rPr>
                 <w:sz w:val="16"/>
@@ -13407,7 +12108,6 @@
               <w:t xml:space="preserve">        </w:t>
             </w:r>
             <w:proofErr w:type="spellStart"/>
-            <w:proofErr w:type="gramStart"/>
             <w:r>
               <w:rPr>
                 <w:sz w:val="16"/>
@@ -13417,7 +12117,6 @@
               <w:t>this.empName</w:t>
             </w:r>
             <w:proofErr w:type="spellEnd"/>
-            <w:proofErr w:type="gramEnd"/>
             <w:r>
               <w:rPr>
                 <w:sz w:val="16"/>
@@ -13451,18 +12150,8 @@
                 <w:lang w:val="en-IN"/>
               </w:rPr>
               <w:br/>
-              <w:t xml:space="preserve">  </w:t>
-            </w:r>
-            <w:proofErr w:type="gramStart"/>
-            <w:r>
-              <w:rPr>
-                <w:sz w:val="16"/>
-                <w:szCs w:val="16"/>
-                <w:lang w:val="en-IN"/>
-              </w:rPr>
-              <w:t xml:space="preserve">  }</w:t>
-            </w:r>
-            <w:proofErr w:type="gramEnd"/>
+              <w:t xml:space="preserve">    }</w:t>
+            </w:r>
             <w:r>
               <w:rPr>
                 <w:sz w:val="16"/>
@@ -13473,7 +12162,6 @@
               <w:t xml:space="preserve">    public String </w:t>
             </w:r>
             <w:proofErr w:type="spellStart"/>
-            <w:proofErr w:type="gramStart"/>
             <w:r>
               <w:rPr>
                 <w:b/>
@@ -13494,7 +12182,6 @@
               </w:rPr>
               <w:t>(){</w:t>
             </w:r>
-            <w:proofErr w:type="gramEnd"/>
             <w:r>
               <w:rPr>
                 <w:sz w:val="16"/>
@@ -13525,7 +12212,6 @@
               <w:t xml:space="preserve">return </w:t>
             </w:r>
             <w:proofErr w:type="spellStart"/>
-            <w:proofErr w:type="gramStart"/>
             <w:r>
               <w:rPr>
                 <w:b/>
@@ -13538,7 +12224,6 @@
               <w:t>this.empName</w:t>
             </w:r>
             <w:proofErr w:type="spellEnd"/>
-            <w:proofErr w:type="gramEnd"/>
             <w:r>
               <w:rPr>
                 <w:b/>
@@ -13557,18 +12242,8 @@
                 <w:lang w:val="en-IN"/>
               </w:rPr>
               <w:br/>
-              <w:t xml:space="preserve">  </w:t>
-            </w:r>
-            <w:proofErr w:type="gramStart"/>
-            <w:r>
-              <w:rPr>
-                <w:sz w:val="16"/>
-                <w:szCs w:val="16"/>
-                <w:lang w:val="en-IN"/>
-              </w:rPr>
-              <w:t xml:space="preserve">  }</w:t>
-            </w:r>
-            <w:proofErr w:type="gramEnd"/>
+              <w:t xml:space="preserve">    }</w:t>
+            </w:r>
             <w:r>
               <w:rPr>
                 <w:sz w:val="16"/>
@@ -13607,25 +12282,7 @@
                 <w:szCs w:val="16"/>
                 <w:lang w:val="en-IN"/>
               </w:rPr>
-              <w:t xml:space="preserve">Employee e = new </w:t>
-            </w:r>
-            <w:proofErr w:type="gramStart"/>
-            <w:r>
-              <w:rPr>
-                <w:sz w:val="16"/>
-                <w:szCs w:val="16"/>
-                <w:lang w:val="en-IN"/>
-              </w:rPr>
-              <w:t>Employee(</w:t>
-            </w:r>
-            <w:proofErr w:type="gramEnd"/>
-            <w:r>
-              <w:rPr>
-                <w:sz w:val="16"/>
-                <w:szCs w:val="16"/>
-                <w:lang w:val="en-IN"/>
-              </w:rPr>
-              <w:t>"Kamal", 12,323232, "AAASAS23232");</w:t>
+              <w:t>Employee e = new Employee("Kamal", 12,323232, "AAASAS23232");</w:t>
             </w:r>
             <w:r>
               <w:rPr>
@@ -13672,7 +12329,6 @@
               <w:t>(</w:t>
             </w:r>
             <w:proofErr w:type="spellStart"/>
-            <w:proofErr w:type="gramStart"/>
             <w:r>
               <w:rPr>
                 <w:sz w:val="16"/>
@@ -13682,7 +12338,6 @@
               <w:t>e.getEmpName</w:t>
             </w:r>
             <w:proofErr w:type="spellEnd"/>
-            <w:proofErr w:type="gramEnd"/>
             <w:r>
               <w:rPr>
                 <w:sz w:val="16"/>
@@ -14015,18 +12670,8 @@
                 <w:lang w:val="en-IN"/>
               </w:rPr>
               <w:br/>
-              <w:t xml:space="preserve">    public void m1</w:t>
-            </w:r>
-            <w:proofErr w:type="gramStart"/>
-            <w:r>
-              <w:rPr>
-                <w:sz w:val="16"/>
-                <w:szCs w:val="16"/>
-                <w:lang w:val="en-IN"/>
-              </w:rPr>
-              <w:t>(){</w:t>
-            </w:r>
-            <w:proofErr w:type="gramEnd"/>
+              <w:t xml:space="preserve">    public void m1(){</w:t>
+            </w:r>
             <w:r>
               <w:rPr>
                 <w:sz w:val="16"/>
@@ -14079,18 +12724,8 @@
                 <w:lang w:val="en-IN"/>
               </w:rPr>
               <w:br/>
-              <w:t xml:space="preserve">  </w:t>
-            </w:r>
-            <w:proofErr w:type="gramStart"/>
-            <w:r>
-              <w:rPr>
-                <w:sz w:val="16"/>
-                <w:szCs w:val="16"/>
-                <w:lang w:val="en-IN"/>
-              </w:rPr>
-              <w:t xml:space="preserve">  }</w:t>
-            </w:r>
-            <w:proofErr w:type="gramEnd"/>
+              <w:t xml:space="preserve">    }</w:t>
+            </w:r>
             <w:r>
               <w:rPr>
                 <w:sz w:val="16"/>
@@ -14231,18 +12866,8 @@
                 <w:szCs w:val="16"/>
                 <w:lang w:val="en-IN"/>
               </w:rPr>
-              <w:t xml:space="preserve"> void m1</w:t>
-            </w:r>
-            <w:proofErr w:type="gramStart"/>
-            <w:r>
-              <w:rPr>
-                <w:sz w:val="16"/>
-                <w:szCs w:val="16"/>
-                <w:lang w:val="en-IN"/>
-              </w:rPr>
-              <w:t>(){</w:t>
-            </w:r>
-            <w:proofErr w:type="gramEnd"/>
+              <w:t xml:space="preserve"> void m1(){</w:t>
+            </w:r>
             <w:r>
               <w:rPr>
                 <w:sz w:val="16"/>
@@ -14295,18 +12920,8 @@
                 <w:lang w:val="en-IN"/>
               </w:rPr>
               <w:br/>
-              <w:t xml:space="preserve">  </w:t>
-            </w:r>
-            <w:proofErr w:type="gramStart"/>
-            <w:r>
-              <w:rPr>
-                <w:sz w:val="16"/>
-                <w:szCs w:val="16"/>
-                <w:lang w:val="en-IN"/>
-              </w:rPr>
-              <w:t xml:space="preserve">  }</w:t>
-            </w:r>
-            <w:proofErr w:type="gramEnd"/>
+              <w:t xml:space="preserve">    }</w:t>
+            </w:r>
             <w:r>
               <w:rPr>
                 <w:sz w:val="16"/>
@@ -14356,25 +12971,7 @@
                 <w:lang w:val="en-IN"/>
               </w:rPr>
               <w:br/>
-              <w:t xml:space="preserve">    public static void </w:t>
-            </w:r>
-            <w:proofErr w:type="gramStart"/>
-            <w:r>
-              <w:rPr>
-                <w:sz w:val="16"/>
-                <w:szCs w:val="16"/>
-                <w:lang w:val="en-IN"/>
-              </w:rPr>
-              <w:t>main(String[</w:t>
-            </w:r>
-            <w:proofErr w:type="gramEnd"/>
-            <w:r>
-              <w:rPr>
-                <w:sz w:val="16"/>
-                <w:szCs w:val="16"/>
-                <w:lang w:val="en-IN"/>
-              </w:rPr>
-              <w:t xml:space="preserve">] </w:t>
+              <w:t xml:space="preserve">    public static void main(String[] </w:t>
             </w:r>
             <w:proofErr w:type="spellStart"/>
             <w:r>
@@ -14419,25 +13016,7 @@
                 <w:szCs w:val="16"/>
                 <w:lang w:val="en-IN"/>
               </w:rPr>
-              <w:t xml:space="preserve"> = new </w:t>
-            </w:r>
-            <w:proofErr w:type="gramStart"/>
-            <w:r>
-              <w:rPr>
-                <w:sz w:val="16"/>
-                <w:szCs w:val="16"/>
-                <w:lang w:val="en-IN"/>
-              </w:rPr>
-              <w:t>Calculator(</w:t>
-            </w:r>
-            <w:proofErr w:type="gramEnd"/>
-            <w:r>
-              <w:rPr>
-                <w:sz w:val="16"/>
-                <w:szCs w:val="16"/>
-                <w:lang w:val="en-IN"/>
-              </w:rPr>
-              <w:t>);</w:t>
+              <w:t xml:space="preserve"> = new Calculator();</w:t>
             </w:r>
             <w:r>
               <w:rPr>
@@ -14494,7 +13073,6 @@
               <w:t>(</w:t>
             </w:r>
             <w:proofErr w:type="spellStart"/>
-            <w:proofErr w:type="gramStart"/>
             <w:r>
               <w:rPr>
                 <w:sz w:val="16"/>
@@ -14504,7 +13082,6 @@
               <w:t>calculator.myName</w:t>
             </w:r>
             <w:proofErr w:type="spellEnd"/>
-            <w:proofErr w:type="gramEnd"/>
             <w:r>
               <w:rPr>
                 <w:sz w:val="16"/>
@@ -14520,18 +13097,8 @@
                 <w:lang w:val="en-IN"/>
               </w:rPr>
               <w:br/>
-              <w:t xml:space="preserve">  </w:t>
-            </w:r>
-            <w:proofErr w:type="gramStart"/>
-            <w:r>
-              <w:rPr>
-                <w:sz w:val="16"/>
-                <w:szCs w:val="16"/>
-                <w:lang w:val="en-IN"/>
-              </w:rPr>
-              <w:t xml:space="preserve">  }</w:t>
-            </w:r>
-            <w:proofErr w:type="gramEnd"/>
+              <w:t xml:space="preserve">    }</w:t>
+            </w:r>
             <w:r>
               <w:rPr>
                 <w:sz w:val="16"/>
@@ -14570,25 +13137,7 @@
                 <w:lang w:val="en-IN"/>
               </w:rPr>
               <w:br/>
-              <w:t xml:space="preserve">    public static void </w:t>
-            </w:r>
-            <w:proofErr w:type="gramStart"/>
-            <w:r>
-              <w:rPr>
-                <w:sz w:val="16"/>
-                <w:szCs w:val="16"/>
-                <w:lang w:val="en-IN"/>
-              </w:rPr>
-              <w:t>main(String[</w:t>
-            </w:r>
-            <w:proofErr w:type="gramEnd"/>
-            <w:r>
-              <w:rPr>
-                <w:sz w:val="16"/>
-                <w:szCs w:val="16"/>
-                <w:lang w:val="en-IN"/>
-              </w:rPr>
-              <w:t xml:space="preserve">] </w:t>
+              <w:t xml:space="preserve">    public static void main(String[] </w:t>
             </w:r>
             <w:proofErr w:type="spellStart"/>
             <w:r>
@@ -14715,18 +13264,8 @@
                 <w:lang w:val="en-IN"/>
               </w:rPr>
               <w:br/>
-              <w:t xml:space="preserve">  </w:t>
-            </w:r>
-            <w:proofErr w:type="gramStart"/>
-            <w:r>
-              <w:rPr>
-                <w:sz w:val="16"/>
-                <w:szCs w:val="16"/>
-                <w:lang w:val="en-IN"/>
-              </w:rPr>
-              <w:t xml:space="preserve">  }</w:t>
-            </w:r>
-            <w:proofErr w:type="gramEnd"/>
+              <w:t xml:space="preserve">    }</w:t>
+            </w:r>
             <w:r>
               <w:rPr>
                 <w:sz w:val="16"/>
@@ -14787,27 +13326,7 @@
           <w:highlight w:val="yellow"/>
           <w:lang w:val="en-IN"/>
         </w:rPr>
-        <w:t xml:space="preserve">For calling </w:t>
-      </w:r>
-      <w:proofErr w:type="gramStart"/>
-      <w:r>
-        <w:rPr>
-          <w:b/>
-          <w:bCs/>
-          <w:highlight w:val="yellow"/>
-          <w:lang w:val="en-IN"/>
-        </w:rPr>
-        <w:t>Non-static</w:t>
-      </w:r>
-      <w:proofErr w:type="gramEnd"/>
-      <w:r>
-        <w:rPr>
-          <w:b/>
-          <w:bCs/>
-          <w:highlight w:val="yellow"/>
-          <w:lang w:val="en-IN"/>
-        </w:rPr>
-        <w:t xml:space="preserve"> class members we need object creation and its </w:t>
+        <w:t xml:space="preserve">For calling Non-static class members we need object creation and its </w:t>
       </w:r>
       <w:r>
         <w:rPr>
@@ -15044,21 +13563,7 @@
         <w:rPr>
           <w:lang w:val="en-IN"/>
         </w:rPr>
-        <w:t xml:space="preserve">When to use static? When we have common data to objects or sharable to object then we can use static keyword for class </w:t>
-      </w:r>
-      <w:proofErr w:type="gramStart"/>
-      <w:r>
-        <w:rPr>
-          <w:lang w:val="en-IN"/>
-        </w:rPr>
-        <w:t>members[</w:t>
-      </w:r>
-      <w:proofErr w:type="gramEnd"/>
-      <w:r>
-        <w:rPr>
-          <w:lang w:val="en-IN"/>
-        </w:rPr>
-        <w:t xml:space="preserve">methods or </w:t>
+        <w:t xml:space="preserve">When to use static? When we have common data to objects or sharable to object then we can use static keyword for class members[methods or </w:t>
       </w:r>
       <w:proofErr w:type="spellStart"/>
       <w:r>
@@ -16709,25 +15214,25 @@
                 <w:bCs/>
                 <w:lang w:val="en-IN"/>
               </w:rPr>
-              <w:t xml:space="preserve">int </w:t>
-            </w:r>
-            <w:proofErr w:type="gramStart"/>
+              <w:t xml:space="preserve">int add(int </w:t>
+            </w:r>
+            <w:proofErr w:type="spellStart"/>
             <w:r>
               <w:rPr>
                 <w:b/>
                 <w:bCs/>
                 <w:lang w:val="en-IN"/>
               </w:rPr>
-              <w:t>add(</w:t>
-            </w:r>
-            <w:proofErr w:type="gramEnd"/>
+              <w:t>fValue</w:t>
+            </w:r>
+            <w:proofErr w:type="spellEnd"/>
             <w:r>
               <w:rPr>
                 <w:b/>
                 <w:bCs/>
                 <w:lang w:val="en-IN"/>
               </w:rPr>
-              <w:t xml:space="preserve">int </w:t>
+              <w:t xml:space="preserve">, int </w:t>
             </w:r>
             <w:proofErr w:type="spellStart"/>
             <w:r>
@@ -16736,7 +15241,7 @@
                 <w:bCs/>
                 <w:lang w:val="en-IN"/>
               </w:rPr>
-              <w:t>fValue</w:t>
+              <w:t>sValue</w:t>
             </w:r>
             <w:proofErr w:type="spellEnd"/>
             <w:r>
@@ -16745,95 +15250,41 @@
                 <w:bCs/>
                 <w:lang w:val="en-IN"/>
               </w:rPr>
-              <w:t xml:space="preserve">, int </w:t>
-            </w:r>
-            <w:proofErr w:type="spellStart"/>
+              <w:t>);</w:t>
+            </w:r>
+            <w:r>
+              <w:rPr>
+                <w:lang w:val="en-IN"/>
+              </w:rPr>
+              <w:t xml:space="preserve"> // unimplemented methods / abstract methods</w:t>
+            </w:r>
+            <w:r>
+              <w:rPr>
+                <w:lang w:val="en-IN"/>
+              </w:rPr>
+              <w:br/>
+            </w:r>
             <w:r>
               <w:rPr>
                 <w:b/>
                 <w:bCs/>
                 <w:lang w:val="en-IN"/>
               </w:rPr>
-              <w:t>sValue</w:t>
-            </w:r>
-            <w:proofErr w:type="spellEnd"/>
+              <w:t>int multiplication(int a, int b, int c);</w:t>
+            </w:r>
+            <w:r>
+              <w:rPr>
+                <w:lang w:val="en-IN"/>
+              </w:rPr>
+              <w:br/>
+            </w:r>
             <w:r>
               <w:rPr>
                 <w:b/>
                 <w:bCs/>
                 <w:lang w:val="en-IN"/>
               </w:rPr>
-              <w:t>);</w:t>
-            </w:r>
-            <w:r>
-              <w:rPr>
-                <w:lang w:val="en-IN"/>
-              </w:rPr>
-              <w:t xml:space="preserve"> // unimplemented methods / abstract methods</w:t>
-            </w:r>
-            <w:r>
-              <w:rPr>
-                <w:lang w:val="en-IN"/>
-              </w:rPr>
-              <w:br/>
-            </w:r>
-            <w:r>
-              <w:rPr>
-                <w:b/>
-                <w:bCs/>
-                <w:lang w:val="en-IN"/>
-              </w:rPr>
-              <w:t xml:space="preserve">int </w:t>
-            </w:r>
-            <w:proofErr w:type="gramStart"/>
-            <w:r>
-              <w:rPr>
-                <w:b/>
-                <w:bCs/>
-                <w:lang w:val="en-IN"/>
-              </w:rPr>
-              <w:t>multiplication(</w:t>
-            </w:r>
-            <w:proofErr w:type="gramEnd"/>
-            <w:r>
-              <w:rPr>
-                <w:b/>
-                <w:bCs/>
-                <w:lang w:val="en-IN"/>
-              </w:rPr>
-              <w:t>int a, int b, int c);</w:t>
-            </w:r>
-            <w:r>
-              <w:rPr>
-                <w:lang w:val="en-IN"/>
-              </w:rPr>
-              <w:br/>
-            </w:r>
-            <w:r>
-              <w:rPr>
-                <w:b/>
-                <w:bCs/>
-                <w:lang w:val="en-IN"/>
-              </w:rPr>
-              <w:t xml:space="preserve">int </w:t>
-            </w:r>
-            <w:proofErr w:type="gramStart"/>
-            <w:r>
-              <w:rPr>
-                <w:b/>
-                <w:bCs/>
-                <w:lang w:val="en-IN"/>
-              </w:rPr>
-              <w:t>subtraction(</w:t>
-            </w:r>
-            <w:proofErr w:type="gramEnd"/>
-            <w:r>
-              <w:rPr>
-                <w:b/>
-                <w:bCs/>
-                <w:lang w:val="en-IN"/>
-              </w:rPr>
-              <w:t>int a, int b);</w:t>
+              <w:t>int subtraction(int a, int b);</w:t>
             </w:r>
             <w:r>
               <w:rPr>
@@ -16891,16 +15342,11 @@
         <w:t>mean</w:t>
       </w:r>
       <w:r>
-        <w:t xml:space="preserve"> methods with immediate </w:t>
-      </w:r>
-      <w:proofErr w:type="gramStart"/>
-      <w:r>
-        <w:t>termination</w:t>
+        <w:t xml:space="preserve"> methods with immediate termination</w:t>
       </w:r>
       <w:r>
         <w:t>[</w:t>
       </w:r>
-      <w:proofErr w:type="gramEnd"/>
       <w:r>
         <w:rPr>
           <w:b/>
@@ -17118,25 +15564,7 @@
                 <w:szCs w:val="18"/>
                 <w:lang w:val="en-IN"/>
               </w:rPr>
-              <w:t xml:space="preserve">int </w:t>
-            </w:r>
-            <w:proofErr w:type="gramStart"/>
-            <w:r>
-              <w:rPr>
-                <w:sz w:val="18"/>
-                <w:szCs w:val="18"/>
-                <w:lang w:val="en-IN"/>
-              </w:rPr>
-              <w:t>add(</w:t>
-            </w:r>
-            <w:proofErr w:type="gramEnd"/>
-            <w:r>
-              <w:rPr>
-                <w:sz w:val="18"/>
-                <w:szCs w:val="18"/>
-                <w:lang w:val="en-IN"/>
-              </w:rPr>
-              <w:t xml:space="preserve">int </w:t>
+              <w:t xml:space="preserve">int add(int </w:t>
             </w:r>
             <w:proofErr w:type="spellStart"/>
             <w:r>
@@ -17205,52 +15633,16 @@
                 <w:szCs w:val="18"/>
                 <w:lang w:val="en-IN"/>
               </w:rPr>
-              <w:t xml:space="preserve"> int </w:t>
-            </w:r>
-            <w:proofErr w:type="gramStart"/>
-            <w:r>
-              <w:rPr>
-                <w:sz w:val="18"/>
-                <w:szCs w:val="18"/>
-                <w:lang w:val="en-IN"/>
-              </w:rPr>
-              <w:t>multiplication(</w:t>
-            </w:r>
-            <w:proofErr w:type="gramEnd"/>
-            <w:r>
-              <w:rPr>
-                <w:sz w:val="18"/>
-                <w:szCs w:val="18"/>
-                <w:lang w:val="en-IN"/>
-              </w:rPr>
-              <w:t>int a, int b, int c);</w:t>
-            </w:r>
-            <w:r>
-              <w:rPr>
-                <w:sz w:val="18"/>
-                <w:szCs w:val="18"/>
-                <w:lang w:val="en-IN"/>
-              </w:rPr>
-              <w:br/>
-              <w:t xml:space="preserve"> int </w:t>
-            </w:r>
-            <w:proofErr w:type="gramStart"/>
-            <w:r>
-              <w:rPr>
-                <w:sz w:val="18"/>
-                <w:szCs w:val="18"/>
-                <w:lang w:val="en-IN"/>
-              </w:rPr>
-              <w:t>subtraction(</w:t>
-            </w:r>
-            <w:proofErr w:type="gramEnd"/>
-            <w:r>
-              <w:rPr>
-                <w:sz w:val="18"/>
-                <w:szCs w:val="18"/>
-                <w:lang w:val="en-IN"/>
-              </w:rPr>
-              <w:t>int a, int b);</w:t>
+              <w:t xml:space="preserve"> int multiplication(int a, int b, int c);</w:t>
+            </w:r>
+            <w:r>
+              <w:rPr>
+                <w:sz w:val="18"/>
+                <w:szCs w:val="18"/>
+                <w:lang w:val="en-IN"/>
+              </w:rPr>
+              <w:br/>
+              <w:t xml:space="preserve"> int subtraction(int a, int b);</w:t>
             </w:r>
             <w:r>
               <w:rPr>
@@ -17696,25 +16088,7 @@
                 <w:lang w:val="en-IN"/>
               </w:rPr>
               <w:br/>
-              <w:t xml:space="preserve">    public static void </w:t>
-            </w:r>
-            <w:proofErr w:type="gramStart"/>
-            <w:r>
-              <w:rPr>
-                <w:sz w:val="18"/>
-                <w:szCs w:val="18"/>
-                <w:lang w:val="en-IN"/>
-              </w:rPr>
-              <w:t>main(String[</w:t>
-            </w:r>
-            <w:proofErr w:type="gramEnd"/>
-            <w:r>
-              <w:rPr>
-                <w:sz w:val="18"/>
-                <w:szCs w:val="18"/>
-                <w:lang w:val="en-IN"/>
-              </w:rPr>
-              <w:t xml:space="preserve">] </w:t>
+              <w:t xml:space="preserve">    public static void main(String[] </w:t>
             </w:r>
             <w:proofErr w:type="spellStart"/>
             <w:r>
@@ -17780,7 +16154,6 @@
               <w:t xml:space="preserve"> = new </w:t>
             </w:r>
             <w:proofErr w:type="spellStart"/>
-            <w:proofErr w:type="gramStart"/>
             <w:r>
               <w:rPr>
                 <w:sz w:val="18"/>
@@ -17796,16 +16169,7 @@
                 <w:szCs w:val="18"/>
                 <w:lang w:val="en-IN"/>
               </w:rPr>
-              <w:t>(</w:t>
-            </w:r>
-            <w:proofErr w:type="gramEnd"/>
-            <w:r>
-              <w:rPr>
-                <w:sz w:val="18"/>
-                <w:szCs w:val="18"/>
-                <w:lang w:val="en-IN"/>
-              </w:rPr>
-              <w:t>);</w:t>
+              <w:t>();</w:t>
             </w:r>
             <w:r>
               <w:rPr>
@@ -17835,7 +16199,6 @@
               <w:t xml:space="preserve"> = </w:t>
             </w:r>
             <w:proofErr w:type="spellStart"/>
-            <w:proofErr w:type="gramStart"/>
             <w:r>
               <w:rPr>
                 <w:sz w:val="18"/>
@@ -17851,16 +16214,7 @@
                 <w:szCs w:val="18"/>
                 <w:lang w:val="en-IN"/>
               </w:rPr>
-              <w:t>(</w:t>
-            </w:r>
-            <w:proofErr w:type="gramEnd"/>
-            <w:r>
-              <w:rPr>
-                <w:sz w:val="18"/>
-                <w:szCs w:val="18"/>
-                <w:lang w:val="en-IN"/>
-              </w:rPr>
-              <w:t>112,3434);</w:t>
+              <w:t>(112,3434);</w:t>
             </w:r>
             <w:r>
               <w:rPr>
@@ -17932,18 +16286,8 @@
                 <w:lang w:val="en-IN"/>
               </w:rPr>
               <w:br/>
-              <w:t xml:space="preserve">  </w:t>
-            </w:r>
-            <w:proofErr w:type="gramStart"/>
-            <w:r>
-              <w:rPr>
-                <w:sz w:val="18"/>
-                <w:szCs w:val="18"/>
-                <w:lang w:val="en-IN"/>
-              </w:rPr>
-              <w:t xml:space="preserve">  }</w:t>
-            </w:r>
-            <w:proofErr w:type="gramEnd"/>
+              <w:t xml:space="preserve">    }</w:t>
+            </w:r>
             <w:r>
               <w:rPr>
                 <w:sz w:val="18"/>
@@ -18130,13 +16474,8 @@
               <w:t>v</w:t>
             </w:r>
             <w:r>
-              <w:t>oid m1</w:t>
-            </w:r>
-            <w:proofErr w:type="gramStart"/>
-            <w:r>
-              <w:t>(){</w:t>
-            </w:r>
-            <w:proofErr w:type="gramEnd"/>
+              <w:t>oid m1(){</w:t>
+            </w:r>
           </w:p>
           <w:p>
             <w:proofErr w:type="spellStart"/>
@@ -18235,16 +16574,11 @@
         <w:sym w:font="Wingdings" w:char="F0E0"/>
       </w:r>
       <w:r>
-        <w:t xml:space="preserve"> </w:t>
-      </w:r>
-      <w:proofErr w:type="gramStart"/>
-      <w:r>
-        <w:t>Inherit</w:t>
+        <w:t xml:space="preserve"> Inherit</w:t>
       </w:r>
       <w:r>
         <w:t>[</w:t>
       </w:r>
-      <w:proofErr w:type="gramEnd"/>
       <w:r>
         <w:rPr>
           <w:b/>
@@ -18530,7 +16864,6 @@
               <w:t xml:space="preserve">    void </w:t>
             </w:r>
             <w:proofErr w:type="spellStart"/>
-            <w:proofErr w:type="gramStart"/>
             <w:r>
               <w:rPr>
                 <w:sz w:val="18"/>
@@ -18546,16 +16879,25 @@
                 <w:szCs w:val="18"/>
                 <w:lang w:val="en-IN"/>
               </w:rPr>
-              <w:t>(</w:t>
-            </w:r>
-            <w:proofErr w:type="gramEnd"/>
-            <w:r>
-              <w:rPr>
-                <w:sz w:val="18"/>
-                <w:szCs w:val="18"/>
-                <w:lang w:val="en-IN"/>
-              </w:rPr>
-              <w:t>);</w:t>
+              <w:t>();</w:t>
+            </w:r>
+            <w:r>
+              <w:rPr>
+                <w:sz w:val="18"/>
+                <w:szCs w:val="18"/>
+                <w:lang w:val="en-IN"/>
+              </w:rPr>
+              <w:br/>
+              <w:t xml:space="preserve">    void door();</w:t>
+            </w:r>
+            <w:r>
+              <w:rPr>
+                <w:sz w:val="18"/>
+                <w:szCs w:val="18"/>
+                <w:lang w:val="en-IN"/>
+              </w:rPr>
+              <w:br/>
+              <w:t xml:space="preserve">    void windows();</w:t>
             </w:r>
             <w:r>
               <w:rPr>
@@ -18566,62 +16908,7 @@
               <w:br/>
               <w:t xml:space="preserve">    void </w:t>
             </w:r>
-            <w:proofErr w:type="gramStart"/>
-            <w:r>
-              <w:rPr>
-                <w:sz w:val="18"/>
-                <w:szCs w:val="18"/>
-                <w:lang w:val="en-IN"/>
-              </w:rPr>
-              <w:t>door(</w:t>
-            </w:r>
-            <w:proofErr w:type="gramEnd"/>
-            <w:r>
-              <w:rPr>
-                <w:sz w:val="18"/>
-                <w:szCs w:val="18"/>
-                <w:lang w:val="en-IN"/>
-              </w:rPr>
-              <w:t>);</w:t>
-            </w:r>
-            <w:r>
-              <w:rPr>
-                <w:sz w:val="18"/>
-                <w:szCs w:val="18"/>
-                <w:lang w:val="en-IN"/>
-              </w:rPr>
-              <w:br/>
-              <w:t xml:space="preserve">    void </w:t>
-            </w:r>
-            <w:proofErr w:type="gramStart"/>
-            <w:r>
-              <w:rPr>
-                <w:sz w:val="18"/>
-                <w:szCs w:val="18"/>
-                <w:lang w:val="en-IN"/>
-              </w:rPr>
-              <w:t>windows(</w:t>
-            </w:r>
-            <w:proofErr w:type="gramEnd"/>
-            <w:r>
-              <w:rPr>
-                <w:sz w:val="18"/>
-                <w:szCs w:val="18"/>
-                <w:lang w:val="en-IN"/>
-              </w:rPr>
-              <w:t>);</w:t>
-            </w:r>
-            <w:r>
-              <w:rPr>
-                <w:sz w:val="18"/>
-                <w:szCs w:val="18"/>
-                <w:lang w:val="en-IN"/>
-              </w:rPr>
-              <w:br/>
-              <w:t xml:space="preserve">    void </w:t>
-            </w:r>
             <w:proofErr w:type="spellStart"/>
-            <w:proofErr w:type="gramStart"/>
             <w:r>
               <w:rPr>
                 <w:sz w:val="18"/>
@@ -18637,16 +16924,7 @@
                 <w:szCs w:val="18"/>
                 <w:lang w:val="en-IN"/>
               </w:rPr>
-              <w:t>(</w:t>
-            </w:r>
-            <w:proofErr w:type="gramEnd"/>
-            <w:r>
-              <w:rPr>
-                <w:sz w:val="18"/>
-                <w:szCs w:val="18"/>
-                <w:lang w:val="en-IN"/>
-              </w:rPr>
-              <w:t>);</w:t>
+              <w:t>();</w:t>
             </w:r>
             <w:r>
               <w:rPr>
@@ -18780,7 +17058,6 @@
               <w:t xml:space="preserve">    public void </w:t>
             </w:r>
             <w:proofErr w:type="spellStart"/>
-            <w:proofErr w:type="gramStart"/>
             <w:r>
               <w:rPr>
                 <w:sz w:val="18"/>
@@ -18796,128 +17073,53 @@
                 <w:szCs w:val="18"/>
                 <w:lang w:val="en-IN"/>
               </w:rPr>
-              <w:t>(</w:t>
-            </w:r>
-            <w:proofErr w:type="gramEnd"/>
-            <w:r>
-              <w:rPr>
-                <w:sz w:val="18"/>
-                <w:szCs w:val="18"/>
-                <w:lang w:val="en-IN"/>
-              </w:rPr>
-              <w:t>) {</w:t>
-            </w:r>
-            <w:r>
-              <w:rPr>
-                <w:sz w:val="18"/>
-                <w:szCs w:val="18"/>
-                <w:lang w:val="en-IN"/>
-              </w:rPr>
-              <w:br/>
-              <w:t xml:space="preserve">  </w:t>
-            </w:r>
-            <w:proofErr w:type="gramStart"/>
-            <w:r>
-              <w:rPr>
-                <w:sz w:val="18"/>
-                <w:szCs w:val="18"/>
-                <w:lang w:val="en-IN"/>
-              </w:rPr>
-              <w:t xml:space="preserve">  }</w:t>
-            </w:r>
-            <w:proofErr w:type="gramEnd"/>
-            <w:r>
-              <w:rPr>
-                <w:sz w:val="18"/>
-                <w:szCs w:val="18"/>
-                <w:lang w:val="en-IN"/>
-              </w:rPr>
-              <w:br/>
-              <w:t xml:space="preserve">    public void </w:t>
-            </w:r>
-            <w:proofErr w:type="gramStart"/>
-            <w:r>
-              <w:rPr>
-                <w:sz w:val="18"/>
-                <w:szCs w:val="18"/>
-                <w:lang w:val="en-IN"/>
-              </w:rPr>
-              <w:t>door(</w:t>
-            </w:r>
-            <w:proofErr w:type="gramEnd"/>
-            <w:r>
-              <w:rPr>
-                <w:sz w:val="18"/>
-                <w:szCs w:val="18"/>
-                <w:lang w:val="en-IN"/>
-              </w:rPr>
-              <w:t>) {</w:t>
-            </w:r>
-            <w:r>
-              <w:rPr>
-                <w:sz w:val="18"/>
-                <w:szCs w:val="18"/>
-                <w:lang w:val="en-IN"/>
-              </w:rPr>
-              <w:br/>
-              <w:t xml:space="preserve">  </w:t>
-            </w:r>
-            <w:proofErr w:type="gramStart"/>
-            <w:r>
-              <w:rPr>
-                <w:sz w:val="18"/>
-                <w:szCs w:val="18"/>
-                <w:lang w:val="en-IN"/>
-              </w:rPr>
-              <w:t xml:space="preserve">  }</w:t>
-            </w:r>
-            <w:proofErr w:type="gramEnd"/>
-            <w:r>
-              <w:rPr>
-                <w:sz w:val="18"/>
-                <w:szCs w:val="18"/>
-                <w:lang w:val="en-IN"/>
-              </w:rPr>
-              <w:br/>
-              <w:t xml:space="preserve">    public void </w:t>
-            </w:r>
-            <w:proofErr w:type="gramStart"/>
-            <w:r>
-              <w:rPr>
-                <w:sz w:val="18"/>
-                <w:szCs w:val="18"/>
-                <w:lang w:val="en-IN"/>
-              </w:rPr>
-              <w:t>windows(</w:t>
-            </w:r>
-            <w:proofErr w:type="gramEnd"/>
-            <w:r>
-              <w:rPr>
-                <w:sz w:val="18"/>
-                <w:szCs w:val="18"/>
-                <w:lang w:val="en-IN"/>
-              </w:rPr>
-              <w:t>) {</w:t>
-            </w:r>
-            <w:r>
-              <w:rPr>
-                <w:sz w:val="18"/>
-                <w:szCs w:val="18"/>
-                <w:lang w:val="en-IN"/>
-              </w:rPr>
-              <w:br/>
-              <w:t xml:space="preserve">  </w:t>
-            </w:r>
-            <w:proofErr w:type="gramStart"/>
-            <w:r>
-              <w:rPr>
-                <w:sz w:val="18"/>
-                <w:szCs w:val="18"/>
-                <w:lang w:val="en-IN"/>
-              </w:rPr>
-              <w:t xml:space="preserve">  }</w:t>
-            </w:r>
-            <w:proofErr w:type="gramEnd"/>
+              <w:t>() {</w:t>
+            </w:r>
+            <w:r>
+              <w:rPr>
+                <w:sz w:val="18"/>
+                <w:szCs w:val="18"/>
+                <w:lang w:val="en-IN"/>
+              </w:rPr>
+              <w:br/>
+              <w:t xml:space="preserve">    }</w:t>
+            </w:r>
+            <w:r>
+              <w:rPr>
+                <w:sz w:val="18"/>
+                <w:szCs w:val="18"/>
+                <w:lang w:val="en-IN"/>
+              </w:rPr>
+              <w:br/>
+              <w:t xml:space="preserve">    public void door() {</w:t>
+            </w:r>
+            <w:r>
+              <w:rPr>
+                <w:sz w:val="18"/>
+                <w:szCs w:val="18"/>
+                <w:lang w:val="en-IN"/>
+              </w:rPr>
+              <w:br/>
+              <w:t xml:space="preserve">    }</w:t>
+            </w:r>
+            <w:r>
+              <w:rPr>
+                <w:sz w:val="18"/>
+                <w:szCs w:val="18"/>
+                <w:lang w:val="en-IN"/>
+              </w:rPr>
+              <w:br/>
+              <w:t xml:space="preserve">    public void windows() {</w:t>
+            </w:r>
+            <w:r>
+              <w:rPr>
+                <w:sz w:val="18"/>
+                <w:szCs w:val="18"/>
+                <w:lang w:val="en-IN"/>
+              </w:rPr>
+              <w:br/>
+              <w:t xml:space="preserve">    }</w:t>
+            </w:r>
             <w:r>
               <w:rPr>
                 <w:sz w:val="18"/>
@@ -18994,7 +17196,6 @@
               <w:t xml:space="preserve"> </w:t>
             </w:r>
             <w:proofErr w:type="spellStart"/>
-            <w:proofErr w:type="gramStart"/>
             <w:r>
               <w:rPr>
                 <w:sz w:val="18"/>
@@ -19012,7 +17213,6 @@
               </w:rPr>
               <w:t>{</w:t>
             </w:r>
-            <w:proofErr w:type="gramEnd"/>
             <w:r>
               <w:rPr>
                 <w:sz w:val="18"/>
@@ -19023,7 +17223,6 @@
               <w:t xml:space="preserve">    public void </w:t>
             </w:r>
             <w:proofErr w:type="spellStart"/>
-            <w:proofErr w:type="gramStart"/>
             <w:r>
               <w:rPr>
                 <w:sz w:val="18"/>
@@ -19039,36 +17238,17 @@
                 <w:szCs w:val="18"/>
                 <w:lang w:val="en-IN"/>
               </w:rPr>
-              <w:t>(</w:t>
-            </w:r>
-            <w:proofErr w:type="gramEnd"/>
-            <w:r>
-              <w:rPr>
-                <w:sz w:val="18"/>
-                <w:szCs w:val="18"/>
-                <w:lang w:val="en-IN"/>
-              </w:rPr>
-              <w:t>) {</w:t>
-            </w:r>
-            <w:r>
-              <w:rPr>
-                <w:sz w:val="18"/>
-                <w:szCs w:val="18"/>
-                <w:lang w:val="en-IN"/>
-              </w:rPr>
-              <w:br/>
-              <w:t xml:space="preserve">  </w:t>
-            </w:r>
-            <w:proofErr w:type="gramStart"/>
-            <w:r>
-              <w:rPr>
-                <w:sz w:val="18"/>
-                <w:szCs w:val="18"/>
-                <w:lang w:val="en-IN"/>
-              </w:rPr>
-              <w:t xml:space="preserve">  }</w:t>
-            </w:r>
-            <w:proofErr w:type="gramEnd"/>
+              <w:t>() {</w:t>
+            </w:r>
+            <w:r>
+              <w:rPr>
+                <w:sz w:val="18"/>
+                <w:szCs w:val="18"/>
+                <w:lang w:val="en-IN"/>
+              </w:rPr>
+              <w:br/>
+              <w:t xml:space="preserve">    }</w:t>
+            </w:r>
             <w:r>
               <w:rPr>
                 <w:sz w:val="18"/>
@@ -19115,25 +17295,7 @@
                 <w:lang w:val="en-IN"/>
               </w:rPr>
               <w:br/>
-              <w:t xml:space="preserve">    public static void </w:t>
-            </w:r>
-            <w:proofErr w:type="gramStart"/>
-            <w:r>
-              <w:rPr>
-                <w:sz w:val="18"/>
-                <w:szCs w:val="18"/>
-                <w:lang w:val="en-IN"/>
-              </w:rPr>
-              <w:t>main(String[</w:t>
-            </w:r>
-            <w:proofErr w:type="gramEnd"/>
-            <w:r>
-              <w:rPr>
-                <w:sz w:val="18"/>
-                <w:szCs w:val="18"/>
-                <w:lang w:val="en-IN"/>
-              </w:rPr>
-              <w:t xml:space="preserve">] </w:t>
+              <w:t xml:space="preserve">    public static void main(String[] </w:t>
             </w:r>
             <w:proofErr w:type="spellStart"/>
             <w:r>
@@ -19181,7 +17343,6 @@
               <w:t xml:space="preserve"> a = new </w:t>
             </w:r>
             <w:proofErr w:type="spellStart"/>
-            <w:proofErr w:type="gramStart"/>
             <w:r>
               <w:rPr>
                 <w:sz w:val="18"/>
@@ -19197,16 +17358,7 @@
                 <w:szCs w:val="18"/>
                 <w:lang w:val="en-IN"/>
               </w:rPr>
-              <w:t>(</w:t>
-            </w:r>
-            <w:proofErr w:type="gramEnd"/>
-            <w:r>
-              <w:rPr>
-                <w:sz w:val="18"/>
-                <w:szCs w:val="18"/>
-                <w:lang w:val="en-IN"/>
-              </w:rPr>
-              <w:t>);</w:t>
+              <w:t>();</w:t>
             </w:r>
             <w:r>
               <w:rPr>
@@ -19218,7 +17370,6 @@
               <w:t xml:space="preserve">        </w:t>
             </w:r>
             <w:proofErr w:type="spellStart"/>
-            <w:proofErr w:type="gramStart"/>
             <w:r>
               <w:rPr>
                 <w:sz w:val="18"/>
@@ -19228,7 +17379,6 @@
               <w:t>a.windows</w:t>
             </w:r>
             <w:proofErr w:type="spellEnd"/>
-            <w:proofErr w:type="gramEnd"/>
             <w:r>
               <w:rPr>
                 <w:sz w:val="18"/>
@@ -19244,18 +17394,8 @@
                 <w:lang w:val="en-IN"/>
               </w:rPr>
               <w:br/>
-              <w:t xml:space="preserve">  </w:t>
-            </w:r>
-            <w:proofErr w:type="gramStart"/>
-            <w:r>
-              <w:rPr>
-                <w:sz w:val="18"/>
-                <w:szCs w:val="18"/>
-                <w:lang w:val="en-IN"/>
-              </w:rPr>
-              <w:t xml:space="preserve">  }</w:t>
-            </w:r>
-            <w:proofErr w:type="gramEnd"/>
+              <w:t xml:space="preserve">    }</w:t>
+            </w:r>
             <w:r>
               <w:rPr>
                 <w:sz w:val="18"/>
@@ -19361,13 +17501,8 @@
       </w:pPr>
       <w:r>
         <w:tab/>
-        <w:t>Eg: ATM machine, Car, Human body</w:t>
-      </w:r>
-      <w:proofErr w:type="gramStart"/>
-      <w:r>
-        <w:t>….etc.</w:t>
-      </w:r>
-      <w:proofErr w:type="gramEnd"/>
+        <w:t>Eg: ATM machine, Car, Human body….etc.</w:t>
+      </w:r>
     </w:p>
     <w:p>
       <w:pPr>
@@ -19887,7 +18022,6 @@
               <w:t xml:space="preserve"> </w:t>
             </w:r>
             <w:proofErr w:type="spellStart"/>
-            <w:proofErr w:type="gramStart"/>
             <w:r>
               <w:rPr>
                 <w:lang w:val="en-IN"/>
@@ -19899,14 +18033,7 @@
               <w:rPr>
                 <w:lang w:val="en-IN"/>
               </w:rPr>
-              <w:t>(</w:t>
-            </w:r>
-            <w:proofErr w:type="gramEnd"/>
-            <w:r>
-              <w:rPr>
-                <w:lang w:val="en-IN"/>
-              </w:rPr>
-              <w:t>);</w:t>
+              <w:t>();</w:t>
             </w:r>
             <w:r>
               <w:rPr>
@@ -20067,7 +18194,6 @@
         <w:t xml:space="preserve"> TataCar, NanoCar, </w:t>
       </w:r>
       <w:proofErr w:type="spellStart"/>
-      <w:proofErr w:type="gramStart"/>
       <w:r>
         <w:t>NexonCar</w:t>
       </w:r>
@@ -20080,7 +18206,6 @@
         <w:t>BreezaCar</w:t>
       </w:r>
       <w:proofErr w:type="spellEnd"/>
-      <w:proofErr w:type="gramEnd"/>
       <w:r>
         <w:t>………………</w:t>
       </w:r>
@@ -20196,25 +18321,23 @@
           <w:bCs/>
           <w:highlight w:val="yellow"/>
         </w:rPr>
-        <w:t xml:space="preserve">*** By </w:t>
-      </w:r>
-      <w:proofErr w:type="gramStart"/>
+        <w:t xml:space="preserve">*** By default all </w:t>
+      </w:r>
       <w:r>
         <w:rPr>
           <w:b/>
           <w:bCs/>
           <w:highlight w:val="yellow"/>
         </w:rPr>
-        <w:t>default</w:t>
-      </w:r>
-      <w:proofErr w:type="gramEnd"/>
+        <w:t>variables</w:t>
+      </w:r>
       <w:r>
         <w:rPr>
           <w:b/>
           <w:bCs/>
           <w:highlight w:val="yellow"/>
         </w:rPr>
-        <w:t xml:space="preserve"> all </w:t>
+        <w:t xml:space="preserve"> in interface are CONSTANTS.</w:t>
       </w:r>
       <w:r>
         <w:rPr>
@@ -20222,7 +18345,7 @@
           <w:bCs/>
           <w:highlight w:val="yellow"/>
         </w:rPr>
-        <w:t>variables</w:t>
+        <w:t xml:space="preserve"> Means once value is assigned we </w:t>
       </w:r>
       <w:r>
         <w:rPr>
@@ -20230,7 +18353,7 @@
           <w:bCs/>
           <w:highlight w:val="yellow"/>
         </w:rPr>
-        <w:t xml:space="preserve"> in interface are CONSTANTS.</w:t>
+        <w:t>cannot</w:t>
       </w:r>
       <w:r>
         <w:rPr>
@@ -20238,76 +18361,24 @@
           <w:bCs/>
           <w:highlight w:val="yellow"/>
         </w:rPr>
-        <w:t xml:space="preserve"> Means once value is </w:t>
-      </w:r>
-      <w:proofErr w:type="gramStart"/>
+        <w:t xml:space="preserve"> change that value.</w:t>
+      </w:r>
+    </w:p>
+    <w:p>
+      <w:pPr>
+        <w:spacing w:after="0" w:line="240" w:lineRule="auto"/>
+        <w:rPr>
+          <w:b/>
+          <w:bCs/>
+        </w:rPr>
+      </w:pPr>
       <w:r>
         <w:rPr>
           <w:b/>
           <w:bCs/>
           <w:highlight w:val="yellow"/>
         </w:rPr>
-        <w:t>assigned</w:t>
-      </w:r>
-      <w:proofErr w:type="gramEnd"/>
-      <w:r>
-        <w:rPr>
-          <w:b/>
-          <w:bCs/>
-          <w:highlight w:val="yellow"/>
-        </w:rPr>
-        <w:t xml:space="preserve"> we </w:t>
-      </w:r>
-      <w:r>
-        <w:rPr>
-          <w:b/>
-          <w:bCs/>
-          <w:highlight w:val="yellow"/>
-        </w:rPr>
-        <w:t>cannot</w:t>
-      </w:r>
-      <w:r>
-        <w:rPr>
-          <w:b/>
-          <w:bCs/>
-          <w:highlight w:val="yellow"/>
-        </w:rPr>
-        <w:t xml:space="preserve"> change that value.</w:t>
-      </w:r>
-    </w:p>
-    <w:p>
-      <w:pPr>
-        <w:spacing w:after="0" w:line="240" w:lineRule="auto"/>
-        <w:rPr>
-          <w:b/>
-          <w:bCs/>
-        </w:rPr>
-      </w:pPr>
-      <w:r>
-        <w:rPr>
-          <w:b/>
-          <w:bCs/>
-          <w:highlight w:val="yellow"/>
-        </w:rPr>
-        <w:t xml:space="preserve">By </w:t>
-      </w:r>
-      <w:proofErr w:type="gramStart"/>
-      <w:r>
-        <w:rPr>
-          <w:b/>
-          <w:bCs/>
-          <w:highlight w:val="yellow"/>
-        </w:rPr>
-        <w:t>default</w:t>
-      </w:r>
-      <w:proofErr w:type="gramEnd"/>
-      <w:r>
-        <w:rPr>
-          <w:b/>
-          <w:bCs/>
-          <w:highlight w:val="yellow"/>
-        </w:rPr>
-        <w:t xml:space="preserve"> interface variables internally assigned with “</w:t>
+        <w:t>By default interface variables internally assigned with “</w:t>
       </w:r>
       <w:r>
         <w:rPr>
@@ -20729,15 +18800,7 @@
           <w:b/>
           <w:bCs/>
         </w:rPr>
-        <w:t xml:space="preserve">Final </w:t>
-      </w:r>
-      <w:proofErr w:type="gramStart"/>
-      <w:r>
-        <w:rPr>
-          <w:b/>
-          <w:bCs/>
-        </w:rPr>
-        <w:t xml:space="preserve">- </w:t>
+        <w:t xml:space="preserve">Final - </w:t>
       </w:r>
       <w:r>
         <w:rPr>
@@ -20747,19 +18810,7 @@
         <w:t xml:space="preserve"> </w:t>
       </w:r>
       <w:r>
-        <w:t>if</w:t>
-      </w:r>
-      <w:proofErr w:type="gramEnd"/>
-      <w:r>
-        <w:t xml:space="preserve"> we declare fields as </w:t>
-      </w:r>
-      <w:proofErr w:type="gramStart"/>
-      <w:r>
-        <w:t>final</w:t>
-      </w:r>
-      <w:proofErr w:type="gramEnd"/>
-      <w:r>
-        <w:t xml:space="preserve"> we </w:t>
+        <w:t xml:space="preserve">if we declare fields as final we </w:t>
       </w:r>
       <w:r>
         <w:t>cannot</w:t>
@@ -20855,16 +18906,8 @@
               <w:rPr>
                 <w:lang w:val="en-IN"/>
               </w:rPr>
-              <w:t xml:space="preserve"> void m1</w:t>
-            </w:r>
-            <w:proofErr w:type="gramStart"/>
-            <w:r>
-              <w:rPr>
-                <w:lang w:val="en-IN"/>
-              </w:rPr>
-              <w:t>(){</w:t>
-            </w:r>
-            <w:proofErr w:type="gramEnd"/>
+              <w:t xml:space="preserve"> void m1(){</w:t>
+            </w:r>
             <w:r>
               <w:rPr>
                 <w:lang w:val="en-IN"/>
@@ -20905,16 +18948,8 @@
                 <w:lang w:val="en-IN"/>
               </w:rPr>
               <w:br/>
-              <w:t xml:space="preserve">  </w:t>
-            </w:r>
-            <w:proofErr w:type="gramStart"/>
-            <w:r>
-              <w:rPr>
-                <w:lang w:val="en-IN"/>
-              </w:rPr>
-              <w:t xml:space="preserve">  }</w:t>
-            </w:r>
-            <w:proofErr w:type="gramEnd"/>
+              <w:t xml:space="preserve">    }</w:t>
+            </w:r>
             <w:r>
               <w:rPr>
                 <w:lang w:val="en-IN"/>
@@ -20953,16 +18988,8 @@
               <w:rPr>
                 <w:lang w:val="en-IN"/>
               </w:rPr>
-              <w:t xml:space="preserve"> extends </w:t>
-            </w:r>
-            <w:proofErr w:type="gramStart"/>
-            <w:r>
-              <w:rPr>
-                <w:lang w:val="en-IN"/>
-              </w:rPr>
-              <w:t>Parent{</w:t>
-            </w:r>
-            <w:proofErr w:type="gramEnd"/>
+              <w:t xml:space="preserve"> extends Parent{</w:t>
+            </w:r>
             <w:r>
               <w:rPr>
                 <w:lang w:val="en-IN"/>
@@ -21036,16 +19063,8 @@
                 <w:lang w:val="en-IN"/>
               </w:rPr>
               <w:br/>
-              <w:t xml:space="preserve">  </w:t>
-            </w:r>
-            <w:proofErr w:type="gramStart"/>
-            <w:r>
-              <w:rPr>
-                <w:lang w:val="en-IN"/>
-              </w:rPr>
-              <w:t xml:space="preserve">  }</w:t>
-            </w:r>
-            <w:proofErr w:type="gramEnd"/>
+              <w:t xml:space="preserve">    }</w:t>
+            </w:r>
             <w:r>
               <w:rPr>
                 <w:lang w:val="en-IN"/>
@@ -21167,7 +19186,6 @@
               <w:t xml:space="preserve">    void </w:t>
             </w:r>
             <w:proofErr w:type="spellStart"/>
-            <w:proofErr w:type="gramStart"/>
             <w:r>
               <w:rPr>
                 <w:lang w:val="en-IN"/>
@@ -21179,14 +19197,7 @@
               <w:rPr>
                 <w:lang w:val="en-IN"/>
               </w:rPr>
-              <w:t>(</w:t>
-            </w:r>
-            <w:proofErr w:type="gramEnd"/>
-            <w:r>
-              <w:rPr>
-                <w:lang w:val="en-IN"/>
-              </w:rPr>
-              <w:t>);</w:t>
+              <w:t>();</w:t>
             </w:r>
             <w:r>
               <w:rPr>
@@ -21196,7 +19207,6 @@
               <w:t xml:space="preserve">    default void </w:t>
             </w:r>
             <w:proofErr w:type="spellStart"/>
-            <w:proofErr w:type="gramStart"/>
             <w:r>
               <w:rPr>
                 <w:lang w:val="en-IN"/>
@@ -21210,7 +19220,6 @@
               </w:rPr>
               <w:t>(){</w:t>
             </w:r>
-            <w:proofErr w:type="gramEnd"/>
             <w:r>
               <w:rPr>
                 <w:lang w:val="en-IN"/>
@@ -21265,16 +19274,8 @@
                 <w:lang w:val="en-IN"/>
               </w:rPr>
               <w:br/>
-              <w:t xml:space="preserve">  </w:t>
-            </w:r>
-            <w:proofErr w:type="gramStart"/>
-            <w:r>
-              <w:rPr>
-                <w:lang w:val="en-IN"/>
-              </w:rPr>
-              <w:t xml:space="preserve">  }</w:t>
-            </w:r>
-            <w:proofErr w:type="gramEnd"/>
+              <w:t xml:space="preserve">    }</w:t>
+            </w:r>
             <w:r>
               <w:rPr>
                 <w:lang w:val="en-IN"/>
@@ -21289,7 +19290,6 @@
               <w:t xml:space="preserve">    static String </w:t>
             </w:r>
             <w:proofErr w:type="spellStart"/>
-            <w:proofErr w:type="gramStart"/>
             <w:r>
               <w:rPr>
                 <w:lang w:val="en-IN"/>
@@ -21303,7 +19303,6 @@
               </w:rPr>
               <w:t>(){</w:t>
             </w:r>
-            <w:proofErr w:type="gramEnd"/>
             <w:r>
               <w:rPr>
                 <w:lang w:val="en-IN"/>
@@ -21312,7 +19311,6 @@
               <w:t xml:space="preserve">        </w:t>
             </w:r>
             <w:proofErr w:type="spellStart"/>
-            <w:proofErr w:type="gramStart"/>
             <w:r>
               <w:rPr>
                 <w:i/>
@@ -21326,51 +19324,22 @@
               <w:rPr>
                 <w:lang w:val="en-IN"/>
               </w:rPr>
-              <w:t>(</w:t>
-            </w:r>
-            <w:proofErr w:type="gramEnd"/>
-            <w:r>
-              <w:rPr>
-                <w:lang w:val="en-IN"/>
-              </w:rPr>
-              <w:t>);</w:t>
-            </w:r>
-            <w:r>
-              <w:rPr>
-                <w:lang w:val="en-IN"/>
-              </w:rPr>
-              <w:br/>
-              <w:t xml:space="preserve">        return "</w:t>
-            </w:r>
-            <w:proofErr w:type="gramStart"/>
-            <w:r>
-              <w:rPr>
-                <w:lang w:val="en-IN"/>
-              </w:rPr>
-              <w:t>Dummy..</w:t>
-            </w:r>
-            <w:proofErr w:type="gramEnd"/>
-            <w:r>
-              <w:rPr>
-                <w:lang w:val="en-IN"/>
-              </w:rPr>
-              <w:t>";</w:t>
-            </w:r>
-            <w:r>
-              <w:rPr>
-                <w:lang w:val="en-IN"/>
-              </w:rPr>
-              <w:br/>
-              <w:t xml:space="preserve">  </w:t>
-            </w:r>
-            <w:proofErr w:type="gramStart"/>
-            <w:r>
-              <w:rPr>
-                <w:lang w:val="en-IN"/>
-              </w:rPr>
-              <w:t xml:space="preserve">  }</w:t>
-            </w:r>
-            <w:proofErr w:type="gramEnd"/>
+              <w:t>();</w:t>
+            </w:r>
+            <w:r>
+              <w:rPr>
+                <w:lang w:val="en-IN"/>
+              </w:rPr>
+              <w:br/>
+              <w:t xml:space="preserve">        return "Dummy..";</w:t>
+            </w:r>
+            <w:r>
+              <w:rPr>
+                <w:lang w:val="en-IN"/>
+              </w:rPr>
+              <w:br/>
+              <w:t xml:space="preserve">    }</w:t>
+            </w:r>
             <w:r>
               <w:rPr>
                 <w:lang w:val="en-IN"/>
@@ -21385,7 +19354,6 @@
               <w:t xml:space="preserve">    private static void </w:t>
             </w:r>
             <w:proofErr w:type="spellStart"/>
-            <w:proofErr w:type="gramStart"/>
             <w:r>
               <w:rPr>
                 <w:lang w:val="en-IN"/>
@@ -21399,7 +19367,6 @@
               </w:rPr>
               <w:t>(){</w:t>
             </w:r>
-            <w:proofErr w:type="gramEnd"/>
             <w:r>
               <w:rPr>
                 <w:lang w:val="en-IN"/>
@@ -21460,16 +19427,8 @@
                 <w:lang w:val="en-IN"/>
               </w:rPr>
               <w:br/>
-              <w:t xml:space="preserve">  </w:t>
-            </w:r>
-            <w:proofErr w:type="gramStart"/>
-            <w:r>
-              <w:rPr>
-                <w:lang w:val="en-IN"/>
-              </w:rPr>
-              <w:t xml:space="preserve">  }</w:t>
-            </w:r>
-            <w:proofErr w:type="gramEnd"/>
+              <w:t xml:space="preserve">    }</w:t>
+            </w:r>
             <w:r>
               <w:rPr>
                 <w:lang w:val="en-IN"/>
@@ -21495,21 +19454,12 @@
           <w:bCs/>
         </w:rPr>
       </w:pPr>
-      <w:proofErr w:type="gramStart"/>
-      <w:r>
-        <w:rPr>
-          <w:b/>
-          <w:bCs/>
-        </w:rPr>
-        <w:t>Finally</w:t>
-      </w:r>
-      <w:proofErr w:type="gramEnd"/>
-      <w:r>
-        <w:rPr>
-          <w:b/>
-          <w:bCs/>
-        </w:rPr>
-        <w:t xml:space="preserve"> an interface can contain.</w:t>
+      <w:r>
+        <w:rPr>
+          <w:b/>
+          <w:bCs/>
+        </w:rPr>
+        <w:t>Finally an interface can contain.</w:t>
       </w:r>
     </w:p>
     <w:p>
@@ -21652,15 +19602,7 @@
         <w:sym w:font="Wingdings" w:char="F0E0"/>
       </w:r>
       <w:r>
-        <w:t xml:space="preserve"> internally interface variable </w:t>
-      </w:r>
-      <w:proofErr w:type="gramStart"/>
-      <w:r>
-        <w:t>are</w:t>
-      </w:r>
-      <w:proofErr w:type="gramEnd"/>
-      <w:r>
-        <w:t xml:space="preserve"> </w:t>
+        <w:t xml:space="preserve"> internally interface variable are </w:t>
       </w:r>
       <w:r>
         <w:rPr>
@@ -21842,7 +19784,6 @@
               <w:t xml:space="preserve">void </w:t>
             </w:r>
             <w:proofErr w:type="spellStart"/>
-            <w:proofErr w:type="gramStart"/>
             <w:r>
               <w:rPr>
                 <w:sz w:val="18"/>
@@ -21858,16 +19799,7 @@
                 <w:szCs w:val="18"/>
                 <w:lang w:val="en-IN"/>
               </w:rPr>
-              <w:t>(</w:t>
-            </w:r>
-            <w:proofErr w:type="gramEnd"/>
-            <w:r>
-              <w:rPr>
-                <w:sz w:val="18"/>
-                <w:szCs w:val="18"/>
-                <w:lang w:val="en-IN"/>
-              </w:rPr>
-              <w:t>);</w:t>
+              <w:t>();</w:t>
             </w:r>
           </w:p>
           <w:p>
@@ -21911,7 +19843,6 @@
               <w:t xml:space="preserve"> void </w:t>
             </w:r>
             <w:proofErr w:type="spellStart"/>
-            <w:proofErr w:type="gramStart"/>
             <w:r>
               <w:rPr>
                 <w:sz w:val="18"/>
@@ -21929,7 +19860,6 @@
               </w:rPr>
               <w:t>(){</w:t>
             </w:r>
-            <w:proofErr w:type="gramEnd"/>
             <w:r>
               <w:rPr>
                 <w:sz w:val="18"/>
@@ -22044,7 +19974,6 @@
               <w:t xml:space="preserve"> String </w:t>
             </w:r>
             <w:proofErr w:type="spellStart"/>
-            <w:proofErr w:type="gramStart"/>
             <w:r>
               <w:rPr>
                 <w:sz w:val="18"/>
@@ -22062,7 +19991,6 @@
               </w:rPr>
               <w:t>(){</w:t>
             </w:r>
-            <w:proofErr w:type="gramEnd"/>
             <w:r>
               <w:rPr>
                 <w:sz w:val="18"/>
@@ -22073,7 +20001,6 @@
               <w:t xml:space="preserve">    </w:t>
             </w:r>
             <w:proofErr w:type="spellStart"/>
-            <w:proofErr w:type="gramStart"/>
             <w:r>
               <w:rPr>
                 <w:i/>
@@ -22091,43 +20018,16 @@
                 <w:szCs w:val="18"/>
                 <w:lang w:val="en-IN"/>
               </w:rPr>
-              <w:t>(</w:t>
-            </w:r>
-            <w:proofErr w:type="gramEnd"/>
-            <w:r>
-              <w:rPr>
-                <w:sz w:val="18"/>
-                <w:szCs w:val="18"/>
-                <w:lang w:val="en-IN"/>
-              </w:rPr>
-              <w:t>);</w:t>
-            </w:r>
-            <w:r>
-              <w:rPr>
-                <w:sz w:val="18"/>
-                <w:szCs w:val="18"/>
-                <w:lang w:val="en-IN"/>
-              </w:rPr>
-              <w:br/>
-              <w:t xml:space="preserve">    return "</w:t>
-            </w:r>
-            <w:proofErr w:type="gramStart"/>
-            <w:r>
-              <w:rPr>
-                <w:sz w:val="18"/>
-                <w:szCs w:val="18"/>
-                <w:lang w:val="en-IN"/>
-              </w:rPr>
-              <w:t>Dummy..</w:t>
-            </w:r>
-            <w:proofErr w:type="gramEnd"/>
-            <w:r>
-              <w:rPr>
-                <w:sz w:val="18"/>
-                <w:szCs w:val="18"/>
-                <w:lang w:val="en-IN"/>
-              </w:rPr>
-              <w:t>";</w:t>
+              <w:t>();</w:t>
+            </w:r>
+            <w:r>
+              <w:rPr>
+                <w:sz w:val="18"/>
+                <w:szCs w:val="18"/>
+                <w:lang w:val="en-IN"/>
+              </w:rPr>
+              <w:br/>
+              <w:t xml:space="preserve">    return "Dummy..";</w:t>
             </w:r>
             <w:r>
               <w:rPr>
@@ -22180,7 +20080,6 @@
               <w:t xml:space="preserve"> void </w:t>
             </w:r>
             <w:proofErr w:type="spellStart"/>
-            <w:proofErr w:type="gramStart"/>
             <w:r>
               <w:rPr>
                 <w:sz w:val="18"/>
@@ -22198,7 +20097,6 @@
               </w:rPr>
               <w:t>(){</w:t>
             </w:r>
-            <w:proofErr w:type="gramEnd"/>
             <w:r>
               <w:rPr>
                 <w:sz w:val="18"/>
@@ -22396,7 +20294,6 @@
               </w:rPr>
               <w:t xml:space="preserve">Interface cannot </w:t>
             </w:r>
-            <w:proofErr w:type="gramStart"/>
             <w:r>
               <w:rPr>
                 <w:b/>
@@ -22413,7 +20310,6 @@
               </w:rPr>
               <w:t>s</w:t>
             </w:r>
-            <w:proofErr w:type="gramEnd"/>
             <w:r>
               <w:rPr>
                 <w:b/>
@@ -22464,17 +20360,8 @@
                 <w:color w:val="FF0000"/>
                 <w:lang w:val="en-IN"/>
               </w:rPr>
-              <w:t xml:space="preserve">interface </w:t>
-            </w:r>
-            <w:proofErr w:type="gramStart"/>
-            <w:r>
-              <w:rPr>
-                <w:color w:val="FF0000"/>
-                <w:lang w:val="en-IN"/>
-              </w:rPr>
-              <w:t>A{</w:t>
-            </w:r>
-            <w:proofErr w:type="gramEnd"/>
+              <w:t>interface A{</w:t>
+            </w:r>
             <w:r>
               <w:rPr>
                 <w:color w:val="FF0000"/>
@@ -22518,25 +20405,15 @@
                 <w:highlight w:val="yellow"/>
                 <w:lang w:val="en-IN"/>
               </w:rPr>
-              <w:t xml:space="preserve"> B implements </w:t>
-            </w:r>
-            <w:proofErr w:type="gramStart"/>
+              <w:t xml:space="preserve"> B implements A</w:t>
+            </w:r>
             <w:r>
               <w:rPr>
                 <w:color w:val="FF0000"/>
-                <w:highlight w:val="yellow"/>
-                <w:lang w:val="en-IN"/>
-              </w:rPr>
-              <w:t>A</w:t>
-            </w:r>
-            <w:r>
-              <w:rPr>
-                <w:color w:val="FF0000"/>
                 <w:lang w:val="en-IN"/>
               </w:rPr>
               <w:t>{</w:t>
             </w:r>
-            <w:proofErr w:type="gramEnd"/>
             <w:r>
               <w:rPr>
                 <w:color w:val="FF0000"/>
@@ -22568,16 +20445,8 @@
               <w:rPr>
                 <w:lang w:val="en-IN"/>
               </w:rPr>
-              <w:t xml:space="preserve">interface </w:t>
-            </w:r>
-            <w:proofErr w:type="gramStart"/>
-            <w:r>
-              <w:rPr>
-                <w:lang w:val="en-IN"/>
-              </w:rPr>
-              <w:t>A{</w:t>
-            </w:r>
-            <w:proofErr w:type="gramEnd"/>
+              <w:t>interface A{</w:t>
+            </w:r>
             <w:r>
               <w:rPr>
                 <w:lang w:val="en-IN"/>
@@ -22621,16 +20490,8 @@
               <w:rPr>
                 <w:lang w:val="en-IN"/>
               </w:rPr>
-              <w:t xml:space="preserve"> </w:t>
-            </w:r>
-            <w:proofErr w:type="gramStart"/>
-            <w:r>
-              <w:rPr>
-                <w:lang w:val="en-IN"/>
-              </w:rPr>
-              <w:t>A{</w:t>
-            </w:r>
-            <w:proofErr w:type="gramEnd"/>
+              <w:t xml:space="preserve"> A{</w:t>
+            </w:r>
             <w:r>
               <w:rPr>
                 <w:lang w:val="en-IN"/>
@@ -22747,7 +20608,6 @@
               </w:rPr>
               <w:t xml:space="preserve">implements </w:t>
             </w:r>
-            <w:proofErr w:type="gramStart"/>
             <w:r>
               <w:rPr>
                 <w:b/>
@@ -22762,7 +20622,6 @@
               </w:rPr>
               <w:t>{</w:t>
             </w:r>
-            <w:proofErr w:type="gramEnd"/>
             <w:r>
               <w:rPr>
                 <w:lang w:val="en-IN"/>
@@ -22788,16 +20647,8 @@
                 <w:lang w:val="en-IN"/>
               </w:rPr>
               <w:br/>
-              <w:t xml:space="preserve">  </w:t>
-            </w:r>
-            <w:proofErr w:type="gramStart"/>
-            <w:r>
-              <w:rPr>
-                <w:lang w:val="en-IN"/>
-              </w:rPr>
-              <w:t xml:space="preserve">  }</w:t>
-            </w:r>
-            <w:proofErr w:type="gramEnd"/>
+              <w:t xml:space="preserve">    }</w:t>
+            </w:r>
             <w:r>
               <w:rPr>
                 <w:lang w:val="en-IN"/>
@@ -22829,16 +20680,8 @@
                 <w:lang w:val="en-IN"/>
               </w:rPr>
               <w:br/>
-              <w:t xml:space="preserve">  </w:t>
-            </w:r>
-            <w:proofErr w:type="gramStart"/>
-            <w:r>
-              <w:rPr>
-                <w:lang w:val="en-IN"/>
-              </w:rPr>
-              <w:t xml:space="preserve">  }</w:t>
-            </w:r>
-            <w:proofErr w:type="gramEnd"/>
+              <w:t xml:space="preserve">    }</w:t>
+            </w:r>
             <w:r>
               <w:rPr>
                 <w:lang w:val="en-IN"/>
@@ -23350,21 +21193,7 @@
         <w:rPr>
           <w:lang w:val="en-IN"/>
         </w:rPr>
-        <w:t xml:space="preserve">By </w:t>
-      </w:r>
-      <w:proofErr w:type="gramStart"/>
-      <w:r>
-        <w:rPr>
-          <w:lang w:val="en-IN"/>
-        </w:rPr>
-        <w:t>default</w:t>
-      </w:r>
-      <w:proofErr w:type="gramEnd"/>
-      <w:r>
-        <w:rPr>
-          <w:lang w:val="en-IN"/>
-        </w:rPr>
-        <w:t xml:space="preserve"> any attribute of interface is </w:t>
+        <w:t>By default any attribute of interface is </w:t>
       </w:r>
       <w:r>
         <w:rPr>
@@ -23418,15 +21247,7 @@
         </w:rPr>
       </w:pPr>
       <w:r>
-        <w:t xml:space="preserve">By </w:t>
-      </w:r>
-      <w:proofErr w:type="gramStart"/>
-      <w:r>
-        <w:t>default</w:t>
-      </w:r>
-      <w:proofErr w:type="gramEnd"/>
-      <w:r>
-        <w:t xml:space="preserve"> interface methods are implicitly </w:t>
+        <w:t>By default interface methods are implicitly </w:t>
       </w:r>
       <w:r>
         <w:rPr>
@@ -23619,16 +21440,8 @@
                 <w:lang w:val="en-IN"/>
               </w:rPr>
               <w:br/>
-              <w:t xml:space="preserve">  </w:t>
-            </w:r>
-            <w:proofErr w:type="gramStart"/>
-            <w:r>
-              <w:rPr>
-                <w:lang w:val="en-IN"/>
-              </w:rPr>
-              <w:t xml:space="preserve">  }</w:t>
-            </w:r>
-            <w:proofErr w:type="gramEnd"/>
+              <w:t xml:space="preserve">    }</w:t>
+            </w:r>
             <w:r>
               <w:rPr>
                 <w:lang w:val="en-IN"/>
@@ -23654,16 +21467,8 @@
                 <w:lang w:val="en-IN"/>
               </w:rPr>
               <w:br/>
-              <w:t xml:space="preserve">  </w:t>
-            </w:r>
-            <w:proofErr w:type="gramStart"/>
-            <w:r>
-              <w:rPr>
-                <w:lang w:val="en-IN"/>
-              </w:rPr>
-              <w:t xml:space="preserve">  }</w:t>
-            </w:r>
-            <w:proofErr w:type="gramEnd"/>
+              <w:t xml:space="preserve">    }</w:t>
+            </w:r>
             <w:r>
               <w:rPr>
                 <w:lang w:val="en-IN"/>
@@ -23739,16 +21544,8 @@
         <w:rPr>
           <w:lang w:val="en-IN"/>
         </w:rPr>
-        <w:t xml:space="preserve">By </w:t>
-      </w:r>
-      <w:proofErr w:type="gramStart"/>
-      <w:r>
-        <w:rPr>
-          <w:lang w:val="en-IN"/>
-        </w:rPr>
-        <w:t>default</w:t>
-      </w:r>
-      <w:proofErr w:type="gramEnd"/>
+        <w:t>By default</w:t>
+      </w:r>
       <w:r>
         <w:rPr>
           <w:lang w:val="en-IN"/>
@@ -23901,12 +21698,10 @@
         <w:spacing w:after="0" w:line="240" w:lineRule="auto"/>
       </w:pPr>
       <w:proofErr w:type="spellStart"/>
-      <w:proofErr w:type="gramStart"/>
       <w:r>
         <w:t>Lets</w:t>
       </w:r>
       <w:proofErr w:type="spellEnd"/>
-      <w:proofErr w:type="gramEnd"/>
       <w:r>
         <w:t xml:space="preserve"> assume already one class is having some </w:t>
       </w:r>
@@ -24684,15 +22479,7 @@
         <w:spacing w:after="0" w:line="240" w:lineRule="auto"/>
       </w:pPr>
       <w:r>
-        <w:t xml:space="preserve">We are going to use “this” and “super” in </w:t>
-      </w:r>
-      <w:proofErr w:type="gramStart"/>
-      <w:r>
-        <w:t>constructors</w:t>
-      </w:r>
-      <w:proofErr w:type="gramEnd"/>
-      <w:r>
-        <w:t xml:space="preserve"> scenario also.</w:t>
+        <w:t>We are going to use “this” and “super” in constructors scenario also.</w:t>
       </w:r>
     </w:p>
     <w:p>
@@ -24731,25 +22518,18 @@
           </w:tcPr>
           <w:p>
             <w:proofErr w:type="spellStart"/>
-            <w:proofErr w:type="gramStart"/>
             <w:r>
               <w:t>this.methodName</w:t>
             </w:r>
             <w:proofErr w:type="spellEnd"/>
-            <w:proofErr w:type="gramEnd"/>
             <w:r>
               <w:t>();</w:t>
             </w:r>
           </w:p>
           <w:p/>
           <w:p>
-            <w:proofErr w:type="gramStart"/>
-            <w:r>
-              <w:t>this(</w:t>
-            </w:r>
-            <w:proofErr w:type="gramEnd"/>
-            <w:r>
-              <w:t>);</w:t>
+            <w:r>
+              <w:t>this();</w:t>
             </w:r>
             <w:r>
               <w:t xml:space="preserve"> </w:t>
@@ -24788,12 +22568,10 @@
           </w:tcPr>
           <w:p>
             <w:proofErr w:type="spellStart"/>
-            <w:proofErr w:type="gramStart"/>
             <w:r>
               <w:t>super.methodName</w:t>
             </w:r>
             <w:proofErr w:type="spellEnd"/>
-            <w:proofErr w:type="gramEnd"/>
             <w:r>
               <w:t>();</w:t>
             </w:r>
@@ -24870,16 +22648,8 @@
                 <w:lang w:val="en-IN"/>
               </w:rPr>
               <w:br/>
-              <w:t xml:space="preserve">    public </w:t>
-            </w:r>
-            <w:proofErr w:type="gramStart"/>
-            <w:r>
-              <w:rPr>
-                <w:lang w:val="en-IN"/>
-              </w:rPr>
-              <w:t>App(){</w:t>
-            </w:r>
-            <w:proofErr w:type="gramEnd"/>
+              <w:t xml:space="preserve">    public App(){</w:t>
+            </w:r>
             <w:r>
               <w:rPr>
                 <w:lang w:val="en-IN"/>
@@ -24920,45 +22690,15 @@
                 <w:lang w:val="en-IN"/>
               </w:rPr>
               <w:br/>
-              <w:t xml:space="preserve">  </w:t>
-            </w:r>
-            <w:proofErr w:type="gramStart"/>
-            <w:r>
-              <w:rPr>
-                <w:lang w:val="en-IN"/>
-              </w:rPr>
-              <w:t xml:space="preserve">  }</w:t>
-            </w:r>
-            <w:proofErr w:type="gramEnd"/>
-            <w:r>
-              <w:rPr>
-                <w:lang w:val="en-IN"/>
-              </w:rPr>
-              <w:br/>
-              <w:t xml:space="preserve">    public </w:t>
-            </w:r>
-            <w:proofErr w:type="gramStart"/>
-            <w:r>
-              <w:rPr>
-                <w:lang w:val="en-IN"/>
-              </w:rPr>
-              <w:t>App(</w:t>
-            </w:r>
-            <w:proofErr w:type="gramEnd"/>
-            <w:r>
-              <w:rPr>
-                <w:lang w:val="en-IN"/>
-              </w:rPr>
-              <w:t xml:space="preserve">Integer </w:t>
-            </w:r>
-            <w:proofErr w:type="gramStart"/>
-            <w:r>
-              <w:rPr>
-                <w:lang w:val="en-IN"/>
-              </w:rPr>
-              <w:t>id){</w:t>
-            </w:r>
-            <w:proofErr w:type="gramEnd"/>
+              <w:t xml:space="preserve">    }</w:t>
+            </w:r>
+            <w:r>
+              <w:rPr>
+                <w:lang w:val="en-IN"/>
+              </w:rPr>
+              <w:br/>
+              <w:t xml:space="preserve">    public App(Integer id){</w:t>
+            </w:r>
             <w:r>
               <w:rPr>
                 <w:lang w:val="en-IN"/>
@@ -24973,7 +22713,6 @@
               </w:rPr>
               <w:t xml:space="preserve">        </w:t>
             </w:r>
-            <w:proofErr w:type="gramStart"/>
             <w:r>
               <w:rPr>
                 <w:b/>
@@ -24981,9 +22720,92 @@
                 <w:highlight w:val="yellow"/>
                 <w:lang w:val="en-IN"/>
               </w:rPr>
-              <w:t>this(</w:t>
-            </w:r>
-            <w:proofErr w:type="gramEnd"/>
+              <w:t>this();</w:t>
+            </w:r>
+            <w:r>
+              <w:rPr>
+                <w:b/>
+                <w:bCs/>
+                <w:lang w:val="en-IN"/>
+              </w:rPr>
+              <w:br/>
+            </w:r>
+            <w:r>
+              <w:rPr>
+                <w:lang w:val="en-IN"/>
+              </w:rPr>
+              <w:t xml:space="preserve">        </w:t>
+            </w:r>
+            <w:proofErr w:type="spellStart"/>
+            <w:r>
+              <w:rPr>
+                <w:lang w:val="en-IN"/>
+              </w:rPr>
+              <w:t>System.</w:t>
+            </w:r>
+            <w:r>
+              <w:rPr>
+                <w:i/>
+                <w:iCs/>
+                <w:lang w:val="en-IN"/>
+              </w:rPr>
+              <w:t>out</w:t>
+            </w:r>
+            <w:r>
+              <w:rPr>
+                <w:lang w:val="en-IN"/>
+              </w:rPr>
+              <w:t>.println</w:t>
+            </w:r>
+            <w:proofErr w:type="spellEnd"/>
+            <w:r>
+              <w:rPr>
+                <w:lang w:val="en-IN"/>
+              </w:rPr>
+              <w:t>(id);</w:t>
+            </w:r>
+            <w:r>
+              <w:rPr>
+                <w:lang w:val="en-IN"/>
+              </w:rPr>
+              <w:br/>
+              <w:t xml:space="preserve">    }</w:t>
+            </w:r>
+            <w:r>
+              <w:rPr>
+                <w:lang w:val="en-IN"/>
+              </w:rPr>
+              <w:br/>
+              <w:t xml:space="preserve">    public App(String </w:t>
+            </w:r>
+            <w:proofErr w:type="spellStart"/>
+            <w:r>
+              <w:rPr>
+                <w:lang w:val="en-IN"/>
+              </w:rPr>
+              <w:t>eName</w:t>
+            </w:r>
+            <w:proofErr w:type="spellEnd"/>
+            <w:r>
+              <w:rPr>
+                <w:lang w:val="en-IN"/>
+              </w:rPr>
+              <w:t>){</w:t>
+            </w:r>
+            <w:r>
+              <w:rPr>
+                <w:lang w:val="en-IN"/>
+              </w:rPr>
+              <w:br/>
+            </w:r>
+            <w:r>
+              <w:rPr>
+                <w:b/>
+                <w:bCs/>
+                <w:lang w:val="en-IN"/>
+              </w:rPr>
+              <w:t xml:space="preserve">        </w:t>
+            </w:r>
             <w:r>
               <w:rPr>
                 <w:b/>
@@ -24991,20 +22813,13 @@
                 <w:highlight w:val="yellow"/>
                 <w:lang w:val="en-IN"/>
               </w:rPr>
-              <w:t>);</w:t>
-            </w:r>
-            <w:r>
-              <w:rPr>
-                <w:b/>
-                <w:bCs/>
-                <w:lang w:val="en-IN"/>
-              </w:rPr>
-              <w:br/>
-            </w:r>
-            <w:r>
-              <w:rPr>
-                <w:lang w:val="en-IN"/>
-              </w:rPr>
+              <w:t>this(123);</w:t>
+            </w:r>
+            <w:r>
+              <w:rPr>
+                <w:lang w:val="en-IN"/>
+              </w:rPr>
+              <w:br/>
               <w:t xml:space="preserve">        </w:t>
             </w:r>
             <w:proofErr w:type="spellStart"/>
@@ -25033,46 +22848,9 @@
               <w:rPr>
                 <w:lang w:val="en-IN"/>
               </w:rPr>
-              <w:t>(id);</w:t>
-            </w:r>
-            <w:r>
-              <w:rPr>
-                <w:lang w:val="en-IN"/>
-              </w:rPr>
-              <w:br/>
-              <w:t xml:space="preserve">  </w:t>
-            </w:r>
-            <w:proofErr w:type="gramStart"/>
-            <w:r>
-              <w:rPr>
-                <w:lang w:val="en-IN"/>
-              </w:rPr>
-              <w:t xml:space="preserve">  }</w:t>
-            </w:r>
-            <w:proofErr w:type="gramEnd"/>
-            <w:r>
-              <w:rPr>
-                <w:lang w:val="en-IN"/>
-              </w:rPr>
-              <w:br/>
-              <w:t xml:space="preserve">    public </w:t>
-            </w:r>
-            <w:proofErr w:type="gramStart"/>
-            <w:r>
-              <w:rPr>
-                <w:lang w:val="en-IN"/>
-              </w:rPr>
-              <w:t>App(</w:t>
-            </w:r>
-            <w:proofErr w:type="gramEnd"/>
-            <w:r>
-              <w:rPr>
-                <w:lang w:val="en-IN"/>
-              </w:rPr>
-              <w:t xml:space="preserve">String </w:t>
+              <w:t>(</w:t>
             </w:r>
             <w:proofErr w:type="spellStart"/>
-            <w:proofErr w:type="gramStart"/>
             <w:r>
               <w:rPr>
                 <w:lang w:val="en-IN"/>
@@ -25084,140 +22862,34 @@
               <w:rPr>
                 <w:lang w:val="en-IN"/>
               </w:rPr>
-              <w:t>){</w:t>
-            </w:r>
-            <w:proofErr w:type="gramEnd"/>
-            <w:r>
-              <w:rPr>
-                <w:lang w:val="en-IN"/>
-              </w:rPr>
-              <w:br/>
-            </w:r>
-            <w:r>
-              <w:rPr>
-                <w:b/>
-                <w:bCs/>
-                <w:lang w:val="en-IN"/>
-              </w:rPr>
-              <w:t xml:space="preserve">        </w:t>
-            </w:r>
-            <w:proofErr w:type="gramStart"/>
-            <w:r>
-              <w:rPr>
-                <w:b/>
-                <w:bCs/>
-                <w:highlight w:val="yellow"/>
-                <w:lang w:val="en-IN"/>
-              </w:rPr>
-              <w:t>this(</w:t>
-            </w:r>
-            <w:proofErr w:type="gramEnd"/>
-            <w:r>
-              <w:rPr>
-                <w:b/>
-                <w:bCs/>
-                <w:highlight w:val="yellow"/>
-                <w:lang w:val="en-IN"/>
-              </w:rPr>
-              <w:t>123);</w:t>
-            </w:r>
-            <w:r>
-              <w:rPr>
-                <w:lang w:val="en-IN"/>
-              </w:rPr>
-              <w:br/>
-              <w:t xml:space="preserve">        </w:t>
+              <w:t>);</w:t>
+            </w:r>
+            <w:r>
+              <w:rPr>
+                <w:lang w:val="en-IN"/>
+              </w:rPr>
+              <w:br/>
+              <w:t xml:space="preserve">    }</w:t>
+            </w:r>
+            <w:r>
+              <w:rPr>
+                <w:lang w:val="en-IN"/>
+              </w:rPr>
+              <w:br/>
+              <w:t xml:space="preserve">    public static void main(String[] </w:t>
             </w:r>
             <w:proofErr w:type="spellStart"/>
             <w:r>
               <w:rPr>
                 <w:lang w:val="en-IN"/>
               </w:rPr>
-              <w:t>System.</w:t>
-            </w:r>
-            <w:r>
-              <w:rPr>
-                <w:i/>
-                <w:iCs/>
-                <w:lang w:val="en-IN"/>
-              </w:rPr>
-              <w:t>out</w:t>
-            </w:r>
-            <w:r>
-              <w:rPr>
-                <w:lang w:val="en-IN"/>
-              </w:rPr>
-              <w:t>.println</w:t>
+              <w:t>args</w:t>
             </w:r>
             <w:proofErr w:type="spellEnd"/>
             <w:r>
               <w:rPr>
                 <w:lang w:val="en-IN"/>
               </w:rPr>
-              <w:t>(</w:t>
-            </w:r>
-            <w:proofErr w:type="spellStart"/>
-            <w:r>
-              <w:rPr>
-                <w:lang w:val="en-IN"/>
-              </w:rPr>
-              <w:t>eName</w:t>
-            </w:r>
-            <w:proofErr w:type="spellEnd"/>
-            <w:r>
-              <w:rPr>
-                <w:lang w:val="en-IN"/>
-              </w:rPr>
-              <w:t>);</w:t>
-            </w:r>
-            <w:r>
-              <w:rPr>
-                <w:lang w:val="en-IN"/>
-              </w:rPr>
-              <w:br/>
-              <w:t xml:space="preserve">  </w:t>
-            </w:r>
-            <w:proofErr w:type="gramStart"/>
-            <w:r>
-              <w:rPr>
-                <w:lang w:val="en-IN"/>
-              </w:rPr>
-              <w:t xml:space="preserve">  }</w:t>
-            </w:r>
-            <w:proofErr w:type="gramEnd"/>
-            <w:r>
-              <w:rPr>
-                <w:lang w:val="en-IN"/>
-              </w:rPr>
-              <w:br/>
-              <w:t xml:space="preserve">    public static void </w:t>
-            </w:r>
-            <w:proofErr w:type="gramStart"/>
-            <w:r>
-              <w:rPr>
-                <w:lang w:val="en-IN"/>
-              </w:rPr>
-              <w:t>main(String[</w:t>
-            </w:r>
-            <w:proofErr w:type="gramEnd"/>
-            <w:r>
-              <w:rPr>
-                <w:lang w:val="en-IN"/>
-              </w:rPr>
-              <w:t xml:space="preserve">] </w:t>
-            </w:r>
-            <w:proofErr w:type="spellStart"/>
-            <w:r>
-              <w:rPr>
-                <w:lang w:val="en-IN"/>
-              </w:rPr>
-              <w:t>args</w:t>
-            </w:r>
-            <w:proofErr w:type="spellEnd"/>
-            <w:r>
-              <w:rPr>
-                <w:lang w:val="en-IN"/>
-              </w:rPr>
               <w:t>) {</w:t>
             </w:r>
             <w:r>
@@ -25232,16 +22904,8 @@
                 <w:lang w:val="en-IN"/>
               </w:rPr>
               <w:br/>
-              <w:t xml:space="preserve">  </w:t>
-            </w:r>
-            <w:proofErr w:type="gramStart"/>
-            <w:r>
-              <w:rPr>
-                <w:lang w:val="en-IN"/>
-              </w:rPr>
-              <w:t xml:space="preserve">  }</w:t>
-            </w:r>
-            <w:proofErr w:type="gramEnd"/>
+              <w:t xml:space="preserve">    }</w:t>
+            </w:r>
             <w:r>
               <w:rPr>
                 <w:lang w:val="en-IN"/>
@@ -25266,24 +22930,9 @@
               <w:rPr>
                 <w:lang w:val="en-IN"/>
               </w:rPr>
-              <w:t xml:space="preserve">public class </w:t>
-            </w:r>
-            <w:proofErr w:type="gramStart"/>
-            <w:r>
-              <w:rPr>
-                <w:lang w:val="en-IN"/>
-              </w:rPr>
-              <w:t>App  extends</w:t>
-            </w:r>
-            <w:proofErr w:type="gramEnd"/>
-            <w:r>
-              <w:rPr>
-                <w:lang w:val="en-IN"/>
-              </w:rPr>
-              <w:t xml:space="preserve">  </w:t>
+              <w:t xml:space="preserve">public class App  extends  </w:t>
             </w:r>
             <w:proofErr w:type="spellStart"/>
-            <w:proofErr w:type="gramStart"/>
             <w:r>
               <w:rPr>
                 <w:lang w:val="en-IN"/>
@@ -25297,7 +22946,6 @@
               </w:rPr>
               <w:t>{</w:t>
             </w:r>
-            <w:proofErr w:type="gramEnd"/>
             <w:r>
               <w:rPr>
                 <w:lang w:val="en-IN"/>
@@ -25316,24 +22964,9 @@
                 <w:lang w:val="en-IN"/>
               </w:rPr>
               <w:br/>
-              <w:t xml:space="preserve">    public </w:t>
-            </w:r>
-            <w:proofErr w:type="gramStart"/>
-            <w:r>
-              <w:rPr>
-                <w:lang w:val="en-IN"/>
-              </w:rPr>
-              <w:t>App(</w:t>
-            </w:r>
-            <w:proofErr w:type="gramEnd"/>
-            <w:r>
-              <w:rPr>
-                <w:lang w:val="en-IN"/>
-              </w:rPr>
-              <w:t xml:space="preserve">String </w:t>
+              <w:t xml:space="preserve">    public App(String </w:t>
             </w:r>
             <w:proofErr w:type="spellStart"/>
-            <w:proofErr w:type="gramStart"/>
             <w:r>
               <w:rPr>
                 <w:lang w:val="en-IN"/>
@@ -25347,27 +22980,12 @@
               </w:rPr>
               <w:t>){</w:t>
             </w:r>
-            <w:proofErr w:type="gramEnd"/>
-            <w:r>
-              <w:rPr>
-                <w:lang w:val="en-IN"/>
-              </w:rPr>
-              <w:br/>
-              <w:t xml:space="preserve">        </w:t>
-            </w:r>
-            <w:proofErr w:type="gramStart"/>
-            <w:r>
-              <w:rPr>
-                <w:lang w:val="en-IN"/>
-              </w:rPr>
-              <w:t>super(</w:t>
-            </w:r>
-            <w:proofErr w:type="gramEnd"/>
-            <w:r>
-              <w:rPr>
-                <w:lang w:val="en-IN"/>
-              </w:rPr>
-              <w:t>"Hussain....");</w:t>
+            <w:r>
+              <w:rPr>
+                <w:lang w:val="en-IN"/>
+              </w:rPr>
+              <w:br/>
+              <w:t xml:space="preserve">        super("Hussain....");</w:t>
             </w:r>
             <w:r>
               <w:rPr>
@@ -25423,36 +23041,14 @@
                 <w:lang w:val="en-IN"/>
               </w:rPr>
               <w:br/>
-              <w:t xml:space="preserve">  </w:t>
-            </w:r>
-            <w:proofErr w:type="gramStart"/>
-            <w:r>
-              <w:rPr>
-                <w:lang w:val="en-IN"/>
-              </w:rPr>
-              <w:t xml:space="preserve">  }</w:t>
-            </w:r>
-            <w:proofErr w:type="gramEnd"/>
-            <w:r>
-              <w:rPr>
-                <w:lang w:val="en-IN"/>
-              </w:rPr>
-              <w:br/>
-              <w:t xml:space="preserve">    public static void </w:t>
-            </w:r>
-            <w:proofErr w:type="gramStart"/>
-            <w:r>
-              <w:rPr>
-                <w:lang w:val="en-IN"/>
-              </w:rPr>
-              <w:t>main(String[</w:t>
-            </w:r>
-            <w:proofErr w:type="gramEnd"/>
-            <w:r>
-              <w:rPr>
-                <w:lang w:val="en-IN"/>
-              </w:rPr>
-              <w:t xml:space="preserve">] </w:t>
+              <w:t xml:space="preserve">    }</w:t>
+            </w:r>
+            <w:r>
+              <w:rPr>
+                <w:lang w:val="en-IN"/>
+              </w:rPr>
+              <w:br/>
+              <w:t xml:space="preserve">    public static void main(String[] </w:t>
             </w:r>
             <w:proofErr w:type="spellStart"/>
             <w:r>
@@ -25480,16 +23076,8 @@
                 <w:lang w:val="en-IN"/>
               </w:rPr>
               <w:br/>
-              <w:t xml:space="preserve">  </w:t>
-            </w:r>
-            <w:proofErr w:type="gramStart"/>
-            <w:r>
-              <w:rPr>
-                <w:lang w:val="en-IN"/>
-              </w:rPr>
-              <w:t xml:space="preserve">  }</w:t>
-            </w:r>
-            <w:proofErr w:type="gramEnd"/>
+              <w:t xml:space="preserve">    }</w:t>
+            </w:r>
             <w:r>
               <w:rPr>
                 <w:lang w:val="en-IN"/>
@@ -25608,7 +23196,6 @@
               <w:t xml:space="preserve">    public </w:t>
             </w:r>
             <w:proofErr w:type="spellStart"/>
-            <w:proofErr w:type="gramStart"/>
             <w:r>
               <w:rPr>
                 <w:sz w:val="16"/>
@@ -25624,9 +23211,214 @@
                 <w:szCs w:val="16"/>
                 <w:lang w:val="en-IN"/>
               </w:rPr>
+              <w:t>() {</w:t>
+            </w:r>
+            <w:r>
+              <w:rPr>
+                <w:sz w:val="16"/>
+                <w:szCs w:val="16"/>
+                <w:lang w:val="en-IN"/>
+              </w:rPr>
+              <w:br/>
+              <w:t xml:space="preserve">    }</w:t>
+            </w:r>
+            <w:r>
+              <w:rPr>
+                <w:sz w:val="16"/>
+                <w:szCs w:val="16"/>
+                <w:lang w:val="en-IN"/>
+              </w:rPr>
+              <w:br/>
+              <w:t xml:space="preserve">    public </w:t>
+            </w:r>
+            <w:proofErr w:type="spellStart"/>
+            <w:r>
+              <w:rPr>
+                <w:sz w:val="16"/>
+                <w:szCs w:val="16"/>
+                <w:lang w:val="en-IN"/>
+              </w:rPr>
+              <w:t>EmployeeService</w:t>
+            </w:r>
+            <w:proofErr w:type="spellEnd"/>
+            <w:r>
+              <w:rPr>
+                <w:sz w:val="16"/>
+                <w:szCs w:val="16"/>
+                <w:lang w:val="en-IN"/>
+              </w:rPr>
+              <w:t xml:space="preserve">(String </w:t>
+            </w:r>
+            <w:proofErr w:type="spellStart"/>
+            <w:r>
+              <w:rPr>
+                <w:sz w:val="16"/>
+                <w:szCs w:val="16"/>
+                <w:lang w:val="en-IN"/>
+              </w:rPr>
+              <w:t>myName</w:t>
+            </w:r>
+            <w:proofErr w:type="spellEnd"/>
+            <w:r>
+              <w:rPr>
+                <w:sz w:val="16"/>
+                <w:szCs w:val="16"/>
+                <w:lang w:val="en-IN"/>
+              </w:rPr>
+              <w:t>) {</w:t>
+            </w:r>
+            <w:r>
+              <w:rPr>
+                <w:sz w:val="16"/>
+                <w:szCs w:val="16"/>
+                <w:lang w:val="en-IN"/>
+              </w:rPr>
+              <w:br/>
+              <w:t xml:space="preserve">        </w:t>
+            </w:r>
+            <w:proofErr w:type="spellStart"/>
+            <w:r>
+              <w:rPr>
+                <w:sz w:val="16"/>
+                <w:szCs w:val="16"/>
+                <w:lang w:val="en-IN"/>
+              </w:rPr>
+              <w:t>System.out.println</w:t>
+            </w:r>
+            <w:proofErr w:type="spellEnd"/>
+            <w:r>
+              <w:rPr>
+                <w:sz w:val="16"/>
+                <w:szCs w:val="16"/>
+                <w:lang w:val="en-IN"/>
+              </w:rPr>
               <w:t>(</w:t>
             </w:r>
-            <w:proofErr w:type="gramEnd"/>
+            <w:proofErr w:type="spellStart"/>
+            <w:r>
+              <w:rPr>
+                <w:sz w:val="16"/>
+                <w:szCs w:val="16"/>
+                <w:lang w:val="en-IN"/>
+              </w:rPr>
+              <w:t>myName</w:t>
+            </w:r>
+            <w:proofErr w:type="spellEnd"/>
+            <w:r>
+              <w:rPr>
+                <w:sz w:val="16"/>
+                <w:szCs w:val="16"/>
+                <w:lang w:val="en-IN"/>
+              </w:rPr>
+              <w:t>);</w:t>
+            </w:r>
+            <w:r>
+              <w:rPr>
+                <w:sz w:val="16"/>
+                <w:szCs w:val="16"/>
+                <w:lang w:val="en-IN"/>
+              </w:rPr>
+              <w:br/>
+              <w:t xml:space="preserve">    }</w:t>
+            </w:r>
+            <w:r>
+              <w:rPr>
+                <w:sz w:val="16"/>
+                <w:szCs w:val="16"/>
+                <w:lang w:val="en-IN"/>
+              </w:rPr>
+              <w:br/>
+            </w:r>
+            <w:r>
+              <w:rPr>
+                <w:sz w:val="16"/>
+                <w:szCs w:val="16"/>
+                <w:lang w:val="en-IN"/>
+              </w:rPr>
+              <w:br/>
+              <w:t xml:space="preserve">    public static String message = "Welcome to </w:t>
+            </w:r>
+            <w:proofErr w:type="spellStart"/>
+            <w:r>
+              <w:rPr>
+                <w:sz w:val="16"/>
+                <w:szCs w:val="16"/>
+                <w:lang w:val="en-IN"/>
+              </w:rPr>
+              <w:t>EmployeeService</w:t>
+            </w:r>
+            <w:proofErr w:type="spellEnd"/>
+            <w:r>
+              <w:rPr>
+                <w:sz w:val="16"/>
+                <w:szCs w:val="16"/>
+                <w:lang w:val="en-IN"/>
+              </w:rPr>
+              <w:t>";</w:t>
+            </w:r>
+            <w:r>
+              <w:rPr>
+                <w:sz w:val="16"/>
+                <w:szCs w:val="16"/>
+                <w:lang w:val="en-IN"/>
+              </w:rPr>
+              <w:br/>
+            </w:r>
+            <w:r>
+              <w:rPr>
+                <w:sz w:val="16"/>
+                <w:szCs w:val="16"/>
+                <w:lang w:val="en-IN"/>
+              </w:rPr>
+              <w:br/>
+              <w:t xml:space="preserve">    public void </w:t>
+            </w:r>
+            <w:proofErr w:type="spellStart"/>
+            <w:r>
+              <w:rPr>
+                <w:sz w:val="16"/>
+                <w:szCs w:val="16"/>
+                <w:lang w:val="en-IN"/>
+              </w:rPr>
+              <w:t>employeeDetails</w:t>
+            </w:r>
+            <w:proofErr w:type="spellEnd"/>
+            <w:r>
+              <w:rPr>
+                <w:sz w:val="16"/>
+                <w:szCs w:val="16"/>
+                <w:lang w:val="en-IN"/>
+              </w:rPr>
+              <w:t xml:space="preserve">(String </w:t>
+            </w:r>
+            <w:proofErr w:type="spellStart"/>
+            <w:r>
+              <w:rPr>
+                <w:sz w:val="16"/>
+                <w:szCs w:val="16"/>
+                <w:lang w:val="en-IN"/>
+              </w:rPr>
+              <w:t>employeeId</w:t>
+            </w:r>
+            <w:proofErr w:type="spellEnd"/>
+            <w:r>
+              <w:rPr>
+                <w:sz w:val="16"/>
+                <w:szCs w:val="16"/>
+                <w:lang w:val="en-IN"/>
+              </w:rPr>
+              <w:t xml:space="preserve">, String </w:t>
+            </w:r>
+            <w:proofErr w:type="spellStart"/>
+            <w:r>
+              <w:rPr>
+                <w:sz w:val="16"/>
+                <w:szCs w:val="16"/>
+                <w:lang w:val="en-IN"/>
+              </w:rPr>
+              <w:t>employeeName</w:t>
+            </w:r>
+            <w:proofErr w:type="spellEnd"/>
             <w:r>
               <w:rPr>
                 <w:sz w:val="16"/>
@@ -25642,36 +23434,16 @@
                 <w:lang w:val="en-IN"/>
               </w:rPr>
               <w:br/>
-              <w:t xml:space="preserve">  </w:t>
-            </w:r>
-            <w:proofErr w:type="gramStart"/>
-            <w:r>
-              <w:rPr>
-                <w:sz w:val="16"/>
-                <w:szCs w:val="16"/>
-                <w:lang w:val="en-IN"/>
-              </w:rPr>
-              <w:t xml:space="preserve">  }</w:t>
-            </w:r>
-            <w:proofErr w:type="gramEnd"/>
-            <w:r>
-              <w:rPr>
-                <w:sz w:val="16"/>
-                <w:szCs w:val="16"/>
-                <w:lang w:val="en-IN"/>
-              </w:rPr>
-              <w:br/>
-              <w:t xml:space="preserve">    public </w:t>
+              <w:t xml:space="preserve">        </w:t>
             </w:r>
             <w:proofErr w:type="spellStart"/>
-            <w:proofErr w:type="gramStart"/>
-            <w:r>
-              <w:rPr>
-                <w:sz w:val="16"/>
-                <w:szCs w:val="16"/>
-                <w:lang w:val="en-IN"/>
-              </w:rPr>
-              <w:t>EmployeeService</w:t>
+            <w:r>
+              <w:rPr>
+                <w:sz w:val="16"/>
+                <w:szCs w:val="16"/>
+                <w:lang w:val="en-IN"/>
+              </w:rPr>
+              <w:t>System.out.println</w:t>
             </w:r>
             <w:proofErr w:type="spellEnd"/>
             <w:r>
@@ -25682,15 +23454,6 @@
               </w:rPr>
               <w:t>(</w:t>
             </w:r>
-            <w:proofErr w:type="gramEnd"/>
-            <w:r>
-              <w:rPr>
-                <w:sz w:val="16"/>
-                <w:szCs w:val="16"/>
-                <w:lang w:val="en-IN"/>
-              </w:rPr>
-              <w:t xml:space="preserve">String </w:t>
-            </w:r>
             <w:proofErr w:type="spellStart"/>
             <w:r>
               <w:rPr>
@@ -25698,7 +23461,7 @@
                 <w:szCs w:val="16"/>
                 <w:lang w:val="en-IN"/>
               </w:rPr>
-              <w:t>myName</w:t>
+              <w:t>String.format</w:t>
             </w:r>
             <w:proofErr w:type="spellEnd"/>
             <w:r>
@@ -25707,7 +23470,25 @@
                 <w:szCs w:val="16"/>
                 <w:lang w:val="en-IN"/>
               </w:rPr>
-              <w:t>) {</w:t>
+              <w:t xml:space="preserve">("My name is %s", </w:t>
+            </w:r>
+            <w:proofErr w:type="spellStart"/>
+            <w:r>
+              <w:rPr>
+                <w:sz w:val="16"/>
+                <w:szCs w:val="16"/>
+                <w:lang w:val="en-IN"/>
+              </w:rPr>
+              <w:t>employeeName</w:t>
+            </w:r>
+            <w:proofErr w:type="spellEnd"/>
+            <w:r>
+              <w:rPr>
+                <w:sz w:val="16"/>
+                <w:szCs w:val="16"/>
+                <w:lang w:val="en-IN"/>
+              </w:rPr>
+              <w:t>));</w:t>
             </w:r>
             <w:r>
               <w:rPr>
@@ -25743,7 +23524,7 @@
                 <w:szCs w:val="16"/>
                 <w:lang w:val="en-IN"/>
               </w:rPr>
-              <w:t>myName</w:t>
+              <w:t>myAadharNumber</w:t>
             </w:r>
             <w:proofErr w:type="spellEnd"/>
             <w:r>
@@ -25752,43 +23533,25 @@
                 <w:szCs w:val="16"/>
                 <w:lang w:val="en-IN"/>
               </w:rPr>
-              <w:t>);</w:t>
-            </w:r>
-            <w:r>
-              <w:rPr>
-                <w:sz w:val="16"/>
-                <w:szCs w:val="16"/>
-                <w:lang w:val="en-IN"/>
-              </w:rPr>
-              <w:br/>
-              <w:t xml:space="preserve">  </w:t>
-            </w:r>
-            <w:proofErr w:type="gramStart"/>
-            <w:r>
-              <w:rPr>
-                <w:sz w:val="16"/>
-                <w:szCs w:val="16"/>
-                <w:lang w:val="en-IN"/>
-              </w:rPr>
-              <w:t xml:space="preserve">  }</w:t>
-            </w:r>
-            <w:proofErr w:type="gramEnd"/>
-            <w:r>
-              <w:rPr>
-                <w:sz w:val="16"/>
-                <w:szCs w:val="16"/>
-                <w:lang w:val="en-IN"/>
-              </w:rPr>
-              <w:br/>
-            </w:r>
-            <w:r>
-              <w:rPr>
-                <w:sz w:val="16"/>
-                <w:szCs w:val="16"/>
-                <w:lang w:val="en-IN"/>
-              </w:rPr>
-              <w:br/>
-              <w:t xml:space="preserve">    public static String message = "Welcome to </w:t>
+              <w:t>());</w:t>
+            </w:r>
+            <w:r>
+              <w:rPr>
+                <w:sz w:val="16"/>
+                <w:szCs w:val="16"/>
+                <w:lang w:val="en-IN"/>
+              </w:rPr>
+              <w:br/>
+              <w:t xml:space="preserve">    }</w:t>
+            </w:r>
+            <w:r>
+              <w:rPr>
+                <w:sz w:val="16"/>
+                <w:szCs w:val="16"/>
+                <w:lang w:val="en-IN"/>
+              </w:rPr>
+              <w:br/>
+              <w:t xml:space="preserve">    public String </w:t>
             </w:r>
             <w:proofErr w:type="spellStart"/>
             <w:r>
@@ -25797,7 +23560,7 @@
                 <w:szCs w:val="16"/>
                 <w:lang w:val="en-IN"/>
               </w:rPr>
-              <w:t>EmployeeService</w:t>
+              <w:t>myAadharNumber</w:t>
             </w:r>
             <w:proofErr w:type="spellEnd"/>
             <w:r>
@@ -25806,262 +23569,7 @@
                 <w:szCs w:val="16"/>
                 <w:lang w:val="en-IN"/>
               </w:rPr>
-              <w:t>";</w:t>
-            </w:r>
-            <w:r>
-              <w:rPr>
-                <w:sz w:val="16"/>
-                <w:szCs w:val="16"/>
-                <w:lang w:val="en-IN"/>
-              </w:rPr>
-              <w:br/>
-            </w:r>
-            <w:r>
-              <w:rPr>
-                <w:sz w:val="16"/>
-                <w:szCs w:val="16"/>
-                <w:lang w:val="en-IN"/>
-              </w:rPr>
-              <w:br/>
-              <w:t xml:space="preserve">    public void </w:t>
-            </w:r>
-            <w:proofErr w:type="spellStart"/>
-            <w:proofErr w:type="gramStart"/>
-            <w:r>
-              <w:rPr>
-                <w:sz w:val="16"/>
-                <w:szCs w:val="16"/>
-                <w:lang w:val="en-IN"/>
-              </w:rPr>
-              <w:t>employeeDetails</w:t>
-            </w:r>
-            <w:proofErr w:type="spellEnd"/>
-            <w:r>
-              <w:rPr>
-                <w:sz w:val="16"/>
-                <w:szCs w:val="16"/>
-                <w:lang w:val="en-IN"/>
-              </w:rPr>
-              <w:t>(</w:t>
-            </w:r>
-            <w:proofErr w:type="gramEnd"/>
-            <w:r>
-              <w:rPr>
-                <w:sz w:val="16"/>
-                <w:szCs w:val="16"/>
-                <w:lang w:val="en-IN"/>
-              </w:rPr>
-              <w:t xml:space="preserve">String </w:t>
-            </w:r>
-            <w:proofErr w:type="spellStart"/>
-            <w:r>
-              <w:rPr>
-                <w:sz w:val="16"/>
-                <w:szCs w:val="16"/>
-                <w:lang w:val="en-IN"/>
-              </w:rPr>
-              <w:t>employeeId</w:t>
-            </w:r>
-            <w:proofErr w:type="spellEnd"/>
-            <w:r>
-              <w:rPr>
-                <w:sz w:val="16"/>
-                <w:szCs w:val="16"/>
-                <w:lang w:val="en-IN"/>
-              </w:rPr>
-              <w:t xml:space="preserve">, String </w:t>
-            </w:r>
-            <w:proofErr w:type="spellStart"/>
-            <w:r>
-              <w:rPr>
-                <w:sz w:val="16"/>
-                <w:szCs w:val="16"/>
-                <w:lang w:val="en-IN"/>
-              </w:rPr>
-              <w:t>employeeName</w:t>
-            </w:r>
-            <w:proofErr w:type="spellEnd"/>
-            <w:r>
-              <w:rPr>
-                <w:sz w:val="16"/>
-                <w:szCs w:val="16"/>
-                <w:lang w:val="en-IN"/>
-              </w:rPr>
-              <w:t>) {</w:t>
-            </w:r>
-            <w:r>
-              <w:rPr>
-                <w:sz w:val="16"/>
-                <w:szCs w:val="16"/>
-                <w:lang w:val="en-IN"/>
-              </w:rPr>
-              <w:br/>
-              <w:t xml:space="preserve">        </w:t>
-            </w:r>
-            <w:proofErr w:type="spellStart"/>
-            <w:r>
-              <w:rPr>
-                <w:sz w:val="16"/>
-                <w:szCs w:val="16"/>
-                <w:lang w:val="en-IN"/>
-              </w:rPr>
-              <w:t>System.out.println</w:t>
-            </w:r>
-            <w:proofErr w:type="spellEnd"/>
-            <w:r>
-              <w:rPr>
-                <w:sz w:val="16"/>
-                <w:szCs w:val="16"/>
-                <w:lang w:val="en-IN"/>
-              </w:rPr>
-              <w:t>(</w:t>
-            </w:r>
-            <w:proofErr w:type="spellStart"/>
-            <w:r>
-              <w:rPr>
-                <w:sz w:val="16"/>
-                <w:szCs w:val="16"/>
-                <w:lang w:val="en-IN"/>
-              </w:rPr>
-              <w:t>String.format</w:t>
-            </w:r>
-            <w:proofErr w:type="spellEnd"/>
-            <w:r>
-              <w:rPr>
-                <w:sz w:val="16"/>
-                <w:szCs w:val="16"/>
-                <w:lang w:val="en-IN"/>
-              </w:rPr>
-              <w:t xml:space="preserve">("My name is %s", </w:t>
-            </w:r>
-            <w:proofErr w:type="spellStart"/>
-            <w:r>
-              <w:rPr>
-                <w:sz w:val="16"/>
-                <w:szCs w:val="16"/>
-                <w:lang w:val="en-IN"/>
-              </w:rPr>
-              <w:t>employeeName</w:t>
-            </w:r>
-            <w:proofErr w:type="spellEnd"/>
-            <w:r>
-              <w:rPr>
-                <w:sz w:val="16"/>
-                <w:szCs w:val="16"/>
-                <w:lang w:val="en-IN"/>
-              </w:rPr>
-              <w:t>));</w:t>
-            </w:r>
-            <w:r>
-              <w:rPr>
-                <w:sz w:val="16"/>
-                <w:szCs w:val="16"/>
-                <w:lang w:val="en-IN"/>
-              </w:rPr>
-              <w:br/>
-              <w:t xml:space="preserve">        </w:t>
-            </w:r>
-            <w:proofErr w:type="spellStart"/>
-            <w:r>
-              <w:rPr>
-                <w:sz w:val="16"/>
-                <w:szCs w:val="16"/>
-                <w:lang w:val="en-IN"/>
-              </w:rPr>
-              <w:t>System.out.println</w:t>
-            </w:r>
-            <w:proofErr w:type="spellEnd"/>
-            <w:r>
-              <w:rPr>
-                <w:sz w:val="16"/>
-                <w:szCs w:val="16"/>
-                <w:lang w:val="en-IN"/>
-              </w:rPr>
-              <w:t>(</w:t>
-            </w:r>
-            <w:proofErr w:type="spellStart"/>
-            <w:proofErr w:type="gramStart"/>
-            <w:r>
-              <w:rPr>
-                <w:sz w:val="16"/>
-                <w:szCs w:val="16"/>
-                <w:lang w:val="en-IN"/>
-              </w:rPr>
-              <w:t>myAadharNumber</w:t>
-            </w:r>
-            <w:proofErr w:type="spellEnd"/>
-            <w:r>
-              <w:rPr>
-                <w:sz w:val="16"/>
-                <w:szCs w:val="16"/>
-                <w:lang w:val="en-IN"/>
-              </w:rPr>
-              <w:t>(</w:t>
-            </w:r>
-            <w:proofErr w:type="gramEnd"/>
-            <w:r>
-              <w:rPr>
-                <w:sz w:val="16"/>
-                <w:szCs w:val="16"/>
-                <w:lang w:val="en-IN"/>
-              </w:rPr>
-              <w:t>));</w:t>
-            </w:r>
-            <w:r>
-              <w:rPr>
-                <w:sz w:val="16"/>
-                <w:szCs w:val="16"/>
-                <w:lang w:val="en-IN"/>
-              </w:rPr>
-              <w:br/>
-              <w:t xml:space="preserve">  </w:t>
-            </w:r>
-            <w:proofErr w:type="gramStart"/>
-            <w:r>
-              <w:rPr>
-                <w:sz w:val="16"/>
-                <w:szCs w:val="16"/>
-                <w:lang w:val="en-IN"/>
-              </w:rPr>
-              <w:t xml:space="preserve">  }</w:t>
-            </w:r>
-            <w:proofErr w:type="gramEnd"/>
-            <w:r>
-              <w:rPr>
-                <w:sz w:val="16"/>
-                <w:szCs w:val="16"/>
-                <w:lang w:val="en-IN"/>
-              </w:rPr>
-              <w:br/>
-              <w:t xml:space="preserve">    public String </w:t>
-            </w:r>
-            <w:proofErr w:type="spellStart"/>
-            <w:proofErr w:type="gramStart"/>
-            <w:r>
-              <w:rPr>
-                <w:sz w:val="16"/>
-                <w:szCs w:val="16"/>
-                <w:lang w:val="en-IN"/>
-              </w:rPr>
-              <w:t>myAadharNumber</w:t>
-            </w:r>
-            <w:proofErr w:type="spellEnd"/>
-            <w:r>
-              <w:rPr>
-                <w:sz w:val="16"/>
-                <w:szCs w:val="16"/>
-                <w:lang w:val="en-IN"/>
-              </w:rPr>
-              <w:t>(</w:t>
-            </w:r>
-            <w:proofErr w:type="gramEnd"/>
-            <w:r>
-              <w:rPr>
-                <w:sz w:val="16"/>
-                <w:szCs w:val="16"/>
-                <w:lang w:val="en-IN"/>
-              </w:rPr>
-              <w:t>) {</w:t>
+              <w:t>() {</w:t>
             </w:r>
           </w:p>
           <w:p>
@@ -26087,18 +23595,8 @@
                 <w:lang w:val="en-IN"/>
               </w:rPr>
               <w:br/>
-              <w:t xml:space="preserve">  </w:t>
-            </w:r>
-            <w:proofErr w:type="gramStart"/>
-            <w:r>
-              <w:rPr>
-                <w:sz w:val="16"/>
-                <w:szCs w:val="16"/>
-                <w:lang w:val="en-IN"/>
-              </w:rPr>
-              <w:t xml:space="preserve">  }</w:t>
-            </w:r>
-            <w:proofErr w:type="gramEnd"/>
+              <w:t xml:space="preserve">    }</w:t>
+            </w:r>
             <w:r>
               <w:rPr>
                 <w:sz w:val="16"/>
@@ -26109,7 +23607,6 @@
               <w:t xml:space="preserve">    private void </w:t>
             </w:r>
             <w:proofErr w:type="spellStart"/>
-            <w:proofErr w:type="gramStart"/>
             <w:r>
               <w:rPr>
                 <w:sz w:val="16"/>
@@ -26125,16 +23622,7 @@
                 <w:szCs w:val="16"/>
                 <w:lang w:val="en-IN"/>
               </w:rPr>
-              <w:t>(</w:t>
-            </w:r>
-            <w:proofErr w:type="gramEnd"/>
-            <w:r>
-              <w:rPr>
-                <w:sz w:val="16"/>
-                <w:szCs w:val="16"/>
-                <w:lang w:val="en-IN"/>
-              </w:rPr>
-              <w:t>) {</w:t>
+              <w:t>() {</w:t>
             </w:r>
             <w:r>
               <w:rPr>
@@ -26152,18 +23640,8 @@
                 <w:lang w:val="en-IN"/>
               </w:rPr>
               <w:br/>
-              <w:t xml:space="preserve">  </w:t>
-            </w:r>
-            <w:proofErr w:type="gramStart"/>
-            <w:r>
-              <w:rPr>
-                <w:sz w:val="16"/>
-                <w:szCs w:val="16"/>
-                <w:lang w:val="en-IN"/>
-              </w:rPr>
-              <w:t xml:space="preserve">  }</w:t>
-            </w:r>
-            <w:proofErr w:type="gramEnd"/>
+              <w:t xml:space="preserve">    }</w:t>
+            </w:r>
             <w:r>
               <w:rPr>
                 <w:sz w:val="16"/>
@@ -26952,7 +24430,6 @@
         </w:rPr>
       </w:pPr>
       <w:proofErr w:type="spellStart"/>
-      <w:proofErr w:type="gramStart"/>
       <w:r>
         <w:rPr>
           <w:b/>
@@ -26970,7 +24447,6 @@
         </w:rPr>
         <w:t> :</w:t>
       </w:r>
-      <w:proofErr w:type="gramEnd"/>
     </w:p>
     <w:p>
       <w:pPr>
@@ -27004,21 +24480,7 @@
               <w:rPr>
                 <w:lang w:val="en-IN"/>
               </w:rPr>
-              <w:t xml:space="preserve">Lamb l = new </w:t>
-            </w:r>
-            <w:proofErr w:type="gramStart"/>
-            <w:r>
-              <w:rPr>
-                <w:lang w:val="en-IN"/>
-              </w:rPr>
-              <w:t>Lamb(</w:t>
-            </w:r>
-            <w:proofErr w:type="gramEnd"/>
-            <w:r>
-              <w:rPr>
-                <w:lang w:val="en-IN"/>
-              </w:rPr>
-              <w:t>);</w:t>
+              <w:t>Lamb l = new Lamb();</w:t>
             </w:r>
             <w:r>
               <w:rPr>
@@ -27140,21 +24602,7 @@
                 <w:lang w:val="en-IN"/>
               </w:rPr>
               <w:br/>
-              <w:t xml:space="preserve">    Speed s = new </w:t>
-            </w:r>
-            <w:proofErr w:type="gramStart"/>
-            <w:r>
-              <w:rPr>
-                <w:lang w:val="en-IN"/>
-              </w:rPr>
-              <w:t>Speed(</w:t>
-            </w:r>
-            <w:proofErr w:type="gramEnd"/>
-            <w:r>
-              <w:rPr>
-                <w:lang w:val="en-IN"/>
-              </w:rPr>
-              <w:t>);</w:t>
+              <w:t xml:space="preserve">    Speed s = new Speed();</w:t>
             </w:r>
             <w:r>
               <w:rPr>
@@ -27171,7 +24619,6 @@
               <w:t xml:space="preserve">        </w:t>
             </w:r>
             <w:proofErr w:type="spellStart"/>
-            <w:proofErr w:type="gramStart"/>
             <w:r>
               <w:rPr>
                 <w:lang w:val="en-IN"/>
@@ -27179,7 +24626,6 @@
               <w:t>s.speed</w:t>
             </w:r>
             <w:proofErr w:type="spellEnd"/>
-            <w:proofErr w:type="gramEnd"/>
             <w:r>
               <w:rPr>
                 <w:lang w:val="en-IN"/>
@@ -27191,16 +24637,8 @@
                 <w:lang w:val="en-IN"/>
               </w:rPr>
               <w:br/>
-              <w:t xml:space="preserve">  </w:t>
-            </w:r>
-            <w:proofErr w:type="gramStart"/>
-            <w:r>
-              <w:rPr>
-                <w:lang w:val="en-IN"/>
-              </w:rPr>
-              <w:t xml:space="preserve">  }</w:t>
-            </w:r>
-            <w:proofErr w:type="gramEnd"/>
+              <w:t xml:space="preserve">    }</w:t>
+            </w:r>
             <w:r>
               <w:rPr>
                 <w:lang w:val="en-IN"/>
@@ -27220,21 +24658,7 @@
                 <w:lang w:val="en-IN"/>
               </w:rPr>
               <w:br/>
-              <w:t xml:space="preserve">    void </w:t>
-            </w:r>
-            <w:proofErr w:type="gramStart"/>
-            <w:r>
-              <w:rPr>
-                <w:lang w:val="en-IN"/>
-              </w:rPr>
-              <w:t>speed(</w:t>
-            </w:r>
-            <w:proofErr w:type="gramEnd"/>
-            <w:r>
-              <w:rPr>
-                <w:lang w:val="en-IN"/>
-              </w:rPr>
-              <w:t>) {</w:t>
+              <w:t xml:space="preserve">    void speed() {</w:t>
             </w:r>
             <w:r>
               <w:rPr>
@@ -27290,16 +24714,8 @@
                 <w:lang w:val="en-IN"/>
               </w:rPr>
               <w:br/>
-              <w:t xml:space="preserve">  </w:t>
-            </w:r>
-            <w:proofErr w:type="gramStart"/>
-            <w:r>
-              <w:rPr>
-                <w:lang w:val="en-IN"/>
-              </w:rPr>
-              <w:t xml:space="preserve">  }</w:t>
-            </w:r>
-            <w:proofErr w:type="gramEnd"/>
+              <w:t xml:space="preserve">    }</w:t>
+            </w:r>
             <w:r>
               <w:rPr>
                 <w:lang w:val="en-IN"/>
@@ -27463,15 +24879,7 @@
         <w:spacing w:after="0" w:line="240" w:lineRule="auto"/>
       </w:pPr>
       <w:r>
-        <w:t xml:space="preserve">Parent p = new </w:t>
-      </w:r>
-      <w:proofErr w:type="gramStart"/>
-      <w:r>
-        <w:t>Parent(</w:t>
-      </w:r>
-      <w:proofErr w:type="gramEnd"/>
-      <w:r>
-        <w:t>);</w:t>
+        <w:t>Parent p = new Parent();</w:t>
       </w:r>
     </w:p>
     <w:p>
@@ -27493,15 +24901,7 @@
         <w:spacing w:after="0" w:line="240" w:lineRule="auto"/>
       </w:pPr>
       <w:r>
-        <w:t xml:space="preserve">Child c = new </w:t>
-      </w:r>
-      <w:proofErr w:type="gramStart"/>
-      <w:r>
-        <w:t>Child(</w:t>
-      </w:r>
-      <w:proofErr w:type="gramEnd"/>
-      <w:r>
-        <w:t>);</w:t>
+        <w:t>Child c = new Child();</w:t>
       </w:r>
     </w:p>
     <w:p>
@@ -27563,27 +24963,7 @@
           <w:color w:val="FF0000"/>
           <w:highlight w:val="yellow"/>
         </w:rPr>
-        <w:t xml:space="preserve"> = new </w:t>
-      </w:r>
-      <w:proofErr w:type="gramStart"/>
-      <w:r>
-        <w:rPr>
-          <w:b/>
-          <w:bCs/>
-          <w:color w:val="FF0000"/>
-          <w:highlight w:val="yellow"/>
-        </w:rPr>
-        <w:t>Child(</w:t>
-      </w:r>
-      <w:proofErr w:type="gramEnd"/>
-      <w:r>
-        <w:rPr>
-          <w:b/>
-          <w:bCs/>
-          <w:color w:val="FF0000"/>
-          <w:highlight w:val="yellow"/>
-        </w:rPr>
-        <w:t>);</w:t>
+        <w:t xml:space="preserve"> = new Child();</w:t>
       </w:r>
     </w:p>
     <w:p>
@@ -27659,27 +25039,7 @@
           <w:color w:val="FF0000"/>
           <w:highlight w:val="yellow"/>
         </w:rPr>
-        <w:t xml:space="preserve"> = new </w:t>
-      </w:r>
-      <w:proofErr w:type="gramStart"/>
-      <w:r>
-        <w:rPr>
-          <w:b/>
-          <w:bCs/>
-          <w:color w:val="FF0000"/>
-          <w:highlight w:val="yellow"/>
-        </w:rPr>
-        <w:t>Child(</w:t>
-      </w:r>
-      <w:proofErr w:type="gramEnd"/>
-      <w:r>
-        <w:rPr>
-          <w:b/>
-          <w:bCs/>
-          <w:color w:val="FF0000"/>
-          <w:highlight w:val="yellow"/>
-        </w:rPr>
-        <w:t>);</w:t>
+        <w:t xml:space="preserve"> = new Child();</w:t>
       </w:r>
     </w:p>
     <w:p>
@@ -28035,13 +25395,31 @@
         </w:r>
       </w:hyperlink>
       <w:r>
-        <w:t xml:space="preserve"> – within </w:t>
-      </w:r>
-      <w:r>
+        <w:t xml:space="preserve"> – </w:t>
+      </w:r>
+      <w:r>
+        <w:rPr>
+          <w:b/>
+          <w:bCs/>
+        </w:rPr>
+        <w:t xml:space="preserve">within </w:t>
+      </w:r>
+      <w:r>
+        <w:rPr>
+          <w:b/>
+          <w:bCs/>
+        </w:rPr>
         <w:t xml:space="preserve">the </w:t>
       </w:r>
       <w:r>
-        <w:t>same class.</w:t>
+        <w:rPr>
+          <w:b/>
+          <w:bCs/>
+        </w:rPr>
+        <w:t>same class</w:t>
+      </w:r>
+      <w:r>
+        <w:t>.</w:t>
       </w:r>
       <w:r>
         <w:t xml:space="preserve"> Same method declared multiple times with different parameters.</w:t>
@@ -28059,7 +25437,17 @@
         </w:rPr>
       </w:pPr>
       <w:r>
-        <w:t>Constructor Overloading. – Within same class.</w:t>
+        <w:t xml:space="preserve">Constructor Overloading. – </w:t>
+      </w:r>
+      <w:r>
+        <w:rPr>
+          <w:b/>
+          <w:bCs/>
+        </w:rPr>
+        <w:t>Within same class</w:t>
+      </w:r>
+      <w:r>
+        <w:t>.</w:t>
       </w:r>
       <w:r>
         <w:t xml:space="preserve"> </w:t>
@@ -28194,7 +25582,6 @@
         </w:rPr>
         <w:t xml:space="preserve"> </w:t>
       </w:r>
-      <w:proofErr w:type="gramStart"/>
       <w:r>
         <w:rPr>
           <w:lang w:val="en-IN"/>
@@ -28211,14 +25598,7 @@
         <w:rPr>
           <w:lang w:val="en-IN"/>
         </w:rPr>
-        <w:t>(</w:t>
-      </w:r>
-      <w:proofErr w:type="gramEnd"/>
-      <w:r>
-        <w:rPr>
-          <w:lang w:val="en-IN"/>
-        </w:rPr>
-        <w:t>method/</w:t>
+        <w:t>(method/</w:t>
       </w:r>
       <w:proofErr w:type="spellStart"/>
       <w:r>
@@ -28485,9 +25865,98 @@
                 <w:highlight w:val="yellow"/>
                 <w:lang w:val="en-IN"/>
               </w:rPr>
-              <w:t>void m1</w:t>
-            </w:r>
-            <w:proofErr w:type="gramStart"/>
+              <w:t>void m1(){</w:t>
+            </w:r>
+            <w:r>
+              <w:rPr>
+                <w:b/>
+                <w:bCs/>
+                <w:lang w:val="en-IN"/>
+              </w:rPr>
+              <w:br/>
+            </w:r>
+            <w:r>
+              <w:rPr>
+                <w:lang w:val="en-IN"/>
+              </w:rPr>
+              <w:t xml:space="preserve">        </w:t>
+            </w:r>
+            <w:proofErr w:type="spellStart"/>
+            <w:r>
+              <w:rPr>
+                <w:lang w:val="en-IN"/>
+              </w:rPr>
+              <w:t>System.</w:t>
+            </w:r>
+            <w:r>
+              <w:rPr>
+                <w:i/>
+                <w:iCs/>
+                <w:lang w:val="en-IN"/>
+              </w:rPr>
+              <w:t>out</w:t>
+            </w:r>
+            <w:r>
+              <w:rPr>
+                <w:lang w:val="en-IN"/>
+              </w:rPr>
+              <w:t>.println</w:t>
+            </w:r>
+            <w:proofErr w:type="spellEnd"/>
+            <w:r>
+              <w:rPr>
+                <w:lang w:val="en-IN"/>
+              </w:rPr>
+              <w:t xml:space="preserve">("My name is </w:t>
+            </w:r>
+            <w:proofErr w:type="spellStart"/>
+            <w:r>
+              <w:rPr>
+                <w:lang w:val="en-IN"/>
+              </w:rPr>
+              <w:t>Hambdi</w:t>
+            </w:r>
+            <w:proofErr w:type="spellEnd"/>
+            <w:r>
+              <w:rPr>
+                <w:lang w:val="en-IN"/>
+              </w:rPr>
+              <w:t>..!");</w:t>
+            </w:r>
+            <w:r>
+              <w:rPr>
+                <w:lang w:val="en-IN"/>
+              </w:rPr>
+              <w:br/>
+              <w:t xml:space="preserve">    }</w:t>
+            </w:r>
+            <w:r>
+              <w:rPr>
+                <w:lang w:val="en-IN"/>
+              </w:rPr>
+              <w:br/>
+              <w:t>}</w:t>
+            </w:r>
+            <w:r>
+              <w:rPr>
+                <w:lang w:val="en-IN"/>
+              </w:rPr>
+              <w:br/>
+            </w:r>
+            <w:r>
+              <w:rPr>
+                <w:lang w:val="en-IN"/>
+              </w:rPr>
+              <w:br/>
+              <w:t>class Child1 extends Parent1 {</w:t>
+            </w:r>
+            <w:r>
+              <w:rPr>
+                <w:lang w:val="en-IN"/>
+              </w:rPr>
+              <w:br/>
+              <w:t xml:space="preserve">    </w:t>
+            </w:r>
             <w:r>
               <w:rPr>
                 <w:b/>
@@ -28495,9 +25964,8 @@
                 <w:highlight w:val="yellow"/>
                 <w:lang w:val="en-IN"/>
               </w:rPr>
-              <w:t>(){</w:t>
-            </w:r>
-            <w:proofErr w:type="gramEnd"/>
+              <w:t>void m1(){</w:t>
+            </w:r>
             <w:r>
               <w:rPr>
                 <w:b/>
@@ -28538,163 +26006,15 @@
               <w:rPr>
                 <w:lang w:val="en-IN"/>
               </w:rPr>
-              <w:t xml:space="preserve">("My name is </w:t>
-            </w:r>
-            <w:proofErr w:type="spellStart"/>
-            <w:proofErr w:type="gramStart"/>
-            <w:r>
-              <w:rPr>
-                <w:lang w:val="en-IN"/>
-              </w:rPr>
-              <w:t>Hambdi</w:t>
-            </w:r>
-            <w:proofErr w:type="spellEnd"/>
-            <w:r>
-              <w:rPr>
-                <w:lang w:val="en-IN"/>
-              </w:rPr>
-              <w:t>..!</w:t>
-            </w:r>
-            <w:proofErr w:type="gramEnd"/>
-            <w:r>
-              <w:rPr>
-                <w:lang w:val="en-IN"/>
-              </w:rPr>
-              <w:t>");</w:t>
-            </w:r>
-            <w:r>
-              <w:rPr>
-                <w:lang w:val="en-IN"/>
-              </w:rPr>
-              <w:br/>
-              <w:t xml:space="preserve">  </w:t>
-            </w:r>
-            <w:proofErr w:type="gramStart"/>
-            <w:r>
-              <w:rPr>
-                <w:lang w:val="en-IN"/>
-              </w:rPr>
-              <w:t xml:space="preserve">  }</w:t>
-            </w:r>
-            <w:proofErr w:type="gramEnd"/>
-            <w:r>
-              <w:rPr>
-                <w:lang w:val="en-IN"/>
-              </w:rPr>
-              <w:br/>
-              <w:t>}</w:t>
-            </w:r>
-            <w:r>
-              <w:rPr>
-                <w:lang w:val="en-IN"/>
-              </w:rPr>
-              <w:br/>
-            </w:r>
-            <w:r>
-              <w:rPr>
-                <w:lang w:val="en-IN"/>
-              </w:rPr>
-              <w:br/>
-              <w:t>class Child1 extends Parent1 {</w:t>
-            </w:r>
-            <w:r>
-              <w:rPr>
-                <w:lang w:val="en-IN"/>
-              </w:rPr>
-              <w:br/>
-              <w:t xml:space="preserve">    </w:t>
-            </w:r>
-            <w:r>
-              <w:rPr>
-                <w:b/>
-                <w:bCs/>
-                <w:highlight w:val="yellow"/>
-                <w:lang w:val="en-IN"/>
-              </w:rPr>
-              <w:t>void m1</w:t>
-            </w:r>
-            <w:proofErr w:type="gramStart"/>
-            <w:r>
-              <w:rPr>
-                <w:b/>
-                <w:bCs/>
-                <w:highlight w:val="yellow"/>
-                <w:lang w:val="en-IN"/>
-              </w:rPr>
-              <w:t>(){</w:t>
-            </w:r>
-            <w:proofErr w:type="gramEnd"/>
-            <w:r>
-              <w:rPr>
-                <w:b/>
-                <w:bCs/>
-                <w:lang w:val="en-IN"/>
-              </w:rPr>
-              <w:br/>
-            </w:r>
-            <w:r>
-              <w:rPr>
-                <w:lang w:val="en-IN"/>
-              </w:rPr>
-              <w:t xml:space="preserve">        </w:t>
-            </w:r>
-            <w:proofErr w:type="spellStart"/>
-            <w:r>
-              <w:rPr>
-                <w:lang w:val="en-IN"/>
-              </w:rPr>
-              <w:t>System.</w:t>
-            </w:r>
-            <w:r>
-              <w:rPr>
-                <w:i/>
-                <w:iCs/>
-                <w:lang w:val="en-IN"/>
-              </w:rPr>
-              <w:t>out</w:t>
-            </w:r>
-            <w:r>
-              <w:rPr>
-                <w:lang w:val="en-IN"/>
-              </w:rPr>
-              <w:t>.println</w:t>
-            </w:r>
-            <w:proofErr w:type="spellEnd"/>
-            <w:r>
-              <w:rPr>
-                <w:lang w:val="en-IN"/>
-              </w:rPr>
-              <w:t xml:space="preserve">("My name is </w:t>
-            </w:r>
-            <w:proofErr w:type="gramStart"/>
-            <w:r>
-              <w:rPr>
-                <w:lang w:val="en-IN"/>
-              </w:rPr>
-              <w:t>Azad....!</w:t>
-            </w:r>
-            <w:proofErr w:type="gramEnd"/>
-            <w:r>
-              <w:rPr>
-                <w:lang w:val="en-IN"/>
-              </w:rPr>
-              <w:t>");</w:t>
-            </w:r>
-            <w:r>
-              <w:rPr>
-                <w:lang w:val="en-IN"/>
-              </w:rPr>
-              <w:br/>
-              <w:t xml:space="preserve">  </w:t>
-            </w:r>
-            <w:proofErr w:type="gramStart"/>
-            <w:r>
-              <w:rPr>
-                <w:lang w:val="en-IN"/>
-              </w:rPr>
-              <w:t xml:space="preserve">  }</w:t>
-            </w:r>
-            <w:proofErr w:type="gramEnd"/>
+              <w:t>("My name is Azad....!");</w:t>
+            </w:r>
+            <w:r>
+              <w:rPr>
+                <w:lang w:val="en-IN"/>
+              </w:rPr>
+              <w:br/>
+              <w:t xml:space="preserve">    }</w:t>
+            </w:r>
             <w:r>
               <w:rPr>
                 <w:lang w:val="en-IN"/>
@@ -28881,36 +26201,6 @@
       <w:pPr>
         <w:spacing w:after="0" w:line="240" w:lineRule="auto"/>
       </w:pPr>
-    </w:p>
-    <w:p>
-      <w:pPr>
-        <w:spacing w:after="0" w:line="240" w:lineRule="auto"/>
-      </w:pPr>
-    </w:p>
-    <w:p>
-      <w:pPr>
-        <w:spacing w:after="0" w:line="240" w:lineRule="auto"/>
-      </w:pPr>
-    </w:p>
-    <w:p>
-      <w:pPr>
-        <w:spacing w:after="0" w:line="240" w:lineRule="auto"/>
-      </w:pPr>
-    </w:p>
-    <w:p>
-      <w:pPr>
-        <w:spacing w:after="0" w:line="240" w:lineRule="auto"/>
-      </w:pPr>
-    </w:p>
-    <w:p>
-      <w:pPr>
-        <w:spacing w:after="0" w:line="240" w:lineRule="auto"/>
-      </w:pPr>
-    </w:p>
-    <w:p>
-      <w:pPr>
-        <w:spacing w:after="0" w:line="240" w:lineRule="auto"/>
-      </w:pPr>
       <w:hyperlink r:id="rId65" w:history="1">
         <w:r>
           <w:rPr>
@@ -28964,118 +26254,104 @@
         <w:rPr>
           <w:lang w:val="en-IN"/>
         </w:rPr>
-        <w:t xml:space="preserve"> Polymorphism refers to any entity which takes many </w:t>
-      </w:r>
-      <w:proofErr w:type="gramStart"/>
-      <w:r>
-        <w:rPr>
-          <w:lang w:val="en-IN"/>
-        </w:rPr>
-        <w:t>form</w:t>
-      </w:r>
-      <w:proofErr w:type="gramEnd"/>
-      <w:r>
-        <w:rPr>
-          <w:lang w:val="en-IN"/>
-        </w:rPr>
+        <w:t xml:space="preserve"> Polymorphism refers to any entity which takes many form.</w:t>
+      </w:r>
+    </w:p>
+    <w:p>
+      <w:pPr>
+        <w:spacing w:after="0" w:line="240" w:lineRule="auto"/>
+        <w:rPr>
+          <w:lang w:val="en-IN"/>
+        </w:rPr>
+      </w:pPr>
+      <w:r>
+        <w:rPr>
+          <w:lang w:val="en-IN"/>
+        </w:rPr>
+        <w:t>Polymorphism in java refers to any entity whether it is an operator or a constructor or any method which takes many forms or can be used for multiple tasks either while compiling or while running a java program.</w:t>
+      </w:r>
+    </w:p>
+    <w:p>
+      <w:pPr>
+        <w:spacing w:after="0" w:line="240" w:lineRule="auto"/>
+        <w:rPr>
+          <w:lang w:val="en-IN"/>
+        </w:rPr>
+      </w:pPr>
+      <w:r>
+        <w:rPr>
+          <w:lang w:val="en-IN"/>
+        </w:rPr>
+        <w:t>There are two types of polymorphism in Java.   </w:t>
+      </w:r>
+      <w:r>
+        <w:rPr>
+          <w:b/>
+          <w:bCs/>
+          <w:lang w:val="en-IN"/>
+        </w:rPr>
+        <w:t>1) Static Polymorphism       2) Dynamic Polymorphism</w:t>
+      </w:r>
+    </w:p>
+    <w:p>
+      <w:pPr>
+        <w:spacing w:after="0" w:line="240" w:lineRule="auto"/>
+      </w:pPr>
+    </w:p>
+    <w:p>
+      <w:pPr>
+        <w:spacing w:after="0" w:line="240" w:lineRule="auto"/>
+      </w:pPr>
+      <w:r>
+        <w:rPr>
+          <w:b/>
+          <w:bCs/>
+          <w:lang w:val="en-IN"/>
+        </w:rPr>
+        <w:t>1) Static</w:t>
+      </w:r>
+      <w:r>
+        <w:rPr>
+          <w:b/>
+          <w:bCs/>
+          <w:lang w:val="en-IN"/>
+        </w:rPr>
+        <w:t xml:space="preserve"> / compile time</w:t>
+      </w:r>
+      <w:r>
+        <w:rPr>
+          <w:b/>
+          <w:bCs/>
+          <w:lang w:val="en-IN"/>
+        </w:rPr>
+        <w:t xml:space="preserve"> Polymorphism</w:t>
+      </w:r>
+      <w:r>
+        <w:rPr>
+          <w:b/>
+          <w:bCs/>
+          <w:lang w:val="en-IN"/>
+        </w:rPr>
+        <w:t xml:space="preserve"> / </w:t>
+      </w:r>
+      <w:r>
+        <w:rPr>
+          <w:b/>
+          <w:bCs/>
+        </w:rPr>
+        <w:t xml:space="preserve">static binding or Early </w:t>
+      </w:r>
+      <w:proofErr w:type="spellStart"/>
+      <w:r>
+        <w:rPr>
+          <w:b/>
+          <w:bCs/>
+        </w:rPr>
+        <w:t>Binding</w:t>
+      </w:r>
+      <w:r>
         <w:t>.</w:t>
       </w:r>
-    </w:p>
-    <w:p>
-      <w:pPr>
-        <w:spacing w:after="0" w:line="240" w:lineRule="auto"/>
-        <w:rPr>
-          <w:lang w:val="en-IN"/>
-        </w:rPr>
-      </w:pPr>
-      <w:r>
-        <w:rPr>
-          <w:lang w:val="en-IN"/>
-        </w:rPr>
-        <w:t>Polymorphism in java refers to any entity whether it is an operator or a constructor or any method which takes many forms or can be used for multiple tasks either while compiling or while running a java program.</w:t>
-      </w:r>
-    </w:p>
-    <w:p>
-      <w:pPr>
-        <w:spacing w:after="0" w:line="240" w:lineRule="auto"/>
-        <w:rPr>
-          <w:lang w:val="en-IN"/>
-        </w:rPr>
-      </w:pPr>
-      <w:r>
-        <w:rPr>
-          <w:lang w:val="en-IN"/>
-        </w:rPr>
-        <w:t>There are two types of polymorphism in Java.   </w:t>
-      </w:r>
-      <w:r>
-        <w:rPr>
-          <w:b/>
-          <w:bCs/>
-          <w:lang w:val="en-IN"/>
-        </w:rPr>
-        <w:t>1) Static Polymorphism       2) Dynamic Polymorphism</w:t>
-      </w:r>
-    </w:p>
-    <w:p>
-      <w:pPr>
-        <w:spacing w:after="0" w:line="240" w:lineRule="auto"/>
-      </w:pPr>
-    </w:p>
-    <w:p>
-      <w:pPr>
-        <w:spacing w:after="0" w:line="240" w:lineRule="auto"/>
-      </w:pPr>
-      <w:r>
-        <w:rPr>
-          <w:b/>
-          <w:bCs/>
-          <w:lang w:val="en-IN"/>
-        </w:rPr>
-        <w:t>1) Static</w:t>
-      </w:r>
-      <w:r>
-        <w:rPr>
-          <w:b/>
-          <w:bCs/>
-          <w:lang w:val="en-IN"/>
-        </w:rPr>
-        <w:t xml:space="preserve"> / compile time</w:t>
-      </w:r>
-      <w:r>
-        <w:rPr>
-          <w:b/>
-          <w:bCs/>
-          <w:lang w:val="en-IN"/>
-        </w:rPr>
-        <w:t xml:space="preserve"> Polymorphism</w:t>
-      </w:r>
-      <w:r>
-        <w:rPr>
-          <w:b/>
-          <w:bCs/>
-          <w:lang w:val="en-IN"/>
-        </w:rPr>
-        <w:t xml:space="preserve"> / </w:t>
-      </w:r>
-      <w:r>
-        <w:rPr>
-          <w:b/>
-          <w:bCs/>
-        </w:rPr>
-        <w:t xml:space="preserve">static binding or Early </w:t>
-      </w:r>
-      <w:proofErr w:type="spellStart"/>
-      <w:r>
-        <w:rPr>
-          <w:b/>
-          <w:bCs/>
-        </w:rPr>
-        <w:t>Binding</w:t>
-      </w:r>
-      <w:r>
-        <w:t>.</w:t>
-      </w:r>
       <w:r>
         <w:t>s</w:t>
       </w:r>
@@ -29104,15 +26380,7 @@
           <w:bCs/>
           <w:lang w:val="en-IN"/>
         </w:rPr>
-        <w:t xml:space="preserve">/ </w:t>
-      </w:r>
-      <w:r>
-        <w:rPr>
-          <w:b/>
-          <w:bCs/>
-          <w:lang w:val="en-IN"/>
-        </w:rPr>
-        <w:t>compile time</w:t>
+        <w:t>/ compile time</w:t>
       </w:r>
       <w:r>
         <w:rPr>
@@ -29372,7 +26640,6 @@
                 <w:b/>
                 <w:bCs/>
               </w:rPr>
-              <w:lastRenderedPageBreak/>
               <w:t>Constructor Overloading.</w:t>
             </w:r>
             <w:r>
@@ -29401,14 +26668,7 @@
                 <w:b/>
                 <w:bCs/>
               </w:rPr>
-              <w:t xml:space="preserve"> </w:t>
-            </w:r>
-            <w:r>
-              <w:rPr>
-                <w:b/>
-                <w:bCs/>
-              </w:rPr>
-              <w:t>(Within the class).</w:t>
+              <w:t xml:space="preserve"> (Within the class).</w:t>
             </w:r>
           </w:p>
         </w:tc>
@@ -29441,25 +26701,7 @@
                 <w:lang w:val="en-IN"/>
               </w:rPr>
               <w:br/>
-              <w:t xml:space="preserve">    public static void </w:t>
-            </w:r>
-            <w:proofErr w:type="gramStart"/>
-            <w:r>
-              <w:rPr>
-                <w:sz w:val="18"/>
-                <w:szCs w:val="18"/>
-                <w:lang w:val="en-IN"/>
-              </w:rPr>
-              <w:t>main(String[</w:t>
-            </w:r>
-            <w:proofErr w:type="gramEnd"/>
-            <w:r>
-              <w:rPr>
-                <w:sz w:val="18"/>
-                <w:szCs w:val="18"/>
-                <w:lang w:val="en-IN"/>
-              </w:rPr>
-              <w:t xml:space="preserve">] </w:t>
+              <w:t xml:space="preserve">    public static void main(String[] </w:t>
             </w:r>
             <w:proofErr w:type="spellStart"/>
             <w:r>
@@ -29486,71 +26728,25 @@
                 <w:lang w:val="en-IN"/>
               </w:rPr>
               <w:br/>
-              <w:t xml:space="preserve">        App a = new </w:t>
-            </w:r>
-            <w:proofErr w:type="gramStart"/>
-            <w:r>
-              <w:rPr>
-                <w:sz w:val="18"/>
-                <w:szCs w:val="18"/>
-                <w:lang w:val="en-IN"/>
-              </w:rPr>
-              <w:t>App(</w:t>
-            </w:r>
-            <w:proofErr w:type="gramEnd"/>
-            <w:r>
-              <w:rPr>
-                <w:sz w:val="18"/>
-                <w:szCs w:val="18"/>
-                <w:lang w:val="en-IN"/>
-              </w:rPr>
-              <w:t>"Azad...", 12);</w:t>
-            </w:r>
-            <w:r>
-              <w:rPr>
-                <w:sz w:val="18"/>
-                <w:szCs w:val="18"/>
-                <w:lang w:val="en-IN"/>
-              </w:rPr>
-              <w:br/>
-              <w:t xml:space="preserve">  </w:t>
-            </w:r>
-            <w:proofErr w:type="gramStart"/>
-            <w:r>
-              <w:rPr>
-                <w:sz w:val="18"/>
-                <w:szCs w:val="18"/>
-                <w:lang w:val="en-IN"/>
-              </w:rPr>
-              <w:t xml:space="preserve">  }</w:t>
-            </w:r>
-            <w:proofErr w:type="gramEnd"/>
-            <w:r>
-              <w:rPr>
-                <w:sz w:val="18"/>
-                <w:szCs w:val="18"/>
-                <w:lang w:val="en-IN"/>
-              </w:rPr>
-              <w:br/>
-              <w:t xml:space="preserve">    public </w:t>
-            </w:r>
-            <w:proofErr w:type="gramStart"/>
-            <w:r>
-              <w:rPr>
-                <w:sz w:val="18"/>
-                <w:szCs w:val="18"/>
-                <w:lang w:val="en-IN"/>
-              </w:rPr>
-              <w:t>App(</w:t>
-            </w:r>
-            <w:proofErr w:type="gramEnd"/>
-            <w:r>
-              <w:rPr>
-                <w:sz w:val="18"/>
-                <w:szCs w:val="18"/>
-                <w:lang w:val="en-IN"/>
-              </w:rPr>
-              <w:t>) {</w:t>
+              <w:t xml:space="preserve">        App a = new App("Azad...", 12);</w:t>
+            </w:r>
+            <w:r>
+              <w:rPr>
+                <w:sz w:val="18"/>
+                <w:szCs w:val="18"/>
+                <w:lang w:val="en-IN"/>
+              </w:rPr>
+              <w:br/>
+              <w:t xml:space="preserve">    }</w:t>
+            </w:r>
+            <w:r>
+              <w:rPr>
+                <w:sz w:val="18"/>
+                <w:szCs w:val="18"/>
+                <w:lang w:val="en-IN"/>
+              </w:rPr>
+              <w:br/>
+              <w:t xml:space="preserve">    public App() {</w:t>
             </w:r>
             <w:r>
               <w:rPr>
@@ -29604,44 +26800,24 @@
                 <w:lang w:val="en-IN"/>
               </w:rPr>
               <w:br/>
-              <w:t xml:space="preserve">  </w:t>
-            </w:r>
-            <w:proofErr w:type="gramStart"/>
-            <w:r>
-              <w:rPr>
-                <w:sz w:val="18"/>
-                <w:szCs w:val="18"/>
-                <w:lang w:val="en-IN"/>
-              </w:rPr>
-              <w:t xml:space="preserve">  }</w:t>
-            </w:r>
-            <w:proofErr w:type="gramEnd"/>
-            <w:r>
-              <w:rPr>
-                <w:sz w:val="18"/>
-                <w:szCs w:val="18"/>
-                <w:lang w:val="en-IN"/>
-              </w:rPr>
-              <w:br/>
-              <w:t xml:space="preserve">    public </w:t>
-            </w:r>
-            <w:proofErr w:type="gramStart"/>
-            <w:r>
-              <w:rPr>
-                <w:sz w:val="18"/>
-                <w:szCs w:val="18"/>
-                <w:lang w:val="en-IN"/>
-              </w:rPr>
-              <w:t>App(</w:t>
-            </w:r>
-            <w:proofErr w:type="gramEnd"/>
-            <w:r>
-              <w:rPr>
-                <w:sz w:val="18"/>
-                <w:szCs w:val="18"/>
-                <w:lang w:val="en-IN"/>
-              </w:rPr>
-              <w:t>Integer age) {</w:t>
+            </w:r>
+            <w:r>
+              <w:rPr>
+                <w:sz w:val="18"/>
+                <w:szCs w:val="18"/>
+                <w:lang w:val="en-IN"/>
+              </w:rPr>
+              <w:lastRenderedPageBreak/>
+              <w:t xml:space="preserve">    }</w:t>
+            </w:r>
+            <w:r>
+              <w:rPr>
+                <w:sz w:val="18"/>
+                <w:szCs w:val="18"/>
+                <w:lang w:val="en-IN"/>
+              </w:rPr>
+              <w:br/>
+              <w:t xml:space="preserve">    public App(Integer age) {</w:t>
             </w:r>
             <w:r>
               <w:rPr>
@@ -29695,44 +26871,16 @@
                 <w:lang w:val="en-IN"/>
               </w:rPr>
               <w:br/>
-              <w:t xml:space="preserve">  </w:t>
-            </w:r>
-            <w:proofErr w:type="gramStart"/>
-            <w:r>
-              <w:rPr>
-                <w:sz w:val="18"/>
-                <w:szCs w:val="18"/>
-                <w:lang w:val="en-IN"/>
-              </w:rPr>
-              <w:t xml:space="preserve">  }</w:t>
-            </w:r>
-            <w:proofErr w:type="gramEnd"/>
-            <w:r>
-              <w:rPr>
-                <w:sz w:val="18"/>
-                <w:szCs w:val="18"/>
-                <w:lang w:val="en-IN"/>
-              </w:rPr>
-              <w:br/>
-              <w:t xml:space="preserve">    public </w:t>
-            </w:r>
-            <w:proofErr w:type="gramStart"/>
-            <w:r>
-              <w:rPr>
-                <w:sz w:val="18"/>
-                <w:szCs w:val="18"/>
-                <w:lang w:val="en-IN"/>
-              </w:rPr>
-              <w:t>App(</w:t>
-            </w:r>
-            <w:proofErr w:type="gramEnd"/>
-            <w:r>
-              <w:rPr>
-                <w:sz w:val="18"/>
-                <w:szCs w:val="18"/>
-                <w:lang w:val="en-IN"/>
-              </w:rPr>
-              <w:t>String name, Integer age) {</w:t>
+              <w:t xml:space="preserve">    }</w:t>
+            </w:r>
+            <w:r>
+              <w:rPr>
+                <w:sz w:val="18"/>
+                <w:szCs w:val="18"/>
+                <w:lang w:val="en-IN"/>
+              </w:rPr>
+              <w:br/>
+              <w:t xml:space="preserve">    public App(String name, Integer age) {</w:t>
             </w:r>
             <w:r>
               <w:rPr>
@@ -29786,44 +26934,16 @@
                 <w:lang w:val="en-IN"/>
               </w:rPr>
               <w:br/>
-              <w:t xml:space="preserve">  </w:t>
-            </w:r>
-            <w:proofErr w:type="gramStart"/>
-            <w:r>
-              <w:rPr>
-                <w:sz w:val="18"/>
-                <w:szCs w:val="18"/>
-                <w:lang w:val="en-IN"/>
-              </w:rPr>
-              <w:t xml:space="preserve">  }</w:t>
-            </w:r>
-            <w:proofErr w:type="gramEnd"/>
-            <w:r>
-              <w:rPr>
-                <w:sz w:val="18"/>
-                <w:szCs w:val="18"/>
-                <w:lang w:val="en-IN"/>
-              </w:rPr>
-              <w:br/>
-              <w:t xml:space="preserve">    public </w:t>
-            </w:r>
-            <w:proofErr w:type="gramStart"/>
-            <w:r>
-              <w:rPr>
-                <w:sz w:val="18"/>
-                <w:szCs w:val="18"/>
-                <w:lang w:val="en-IN"/>
-              </w:rPr>
-              <w:t>App(</w:t>
-            </w:r>
-            <w:proofErr w:type="gramEnd"/>
-            <w:r>
-              <w:rPr>
-                <w:sz w:val="18"/>
-                <w:szCs w:val="18"/>
-                <w:lang w:val="en-IN"/>
-              </w:rPr>
-              <w:t>Integer age, String name) {</w:t>
+              <w:t xml:space="preserve">    }</w:t>
+            </w:r>
+            <w:r>
+              <w:rPr>
+                <w:sz w:val="18"/>
+                <w:szCs w:val="18"/>
+                <w:lang w:val="en-IN"/>
+              </w:rPr>
+              <w:br/>
+              <w:t xml:space="preserve">    public App(Integer age, String name) {</w:t>
             </w:r>
             <w:r>
               <w:rPr>
@@ -29877,18 +26997,8 @@
                 <w:lang w:val="en-IN"/>
               </w:rPr>
               <w:br/>
-              <w:t xml:space="preserve">  </w:t>
-            </w:r>
-            <w:proofErr w:type="gramStart"/>
-            <w:r>
-              <w:rPr>
-                <w:sz w:val="18"/>
-                <w:szCs w:val="18"/>
-                <w:lang w:val="en-IN"/>
-              </w:rPr>
-              <w:t xml:space="preserve">  }</w:t>
-            </w:r>
-            <w:proofErr w:type="gramEnd"/>
+              <w:t xml:space="preserve">    }</w:t>
+            </w:r>
             <w:r>
               <w:rPr>
                 <w:sz w:val="18"/>
@@ -29917,6 +27027,7 @@
                 <w:szCs w:val="18"/>
                 <w:lang w:val="en-IN"/>
               </w:rPr>
+              <w:lastRenderedPageBreak/>
               <w:t>public class App {</w:t>
             </w:r>
             <w:r>
@@ -29989,6 +27100,14 @@
                 <w:lang w:val="en-IN"/>
               </w:rPr>
               <w:br/>
+            </w:r>
+            <w:r>
+              <w:rPr>
+                <w:sz w:val="18"/>
+                <w:szCs w:val="18"/>
+                <w:lang w:val="en-IN"/>
+              </w:rPr>
+              <w:lastRenderedPageBreak/>
               <w:t xml:space="preserve">        </w:t>
             </w:r>
             <w:proofErr w:type="spellStart"/>
@@ -30244,7 +27363,418 @@
     <w:p>
       <w:pPr>
         <w:spacing w:after="0" w:line="240" w:lineRule="auto"/>
-      </w:pPr>
+        <w:rPr>
+          <w:b/>
+          <w:bCs/>
+          <w:lang w:val="en-IN"/>
+        </w:rPr>
+      </w:pPr>
+      <w:r>
+        <w:rPr>
+          <w:b/>
+          <w:bCs/>
+          <w:lang w:val="en-IN"/>
+        </w:rPr>
+        <w:t>2) Dynamic Polymorphism</w:t>
+      </w:r>
+      <w:r>
+        <w:rPr>
+          <w:b/>
+          <w:bCs/>
+          <w:lang w:val="en-IN"/>
+        </w:rPr>
+        <w:t>:</w:t>
+      </w:r>
+    </w:p>
+    <w:p>
+      <w:pPr>
+        <w:spacing w:after="0" w:line="240" w:lineRule="auto"/>
+        <w:rPr>
+          <w:lang w:val="en-IN"/>
+        </w:rPr>
+      </w:pPr>
+      <w:r>
+        <w:rPr>
+          <w:lang w:val="en-IN"/>
+        </w:rPr>
+        <w:t>Any entity which shows polymorphism during run time is called dynamic polymorphism. </w:t>
+      </w:r>
+      <w:hyperlink r:id="rId68" w:tgtFrame="_blank" w:tooltip="Method Overriding In Java" w:history="1">
+        <w:r>
+          <w:rPr>
+            <w:rStyle w:val="Hyperlink"/>
+            <w:lang w:val="en-IN"/>
+          </w:rPr>
+          <w:t>Method Overriding</w:t>
+        </w:r>
+      </w:hyperlink>
+      <w:r>
+        <w:rPr>
+          <w:lang w:val="en-IN"/>
+        </w:rPr>
+        <w:t> is the best example of dynamic polymorphism. It is also called </w:t>
+      </w:r>
+      <w:r>
+        <w:rPr>
+          <w:b/>
+          <w:bCs/>
+          <w:lang w:val="en-IN"/>
+        </w:rPr>
+        <w:t>dynamic binding or late binding</w:t>
+      </w:r>
+      <w:r>
+        <w:rPr>
+          <w:lang w:val="en-IN"/>
+        </w:rPr>
+        <w:t>, because type of the object used will be determined at run time only.</w:t>
+      </w:r>
+    </w:p>
+    <w:p>
+      <w:pPr>
+        <w:spacing w:after="0" w:line="240" w:lineRule="auto"/>
+      </w:pPr>
+    </w:p>
+    <w:tbl>
+      <w:tblPr>
+        <w:tblStyle w:val="TableGrid"/>
+        <w:tblW w:w="0" w:type="auto"/>
+        <w:tblLook w:val="04A0" w:firstRow="1" w:lastRow="0" w:firstColumn="1" w:lastColumn="0" w:noHBand="0" w:noVBand="1"/>
+      </w:tblPr>
+      <w:tblGrid>
+        <w:gridCol w:w="11016"/>
+      </w:tblGrid>
+      <w:tr>
+        <w:tc>
+          <w:tcPr>
+            <w:tcW w:w="11016" w:type="dxa"/>
+          </w:tcPr>
+          <w:p>
+            <w:pPr>
+              <w:rPr>
+                <w:lang w:val="en-IN"/>
+              </w:rPr>
+            </w:pPr>
+            <w:r>
+              <w:rPr>
+                <w:lang w:val="en-IN"/>
+              </w:rPr>
+              <w:t>public class App {</w:t>
+            </w:r>
+            <w:r>
+              <w:rPr>
+                <w:lang w:val="en-IN"/>
+              </w:rPr>
+              <w:br/>
+              <w:t xml:space="preserve">    public static void main(String[] </w:t>
+            </w:r>
+            <w:proofErr w:type="spellStart"/>
+            <w:r>
+              <w:rPr>
+                <w:lang w:val="en-IN"/>
+              </w:rPr>
+              <w:t>args</w:t>
+            </w:r>
+            <w:proofErr w:type="spellEnd"/>
+            <w:r>
+              <w:rPr>
+                <w:lang w:val="en-IN"/>
+              </w:rPr>
+              <w:t>) {</w:t>
+            </w:r>
+            <w:r>
+              <w:rPr>
+                <w:lang w:val="en-IN"/>
+              </w:rPr>
+              <w:br/>
+            </w:r>
+            <w:r>
+              <w:rPr>
+                <w:b/>
+                <w:bCs/>
+                <w:lang w:val="en-IN"/>
+              </w:rPr>
+              <w:t xml:space="preserve">        </w:t>
+            </w:r>
+            <w:r>
+              <w:rPr>
+                <w:b/>
+                <w:bCs/>
+                <w:highlight w:val="yellow"/>
+                <w:lang w:val="en-IN"/>
+              </w:rPr>
+              <w:t xml:space="preserve">A </w:t>
+            </w:r>
+            <w:proofErr w:type="spellStart"/>
+            <w:r>
+              <w:rPr>
+                <w:b/>
+                <w:bCs/>
+                <w:highlight w:val="yellow"/>
+                <w:lang w:val="en-IN"/>
+              </w:rPr>
+              <w:t>a</w:t>
+            </w:r>
+            <w:proofErr w:type="spellEnd"/>
+            <w:r>
+              <w:rPr>
+                <w:b/>
+                <w:bCs/>
+                <w:highlight w:val="yellow"/>
+                <w:lang w:val="en-IN"/>
+              </w:rPr>
+              <w:t xml:space="preserve"> = new C();</w:t>
+            </w:r>
+            <w:r>
+              <w:rPr>
+                <w:lang w:val="en-IN"/>
+              </w:rPr>
+              <w:br/>
+              <w:t xml:space="preserve">        a.m1();</w:t>
+            </w:r>
+            <w:r>
+              <w:rPr>
+                <w:lang w:val="en-IN"/>
+              </w:rPr>
+              <w:br/>
+              <w:t xml:space="preserve">    }</w:t>
+            </w:r>
+            <w:r>
+              <w:rPr>
+                <w:lang w:val="en-IN"/>
+              </w:rPr>
+              <w:br/>
+              <w:t>}</w:t>
+            </w:r>
+            <w:r>
+              <w:rPr>
+                <w:lang w:val="en-IN"/>
+              </w:rPr>
+              <w:br/>
+            </w:r>
+            <w:r>
+              <w:rPr>
+                <w:lang w:val="en-IN"/>
+              </w:rPr>
+              <w:br/>
+              <w:t>class A {</w:t>
+            </w:r>
+            <w:r>
+              <w:rPr>
+                <w:lang w:val="en-IN"/>
+              </w:rPr>
+              <w:br/>
+              <w:t xml:space="preserve">    void m1(){</w:t>
+            </w:r>
+            <w:r>
+              <w:rPr>
+                <w:lang w:val="en-IN"/>
+              </w:rPr>
+              <w:br/>
+              <w:t xml:space="preserve">        </w:t>
+            </w:r>
+            <w:proofErr w:type="spellStart"/>
+            <w:r>
+              <w:rPr>
+                <w:lang w:val="en-IN"/>
+              </w:rPr>
+              <w:t>System.</w:t>
+            </w:r>
+            <w:r>
+              <w:rPr>
+                <w:i/>
+                <w:iCs/>
+                <w:lang w:val="en-IN"/>
+              </w:rPr>
+              <w:t>out</w:t>
+            </w:r>
+            <w:r>
+              <w:rPr>
+                <w:lang w:val="en-IN"/>
+              </w:rPr>
+              <w:t>.println</w:t>
+            </w:r>
+            <w:proofErr w:type="spellEnd"/>
+            <w:r>
+              <w:rPr>
+                <w:lang w:val="en-IN"/>
+              </w:rPr>
+              <w:t>("m1() from class A");</w:t>
+            </w:r>
+            <w:r>
+              <w:rPr>
+                <w:lang w:val="en-IN"/>
+              </w:rPr>
+              <w:br/>
+              <w:t xml:space="preserve">    }</w:t>
+            </w:r>
+            <w:r>
+              <w:rPr>
+                <w:lang w:val="en-IN"/>
+              </w:rPr>
+              <w:br/>
+              <w:t>}</w:t>
+            </w:r>
+            <w:r>
+              <w:rPr>
+                <w:lang w:val="en-IN"/>
+              </w:rPr>
+              <w:br/>
+              <w:t>class B extends A {</w:t>
+            </w:r>
+            <w:r>
+              <w:rPr>
+                <w:lang w:val="en-IN"/>
+              </w:rPr>
+              <w:br/>
+              <w:t xml:space="preserve">    void m1(){</w:t>
+            </w:r>
+            <w:r>
+              <w:rPr>
+                <w:lang w:val="en-IN"/>
+              </w:rPr>
+              <w:br/>
+              <w:t xml:space="preserve">        </w:t>
+            </w:r>
+            <w:proofErr w:type="spellStart"/>
+            <w:r>
+              <w:rPr>
+                <w:lang w:val="en-IN"/>
+              </w:rPr>
+              <w:t>System.</w:t>
+            </w:r>
+            <w:r>
+              <w:rPr>
+                <w:i/>
+                <w:iCs/>
+                <w:lang w:val="en-IN"/>
+              </w:rPr>
+              <w:t>out</w:t>
+            </w:r>
+            <w:r>
+              <w:rPr>
+                <w:lang w:val="en-IN"/>
+              </w:rPr>
+              <w:t>.println</w:t>
+            </w:r>
+            <w:proofErr w:type="spellEnd"/>
+            <w:r>
+              <w:rPr>
+                <w:lang w:val="en-IN"/>
+              </w:rPr>
+              <w:t>("m1() from class A");</w:t>
+            </w:r>
+            <w:r>
+              <w:rPr>
+                <w:lang w:val="en-IN"/>
+              </w:rPr>
+              <w:br/>
+              <w:t xml:space="preserve">    }</w:t>
+            </w:r>
+            <w:r>
+              <w:rPr>
+                <w:lang w:val="en-IN"/>
+              </w:rPr>
+              <w:br/>
+              <w:t>}</w:t>
+            </w:r>
+            <w:r>
+              <w:rPr>
+                <w:lang w:val="en-IN"/>
+              </w:rPr>
+              <w:br/>
+              <w:t>class C extends B {</w:t>
+            </w:r>
+            <w:r>
+              <w:rPr>
+                <w:lang w:val="en-IN"/>
+              </w:rPr>
+              <w:br/>
+              <w:t xml:space="preserve">    void m1(){</w:t>
+            </w:r>
+            <w:r>
+              <w:rPr>
+                <w:lang w:val="en-IN"/>
+              </w:rPr>
+              <w:br/>
+              <w:t xml:space="preserve">        </w:t>
+            </w:r>
+            <w:proofErr w:type="spellStart"/>
+            <w:r>
+              <w:rPr>
+                <w:lang w:val="en-IN"/>
+              </w:rPr>
+              <w:t>System.</w:t>
+            </w:r>
+            <w:r>
+              <w:rPr>
+                <w:i/>
+                <w:iCs/>
+                <w:lang w:val="en-IN"/>
+              </w:rPr>
+              <w:t>out</w:t>
+            </w:r>
+            <w:r>
+              <w:rPr>
+                <w:lang w:val="en-IN"/>
+              </w:rPr>
+              <w:t>.println</w:t>
+            </w:r>
+            <w:proofErr w:type="spellEnd"/>
+            <w:r>
+              <w:rPr>
+                <w:lang w:val="en-IN"/>
+              </w:rPr>
+              <w:t>("m1() from class A");</w:t>
+            </w:r>
+            <w:r>
+              <w:rPr>
+                <w:lang w:val="en-IN"/>
+              </w:rPr>
+              <w:br/>
+              <w:t xml:space="preserve">    }</w:t>
+            </w:r>
+            <w:r>
+              <w:rPr>
+                <w:lang w:val="en-IN"/>
+              </w:rPr>
+              <w:br/>
+              <w:t>}</w:t>
+            </w:r>
+          </w:p>
+          <w:p/>
+        </w:tc>
+      </w:tr>
+    </w:tbl>
+    <w:p>
+      <w:pPr>
+        <w:spacing w:after="0" w:line="240" w:lineRule="auto"/>
+      </w:pPr>
+    </w:p>
+    <w:p>
+      <w:pPr>
+        <w:spacing w:after="0" w:line="240" w:lineRule="auto"/>
+        <w:rPr>
+          <w:b/>
+          <w:bCs/>
+          <w:lang w:val="en-IN"/>
+        </w:rPr>
+      </w:pPr>
+      <w:r>
+        <w:rPr>
+          <w:b/>
+          <w:bCs/>
+          <w:lang w:val="en-IN"/>
+        </w:rPr>
+        <w:t>Method Overloading In Java</w:t>
+      </w:r>
+      <w:r>
+        <w:rPr>
+          <w:b/>
+          <w:bCs/>
+          <w:lang w:val="en-IN"/>
+        </w:rPr>
+        <w:t>:</w:t>
+      </w:r>
     </w:p>
     <w:p>
       <w:pPr>
@@ -30494,6 +28024,7 @@
         <w:rPr>
           <w:noProof/>
         </w:rPr>
+        <w:lastRenderedPageBreak/>
         <w:drawing>
           <wp:inline distT="0" distB="0" distL="0" distR="0" wp14:anchorId="3FE5506C" wp14:editId="584F2EF1">
             <wp:extent cx="6858000" cy="4805680"/>
@@ -30512,7 +28043,7 @@
                     </pic:cNvPicPr>
                   </pic:nvPicPr>
                   <pic:blipFill>
-                    <a:blip r:embed="rId68">
+                    <a:blip r:embed="rId69">
                       <a:extLst>
                         <a:ext uri="{28A0092B-C50C-407E-A947-70E740481C1C}">
                           <a14:useLocalDpi xmlns:a14="http://schemas.microsoft.com/office/drawing/2010/main" val="0"/>
@@ -30793,7 +28324,7 @@
       <w:pPr>
         <w:spacing w:after="0" w:line="240" w:lineRule="auto"/>
       </w:pPr>
-      <w:hyperlink r:id="rId69" w:history="1">
+      <w:hyperlink r:id="rId70" w:history="1">
         <w:r>
           <w:rPr>
             <w:rStyle w:val="Hyperlink"/>

--- a/java/core java 10PM.docx
+++ b/java/core java 10PM.docx
@@ -27759,12 +27759,93 @@
           <w:lang w:val="en-IN"/>
         </w:rPr>
       </w:pPr>
-      <w:r>
-        <w:rPr>
-          <w:b/>
-          <w:bCs/>
-          <w:lang w:val="en-IN"/>
-        </w:rPr>
+    </w:p>
+    <w:p>
+      <w:pPr>
+        <w:spacing w:after="0" w:line="240" w:lineRule="auto"/>
+        <w:rPr>
+          <w:b/>
+          <w:bCs/>
+          <w:lang w:val="en-IN"/>
+        </w:rPr>
+      </w:pPr>
+    </w:p>
+    <w:p>
+      <w:pPr>
+        <w:spacing w:after="0" w:line="240" w:lineRule="auto"/>
+        <w:rPr>
+          <w:b/>
+          <w:bCs/>
+          <w:lang w:val="en-IN"/>
+        </w:rPr>
+      </w:pPr>
+    </w:p>
+    <w:p>
+      <w:pPr>
+        <w:spacing w:after="0" w:line="240" w:lineRule="auto"/>
+        <w:rPr>
+          <w:b/>
+          <w:bCs/>
+          <w:lang w:val="en-IN"/>
+        </w:rPr>
+      </w:pPr>
+    </w:p>
+    <w:p>
+      <w:pPr>
+        <w:spacing w:after="0" w:line="240" w:lineRule="auto"/>
+        <w:rPr>
+          <w:b/>
+          <w:bCs/>
+          <w:lang w:val="en-IN"/>
+        </w:rPr>
+      </w:pPr>
+    </w:p>
+    <w:p>
+      <w:pPr>
+        <w:spacing w:after="0" w:line="240" w:lineRule="auto"/>
+        <w:rPr>
+          <w:b/>
+          <w:bCs/>
+          <w:lang w:val="en-IN"/>
+        </w:rPr>
+      </w:pPr>
+    </w:p>
+    <w:p>
+      <w:pPr>
+        <w:spacing w:after="0" w:line="240" w:lineRule="auto"/>
+        <w:rPr>
+          <w:b/>
+          <w:bCs/>
+          <w:lang w:val="en-IN"/>
+        </w:rPr>
+      </w:pPr>
+    </w:p>
+    <w:p>
+      <w:pPr>
+        <w:spacing w:after="0" w:line="240" w:lineRule="auto"/>
+        <w:rPr>
+          <w:b/>
+          <w:bCs/>
+          <w:lang w:val="en-IN"/>
+        </w:rPr>
+      </w:pPr>
+    </w:p>
+    <w:p>
+      <w:pPr>
+        <w:spacing w:after="0" w:line="240" w:lineRule="auto"/>
+        <w:rPr>
+          <w:b/>
+          <w:bCs/>
+          <w:lang w:val="en-IN"/>
+        </w:rPr>
+      </w:pPr>
+      <w:r>
+        <w:rPr>
+          <w:b/>
+          <w:bCs/>
+          <w:lang w:val="en-IN"/>
+        </w:rPr>
+        <w:lastRenderedPageBreak/>
         <w:t>Method Overloading In Java</w:t>
       </w:r>
       <w:r>
@@ -27780,66 +27861,792 @@
       <w:pPr>
         <w:spacing w:after="0" w:line="240" w:lineRule="auto"/>
       </w:pPr>
-    </w:p>
-    <w:p>
-      <w:pPr>
-        <w:spacing w:after="0" w:line="240" w:lineRule="auto"/>
-      </w:pPr>
-    </w:p>
-    <w:p>
-      <w:pPr>
-        <w:spacing w:after="0" w:line="240" w:lineRule="auto"/>
-      </w:pPr>
-    </w:p>
-    <w:p>
-      <w:pPr>
-        <w:spacing w:after="0" w:line="240" w:lineRule="auto"/>
-      </w:pPr>
-    </w:p>
-    <w:p>
-      <w:pPr>
-        <w:spacing w:after="0" w:line="240" w:lineRule="auto"/>
-      </w:pPr>
-    </w:p>
-    <w:p>
-      <w:pPr>
-        <w:spacing w:after="0" w:line="240" w:lineRule="auto"/>
-      </w:pPr>
-    </w:p>
-    <w:p>
-      <w:pPr>
-        <w:spacing w:after="0" w:line="240" w:lineRule="auto"/>
-      </w:pPr>
-    </w:p>
-    <w:p>
-      <w:pPr>
-        <w:spacing w:after="0" w:line="240" w:lineRule="auto"/>
-      </w:pPr>
-    </w:p>
-    <w:p>
-      <w:pPr>
-        <w:spacing w:after="0" w:line="240" w:lineRule="auto"/>
-      </w:pPr>
-    </w:p>
-    <w:p>
-      <w:pPr>
-        <w:spacing w:after="0" w:line="240" w:lineRule="auto"/>
-      </w:pPr>
-    </w:p>
-    <w:p>
-      <w:pPr>
-        <w:spacing w:after="0" w:line="240" w:lineRule="auto"/>
-      </w:pPr>
-    </w:p>
-    <w:p>
-      <w:pPr>
-        <w:spacing w:after="0" w:line="240" w:lineRule="auto"/>
-      </w:pPr>
-    </w:p>
-    <w:p>
-      <w:pPr>
-        <w:spacing w:after="0" w:line="240" w:lineRule="auto"/>
-      </w:pPr>
+      <w:r>
+        <w:t>When a class has more than one method with same name, then we call that method is overloaded. The overloaded methods will have different number of arguments or different types of arguments, but name of the methods remains same.</w:t>
+      </w:r>
+    </w:p>
+    <w:p>
+      <w:pPr>
+        <w:spacing w:after="0" w:line="240" w:lineRule="auto"/>
+      </w:pPr>
+    </w:p>
+    <w:p>
+      <w:pPr>
+        <w:spacing w:after="0" w:line="240" w:lineRule="auto"/>
+      </w:pPr>
+      <w:r>
+        <w:t>Compiler checks </w:t>
+      </w:r>
+      <w:r>
+        <w:rPr>
+          <w:b/>
+          <w:bCs/>
+        </w:rPr>
+        <w:t>method signature</w:t>
+      </w:r>
+      <w:r>
+        <w:t> for duplicate methods or for method overloading.</w:t>
+      </w:r>
+    </w:p>
+    <w:p>
+      <w:pPr>
+        <w:spacing w:after="0" w:line="240" w:lineRule="auto"/>
+      </w:pPr>
+    </w:p>
+    <w:p>
+      <w:pPr>
+        <w:spacing w:after="0" w:line="240" w:lineRule="auto"/>
+        <w:rPr>
+          <w:lang w:val="en-IN"/>
+        </w:rPr>
+      </w:pPr>
+      <w:r>
+        <w:rPr>
+          <w:lang w:val="en-IN"/>
+        </w:rPr>
+        <w:t>What is meant by method signature?</w:t>
+      </w:r>
+    </w:p>
+    <w:p>
+      <w:pPr>
+        <w:spacing w:after="0" w:line="240" w:lineRule="auto"/>
+        <w:rPr>
+          <w:b/>
+          <w:bCs/>
+          <w:lang w:val="en-IN"/>
+        </w:rPr>
+      </w:pPr>
+      <w:r>
+        <w:rPr>
+          <w:b/>
+          <w:bCs/>
+          <w:lang w:val="en-IN"/>
+        </w:rPr>
+        <w:t>Metho</w:t>
+      </w:r>
+      <w:r>
+        <w:rPr>
+          <w:b/>
+          <w:bCs/>
+          <w:lang w:val="en-IN"/>
+        </w:rPr>
+        <w:t>d</w:t>
+      </w:r>
+      <w:r>
+        <w:rPr>
+          <w:b/>
+          <w:bCs/>
+          <w:lang w:val="en-IN"/>
+        </w:rPr>
+        <w:t xml:space="preserve"> signature = Method name + method parameters.</w:t>
+      </w:r>
+    </w:p>
+    <w:p>
+      <w:pPr>
+        <w:spacing w:after="0" w:line="240" w:lineRule="auto"/>
+        <w:rPr>
+          <w:lang w:val="en-IN"/>
+        </w:rPr>
+      </w:pPr>
+      <w:r>
+        <w:rPr>
+          <w:lang w:val="en-IN"/>
+        </w:rPr>
+        <w:t>Method return type is not involved in method signature.</w:t>
+      </w:r>
+    </w:p>
+    <w:tbl>
+      <w:tblPr>
+        <w:tblStyle w:val="TableGrid"/>
+        <w:tblW w:w="0" w:type="auto"/>
+        <w:tblLook w:val="04A0" w:firstRow="1" w:lastRow="0" w:firstColumn="1" w:lastColumn="0" w:noHBand="0" w:noVBand="1"/>
+      </w:tblPr>
+      <w:tblGrid>
+        <w:gridCol w:w="11016"/>
+      </w:tblGrid>
+      <w:tr>
+        <w:tc>
+          <w:tcPr>
+            <w:tcW w:w="11016" w:type="dxa"/>
+          </w:tcPr>
+          <w:p>
+            <w:pPr>
+              <w:rPr>
+                <w:lang w:val="en-IN"/>
+              </w:rPr>
+            </w:pPr>
+            <w:r>
+              <w:rPr>
+                <w:lang w:val="en-IN"/>
+              </w:rPr>
+              <w:t xml:space="preserve">void </w:t>
+            </w:r>
+            <w:r>
+              <w:rPr>
+                <w:b/>
+                <w:bCs/>
+                <w:highlight w:val="yellow"/>
+                <w:lang w:val="en-IN"/>
+              </w:rPr>
+              <w:t>m1(int a, String b</w:t>
+            </w:r>
+            <w:r>
+              <w:rPr>
+                <w:lang w:val="en-IN"/>
+              </w:rPr>
+              <w:t>){</w:t>
+            </w:r>
+            <w:r>
+              <w:rPr>
+                <w:lang w:val="en-IN"/>
+              </w:rPr>
+              <w:br/>
+              <w:t>}</w:t>
+            </w:r>
+          </w:p>
+          <w:p>
+            <w:pPr>
+              <w:rPr>
+                <w:lang w:val="en-IN"/>
+              </w:rPr>
+            </w:pPr>
+          </w:p>
+          <w:p>
+            <w:pPr>
+              <w:rPr>
+                <w:lang w:val="en-IN"/>
+              </w:rPr>
+            </w:pPr>
+            <w:r>
+              <w:rPr>
+                <w:lang w:val="en-IN"/>
+              </w:rPr>
+              <w:t>int</w:t>
+            </w:r>
+            <w:r>
+              <w:rPr>
+                <w:lang w:val="en-IN"/>
+              </w:rPr>
+              <w:t xml:space="preserve"> </w:t>
+            </w:r>
+            <w:r>
+              <w:rPr>
+                <w:b/>
+                <w:bCs/>
+                <w:highlight w:val="yellow"/>
+                <w:lang w:val="en-IN"/>
+              </w:rPr>
+              <w:t>m1(</w:t>
+            </w:r>
+            <w:r>
+              <w:rPr>
+                <w:b/>
+                <w:bCs/>
+                <w:highlight w:val="yellow"/>
+                <w:lang w:val="en-IN"/>
+              </w:rPr>
+              <w:t xml:space="preserve">String </w:t>
+            </w:r>
+            <w:r>
+              <w:rPr>
+                <w:b/>
+                <w:bCs/>
+                <w:highlight w:val="yellow"/>
+                <w:lang w:val="en-IN"/>
+              </w:rPr>
+              <w:t>a, String b</w:t>
+            </w:r>
+            <w:r>
+              <w:rPr>
+                <w:lang w:val="en-IN"/>
+              </w:rPr>
+              <w:t>){</w:t>
+            </w:r>
+            <w:r>
+              <w:rPr>
+                <w:lang w:val="en-IN"/>
+              </w:rPr>
+              <w:br/>
+              <w:t>}</w:t>
+            </w:r>
+          </w:p>
+        </w:tc>
+      </w:tr>
+    </w:tbl>
+    <w:p>
+      <w:pPr>
+        <w:spacing w:after="0" w:line="240" w:lineRule="auto"/>
+        <w:rPr>
+          <w:lang w:val="en-IN"/>
+        </w:rPr>
+      </w:pPr>
+    </w:p>
+    <w:p>
+      <w:pPr>
+        <w:spacing w:after="0" w:line="240" w:lineRule="auto"/>
+        <w:rPr>
+          <w:lang w:val="en-IN"/>
+        </w:rPr>
+      </w:pPr>
+      <w:r>
+        <w:rPr>
+          <w:lang w:val="en-IN"/>
+        </w:rPr>
+        <w:t xml:space="preserve">Here m1( )method and </w:t>
+      </w:r>
+      <w:r>
+        <w:rPr>
+          <w:lang w:val="en-IN"/>
+        </w:rPr>
+        <w:t>(</w:t>
+      </w:r>
+      <w:r>
+        <w:rPr>
+          <w:lang w:val="en-IN"/>
+        </w:rPr>
+        <w:t>int, String</w:t>
+      </w:r>
+      <w:r>
+        <w:rPr>
+          <w:lang w:val="en-IN"/>
+        </w:rPr>
+        <w:t>)</w:t>
+      </w:r>
+      <w:r>
+        <w:rPr>
+          <w:lang w:val="en-IN"/>
+        </w:rPr>
+        <w:t xml:space="preserve"> datatypes combination is called as method signature.</w:t>
+      </w:r>
+    </w:p>
+    <w:p>
+      <w:pPr>
+        <w:spacing w:after="0" w:line="240" w:lineRule="auto"/>
+        <w:rPr>
+          <w:lang w:val="en-IN"/>
+        </w:rPr>
+      </w:pPr>
+    </w:p>
+    <w:p>
+      <w:pPr>
+        <w:spacing w:after="0" w:line="240" w:lineRule="auto"/>
+        <w:rPr>
+          <w:b/>
+          <w:bCs/>
+          <w:lang w:val="en-IN"/>
+        </w:rPr>
+      </w:pPr>
+      <w:r>
+        <w:rPr>
+          <w:b/>
+          <w:bCs/>
+          <w:lang w:val="en-IN"/>
+        </w:rPr>
+        <w:t>Method overloading always works with method signature only, it will not worry about method return types.</w:t>
+      </w:r>
+    </w:p>
+    <w:p>
+      <w:pPr>
+        <w:spacing w:after="0" w:line="240" w:lineRule="auto"/>
+      </w:pPr>
+      <w:r>
+        <w:t>method signature consist of three things, </w:t>
+      </w:r>
+      <w:r>
+        <w:rPr>
+          <w:b/>
+          <w:bCs/>
+        </w:rPr>
+        <w:t>1) Method Name   2) Number Of Arguments   3) Types of arguments.</w:t>
+      </w:r>
+    </w:p>
+    <w:p>
+      <w:pPr>
+        <w:spacing w:after="0" w:line="240" w:lineRule="auto"/>
+      </w:pPr>
+    </w:p>
+    <w:p>
+      <w:pPr>
+        <w:spacing w:after="0" w:line="240" w:lineRule="auto"/>
+        <w:rPr>
+          <w:b/>
+          <w:bCs/>
+        </w:rPr>
+      </w:pPr>
+      <w:r>
+        <w:rPr>
+          <w:b/>
+          <w:bCs/>
+        </w:rPr>
+        <w:t>If method name is same and parameters data types also same then we call that method as Duplicate method.</w:t>
+      </w:r>
+    </w:p>
+    <w:p>
+      <w:pPr>
+        <w:spacing w:after="0" w:line="240" w:lineRule="auto"/>
+        <w:rPr>
+          <w:b/>
+          <w:bCs/>
+        </w:rPr>
+      </w:pPr>
+      <w:r>
+        <w:rPr>
+          <w:b/>
+          <w:bCs/>
+        </w:rPr>
+        <w:t>In below code we can see methods names and its parameter data types are same, so these are duplicate methods.</w:t>
+      </w:r>
+    </w:p>
+    <w:tbl>
+      <w:tblPr>
+        <w:tblStyle w:val="TableGrid"/>
+        <w:tblW w:w="0" w:type="auto"/>
+        <w:tblLook w:val="04A0" w:firstRow="1" w:lastRow="0" w:firstColumn="1" w:lastColumn="0" w:noHBand="0" w:noVBand="1"/>
+      </w:tblPr>
+      <w:tblGrid>
+        <w:gridCol w:w="11016"/>
+      </w:tblGrid>
+      <w:tr>
+        <w:tc>
+          <w:tcPr>
+            <w:tcW w:w="11016" w:type="dxa"/>
+          </w:tcPr>
+          <w:p>
+            <w:pPr>
+              <w:rPr>
+                <w:lang w:val="en-IN"/>
+              </w:rPr>
+            </w:pPr>
+            <w:r>
+              <w:rPr>
+                <w:lang w:val="en-IN"/>
+              </w:rPr>
+              <w:t>public class App {</w:t>
+            </w:r>
+            <w:r>
+              <w:rPr>
+                <w:lang w:val="en-IN"/>
+              </w:rPr>
+              <w:br/>
+              <w:t xml:space="preserve">    void </w:t>
+            </w:r>
+            <w:r>
+              <w:rPr>
+                <w:b/>
+                <w:bCs/>
+                <w:color w:val="FF0000"/>
+                <w:lang w:val="en-IN"/>
+              </w:rPr>
+              <w:t>m1(String name, Integer age){</w:t>
+            </w:r>
+            <w:r>
+              <w:rPr>
+                <w:lang w:val="en-IN"/>
+              </w:rPr>
+              <w:br/>
+              <w:t xml:space="preserve">        </w:t>
+            </w:r>
+            <w:proofErr w:type="spellStart"/>
+            <w:r>
+              <w:rPr>
+                <w:lang w:val="en-IN"/>
+              </w:rPr>
+              <w:t>System.</w:t>
+            </w:r>
+            <w:r>
+              <w:rPr>
+                <w:i/>
+                <w:iCs/>
+                <w:lang w:val="en-IN"/>
+              </w:rPr>
+              <w:t>out</w:t>
+            </w:r>
+            <w:r>
+              <w:rPr>
+                <w:lang w:val="en-IN"/>
+              </w:rPr>
+              <w:t>.println</w:t>
+            </w:r>
+            <w:proofErr w:type="spellEnd"/>
+            <w:r>
+              <w:rPr>
+                <w:lang w:val="en-IN"/>
+              </w:rPr>
+              <w:t>("m1() from class A");</w:t>
+            </w:r>
+            <w:r>
+              <w:rPr>
+                <w:lang w:val="en-IN"/>
+              </w:rPr>
+              <w:br/>
+              <w:t xml:space="preserve">    }</w:t>
+            </w:r>
+            <w:r>
+              <w:rPr>
+                <w:lang w:val="en-IN"/>
+              </w:rPr>
+              <w:br/>
+              <w:t xml:space="preserve">    void </w:t>
+            </w:r>
+            <w:r>
+              <w:rPr>
+                <w:b/>
+                <w:bCs/>
+                <w:color w:val="FF0000"/>
+                <w:lang w:val="en-IN"/>
+              </w:rPr>
+              <w:t xml:space="preserve">m1(String </w:t>
+            </w:r>
+            <w:proofErr w:type="spellStart"/>
+            <w:r>
+              <w:rPr>
+                <w:b/>
+                <w:bCs/>
+                <w:color w:val="FF0000"/>
+                <w:lang w:val="en-IN"/>
+              </w:rPr>
+              <w:t>empName</w:t>
+            </w:r>
+            <w:proofErr w:type="spellEnd"/>
+            <w:r>
+              <w:rPr>
+                <w:b/>
+                <w:bCs/>
+                <w:color w:val="FF0000"/>
+                <w:lang w:val="en-IN"/>
+              </w:rPr>
+              <w:t xml:space="preserve">, Integer </w:t>
+            </w:r>
+            <w:proofErr w:type="spellStart"/>
+            <w:r>
+              <w:rPr>
+                <w:b/>
+                <w:bCs/>
+                <w:color w:val="FF0000"/>
+                <w:lang w:val="en-IN"/>
+              </w:rPr>
+              <w:t>empAge</w:t>
+            </w:r>
+            <w:proofErr w:type="spellEnd"/>
+            <w:r>
+              <w:rPr>
+                <w:b/>
+                <w:bCs/>
+                <w:color w:val="FF0000"/>
+                <w:lang w:val="en-IN"/>
+              </w:rPr>
+              <w:t>)</w:t>
+            </w:r>
+            <w:r>
+              <w:rPr>
+                <w:lang w:val="en-IN"/>
+              </w:rPr>
+              <w:t>{</w:t>
+            </w:r>
+            <w:r>
+              <w:rPr>
+                <w:lang w:val="en-IN"/>
+              </w:rPr>
+              <w:br/>
+              <w:t xml:space="preserve">        </w:t>
+            </w:r>
+            <w:proofErr w:type="spellStart"/>
+            <w:r>
+              <w:rPr>
+                <w:lang w:val="en-IN"/>
+              </w:rPr>
+              <w:t>System.</w:t>
+            </w:r>
+            <w:r>
+              <w:rPr>
+                <w:i/>
+                <w:iCs/>
+                <w:lang w:val="en-IN"/>
+              </w:rPr>
+              <w:t>out</w:t>
+            </w:r>
+            <w:r>
+              <w:rPr>
+                <w:lang w:val="en-IN"/>
+              </w:rPr>
+              <w:t>.println</w:t>
+            </w:r>
+            <w:proofErr w:type="spellEnd"/>
+            <w:r>
+              <w:rPr>
+                <w:lang w:val="en-IN"/>
+              </w:rPr>
+              <w:t>("m1() from class A");</w:t>
+            </w:r>
+            <w:r>
+              <w:rPr>
+                <w:lang w:val="en-IN"/>
+              </w:rPr>
+              <w:br/>
+              <w:t xml:space="preserve">    }</w:t>
+            </w:r>
+            <w:r>
+              <w:rPr>
+                <w:lang w:val="en-IN"/>
+              </w:rPr>
+              <w:br/>
+              <w:t>}</w:t>
+            </w:r>
+          </w:p>
+          <w:p/>
+        </w:tc>
+      </w:tr>
+    </w:tbl>
+    <w:p>
+      <w:pPr>
+        <w:spacing w:after="0" w:line="240" w:lineRule="auto"/>
+        <w:rPr>
+          <w:b/>
+          <w:bCs/>
+        </w:rPr>
+      </w:pPr>
+      <w:r>
+        <w:t>If these three things are same for any two methods in a class, then compiler gives </w:t>
+      </w:r>
+      <w:r>
+        <w:rPr>
+          <w:b/>
+          <w:bCs/>
+        </w:rPr>
+        <w:t>duplicate method error.</w:t>
+      </w:r>
+    </w:p>
+    <w:p>
+      <w:pPr>
+        <w:spacing w:after="0" w:line="240" w:lineRule="auto"/>
+      </w:pPr>
+    </w:p>
+    <w:p>
+      <w:pPr>
+        <w:spacing w:after="0" w:line="240" w:lineRule="auto"/>
+      </w:pPr>
+      <w:r>
+        <w:t>Process of compile time checking for overloading:</w:t>
+      </w:r>
+    </w:p>
+    <w:p>
+      <w:pPr>
+        <w:spacing w:after="0" w:line="240" w:lineRule="auto"/>
+      </w:pPr>
+      <w:r>
+        <w:t>Compiler first checks method name. If it is same, then it checks number of arguments. If methods differs in number of arguments, then it does not check types of argument. It treats as methods are overloaded. If number of arguments are same then compiler checks types of arguments. If types of arguments are also same, then compiler will give duplicate method error. If types of arguments are not same, then compiler will treat them as methods are overloaded.</w:t>
+      </w:r>
+    </w:p>
+    <w:p>
+      <w:pPr>
+        <w:spacing w:after="0" w:line="240" w:lineRule="auto"/>
+      </w:pPr>
+    </w:p>
+    <w:p>
+      <w:pPr>
+        <w:spacing w:after="0" w:line="240" w:lineRule="auto"/>
+      </w:pPr>
+      <w:r>
+        <w:t>For method overloading to be successful, method name must be same and methods must have different number of arguments or different types of arguments. If method names are different, then those methods will be treated as two different methods.</w:t>
+      </w:r>
+    </w:p>
+    <w:p>
+      <w:pPr>
+        <w:spacing w:after="0" w:line="240" w:lineRule="auto"/>
+      </w:pPr>
+    </w:p>
+    <w:p>
+      <w:pPr>
+        <w:spacing w:after="0" w:line="240" w:lineRule="auto"/>
+        <w:rPr>
+          <w:b/>
+          <w:bCs/>
+          <w:highlight w:val="yellow"/>
+        </w:rPr>
+      </w:pPr>
+      <w:r>
+        <w:rPr>
+          <w:b/>
+          <w:bCs/>
+          <w:highlight w:val="yellow"/>
+        </w:rPr>
+        <w:t>Compile checks:</w:t>
+      </w:r>
+    </w:p>
+    <w:p>
+      <w:pPr>
+        <w:spacing w:after="0" w:line="240" w:lineRule="auto"/>
+        <w:rPr>
+          <w:b/>
+          <w:bCs/>
+        </w:rPr>
+      </w:pPr>
+      <w:r>
+        <w:rPr>
+          <w:b/>
+          <w:bCs/>
+          <w:highlight w:val="yellow"/>
+        </w:rPr>
+        <w:t xml:space="preserve">Checks </w:t>
+      </w:r>
+      <w:r>
+        <w:rPr>
+          <w:b/>
+          <w:bCs/>
+          <w:highlight w:val="yellow"/>
+        </w:rPr>
+        <w:t>Method name</w:t>
+      </w:r>
+      <w:r>
+        <w:rPr>
+          <w:b/>
+          <w:bCs/>
+          <w:highlight w:val="yellow"/>
+        </w:rPr>
+        <w:t>s are</w:t>
+      </w:r>
+      <w:r>
+        <w:rPr>
+          <w:b/>
+          <w:bCs/>
+          <w:highlight w:val="yellow"/>
+        </w:rPr>
+        <w:t xml:space="preserve"> same or not?? </w:t>
+      </w:r>
+      <w:r>
+        <w:rPr>
+          <w:b/>
+          <w:bCs/>
+          <w:highlight w:val="yellow"/>
+        </w:rPr>
+        <w:sym w:font="Wingdings" w:char="F0E8"/>
+      </w:r>
+      <w:r>
+        <w:rPr>
+          <w:b/>
+          <w:bCs/>
+          <w:highlight w:val="yellow"/>
+        </w:rPr>
+        <w:t xml:space="preserve"> </w:t>
+      </w:r>
+      <w:r>
+        <w:rPr>
+          <w:b/>
+          <w:bCs/>
+          <w:highlight w:val="yellow"/>
+        </w:rPr>
+        <w:t xml:space="preserve">checks </w:t>
+      </w:r>
+      <w:r>
+        <w:rPr>
+          <w:b/>
+          <w:bCs/>
+          <w:highlight w:val="yellow"/>
+        </w:rPr>
+        <w:t xml:space="preserve">number of parameters same or not? </w:t>
+      </w:r>
+      <w:r>
+        <w:rPr>
+          <w:b/>
+          <w:bCs/>
+          <w:highlight w:val="yellow"/>
+        </w:rPr>
+        <w:sym w:font="Wingdings" w:char="F0E8"/>
+      </w:r>
+      <w:r>
+        <w:rPr>
+          <w:b/>
+          <w:bCs/>
+          <w:highlight w:val="yellow"/>
+        </w:rPr>
+        <w:t xml:space="preserve"> </w:t>
+      </w:r>
+      <w:r>
+        <w:rPr>
+          <w:b/>
+          <w:bCs/>
+          <w:highlight w:val="yellow"/>
+        </w:rPr>
+        <w:t xml:space="preserve">checks </w:t>
+      </w:r>
+      <w:r>
+        <w:rPr>
+          <w:b/>
+          <w:bCs/>
+          <w:highlight w:val="yellow"/>
+        </w:rPr>
+        <w:t>types of parameters same or not??</w:t>
+      </w:r>
+      <w:r>
+        <w:rPr>
+          <w:b/>
+          <w:bCs/>
+        </w:rPr>
+        <w:t xml:space="preserve"> </w:t>
+      </w:r>
+    </w:p>
+    <w:p>
+      <w:pPr>
+        <w:spacing w:after="0" w:line="240" w:lineRule="auto"/>
+      </w:pPr>
+    </w:p>
+    <w:p>
+      <w:pPr>
+        <w:spacing w:after="0" w:line="240" w:lineRule="auto"/>
+      </w:pPr>
+      <w:r>
+        <w:t xml:space="preserve">Overloaded methods may be static or non-static. This also does not </w:t>
+      </w:r>
+      <w:proofErr w:type="spellStart"/>
+      <w:r>
+        <w:t>effect</w:t>
+      </w:r>
+      <w:proofErr w:type="spellEnd"/>
+      <w:r>
+        <w:t xml:space="preserve"> method</w:t>
+      </w:r>
+      <w:r>
+        <w:t>.</w:t>
+      </w:r>
+    </w:p>
+    <w:p>
+      <w:pPr>
+        <w:spacing w:after="0" w:line="240" w:lineRule="auto"/>
+      </w:pPr>
+    </w:p>
+    <w:p>
+      <w:pPr>
+        <w:spacing w:after="0" w:line="240" w:lineRule="auto"/>
+      </w:pPr>
+    </w:p>
+    <w:p>
+      <w:pPr>
+        <w:spacing w:after="0" w:line="240" w:lineRule="auto"/>
+      </w:pPr>
+    </w:p>
+    <w:p>
+      <w:pPr>
+        <w:spacing w:after="0" w:line="240" w:lineRule="auto"/>
+      </w:pPr>
+    </w:p>
+    <w:p>
+      <w:pPr>
+        <w:spacing w:after="0" w:line="240" w:lineRule="auto"/>
+        <w:rPr>
+          <w:b/>
+          <w:bCs/>
+          <w:lang w:val="en-IN"/>
+        </w:rPr>
+      </w:pPr>
+      <w:r>
+        <w:rPr>
+          <w:b/>
+          <w:bCs/>
+          <w:lang w:val="en-IN"/>
+        </w:rPr>
+        <w:lastRenderedPageBreak/>
+        <w:t>Method Overriding In Java :</w:t>
+      </w:r>
     </w:p>
     <w:p>
       <w:pPr>

--- a/java/core java 10PM.docx
+++ b/java/core java 10PM.docx
@@ -28152,12 +28152,52 @@
       <w:r>
         <w:t>method signature consist of three things, </w:t>
       </w:r>
-      <w:r>
-        <w:rPr>
-          <w:b/>
-          <w:bCs/>
-        </w:rPr>
-        <w:t>1) Method Name   2) Number Of Arguments   3) Types of arguments.</w:t>
+    </w:p>
+    <w:p>
+      <w:pPr>
+        <w:spacing w:after="0" w:line="240" w:lineRule="auto"/>
+        <w:ind w:firstLine="720"/>
+        <w:rPr>
+          <w:b/>
+          <w:bCs/>
+        </w:rPr>
+      </w:pPr>
+      <w:r>
+        <w:rPr>
+          <w:b/>
+          <w:bCs/>
+        </w:rPr>
+        <w:t xml:space="preserve">1) Method Name   </w:t>
+      </w:r>
+    </w:p>
+    <w:p>
+      <w:pPr>
+        <w:spacing w:after="0" w:line="240" w:lineRule="auto"/>
+        <w:ind w:firstLine="720"/>
+        <w:rPr>
+          <w:b/>
+          <w:bCs/>
+        </w:rPr>
+      </w:pPr>
+      <w:r>
+        <w:rPr>
+          <w:b/>
+          <w:bCs/>
+        </w:rPr>
+        <w:t xml:space="preserve">2) Number Of Arguments   </w:t>
+      </w:r>
+    </w:p>
+    <w:p>
+      <w:pPr>
+        <w:spacing w:after="0" w:line="240" w:lineRule="auto"/>
+        <w:ind w:firstLine="720"/>
+      </w:pPr>
+      <w:r>
+        <w:rPr>
+          <w:b/>
+          <w:bCs/>
+        </w:rPr>
+        <w:t>3) Types of arguments.</w:t>
       </w:r>
     </w:p>
     <w:p>
@@ -28644,8 +28684,55 @@
           <w:bCs/>
           <w:lang w:val="en-IN"/>
         </w:rPr>
-        <w:lastRenderedPageBreak/>
         <w:t>Method Overriding In Java :</w:t>
+      </w:r>
+    </w:p>
+    <w:p>
+      <w:pPr>
+        <w:spacing w:after="0" w:line="240" w:lineRule="auto"/>
+      </w:pPr>
+    </w:p>
+    <w:p>
+      <w:pPr>
+        <w:spacing w:after="0" w:line="240" w:lineRule="auto"/>
+      </w:pPr>
+      <w:r>
+        <w:t xml:space="preserve">Build </w:t>
+      </w:r>
+      <w:r>
+        <w:sym w:font="Wingdings" w:char="F0E8"/>
+      </w:r>
+      <w:r>
+        <w:t xml:space="preserve"> </w:t>
+      </w:r>
+      <w:proofErr w:type="spellStart"/>
+      <w:r>
+        <w:t>m</w:t>
+      </w:r>
+      <w:r>
+        <w:t>vn</w:t>
+      </w:r>
+      <w:proofErr w:type="spellEnd"/>
+      <w:r>
+        <w:t xml:space="preserve"> clean install </w:t>
+      </w:r>
+      <w:r>
+        <w:sym w:font="Wingdings" w:char="F0E8"/>
+      </w:r>
+      <w:r>
+        <w:t xml:space="preserve"> .java </w:t>
+      </w:r>
+      <w:r>
+        <w:sym w:font="Wingdings" w:char="F0E8"/>
+      </w:r>
+      <w:r>
+        <w:t xml:space="preserve"> .class </w:t>
+      </w:r>
+      <w:r>
+        <w:sym w:font="Wingdings" w:char="F0E8"/>
+      </w:r>
+      <w:r>
+        <w:t xml:space="preserve"> all .class file be create as .jar file. That is out project.</w:t>
       </w:r>
     </w:p>
     <w:p>
@@ -32931,6 +33018,7 @@
   <w:style w:type="character" w:default="1" w:styleId="DefaultParagraphFont">
     <w:name w:val="Default Paragraph Font"/>
     <w:uiPriority w:val="1"/>
+    <w:semiHidden/>
     <w:unhideWhenUsed/>
   </w:style>
   <w:style w:type="table" w:default="1" w:styleId="TableNormal">

--- a/java/core java 10PM.docx
+++ b/java/core java 10PM.docx
@@ -95,17 +95,30 @@
       <w:pPr>
         <w:spacing w:after="0" w:line="240" w:lineRule="auto"/>
       </w:pPr>
-      <w:r>
-        <w:t>Class : Blue print for creating the objects.</w:t>
+      <w:proofErr w:type="gramStart"/>
+      <w:r>
+        <w:t>Class :</w:t>
+      </w:r>
+      <w:proofErr w:type="gramEnd"/>
+      <w:r>
+        <w:t xml:space="preserve"> Blue print for creating the objects.</w:t>
       </w:r>
       <w:r>
         <w:t xml:space="preserve"> </w:t>
       </w:r>
       <w:r>
-        <w:t>It is l</w:t>
-      </w:r>
-      <w:r>
-        <w:t>ogically exists.</w:t>
+        <w:t xml:space="preserve">It </w:t>
+      </w:r>
+      <w:proofErr w:type="gramStart"/>
+      <w:r>
+        <w:t>is l</w:t>
+      </w:r>
+      <w:r>
+        <w:t>ogically exists</w:t>
+      </w:r>
+      <w:proofErr w:type="gramEnd"/>
+      <w:r>
+        <w:t>.</w:t>
       </w:r>
       <w:r>
         <w:t xml:space="preserve"> </w:t>
@@ -125,10 +138,18 @@
         <w:t xml:space="preserve"> </w:t>
       </w:r>
       <w:r>
-        <w:t>It is p</w:t>
-      </w:r>
-      <w:r>
-        <w:t>hysically exists.</w:t>
+        <w:t xml:space="preserve">It </w:t>
+      </w:r>
+      <w:proofErr w:type="gramStart"/>
+      <w:r>
+        <w:t>is p</w:t>
+      </w:r>
+      <w:r>
+        <w:t>hysically exists</w:t>
+      </w:r>
+      <w:proofErr w:type="gramEnd"/>
+      <w:r>
+        <w:t>.</w:t>
       </w:r>
       <w:r>
         <w:t xml:space="preserve"> </w:t>
@@ -260,7 +281,15 @@
         <w:t xml:space="preserve"> </w:t>
       </w:r>
       <w:r>
-        <w:t xml:space="preserve"> 4 legs,  1 tail, 2 eyes, white teeth.</w:t>
+        <w:t xml:space="preserve"> 4 </w:t>
+      </w:r>
+      <w:proofErr w:type="gramStart"/>
+      <w:r>
+        <w:t>legs,  1</w:t>
+      </w:r>
+      <w:proofErr w:type="gramEnd"/>
+      <w:r>
+        <w:t xml:space="preserve"> tail, 2 eyes, white teeth.</w:t>
       </w:r>
     </w:p>
     <w:p>
@@ -272,23 +301,56 @@
       </w:r>
       <w:r>
         <w:tab/>
-        <w:t xml:space="preserve">Running(), </w:t>
+      </w:r>
+      <w:proofErr w:type="gramStart"/>
+      <w:r>
+        <w:t>Running(</w:t>
+      </w:r>
+      <w:proofErr w:type="gramEnd"/>
+      <w:r>
+        <w:t xml:space="preserve">), </w:t>
       </w:r>
       <w:proofErr w:type="spellStart"/>
+      <w:proofErr w:type="gramStart"/>
       <w:r>
         <w:t>walkng</w:t>
       </w:r>
       <w:proofErr w:type="spellEnd"/>
       <w:r>
-        <w:t xml:space="preserve">(), eating(), </w:t>
+        <w:t>(</w:t>
+      </w:r>
+      <w:proofErr w:type="gramEnd"/>
+      <w:r>
+        <w:t xml:space="preserve">), </w:t>
+      </w:r>
+      <w:proofErr w:type="gramStart"/>
+      <w:r>
+        <w:t>eating(</w:t>
+      </w:r>
+      <w:proofErr w:type="gramEnd"/>
+      <w:r>
+        <w:t xml:space="preserve">), </w:t>
       </w:r>
       <w:proofErr w:type="spellStart"/>
+      <w:proofErr w:type="gramStart"/>
       <w:r>
         <w:t>makeSounds</w:t>
       </w:r>
       <w:proofErr w:type="spellEnd"/>
       <w:r>
-        <w:t>(), sleeping()….</w:t>
+        <w:t>(</w:t>
+      </w:r>
+      <w:proofErr w:type="gramEnd"/>
+      <w:r>
+        <w:t xml:space="preserve">), </w:t>
+      </w:r>
+      <w:proofErr w:type="gramStart"/>
+      <w:r>
+        <w:t>sleeping(</w:t>
+      </w:r>
+      <w:proofErr w:type="gramEnd"/>
+      <w:r>
+        <w:t>)….</w:t>
       </w:r>
     </w:p>
     <w:p>
@@ -336,9 +398,14 @@
         <w:t>Dog</w:t>
       </w:r>
       <w:r>
-        <w:t>, cat, Tiger, lion..</w:t>
+        <w:t xml:space="preserve">, cat, Tiger, </w:t>
+      </w:r>
+      <w:proofErr w:type="gramStart"/>
+      <w:r>
+        <w:t>lion..</w:t>
       </w:r>
       <w:proofErr w:type="spellStart"/>
+      <w:proofErr w:type="gramEnd"/>
       <w:r>
         <w:t>etc</w:t>
       </w:r>
@@ -366,24 +433,55 @@
         <w:spacing w:after="0" w:line="240" w:lineRule="auto"/>
         <w:ind w:firstLine="720"/>
       </w:pPr>
-      <w:r>
-        <w:t xml:space="preserve">Running(), </w:t>
+      <w:proofErr w:type="gramStart"/>
+      <w:r>
+        <w:t>Running(</w:t>
+      </w:r>
+      <w:proofErr w:type="gramEnd"/>
+      <w:r>
+        <w:t xml:space="preserve">), </w:t>
       </w:r>
       <w:proofErr w:type="spellStart"/>
+      <w:proofErr w:type="gramStart"/>
       <w:r>
         <w:t>walkng</w:t>
       </w:r>
       <w:proofErr w:type="spellEnd"/>
       <w:r>
-        <w:t xml:space="preserve">(), eating(), </w:t>
+        <w:t>(</w:t>
+      </w:r>
+      <w:proofErr w:type="gramEnd"/>
+      <w:r>
+        <w:t xml:space="preserve">), </w:t>
+      </w:r>
+      <w:proofErr w:type="gramStart"/>
+      <w:r>
+        <w:t>eating(</w:t>
+      </w:r>
+      <w:proofErr w:type="gramEnd"/>
+      <w:r>
+        <w:t xml:space="preserve">), </w:t>
       </w:r>
       <w:proofErr w:type="spellStart"/>
+      <w:proofErr w:type="gramStart"/>
       <w:r>
         <w:t>makeSounds</w:t>
       </w:r>
       <w:proofErr w:type="spellEnd"/>
       <w:r>
-        <w:t>(), sleeping()….</w:t>
+        <w:t>(</w:t>
+      </w:r>
+      <w:proofErr w:type="gramEnd"/>
+      <w:r>
+        <w:t xml:space="preserve">), </w:t>
+      </w:r>
+      <w:proofErr w:type="gramStart"/>
+      <w:r>
+        <w:t>sleeping(</w:t>
+      </w:r>
+      <w:proofErr w:type="gramEnd"/>
+      <w:r>
+        <w:t>)….</w:t>
       </w:r>
     </w:p>
     <w:p>
@@ -471,7 +569,15 @@
         <w:sym w:font="Wingdings" w:char="F0E0"/>
       </w:r>
       <w:r>
-        <w:t xml:space="preserve"> means : </w:t>
+        <w:t xml:space="preserve"> </w:t>
+      </w:r>
+      <w:proofErr w:type="gramStart"/>
+      <w:r>
+        <w:t>means :</w:t>
+      </w:r>
+      <w:proofErr w:type="gramEnd"/>
+      <w:r>
+        <w:t xml:space="preserve"> </w:t>
       </w:r>
       <w:r>
         <w:rPr>
@@ -667,10 +773,12 @@
         <w:t xml:space="preserve">width, size, weight, price, </w:t>
       </w:r>
       <w:proofErr w:type="spellStart"/>
+      <w:proofErr w:type="gramStart"/>
       <w:r>
         <w:t>no:of</w:t>
       </w:r>
       <w:proofErr w:type="spellEnd"/>
+      <w:proofErr w:type="gramEnd"/>
       <w:r>
         <w:t xml:space="preserve"> pages, author name.</w:t>
       </w:r>
@@ -815,8 +923,37 @@
         <w:tab/>
         <w:t xml:space="preserve">Book actions: </w:t>
       </w:r>
-      <w:r>
-        <w:t xml:space="preserve">reading(), writing(), playing(), beating(), </w:t>
+      <w:proofErr w:type="gramStart"/>
+      <w:r>
+        <w:t>reading(</w:t>
+      </w:r>
+      <w:proofErr w:type="gramEnd"/>
+      <w:r>
+        <w:t xml:space="preserve">), </w:t>
+      </w:r>
+      <w:proofErr w:type="gramStart"/>
+      <w:r>
+        <w:t>writing(</w:t>
+      </w:r>
+      <w:proofErr w:type="gramEnd"/>
+      <w:r>
+        <w:t xml:space="preserve">), </w:t>
+      </w:r>
+      <w:proofErr w:type="gramStart"/>
+      <w:r>
+        <w:t>playing(</w:t>
+      </w:r>
+      <w:proofErr w:type="gramEnd"/>
+      <w:r>
+        <w:t xml:space="preserve">), </w:t>
+      </w:r>
+      <w:proofErr w:type="gramStart"/>
+      <w:r>
+        <w:t>beating(</w:t>
+      </w:r>
+      <w:proofErr w:type="gramEnd"/>
+      <w:r>
+        <w:t xml:space="preserve">), </w:t>
       </w:r>
     </w:p>
     <w:p>
@@ -833,27 +970,47 @@
       <w:r>
         <w:t xml:space="preserve">ctions: </w:t>
       </w:r>
-      <w:r>
-        <w:t xml:space="preserve">riding(), </w:t>
+      <w:proofErr w:type="gramStart"/>
+      <w:r>
+        <w:t>riding(</w:t>
+      </w:r>
+      <w:proofErr w:type="gramEnd"/>
+      <w:r>
+        <w:t xml:space="preserve">), </w:t>
       </w:r>
       <w:proofErr w:type="spellStart"/>
+      <w:proofErr w:type="gramStart"/>
       <w:r>
         <w:t>engineBeating</w:t>
       </w:r>
       <w:proofErr w:type="spellEnd"/>
       <w:r>
-        <w:t xml:space="preserve">(), </w:t>
+        <w:t>(</w:t>
+      </w:r>
+      <w:proofErr w:type="gramEnd"/>
+      <w:r>
+        <w:t xml:space="preserve">), </w:t>
       </w:r>
       <w:proofErr w:type="spellStart"/>
+      <w:proofErr w:type="gramStart"/>
       <w:r>
         <w:t>spped</w:t>
       </w:r>
       <w:proofErr w:type="spellEnd"/>
       <w:r>
-        <w:t xml:space="preserve">(), </w:t>
-      </w:r>
-      <w:r>
-        <w:t xml:space="preserve">stunts(), </w:t>
+        <w:t>(</w:t>
+      </w:r>
+      <w:proofErr w:type="gramEnd"/>
+      <w:r>
+        <w:t xml:space="preserve">), </w:t>
+      </w:r>
+      <w:proofErr w:type="gramStart"/>
+      <w:r>
+        <w:t>stunts(</w:t>
+      </w:r>
+      <w:proofErr w:type="gramEnd"/>
+      <w:r>
+        <w:t xml:space="preserve">), </w:t>
       </w:r>
       <w:proofErr w:type="spellStart"/>
       <w:r>
@@ -934,7 +1091,15 @@
         <w:spacing w:after="0" w:line="240" w:lineRule="auto"/>
       </w:pPr>
       <w:r>
-        <w:t>But an object have physical state, behavior and identity.</w:t>
+        <w:t xml:space="preserve">But an object </w:t>
+      </w:r>
+      <w:proofErr w:type="gramStart"/>
+      <w:r>
+        <w:t>have</w:t>
+      </w:r>
+      <w:proofErr w:type="gramEnd"/>
+      <w:r>
+        <w:t xml:space="preserve"> physical state, behavior and identity.</w:t>
       </w:r>
     </w:p>
     <w:p>
@@ -1794,7 +1959,23 @@
       </w:pPr>
       <w:r>
         <w:tab/>
-        <w:t>Whenever any developer develops the project. That project will be released in different formats..exe, .bat, ;.pdf, .text, .</w:t>
+        <w:t xml:space="preserve">Whenever any developer develops the project. That project will be released in different </w:t>
+      </w:r>
+      <w:proofErr w:type="gramStart"/>
+      <w:r>
+        <w:t>formats..</w:t>
+      </w:r>
+      <w:proofErr w:type="gramEnd"/>
+      <w:r>
+        <w:t>exe, .bat</w:t>
+      </w:r>
+      <w:proofErr w:type="gramStart"/>
+      <w:r>
+        <w:t>, ;</w:t>
+      </w:r>
+      <w:proofErr w:type="gramEnd"/>
+      <w:r>
+        <w:t>.pdf, .text, .</w:t>
       </w:r>
       <w:proofErr w:type="spellStart"/>
       <w:r>
@@ -1822,6 +2003,7 @@
         </w:numPr>
         <w:spacing w:after="0" w:line="240" w:lineRule="auto"/>
       </w:pPr>
+      <w:proofErr w:type="gramStart"/>
       <w:r>
         <w:t>.</w:t>
       </w:r>
@@ -1832,6 +2014,7 @@
         </w:rPr>
         <w:t>Jar</w:t>
       </w:r>
+      <w:proofErr w:type="gramEnd"/>
       <w:r>
         <w:t xml:space="preserve"> (Java Archives).</w:t>
       </w:r>
@@ -1876,8 +2059,13 @@
         </w:numPr>
         <w:spacing w:after="0" w:line="240" w:lineRule="auto"/>
       </w:pPr>
-      <w:r>
-        <w:t>.ear (Enterprise Archive)</w:t>
+      <w:proofErr w:type="gramStart"/>
+      <w:r>
+        <w:t>.ear</w:t>
+      </w:r>
+      <w:proofErr w:type="gramEnd"/>
+      <w:r>
+        <w:t xml:space="preserve"> (Enterprise Archive)</w:t>
       </w:r>
       <w:r>
         <w:t xml:space="preserve"> </w:t>
@@ -2017,7 +2205,15 @@
         <w:sym w:font="Wingdings" w:char="F0E0"/>
       </w:r>
       <w:r>
-        <w:t xml:space="preserve"> Maven build </w:t>
+        <w:t xml:space="preserve"> Maven </w:t>
+      </w:r>
+      <w:proofErr w:type="gramStart"/>
+      <w:r>
+        <w:t>build</w:t>
+      </w:r>
+      <w:proofErr w:type="gramEnd"/>
+      <w:r>
+        <w:t xml:space="preserve"> </w:t>
       </w:r>
       <w:r>
         <w:sym w:font="Wingdings" w:char="F0E0"/>
@@ -2145,8 +2341,13 @@
       <w:pPr>
         <w:spacing w:after="0" w:line="240" w:lineRule="auto"/>
       </w:pPr>
-      <w:r>
-        <w:t xml:space="preserve">Generally jar file will be created in our </w:t>
+      <w:proofErr w:type="gramStart"/>
+      <w:r>
+        <w:t>Generally</w:t>
+      </w:r>
+      <w:proofErr w:type="gramEnd"/>
+      <w:r>
+        <w:t xml:space="preserve"> jar file will be created in our </w:t>
       </w:r>
       <w:r>
         <w:t>“</w:t>
@@ -2744,7 +2945,15 @@
         <w:t>e</w:t>
       </w:r>
       <w:r>
-        <w:t xml:space="preserve"> are working with Spring boot means we are working with their .jar files.</w:t>
+        <w:t xml:space="preserve"> are working with Spring boot means we are working with </w:t>
+      </w:r>
+      <w:proofErr w:type="gramStart"/>
+      <w:r>
+        <w:t>their</w:t>
+      </w:r>
+      <w:proofErr w:type="gramEnd"/>
+      <w:r>
+        <w:t xml:space="preserve"> .jar files.</w:t>
       </w:r>
     </w:p>
     <w:p>
@@ -2758,7 +2967,15 @@
         <w:t>e</w:t>
       </w:r>
       <w:r>
-        <w:t xml:space="preserve"> are working with servlets means we are working with their .jar files.</w:t>
+        <w:t xml:space="preserve"> are working with servlets means we are working with </w:t>
+      </w:r>
+      <w:proofErr w:type="gramStart"/>
+      <w:r>
+        <w:t>their</w:t>
+      </w:r>
+      <w:proofErr w:type="gramEnd"/>
+      <w:r>
+        <w:t xml:space="preserve"> .jar files.</w:t>
       </w:r>
     </w:p>
     <w:p>
@@ -2772,7 +2989,15 @@
         <w:t>e</w:t>
       </w:r>
       <w:r>
-        <w:t xml:space="preserve"> are working with Hibernate means we are working with their .jar files.</w:t>
+        <w:t xml:space="preserve"> are working with Hibernate means we are working with </w:t>
+      </w:r>
+      <w:proofErr w:type="gramStart"/>
+      <w:r>
+        <w:t>their</w:t>
+      </w:r>
+      <w:proofErr w:type="gramEnd"/>
+      <w:r>
+        <w:t xml:space="preserve"> .jar files.</w:t>
       </w:r>
     </w:p>
     <w:p>
@@ -2906,6 +3131,7 @@
         <w:t xml:space="preserve"> </w:t>
       </w:r>
       <w:proofErr w:type="spellStart"/>
+      <w:proofErr w:type="gramStart"/>
       <w:r>
         <w:rPr>
           <w:b/>
@@ -2915,6 +3141,7 @@
         <w:t>build.gradle</w:t>
       </w:r>
       <w:proofErr w:type="spellEnd"/>
+      <w:proofErr w:type="gramEnd"/>
       <w:r>
         <w:rPr>
           <w:b/>
@@ -3352,10 +3579,12 @@
         <w:t xml:space="preserve"> </w:t>
       </w:r>
       <w:proofErr w:type="spellStart"/>
+      <w:proofErr w:type="gramStart"/>
       <w:r>
         <w:t>build.gradle</w:t>
       </w:r>
       <w:proofErr w:type="spellEnd"/>
+      <w:proofErr w:type="gramEnd"/>
       <w:r>
         <w:t xml:space="preserve"> file. Then it will download all required jar files into your project.</w:t>
       </w:r>
@@ -3437,7 +3666,23 @@
           <w:bCs/>
         </w:rPr>
         <w:lastRenderedPageBreak/>
-        <w:t xml:space="preserve">How many “public” classes a .java file contains? </w:t>
+        <w:t>How many “</w:t>
+      </w:r>
+      <w:proofErr w:type="gramStart"/>
+      <w:r>
+        <w:rPr>
+          <w:b/>
+          <w:bCs/>
+        </w:rPr>
+        <w:t>public</w:t>
+      </w:r>
+      <w:proofErr w:type="gramEnd"/>
+      <w:r>
+        <w:rPr>
+          <w:b/>
+          <w:bCs/>
+        </w:rPr>
+        <w:t xml:space="preserve">” classes a .java file contains? </w:t>
       </w:r>
     </w:p>
     <w:p>
@@ -3515,26 +3760,49 @@
       </w:pPr>
       <w:r>
         <w:tab/>
-        <w:t>-“void” means NO Return type.</w:t>
-      </w:r>
-    </w:p>
-    <w:p>
-      <w:pPr>
-        <w:spacing w:after="0" w:line="240" w:lineRule="auto"/>
-      </w:pPr>
-    </w:p>
-    <w:p>
-      <w:pPr>
-        <w:spacing w:after="0" w:line="240" w:lineRule="auto"/>
-      </w:pPr>
-      <w:r>
-        <w:t xml:space="preserve">Create another class, create main() method in </w:t>
+      </w:r>
+      <w:proofErr w:type="gramStart"/>
+      <w:r>
+        <w:t>-“</w:t>
+      </w:r>
+      <w:proofErr w:type="gramEnd"/>
+      <w:r>
+        <w:t>void” means NO Return type.</w:t>
+      </w:r>
+    </w:p>
+    <w:p>
+      <w:pPr>
+        <w:spacing w:after="0" w:line="240" w:lineRule="auto"/>
+      </w:pPr>
+    </w:p>
+    <w:p>
+      <w:pPr>
+        <w:spacing w:after="0" w:line="240" w:lineRule="auto"/>
+      </w:pPr>
+      <w:r>
+        <w:t xml:space="preserve">Create another class, create </w:t>
+      </w:r>
+      <w:proofErr w:type="gramStart"/>
+      <w:r>
+        <w:t>main(</w:t>
+      </w:r>
+      <w:proofErr w:type="gramEnd"/>
+      <w:r>
+        <w:t xml:space="preserve">) method in </w:t>
       </w:r>
       <w:r>
         <w:t>that class</w:t>
       </w:r>
       <w:r>
-        <w:t xml:space="preserve"> and create object to above class in main() method and call methods.</w:t>
+        <w:t xml:space="preserve"> and create object to above class in </w:t>
+      </w:r>
+      <w:proofErr w:type="gramStart"/>
+      <w:r>
+        <w:t>main(</w:t>
+      </w:r>
+      <w:proofErr w:type="gramEnd"/>
+      <w:r>
+        <w:t>) method and call methods.</w:t>
       </w:r>
       <w:r>
         <w:t xml:space="preserve"> Now run this 2</w:t>
@@ -3977,7 +4245,25 @@
           <w:bCs/>
           <w:lang w:val="en-IN"/>
         </w:rPr>
-        <w:t xml:space="preserve"> using String class format() method.</w:t>
+        <w:t xml:space="preserve"> using String class </w:t>
+      </w:r>
+      <w:proofErr w:type="gramStart"/>
+      <w:r>
+        <w:rPr>
+          <w:b/>
+          <w:bCs/>
+          <w:lang w:val="en-IN"/>
+        </w:rPr>
+        <w:t>format(</w:t>
+      </w:r>
+      <w:proofErr w:type="gramEnd"/>
+      <w:r>
+        <w:rPr>
+          <w:b/>
+          <w:bCs/>
+          <w:lang w:val="en-IN"/>
+        </w:rPr>
+        <w:t>) method.</w:t>
       </w:r>
     </w:p>
     <w:p>
@@ -4475,7 +4761,15 @@
         <w:t>comparison</w:t>
       </w:r>
       <w:r>
-        <w:t xml:space="preserve"> we always use .equals() method.</w:t>
+        <w:t xml:space="preserve"> we always </w:t>
+      </w:r>
+      <w:proofErr w:type="gramStart"/>
+      <w:r>
+        <w:t>use .equals</w:t>
+      </w:r>
+      <w:proofErr w:type="gramEnd"/>
+      <w:r>
+        <w:t>() method.</w:t>
       </w:r>
     </w:p>
     <w:p>
@@ -4780,7 +5074,21 @@
         <w:rPr>
           <w:lang w:val="en-IN"/>
         </w:rPr>
-        <w:t xml:space="preserve"> type.. </w:t>
+        <w:t xml:space="preserve"> </w:t>
+      </w:r>
+      <w:proofErr w:type="gramStart"/>
+      <w:r>
+        <w:rPr>
+          <w:lang w:val="en-IN"/>
+        </w:rPr>
+        <w:t>type..</w:t>
+      </w:r>
+      <w:proofErr w:type="gramEnd"/>
+      <w:r>
+        <w:rPr>
+          <w:lang w:val="en-IN"/>
+        </w:rPr>
+        <w:t xml:space="preserve"> </w:t>
       </w:r>
       <w:r>
         <w:rPr>
@@ -5011,8 +5319,16 @@
                 <w:lang w:val="en-IN"/>
               </w:rPr>
               <w:br/>
-              <w:t xml:space="preserve">    public static void m1(){</w:t>
-            </w:r>
+              <w:t xml:space="preserve">    public static void m1</w:t>
+            </w:r>
+            <w:proofErr w:type="gramStart"/>
+            <w:r>
+              <w:rPr>
+                <w:lang w:val="en-IN"/>
+              </w:rPr>
+              <w:t>(){</w:t>
+            </w:r>
+            <w:proofErr w:type="gramEnd"/>
             <w:r>
               <w:rPr>
                 <w:lang w:val="en-IN"/>
@@ -5046,15 +5362,37 @@
               <w:rPr>
                 <w:lang w:val="en-IN"/>
               </w:rPr>
-              <w:t>("This is a method..!");</w:t>
-            </w:r>
-            <w:r>
-              <w:rPr>
-                <w:lang w:val="en-IN"/>
-              </w:rPr>
-              <w:br/>
-              <w:t xml:space="preserve">    }</w:t>
-            </w:r>
+              <w:t xml:space="preserve">("This is a </w:t>
+            </w:r>
+            <w:proofErr w:type="gramStart"/>
+            <w:r>
+              <w:rPr>
+                <w:lang w:val="en-IN"/>
+              </w:rPr>
+              <w:t>method..!</w:t>
+            </w:r>
+            <w:proofErr w:type="gramEnd"/>
+            <w:r>
+              <w:rPr>
+                <w:lang w:val="en-IN"/>
+              </w:rPr>
+              <w:t>");</w:t>
+            </w:r>
+            <w:r>
+              <w:rPr>
+                <w:lang w:val="en-IN"/>
+              </w:rPr>
+              <w:br/>
+              <w:t xml:space="preserve">  </w:t>
+            </w:r>
+            <w:proofErr w:type="gramStart"/>
+            <w:r>
+              <w:rPr>
+                <w:lang w:val="en-IN"/>
+              </w:rPr>
+              <w:t xml:space="preserve">  }</w:t>
+            </w:r>
+            <w:proofErr w:type="gramEnd"/>
             <w:r>
               <w:rPr>
                 <w:lang w:val="en-IN"/>
@@ -5092,7 +5430,21 @@
                 <w:lang w:val="en-IN"/>
               </w:rPr>
               <w:br/>
-              <w:t xml:space="preserve">    public static void main(String[] </w:t>
+              <w:t xml:space="preserve">    public static void </w:t>
+            </w:r>
+            <w:proofErr w:type="gramStart"/>
+            <w:r>
+              <w:rPr>
+                <w:lang w:val="en-IN"/>
+              </w:rPr>
+              <w:t>main(String[</w:t>
+            </w:r>
+            <w:proofErr w:type="gramEnd"/>
+            <w:r>
+              <w:rPr>
+                <w:lang w:val="en-IN"/>
+              </w:rPr>
+              <w:t xml:space="preserve">] </w:t>
             </w:r>
             <w:proofErr w:type="spellStart"/>
             <w:r>
@@ -5227,6 +5579,7 @@
               <w:t xml:space="preserve"> = new </w:t>
             </w:r>
             <w:proofErr w:type="spellStart"/>
+            <w:proofErr w:type="gramStart"/>
             <w:r>
               <w:rPr>
                 <w:lang w:val="en-IN"/>
@@ -5238,7 +5591,14 @@
               <w:rPr>
                 <w:lang w:val="en-IN"/>
               </w:rPr>
-              <w:t>();</w:t>
+              <w:t>(</w:t>
+            </w:r>
+            <w:proofErr w:type="gramEnd"/>
+            <w:r>
+              <w:rPr>
+                <w:lang w:val="en-IN"/>
+              </w:rPr>
+              <w:t>);</w:t>
             </w:r>
             <w:r>
               <w:rPr>
@@ -5468,8 +5828,9 @@
           <w:color w:val="FF0000"/>
           <w:highlight w:val="yellow"/>
         </w:rPr>
-        <w:t xml:space="preserve"> of </w:t>
-      </w:r>
+        <w:t xml:space="preserve"> </w:t>
+      </w:r>
+      <w:proofErr w:type="gramStart"/>
       <w:r>
         <w:rPr>
           <w:b/>
@@ -5477,6 +5838,15 @@
           <w:color w:val="FF0000"/>
           <w:highlight w:val="yellow"/>
         </w:rPr>
+        <w:t xml:space="preserve">of </w:t>
+      </w:r>
+      <w:r>
+        <w:rPr>
+          <w:b/>
+          <w:bCs/>
+          <w:color w:val="FF0000"/>
+          <w:highlight w:val="yellow"/>
+        </w:rPr>
         <w:t xml:space="preserve"> </w:t>
       </w:r>
       <w:r>
@@ -5488,6 +5858,7 @@
         </w:rPr>
         <w:t>class</w:t>
       </w:r>
+      <w:proofErr w:type="gramEnd"/>
       <w:r>
         <w:rPr>
           <w:b/>
@@ -5858,8 +6229,13 @@
         <w:t xml:space="preserve">defined </w:t>
       </w:r>
       <w:r>
-        <w:t>(classes/interfaces/abstract classes) + arrays….etc.</w:t>
-      </w:r>
+        <w:t>(classes/interfaces/abstract classes) + arrays</w:t>
+      </w:r>
+      <w:proofErr w:type="gramStart"/>
+      <w:r>
+        <w:t>….etc.</w:t>
+      </w:r>
+      <w:proofErr w:type="gramEnd"/>
     </w:p>
     <w:p>
       <w:pPr>
@@ -6237,6 +6613,7 @@
               <w:t xml:space="preserve">    public String </w:t>
             </w:r>
             <w:proofErr w:type="spellStart"/>
+            <w:proofErr w:type="gramStart"/>
             <w:r>
               <w:rPr>
                 <w:sz w:val="16"/>
@@ -6252,7 +6629,16 @@
                 <w:szCs w:val="16"/>
                 <w:lang w:val="en-IN"/>
               </w:rPr>
-              <w:t>() {</w:t>
+              <w:t>(</w:t>
+            </w:r>
+            <w:proofErr w:type="gramEnd"/>
+            <w:r>
+              <w:rPr>
+                <w:sz w:val="16"/>
+                <w:szCs w:val="16"/>
+                <w:lang w:val="en-IN"/>
+              </w:rPr>
+              <w:t>) {</w:t>
             </w:r>
             <w:r>
               <w:rPr>
@@ -6288,8 +6674,18 @@
                 <w:lang w:val="en-IN"/>
               </w:rPr>
               <w:br/>
-              <w:t xml:space="preserve">    }</w:t>
-            </w:r>
+              <w:t xml:space="preserve">  </w:t>
+            </w:r>
+            <w:proofErr w:type="gramStart"/>
+            <w:r>
+              <w:rPr>
+                <w:sz w:val="16"/>
+                <w:szCs w:val="16"/>
+                <w:lang w:val="en-IN"/>
+              </w:rPr>
+              <w:t xml:space="preserve">  }</w:t>
+            </w:r>
+            <w:proofErr w:type="gramEnd"/>
             <w:r>
               <w:rPr>
                 <w:sz w:val="16"/>
@@ -6300,6 +6696,7 @@
               <w:t xml:space="preserve">    int </w:t>
             </w:r>
             <w:proofErr w:type="spellStart"/>
+            <w:proofErr w:type="gramStart"/>
             <w:r>
               <w:rPr>
                 <w:sz w:val="16"/>
@@ -6315,7 +6712,16 @@
                 <w:szCs w:val="16"/>
                 <w:lang w:val="en-IN"/>
               </w:rPr>
-              <w:t>(int salary) {</w:t>
+              <w:t>(</w:t>
+            </w:r>
+            <w:proofErr w:type="gramEnd"/>
+            <w:r>
+              <w:rPr>
+                <w:sz w:val="16"/>
+                <w:szCs w:val="16"/>
+                <w:lang w:val="en-IN"/>
+              </w:rPr>
+              <w:t>int salary) {</w:t>
             </w:r>
             <w:r>
               <w:rPr>
@@ -6407,16 +6813,44 @@
                 <w:lang w:val="en-IN"/>
               </w:rPr>
               <w:br/>
-              <w:t xml:space="preserve">    }</w:t>
-            </w:r>
-            <w:r>
-              <w:rPr>
-                <w:sz w:val="16"/>
-                <w:szCs w:val="16"/>
-                <w:lang w:val="en-IN"/>
-              </w:rPr>
-              <w:br/>
-              <w:t xml:space="preserve">    int add(int a, int b) {</w:t>
+              <w:t xml:space="preserve">  </w:t>
+            </w:r>
+            <w:proofErr w:type="gramStart"/>
+            <w:r>
+              <w:rPr>
+                <w:sz w:val="16"/>
+                <w:szCs w:val="16"/>
+                <w:lang w:val="en-IN"/>
+              </w:rPr>
+              <w:t xml:space="preserve">  }</w:t>
+            </w:r>
+            <w:proofErr w:type="gramEnd"/>
+            <w:r>
+              <w:rPr>
+                <w:sz w:val="16"/>
+                <w:szCs w:val="16"/>
+                <w:lang w:val="en-IN"/>
+              </w:rPr>
+              <w:br/>
+              <w:t xml:space="preserve">    int </w:t>
+            </w:r>
+            <w:proofErr w:type="gramStart"/>
+            <w:r>
+              <w:rPr>
+                <w:sz w:val="16"/>
+                <w:szCs w:val="16"/>
+                <w:lang w:val="en-IN"/>
+              </w:rPr>
+              <w:t>add(</w:t>
+            </w:r>
+            <w:proofErr w:type="gramEnd"/>
+            <w:r>
+              <w:rPr>
+                <w:sz w:val="16"/>
+                <w:szCs w:val="16"/>
+                <w:lang w:val="en-IN"/>
+              </w:rPr>
+              <w:t>int a, int b) {</w:t>
             </w:r>
             <w:r>
               <w:rPr>
@@ -6434,8 +6868,18 @@
                 <w:lang w:val="en-IN"/>
               </w:rPr>
               <w:br/>
-              <w:t xml:space="preserve">    }</w:t>
-            </w:r>
+              <w:t xml:space="preserve">  </w:t>
+            </w:r>
+            <w:proofErr w:type="gramStart"/>
+            <w:r>
+              <w:rPr>
+                <w:sz w:val="16"/>
+                <w:szCs w:val="16"/>
+                <w:lang w:val="en-IN"/>
+              </w:rPr>
+              <w:t xml:space="preserve">  }</w:t>
+            </w:r>
+            <w:proofErr w:type="gramEnd"/>
             <w:r>
               <w:rPr>
                 <w:sz w:val="16"/>
@@ -6446,6 +6890,7 @@
               <w:t xml:space="preserve">    int </w:t>
             </w:r>
             <w:proofErr w:type="spellStart"/>
+            <w:proofErr w:type="gramStart"/>
             <w:r>
               <w:rPr>
                 <w:sz w:val="16"/>
@@ -6461,7 +6906,16 @@
                 <w:szCs w:val="16"/>
                 <w:lang w:val="en-IN"/>
               </w:rPr>
-              <w:t>(int a, int b) {</w:t>
+              <w:t>(</w:t>
+            </w:r>
+            <w:proofErr w:type="gramEnd"/>
+            <w:r>
+              <w:rPr>
+                <w:sz w:val="16"/>
+                <w:szCs w:val="16"/>
+                <w:lang w:val="en-IN"/>
+              </w:rPr>
+              <w:t>int a, int b) {</w:t>
             </w:r>
             <w:r>
               <w:rPr>
@@ -6479,8 +6933,18 @@
                 <w:lang w:val="en-IN"/>
               </w:rPr>
               <w:br/>
-              <w:t xml:space="preserve">    }</w:t>
-            </w:r>
+              <w:t xml:space="preserve">  </w:t>
+            </w:r>
+            <w:proofErr w:type="gramStart"/>
+            <w:r>
+              <w:rPr>
+                <w:sz w:val="16"/>
+                <w:szCs w:val="16"/>
+                <w:lang w:val="en-IN"/>
+              </w:rPr>
+              <w:t xml:space="preserve">  }</w:t>
+            </w:r>
+            <w:proofErr w:type="gramEnd"/>
             <w:r>
               <w:rPr>
                 <w:sz w:val="16"/>
@@ -6491,6 +6955,7 @@
               <w:t xml:space="preserve">    void </w:t>
             </w:r>
             <w:proofErr w:type="spellStart"/>
+            <w:proofErr w:type="gramStart"/>
             <w:r>
               <w:rPr>
                 <w:sz w:val="16"/>
@@ -6506,17 +6971,36 @@
                 <w:szCs w:val="16"/>
                 <w:lang w:val="en-IN"/>
               </w:rPr>
-              <w:t>() {</w:t>
-            </w:r>
-            <w:r>
-              <w:rPr>
-                <w:sz w:val="16"/>
-                <w:szCs w:val="16"/>
-                <w:lang w:val="en-IN"/>
-              </w:rPr>
-              <w:br/>
-              <w:t xml:space="preserve">    }</w:t>
-            </w:r>
+              <w:t>(</w:t>
+            </w:r>
+            <w:proofErr w:type="gramEnd"/>
+            <w:r>
+              <w:rPr>
+                <w:sz w:val="16"/>
+                <w:szCs w:val="16"/>
+                <w:lang w:val="en-IN"/>
+              </w:rPr>
+              <w:t>) {</w:t>
+            </w:r>
+            <w:r>
+              <w:rPr>
+                <w:sz w:val="16"/>
+                <w:szCs w:val="16"/>
+                <w:lang w:val="en-IN"/>
+              </w:rPr>
+              <w:br/>
+              <w:t xml:space="preserve">  </w:t>
+            </w:r>
+            <w:proofErr w:type="gramStart"/>
+            <w:r>
+              <w:rPr>
+                <w:sz w:val="16"/>
+                <w:szCs w:val="16"/>
+                <w:lang w:val="en-IN"/>
+              </w:rPr>
+              <w:t xml:space="preserve">  }</w:t>
+            </w:r>
+            <w:proofErr w:type="gramEnd"/>
             <w:r>
               <w:rPr>
                 <w:sz w:val="16"/>
@@ -6733,6 +7217,7 @@
               <w:t xml:space="preserve">public String </w:t>
             </w:r>
             <w:proofErr w:type="spellStart"/>
+            <w:proofErr w:type="gramStart"/>
             <w:r>
               <w:rPr>
                 <w:lang w:val="en-IN"/>
@@ -6744,9 +7229,17 @@
               <w:rPr>
                 <w:lang w:val="en-IN"/>
               </w:rPr>
-              <w:t xml:space="preserve">(String </w:t>
+              <w:t>(</w:t>
+            </w:r>
+            <w:proofErr w:type="gramEnd"/>
+            <w:r>
+              <w:rPr>
+                <w:lang w:val="en-IN"/>
+              </w:rPr>
+              <w:t xml:space="preserve">String </w:t>
             </w:r>
             <w:proofErr w:type="spellStart"/>
+            <w:proofErr w:type="gramStart"/>
             <w:r>
               <w:rPr>
                 <w:lang w:val="en-IN"/>
@@ -6754,6 +7247,7 @@
               <w:t>stuName,Integer</w:t>
             </w:r>
             <w:proofErr w:type="spellEnd"/>
+            <w:proofErr w:type="gramEnd"/>
             <w:r>
               <w:rPr>
                 <w:lang w:val="en-IN"/>
@@ -6884,7 +7378,21 @@
               <w:rPr>
                 <w:lang w:val="en-IN"/>
               </w:rPr>
-              <w:t xml:space="preserve"> +" your marks percentage is : "+</w:t>
+              <w:t xml:space="preserve"> +" your marks percentage </w:t>
+            </w:r>
+            <w:proofErr w:type="gramStart"/>
+            <w:r>
+              <w:rPr>
+                <w:lang w:val="en-IN"/>
+              </w:rPr>
+              <w:t>is :</w:t>
+            </w:r>
+            <w:proofErr w:type="gramEnd"/>
+            <w:r>
+              <w:rPr>
+                <w:lang w:val="en-IN"/>
+              </w:rPr>
+              <w:t xml:space="preserve"> "+</w:t>
             </w:r>
             <w:proofErr w:type="spellStart"/>
             <w:r>
@@ -7056,6 +7564,7 @@
               <w:t xml:space="preserve"> </w:t>
             </w:r>
             <w:proofErr w:type="spellStart"/>
+            <w:proofErr w:type="gramStart"/>
             <w:r>
               <w:rPr>
                 <w:lang w:val="en-IN"/>
@@ -7067,7 +7576,14 @@
               <w:rPr>
                 <w:lang w:val="en-IN"/>
               </w:rPr>
-              <w:t>(){</w:t>
+              <w:t>(</w:t>
+            </w:r>
+            <w:proofErr w:type="gramEnd"/>
+            <w:r>
+              <w:rPr>
+                <w:lang w:val="en-IN"/>
+              </w:rPr>
+              <w:t>){</w:t>
             </w:r>
             <w:r>
               <w:rPr>
@@ -7107,6 +7623,7 @@
               <w:t xml:space="preserve"> </w:t>
             </w:r>
             <w:proofErr w:type="spellStart"/>
+            <w:proofErr w:type="gramStart"/>
             <w:r>
               <w:rPr>
                 <w:lang w:val="en-IN"/>
@@ -7118,9 +7635,17 @@
               <w:rPr>
                 <w:lang w:val="en-IN"/>
               </w:rPr>
-              <w:t xml:space="preserve">(int </w:t>
+              <w:t>(</w:t>
+            </w:r>
+            <w:proofErr w:type="gramEnd"/>
+            <w:r>
+              <w:rPr>
+                <w:lang w:val="en-IN"/>
+              </w:rPr>
+              <w:t xml:space="preserve">int </w:t>
             </w:r>
             <w:proofErr w:type="spellStart"/>
+            <w:proofErr w:type="gramStart"/>
             <w:r>
               <w:rPr>
                 <w:lang w:val="en-IN"/>
@@ -7134,6 +7659,7 @@
               </w:rPr>
               <w:t>){</w:t>
             </w:r>
+            <w:proofErr w:type="gramEnd"/>
             <w:r>
               <w:rPr>
                 <w:lang w:val="en-IN"/>
@@ -7182,7 +7708,21 @@
         <w:rPr>
           <w:lang w:val="en-IN"/>
         </w:rPr>
-        <w:t xml:space="preserve">But still I want to use same method multiple times, then what to do? </w:t>
+        <w:t xml:space="preserve">But </w:t>
+      </w:r>
+      <w:proofErr w:type="gramStart"/>
+      <w:r>
+        <w:rPr>
+          <w:lang w:val="en-IN"/>
+        </w:rPr>
+        <w:t>still</w:t>
+      </w:r>
+      <w:proofErr w:type="gramEnd"/>
+      <w:r>
+        <w:rPr>
+          <w:lang w:val="en-IN"/>
+        </w:rPr>
+        <w:t xml:space="preserve"> I want to use same method multiple times, then what to do? </w:t>
       </w:r>
     </w:p>
     <w:p>
@@ -7256,7 +7796,21 @@
         <w:rPr>
           <w:lang w:val="en-IN"/>
         </w:rPr>
-        <w:t>When we are working Method overloading we need to consider below points.</w:t>
+        <w:t xml:space="preserve">When we are working Method </w:t>
+      </w:r>
+      <w:proofErr w:type="gramStart"/>
+      <w:r>
+        <w:rPr>
+          <w:lang w:val="en-IN"/>
+        </w:rPr>
+        <w:t>overloading</w:t>
+      </w:r>
+      <w:proofErr w:type="gramEnd"/>
+      <w:r>
+        <w:rPr>
+          <w:lang w:val="en-IN"/>
+        </w:rPr>
+        <w:t xml:space="preserve"> we need to consider below points.</w:t>
       </w:r>
     </w:p>
     <w:p>
@@ -7358,6 +7912,7 @@
         <w:t xml:space="preserve"> use same method, but with </w:t>
       </w:r>
       <w:proofErr w:type="spellStart"/>
+      <w:proofErr w:type="gramStart"/>
       <w:r>
         <w:rPr>
           <w:lang w:val="en-IN"/>
@@ -7365,6 +7920,7 @@
         <w:t>no:of</w:t>
       </w:r>
       <w:proofErr w:type="spellEnd"/>
+      <w:proofErr w:type="gramEnd"/>
       <w:r>
         <w:rPr>
           <w:lang w:val="en-IN"/>
@@ -7418,6 +7974,7 @@
         </w:rPr>
         <w:t xml:space="preserve"> should be different</w:t>
       </w:r>
+      <w:proofErr w:type="gramStart"/>
       <w:r>
         <w:rPr>
           <w:lang w:val="en-IN"/>
@@ -7434,7 +7991,14 @@
         <w:rPr>
           <w:lang w:val="en-IN"/>
         </w:rPr>
-        <w:t xml:space="preserve">. </w:t>
+        <w:t>.</w:t>
+      </w:r>
+      <w:proofErr w:type="gramEnd"/>
+      <w:r>
+        <w:rPr>
+          <w:lang w:val="en-IN"/>
+        </w:rPr>
+        <w:t xml:space="preserve"> </w:t>
       </w:r>
       <w:r>
         <w:rPr>
@@ -7590,8 +8154,16 @@
               <w:rPr>
                 <w:lang w:val="en-IN"/>
               </w:rPr>
-              <w:t>void m1(){</w:t>
-            </w:r>
+              <w:t>void m1</w:t>
+            </w:r>
+            <w:proofErr w:type="gramStart"/>
+            <w:r>
+              <w:rPr>
+                <w:lang w:val="en-IN"/>
+              </w:rPr>
+              <w:t>(){</w:t>
+            </w:r>
+            <w:proofErr w:type="gramEnd"/>
             <w:r>
               <w:rPr>
                 <w:lang w:val="en-IN"/>
@@ -7616,8 +8188,16 @@
                 <w:lang w:val="en-IN"/>
               </w:rPr>
               <w:br/>
-              <w:t>void m1(int a, int b){</w:t>
-            </w:r>
+              <w:t xml:space="preserve">void m1(int a, int </w:t>
+            </w:r>
+            <w:proofErr w:type="gramStart"/>
+            <w:r>
+              <w:rPr>
+                <w:lang w:val="en-IN"/>
+              </w:rPr>
+              <w:t>b){</w:t>
+            </w:r>
+            <w:proofErr w:type="gramEnd"/>
             <w:r>
               <w:rPr>
                 <w:lang w:val="en-IN"/>
@@ -7642,8 +8222,16 @@
                 <w:lang w:val="en-IN"/>
               </w:rPr>
               <w:br/>
-              <w:t>void m1(int a){</w:t>
-            </w:r>
+              <w:t xml:space="preserve">void m1(int </w:t>
+            </w:r>
+            <w:proofErr w:type="gramStart"/>
+            <w:r>
+              <w:rPr>
+                <w:lang w:val="en-IN"/>
+              </w:rPr>
+              <w:t>a){</w:t>
+            </w:r>
+            <w:proofErr w:type="gramEnd"/>
             <w:r>
               <w:rPr>
                 <w:lang w:val="en-IN"/>
@@ -7680,8 +8268,16 @@
               <w:rPr>
                 <w:lang w:val="en-IN"/>
               </w:rPr>
-              <w:t>void m1(){</w:t>
-            </w:r>
+              <w:t>void m1</w:t>
+            </w:r>
+            <w:proofErr w:type="gramStart"/>
+            <w:r>
+              <w:rPr>
+                <w:lang w:val="en-IN"/>
+              </w:rPr>
+              <w:t>(){</w:t>
+            </w:r>
+            <w:proofErr w:type="gramEnd"/>
             <w:r>
               <w:rPr>
                 <w:lang w:val="en-IN"/>
@@ -7706,8 +8302,16 @@
                 <w:lang w:val="en-IN"/>
               </w:rPr>
               <w:br/>
-              <w:t>void m1(int a){</w:t>
-            </w:r>
+              <w:t xml:space="preserve">void m1(int </w:t>
+            </w:r>
+            <w:proofErr w:type="gramStart"/>
+            <w:r>
+              <w:rPr>
+                <w:lang w:val="en-IN"/>
+              </w:rPr>
+              <w:t>a){</w:t>
+            </w:r>
+            <w:proofErr w:type="gramEnd"/>
             <w:r>
               <w:rPr>
                 <w:lang w:val="en-IN"/>
@@ -7732,8 +8336,16 @@
                 <w:lang w:val="en-IN"/>
               </w:rPr>
               <w:br/>
-              <w:t>void m1(String a){</w:t>
-            </w:r>
+              <w:t xml:space="preserve">void m1(String </w:t>
+            </w:r>
+            <w:proofErr w:type="gramStart"/>
+            <w:r>
+              <w:rPr>
+                <w:lang w:val="en-IN"/>
+              </w:rPr>
+              <w:t>a){</w:t>
+            </w:r>
+            <w:proofErr w:type="gramEnd"/>
             <w:r>
               <w:rPr>
                 <w:lang w:val="en-IN"/>
@@ -7770,8 +8382,16 @@
               <w:rPr>
                 <w:lang w:val="en-IN"/>
               </w:rPr>
-              <w:t>void m1(){</w:t>
-            </w:r>
+              <w:t>void m1</w:t>
+            </w:r>
+            <w:proofErr w:type="gramStart"/>
+            <w:r>
+              <w:rPr>
+                <w:lang w:val="en-IN"/>
+              </w:rPr>
+              <w:t>(){</w:t>
+            </w:r>
+            <w:proofErr w:type="gramEnd"/>
             <w:r>
               <w:rPr>
                 <w:lang w:val="en-IN"/>
@@ -7796,8 +8416,16 @@
                 <w:lang w:val="en-IN"/>
               </w:rPr>
               <w:br/>
-              <w:t>void m1(int a, String b){</w:t>
-            </w:r>
+              <w:t xml:space="preserve">void m1(int a, String </w:t>
+            </w:r>
+            <w:proofErr w:type="gramStart"/>
+            <w:r>
+              <w:rPr>
+                <w:lang w:val="en-IN"/>
+              </w:rPr>
+              <w:t>b){</w:t>
+            </w:r>
+            <w:proofErr w:type="gramEnd"/>
             <w:r>
               <w:rPr>
                 <w:lang w:val="en-IN"/>
@@ -7822,8 +8450,16 @@
                 <w:lang w:val="en-IN"/>
               </w:rPr>
               <w:br/>
-              <w:t>void m1(String a, int b){</w:t>
-            </w:r>
+              <w:t xml:space="preserve">void m1(String a, int </w:t>
+            </w:r>
+            <w:proofErr w:type="gramStart"/>
+            <w:r>
+              <w:rPr>
+                <w:lang w:val="en-IN"/>
+              </w:rPr>
+              <w:t>b){</w:t>
+            </w:r>
+            <w:proofErr w:type="gramEnd"/>
             <w:r>
               <w:rPr>
                 <w:lang w:val="en-IN"/>
@@ -7867,7 +8503,21 @@
         <w:rPr>
           <w:lang w:val="en-IN"/>
         </w:rPr>
-        <w:t xml:space="preserve">No: of parameters are same  = </w:t>
+        <w:t xml:space="preserve">No: of parameters are </w:t>
+      </w:r>
+      <w:proofErr w:type="gramStart"/>
+      <w:r>
+        <w:rPr>
+          <w:lang w:val="en-IN"/>
+        </w:rPr>
+        <w:t>same  =</w:t>
+      </w:r>
+      <w:proofErr w:type="gramEnd"/>
+      <w:r>
+        <w:rPr>
+          <w:lang w:val="en-IN"/>
+        </w:rPr>
+        <w:t xml:space="preserve"> </w:t>
       </w:r>
       <w:r>
         <w:rPr>
@@ -7890,6 +8540,7 @@
         </w:rPr>
       </w:pPr>
       <w:proofErr w:type="spellStart"/>
+      <w:proofErr w:type="gramStart"/>
       <w:r>
         <w:rPr>
           <w:lang w:val="en-IN"/>
@@ -7897,6 +8548,7 @@
         <w:t>No:of</w:t>
       </w:r>
       <w:proofErr w:type="spellEnd"/>
+      <w:proofErr w:type="gramEnd"/>
       <w:r>
         <w:rPr>
           <w:lang w:val="en-IN"/>
@@ -8016,12 +8668,14 @@
         </w:rPr>
         <w:t xml:space="preserve">Method </w:t>
       </w:r>
+      <w:proofErr w:type="gramStart"/>
       <w:r>
         <w:rPr>
           <w:lang w:val="en-IN"/>
         </w:rPr>
         <w:t>return</w:t>
       </w:r>
+      <w:proofErr w:type="gramEnd"/>
       <w:r>
         <w:rPr>
           <w:lang w:val="en-IN"/>
@@ -8101,7 +8755,21 @@
         <w:rPr>
           <w:lang w:val="en-IN"/>
         </w:rPr>
-        <w:t>Method return type is not involved in method signature.</w:t>
+        <w:t xml:space="preserve">Method </w:t>
+      </w:r>
+      <w:proofErr w:type="gramStart"/>
+      <w:r>
+        <w:rPr>
+          <w:lang w:val="en-IN"/>
+        </w:rPr>
+        <w:t>return</w:t>
+      </w:r>
+      <w:proofErr w:type="gramEnd"/>
+      <w:r>
+        <w:rPr>
+          <w:lang w:val="en-IN"/>
+        </w:rPr>
+        <w:t xml:space="preserve"> type is not involved in method signature.</w:t>
       </w:r>
     </w:p>
     <w:tbl>
@@ -8137,7 +8805,17 @@
                 <w:highlight w:val="yellow"/>
                 <w:lang w:val="en-IN"/>
               </w:rPr>
-              <w:t>m1(int a, String b</w:t>
+              <w:t xml:space="preserve">m1(int a, String </w:t>
+            </w:r>
+            <w:proofErr w:type="gramStart"/>
+            <w:r>
+              <w:rPr>
+                <w:b/>
+                <w:bCs/>
+                <w:highlight w:val="yellow"/>
+                <w:lang w:val="en-IN"/>
+              </w:rPr>
+              <w:t>b</w:t>
             </w:r>
             <w:r>
               <w:rPr>
@@ -8145,6 +8823,7 @@
               </w:rPr>
               <w:t>){</w:t>
             </w:r>
+            <w:proofErr w:type="gramEnd"/>
             <w:r>
               <w:rPr>
                 <w:lang w:val="en-IN"/>
@@ -8182,7 +8861,21 @@
         <w:rPr>
           <w:lang w:val="en-IN"/>
         </w:rPr>
-        <w:t>Here m1( )method and int,</w:t>
+        <w:t>Here m</w:t>
+      </w:r>
+      <w:proofErr w:type="gramStart"/>
+      <w:r>
+        <w:rPr>
+          <w:lang w:val="en-IN"/>
+        </w:rPr>
+        <w:t>1( )</w:t>
+      </w:r>
+      <w:proofErr w:type="gramEnd"/>
+      <w:r>
+        <w:rPr>
+          <w:lang w:val="en-IN"/>
+        </w:rPr>
+        <w:t>method and int,</w:t>
       </w:r>
       <w:r>
         <w:rPr>
@@ -8232,7 +8925,25 @@
           <w:bCs/>
           <w:lang w:val="en-IN"/>
         </w:rPr>
-        <w:t>Method overloading always works with method signature only, it will not worry about method return types.</w:t>
+        <w:t xml:space="preserve">Method overloading always works with method signature </w:t>
+      </w:r>
+      <w:proofErr w:type="gramStart"/>
+      <w:r>
+        <w:rPr>
+          <w:b/>
+          <w:bCs/>
+          <w:lang w:val="en-IN"/>
+        </w:rPr>
+        <w:t>only,</w:t>
+      </w:r>
+      <w:proofErr w:type="gramEnd"/>
+      <w:r>
+        <w:rPr>
+          <w:b/>
+          <w:bCs/>
+          <w:lang w:val="en-IN"/>
+        </w:rPr>
+        <w:t xml:space="preserve"> it will not worry about method return types.</w:t>
       </w:r>
     </w:p>
     <w:p>
@@ -8660,8 +9371,18 @@
                 <w:bCs/>
                 <w:lang w:val="en-IN"/>
               </w:rPr>
-              <w:t>public Calculator(){</w:t>
-            </w:r>
+              <w:t xml:space="preserve">public </w:t>
+            </w:r>
+            <w:proofErr w:type="gramStart"/>
+            <w:r>
+              <w:rPr>
+                <w:b/>
+                <w:bCs/>
+                <w:lang w:val="en-IN"/>
+              </w:rPr>
+              <w:t>Calculator(){</w:t>
+            </w:r>
+            <w:proofErr w:type="gramEnd"/>
             <w:r>
               <w:rPr>
                 <w:lang w:val="en-IN"/>
@@ -8695,15 +9416,37 @@
               <w:rPr>
                 <w:lang w:val="en-IN"/>
               </w:rPr>
-              <w:t>("This is Calculator class constructor..!");</w:t>
-            </w:r>
-            <w:r>
-              <w:rPr>
-                <w:lang w:val="en-IN"/>
-              </w:rPr>
-              <w:br/>
-              <w:t xml:space="preserve">    }</w:t>
-            </w:r>
+              <w:t xml:space="preserve">("This is Calculator class </w:t>
+            </w:r>
+            <w:proofErr w:type="gramStart"/>
+            <w:r>
+              <w:rPr>
+                <w:lang w:val="en-IN"/>
+              </w:rPr>
+              <w:t>constructor..!</w:t>
+            </w:r>
+            <w:proofErr w:type="gramEnd"/>
+            <w:r>
+              <w:rPr>
+                <w:lang w:val="en-IN"/>
+              </w:rPr>
+              <w:t>");</w:t>
+            </w:r>
+            <w:r>
+              <w:rPr>
+                <w:lang w:val="en-IN"/>
+              </w:rPr>
+              <w:br/>
+              <w:t xml:space="preserve">  </w:t>
+            </w:r>
+            <w:proofErr w:type="gramStart"/>
+            <w:r>
+              <w:rPr>
+                <w:lang w:val="en-IN"/>
+              </w:rPr>
+              <w:t xml:space="preserve">  }</w:t>
+            </w:r>
+            <w:proofErr w:type="gramEnd"/>
             <w:r>
               <w:rPr>
                 <w:lang w:val="en-IN"/>
@@ -8771,6 +9514,7 @@
               </w:rPr>
               <w:t xml:space="preserve"> </w:t>
             </w:r>
+            <w:proofErr w:type="gramStart"/>
             <w:r>
               <w:rPr>
                 <w:b/>
@@ -8779,6 +9523,7 @@
               </w:rPr>
               <w:t>Calculator(){</w:t>
             </w:r>
+            <w:proofErr w:type="gramEnd"/>
             <w:r>
               <w:rPr>
                 <w:lang w:val="en-IN"/>
@@ -8812,15 +9557,37 @@
               <w:rPr>
                 <w:lang w:val="en-IN"/>
               </w:rPr>
-              <w:t>("This is Calculator class constructor..!");</w:t>
-            </w:r>
-            <w:r>
-              <w:rPr>
-                <w:lang w:val="en-IN"/>
-              </w:rPr>
-              <w:br/>
-              <w:t xml:space="preserve">    }</w:t>
-            </w:r>
+              <w:t xml:space="preserve">("This is Calculator class </w:t>
+            </w:r>
+            <w:proofErr w:type="gramStart"/>
+            <w:r>
+              <w:rPr>
+                <w:lang w:val="en-IN"/>
+              </w:rPr>
+              <w:t>constructor..!</w:t>
+            </w:r>
+            <w:proofErr w:type="gramEnd"/>
+            <w:r>
+              <w:rPr>
+                <w:lang w:val="en-IN"/>
+              </w:rPr>
+              <w:t>");</w:t>
+            </w:r>
+            <w:r>
+              <w:rPr>
+                <w:lang w:val="en-IN"/>
+              </w:rPr>
+              <w:br/>
+              <w:t xml:space="preserve">  </w:t>
+            </w:r>
+            <w:proofErr w:type="gramStart"/>
+            <w:r>
+              <w:rPr>
+                <w:lang w:val="en-IN"/>
+              </w:rPr>
+              <w:t xml:space="preserve">  }</w:t>
+            </w:r>
+            <w:proofErr w:type="gramEnd"/>
             <w:r>
               <w:rPr>
                 <w:lang w:val="en-IN"/>
@@ -8869,7 +9636,21 @@
         <w:rPr>
           <w:lang w:val="en-IN"/>
         </w:rPr>
-        <w:t>Constructor will be called only one time when we created object to a class, but once object is created by using that object reference we can call that method N number of times.</w:t>
+        <w:t xml:space="preserve">Constructor will be called only one time when we created object to a class, but once object is created by using that object </w:t>
+      </w:r>
+      <w:proofErr w:type="gramStart"/>
+      <w:r>
+        <w:rPr>
+          <w:lang w:val="en-IN"/>
+        </w:rPr>
+        <w:t>reference</w:t>
+      </w:r>
+      <w:proofErr w:type="gramEnd"/>
+      <w:r>
+        <w:rPr>
+          <w:lang w:val="en-IN"/>
+        </w:rPr>
+        <w:t xml:space="preserve"> we can call that method N number of times.</w:t>
       </w:r>
     </w:p>
     <w:tbl>
@@ -8920,6 +9701,7 @@
               <w:br/>
               <w:t xml:space="preserve">    public </w:t>
             </w:r>
+            <w:proofErr w:type="gramStart"/>
             <w:r>
               <w:rPr>
                 <w:b/>
@@ -8934,6 +9716,7 @@
               </w:rPr>
               <w:t>{</w:t>
             </w:r>
+            <w:proofErr w:type="gramEnd"/>
             <w:r>
               <w:rPr>
                 <w:lang w:val="en-IN"/>
@@ -8967,22 +9750,52 @@
               <w:rPr>
                 <w:lang w:val="en-IN"/>
               </w:rPr>
-              <w:t>("This is Calculator class constructor..!");</w:t>
-            </w:r>
-            <w:r>
-              <w:rPr>
-                <w:lang w:val="en-IN"/>
-              </w:rPr>
-              <w:br/>
-              <w:t xml:space="preserve">    }</w:t>
-            </w:r>
-            <w:r>
-              <w:rPr>
-                <w:lang w:val="en-IN"/>
-              </w:rPr>
-              <w:br/>
-              <w:t xml:space="preserve">    void m1(){</w:t>
-            </w:r>
+              <w:t xml:space="preserve">("This is Calculator class </w:t>
+            </w:r>
+            <w:proofErr w:type="gramStart"/>
+            <w:r>
+              <w:rPr>
+                <w:lang w:val="en-IN"/>
+              </w:rPr>
+              <w:t>constructor..!</w:t>
+            </w:r>
+            <w:proofErr w:type="gramEnd"/>
+            <w:r>
+              <w:rPr>
+                <w:lang w:val="en-IN"/>
+              </w:rPr>
+              <w:t>");</w:t>
+            </w:r>
+            <w:r>
+              <w:rPr>
+                <w:lang w:val="en-IN"/>
+              </w:rPr>
+              <w:br/>
+              <w:t xml:space="preserve">  </w:t>
+            </w:r>
+            <w:proofErr w:type="gramStart"/>
+            <w:r>
+              <w:rPr>
+                <w:lang w:val="en-IN"/>
+              </w:rPr>
+              <w:t xml:space="preserve">  }</w:t>
+            </w:r>
+            <w:proofErr w:type="gramEnd"/>
+            <w:r>
+              <w:rPr>
+                <w:lang w:val="en-IN"/>
+              </w:rPr>
+              <w:br/>
+              <w:t xml:space="preserve">    void m1</w:t>
+            </w:r>
+            <w:proofErr w:type="gramStart"/>
+            <w:r>
+              <w:rPr>
+                <w:lang w:val="en-IN"/>
+              </w:rPr>
+              <w:t>(){</w:t>
+            </w:r>
+            <w:proofErr w:type="gramEnd"/>
             <w:r>
               <w:rPr>
                 <w:lang w:val="en-IN"/>
@@ -9016,15 +9829,37 @@
               <w:rPr>
                 <w:lang w:val="en-IN"/>
               </w:rPr>
-              <w:t>("I am method..!");</w:t>
-            </w:r>
-            <w:r>
-              <w:rPr>
-                <w:lang w:val="en-IN"/>
-              </w:rPr>
-              <w:br/>
-              <w:t xml:space="preserve">    }</w:t>
-            </w:r>
+              <w:t xml:space="preserve">("I am </w:t>
+            </w:r>
+            <w:proofErr w:type="gramStart"/>
+            <w:r>
+              <w:rPr>
+                <w:lang w:val="en-IN"/>
+              </w:rPr>
+              <w:t>method..!</w:t>
+            </w:r>
+            <w:proofErr w:type="gramEnd"/>
+            <w:r>
+              <w:rPr>
+                <w:lang w:val="en-IN"/>
+              </w:rPr>
+              <w:t>");</w:t>
+            </w:r>
+            <w:r>
+              <w:rPr>
+                <w:lang w:val="en-IN"/>
+              </w:rPr>
+              <w:br/>
+              <w:t xml:space="preserve">  </w:t>
+            </w:r>
+            <w:proofErr w:type="gramStart"/>
+            <w:r>
+              <w:rPr>
+                <w:lang w:val="en-IN"/>
+              </w:rPr>
+              <w:t xml:space="preserve">  }</w:t>
+            </w:r>
+            <w:proofErr w:type="gramEnd"/>
             <w:r>
               <w:rPr>
                 <w:lang w:val="en-IN"/>
@@ -9062,7 +9897,21 @@
                 <w:lang w:val="en-IN"/>
               </w:rPr>
               <w:br/>
-              <w:t xml:space="preserve">    public static void main(String[] </w:t>
+              <w:t xml:space="preserve">    public static void </w:t>
+            </w:r>
+            <w:proofErr w:type="gramStart"/>
+            <w:r>
+              <w:rPr>
+                <w:lang w:val="en-IN"/>
+              </w:rPr>
+              <w:t>main(String[</w:t>
+            </w:r>
+            <w:proofErr w:type="gramEnd"/>
+            <w:r>
+              <w:rPr>
+                <w:lang w:val="en-IN"/>
+              </w:rPr>
+              <w:t xml:space="preserve">] </w:t>
             </w:r>
             <w:proofErr w:type="spellStart"/>
             <w:r>
@@ -9085,13 +9934,23 @@
               <w:br/>
               <w:t xml:space="preserve">        Calculator c1 = new </w:t>
             </w:r>
+            <w:proofErr w:type="gramStart"/>
             <w:r>
               <w:rPr>
                 <w:b/>
                 <w:bCs/>
                 <w:lang w:val="en-IN"/>
               </w:rPr>
-              <w:t>Calculator();</w:t>
+              <w:t>Calculator(</w:t>
+            </w:r>
+            <w:proofErr w:type="gramEnd"/>
+            <w:r>
+              <w:rPr>
+                <w:b/>
+                <w:bCs/>
+                <w:lang w:val="en-IN"/>
+              </w:rPr>
+              <w:t>);</w:t>
             </w:r>
             <w:r>
               <w:rPr>
@@ -9119,8 +9978,16 @@
                 <w:lang w:val="en-IN"/>
               </w:rPr>
               <w:br/>
-              <w:t xml:space="preserve">    }</w:t>
-            </w:r>
+              <w:t xml:space="preserve">  </w:t>
+            </w:r>
+            <w:proofErr w:type="gramStart"/>
+            <w:r>
+              <w:rPr>
+                <w:lang w:val="en-IN"/>
+              </w:rPr>
+              <w:t xml:space="preserve">  }</w:t>
+            </w:r>
+            <w:proofErr w:type="gramEnd"/>
             <w:r>
               <w:rPr>
                 <w:lang w:val="en-IN"/>
@@ -9163,8 +10030,18 @@
           <w:lang w:val="en-IN"/>
         </w:rPr>
         <w:lastRenderedPageBreak/>
-        <w:t>Types of Constructor</w:t>
-      </w:r>
+        <w:t xml:space="preserve">Types of </w:t>
+      </w:r>
+      <w:proofErr w:type="gramStart"/>
+      <w:r>
+        <w:rPr>
+          <w:b/>
+          <w:bCs/>
+          <w:lang w:val="en-IN"/>
+        </w:rPr>
+        <w:t>Constructor</w:t>
+      </w:r>
+      <w:proofErr w:type="gramEnd"/>
       <w:r>
         <w:rPr>
           <w:b/>
@@ -9489,7 +10366,25 @@
           <w:bCs/>
           <w:lang w:val="en-IN"/>
         </w:rPr>
-        <w:t>By default constructor will be added at compile time.</w:t>
+        <w:t xml:space="preserve">By </w:t>
+      </w:r>
+      <w:proofErr w:type="gramStart"/>
+      <w:r>
+        <w:rPr>
+          <w:b/>
+          <w:bCs/>
+          <w:lang w:val="en-IN"/>
+        </w:rPr>
+        <w:t>default</w:t>
+      </w:r>
+      <w:proofErr w:type="gramEnd"/>
+      <w:r>
+        <w:rPr>
+          <w:b/>
+          <w:bCs/>
+          <w:lang w:val="en-IN"/>
+        </w:rPr>
+        <w:t xml:space="preserve"> constructor will be added at compile time.</w:t>
       </w:r>
       <w:r>
         <w:rPr>
@@ -9716,7 +10611,25 @@
                 <w:lang w:val="en-IN"/>
               </w:rPr>
               <w:br/>
-              <w:t xml:space="preserve">    public Calculator() {</w:t>
+              <w:t xml:space="preserve">    public </w:t>
+            </w:r>
+            <w:proofErr w:type="gramStart"/>
+            <w:r>
+              <w:rPr>
+                <w:sz w:val="16"/>
+                <w:szCs w:val="16"/>
+                <w:lang w:val="en-IN"/>
+              </w:rPr>
+              <w:t>Calculator(</w:t>
+            </w:r>
+            <w:proofErr w:type="gramEnd"/>
+            <w:r>
+              <w:rPr>
+                <w:sz w:val="16"/>
+                <w:szCs w:val="16"/>
+                <w:lang w:val="en-IN"/>
+              </w:rPr>
+              <w:t>) {</w:t>
             </w:r>
             <w:r>
               <w:rPr>
@@ -9770,16 +10683,44 @@
                 <w:lang w:val="en-IN"/>
               </w:rPr>
               <w:br/>
-              <w:t xml:space="preserve">    }</w:t>
-            </w:r>
-            <w:r>
-              <w:rPr>
-                <w:sz w:val="16"/>
-                <w:szCs w:val="16"/>
-                <w:lang w:val="en-IN"/>
-              </w:rPr>
-              <w:br/>
-              <w:t xml:space="preserve">    public Calculator(String </w:t>
+              <w:t xml:space="preserve">  </w:t>
+            </w:r>
+            <w:proofErr w:type="gramStart"/>
+            <w:r>
+              <w:rPr>
+                <w:sz w:val="16"/>
+                <w:szCs w:val="16"/>
+                <w:lang w:val="en-IN"/>
+              </w:rPr>
+              <w:t xml:space="preserve">  }</w:t>
+            </w:r>
+            <w:proofErr w:type="gramEnd"/>
+            <w:r>
+              <w:rPr>
+                <w:sz w:val="16"/>
+                <w:szCs w:val="16"/>
+                <w:lang w:val="en-IN"/>
+              </w:rPr>
+              <w:br/>
+              <w:t xml:space="preserve">    public </w:t>
+            </w:r>
+            <w:proofErr w:type="gramStart"/>
+            <w:r>
+              <w:rPr>
+                <w:sz w:val="16"/>
+                <w:szCs w:val="16"/>
+                <w:lang w:val="en-IN"/>
+              </w:rPr>
+              <w:t>Calculator(</w:t>
+            </w:r>
+            <w:proofErr w:type="gramEnd"/>
+            <w:r>
+              <w:rPr>
+                <w:sz w:val="16"/>
+                <w:szCs w:val="16"/>
+                <w:lang w:val="en-IN"/>
+              </w:rPr>
+              <w:t xml:space="preserve">String </w:t>
             </w:r>
             <w:proofErr w:type="spellStart"/>
             <w:r>
@@ -9842,7 +10783,25 @@
                 <w:szCs w:val="16"/>
                 <w:lang w:val="en-IN"/>
               </w:rPr>
-              <w:t xml:space="preserve">("Hi..: " + </w:t>
+              <w:t>("</w:t>
+            </w:r>
+            <w:proofErr w:type="gramStart"/>
+            <w:r>
+              <w:rPr>
+                <w:sz w:val="16"/>
+                <w:szCs w:val="16"/>
+                <w:lang w:val="en-IN"/>
+              </w:rPr>
+              <w:t>Hi..</w:t>
+            </w:r>
+            <w:proofErr w:type="gramEnd"/>
+            <w:r>
+              <w:rPr>
+                <w:sz w:val="16"/>
+                <w:szCs w:val="16"/>
+                <w:lang w:val="en-IN"/>
+              </w:rPr>
+              <w:t xml:space="preserve">: " + </w:t>
             </w:r>
             <w:proofErr w:type="spellStart"/>
             <w:r>
@@ -9869,16 +10828,44 @@
                 <w:lang w:val="en-IN"/>
               </w:rPr>
               <w:br/>
-              <w:t xml:space="preserve">    }</w:t>
-            </w:r>
-            <w:r>
-              <w:rPr>
-                <w:sz w:val="16"/>
-                <w:szCs w:val="16"/>
-                <w:lang w:val="en-IN"/>
-              </w:rPr>
-              <w:br/>
-              <w:t xml:space="preserve">    public Calculator(String </w:t>
+              <w:t xml:space="preserve">  </w:t>
+            </w:r>
+            <w:proofErr w:type="gramStart"/>
+            <w:r>
+              <w:rPr>
+                <w:sz w:val="16"/>
+                <w:szCs w:val="16"/>
+                <w:lang w:val="en-IN"/>
+              </w:rPr>
+              <w:t xml:space="preserve">  }</w:t>
+            </w:r>
+            <w:proofErr w:type="gramEnd"/>
+            <w:r>
+              <w:rPr>
+                <w:sz w:val="16"/>
+                <w:szCs w:val="16"/>
+                <w:lang w:val="en-IN"/>
+              </w:rPr>
+              <w:br/>
+              <w:t xml:space="preserve">    public </w:t>
+            </w:r>
+            <w:proofErr w:type="gramStart"/>
+            <w:r>
+              <w:rPr>
+                <w:sz w:val="16"/>
+                <w:szCs w:val="16"/>
+                <w:lang w:val="en-IN"/>
+              </w:rPr>
+              <w:t>Calculator(</w:t>
+            </w:r>
+            <w:proofErr w:type="gramEnd"/>
+            <w:r>
+              <w:rPr>
+                <w:sz w:val="16"/>
+                <w:szCs w:val="16"/>
+                <w:lang w:val="en-IN"/>
+              </w:rPr>
+              <w:t xml:space="preserve">String </w:t>
             </w:r>
             <w:proofErr w:type="spellStart"/>
             <w:r>
@@ -9959,7 +10946,25 @@
                 <w:szCs w:val="16"/>
                 <w:lang w:val="en-IN"/>
               </w:rPr>
-              <w:t xml:space="preserve">("Hi..: " + </w:t>
+              <w:t>("</w:t>
+            </w:r>
+            <w:proofErr w:type="gramStart"/>
+            <w:r>
+              <w:rPr>
+                <w:sz w:val="16"/>
+                <w:szCs w:val="16"/>
+                <w:lang w:val="en-IN"/>
+              </w:rPr>
+              <w:t>Hi..</w:t>
+            </w:r>
+            <w:proofErr w:type="gramEnd"/>
+            <w:r>
+              <w:rPr>
+                <w:sz w:val="16"/>
+                <w:szCs w:val="16"/>
+                <w:lang w:val="en-IN"/>
+              </w:rPr>
+              <w:t xml:space="preserve">: " + </w:t>
             </w:r>
             <w:proofErr w:type="spellStart"/>
             <w:r>
@@ -9977,7 +10982,25 @@
                 <w:szCs w:val="16"/>
                 <w:lang w:val="en-IN"/>
               </w:rPr>
-              <w:t xml:space="preserve"> + ", your college is : " + </w:t>
+              <w:t xml:space="preserve"> + ", your college </w:t>
+            </w:r>
+            <w:proofErr w:type="gramStart"/>
+            <w:r>
+              <w:rPr>
+                <w:sz w:val="16"/>
+                <w:szCs w:val="16"/>
+                <w:lang w:val="en-IN"/>
+              </w:rPr>
+              <w:t>is :</w:t>
+            </w:r>
+            <w:proofErr w:type="gramEnd"/>
+            <w:r>
+              <w:rPr>
+                <w:sz w:val="16"/>
+                <w:szCs w:val="16"/>
+                <w:lang w:val="en-IN"/>
+              </w:rPr>
+              <w:t xml:space="preserve"> " + </w:t>
             </w:r>
             <w:proofErr w:type="spellStart"/>
             <w:r>
@@ -10004,8 +11027,18 @@
                 <w:lang w:val="en-IN"/>
               </w:rPr>
               <w:br/>
-              <w:t xml:space="preserve">    }</w:t>
-            </w:r>
+              <w:t xml:space="preserve">  </w:t>
+            </w:r>
+            <w:proofErr w:type="gramStart"/>
+            <w:r>
+              <w:rPr>
+                <w:sz w:val="16"/>
+                <w:szCs w:val="16"/>
+                <w:lang w:val="en-IN"/>
+              </w:rPr>
+              <w:t xml:space="preserve">  }</w:t>
+            </w:r>
+            <w:proofErr w:type="gramEnd"/>
             <w:r>
               <w:rPr>
                 <w:sz w:val="16"/>
@@ -10044,7 +11077,25 @@
                 <w:lang w:val="en-IN"/>
               </w:rPr>
               <w:br/>
-              <w:t xml:space="preserve">    public static void main(String[] </w:t>
+              <w:t xml:space="preserve">    public static void </w:t>
+            </w:r>
+            <w:proofErr w:type="gramStart"/>
+            <w:r>
+              <w:rPr>
+                <w:sz w:val="16"/>
+                <w:szCs w:val="16"/>
+                <w:lang w:val="en-IN"/>
+              </w:rPr>
+              <w:t>main(String[</w:t>
+            </w:r>
+            <w:proofErr w:type="gramEnd"/>
+            <w:r>
+              <w:rPr>
+                <w:sz w:val="16"/>
+                <w:szCs w:val="16"/>
+                <w:lang w:val="en-IN"/>
+              </w:rPr>
+              <w:t xml:space="preserve">] </w:t>
             </w:r>
             <w:proofErr w:type="spellStart"/>
             <w:r>
@@ -10071,17 +11122,45 @@
                 <w:lang w:val="en-IN"/>
               </w:rPr>
               <w:br/>
-              <w:t xml:space="preserve">      new Calculator("Kamal", "Nova");</w:t>
-            </w:r>
-            <w:r>
-              <w:rPr>
-                <w:sz w:val="16"/>
-                <w:szCs w:val="16"/>
-                <w:lang w:val="en-IN"/>
-              </w:rPr>
-              <w:br/>
-              <w:t xml:space="preserve">    }</w:t>
-            </w:r>
+              <w:t xml:space="preserve">      new </w:t>
+            </w:r>
+            <w:proofErr w:type="gramStart"/>
+            <w:r>
+              <w:rPr>
+                <w:sz w:val="16"/>
+                <w:szCs w:val="16"/>
+                <w:lang w:val="en-IN"/>
+              </w:rPr>
+              <w:t>Calculator(</w:t>
+            </w:r>
+            <w:proofErr w:type="gramEnd"/>
+            <w:r>
+              <w:rPr>
+                <w:sz w:val="16"/>
+                <w:szCs w:val="16"/>
+                <w:lang w:val="en-IN"/>
+              </w:rPr>
+              <w:t>"Kamal", "Nova");</w:t>
+            </w:r>
+            <w:r>
+              <w:rPr>
+                <w:sz w:val="16"/>
+                <w:szCs w:val="16"/>
+                <w:lang w:val="en-IN"/>
+              </w:rPr>
+              <w:br/>
+              <w:t xml:space="preserve">  </w:t>
+            </w:r>
+            <w:proofErr w:type="gramStart"/>
+            <w:r>
+              <w:rPr>
+                <w:sz w:val="16"/>
+                <w:szCs w:val="16"/>
+                <w:lang w:val="en-IN"/>
+              </w:rPr>
+              <w:t xml:space="preserve">  }</w:t>
+            </w:r>
+            <w:proofErr w:type="gramEnd"/>
             <w:r>
               <w:rPr>
                 <w:sz w:val="16"/>
@@ -10187,8 +11266,9 @@
           <w:highlight w:val="yellow"/>
           <w:lang w:val="en-IN"/>
         </w:rPr>
-        <w:t>************************ To initialize instance</w:t>
-      </w:r>
+        <w:t xml:space="preserve">************************ To initialize </w:t>
+      </w:r>
+      <w:proofErr w:type="gramStart"/>
       <w:r>
         <w:rPr>
           <w:b/>
@@ -10196,7 +11276,26 @@
           <w:highlight w:val="yellow"/>
           <w:lang w:val="en-IN"/>
         </w:rPr>
-        <w:t>[class level]</w:t>
+        <w:t>instance</w:t>
+      </w:r>
+      <w:r>
+        <w:rPr>
+          <w:b/>
+          <w:bCs/>
+          <w:highlight w:val="yellow"/>
+          <w:lang w:val="en-IN"/>
+        </w:rPr>
+        <w:t>[</w:t>
+      </w:r>
+      <w:proofErr w:type="gramEnd"/>
+      <w:r>
+        <w:rPr>
+          <w:b/>
+          <w:bCs/>
+          <w:highlight w:val="yellow"/>
+          <w:lang w:val="en-IN"/>
+        </w:rPr>
+        <w:t>class level]</w:t>
       </w:r>
       <w:r>
         <w:rPr>
@@ -10465,25 +11564,25 @@
                 <w:lang w:val="en-IN"/>
               </w:rPr>
               <w:br/>
-              <w:t xml:space="preserve">    public Calculator(Double </w:t>
-            </w:r>
-            <w:proofErr w:type="spellStart"/>
+              <w:t xml:space="preserve">    public </w:t>
+            </w:r>
+            <w:proofErr w:type="gramStart"/>
             <w:r>
               <w:rPr>
                 <w:sz w:val="20"/>
                 <w:szCs w:val="20"/>
                 <w:lang w:val="en-IN"/>
               </w:rPr>
-              <w:t>calPrice</w:t>
-            </w:r>
-            <w:proofErr w:type="spellEnd"/>
+              <w:t>Calculator(</w:t>
+            </w:r>
+            <w:proofErr w:type="gramEnd"/>
             <w:r>
               <w:rPr>
                 <w:sz w:val="20"/>
                 <w:szCs w:val="20"/>
                 <w:lang w:val="en-IN"/>
               </w:rPr>
-              <w:t xml:space="preserve">, String </w:t>
+              <w:t xml:space="preserve">Double </w:t>
             </w:r>
             <w:proofErr w:type="spellStart"/>
             <w:r>
@@ -10492,7 +11591,7 @@
                 <w:szCs w:val="20"/>
                 <w:lang w:val="en-IN"/>
               </w:rPr>
-              <w:t>calName</w:t>
+              <w:t>calPrice</w:t>
             </w:r>
             <w:proofErr w:type="spellEnd"/>
             <w:r>
@@ -10501,107 +11600,139 @@
                 <w:szCs w:val="20"/>
                 <w:lang w:val="en-IN"/>
               </w:rPr>
-              <w:t>) {</w:t>
-            </w:r>
+              <w:t xml:space="preserve">, String </w:t>
+            </w:r>
+            <w:proofErr w:type="spellStart"/>
             <w:r>
               <w:rPr>
                 <w:sz w:val="20"/>
                 <w:szCs w:val="20"/>
                 <w:lang w:val="en-IN"/>
               </w:rPr>
-              <w:br/>
-              <w:t xml:space="preserve">        </w:t>
-            </w:r>
-            <w:proofErr w:type="spellStart"/>
+              <w:t>calName</w:t>
+            </w:r>
+            <w:proofErr w:type="spellEnd"/>
             <w:r>
               <w:rPr>
                 <w:sz w:val="20"/>
                 <w:szCs w:val="20"/>
                 <w:lang w:val="en-IN"/>
               </w:rPr>
-              <w:t>this.calPrice</w:t>
-            </w:r>
-            <w:proofErr w:type="spellEnd"/>
+              <w:t>) {</w:t>
+            </w:r>
             <w:r>
               <w:rPr>
                 <w:sz w:val="20"/>
                 <w:szCs w:val="20"/>
                 <w:lang w:val="en-IN"/>
               </w:rPr>
-              <w:t xml:space="preserve"> = </w:t>
+              <w:br/>
+              <w:t xml:space="preserve">        </w:t>
             </w:r>
             <w:proofErr w:type="spellStart"/>
+            <w:proofErr w:type="gramStart"/>
             <w:r>
               <w:rPr>
                 <w:sz w:val="20"/>
                 <w:szCs w:val="20"/>
                 <w:lang w:val="en-IN"/>
               </w:rPr>
-              <w:t>calPrice</w:t>
+              <w:t>this.calPrice</w:t>
             </w:r>
             <w:proofErr w:type="spellEnd"/>
+            <w:proofErr w:type="gramEnd"/>
             <w:r>
               <w:rPr>
                 <w:sz w:val="20"/>
                 <w:szCs w:val="20"/>
                 <w:lang w:val="en-IN"/>
               </w:rPr>
-              <w:t>;</w:t>
-            </w:r>
+              <w:t xml:space="preserve"> = </w:t>
+            </w:r>
+            <w:proofErr w:type="spellStart"/>
             <w:r>
               <w:rPr>
                 <w:sz w:val="20"/>
                 <w:szCs w:val="20"/>
                 <w:lang w:val="en-IN"/>
               </w:rPr>
-              <w:br/>
-              <w:t xml:space="preserve">        </w:t>
-            </w:r>
-            <w:proofErr w:type="spellStart"/>
+              <w:t>calPrice</w:t>
+            </w:r>
+            <w:proofErr w:type="spellEnd"/>
             <w:r>
               <w:rPr>
                 <w:sz w:val="20"/>
                 <w:szCs w:val="20"/>
                 <w:lang w:val="en-IN"/>
               </w:rPr>
-              <w:t>this.calName</w:t>
-            </w:r>
-            <w:proofErr w:type="spellEnd"/>
+              <w:t>;</w:t>
+            </w:r>
             <w:r>
               <w:rPr>
                 <w:sz w:val="20"/>
                 <w:szCs w:val="20"/>
                 <w:lang w:val="en-IN"/>
               </w:rPr>
-              <w:t xml:space="preserve"> = </w:t>
+              <w:br/>
+              <w:t xml:space="preserve">        </w:t>
             </w:r>
             <w:proofErr w:type="spellStart"/>
+            <w:proofErr w:type="gramStart"/>
             <w:r>
               <w:rPr>
                 <w:sz w:val="20"/>
                 <w:szCs w:val="20"/>
                 <w:lang w:val="en-IN"/>
               </w:rPr>
-              <w:t>calName</w:t>
+              <w:t>this.calName</w:t>
             </w:r>
             <w:proofErr w:type="spellEnd"/>
+            <w:proofErr w:type="gramEnd"/>
             <w:r>
               <w:rPr>
                 <w:sz w:val="20"/>
                 <w:szCs w:val="20"/>
                 <w:lang w:val="en-IN"/>
               </w:rPr>
-              <w:t>;</w:t>
-            </w:r>
+              <w:t xml:space="preserve"> = </w:t>
+            </w:r>
+            <w:proofErr w:type="spellStart"/>
             <w:r>
               <w:rPr>
                 <w:sz w:val="20"/>
                 <w:szCs w:val="20"/>
                 <w:lang w:val="en-IN"/>
               </w:rPr>
-              <w:br/>
-              <w:t xml:space="preserve">    }</w:t>
-            </w:r>
+              <w:t>calName</w:t>
+            </w:r>
+            <w:proofErr w:type="spellEnd"/>
+            <w:r>
+              <w:rPr>
+                <w:sz w:val="20"/>
+                <w:szCs w:val="20"/>
+                <w:lang w:val="en-IN"/>
+              </w:rPr>
+              <w:t>;</w:t>
+            </w:r>
+            <w:r>
+              <w:rPr>
+                <w:sz w:val="20"/>
+                <w:szCs w:val="20"/>
+                <w:lang w:val="en-IN"/>
+              </w:rPr>
+              <w:br/>
+              <w:t xml:space="preserve">  </w:t>
+            </w:r>
+            <w:proofErr w:type="gramStart"/>
+            <w:r>
+              <w:rPr>
+                <w:sz w:val="20"/>
+                <w:szCs w:val="20"/>
+                <w:lang w:val="en-IN"/>
+              </w:rPr>
+              <w:t xml:space="preserve">  }</w:t>
+            </w:r>
+            <w:proofErr w:type="gramEnd"/>
             <w:r>
               <w:rPr>
                 <w:sz w:val="20"/>
@@ -10654,35 +11785,65 @@
                 <w:szCs w:val="20"/>
                 <w:lang w:val="en-IN"/>
               </w:rPr>
-              <w:t xml:space="preserve">("HI ... : " + </w:t>
-            </w:r>
-            <w:proofErr w:type="spellStart"/>
+              <w:t xml:space="preserve">("HI </w:t>
+            </w:r>
+            <w:proofErr w:type="gramStart"/>
             <w:r>
               <w:rPr>
                 <w:sz w:val="20"/>
                 <w:szCs w:val="20"/>
                 <w:lang w:val="en-IN"/>
               </w:rPr>
-              <w:t>this.calName</w:t>
-            </w:r>
-            <w:proofErr w:type="spellEnd"/>
+              <w:t>... :</w:t>
+            </w:r>
+            <w:proofErr w:type="gramEnd"/>
             <w:r>
               <w:rPr>
                 <w:sz w:val="20"/>
                 <w:szCs w:val="20"/>
                 <w:lang w:val="en-IN"/>
               </w:rPr>
-              <w:t>);</w:t>
-            </w:r>
+              <w:t xml:space="preserve"> " + </w:t>
+            </w:r>
+            <w:proofErr w:type="spellStart"/>
+            <w:proofErr w:type="gramStart"/>
             <w:r>
               <w:rPr>
                 <w:sz w:val="20"/>
                 <w:szCs w:val="20"/>
                 <w:lang w:val="en-IN"/>
               </w:rPr>
-              <w:br/>
-              <w:t xml:space="preserve">    }</w:t>
-            </w:r>
+              <w:t>this.calName</w:t>
+            </w:r>
+            <w:proofErr w:type="spellEnd"/>
+            <w:proofErr w:type="gramEnd"/>
+            <w:r>
+              <w:rPr>
+                <w:sz w:val="20"/>
+                <w:szCs w:val="20"/>
+                <w:lang w:val="en-IN"/>
+              </w:rPr>
+              <w:t>);</w:t>
+            </w:r>
+            <w:r>
+              <w:rPr>
+                <w:sz w:val="20"/>
+                <w:szCs w:val="20"/>
+                <w:lang w:val="en-IN"/>
+              </w:rPr>
+              <w:br/>
+              <w:t xml:space="preserve">  </w:t>
+            </w:r>
+            <w:proofErr w:type="gramStart"/>
+            <w:r>
+              <w:rPr>
+                <w:sz w:val="20"/>
+                <w:szCs w:val="20"/>
+                <w:lang w:val="en-IN"/>
+              </w:rPr>
+              <w:t xml:space="preserve">  }</w:t>
+            </w:r>
+            <w:proofErr w:type="gramEnd"/>
             <w:r>
               <w:rPr>
                 <w:sz w:val="20"/>
@@ -10731,7 +11892,21 @@
         <w:rPr>
           <w:lang w:val="en-IN"/>
         </w:rPr>
-        <w:t xml:space="preserve"> Eg: Employee e = new Employee();</w:t>
+        <w:t xml:space="preserve"> Eg: Employee e = new </w:t>
+      </w:r>
+      <w:proofErr w:type="gramStart"/>
+      <w:r>
+        <w:rPr>
+          <w:lang w:val="en-IN"/>
+        </w:rPr>
+        <w:t>Employee(</w:t>
+      </w:r>
+      <w:proofErr w:type="gramEnd"/>
+      <w:r>
+        <w:rPr>
+          <w:lang w:val="en-IN"/>
+        </w:rPr>
+        <w:t>);</w:t>
       </w:r>
     </w:p>
     <w:p>
@@ -10890,7 +12065,25 @@
                 <w:lang w:val="en-IN"/>
               </w:rPr>
               <w:br/>
-              <w:t xml:space="preserve">    public Calculator(String </w:t>
+              <w:t xml:space="preserve">    public </w:t>
+            </w:r>
+            <w:proofErr w:type="gramStart"/>
+            <w:r>
+              <w:rPr>
+                <w:sz w:val="16"/>
+                <w:szCs w:val="16"/>
+                <w:lang w:val="en-IN"/>
+              </w:rPr>
+              <w:t>Calculator(</w:t>
+            </w:r>
+            <w:proofErr w:type="gramEnd"/>
+            <w:r>
+              <w:rPr>
+                <w:sz w:val="16"/>
+                <w:szCs w:val="16"/>
+                <w:lang w:val="en-IN"/>
+              </w:rPr>
+              <w:t xml:space="preserve">String </w:t>
             </w:r>
             <w:proofErr w:type="spellStart"/>
             <w:r>
@@ -11052,8 +12245,18 @@
                 <w:lang w:val="en-IN"/>
               </w:rPr>
               <w:br/>
-              <w:t xml:space="preserve">    }</w:t>
-            </w:r>
+              <w:t xml:space="preserve">  </w:t>
+            </w:r>
+            <w:proofErr w:type="gramStart"/>
+            <w:r>
+              <w:rPr>
+                <w:sz w:val="16"/>
+                <w:szCs w:val="16"/>
+                <w:lang w:val="en-IN"/>
+              </w:rPr>
+              <w:t xml:space="preserve">  }</w:t>
+            </w:r>
+            <w:proofErr w:type="gramEnd"/>
             <w:r>
               <w:rPr>
                 <w:sz w:val="16"/>
@@ -11114,7 +12317,25 @@
                 <w:szCs w:val="16"/>
                 <w:lang w:val="en-IN"/>
               </w:rPr>
-              <w:t xml:space="preserve">("HI ... : " + </w:t>
+              <w:t xml:space="preserve">("HI </w:t>
+            </w:r>
+            <w:proofErr w:type="gramStart"/>
+            <w:r>
+              <w:rPr>
+                <w:sz w:val="16"/>
+                <w:szCs w:val="16"/>
+                <w:lang w:val="en-IN"/>
+              </w:rPr>
+              <w:t>... :</w:t>
+            </w:r>
+            <w:proofErr w:type="gramEnd"/>
+            <w:r>
+              <w:rPr>
+                <w:sz w:val="16"/>
+                <w:szCs w:val="16"/>
+                <w:lang w:val="en-IN"/>
+              </w:rPr>
+              <w:t xml:space="preserve"> " + </w:t>
             </w:r>
             <w:proofErr w:type="spellStart"/>
             <w:r>
@@ -11141,8 +12362,18 @@
                 <w:lang w:val="en-IN"/>
               </w:rPr>
               <w:br/>
-              <w:t xml:space="preserve">    }</w:t>
-            </w:r>
+              <w:t xml:space="preserve">  </w:t>
+            </w:r>
+            <w:proofErr w:type="gramStart"/>
+            <w:r>
+              <w:rPr>
+                <w:sz w:val="16"/>
+                <w:szCs w:val="16"/>
+                <w:lang w:val="en-IN"/>
+              </w:rPr>
+              <w:t xml:space="preserve">  }</w:t>
+            </w:r>
+            <w:proofErr w:type="gramEnd"/>
             <w:r>
               <w:rPr>
                 <w:sz w:val="16"/>
@@ -11181,7 +12412,25 @@
                 <w:lang w:val="en-IN"/>
               </w:rPr>
               <w:br/>
-              <w:t xml:space="preserve">    public static void main(String[] </w:t>
+              <w:t xml:space="preserve">    public static void </w:t>
+            </w:r>
+            <w:proofErr w:type="gramStart"/>
+            <w:r>
+              <w:rPr>
+                <w:sz w:val="16"/>
+                <w:szCs w:val="16"/>
+                <w:lang w:val="en-IN"/>
+              </w:rPr>
+              <w:t>main(String[</w:t>
+            </w:r>
+            <w:proofErr w:type="gramEnd"/>
+            <w:r>
+              <w:rPr>
+                <w:sz w:val="16"/>
+                <w:szCs w:val="16"/>
+                <w:lang w:val="en-IN"/>
+              </w:rPr>
+              <w:t xml:space="preserve">] </w:t>
             </w:r>
             <w:proofErr w:type="spellStart"/>
             <w:r>
@@ -11244,8 +12493,18 @@
                 <w:lang w:val="en-IN"/>
               </w:rPr>
               <w:br/>
-              <w:t xml:space="preserve">    }</w:t>
-            </w:r>
+              <w:t xml:space="preserve">  </w:t>
+            </w:r>
+            <w:proofErr w:type="gramStart"/>
+            <w:r>
+              <w:rPr>
+                <w:sz w:val="16"/>
+                <w:szCs w:val="16"/>
+                <w:lang w:val="en-IN"/>
+              </w:rPr>
+              <w:t xml:space="preserve">  }</w:t>
+            </w:r>
+            <w:proofErr w:type="gramEnd"/>
             <w:r>
               <w:rPr>
                 <w:sz w:val="16"/>
@@ -11362,7 +12621,21 @@
         <w:rPr>
           <w:lang w:val="en-IN"/>
         </w:rPr>
-        <w:t xml:space="preserve">Why are we using “this”  in </w:t>
+        <w:t>Why are we using “</w:t>
+      </w:r>
+      <w:proofErr w:type="gramStart"/>
+      <w:r>
+        <w:rPr>
+          <w:lang w:val="en-IN"/>
+        </w:rPr>
+        <w:t>this”  in</w:t>
+      </w:r>
+      <w:proofErr w:type="gramEnd"/>
+      <w:r>
+        <w:rPr>
+          <w:lang w:val="en-IN"/>
+        </w:rPr>
+        <w:t xml:space="preserve"> </w:t>
       </w:r>
       <w:proofErr w:type="spellStart"/>
       <w:r>
@@ -11889,7 +13162,25 @@
                 <w:lang w:val="en-IN"/>
               </w:rPr>
               <w:br/>
-              <w:t xml:space="preserve">    public Employee(String </w:t>
+              <w:t xml:space="preserve">    public </w:t>
+            </w:r>
+            <w:proofErr w:type="gramStart"/>
+            <w:r>
+              <w:rPr>
+                <w:sz w:val="16"/>
+                <w:szCs w:val="16"/>
+                <w:lang w:val="en-IN"/>
+              </w:rPr>
+              <w:t>Employee(</w:t>
+            </w:r>
+            <w:proofErr w:type="gramEnd"/>
+            <w:r>
+              <w:rPr>
+                <w:sz w:val="16"/>
+                <w:szCs w:val="16"/>
+                <w:lang w:val="en-IN"/>
+              </w:rPr>
+              <w:t xml:space="preserve">String </w:t>
             </w:r>
             <w:proofErr w:type="spellStart"/>
             <w:r>
@@ -11946,6 +13237,7 @@
               <w:t xml:space="preserve">, String </w:t>
             </w:r>
             <w:proofErr w:type="spellStart"/>
+            <w:proofErr w:type="gramStart"/>
             <w:r>
               <w:rPr>
                 <w:sz w:val="16"/>
@@ -11963,6 +13255,7 @@
               </w:rPr>
               <w:t>){</w:t>
             </w:r>
+            <w:proofErr w:type="gramEnd"/>
             <w:r>
               <w:rPr>
                 <w:sz w:val="16"/>
@@ -11973,6 +13266,7 @@
               <w:t xml:space="preserve">        </w:t>
             </w:r>
             <w:proofErr w:type="spellStart"/>
+            <w:proofErr w:type="gramStart"/>
             <w:r>
               <w:rPr>
                 <w:sz w:val="16"/>
@@ -11982,6 +13276,7 @@
               <w:t>this.aadharNumber</w:t>
             </w:r>
             <w:proofErr w:type="spellEnd"/>
+            <w:proofErr w:type="gramEnd"/>
             <w:r>
               <w:rPr>
                 <w:sz w:val="16"/>
@@ -12018,6 +13313,7 @@
               <w:t xml:space="preserve">        </w:t>
             </w:r>
             <w:proofErr w:type="spellStart"/>
+            <w:proofErr w:type="gramStart"/>
             <w:r>
               <w:rPr>
                 <w:sz w:val="16"/>
@@ -12027,6 +13323,7 @@
               <w:t>this.empSalary</w:t>
             </w:r>
             <w:proofErr w:type="spellEnd"/>
+            <w:proofErr w:type="gramEnd"/>
             <w:r>
               <w:rPr>
                 <w:sz w:val="16"/>
@@ -12063,6 +13360,7 @@
               <w:t xml:space="preserve">        </w:t>
             </w:r>
             <w:proofErr w:type="spellStart"/>
+            <w:proofErr w:type="gramStart"/>
             <w:r>
               <w:rPr>
                 <w:sz w:val="16"/>
@@ -12072,6 +13370,7 @@
               <w:t>this.empId</w:t>
             </w:r>
             <w:proofErr w:type="spellEnd"/>
+            <w:proofErr w:type="gramEnd"/>
             <w:r>
               <w:rPr>
                 <w:sz w:val="16"/>
@@ -12108,6 +13407,7 @@
               <w:t xml:space="preserve">        </w:t>
             </w:r>
             <w:proofErr w:type="spellStart"/>
+            <w:proofErr w:type="gramStart"/>
             <w:r>
               <w:rPr>
                 <w:sz w:val="16"/>
@@ -12117,6 +13417,7 @@
               <w:t>this.empName</w:t>
             </w:r>
             <w:proofErr w:type="spellEnd"/>
+            <w:proofErr w:type="gramEnd"/>
             <w:r>
               <w:rPr>
                 <w:sz w:val="16"/>
@@ -12150,8 +13451,18 @@
                 <w:lang w:val="en-IN"/>
               </w:rPr>
               <w:br/>
-              <w:t xml:space="preserve">    }</w:t>
-            </w:r>
+              <w:t xml:space="preserve">  </w:t>
+            </w:r>
+            <w:proofErr w:type="gramStart"/>
+            <w:r>
+              <w:rPr>
+                <w:sz w:val="16"/>
+                <w:szCs w:val="16"/>
+                <w:lang w:val="en-IN"/>
+              </w:rPr>
+              <w:t xml:space="preserve">  }</w:t>
+            </w:r>
+            <w:proofErr w:type="gramEnd"/>
             <w:r>
               <w:rPr>
                 <w:sz w:val="16"/>
@@ -12162,6 +13473,7 @@
               <w:t xml:space="preserve">    public String </w:t>
             </w:r>
             <w:proofErr w:type="spellStart"/>
+            <w:proofErr w:type="gramStart"/>
             <w:r>
               <w:rPr>
                 <w:b/>
@@ -12182,6 +13494,7 @@
               </w:rPr>
               <w:t>(){</w:t>
             </w:r>
+            <w:proofErr w:type="gramEnd"/>
             <w:r>
               <w:rPr>
                 <w:sz w:val="16"/>
@@ -12212,6 +13525,7 @@
               <w:t xml:space="preserve">return </w:t>
             </w:r>
             <w:proofErr w:type="spellStart"/>
+            <w:proofErr w:type="gramStart"/>
             <w:r>
               <w:rPr>
                 <w:b/>
@@ -12224,6 +13538,7 @@
               <w:t>this.empName</w:t>
             </w:r>
             <w:proofErr w:type="spellEnd"/>
+            <w:proofErr w:type="gramEnd"/>
             <w:r>
               <w:rPr>
                 <w:b/>
@@ -12242,8 +13557,18 @@
                 <w:lang w:val="en-IN"/>
               </w:rPr>
               <w:br/>
-              <w:t xml:space="preserve">    }</w:t>
-            </w:r>
+              <w:t xml:space="preserve">  </w:t>
+            </w:r>
+            <w:proofErr w:type="gramStart"/>
+            <w:r>
+              <w:rPr>
+                <w:sz w:val="16"/>
+                <w:szCs w:val="16"/>
+                <w:lang w:val="en-IN"/>
+              </w:rPr>
+              <w:t xml:space="preserve">  }</w:t>
+            </w:r>
+            <w:proofErr w:type="gramEnd"/>
             <w:r>
               <w:rPr>
                 <w:sz w:val="16"/>
@@ -12282,7 +13607,25 @@
                 <w:szCs w:val="16"/>
                 <w:lang w:val="en-IN"/>
               </w:rPr>
-              <w:t>Employee e = new Employee("Kamal", 12,323232, "AAASAS23232");</w:t>
+              <w:t xml:space="preserve">Employee e = new </w:t>
+            </w:r>
+            <w:proofErr w:type="gramStart"/>
+            <w:r>
+              <w:rPr>
+                <w:sz w:val="16"/>
+                <w:szCs w:val="16"/>
+                <w:lang w:val="en-IN"/>
+              </w:rPr>
+              <w:t>Employee(</w:t>
+            </w:r>
+            <w:proofErr w:type="gramEnd"/>
+            <w:r>
+              <w:rPr>
+                <w:sz w:val="16"/>
+                <w:szCs w:val="16"/>
+                <w:lang w:val="en-IN"/>
+              </w:rPr>
+              <w:t>"Kamal", 12,323232, "AAASAS23232");</w:t>
             </w:r>
             <w:r>
               <w:rPr>
@@ -12329,6 +13672,7 @@
               <w:t>(</w:t>
             </w:r>
             <w:proofErr w:type="spellStart"/>
+            <w:proofErr w:type="gramStart"/>
             <w:r>
               <w:rPr>
                 <w:sz w:val="16"/>
@@ -12338,6 +13682,7 @@
               <w:t>e.getEmpName</w:t>
             </w:r>
             <w:proofErr w:type="spellEnd"/>
+            <w:proofErr w:type="gramEnd"/>
             <w:r>
               <w:rPr>
                 <w:sz w:val="16"/>
@@ -12670,8 +14015,18 @@
                 <w:lang w:val="en-IN"/>
               </w:rPr>
               <w:br/>
-              <w:t xml:space="preserve">    public void m1(){</w:t>
-            </w:r>
+              <w:t xml:space="preserve">    public void m1</w:t>
+            </w:r>
+            <w:proofErr w:type="gramStart"/>
+            <w:r>
+              <w:rPr>
+                <w:sz w:val="16"/>
+                <w:szCs w:val="16"/>
+                <w:lang w:val="en-IN"/>
+              </w:rPr>
+              <w:t>(){</w:t>
+            </w:r>
+            <w:proofErr w:type="gramEnd"/>
             <w:r>
               <w:rPr>
                 <w:sz w:val="16"/>
@@ -12724,8 +14079,18 @@
                 <w:lang w:val="en-IN"/>
               </w:rPr>
               <w:br/>
-              <w:t xml:space="preserve">    }</w:t>
-            </w:r>
+              <w:t xml:space="preserve">  </w:t>
+            </w:r>
+            <w:proofErr w:type="gramStart"/>
+            <w:r>
+              <w:rPr>
+                <w:sz w:val="16"/>
+                <w:szCs w:val="16"/>
+                <w:lang w:val="en-IN"/>
+              </w:rPr>
+              <w:t xml:space="preserve">  }</w:t>
+            </w:r>
+            <w:proofErr w:type="gramEnd"/>
             <w:r>
               <w:rPr>
                 <w:sz w:val="16"/>
@@ -12866,8 +14231,18 @@
                 <w:szCs w:val="16"/>
                 <w:lang w:val="en-IN"/>
               </w:rPr>
-              <w:t xml:space="preserve"> void m1(){</w:t>
-            </w:r>
+              <w:t xml:space="preserve"> void m1</w:t>
+            </w:r>
+            <w:proofErr w:type="gramStart"/>
+            <w:r>
+              <w:rPr>
+                <w:sz w:val="16"/>
+                <w:szCs w:val="16"/>
+                <w:lang w:val="en-IN"/>
+              </w:rPr>
+              <w:t>(){</w:t>
+            </w:r>
+            <w:proofErr w:type="gramEnd"/>
             <w:r>
               <w:rPr>
                 <w:sz w:val="16"/>
@@ -12920,8 +14295,18 @@
                 <w:lang w:val="en-IN"/>
               </w:rPr>
               <w:br/>
-              <w:t xml:space="preserve">    }</w:t>
-            </w:r>
+              <w:t xml:space="preserve">  </w:t>
+            </w:r>
+            <w:proofErr w:type="gramStart"/>
+            <w:r>
+              <w:rPr>
+                <w:sz w:val="16"/>
+                <w:szCs w:val="16"/>
+                <w:lang w:val="en-IN"/>
+              </w:rPr>
+              <w:t xml:space="preserve">  }</w:t>
+            </w:r>
+            <w:proofErr w:type="gramEnd"/>
             <w:r>
               <w:rPr>
                 <w:sz w:val="16"/>
@@ -12971,7 +14356,25 @@
                 <w:lang w:val="en-IN"/>
               </w:rPr>
               <w:br/>
-              <w:t xml:space="preserve">    public static void main(String[] </w:t>
+              <w:t xml:space="preserve">    public static void </w:t>
+            </w:r>
+            <w:proofErr w:type="gramStart"/>
+            <w:r>
+              <w:rPr>
+                <w:sz w:val="16"/>
+                <w:szCs w:val="16"/>
+                <w:lang w:val="en-IN"/>
+              </w:rPr>
+              <w:t>main(String[</w:t>
+            </w:r>
+            <w:proofErr w:type="gramEnd"/>
+            <w:r>
+              <w:rPr>
+                <w:sz w:val="16"/>
+                <w:szCs w:val="16"/>
+                <w:lang w:val="en-IN"/>
+              </w:rPr>
+              <w:t xml:space="preserve">] </w:t>
             </w:r>
             <w:proofErr w:type="spellStart"/>
             <w:r>
@@ -13016,7 +14419,25 @@
                 <w:szCs w:val="16"/>
                 <w:lang w:val="en-IN"/>
               </w:rPr>
-              <w:t xml:space="preserve"> = new Calculator();</w:t>
+              <w:t xml:space="preserve"> = new </w:t>
+            </w:r>
+            <w:proofErr w:type="gramStart"/>
+            <w:r>
+              <w:rPr>
+                <w:sz w:val="16"/>
+                <w:szCs w:val="16"/>
+                <w:lang w:val="en-IN"/>
+              </w:rPr>
+              <w:t>Calculator(</w:t>
+            </w:r>
+            <w:proofErr w:type="gramEnd"/>
+            <w:r>
+              <w:rPr>
+                <w:sz w:val="16"/>
+                <w:szCs w:val="16"/>
+                <w:lang w:val="en-IN"/>
+              </w:rPr>
+              <w:t>);</w:t>
             </w:r>
             <w:r>
               <w:rPr>
@@ -13073,6 +14494,7 @@
               <w:t>(</w:t>
             </w:r>
             <w:proofErr w:type="spellStart"/>
+            <w:proofErr w:type="gramStart"/>
             <w:r>
               <w:rPr>
                 <w:sz w:val="16"/>
@@ -13082,6 +14504,7 @@
               <w:t>calculator.myName</w:t>
             </w:r>
             <w:proofErr w:type="spellEnd"/>
+            <w:proofErr w:type="gramEnd"/>
             <w:r>
               <w:rPr>
                 <w:sz w:val="16"/>
@@ -13097,8 +14520,18 @@
                 <w:lang w:val="en-IN"/>
               </w:rPr>
               <w:br/>
-              <w:t xml:space="preserve">    }</w:t>
-            </w:r>
+              <w:t xml:space="preserve">  </w:t>
+            </w:r>
+            <w:proofErr w:type="gramStart"/>
+            <w:r>
+              <w:rPr>
+                <w:sz w:val="16"/>
+                <w:szCs w:val="16"/>
+                <w:lang w:val="en-IN"/>
+              </w:rPr>
+              <w:t xml:space="preserve">  }</w:t>
+            </w:r>
+            <w:proofErr w:type="gramEnd"/>
             <w:r>
               <w:rPr>
                 <w:sz w:val="16"/>
@@ -13137,7 +14570,25 @@
                 <w:lang w:val="en-IN"/>
               </w:rPr>
               <w:br/>
-              <w:t xml:space="preserve">    public static void main(String[] </w:t>
+              <w:t xml:space="preserve">    public static void </w:t>
+            </w:r>
+            <w:proofErr w:type="gramStart"/>
+            <w:r>
+              <w:rPr>
+                <w:sz w:val="16"/>
+                <w:szCs w:val="16"/>
+                <w:lang w:val="en-IN"/>
+              </w:rPr>
+              <w:t>main(String[</w:t>
+            </w:r>
+            <w:proofErr w:type="gramEnd"/>
+            <w:r>
+              <w:rPr>
+                <w:sz w:val="16"/>
+                <w:szCs w:val="16"/>
+                <w:lang w:val="en-IN"/>
+              </w:rPr>
+              <w:t xml:space="preserve">] </w:t>
             </w:r>
             <w:proofErr w:type="spellStart"/>
             <w:r>
@@ -13264,8 +14715,18 @@
                 <w:lang w:val="en-IN"/>
               </w:rPr>
               <w:br/>
-              <w:t xml:space="preserve">    }</w:t>
-            </w:r>
+              <w:t xml:space="preserve">  </w:t>
+            </w:r>
+            <w:proofErr w:type="gramStart"/>
+            <w:r>
+              <w:rPr>
+                <w:sz w:val="16"/>
+                <w:szCs w:val="16"/>
+                <w:lang w:val="en-IN"/>
+              </w:rPr>
+              <w:t xml:space="preserve">  }</w:t>
+            </w:r>
+            <w:proofErr w:type="gramEnd"/>
             <w:r>
               <w:rPr>
                 <w:sz w:val="16"/>
@@ -13326,7 +14787,27 @@
           <w:highlight w:val="yellow"/>
           <w:lang w:val="en-IN"/>
         </w:rPr>
-        <w:t xml:space="preserve">For calling Non-static class members we need object creation and its </w:t>
+        <w:t xml:space="preserve">For calling </w:t>
+      </w:r>
+      <w:proofErr w:type="gramStart"/>
+      <w:r>
+        <w:rPr>
+          <w:b/>
+          <w:bCs/>
+          <w:highlight w:val="yellow"/>
+          <w:lang w:val="en-IN"/>
+        </w:rPr>
+        <w:t>Non-static</w:t>
+      </w:r>
+      <w:proofErr w:type="gramEnd"/>
+      <w:r>
+        <w:rPr>
+          <w:b/>
+          <w:bCs/>
+          <w:highlight w:val="yellow"/>
+          <w:lang w:val="en-IN"/>
+        </w:rPr>
+        <w:t xml:space="preserve"> class members we need object creation and its </w:t>
       </w:r>
       <w:r>
         <w:rPr>
@@ -13563,7 +15044,21 @@
         <w:rPr>
           <w:lang w:val="en-IN"/>
         </w:rPr>
-        <w:t xml:space="preserve">When to use static? When we have common data to objects or sharable to object then we can use static keyword for class members[methods or </w:t>
+        <w:t xml:space="preserve">When to use static? When we have common data to objects or sharable to object then we can use static keyword for class </w:t>
+      </w:r>
+      <w:proofErr w:type="gramStart"/>
+      <w:r>
+        <w:rPr>
+          <w:lang w:val="en-IN"/>
+        </w:rPr>
+        <w:t>members[</w:t>
+      </w:r>
+      <w:proofErr w:type="gramEnd"/>
+      <w:r>
+        <w:rPr>
+          <w:lang w:val="en-IN"/>
+        </w:rPr>
+        <w:t xml:space="preserve">methods or </w:t>
       </w:r>
       <w:proofErr w:type="spellStart"/>
       <w:r>
@@ -15214,25 +16709,25 @@
                 <w:bCs/>
                 <w:lang w:val="en-IN"/>
               </w:rPr>
-              <w:t xml:space="preserve">int add(int </w:t>
-            </w:r>
-            <w:proofErr w:type="spellStart"/>
+              <w:t xml:space="preserve">int </w:t>
+            </w:r>
+            <w:proofErr w:type="gramStart"/>
             <w:r>
               <w:rPr>
                 <w:b/>
                 <w:bCs/>
                 <w:lang w:val="en-IN"/>
               </w:rPr>
-              <w:t>fValue</w:t>
-            </w:r>
-            <w:proofErr w:type="spellEnd"/>
+              <w:t>add(</w:t>
+            </w:r>
+            <w:proofErr w:type="gramEnd"/>
             <w:r>
               <w:rPr>
                 <w:b/>
                 <w:bCs/>
                 <w:lang w:val="en-IN"/>
               </w:rPr>
-              <w:t xml:space="preserve">, int </w:t>
+              <w:t xml:space="preserve">int </w:t>
             </w:r>
             <w:proofErr w:type="spellStart"/>
             <w:r>
@@ -15241,7 +16736,7 @@
                 <w:bCs/>
                 <w:lang w:val="en-IN"/>
               </w:rPr>
-              <w:t>sValue</w:t>
+              <w:t>fValue</w:t>
             </w:r>
             <w:proofErr w:type="spellEnd"/>
             <w:r>
@@ -15250,41 +16745,95 @@
                 <w:bCs/>
                 <w:lang w:val="en-IN"/>
               </w:rPr>
-              <w:t>);</w:t>
-            </w:r>
-            <w:r>
-              <w:rPr>
-                <w:lang w:val="en-IN"/>
-              </w:rPr>
-              <w:t xml:space="preserve"> // unimplemented methods / abstract methods</w:t>
-            </w:r>
-            <w:r>
-              <w:rPr>
-                <w:lang w:val="en-IN"/>
-              </w:rPr>
-              <w:br/>
-            </w:r>
+              <w:t xml:space="preserve">, int </w:t>
+            </w:r>
+            <w:proofErr w:type="spellStart"/>
             <w:r>
               <w:rPr>
                 <w:b/>
                 <w:bCs/>
                 <w:lang w:val="en-IN"/>
               </w:rPr>
-              <w:t>int multiplication(int a, int b, int c);</w:t>
-            </w:r>
-            <w:r>
-              <w:rPr>
-                <w:lang w:val="en-IN"/>
-              </w:rPr>
-              <w:br/>
-            </w:r>
+              <w:t>sValue</w:t>
+            </w:r>
+            <w:proofErr w:type="spellEnd"/>
             <w:r>
               <w:rPr>
                 <w:b/>
                 <w:bCs/>
                 <w:lang w:val="en-IN"/>
               </w:rPr>
-              <w:t>int subtraction(int a, int b);</w:t>
+              <w:t>);</w:t>
+            </w:r>
+            <w:r>
+              <w:rPr>
+                <w:lang w:val="en-IN"/>
+              </w:rPr>
+              <w:t xml:space="preserve"> // unimplemented methods / abstract methods</w:t>
+            </w:r>
+            <w:r>
+              <w:rPr>
+                <w:lang w:val="en-IN"/>
+              </w:rPr>
+              <w:br/>
+            </w:r>
+            <w:r>
+              <w:rPr>
+                <w:b/>
+                <w:bCs/>
+                <w:lang w:val="en-IN"/>
+              </w:rPr>
+              <w:t xml:space="preserve">int </w:t>
+            </w:r>
+            <w:proofErr w:type="gramStart"/>
+            <w:r>
+              <w:rPr>
+                <w:b/>
+                <w:bCs/>
+                <w:lang w:val="en-IN"/>
+              </w:rPr>
+              <w:t>multiplication(</w:t>
+            </w:r>
+            <w:proofErr w:type="gramEnd"/>
+            <w:r>
+              <w:rPr>
+                <w:b/>
+                <w:bCs/>
+                <w:lang w:val="en-IN"/>
+              </w:rPr>
+              <w:t>int a, int b, int c);</w:t>
+            </w:r>
+            <w:r>
+              <w:rPr>
+                <w:lang w:val="en-IN"/>
+              </w:rPr>
+              <w:br/>
+            </w:r>
+            <w:r>
+              <w:rPr>
+                <w:b/>
+                <w:bCs/>
+                <w:lang w:val="en-IN"/>
+              </w:rPr>
+              <w:t xml:space="preserve">int </w:t>
+            </w:r>
+            <w:proofErr w:type="gramStart"/>
+            <w:r>
+              <w:rPr>
+                <w:b/>
+                <w:bCs/>
+                <w:lang w:val="en-IN"/>
+              </w:rPr>
+              <w:t>subtraction(</w:t>
+            </w:r>
+            <w:proofErr w:type="gramEnd"/>
+            <w:r>
+              <w:rPr>
+                <w:b/>
+                <w:bCs/>
+                <w:lang w:val="en-IN"/>
+              </w:rPr>
+              <w:t>int a, int b);</w:t>
             </w:r>
             <w:r>
               <w:rPr>
@@ -15342,11 +16891,16 @@
         <w:t>mean</w:t>
       </w:r>
       <w:r>
-        <w:t xml:space="preserve"> methods with immediate termination</w:t>
+        <w:t xml:space="preserve"> methods with immediate </w:t>
+      </w:r>
+      <w:proofErr w:type="gramStart"/>
+      <w:r>
+        <w:t>termination</w:t>
       </w:r>
       <w:r>
         <w:t>[</w:t>
       </w:r>
+      <w:proofErr w:type="gramEnd"/>
       <w:r>
         <w:rPr>
           <w:b/>
@@ -15564,7 +17118,25 @@
                 <w:szCs w:val="18"/>
                 <w:lang w:val="en-IN"/>
               </w:rPr>
-              <w:t xml:space="preserve">int add(int </w:t>
+              <w:t xml:space="preserve">int </w:t>
+            </w:r>
+            <w:proofErr w:type="gramStart"/>
+            <w:r>
+              <w:rPr>
+                <w:sz w:val="18"/>
+                <w:szCs w:val="18"/>
+                <w:lang w:val="en-IN"/>
+              </w:rPr>
+              <w:t>add(</w:t>
+            </w:r>
+            <w:proofErr w:type="gramEnd"/>
+            <w:r>
+              <w:rPr>
+                <w:sz w:val="18"/>
+                <w:szCs w:val="18"/>
+                <w:lang w:val="en-IN"/>
+              </w:rPr>
+              <w:t xml:space="preserve">int </w:t>
             </w:r>
             <w:proofErr w:type="spellStart"/>
             <w:r>
@@ -15633,16 +17205,52 @@
                 <w:szCs w:val="18"/>
                 <w:lang w:val="en-IN"/>
               </w:rPr>
-              <w:t xml:space="preserve"> int multiplication(int a, int b, int c);</w:t>
-            </w:r>
-            <w:r>
-              <w:rPr>
-                <w:sz w:val="18"/>
-                <w:szCs w:val="18"/>
-                <w:lang w:val="en-IN"/>
-              </w:rPr>
-              <w:br/>
-              <w:t xml:space="preserve"> int subtraction(int a, int b);</w:t>
+              <w:t xml:space="preserve"> int </w:t>
+            </w:r>
+            <w:proofErr w:type="gramStart"/>
+            <w:r>
+              <w:rPr>
+                <w:sz w:val="18"/>
+                <w:szCs w:val="18"/>
+                <w:lang w:val="en-IN"/>
+              </w:rPr>
+              <w:t>multiplication(</w:t>
+            </w:r>
+            <w:proofErr w:type="gramEnd"/>
+            <w:r>
+              <w:rPr>
+                <w:sz w:val="18"/>
+                <w:szCs w:val="18"/>
+                <w:lang w:val="en-IN"/>
+              </w:rPr>
+              <w:t>int a, int b, int c);</w:t>
+            </w:r>
+            <w:r>
+              <w:rPr>
+                <w:sz w:val="18"/>
+                <w:szCs w:val="18"/>
+                <w:lang w:val="en-IN"/>
+              </w:rPr>
+              <w:br/>
+              <w:t xml:space="preserve"> int </w:t>
+            </w:r>
+            <w:proofErr w:type="gramStart"/>
+            <w:r>
+              <w:rPr>
+                <w:sz w:val="18"/>
+                <w:szCs w:val="18"/>
+                <w:lang w:val="en-IN"/>
+              </w:rPr>
+              <w:t>subtraction(</w:t>
+            </w:r>
+            <w:proofErr w:type="gramEnd"/>
+            <w:r>
+              <w:rPr>
+                <w:sz w:val="18"/>
+                <w:szCs w:val="18"/>
+                <w:lang w:val="en-IN"/>
+              </w:rPr>
+              <w:t>int a, int b);</w:t>
             </w:r>
             <w:r>
               <w:rPr>
@@ -16088,7 +17696,25 @@
                 <w:lang w:val="en-IN"/>
               </w:rPr>
               <w:br/>
-              <w:t xml:space="preserve">    public static void main(String[] </w:t>
+              <w:t xml:space="preserve">    public static void </w:t>
+            </w:r>
+            <w:proofErr w:type="gramStart"/>
+            <w:r>
+              <w:rPr>
+                <w:sz w:val="18"/>
+                <w:szCs w:val="18"/>
+                <w:lang w:val="en-IN"/>
+              </w:rPr>
+              <w:t>main(String[</w:t>
+            </w:r>
+            <w:proofErr w:type="gramEnd"/>
+            <w:r>
+              <w:rPr>
+                <w:sz w:val="18"/>
+                <w:szCs w:val="18"/>
+                <w:lang w:val="en-IN"/>
+              </w:rPr>
+              <w:t xml:space="preserve">] </w:t>
             </w:r>
             <w:proofErr w:type="spellStart"/>
             <w:r>
@@ -16154,6 +17780,7 @@
               <w:t xml:space="preserve"> = new </w:t>
             </w:r>
             <w:proofErr w:type="spellStart"/>
+            <w:proofErr w:type="gramStart"/>
             <w:r>
               <w:rPr>
                 <w:sz w:val="18"/>
@@ -16169,7 +17796,16 @@
                 <w:szCs w:val="18"/>
                 <w:lang w:val="en-IN"/>
               </w:rPr>
-              <w:t>();</w:t>
+              <w:t>(</w:t>
+            </w:r>
+            <w:proofErr w:type="gramEnd"/>
+            <w:r>
+              <w:rPr>
+                <w:sz w:val="18"/>
+                <w:szCs w:val="18"/>
+                <w:lang w:val="en-IN"/>
+              </w:rPr>
+              <w:t>);</w:t>
             </w:r>
             <w:r>
               <w:rPr>
@@ -16199,6 +17835,7 @@
               <w:t xml:space="preserve"> = </w:t>
             </w:r>
             <w:proofErr w:type="spellStart"/>
+            <w:proofErr w:type="gramStart"/>
             <w:r>
               <w:rPr>
                 <w:sz w:val="18"/>
@@ -16214,7 +17851,16 @@
                 <w:szCs w:val="18"/>
                 <w:lang w:val="en-IN"/>
               </w:rPr>
-              <w:t>(112,3434);</w:t>
+              <w:t>(</w:t>
+            </w:r>
+            <w:proofErr w:type="gramEnd"/>
+            <w:r>
+              <w:rPr>
+                <w:sz w:val="18"/>
+                <w:szCs w:val="18"/>
+                <w:lang w:val="en-IN"/>
+              </w:rPr>
+              <w:t>112,3434);</w:t>
             </w:r>
             <w:r>
               <w:rPr>
@@ -16286,8 +17932,18 @@
                 <w:lang w:val="en-IN"/>
               </w:rPr>
               <w:br/>
-              <w:t xml:space="preserve">    }</w:t>
-            </w:r>
+              <w:t xml:space="preserve">  </w:t>
+            </w:r>
+            <w:proofErr w:type="gramStart"/>
+            <w:r>
+              <w:rPr>
+                <w:sz w:val="18"/>
+                <w:szCs w:val="18"/>
+                <w:lang w:val="en-IN"/>
+              </w:rPr>
+              <w:t xml:space="preserve">  }</w:t>
+            </w:r>
+            <w:proofErr w:type="gramEnd"/>
             <w:r>
               <w:rPr>
                 <w:sz w:val="18"/>
@@ -16474,8 +18130,13 @@
               <w:t>v</w:t>
             </w:r>
             <w:r>
-              <w:t>oid m1(){</w:t>
-            </w:r>
+              <w:t>oid m1</w:t>
+            </w:r>
+            <w:proofErr w:type="gramStart"/>
+            <w:r>
+              <w:t>(){</w:t>
+            </w:r>
+            <w:proofErr w:type="gramEnd"/>
           </w:p>
           <w:p>
             <w:proofErr w:type="spellStart"/>
@@ -16574,11 +18235,16 @@
         <w:sym w:font="Wingdings" w:char="F0E0"/>
       </w:r>
       <w:r>
-        <w:t xml:space="preserve"> Inherit</w:t>
+        <w:t xml:space="preserve"> </w:t>
+      </w:r>
+      <w:proofErr w:type="gramStart"/>
+      <w:r>
+        <w:t>Inherit</w:t>
       </w:r>
       <w:r>
         <w:t>[</w:t>
       </w:r>
+      <w:proofErr w:type="gramEnd"/>
       <w:r>
         <w:rPr>
           <w:b/>
@@ -16864,6 +18530,7 @@
               <w:t xml:space="preserve">    void </w:t>
             </w:r>
             <w:proofErr w:type="spellStart"/>
+            <w:proofErr w:type="gramStart"/>
             <w:r>
               <w:rPr>
                 <w:sz w:val="18"/>
@@ -16879,25 +18546,16 @@
                 <w:szCs w:val="18"/>
                 <w:lang w:val="en-IN"/>
               </w:rPr>
-              <w:t>();</w:t>
-            </w:r>
-            <w:r>
-              <w:rPr>
-                <w:sz w:val="18"/>
-                <w:szCs w:val="18"/>
-                <w:lang w:val="en-IN"/>
-              </w:rPr>
-              <w:br/>
-              <w:t xml:space="preserve">    void door();</w:t>
-            </w:r>
-            <w:r>
-              <w:rPr>
-                <w:sz w:val="18"/>
-                <w:szCs w:val="18"/>
-                <w:lang w:val="en-IN"/>
-              </w:rPr>
-              <w:br/>
-              <w:t xml:space="preserve">    void windows();</w:t>
+              <w:t>(</w:t>
+            </w:r>
+            <w:proofErr w:type="gramEnd"/>
+            <w:r>
+              <w:rPr>
+                <w:sz w:val="18"/>
+                <w:szCs w:val="18"/>
+                <w:lang w:val="en-IN"/>
+              </w:rPr>
+              <w:t>);</w:t>
             </w:r>
             <w:r>
               <w:rPr>
@@ -16908,7 +18566,62 @@
               <w:br/>
               <w:t xml:space="preserve">    void </w:t>
             </w:r>
+            <w:proofErr w:type="gramStart"/>
+            <w:r>
+              <w:rPr>
+                <w:sz w:val="18"/>
+                <w:szCs w:val="18"/>
+                <w:lang w:val="en-IN"/>
+              </w:rPr>
+              <w:t>door(</w:t>
+            </w:r>
+            <w:proofErr w:type="gramEnd"/>
+            <w:r>
+              <w:rPr>
+                <w:sz w:val="18"/>
+                <w:szCs w:val="18"/>
+                <w:lang w:val="en-IN"/>
+              </w:rPr>
+              <w:t>);</w:t>
+            </w:r>
+            <w:r>
+              <w:rPr>
+                <w:sz w:val="18"/>
+                <w:szCs w:val="18"/>
+                <w:lang w:val="en-IN"/>
+              </w:rPr>
+              <w:br/>
+              <w:t xml:space="preserve">    void </w:t>
+            </w:r>
+            <w:proofErr w:type="gramStart"/>
+            <w:r>
+              <w:rPr>
+                <w:sz w:val="18"/>
+                <w:szCs w:val="18"/>
+                <w:lang w:val="en-IN"/>
+              </w:rPr>
+              <w:t>windows(</w:t>
+            </w:r>
+            <w:proofErr w:type="gramEnd"/>
+            <w:r>
+              <w:rPr>
+                <w:sz w:val="18"/>
+                <w:szCs w:val="18"/>
+                <w:lang w:val="en-IN"/>
+              </w:rPr>
+              <w:t>);</w:t>
+            </w:r>
+            <w:r>
+              <w:rPr>
+                <w:sz w:val="18"/>
+                <w:szCs w:val="18"/>
+                <w:lang w:val="en-IN"/>
+              </w:rPr>
+              <w:br/>
+              <w:t xml:space="preserve">    void </w:t>
+            </w:r>
             <w:proofErr w:type="spellStart"/>
+            <w:proofErr w:type="gramStart"/>
             <w:r>
               <w:rPr>
                 <w:sz w:val="18"/>
@@ -16924,7 +18637,16 @@
                 <w:szCs w:val="18"/>
                 <w:lang w:val="en-IN"/>
               </w:rPr>
-              <w:t>();</w:t>
+              <w:t>(</w:t>
+            </w:r>
+            <w:proofErr w:type="gramEnd"/>
+            <w:r>
+              <w:rPr>
+                <w:sz w:val="18"/>
+                <w:szCs w:val="18"/>
+                <w:lang w:val="en-IN"/>
+              </w:rPr>
+              <w:t>);</w:t>
             </w:r>
             <w:r>
               <w:rPr>
@@ -17058,6 +18780,7 @@
               <w:t xml:space="preserve">    public void </w:t>
             </w:r>
             <w:proofErr w:type="spellStart"/>
+            <w:proofErr w:type="gramStart"/>
             <w:r>
               <w:rPr>
                 <w:sz w:val="18"/>
@@ -17073,53 +18796,128 @@
                 <w:szCs w:val="18"/>
                 <w:lang w:val="en-IN"/>
               </w:rPr>
-              <w:t>() {</w:t>
-            </w:r>
-            <w:r>
-              <w:rPr>
-                <w:sz w:val="18"/>
-                <w:szCs w:val="18"/>
-                <w:lang w:val="en-IN"/>
-              </w:rPr>
-              <w:br/>
-              <w:t xml:space="preserve">    }</w:t>
-            </w:r>
-            <w:r>
-              <w:rPr>
-                <w:sz w:val="18"/>
-                <w:szCs w:val="18"/>
-                <w:lang w:val="en-IN"/>
-              </w:rPr>
-              <w:br/>
-              <w:t xml:space="preserve">    public void door() {</w:t>
-            </w:r>
-            <w:r>
-              <w:rPr>
-                <w:sz w:val="18"/>
-                <w:szCs w:val="18"/>
-                <w:lang w:val="en-IN"/>
-              </w:rPr>
-              <w:br/>
-              <w:t xml:space="preserve">    }</w:t>
-            </w:r>
-            <w:r>
-              <w:rPr>
-                <w:sz w:val="18"/>
-                <w:szCs w:val="18"/>
-                <w:lang w:val="en-IN"/>
-              </w:rPr>
-              <w:br/>
-              <w:t xml:space="preserve">    public void windows() {</w:t>
-            </w:r>
-            <w:r>
-              <w:rPr>
-                <w:sz w:val="18"/>
-                <w:szCs w:val="18"/>
-                <w:lang w:val="en-IN"/>
-              </w:rPr>
-              <w:br/>
-              <w:t xml:space="preserve">    }</w:t>
-            </w:r>
+              <w:t>(</w:t>
+            </w:r>
+            <w:proofErr w:type="gramEnd"/>
+            <w:r>
+              <w:rPr>
+                <w:sz w:val="18"/>
+                <w:szCs w:val="18"/>
+                <w:lang w:val="en-IN"/>
+              </w:rPr>
+              <w:t>) {</w:t>
+            </w:r>
+            <w:r>
+              <w:rPr>
+                <w:sz w:val="18"/>
+                <w:szCs w:val="18"/>
+                <w:lang w:val="en-IN"/>
+              </w:rPr>
+              <w:br/>
+              <w:t xml:space="preserve">  </w:t>
+            </w:r>
+            <w:proofErr w:type="gramStart"/>
+            <w:r>
+              <w:rPr>
+                <w:sz w:val="18"/>
+                <w:szCs w:val="18"/>
+                <w:lang w:val="en-IN"/>
+              </w:rPr>
+              <w:t xml:space="preserve">  }</w:t>
+            </w:r>
+            <w:proofErr w:type="gramEnd"/>
+            <w:r>
+              <w:rPr>
+                <w:sz w:val="18"/>
+                <w:szCs w:val="18"/>
+                <w:lang w:val="en-IN"/>
+              </w:rPr>
+              <w:br/>
+              <w:t xml:space="preserve">    public void </w:t>
+            </w:r>
+            <w:proofErr w:type="gramStart"/>
+            <w:r>
+              <w:rPr>
+                <w:sz w:val="18"/>
+                <w:szCs w:val="18"/>
+                <w:lang w:val="en-IN"/>
+              </w:rPr>
+              <w:t>door(</w:t>
+            </w:r>
+            <w:proofErr w:type="gramEnd"/>
+            <w:r>
+              <w:rPr>
+                <w:sz w:val="18"/>
+                <w:szCs w:val="18"/>
+                <w:lang w:val="en-IN"/>
+              </w:rPr>
+              <w:t>) {</w:t>
+            </w:r>
+            <w:r>
+              <w:rPr>
+                <w:sz w:val="18"/>
+                <w:szCs w:val="18"/>
+                <w:lang w:val="en-IN"/>
+              </w:rPr>
+              <w:br/>
+              <w:t xml:space="preserve">  </w:t>
+            </w:r>
+            <w:proofErr w:type="gramStart"/>
+            <w:r>
+              <w:rPr>
+                <w:sz w:val="18"/>
+                <w:szCs w:val="18"/>
+                <w:lang w:val="en-IN"/>
+              </w:rPr>
+              <w:t xml:space="preserve">  }</w:t>
+            </w:r>
+            <w:proofErr w:type="gramEnd"/>
+            <w:r>
+              <w:rPr>
+                <w:sz w:val="18"/>
+                <w:szCs w:val="18"/>
+                <w:lang w:val="en-IN"/>
+              </w:rPr>
+              <w:br/>
+              <w:t xml:space="preserve">    public void </w:t>
+            </w:r>
+            <w:proofErr w:type="gramStart"/>
+            <w:r>
+              <w:rPr>
+                <w:sz w:val="18"/>
+                <w:szCs w:val="18"/>
+                <w:lang w:val="en-IN"/>
+              </w:rPr>
+              <w:t>windows(</w:t>
+            </w:r>
+            <w:proofErr w:type="gramEnd"/>
+            <w:r>
+              <w:rPr>
+                <w:sz w:val="18"/>
+                <w:szCs w:val="18"/>
+                <w:lang w:val="en-IN"/>
+              </w:rPr>
+              <w:t>) {</w:t>
+            </w:r>
+            <w:r>
+              <w:rPr>
+                <w:sz w:val="18"/>
+                <w:szCs w:val="18"/>
+                <w:lang w:val="en-IN"/>
+              </w:rPr>
+              <w:br/>
+              <w:t xml:space="preserve">  </w:t>
+            </w:r>
+            <w:proofErr w:type="gramStart"/>
+            <w:r>
+              <w:rPr>
+                <w:sz w:val="18"/>
+                <w:szCs w:val="18"/>
+                <w:lang w:val="en-IN"/>
+              </w:rPr>
+              <w:t xml:space="preserve">  }</w:t>
+            </w:r>
+            <w:proofErr w:type="gramEnd"/>
             <w:r>
               <w:rPr>
                 <w:sz w:val="18"/>
@@ -17196,6 +18994,7 @@
               <w:t xml:space="preserve"> </w:t>
             </w:r>
             <w:proofErr w:type="spellStart"/>
+            <w:proofErr w:type="gramStart"/>
             <w:r>
               <w:rPr>
                 <w:sz w:val="18"/>
@@ -17213,6 +19012,7 @@
               </w:rPr>
               <w:t>{</w:t>
             </w:r>
+            <w:proofErr w:type="gramEnd"/>
             <w:r>
               <w:rPr>
                 <w:sz w:val="18"/>
@@ -17223,6 +19023,7 @@
               <w:t xml:space="preserve">    public void </w:t>
             </w:r>
             <w:proofErr w:type="spellStart"/>
+            <w:proofErr w:type="gramStart"/>
             <w:r>
               <w:rPr>
                 <w:sz w:val="18"/>
@@ -17238,17 +19039,36 @@
                 <w:szCs w:val="18"/>
                 <w:lang w:val="en-IN"/>
               </w:rPr>
-              <w:t>() {</w:t>
-            </w:r>
-            <w:r>
-              <w:rPr>
-                <w:sz w:val="18"/>
-                <w:szCs w:val="18"/>
-                <w:lang w:val="en-IN"/>
-              </w:rPr>
-              <w:br/>
-              <w:t xml:space="preserve">    }</w:t>
-            </w:r>
+              <w:t>(</w:t>
+            </w:r>
+            <w:proofErr w:type="gramEnd"/>
+            <w:r>
+              <w:rPr>
+                <w:sz w:val="18"/>
+                <w:szCs w:val="18"/>
+                <w:lang w:val="en-IN"/>
+              </w:rPr>
+              <w:t>) {</w:t>
+            </w:r>
+            <w:r>
+              <w:rPr>
+                <w:sz w:val="18"/>
+                <w:szCs w:val="18"/>
+                <w:lang w:val="en-IN"/>
+              </w:rPr>
+              <w:br/>
+              <w:t xml:space="preserve">  </w:t>
+            </w:r>
+            <w:proofErr w:type="gramStart"/>
+            <w:r>
+              <w:rPr>
+                <w:sz w:val="18"/>
+                <w:szCs w:val="18"/>
+                <w:lang w:val="en-IN"/>
+              </w:rPr>
+              <w:t xml:space="preserve">  }</w:t>
+            </w:r>
+            <w:proofErr w:type="gramEnd"/>
             <w:r>
               <w:rPr>
                 <w:sz w:val="18"/>
@@ -17295,7 +19115,25 @@
                 <w:lang w:val="en-IN"/>
               </w:rPr>
               <w:br/>
-              <w:t xml:space="preserve">    public static void main(String[] </w:t>
+              <w:t xml:space="preserve">    public static void </w:t>
+            </w:r>
+            <w:proofErr w:type="gramStart"/>
+            <w:r>
+              <w:rPr>
+                <w:sz w:val="18"/>
+                <w:szCs w:val="18"/>
+                <w:lang w:val="en-IN"/>
+              </w:rPr>
+              <w:t>main(String[</w:t>
+            </w:r>
+            <w:proofErr w:type="gramEnd"/>
+            <w:r>
+              <w:rPr>
+                <w:sz w:val="18"/>
+                <w:szCs w:val="18"/>
+                <w:lang w:val="en-IN"/>
+              </w:rPr>
+              <w:t xml:space="preserve">] </w:t>
             </w:r>
             <w:proofErr w:type="spellStart"/>
             <w:r>
@@ -17343,6 +19181,7 @@
               <w:t xml:space="preserve"> a = new </w:t>
             </w:r>
             <w:proofErr w:type="spellStart"/>
+            <w:proofErr w:type="gramStart"/>
             <w:r>
               <w:rPr>
                 <w:sz w:val="18"/>
@@ -17358,6 +19197,44 @@
                 <w:szCs w:val="18"/>
                 <w:lang w:val="en-IN"/>
               </w:rPr>
+              <w:t>(</w:t>
+            </w:r>
+            <w:proofErr w:type="gramEnd"/>
+            <w:r>
+              <w:rPr>
+                <w:sz w:val="18"/>
+                <w:szCs w:val="18"/>
+                <w:lang w:val="en-IN"/>
+              </w:rPr>
+              <w:t>);</w:t>
+            </w:r>
+            <w:r>
+              <w:rPr>
+                <w:sz w:val="18"/>
+                <w:szCs w:val="18"/>
+                <w:lang w:val="en-IN"/>
+              </w:rPr>
+              <w:br/>
+              <w:t xml:space="preserve">        </w:t>
+            </w:r>
+            <w:proofErr w:type="spellStart"/>
+            <w:proofErr w:type="gramStart"/>
+            <w:r>
+              <w:rPr>
+                <w:sz w:val="18"/>
+                <w:szCs w:val="18"/>
+                <w:lang w:val="en-IN"/>
+              </w:rPr>
+              <w:t>a.windows</w:t>
+            </w:r>
+            <w:proofErr w:type="spellEnd"/>
+            <w:proofErr w:type="gramEnd"/>
+            <w:r>
+              <w:rPr>
+                <w:sz w:val="18"/>
+                <w:szCs w:val="18"/>
+                <w:lang w:val="en-IN"/>
+              </w:rPr>
               <w:t>();</w:t>
             </w:r>
             <w:r>
@@ -17367,35 +19244,18 @@
                 <w:lang w:val="en-IN"/>
               </w:rPr>
               <w:br/>
-              <w:t xml:space="preserve">        </w:t>
-            </w:r>
-            <w:proofErr w:type="spellStart"/>
-            <w:r>
-              <w:rPr>
-                <w:sz w:val="18"/>
-                <w:szCs w:val="18"/>
-                <w:lang w:val="en-IN"/>
-              </w:rPr>
-              <w:t>a.windows</w:t>
-            </w:r>
-            <w:proofErr w:type="spellEnd"/>
-            <w:r>
-              <w:rPr>
-                <w:sz w:val="18"/>
-                <w:szCs w:val="18"/>
-                <w:lang w:val="en-IN"/>
-              </w:rPr>
-              <w:t>();</w:t>
-            </w:r>
-            <w:r>
-              <w:rPr>
-                <w:sz w:val="18"/>
-                <w:szCs w:val="18"/>
-                <w:lang w:val="en-IN"/>
-              </w:rPr>
-              <w:br/>
-              <w:t xml:space="preserve">    }</w:t>
-            </w:r>
+              <w:t xml:space="preserve">  </w:t>
+            </w:r>
+            <w:proofErr w:type="gramStart"/>
+            <w:r>
+              <w:rPr>
+                <w:sz w:val="18"/>
+                <w:szCs w:val="18"/>
+                <w:lang w:val="en-IN"/>
+              </w:rPr>
+              <w:t xml:space="preserve">  }</w:t>
+            </w:r>
+            <w:proofErr w:type="gramEnd"/>
             <w:r>
               <w:rPr>
                 <w:sz w:val="18"/>
@@ -17501,8 +19361,13 @@
       </w:pPr>
       <w:r>
         <w:tab/>
-        <w:t>Eg: ATM machine, Car, Human body….etc.</w:t>
-      </w:r>
+        <w:t>Eg: ATM machine, Car, Human body</w:t>
+      </w:r>
+      <w:proofErr w:type="gramStart"/>
+      <w:r>
+        <w:t>….etc.</w:t>
+      </w:r>
+      <w:proofErr w:type="gramEnd"/>
     </w:p>
     <w:p>
       <w:pPr>
@@ -18022,6 +19887,7 @@
               <w:t xml:space="preserve"> </w:t>
             </w:r>
             <w:proofErr w:type="spellStart"/>
+            <w:proofErr w:type="gramStart"/>
             <w:r>
               <w:rPr>
                 <w:lang w:val="en-IN"/>
@@ -18033,7 +19899,14 @@
               <w:rPr>
                 <w:lang w:val="en-IN"/>
               </w:rPr>
-              <w:t>();</w:t>
+              <w:t>(</w:t>
+            </w:r>
+            <w:proofErr w:type="gramEnd"/>
+            <w:r>
+              <w:rPr>
+                <w:lang w:val="en-IN"/>
+              </w:rPr>
+              <w:t>);</w:t>
             </w:r>
             <w:r>
               <w:rPr>
@@ -18194,6 +20067,7 @@
         <w:t xml:space="preserve"> TataCar, NanoCar, </w:t>
       </w:r>
       <w:proofErr w:type="spellStart"/>
+      <w:proofErr w:type="gramStart"/>
       <w:r>
         <w:t>NexonCar</w:t>
       </w:r>
@@ -18206,6 +20080,7 @@
         <w:t>BreezaCar</w:t>
       </w:r>
       <w:proofErr w:type="spellEnd"/>
+      <w:proofErr w:type="gramEnd"/>
       <w:r>
         <w:t>………………</w:t>
       </w:r>
@@ -18321,14 +20196,32 @@
           <w:bCs/>
           <w:highlight w:val="yellow"/>
         </w:rPr>
-        <w:t xml:space="preserve">*** By default all </w:t>
-      </w:r>
+        <w:t xml:space="preserve">*** By </w:t>
+      </w:r>
+      <w:proofErr w:type="gramStart"/>
       <w:r>
         <w:rPr>
           <w:b/>
           <w:bCs/>
           <w:highlight w:val="yellow"/>
         </w:rPr>
+        <w:t>default</w:t>
+      </w:r>
+      <w:proofErr w:type="gramEnd"/>
+      <w:r>
+        <w:rPr>
+          <w:b/>
+          <w:bCs/>
+          <w:highlight w:val="yellow"/>
+        </w:rPr>
+        <w:t xml:space="preserve"> all </w:t>
+      </w:r>
+      <w:r>
+        <w:rPr>
+          <w:b/>
+          <w:bCs/>
+          <w:highlight w:val="yellow"/>
+        </w:rPr>
         <w:t>variables</w:t>
       </w:r>
       <w:r>
@@ -18345,14 +20238,32 @@
           <w:bCs/>
           <w:highlight w:val="yellow"/>
         </w:rPr>
-        <w:t xml:space="preserve"> Means once value is assigned we </w:t>
-      </w:r>
+        <w:t xml:space="preserve"> Means once value is </w:t>
+      </w:r>
+      <w:proofErr w:type="gramStart"/>
       <w:r>
         <w:rPr>
           <w:b/>
           <w:bCs/>
           <w:highlight w:val="yellow"/>
         </w:rPr>
+        <w:t>assigned</w:t>
+      </w:r>
+      <w:proofErr w:type="gramEnd"/>
+      <w:r>
+        <w:rPr>
+          <w:b/>
+          <w:bCs/>
+          <w:highlight w:val="yellow"/>
+        </w:rPr>
+        <w:t xml:space="preserve"> we </w:t>
+      </w:r>
+      <w:r>
+        <w:rPr>
+          <w:b/>
+          <w:bCs/>
+          <w:highlight w:val="yellow"/>
+        </w:rPr>
         <w:t>cannot</w:t>
       </w:r>
       <w:r>
@@ -18378,7 +20289,25 @@
           <w:bCs/>
           <w:highlight w:val="yellow"/>
         </w:rPr>
-        <w:t>By default interface variables internally assigned with “</w:t>
+        <w:t xml:space="preserve">By </w:t>
+      </w:r>
+      <w:proofErr w:type="gramStart"/>
+      <w:r>
+        <w:rPr>
+          <w:b/>
+          <w:bCs/>
+          <w:highlight w:val="yellow"/>
+        </w:rPr>
+        <w:t>default</w:t>
+      </w:r>
+      <w:proofErr w:type="gramEnd"/>
+      <w:r>
+        <w:rPr>
+          <w:b/>
+          <w:bCs/>
+          <w:highlight w:val="yellow"/>
+        </w:rPr>
+        <w:t xml:space="preserve"> interface variables internally assigned with “</w:t>
       </w:r>
       <w:r>
         <w:rPr>
@@ -18800,7 +20729,15 @@
           <w:b/>
           <w:bCs/>
         </w:rPr>
-        <w:t xml:space="preserve">Final - </w:t>
+        <w:t xml:space="preserve">Final </w:t>
+      </w:r>
+      <w:proofErr w:type="gramStart"/>
+      <w:r>
+        <w:rPr>
+          <w:b/>
+          <w:bCs/>
+        </w:rPr>
+        <w:t xml:space="preserve">- </w:t>
       </w:r>
       <w:r>
         <w:rPr>
@@ -18810,7 +20747,19 @@
         <w:t xml:space="preserve"> </w:t>
       </w:r>
       <w:r>
-        <w:t xml:space="preserve">if we declare fields as final we </w:t>
+        <w:t>if</w:t>
+      </w:r>
+      <w:proofErr w:type="gramEnd"/>
+      <w:r>
+        <w:t xml:space="preserve"> we declare fields as </w:t>
+      </w:r>
+      <w:proofErr w:type="gramStart"/>
+      <w:r>
+        <w:t>final</w:t>
+      </w:r>
+      <w:proofErr w:type="gramEnd"/>
+      <w:r>
+        <w:t xml:space="preserve"> we </w:t>
       </w:r>
       <w:r>
         <w:t>cannot</w:t>
@@ -18906,8 +20855,16 @@
               <w:rPr>
                 <w:lang w:val="en-IN"/>
               </w:rPr>
-              <w:t xml:space="preserve"> void m1(){</w:t>
-            </w:r>
+              <w:t xml:space="preserve"> void m1</w:t>
+            </w:r>
+            <w:proofErr w:type="gramStart"/>
+            <w:r>
+              <w:rPr>
+                <w:lang w:val="en-IN"/>
+              </w:rPr>
+              <w:t>(){</w:t>
+            </w:r>
+            <w:proofErr w:type="gramEnd"/>
             <w:r>
               <w:rPr>
                 <w:lang w:val="en-IN"/>
@@ -18948,8 +20905,16 @@
                 <w:lang w:val="en-IN"/>
               </w:rPr>
               <w:br/>
-              <w:t xml:space="preserve">    }</w:t>
-            </w:r>
+              <w:t xml:space="preserve">  </w:t>
+            </w:r>
+            <w:proofErr w:type="gramStart"/>
+            <w:r>
+              <w:rPr>
+                <w:lang w:val="en-IN"/>
+              </w:rPr>
+              <w:t xml:space="preserve">  }</w:t>
+            </w:r>
+            <w:proofErr w:type="gramEnd"/>
             <w:r>
               <w:rPr>
                 <w:lang w:val="en-IN"/>
@@ -18988,8 +20953,16 @@
               <w:rPr>
                 <w:lang w:val="en-IN"/>
               </w:rPr>
-              <w:t xml:space="preserve"> extends Parent{</w:t>
-            </w:r>
+              <w:t xml:space="preserve"> extends </w:t>
+            </w:r>
+            <w:proofErr w:type="gramStart"/>
+            <w:r>
+              <w:rPr>
+                <w:lang w:val="en-IN"/>
+              </w:rPr>
+              <w:t>Parent{</w:t>
+            </w:r>
+            <w:proofErr w:type="gramEnd"/>
             <w:r>
               <w:rPr>
                 <w:lang w:val="en-IN"/>
@@ -19063,8 +21036,16 @@
                 <w:lang w:val="en-IN"/>
               </w:rPr>
               <w:br/>
-              <w:t xml:space="preserve">    }</w:t>
-            </w:r>
+              <w:t xml:space="preserve">  </w:t>
+            </w:r>
+            <w:proofErr w:type="gramStart"/>
+            <w:r>
+              <w:rPr>
+                <w:lang w:val="en-IN"/>
+              </w:rPr>
+              <w:t xml:space="preserve">  }</w:t>
+            </w:r>
+            <w:proofErr w:type="gramEnd"/>
             <w:r>
               <w:rPr>
                 <w:lang w:val="en-IN"/>
@@ -19186,6 +21167,7 @@
               <w:t xml:space="preserve">    void </w:t>
             </w:r>
             <w:proofErr w:type="spellStart"/>
+            <w:proofErr w:type="gramStart"/>
             <w:r>
               <w:rPr>
                 <w:lang w:val="en-IN"/>
@@ -19197,7 +21179,14 @@
               <w:rPr>
                 <w:lang w:val="en-IN"/>
               </w:rPr>
-              <w:t>();</w:t>
+              <w:t>(</w:t>
+            </w:r>
+            <w:proofErr w:type="gramEnd"/>
+            <w:r>
+              <w:rPr>
+                <w:lang w:val="en-IN"/>
+              </w:rPr>
+              <w:t>);</w:t>
             </w:r>
             <w:r>
               <w:rPr>
@@ -19207,6 +21196,7 @@
               <w:t xml:space="preserve">    default void </w:t>
             </w:r>
             <w:proofErr w:type="spellStart"/>
+            <w:proofErr w:type="gramStart"/>
             <w:r>
               <w:rPr>
                 <w:lang w:val="en-IN"/>
@@ -19220,6 +21210,7 @@
               </w:rPr>
               <w:t>(){</w:t>
             </w:r>
+            <w:proofErr w:type="gramEnd"/>
             <w:r>
               <w:rPr>
                 <w:lang w:val="en-IN"/>
@@ -19274,8 +21265,16 @@
                 <w:lang w:val="en-IN"/>
               </w:rPr>
               <w:br/>
-              <w:t xml:space="preserve">    }</w:t>
-            </w:r>
+              <w:t xml:space="preserve">  </w:t>
+            </w:r>
+            <w:proofErr w:type="gramStart"/>
+            <w:r>
+              <w:rPr>
+                <w:lang w:val="en-IN"/>
+              </w:rPr>
+              <w:t xml:space="preserve">  }</w:t>
+            </w:r>
+            <w:proofErr w:type="gramEnd"/>
             <w:r>
               <w:rPr>
                 <w:lang w:val="en-IN"/>
@@ -19290,6 +21289,7 @@
               <w:t xml:space="preserve">    static String </w:t>
             </w:r>
             <w:proofErr w:type="spellStart"/>
+            <w:proofErr w:type="gramStart"/>
             <w:r>
               <w:rPr>
                 <w:lang w:val="en-IN"/>
@@ -19303,6 +21303,7 @@
               </w:rPr>
               <w:t>(){</w:t>
             </w:r>
+            <w:proofErr w:type="gramEnd"/>
             <w:r>
               <w:rPr>
                 <w:lang w:val="en-IN"/>
@@ -19311,6 +21312,7 @@
               <w:t xml:space="preserve">        </w:t>
             </w:r>
             <w:proofErr w:type="spellStart"/>
+            <w:proofErr w:type="gramStart"/>
             <w:r>
               <w:rPr>
                 <w:i/>
@@ -19324,22 +21326,51 @@
               <w:rPr>
                 <w:lang w:val="en-IN"/>
               </w:rPr>
-              <w:t>();</w:t>
-            </w:r>
-            <w:r>
-              <w:rPr>
-                <w:lang w:val="en-IN"/>
-              </w:rPr>
-              <w:br/>
-              <w:t xml:space="preserve">        return "Dummy..";</w:t>
-            </w:r>
-            <w:r>
-              <w:rPr>
-                <w:lang w:val="en-IN"/>
-              </w:rPr>
-              <w:br/>
-              <w:t xml:space="preserve">    }</w:t>
-            </w:r>
+              <w:t>(</w:t>
+            </w:r>
+            <w:proofErr w:type="gramEnd"/>
+            <w:r>
+              <w:rPr>
+                <w:lang w:val="en-IN"/>
+              </w:rPr>
+              <w:t>);</w:t>
+            </w:r>
+            <w:r>
+              <w:rPr>
+                <w:lang w:val="en-IN"/>
+              </w:rPr>
+              <w:br/>
+              <w:t xml:space="preserve">        return "</w:t>
+            </w:r>
+            <w:proofErr w:type="gramStart"/>
+            <w:r>
+              <w:rPr>
+                <w:lang w:val="en-IN"/>
+              </w:rPr>
+              <w:t>Dummy..</w:t>
+            </w:r>
+            <w:proofErr w:type="gramEnd"/>
+            <w:r>
+              <w:rPr>
+                <w:lang w:val="en-IN"/>
+              </w:rPr>
+              <w:t>";</w:t>
+            </w:r>
+            <w:r>
+              <w:rPr>
+                <w:lang w:val="en-IN"/>
+              </w:rPr>
+              <w:br/>
+              <w:t xml:space="preserve">  </w:t>
+            </w:r>
+            <w:proofErr w:type="gramStart"/>
+            <w:r>
+              <w:rPr>
+                <w:lang w:val="en-IN"/>
+              </w:rPr>
+              <w:t xml:space="preserve">  }</w:t>
+            </w:r>
+            <w:proofErr w:type="gramEnd"/>
             <w:r>
               <w:rPr>
                 <w:lang w:val="en-IN"/>
@@ -19354,6 +21385,7 @@
               <w:t xml:space="preserve">    private static void </w:t>
             </w:r>
             <w:proofErr w:type="spellStart"/>
+            <w:proofErr w:type="gramStart"/>
             <w:r>
               <w:rPr>
                 <w:lang w:val="en-IN"/>
@@ -19367,6 +21399,7 @@
               </w:rPr>
               <w:t>(){</w:t>
             </w:r>
+            <w:proofErr w:type="gramEnd"/>
             <w:r>
               <w:rPr>
                 <w:lang w:val="en-IN"/>
@@ -19427,8 +21460,16 @@
                 <w:lang w:val="en-IN"/>
               </w:rPr>
               <w:br/>
-              <w:t xml:space="preserve">    }</w:t>
-            </w:r>
+              <w:t xml:space="preserve">  </w:t>
+            </w:r>
+            <w:proofErr w:type="gramStart"/>
+            <w:r>
+              <w:rPr>
+                <w:lang w:val="en-IN"/>
+              </w:rPr>
+              <w:t xml:space="preserve">  }</w:t>
+            </w:r>
+            <w:proofErr w:type="gramEnd"/>
             <w:r>
               <w:rPr>
                 <w:lang w:val="en-IN"/>
@@ -19454,12 +21495,21 @@
           <w:bCs/>
         </w:rPr>
       </w:pPr>
-      <w:r>
-        <w:rPr>
-          <w:b/>
-          <w:bCs/>
-        </w:rPr>
-        <w:t>Finally an interface can contain.</w:t>
+      <w:proofErr w:type="gramStart"/>
+      <w:r>
+        <w:rPr>
+          <w:b/>
+          <w:bCs/>
+        </w:rPr>
+        <w:t>Finally</w:t>
+      </w:r>
+      <w:proofErr w:type="gramEnd"/>
+      <w:r>
+        <w:rPr>
+          <w:b/>
+          <w:bCs/>
+        </w:rPr>
+        <w:t xml:space="preserve"> an interface can contain.</w:t>
       </w:r>
     </w:p>
     <w:p>
@@ -19602,7 +21652,15 @@
         <w:sym w:font="Wingdings" w:char="F0E0"/>
       </w:r>
       <w:r>
-        <w:t xml:space="preserve"> internally interface variable are </w:t>
+        <w:t xml:space="preserve"> internally interface variable </w:t>
+      </w:r>
+      <w:proofErr w:type="gramStart"/>
+      <w:r>
+        <w:t>are</w:t>
+      </w:r>
+      <w:proofErr w:type="gramEnd"/>
+      <w:r>
+        <w:t xml:space="preserve"> </w:t>
       </w:r>
       <w:r>
         <w:rPr>
@@ -19784,6 +21842,7 @@
               <w:t xml:space="preserve">void </w:t>
             </w:r>
             <w:proofErr w:type="spellStart"/>
+            <w:proofErr w:type="gramStart"/>
             <w:r>
               <w:rPr>
                 <w:sz w:val="18"/>
@@ -19799,7 +21858,16 @@
                 <w:szCs w:val="18"/>
                 <w:lang w:val="en-IN"/>
               </w:rPr>
-              <w:t>();</w:t>
+              <w:t>(</w:t>
+            </w:r>
+            <w:proofErr w:type="gramEnd"/>
+            <w:r>
+              <w:rPr>
+                <w:sz w:val="18"/>
+                <w:szCs w:val="18"/>
+                <w:lang w:val="en-IN"/>
+              </w:rPr>
+              <w:t>);</w:t>
             </w:r>
           </w:p>
           <w:p>
@@ -19843,6 +21911,7 @@
               <w:t xml:space="preserve"> void </w:t>
             </w:r>
             <w:proofErr w:type="spellStart"/>
+            <w:proofErr w:type="gramStart"/>
             <w:r>
               <w:rPr>
                 <w:sz w:val="18"/>
@@ -19860,6 +21929,7 @@
               </w:rPr>
               <w:t>(){</w:t>
             </w:r>
+            <w:proofErr w:type="gramEnd"/>
             <w:r>
               <w:rPr>
                 <w:sz w:val="18"/>
@@ -19974,6 +22044,7 @@
               <w:t xml:space="preserve"> String </w:t>
             </w:r>
             <w:proofErr w:type="spellStart"/>
+            <w:proofErr w:type="gramStart"/>
             <w:r>
               <w:rPr>
                 <w:sz w:val="18"/>
@@ -19991,6 +22062,7 @@
               </w:rPr>
               <w:t>(){</w:t>
             </w:r>
+            <w:proofErr w:type="gramEnd"/>
             <w:r>
               <w:rPr>
                 <w:sz w:val="18"/>
@@ -20001,6 +22073,7 @@
               <w:t xml:space="preserve">    </w:t>
             </w:r>
             <w:proofErr w:type="spellStart"/>
+            <w:proofErr w:type="gramStart"/>
             <w:r>
               <w:rPr>
                 <w:i/>
@@ -20018,16 +22091,43 @@
                 <w:szCs w:val="18"/>
                 <w:lang w:val="en-IN"/>
               </w:rPr>
-              <w:t>();</w:t>
-            </w:r>
-            <w:r>
-              <w:rPr>
-                <w:sz w:val="18"/>
-                <w:szCs w:val="18"/>
-                <w:lang w:val="en-IN"/>
-              </w:rPr>
-              <w:br/>
-              <w:t xml:space="preserve">    return "Dummy..";</w:t>
+              <w:t>(</w:t>
+            </w:r>
+            <w:proofErr w:type="gramEnd"/>
+            <w:r>
+              <w:rPr>
+                <w:sz w:val="18"/>
+                <w:szCs w:val="18"/>
+                <w:lang w:val="en-IN"/>
+              </w:rPr>
+              <w:t>);</w:t>
+            </w:r>
+            <w:r>
+              <w:rPr>
+                <w:sz w:val="18"/>
+                <w:szCs w:val="18"/>
+                <w:lang w:val="en-IN"/>
+              </w:rPr>
+              <w:br/>
+              <w:t xml:space="preserve">    return "</w:t>
+            </w:r>
+            <w:proofErr w:type="gramStart"/>
+            <w:r>
+              <w:rPr>
+                <w:sz w:val="18"/>
+                <w:szCs w:val="18"/>
+                <w:lang w:val="en-IN"/>
+              </w:rPr>
+              <w:t>Dummy..</w:t>
+            </w:r>
+            <w:proofErr w:type="gramEnd"/>
+            <w:r>
+              <w:rPr>
+                <w:sz w:val="18"/>
+                <w:szCs w:val="18"/>
+                <w:lang w:val="en-IN"/>
+              </w:rPr>
+              <w:t>";</w:t>
             </w:r>
             <w:r>
               <w:rPr>
@@ -20080,6 +22180,7 @@
               <w:t xml:space="preserve"> void </w:t>
             </w:r>
             <w:proofErr w:type="spellStart"/>
+            <w:proofErr w:type="gramStart"/>
             <w:r>
               <w:rPr>
                 <w:sz w:val="18"/>
@@ -20097,6 +22198,7 @@
               </w:rPr>
               <w:t>(){</w:t>
             </w:r>
+            <w:proofErr w:type="gramEnd"/>
             <w:r>
               <w:rPr>
                 <w:sz w:val="18"/>
@@ -20294,6 +22396,7 @@
               </w:rPr>
               <w:t xml:space="preserve">Interface cannot </w:t>
             </w:r>
+            <w:proofErr w:type="gramStart"/>
             <w:r>
               <w:rPr>
                 <w:b/>
@@ -20310,6 +22413,7 @@
               </w:rPr>
               <w:t>s</w:t>
             </w:r>
+            <w:proofErr w:type="gramEnd"/>
             <w:r>
               <w:rPr>
                 <w:b/>
@@ -20360,8 +22464,17 @@
                 <w:color w:val="FF0000"/>
                 <w:lang w:val="en-IN"/>
               </w:rPr>
-              <w:t>interface A{</w:t>
-            </w:r>
+              <w:t xml:space="preserve">interface </w:t>
+            </w:r>
+            <w:proofErr w:type="gramStart"/>
+            <w:r>
+              <w:rPr>
+                <w:color w:val="FF0000"/>
+                <w:lang w:val="en-IN"/>
+              </w:rPr>
+              <w:t>A{</w:t>
+            </w:r>
+            <w:proofErr w:type="gramEnd"/>
             <w:r>
               <w:rPr>
                 <w:color w:val="FF0000"/>
@@ -20405,15 +22518,25 @@
                 <w:highlight w:val="yellow"/>
                 <w:lang w:val="en-IN"/>
               </w:rPr>
-              <w:t xml:space="preserve"> B implements A</w:t>
-            </w:r>
+              <w:t xml:space="preserve"> B implements </w:t>
+            </w:r>
+            <w:proofErr w:type="gramStart"/>
             <w:r>
               <w:rPr>
                 <w:color w:val="FF0000"/>
+                <w:highlight w:val="yellow"/>
+                <w:lang w:val="en-IN"/>
+              </w:rPr>
+              <w:t>A</w:t>
+            </w:r>
+            <w:r>
+              <w:rPr>
+                <w:color w:val="FF0000"/>
                 <w:lang w:val="en-IN"/>
               </w:rPr>
               <w:t>{</w:t>
             </w:r>
+            <w:proofErr w:type="gramEnd"/>
             <w:r>
               <w:rPr>
                 <w:color w:val="FF0000"/>
@@ -20445,8 +22568,16 @@
               <w:rPr>
                 <w:lang w:val="en-IN"/>
               </w:rPr>
-              <w:t>interface A{</w:t>
-            </w:r>
+              <w:t xml:space="preserve">interface </w:t>
+            </w:r>
+            <w:proofErr w:type="gramStart"/>
+            <w:r>
+              <w:rPr>
+                <w:lang w:val="en-IN"/>
+              </w:rPr>
+              <w:t>A{</w:t>
+            </w:r>
+            <w:proofErr w:type="gramEnd"/>
             <w:r>
               <w:rPr>
                 <w:lang w:val="en-IN"/>
@@ -20490,8 +22621,16 @@
               <w:rPr>
                 <w:lang w:val="en-IN"/>
               </w:rPr>
-              <w:t xml:space="preserve"> A{</w:t>
-            </w:r>
+              <w:t xml:space="preserve"> </w:t>
+            </w:r>
+            <w:proofErr w:type="gramStart"/>
+            <w:r>
+              <w:rPr>
+                <w:lang w:val="en-IN"/>
+              </w:rPr>
+              <w:t>A{</w:t>
+            </w:r>
+            <w:proofErr w:type="gramEnd"/>
             <w:r>
               <w:rPr>
                 <w:lang w:val="en-IN"/>
@@ -20608,6 +22747,7 @@
               </w:rPr>
               <w:t xml:space="preserve">implements </w:t>
             </w:r>
+            <w:proofErr w:type="gramStart"/>
             <w:r>
               <w:rPr>
                 <w:b/>
@@ -20622,6 +22762,7 @@
               </w:rPr>
               <w:t>{</w:t>
             </w:r>
+            <w:proofErr w:type="gramEnd"/>
             <w:r>
               <w:rPr>
                 <w:lang w:val="en-IN"/>
@@ -20647,8 +22788,16 @@
                 <w:lang w:val="en-IN"/>
               </w:rPr>
               <w:br/>
-              <w:t xml:space="preserve">    }</w:t>
-            </w:r>
+              <w:t xml:space="preserve">  </w:t>
+            </w:r>
+            <w:proofErr w:type="gramStart"/>
+            <w:r>
+              <w:rPr>
+                <w:lang w:val="en-IN"/>
+              </w:rPr>
+              <w:t xml:space="preserve">  }</w:t>
+            </w:r>
+            <w:proofErr w:type="gramEnd"/>
             <w:r>
               <w:rPr>
                 <w:lang w:val="en-IN"/>
@@ -20680,8 +22829,16 @@
                 <w:lang w:val="en-IN"/>
               </w:rPr>
               <w:br/>
-              <w:t xml:space="preserve">    }</w:t>
-            </w:r>
+              <w:t xml:space="preserve">  </w:t>
+            </w:r>
+            <w:proofErr w:type="gramStart"/>
+            <w:r>
+              <w:rPr>
+                <w:lang w:val="en-IN"/>
+              </w:rPr>
+              <w:t xml:space="preserve">  }</w:t>
+            </w:r>
+            <w:proofErr w:type="gramEnd"/>
             <w:r>
               <w:rPr>
                 <w:lang w:val="en-IN"/>
@@ -21193,7 +23350,21 @@
         <w:rPr>
           <w:lang w:val="en-IN"/>
         </w:rPr>
-        <w:t>By default any attribute of interface is </w:t>
+        <w:t xml:space="preserve">By </w:t>
+      </w:r>
+      <w:proofErr w:type="gramStart"/>
+      <w:r>
+        <w:rPr>
+          <w:lang w:val="en-IN"/>
+        </w:rPr>
+        <w:t>default</w:t>
+      </w:r>
+      <w:proofErr w:type="gramEnd"/>
+      <w:r>
+        <w:rPr>
+          <w:lang w:val="en-IN"/>
+        </w:rPr>
+        <w:t xml:space="preserve"> any attribute of interface is </w:t>
       </w:r>
       <w:r>
         <w:rPr>
@@ -21247,7 +23418,15 @@
         </w:rPr>
       </w:pPr>
       <w:r>
-        <w:t>By default interface methods are implicitly </w:t>
+        <w:t xml:space="preserve">By </w:t>
+      </w:r>
+      <w:proofErr w:type="gramStart"/>
+      <w:r>
+        <w:t>default</w:t>
+      </w:r>
+      <w:proofErr w:type="gramEnd"/>
+      <w:r>
+        <w:t xml:space="preserve"> interface methods are implicitly </w:t>
       </w:r>
       <w:r>
         <w:rPr>
@@ -21440,8 +23619,16 @@
                 <w:lang w:val="en-IN"/>
               </w:rPr>
               <w:br/>
-              <w:t xml:space="preserve">    }</w:t>
-            </w:r>
+              <w:t xml:space="preserve">  </w:t>
+            </w:r>
+            <w:proofErr w:type="gramStart"/>
+            <w:r>
+              <w:rPr>
+                <w:lang w:val="en-IN"/>
+              </w:rPr>
+              <w:t xml:space="preserve">  }</w:t>
+            </w:r>
+            <w:proofErr w:type="gramEnd"/>
             <w:r>
               <w:rPr>
                 <w:lang w:val="en-IN"/>
@@ -21467,8 +23654,16 @@
                 <w:lang w:val="en-IN"/>
               </w:rPr>
               <w:br/>
-              <w:t xml:space="preserve">    }</w:t>
-            </w:r>
+              <w:t xml:space="preserve">  </w:t>
+            </w:r>
+            <w:proofErr w:type="gramStart"/>
+            <w:r>
+              <w:rPr>
+                <w:lang w:val="en-IN"/>
+              </w:rPr>
+              <w:t xml:space="preserve">  }</w:t>
+            </w:r>
+            <w:proofErr w:type="gramEnd"/>
             <w:r>
               <w:rPr>
                 <w:lang w:val="en-IN"/>
@@ -21544,8 +23739,16 @@
         <w:rPr>
           <w:lang w:val="en-IN"/>
         </w:rPr>
-        <w:t>By default</w:t>
-      </w:r>
+        <w:t xml:space="preserve">By </w:t>
+      </w:r>
+      <w:proofErr w:type="gramStart"/>
+      <w:r>
+        <w:rPr>
+          <w:lang w:val="en-IN"/>
+        </w:rPr>
+        <w:t>default</w:t>
+      </w:r>
+      <w:proofErr w:type="gramEnd"/>
       <w:r>
         <w:rPr>
           <w:lang w:val="en-IN"/>
@@ -21698,10 +23901,12 @@
         <w:spacing w:after="0" w:line="240" w:lineRule="auto"/>
       </w:pPr>
       <w:proofErr w:type="spellStart"/>
+      <w:proofErr w:type="gramStart"/>
       <w:r>
         <w:t>Lets</w:t>
       </w:r>
       <w:proofErr w:type="spellEnd"/>
+      <w:proofErr w:type="gramEnd"/>
       <w:r>
         <w:t xml:space="preserve"> assume already one class is having some </w:t>
       </w:r>
@@ -22479,7 +24684,15 @@
         <w:spacing w:after="0" w:line="240" w:lineRule="auto"/>
       </w:pPr>
       <w:r>
-        <w:t>We are going to use “this” and “super” in constructors scenario also.</w:t>
+        <w:t xml:space="preserve">We are going to use “this” and “super” in </w:t>
+      </w:r>
+      <w:proofErr w:type="gramStart"/>
+      <w:r>
+        <w:t>constructors</w:t>
+      </w:r>
+      <w:proofErr w:type="gramEnd"/>
+      <w:r>
+        <w:t xml:space="preserve"> scenario also.</w:t>
       </w:r>
     </w:p>
     <w:p>
@@ -22518,18 +24731,25 @@
           </w:tcPr>
           <w:p>
             <w:proofErr w:type="spellStart"/>
+            <w:proofErr w:type="gramStart"/>
             <w:r>
               <w:t>this.methodName</w:t>
             </w:r>
             <w:proofErr w:type="spellEnd"/>
+            <w:proofErr w:type="gramEnd"/>
             <w:r>
               <w:t>();</w:t>
             </w:r>
           </w:p>
           <w:p/>
           <w:p>
-            <w:r>
-              <w:t>this();</w:t>
+            <w:proofErr w:type="gramStart"/>
+            <w:r>
+              <w:t>this(</w:t>
+            </w:r>
+            <w:proofErr w:type="gramEnd"/>
+            <w:r>
+              <w:t>);</w:t>
             </w:r>
             <w:r>
               <w:t xml:space="preserve"> </w:t>
@@ -22568,10 +24788,12 @@
           </w:tcPr>
           <w:p>
             <w:proofErr w:type="spellStart"/>
+            <w:proofErr w:type="gramStart"/>
             <w:r>
               <w:t>super.methodName</w:t>
             </w:r>
             <w:proofErr w:type="spellEnd"/>
+            <w:proofErr w:type="gramEnd"/>
             <w:r>
               <w:t>();</w:t>
             </w:r>
@@ -22648,8 +24870,16 @@
                 <w:lang w:val="en-IN"/>
               </w:rPr>
               <w:br/>
-              <w:t xml:space="preserve">    public App(){</w:t>
-            </w:r>
+              <w:t xml:space="preserve">    public </w:t>
+            </w:r>
+            <w:proofErr w:type="gramStart"/>
+            <w:r>
+              <w:rPr>
+                <w:lang w:val="en-IN"/>
+              </w:rPr>
+              <w:t>App(){</w:t>
+            </w:r>
+            <w:proofErr w:type="gramEnd"/>
             <w:r>
               <w:rPr>
                 <w:lang w:val="en-IN"/>
@@ -22690,15 +24920,45 @@
                 <w:lang w:val="en-IN"/>
               </w:rPr>
               <w:br/>
-              <w:t xml:space="preserve">    }</w:t>
-            </w:r>
-            <w:r>
-              <w:rPr>
-                <w:lang w:val="en-IN"/>
-              </w:rPr>
-              <w:br/>
-              <w:t xml:space="preserve">    public App(Integer id){</w:t>
-            </w:r>
+              <w:t xml:space="preserve">  </w:t>
+            </w:r>
+            <w:proofErr w:type="gramStart"/>
+            <w:r>
+              <w:rPr>
+                <w:lang w:val="en-IN"/>
+              </w:rPr>
+              <w:t xml:space="preserve">  }</w:t>
+            </w:r>
+            <w:proofErr w:type="gramEnd"/>
+            <w:r>
+              <w:rPr>
+                <w:lang w:val="en-IN"/>
+              </w:rPr>
+              <w:br/>
+              <w:t xml:space="preserve">    public </w:t>
+            </w:r>
+            <w:proofErr w:type="gramStart"/>
+            <w:r>
+              <w:rPr>
+                <w:lang w:val="en-IN"/>
+              </w:rPr>
+              <w:t>App(</w:t>
+            </w:r>
+            <w:proofErr w:type="gramEnd"/>
+            <w:r>
+              <w:rPr>
+                <w:lang w:val="en-IN"/>
+              </w:rPr>
+              <w:t xml:space="preserve">Integer </w:t>
+            </w:r>
+            <w:proofErr w:type="gramStart"/>
+            <w:r>
+              <w:rPr>
+                <w:lang w:val="en-IN"/>
+              </w:rPr>
+              <w:t>id){</w:t>
+            </w:r>
+            <w:proofErr w:type="gramEnd"/>
             <w:r>
               <w:rPr>
                 <w:lang w:val="en-IN"/>
@@ -22713,6 +24973,7 @@
               </w:rPr>
               <w:t xml:space="preserve">        </w:t>
             </w:r>
+            <w:proofErr w:type="gramStart"/>
             <w:r>
               <w:rPr>
                 <w:b/>
@@ -22720,92 +24981,9 @@
                 <w:highlight w:val="yellow"/>
                 <w:lang w:val="en-IN"/>
               </w:rPr>
-              <w:t>this();</w:t>
-            </w:r>
-            <w:r>
-              <w:rPr>
-                <w:b/>
-                <w:bCs/>
-                <w:lang w:val="en-IN"/>
-              </w:rPr>
-              <w:br/>
-            </w:r>
-            <w:r>
-              <w:rPr>
-                <w:lang w:val="en-IN"/>
-              </w:rPr>
-              <w:t xml:space="preserve">        </w:t>
-            </w:r>
-            <w:proofErr w:type="spellStart"/>
-            <w:r>
-              <w:rPr>
-                <w:lang w:val="en-IN"/>
-              </w:rPr>
-              <w:t>System.</w:t>
-            </w:r>
-            <w:r>
-              <w:rPr>
-                <w:i/>
-                <w:iCs/>
-                <w:lang w:val="en-IN"/>
-              </w:rPr>
-              <w:t>out</w:t>
-            </w:r>
-            <w:r>
-              <w:rPr>
-                <w:lang w:val="en-IN"/>
-              </w:rPr>
-              <w:t>.println</w:t>
-            </w:r>
-            <w:proofErr w:type="spellEnd"/>
-            <w:r>
-              <w:rPr>
-                <w:lang w:val="en-IN"/>
-              </w:rPr>
-              <w:t>(id);</w:t>
-            </w:r>
-            <w:r>
-              <w:rPr>
-                <w:lang w:val="en-IN"/>
-              </w:rPr>
-              <w:br/>
-              <w:t xml:space="preserve">    }</w:t>
-            </w:r>
-            <w:r>
-              <w:rPr>
-                <w:lang w:val="en-IN"/>
-              </w:rPr>
-              <w:br/>
-              <w:t xml:space="preserve">    public App(String </w:t>
-            </w:r>
-            <w:proofErr w:type="spellStart"/>
-            <w:r>
-              <w:rPr>
-                <w:lang w:val="en-IN"/>
-              </w:rPr>
-              <w:t>eName</w:t>
-            </w:r>
-            <w:proofErr w:type="spellEnd"/>
-            <w:r>
-              <w:rPr>
-                <w:lang w:val="en-IN"/>
-              </w:rPr>
-              <w:t>){</w:t>
-            </w:r>
-            <w:r>
-              <w:rPr>
-                <w:lang w:val="en-IN"/>
-              </w:rPr>
-              <w:br/>
-            </w:r>
-            <w:r>
-              <w:rPr>
-                <w:b/>
-                <w:bCs/>
-                <w:lang w:val="en-IN"/>
-              </w:rPr>
-              <w:t xml:space="preserve">        </w:t>
-            </w:r>
+              <w:t>this(</w:t>
+            </w:r>
+            <w:proofErr w:type="gramEnd"/>
             <w:r>
               <w:rPr>
                 <w:b/>
@@ -22813,13 +24991,20 @@
                 <w:highlight w:val="yellow"/>
                 <w:lang w:val="en-IN"/>
               </w:rPr>
-              <w:t>this(123);</w:t>
-            </w:r>
-            <w:r>
-              <w:rPr>
-                <w:lang w:val="en-IN"/>
-              </w:rPr>
-              <w:br/>
+              <w:t>);</w:t>
+            </w:r>
+            <w:r>
+              <w:rPr>
+                <w:b/>
+                <w:bCs/>
+                <w:lang w:val="en-IN"/>
+              </w:rPr>
+              <w:br/>
+            </w:r>
+            <w:r>
+              <w:rPr>
+                <w:lang w:val="en-IN"/>
+              </w:rPr>
               <w:t xml:space="preserve">        </w:t>
             </w:r>
             <w:proofErr w:type="spellStart"/>
@@ -22848,6 +25033,127 @@
               <w:rPr>
                 <w:lang w:val="en-IN"/>
               </w:rPr>
+              <w:t>(id);</w:t>
+            </w:r>
+            <w:r>
+              <w:rPr>
+                <w:lang w:val="en-IN"/>
+              </w:rPr>
+              <w:br/>
+              <w:t xml:space="preserve">  </w:t>
+            </w:r>
+            <w:proofErr w:type="gramStart"/>
+            <w:r>
+              <w:rPr>
+                <w:lang w:val="en-IN"/>
+              </w:rPr>
+              <w:t xml:space="preserve">  }</w:t>
+            </w:r>
+            <w:proofErr w:type="gramEnd"/>
+            <w:r>
+              <w:rPr>
+                <w:lang w:val="en-IN"/>
+              </w:rPr>
+              <w:br/>
+              <w:t xml:space="preserve">    public </w:t>
+            </w:r>
+            <w:proofErr w:type="gramStart"/>
+            <w:r>
+              <w:rPr>
+                <w:lang w:val="en-IN"/>
+              </w:rPr>
+              <w:t>App(</w:t>
+            </w:r>
+            <w:proofErr w:type="gramEnd"/>
+            <w:r>
+              <w:rPr>
+                <w:lang w:val="en-IN"/>
+              </w:rPr>
+              <w:t xml:space="preserve">String </w:t>
+            </w:r>
+            <w:proofErr w:type="spellStart"/>
+            <w:proofErr w:type="gramStart"/>
+            <w:r>
+              <w:rPr>
+                <w:lang w:val="en-IN"/>
+              </w:rPr>
+              <w:t>eName</w:t>
+            </w:r>
+            <w:proofErr w:type="spellEnd"/>
+            <w:r>
+              <w:rPr>
+                <w:lang w:val="en-IN"/>
+              </w:rPr>
+              <w:t>){</w:t>
+            </w:r>
+            <w:proofErr w:type="gramEnd"/>
+            <w:r>
+              <w:rPr>
+                <w:lang w:val="en-IN"/>
+              </w:rPr>
+              <w:br/>
+            </w:r>
+            <w:r>
+              <w:rPr>
+                <w:b/>
+                <w:bCs/>
+                <w:lang w:val="en-IN"/>
+              </w:rPr>
+              <w:t xml:space="preserve">        </w:t>
+            </w:r>
+            <w:proofErr w:type="gramStart"/>
+            <w:r>
+              <w:rPr>
+                <w:b/>
+                <w:bCs/>
+                <w:highlight w:val="yellow"/>
+                <w:lang w:val="en-IN"/>
+              </w:rPr>
+              <w:t>this(</w:t>
+            </w:r>
+            <w:proofErr w:type="gramEnd"/>
+            <w:r>
+              <w:rPr>
+                <w:b/>
+                <w:bCs/>
+                <w:highlight w:val="yellow"/>
+                <w:lang w:val="en-IN"/>
+              </w:rPr>
+              <w:t>123);</w:t>
+            </w:r>
+            <w:r>
+              <w:rPr>
+                <w:lang w:val="en-IN"/>
+              </w:rPr>
+              <w:br/>
+              <w:t xml:space="preserve">        </w:t>
+            </w:r>
+            <w:proofErr w:type="spellStart"/>
+            <w:r>
+              <w:rPr>
+                <w:lang w:val="en-IN"/>
+              </w:rPr>
+              <w:t>System.</w:t>
+            </w:r>
+            <w:r>
+              <w:rPr>
+                <w:i/>
+                <w:iCs/>
+                <w:lang w:val="en-IN"/>
+              </w:rPr>
+              <w:t>out</w:t>
+            </w:r>
+            <w:r>
+              <w:rPr>
+                <w:lang w:val="en-IN"/>
+              </w:rPr>
+              <w:t>.println</w:t>
+            </w:r>
+            <w:proofErr w:type="spellEnd"/>
+            <w:r>
+              <w:rPr>
+                <w:lang w:val="en-IN"/>
+              </w:rPr>
               <w:t>(</w:t>
             </w:r>
             <w:proofErr w:type="spellStart"/>
@@ -22869,14 +25175,36 @@
                 <w:lang w:val="en-IN"/>
               </w:rPr>
               <w:br/>
-              <w:t xml:space="preserve">    }</w:t>
-            </w:r>
-            <w:r>
-              <w:rPr>
-                <w:lang w:val="en-IN"/>
-              </w:rPr>
-              <w:br/>
-              <w:t xml:space="preserve">    public static void main(String[] </w:t>
+              <w:t xml:space="preserve">  </w:t>
+            </w:r>
+            <w:proofErr w:type="gramStart"/>
+            <w:r>
+              <w:rPr>
+                <w:lang w:val="en-IN"/>
+              </w:rPr>
+              <w:t xml:space="preserve">  }</w:t>
+            </w:r>
+            <w:proofErr w:type="gramEnd"/>
+            <w:r>
+              <w:rPr>
+                <w:lang w:val="en-IN"/>
+              </w:rPr>
+              <w:br/>
+              <w:t xml:space="preserve">    public static void </w:t>
+            </w:r>
+            <w:proofErr w:type="gramStart"/>
+            <w:r>
+              <w:rPr>
+                <w:lang w:val="en-IN"/>
+              </w:rPr>
+              <w:t>main(String[</w:t>
+            </w:r>
+            <w:proofErr w:type="gramEnd"/>
+            <w:r>
+              <w:rPr>
+                <w:lang w:val="en-IN"/>
+              </w:rPr>
+              <w:t xml:space="preserve">] </w:t>
             </w:r>
             <w:proofErr w:type="spellStart"/>
             <w:r>
@@ -22904,8 +25232,16 @@
                 <w:lang w:val="en-IN"/>
               </w:rPr>
               <w:br/>
-              <w:t xml:space="preserve">    }</w:t>
-            </w:r>
+              <w:t xml:space="preserve">  </w:t>
+            </w:r>
+            <w:proofErr w:type="gramStart"/>
+            <w:r>
+              <w:rPr>
+                <w:lang w:val="en-IN"/>
+              </w:rPr>
+              <w:t xml:space="preserve">  }</w:t>
+            </w:r>
+            <w:proofErr w:type="gramEnd"/>
             <w:r>
               <w:rPr>
                 <w:lang w:val="en-IN"/>
@@ -22930,9 +25266,24 @@
               <w:rPr>
                 <w:lang w:val="en-IN"/>
               </w:rPr>
-              <w:t xml:space="preserve">public class App  extends  </w:t>
+              <w:t xml:space="preserve">public class </w:t>
+            </w:r>
+            <w:proofErr w:type="gramStart"/>
+            <w:r>
+              <w:rPr>
+                <w:lang w:val="en-IN"/>
+              </w:rPr>
+              <w:t>App  extends</w:t>
+            </w:r>
+            <w:proofErr w:type="gramEnd"/>
+            <w:r>
+              <w:rPr>
+                <w:lang w:val="en-IN"/>
+              </w:rPr>
+              <w:t xml:space="preserve">  </w:t>
             </w:r>
             <w:proofErr w:type="spellStart"/>
+            <w:proofErr w:type="gramStart"/>
             <w:r>
               <w:rPr>
                 <w:lang w:val="en-IN"/>
@@ -22946,6 +25297,7 @@
               </w:rPr>
               <w:t>{</w:t>
             </w:r>
+            <w:proofErr w:type="gramEnd"/>
             <w:r>
               <w:rPr>
                 <w:lang w:val="en-IN"/>
@@ -22964,9 +25316,24 @@
                 <w:lang w:val="en-IN"/>
               </w:rPr>
               <w:br/>
-              <w:t xml:space="preserve">    public App(String </w:t>
+              <w:t xml:space="preserve">    public </w:t>
+            </w:r>
+            <w:proofErr w:type="gramStart"/>
+            <w:r>
+              <w:rPr>
+                <w:lang w:val="en-IN"/>
+              </w:rPr>
+              <w:t>App(</w:t>
+            </w:r>
+            <w:proofErr w:type="gramEnd"/>
+            <w:r>
+              <w:rPr>
+                <w:lang w:val="en-IN"/>
+              </w:rPr>
+              <w:t xml:space="preserve">String </w:t>
             </w:r>
             <w:proofErr w:type="spellStart"/>
+            <w:proofErr w:type="gramStart"/>
             <w:r>
               <w:rPr>
                 <w:lang w:val="en-IN"/>
@@ -22980,12 +25347,27 @@
               </w:rPr>
               <w:t>){</w:t>
             </w:r>
-            <w:r>
-              <w:rPr>
-                <w:lang w:val="en-IN"/>
-              </w:rPr>
-              <w:br/>
-              <w:t xml:space="preserve">        super("Hussain....");</w:t>
+            <w:proofErr w:type="gramEnd"/>
+            <w:r>
+              <w:rPr>
+                <w:lang w:val="en-IN"/>
+              </w:rPr>
+              <w:br/>
+              <w:t xml:space="preserve">        </w:t>
+            </w:r>
+            <w:proofErr w:type="gramStart"/>
+            <w:r>
+              <w:rPr>
+                <w:lang w:val="en-IN"/>
+              </w:rPr>
+              <w:t>super(</w:t>
+            </w:r>
+            <w:proofErr w:type="gramEnd"/>
+            <w:r>
+              <w:rPr>
+                <w:lang w:val="en-IN"/>
+              </w:rPr>
+              <w:t>"Hussain....");</w:t>
             </w:r>
             <w:r>
               <w:rPr>
@@ -23041,14 +25423,36 @@
                 <w:lang w:val="en-IN"/>
               </w:rPr>
               <w:br/>
-              <w:t xml:space="preserve">    }</w:t>
-            </w:r>
-            <w:r>
-              <w:rPr>
-                <w:lang w:val="en-IN"/>
-              </w:rPr>
-              <w:br/>
-              <w:t xml:space="preserve">    public static void main(String[] </w:t>
+              <w:t xml:space="preserve">  </w:t>
+            </w:r>
+            <w:proofErr w:type="gramStart"/>
+            <w:r>
+              <w:rPr>
+                <w:lang w:val="en-IN"/>
+              </w:rPr>
+              <w:t xml:space="preserve">  }</w:t>
+            </w:r>
+            <w:proofErr w:type="gramEnd"/>
+            <w:r>
+              <w:rPr>
+                <w:lang w:val="en-IN"/>
+              </w:rPr>
+              <w:br/>
+              <w:t xml:space="preserve">    public static void </w:t>
+            </w:r>
+            <w:proofErr w:type="gramStart"/>
+            <w:r>
+              <w:rPr>
+                <w:lang w:val="en-IN"/>
+              </w:rPr>
+              <w:t>main(String[</w:t>
+            </w:r>
+            <w:proofErr w:type="gramEnd"/>
+            <w:r>
+              <w:rPr>
+                <w:lang w:val="en-IN"/>
+              </w:rPr>
+              <w:t xml:space="preserve">] </w:t>
             </w:r>
             <w:proofErr w:type="spellStart"/>
             <w:r>
@@ -23076,8 +25480,16 @@
                 <w:lang w:val="en-IN"/>
               </w:rPr>
               <w:br/>
-              <w:t xml:space="preserve">    }</w:t>
-            </w:r>
+              <w:t xml:space="preserve">  </w:t>
+            </w:r>
+            <w:proofErr w:type="gramStart"/>
+            <w:r>
+              <w:rPr>
+                <w:lang w:val="en-IN"/>
+              </w:rPr>
+              <w:t xml:space="preserve">  }</w:t>
+            </w:r>
+            <w:proofErr w:type="gramEnd"/>
             <w:r>
               <w:rPr>
                 <w:lang w:val="en-IN"/>
@@ -23196,6 +25608,7 @@
               <w:t xml:space="preserve">    public </w:t>
             </w:r>
             <w:proofErr w:type="spellStart"/>
+            <w:proofErr w:type="gramStart"/>
             <w:r>
               <w:rPr>
                 <w:sz w:val="16"/>
@@ -23211,17 +25624,36 @@
                 <w:szCs w:val="16"/>
                 <w:lang w:val="en-IN"/>
               </w:rPr>
-              <w:t>() {</w:t>
-            </w:r>
-            <w:r>
-              <w:rPr>
-                <w:sz w:val="16"/>
-                <w:szCs w:val="16"/>
-                <w:lang w:val="en-IN"/>
-              </w:rPr>
-              <w:br/>
-              <w:t xml:space="preserve">    }</w:t>
-            </w:r>
+              <w:t>(</w:t>
+            </w:r>
+            <w:proofErr w:type="gramEnd"/>
+            <w:r>
+              <w:rPr>
+                <w:sz w:val="16"/>
+                <w:szCs w:val="16"/>
+                <w:lang w:val="en-IN"/>
+              </w:rPr>
+              <w:t>) {</w:t>
+            </w:r>
+            <w:r>
+              <w:rPr>
+                <w:sz w:val="16"/>
+                <w:szCs w:val="16"/>
+                <w:lang w:val="en-IN"/>
+              </w:rPr>
+              <w:br/>
+              <w:t xml:space="preserve">  </w:t>
+            </w:r>
+            <w:proofErr w:type="gramStart"/>
+            <w:r>
+              <w:rPr>
+                <w:sz w:val="16"/>
+                <w:szCs w:val="16"/>
+                <w:lang w:val="en-IN"/>
+              </w:rPr>
+              <w:t xml:space="preserve">  }</w:t>
+            </w:r>
+            <w:proofErr w:type="gramEnd"/>
             <w:r>
               <w:rPr>
                 <w:sz w:val="16"/>
@@ -23232,6 +25664,7 @@
               <w:t xml:space="preserve">    public </w:t>
             </w:r>
             <w:proofErr w:type="spellStart"/>
+            <w:proofErr w:type="gramStart"/>
             <w:r>
               <w:rPr>
                 <w:sz w:val="16"/>
@@ -23247,7 +25680,16 @@
                 <w:szCs w:val="16"/>
                 <w:lang w:val="en-IN"/>
               </w:rPr>
-              <w:t xml:space="preserve">(String </w:t>
+              <w:t>(</w:t>
+            </w:r>
+            <w:proofErr w:type="gramEnd"/>
+            <w:r>
+              <w:rPr>
+                <w:sz w:val="16"/>
+                <w:szCs w:val="16"/>
+                <w:lang w:val="en-IN"/>
+              </w:rPr>
+              <w:t xml:space="preserve">String </w:t>
             </w:r>
             <w:proofErr w:type="spellStart"/>
             <w:r>
@@ -23319,8 +25761,18 @@
                 <w:lang w:val="en-IN"/>
               </w:rPr>
               <w:br/>
-              <w:t xml:space="preserve">    }</w:t>
-            </w:r>
+              <w:t xml:space="preserve">  </w:t>
+            </w:r>
+            <w:proofErr w:type="gramStart"/>
+            <w:r>
+              <w:rPr>
+                <w:sz w:val="16"/>
+                <w:szCs w:val="16"/>
+                <w:lang w:val="en-IN"/>
+              </w:rPr>
+              <w:t xml:space="preserve">  }</w:t>
+            </w:r>
+            <w:proofErr w:type="gramEnd"/>
             <w:r>
               <w:rPr>
                 <w:sz w:val="16"/>
@@ -23374,6 +25826,7 @@
               <w:t xml:space="preserve">    public void </w:t>
             </w:r>
             <w:proofErr w:type="spellStart"/>
+            <w:proofErr w:type="gramStart"/>
             <w:r>
               <w:rPr>
                 <w:sz w:val="16"/>
@@ -23389,7 +25842,16 @@
                 <w:szCs w:val="16"/>
                 <w:lang w:val="en-IN"/>
               </w:rPr>
-              <w:t xml:space="preserve">(String </w:t>
+              <w:t>(</w:t>
+            </w:r>
+            <w:proofErr w:type="gramEnd"/>
+            <w:r>
+              <w:rPr>
+                <w:sz w:val="16"/>
+                <w:szCs w:val="16"/>
+                <w:lang w:val="en-IN"/>
+              </w:rPr>
+              <w:t xml:space="preserve">String </w:t>
             </w:r>
             <w:proofErr w:type="spellStart"/>
             <w:r>
@@ -23518,6 +25980,7 @@
               <w:t>(</w:t>
             </w:r>
             <w:proofErr w:type="spellStart"/>
+            <w:proofErr w:type="gramStart"/>
             <w:r>
               <w:rPr>
                 <w:sz w:val="16"/>
@@ -23533,17 +25996,36 @@
                 <w:szCs w:val="16"/>
                 <w:lang w:val="en-IN"/>
               </w:rPr>
-              <w:t>());</w:t>
-            </w:r>
-            <w:r>
-              <w:rPr>
-                <w:sz w:val="16"/>
-                <w:szCs w:val="16"/>
-                <w:lang w:val="en-IN"/>
-              </w:rPr>
-              <w:br/>
-              <w:t xml:space="preserve">    }</w:t>
-            </w:r>
+              <w:t>(</w:t>
+            </w:r>
+            <w:proofErr w:type="gramEnd"/>
+            <w:r>
+              <w:rPr>
+                <w:sz w:val="16"/>
+                <w:szCs w:val="16"/>
+                <w:lang w:val="en-IN"/>
+              </w:rPr>
+              <w:t>));</w:t>
+            </w:r>
+            <w:r>
+              <w:rPr>
+                <w:sz w:val="16"/>
+                <w:szCs w:val="16"/>
+                <w:lang w:val="en-IN"/>
+              </w:rPr>
+              <w:br/>
+              <w:t xml:space="preserve">  </w:t>
+            </w:r>
+            <w:proofErr w:type="gramStart"/>
+            <w:r>
+              <w:rPr>
+                <w:sz w:val="16"/>
+                <w:szCs w:val="16"/>
+                <w:lang w:val="en-IN"/>
+              </w:rPr>
+              <w:t xml:space="preserve">  }</w:t>
+            </w:r>
+            <w:proofErr w:type="gramEnd"/>
             <w:r>
               <w:rPr>
                 <w:sz w:val="16"/>
@@ -23554,6 +26036,7 @@
               <w:t xml:space="preserve">    public String </w:t>
             </w:r>
             <w:proofErr w:type="spellStart"/>
+            <w:proofErr w:type="gramStart"/>
             <w:r>
               <w:rPr>
                 <w:sz w:val="16"/>
@@ -23569,7 +26052,16 @@
                 <w:szCs w:val="16"/>
                 <w:lang w:val="en-IN"/>
               </w:rPr>
-              <w:t>() {</w:t>
+              <w:t>(</w:t>
+            </w:r>
+            <w:proofErr w:type="gramEnd"/>
+            <w:r>
+              <w:rPr>
+                <w:sz w:val="16"/>
+                <w:szCs w:val="16"/>
+                <w:lang w:val="en-IN"/>
+              </w:rPr>
+              <w:t>) {</w:t>
             </w:r>
           </w:p>
           <w:p>
@@ -23595,8 +26087,18 @@
                 <w:lang w:val="en-IN"/>
               </w:rPr>
               <w:br/>
-              <w:t xml:space="preserve">    }</w:t>
-            </w:r>
+              <w:t xml:space="preserve">  </w:t>
+            </w:r>
+            <w:proofErr w:type="gramStart"/>
+            <w:r>
+              <w:rPr>
+                <w:sz w:val="16"/>
+                <w:szCs w:val="16"/>
+                <w:lang w:val="en-IN"/>
+              </w:rPr>
+              <w:t xml:space="preserve">  }</w:t>
+            </w:r>
+            <w:proofErr w:type="gramEnd"/>
             <w:r>
               <w:rPr>
                 <w:sz w:val="16"/>
@@ -23607,6 +26109,7 @@
               <w:t xml:space="preserve">    private void </w:t>
             </w:r>
             <w:proofErr w:type="spellStart"/>
+            <w:proofErr w:type="gramStart"/>
             <w:r>
               <w:rPr>
                 <w:sz w:val="16"/>
@@ -23622,7 +26125,16 @@
                 <w:szCs w:val="16"/>
                 <w:lang w:val="en-IN"/>
               </w:rPr>
-              <w:t>() {</w:t>
+              <w:t>(</w:t>
+            </w:r>
+            <w:proofErr w:type="gramEnd"/>
+            <w:r>
+              <w:rPr>
+                <w:sz w:val="16"/>
+                <w:szCs w:val="16"/>
+                <w:lang w:val="en-IN"/>
+              </w:rPr>
+              <w:t>) {</w:t>
             </w:r>
             <w:r>
               <w:rPr>
@@ -23640,8 +26152,18 @@
                 <w:lang w:val="en-IN"/>
               </w:rPr>
               <w:br/>
-              <w:t xml:space="preserve">    }</w:t>
-            </w:r>
+              <w:t xml:space="preserve">  </w:t>
+            </w:r>
+            <w:proofErr w:type="gramStart"/>
+            <w:r>
+              <w:rPr>
+                <w:sz w:val="16"/>
+                <w:szCs w:val="16"/>
+                <w:lang w:val="en-IN"/>
+              </w:rPr>
+              <w:t xml:space="preserve">  }</w:t>
+            </w:r>
+            <w:proofErr w:type="gramEnd"/>
             <w:r>
               <w:rPr>
                 <w:sz w:val="16"/>
@@ -24430,6 +26952,7 @@
         </w:rPr>
       </w:pPr>
       <w:proofErr w:type="spellStart"/>
+      <w:proofErr w:type="gramStart"/>
       <w:r>
         <w:rPr>
           <w:b/>
@@ -24447,6 +26970,7 @@
         </w:rPr>
         <w:t> :</w:t>
       </w:r>
+      <w:proofErr w:type="gramEnd"/>
     </w:p>
     <w:p>
       <w:pPr>
@@ -24480,7 +27004,21 @@
               <w:rPr>
                 <w:lang w:val="en-IN"/>
               </w:rPr>
-              <w:t>Lamb l = new Lamb();</w:t>
+              <w:t xml:space="preserve">Lamb l = new </w:t>
+            </w:r>
+            <w:proofErr w:type="gramStart"/>
+            <w:r>
+              <w:rPr>
+                <w:lang w:val="en-IN"/>
+              </w:rPr>
+              <w:t>Lamb(</w:t>
+            </w:r>
+            <w:proofErr w:type="gramEnd"/>
+            <w:r>
+              <w:rPr>
+                <w:lang w:val="en-IN"/>
+              </w:rPr>
+              <w:t>);</w:t>
             </w:r>
             <w:r>
               <w:rPr>
@@ -24602,7 +27140,21 @@
                 <w:lang w:val="en-IN"/>
               </w:rPr>
               <w:br/>
-              <w:t xml:space="preserve">    Speed s = new Speed();</w:t>
+              <w:t xml:space="preserve">    Speed s = new </w:t>
+            </w:r>
+            <w:proofErr w:type="gramStart"/>
+            <w:r>
+              <w:rPr>
+                <w:lang w:val="en-IN"/>
+              </w:rPr>
+              <w:t>Speed(</w:t>
+            </w:r>
+            <w:proofErr w:type="gramEnd"/>
+            <w:r>
+              <w:rPr>
+                <w:lang w:val="en-IN"/>
+              </w:rPr>
+              <w:t>);</w:t>
             </w:r>
             <w:r>
               <w:rPr>
@@ -24619,6 +27171,7 @@
               <w:t xml:space="preserve">        </w:t>
             </w:r>
             <w:proofErr w:type="spellStart"/>
+            <w:proofErr w:type="gramStart"/>
             <w:r>
               <w:rPr>
                 <w:lang w:val="en-IN"/>
@@ -24626,6 +27179,7 @@
               <w:t>s.speed</w:t>
             </w:r>
             <w:proofErr w:type="spellEnd"/>
+            <w:proofErr w:type="gramEnd"/>
             <w:r>
               <w:rPr>
                 <w:lang w:val="en-IN"/>
@@ -24637,8 +27191,16 @@
                 <w:lang w:val="en-IN"/>
               </w:rPr>
               <w:br/>
-              <w:t xml:space="preserve">    }</w:t>
-            </w:r>
+              <w:t xml:space="preserve">  </w:t>
+            </w:r>
+            <w:proofErr w:type="gramStart"/>
+            <w:r>
+              <w:rPr>
+                <w:lang w:val="en-IN"/>
+              </w:rPr>
+              <w:t xml:space="preserve">  }</w:t>
+            </w:r>
+            <w:proofErr w:type="gramEnd"/>
             <w:r>
               <w:rPr>
                 <w:lang w:val="en-IN"/>
@@ -24658,7 +27220,21 @@
                 <w:lang w:val="en-IN"/>
               </w:rPr>
               <w:br/>
-              <w:t xml:space="preserve">    void speed() {</w:t>
+              <w:t xml:space="preserve">    void </w:t>
+            </w:r>
+            <w:proofErr w:type="gramStart"/>
+            <w:r>
+              <w:rPr>
+                <w:lang w:val="en-IN"/>
+              </w:rPr>
+              <w:t>speed(</w:t>
+            </w:r>
+            <w:proofErr w:type="gramEnd"/>
+            <w:r>
+              <w:rPr>
+                <w:lang w:val="en-IN"/>
+              </w:rPr>
+              <w:t>) {</w:t>
             </w:r>
             <w:r>
               <w:rPr>
@@ -24714,8 +27290,16 @@
                 <w:lang w:val="en-IN"/>
               </w:rPr>
               <w:br/>
-              <w:t xml:space="preserve">    }</w:t>
-            </w:r>
+              <w:t xml:space="preserve">  </w:t>
+            </w:r>
+            <w:proofErr w:type="gramStart"/>
+            <w:r>
+              <w:rPr>
+                <w:lang w:val="en-IN"/>
+              </w:rPr>
+              <w:t xml:space="preserve">  }</w:t>
+            </w:r>
+            <w:proofErr w:type="gramEnd"/>
             <w:r>
               <w:rPr>
                 <w:lang w:val="en-IN"/>
@@ -24879,7 +27463,15 @@
         <w:spacing w:after="0" w:line="240" w:lineRule="auto"/>
       </w:pPr>
       <w:r>
-        <w:t>Parent p = new Parent();</w:t>
+        <w:t xml:space="preserve">Parent p = new </w:t>
+      </w:r>
+      <w:proofErr w:type="gramStart"/>
+      <w:r>
+        <w:t>Parent(</w:t>
+      </w:r>
+      <w:proofErr w:type="gramEnd"/>
+      <w:r>
+        <w:t>);</w:t>
       </w:r>
     </w:p>
     <w:p>
@@ -24901,7 +27493,15 @@
         <w:spacing w:after="0" w:line="240" w:lineRule="auto"/>
       </w:pPr>
       <w:r>
-        <w:t>Child c = new Child();</w:t>
+        <w:t xml:space="preserve">Child c = new </w:t>
+      </w:r>
+      <w:proofErr w:type="gramStart"/>
+      <w:r>
+        <w:t>Child(</w:t>
+      </w:r>
+      <w:proofErr w:type="gramEnd"/>
+      <w:r>
+        <w:t>);</w:t>
       </w:r>
     </w:p>
     <w:p>
@@ -24963,7 +27563,27 @@
           <w:color w:val="FF0000"/>
           <w:highlight w:val="yellow"/>
         </w:rPr>
-        <w:t xml:space="preserve"> = new Child();</w:t>
+        <w:t xml:space="preserve"> = new </w:t>
+      </w:r>
+      <w:proofErr w:type="gramStart"/>
+      <w:r>
+        <w:rPr>
+          <w:b/>
+          <w:bCs/>
+          <w:color w:val="FF0000"/>
+          <w:highlight w:val="yellow"/>
+        </w:rPr>
+        <w:t>Child(</w:t>
+      </w:r>
+      <w:proofErr w:type="gramEnd"/>
+      <w:r>
+        <w:rPr>
+          <w:b/>
+          <w:bCs/>
+          <w:color w:val="FF0000"/>
+          <w:highlight w:val="yellow"/>
+        </w:rPr>
+        <w:t>);</w:t>
       </w:r>
     </w:p>
     <w:p>
@@ -25039,7 +27659,27 @@
           <w:color w:val="FF0000"/>
           <w:highlight w:val="yellow"/>
         </w:rPr>
-        <w:t xml:space="preserve"> = new Child();</w:t>
+        <w:t xml:space="preserve"> = new </w:t>
+      </w:r>
+      <w:proofErr w:type="gramStart"/>
+      <w:r>
+        <w:rPr>
+          <w:b/>
+          <w:bCs/>
+          <w:color w:val="FF0000"/>
+          <w:highlight w:val="yellow"/>
+        </w:rPr>
+        <w:t>Child(</w:t>
+      </w:r>
+      <w:proofErr w:type="gramEnd"/>
+      <w:r>
+        <w:rPr>
+          <w:b/>
+          <w:bCs/>
+          <w:color w:val="FF0000"/>
+          <w:highlight w:val="yellow"/>
+        </w:rPr>
+        <w:t>);</w:t>
       </w:r>
     </w:p>
     <w:p>
@@ -25582,6 +28222,7 @@
         </w:rPr>
         <w:t xml:space="preserve"> </w:t>
       </w:r>
+      <w:proofErr w:type="gramStart"/>
       <w:r>
         <w:rPr>
           <w:lang w:val="en-IN"/>
@@ -25598,7 +28239,14 @@
         <w:rPr>
           <w:lang w:val="en-IN"/>
         </w:rPr>
-        <w:t>(method/</w:t>
+        <w:t>(</w:t>
+      </w:r>
+      <w:proofErr w:type="gramEnd"/>
+      <w:r>
+        <w:rPr>
+          <w:lang w:val="en-IN"/>
+        </w:rPr>
+        <w:t>method/</w:t>
       </w:r>
       <w:proofErr w:type="spellStart"/>
       <w:r>
@@ -25865,98 +28513,9 @@
                 <w:highlight w:val="yellow"/>
                 <w:lang w:val="en-IN"/>
               </w:rPr>
-              <w:t>void m1(){</w:t>
-            </w:r>
-            <w:r>
-              <w:rPr>
-                <w:b/>
-                <w:bCs/>
-                <w:lang w:val="en-IN"/>
-              </w:rPr>
-              <w:br/>
-            </w:r>
-            <w:r>
-              <w:rPr>
-                <w:lang w:val="en-IN"/>
-              </w:rPr>
-              <w:t xml:space="preserve">        </w:t>
-            </w:r>
-            <w:proofErr w:type="spellStart"/>
-            <w:r>
-              <w:rPr>
-                <w:lang w:val="en-IN"/>
-              </w:rPr>
-              <w:t>System.</w:t>
-            </w:r>
-            <w:r>
-              <w:rPr>
-                <w:i/>
-                <w:iCs/>
-                <w:lang w:val="en-IN"/>
-              </w:rPr>
-              <w:t>out</w:t>
-            </w:r>
-            <w:r>
-              <w:rPr>
-                <w:lang w:val="en-IN"/>
-              </w:rPr>
-              <w:t>.println</w:t>
-            </w:r>
-            <w:proofErr w:type="spellEnd"/>
-            <w:r>
-              <w:rPr>
-                <w:lang w:val="en-IN"/>
-              </w:rPr>
-              <w:t xml:space="preserve">("My name is </w:t>
-            </w:r>
-            <w:proofErr w:type="spellStart"/>
-            <w:r>
-              <w:rPr>
-                <w:lang w:val="en-IN"/>
-              </w:rPr>
-              <w:t>Hambdi</w:t>
-            </w:r>
-            <w:proofErr w:type="spellEnd"/>
-            <w:r>
-              <w:rPr>
-                <w:lang w:val="en-IN"/>
-              </w:rPr>
-              <w:t>..!");</w:t>
-            </w:r>
-            <w:r>
-              <w:rPr>
-                <w:lang w:val="en-IN"/>
-              </w:rPr>
-              <w:br/>
-              <w:t xml:space="preserve">    }</w:t>
-            </w:r>
-            <w:r>
-              <w:rPr>
-                <w:lang w:val="en-IN"/>
-              </w:rPr>
-              <w:br/>
-              <w:t>}</w:t>
-            </w:r>
-            <w:r>
-              <w:rPr>
-                <w:lang w:val="en-IN"/>
-              </w:rPr>
-              <w:br/>
-            </w:r>
-            <w:r>
-              <w:rPr>
-                <w:lang w:val="en-IN"/>
-              </w:rPr>
-              <w:br/>
-              <w:t>class Child1 extends Parent1 {</w:t>
-            </w:r>
-            <w:r>
-              <w:rPr>
-                <w:lang w:val="en-IN"/>
-              </w:rPr>
-              <w:br/>
-              <w:t xml:space="preserve">    </w:t>
-            </w:r>
+              <w:t>void m1</w:t>
+            </w:r>
+            <w:proofErr w:type="gramStart"/>
             <w:r>
               <w:rPr>
                 <w:b/>
@@ -25964,8 +28523,9 @@
                 <w:highlight w:val="yellow"/>
                 <w:lang w:val="en-IN"/>
               </w:rPr>
-              <w:t>void m1(){</w:t>
-            </w:r>
+              <w:t>(){</w:t>
+            </w:r>
+            <w:proofErr w:type="gramEnd"/>
             <w:r>
               <w:rPr>
                 <w:b/>
@@ -26006,15 +28566,163 @@
               <w:rPr>
                 <w:lang w:val="en-IN"/>
               </w:rPr>
-              <w:t>("My name is Azad....!");</w:t>
-            </w:r>
-            <w:r>
-              <w:rPr>
-                <w:lang w:val="en-IN"/>
-              </w:rPr>
-              <w:br/>
-              <w:t xml:space="preserve">    }</w:t>
-            </w:r>
+              <w:t xml:space="preserve">("My name is </w:t>
+            </w:r>
+            <w:proofErr w:type="spellStart"/>
+            <w:proofErr w:type="gramStart"/>
+            <w:r>
+              <w:rPr>
+                <w:lang w:val="en-IN"/>
+              </w:rPr>
+              <w:t>Hambdi</w:t>
+            </w:r>
+            <w:proofErr w:type="spellEnd"/>
+            <w:r>
+              <w:rPr>
+                <w:lang w:val="en-IN"/>
+              </w:rPr>
+              <w:t>..!</w:t>
+            </w:r>
+            <w:proofErr w:type="gramEnd"/>
+            <w:r>
+              <w:rPr>
+                <w:lang w:val="en-IN"/>
+              </w:rPr>
+              <w:t>");</w:t>
+            </w:r>
+            <w:r>
+              <w:rPr>
+                <w:lang w:val="en-IN"/>
+              </w:rPr>
+              <w:br/>
+              <w:t xml:space="preserve">  </w:t>
+            </w:r>
+            <w:proofErr w:type="gramStart"/>
+            <w:r>
+              <w:rPr>
+                <w:lang w:val="en-IN"/>
+              </w:rPr>
+              <w:t xml:space="preserve">  }</w:t>
+            </w:r>
+            <w:proofErr w:type="gramEnd"/>
+            <w:r>
+              <w:rPr>
+                <w:lang w:val="en-IN"/>
+              </w:rPr>
+              <w:br/>
+              <w:t>}</w:t>
+            </w:r>
+            <w:r>
+              <w:rPr>
+                <w:lang w:val="en-IN"/>
+              </w:rPr>
+              <w:br/>
+            </w:r>
+            <w:r>
+              <w:rPr>
+                <w:lang w:val="en-IN"/>
+              </w:rPr>
+              <w:br/>
+              <w:t>class Child1 extends Parent1 {</w:t>
+            </w:r>
+            <w:r>
+              <w:rPr>
+                <w:lang w:val="en-IN"/>
+              </w:rPr>
+              <w:br/>
+              <w:t xml:space="preserve">    </w:t>
+            </w:r>
+            <w:r>
+              <w:rPr>
+                <w:b/>
+                <w:bCs/>
+                <w:highlight w:val="yellow"/>
+                <w:lang w:val="en-IN"/>
+              </w:rPr>
+              <w:t>void m1</w:t>
+            </w:r>
+            <w:proofErr w:type="gramStart"/>
+            <w:r>
+              <w:rPr>
+                <w:b/>
+                <w:bCs/>
+                <w:highlight w:val="yellow"/>
+                <w:lang w:val="en-IN"/>
+              </w:rPr>
+              <w:t>(){</w:t>
+            </w:r>
+            <w:proofErr w:type="gramEnd"/>
+            <w:r>
+              <w:rPr>
+                <w:b/>
+                <w:bCs/>
+                <w:lang w:val="en-IN"/>
+              </w:rPr>
+              <w:br/>
+            </w:r>
+            <w:r>
+              <w:rPr>
+                <w:lang w:val="en-IN"/>
+              </w:rPr>
+              <w:t xml:space="preserve">        </w:t>
+            </w:r>
+            <w:proofErr w:type="spellStart"/>
+            <w:r>
+              <w:rPr>
+                <w:lang w:val="en-IN"/>
+              </w:rPr>
+              <w:t>System.</w:t>
+            </w:r>
+            <w:r>
+              <w:rPr>
+                <w:i/>
+                <w:iCs/>
+                <w:lang w:val="en-IN"/>
+              </w:rPr>
+              <w:t>out</w:t>
+            </w:r>
+            <w:r>
+              <w:rPr>
+                <w:lang w:val="en-IN"/>
+              </w:rPr>
+              <w:t>.println</w:t>
+            </w:r>
+            <w:proofErr w:type="spellEnd"/>
+            <w:r>
+              <w:rPr>
+                <w:lang w:val="en-IN"/>
+              </w:rPr>
+              <w:t xml:space="preserve">("My name is </w:t>
+            </w:r>
+            <w:proofErr w:type="gramStart"/>
+            <w:r>
+              <w:rPr>
+                <w:lang w:val="en-IN"/>
+              </w:rPr>
+              <w:t>Azad....!</w:t>
+            </w:r>
+            <w:proofErr w:type="gramEnd"/>
+            <w:r>
+              <w:rPr>
+                <w:lang w:val="en-IN"/>
+              </w:rPr>
+              <w:t>");</w:t>
+            </w:r>
+            <w:r>
+              <w:rPr>
+                <w:lang w:val="en-IN"/>
+              </w:rPr>
+              <w:br/>
+              <w:t xml:space="preserve">  </w:t>
+            </w:r>
+            <w:proofErr w:type="gramStart"/>
+            <w:r>
+              <w:rPr>
+                <w:lang w:val="en-IN"/>
+              </w:rPr>
+              <w:t xml:space="preserve">  }</w:t>
+            </w:r>
+            <w:proofErr w:type="gramEnd"/>
             <w:r>
               <w:rPr>
                 <w:lang w:val="en-IN"/>
@@ -26254,7 +28962,21 @@
         <w:rPr>
           <w:lang w:val="en-IN"/>
         </w:rPr>
-        <w:t xml:space="preserve"> Polymorphism refers to any entity which takes many form.</w:t>
+        <w:t xml:space="preserve"> Polymorphism refers to any entity which takes many </w:t>
+      </w:r>
+      <w:proofErr w:type="gramStart"/>
+      <w:r>
+        <w:rPr>
+          <w:lang w:val="en-IN"/>
+        </w:rPr>
+        <w:t>form</w:t>
+      </w:r>
+      <w:proofErr w:type="gramEnd"/>
+      <w:r>
+        <w:rPr>
+          <w:lang w:val="en-IN"/>
+        </w:rPr>
+        <w:t>.</w:t>
       </w:r>
     </w:p>
     <w:p>
@@ -26701,7 +29423,25 @@
                 <w:lang w:val="en-IN"/>
               </w:rPr>
               <w:br/>
-              <w:t xml:space="preserve">    public static void main(String[] </w:t>
+              <w:t xml:space="preserve">    public static void </w:t>
+            </w:r>
+            <w:proofErr w:type="gramStart"/>
+            <w:r>
+              <w:rPr>
+                <w:sz w:val="18"/>
+                <w:szCs w:val="18"/>
+                <w:lang w:val="en-IN"/>
+              </w:rPr>
+              <w:t>main(String[</w:t>
+            </w:r>
+            <w:proofErr w:type="gramEnd"/>
+            <w:r>
+              <w:rPr>
+                <w:sz w:val="18"/>
+                <w:szCs w:val="18"/>
+                <w:lang w:val="en-IN"/>
+              </w:rPr>
+              <w:t xml:space="preserve">] </w:t>
             </w:r>
             <w:proofErr w:type="spellStart"/>
             <w:r>
@@ -26728,25 +29468,71 @@
                 <w:lang w:val="en-IN"/>
               </w:rPr>
               <w:br/>
-              <w:t xml:space="preserve">        App a = new App("Azad...", 12);</w:t>
-            </w:r>
-            <w:r>
-              <w:rPr>
-                <w:sz w:val="18"/>
-                <w:szCs w:val="18"/>
-                <w:lang w:val="en-IN"/>
-              </w:rPr>
-              <w:br/>
-              <w:t xml:space="preserve">    }</w:t>
-            </w:r>
-            <w:r>
-              <w:rPr>
-                <w:sz w:val="18"/>
-                <w:szCs w:val="18"/>
-                <w:lang w:val="en-IN"/>
-              </w:rPr>
-              <w:br/>
-              <w:t xml:space="preserve">    public App() {</w:t>
+              <w:t xml:space="preserve">        App a = new </w:t>
+            </w:r>
+            <w:proofErr w:type="gramStart"/>
+            <w:r>
+              <w:rPr>
+                <w:sz w:val="18"/>
+                <w:szCs w:val="18"/>
+                <w:lang w:val="en-IN"/>
+              </w:rPr>
+              <w:t>App(</w:t>
+            </w:r>
+            <w:proofErr w:type="gramEnd"/>
+            <w:r>
+              <w:rPr>
+                <w:sz w:val="18"/>
+                <w:szCs w:val="18"/>
+                <w:lang w:val="en-IN"/>
+              </w:rPr>
+              <w:t>"Azad...", 12);</w:t>
+            </w:r>
+            <w:r>
+              <w:rPr>
+                <w:sz w:val="18"/>
+                <w:szCs w:val="18"/>
+                <w:lang w:val="en-IN"/>
+              </w:rPr>
+              <w:br/>
+              <w:t xml:space="preserve">  </w:t>
+            </w:r>
+            <w:proofErr w:type="gramStart"/>
+            <w:r>
+              <w:rPr>
+                <w:sz w:val="18"/>
+                <w:szCs w:val="18"/>
+                <w:lang w:val="en-IN"/>
+              </w:rPr>
+              <w:t xml:space="preserve">  }</w:t>
+            </w:r>
+            <w:proofErr w:type="gramEnd"/>
+            <w:r>
+              <w:rPr>
+                <w:sz w:val="18"/>
+                <w:szCs w:val="18"/>
+                <w:lang w:val="en-IN"/>
+              </w:rPr>
+              <w:br/>
+              <w:t xml:space="preserve">    public </w:t>
+            </w:r>
+            <w:proofErr w:type="gramStart"/>
+            <w:r>
+              <w:rPr>
+                <w:sz w:val="18"/>
+                <w:szCs w:val="18"/>
+                <w:lang w:val="en-IN"/>
+              </w:rPr>
+              <w:t>App(</w:t>
+            </w:r>
+            <w:proofErr w:type="gramEnd"/>
+            <w:r>
+              <w:rPr>
+                <w:sz w:val="18"/>
+                <w:szCs w:val="18"/>
+                <w:lang w:val="en-IN"/>
+              </w:rPr>
+              <w:t>) {</w:t>
             </w:r>
             <w:r>
               <w:rPr>
@@ -26808,16 +29594,44 @@
                 <w:lang w:val="en-IN"/>
               </w:rPr>
               <w:lastRenderedPageBreak/>
-              <w:t xml:space="preserve">    }</w:t>
-            </w:r>
-            <w:r>
-              <w:rPr>
-                <w:sz w:val="18"/>
-                <w:szCs w:val="18"/>
-                <w:lang w:val="en-IN"/>
-              </w:rPr>
-              <w:br/>
-              <w:t xml:space="preserve">    public App(Integer age) {</w:t>
+              <w:t xml:space="preserve">  </w:t>
+            </w:r>
+            <w:proofErr w:type="gramStart"/>
+            <w:r>
+              <w:rPr>
+                <w:sz w:val="18"/>
+                <w:szCs w:val="18"/>
+                <w:lang w:val="en-IN"/>
+              </w:rPr>
+              <w:t xml:space="preserve">  }</w:t>
+            </w:r>
+            <w:proofErr w:type="gramEnd"/>
+            <w:r>
+              <w:rPr>
+                <w:sz w:val="18"/>
+                <w:szCs w:val="18"/>
+                <w:lang w:val="en-IN"/>
+              </w:rPr>
+              <w:br/>
+              <w:t xml:space="preserve">    public </w:t>
+            </w:r>
+            <w:proofErr w:type="gramStart"/>
+            <w:r>
+              <w:rPr>
+                <w:sz w:val="18"/>
+                <w:szCs w:val="18"/>
+                <w:lang w:val="en-IN"/>
+              </w:rPr>
+              <w:t>App(</w:t>
+            </w:r>
+            <w:proofErr w:type="gramEnd"/>
+            <w:r>
+              <w:rPr>
+                <w:sz w:val="18"/>
+                <w:szCs w:val="18"/>
+                <w:lang w:val="en-IN"/>
+              </w:rPr>
+              <w:t>Integer age) {</w:t>
             </w:r>
             <w:r>
               <w:rPr>
@@ -26871,16 +29685,44 @@
                 <w:lang w:val="en-IN"/>
               </w:rPr>
               <w:br/>
-              <w:t xml:space="preserve">    }</w:t>
-            </w:r>
-            <w:r>
-              <w:rPr>
-                <w:sz w:val="18"/>
-                <w:szCs w:val="18"/>
-                <w:lang w:val="en-IN"/>
-              </w:rPr>
-              <w:br/>
-              <w:t xml:space="preserve">    public App(String name, Integer age) {</w:t>
+              <w:t xml:space="preserve">  </w:t>
+            </w:r>
+            <w:proofErr w:type="gramStart"/>
+            <w:r>
+              <w:rPr>
+                <w:sz w:val="18"/>
+                <w:szCs w:val="18"/>
+                <w:lang w:val="en-IN"/>
+              </w:rPr>
+              <w:t xml:space="preserve">  }</w:t>
+            </w:r>
+            <w:proofErr w:type="gramEnd"/>
+            <w:r>
+              <w:rPr>
+                <w:sz w:val="18"/>
+                <w:szCs w:val="18"/>
+                <w:lang w:val="en-IN"/>
+              </w:rPr>
+              <w:br/>
+              <w:t xml:space="preserve">    public </w:t>
+            </w:r>
+            <w:proofErr w:type="gramStart"/>
+            <w:r>
+              <w:rPr>
+                <w:sz w:val="18"/>
+                <w:szCs w:val="18"/>
+                <w:lang w:val="en-IN"/>
+              </w:rPr>
+              <w:t>App(</w:t>
+            </w:r>
+            <w:proofErr w:type="gramEnd"/>
+            <w:r>
+              <w:rPr>
+                <w:sz w:val="18"/>
+                <w:szCs w:val="18"/>
+                <w:lang w:val="en-IN"/>
+              </w:rPr>
+              <w:t>String name, Integer age) {</w:t>
             </w:r>
             <w:r>
               <w:rPr>
@@ -26934,16 +29776,44 @@
                 <w:lang w:val="en-IN"/>
               </w:rPr>
               <w:br/>
-              <w:t xml:space="preserve">    }</w:t>
-            </w:r>
-            <w:r>
-              <w:rPr>
-                <w:sz w:val="18"/>
-                <w:szCs w:val="18"/>
-                <w:lang w:val="en-IN"/>
-              </w:rPr>
-              <w:br/>
-              <w:t xml:space="preserve">    public App(Integer age, String name) {</w:t>
+              <w:t xml:space="preserve">  </w:t>
+            </w:r>
+            <w:proofErr w:type="gramStart"/>
+            <w:r>
+              <w:rPr>
+                <w:sz w:val="18"/>
+                <w:szCs w:val="18"/>
+                <w:lang w:val="en-IN"/>
+              </w:rPr>
+              <w:t xml:space="preserve">  }</w:t>
+            </w:r>
+            <w:proofErr w:type="gramEnd"/>
+            <w:r>
+              <w:rPr>
+                <w:sz w:val="18"/>
+                <w:szCs w:val="18"/>
+                <w:lang w:val="en-IN"/>
+              </w:rPr>
+              <w:br/>
+              <w:t xml:space="preserve">    public </w:t>
+            </w:r>
+            <w:proofErr w:type="gramStart"/>
+            <w:r>
+              <w:rPr>
+                <w:sz w:val="18"/>
+                <w:szCs w:val="18"/>
+                <w:lang w:val="en-IN"/>
+              </w:rPr>
+              <w:t>App(</w:t>
+            </w:r>
+            <w:proofErr w:type="gramEnd"/>
+            <w:r>
+              <w:rPr>
+                <w:sz w:val="18"/>
+                <w:szCs w:val="18"/>
+                <w:lang w:val="en-IN"/>
+              </w:rPr>
+              <w:t>Integer age, String name) {</w:t>
             </w:r>
             <w:r>
               <w:rPr>
@@ -26997,8 +29867,18 @@
                 <w:lang w:val="en-IN"/>
               </w:rPr>
               <w:br/>
-              <w:t xml:space="preserve">    }</w:t>
-            </w:r>
+              <w:t xml:space="preserve">  </w:t>
+            </w:r>
+            <w:proofErr w:type="gramStart"/>
+            <w:r>
+              <w:rPr>
+                <w:sz w:val="18"/>
+                <w:szCs w:val="18"/>
+                <w:lang w:val="en-IN"/>
+              </w:rPr>
+              <w:t xml:space="preserve">  }</w:t>
+            </w:r>
+            <w:proofErr w:type="gramEnd"/>
             <w:r>
               <w:rPr>
                 <w:sz w:val="18"/>
@@ -27846,7 +30726,25 @@
           <w:lang w:val="en-IN"/>
         </w:rPr>
         <w:lastRenderedPageBreak/>
-        <w:t>Method Overloading In Java</w:t>
+        <w:t xml:space="preserve">Method Overloading </w:t>
+      </w:r>
+      <w:proofErr w:type="gramStart"/>
+      <w:r>
+        <w:rPr>
+          <w:b/>
+          <w:bCs/>
+          <w:lang w:val="en-IN"/>
+        </w:rPr>
+        <w:t>In</w:t>
+      </w:r>
+      <w:proofErr w:type="gramEnd"/>
+      <w:r>
+        <w:rPr>
+          <w:b/>
+          <w:bCs/>
+          <w:lang w:val="en-IN"/>
+        </w:rPr>
+        <w:t xml:space="preserve"> Java</w:t>
       </w:r>
       <w:r>
         <w:rPr>
@@ -27952,7 +30850,21 @@
         <w:rPr>
           <w:lang w:val="en-IN"/>
         </w:rPr>
-        <w:t>Method return type is not involved in method signature.</w:t>
+        <w:t xml:space="preserve">Method </w:t>
+      </w:r>
+      <w:proofErr w:type="gramStart"/>
+      <w:r>
+        <w:rPr>
+          <w:lang w:val="en-IN"/>
+        </w:rPr>
+        <w:t>return</w:t>
+      </w:r>
+      <w:proofErr w:type="gramEnd"/>
+      <w:r>
+        <w:rPr>
+          <w:lang w:val="en-IN"/>
+        </w:rPr>
+        <w:t xml:space="preserve"> type is not involved in method signature.</w:t>
       </w:r>
     </w:p>
     <w:tbl>
@@ -27988,7 +30900,17 @@
                 <w:highlight w:val="yellow"/>
                 <w:lang w:val="en-IN"/>
               </w:rPr>
-              <w:t>m1(int a, String b</w:t>
+              <w:t xml:space="preserve">m1(int a, String </w:t>
+            </w:r>
+            <w:proofErr w:type="gramStart"/>
+            <w:r>
+              <w:rPr>
+                <w:b/>
+                <w:bCs/>
+                <w:highlight w:val="yellow"/>
+                <w:lang w:val="en-IN"/>
+              </w:rPr>
+              <w:t>b</w:t>
             </w:r>
             <w:r>
               <w:rPr>
@@ -27996,6 +30918,7 @@
               </w:rPr>
               <w:t>){</w:t>
             </w:r>
+            <w:proofErr w:type="gramEnd"/>
             <w:r>
               <w:rPr>
                 <w:lang w:val="en-IN"/>
@@ -28054,7 +30977,17 @@
                 <w:highlight w:val="yellow"/>
                 <w:lang w:val="en-IN"/>
               </w:rPr>
-              <w:t>a, String b</w:t>
+              <w:t xml:space="preserve">a, String </w:t>
+            </w:r>
+            <w:proofErr w:type="gramStart"/>
+            <w:r>
+              <w:rPr>
+                <w:b/>
+                <w:bCs/>
+                <w:highlight w:val="yellow"/>
+                <w:lang w:val="en-IN"/>
+              </w:rPr>
+              <w:t>b</w:t>
             </w:r>
             <w:r>
               <w:rPr>
@@ -28062,6 +30995,7 @@
               </w:rPr>
               <w:t>){</w:t>
             </w:r>
+            <w:proofErr w:type="gramEnd"/>
             <w:r>
               <w:rPr>
                 <w:lang w:val="en-IN"/>
@@ -28092,7 +31026,21 @@
         <w:rPr>
           <w:lang w:val="en-IN"/>
         </w:rPr>
-        <w:t xml:space="preserve">Here m1( )method and </w:t>
+        <w:t>Here m</w:t>
+      </w:r>
+      <w:proofErr w:type="gramStart"/>
+      <w:r>
+        <w:rPr>
+          <w:lang w:val="en-IN"/>
+        </w:rPr>
+        <w:t>1( )</w:t>
+      </w:r>
+      <w:proofErr w:type="gramEnd"/>
+      <w:r>
+        <w:rPr>
+          <w:lang w:val="en-IN"/>
+        </w:rPr>
+        <w:t xml:space="preserve">method and </w:t>
       </w:r>
       <w:r>
         <w:rPr>
@@ -28142,15 +31090,41 @@
           <w:bCs/>
           <w:lang w:val="en-IN"/>
         </w:rPr>
-        <w:t>Method overloading always works with method signature only, it will not worry about method return types.</w:t>
-      </w:r>
-    </w:p>
-    <w:p>
-      <w:pPr>
-        <w:spacing w:after="0" w:line="240" w:lineRule="auto"/>
-      </w:pPr>
-      <w:r>
-        <w:t>method signature consist of three things, </w:t>
+        <w:t xml:space="preserve">Method overloading always works with method signature </w:t>
+      </w:r>
+      <w:proofErr w:type="gramStart"/>
+      <w:r>
+        <w:rPr>
+          <w:b/>
+          <w:bCs/>
+          <w:lang w:val="en-IN"/>
+        </w:rPr>
+        <w:t>only,</w:t>
+      </w:r>
+      <w:proofErr w:type="gramEnd"/>
+      <w:r>
+        <w:rPr>
+          <w:b/>
+          <w:bCs/>
+          <w:lang w:val="en-IN"/>
+        </w:rPr>
+        <w:t xml:space="preserve"> it will not worry about method return types.</w:t>
+      </w:r>
+    </w:p>
+    <w:p>
+      <w:pPr>
+        <w:spacing w:after="0" w:line="240" w:lineRule="auto"/>
+      </w:pPr>
+      <w:r>
+        <w:t>method signature </w:t>
+      </w:r>
+      <w:proofErr w:type="gramStart"/>
+      <w:r>
+        <w:t>consist</w:t>
+      </w:r>
+      <w:proofErr w:type="gramEnd"/>
+      <w:r>
+        <w:t xml:space="preserve"> of three things, </w:t>
       </w:r>
     </w:p>
     <w:p>
@@ -28277,57 +31251,9 @@
                 <w:color w:val="FF0000"/>
                 <w:lang w:val="en-IN"/>
               </w:rPr>
-              <w:t>m1(String name, Integer age){</w:t>
-            </w:r>
-            <w:r>
-              <w:rPr>
-                <w:lang w:val="en-IN"/>
-              </w:rPr>
-              <w:br/>
-              <w:t xml:space="preserve">        </w:t>
-            </w:r>
-            <w:proofErr w:type="spellStart"/>
-            <w:r>
-              <w:rPr>
-                <w:lang w:val="en-IN"/>
-              </w:rPr>
-              <w:t>System.</w:t>
-            </w:r>
-            <w:r>
-              <w:rPr>
-                <w:i/>
-                <w:iCs/>
-                <w:lang w:val="en-IN"/>
-              </w:rPr>
-              <w:t>out</w:t>
-            </w:r>
-            <w:r>
-              <w:rPr>
-                <w:lang w:val="en-IN"/>
-              </w:rPr>
-              <w:t>.println</w:t>
-            </w:r>
-            <w:proofErr w:type="spellEnd"/>
-            <w:r>
-              <w:rPr>
-                <w:lang w:val="en-IN"/>
-              </w:rPr>
-              <w:t>("m1() from class A");</w:t>
-            </w:r>
-            <w:r>
-              <w:rPr>
-                <w:lang w:val="en-IN"/>
-              </w:rPr>
-              <w:br/>
-              <w:t xml:space="preserve">    }</w:t>
-            </w:r>
-            <w:r>
-              <w:rPr>
-                <w:lang w:val="en-IN"/>
-              </w:rPr>
-              <w:br/>
-              <w:t xml:space="preserve">    void </w:t>
-            </w:r>
+              <w:t xml:space="preserve">m1(String name, Integer </w:t>
+            </w:r>
+            <w:proofErr w:type="gramStart"/>
             <w:r>
               <w:rPr>
                 <w:b/>
@@ -28335,9 +31261,66 @@
                 <w:color w:val="FF0000"/>
                 <w:lang w:val="en-IN"/>
               </w:rPr>
-              <w:t xml:space="preserve">m1(String </w:t>
+              <w:t>age){</w:t>
+            </w:r>
+            <w:proofErr w:type="gramEnd"/>
+            <w:r>
+              <w:rPr>
+                <w:lang w:val="en-IN"/>
+              </w:rPr>
+              <w:br/>
+              <w:t xml:space="preserve">        </w:t>
             </w:r>
             <w:proofErr w:type="spellStart"/>
+            <w:r>
+              <w:rPr>
+                <w:lang w:val="en-IN"/>
+              </w:rPr>
+              <w:t>System.</w:t>
+            </w:r>
+            <w:r>
+              <w:rPr>
+                <w:i/>
+                <w:iCs/>
+                <w:lang w:val="en-IN"/>
+              </w:rPr>
+              <w:t>out</w:t>
+            </w:r>
+            <w:r>
+              <w:rPr>
+                <w:lang w:val="en-IN"/>
+              </w:rPr>
+              <w:t>.println</w:t>
+            </w:r>
+            <w:proofErr w:type="spellEnd"/>
+            <w:r>
+              <w:rPr>
+                <w:lang w:val="en-IN"/>
+              </w:rPr>
+              <w:t>("m1() from class A");</w:t>
+            </w:r>
+            <w:r>
+              <w:rPr>
+                <w:lang w:val="en-IN"/>
+              </w:rPr>
+              <w:br/>
+              <w:t xml:space="preserve">  </w:t>
+            </w:r>
+            <w:proofErr w:type="gramStart"/>
+            <w:r>
+              <w:rPr>
+                <w:lang w:val="en-IN"/>
+              </w:rPr>
+              <w:t xml:space="preserve">  }</w:t>
+            </w:r>
+            <w:proofErr w:type="gramEnd"/>
+            <w:r>
+              <w:rPr>
+                <w:lang w:val="en-IN"/>
+              </w:rPr>
+              <w:br/>
+              <w:t xml:space="preserve">    void </w:t>
+            </w:r>
             <w:r>
               <w:rPr>
                 <w:b/>
@@ -28345,9 +31328,9 @@
                 <w:color w:val="FF0000"/>
                 <w:lang w:val="en-IN"/>
               </w:rPr>
-              <w:t>empName</w:t>
-            </w:r>
-            <w:proofErr w:type="spellEnd"/>
+              <w:t xml:space="preserve">m1(String </w:t>
+            </w:r>
+            <w:proofErr w:type="spellStart"/>
             <w:r>
               <w:rPr>
                 <w:b/>
@@ -28355,9 +31338,9 @@
                 <w:color w:val="FF0000"/>
                 <w:lang w:val="en-IN"/>
               </w:rPr>
-              <w:t xml:space="preserve">, Integer </w:t>
-            </w:r>
-            <w:proofErr w:type="spellStart"/>
+              <w:t>empName</w:t>
+            </w:r>
+            <w:proofErr w:type="spellEnd"/>
             <w:r>
               <w:rPr>
                 <w:b/>
@@ -28365,9 +31348,10 @@
                 <w:color w:val="FF0000"/>
                 <w:lang w:val="en-IN"/>
               </w:rPr>
-              <w:t>empAge</w:t>
-            </w:r>
-            <w:proofErr w:type="spellEnd"/>
+              <w:t xml:space="preserve">, Integer </w:t>
+            </w:r>
+            <w:proofErr w:type="spellStart"/>
+            <w:proofErr w:type="gramStart"/>
             <w:r>
               <w:rPr>
                 <w:b/>
@@ -28375,6 +31359,16 @@
                 <w:color w:val="FF0000"/>
                 <w:lang w:val="en-IN"/>
               </w:rPr>
+              <w:t>empAge</w:t>
+            </w:r>
+            <w:proofErr w:type="spellEnd"/>
+            <w:r>
+              <w:rPr>
+                <w:b/>
+                <w:bCs/>
+                <w:color w:val="FF0000"/>
+                <w:lang w:val="en-IN"/>
+              </w:rPr>
               <w:t>)</w:t>
             </w:r>
             <w:r>
@@ -28383,6 +31377,7 @@
               </w:rPr>
               <w:t>{</w:t>
             </w:r>
+            <w:proofErr w:type="gramEnd"/>
             <w:r>
               <w:rPr>
                 <w:lang w:val="en-IN"/>
@@ -28423,8 +31418,16 @@
                 <w:lang w:val="en-IN"/>
               </w:rPr>
               <w:br/>
-              <w:t xml:space="preserve">    }</w:t>
-            </w:r>
+              <w:t xml:space="preserve">  </w:t>
+            </w:r>
+            <w:proofErr w:type="gramStart"/>
+            <w:r>
+              <w:rPr>
+                <w:lang w:val="en-IN"/>
+              </w:rPr>
+              <w:t xml:space="preserve">  }</w:t>
+            </w:r>
+            <w:proofErr w:type="gramEnd"/>
             <w:r>
               <w:rPr>
                 <w:lang w:val="en-IN"/>
@@ -28474,7 +31477,15 @@
         <w:spacing w:after="0" w:line="240" w:lineRule="auto"/>
       </w:pPr>
       <w:r>
-        <w:t>Compiler first checks method name. If it is same, then it checks number of arguments. If methods differs in number of arguments, then it does not check types of argument. It treats as methods are overloaded. If number of arguments are same then compiler checks types of arguments. If types of arguments are also same, then compiler will give duplicate method error. If types of arguments are not same, then compiler will treat them as methods are overloaded.</w:t>
+        <w:t xml:space="preserve">Compiler first checks method name. If it is same, then it checks number of arguments. If methods </w:t>
+      </w:r>
+      <w:proofErr w:type="gramStart"/>
+      <w:r>
+        <w:t>differs</w:t>
+      </w:r>
+      <w:proofErr w:type="gramEnd"/>
+      <w:r>
+        <w:t xml:space="preserve"> in number of arguments, then it does not check types of argument. It treats as methods are overloaded. If number of arguments are same then compiler checks types of arguments. If types of arguments are also same, then compiler will give duplicate method error. If types of arguments are not same, then compiler will treat them as methods are overloaded.</w:t>
       </w:r>
     </w:p>
     <w:p>
@@ -28638,10 +31649,12 @@
         <w:t xml:space="preserve">Overloaded methods may be static or non-static. This also does not </w:t>
       </w:r>
       <w:proofErr w:type="spellStart"/>
+      <w:proofErr w:type="gramStart"/>
       <w:r>
         <w:t>effect</w:t>
       </w:r>
       <w:proofErr w:type="spellEnd"/>
+      <w:proofErr w:type="gramEnd"/>
       <w:r>
         <w:t xml:space="preserve"> method</w:t>
       </w:r>
@@ -28684,8 +31697,36 @@
           <w:bCs/>
           <w:lang w:val="en-IN"/>
         </w:rPr>
-        <w:t>Method Overriding In Java :</w:t>
-      </w:r>
+        <w:t xml:space="preserve">Method Overriding </w:t>
+      </w:r>
+      <w:proofErr w:type="gramStart"/>
+      <w:r>
+        <w:rPr>
+          <w:b/>
+          <w:bCs/>
+          <w:lang w:val="en-IN"/>
+        </w:rPr>
+        <w:t>In</w:t>
+      </w:r>
+      <w:proofErr w:type="gramEnd"/>
+      <w:r>
+        <w:rPr>
+          <w:b/>
+          <w:bCs/>
+          <w:lang w:val="en-IN"/>
+        </w:rPr>
+        <w:t xml:space="preserve"> </w:t>
+      </w:r>
+      <w:proofErr w:type="gramStart"/>
+      <w:r>
+        <w:rPr>
+          <w:b/>
+          <w:bCs/>
+          <w:lang w:val="en-IN"/>
+        </w:rPr>
+        <w:t>Java :</w:t>
+      </w:r>
+      <w:proofErr w:type="gramEnd"/>
     </w:p>
     <w:p>
       <w:pPr>
@@ -28732,179 +31773,156 @@
         <w:sym w:font="Wingdings" w:char="F0E8"/>
       </w:r>
       <w:r>
-        <w:t xml:space="preserve"> all .class file be create as .jar file. That is out project.</w:t>
-      </w:r>
-    </w:p>
-    <w:p>
-      <w:pPr>
-        <w:spacing w:after="0" w:line="240" w:lineRule="auto"/>
-      </w:pPr>
-    </w:p>
-    <w:p>
-      <w:pPr>
-        <w:spacing w:after="0" w:line="240" w:lineRule="auto"/>
-      </w:pPr>
-    </w:p>
-    <w:p>
-      <w:pPr>
-        <w:spacing w:after="0" w:line="240" w:lineRule="auto"/>
-      </w:pPr>
-    </w:p>
-    <w:p>
-      <w:pPr>
-        <w:spacing w:after="0" w:line="240" w:lineRule="auto"/>
-      </w:pPr>
-    </w:p>
-    <w:p>
-      <w:pPr>
-        <w:spacing w:after="0" w:line="240" w:lineRule="auto"/>
-      </w:pPr>
-    </w:p>
-    <w:p>
-      <w:pPr>
-        <w:spacing w:after="0" w:line="240" w:lineRule="auto"/>
-      </w:pPr>
-    </w:p>
-    <w:p>
-      <w:pPr>
-        <w:spacing w:after="0" w:line="240" w:lineRule="auto"/>
-      </w:pPr>
-    </w:p>
-    <w:p>
-      <w:pPr>
-        <w:spacing w:after="0" w:line="240" w:lineRule="auto"/>
-      </w:pPr>
-    </w:p>
-    <w:p>
-      <w:pPr>
-        <w:spacing w:after="0" w:line="240" w:lineRule="auto"/>
-      </w:pPr>
-    </w:p>
-    <w:p>
-      <w:pPr>
-        <w:spacing w:after="0" w:line="240" w:lineRule="auto"/>
-      </w:pPr>
-    </w:p>
-    <w:p>
-      <w:pPr>
-        <w:spacing w:after="0" w:line="240" w:lineRule="auto"/>
-      </w:pPr>
-    </w:p>
-    <w:p>
-      <w:pPr>
-        <w:spacing w:after="0" w:line="240" w:lineRule="auto"/>
-      </w:pPr>
-    </w:p>
-    <w:p>
-      <w:pPr>
-        <w:spacing w:after="0" w:line="240" w:lineRule="auto"/>
-      </w:pPr>
-    </w:p>
-    <w:p>
-      <w:pPr>
-        <w:spacing w:after="0" w:line="240" w:lineRule="auto"/>
-      </w:pPr>
-    </w:p>
-    <w:p>
-      <w:pPr>
-        <w:spacing w:after="0" w:line="240" w:lineRule="auto"/>
-      </w:pPr>
-    </w:p>
-    <w:p>
-      <w:pPr>
-        <w:spacing w:after="0" w:line="240" w:lineRule="auto"/>
-      </w:pPr>
-    </w:p>
-    <w:p>
-      <w:pPr>
-        <w:spacing w:after="0" w:line="240" w:lineRule="auto"/>
-      </w:pPr>
-    </w:p>
-    <w:p>
-      <w:pPr>
-        <w:spacing w:after="0" w:line="240" w:lineRule="auto"/>
-      </w:pPr>
-    </w:p>
-    <w:p>
-      <w:pPr>
-        <w:spacing w:after="0" w:line="240" w:lineRule="auto"/>
-      </w:pPr>
-    </w:p>
-    <w:p>
-      <w:pPr>
-        <w:spacing w:after="0" w:line="240" w:lineRule="auto"/>
-      </w:pPr>
-    </w:p>
-    <w:p>
-      <w:pPr>
-        <w:spacing w:after="0" w:line="240" w:lineRule="auto"/>
-      </w:pPr>
-    </w:p>
-    <w:p>
-      <w:pPr>
-        <w:spacing w:after="0" w:line="240" w:lineRule="auto"/>
-      </w:pPr>
-    </w:p>
-    <w:p>
-      <w:pPr>
-        <w:spacing w:after="0" w:line="240" w:lineRule="auto"/>
-      </w:pPr>
-    </w:p>
-    <w:p>
-      <w:pPr>
-        <w:spacing w:after="0" w:line="240" w:lineRule="auto"/>
-      </w:pPr>
-    </w:p>
-    <w:p>
-      <w:pPr>
-        <w:spacing w:after="0" w:line="240" w:lineRule="auto"/>
-      </w:pPr>
-    </w:p>
-    <w:p>
-      <w:pPr>
-        <w:spacing w:after="0" w:line="240" w:lineRule="auto"/>
-      </w:pPr>
-    </w:p>
-    <w:p>
-      <w:pPr>
-        <w:spacing w:after="0" w:line="240" w:lineRule="auto"/>
-      </w:pPr>
-    </w:p>
-    <w:p>
-      <w:pPr>
-        <w:spacing w:after="0" w:line="240" w:lineRule="auto"/>
-      </w:pPr>
-    </w:p>
-    <w:p>
-      <w:pPr>
-        <w:spacing w:after="0" w:line="240" w:lineRule="auto"/>
-      </w:pPr>
-    </w:p>
-    <w:p>
-      <w:pPr>
-        <w:spacing w:after="0" w:line="240" w:lineRule="auto"/>
-      </w:pPr>
-    </w:p>
-    <w:p>
-      <w:pPr>
-        <w:spacing w:after="0" w:line="240" w:lineRule="auto"/>
-      </w:pPr>
-    </w:p>
-    <w:p>
-      <w:pPr>
-        <w:spacing w:after="0" w:line="240" w:lineRule="auto"/>
-      </w:pPr>
-    </w:p>
-    <w:p>
-      <w:pPr>
-        <w:spacing w:after="0" w:line="240" w:lineRule="auto"/>
-      </w:pPr>
-    </w:p>
-    <w:p>
-      <w:pPr>
-        <w:spacing w:after="0" w:line="240" w:lineRule="auto"/>
-      </w:pPr>
-    </w:p>
+        <w:t xml:space="preserve"> all .class file </w:t>
+      </w:r>
+      <w:proofErr w:type="gramStart"/>
+      <w:r>
+        <w:t>be</w:t>
+      </w:r>
+      <w:proofErr w:type="gramEnd"/>
+      <w:r>
+        <w:t xml:space="preserve"> create as .jar file. That is out project.</w:t>
+      </w:r>
+    </w:p>
+    <w:p>
+      <w:pPr>
+        <w:spacing w:after="0" w:line="240" w:lineRule="auto"/>
+      </w:pPr>
+      <w:r>
+        <w:t>If super class method logic is not sufficient, then we can override super class method and we can write new logic.</w:t>
+      </w:r>
+    </w:p>
+    <w:p>
+      <w:pPr>
+        <w:spacing w:after="0" w:line="240" w:lineRule="auto"/>
+      </w:pPr>
+    </w:p>
+    <w:p>
+      <w:pPr>
+        <w:spacing w:after="0" w:line="240" w:lineRule="auto"/>
+        <w:rPr>
+          <w:b/>
+          <w:bCs/>
+        </w:rPr>
+      </w:pPr>
+      <w:r>
+        <w:rPr>
+          <w:b/>
+          <w:bCs/>
+        </w:rPr>
+        <w:t xml:space="preserve">Access Modifiers: </w:t>
+      </w:r>
+    </w:p>
+    <w:p>
+      <w:pPr>
+        <w:pStyle w:val="ListParagraph"/>
+        <w:numPr>
+          <w:ilvl w:val="0"/>
+          <w:numId w:val="32"/>
+        </w:numPr>
+        <w:spacing w:after="0" w:line="240" w:lineRule="auto"/>
+      </w:pPr>
+      <w:r>
+        <w:t xml:space="preserve">Public </w:t>
+      </w:r>
+    </w:p>
+    <w:p>
+      <w:pPr>
+        <w:pStyle w:val="ListParagraph"/>
+        <w:numPr>
+          <w:ilvl w:val="0"/>
+          <w:numId w:val="32"/>
+        </w:numPr>
+        <w:spacing w:after="0" w:line="240" w:lineRule="auto"/>
+      </w:pPr>
+      <w:r>
+        <w:t xml:space="preserve">Private </w:t>
+      </w:r>
+    </w:p>
+    <w:p>
+      <w:pPr>
+        <w:pStyle w:val="ListParagraph"/>
+        <w:numPr>
+          <w:ilvl w:val="0"/>
+          <w:numId w:val="32"/>
+        </w:numPr>
+        <w:spacing w:after="0" w:line="240" w:lineRule="auto"/>
+      </w:pPr>
+      <w:r>
+        <w:t>Protected</w:t>
+      </w:r>
+    </w:p>
+    <w:p>
+      <w:pPr>
+        <w:pStyle w:val="ListParagraph"/>
+        <w:numPr>
+          <w:ilvl w:val="0"/>
+          <w:numId w:val="32"/>
+        </w:numPr>
+        <w:spacing w:after="0" w:line="240" w:lineRule="auto"/>
+      </w:pPr>
+      <w:r>
+        <w:t>Default.</w:t>
+      </w:r>
+    </w:p>
+    <w:p>
+      <w:pPr>
+        <w:spacing w:after="0" w:line="240" w:lineRule="auto"/>
+      </w:pPr>
+    </w:p>
+    <w:p>
+      <w:pPr>
+        <w:spacing w:after="0" w:line="240" w:lineRule="auto"/>
+      </w:pPr>
+      <w:r>
+        <w:t>Order of priority of access modifiers.</w:t>
+      </w:r>
+    </w:p>
+    <w:p>
+      <w:pPr>
+        <w:spacing w:after="0" w:line="240" w:lineRule="auto"/>
+      </w:pPr>
+    </w:p>
+    <w:tbl>
+      <w:tblPr>
+        <w:tblStyle w:val="TableGrid"/>
+        <w:tblW w:w="0" w:type="auto"/>
+        <w:tblLook w:val="04A0" w:firstRow="1" w:lastRow="0" w:firstColumn="1" w:lastColumn="0" w:noHBand="0" w:noVBand="1"/>
+      </w:tblPr>
+      <w:tblGrid>
+        <w:gridCol w:w="11016"/>
+      </w:tblGrid>
+      <w:tr>
+        <w:tc>
+          <w:tcPr>
+            <w:tcW w:w="11016" w:type="dxa"/>
+          </w:tcPr>
+          <w:p>
+            <w:r>
+              <w:t xml:space="preserve">private  </w:t>
+            </w:r>
+            <w:r>
+              <w:sym w:font="Wingdings" w:char="F0E8"/>
+            </w:r>
+            <w:r>
+              <w:t xml:space="preserve"> default </w:t>
+            </w:r>
+            <w:r>
+              <w:sym w:font="Wingdings" w:char="F0E8"/>
+            </w:r>
+            <w:r>
+              <w:t xml:space="preserve">  protected </w:t>
+            </w:r>
+            <w:r>
+              <w:sym w:font="Wingdings" w:char="F0E8"/>
+            </w:r>
+            <w:r>
+              <w:t xml:space="preserve">  Public</w:t>
+            </w:r>
+          </w:p>
+        </w:tc>
+      </w:tr>
+    </w:tbl>
     <w:p>
       <w:pPr>
         <w:spacing w:after="0" w:line="240" w:lineRule="auto"/>
@@ -28918,7 +31936,403 @@
         <w:rPr>
           <w:noProof/>
         </w:rPr>
-        <w:lastRenderedPageBreak/>
+        <w:drawing>
+          <wp:inline distT="0" distB="0" distL="0" distR="0" wp14:anchorId="7665CAC2" wp14:editId="0F8349FD">
+            <wp:extent cx="4025348" cy="2857500"/>
+            <wp:effectExtent l="0" t="0" r="0" b="0"/>
+            <wp:docPr id="551798421" name="Picture 1"/>
+            <wp:cNvGraphicFramePr>
+              <a:graphicFrameLocks xmlns:a="http://schemas.openxmlformats.org/drawingml/2006/main" noChangeAspect="1"/>
+            </wp:cNvGraphicFramePr>
+            <a:graphic xmlns:a="http://schemas.openxmlformats.org/drawingml/2006/main">
+              <a:graphicData uri="http://schemas.openxmlformats.org/drawingml/2006/picture">
+                <pic:pic xmlns:pic="http://schemas.openxmlformats.org/drawingml/2006/picture">
+                  <pic:nvPicPr>
+                    <pic:cNvPr id="0" name="Picture 1"/>
+                    <pic:cNvPicPr>
+                      <a:picLocks noChangeAspect="1" noChangeArrowheads="1"/>
+                    </pic:cNvPicPr>
+                  </pic:nvPicPr>
+                  <pic:blipFill>
+                    <a:blip r:embed="rId69">
+                      <a:extLst>
+                        <a:ext uri="{28A0092B-C50C-407E-A947-70E740481C1C}">
+                          <a14:useLocalDpi xmlns:a14="http://schemas.microsoft.com/office/drawing/2010/main" val="0"/>
+                        </a:ext>
+                      </a:extLst>
+                    </a:blip>
+                    <a:srcRect/>
+                    <a:stretch>
+                      <a:fillRect/>
+                    </a:stretch>
+                  </pic:blipFill>
+                  <pic:spPr bwMode="auto">
+                    <a:xfrm>
+                      <a:off x="0" y="0"/>
+                      <a:ext cx="4030103" cy="2860876"/>
+                    </a:xfrm>
+                    <a:prstGeom prst="rect">
+                      <a:avLst/>
+                    </a:prstGeom>
+                    <a:noFill/>
+                    <a:ln>
+                      <a:noFill/>
+                    </a:ln>
+                  </pic:spPr>
+                </pic:pic>
+              </a:graphicData>
+            </a:graphic>
+          </wp:inline>
+        </w:drawing>
+      </w:r>
+    </w:p>
+    <w:p>
+      <w:pPr>
+        <w:spacing w:after="0" w:line="240" w:lineRule="auto"/>
+      </w:pPr>
+    </w:p>
+    <w:p>
+      <w:pPr>
+        <w:spacing w:after="0" w:line="240" w:lineRule="auto"/>
+      </w:pPr>
+    </w:p>
+    <w:tbl>
+      <w:tblPr>
+        <w:tblStyle w:val="TableGrid"/>
+        <w:tblW w:w="0" w:type="auto"/>
+        <w:tblLook w:val="04A0" w:firstRow="1" w:lastRow="0" w:firstColumn="1" w:lastColumn="0" w:noHBand="0" w:noVBand="1"/>
+      </w:tblPr>
+      <w:tblGrid>
+        <w:gridCol w:w="3672"/>
+        <w:gridCol w:w="3672"/>
+        <w:gridCol w:w="3672"/>
+      </w:tblGrid>
+      <w:tr>
+        <w:tc>
+          <w:tcPr>
+            <w:tcW w:w="3672" w:type="dxa"/>
+          </w:tcPr>
+          <w:p/>
+        </w:tc>
+        <w:tc>
+          <w:tcPr>
+            <w:tcW w:w="3672" w:type="dxa"/>
+          </w:tcPr>
+          <w:p/>
+        </w:tc>
+        <w:tc>
+          <w:tcPr>
+            <w:tcW w:w="3672" w:type="dxa"/>
+          </w:tcPr>
+          <w:p/>
+        </w:tc>
+      </w:tr>
+      <w:tr>
+        <w:tc>
+          <w:tcPr>
+            <w:tcW w:w="3672" w:type="dxa"/>
+          </w:tcPr>
+          <w:p>
+            <w:r>
+              <w:t xml:space="preserve">Public </w:t>
+            </w:r>
+          </w:p>
+        </w:tc>
+        <w:tc>
+          <w:tcPr>
+            <w:tcW w:w="3672" w:type="dxa"/>
+          </w:tcPr>
+          <w:p>
+            <w:r>
+              <w:t xml:space="preserve">Public </w:t>
+            </w:r>
+          </w:p>
+        </w:tc>
+        <w:tc>
+          <w:tcPr>
+            <w:tcW w:w="3672" w:type="dxa"/>
+          </w:tcPr>
+          <w:p>
+            <w:r>
+              <w:t>WORK</w:t>
+            </w:r>
+            <w:r>
+              <w:t>ED</w:t>
+            </w:r>
+            <w:r>
+              <w:t>.</w:t>
+            </w:r>
+          </w:p>
+        </w:tc>
+      </w:tr>
+      <w:tr>
+        <w:tc>
+          <w:tcPr>
+            <w:tcW w:w="3672" w:type="dxa"/>
+          </w:tcPr>
+          <w:p>
+            <w:r>
+              <w:t>Public</w:t>
+            </w:r>
+          </w:p>
+        </w:tc>
+        <w:tc>
+          <w:tcPr>
+            <w:tcW w:w="3672" w:type="dxa"/>
+          </w:tcPr>
+          <w:p>
+            <w:r>
+              <w:t>protected</w:t>
+            </w:r>
+          </w:p>
+        </w:tc>
+        <w:tc>
+          <w:tcPr>
+            <w:tcW w:w="3672" w:type="dxa"/>
+          </w:tcPr>
+          <w:p>
+            <w:r>
+              <w:t xml:space="preserve">NOT </w:t>
+            </w:r>
+            <w:proofErr w:type="gramStart"/>
+            <w:r>
+              <w:t>Worked.</w:t>
+            </w:r>
+            <w:r>
+              <w:t>.</w:t>
+            </w:r>
+            <w:proofErr w:type="gramEnd"/>
+          </w:p>
+        </w:tc>
+      </w:tr>
+      <w:tr>
+        <w:tc>
+          <w:tcPr>
+            <w:tcW w:w="3672" w:type="dxa"/>
+          </w:tcPr>
+          <w:p>
+            <w:r>
+              <w:t>Public</w:t>
+            </w:r>
+          </w:p>
+        </w:tc>
+        <w:tc>
+          <w:tcPr>
+            <w:tcW w:w="3672" w:type="dxa"/>
+          </w:tcPr>
+          <w:p>
+            <w:proofErr w:type="gramStart"/>
+            <w:r>
+              <w:t>Default(</w:t>
+            </w:r>
+            <w:proofErr w:type="gramEnd"/>
+            <w:r>
+              <w:t>don’t add modifier to method)</w:t>
+            </w:r>
+          </w:p>
+        </w:tc>
+        <w:tc>
+          <w:tcPr>
+            <w:tcW w:w="3672" w:type="dxa"/>
+          </w:tcPr>
+          <w:p>
+            <w:r>
+              <w:t>NOT Worked.</w:t>
+            </w:r>
+          </w:p>
+        </w:tc>
+      </w:tr>
+      <w:tr>
+        <w:tc>
+          <w:tcPr>
+            <w:tcW w:w="3672" w:type="dxa"/>
+          </w:tcPr>
+          <w:p>
+            <w:r>
+              <w:t>Public</w:t>
+            </w:r>
+          </w:p>
+        </w:tc>
+        <w:tc>
+          <w:tcPr>
+            <w:tcW w:w="3672" w:type="dxa"/>
+          </w:tcPr>
+          <w:p>
+            <w:r>
+              <w:t>private</w:t>
+            </w:r>
+          </w:p>
+        </w:tc>
+        <w:tc>
+          <w:tcPr>
+            <w:tcW w:w="3672" w:type="dxa"/>
+          </w:tcPr>
+          <w:p>
+            <w:r>
+              <w:t>NOT Worked.</w:t>
+            </w:r>
+          </w:p>
+        </w:tc>
+      </w:tr>
+      <w:tr>
+        <w:tc>
+          <w:tcPr>
+            <w:tcW w:w="3672" w:type="dxa"/>
+          </w:tcPr>
+          <w:p/>
+        </w:tc>
+        <w:tc>
+          <w:tcPr>
+            <w:tcW w:w="3672" w:type="dxa"/>
+          </w:tcPr>
+          <w:p/>
+        </w:tc>
+        <w:tc>
+          <w:tcPr>
+            <w:tcW w:w="3672" w:type="dxa"/>
+          </w:tcPr>
+          <w:p/>
+        </w:tc>
+      </w:tr>
+    </w:tbl>
+    <w:p>
+      <w:pPr>
+        <w:spacing w:after="0" w:line="240" w:lineRule="auto"/>
+      </w:pPr>
+    </w:p>
+    <w:p>
+      <w:pPr>
+        <w:spacing w:after="0" w:line="240" w:lineRule="auto"/>
+      </w:pPr>
+    </w:p>
+    <w:p>
+      <w:pPr>
+        <w:spacing w:after="0" w:line="240" w:lineRule="auto"/>
+      </w:pPr>
+    </w:p>
+    <w:p>
+      <w:pPr>
+        <w:spacing w:after="0" w:line="240" w:lineRule="auto"/>
+      </w:pPr>
+    </w:p>
+    <w:p>
+      <w:pPr>
+        <w:spacing w:after="0" w:line="240" w:lineRule="auto"/>
+      </w:pPr>
+    </w:p>
+    <w:p>
+      <w:pPr>
+        <w:spacing w:after="0" w:line="240" w:lineRule="auto"/>
+      </w:pPr>
+    </w:p>
+    <w:p>
+      <w:pPr>
+        <w:spacing w:after="0" w:line="240" w:lineRule="auto"/>
+      </w:pPr>
+    </w:p>
+    <w:p>
+      <w:pPr>
+        <w:spacing w:after="0" w:line="240" w:lineRule="auto"/>
+      </w:pPr>
+    </w:p>
+    <w:p>
+      <w:pPr>
+        <w:spacing w:after="0" w:line="240" w:lineRule="auto"/>
+      </w:pPr>
+    </w:p>
+    <w:p>
+      <w:pPr>
+        <w:spacing w:after="0" w:line="240" w:lineRule="auto"/>
+      </w:pPr>
+    </w:p>
+    <w:p>
+      <w:pPr>
+        <w:spacing w:after="0" w:line="240" w:lineRule="auto"/>
+      </w:pPr>
+    </w:p>
+    <w:p>
+      <w:pPr>
+        <w:spacing w:after="0" w:line="240" w:lineRule="auto"/>
+      </w:pPr>
+    </w:p>
+    <w:p>
+      <w:pPr>
+        <w:spacing w:after="0" w:line="240" w:lineRule="auto"/>
+      </w:pPr>
+    </w:p>
+    <w:p>
+      <w:pPr>
+        <w:spacing w:after="0" w:line="240" w:lineRule="auto"/>
+      </w:pPr>
+    </w:p>
+    <w:p>
+      <w:pPr>
+        <w:spacing w:after="0" w:line="240" w:lineRule="auto"/>
+      </w:pPr>
+    </w:p>
+    <w:p>
+      <w:pPr>
+        <w:spacing w:after="0" w:line="240" w:lineRule="auto"/>
+      </w:pPr>
+    </w:p>
+    <w:p>
+      <w:pPr>
+        <w:spacing w:after="0" w:line="240" w:lineRule="auto"/>
+      </w:pPr>
+    </w:p>
+    <w:p>
+      <w:pPr>
+        <w:spacing w:after="0" w:line="240" w:lineRule="auto"/>
+      </w:pPr>
+    </w:p>
+    <w:p>
+      <w:pPr>
+        <w:spacing w:after="0" w:line="240" w:lineRule="auto"/>
+      </w:pPr>
+    </w:p>
+    <w:p>
+      <w:pPr>
+        <w:spacing w:after="0" w:line="240" w:lineRule="auto"/>
+      </w:pPr>
+    </w:p>
+    <w:p>
+      <w:pPr>
+        <w:spacing w:after="0" w:line="240" w:lineRule="auto"/>
+      </w:pPr>
+    </w:p>
+    <w:p>
+      <w:pPr>
+        <w:spacing w:after="0" w:line="240" w:lineRule="auto"/>
+      </w:pPr>
+    </w:p>
+    <w:p>
+      <w:pPr>
+        <w:spacing w:after="0" w:line="240" w:lineRule="auto"/>
+      </w:pPr>
+    </w:p>
+    <w:p>
+      <w:pPr>
+        <w:spacing w:after="0" w:line="240" w:lineRule="auto"/>
+      </w:pPr>
+    </w:p>
+    <w:p>
+      <w:pPr>
+        <w:spacing w:after="0" w:line="240" w:lineRule="auto"/>
+      </w:pPr>
+    </w:p>
+    <w:p>
+      <w:pPr>
+        <w:spacing w:after="0" w:line="240" w:lineRule="auto"/>
+      </w:pPr>
+    </w:p>
+    <w:p>
+      <w:pPr>
+        <w:spacing w:after="0" w:line="240" w:lineRule="auto"/>
+      </w:pPr>
+      <w:r>
+        <w:rPr>
+          <w:noProof/>
+        </w:rPr>
         <w:drawing>
           <wp:inline distT="0" distB="0" distL="0" distR="0" wp14:anchorId="3FE5506C" wp14:editId="584F2EF1">
             <wp:extent cx="6858000" cy="4805680"/>
@@ -28937,7 +32351,7 @@
                     </pic:cNvPicPr>
                   </pic:nvPicPr>
                   <pic:blipFill>
-                    <a:blip r:embed="rId69">
+                    <a:blip r:embed="rId70">
                       <a:extLst>
                         <a:ext uri="{28A0092B-C50C-407E-A947-70E740481C1C}">
                           <a14:useLocalDpi xmlns:a14="http://schemas.microsoft.com/office/drawing/2010/main" val="0"/>
@@ -29218,7 +32632,7 @@
       <w:pPr>
         <w:spacing w:after="0" w:line="240" w:lineRule="auto"/>
       </w:pPr>
-      <w:hyperlink r:id="rId70" w:history="1">
+      <w:hyperlink r:id="rId71" w:history="1">
         <w:r>
           <w:rPr>
             <w:rStyle w:val="Hyperlink"/>
@@ -30494,129 +33908,16 @@
     </w:lvl>
   </w:abstractNum>
   <w:abstractNum w:abstractNumId="12" w15:restartNumberingAfterBreak="0">
-    <w:nsid w:val="28F92182"/>
-    <w:multiLevelType w:val="multilevel"/>
-    <w:tmpl w:val="5BE84060"/>
-    <w:lvl w:ilvl="0">
+    <w:nsid w:val="26CE6558"/>
+    <w:multiLevelType w:val="hybridMultilevel"/>
+    <w:tmpl w:val="F0C66E86"/>
+    <w:lvl w:ilvl="0" w:tplc="4009000F">
       <w:start w:val="1"/>
       <w:numFmt w:val="decimal"/>
       <w:lvlText w:val="%1."/>
       <w:lvlJc w:val="left"/>
       <w:pPr>
-        <w:tabs>
-          <w:tab w:val="num" w:pos="720"/>
-        </w:tabs>
         <w:ind w:left="720" w:hanging="360"/>
-      </w:pPr>
-    </w:lvl>
-    <w:lvl w:ilvl="1" w:tentative="1">
-      <w:start w:val="1"/>
-      <w:numFmt w:val="decimal"/>
-      <w:lvlText w:val="%2."/>
-      <w:lvlJc w:val="left"/>
-      <w:pPr>
-        <w:tabs>
-          <w:tab w:val="num" w:pos="1440"/>
-        </w:tabs>
-        <w:ind w:left="1440" w:hanging="360"/>
-      </w:pPr>
-    </w:lvl>
-    <w:lvl w:ilvl="2" w:tentative="1">
-      <w:start w:val="1"/>
-      <w:numFmt w:val="decimal"/>
-      <w:lvlText w:val="%3."/>
-      <w:lvlJc w:val="left"/>
-      <w:pPr>
-        <w:tabs>
-          <w:tab w:val="num" w:pos="2160"/>
-        </w:tabs>
-        <w:ind w:left="2160" w:hanging="360"/>
-      </w:pPr>
-    </w:lvl>
-    <w:lvl w:ilvl="3" w:tentative="1">
-      <w:start w:val="1"/>
-      <w:numFmt w:val="decimal"/>
-      <w:lvlText w:val="%4."/>
-      <w:lvlJc w:val="left"/>
-      <w:pPr>
-        <w:tabs>
-          <w:tab w:val="num" w:pos="2880"/>
-        </w:tabs>
-        <w:ind w:left="2880" w:hanging="360"/>
-      </w:pPr>
-    </w:lvl>
-    <w:lvl w:ilvl="4" w:tentative="1">
-      <w:start w:val="1"/>
-      <w:numFmt w:val="decimal"/>
-      <w:lvlText w:val="%5."/>
-      <w:lvlJc w:val="left"/>
-      <w:pPr>
-        <w:tabs>
-          <w:tab w:val="num" w:pos="3600"/>
-        </w:tabs>
-        <w:ind w:left="3600" w:hanging="360"/>
-      </w:pPr>
-    </w:lvl>
-    <w:lvl w:ilvl="5" w:tentative="1">
-      <w:start w:val="1"/>
-      <w:numFmt w:val="decimal"/>
-      <w:lvlText w:val="%6."/>
-      <w:lvlJc w:val="left"/>
-      <w:pPr>
-        <w:tabs>
-          <w:tab w:val="num" w:pos="4320"/>
-        </w:tabs>
-        <w:ind w:left="4320" w:hanging="360"/>
-      </w:pPr>
-    </w:lvl>
-    <w:lvl w:ilvl="6" w:tentative="1">
-      <w:start w:val="1"/>
-      <w:numFmt w:val="decimal"/>
-      <w:lvlText w:val="%7."/>
-      <w:lvlJc w:val="left"/>
-      <w:pPr>
-        <w:tabs>
-          <w:tab w:val="num" w:pos="5040"/>
-        </w:tabs>
-        <w:ind w:left="5040" w:hanging="360"/>
-      </w:pPr>
-    </w:lvl>
-    <w:lvl w:ilvl="7" w:tentative="1">
-      <w:start w:val="1"/>
-      <w:numFmt w:val="decimal"/>
-      <w:lvlText w:val="%8."/>
-      <w:lvlJc w:val="left"/>
-      <w:pPr>
-        <w:tabs>
-          <w:tab w:val="num" w:pos="5760"/>
-        </w:tabs>
-        <w:ind w:left="5760" w:hanging="360"/>
-      </w:pPr>
-    </w:lvl>
-    <w:lvl w:ilvl="8" w:tentative="1">
-      <w:start w:val="1"/>
-      <w:numFmt w:val="decimal"/>
-      <w:lvlText w:val="%9."/>
-      <w:lvlJc w:val="left"/>
-      <w:pPr>
-        <w:tabs>
-          <w:tab w:val="num" w:pos="6480"/>
-        </w:tabs>
-        <w:ind w:left="6480" w:hanging="360"/>
-      </w:pPr>
-    </w:lvl>
-  </w:abstractNum>
-  <w:abstractNum w:abstractNumId="13" w15:restartNumberingAfterBreak="0">
-    <w:nsid w:val="2E967033"/>
-    <w:multiLevelType w:val="hybridMultilevel"/>
-    <w:tmpl w:val="1F3CC696"/>
-    <w:lvl w:ilvl="0" w:tplc="36D8881C">
-      <w:start w:val="1"/>
-      <w:numFmt w:val="decimal"/>
-      <w:lvlText w:val="%1."/>
-      <w:lvlJc w:val="left"/>
-      <w:pPr>
-        <w:ind w:left="1080" w:hanging="360"/>
       </w:pPr>
       <w:rPr>
         <w:rFonts w:hint="default"/>
@@ -30628,7 +33929,7 @@
       <w:lvlText w:val="%2."/>
       <w:lvlJc w:val="left"/>
       <w:pPr>
-        <w:ind w:left="1800" w:hanging="360"/>
+        <w:ind w:left="1440" w:hanging="360"/>
       </w:pPr>
     </w:lvl>
     <w:lvl w:ilvl="2" w:tplc="4009001B" w:tentative="1">
@@ -30637,7 +33938,7 @@
       <w:lvlText w:val="%3."/>
       <w:lvlJc w:val="right"/>
       <w:pPr>
-        <w:ind w:left="2520" w:hanging="180"/>
+        <w:ind w:left="2160" w:hanging="180"/>
       </w:pPr>
     </w:lvl>
     <w:lvl w:ilvl="3" w:tplc="4009000F" w:tentative="1">
@@ -30646,7 +33947,7 @@
       <w:lvlText w:val="%4."/>
       <w:lvlJc w:val="left"/>
       <w:pPr>
-        <w:ind w:left="3240" w:hanging="360"/>
+        <w:ind w:left="2880" w:hanging="360"/>
       </w:pPr>
     </w:lvl>
     <w:lvl w:ilvl="4" w:tplc="40090019" w:tentative="1">
@@ -30655,7 +33956,7 @@
       <w:lvlText w:val="%5."/>
       <w:lvlJc w:val="left"/>
       <w:pPr>
-        <w:ind w:left="3960" w:hanging="360"/>
+        <w:ind w:left="3600" w:hanging="360"/>
       </w:pPr>
     </w:lvl>
     <w:lvl w:ilvl="5" w:tplc="4009001B" w:tentative="1">
@@ -30664,7 +33965,7 @@
       <w:lvlText w:val="%6."/>
       <w:lvlJc w:val="right"/>
       <w:pPr>
-        <w:ind w:left="4680" w:hanging="180"/>
+        <w:ind w:left="4320" w:hanging="180"/>
       </w:pPr>
     </w:lvl>
     <w:lvl w:ilvl="6" w:tplc="4009000F" w:tentative="1">
@@ -30673,7 +33974,7 @@
       <w:lvlText w:val="%7."/>
       <w:lvlJc w:val="left"/>
       <w:pPr>
-        <w:ind w:left="5400" w:hanging="360"/>
+        <w:ind w:left="5040" w:hanging="360"/>
       </w:pPr>
     </w:lvl>
     <w:lvl w:ilvl="7" w:tplc="40090019" w:tentative="1">
@@ -30682,7 +33983,7 @@
       <w:lvlText w:val="%8."/>
       <w:lvlJc w:val="left"/>
       <w:pPr>
-        <w:ind w:left="6120" w:hanging="360"/>
+        <w:ind w:left="5760" w:hanging="360"/>
       </w:pPr>
     </w:lvl>
     <w:lvl w:ilvl="8" w:tplc="4009001B" w:tentative="1">
@@ -30691,21 +33992,134 @@
       <w:lvlText w:val="%9."/>
       <w:lvlJc w:val="right"/>
       <w:pPr>
-        <w:ind w:left="6840" w:hanging="180"/>
+        <w:ind w:left="6480" w:hanging="180"/>
       </w:pPr>
     </w:lvl>
   </w:abstractNum>
-  <w:abstractNum w:abstractNumId="14" w15:restartNumberingAfterBreak="0">
-    <w:nsid w:val="301A1709"/>
-    <w:multiLevelType w:val="hybridMultilevel"/>
-    <w:tmpl w:val="4E325440"/>
-    <w:lvl w:ilvl="0" w:tplc="4009000F">
+  <w:abstractNum w:abstractNumId="13" w15:restartNumberingAfterBreak="0">
+    <w:nsid w:val="28F92182"/>
+    <w:multiLevelType w:val="multilevel"/>
+    <w:tmpl w:val="5BE84060"/>
+    <w:lvl w:ilvl="0">
       <w:start w:val="1"/>
       <w:numFmt w:val="decimal"/>
       <w:lvlText w:val="%1."/>
       <w:lvlJc w:val="left"/>
       <w:pPr>
+        <w:tabs>
+          <w:tab w:val="num" w:pos="720"/>
+        </w:tabs>
         <w:ind w:left="720" w:hanging="360"/>
+      </w:pPr>
+    </w:lvl>
+    <w:lvl w:ilvl="1" w:tentative="1">
+      <w:start w:val="1"/>
+      <w:numFmt w:val="decimal"/>
+      <w:lvlText w:val="%2."/>
+      <w:lvlJc w:val="left"/>
+      <w:pPr>
+        <w:tabs>
+          <w:tab w:val="num" w:pos="1440"/>
+        </w:tabs>
+        <w:ind w:left="1440" w:hanging="360"/>
+      </w:pPr>
+    </w:lvl>
+    <w:lvl w:ilvl="2" w:tentative="1">
+      <w:start w:val="1"/>
+      <w:numFmt w:val="decimal"/>
+      <w:lvlText w:val="%3."/>
+      <w:lvlJc w:val="left"/>
+      <w:pPr>
+        <w:tabs>
+          <w:tab w:val="num" w:pos="2160"/>
+        </w:tabs>
+        <w:ind w:left="2160" w:hanging="360"/>
+      </w:pPr>
+    </w:lvl>
+    <w:lvl w:ilvl="3" w:tentative="1">
+      <w:start w:val="1"/>
+      <w:numFmt w:val="decimal"/>
+      <w:lvlText w:val="%4."/>
+      <w:lvlJc w:val="left"/>
+      <w:pPr>
+        <w:tabs>
+          <w:tab w:val="num" w:pos="2880"/>
+        </w:tabs>
+        <w:ind w:left="2880" w:hanging="360"/>
+      </w:pPr>
+    </w:lvl>
+    <w:lvl w:ilvl="4" w:tentative="1">
+      <w:start w:val="1"/>
+      <w:numFmt w:val="decimal"/>
+      <w:lvlText w:val="%5."/>
+      <w:lvlJc w:val="left"/>
+      <w:pPr>
+        <w:tabs>
+          <w:tab w:val="num" w:pos="3600"/>
+        </w:tabs>
+        <w:ind w:left="3600" w:hanging="360"/>
+      </w:pPr>
+    </w:lvl>
+    <w:lvl w:ilvl="5" w:tentative="1">
+      <w:start w:val="1"/>
+      <w:numFmt w:val="decimal"/>
+      <w:lvlText w:val="%6."/>
+      <w:lvlJc w:val="left"/>
+      <w:pPr>
+        <w:tabs>
+          <w:tab w:val="num" w:pos="4320"/>
+        </w:tabs>
+        <w:ind w:left="4320" w:hanging="360"/>
+      </w:pPr>
+    </w:lvl>
+    <w:lvl w:ilvl="6" w:tentative="1">
+      <w:start w:val="1"/>
+      <w:numFmt w:val="decimal"/>
+      <w:lvlText w:val="%7."/>
+      <w:lvlJc w:val="left"/>
+      <w:pPr>
+        <w:tabs>
+          <w:tab w:val="num" w:pos="5040"/>
+        </w:tabs>
+        <w:ind w:left="5040" w:hanging="360"/>
+      </w:pPr>
+    </w:lvl>
+    <w:lvl w:ilvl="7" w:tentative="1">
+      <w:start w:val="1"/>
+      <w:numFmt w:val="decimal"/>
+      <w:lvlText w:val="%8."/>
+      <w:lvlJc w:val="left"/>
+      <w:pPr>
+        <w:tabs>
+          <w:tab w:val="num" w:pos="5760"/>
+        </w:tabs>
+        <w:ind w:left="5760" w:hanging="360"/>
+      </w:pPr>
+    </w:lvl>
+    <w:lvl w:ilvl="8" w:tentative="1">
+      <w:start w:val="1"/>
+      <w:numFmt w:val="decimal"/>
+      <w:lvlText w:val="%9."/>
+      <w:lvlJc w:val="left"/>
+      <w:pPr>
+        <w:tabs>
+          <w:tab w:val="num" w:pos="6480"/>
+        </w:tabs>
+        <w:ind w:left="6480" w:hanging="360"/>
+      </w:pPr>
+    </w:lvl>
+  </w:abstractNum>
+  <w:abstractNum w:abstractNumId="14" w15:restartNumberingAfterBreak="0">
+    <w:nsid w:val="2E967033"/>
+    <w:multiLevelType w:val="hybridMultilevel"/>
+    <w:tmpl w:val="1F3CC696"/>
+    <w:lvl w:ilvl="0" w:tplc="36D8881C">
+      <w:start w:val="1"/>
+      <w:numFmt w:val="decimal"/>
+      <w:lvlText w:val="%1."/>
+      <w:lvlJc w:val="left"/>
+      <w:pPr>
+        <w:ind w:left="1080" w:hanging="360"/>
       </w:pPr>
       <w:rPr>
         <w:rFonts w:hint="default"/>
@@ -30717,7 +34131,7 @@
       <w:lvlText w:val="%2."/>
       <w:lvlJc w:val="left"/>
       <w:pPr>
-        <w:ind w:left="1440" w:hanging="360"/>
+        <w:ind w:left="1800" w:hanging="360"/>
       </w:pPr>
     </w:lvl>
     <w:lvl w:ilvl="2" w:tplc="4009001B" w:tentative="1">
@@ -30726,7 +34140,7 @@
       <w:lvlText w:val="%3."/>
       <w:lvlJc w:val="right"/>
       <w:pPr>
-        <w:ind w:left="2160" w:hanging="180"/>
+        <w:ind w:left="2520" w:hanging="180"/>
       </w:pPr>
     </w:lvl>
     <w:lvl w:ilvl="3" w:tplc="4009000F" w:tentative="1">
@@ -30735,7 +34149,7 @@
       <w:lvlText w:val="%4."/>
       <w:lvlJc w:val="left"/>
       <w:pPr>
-        <w:ind w:left="2880" w:hanging="360"/>
+        <w:ind w:left="3240" w:hanging="360"/>
       </w:pPr>
     </w:lvl>
     <w:lvl w:ilvl="4" w:tplc="40090019" w:tentative="1">
@@ -30744,7 +34158,7 @@
       <w:lvlText w:val="%5."/>
       <w:lvlJc w:val="left"/>
       <w:pPr>
-        <w:ind w:left="3600" w:hanging="360"/>
+        <w:ind w:left="3960" w:hanging="360"/>
       </w:pPr>
     </w:lvl>
     <w:lvl w:ilvl="5" w:tplc="4009001B" w:tentative="1">
@@ -30753,7 +34167,7 @@
       <w:lvlText w:val="%6."/>
       <w:lvlJc w:val="right"/>
       <w:pPr>
-        <w:ind w:left="4320" w:hanging="180"/>
+        <w:ind w:left="4680" w:hanging="180"/>
       </w:pPr>
     </w:lvl>
     <w:lvl w:ilvl="6" w:tplc="4009000F" w:tentative="1">
@@ -30762,7 +34176,7 @@
       <w:lvlText w:val="%7."/>
       <w:lvlJc w:val="left"/>
       <w:pPr>
-        <w:ind w:left="5040" w:hanging="360"/>
+        <w:ind w:left="5400" w:hanging="360"/>
       </w:pPr>
     </w:lvl>
     <w:lvl w:ilvl="7" w:tplc="40090019" w:tentative="1">
@@ -30771,7 +34185,7 @@
       <w:lvlText w:val="%8."/>
       <w:lvlJc w:val="left"/>
       <w:pPr>
-        <w:ind w:left="5760" w:hanging="360"/>
+        <w:ind w:left="6120" w:hanging="360"/>
       </w:pPr>
     </w:lvl>
     <w:lvl w:ilvl="8" w:tplc="4009001B" w:tentative="1">
@@ -30780,11 +34194,100 @@
       <w:lvlText w:val="%9."/>
       <w:lvlJc w:val="right"/>
       <w:pPr>
-        <w:ind w:left="6480" w:hanging="180"/>
+        <w:ind w:left="6840" w:hanging="180"/>
       </w:pPr>
     </w:lvl>
   </w:abstractNum>
   <w:abstractNum w:abstractNumId="15" w15:restartNumberingAfterBreak="0">
+    <w:nsid w:val="301A1709"/>
+    <w:multiLevelType w:val="hybridMultilevel"/>
+    <w:tmpl w:val="4E325440"/>
+    <w:lvl w:ilvl="0" w:tplc="4009000F">
+      <w:start w:val="1"/>
+      <w:numFmt w:val="decimal"/>
+      <w:lvlText w:val="%1."/>
+      <w:lvlJc w:val="left"/>
+      <w:pPr>
+        <w:ind w:left="720" w:hanging="360"/>
+      </w:pPr>
+      <w:rPr>
+        <w:rFonts w:hint="default"/>
+      </w:rPr>
+    </w:lvl>
+    <w:lvl w:ilvl="1" w:tplc="40090019" w:tentative="1">
+      <w:start w:val="1"/>
+      <w:numFmt w:val="lowerLetter"/>
+      <w:lvlText w:val="%2."/>
+      <w:lvlJc w:val="left"/>
+      <w:pPr>
+        <w:ind w:left="1440" w:hanging="360"/>
+      </w:pPr>
+    </w:lvl>
+    <w:lvl w:ilvl="2" w:tplc="4009001B" w:tentative="1">
+      <w:start w:val="1"/>
+      <w:numFmt w:val="lowerRoman"/>
+      <w:lvlText w:val="%3."/>
+      <w:lvlJc w:val="right"/>
+      <w:pPr>
+        <w:ind w:left="2160" w:hanging="180"/>
+      </w:pPr>
+    </w:lvl>
+    <w:lvl w:ilvl="3" w:tplc="4009000F" w:tentative="1">
+      <w:start w:val="1"/>
+      <w:numFmt w:val="decimal"/>
+      <w:lvlText w:val="%4."/>
+      <w:lvlJc w:val="left"/>
+      <w:pPr>
+        <w:ind w:left="2880" w:hanging="360"/>
+      </w:pPr>
+    </w:lvl>
+    <w:lvl w:ilvl="4" w:tplc="40090019" w:tentative="1">
+      <w:start w:val="1"/>
+      <w:numFmt w:val="lowerLetter"/>
+      <w:lvlText w:val="%5."/>
+      <w:lvlJc w:val="left"/>
+      <w:pPr>
+        <w:ind w:left="3600" w:hanging="360"/>
+      </w:pPr>
+    </w:lvl>
+    <w:lvl w:ilvl="5" w:tplc="4009001B" w:tentative="1">
+      <w:start w:val="1"/>
+      <w:numFmt w:val="lowerRoman"/>
+      <w:lvlText w:val="%6."/>
+      <w:lvlJc w:val="right"/>
+      <w:pPr>
+        <w:ind w:left="4320" w:hanging="180"/>
+      </w:pPr>
+    </w:lvl>
+    <w:lvl w:ilvl="6" w:tplc="4009000F" w:tentative="1">
+      <w:start w:val="1"/>
+      <w:numFmt w:val="decimal"/>
+      <w:lvlText w:val="%7."/>
+      <w:lvlJc w:val="left"/>
+      <w:pPr>
+        <w:ind w:left="5040" w:hanging="360"/>
+      </w:pPr>
+    </w:lvl>
+    <w:lvl w:ilvl="7" w:tplc="40090019" w:tentative="1">
+      <w:start w:val="1"/>
+      <w:numFmt w:val="lowerLetter"/>
+      <w:lvlText w:val="%8."/>
+      <w:lvlJc w:val="left"/>
+      <w:pPr>
+        <w:ind w:left="5760" w:hanging="360"/>
+      </w:pPr>
+    </w:lvl>
+    <w:lvl w:ilvl="8" w:tplc="4009001B" w:tentative="1">
+      <w:start w:val="1"/>
+      <w:numFmt w:val="lowerRoman"/>
+      <w:lvlText w:val="%9."/>
+      <w:lvlJc w:val="right"/>
+      <w:pPr>
+        <w:ind w:left="6480" w:hanging="180"/>
+      </w:pPr>
+    </w:lvl>
+  </w:abstractNum>
+  <w:abstractNum w:abstractNumId="16" w15:restartNumberingAfterBreak="0">
     <w:nsid w:val="36DD72CC"/>
     <w:multiLevelType w:val="multilevel"/>
     <w:tmpl w:val="8654B4FE"/>
@@ -30933,7 +34436,7 @@
       </w:rPr>
     </w:lvl>
   </w:abstractNum>
-  <w:abstractNum w:abstractNumId="16" w15:restartNumberingAfterBreak="0">
+  <w:abstractNum w:abstractNumId="17" w15:restartNumberingAfterBreak="0">
     <w:nsid w:val="389F6BCB"/>
     <w:multiLevelType w:val="hybridMultilevel"/>
     <w:tmpl w:val="E19A9390"/>
@@ -31022,7 +34525,7 @@
       </w:pPr>
     </w:lvl>
   </w:abstractNum>
-  <w:abstractNum w:abstractNumId="17" w15:restartNumberingAfterBreak="0">
+  <w:abstractNum w:abstractNumId="18" w15:restartNumberingAfterBreak="0">
     <w:nsid w:val="4464700A"/>
     <w:multiLevelType w:val="multilevel"/>
     <w:tmpl w:val="E0604294"/>
@@ -31171,7 +34674,7 @@
       </w:rPr>
     </w:lvl>
   </w:abstractNum>
-  <w:abstractNum w:abstractNumId="18" w15:restartNumberingAfterBreak="0">
+  <w:abstractNum w:abstractNumId="19" w15:restartNumberingAfterBreak="0">
     <w:nsid w:val="45936BA0"/>
     <w:multiLevelType w:val="multilevel"/>
     <w:tmpl w:val="36DA951A"/>
@@ -31284,7 +34787,7 @@
       </w:pPr>
     </w:lvl>
   </w:abstractNum>
-  <w:abstractNum w:abstractNumId="19" w15:restartNumberingAfterBreak="0">
+  <w:abstractNum w:abstractNumId="20" w15:restartNumberingAfterBreak="0">
     <w:nsid w:val="465919AE"/>
     <w:multiLevelType w:val="hybridMultilevel"/>
     <w:tmpl w:val="99B68B7A"/>
@@ -31396,7 +34899,7 @@
       </w:rPr>
     </w:lvl>
   </w:abstractNum>
-  <w:abstractNum w:abstractNumId="20" w15:restartNumberingAfterBreak="0">
+  <w:abstractNum w:abstractNumId="21" w15:restartNumberingAfterBreak="0">
     <w:nsid w:val="47024A01"/>
     <w:multiLevelType w:val="hybridMultilevel"/>
     <w:tmpl w:val="9C04DD98"/>
@@ -31485,7 +34988,7 @@
       </w:pPr>
     </w:lvl>
   </w:abstractNum>
-  <w:abstractNum w:abstractNumId="21" w15:restartNumberingAfterBreak="0">
+  <w:abstractNum w:abstractNumId="22" w15:restartNumberingAfterBreak="0">
     <w:nsid w:val="4C43744E"/>
     <w:multiLevelType w:val="hybridMultilevel"/>
     <w:tmpl w:val="076AACDC"/>
@@ -31574,7 +35077,7 @@
       </w:pPr>
     </w:lvl>
   </w:abstractNum>
-  <w:abstractNum w:abstractNumId="22" w15:restartNumberingAfterBreak="0">
+  <w:abstractNum w:abstractNumId="23" w15:restartNumberingAfterBreak="0">
     <w:nsid w:val="516720E5"/>
     <w:multiLevelType w:val="multilevel"/>
     <w:tmpl w:val="726AE524"/>
@@ -31687,7 +35190,7 @@
       </w:pPr>
     </w:lvl>
   </w:abstractNum>
-  <w:abstractNum w:abstractNumId="23" w15:restartNumberingAfterBreak="0">
+  <w:abstractNum w:abstractNumId="24" w15:restartNumberingAfterBreak="0">
     <w:nsid w:val="52751371"/>
     <w:multiLevelType w:val="multilevel"/>
     <w:tmpl w:val="FA3EB3EE"/>
@@ -31836,7 +35339,7 @@
       </w:rPr>
     </w:lvl>
   </w:abstractNum>
-  <w:abstractNum w:abstractNumId="24" w15:restartNumberingAfterBreak="0">
+  <w:abstractNum w:abstractNumId="25" w15:restartNumberingAfterBreak="0">
     <w:nsid w:val="53D72E99"/>
     <w:multiLevelType w:val="hybridMultilevel"/>
     <w:tmpl w:val="32148342"/>
@@ -31925,7 +35428,7 @@
       </w:pPr>
     </w:lvl>
   </w:abstractNum>
-  <w:abstractNum w:abstractNumId="25" w15:restartNumberingAfterBreak="0">
+  <w:abstractNum w:abstractNumId="26" w15:restartNumberingAfterBreak="0">
     <w:nsid w:val="677C45BE"/>
     <w:multiLevelType w:val="hybridMultilevel"/>
     <w:tmpl w:val="32148342"/>
@@ -32014,7 +35517,7 @@
       </w:pPr>
     </w:lvl>
   </w:abstractNum>
-  <w:abstractNum w:abstractNumId="26" w15:restartNumberingAfterBreak="0">
+  <w:abstractNum w:abstractNumId="27" w15:restartNumberingAfterBreak="0">
     <w:nsid w:val="6B003476"/>
     <w:multiLevelType w:val="hybridMultilevel"/>
     <w:tmpl w:val="B4D2838E"/>
@@ -32103,7 +35606,7 @@
       </w:pPr>
     </w:lvl>
   </w:abstractNum>
-  <w:abstractNum w:abstractNumId="27" w15:restartNumberingAfterBreak="0">
+  <w:abstractNum w:abstractNumId="28" w15:restartNumberingAfterBreak="0">
     <w:nsid w:val="74511B00"/>
     <w:multiLevelType w:val="hybridMultilevel"/>
     <w:tmpl w:val="6E6ED16A"/>
@@ -32192,7 +35695,7 @@
       </w:pPr>
     </w:lvl>
   </w:abstractNum>
-  <w:abstractNum w:abstractNumId="28" w15:restartNumberingAfterBreak="0">
+  <w:abstractNum w:abstractNumId="29" w15:restartNumberingAfterBreak="0">
     <w:nsid w:val="78437640"/>
     <w:multiLevelType w:val="hybridMultilevel"/>
     <w:tmpl w:val="FD24EEB8"/>
@@ -32281,7 +35784,7 @@
       </w:pPr>
     </w:lvl>
   </w:abstractNum>
-  <w:abstractNum w:abstractNumId="29" w15:restartNumberingAfterBreak="0">
+  <w:abstractNum w:abstractNumId="30" w15:restartNumberingAfterBreak="0">
     <w:nsid w:val="78937AB0"/>
     <w:multiLevelType w:val="hybridMultilevel"/>
     <w:tmpl w:val="32148342"/>
@@ -32370,7 +35873,7 @@
       </w:pPr>
     </w:lvl>
   </w:abstractNum>
-  <w:abstractNum w:abstractNumId="30" w15:restartNumberingAfterBreak="0">
+  <w:abstractNum w:abstractNumId="31" w15:restartNumberingAfterBreak="0">
     <w:nsid w:val="7A747BF3"/>
     <w:multiLevelType w:val="multilevel"/>
     <w:tmpl w:val="F3BE5850"/>
@@ -32529,43 +36032,43 @@
     <w:abstractNumId w:val="9"/>
   </w:num>
   <w:num w:numId="4" w16cid:durableId="1997562369">
-    <w:abstractNumId w:val="13"/>
+    <w:abstractNumId w:val="14"/>
   </w:num>
   <w:num w:numId="5" w16cid:durableId="1005519767">
-    <w:abstractNumId w:val="16"/>
+    <w:abstractNumId w:val="17"/>
   </w:num>
   <w:num w:numId="6" w16cid:durableId="1707559065">
-    <w:abstractNumId w:val="19"/>
+    <w:abstractNumId w:val="20"/>
   </w:num>
   <w:num w:numId="7" w16cid:durableId="465200995">
-    <w:abstractNumId w:val="21"/>
+    <w:abstractNumId w:val="22"/>
   </w:num>
   <w:num w:numId="8" w16cid:durableId="1044792600">
     <w:abstractNumId w:val="4"/>
   </w:num>
   <w:num w:numId="9" w16cid:durableId="1172723851">
-    <w:abstractNumId w:val="30"/>
+    <w:abstractNumId w:val="31"/>
   </w:num>
   <w:num w:numId="10" w16cid:durableId="1303340468">
-    <w:abstractNumId w:val="17"/>
+    <w:abstractNumId w:val="18"/>
   </w:num>
   <w:num w:numId="11" w16cid:durableId="622806105">
-    <w:abstractNumId w:val="23"/>
+    <w:abstractNumId w:val="24"/>
   </w:num>
   <w:num w:numId="12" w16cid:durableId="2015567649">
-    <w:abstractNumId w:val="12"/>
+    <w:abstractNumId w:val="13"/>
   </w:num>
   <w:num w:numId="13" w16cid:durableId="782726403">
-    <w:abstractNumId w:val="26"/>
+    <w:abstractNumId w:val="27"/>
   </w:num>
   <w:num w:numId="14" w16cid:durableId="2048681171">
-    <w:abstractNumId w:val="15"/>
+    <w:abstractNumId w:val="16"/>
   </w:num>
   <w:num w:numId="15" w16cid:durableId="1515414620">
-    <w:abstractNumId w:val="28"/>
+    <w:abstractNumId w:val="29"/>
   </w:num>
   <w:num w:numId="16" w16cid:durableId="1277758882">
-    <w:abstractNumId w:val="18"/>
+    <w:abstractNumId w:val="19"/>
   </w:num>
   <w:num w:numId="17" w16cid:durableId="1633245295">
     <w:abstractNumId w:val="5"/>
@@ -32574,7 +36077,7 @@
     <w:abstractNumId w:val="7"/>
   </w:num>
   <w:num w:numId="19" w16cid:durableId="1925066706">
-    <w:abstractNumId w:val="20"/>
+    <w:abstractNumId w:val="21"/>
   </w:num>
   <w:num w:numId="20" w16cid:durableId="1120952908">
     <w:abstractNumId w:val="1"/>
@@ -32586,7 +36089,7 @@
     <w:abstractNumId w:val="3"/>
   </w:num>
   <w:num w:numId="23" w16cid:durableId="507596859">
-    <w:abstractNumId w:val="22"/>
+    <w:abstractNumId w:val="23"/>
   </w:num>
   <w:num w:numId="24" w16cid:durableId="2018967675">
     <w:abstractNumId w:val="10"/>
@@ -32595,22 +36098,25 @@
     <w:abstractNumId w:val="8"/>
   </w:num>
   <w:num w:numId="26" w16cid:durableId="1323043694">
-    <w:abstractNumId w:val="14"/>
+    <w:abstractNumId w:val="15"/>
   </w:num>
   <w:num w:numId="27" w16cid:durableId="2000035479">
-    <w:abstractNumId w:val="27"/>
+    <w:abstractNumId w:val="28"/>
   </w:num>
   <w:num w:numId="28" w16cid:durableId="925266108">
     <w:abstractNumId w:val="2"/>
   </w:num>
   <w:num w:numId="29" w16cid:durableId="1757481971">
-    <w:abstractNumId w:val="29"/>
+    <w:abstractNumId w:val="30"/>
   </w:num>
   <w:num w:numId="30" w16cid:durableId="1469014863">
+    <w:abstractNumId w:val="26"/>
+  </w:num>
+  <w:num w:numId="31" w16cid:durableId="1583904340">
     <w:abstractNumId w:val="25"/>
   </w:num>
-  <w:num w:numId="31" w16cid:durableId="1583904340">
-    <w:abstractNumId w:val="24"/>
+  <w:num w:numId="32" w16cid:durableId="1710953215">
+    <w:abstractNumId w:val="12"/>
   </w:num>
 </w:numbering>
 </file>

--- a/java/core java 10PM.docx
+++ b/java/core java 10PM.docx
@@ -30970,6 +30970,9 @@
         <w:spacing w:after="0" w:line="240" w:lineRule="auto"/>
       </w:pPr>
       <w:r>
+        <w:rPr>
+          <w:noProof/>
+        </w:rPr>
         <w:drawing>
           <wp:inline distT="0" distB="0" distL="0" distR="0" wp14:anchorId="1FD0B7E5" wp14:editId="252B7DDF">
             <wp:extent cx="6655142" cy="3797495"/>
@@ -31034,7 +31037,22 @@
         <w:rPr>
           <w:lang w:val="en-IN"/>
         </w:rPr>
-        <w:t>When you are converting data from small sized data type to big sized data type,</w:t>
+        <w:t xml:space="preserve">When you are converting data from </w:t>
+      </w:r>
+      <w:r>
+        <w:rPr>
+          <w:b/>
+          <w:bCs/>
+          <w:highlight w:val="yellow"/>
+          <w:lang w:val="en-IN"/>
+        </w:rPr>
+        <w:t>small sized data type to big sized data type</w:t>
+      </w:r>
+      <w:r>
+        <w:rPr>
+          <w:lang w:val="en-IN"/>
+        </w:rPr>
+        <w:t>,</w:t>
       </w:r>
     </w:p>
     <w:p>
@@ -31173,7 +31191,2930 @@
     </w:p>
     <w:p>
       <w:pPr>
-        <w:spacing w:after="0" w:line="240" w:lineRule="auto"/>
+        <w:pStyle w:val="ListParagraph"/>
+        <w:spacing w:after="0" w:line="240" w:lineRule="auto"/>
+        <w:rPr>
+          <w:lang w:val="en-IN"/>
+        </w:rPr>
+      </w:pPr>
+      <w:r>
+        <w:rPr>
+          <w:b/>
+          <w:bCs/>
+        </w:rPr>
+        <w:lastRenderedPageBreak/>
+        <w:t>2</w:t>
+      </w:r>
+      <w:r>
+        <w:rPr>
+          <w:b/>
+          <w:bCs/>
+        </w:rPr>
+        <w:t xml:space="preserve">. </w:t>
+      </w:r>
+      <w:r>
+        <w:rPr>
+          <w:b/>
+          <w:bCs/>
+        </w:rPr>
+        <w:t xml:space="preserve"> Explicit Narrowing</w:t>
+      </w:r>
+    </w:p>
+    <w:p>
+      <w:pPr>
+        <w:spacing w:after="0" w:line="240" w:lineRule="auto"/>
+      </w:pPr>
+      <w:r>
+        <w:t>When you are converting data from big sized data type to small sized data type</w:t>
+      </w:r>
+    </w:p>
+    <w:p>
+      <w:pPr>
+        <w:spacing w:after="0" w:line="240" w:lineRule="auto"/>
+      </w:pPr>
+      <w:r>
+        <w:t>For example, when you are converting double to float or float to int, explicit narrowing will be used.</w:t>
+      </w:r>
+    </w:p>
+    <w:p>
+      <w:pPr>
+        <w:spacing w:after="0" w:line="240" w:lineRule="auto"/>
+      </w:pPr>
+    </w:p>
+    <w:p>
+      <w:pPr>
+        <w:spacing w:after="0" w:line="240" w:lineRule="auto"/>
+      </w:pPr>
+    </w:p>
+    <w:p>
+      <w:pPr>
+        <w:spacing w:after="0" w:line="240" w:lineRule="auto"/>
+        <w:rPr>
+          <w:b/>
+          <w:bCs/>
+          <w:lang w:val="en-IN"/>
+        </w:rPr>
+      </w:pPr>
+      <w:r>
+        <w:rPr>
+          <w:b/>
+          <w:bCs/>
+          <w:lang w:val="en-IN"/>
+        </w:rPr>
+        <w:t>2) Derived Casting</w:t>
+      </w:r>
+    </w:p>
+    <w:p>
+      <w:pPr>
+        <w:spacing w:after="0" w:line="240" w:lineRule="auto"/>
+        <w:rPr>
+          <w:lang w:val="en-IN"/>
+        </w:rPr>
+      </w:pPr>
+      <w:r>
+        <w:rPr>
+          <w:lang w:val="en-IN"/>
+        </w:rPr>
+        <w:t>Derived casting is used to change the type of object from one user defined data type to another user defined data type in the class hierarchy.</w:t>
+      </w:r>
+    </w:p>
+    <w:p>
+      <w:pPr>
+        <w:spacing w:after="0" w:line="240" w:lineRule="auto"/>
+        <w:rPr>
+          <w:lang w:val="en-IN"/>
+        </w:rPr>
+      </w:pPr>
+      <w:r>
+        <w:rPr>
+          <w:lang w:val="en-IN"/>
+        </w:rPr>
+        <w:t>There are two types in derived casting. </w:t>
+      </w:r>
+    </w:p>
+    <w:p>
+      <w:pPr>
+        <w:spacing w:after="0" w:line="240" w:lineRule="auto"/>
+        <w:rPr>
+          <w:b/>
+          <w:bCs/>
+          <w:lang w:val="en-IN"/>
+        </w:rPr>
+      </w:pPr>
+      <w:r>
+        <w:rPr>
+          <w:b/>
+          <w:bCs/>
+          <w:lang w:val="en-IN"/>
+        </w:rPr>
+        <w:t>1) Auto-up Casting  </w:t>
+      </w:r>
+    </w:p>
+    <w:p>
+      <w:pPr>
+        <w:spacing w:after="0" w:line="240" w:lineRule="auto"/>
+        <w:rPr>
+          <w:lang w:val="en-IN"/>
+        </w:rPr>
+      </w:pPr>
+      <w:r>
+        <w:rPr>
+          <w:b/>
+          <w:bCs/>
+          <w:lang w:val="en-IN"/>
+        </w:rPr>
+        <w:t>2) Explicit Down Casting.</w:t>
+      </w:r>
+    </w:p>
+    <w:p>
+      <w:pPr>
+        <w:spacing w:after="0" w:line="240" w:lineRule="auto"/>
+      </w:pPr>
+    </w:p>
+    <w:p>
+      <w:pPr>
+        <w:spacing w:after="0" w:line="240" w:lineRule="auto"/>
+        <w:rPr>
+          <w:lang w:val="en-IN"/>
+        </w:rPr>
+      </w:pPr>
+      <w:r>
+        <w:rPr>
+          <w:b/>
+          <w:bCs/>
+          <w:lang w:val="en-IN"/>
+        </w:rPr>
+        <w:t>1) Auto-Up Casting</w:t>
+      </w:r>
+    </w:p>
+    <w:p>
+      <w:pPr>
+        <w:spacing w:after="0" w:line="240" w:lineRule="auto"/>
+        <w:rPr>
+          <w:lang w:val="en-IN"/>
+        </w:rPr>
+      </w:pPr>
+      <w:r>
+        <w:rPr>
+          <w:lang w:val="en-IN"/>
+        </w:rPr>
+        <w:t>Means storing the child class reference in parent class.</w:t>
+      </w:r>
+    </w:p>
+    <w:p>
+      <w:pPr>
+        <w:spacing w:after="0" w:line="240" w:lineRule="auto"/>
+        <w:rPr>
+          <w:lang w:val="en-IN"/>
+        </w:rPr>
+      </w:pPr>
+    </w:p>
+    <w:p>
+      <w:pPr>
+        <w:spacing w:after="0" w:line="240" w:lineRule="auto"/>
+        <w:rPr>
+          <w:lang w:val="en-IN"/>
+        </w:rPr>
+      </w:pPr>
+      <w:r>
+        <w:rPr>
+          <w:lang w:val="en-IN"/>
+        </w:rPr>
+        <w:t>Parent p  = new Child();</w:t>
+      </w:r>
+      <w:r>
+        <w:rPr>
+          <w:lang w:val="en-IN"/>
+        </w:rPr>
+        <w:t xml:space="preserve"> </w:t>
+      </w:r>
+      <w:r>
+        <w:rPr>
+          <w:b/>
+          <w:bCs/>
+          <w:highlight w:val="yellow"/>
+          <w:lang w:val="en-IN"/>
+        </w:rPr>
+        <w:t>// In the parent class reference we are storing the child class object.</w:t>
+      </w:r>
+    </w:p>
+    <w:p>
+      <w:pPr>
+        <w:spacing w:after="0" w:line="240" w:lineRule="auto"/>
+        <w:rPr>
+          <w:lang w:val="en-IN"/>
+        </w:rPr>
+      </w:pPr>
+      <w:r>
+        <w:rPr>
+          <w:lang w:val="en-IN"/>
+        </w:rPr>
+        <w:t xml:space="preserve">A </w:t>
+      </w:r>
+      <w:proofErr w:type="spellStart"/>
+      <w:r>
+        <w:rPr>
+          <w:lang w:val="en-IN"/>
+        </w:rPr>
+        <w:t>a</w:t>
+      </w:r>
+      <w:proofErr w:type="spellEnd"/>
+      <w:r>
+        <w:rPr>
+          <w:lang w:val="en-IN"/>
+        </w:rPr>
+        <w:t xml:space="preserve"> = new</w:t>
+      </w:r>
+      <w:r>
+        <w:rPr>
+          <w:lang w:val="en-IN"/>
+        </w:rPr>
+        <w:t xml:space="preserve"> </w:t>
+      </w:r>
+      <w:r>
+        <w:rPr>
+          <w:lang w:val="en-IN"/>
+        </w:rPr>
+        <w:t>B();</w:t>
+      </w:r>
+    </w:p>
+    <w:p>
+      <w:pPr>
+        <w:spacing w:after="0" w:line="240" w:lineRule="auto"/>
+        <w:rPr>
+          <w:lang w:val="en-IN"/>
+        </w:rPr>
+      </w:pPr>
+    </w:p>
+    <w:p>
+      <w:pPr>
+        <w:spacing w:after="0" w:line="240" w:lineRule="auto"/>
+        <w:rPr>
+          <w:lang w:val="en-IN"/>
+        </w:rPr>
+      </w:pPr>
+      <w:r>
+        <w:rPr>
+          <w:lang w:val="en-IN"/>
+        </w:rPr>
+        <w:t xml:space="preserve">Auto-Up Casting is used to change the type of object from sub class type to super class type. </w:t>
+      </w:r>
+      <w:proofErr w:type="spellStart"/>
+      <w:r>
+        <w:rPr>
+          <w:lang w:val="en-IN"/>
+        </w:rPr>
+        <w:t>i.e</w:t>
+      </w:r>
+      <w:proofErr w:type="spellEnd"/>
+      <w:r>
+        <w:rPr>
+          <w:lang w:val="en-IN"/>
+        </w:rPr>
+        <w:t xml:space="preserve"> an object of sub class type is automatically converted to an object of super class type. For example,</w:t>
+      </w:r>
+    </w:p>
+    <w:tbl>
+      <w:tblPr>
+        <w:tblStyle w:val="TableGrid"/>
+        <w:tblW w:w="0" w:type="auto"/>
+        <w:tblLook w:val="04A0" w:firstRow="1" w:lastRow="0" w:firstColumn="1" w:lastColumn="0" w:noHBand="0" w:noVBand="1"/>
+      </w:tblPr>
+      <w:tblGrid>
+        <w:gridCol w:w="11016"/>
+      </w:tblGrid>
+      <w:tr>
+        <w:tc>
+          <w:tcPr>
+            <w:tcW w:w="11016" w:type="dxa"/>
+          </w:tcPr>
+          <w:p>
+            <w:pPr>
+              <w:rPr>
+                <w:sz w:val="18"/>
+                <w:szCs w:val="18"/>
+              </w:rPr>
+            </w:pPr>
+            <w:r>
+              <w:rPr>
+                <w:sz w:val="18"/>
+                <w:szCs w:val="18"/>
+                <w:lang w:val="en-IN"/>
+              </w:rPr>
+              <w:t xml:space="preserve">package </w:t>
+            </w:r>
+            <w:proofErr w:type="spellStart"/>
+            <w:r>
+              <w:rPr>
+                <w:sz w:val="18"/>
+                <w:szCs w:val="18"/>
+                <w:lang w:val="en-IN"/>
+              </w:rPr>
+              <w:t>com.skh</w:t>
+            </w:r>
+            <w:proofErr w:type="spellEnd"/>
+            <w:r>
+              <w:rPr>
+                <w:sz w:val="18"/>
+                <w:szCs w:val="18"/>
+                <w:lang w:val="en-IN"/>
+              </w:rPr>
+              <w:t>;</w:t>
+            </w:r>
+            <w:r>
+              <w:rPr>
+                <w:sz w:val="18"/>
+                <w:szCs w:val="18"/>
+                <w:lang w:val="en-IN"/>
+              </w:rPr>
+              <w:br/>
+            </w:r>
+            <w:r>
+              <w:rPr>
+                <w:sz w:val="18"/>
+                <w:szCs w:val="18"/>
+                <w:lang w:val="en-IN"/>
+              </w:rPr>
+              <w:br/>
+              <w:t>public class App {</w:t>
+            </w:r>
+            <w:r>
+              <w:rPr>
+                <w:sz w:val="18"/>
+                <w:szCs w:val="18"/>
+                <w:lang w:val="en-IN"/>
+              </w:rPr>
+              <w:br/>
+              <w:t xml:space="preserve">    public static void main(String[] </w:t>
+            </w:r>
+            <w:proofErr w:type="spellStart"/>
+            <w:r>
+              <w:rPr>
+                <w:sz w:val="18"/>
+                <w:szCs w:val="18"/>
+                <w:lang w:val="en-IN"/>
+              </w:rPr>
+              <w:t>args</w:t>
+            </w:r>
+            <w:proofErr w:type="spellEnd"/>
+            <w:r>
+              <w:rPr>
+                <w:sz w:val="18"/>
+                <w:szCs w:val="18"/>
+                <w:lang w:val="en-IN"/>
+              </w:rPr>
+              <w:t>) {</w:t>
+            </w:r>
+            <w:r>
+              <w:rPr>
+                <w:sz w:val="18"/>
+                <w:szCs w:val="18"/>
+                <w:lang w:val="en-IN"/>
+              </w:rPr>
+              <w:br/>
+              <w:t xml:space="preserve">        App </w:t>
+            </w:r>
+            <w:proofErr w:type="spellStart"/>
+            <w:r>
+              <w:rPr>
+                <w:sz w:val="18"/>
+                <w:szCs w:val="18"/>
+                <w:lang w:val="en-IN"/>
+              </w:rPr>
+              <w:t>app</w:t>
+            </w:r>
+            <w:proofErr w:type="spellEnd"/>
+            <w:r>
+              <w:rPr>
+                <w:sz w:val="18"/>
+                <w:szCs w:val="18"/>
+                <w:lang w:val="en-IN"/>
+              </w:rPr>
+              <w:t xml:space="preserve"> = new App();</w:t>
+            </w:r>
+            <w:r>
+              <w:rPr>
+                <w:sz w:val="18"/>
+                <w:szCs w:val="18"/>
+                <w:lang w:val="en-IN"/>
+              </w:rPr>
+              <w:br/>
+            </w:r>
+            <w:r>
+              <w:rPr>
+                <w:b/>
+                <w:bCs/>
+                <w:sz w:val="18"/>
+                <w:szCs w:val="18"/>
+                <w:lang w:val="en-IN"/>
+              </w:rPr>
+              <w:t xml:space="preserve">        </w:t>
+            </w:r>
+            <w:r>
+              <w:rPr>
+                <w:b/>
+                <w:bCs/>
+                <w:sz w:val="18"/>
+                <w:szCs w:val="18"/>
+                <w:highlight w:val="yellow"/>
+                <w:lang w:val="en-IN"/>
+              </w:rPr>
+              <w:t>app.m2(new B());</w:t>
+            </w:r>
+            <w:r>
+              <w:rPr>
+                <w:sz w:val="18"/>
+                <w:szCs w:val="18"/>
+                <w:lang w:val="en-IN"/>
+              </w:rPr>
+              <w:br/>
+              <w:t xml:space="preserve">    }</w:t>
+            </w:r>
+            <w:r>
+              <w:rPr>
+                <w:sz w:val="18"/>
+                <w:szCs w:val="18"/>
+                <w:lang w:val="en-IN"/>
+              </w:rPr>
+              <w:br/>
+            </w:r>
+            <w:r>
+              <w:rPr>
+                <w:b/>
+                <w:bCs/>
+                <w:sz w:val="18"/>
+                <w:szCs w:val="18"/>
+                <w:lang w:val="en-IN"/>
+              </w:rPr>
+              <w:t xml:space="preserve">    </w:t>
+            </w:r>
+            <w:r>
+              <w:rPr>
+                <w:b/>
+                <w:bCs/>
+                <w:sz w:val="18"/>
+                <w:szCs w:val="18"/>
+                <w:highlight w:val="yellow"/>
+                <w:lang w:val="en-IN"/>
+              </w:rPr>
+              <w:t>void m2(A a) {</w:t>
+            </w:r>
+            <w:r>
+              <w:rPr>
+                <w:sz w:val="18"/>
+                <w:szCs w:val="18"/>
+                <w:lang w:val="en-IN"/>
+              </w:rPr>
+              <w:br/>
+              <w:t xml:space="preserve">        </w:t>
+            </w:r>
+            <w:proofErr w:type="spellStart"/>
+            <w:r>
+              <w:rPr>
+                <w:sz w:val="18"/>
+                <w:szCs w:val="18"/>
+                <w:lang w:val="en-IN"/>
+              </w:rPr>
+              <w:t>System.</w:t>
+            </w:r>
+            <w:r>
+              <w:rPr>
+                <w:i/>
+                <w:iCs/>
+                <w:sz w:val="18"/>
+                <w:szCs w:val="18"/>
+                <w:lang w:val="en-IN"/>
+              </w:rPr>
+              <w:t>out</w:t>
+            </w:r>
+            <w:r>
+              <w:rPr>
+                <w:sz w:val="18"/>
+                <w:szCs w:val="18"/>
+                <w:lang w:val="en-IN"/>
+              </w:rPr>
+              <w:t>.println</w:t>
+            </w:r>
+            <w:proofErr w:type="spellEnd"/>
+            <w:r>
+              <w:rPr>
+                <w:sz w:val="18"/>
+                <w:szCs w:val="18"/>
+                <w:lang w:val="en-IN"/>
+              </w:rPr>
+              <w:t>(a);</w:t>
+            </w:r>
+            <w:r>
+              <w:rPr>
+                <w:sz w:val="18"/>
+                <w:szCs w:val="18"/>
+                <w:lang w:val="en-IN"/>
+              </w:rPr>
+              <w:br/>
+              <w:t xml:space="preserve">    }</w:t>
+            </w:r>
+            <w:r>
+              <w:rPr>
+                <w:sz w:val="18"/>
+                <w:szCs w:val="18"/>
+                <w:lang w:val="en-IN"/>
+              </w:rPr>
+              <w:br/>
+              <w:t>}</w:t>
+            </w:r>
+            <w:r>
+              <w:rPr>
+                <w:sz w:val="18"/>
+                <w:szCs w:val="18"/>
+                <w:lang w:val="en-IN"/>
+              </w:rPr>
+              <w:br/>
+            </w:r>
+            <w:r>
+              <w:rPr>
+                <w:sz w:val="18"/>
+                <w:szCs w:val="18"/>
+                <w:lang w:val="en-IN"/>
+              </w:rPr>
+              <w:br/>
+              <w:t>class A{</w:t>
+            </w:r>
+            <w:r>
+              <w:rPr>
+                <w:sz w:val="18"/>
+                <w:szCs w:val="18"/>
+                <w:lang w:val="en-IN"/>
+              </w:rPr>
+              <w:br/>
+              <w:t xml:space="preserve">    int </w:t>
+            </w:r>
+            <w:proofErr w:type="spellStart"/>
+            <w:r>
+              <w:rPr>
+                <w:sz w:val="18"/>
+                <w:szCs w:val="18"/>
+                <w:lang w:val="en-IN"/>
+              </w:rPr>
+              <w:t>i</w:t>
+            </w:r>
+            <w:proofErr w:type="spellEnd"/>
+            <w:r>
+              <w:rPr>
+                <w:sz w:val="18"/>
+                <w:szCs w:val="18"/>
+                <w:lang w:val="en-IN"/>
+              </w:rPr>
+              <w:t xml:space="preserve"> = 10;</w:t>
+            </w:r>
+            <w:r>
+              <w:rPr>
+                <w:sz w:val="18"/>
+                <w:szCs w:val="18"/>
+                <w:lang w:val="en-IN"/>
+              </w:rPr>
+              <w:br/>
+              <w:t>}</w:t>
+            </w:r>
+            <w:r>
+              <w:rPr>
+                <w:sz w:val="18"/>
+                <w:szCs w:val="18"/>
+                <w:lang w:val="en-IN"/>
+              </w:rPr>
+              <w:br/>
+            </w:r>
+            <w:r>
+              <w:rPr>
+                <w:sz w:val="18"/>
+                <w:szCs w:val="18"/>
+                <w:lang w:val="en-IN"/>
+              </w:rPr>
+              <w:br/>
+              <w:t>class B extends A {</w:t>
+            </w:r>
+            <w:r>
+              <w:rPr>
+                <w:sz w:val="18"/>
+                <w:szCs w:val="18"/>
+                <w:lang w:val="en-IN"/>
+              </w:rPr>
+              <w:br/>
+              <w:t xml:space="preserve">    int j = 20;</w:t>
+            </w:r>
+            <w:r>
+              <w:rPr>
+                <w:sz w:val="18"/>
+                <w:szCs w:val="18"/>
+                <w:lang w:val="en-IN"/>
+              </w:rPr>
+              <w:br/>
+              <w:t>}</w:t>
+            </w:r>
+            <w:r>
+              <w:rPr>
+                <w:sz w:val="18"/>
+                <w:szCs w:val="18"/>
+                <w:lang w:val="en-IN"/>
+              </w:rPr>
+              <w:br/>
+            </w:r>
+            <w:r>
+              <w:rPr>
+                <w:sz w:val="18"/>
+                <w:szCs w:val="18"/>
+                <w:lang w:val="en-IN"/>
+              </w:rPr>
+              <w:br/>
+              <w:t>class C extends B {</w:t>
+            </w:r>
+            <w:r>
+              <w:rPr>
+                <w:sz w:val="18"/>
+                <w:szCs w:val="18"/>
+                <w:lang w:val="en-IN"/>
+              </w:rPr>
+              <w:br/>
+              <w:t xml:space="preserve">    int k = 30;</w:t>
+            </w:r>
+            <w:r>
+              <w:rPr>
+                <w:sz w:val="18"/>
+                <w:szCs w:val="18"/>
+                <w:lang w:val="en-IN"/>
+              </w:rPr>
+              <w:br/>
+              <w:t>}</w:t>
+            </w:r>
+            <w:r>
+              <w:rPr>
+                <w:sz w:val="18"/>
+                <w:szCs w:val="18"/>
+                <w:lang w:val="en-IN"/>
+              </w:rPr>
+              <w:br/>
+            </w:r>
+            <w:r>
+              <w:rPr>
+                <w:sz w:val="18"/>
+                <w:szCs w:val="18"/>
+                <w:lang w:val="en-IN"/>
+              </w:rPr>
+              <w:br/>
+              <w:t>class D extends C {</w:t>
+            </w:r>
+            <w:r>
+              <w:rPr>
+                <w:sz w:val="18"/>
+                <w:szCs w:val="18"/>
+                <w:lang w:val="en-IN"/>
+              </w:rPr>
+              <w:br/>
+              <w:t xml:space="preserve">    int m = 40;</w:t>
+            </w:r>
+            <w:r>
+              <w:rPr>
+                <w:sz w:val="18"/>
+                <w:szCs w:val="18"/>
+                <w:lang w:val="en-IN"/>
+              </w:rPr>
+              <w:br/>
+              <w:t>}</w:t>
+            </w:r>
+            <w:r>
+              <w:rPr>
+                <w:sz w:val="18"/>
+                <w:szCs w:val="18"/>
+                <w:lang w:val="en-IN"/>
+              </w:rPr>
+              <w:br/>
+            </w:r>
+          </w:p>
+        </w:tc>
+      </w:tr>
+    </w:tbl>
+    <w:p>
+      <w:pPr>
+        <w:spacing w:after="0" w:line="240" w:lineRule="auto"/>
+      </w:pPr>
+    </w:p>
+    <w:p>
+      <w:pPr>
+        <w:spacing w:after="0" w:line="240" w:lineRule="auto"/>
+      </w:pPr>
+      <w:hyperlink r:id="rId76" w:history="1">
+        <w:r>
+          <w:rPr>
+            <w:rStyle w:val="Hyperlink"/>
+          </w:rPr>
+          <w:t>https://javaconceptoftheday.com/type-casting-in-java/</w:t>
+        </w:r>
+      </w:hyperlink>
+      <w:r>
+        <w:t xml:space="preserve"> </w:t>
+      </w:r>
+    </w:p>
+    <w:p>
+      <w:pPr>
+        <w:spacing w:after="0" w:line="240" w:lineRule="auto"/>
+      </w:pPr>
+    </w:p>
+    <w:p>
+      <w:pPr>
+        <w:spacing w:after="0" w:line="240" w:lineRule="auto"/>
+      </w:pPr>
+    </w:p>
+    <w:p>
+      <w:pPr>
+        <w:spacing w:after="0" w:line="240" w:lineRule="auto"/>
+      </w:pPr>
+    </w:p>
+    <w:p>
+      <w:pPr>
+        <w:spacing w:after="0" w:line="240" w:lineRule="auto"/>
+      </w:pPr>
+    </w:p>
+    <w:p>
+      <w:pPr>
+        <w:spacing w:after="0" w:line="240" w:lineRule="auto"/>
+      </w:pPr>
+    </w:p>
+    <w:p>
+      <w:pPr>
+        <w:spacing w:after="0" w:line="240" w:lineRule="auto"/>
+      </w:pPr>
+    </w:p>
+    <w:p>
+      <w:pPr>
+        <w:spacing w:after="0" w:line="240" w:lineRule="auto"/>
+      </w:pPr>
+    </w:p>
+    <w:p>
+      <w:pPr>
+        <w:spacing w:after="0" w:line="240" w:lineRule="auto"/>
+      </w:pPr>
+    </w:p>
+    <w:p>
+      <w:pPr>
+        <w:spacing w:after="0" w:line="240" w:lineRule="auto"/>
+        <w:rPr>
+          <w:lang w:val="en-IN"/>
+        </w:rPr>
+      </w:pPr>
+      <w:r>
+        <w:rPr>
+          <w:b/>
+          <w:bCs/>
+          <w:lang w:val="en-IN"/>
+        </w:rPr>
+        <w:lastRenderedPageBreak/>
+        <w:t>2) Explicit Down Casting</w:t>
+      </w:r>
+      <w:r>
+        <w:rPr>
+          <w:b/>
+          <w:bCs/>
+          <w:lang w:val="en-IN"/>
+        </w:rPr>
+        <w:t xml:space="preserve">: </w:t>
+      </w:r>
+    </w:p>
+    <w:p>
+      <w:pPr>
+        <w:spacing w:after="0" w:line="240" w:lineRule="auto"/>
+        <w:rPr>
+          <w:lang w:val="en-IN"/>
+        </w:rPr>
+      </w:pPr>
+      <w:r>
+        <w:rPr>
+          <w:lang w:val="en-IN"/>
+        </w:rPr>
+        <w:t xml:space="preserve">Explicit down Casting is used to change the type of object from super class type to sub class type. </w:t>
+      </w:r>
+      <w:proofErr w:type="spellStart"/>
+      <w:r>
+        <w:rPr>
+          <w:lang w:val="en-IN"/>
+        </w:rPr>
+        <w:t>i.e</w:t>
+      </w:r>
+      <w:proofErr w:type="spellEnd"/>
+      <w:r>
+        <w:rPr>
+          <w:lang w:val="en-IN"/>
+        </w:rPr>
+        <w:t xml:space="preserve"> you have to explicitly convert an object of super class type to an object of sub class type. For example,</w:t>
+      </w:r>
+    </w:p>
+    <w:p>
+      <w:pPr>
+        <w:spacing w:after="0" w:line="240" w:lineRule="auto"/>
+        <w:rPr>
+          <w:lang w:val="en-IN"/>
+        </w:rPr>
+      </w:pPr>
+    </w:p>
+    <w:p>
+      <w:pPr>
+        <w:spacing w:after="0" w:line="240" w:lineRule="auto"/>
+        <w:rPr>
+          <w:lang w:val="en-IN"/>
+        </w:rPr>
+      </w:pPr>
+      <w:r>
+        <w:rPr>
+          <w:highlight w:val="yellow"/>
+          <w:lang w:val="en-IN"/>
+        </w:rPr>
+        <w:t>To call child class specific methods.</w:t>
+      </w:r>
+      <w:r>
+        <w:rPr>
+          <w:highlight w:val="yellow"/>
+          <w:lang w:val="en-IN"/>
+        </w:rPr>
+        <w:t xml:space="preserve"> We use this approach.</w:t>
+      </w:r>
+    </w:p>
+    <w:p>
+      <w:pPr>
+        <w:spacing w:after="0" w:line="240" w:lineRule="auto"/>
+        <w:rPr>
+          <w:lang w:val="en-IN"/>
+        </w:rPr>
+      </w:pPr>
+    </w:p>
+    <w:tbl>
+      <w:tblPr>
+        <w:tblStyle w:val="TableGrid"/>
+        <w:tblW w:w="0" w:type="auto"/>
+        <w:tblLook w:val="04A0" w:firstRow="1" w:lastRow="0" w:firstColumn="1" w:lastColumn="0" w:noHBand="0" w:noVBand="1"/>
+      </w:tblPr>
+      <w:tblGrid>
+        <w:gridCol w:w="3672"/>
+        <w:gridCol w:w="3672"/>
+        <w:gridCol w:w="3672"/>
+      </w:tblGrid>
+      <w:tr>
+        <w:tc>
+          <w:tcPr>
+            <w:tcW w:w="3672" w:type="dxa"/>
+          </w:tcPr>
+          <w:p>
+            <w:pPr>
+              <w:rPr>
+                <w:lang w:val="en-IN"/>
+              </w:rPr>
+            </w:pPr>
+          </w:p>
+        </w:tc>
+        <w:tc>
+          <w:tcPr>
+            <w:tcW w:w="3672" w:type="dxa"/>
+          </w:tcPr>
+          <w:p>
+            <w:pPr>
+              <w:rPr>
+                <w:lang w:val="en-IN"/>
+              </w:rPr>
+            </w:pPr>
+          </w:p>
+        </w:tc>
+        <w:tc>
+          <w:tcPr>
+            <w:tcW w:w="3672" w:type="dxa"/>
+          </w:tcPr>
+          <w:p>
+            <w:pPr>
+              <w:rPr>
+                <w:lang w:val="en-IN"/>
+              </w:rPr>
+            </w:pPr>
+          </w:p>
+        </w:tc>
+      </w:tr>
+      <w:tr>
+        <w:tc>
+          <w:tcPr>
+            <w:tcW w:w="3672" w:type="dxa"/>
+          </w:tcPr>
+          <w:p>
+            <w:pPr>
+              <w:rPr>
+                <w:lang w:val="en-IN"/>
+              </w:rPr>
+            </w:pPr>
+            <w:r>
+              <w:rPr>
+                <w:lang w:val="en-IN"/>
+              </w:rPr>
+              <w:t>public class Parent {</w:t>
+            </w:r>
+            <w:r>
+              <w:rPr>
+                <w:lang w:val="en-IN"/>
+              </w:rPr>
+              <w:br/>
+              <w:t xml:space="preserve">    public void m1(){</w:t>
+            </w:r>
+            <w:r>
+              <w:rPr>
+                <w:lang w:val="en-IN"/>
+              </w:rPr>
+              <w:br/>
+              <w:t xml:space="preserve">        </w:t>
+            </w:r>
+            <w:proofErr w:type="spellStart"/>
+            <w:r>
+              <w:rPr>
+                <w:lang w:val="en-IN"/>
+              </w:rPr>
+              <w:t>System.</w:t>
+            </w:r>
+            <w:r>
+              <w:rPr>
+                <w:i/>
+                <w:iCs/>
+                <w:lang w:val="en-IN"/>
+              </w:rPr>
+              <w:t>out</w:t>
+            </w:r>
+            <w:r>
+              <w:rPr>
+                <w:lang w:val="en-IN"/>
+              </w:rPr>
+              <w:t>.println</w:t>
+            </w:r>
+            <w:proofErr w:type="spellEnd"/>
+            <w:r>
+              <w:rPr>
+                <w:lang w:val="en-IN"/>
+              </w:rPr>
+              <w:t>("Parent ---&gt; m1()");</w:t>
+            </w:r>
+            <w:r>
+              <w:rPr>
+                <w:lang w:val="en-IN"/>
+              </w:rPr>
+              <w:br/>
+              <w:t xml:space="preserve">    }</w:t>
+            </w:r>
+            <w:r>
+              <w:rPr>
+                <w:lang w:val="en-IN"/>
+              </w:rPr>
+              <w:br/>
+            </w:r>
+            <w:r>
+              <w:rPr>
+                <w:lang w:val="en-IN"/>
+              </w:rPr>
+              <w:br/>
+              <w:t xml:space="preserve">    public void m2(){</w:t>
+            </w:r>
+            <w:r>
+              <w:rPr>
+                <w:lang w:val="en-IN"/>
+              </w:rPr>
+              <w:br/>
+              <w:t xml:space="preserve">        </w:t>
+            </w:r>
+            <w:proofErr w:type="spellStart"/>
+            <w:r>
+              <w:rPr>
+                <w:lang w:val="en-IN"/>
+              </w:rPr>
+              <w:t>System.</w:t>
+            </w:r>
+            <w:r>
+              <w:rPr>
+                <w:i/>
+                <w:iCs/>
+                <w:lang w:val="en-IN"/>
+              </w:rPr>
+              <w:t>out</w:t>
+            </w:r>
+            <w:r>
+              <w:rPr>
+                <w:lang w:val="en-IN"/>
+              </w:rPr>
+              <w:t>.println</w:t>
+            </w:r>
+            <w:proofErr w:type="spellEnd"/>
+            <w:r>
+              <w:rPr>
+                <w:lang w:val="en-IN"/>
+              </w:rPr>
+              <w:t>("Parent ---&gt; m2()");</w:t>
+            </w:r>
+            <w:r>
+              <w:rPr>
+                <w:lang w:val="en-IN"/>
+              </w:rPr>
+              <w:br/>
+              <w:t xml:space="preserve">    }</w:t>
+            </w:r>
+            <w:r>
+              <w:rPr>
+                <w:lang w:val="en-IN"/>
+              </w:rPr>
+              <w:br/>
+              <w:t>}</w:t>
+            </w:r>
+          </w:p>
+          <w:p>
+            <w:pPr>
+              <w:rPr>
+                <w:lang w:val="en-IN"/>
+              </w:rPr>
+            </w:pPr>
+          </w:p>
+        </w:tc>
+        <w:tc>
+          <w:tcPr>
+            <w:tcW w:w="3672" w:type="dxa"/>
+          </w:tcPr>
+          <w:p>
+            <w:pPr>
+              <w:rPr>
+                <w:lang w:val="en-IN"/>
+              </w:rPr>
+            </w:pPr>
+            <w:r>
+              <w:rPr>
+                <w:lang w:val="en-IN"/>
+              </w:rPr>
+              <w:t>public class Child extends Parent {</w:t>
+            </w:r>
+            <w:r>
+              <w:rPr>
+                <w:lang w:val="en-IN"/>
+              </w:rPr>
+              <w:br/>
+              <w:t xml:space="preserve">    @Override</w:t>
+            </w:r>
+            <w:r>
+              <w:rPr>
+                <w:lang w:val="en-IN"/>
+              </w:rPr>
+              <w:br/>
+              <w:t xml:space="preserve">    public  void m1(){</w:t>
+            </w:r>
+            <w:r>
+              <w:rPr>
+                <w:lang w:val="en-IN"/>
+              </w:rPr>
+              <w:br/>
+              <w:t xml:space="preserve">        </w:t>
+            </w:r>
+            <w:proofErr w:type="spellStart"/>
+            <w:r>
+              <w:rPr>
+                <w:lang w:val="en-IN"/>
+              </w:rPr>
+              <w:t>System.</w:t>
+            </w:r>
+            <w:r>
+              <w:rPr>
+                <w:i/>
+                <w:iCs/>
+                <w:lang w:val="en-IN"/>
+              </w:rPr>
+              <w:t>out</w:t>
+            </w:r>
+            <w:r>
+              <w:rPr>
+                <w:lang w:val="en-IN"/>
+              </w:rPr>
+              <w:t>.println</w:t>
+            </w:r>
+            <w:proofErr w:type="spellEnd"/>
+            <w:r>
+              <w:rPr>
+                <w:lang w:val="en-IN"/>
+              </w:rPr>
+              <w:t>("Child ---&gt; m1()");</w:t>
+            </w:r>
+            <w:r>
+              <w:rPr>
+                <w:lang w:val="en-IN"/>
+              </w:rPr>
+              <w:br/>
+              <w:t xml:space="preserve">    }</w:t>
+            </w:r>
+            <w:r>
+              <w:rPr>
+                <w:lang w:val="en-IN"/>
+              </w:rPr>
+              <w:br/>
+            </w:r>
+            <w:r>
+              <w:rPr>
+                <w:lang w:val="en-IN"/>
+              </w:rPr>
+              <w:br/>
+              <w:t xml:space="preserve">    @Override</w:t>
+            </w:r>
+            <w:r>
+              <w:rPr>
+                <w:lang w:val="en-IN"/>
+              </w:rPr>
+              <w:br/>
+              <w:t xml:space="preserve">    public void m2(){</w:t>
+            </w:r>
+            <w:r>
+              <w:rPr>
+                <w:lang w:val="en-IN"/>
+              </w:rPr>
+              <w:br/>
+              <w:t xml:space="preserve">        </w:t>
+            </w:r>
+            <w:proofErr w:type="spellStart"/>
+            <w:r>
+              <w:rPr>
+                <w:lang w:val="en-IN"/>
+              </w:rPr>
+              <w:t>System.</w:t>
+            </w:r>
+            <w:r>
+              <w:rPr>
+                <w:i/>
+                <w:iCs/>
+                <w:lang w:val="en-IN"/>
+              </w:rPr>
+              <w:t>out</w:t>
+            </w:r>
+            <w:r>
+              <w:rPr>
+                <w:lang w:val="en-IN"/>
+              </w:rPr>
+              <w:t>.println</w:t>
+            </w:r>
+            <w:proofErr w:type="spellEnd"/>
+            <w:r>
+              <w:rPr>
+                <w:lang w:val="en-IN"/>
+              </w:rPr>
+              <w:t>("Child ---&gt; m2()");</w:t>
+            </w:r>
+            <w:r>
+              <w:rPr>
+                <w:lang w:val="en-IN"/>
+              </w:rPr>
+              <w:br/>
+              <w:t xml:space="preserve">    }</w:t>
+            </w:r>
+          </w:p>
+          <w:p>
+            <w:pPr>
+              <w:rPr>
+                <w:lang w:val="en-IN"/>
+              </w:rPr>
+            </w:pPr>
+            <w:r>
+              <w:rPr>
+                <w:b/>
+                <w:bCs/>
+                <w:highlight w:val="yellow"/>
+                <w:lang w:val="en-IN"/>
+              </w:rPr>
+              <w:t>// Below are extra methods in child class.</w:t>
+            </w:r>
+            <w:r>
+              <w:rPr>
+                <w:lang w:val="en-IN"/>
+              </w:rPr>
+              <w:br/>
+            </w:r>
+            <w:r>
+              <w:rPr>
+                <w:b/>
+                <w:bCs/>
+                <w:lang w:val="en-IN"/>
+              </w:rPr>
+              <w:t xml:space="preserve">    public void m3(){</w:t>
+            </w:r>
+            <w:r>
+              <w:rPr>
+                <w:b/>
+                <w:bCs/>
+                <w:lang w:val="en-IN"/>
+              </w:rPr>
+              <w:br/>
+              <w:t xml:space="preserve">        </w:t>
+            </w:r>
+            <w:proofErr w:type="spellStart"/>
+            <w:r>
+              <w:rPr>
+                <w:b/>
+                <w:bCs/>
+                <w:lang w:val="en-IN"/>
+              </w:rPr>
+              <w:t>System.</w:t>
+            </w:r>
+            <w:r>
+              <w:rPr>
+                <w:b/>
+                <w:bCs/>
+                <w:i/>
+                <w:iCs/>
+                <w:lang w:val="en-IN"/>
+              </w:rPr>
+              <w:t>out</w:t>
+            </w:r>
+            <w:r>
+              <w:rPr>
+                <w:b/>
+                <w:bCs/>
+                <w:lang w:val="en-IN"/>
+              </w:rPr>
+              <w:t>.println</w:t>
+            </w:r>
+            <w:proofErr w:type="spellEnd"/>
+            <w:r>
+              <w:rPr>
+                <w:b/>
+                <w:bCs/>
+                <w:lang w:val="en-IN"/>
+              </w:rPr>
+              <w:t>("Child ---&gt; m3()");</w:t>
+            </w:r>
+            <w:r>
+              <w:rPr>
+                <w:b/>
+                <w:bCs/>
+                <w:lang w:val="en-IN"/>
+              </w:rPr>
+              <w:br/>
+              <w:t xml:space="preserve">    }</w:t>
+            </w:r>
+            <w:r>
+              <w:rPr>
+                <w:b/>
+                <w:bCs/>
+                <w:lang w:val="en-IN"/>
+              </w:rPr>
+              <w:br/>
+              <w:t xml:space="preserve">    public void m4(){</w:t>
+            </w:r>
+            <w:r>
+              <w:rPr>
+                <w:b/>
+                <w:bCs/>
+                <w:lang w:val="en-IN"/>
+              </w:rPr>
+              <w:br/>
+              <w:t xml:space="preserve">        </w:t>
+            </w:r>
+            <w:proofErr w:type="spellStart"/>
+            <w:r>
+              <w:rPr>
+                <w:b/>
+                <w:bCs/>
+                <w:lang w:val="en-IN"/>
+              </w:rPr>
+              <w:t>System.</w:t>
+            </w:r>
+            <w:r>
+              <w:rPr>
+                <w:b/>
+                <w:bCs/>
+                <w:i/>
+                <w:iCs/>
+                <w:lang w:val="en-IN"/>
+              </w:rPr>
+              <w:t>out</w:t>
+            </w:r>
+            <w:r>
+              <w:rPr>
+                <w:b/>
+                <w:bCs/>
+                <w:lang w:val="en-IN"/>
+              </w:rPr>
+              <w:t>.println</w:t>
+            </w:r>
+            <w:proofErr w:type="spellEnd"/>
+            <w:r>
+              <w:rPr>
+                <w:b/>
+                <w:bCs/>
+                <w:lang w:val="en-IN"/>
+              </w:rPr>
+              <w:t>("Child ---&gt; m4()");</w:t>
+            </w:r>
+            <w:r>
+              <w:rPr>
+                <w:b/>
+                <w:bCs/>
+                <w:lang w:val="en-IN"/>
+              </w:rPr>
+              <w:br/>
+              <w:t xml:space="preserve">    }</w:t>
+            </w:r>
+            <w:r>
+              <w:rPr>
+                <w:lang w:val="en-IN"/>
+              </w:rPr>
+              <w:br/>
+              <w:t>}</w:t>
+            </w:r>
+          </w:p>
+        </w:tc>
+        <w:tc>
+          <w:tcPr>
+            <w:tcW w:w="3672" w:type="dxa"/>
+          </w:tcPr>
+          <w:p>
+            <w:pPr>
+              <w:rPr>
+                <w:lang w:val="en-IN"/>
+              </w:rPr>
+            </w:pPr>
+            <w:r>
+              <w:rPr>
+                <w:lang w:val="en-IN"/>
+              </w:rPr>
+              <w:t>public class App {</w:t>
+            </w:r>
+            <w:r>
+              <w:rPr>
+                <w:lang w:val="en-IN"/>
+              </w:rPr>
+              <w:br/>
+              <w:t xml:space="preserve">    public static void main(String[] </w:t>
+            </w:r>
+            <w:proofErr w:type="spellStart"/>
+            <w:r>
+              <w:rPr>
+                <w:lang w:val="en-IN"/>
+              </w:rPr>
+              <w:t>args</w:t>
+            </w:r>
+            <w:proofErr w:type="spellEnd"/>
+            <w:r>
+              <w:rPr>
+                <w:lang w:val="en-IN"/>
+              </w:rPr>
+              <w:t>) {</w:t>
+            </w:r>
+            <w:r>
+              <w:rPr>
+                <w:lang w:val="en-IN"/>
+              </w:rPr>
+              <w:br/>
+            </w:r>
+            <w:r>
+              <w:rPr>
+                <w:lang w:val="en-IN"/>
+              </w:rPr>
+              <w:br/>
+              <w:t xml:space="preserve">        </w:t>
+            </w:r>
+            <w:r>
+              <w:rPr>
+                <w:b/>
+                <w:bCs/>
+                <w:highlight w:val="yellow"/>
+                <w:lang w:val="en-IN"/>
+              </w:rPr>
+              <w:t>Parent p = new Child();</w:t>
+            </w:r>
+            <w:r>
+              <w:rPr>
+                <w:lang w:val="en-IN"/>
+              </w:rPr>
+              <w:br/>
+              <w:t xml:space="preserve">        p.m1();</w:t>
+            </w:r>
+            <w:r>
+              <w:rPr>
+                <w:lang w:val="en-IN"/>
+              </w:rPr>
+              <w:br/>
+              <w:t xml:space="preserve">        p.m2();</w:t>
+            </w:r>
+            <w:r>
+              <w:rPr>
+                <w:lang w:val="en-IN"/>
+              </w:rPr>
+              <w:br/>
+            </w:r>
+            <w:r>
+              <w:rPr>
+                <w:lang w:val="en-IN"/>
+              </w:rPr>
+              <w:br/>
+            </w:r>
+            <w:r>
+              <w:rPr>
+                <w:b/>
+                <w:bCs/>
+                <w:lang w:val="en-IN"/>
+              </w:rPr>
+              <w:t xml:space="preserve">        </w:t>
+            </w:r>
+            <w:r>
+              <w:rPr>
+                <w:b/>
+                <w:bCs/>
+                <w:highlight w:val="yellow"/>
+                <w:lang w:val="en-IN"/>
+              </w:rPr>
+              <w:t xml:space="preserve">Child c = (Child) p; </w:t>
+            </w:r>
+            <w:r>
+              <w:rPr>
+                <w:b/>
+                <w:bCs/>
+                <w:i/>
+                <w:iCs/>
+                <w:highlight w:val="yellow"/>
+                <w:lang w:val="en-IN"/>
+              </w:rPr>
+              <w:t>// To call child class specific methods.</w:t>
+            </w:r>
+            <w:r>
+              <w:rPr>
+                <w:b/>
+                <w:bCs/>
+                <w:i/>
+                <w:iCs/>
+                <w:highlight w:val="yellow"/>
+                <w:lang w:val="en-IN"/>
+              </w:rPr>
+              <w:br/>
+              <w:t xml:space="preserve">        </w:t>
+            </w:r>
+            <w:r>
+              <w:rPr>
+                <w:b/>
+                <w:bCs/>
+                <w:highlight w:val="yellow"/>
+                <w:lang w:val="en-IN"/>
+              </w:rPr>
+              <w:t>c.m3();</w:t>
+            </w:r>
+            <w:r>
+              <w:rPr>
+                <w:lang w:val="en-IN"/>
+              </w:rPr>
+              <w:br/>
+              <w:t xml:space="preserve">    }</w:t>
+            </w:r>
+            <w:r>
+              <w:rPr>
+                <w:lang w:val="en-IN"/>
+              </w:rPr>
+              <w:br/>
+              <w:t>}</w:t>
+            </w:r>
+          </w:p>
+          <w:p>
+            <w:pPr>
+              <w:rPr>
+                <w:lang w:val="en-IN"/>
+              </w:rPr>
+            </w:pPr>
+          </w:p>
+        </w:tc>
+      </w:tr>
+    </w:tbl>
+    <w:p>
+      <w:pPr>
+        <w:spacing w:after="0" w:line="240" w:lineRule="auto"/>
+        <w:rPr>
+          <w:lang w:val="en-IN"/>
+        </w:rPr>
+      </w:pPr>
+    </w:p>
+    <w:p>
+      <w:pPr>
+        <w:spacing w:after="0" w:line="240" w:lineRule="auto"/>
+        <w:rPr>
+          <w:b/>
+          <w:bCs/>
+        </w:rPr>
+      </w:pPr>
+      <w:r>
+        <w:rPr>
+          <w:b/>
+          <w:bCs/>
+        </w:rPr>
+        <w:t>S</w:t>
+      </w:r>
+      <w:r>
+        <w:rPr>
+          <w:b/>
+          <w:bCs/>
+        </w:rPr>
+        <w:t>tate</w:t>
+      </w:r>
+      <w:r>
+        <w:rPr>
+          <w:b/>
+          <w:bCs/>
+        </w:rPr>
+        <w:t xml:space="preserve"> </w:t>
+      </w:r>
+      <w:r>
+        <w:rPr>
+          <w:b/>
+          <w:bCs/>
+        </w:rPr>
+        <w:sym w:font="Wingdings" w:char="F0E0"/>
+      </w:r>
+      <w:r>
+        <w:rPr>
+          <w:b/>
+          <w:bCs/>
+        </w:rPr>
+        <w:t xml:space="preserve"> properties </w:t>
+      </w:r>
+      <w:r>
+        <w:rPr>
+          <w:b/>
+          <w:bCs/>
+        </w:rPr>
+        <w:sym w:font="Wingdings" w:char="F0E0"/>
+      </w:r>
+      <w:r>
+        <w:rPr>
+          <w:b/>
+          <w:bCs/>
+        </w:rPr>
+        <w:t xml:space="preserve"> Mandatory</w:t>
+      </w:r>
+    </w:p>
+    <w:p>
+      <w:pPr>
+        <w:spacing w:after="0" w:line="240" w:lineRule="auto"/>
+        <w:rPr>
+          <w:b/>
+          <w:bCs/>
+        </w:rPr>
+      </w:pPr>
+      <w:r>
+        <w:rPr>
+          <w:b/>
+          <w:bCs/>
+        </w:rPr>
+        <w:t>B</w:t>
+      </w:r>
+      <w:r>
+        <w:rPr>
+          <w:b/>
+          <w:bCs/>
+        </w:rPr>
+        <w:t xml:space="preserve">ehavior </w:t>
+      </w:r>
+      <w:r>
+        <w:rPr>
+          <w:b/>
+          <w:bCs/>
+        </w:rPr>
+        <w:sym w:font="Wingdings" w:char="F0E0"/>
+      </w:r>
+      <w:r>
+        <w:rPr>
+          <w:b/>
+          <w:bCs/>
+        </w:rPr>
+        <w:t xml:space="preserve"> methods</w:t>
+      </w:r>
+      <w:r>
+        <w:rPr>
+          <w:b/>
+          <w:bCs/>
+        </w:rPr>
+        <w:sym w:font="Wingdings" w:char="F0E0"/>
+      </w:r>
+      <w:r>
+        <w:rPr>
+          <w:b/>
+          <w:bCs/>
+        </w:rPr>
+        <w:t xml:space="preserve"> Mandatory</w:t>
+      </w:r>
+    </w:p>
+    <w:p>
+      <w:pPr>
+        <w:spacing w:after="0" w:line="240" w:lineRule="auto"/>
+        <w:rPr>
+          <w:b/>
+          <w:bCs/>
+        </w:rPr>
+      </w:pPr>
+      <w:r>
+        <w:rPr>
+          <w:b/>
+          <w:bCs/>
+        </w:rPr>
+        <w:t>I</w:t>
+      </w:r>
+      <w:r>
+        <w:rPr>
+          <w:b/>
+          <w:bCs/>
+        </w:rPr>
+        <w:t>dentity</w:t>
+      </w:r>
+      <w:r>
+        <w:rPr>
+          <w:b/>
+          <w:bCs/>
+        </w:rPr>
+        <w:t>.</w:t>
+      </w:r>
+      <w:r>
+        <w:rPr>
+          <w:b/>
+          <w:bCs/>
+        </w:rPr>
+        <w:t xml:space="preserve"> </w:t>
+      </w:r>
+      <w:r>
+        <w:rPr>
+          <w:b/>
+          <w:bCs/>
+        </w:rPr>
+        <w:sym w:font="Wingdings" w:char="F0E0"/>
+      </w:r>
+      <w:r>
+        <w:rPr>
+          <w:b/>
+          <w:bCs/>
+        </w:rPr>
+        <w:t xml:space="preserve"> reference name.</w:t>
+      </w:r>
+      <w:r>
+        <w:rPr>
+          <w:b/>
+          <w:bCs/>
+        </w:rPr>
+        <w:t xml:space="preserve"> </w:t>
+      </w:r>
+      <w:r>
+        <w:rPr>
+          <w:b/>
+          <w:bCs/>
+        </w:rPr>
+        <w:sym w:font="Wingdings" w:char="F0E0"/>
+      </w:r>
+      <w:r>
+        <w:rPr>
+          <w:b/>
+          <w:bCs/>
+        </w:rPr>
+        <w:t xml:space="preserve"> Optional</w:t>
+      </w:r>
+    </w:p>
+    <w:p>
+      <w:pPr>
+        <w:spacing w:after="0" w:line="240" w:lineRule="auto"/>
+      </w:pPr>
+    </w:p>
+    <w:p>
+      <w:pPr>
+        <w:spacing w:after="0" w:line="240" w:lineRule="auto"/>
+      </w:pPr>
+    </w:p>
+    <w:p>
+      <w:pPr>
+        <w:spacing w:after="0" w:line="240" w:lineRule="auto"/>
+        <w:rPr>
+          <w:b/>
+          <w:bCs/>
+          <w:sz w:val="32"/>
+          <w:szCs w:val="32"/>
+        </w:rPr>
+      </w:pPr>
+      <w:r>
+        <w:rPr>
+          <w:b/>
+          <w:bCs/>
+          <w:sz w:val="32"/>
+          <w:szCs w:val="32"/>
+        </w:rPr>
+        <w:t>Arrays revisions:</w:t>
+      </w:r>
+    </w:p>
+    <w:p>
+      <w:pPr>
+        <w:spacing w:after="0" w:line="240" w:lineRule="auto"/>
+      </w:pPr>
+      <w:r>
+        <w:t xml:space="preserve">Arrays </w:t>
+      </w:r>
+      <w:r>
+        <w:t xml:space="preserve">- </w:t>
+      </w:r>
+      <w:r>
+        <w:t>for storing collections of similar data type values.</w:t>
+      </w:r>
+    </w:p>
+    <w:p>
+      <w:pPr>
+        <w:spacing w:after="0" w:line="240" w:lineRule="auto"/>
+      </w:pPr>
+      <w:hyperlink r:id="rId77" w:history="1">
+        <w:r>
+          <w:rPr>
+            <w:rStyle w:val="Hyperlink"/>
+          </w:rPr>
+          <w:t>https://javaconceptoftheday.com/arrays-in-java/</w:t>
+        </w:r>
+      </w:hyperlink>
+      <w:r>
+        <w:t xml:space="preserve"> </w:t>
+      </w:r>
+    </w:p>
+    <w:p>
+      <w:pPr>
+        <w:spacing w:after="0" w:line="240" w:lineRule="auto"/>
+      </w:pPr>
+    </w:p>
+    <w:p>
+      <w:pPr>
+        <w:spacing w:after="0" w:line="240" w:lineRule="auto"/>
+      </w:pPr>
+    </w:p>
+    <w:p>
+      <w:pPr>
+        <w:spacing w:after="0" w:line="240" w:lineRule="auto"/>
+      </w:pPr>
+      <w:r>
+        <w:rPr>
+          <w:noProof/>
+        </w:rPr>
+        <w:lastRenderedPageBreak/>
+        <w:drawing>
+          <wp:inline distT="0" distB="0" distL="0" distR="0" wp14:anchorId="4C2E0D1D" wp14:editId="6E900EC1">
+            <wp:extent cx="5772150" cy="2647950"/>
+            <wp:effectExtent l="0" t="0" r="0" b="0"/>
+            <wp:docPr id="2023085289" name="Picture 1" descr="Copying An Array In Java"/>
+            <wp:cNvGraphicFramePr>
+              <a:graphicFrameLocks xmlns:a="http://schemas.openxmlformats.org/drawingml/2006/main" noChangeAspect="1"/>
+            </wp:cNvGraphicFramePr>
+            <a:graphic xmlns:a="http://schemas.openxmlformats.org/drawingml/2006/main">
+              <a:graphicData uri="http://schemas.openxmlformats.org/drawingml/2006/picture">
+                <pic:pic xmlns:pic="http://schemas.openxmlformats.org/drawingml/2006/picture">
+                  <pic:nvPicPr>
+                    <pic:cNvPr id="0" name="Picture 1" descr="Copying An Array In Java"/>
+                    <pic:cNvPicPr>
+                      <a:picLocks noChangeAspect="1" noChangeArrowheads="1"/>
+                    </pic:cNvPicPr>
+                  </pic:nvPicPr>
+                  <pic:blipFill>
+                    <a:blip r:embed="rId78">
+                      <a:extLst>
+                        <a:ext uri="{28A0092B-C50C-407E-A947-70E740481C1C}">
+                          <a14:useLocalDpi xmlns:a14="http://schemas.microsoft.com/office/drawing/2010/main" val="0"/>
+                        </a:ext>
+                      </a:extLst>
+                    </a:blip>
+                    <a:srcRect/>
+                    <a:stretch>
+                      <a:fillRect/>
+                    </a:stretch>
+                  </pic:blipFill>
+                  <pic:spPr bwMode="auto">
+                    <a:xfrm>
+                      <a:off x="0" y="0"/>
+                      <a:ext cx="5772150" cy="2647950"/>
+                    </a:xfrm>
+                    <a:prstGeom prst="rect">
+                      <a:avLst/>
+                    </a:prstGeom>
+                    <a:noFill/>
+                    <a:ln>
+                      <a:noFill/>
+                    </a:ln>
+                  </pic:spPr>
+                </pic:pic>
+              </a:graphicData>
+            </a:graphic>
+          </wp:inline>
+        </w:drawing>
+      </w:r>
+    </w:p>
+    <w:p>
+      <w:pPr>
+        <w:spacing w:after="0" w:line="240" w:lineRule="auto"/>
+        <w:rPr>
+          <w:b/>
+          <w:bCs/>
+          <w:lang w:val="en-IN"/>
+        </w:rPr>
+      </w:pPr>
+      <w:r>
+        <w:rPr>
+          <w:b/>
+          <w:bCs/>
+          <w:lang w:val="en-IN"/>
+        </w:rPr>
+        <w:t>Copying An Array Using for Loop :</w:t>
+      </w:r>
+    </w:p>
+    <w:tbl>
+      <w:tblPr>
+        <w:tblStyle w:val="TableGrid"/>
+        <w:tblW w:w="0" w:type="auto"/>
+        <w:tblLook w:val="04A0" w:firstRow="1" w:lastRow="0" w:firstColumn="1" w:lastColumn="0" w:noHBand="0" w:noVBand="1"/>
+      </w:tblPr>
+      <w:tblGrid>
+        <w:gridCol w:w="3672"/>
+        <w:gridCol w:w="3672"/>
+        <w:gridCol w:w="3672"/>
+      </w:tblGrid>
+      <w:tr>
+        <w:tc>
+          <w:tcPr>
+            <w:tcW w:w="3672" w:type="dxa"/>
+          </w:tcPr>
+          <w:p/>
+        </w:tc>
+        <w:tc>
+          <w:tcPr>
+            <w:tcW w:w="3672" w:type="dxa"/>
+          </w:tcPr>
+          <w:p/>
+        </w:tc>
+        <w:tc>
+          <w:tcPr>
+            <w:tcW w:w="3672" w:type="dxa"/>
+          </w:tcPr>
+          <w:p/>
+        </w:tc>
+      </w:tr>
+      <w:tr>
+        <w:tc>
+          <w:tcPr>
+            <w:tcW w:w="3672" w:type="dxa"/>
+          </w:tcPr>
+          <w:p>
+            <w:pPr>
+              <w:rPr>
+                <w:lang w:val="en-IN"/>
+              </w:rPr>
+            </w:pPr>
+            <w:r>
+              <w:rPr>
+                <w:lang w:val="en-IN"/>
+              </w:rPr>
+              <w:t xml:space="preserve">int[] a = {12, 21, 0, 5, 7};   </w:t>
+            </w:r>
+            <w:r>
+              <w:rPr>
+                <w:i/>
+                <w:iCs/>
+                <w:lang w:val="en-IN"/>
+              </w:rPr>
+              <w:t xml:space="preserve">//Declaring and initializing an array of </w:t>
+            </w:r>
+            <w:proofErr w:type="spellStart"/>
+            <w:r>
+              <w:rPr>
+                <w:i/>
+                <w:iCs/>
+                <w:lang w:val="en-IN"/>
+              </w:rPr>
+              <w:t>ints</w:t>
+            </w:r>
+            <w:proofErr w:type="spellEnd"/>
+            <w:r>
+              <w:rPr>
+                <w:i/>
+                <w:iCs/>
+                <w:lang w:val="en-IN"/>
+              </w:rPr>
+              <w:br/>
+            </w:r>
+            <w:r>
+              <w:rPr>
+                <w:lang w:val="en-IN"/>
+              </w:rPr>
+              <w:t>int[] b = new int[</w:t>
+            </w:r>
+            <w:proofErr w:type="spellStart"/>
+            <w:r>
+              <w:rPr>
+                <w:lang w:val="en-IN"/>
+              </w:rPr>
+              <w:t>a.length</w:t>
+            </w:r>
+            <w:proofErr w:type="spellEnd"/>
+            <w:r>
+              <w:rPr>
+                <w:lang w:val="en-IN"/>
+              </w:rPr>
+              <w:t xml:space="preserve">];             </w:t>
+            </w:r>
+            <w:r>
+              <w:rPr>
+                <w:i/>
+                <w:iCs/>
+                <w:lang w:val="en-IN"/>
+              </w:rPr>
+              <w:t xml:space="preserve">//Declaring and instantiating another array of </w:t>
+            </w:r>
+            <w:proofErr w:type="spellStart"/>
+            <w:r>
+              <w:rPr>
+                <w:i/>
+                <w:iCs/>
+                <w:lang w:val="en-IN"/>
+              </w:rPr>
+              <w:t>ints</w:t>
+            </w:r>
+            <w:proofErr w:type="spellEnd"/>
+            <w:r>
+              <w:rPr>
+                <w:i/>
+                <w:iCs/>
+                <w:lang w:val="en-IN"/>
+              </w:rPr>
+              <w:t xml:space="preserve"> with same length</w:t>
+            </w:r>
+            <w:r>
+              <w:rPr>
+                <w:i/>
+                <w:iCs/>
+                <w:lang w:val="en-IN"/>
+              </w:rPr>
+              <w:br/>
+            </w:r>
+            <w:r>
+              <w:rPr>
+                <w:i/>
+                <w:iCs/>
+                <w:lang w:val="en-IN"/>
+              </w:rPr>
+              <w:br/>
+            </w:r>
+            <w:r>
+              <w:rPr>
+                <w:lang w:val="en-IN"/>
+              </w:rPr>
+              <w:t xml:space="preserve">for (int </w:t>
+            </w:r>
+            <w:proofErr w:type="spellStart"/>
+            <w:r>
+              <w:rPr>
+                <w:lang w:val="en-IN"/>
+              </w:rPr>
+              <w:t>i</w:t>
+            </w:r>
+            <w:proofErr w:type="spellEnd"/>
+            <w:r>
+              <w:rPr>
+                <w:lang w:val="en-IN"/>
+              </w:rPr>
+              <w:t xml:space="preserve"> = 0; </w:t>
+            </w:r>
+            <w:proofErr w:type="spellStart"/>
+            <w:r>
+              <w:rPr>
+                <w:lang w:val="en-IN"/>
+              </w:rPr>
+              <w:t>i</w:t>
+            </w:r>
+            <w:proofErr w:type="spellEnd"/>
+            <w:r>
+              <w:rPr>
+                <w:lang w:val="en-IN"/>
+              </w:rPr>
+              <w:t xml:space="preserve"> &lt; </w:t>
+            </w:r>
+            <w:proofErr w:type="spellStart"/>
+            <w:r>
+              <w:rPr>
+                <w:lang w:val="en-IN"/>
+              </w:rPr>
+              <w:t>a.length</w:t>
+            </w:r>
+            <w:proofErr w:type="spellEnd"/>
+            <w:r>
+              <w:rPr>
+                <w:lang w:val="en-IN"/>
+              </w:rPr>
+              <w:t xml:space="preserve">; </w:t>
+            </w:r>
+            <w:proofErr w:type="spellStart"/>
+            <w:r>
+              <w:rPr>
+                <w:lang w:val="en-IN"/>
+              </w:rPr>
+              <w:t>i</w:t>
+            </w:r>
+            <w:proofErr w:type="spellEnd"/>
+            <w:r>
+              <w:rPr>
+                <w:lang w:val="en-IN"/>
+              </w:rPr>
+              <w:t>++) {</w:t>
+            </w:r>
+            <w:r>
+              <w:rPr>
+                <w:lang w:val="en-IN"/>
+              </w:rPr>
+              <w:br/>
+              <w:t xml:space="preserve">    b[</w:t>
+            </w:r>
+            <w:proofErr w:type="spellStart"/>
+            <w:r>
+              <w:rPr>
+                <w:lang w:val="en-IN"/>
+              </w:rPr>
+              <w:t>i</w:t>
+            </w:r>
+            <w:proofErr w:type="spellEnd"/>
+            <w:r>
+              <w:rPr>
+                <w:lang w:val="en-IN"/>
+              </w:rPr>
+              <w:t>] = a[</w:t>
+            </w:r>
+            <w:proofErr w:type="spellStart"/>
+            <w:r>
+              <w:rPr>
+                <w:lang w:val="en-IN"/>
+              </w:rPr>
+              <w:t>i</w:t>
+            </w:r>
+            <w:proofErr w:type="spellEnd"/>
+            <w:r>
+              <w:rPr>
+                <w:lang w:val="en-IN"/>
+              </w:rPr>
+              <w:t>];</w:t>
+            </w:r>
+            <w:r>
+              <w:rPr>
+                <w:lang w:val="en-IN"/>
+              </w:rPr>
+              <w:br/>
+              <w:t>}</w:t>
+            </w:r>
+            <w:r>
+              <w:rPr>
+                <w:lang w:val="en-IN"/>
+              </w:rPr>
+              <w:br/>
+            </w:r>
+            <w:r>
+              <w:rPr>
+                <w:lang w:val="en-IN"/>
+              </w:rPr>
+              <w:br/>
+              <w:t>a[1] = 100;</w:t>
+            </w:r>
+            <w:r>
+              <w:rPr>
+                <w:lang w:val="en-IN"/>
+              </w:rPr>
+              <w:br/>
+            </w:r>
+            <w:r>
+              <w:rPr>
+                <w:lang w:val="en-IN"/>
+              </w:rPr>
+              <w:br/>
+              <w:t xml:space="preserve">for (int </w:t>
+            </w:r>
+            <w:proofErr w:type="spellStart"/>
+            <w:r>
+              <w:rPr>
+                <w:lang w:val="en-IN"/>
+              </w:rPr>
+              <w:t>i</w:t>
+            </w:r>
+            <w:proofErr w:type="spellEnd"/>
+            <w:r>
+              <w:rPr>
+                <w:lang w:val="en-IN"/>
+              </w:rPr>
+              <w:t xml:space="preserve"> = 0; </w:t>
+            </w:r>
+            <w:proofErr w:type="spellStart"/>
+            <w:r>
+              <w:rPr>
+                <w:lang w:val="en-IN"/>
+              </w:rPr>
+              <w:t>i</w:t>
+            </w:r>
+            <w:proofErr w:type="spellEnd"/>
+            <w:r>
+              <w:rPr>
+                <w:lang w:val="en-IN"/>
+              </w:rPr>
+              <w:t xml:space="preserve"> &lt; </w:t>
+            </w:r>
+            <w:proofErr w:type="spellStart"/>
+            <w:r>
+              <w:rPr>
+                <w:lang w:val="en-IN"/>
+              </w:rPr>
+              <w:t>b.length</w:t>
+            </w:r>
+            <w:proofErr w:type="spellEnd"/>
+            <w:r>
+              <w:rPr>
+                <w:lang w:val="en-IN"/>
+              </w:rPr>
+              <w:t xml:space="preserve">; </w:t>
+            </w:r>
+            <w:proofErr w:type="spellStart"/>
+            <w:r>
+              <w:rPr>
+                <w:lang w:val="en-IN"/>
+              </w:rPr>
+              <w:t>i</w:t>
+            </w:r>
+            <w:proofErr w:type="spellEnd"/>
+            <w:r>
+              <w:rPr>
+                <w:lang w:val="en-IN"/>
+              </w:rPr>
+              <w:t>++) {</w:t>
+            </w:r>
+            <w:r>
+              <w:rPr>
+                <w:lang w:val="en-IN"/>
+              </w:rPr>
+              <w:br/>
+              <w:t xml:space="preserve">    </w:t>
+            </w:r>
+            <w:proofErr w:type="spellStart"/>
+            <w:r>
+              <w:rPr>
+                <w:lang w:val="en-IN"/>
+              </w:rPr>
+              <w:t>System.</w:t>
+            </w:r>
+            <w:r>
+              <w:rPr>
+                <w:i/>
+                <w:iCs/>
+                <w:lang w:val="en-IN"/>
+              </w:rPr>
+              <w:t>out</w:t>
+            </w:r>
+            <w:r>
+              <w:rPr>
+                <w:lang w:val="en-IN"/>
+              </w:rPr>
+              <w:t>.println</w:t>
+            </w:r>
+            <w:proofErr w:type="spellEnd"/>
+            <w:r>
+              <w:rPr>
+                <w:lang w:val="en-IN"/>
+              </w:rPr>
+              <w:t>(b[</w:t>
+            </w:r>
+            <w:proofErr w:type="spellStart"/>
+            <w:r>
+              <w:rPr>
+                <w:lang w:val="en-IN"/>
+              </w:rPr>
+              <w:t>i</w:t>
+            </w:r>
+            <w:proofErr w:type="spellEnd"/>
+            <w:r>
+              <w:rPr>
+                <w:lang w:val="en-IN"/>
+              </w:rPr>
+              <w:t>]);</w:t>
+            </w:r>
+            <w:r>
+              <w:rPr>
+                <w:lang w:val="en-IN"/>
+              </w:rPr>
+              <w:br/>
+              <w:t>}</w:t>
+            </w:r>
+          </w:p>
+          <w:p/>
+        </w:tc>
+        <w:tc>
+          <w:tcPr>
+            <w:tcW w:w="3672" w:type="dxa"/>
+          </w:tcPr>
+          <w:p>
+            <w:pPr>
+              <w:rPr>
+                <w:lang w:val="en-IN"/>
+              </w:rPr>
+            </w:pPr>
+            <w:r>
+              <w:rPr>
+                <w:lang w:val="en-IN"/>
+              </w:rPr>
+              <w:t xml:space="preserve">int[] a = {12, 21, 0, 5, 7};   </w:t>
+            </w:r>
+            <w:r>
+              <w:rPr>
+                <w:i/>
+                <w:iCs/>
+                <w:lang w:val="en-IN"/>
+              </w:rPr>
+              <w:t xml:space="preserve">//Declaring and initializing an array of </w:t>
+            </w:r>
+            <w:proofErr w:type="spellStart"/>
+            <w:r>
+              <w:rPr>
+                <w:i/>
+                <w:iCs/>
+                <w:lang w:val="en-IN"/>
+              </w:rPr>
+              <w:t>ints</w:t>
+            </w:r>
+            <w:proofErr w:type="spellEnd"/>
+            <w:r>
+              <w:rPr>
+                <w:i/>
+                <w:iCs/>
+                <w:lang w:val="en-IN"/>
+              </w:rPr>
+              <w:br/>
+            </w:r>
+            <w:r>
+              <w:rPr>
+                <w:lang w:val="en-IN"/>
+              </w:rPr>
+              <w:t xml:space="preserve">int[] b = </w:t>
+            </w:r>
+            <w:proofErr w:type="spellStart"/>
+            <w:r>
+              <w:rPr>
+                <w:lang w:val="en-IN"/>
+              </w:rPr>
+              <w:t>Arrays.</w:t>
+            </w:r>
+            <w:r>
+              <w:rPr>
+                <w:i/>
+                <w:iCs/>
+                <w:lang w:val="en-IN"/>
+              </w:rPr>
+              <w:t>copyOf</w:t>
+            </w:r>
+            <w:proofErr w:type="spellEnd"/>
+            <w:r>
+              <w:rPr>
+                <w:lang w:val="en-IN"/>
+              </w:rPr>
+              <w:t xml:space="preserve">(a, </w:t>
+            </w:r>
+            <w:proofErr w:type="spellStart"/>
+            <w:r>
+              <w:rPr>
+                <w:lang w:val="en-IN"/>
+              </w:rPr>
+              <w:t>a.length</w:t>
+            </w:r>
+            <w:proofErr w:type="spellEnd"/>
+            <w:r>
+              <w:rPr>
+                <w:lang w:val="en-IN"/>
+              </w:rPr>
+              <w:t>);</w:t>
+            </w:r>
+            <w:r>
+              <w:rPr>
+                <w:lang w:val="en-IN"/>
+              </w:rPr>
+              <w:br/>
+              <w:t>a[1] = 100;</w:t>
+            </w:r>
+            <w:r>
+              <w:rPr>
+                <w:lang w:val="en-IN"/>
+              </w:rPr>
+              <w:br/>
+              <w:t xml:space="preserve">for (int </w:t>
+            </w:r>
+            <w:proofErr w:type="spellStart"/>
+            <w:r>
+              <w:rPr>
+                <w:lang w:val="en-IN"/>
+              </w:rPr>
+              <w:t>i</w:t>
+            </w:r>
+            <w:proofErr w:type="spellEnd"/>
+            <w:r>
+              <w:rPr>
+                <w:lang w:val="en-IN"/>
+              </w:rPr>
+              <w:t xml:space="preserve"> = 0; </w:t>
+            </w:r>
+            <w:proofErr w:type="spellStart"/>
+            <w:r>
+              <w:rPr>
+                <w:lang w:val="en-IN"/>
+              </w:rPr>
+              <w:t>i</w:t>
+            </w:r>
+            <w:proofErr w:type="spellEnd"/>
+            <w:r>
+              <w:rPr>
+                <w:lang w:val="en-IN"/>
+              </w:rPr>
+              <w:t xml:space="preserve"> &lt; </w:t>
+            </w:r>
+            <w:proofErr w:type="spellStart"/>
+            <w:r>
+              <w:rPr>
+                <w:lang w:val="en-IN"/>
+              </w:rPr>
+              <w:t>b.length</w:t>
+            </w:r>
+            <w:proofErr w:type="spellEnd"/>
+            <w:r>
+              <w:rPr>
+                <w:lang w:val="en-IN"/>
+              </w:rPr>
+              <w:t xml:space="preserve">; </w:t>
+            </w:r>
+            <w:proofErr w:type="spellStart"/>
+            <w:r>
+              <w:rPr>
+                <w:lang w:val="en-IN"/>
+              </w:rPr>
+              <w:t>i</w:t>
+            </w:r>
+            <w:proofErr w:type="spellEnd"/>
+            <w:r>
+              <w:rPr>
+                <w:lang w:val="en-IN"/>
+              </w:rPr>
+              <w:t>++) {</w:t>
+            </w:r>
+            <w:r>
+              <w:rPr>
+                <w:lang w:val="en-IN"/>
+              </w:rPr>
+              <w:br/>
+              <w:t xml:space="preserve">    </w:t>
+            </w:r>
+            <w:proofErr w:type="spellStart"/>
+            <w:r>
+              <w:rPr>
+                <w:lang w:val="en-IN"/>
+              </w:rPr>
+              <w:t>System.</w:t>
+            </w:r>
+            <w:r>
+              <w:rPr>
+                <w:i/>
+                <w:iCs/>
+                <w:lang w:val="en-IN"/>
+              </w:rPr>
+              <w:t>out</w:t>
+            </w:r>
+            <w:r>
+              <w:rPr>
+                <w:lang w:val="en-IN"/>
+              </w:rPr>
+              <w:t>.println</w:t>
+            </w:r>
+            <w:proofErr w:type="spellEnd"/>
+            <w:r>
+              <w:rPr>
+                <w:lang w:val="en-IN"/>
+              </w:rPr>
+              <w:t>(b[</w:t>
+            </w:r>
+            <w:proofErr w:type="spellStart"/>
+            <w:r>
+              <w:rPr>
+                <w:lang w:val="en-IN"/>
+              </w:rPr>
+              <w:t>i</w:t>
+            </w:r>
+            <w:proofErr w:type="spellEnd"/>
+            <w:r>
+              <w:rPr>
+                <w:lang w:val="en-IN"/>
+              </w:rPr>
+              <w:t>]);</w:t>
+            </w:r>
+            <w:r>
+              <w:rPr>
+                <w:lang w:val="en-IN"/>
+              </w:rPr>
+              <w:br/>
+              <w:t>}</w:t>
+            </w:r>
+          </w:p>
+          <w:p/>
+        </w:tc>
+        <w:tc>
+          <w:tcPr>
+            <w:tcW w:w="3672" w:type="dxa"/>
+          </w:tcPr>
+          <w:p>
+            <w:pPr>
+              <w:rPr>
+                <w:lang w:val="en-IN"/>
+              </w:rPr>
+            </w:pPr>
+            <w:r>
+              <w:rPr>
+                <w:lang w:val="en-IN"/>
+              </w:rPr>
+              <w:t xml:space="preserve">int[] a = {12, 21, 0, 5, 7};   </w:t>
+            </w:r>
+            <w:r>
+              <w:rPr>
+                <w:i/>
+                <w:iCs/>
+                <w:lang w:val="en-IN"/>
+              </w:rPr>
+              <w:t xml:space="preserve">//Declaring and initializing an array of </w:t>
+            </w:r>
+            <w:proofErr w:type="spellStart"/>
+            <w:r>
+              <w:rPr>
+                <w:i/>
+                <w:iCs/>
+                <w:lang w:val="en-IN"/>
+              </w:rPr>
+              <w:t>ints</w:t>
+            </w:r>
+            <w:proofErr w:type="spellEnd"/>
+            <w:r>
+              <w:rPr>
+                <w:i/>
+                <w:iCs/>
+                <w:lang w:val="en-IN"/>
+              </w:rPr>
+              <w:br/>
+            </w:r>
+            <w:r>
+              <w:rPr>
+                <w:lang w:val="en-IN"/>
+              </w:rPr>
+              <w:t xml:space="preserve">int[] b = </w:t>
+            </w:r>
+            <w:proofErr w:type="spellStart"/>
+            <w:r>
+              <w:rPr>
+                <w:lang w:val="en-IN"/>
+              </w:rPr>
+              <w:t>a.clone</w:t>
+            </w:r>
+            <w:proofErr w:type="spellEnd"/>
+            <w:r>
+              <w:rPr>
+                <w:lang w:val="en-IN"/>
+              </w:rPr>
+              <w:t>();</w:t>
+            </w:r>
+            <w:r>
+              <w:rPr>
+                <w:lang w:val="en-IN"/>
+              </w:rPr>
+              <w:br/>
+              <w:t>a[2] = 56;</w:t>
+            </w:r>
+            <w:r>
+              <w:rPr>
+                <w:lang w:val="en-IN"/>
+              </w:rPr>
+              <w:br/>
+              <w:t xml:space="preserve">for (int </w:t>
+            </w:r>
+            <w:proofErr w:type="spellStart"/>
+            <w:r>
+              <w:rPr>
+                <w:lang w:val="en-IN"/>
+              </w:rPr>
+              <w:t>i</w:t>
+            </w:r>
+            <w:proofErr w:type="spellEnd"/>
+            <w:r>
+              <w:rPr>
+                <w:lang w:val="en-IN"/>
+              </w:rPr>
+              <w:t xml:space="preserve"> = 0; </w:t>
+            </w:r>
+            <w:proofErr w:type="spellStart"/>
+            <w:r>
+              <w:rPr>
+                <w:lang w:val="en-IN"/>
+              </w:rPr>
+              <w:t>i</w:t>
+            </w:r>
+            <w:proofErr w:type="spellEnd"/>
+            <w:r>
+              <w:rPr>
+                <w:lang w:val="en-IN"/>
+              </w:rPr>
+              <w:t xml:space="preserve"> &lt; </w:t>
+            </w:r>
+            <w:proofErr w:type="spellStart"/>
+            <w:r>
+              <w:rPr>
+                <w:lang w:val="en-IN"/>
+              </w:rPr>
+              <w:t>b.length</w:t>
+            </w:r>
+            <w:proofErr w:type="spellEnd"/>
+            <w:r>
+              <w:rPr>
+                <w:lang w:val="en-IN"/>
+              </w:rPr>
+              <w:t xml:space="preserve">; </w:t>
+            </w:r>
+            <w:proofErr w:type="spellStart"/>
+            <w:r>
+              <w:rPr>
+                <w:lang w:val="en-IN"/>
+              </w:rPr>
+              <w:t>i</w:t>
+            </w:r>
+            <w:proofErr w:type="spellEnd"/>
+            <w:r>
+              <w:rPr>
+                <w:lang w:val="en-IN"/>
+              </w:rPr>
+              <w:t>++) {</w:t>
+            </w:r>
+            <w:r>
+              <w:rPr>
+                <w:lang w:val="en-IN"/>
+              </w:rPr>
+              <w:br/>
+              <w:t xml:space="preserve">    </w:t>
+            </w:r>
+            <w:proofErr w:type="spellStart"/>
+            <w:r>
+              <w:rPr>
+                <w:lang w:val="en-IN"/>
+              </w:rPr>
+              <w:t>System.</w:t>
+            </w:r>
+            <w:r>
+              <w:rPr>
+                <w:i/>
+                <w:iCs/>
+                <w:lang w:val="en-IN"/>
+              </w:rPr>
+              <w:t>out</w:t>
+            </w:r>
+            <w:r>
+              <w:rPr>
+                <w:lang w:val="en-IN"/>
+              </w:rPr>
+              <w:t>.println</w:t>
+            </w:r>
+            <w:proofErr w:type="spellEnd"/>
+            <w:r>
+              <w:rPr>
+                <w:lang w:val="en-IN"/>
+              </w:rPr>
+              <w:t>(b[</w:t>
+            </w:r>
+            <w:proofErr w:type="spellStart"/>
+            <w:r>
+              <w:rPr>
+                <w:lang w:val="en-IN"/>
+              </w:rPr>
+              <w:t>i</w:t>
+            </w:r>
+            <w:proofErr w:type="spellEnd"/>
+            <w:r>
+              <w:rPr>
+                <w:lang w:val="en-IN"/>
+              </w:rPr>
+              <w:t>]);</w:t>
+            </w:r>
+            <w:r>
+              <w:rPr>
+                <w:lang w:val="en-IN"/>
+              </w:rPr>
+              <w:br/>
+              <w:t>}</w:t>
+            </w:r>
+          </w:p>
+          <w:p/>
+        </w:tc>
+      </w:tr>
+    </w:tbl>
+    <w:p>
+      <w:pPr>
+        <w:spacing w:after="0" w:line="240" w:lineRule="auto"/>
+      </w:pPr>
+    </w:p>
+    <w:p>
+      <w:pPr>
+        <w:spacing w:after="0" w:line="240" w:lineRule="auto"/>
+      </w:pPr>
+    </w:p>
+    <w:p>
+      <w:pPr>
+        <w:spacing w:after="0" w:line="240" w:lineRule="auto"/>
+      </w:pPr>
+    </w:p>
+    <w:p>
+      <w:pPr>
+        <w:spacing w:after="0" w:line="240" w:lineRule="auto"/>
+        <w:rPr>
+          <w:b/>
+          <w:bCs/>
+        </w:rPr>
+      </w:pPr>
+      <w:r>
+        <w:rPr>
+          <w:b/>
+          <w:bCs/>
+        </w:rPr>
+        <w:t>New methods we saw:</w:t>
+      </w:r>
+    </w:p>
+    <w:p>
+      <w:pPr>
+        <w:pStyle w:val="ListParagraph"/>
+        <w:numPr>
+          <w:ilvl w:val="0"/>
+          <w:numId w:val="38"/>
+        </w:numPr>
+        <w:spacing w:after="0" w:line="240" w:lineRule="auto"/>
+      </w:pPr>
+      <w:proofErr w:type="spellStart"/>
+      <w:r>
+        <w:t>Arrays.equals</w:t>
+      </w:r>
+      <w:proofErr w:type="spellEnd"/>
+      <w:r>
+        <w:t>(</w:t>
+      </w:r>
+      <w:proofErr w:type="spellStart"/>
+      <w:r>
+        <w:t>firstArray</w:t>
+      </w:r>
+      <w:proofErr w:type="spellEnd"/>
+      <w:r>
+        <w:t xml:space="preserve">, </w:t>
+      </w:r>
+      <w:proofErr w:type="spellStart"/>
+      <w:r>
+        <w:t>secondArray</w:t>
+      </w:r>
+      <w:proofErr w:type="spellEnd"/>
+      <w:r>
+        <w:t xml:space="preserve">). </w:t>
+      </w:r>
+      <w:r>
+        <w:sym w:font="Wingdings" w:char="F0E8"/>
+      </w:r>
+      <w:r>
+        <w:t xml:space="preserve"> to check whether two arrays are equal or not?</w:t>
+      </w:r>
+    </w:p>
+    <w:p>
+      <w:pPr>
+        <w:pStyle w:val="ListParagraph"/>
+        <w:numPr>
+          <w:ilvl w:val="0"/>
+          <w:numId w:val="38"/>
+        </w:numPr>
+        <w:spacing w:after="0" w:line="240" w:lineRule="auto"/>
+      </w:pPr>
+      <w:proofErr w:type="spellStart"/>
+      <w:r>
+        <w:t>Arrays.sort</w:t>
+      </w:r>
+      <w:proofErr w:type="spellEnd"/>
+      <w:r>
+        <w:t>(</w:t>
+      </w:r>
+      <w:proofErr w:type="spellStart"/>
+      <w:r>
+        <w:t>myArray</w:t>
+      </w:r>
+      <w:proofErr w:type="spellEnd"/>
+      <w:r>
+        <w:t xml:space="preserve">); </w:t>
+      </w:r>
+      <w:r>
+        <w:sym w:font="Wingdings" w:char="F0E8"/>
+      </w:r>
+      <w:r>
+        <w:t xml:space="preserve"> To sort the array.</w:t>
+      </w:r>
+    </w:p>
+    <w:p>
+      <w:pPr>
+        <w:pStyle w:val="ListParagraph"/>
+        <w:numPr>
+          <w:ilvl w:val="0"/>
+          <w:numId w:val="38"/>
+        </w:numPr>
+        <w:spacing w:after="0" w:line="240" w:lineRule="auto"/>
+      </w:pPr>
+      <w:proofErr w:type="spellStart"/>
+      <w:r>
+        <w:t>Arrays.toString</w:t>
+      </w:r>
+      <w:proofErr w:type="spellEnd"/>
+      <w:r>
+        <w:t>(</w:t>
+      </w:r>
+      <w:proofErr w:type="spellStart"/>
+      <w:r>
+        <w:t>myArray</w:t>
+      </w:r>
+      <w:proofErr w:type="spellEnd"/>
+      <w:r>
+        <w:t xml:space="preserve">); </w:t>
+      </w:r>
+      <w:r>
+        <w:sym w:font="Wingdings" w:char="F0E8"/>
+      </w:r>
+      <w:r>
+        <w:t xml:space="preserve"> to print the </w:t>
+      </w:r>
+      <w:r>
+        <w:t xml:space="preserve">1D </w:t>
+      </w:r>
+      <w:r>
+        <w:t>array values.</w:t>
+      </w:r>
+    </w:p>
+    <w:p>
+      <w:pPr>
+        <w:spacing w:after="0" w:line="240" w:lineRule="auto"/>
+      </w:pPr>
+    </w:p>
+    <w:p>
+      <w:pPr>
+        <w:spacing w:after="0" w:line="240" w:lineRule="auto"/>
+      </w:pPr>
+      <w:hyperlink r:id="rId79" w:history="1">
+        <w:r>
+          <w:rPr>
+            <w:rStyle w:val="Hyperlink"/>
+          </w:rPr>
+          <w:t>https://javaconceptoftheday.com/java-array-interview-questions-and-answers/</w:t>
+        </w:r>
+      </w:hyperlink>
+      <w:r>
+        <w:t xml:space="preserve"> </w:t>
+      </w:r>
+    </w:p>
+    <w:p>
+      <w:pPr>
+        <w:spacing w:after="0" w:line="240" w:lineRule="auto"/>
+      </w:pPr>
+      <w:r>
+        <w:rPr>
+          <w:b/>
+          <w:bCs/>
+        </w:rPr>
+        <w:t xml:space="preserve">What is </w:t>
+      </w:r>
+      <w:proofErr w:type="spellStart"/>
+      <w:r>
+        <w:rPr>
+          <w:b/>
+          <w:bCs/>
+        </w:rPr>
+        <w:t>ArrayStoreException</w:t>
+      </w:r>
+      <w:proofErr w:type="spellEnd"/>
+      <w:r>
+        <w:rPr>
+          <w:b/>
+          <w:bCs/>
+        </w:rPr>
+        <w:t xml:space="preserve"> in Java? When you will get this exception?</w:t>
+      </w:r>
+    </w:p>
+    <w:p>
+      <w:pPr>
+        <w:spacing w:after="0" w:line="240" w:lineRule="auto"/>
+      </w:pPr>
+      <w:r>
+        <w:rPr>
+          <w:b/>
+          <w:bCs/>
+        </w:rPr>
+        <w:t>What is an anonymous array?</w:t>
+      </w:r>
+      <w:r>
+        <w:rPr>
+          <w:b/>
+          <w:bCs/>
+        </w:rPr>
+        <w:t xml:space="preserve"> </w:t>
+      </w:r>
+    </w:p>
+    <w:p>
+      <w:pPr>
+        <w:spacing w:after="0" w:line="240" w:lineRule="auto"/>
+      </w:pPr>
+    </w:p>
+    <w:p>
+      <w:pPr>
+        <w:spacing w:after="0" w:line="240" w:lineRule="auto"/>
+      </w:pPr>
+    </w:p>
+    <w:p>
+      <w:pPr>
+        <w:spacing w:after="0" w:line="240" w:lineRule="auto"/>
+      </w:pPr>
+    </w:p>
+    <w:p>
+      <w:pPr>
+        <w:spacing w:after="0" w:line="240" w:lineRule="auto"/>
+      </w:pPr>
+    </w:p>
+    <w:p>
+      <w:pPr>
+        <w:spacing w:after="0" w:line="240" w:lineRule="auto"/>
+      </w:pPr>
+    </w:p>
+    <w:p>
+      <w:pPr>
+        <w:spacing w:after="0" w:line="240" w:lineRule="auto"/>
+      </w:pPr>
+    </w:p>
+    <w:p>
+      <w:pPr>
+        <w:spacing w:after="0" w:line="240" w:lineRule="auto"/>
+      </w:pPr>
+    </w:p>
+    <w:p>
+      <w:pPr>
+        <w:spacing w:after="0" w:line="240" w:lineRule="auto"/>
+      </w:pPr>
+    </w:p>
+    <w:p>
+      <w:pPr>
+        <w:spacing w:after="0" w:line="240" w:lineRule="auto"/>
+      </w:pPr>
+    </w:p>
+    <w:p>
+      <w:pPr>
+        <w:spacing w:after="0" w:line="240" w:lineRule="auto"/>
+      </w:pPr>
+    </w:p>
+    <w:p>
+      <w:pPr>
+        <w:spacing w:after="0" w:line="240" w:lineRule="auto"/>
+        <w:rPr>
+          <w:b/>
+          <w:bCs/>
+          <w:lang w:val="en-IN"/>
+        </w:rPr>
+      </w:pPr>
+    </w:p>
+    <w:p>
+      <w:pPr>
+        <w:spacing w:after="0" w:line="240" w:lineRule="auto"/>
+        <w:rPr>
+          <w:b/>
+          <w:bCs/>
+          <w:lang w:val="en-IN"/>
+        </w:rPr>
+      </w:pPr>
+      <w:r>
+        <w:rPr>
+          <w:b/>
+          <w:bCs/>
+          <w:lang w:val="en-IN"/>
+        </w:rPr>
+        <w:t>Java Collections</w:t>
+      </w:r>
+      <w:r>
+        <w:rPr>
+          <w:b/>
+          <w:bCs/>
+          <w:lang w:val="en-IN"/>
+        </w:rPr>
+        <w:t>:</w:t>
+      </w:r>
+    </w:p>
+    <w:p>
+      <w:pPr>
+        <w:spacing w:after="0" w:line="240" w:lineRule="auto"/>
+        <w:rPr>
+          <w:b/>
+          <w:bCs/>
+          <w:lang w:val="en-IN"/>
+        </w:rPr>
+      </w:pPr>
+    </w:p>
+    <w:p>
+      <w:pPr>
+        <w:spacing w:after="0" w:line="240" w:lineRule="auto"/>
+        <w:rPr>
+          <w:b/>
+          <w:bCs/>
+          <w:lang w:val="en-IN"/>
+        </w:rPr>
       </w:pPr>
     </w:p>
     <w:p>
@@ -31507,7 +34448,7 @@
                     </pic:cNvPicPr>
                   </pic:nvPicPr>
                   <pic:blipFill>
-                    <a:blip r:embed="rId76">
+                    <a:blip r:embed="rId80">
                       <a:extLst>
                         <a:ext uri="{28A0092B-C50C-407E-A947-70E740481C1C}">
                           <a14:useLocalDpi xmlns:a14="http://schemas.microsoft.com/office/drawing/2010/main" val="0"/>
@@ -31825,7 +34766,7 @@
       <w:pPr>
         <w:spacing w:after="0" w:line="240" w:lineRule="auto"/>
       </w:pPr>
-      <w:hyperlink r:id="rId77" w:history="1">
+      <w:hyperlink r:id="rId81" w:history="1">
         <w:r>
           <w:rPr>
             <w:rStyle w:val="Hyperlink"/>
@@ -33868,6 +36809,95 @@
     </w:lvl>
   </w:abstractNum>
   <w:abstractNum w:abstractNumId="19" w15:restartNumberingAfterBreak="0">
+    <w:nsid w:val="32DE197B"/>
+    <w:multiLevelType w:val="hybridMultilevel"/>
+    <w:tmpl w:val="C660DCAA"/>
+    <w:lvl w:ilvl="0" w:tplc="81AAE1D2">
+      <w:start w:val="1"/>
+      <w:numFmt w:val="decimal"/>
+      <w:lvlText w:val="%1."/>
+      <w:lvlJc w:val="left"/>
+      <w:pPr>
+        <w:ind w:left="1080" w:hanging="360"/>
+      </w:pPr>
+      <w:rPr>
+        <w:rFonts w:hint="default"/>
+      </w:rPr>
+    </w:lvl>
+    <w:lvl w:ilvl="1" w:tplc="40090019" w:tentative="1">
+      <w:start w:val="1"/>
+      <w:numFmt w:val="lowerLetter"/>
+      <w:lvlText w:val="%2."/>
+      <w:lvlJc w:val="left"/>
+      <w:pPr>
+        <w:ind w:left="1800" w:hanging="360"/>
+      </w:pPr>
+    </w:lvl>
+    <w:lvl w:ilvl="2" w:tplc="4009001B" w:tentative="1">
+      <w:start w:val="1"/>
+      <w:numFmt w:val="lowerRoman"/>
+      <w:lvlText w:val="%3."/>
+      <w:lvlJc w:val="right"/>
+      <w:pPr>
+        <w:ind w:left="2520" w:hanging="180"/>
+      </w:pPr>
+    </w:lvl>
+    <w:lvl w:ilvl="3" w:tplc="4009000F" w:tentative="1">
+      <w:start w:val="1"/>
+      <w:numFmt w:val="decimal"/>
+      <w:lvlText w:val="%4."/>
+      <w:lvlJc w:val="left"/>
+      <w:pPr>
+        <w:ind w:left="3240" w:hanging="360"/>
+      </w:pPr>
+    </w:lvl>
+    <w:lvl w:ilvl="4" w:tplc="40090019" w:tentative="1">
+      <w:start w:val="1"/>
+      <w:numFmt w:val="lowerLetter"/>
+      <w:lvlText w:val="%5."/>
+      <w:lvlJc w:val="left"/>
+      <w:pPr>
+        <w:ind w:left="3960" w:hanging="360"/>
+      </w:pPr>
+    </w:lvl>
+    <w:lvl w:ilvl="5" w:tplc="4009001B" w:tentative="1">
+      <w:start w:val="1"/>
+      <w:numFmt w:val="lowerRoman"/>
+      <w:lvlText w:val="%6."/>
+      <w:lvlJc w:val="right"/>
+      <w:pPr>
+        <w:ind w:left="4680" w:hanging="180"/>
+      </w:pPr>
+    </w:lvl>
+    <w:lvl w:ilvl="6" w:tplc="4009000F" w:tentative="1">
+      <w:start w:val="1"/>
+      <w:numFmt w:val="decimal"/>
+      <w:lvlText w:val="%7."/>
+      <w:lvlJc w:val="left"/>
+      <w:pPr>
+        <w:ind w:left="5400" w:hanging="360"/>
+      </w:pPr>
+    </w:lvl>
+    <w:lvl w:ilvl="7" w:tplc="40090019" w:tentative="1">
+      <w:start w:val="1"/>
+      <w:numFmt w:val="lowerLetter"/>
+      <w:lvlText w:val="%8."/>
+      <w:lvlJc w:val="left"/>
+      <w:pPr>
+        <w:ind w:left="6120" w:hanging="360"/>
+      </w:pPr>
+    </w:lvl>
+    <w:lvl w:ilvl="8" w:tplc="4009001B" w:tentative="1">
+      <w:start w:val="1"/>
+      <w:numFmt w:val="lowerRoman"/>
+      <w:lvlText w:val="%9."/>
+      <w:lvlJc w:val="right"/>
+      <w:pPr>
+        <w:ind w:left="6840" w:hanging="180"/>
+      </w:pPr>
+    </w:lvl>
+  </w:abstractNum>
+  <w:abstractNum w:abstractNumId="20" w15:restartNumberingAfterBreak="0">
     <w:nsid w:val="36DD72CC"/>
     <w:multiLevelType w:val="multilevel"/>
     <w:tmpl w:val="8654B4FE"/>
@@ -34016,7 +37046,7 @@
       </w:rPr>
     </w:lvl>
   </w:abstractNum>
-  <w:abstractNum w:abstractNumId="20" w15:restartNumberingAfterBreak="0">
+  <w:abstractNum w:abstractNumId="21" w15:restartNumberingAfterBreak="0">
     <w:nsid w:val="37CB2A7E"/>
     <w:multiLevelType w:val="multilevel"/>
     <w:tmpl w:val="A0627BA0"/>
@@ -34165,7 +37195,7 @@
       </w:rPr>
     </w:lvl>
   </w:abstractNum>
-  <w:abstractNum w:abstractNumId="21" w15:restartNumberingAfterBreak="0">
+  <w:abstractNum w:abstractNumId="22" w15:restartNumberingAfterBreak="0">
     <w:nsid w:val="389F6BCB"/>
     <w:multiLevelType w:val="hybridMultilevel"/>
     <w:tmpl w:val="E19A9390"/>
@@ -34254,7 +37284,7 @@
       </w:pPr>
     </w:lvl>
   </w:abstractNum>
-  <w:abstractNum w:abstractNumId="22" w15:restartNumberingAfterBreak="0">
+  <w:abstractNum w:abstractNumId="23" w15:restartNumberingAfterBreak="0">
     <w:nsid w:val="4464700A"/>
     <w:multiLevelType w:val="multilevel"/>
     <w:tmpl w:val="E0604294"/>
@@ -34403,7 +37433,7 @@
       </w:rPr>
     </w:lvl>
   </w:abstractNum>
-  <w:abstractNum w:abstractNumId="23" w15:restartNumberingAfterBreak="0">
+  <w:abstractNum w:abstractNumId="24" w15:restartNumberingAfterBreak="0">
     <w:nsid w:val="45936BA0"/>
     <w:multiLevelType w:val="multilevel"/>
     <w:tmpl w:val="36DA951A"/>
@@ -34516,7 +37546,7 @@
       </w:pPr>
     </w:lvl>
   </w:abstractNum>
-  <w:abstractNum w:abstractNumId="24" w15:restartNumberingAfterBreak="0">
+  <w:abstractNum w:abstractNumId="25" w15:restartNumberingAfterBreak="0">
     <w:nsid w:val="465919AE"/>
     <w:multiLevelType w:val="hybridMultilevel"/>
     <w:tmpl w:val="99B68B7A"/>
@@ -34628,7 +37658,7 @@
       </w:rPr>
     </w:lvl>
   </w:abstractNum>
-  <w:abstractNum w:abstractNumId="25" w15:restartNumberingAfterBreak="0">
+  <w:abstractNum w:abstractNumId="26" w15:restartNumberingAfterBreak="0">
     <w:nsid w:val="47024A01"/>
     <w:multiLevelType w:val="hybridMultilevel"/>
     <w:tmpl w:val="9C04DD98"/>
@@ -34717,7 +37747,7 @@
       </w:pPr>
     </w:lvl>
   </w:abstractNum>
-  <w:abstractNum w:abstractNumId="26" w15:restartNumberingAfterBreak="0">
+  <w:abstractNum w:abstractNumId="27" w15:restartNumberingAfterBreak="0">
     <w:nsid w:val="4C43744E"/>
     <w:multiLevelType w:val="hybridMultilevel"/>
     <w:tmpl w:val="076AACDC"/>
@@ -34806,7 +37836,7 @@
       </w:pPr>
     </w:lvl>
   </w:abstractNum>
-  <w:abstractNum w:abstractNumId="27" w15:restartNumberingAfterBreak="0">
+  <w:abstractNum w:abstractNumId="28" w15:restartNumberingAfterBreak="0">
     <w:nsid w:val="516720E5"/>
     <w:multiLevelType w:val="multilevel"/>
     <w:tmpl w:val="726AE524"/>
@@ -34919,7 +37949,7 @@
       </w:pPr>
     </w:lvl>
   </w:abstractNum>
-  <w:abstractNum w:abstractNumId="28" w15:restartNumberingAfterBreak="0">
+  <w:abstractNum w:abstractNumId="29" w15:restartNumberingAfterBreak="0">
     <w:nsid w:val="52751371"/>
     <w:multiLevelType w:val="multilevel"/>
     <w:tmpl w:val="FA3EB3EE"/>
@@ -35068,7 +38098,7 @@
       </w:rPr>
     </w:lvl>
   </w:abstractNum>
-  <w:abstractNum w:abstractNumId="29" w15:restartNumberingAfterBreak="0">
+  <w:abstractNum w:abstractNumId="30" w15:restartNumberingAfterBreak="0">
     <w:nsid w:val="53D72E99"/>
     <w:multiLevelType w:val="hybridMultilevel"/>
     <w:tmpl w:val="32148342"/>
@@ -35157,7 +38187,7 @@
       </w:pPr>
     </w:lvl>
   </w:abstractNum>
-  <w:abstractNum w:abstractNumId="30" w15:restartNumberingAfterBreak="0">
+  <w:abstractNum w:abstractNumId="31" w15:restartNumberingAfterBreak="0">
     <w:nsid w:val="611770E2"/>
     <w:multiLevelType w:val="multilevel"/>
     <w:tmpl w:val="BAF49866"/>
@@ -35306,7 +38336,7 @@
       </w:rPr>
     </w:lvl>
   </w:abstractNum>
-  <w:abstractNum w:abstractNumId="31" w15:restartNumberingAfterBreak="0">
+  <w:abstractNum w:abstractNumId="32" w15:restartNumberingAfterBreak="0">
     <w:nsid w:val="677C45BE"/>
     <w:multiLevelType w:val="hybridMultilevel"/>
     <w:tmpl w:val="32148342"/>
@@ -35395,7 +38425,7 @@
       </w:pPr>
     </w:lvl>
   </w:abstractNum>
-  <w:abstractNum w:abstractNumId="32" w15:restartNumberingAfterBreak="0">
+  <w:abstractNum w:abstractNumId="33" w15:restartNumberingAfterBreak="0">
     <w:nsid w:val="6B003476"/>
     <w:multiLevelType w:val="hybridMultilevel"/>
     <w:tmpl w:val="B4D2838E"/>
@@ -35484,7 +38514,7 @@
       </w:pPr>
     </w:lvl>
   </w:abstractNum>
-  <w:abstractNum w:abstractNumId="33" w15:restartNumberingAfterBreak="0">
+  <w:abstractNum w:abstractNumId="34" w15:restartNumberingAfterBreak="0">
     <w:nsid w:val="74511B00"/>
     <w:multiLevelType w:val="hybridMultilevel"/>
     <w:tmpl w:val="6E6ED16A"/>
@@ -35573,7 +38603,7 @@
       </w:pPr>
     </w:lvl>
   </w:abstractNum>
-  <w:abstractNum w:abstractNumId="34" w15:restartNumberingAfterBreak="0">
+  <w:abstractNum w:abstractNumId="35" w15:restartNumberingAfterBreak="0">
     <w:nsid w:val="78437640"/>
     <w:multiLevelType w:val="hybridMultilevel"/>
     <w:tmpl w:val="FD24EEB8"/>
@@ -35662,7 +38692,7 @@
       </w:pPr>
     </w:lvl>
   </w:abstractNum>
-  <w:abstractNum w:abstractNumId="35" w15:restartNumberingAfterBreak="0">
+  <w:abstractNum w:abstractNumId="36" w15:restartNumberingAfterBreak="0">
     <w:nsid w:val="78937AB0"/>
     <w:multiLevelType w:val="hybridMultilevel"/>
     <w:tmpl w:val="32148342"/>
@@ -35751,7 +38781,7 @@
       </w:pPr>
     </w:lvl>
   </w:abstractNum>
-  <w:abstractNum w:abstractNumId="36" w15:restartNumberingAfterBreak="0">
+  <w:abstractNum w:abstractNumId="37" w15:restartNumberingAfterBreak="0">
     <w:nsid w:val="7A747BF3"/>
     <w:multiLevelType w:val="multilevel"/>
     <w:tmpl w:val="F3BE5850"/>
@@ -35913,40 +38943,40 @@
     <w:abstractNumId w:val="17"/>
   </w:num>
   <w:num w:numId="5" w16cid:durableId="1005519767">
-    <w:abstractNumId w:val="21"/>
+    <w:abstractNumId w:val="22"/>
   </w:num>
   <w:num w:numId="6" w16cid:durableId="1707559065">
-    <w:abstractNumId w:val="24"/>
+    <w:abstractNumId w:val="25"/>
   </w:num>
   <w:num w:numId="7" w16cid:durableId="465200995">
-    <w:abstractNumId w:val="26"/>
+    <w:abstractNumId w:val="27"/>
   </w:num>
   <w:num w:numId="8" w16cid:durableId="1044792600">
     <w:abstractNumId w:val="5"/>
   </w:num>
   <w:num w:numId="9" w16cid:durableId="1172723851">
-    <w:abstractNumId w:val="36"/>
+    <w:abstractNumId w:val="37"/>
   </w:num>
   <w:num w:numId="10" w16cid:durableId="1303340468">
-    <w:abstractNumId w:val="22"/>
+    <w:abstractNumId w:val="23"/>
   </w:num>
   <w:num w:numId="11" w16cid:durableId="622806105">
-    <w:abstractNumId w:val="28"/>
+    <w:abstractNumId w:val="29"/>
   </w:num>
   <w:num w:numId="12" w16cid:durableId="2015567649">
     <w:abstractNumId w:val="16"/>
   </w:num>
   <w:num w:numId="13" w16cid:durableId="782726403">
-    <w:abstractNumId w:val="32"/>
+    <w:abstractNumId w:val="33"/>
   </w:num>
   <w:num w:numId="14" w16cid:durableId="2048681171">
-    <w:abstractNumId w:val="19"/>
+    <w:abstractNumId w:val="20"/>
   </w:num>
   <w:num w:numId="15" w16cid:durableId="1515414620">
-    <w:abstractNumId w:val="34"/>
+    <w:abstractNumId w:val="35"/>
   </w:num>
   <w:num w:numId="16" w16cid:durableId="1277758882">
-    <w:abstractNumId w:val="23"/>
+    <w:abstractNumId w:val="24"/>
   </w:num>
   <w:num w:numId="17" w16cid:durableId="1633245295">
     <w:abstractNumId w:val="6"/>
@@ -35955,7 +38985,7 @@
     <w:abstractNumId w:val="9"/>
   </w:num>
   <w:num w:numId="19" w16cid:durableId="1925066706">
-    <w:abstractNumId w:val="25"/>
+    <w:abstractNumId w:val="26"/>
   </w:num>
   <w:num w:numId="20" w16cid:durableId="1120952908">
     <w:abstractNumId w:val="2"/>
@@ -35967,7 +38997,7 @@
     <w:abstractNumId w:val="4"/>
   </w:num>
   <w:num w:numId="23" w16cid:durableId="507596859">
-    <w:abstractNumId w:val="27"/>
+    <w:abstractNumId w:val="28"/>
   </w:num>
   <w:num w:numId="24" w16cid:durableId="2018967675">
     <w:abstractNumId w:val="13"/>
@@ -35979,19 +39009,19 @@
     <w:abstractNumId w:val="18"/>
   </w:num>
   <w:num w:numId="27" w16cid:durableId="2000035479">
-    <w:abstractNumId w:val="33"/>
+    <w:abstractNumId w:val="34"/>
   </w:num>
   <w:num w:numId="28" w16cid:durableId="925266108">
     <w:abstractNumId w:val="3"/>
   </w:num>
   <w:num w:numId="29" w16cid:durableId="1757481971">
-    <w:abstractNumId w:val="35"/>
+    <w:abstractNumId w:val="36"/>
   </w:num>
   <w:num w:numId="30" w16cid:durableId="1469014863">
-    <w:abstractNumId w:val="31"/>
+    <w:abstractNumId w:val="32"/>
   </w:num>
   <w:num w:numId="31" w16cid:durableId="1583904340">
-    <w:abstractNumId w:val="29"/>
+    <w:abstractNumId w:val="30"/>
   </w:num>
   <w:num w:numId="32" w16cid:durableId="1710953215">
     <w:abstractNumId w:val="15"/>
@@ -36000,16 +39030,19 @@
     <w:abstractNumId w:val="1"/>
   </w:num>
   <w:num w:numId="34" w16cid:durableId="648482783">
-    <w:abstractNumId w:val="20"/>
+    <w:abstractNumId w:val="21"/>
   </w:num>
   <w:num w:numId="35" w16cid:durableId="176578254">
-    <w:abstractNumId w:val="30"/>
+    <w:abstractNumId w:val="31"/>
   </w:num>
   <w:num w:numId="36" w16cid:durableId="567886450">
     <w:abstractNumId w:val="10"/>
   </w:num>
   <w:num w:numId="37" w16cid:durableId="63844203">
     <w:abstractNumId w:val="8"/>
+  </w:num>
+  <w:num w:numId="38" w16cid:durableId="1574317997">
+    <w:abstractNumId w:val="19"/>
   </w:num>
 </w:numbering>
 </file>

--- a/java/core java 10PM.docx
+++ b/java/core java 10PM.docx
@@ -95,17 +95,30 @@
       <w:pPr>
         <w:spacing w:after="0" w:line="240" w:lineRule="auto"/>
       </w:pPr>
-      <w:r>
-        <w:t>Class : Blue print for creating the objects.</w:t>
+      <w:proofErr w:type="gramStart"/>
+      <w:r>
+        <w:t>Class :</w:t>
+      </w:r>
+      <w:proofErr w:type="gramEnd"/>
+      <w:r>
+        <w:t xml:space="preserve"> Blue print for creating the objects.</w:t>
       </w:r>
       <w:r>
         <w:t xml:space="preserve"> </w:t>
       </w:r>
       <w:r>
-        <w:t>It is l</w:t>
-      </w:r>
-      <w:r>
-        <w:t>ogically exists.</w:t>
+        <w:t xml:space="preserve">It </w:t>
+      </w:r>
+      <w:proofErr w:type="gramStart"/>
+      <w:r>
+        <w:t>is l</w:t>
+      </w:r>
+      <w:r>
+        <w:t>ogically exists</w:t>
+      </w:r>
+      <w:proofErr w:type="gramEnd"/>
+      <w:r>
+        <w:t>.</w:t>
       </w:r>
       <w:r>
         <w:t xml:space="preserve"> </w:t>
@@ -125,10 +138,18 @@
         <w:t xml:space="preserve"> </w:t>
       </w:r>
       <w:r>
-        <w:t>It is p</w:t>
-      </w:r>
-      <w:r>
-        <w:t>hysically exists.</w:t>
+        <w:t xml:space="preserve">It </w:t>
+      </w:r>
+      <w:proofErr w:type="gramStart"/>
+      <w:r>
+        <w:t>is p</w:t>
+      </w:r>
+      <w:r>
+        <w:t>hysically exists</w:t>
+      </w:r>
+      <w:proofErr w:type="gramEnd"/>
+      <w:r>
+        <w:t>.</w:t>
       </w:r>
       <w:r>
         <w:t xml:space="preserve"> </w:t>
@@ -260,7 +281,15 @@
         <w:t xml:space="preserve"> </w:t>
       </w:r>
       <w:r>
-        <w:t xml:space="preserve"> 4 legs,  1 tail, 2 eyes, white teeth.</w:t>
+        <w:t xml:space="preserve"> 4 </w:t>
+      </w:r>
+      <w:proofErr w:type="gramStart"/>
+      <w:r>
+        <w:t>legs,  1</w:t>
+      </w:r>
+      <w:proofErr w:type="gramEnd"/>
+      <w:r>
+        <w:t xml:space="preserve"> tail, 2 eyes, white teeth.</w:t>
       </w:r>
     </w:p>
     <w:p>
@@ -272,23 +301,56 @@
       </w:r>
       <w:r>
         <w:tab/>
-        <w:t xml:space="preserve">Running(), </w:t>
+      </w:r>
+      <w:proofErr w:type="gramStart"/>
+      <w:r>
+        <w:t>Running(</w:t>
+      </w:r>
+      <w:proofErr w:type="gramEnd"/>
+      <w:r>
+        <w:t xml:space="preserve">), </w:t>
       </w:r>
       <w:proofErr w:type="spellStart"/>
+      <w:proofErr w:type="gramStart"/>
       <w:r>
         <w:t>walkng</w:t>
       </w:r>
       <w:proofErr w:type="spellEnd"/>
       <w:r>
-        <w:t xml:space="preserve">(), eating(), </w:t>
+        <w:t>(</w:t>
+      </w:r>
+      <w:proofErr w:type="gramEnd"/>
+      <w:r>
+        <w:t xml:space="preserve">), </w:t>
+      </w:r>
+      <w:proofErr w:type="gramStart"/>
+      <w:r>
+        <w:t>eating(</w:t>
+      </w:r>
+      <w:proofErr w:type="gramEnd"/>
+      <w:r>
+        <w:t xml:space="preserve">), </w:t>
       </w:r>
       <w:proofErr w:type="spellStart"/>
+      <w:proofErr w:type="gramStart"/>
       <w:r>
         <w:t>makeSounds</w:t>
       </w:r>
       <w:proofErr w:type="spellEnd"/>
       <w:r>
-        <w:t>(), sleeping()….</w:t>
+        <w:t>(</w:t>
+      </w:r>
+      <w:proofErr w:type="gramEnd"/>
+      <w:r>
+        <w:t xml:space="preserve">), </w:t>
+      </w:r>
+      <w:proofErr w:type="gramStart"/>
+      <w:r>
+        <w:t>sleeping(</w:t>
+      </w:r>
+      <w:proofErr w:type="gramEnd"/>
+      <w:r>
+        <w:t>)….</w:t>
       </w:r>
     </w:p>
     <w:p>
@@ -336,9 +398,14 @@
         <w:t>Dog</w:t>
       </w:r>
       <w:r>
-        <w:t>, cat, Tiger, lion..</w:t>
+        <w:t xml:space="preserve">, cat, Tiger, </w:t>
+      </w:r>
+      <w:proofErr w:type="gramStart"/>
+      <w:r>
+        <w:t>lion..</w:t>
       </w:r>
       <w:proofErr w:type="spellStart"/>
+      <w:proofErr w:type="gramEnd"/>
       <w:r>
         <w:t>etc</w:t>
       </w:r>
@@ -366,24 +433,55 @@
         <w:spacing w:after="0" w:line="240" w:lineRule="auto"/>
         <w:ind w:firstLine="720"/>
       </w:pPr>
-      <w:r>
-        <w:t xml:space="preserve">Running(), </w:t>
+      <w:proofErr w:type="gramStart"/>
+      <w:r>
+        <w:t>Running(</w:t>
+      </w:r>
+      <w:proofErr w:type="gramEnd"/>
+      <w:r>
+        <w:t xml:space="preserve">), </w:t>
       </w:r>
       <w:proofErr w:type="spellStart"/>
+      <w:proofErr w:type="gramStart"/>
       <w:r>
         <w:t>walkng</w:t>
       </w:r>
       <w:proofErr w:type="spellEnd"/>
       <w:r>
-        <w:t xml:space="preserve">(), eating(), </w:t>
+        <w:t>(</w:t>
+      </w:r>
+      <w:proofErr w:type="gramEnd"/>
+      <w:r>
+        <w:t xml:space="preserve">), </w:t>
+      </w:r>
+      <w:proofErr w:type="gramStart"/>
+      <w:r>
+        <w:t>eating(</w:t>
+      </w:r>
+      <w:proofErr w:type="gramEnd"/>
+      <w:r>
+        <w:t xml:space="preserve">), </w:t>
       </w:r>
       <w:proofErr w:type="spellStart"/>
+      <w:proofErr w:type="gramStart"/>
       <w:r>
         <w:t>makeSounds</w:t>
       </w:r>
       <w:proofErr w:type="spellEnd"/>
       <w:r>
-        <w:t>(), sleeping()….</w:t>
+        <w:t>(</w:t>
+      </w:r>
+      <w:proofErr w:type="gramEnd"/>
+      <w:r>
+        <w:t xml:space="preserve">), </w:t>
+      </w:r>
+      <w:proofErr w:type="gramStart"/>
+      <w:r>
+        <w:t>sleeping(</w:t>
+      </w:r>
+      <w:proofErr w:type="gramEnd"/>
+      <w:r>
+        <w:t>)….</w:t>
       </w:r>
     </w:p>
     <w:p>
@@ -471,7 +569,15 @@
         <w:sym w:font="Wingdings" w:char="F0E0"/>
       </w:r>
       <w:r>
-        <w:t xml:space="preserve"> means : </w:t>
+        <w:t xml:space="preserve"> </w:t>
+      </w:r>
+      <w:proofErr w:type="gramStart"/>
+      <w:r>
+        <w:t>means :</w:t>
+      </w:r>
+      <w:proofErr w:type="gramEnd"/>
+      <w:r>
+        <w:t xml:space="preserve"> </w:t>
       </w:r>
       <w:r>
         <w:rPr>
@@ -667,10 +773,12 @@
         <w:t xml:space="preserve">width, size, weight, price, </w:t>
       </w:r>
       <w:proofErr w:type="spellStart"/>
+      <w:proofErr w:type="gramStart"/>
       <w:r>
         <w:t>no:of</w:t>
       </w:r>
       <w:proofErr w:type="spellEnd"/>
+      <w:proofErr w:type="gramEnd"/>
       <w:r>
         <w:t xml:space="preserve"> pages, author name.</w:t>
       </w:r>
@@ -815,8 +923,37 @@
         <w:tab/>
         <w:t xml:space="preserve">Book actions: </w:t>
       </w:r>
-      <w:r>
-        <w:t xml:space="preserve">reading(), writing(), playing(), beating(), </w:t>
+      <w:proofErr w:type="gramStart"/>
+      <w:r>
+        <w:t>reading(</w:t>
+      </w:r>
+      <w:proofErr w:type="gramEnd"/>
+      <w:r>
+        <w:t xml:space="preserve">), </w:t>
+      </w:r>
+      <w:proofErr w:type="gramStart"/>
+      <w:r>
+        <w:t>writing(</w:t>
+      </w:r>
+      <w:proofErr w:type="gramEnd"/>
+      <w:r>
+        <w:t xml:space="preserve">), </w:t>
+      </w:r>
+      <w:proofErr w:type="gramStart"/>
+      <w:r>
+        <w:t>playing(</w:t>
+      </w:r>
+      <w:proofErr w:type="gramEnd"/>
+      <w:r>
+        <w:t xml:space="preserve">), </w:t>
+      </w:r>
+      <w:proofErr w:type="gramStart"/>
+      <w:r>
+        <w:t>beating(</w:t>
+      </w:r>
+      <w:proofErr w:type="gramEnd"/>
+      <w:r>
+        <w:t xml:space="preserve">), </w:t>
       </w:r>
     </w:p>
     <w:p>
@@ -833,27 +970,47 @@
       <w:r>
         <w:t xml:space="preserve">ctions: </w:t>
       </w:r>
-      <w:r>
-        <w:t xml:space="preserve">riding(), </w:t>
+      <w:proofErr w:type="gramStart"/>
+      <w:r>
+        <w:t>riding(</w:t>
+      </w:r>
+      <w:proofErr w:type="gramEnd"/>
+      <w:r>
+        <w:t xml:space="preserve">), </w:t>
       </w:r>
       <w:proofErr w:type="spellStart"/>
+      <w:proofErr w:type="gramStart"/>
       <w:r>
         <w:t>engineBeating</w:t>
       </w:r>
       <w:proofErr w:type="spellEnd"/>
       <w:r>
-        <w:t xml:space="preserve">(), </w:t>
+        <w:t>(</w:t>
+      </w:r>
+      <w:proofErr w:type="gramEnd"/>
+      <w:r>
+        <w:t xml:space="preserve">), </w:t>
       </w:r>
       <w:proofErr w:type="spellStart"/>
+      <w:proofErr w:type="gramStart"/>
       <w:r>
         <w:t>spped</w:t>
       </w:r>
       <w:proofErr w:type="spellEnd"/>
       <w:r>
-        <w:t xml:space="preserve">(), </w:t>
-      </w:r>
-      <w:r>
-        <w:t xml:space="preserve">stunts(), </w:t>
+        <w:t>(</w:t>
+      </w:r>
+      <w:proofErr w:type="gramEnd"/>
+      <w:r>
+        <w:t xml:space="preserve">), </w:t>
+      </w:r>
+      <w:proofErr w:type="gramStart"/>
+      <w:r>
+        <w:t>stunts(</w:t>
+      </w:r>
+      <w:proofErr w:type="gramEnd"/>
+      <w:r>
+        <w:t xml:space="preserve">), </w:t>
       </w:r>
       <w:proofErr w:type="spellStart"/>
       <w:r>
@@ -934,7 +1091,15 @@
         <w:spacing w:after="0" w:line="240" w:lineRule="auto"/>
       </w:pPr>
       <w:r>
-        <w:t>But an object have physical state, behavior and identity.</w:t>
+        <w:t xml:space="preserve">But an object </w:t>
+      </w:r>
+      <w:proofErr w:type="gramStart"/>
+      <w:r>
+        <w:t>have</w:t>
+      </w:r>
+      <w:proofErr w:type="gramEnd"/>
+      <w:r>
+        <w:t xml:space="preserve"> physical state, behavior and identity.</w:t>
       </w:r>
     </w:p>
     <w:p>
@@ -1794,7 +1959,23 @@
       </w:pPr>
       <w:r>
         <w:tab/>
-        <w:t>Whenever any developer develops the project. That project will be released in different formats..exe, .bat, ;.pdf, .text, .</w:t>
+        <w:t xml:space="preserve">Whenever any developer develops the project. That project will be released in different </w:t>
+      </w:r>
+      <w:proofErr w:type="gramStart"/>
+      <w:r>
+        <w:t>formats..</w:t>
+      </w:r>
+      <w:proofErr w:type="gramEnd"/>
+      <w:r>
+        <w:t>exe, .bat</w:t>
+      </w:r>
+      <w:proofErr w:type="gramStart"/>
+      <w:r>
+        <w:t>, ;</w:t>
+      </w:r>
+      <w:proofErr w:type="gramEnd"/>
+      <w:r>
+        <w:t>.pdf, .text, .</w:t>
       </w:r>
       <w:proofErr w:type="spellStart"/>
       <w:r>
@@ -1822,6 +2003,7 @@
         </w:numPr>
         <w:spacing w:after="0" w:line="240" w:lineRule="auto"/>
       </w:pPr>
+      <w:proofErr w:type="gramStart"/>
       <w:r>
         <w:t>.</w:t>
       </w:r>
@@ -1832,6 +2014,7 @@
         </w:rPr>
         <w:t>Jar</w:t>
       </w:r>
+      <w:proofErr w:type="gramEnd"/>
       <w:r>
         <w:t xml:space="preserve"> (Java Archives).</w:t>
       </w:r>
@@ -1876,8 +2059,13 @@
         </w:numPr>
         <w:spacing w:after="0" w:line="240" w:lineRule="auto"/>
       </w:pPr>
-      <w:r>
-        <w:t>.ear (Enterprise Archive)</w:t>
+      <w:proofErr w:type="gramStart"/>
+      <w:r>
+        <w:t>.ear</w:t>
+      </w:r>
+      <w:proofErr w:type="gramEnd"/>
+      <w:r>
+        <w:t xml:space="preserve"> (Enterprise Archive)</w:t>
       </w:r>
       <w:r>
         <w:t xml:space="preserve"> </w:t>
@@ -2017,7 +2205,15 @@
         <w:sym w:font="Wingdings" w:char="F0E0"/>
       </w:r>
       <w:r>
-        <w:t xml:space="preserve"> Maven build </w:t>
+        <w:t xml:space="preserve"> Maven </w:t>
+      </w:r>
+      <w:proofErr w:type="gramStart"/>
+      <w:r>
+        <w:t>build</w:t>
+      </w:r>
+      <w:proofErr w:type="gramEnd"/>
+      <w:r>
+        <w:t xml:space="preserve"> </w:t>
       </w:r>
       <w:r>
         <w:sym w:font="Wingdings" w:char="F0E0"/>
@@ -2145,8 +2341,13 @@
       <w:pPr>
         <w:spacing w:after="0" w:line="240" w:lineRule="auto"/>
       </w:pPr>
-      <w:r>
-        <w:t xml:space="preserve">Generally jar file will be created in our </w:t>
+      <w:proofErr w:type="gramStart"/>
+      <w:r>
+        <w:t>Generally</w:t>
+      </w:r>
+      <w:proofErr w:type="gramEnd"/>
+      <w:r>
+        <w:t xml:space="preserve"> jar file will be created in our </w:t>
       </w:r>
       <w:r>
         <w:t>“</w:t>
@@ -2744,7 +2945,15 @@
         <w:t>e</w:t>
       </w:r>
       <w:r>
-        <w:t xml:space="preserve"> are working with Spring boot means we are working with their .jar files.</w:t>
+        <w:t xml:space="preserve"> are working with Spring boot means we are working with </w:t>
+      </w:r>
+      <w:proofErr w:type="gramStart"/>
+      <w:r>
+        <w:t>their</w:t>
+      </w:r>
+      <w:proofErr w:type="gramEnd"/>
+      <w:r>
+        <w:t xml:space="preserve"> .jar files.</w:t>
       </w:r>
     </w:p>
     <w:p>
@@ -2758,7 +2967,15 @@
         <w:t>e</w:t>
       </w:r>
       <w:r>
-        <w:t xml:space="preserve"> are working with servlets means we are working with their .jar files.</w:t>
+        <w:t xml:space="preserve"> are working with servlets means we are working with </w:t>
+      </w:r>
+      <w:proofErr w:type="gramStart"/>
+      <w:r>
+        <w:t>their</w:t>
+      </w:r>
+      <w:proofErr w:type="gramEnd"/>
+      <w:r>
+        <w:t xml:space="preserve"> .jar files.</w:t>
       </w:r>
     </w:p>
     <w:p>
@@ -2772,7 +2989,15 @@
         <w:t>e</w:t>
       </w:r>
       <w:r>
-        <w:t xml:space="preserve"> are working with Hibernate means we are working with their .jar files.</w:t>
+        <w:t xml:space="preserve"> are working with Hibernate means we are working with </w:t>
+      </w:r>
+      <w:proofErr w:type="gramStart"/>
+      <w:r>
+        <w:t>their</w:t>
+      </w:r>
+      <w:proofErr w:type="gramEnd"/>
+      <w:r>
+        <w:t xml:space="preserve"> .jar files.</w:t>
       </w:r>
     </w:p>
     <w:p>
@@ -2906,6 +3131,7 @@
         <w:t xml:space="preserve"> </w:t>
       </w:r>
       <w:proofErr w:type="spellStart"/>
+      <w:proofErr w:type="gramStart"/>
       <w:r>
         <w:rPr>
           <w:b/>
@@ -2915,6 +3141,7 @@
         <w:t>build.gradle</w:t>
       </w:r>
       <w:proofErr w:type="spellEnd"/>
+      <w:proofErr w:type="gramEnd"/>
       <w:r>
         <w:rPr>
           <w:b/>
@@ -3352,10 +3579,12 @@
         <w:t xml:space="preserve"> </w:t>
       </w:r>
       <w:proofErr w:type="spellStart"/>
+      <w:proofErr w:type="gramStart"/>
       <w:r>
         <w:t>build.gradle</w:t>
       </w:r>
       <w:proofErr w:type="spellEnd"/>
+      <w:proofErr w:type="gramEnd"/>
       <w:r>
         <w:t xml:space="preserve"> file. Then it will download all required jar files into your project.</w:t>
       </w:r>
@@ -3437,7 +3666,23 @@
           <w:bCs/>
         </w:rPr>
         <w:lastRenderedPageBreak/>
-        <w:t xml:space="preserve">How many “public” classes a .java file contains? </w:t>
+        <w:t>How many “</w:t>
+      </w:r>
+      <w:proofErr w:type="gramStart"/>
+      <w:r>
+        <w:rPr>
+          <w:b/>
+          <w:bCs/>
+        </w:rPr>
+        <w:t>public</w:t>
+      </w:r>
+      <w:proofErr w:type="gramEnd"/>
+      <w:r>
+        <w:rPr>
+          <w:b/>
+          <w:bCs/>
+        </w:rPr>
+        <w:t xml:space="preserve">” classes a .java file contains? </w:t>
       </w:r>
     </w:p>
     <w:p>
@@ -3515,26 +3760,49 @@
       </w:pPr>
       <w:r>
         <w:tab/>
-        <w:t>-“void” means NO Return type.</w:t>
-      </w:r>
-    </w:p>
-    <w:p>
-      <w:pPr>
-        <w:spacing w:after="0" w:line="240" w:lineRule="auto"/>
-      </w:pPr>
-    </w:p>
-    <w:p>
-      <w:pPr>
-        <w:spacing w:after="0" w:line="240" w:lineRule="auto"/>
-      </w:pPr>
-      <w:r>
-        <w:t xml:space="preserve">Create another class, create main() method in </w:t>
+      </w:r>
+      <w:proofErr w:type="gramStart"/>
+      <w:r>
+        <w:t>-“</w:t>
+      </w:r>
+      <w:proofErr w:type="gramEnd"/>
+      <w:r>
+        <w:t>void” means NO Return type.</w:t>
+      </w:r>
+    </w:p>
+    <w:p>
+      <w:pPr>
+        <w:spacing w:after="0" w:line="240" w:lineRule="auto"/>
+      </w:pPr>
+    </w:p>
+    <w:p>
+      <w:pPr>
+        <w:spacing w:after="0" w:line="240" w:lineRule="auto"/>
+      </w:pPr>
+      <w:r>
+        <w:t xml:space="preserve">Create another class, create </w:t>
+      </w:r>
+      <w:proofErr w:type="gramStart"/>
+      <w:r>
+        <w:t>main(</w:t>
+      </w:r>
+      <w:proofErr w:type="gramEnd"/>
+      <w:r>
+        <w:t xml:space="preserve">) method in </w:t>
       </w:r>
       <w:r>
         <w:t>that class</w:t>
       </w:r>
       <w:r>
-        <w:t xml:space="preserve"> and create object to above class in main() method and call methods.</w:t>
+        <w:t xml:space="preserve"> and create object to above class in </w:t>
+      </w:r>
+      <w:proofErr w:type="gramStart"/>
+      <w:r>
+        <w:t>main(</w:t>
+      </w:r>
+      <w:proofErr w:type="gramEnd"/>
+      <w:r>
+        <w:t>) method and call methods.</w:t>
       </w:r>
       <w:r>
         <w:t xml:space="preserve"> Now run this 2</w:t>
@@ -3977,7 +4245,25 @@
           <w:bCs/>
           <w:lang w:val="en-IN"/>
         </w:rPr>
-        <w:t xml:space="preserve"> using String class format() method.</w:t>
+        <w:t xml:space="preserve"> using String class </w:t>
+      </w:r>
+      <w:proofErr w:type="gramStart"/>
+      <w:r>
+        <w:rPr>
+          <w:b/>
+          <w:bCs/>
+          <w:lang w:val="en-IN"/>
+        </w:rPr>
+        <w:t>format(</w:t>
+      </w:r>
+      <w:proofErr w:type="gramEnd"/>
+      <w:r>
+        <w:rPr>
+          <w:b/>
+          <w:bCs/>
+          <w:lang w:val="en-IN"/>
+        </w:rPr>
+        <w:t>) method.</w:t>
       </w:r>
     </w:p>
     <w:p>
@@ -4475,7 +4761,15 @@
         <w:t>comparison</w:t>
       </w:r>
       <w:r>
-        <w:t xml:space="preserve"> we always use .equals() method.</w:t>
+        <w:t xml:space="preserve"> we always </w:t>
+      </w:r>
+      <w:proofErr w:type="gramStart"/>
+      <w:r>
+        <w:t>use .equals</w:t>
+      </w:r>
+      <w:proofErr w:type="gramEnd"/>
+      <w:r>
+        <w:t>() method.</w:t>
       </w:r>
     </w:p>
     <w:p>
@@ -4780,7 +5074,21 @@
         <w:rPr>
           <w:lang w:val="en-IN"/>
         </w:rPr>
-        <w:t xml:space="preserve"> type.. </w:t>
+        <w:t xml:space="preserve"> </w:t>
+      </w:r>
+      <w:proofErr w:type="gramStart"/>
+      <w:r>
+        <w:rPr>
+          <w:lang w:val="en-IN"/>
+        </w:rPr>
+        <w:t>type..</w:t>
+      </w:r>
+      <w:proofErr w:type="gramEnd"/>
+      <w:r>
+        <w:rPr>
+          <w:lang w:val="en-IN"/>
+        </w:rPr>
+        <w:t xml:space="preserve"> </w:t>
       </w:r>
       <w:r>
         <w:rPr>
@@ -5011,8 +5319,16 @@
                 <w:lang w:val="en-IN"/>
               </w:rPr>
               <w:br/>
-              <w:t xml:space="preserve">    public static void m1(){</w:t>
-            </w:r>
+              <w:t xml:space="preserve">    public static void m1</w:t>
+            </w:r>
+            <w:proofErr w:type="gramStart"/>
+            <w:r>
+              <w:rPr>
+                <w:lang w:val="en-IN"/>
+              </w:rPr>
+              <w:t>(){</w:t>
+            </w:r>
+            <w:proofErr w:type="gramEnd"/>
             <w:r>
               <w:rPr>
                 <w:lang w:val="en-IN"/>
@@ -5046,15 +5362,37 @@
               <w:rPr>
                 <w:lang w:val="en-IN"/>
               </w:rPr>
-              <w:t>("This is a method..!");</w:t>
-            </w:r>
-            <w:r>
-              <w:rPr>
-                <w:lang w:val="en-IN"/>
-              </w:rPr>
-              <w:br/>
-              <w:t xml:space="preserve">    }</w:t>
-            </w:r>
+              <w:t xml:space="preserve">("This is a </w:t>
+            </w:r>
+            <w:proofErr w:type="gramStart"/>
+            <w:r>
+              <w:rPr>
+                <w:lang w:val="en-IN"/>
+              </w:rPr>
+              <w:t>method..!</w:t>
+            </w:r>
+            <w:proofErr w:type="gramEnd"/>
+            <w:r>
+              <w:rPr>
+                <w:lang w:val="en-IN"/>
+              </w:rPr>
+              <w:t>");</w:t>
+            </w:r>
+            <w:r>
+              <w:rPr>
+                <w:lang w:val="en-IN"/>
+              </w:rPr>
+              <w:br/>
+              <w:t xml:space="preserve">  </w:t>
+            </w:r>
+            <w:proofErr w:type="gramStart"/>
+            <w:r>
+              <w:rPr>
+                <w:lang w:val="en-IN"/>
+              </w:rPr>
+              <w:t xml:space="preserve">  }</w:t>
+            </w:r>
+            <w:proofErr w:type="gramEnd"/>
             <w:r>
               <w:rPr>
                 <w:lang w:val="en-IN"/>
@@ -5092,7 +5430,21 @@
                 <w:lang w:val="en-IN"/>
               </w:rPr>
               <w:br/>
-              <w:t xml:space="preserve">    public static void main(String[] </w:t>
+              <w:t xml:space="preserve">    public static void </w:t>
+            </w:r>
+            <w:proofErr w:type="gramStart"/>
+            <w:r>
+              <w:rPr>
+                <w:lang w:val="en-IN"/>
+              </w:rPr>
+              <w:t>main(String[</w:t>
+            </w:r>
+            <w:proofErr w:type="gramEnd"/>
+            <w:r>
+              <w:rPr>
+                <w:lang w:val="en-IN"/>
+              </w:rPr>
+              <w:t xml:space="preserve">] </w:t>
             </w:r>
             <w:proofErr w:type="spellStart"/>
             <w:r>
@@ -5227,6 +5579,7 @@
               <w:t xml:space="preserve"> = new </w:t>
             </w:r>
             <w:proofErr w:type="spellStart"/>
+            <w:proofErr w:type="gramStart"/>
             <w:r>
               <w:rPr>
                 <w:lang w:val="en-IN"/>
@@ -5238,7 +5591,14 @@
               <w:rPr>
                 <w:lang w:val="en-IN"/>
               </w:rPr>
-              <w:t>();</w:t>
+              <w:t>(</w:t>
+            </w:r>
+            <w:proofErr w:type="gramEnd"/>
+            <w:r>
+              <w:rPr>
+                <w:lang w:val="en-IN"/>
+              </w:rPr>
+              <w:t>);</w:t>
             </w:r>
             <w:r>
               <w:rPr>
@@ -5468,8 +5828,9 @@
           <w:color w:val="FF0000"/>
           <w:highlight w:val="yellow"/>
         </w:rPr>
-        <w:t xml:space="preserve"> of </w:t>
-      </w:r>
+        <w:t xml:space="preserve"> </w:t>
+      </w:r>
+      <w:proofErr w:type="gramStart"/>
       <w:r>
         <w:rPr>
           <w:b/>
@@ -5477,6 +5838,15 @@
           <w:color w:val="FF0000"/>
           <w:highlight w:val="yellow"/>
         </w:rPr>
+        <w:t xml:space="preserve">of </w:t>
+      </w:r>
+      <w:r>
+        <w:rPr>
+          <w:b/>
+          <w:bCs/>
+          <w:color w:val="FF0000"/>
+          <w:highlight w:val="yellow"/>
+        </w:rPr>
         <w:t xml:space="preserve"> </w:t>
       </w:r>
       <w:r>
@@ -5488,6 +5858,7 @@
         </w:rPr>
         <w:t>class</w:t>
       </w:r>
+      <w:proofErr w:type="gramEnd"/>
       <w:r>
         <w:rPr>
           <w:b/>
@@ -5858,8 +6229,13 @@
         <w:t xml:space="preserve">defined </w:t>
       </w:r>
       <w:r>
-        <w:t>(classes/interfaces/abstract classes) + arrays….etc.</w:t>
-      </w:r>
+        <w:t>(classes/interfaces/abstract classes) + arrays</w:t>
+      </w:r>
+      <w:proofErr w:type="gramStart"/>
+      <w:r>
+        <w:t>….etc.</w:t>
+      </w:r>
+      <w:proofErr w:type="gramEnd"/>
     </w:p>
     <w:p>
       <w:pPr>
@@ -6237,6 +6613,7 @@
               <w:t xml:space="preserve">    public String </w:t>
             </w:r>
             <w:proofErr w:type="spellStart"/>
+            <w:proofErr w:type="gramStart"/>
             <w:r>
               <w:rPr>
                 <w:sz w:val="16"/>
@@ -6252,7 +6629,16 @@
                 <w:szCs w:val="16"/>
                 <w:lang w:val="en-IN"/>
               </w:rPr>
-              <w:t>() {</w:t>
+              <w:t>(</w:t>
+            </w:r>
+            <w:proofErr w:type="gramEnd"/>
+            <w:r>
+              <w:rPr>
+                <w:sz w:val="16"/>
+                <w:szCs w:val="16"/>
+                <w:lang w:val="en-IN"/>
+              </w:rPr>
+              <w:t>) {</w:t>
             </w:r>
             <w:r>
               <w:rPr>
@@ -6288,8 +6674,18 @@
                 <w:lang w:val="en-IN"/>
               </w:rPr>
               <w:br/>
-              <w:t xml:space="preserve">    }</w:t>
-            </w:r>
+              <w:t xml:space="preserve">  </w:t>
+            </w:r>
+            <w:proofErr w:type="gramStart"/>
+            <w:r>
+              <w:rPr>
+                <w:sz w:val="16"/>
+                <w:szCs w:val="16"/>
+                <w:lang w:val="en-IN"/>
+              </w:rPr>
+              <w:t xml:space="preserve">  }</w:t>
+            </w:r>
+            <w:proofErr w:type="gramEnd"/>
             <w:r>
               <w:rPr>
                 <w:sz w:val="16"/>
@@ -6300,6 +6696,7 @@
               <w:t xml:space="preserve">    int </w:t>
             </w:r>
             <w:proofErr w:type="spellStart"/>
+            <w:proofErr w:type="gramStart"/>
             <w:r>
               <w:rPr>
                 <w:sz w:val="16"/>
@@ -6315,7 +6712,16 @@
                 <w:szCs w:val="16"/>
                 <w:lang w:val="en-IN"/>
               </w:rPr>
-              <w:t>(int salary) {</w:t>
+              <w:t>(</w:t>
+            </w:r>
+            <w:proofErr w:type="gramEnd"/>
+            <w:r>
+              <w:rPr>
+                <w:sz w:val="16"/>
+                <w:szCs w:val="16"/>
+                <w:lang w:val="en-IN"/>
+              </w:rPr>
+              <w:t>int salary) {</w:t>
             </w:r>
             <w:r>
               <w:rPr>
@@ -6407,16 +6813,44 @@
                 <w:lang w:val="en-IN"/>
               </w:rPr>
               <w:br/>
-              <w:t xml:space="preserve">    }</w:t>
-            </w:r>
-            <w:r>
-              <w:rPr>
-                <w:sz w:val="16"/>
-                <w:szCs w:val="16"/>
-                <w:lang w:val="en-IN"/>
-              </w:rPr>
-              <w:br/>
-              <w:t xml:space="preserve">    int add(int a, int b) {</w:t>
+              <w:t xml:space="preserve">  </w:t>
+            </w:r>
+            <w:proofErr w:type="gramStart"/>
+            <w:r>
+              <w:rPr>
+                <w:sz w:val="16"/>
+                <w:szCs w:val="16"/>
+                <w:lang w:val="en-IN"/>
+              </w:rPr>
+              <w:t xml:space="preserve">  }</w:t>
+            </w:r>
+            <w:proofErr w:type="gramEnd"/>
+            <w:r>
+              <w:rPr>
+                <w:sz w:val="16"/>
+                <w:szCs w:val="16"/>
+                <w:lang w:val="en-IN"/>
+              </w:rPr>
+              <w:br/>
+              <w:t xml:space="preserve">    int </w:t>
+            </w:r>
+            <w:proofErr w:type="gramStart"/>
+            <w:r>
+              <w:rPr>
+                <w:sz w:val="16"/>
+                <w:szCs w:val="16"/>
+                <w:lang w:val="en-IN"/>
+              </w:rPr>
+              <w:t>add(</w:t>
+            </w:r>
+            <w:proofErr w:type="gramEnd"/>
+            <w:r>
+              <w:rPr>
+                <w:sz w:val="16"/>
+                <w:szCs w:val="16"/>
+                <w:lang w:val="en-IN"/>
+              </w:rPr>
+              <w:t>int a, int b) {</w:t>
             </w:r>
             <w:r>
               <w:rPr>
@@ -6434,8 +6868,18 @@
                 <w:lang w:val="en-IN"/>
               </w:rPr>
               <w:br/>
-              <w:t xml:space="preserve">    }</w:t>
-            </w:r>
+              <w:t xml:space="preserve">  </w:t>
+            </w:r>
+            <w:proofErr w:type="gramStart"/>
+            <w:r>
+              <w:rPr>
+                <w:sz w:val="16"/>
+                <w:szCs w:val="16"/>
+                <w:lang w:val="en-IN"/>
+              </w:rPr>
+              <w:t xml:space="preserve">  }</w:t>
+            </w:r>
+            <w:proofErr w:type="gramEnd"/>
             <w:r>
               <w:rPr>
                 <w:sz w:val="16"/>
@@ -6446,6 +6890,7 @@
               <w:t xml:space="preserve">    int </w:t>
             </w:r>
             <w:proofErr w:type="spellStart"/>
+            <w:proofErr w:type="gramStart"/>
             <w:r>
               <w:rPr>
                 <w:sz w:val="16"/>
@@ -6461,7 +6906,16 @@
                 <w:szCs w:val="16"/>
                 <w:lang w:val="en-IN"/>
               </w:rPr>
-              <w:t>(int a, int b) {</w:t>
+              <w:t>(</w:t>
+            </w:r>
+            <w:proofErr w:type="gramEnd"/>
+            <w:r>
+              <w:rPr>
+                <w:sz w:val="16"/>
+                <w:szCs w:val="16"/>
+                <w:lang w:val="en-IN"/>
+              </w:rPr>
+              <w:t>int a, int b) {</w:t>
             </w:r>
             <w:r>
               <w:rPr>
@@ -6479,8 +6933,18 @@
                 <w:lang w:val="en-IN"/>
               </w:rPr>
               <w:br/>
-              <w:t xml:space="preserve">    }</w:t>
-            </w:r>
+              <w:t xml:space="preserve">  </w:t>
+            </w:r>
+            <w:proofErr w:type="gramStart"/>
+            <w:r>
+              <w:rPr>
+                <w:sz w:val="16"/>
+                <w:szCs w:val="16"/>
+                <w:lang w:val="en-IN"/>
+              </w:rPr>
+              <w:t xml:space="preserve">  }</w:t>
+            </w:r>
+            <w:proofErr w:type="gramEnd"/>
             <w:r>
               <w:rPr>
                 <w:sz w:val="16"/>
@@ -6491,6 +6955,7 @@
               <w:t xml:space="preserve">    void </w:t>
             </w:r>
             <w:proofErr w:type="spellStart"/>
+            <w:proofErr w:type="gramStart"/>
             <w:r>
               <w:rPr>
                 <w:sz w:val="16"/>
@@ -6506,17 +6971,36 @@
                 <w:szCs w:val="16"/>
                 <w:lang w:val="en-IN"/>
               </w:rPr>
-              <w:t>() {</w:t>
-            </w:r>
-            <w:r>
-              <w:rPr>
-                <w:sz w:val="16"/>
-                <w:szCs w:val="16"/>
-                <w:lang w:val="en-IN"/>
-              </w:rPr>
-              <w:br/>
-              <w:t xml:space="preserve">    }</w:t>
-            </w:r>
+              <w:t>(</w:t>
+            </w:r>
+            <w:proofErr w:type="gramEnd"/>
+            <w:r>
+              <w:rPr>
+                <w:sz w:val="16"/>
+                <w:szCs w:val="16"/>
+                <w:lang w:val="en-IN"/>
+              </w:rPr>
+              <w:t>) {</w:t>
+            </w:r>
+            <w:r>
+              <w:rPr>
+                <w:sz w:val="16"/>
+                <w:szCs w:val="16"/>
+                <w:lang w:val="en-IN"/>
+              </w:rPr>
+              <w:br/>
+              <w:t xml:space="preserve">  </w:t>
+            </w:r>
+            <w:proofErr w:type="gramStart"/>
+            <w:r>
+              <w:rPr>
+                <w:sz w:val="16"/>
+                <w:szCs w:val="16"/>
+                <w:lang w:val="en-IN"/>
+              </w:rPr>
+              <w:t xml:space="preserve">  }</w:t>
+            </w:r>
+            <w:proofErr w:type="gramEnd"/>
             <w:r>
               <w:rPr>
                 <w:sz w:val="16"/>
@@ -6733,6 +7217,7 @@
               <w:t xml:space="preserve">public String </w:t>
             </w:r>
             <w:proofErr w:type="spellStart"/>
+            <w:proofErr w:type="gramStart"/>
             <w:r>
               <w:rPr>
                 <w:lang w:val="en-IN"/>
@@ -6744,9 +7229,17 @@
               <w:rPr>
                 <w:lang w:val="en-IN"/>
               </w:rPr>
-              <w:t xml:space="preserve">(String </w:t>
+              <w:t>(</w:t>
+            </w:r>
+            <w:proofErr w:type="gramEnd"/>
+            <w:r>
+              <w:rPr>
+                <w:lang w:val="en-IN"/>
+              </w:rPr>
+              <w:t xml:space="preserve">String </w:t>
             </w:r>
             <w:proofErr w:type="spellStart"/>
+            <w:proofErr w:type="gramStart"/>
             <w:r>
               <w:rPr>
                 <w:lang w:val="en-IN"/>
@@ -6754,6 +7247,7 @@
               <w:t>stuName,Integer</w:t>
             </w:r>
             <w:proofErr w:type="spellEnd"/>
+            <w:proofErr w:type="gramEnd"/>
             <w:r>
               <w:rPr>
                 <w:lang w:val="en-IN"/>
@@ -6884,7 +7378,21 @@
               <w:rPr>
                 <w:lang w:val="en-IN"/>
               </w:rPr>
-              <w:t xml:space="preserve"> +" your marks percentage is : "+</w:t>
+              <w:t xml:space="preserve"> +" your marks percentage </w:t>
+            </w:r>
+            <w:proofErr w:type="gramStart"/>
+            <w:r>
+              <w:rPr>
+                <w:lang w:val="en-IN"/>
+              </w:rPr>
+              <w:t>is :</w:t>
+            </w:r>
+            <w:proofErr w:type="gramEnd"/>
+            <w:r>
+              <w:rPr>
+                <w:lang w:val="en-IN"/>
+              </w:rPr>
+              <w:t xml:space="preserve"> "+</w:t>
             </w:r>
             <w:proofErr w:type="spellStart"/>
             <w:r>
@@ -7056,6 +7564,7 @@
               <w:t xml:space="preserve"> </w:t>
             </w:r>
             <w:proofErr w:type="spellStart"/>
+            <w:proofErr w:type="gramStart"/>
             <w:r>
               <w:rPr>
                 <w:lang w:val="en-IN"/>
@@ -7067,7 +7576,14 @@
               <w:rPr>
                 <w:lang w:val="en-IN"/>
               </w:rPr>
-              <w:t>(){</w:t>
+              <w:t>(</w:t>
+            </w:r>
+            <w:proofErr w:type="gramEnd"/>
+            <w:r>
+              <w:rPr>
+                <w:lang w:val="en-IN"/>
+              </w:rPr>
+              <w:t>){</w:t>
             </w:r>
             <w:r>
               <w:rPr>
@@ -7107,6 +7623,7 @@
               <w:t xml:space="preserve"> </w:t>
             </w:r>
             <w:proofErr w:type="spellStart"/>
+            <w:proofErr w:type="gramStart"/>
             <w:r>
               <w:rPr>
                 <w:lang w:val="en-IN"/>
@@ -7118,9 +7635,17 @@
               <w:rPr>
                 <w:lang w:val="en-IN"/>
               </w:rPr>
-              <w:t xml:space="preserve">(int </w:t>
+              <w:t>(</w:t>
+            </w:r>
+            <w:proofErr w:type="gramEnd"/>
+            <w:r>
+              <w:rPr>
+                <w:lang w:val="en-IN"/>
+              </w:rPr>
+              <w:t xml:space="preserve">int </w:t>
             </w:r>
             <w:proofErr w:type="spellStart"/>
+            <w:proofErr w:type="gramStart"/>
             <w:r>
               <w:rPr>
                 <w:lang w:val="en-IN"/>
@@ -7134,6 +7659,7 @@
               </w:rPr>
               <w:t>){</w:t>
             </w:r>
+            <w:proofErr w:type="gramEnd"/>
             <w:r>
               <w:rPr>
                 <w:lang w:val="en-IN"/>
@@ -7182,7 +7708,21 @@
         <w:rPr>
           <w:lang w:val="en-IN"/>
         </w:rPr>
-        <w:t xml:space="preserve">But still I want to use same method multiple times, then what to do? </w:t>
+        <w:t xml:space="preserve">But </w:t>
+      </w:r>
+      <w:proofErr w:type="gramStart"/>
+      <w:r>
+        <w:rPr>
+          <w:lang w:val="en-IN"/>
+        </w:rPr>
+        <w:t>still</w:t>
+      </w:r>
+      <w:proofErr w:type="gramEnd"/>
+      <w:r>
+        <w:rPr>
+          <w:lang w:val="en-IN"/>
+        </w:rPr>
+        <w:t xml:space="preserve"> I want to use same method multiple times, then what to do? </w:t>
       </w:r>
     </w:p>
     <w:p>
@@ -7256,7 +7796,21 @@
         <w:rPr>
           <w:lang w:val="en-IN"/>
         </w:rPr>
-        <w:t>When we are working Method overloading we need to consider below points.</w:t>
+        <w:t xml:space="preserve">When we are working Method </w:t>
+      </w:r>
+      <w:proofErr w:type="gramStart"/>
+      <w:r>
+        <w:rPr>
+          <w:lang w:val="en-IN"/>
+        </w:rPr>
+        <w:t>overloading</w:t>
+      </w:r>
+      <w:proofErr w:type="gramEnd"/>
+      <w:r>
+        <w:rPr>
+          <w:lang w:val="en-IN"/>
+        </w:rPr>
+        <w:t xml:space="preserve"> we need to consider below points.</w:t>
       </w:r>
     </w:p>
     <w:p>
@@ -7358,6 +7912,7 @@
         <w:t xml:space="preserve"> use same method, but with </w:t>
       </w:r>
       <w:proofErr w:type="spellStart"/>
+      <w:proofErr w:type="gramStart"/>
       <w:r>
         <w:rPr>
           <w:lang w:val="en-IN"/>
@@ -7365,6 +7920,7 @@
         <w:t>no:of</w:t>
       </w:r>
       <w:proofErr w:type="spellEnd"/>
+      <w:proofErr w:type="gramEnd"/>
       <w:r>
         <w:rPr>
           <w:lang w:val="en-IN"/>
@@ -7418,6 +7974,7 @@
         </w:rPr>
         <w:t xml:space="preserve"> should be different</w:t>
       </w:r>
+      <w:proofErr w:type="gramStart"/>
       <w:r>
         <w:rPr>
           <w:lang w:val="en-IN"/>
@@ -7434,7 +7991,14 @@
         <w:rPr>
           <w:lang w:val="en-IN"/>
         </w:rPr>
-        <w:t xml:space="preserve">. </w:t>
+        <w:t>.</w:t>
+      </w:r>
+      <w:proofErr w:type="gramEnd"/>
+      <w:r>
+        <w:rPr>
+          <w:lang w:val="en-IN"/>
+        </w:rPr>
+        <w:t xml:space="preserve"> </w:t>
       </w:r>
       <w:r>
         <w:rPr>
@@ -7590,8 +8154,16 @@
               <w:rPr>
                 <w:lang w:val="en-IN"/>
               </w:rPr>
-              <w:t>void m1(){</w:t>
-            </w:r>
+              <w:t>void m1</w:t>
+            </w:r>
+            <w:proofErr w:type="gramStart"/>
+            <w:r>
+              <w:rPr>
+                <w:lang w:val="en-IN"/>
+              </w:rPr>
+              <w:t>(){</w:t>
+            </w:r>
+            <w:proofErr w:type="gramEnd"/>
             <w:r>
               <w:rPr>
                 <w:lang w:val="en-IN"/>
@@ -7616,8 +8188,16 @@
                 <w:lang w:val="en-IN"/>
               </w:rPr>
               <w:br/>
-              <w:t>void m1(int a, int b){</w:t>
-            </w:r>
+              <w:t xml:space="preserve">void m1(int a, int </w:t>
+            </w:r>
+            <w:proofErr w:type="gramStart"/>
+            <w:r>
+              <w:rPr>
+                <w:lang w:val="en-IN"/>
+              </w:rPr>
+              <w:t>b){</w:t>
+            </w:r>
+            <w:proofErr w:type="gramEnd"/>
             <w:r>
               <w:rPr>
                 <w:lang w:val="en-IN"/>
@@ -7642,8 +8222,16 @@
                 <w:lang w:val="en-IN"/>
               </w:rPr>
               <w:br/>
-              <w:t>void m1(int a){</w:t>
-            </w:r>
+              <w:t xml:space="preserve">void m1(int </w:t>
+            </w:r>
+            <w:proofErr w:type="gramStart"/>
+            <w:r>
+              <w:rPr>
+                <w:lang w:val="en-IN"/>
+              </w:rPr>
+              <w:t>a){</w:t>
+            </w:r>
+            <w:proofErr w:type="gramEnd"/>
             <w:r>
               <w:rPr>
                 <w:lang w:val="en-IN"/>
@@ -7680,8 +8268,16 @@
               <w:rPr>
                 <w:lang w:val="en-IN"/>
               </w:rPr>
-              <w:t>void m1(){</w:t>
-            </w:r>
+              <w:t>void m1</w:t>
+            </w:r>
+            <w:proofErr w:type="gramStart"/>
+            <w:r>
+              <w:rPr>
+                <w:lang w:val="en-IN"/>
+              </w:rPr>
+              <w:t>(){</w:t>
+            </w:r>
+            <w:proofErr w:type="gramEnd"/>
             <w:r>
               <w:rPr>
                 <w:lang w:val="en-IN"/>
@@ -7706,8 +8302,16 @@
                 <w:lang w:val="en-IN"/>
               </w:rPr>
               <w:br/>
-              <w:t>void m1(int a){</w:t>
-            </w:r>
+              <w:t xml:space="preserve">void m1(int </w:t>
+            </w:r>
+            <w:proofErr w:type="gramStart"/>
+            <w:r>
+              <w:rPr>
+                <w:lang w:val="en-IN"/>
+              </w:rPr>
+              <w:t>a){</w:t>
+            </w:r>
+            <w:proofErr w:type="gramEnd"/>
             <w:r>
               <w:rPr>
                 <w:lang w:val="en-IN"/>
@@ -7732,8 +8336,16 @@
                 <w:lang w:val="en-IN"/>
               </w:rPr>
               <w:br/>
-              <w:t>void m1(String a){</w:t>
-            </w:r>
+              <w:t xml:space="preserve">void m1(String </w:t>
+            </w:r>
+            <w:proofErr w:type="gramStart"/>
+            <w:r>
+              <w:rPr>
+                <w:lang w:val="en-IN"/>
+              </w:rPr>
+              <w:t>a){</w:t>
+            </w:r>
+            <w:proofErr w:type="gramEnd"/>
             <w:r>
               <w:rPr>
                 <w:lang w:val="en-IN"/>
@@ -7770,8 +8382,16 @@
               <w:rPr>
                 <w:lang w:val="en-IN"/>
               </w:rPr>
-              <w:t>void m1(){</w:t>
-            </w:r>
+              <w:t>void m1</w:t>
+            </w:r>
+            <w:proofErr w:type="gramStart"/>
+            <w:r>
+              <w:rPr>
+                <w:lang w:val="en-IN"/>
+              </w:rPr>
+              <w:t>(){</w:t>
+            </w:r>
+            <w:proofErr w:type="gramEnd"/>
             <w:r>
               <w:rPr>
                 <w:lang w:val="en-IN"/>
@@ -7796,8 +8416,16 @@
                 <w:lang w:val="en-IN"/>
               </w:rPr>
               <w:br/>
-              <w:t>void m1(int a, String b){</w:t>
-            </w:r>
+              <w:t xml:space="preserve">void m1(int a, String </w:t>
+            </w:r>
+            <w:proofErr w:type="gramStart"/>
+            <w:r>
+              <w:rPr>
+                <w:lang w:val="en-IN"/>
+              </w:rPr>
+              <w:t>b){</w:t>
+            </w:r>
+            <w:proofErr w:type="gramEnd"/>
             <w:r>
               <w:rPr>
                 <w:lang w:val="en-IN"/>
@@ -7822,8 +8450,16 @@
                 <w:lang w:val="en-IN"/>
               </w:rPr>
               <w:br/>
-              <w:t>void m1(String a, int b){</w:t>
-            </w:r>
+              <w:t xml:space="preserve">void m1(String a, int </w:t>
+            </w:r>
+            <w:proofErr w:type="gramStart"/>
+            <w:r>
+              <w:rPr>
+                <w:lang w:val="en-IN"/>
+              </w:rPr>
+              <w:t>b){</w:t>
+            </w:r>
+            <w:proofErr w:type="gramEnd"/>
             <w:r>
               <w:rPr>
                 <w:lang w:val="en-IN"/>
@@ -7867,7 +8503,21 @@
         <w:rPr>
           <w:lang w:val="en-IN"/>
         </w:rPr>
-        <w:t xml:space="preserve">No: of parameters are same  = </w:t>
+        <w:t xml:space="preserve">No: of parameters are </w:t>
+      </w:r>
+      <w:proofErr w:type="gramStart"/>
+      <w:r>
+        <w:rPr>
+          <w:lang w:val="en-IN"/>
+        </w:rPr>
+        <w:t>same  =</w:t>
+      </w:r>
+      <w:proofErr w:type="gramEnd"/>
+      <w:r>
+        <w:rPr>
+          <w:lang w:val="en-IN"/>
+        </w:rPr>
+        <w:t xml:space="preserve"> </w:t>
       </w:r>
       <w:r>
         <w:rPr>
@@ -7890,6 +8540,7 @@
         </w:rPr>
       </w:pPr>
       <w:proofErr w:type="spellStart"/>
+      <w:proofErr w:type="gramStart"/>
       <w:r>
         <w:rPr>
           <w:lang w:val="en-IN"/>
@@ -7897,6 +8548,7 @@
         <w:t>No:of</w:t>
       </w:r>
       <w:proofErr w:type="spellEnd"/>
+      <w:proofErr w:type="gramEnd"/>
       <w:r>
         <w:rPr>
           <w:lang w:val="en-IN"/>
@@ -8016,12 +8668,14 @@
         </w:rPr>
         <w:t xml:space="preserve">Method </w:t>
       </w:r>
+      <w:proofErr w:type="gramStart"/>
       <w:r>
         <w:rPr>
           <w:lang w:val="en-IN"/>
         </w:rPr>
         <w:t>return</w:t>
       </w:r>
+      <w:proofErr w:type="gramEnd"/>
       <w:r>
         <w:rPr>
           <w:lang w:val="en-IN"/>
@@ -8101,7 +8755,21 @@
         <w:rPr>
           <w:lang w:val="en-IN"/>
         </w:rPr>
-        <w:t>Method return type is not involved in method signature.</w:t>
+        <w:t xml:space="preserve">Method </w:t>
+      </w:r>
+      <w:proofErr w:type="gramStart"/>
+      <w:r>
+        <w:rPr>
+          <w:lang w:val="en-IN"/>
+        </w:rPr>
+        <w:t>return</w:t>
+      </w:r>
+      <w:proofErr w:type="gramEnd"/>
+      <w:r>
+        <w:rPr>
+          <w:lang w:val="en-IN"/>
+        </w:rPr>
+        <w:t xml:space="preserve"> type is not involved in method signature.</w:t>
       </w:r>
     </w:p>
     <w:tbl>
@@ -8137,7 +8805,17 @@
                 <w:highlight w:val="yellow"/>
                 <w:lang w:val="en-IN"/>
               </w:rPr>
-              <w:t>m1(int a, String b</w:t>
+              <w:t xml:space="preserve">m1(int a, String </w:t>
+            </w:r>
+            <w:proofErr w:type="gramStart"/>
+            <w:r>
+              <w:rPr>
+                <w:b/>
+                <w:bCs/>
+                <w:highlight w:val="yellow"/>
+                <w:lang w:val="en-IN"/>
+              </w:rPr>
+              <w:t>b</w:t>
             </w:r>
             <w:r>
               <w:rPr>
@@ -8145,6 +8823,7 @@
               </w:rPr>
               <w:t>){</w:t>
             </w:r>
+            <w:proofErr w:type="gramEnd"/>
             <w:r>
               <w:rPr>
                 <w:lang w:val="en-IN"/>
@@ -8182,7 +8861,21 @@
         <w:rPr>
           <w:lang w:val="en-IN"/>
         </w:rPr>
-        <w:t>Here m1( )method and int,</w:t>
+        <w:t>Here m</w:t>
+      </w:r>
+      <w:proofErr w:type="gramStart"/>
+      <w:r>
+        <w:rPr>
+          <w:lang w:val="en-IN"/>
+        </w:rPr>
+        <w:t>1( )</w:t>
+      </w:r>
+      <w:proofErr w:type="gramEnd"/>
+      <w:r>
+        <w:rPr>
+          <w:lang w:val="en-IN"/>
+        </w:rPr>
+        <w:t>method and int,</w:t>
       </w:r>
       <w:r>
         <w:rPr>
@@ -8232,7 +8925,25 @@
           <w:bCs/>
           <w:lang w:val="en-IN"/>
         </w:rPr>
-        <w:t>Method overloading always works with method signature only, it will not worry about method return types.</w:t>
+        <w:t xml:space="preserve">Method overloading always works with method signature </w:t>
+      </w:r>
+      <w:proofErr w:type="gramStart"/>
+      <w:r>
+        <w:rPr>
+          <w:b/>
+          <w:bCs/>
+          <w:lang w:val="en-IN"/>
+        </w:rPr>
+        <w:t>only,</w:t>
+      </w:r>
+      <w:proofErr w:type="gramEnd"/>
+      <w:r>
+        <w:rPr>
+          <w:b/>
+          <w:bCs/>
+          <w:lang w:val="en-IN"/>
+        </w:rPr>
+        <w:t xml:space="preserve"> it will not worry about method return types.</w:t>
       </w:r>
     </w:p>
     <w:p>
@@ -8660,8 +9371,18 @@
                 <w:bCs/>
                 <w:lang w:val="en-IN"/>
               </w:rPr>
-              <w:t>public Calculator(){</w:t>
-            </w:r>
+              <w:t xml:space="preserve">public </w:t>
+            </w:r>
+            <w:proofErr w:type="gramStart"/>
+            <w:r>
+              <w:rPr>
+                <w:b/>
+                <w:bCs/>
+                <w:lang w:val="en-IN"/>
+              </w:rPr>
+              <w:t>Calculator(){</w:t>
+            </w:r>
+            <w:proofErr w:type="gramEnd"/>
             <w:r>
               <w:rPr>
                 <w:lang w:val="en-IN"/>
@@ -8695,15 +9416,37 @@
               <w:rPr>
                 <w:lang w:val="en-IN"/>
               </w:rPr>
-              <w:t>("This is Calculator class constructor..!");</w:t>
-            </w:r>
-            <w:r>
-              <w:rPr>
-                <w:lang w:val="en-IN"/>
-              </w:rPr>
-              <w:br/>
-              <w:t xml:space="preserve">    }</w:t>
-            </w:r>
+              <w:t xml:space="preserve">("This is Calculator class </w:t>
+            </w:r>
+            <w:proofErr w:type="gramStart"/>
+            <w:r>
+              <w:rPr>
+                <w:lang w:val="en-IN"/>
+              </w:rPr>
+              <w:t>constructor..!</w:t>
+            </w:r>
+            <w:proofErr w:type="gramEnd"/>
+            <w:r>
+              <w:rPr>
+                <w:lang w:val="en-IN"/>
+              </w:rPr>
+              <w:t>");</w:t>
+            </w:r>
+            <w:r>
+              <w:rPr>
+                <w:lang w:val="en-IN"/>
+              </w:rPr>
+              <w:br/>
+              <w:t xml:space="preserve">  </w:t>
+            </w:r>
+            <w:proofErr w:type="gramStart"/>
+            <w:r>
+              <w:rPr>
+                <w:lang w:val="en-IN"/>
+              </w:rPr>
+              <w:t xml:space="preserve">  }</w:t>
+            </w:r>
+            <w:proofErr w:type="gramEnd"/>
             <w:r>
               <w:rPr>
                 <w:lang w:val="en-IN"/>
@@ -8771,6 +9514,7 @@
               </w:rPr>
               <w:t xml:space="preserve"> </w:t>
             </w:r>
+            <w:proofErr w:type="gramStart"/>
             <w:r>
               <w:rPr>
                 <w:b/>
@@ -8779,6 +9523,7 @@
               </w:rPr>
               <w:t>Calculator(){</w:t>
             </w:r>
+            <w:proofErr w:type="gramEnd"/>
             <w:r>
               <w:rPr>
                 <w:lang w:val="en-IN"/>
@@ -8812,15 +9557,37 @@
               <w:rPr>
                 <w:lang w:val="en-IN"/>
               </w:rPr>
-              <w:t>("This is Calculator class constructor..!");</w:t>
-            </w:r>
-            <w:r>
-              <w:rPr>
-                <w:lang w:val="en-IN"/>
-              </w:rPr>
-              <w:br/>
-              <w:t xml:space="preserve">    }</w:t>
-            </w:r>
+              <w:t xml:space="preserve">("This is Calculator class </w:t>
+            </w:r>
+            <w:proofErr w:type="gramStart"/>
+            <w:r>
+              <w:rPr>
+                <w:lang w:val="en-IN"/>
+              </w:rPr>
+              <w:t>constructor..!</w:t>
+            </w:r>
+            <w:proofErr w:type="gramEnd"/>
+            <w:r>
+              <w:rPr>
+                <w:lang w:val="en-IN"/>
+              </w:rPr>
+              <w:t>");</w:t>
+            </w:r>
+            <w:r>
+              <w:rPr>
+                <w:lang w:val="en-IN"/>
+              </w:rPr>
+              <w:br/>
+              <w:t xml:space="preserve">  </w:t>
+            </w:r>
+            <w:proofErr w:type="gramStart"/>
+            <w:r>
+              <w:rPr>
+                <w:lang w:val="en-IN"/>
+              </w:rPr>
+              <w:t xml:space="preserve">  }</w:t>
+            </w:r>
+            <w:proofErr w:type="gramEnd"/>
             <w:r>
               <w:rPr>
                 <w:lang w:val="en-IN"/>
@@ -8869,7 +9636,21 @@
         <w:rPr>
           <w:lang w:val="en-IN"/>
         </w:rPr>
-        <w:t>Constructor will be called only one time when we created object to a class, but once object is created by using that object reference we can call that method N number of times.</w:t>
+        <w:t xml:space="preserve">Constructor will be called only one time when we created object to a class, but once object is created by using that object </w:t>
+      </w:r>
+      <w:proofErr w:type="gramStart"/>
+      <w:r>
+        <w:rPr>
+          <w:lang w:val="en-IN"/>
+        </w:rPr>
+        <w:t>reference</w:t>
+      </w:r>
+      <w:proofErr w:type="gramEnd"/>
+      <w:r>
+        <w:rPr>
+          <w:lang w:val="en-IN"/>
+        </w:rPr>
+        <w:t xml:space="preserve"> we can call that method N number of times.</w:t>
       </w:r>
     </w:p>
     <w:tbl>
@@ -8920,6 +9701,7 @@
               <w:br/>
               <w:t xml:space="preserve">    public </w:t>
             </w:r>
+            <w:proofErr w:type="gramStart"/>
             <w:r>
               <w:rPr>
                 <w:b/>
@@ -8934,6 +9716,7 @@
               </w:rPr>
               <w:t>{</w:t>
             </w:r>
+            <w:proofErr w:type="gramEnd"/>
             <w:r>
               <w:rPr>
                 <w:lang w:val="en-IN"/>
@@ -8967,22 +9750,52 @@
               <w:rPr>
                 <w:lang w:val="en-IN"/>
               </w:rPr>
-              <w:t>("This is Calculator class constructor..!");</w:t>
-            </w:r>
-            <w:r>
-              <w:rPr>
-                <w:lang w:val="en-IN"/>
-              </w:rPr>
-              <w:br/>
-              <w:t xml:space="preserve">    }</w:t>
-            </w:r>
-            <w:r>
-              <w:rPr>
-                <w:lang w:val="en-IN"/>
-              </w:rPr>
-              <w:br/>
-              <w:t xml:space="preserve">    void m1(){</w:t>
-            </w:r>
+              <w:t xml:space="preserve">("This is Calculator class </w:t>
+            </w:r>
+            <w:proofErr w:type="gramStart"/>
+            <w:r>
+              <w:rPr>
+                <w:lang w:val="en-IN"/>
+              </w:rPr>
+              <w:t>constructor..!</w:t>
+            </w:r>
+            <w:proofErr w:type="gramEnd"/>
+            <w:r>
+              <w:rPr>
+                <w:lang w:val="en-IN"/>
+              </w:rPr>
+              <w:t>");</w:t>
+            </w:r>
+            <w:r>
+              <w:rPr>
+                <w:lang w:val="en-IN"/>
+              </w:rPr>
+              <w:br/>
+              <w:t xml:space="preserve">  </w:t>
+            </w:r>
+            <w:proofErr w:type="gramStart"/>
+            <w:r>
+              <w:rPr>
+                <w:lang w:val="en-IN"/>
+              </w:rPr>
+              <w:t xml:space="preserve">  }</w:t>
+            </w:r>
+            <w:proofErr w:type="gramEnd"/>
+            <w:r>
+              <w:rPr>
+                <w:lang w:val="en-IN"/>
+              </w:rPr>
+              <w:br/>
+              <w:t xml:space="preserve">    void m1</w:t>
+            </w:r>
+            <w:proofErr w:type="gramStart"/>
+            <w:r>
+              <w:rPr>
+                <w:lang w:val="en-IN"/>
+              </w:rPr>
+              <w:t>(){</w:t>
+            </w:r>
+            <w:proofErr w:type="gramEnd"/>
             <w:r>
               <w:rPr>
                 <w:lang w:val="en-IN"/>
@@ -9016,15 +9829,37 @@
               <w:rPr>
                 <w:lang w:val="en-IN"/>
               </w:rPr>
-              <w:t>("I am method..!");</w:t>
-            </w:r>
-            <w:r>
-              <w:rPr>
-                <w:lang w:val="en-IN"/>
-              </w:rPr>
-              <w:br/>
-              <w:t xml:space="preserve">    }</w:t>
-            </w:r>
+              <w:t xml:space="preserve">("I am </w:t>
+            </w:r>
+            <w:proofErr w:type="gramStart"/>
+            <w:r>
+              <w:rPr>
+                <w:lang w:val="en-IN"/>
+              </w:rPr>
+              <w:t>method..!</w:t>
+            </w:r>
+            <w:proofErr w:type="gramEnd"/>
+            <w:r>
+              <w:rPr>
+                <w:lang w:val="en-IN"/>
+              </w:rPr>
+              <w:t>");</w:t>
+            </w:r>
+            <w:r>
+              <w:rPr>
+                <w:lang w:val="en-IN"/>
+              </w:rPr>
+              <w:br/>
+              <w:t xml:space="preserve">  </w:t>
+            </w:r>
+            <w:proofErr w:type="gramStart"/>
+            <w:r>
+              <w:rPr>
+                <w:lang w:val="en-IN"/>
+              </w:rPr>
+              <w:t xml:space="preserve">  }</w:t>
+            </w:r>
+            <w:proofErr w:type="gramEnd"/>
             <w:r>
               <w:rPr>
                 <w:lang w:val="en-IN"/>
@@ -9062,7 +9897,21 @@
                 <w:lang w:val="en-IN"/>
               </w:rPr>
               <w:br/>
-              <w:t xml:space="preserve">    public static void main(String[] </w:t>
+              <w:t xml:space="preserve">    public static void </w:t>
+            </w:r>
+            <w:proofErr w:type="gramStart"/>
+            <w:r>
+              <w:rPr>
+                <w:lang w:val="en-IN"/>
+              </w:rPr>
+              <w:t>main(String[</w:t>
+            </w:r>
+            <w:proofErr w:type="gramEnd"/>
+            <w:r>
+              <w:rPr>
+                <w:lang w:val="en-IN"/>
+              </w:rPr>
+              <w:t xml:space="preserve">] </w:t>
             </w:r>
             <w:proofErr w:type="spellStart"/>
             <w:r>
@@ -9085,13 +9934,23 @@
               <w:br/>
               <w:t xml:space="preserve">        Calculator c1 = new </w:t>
             </w:r>
+            <w:proofErr w:type="gramStart"/>
             <w:r>
               <w:rPr>
                 <w:b/>
                 <w:bCs/>
                 <w:lang w:val="en-IN"/>
               </w:rPr>
-              <w:t>Calculator();</w:t>
+              <w:t>Calculator(</w:t>
+            </w:r>
+            <w:proofErr w:type="gramEnd"/>
+            <w:r>
+              <w:rPr>
+                <w:b/>
+                <w:bCs/>
+                <w:lang w:val="en-IN"/>
+              </w:rPr>
+              <w:t>);</w:t>
             </w:r>
             <w:r>
               <w:rPr>
@@ -9119,8 +9978,16 @@
                 <w:lang w:val="en-IN"/>
               </w:rPr>
               <w:br/>
-              <w:t xml:space="preserve">    }</w:t>
-            </w:r>
+              <w:t xml:space="preserve">  </w:t>
+            </w:r>
+            <w:proofErr w:type="gramStart"/>
+            <w:r>
+              <w:rPr>
+                <w:lang w:val="en-IN"/>
+              </w:rPr>
+              <w:t xml:space="preserve">  }</w:t>
+            </w:r>
+            <w:proofErr w:type="gramEnd"/>
             <w:r>
               <w:rPr>
                 <w:lang w:val="en-IN"/>
@@ -9163,8 +10030,18 @@
           <w:lang w:val="en-IN"/>
         </w:rPr>
         <w:lastRenderedPageBreak/>
-        <w:t>Types of Constructor</w:t>
-      </w:r>
+        <w:t xml:space="preserve">Types of </w:t>
+      </w:r>
+      <w:proofErr w:type="gramStart"/>
+      <w:r>
+        <w:rPr>
+          <w:b/>
+          <w:bCs/>
+          <w:lang w:val="en-IN"/>
+        </w:rPr>
+        <w:t>Constructor</w:t>
+      </w:r>
+      <w:proofErr w:type="gramEnd"/>
       <w:r>
         <w:rPr>
           <w:b/>
@@ -9489,7 +10366,25 @@
           <w:bCs/>
           <w:lang w:val="en-IN"/>
         </w:rPr>
-        <w:t>By default constructor will be added at compile time.</w:t>
+        <w:t xml:space="preserve">By </w:t>
+      </w:r>
+      <w:proofErr w:type="gramStart"/>
+      <w:r>
+        <w:rPr>
+          <w:b/>
+          <w:bCs/>
+          <w:lang w:val="en-IN"/>
+        </w:rPr>
+        <w:t>default</w:t>
+      </w:r>
+      <w:proofErr w:type="gramEnd"/>
+      <w:r>
+        <w:rPr>
+          <w:b/>
+          <w:bCs/>
+          <w:lang w:val="en-IN"/>
+        </w:rPr>
+        <w:t xml:space="preserve"> constructor will be added at compile time.</w:t>
       </w:r>
       <w:r>
         <w:rPr>
@@ -9716,7 +10611,25 @@
                 <w:lang w:val="en-IN"/>
               </w:rPr>
               <w:br/>
-              <w:t xml:space="preserve">    public Calculator() {</w:t>
+              <w:t xml:space="preserve">    public </w:t>
+            </w:r>
+            <w:proofErr w:type="gramStart"/>
+            <w:r>
+              <w:rPr>
+                <w:sz w:val="16"/>
+                <w:szCs w:val="16"/>
+                <w:lang w:val="en-IN"/>
+              </w:rPr>
+              <w:t>Calculator(</w:t>
+            </w:r>
+            <w:proofErr w:type="gramEnd"/>
+            <w:r>
+              <w:rPr>
+                <w:sz w:val="16"/>
+                <w:szCs w:val="16"/>
+                <w:lang w:val="en-IN"/>
+              </w:rPr>
+              <w:t>) {</w:t>
             </w:r>
             <w:r>
               <w:rPr>
@@ -9770,16 +10683,44 @@
                 <w:lang w:val="en-IN"/>
               </w:rPr>
               <w:br/>
-              <w:t xml:space="preserve">    }</w:t>
-            </w:r>
-            <w:r>
-              <w:rPr>
-                <w:sz w:val="16"/>
-                <w:szCs w:val="16"/>
-                <w:lang w:val="en-IN"/>
-              </w:rPr>
-              <w:br/>
-              <w:t xml:space="preserve">    public Calculator(String </w:t>
+              <w:t xml:space="preserve">  </w:t>
+            </w:r>
+            <w:proofErr w:type="gramStart"/>
+            <w:r>
+              <w:rPr>
+                <w:sz w:val="16"/>
+                <w:szCs w:val="16"/>
+                <w:lang w:val="en-IN"/>
+              </w:rPr>
+              <w:t xml:space="preserve">  }</w:t>
+            </w:r>
+            <w:proofErr w:type="gramEnd"/>
+            <w:r>
+              <w:rPr>
+                <w:sz w:val="16"/>
+                <w:szCs w:val="16"/>
+                <w:lang w:val="en-IN"/>
+              </w:rPr>
+              <w:br/>
+              <w:t xml:space="preserve">    public </w:t>
+            </w:r>
+            <w:proofErr w:type="gramStart"/>
+            <w:r>
+              <w:rPr>
+                <w:sz w:val="16"/>
+                <w:szCs w:val="16"/>
+                <w:lang w:val="en-IN"/>
+              </w:rPr>
+              <w:t>Calculator(</w:t>
+            </w:r>
+            <w:proofErr w:type="gramEnd"/>
+            <w:r>
+              <w:rPr>
+                <w:sz w:val="16"/>
+                <w:szCs w:val="16"/>
+                <w:lang w:val="en-IN"/>
+              </w:rPr>
+              <w:t xml:space="preserve">String </w:t>
             </w:r>
             <w:proofErr w:type="spellStart"/>
             <w:r>
@@ -9842,7 +10783,25 @@
                 <w:szCs w:val="16"/>
                 <w:lang w:val="en-IN"/>
               </w:rPr>
-              <w:t xml:space="preserve">("Hi..: " + </w:t>
+              <w:t>("</w:t>
+            </w:r>
+            <w:proofErr w:type="gramStart"/>
+            <w:r>
+              <w:rPr>
+                <w:sz w:val="16"/>
+                <w:szCs w:val="16"/>
+                <w:lang w:val="en-IN"/>
+              </w:rPr>
+              <w:t>Hi..</w:t>
+            </w:r>
+            <w:proofErr w:type="gramEnd"/>
+            <w:r>
+              <w:rPr>
+                <w:sz w:val="16"/>
+                <w:szCs w:val="16"/>
+                <w:lang w:val="en-IN"/>
+              </w:rPr>
+              <w:t xml:space="preserve">: " + </w:t>
             </w:r>
             <w:proofErr w:type="spellStart"/>
             <w:r>
@@ -9869,16 +10828,44 @@
                 <w:lang w:val="en-IN"/>
               </w:rPr>
               <w:br/>
-              <w:t xml:space="preserve">    }</w:t>
-            </w:r>
-            <w:r>
-              <w:rPr>
-                <w:sz w:val="16"/>
-                <w:szCs w:val="16"/>
-                <w:lang w:val="en-IN"/>
-              </w:rPr>
-              <w:br/>
-              <w:t xml:space="preserve">    public Calculator(String </w:t>
+              <w:t xml:space="preserve">  </w:t>
+            </w:r>
+            <w:proofErr w:type="gramStart"/>
+            <w:r>
+              <w:rPr>
+                <w:sz w:val="16"/>
+                <w:szCs w:val="16"/>
+                <w:lang w:val="en-IN"/>
+              </w:rPr>
+              <w:t xml:space="preserve">  }</w:t>
+            </w:r>
+            <w:proofErr w:type="gramEnd"/>
+            <w:r>
+              <w:rPr>
+                <w:sz w:val="16"/>
+                <w:szCs w:val="16"/>
+                <w:lang w:val="en-IN"/>
+              </w:rPr>
+              <w:br/>
+              <w:t xml:space="preserve">    public </w:t>
+            </w:r>
+            <w:proofErr w:type="gramStart"/>
+            <w:r>
+              <w:rPr>
+                <w:sz w:val="16"/>
+                <w:szCs w:val="16"/>
+                <w:lang w:val="en-IN"/>
+              </w:rPr>
+              <w:t>Calculator(</w:t>
+            </w:r>
+            <w:proofErr w:type="gramEnd"/>
+            <w:r>
+              <w:rPr>
+                <w:sz w:val="16"/>
+                <w:szCs w:val="16"/>
+                <w:lang w:val="en-IN"/>
+              </w:rPr>
+              <w:t xml:space="preserve">String </w:t>
             </w:r>
             <w:proofErr w:type="spellStart"/>
             <w:r>
@@ -9959,7 +10946,25 @@
                 <w:szCs w:val="16"/>
                 <w:lang w:val="en-IN"/>
               </w:rPr>
-              <w:t xml:space="preserve">("Hi..: " + </w:t>
+              <w:t>("</w:t>
+            </w:r>
+            <w:proofErr w:type="gramStart"/>
+            <w:r>
+              <w:rPr>
+                <w:sz w:val="16"/>
+                <w:szCs w:val="16"/>
+                <w:lang w:val="en-IN"/>
+              </w:rPr>
+              <w:t>Hi..</w:t>
+            </w:r>
+            <w:proofErr w:type="gramEnd"/>
+            <w:r>
+              <w:rPr>
+                <w:sz w:val="16"/>
+                <w:szCs w:val="16"/>
+                <w:lang w:val="en-IN"/>
+              </w:rPr>
+              <w:t xml:space="preserve">: " + </w:t>
             </w:r>
             <w:proofErr w:type="spellStart"/>
             <w:r>
@@ -9977,7 +10982,25 @@
                 <w:szCs w:val="16"/>
                 <w:lang w:val="en-IN"/>
               </w:rPr>
-              <w:t xml:space="preserve"> + ", your college is : " + </w:t>
+              <w:t xml:space="preserve"> + ", your college </w:t>
+            </w:r>
+            <w:proofErr w:type="gramStart"/>
+            <w:r>
+              <w:rPr>
+                <w:sz w:val="16"/>
+                <w:szCs w:val="16"/>
+                <w:lang w:val="en-IN"/>
+              </w:rPr>
+              <w:t>is :</w:t>
+            </w:r>
+            <w:proofErr w:type="gramEnd"/>
+            <w:r>
+              <w:rPr>
+                <w:sz w:val="16"/>
+                <w:szCs w:val="16"/>
+                <w:lang w:val="en-IN"/>
+              </w:rPr>
+              <w:t xml:space="preserve"> " + </w:t>
             </w:r>
             <w:proofErr w:type="spellStart"/>
             <w:r>
@@ -10004,8 +11027,18 @@
                 <w:lang w:val="en-IN"/>
               </w:rPr>
               <w:br/>
-              <w:t xml:space="preserve">    }</w:t>
-            </w:r>
+              <w:t xml:space="preserve">  </w:t>
+            </w:r>
+            <w:proofErr w:type="gramStart"/>
+            <w:r>
+              <w:rPr>
+                <w:sz w:val="16"/>
+                <w:szCs w:val="16"/>
+                <w:lang w:val="en-IN"/>
+              </w:rPr>
+              <w:t xml:space="preserve">  }</w:t>
+            </w:r>
+            <w:proofErr w:type="gramEnd"/>
             <w:r>
               <w:rPr>
                 <w:sz w:val="16"/>
@@ -10044,7 +11077,25 @@
                 <w:lang w:val="en-IN"/>
               </w:rPr>
               <w:br/>
-              <w:t xml:space="preserve">    public static void main(String[] </w:t>
+              <w:t xml:space="preserve">    public static void </w:t>
+            </w:r>
+            <w:proofErr w:type="gramStart"/>
+            <w:r>
+              <w:rPr>
+                <w:sz w:val="16"/>
+                <w:szCs w:val="16"/>
+                <w:lang w:val="en-IN"/>
+              </w:rPr>
+              <w:t>main(String[</w:t>
+            </w:r>
+            <w:proofErr w:type="gramEnd"/>
+            <w:r>
+              <w:rPr>
+                <w:sz w:val="16"/>
+                <w:szCs w:val="16"/>
+                <w:lang w:val="en-IN"/>
+              </w:rPr>
+              <w:t xml:space="preserve">] </w:t>
             </w:r>
             <w:proofErr w:type="spellStart"/>
             <w:r>
@@ -10071,17 +11122,45 @@
                 <w:lang w:val="en-IN"/>
               </w:rPr>
               <w:br/>
-              <w:t xml:space="preserve">      new Calculator("Kamal", "Nova");</w:t>
-            </w:r>
-            <w:r>
-              <w:rPr>
-                <w:sz w:val="16"/>
-                <w:szCs w:val="16"/>
-                <w:lang w:val="en-IN"/>
-              </w:rPr>
-              <w:br/>
-              <w:t xml:space="preserve">    }</w:t>
-            </w:r>
+              <w:t xml:space="preserve">      new </w:t>
+            </w:r>
+            <w:proofErr w:type="gramStart"/>
+            <w:r>
+              <w:rPr>
+                <w:sz w:val="16"/>
+                <w:szCs w:val="16"/>
+                <w:lang w:val="en-IN"/>
+              </w:rPr>
+              <w:t>Calculator(</w:t>
+            </w:r>
+            <w:proofErr w:type="gramEnd"/>
+            <w:r>
+              <w:rPr>
+                <w:sz w:val="16"/>
+                <w:szCs w:val="16"/>
+                <w:lang w:val="en-IN"/>
+              </w:rPr>
+              <w:t>"Kamal", "Nova");</w:t>
+            </w:r>
+            <w:r>
+              <w:rPr>
+                <w:sz w:val="16"/>
+                <w:szCs w:val="16"/>
+                <w:lang w:val="en-IN"/>
+              </w:rPr>
+              <w:br/>
+              <w:t xml:space="preserve">  </w:t>
+            </w:r>
+            <w:proofErr w:type="gramStart"/>
+            <w:r>
+              <w:rPr>
+                <w:sz w:val="16"/>
+                <w:szCs w:val="16"/>
+                <w:lang w:val="en-IN"/>
+              </w:rPr>
+              <w:t xml:space="preserve">  }</w:t>
+            </w:r>
+            <w:proofErr w:type="gramEnd"/>
             <w:r>
               <w:rPr>
                 <w:sz w:val="16"/>
@@ -10187,8 +11266,9 @@
           <w:highlight w:val="yellow"/>
           <w:lang w:val="en-IN"/>
         </w:rPr>
-        <w:t>************************ To initialize instance</w:t>
-      </w:r>
+        <w:t xml:space="preserve">************************ To initialize </w:t>
+      </w:r>
+      <w:proofErr w:type="gramStart"/>
       <w:r>
         <w:rPr>
           <w:b/>
@@ -10196,7 +11276,26 @@
           <w:highlight w:val="yellow"/>
           <w:lang w:val="en-IN"/>
         </w:rPr>
-        <w:t>[class level]</w:t>
+        <w:t>instance</w:t>
+      </w:r>
+      <w:r>
+        <w:rPr>
+          <w:b/>
+          <w:bCs/>
+          <w:highlight w:val="yellow"/>
+          <w:lang w:val="en-IN"/>
+        </w:rPr>
+        <w:t>[</w:t>
+      </w:r>
+      <w:proofErr w:type="gramEnd"/>
+      <w:r>
+        <w:rPr>
+          <w:b/>
+          <w:bCs/>
+          <w:highlight w:val="yellow"/>
+          <w:lang w:val="en-IN"/>
+        </w:rPr>
+        <w:t>class level]</w:t>
       </w:r>
       <w:r>
         <w:rPr>
@@ -10465,25 +11564,25 @@
                 <w:lang w:val="en-IN"/>
               </w:rPr>
               <w:br/>
-              <w:t xml:space="preserve">    public Calculator(Double </w:t>
-            </w:r>
-            <w:proofErr w:type="spellStart"/>
+              <w:t xml:space="preserve">    public </w:t>
+            </w:r>
+            <w:proofErr w:type="gramStart"/>
             <w:r>
               <w:rPr>
                 <w:sz w:val="20"/>
                 <w:szCs w:val="20"/>
                 <w:lang w:val="en-IN"/>
               </w:rPr>
-              <w:t>calPrice</w:t>
-            </w:r>
-            <w:proofErr w:type="spellEnd"/>
+              <w:t>Calculator(</w:t>
+            </w:r>
+            <w:proofErr w:type="gramEnd"/>
             <w:r>
               <w:rPr>
                 <w:sz w:val="20"/>
                 <w:szCs w:val="20"/>
                 <w:lang w:val="en-IN"/>
               </w:rPr>
-              <w:t xml:space="preserve">, String </w:t>
+              <w:t xml:space="preserve">Double </w:t>
             </w:r>
             <w:proofErr w:type="spellStart"/>
             <w:r>
@@ -10492,7 +11591,7 @@
                 <w:szCs w:val="20"/>
                 <w:lang w:val="en-IN"/>
               </w:rPr>
-              <w:t>calName</w:t>
+              <w:t>calPrice</w:t>
             </w:r>
             <w:proofErr w:type="spellEnd"/>
             <w:r>
@@ -10501,107 +11600,139 @@
                 <w:szCs w:val="20"/>
                 <w:lang w:val="en-IN"/>
               </w:rPr>
-              <w:t>) {</w:t>
-            </w:r>
+              <w:t xml:space="preserve">, String </w:t>
+            </w:r>
+            <w:proofErr w:type="spellStart"/>
             <w:r>
               <w:rPr>
                 <w:sz w:val="20"/>
                 <w:szCs w:val="20"/>
                 <w:lang w:val="en-IN"/>
               </w:rPr>
-              <w:br/>
-              <w:t xml:space="preserve">        </w:t>
-            </w:r>
-            <w:proofErr w:type="spellStart"/>
+              <w:t>calName</w:t>
+            </w:r>
+            <w:proofErr w:type="spellEnd"/>
             <w:r>
               <w:rPr>
                 <w:sz w:val="20"/>
                 <w:szCs w:val="20"/>
                 <w:lang w:val="en-IN"/>
               </w:rPr>
-              <w:t>this.calPrice</w:t>
-            </w:r>
-            <w:proofErr w:type="spellEnd"/>
+              <w:t>) {</w:t>
+            </w:r>
             <w:r>
               <w:rPr>
                 <w:sz w:val="20"/>
                 <w:szCs w:val="20"/>
                 <w:lang w:val="en-IN"/>
               </w:rPr>
-              <w:t xml:space="preserve"> = </w:t>
+              <w:br/>
+              <w:t xml:space="preserve">        </w:t>
             </w:r>
             <w:proofErr w:type="spellStart"/>
+            <w:proofErr w:type="gramStart"/>
             <w:r>
               <w:rPr>
                 <w:sz w:val="20"/>
                 <w:szCs w:val="20"/>
                 <w:lang w:val="en-IN"/>
               </w:rPr>
-              <w:t>calPrice</w:t>
+              <w:t>this.calPrice</w:t>
             </w:r>
             <w:proofErr w:type="spellEnd"/>
+            <w:proofErr w:type="gramEnd"/>
             <w:r>
               <w:rPr>
                 <w:sz w:val="20"/>
                 <w:szCs w:val="20"/>
                 <w:lang w:val="en-IN"/>
               </w:rPr>
-              <w:t>;</w:t>
-            </w:r>
+              <w:t xml:space="preserve"> = </w:t>
+            </w:r>
+            <w:proofErr w:type="spellStart"/>
             <w:r>
               <w:rPr>
                 <w:sz w:val="20"/>
                 <w:szCs w:val="20"/>
                 <w:lang w:val="en-IN"/>
               </w:rPr>
-              <w:br/>
-              <w:t xml:space="preserve">        </w:t>
-            </w:r>
-            <w:proofErr w:type="spellStart"/>
+              <w:t>calPrice</w:t>
+            </w:r>
+            <w:proofErr w:type="spellEnd"/>
             <w:r>
               <w:rPr>
                 <w:sz w:val="20"/>
                 <w:szCs w:val="20"/>
                 <w:lang w:val="en-IN"/>
               </w:rPr>
-              <w:t>this.calName</w:t>
-            </w:r>
-            <w:proofErr w:type="spellEnd"/>
+              <w:t>;</w:t>
+            </w:r>
             <w:r>
               <w:rPr>
                 <w:sz w:val="20"/>
                 <w:szCs w:val="20"/>
                 <w:lang w:val="en-IN"/>
               </w:rPr>
-              <w:t xml:space="preserve"> = </w:t>
+              <w:br/>
+              <w:t xml:space="preserve">        </w:t>
             </w:r>
             <w:proofErr w:type="spellStart"/>
+            <w:proofErr w:type="gramStart"/>
             <w:r>
               <w:rPr>
                 <w:sz w:val="20"/>
                 <w:szCs w:val="20"/>
                 <w:lang w:val="en-IN"/>
               </w:rPr>
-              <w:t>calName</w:t>
+              <w:t>this.calName</w:t>
             </w:r>
             <w:proofErr w:type="spellEnd"/>
+            <w:proofErr w:type="gramEnd"/>
             <w:r>
               <w:rPr>
                 <w:sz w:val="20"/>
                 <w:szCs w:val="20"/>
                 <w:lang w:val="en-IN"/>
               </w:rPr>
-              <w:t>;</w:t>
-            </w:r>
+              <w:t xml:space="preserve"> = </w:t>
+            </w:r>
+            <w:proofErr w:type="spellStart"/>
             <w:r>
               <w:rPr>
                 <w:sz w:val="20"/>
                 <w:szCs w:val="20"/>
                 <w:lang w:val="en-IN"/>
               </w:rPr>
-              <w:br/>
-              <w:t xml:space="preserve">    }</w:t>
-            </w:r>
+              <w:t>calName</w:t>
+            </w:r>
+            <w:proofErr w:type="spellEnd"/>
+            <w:r>
+              <w:rPr>
+                <w:sz w:val="20"/>
+                <w:szCs w:val="20"/>
+                <w:lang w:val="en-IN"/>
+              </w:rPr>
+              <w:t>;</w:t>
+            </w:r>
+            <w:r>
+              <w:rPr>
+                <w:sz w:val="20"/>
+                <w:szCs w:val="20"/>
+                <w:lang w:val="en-IN"/>
+              </w:rPr>
+              <w:br/>
+              <w:t xml:space="preserve">  </w:t>
+            </w:r>
+            <w:proofErr w:type="gramStart"/>
+            <w:r>
+              <w:rPr>
+                <w:sz w:val="20"/>
+                <w:szCs w:val="20"/>
+                <w:lang w:val="en-IN"/>
+              </w:rPr>
+              <w:t xml:space="preserve">  }</w:t>
+            </w:r>
+            <w:proofErr w:type="gramEnd"/>
             <w:r>
               <w:rPr>
                 <w:sz w:val="20"/>
@@ -10654,35 +11785,65 @@
                 <w:szCs w:val="20"/>
                 <w:lang w:val="en-IN"/>
               </w:rPr>
-              <w:t xml:space="preserve">("HI ... : " + </w:t>
-            </w:r>
-            <w:proofErr w:type="spellStart"/>
+              <w:t xml:space="preserve">("HI </w:t>
+            </w:r>
+            <w:proofErr w:type="gramStart"/>
             <w:r>
               <w:rPr>
                 <w:sz w:val="20"/>
                 <w:szCs w:val="20"/>
                 <w:lang w:val="en-IN"/>
               </w:rPr>
-              <w:t>this.calName</w:t>
-            </w:r>
-            <w:proofErr w:type="spellEnd"/>
+              <w:t>... :</w:t>
+            </w:r>
+            <w:proofErr w:type="gramEnd"/>
             <w:r>
               <w:rPr>
                 <w:sz w:val="20"/>
                 <w:szCs w:val="20"/>
                 <w:lang w:val="en-IN"/>
               </w:rPr>
-              <w:t>);</w:t>
-            </w:r>
+              <w:t xml:space="preserve"> " + </w:t>
+            </w:r>
+            <w:proofErr w:type="spellStart"/>
+            <w:proofErr w:type="gramStart"/>
             <w:r>
               <w:rPr>
                 <w:sz w:val="20"/>
                 <w:szCs w:val="20"/>
                 <w:lang w:val="en-IN"/>
               </w:rPr>
-              <w:br/>
-              <w:t xml:space="preserve">    }</w:t>
-            </w:r>
+              <w:t>this.calName</w:t>
+            </w:r>
+            <w:proofErr w:type="spellEnd"/>
+            <w:proofErr w:type="gramEnd"/>
+            <w:r>
+              <w:rPr>
+                <w:sz w:val="20"/>
+                <w:szCs w:val="20"/>
+                <w:lang w:val="en-IN"/>
+              </w:rPr>
+              <w:t>);</w:t>
+            </w:r>
+            <w:r>
+              <w:rPr>
+                <w:sz w:val="20"/>
+                <w:szCs w:val="20"/>
+                <w:lang w:val="en-IN"/>
+              </w:rPr>
+              <w:br/>
+              <w:t xml:space="preserve">  </w:t>
+            </w:r>
+            <w:proofErr w:type="gramStart"/>
+            <w:r>
+              <w:rPr>
+                <w:sz w:val="20"/>
+                <w:szCs w:val="20"/>
+                <w:lang w:val="en-IN"/>
+              </w:rPr>
+              <w:t xml:space="preserve">  }</w:t>
+            </w:r>
+            <w:proofErr w:type="gramEnd"/>
             <w:r>
               <w:rPr>
                 <w:sz w:val="20"/>
@@ -10731,7 +11892,21 @@
         <w:rPr>
           <w:lang w:val="en-IN"/>
         </w:rPr>
-        <w:t xml:space="preserve"> Eg: Employee e = new Employee();</w:t>
+        <w:t xml:space="preserve"> Eg: Employee e = new </w:t>
+      </w:r>
+      <w:proofErr w:type="gramStart"/>
+      <w:r>
+        <w:rPr>
+          <w:lang w:val="en-IN"/>
+        </w:rPr>
+        <w:t>Employee(</w:t>
+      </w:r>
+      <w:proofErr w:type="gramEnd"/>
+      <w:r>
+        <w:rPr>
+          <w:lang w:val="en-IN"/>
+        </w:rPr>
+        <w:t>);</w:t>
       </w:r>
     </w:p>
     <w:p>
@@ -10890,7 +12065,25 @@
                 <w:lang w:val="en-IN"/>
               </w:rPr>
               <w:br/>
-              <w:t xml:space="preserve">    public Calculator(String </w:t>
+              <w:t xml:space="preserve">    public </w:t>
+            </w:r>
+            <w:proofErr w:type="gramStart"/>
+            <w:r>
+              <w:rPr>
+                <w:sz w:val="16"/>
+                <w:szCs w:val="16"/>
+                <w:lang w:val="en-IN"/>
+              </w:rPr>
+              <w:t>Calculator(</w:t>
+            </w:r>
+            <w:proofErr w:type="gramEnd"/>
+            <w:r>
+              <w:rPr>
+                <w:sz w:val="16"/>
+                <w:szCs w:val="16"/>
+                <w:lang w:val="en-IN"/>
+              </w:rPr>
+              <w:t xml:space="preserve">String </w:t>
             </w:r>
             <w:proofErr w:type="spellStart"/>
             <w:r>
@@ -11052,8 +12245,18 @@
                 <w:lang w:val="en-IN"/>
               </w:rPr>
               <w:br/>
-              <w:t xml:space="preserve">    }</w:t>
-            </w:r>
+              <w:t xml:space="preserve">  </w:t>
+            </w:r>
+            <w:proofErr w:type="gramStart"/>
+            <w:r>
+              <w:rPr>
+                <w:sz w:val="16"/>
+                <w:szCs w:val="16"/>
+                <w:lang w:val="en-IN"/>
+              </w:rPr>
+              <w:t xml:space="preserve">  }</w:t>
+            </w:r>
+            <w:proofErr w:type="gramEnd"/>
             <w:r>
               <w:rPr>
                 <w:sz w:val="16"/>
@@ -11114,7 +12317,25 @@
                 <w:szCs w:val="16"/>
                 <w:lang w:val="en-IN"/>
               </w:rPr>
-              <w:t xml:space="preserve">("HI ... : " + </w:t>
+              <w:t xml:space="preserve">("HI </w:t>
+            </w:r>
+            <w:proofErr w:type="gramStart"/>
+            <w:r>
+              <w:rPr>
+                <w:sz w:val="16"/>
+                <w:szCs w:val="16"/>
+                <w:lang w:val="en-IN"/>
+              </w:rPr>
+              <w:t>... :</w:t>
+            </w:r>
+            <w:proofErr w:type="gramEnd"/>
+            <w:r>
+              <w:rPr>
+                <w:sz w:val="16"/>
+                <w:szCs w:val="16"/>
+                <w:lang w:val="en-IN"/>
+              </w:rPr>
+              <w:t xml:space="preserve"> " + </w:t>
             </w:r>
             <w:proofErr w:type="spellStart"/>
             <w:r>
@@ -11141,8 +12362,18 @@
                 <w:lang w:val="en-IN"/>
               </w:rPr>
               <w:br/>
-              <w:t xml:space="preserve">    }</w:t>
-            </w:r>
+              <w:t xml:space="preserve">  </w:t>
+            </w:r>
+            <w:proofErr w:type="gramStart"/>
+            <w:r>
+              <w:rPr>
+                <w:sz w:val="16"/>
+                <w:szCs w:val="16"/>
+                <w:lang w:val="en-IN"/>
+              </w:rPr>
+              <w:t xml:space="preserve">  }</w:t>
+            </w:r>
+            <w:proofErr w:type="gramEnd"/>
             <w:r>
               <w:rPr>
                 <w:sz w:val="16"/>
@@ -11181,7 +12412,25 @@
                 <w:lang w:val="en-IN"/>
               </w:rPr>
               <w:br/>
-              <w:t xml:space="preserve">    public static void main(String[] </w:t>
+              <w:t xml:space="preserve">    public static void </w:t>
+            </w:r>
+            <w:proofErr w:type="gramStart"/>
+            <w:r>
+              <w:rPr>
+                <w:sz w:val="16"/>
+                <w:szCs w:val="16"/>
+                <w:lang w:val="en-IN"/>
+              </w:rPr>
+              <w:t>main(String[</w:t>
+            </w:r>
+            <w:proofErr w:type="gramEnd"/>
+            <w:r>
+              <w:rPr>
+                <w:sz w:val="16"/>
+                <w:szCs w:val="16"/>
+                <w:lang w:val="en-IN"/>
+              </w:rPr>
+              <w:t xml:space="preserve">] </w:t>
             </w:r>
             <w:proofErr w:type="spellStart"/>
             <w:r>
@@ -11244,8 +12493,18 @@
                 <w:lang w:val="en-IN"/>
               </w:rPr>
               <w:br/>
-              <w:t xml:space="preserve">    }</w:t>
-            </w:r>
+              <w:t xml:space="preserve">  </w:t>
+            </w:r>
+            <w:proofErr w:type="gramStart"/>
+            <w:r>
+              <w:rPr>
+                <w:sz w:val="16"/>
+                <w:szCs w:val="16"/>
+                <w:lang w:val="en-IN"/>
+              </w:rPr>
+              <w:t xml:space="preserve">  }</w:t>
+            </w:r>
+            <w:proofErr w:type="gramEnd"/>
             <w:r>
               <w:rPr>
                 <w:sz w:val="16"/>
@@ -11362,7 +12621,21 @@
         <w:rPr>
           <w:lang w:val="en-IN"/>
         </w:rPr>
-        <w:t xml:space="preserve">Why are we using “this”  in </w:t>
+        <w:t>Why are we using “</w:t>
+      </w:r>
+      <w:proofErr w:type="gramStart"/>
+      <w:r>
+        <w:rPr>
+          <w:lang w:val="en-IN"/>
+        </w:rPr>
+        <w:t>this”  in</w:t>
+      </w:r>
+      <w:proofErr w:type="gramEnd"/>
+      <w:r>
+        <w:rPr>
+          <w:lang w:val="en-IN"/>
+        </w:rPr>
+        <w:t xml:space="preserve"> </w:t>
       </w:r>
       <w:proofErr w:type="spellStart"/>
       <w:r>
@@ -11889,7 +13162,25 @@
                 <w:lang w:val="en-IN"/>
               </w:rPr>
               <w:br/>
-              <w:t xml:space="preserve">    public Employee(String </w:t>
+              <w:t xml:space="preserve">    public </w:t>
+            </w:r>
+            <w:proofErr w:type="gramStart"/>
+            <w:r>
+              <w:rPr>
+                <w:sz w:val="16"/>
+                <w:szCs w:val="16"/>
+                <w:lang w:val="en-IN"/>
+              </w:rPr>
+              <w:t>Employee(</w:t>
+            </w:r>
+            <w:proofErr w:type="gramEnd"/>
+            <w:r>
+              <w:rPr>
+                <w:sz w:val="16"/>
+                <w:szCs w:val="16"/>
+                <w:lang w:val="en-IN"/>
+              </w:rPr>
+              <w:t xml:space="preserve">String </w:t>
             </w:r>
             <w:proofErr w:type="spellStart"/>
             <w:r>
@@ -11946,6 +13237,7 @@
               <w:t xml:space="preserve">, String </w:t>
             </w:r>
             <w:proofErr w:type="spellStart"/>
+            <w:proofErr w:type="gramStart"/>
             <w:r>
               <w:rPr>
                 <w:sz w:val="16"/>
@@ -11963,6 +13255,7 @@
               </w:rPr>
               <w:t>){</w:t>
             </w:r>
+            <w:proofErr w:type="gramEnd"/>
             <w:r>
               <w:rPr>
                 <w:sz w:val="16"/>
@@ -11973,6 +13266,7 @@
               <w:t xml:space="preserve">        </w:t>
             </w:r>
             <w:proofErr w:type="spellStart"/>
+            <w:proofErr w:type="gramStart"/>
             <w:r>
               <w:rPr>
                 <w:sz w:val="16"/>
@@ -11982,6 +13276,7 @@
               <w:t>this.aadharNumber</w:t>
             </w:r>
             <w:proofErr w:type="spellEnd"/>
+            <w:proofErr w:type="gramEnd"/>
             <w:r>
               <w:rPr>
                 <w:sz w:val="16"/>
@@ -12018,6 +13313,7 @@
               <w:t xml:space="preserve">        </w:t>
             </w:r>
             <w:proofErr w:type="spellStart"/>
+            <w:proofErr w:type="gramStart"/>
             <w:r>
               <w:rPr>
                 <w:sz w:val="16"/>
@@ -12027,6 +13323,7 @@
               <w:t>this.empSalary</w:t>
             </w:r>
             <w:proofErr w:type="spellEnd"/>
+            <w:proofErr w:type="gramEnd"/>
             <w:r>
               <w:rPr>
                 <w:sz w:val="16"/>
@@ -12063,6 +13360,7 @@
               <w:t xml:space="preserve">        </w:t>
             </w:r>
             <w:proofErr w:type="spellStart"/>
+            <w:proofErr w:type="gramStart"/>
             <w:r>
               <w:rPr>
                 <w:sz w:val="16"/>
@@ -12072,6 +13370,7 @@
               <w:t>this.empId</w:t>
             </w:r>
             <w:proofErr w:type="spellEnd"/>
+            <w:proofErr w:type="gramEnd"/>
             <w:r>
               <w:rPr>
                 <w:sz w:val="16"/>
@@ -12108,6 +13407,7 @@
               <w:t xml:space="preserve">        </w:t>
             </w:r>
             <w:proofErr w:type="spellStart"/>
+            <w:proofErr w:type="gramStart"/>
             <w:r>
               <w:rPr>
                 <w:sz w:val="16"/>
@@ -12117,6 +13417,7 @@
               <w:t>this.empName</w:t>
             </w:r>
             <w:proofErr w:type="spellEnd"/>
+            <w:proofErr w:type="gramEnd"/>
             <w:r>
               <w:rPr>
                 <w:sz w:val="16"/>
@@ -12150,8 +13451,18 @@
                 <w:lang w:val="en-IN"/>
               </w:rPr>
               <w:br/>
-              <w:t xml:space="preserve">    }</w:t>
-            </w:r>
+              <w:t xml:space="preserve">  </w:t>
+            </w:r>
+            <w:proofErr w:type="gramStart"/>
+            <w:r>
+              <w:rPr>
+                <w:sz w:val="16"/>
+                <w:szCs w:val="16"/>
+                <w:lang w:val="en-IN"/>
+              </w:rPr>
+              <w:t xml:space="preserve">  }</w:t>
+            </w:r>
+            <w:proofErr w:type="gramEnd"/>
             <w:r>
               <w:rPr>
                 <w:sz w:val="16"/>
@@ -12162,6 +13473,7 @@
               <w:t xml:space="preserve">    public String </w:t>
             </w:r>
             <w:proofErr w:type="spellStart"/>
+            <w:proofErr w:type="gramStart"/>
             <w:r>
               <w:rPr>
                 <w:b/>
@@ -12182,6 +13494,7 @@
               </w:rPr>
               <w:t>(){</w:t>
             </w:r>
+            <w:proofErr w:type="gramEnd"/>
             <w:r>
               <w:rPr>
                 <w:sz w:val="16"/>
@@ -12212,6 +13525,7 @@
               <w:t xml:space="preserve">return </w:t>
             </w:r>
             <w:proofErr w:type="spellStart"/>
+            <w:proofErr w:type="gramStart"/>
             <w:r>
               <w:rPr>
                 <w:b/>
@@ -12224,6 +13538,7 @@
               <w:t>this.empName</w:t>
             </w:r>
             <w:proofErr w:type="spellEnd"/>
+            <w:proofErr w:type="gramEnd"/>
             <w:r>
               <w:rPr>
                 <w:b/>
@@ -12242,8 +13557,18 @@
                 <w:lang w:val="en-IN"/>
               </w:rPr>
               <w:br/>
-              <w:t xml:space="preserve">    }</w:t>
-            </w:r>
+              <w:t xml:space="preserve">  </w:t>
+            </w:r>
+            <w:proofErr w:type="gramStart"/>
+            <w:r>
+              <w:rPr>
+                <w:sz w:val="16"/>
+                <w:szCs w:val="16"/>
+                <w:lang w:val="en-IN"/>
+              </w:rPr>
+              <w:t xml:space="preserve">  }</w:t>
+            </w:r>
+            <w:proofErr w:type="gramEnd"/>
             <w:r>
               <w:rPr>
                 <w:sz w:val="16"/>
@@ -12282,7 +13607,25 @@
                 <w:szCs w:val="16"/>
                 <w:lang w:val="en-IN"/>
               </w:rPr>
-              <w:t>Employee e = new Employee("Kamal", 12,323232, "AAASAS23232");</w:t>
+              <w:t xml:space="preserve">Employee e = new </w:t>
+            </w:r>
+            <w:proofErr w:type="gramStart"/>
+            <w:r>
+              <w:rPr>
+                <w:sz w:val="16"/>
+                <w:szCs w:val="16"/>
+                <w:lang w:val="en-IN"/>
+              </w:rPr>
+              <w:t>Employee(</w:t>
+            </w:r>
+            <w:proofErr w:type="gramEnd"/>
+            <w:r>
+              <w:rPr>
+                <w:sz w:val="16"/>
+                <w:szCs w:val="16"/>
+                <w:lang w:val="en-IN"/>
+              </w:rPr>
+              <w:t>"Kamal", 12,323232, "AAASAS23232");</w:t>
             </w:r>
             <w:r>
               <w:rPr>
@@ -12329,6 +13672,7 @@
               <w:t>(</w:t>
             </w:r>
             <w:proofErr w:type="spellStart"/>
+            <w:proofErr w:type="gramStart"/>
             <w:r>
               <w:rPr>
                 <w:sz w:val="16"/>
@@ -12338,6 +13682,7 @@
               <w:t>e.getEmpName</w:t>
             </w:r>
             <w:proofErr w:type="spellEnd"/>
+            <w:proofErr w:type="gramEnd"/>
             <w:r>
               <w:rPr>
                 <w:sz w:val="16"/>
@@ -12670,8 +14015,18 @@
                 <w:lang w:val="en-IN"/>
               </w:rPr>
               <w:br/>
-              <w:t xml:space="preserve">    public void m1(){</w:t>
-            </w:r>
+              <w:t xml:space="preserve">    public void m1</w:t>
+            </w:r>
+            <w:proofErr w:type="gramStart"/>
+            <w:r>
+              <w:rPr>
+                <w:sz w:val="16"/>
+                <w:szCs w:val="16"/>
+                <w:lang w:val="en-IN"/>
+              </w:rPr>
+              <w:t>(){</w:t>
+            </w:r>
+            <w:proofErr w:type="gramEnd"/>
             <w:r>
               <w:rPr>
                 <w:sz w:val="16"/>
@@ -12724,8 +14079,18 @@
                 <w:lang w:val="en-IN"/>
               </w:rPr>
               <w:br/>
-              <w:t xml:space="preserve">    }</w:t>
-            </w:r>
+              <w:t xml:space="preserve">  </w:t>
+            </w:r>
+            <w:proofErr w:type="gramStart"/>
+            <w:r>
+              <w:rPr>
+                <w:sz w:val="16"/>
+                <w:szCs w:val="16"/>
+                <w:lang w:val="en-IN"/>
+              </w:rPr>
+              <w:t xml:space="preserve">  }</w:t>
+            </w:r>
+            <w:proofErr w:type="gramEnd"/>
             <w:r>
               <w:rPr>
                 <w:sz w:val="16"/>
@@ -12866,8 +14231,18 @@
                 <w:szCs w:val="16"/>
                 <w:lang w:val="en-IN"/>
               </w:rPr>
-              <w:t xml:space="preserve"> void m1(){</w:t>
-            </w:r>
+              <w:t xml:space="preserve"> void m1</w:t>
+            </w:r>
+            <w:proofErr w:type="gramStart"/>
+            <w:r>
+              <w:rPr>
+                <w:sz w:val="16"/>
+                <w:szCs w:val="16"/>
+                <w:lang w:val="en-IN"/>
+              </w:rPr>
+              <w:t>(){</w:t>
+            </w:r>
+            <w:proofErr w:type="gramEnd"/>
             <w:r>
               <w:rPr>
                 <w:sz w:val="16"/>
@@ -12920,8 +14295,18 @@
                 <w:lang w:val="en-IN"/>
               </w:rPr>
               <w:br/>
-              <w:t xml:space="preserve">    }</w:t>
-            </w:r>
+              <w:t xml:space="preserve">  </w:t>
+            </w:r>
+            <w:proofErr w:type="gramStart"/>
+            <w:r>
+              <w:rPr>
+                <w:sz w:val="16"/>
+                <w:szCs w:val="16"/>
+                <w:lang w:val="en-IN"/>
+              </w:rPr>
+              <w:t xml:space="preserve">  }</w:t>
+            </w:r>
+            <w:proofErr w:type="gramEnd"/>
             <w:r>
               <w:rPr>
                 <w:sz w:val="16"/>
@@ -12971,7 +14356,25 @@
                 <w:lang w:val="en-IN"/>
               </w:rPr>
               <w:br/>
-              <w:t xml:space="preserve">    public static void main(String[] </w:t>
+              <w:t xml:space="preserve">    public static void </w:t>
+            </w:r>
+            <w:proofErr w:type="gramStart"/>
+            <w:r>
+              <w:rPr>
+                <w:sz w:val="16"/>
+                <w:szCs w:val="16"/>
+                <w:lang w:val="en-IN"/>
+              </w:rPr>
+              <w:t>main(String[</w:t>
+            </w:r>
+            <w:proofErr w:type="gramEnd"/>
+            <w:r>
+              <w:rPr>
+                <w:sz w:val="16"/>
+                <w:szCs w:val="16"/>
+                <w:lang w:val="en-IN"/>
+              </w:rPr>
+              <w:t xml:space="preserve">] </w:t>
             </w:r>
             <w:proofErr w:type="spellStart"/>
             <w:r>
@@ -13016,7 +14419,25 @@
                 <w:szCs w:val="16"/>
                 <w:lang w:val="en-IN"/>
               </w:rPr>
-              <w:t xml:space="preserve"> = new Calculator();</w:t>
+              <w:t xml:space="preserve"> = new </w:t>
+            </w:r>
+            <w:proofErr w:type="gramStart"/>
+            <w:r>
+              <w:rPr>
+                <w:sz w:val="16"/>
+                <w:szCs w:val="16"/>
+                <w:lang w:val="en-IN"/>
+              </w:rPr>
+              <w:t>Calculator(</w:t>
+            </w:r>
+            <w:proofErr w:type="gramEnd"/>
+            <w:r>
+              <w:rPr>
+                <w:sz w:val="16"/>
+                <w:szCs w:val="16"/>
+                <w:lang w:val="en-IN"/>
+              </w:rPr>
+              <w:t>);</w:t>
             </w:r>
             <w:r>
               <w:rPr>
@@ -13073,6 +14494,7 @@
               <w:t>(</w:t>
             </w:r>
             <w:proofErr w:type="spellStart"/>
+            <w:proofErr w:type="gramStart"/>
             <w:r>
               <w:rPr>
                 <w:sz w:val="16"/>
@@ -13082,6 +14504,7 @@
               <w:t>calculator.myName</w:t>
             </w:r>
             <w:proofErr w:type="spellEnd"/>
+            <w:proofErr w:type="gramEnd"/>
             <w:r>
               <w:rPr>
                 <w:sz w:val="16"/>
@@ -13097,8 +14520,18 @@
                 <w:lang w:val="en-IN"/>
               </w:rPr>
               <w:br/>
-              <w:t xml:space="preserve">    }</w:t>
-            </w:r>
+              <w:t xml:space="preserve">  </w:t>
+            </w:r>
+            <w:proofErr w:type="gramStart"/>
+            <w:r>
+              <w:rPr>
+                <w:sz w:val="16"/>
+                <w:szCs w:val="16"/>
+                <w:lang w:val="en-IN"/>
+              </w:rPr>
+              <w:t xml:space="preserve">  }</w:t>
+            </w:r>
+            <w:proofErr w:type="gramEnd"/>
             <w:r>
               <w:rPr>
                 <w:sz w:val="16"/>
@@ -13137,7 +14570,25 @@
                 <w:lang w:val="en-IN"/>
               </w:rPr>
               <w:br/>
-              <w:t xml:space="preserve">    public static void main(String[] </w:t>
+              <w:t xml:space="preserve">    public static void </w:t>
+            </w:r>
+            <w:proofErr w:type="gramStart"/>
+            <w:r>
+              <w:rPr>
+                <w:sz w:val="16"/>
+                <w:szCs w:val="16"/>
+                <w:lang w:val="en-IN"/>
+              </w:rPr>
+              <w:t>main(String[</w:t>
+            </w:r>
+            <w:proofErr w:type="gramEnd"/>
+            <w:r>
+              <w:rPr>
+                <w:sz w:val="16"/>
+                <w:szCs w:val="16"/>
+                <w:lang w:val="en-IN"/>
+              </w:rPr>
+              <w:t xml:space="preserve">] </w:t>
             </w:r>
             <w:proofErr w:type="spellStart"/>
             <w:r>
@@ -13264,8 +14715,18 @@
                 <w:lang w:val="en-IN"/>
               </w:rPr>
               <w:br/>
-              <w:t xml:space="preserve">    }</w:t>
-            </w:r>
+              <w:t xml:space="preserve">  </w:t>
+            </w:r>
+            <w:proofErr w:type="gramStart"/>
+            <w:r>
+              <w:rPr>
+                <w:sz w:val="16"/>
+                <w:szCs w:val="16"/>
+                <w:lang w:val="en-IN"/>
+              </w:rPr>
+              <w:t xml:space="preserve">  }</w:t>
+            </w:r>
+            <w:proofErr w:type="gramEnd"/>
             <w:r>
               <w:rPr>
                 <w:sz w:val="16"/>
@@ -13326,7 +14787,27 @@
           <w:highlight w:val="yellow"/>
           <w:lang w:val="en-IN"/>
         </w:rPr>
-        <w:t xml:space="preserve">For calling Non-static class members we need object creation and its </w:t>
+        <w:t xml:space="preserve">For calling </w:t>
+      </w:r>
+      <w:proofErr w:type="gramStart"/>
+      <w:r>
+        <w:rPr>
+          <w:b/>
+          <w:bCs/>
+          <w:highlight w:val="yellow"/>
+          <w:lang w:val="en-IN"/>
+        </w:rPr>
+        <w:t>Non-static</w:t>
+      </w:r>
+      <w:proofErr w:type="gramEnd"/>
+      <w:r>
+        <w:rPr>
+          <w:b/>
+          <w:bCs/>
+          <w:highlight w:val="yellow"/>
+          <w:lang w:val="en-IN"/>
+        </w:rPr>
+        <w:t xml:space="preserve"> class members we need object creation and its </w:t>
       </w:r>
       <w:r>
         <w:rPr>
@@ -13563,7 +15044,21 @@
         <w:rPr>
           <w:lang w:val="en-IN"/>
         </w:rPr>
-        <w:t xml:space="preserve">When to use static? When we have common data to objects or sharable to object then we can use static keyword for class members[methods or </w:t>
+        <w:t xml:space="preserve">When to use static? When we have common data to objects or sharable to object then we can use static keyword for class </w:t>
+      </w:r>
+      <w:proofErr w:type="gramStart"/>
+      <w:r>
+        <w:rPr>
+          <w:lang w:val="en-IN"/>
+        </w:rPr>
+        <w:t>members[</w:t>
+      </w:r>
+      <w:proofErr w:type="gramEnd"/>
+      <w:r>
+        <w:rPr>
+          <w:lang w:val="en-IN"/>
+        </w:rPr>
+        <w:t xml:space="preserve">methods or </w:t>
       </w:r>
       <w:proofErr w:type="spellStart"/>
       <w:r>
@@ -15214,25 +16709,25 @@
                 <w:bCs/>
                 <w:lang w:val="en-IN"/>
               </w:rPr>
-              <w:t xml:space="preserve">int add(int </w:t>
-            </w:r>
-            <w:proofErr w:type="spellStart"/>
+              <w:t xml:space="preserve">int </w:t>
+            </w:r>
+            <w:proofErr w:type="gramStart"/>
             <w:r>
               <w:rPr>
                 <w:b/>
                 <w:bCs/>
                 <w:lang w:val="en-IN"/>
               </w:rPr>
-              <w:t>fValue</w:t>
-            </w:r>
-            <w:proofErr w:type="spellEnd"/>
+              <w:t>add(</w:t>
+            </w:r>
+            <w:proofErr w:type="gramEnd"/>
             <w:r>
               <w:rPr>
                 <w:b/>
                 <w:bCs/>
                 <w:lang w:val="en-IN"/>
               </w:rPr>
-              <w:t xml:space="preserve">, int </w:t>
+              <w:t xml:space="preserve">int </w:t>
             </w:r>
             <w:proofErr w:type="spellStart"/>
             <w:r>
@@ -15241,7 +16736,7 @@
                 <w:bCs/>
                 <w:lang w:val="en-IN"/>
               </w:rPr>
-              <w:t>sValue</w:t>
+              <w:t>fValue</w:t>
             </w:r>
             <w:proofErr w:type="spellEnd"/>
             <w:r>
@@ -15250,41 +16745,95 @@
                 <w:bCs/>
                 <w:lang w:val="en-IN"/>
               </w:rPr>
-              <w:t>);</w:t>
-            </w:r>
-            <w:r>
-              <w:rPr>
-                <w:lang w:val="en-IN"/>
-              </w:rPr>
-              <w:t xml:space="preserve"> // unimplemented methods / abstract methods</w:t>
-            </w:r>
-            <w:r>
-              <w:rPr>
-                <w:lang w:val="en-IN"/>
-              </w:rPr>
-              <w:br/>
-            </w:r>
+              <w:t xml:space="preserve">, int </w:t>
+            </w:r>
+            <w:proofErr w:type="spellStart"/>
             <w:r>
               <w:rPr>
                 <w:b/>
                 <w:bCs/>
                 <w:lang w:val="en-IN"/>
               </w:rPr>
-              <w:t>int multiplication(int a, int b, int c);</w:t>
-            </w:r>
-            <w:r>
-              <w:rPr>
-                <w:lang w:val="en-IN"/>
-              </w:rPr>
-              <w:br/>
-            </w:r>
+              <w:t>sValue</w:t>
+            </w:r>
+            <w:proofErr w:type="spellEnd"/>
             <w:r>
               <w:rPr>
                 <w:b/>
                 <w:bCs/>
                 <w:lang w:val="en-IN"/>
               </w:rPr>
-              <w:t>int subtraction(int a, int b);</w:t>
+              <w:t>);</w:t>
+            </w:r>
+            <w:r>
+              <w:rPr>
+                <w:lang w:val="en-IN"/>
+              </w:rPr>
+              <w:t xml:space="preserve"> // unimplemented methods / abstract methods</w:t>
+            </w:r>
+            <w:r>
+              <w:rPr>
+                <w:lang w:val="en-IN"/>
+              </w:rPr>
+              <w:br/>
+            </w:r>
+            <w:r>
+              <w:rPr>
+                <w:b/>
+                <w:bCs/>
+                <w:lang w:val="en-IN"/>
+              </w:rPr>
+              <w:t xml:space="preserve">int </w:t>
+            </w:r>
+            <w:proofErr w:type="gramStart"/>
+            <w:r>
+              <w:rPr>
+                <w:b/>
+                <w:bCs/>
+                <w:lang w:val="en-IN"/>
+              </w:rPr>
+              <w:t>multiplication(</w:t>
+            </w:r>
+            <w:proofErr w:type="gramEnd"/>
+            <w:r>
+              <w:rPr>
+                <w:b/>
+                <w:bCs/>
+                <w:lang w:val="en-IN"/>
+              </w:rPr>
+              <w:t>int a, int b, int c);</w:t>
+            </w:r>
+            <w:r>
+              <w:rPr>
+                <w:lang w:val="en-IN"/>
+              </w:rPr>
+              <w:br/>
+            </w:r>
+            <w:r>
+              <w:rPr>
+                <w:b/>
+                <w:bCs/>
+                <w:lang w:val="en-IN"/>
+              </w:rPr>
+              <w:t xml:space="preserve">int </w:t>
+            </w:r>
+            <w:proofErr w:type="gramStart"/>
+            <w:r>
+              <w:rPr>
+                <w:b/>
+                <w:bCs/>
+                <w:lang w:val="en-IN"/>
+              </w:rPr>
+              <w:t>subtraction(</w:t>
+            </w:r>
+            <w:proofErr w:type="gramEnd"/>
+            <w:r>
+              <w:rPr>
+                <w:b/>
+                <w:bCs/>
+                <w:lang w:val="en-IN"/>
+              </w:rPr>
+              <w:t>int a, int b);</w:t>
             </w:r>
             <w:r>
               <w:rPr>
@@ -15342,11 +16891,16 @@
         <w:t>mean</w:t>
       </w:r>
       <w:r>
-        <w:t xml:space="preserve"> methods with immediate termination</w:t>
+        <w:t xml:space="preserve"> methods with immediate </w:t>
+      </w:r>
+      <w:proofErr w:type="gramStart"/>
+      <w:r>
+        <w:t>termination</w:t>
       </w:r>
       <w:r>
         <w:t>[</w:t>
       </w:r>
+      <w:proofErr w:type="gramEnd"/>
       <w:r>
         <w:rPr>
           <w:b/>
@@ -15564,7 +17118,25 @@
                 <w:szCs w:val="18"/>
                 <w:lang w:val="en-IN"/>
               </w:rPr>
-              <w:t xml:space="preserve">int add(int </w:t>
+              <w:t xml:space="preserve">int </w:t>
+            </w:r>
+            <w:proofErr w:type="gramStart"/>
+            <w:r>
+              <w:rPr>
+                <w:sz w:val="18"/>
+                <w:szCs w:val="18"/>
+                <w:lang w:val="en-IN"/>
+              </w:rPr>
+              <w:t>add(</w:t>
+            </w:r>
+            <w:proofErr w:type="gramEnd"/>
+            <w:r>
+              <w:rPr>
+                <w:sz w:val="18"/>
+                <w:szCs w:val="18"/>
+                <w:lang w:val="en-IN"/>
+              </w:rPr>
+              <w:t xml:space="preserve">int </w:t>
             </w:r>
             <w:proofErr w:type="spellStart"/>
             <w:r>
@@ -15633,16 +17205,52 @@
                 <w:szCs w:val="18"/>
                 <w:lang w:val="en-IN"/>
               </w:rPr>
-              <w:t xml:space="preserve"> int multiplication(int a, int b, int c);</w:t>
-            </w:r>
+              <w:t xml:space="preserve"> int </w:t>
+            </w:r>
+            <w:proofErr w:type="gramStart"/>
             <w:r>
               <w:rPr>
                 <w:sz w:val="18"/>
                 <w:szCs w:val="18"/>
                 <w:lang w:val="en-IN"/>
               </w:rPr>
-              <w:br/>
-              <w:t xml:space="preserve"> int subtraction(int a, int b);</w:t>
+              <w:t>multiplication(</w:t>
+            </w:r>
+            <w:proofErr w:type="gramEnd"/>
+            <w:r>
+              <w:rPr>
+                <w:sz w:val="18"/>
+                <w:szCs w:val="18"/>
+                <w:lang w:val="en-IN"/>
+              </w:rPr>
+              <w:t>int a, int b, int c);</w:t>
+            </w:r>
+            <w:r>
+              <w:rPr>
+                <w:sz w:val="18"/>
+                <w:szCs w:val="18"/>
+                <w:lang w:val="en-IN"/>
+              </w:rPr>
+              <w:br/>
+              <w:t xml:space="preserve"> int </w:t>
+            </w:r>
+            <w:proofErr w:type="gramStart"/>
+            <w:r>
+              <w:rPr>
+                <w:sz w:val="18"/>
+                <w:szCs w:val="18"/>
+                <w:lang w:val="en-IN"/>
+              </w:rPr>
+              <w:t>subtraction(</w:t>
+            </w:r>
+            <w:proofErr w:type="gramEnd"/>
+            <w:r>
+              <w:rPr>
+                <w:sz w:val="18"/>
+                <w:szCs w:val="18"/>
+                <w:lang w:val="en-IN"/>
+              </w:rPr>
+              <w:t>int a, int b);</w:t>
             </w:r>
             <w:r>
               <w:rPr>
@@ -16088,52 +17696,52 @@
                 <w:lang w:val="en-IN"/>
               </w:rPr>
               <w:br/>
-              <w:t xml:space="preserve">    public static void main(String[] </w:t>
-            </w:r>
-            <w:proofErr w:type="spellStart"/>
+              <w:t xml:space="preserve">    public static void </w:t>
+            </w:r>
+            <w:proofErr w:type="gramStart"/>
             <w:r>
               <w:rPr>
                 <w:sz w:val="18"/>
                 <w:szCs w:val="18"/>
                 <w:lang w:val="en-IN"/>
               </w:rPr>
-              <w:t>args</w:t>
-            </w:r>
-            <w:proofErr w:type="spellEnd"/>
+              <w:t>main(String[</w:t>
+            </w:r>
+            <w:proofErr w:type="gramEnd"/>
             <w:r>
               <w:rPr>
                 <w:sz w:val="18"/>
                 <w:szCs w:val="18"/>
                 <w:lang w:val="en-IN"/>
               </w:rPr>
-              <w:t>) {</w:t>
-            </w:r>
+              <w:t xml:space="preserve">] </w:t>
+            </w:r>
+            <w:proofErr w:type="spellStart"/>
             <w:r>
               <w:rPr>
                 <w:sz w:val="18"/>
                 <w:szCs w:val="18"/>
                 <w:lang w:val="en-IN"/>
               </w:rPr>
-              <w:br/>
-              <w:t xml:space="preserve">        </w:t>
-            </w:r>
-            <w:proofErr w:type="spellStart"/>
+              <w:t>args</w:t>
+            </w:r>
+            <w:proofErr w:type="spellEnd"/>
             <w:r>
               <w:rPr>
                 <w:sz w:val="18"/>
                 <w:szCs w:val="18"/>
                 <w:lang w:val="en-IN"/>
               </w:rPr>
-              <w:t>MyCalculator</w:t>
-            </w:r>
-            <w:proofErr w:type="spellEnd"/>
+              <w:t>) {</w:t>
+            </w:r>
             <w:r>
               <w:rPr>
                 <w:sz w:val="18"/>
                 <w:szCs w:val="18"/>
                 <w:lang w:val="en-IN"/>
               </w:rPr>
-              <w:t xml:space="preserve"> </w:t>
+              <w:br/>
+              <w:t xml:space="preserve">        </w:t>
             </w:r>
             <w:proofErr w:type="spellStart"/>
             <w:r>
@@ -16142,7 +17750,7 @@
                 <w:szCs w:val="18"/>
                 <w:lang w:val="en-IN"/>
               </w:rPr>
-              <w:t>myCalculator</w:t>
+              <w:t>MyCalculator</w:t>
             </w:r>
             <w:proofErr w:type="spellEnd"/>
             <w:r>
@@ -16151,7 +17759,7 @@
                 <w:szCs w:val="18"/>
                 <w:lang w:val="en-IN"/>
               </w:rPr>
-              <w:t xml:space="preserve"> = new </w:t>
+              <w:t xml:space="preserve"> </w:t>
             </w:r>
             <w:proofErr w:type="spellStart"/>
             <w:r>
@@ -16160,7 +17768,7 @@
                 <w:szCs w:val="18"/>
                 <w:lang w:val="en-IN"/>
               </w:rPr>
-              <w:t>MyCalculator</w:t>
+              <w:t>myCalculator</w:t>
             </w:r>
             <w:proofErr w:type="spellEnd"/>
             <w:r>
@@ -16169,52 +17777,90 @@
                 <w:szCs w:val="18"/>
                 <w:lang w:val="en-IN"/>
               </w:rPr>
-              <w:t>();</w:t>
-            </w:r>
+              <w:t xml:space="preserve"> = new </w:t>
+            </w:r>
+            <w:proofErr w:type="spellStart"/>
+            <w:proofErr w:type="gramStart"/>
             <w:r>
               <w:rPr>
                 <w:sz w:val="18"/>
                 <w:szCs w:val="18"/>
                 <w:lang w:val="en-IN"/>
               </w:rPr>
-              <w:br/>
-              <w:t xml:space="preserve">        int </w:t>
-            </w:r>
-            <w:proofErr w:type="spellStart"/>
+              <w:t>MyCalculator</w:t>
+            </w:r>
+            <w:proofErr w:type="spellEnd"/>
             <w:r>
               <w:rPr>
                 <w:sz w:val="18"/>
                 <w:szCs w:val="18"/>
                 <w:lang w:val="en-IN"/>
               </w:rPr>
-              <w:t>addResult</w:t>
-            </w:r>
-            <w:proofErr w:type="spellEnd"/>
+              <w:t>(</w:t>
+            </w:r>
+            <w:proofErr w:type="gramEnd"/>
             <w:r>
               <w:rPr>
                 <w:sz w:val="18"/>
                 <w:szCs w:val="18"/>
                 <w:lang w:val="en-IN"/>
               </w:rPr>
-              <w:t xml:space="preserve"> = </w:t>
-            </w:r>
-            <w:proofErr w:type="spellStart"/>
+              <w:t>);</w:t>
+            </w:r>
             <w:r>
               <w:rPr>
                 <w:sz w:val="18"/>
                 <w:szCs w:val="18"/>
                 <w:lang w:val="en-IN"/>
               </w:rPr>
-              <w:t>myCalculator.add</w:t>
-            </w:r>
-            <w:proofErr w:type="spellEnd"/>
+              <w:br/>
+              <w:t xml:space="preserve">        int </w:t>
+            </w:r>
+            <w:proofErr w:type="spellStart"/>
             <w:r>
               <w:rPr>
                 <w:sz w:val="18"/>
                 <w:szCs w:val="18"/>
                 <w:lang w:val="en-IN"/>
               </w:rPr>
-              <w:t>(112,3434);</w:t>
+              <w:t>addResult</w:t>
+            </w:r>
+            <w:proofErr w:type="spellEnd"/>
+            <w:r>
+              <w:rPr>
+                <w:sz w:val="18"/>
+                <w:szCs w:val="18"/>
+                <w:lang w:val="en-IN"/>
+              </w:rPr>
+              <w:t xml:space="preserve"> = </w:t>
+            </w:r>
+            <w:proofErr w:type="spellStart"/>
+            <w:proofErr w:type="gramStart"/>
+            <w:r>
+              <w:rPr>
+                <w:sz w:val="18"/>
+                <w:szCs w:val="18"/>
+                <w:lang w:val="en-IN"/>
+              </w:rPr>
+              <w:t>myCalculator.add</w:t>
+            </w:r>
+            <w:proofErr w:type="spellEnd"/>
+            <w:r>
+              <w:rPr>
+                <w:sz w:val="18"/>
+                <w:szCs w:val="18"/>
+                <w:lang w:val="en-IN"/>
+              </w:rPr>
+              <w:t>(</w:t>
+            </w:r>
+            <w:proofErr w:type="gramEnd"/>
+            <w:r>
+              <w:rPr>
+                <w:sz w:val="18"/>
+                <w:szCs w:val="18"/>
+                <w:lang w:val="en-IN"/>
+              </w:rPr>
+              <w:t>112,3434);</w:t>
             </w:r>
             <w:r>
               <w:rPr>
@@ -16286,8 +17932,18 @@
                 <w:lang w:val="en-IN"/>
               </w:rPr>
               <w:br/>
-              <w:t xml:space="preserve">    }</w:t>
-            </w:r>
+              <w:t xml:space="preserve">  </w:t>
+            </w:r>
+            <w:proofErr w:type="gramStart"/>
+            <w:r>
+              <w:rPr>
+                <w:sz w:val="18"/>
+                <w:szCs w:val="18"/>
+                <w:lang w:val="en-IN"/>
+              </w:rPr>
+              <w:t xml:space="preserve">  }</w:t>
+            </w:r>
+            <w:proofErr w:type="gramEnd"/>
             <w:r>
               <w:rPr>
                 <w:sz w:val="18"/>
@@ -16474,8 +18130,13 @@
               <w:t>v</w:t>
             </w:r>
             <w:r>
-              <w:t>oid m1(){</w:t>
-            </w:r>
+              <w:t>oid m1</w:t>
+            </w:r>
+            <w:proofErr w:type="gramStart"/>
+            <w:r>
+              <w:t>(){</w:t>
+            </w:r>
+            <w:proofErr w:type="gramEnd"/>
           </w:p>
           <w:p>
             <w:proofErr w:type="spellStart"/>
@@ -16574,11 +18235,16 @@
         <w:sym w:font="Wingdings" w:char="F0E0"/>
       </w:r>
       <w:r>
-        <w:t xml:space="preserve"> Inherit</w:t>
+        <w:t xml:space="preserve"> </w:t>
+      </w:r>
+      <w:proofErr w:type="gramStart"/>
+      <w:r>
+        <w:t>Inherit</w:t>
       </w:r>
       <w:r>
         <w:t>[</w:t>
       </w:r>
+      <w:proofErr w:type="gramEnd"/>
       <w:r>
         <w:rPr>
           <w:b/>
@@ -16864,6 +18530,7 @@
               <w:t xml:space="preserve">    void </w:t>
             </w:r>
             <w:proofErr w:type="spellStart"/>
+            <w:proofErr w:type="gramStart"/>
             <w:r>
               <w:rPr>
                 <w:sz w:val="18"/>
@@ -16879,16 +18546,16 @@
                 <w:szCs w:val="18"/>
                 <w:lang w:val="en-IN"/>
               </w:rPr>
-              <w:t>();</w:t>
-            </w:r>
+              <w:t>(</w:t>
+            </w:r>
+            <w:proofErr w:type="gramEnd"/>
             <w:r>
               <w:rPr>
                 <w:sz w:val="18"/>
                 <w:szCs w:val="18"/>
                 <w:lang w:val="en-IN"/>
               </w:rPr>
-              <w:br/>
-              <w:t xml:space="preserve">    void door();</w:t>
+              <w:t>);</w:t>
             </w:r>
             <w:r>
               <w:rPr>
@@ -16897,34 +18564,89 @@
                 <w:lang w:val="en-IN"/>
               </w:rPr>
               <w:br/>
-              <w:t xml:space="preserve">    void windows();</w:t>
-            </w:r>
+              <w:t xml:space="preserve">    void </w:t>
+            </w:r>
+            <w:proofErr w:type="gramStart"/>
             <w:r>
               <w:rPr>
                 <w:sz w:val="18"/>
                 <w:szCs w:val="18"/>
                 <w:lang w:val="en-IN"/>
               </w:rPr>
-              <w:br/>
-              <w:t xml:space="preserve">    void </w:t>
-            </w:r>
-            <w:proofErr w:type="spellStart"/>
+              <w:t>door(</w:t>
+            </w:r>
+            <w:proofErr w:type="gramEnd"/>
             <w:r>
               <w:rPr>
                 <w:sz w:val="18"/>
                 <w:szCs w:val="18"/>
                 <w:lang w:val="en-IN"/>
               </w:rPr>
-              <w:t>landSize</w:t>
-            </w:r>
-            <w:proofErr w:type="spellEnd"/>
+              <w:t>);</w:t>
+            </w:r>
             <w:r>
               <w:rPr>
                 <w:sz w:val="18"/>
                 <w:szCs w:val="18"/>
                 <w:lang w:val="en-IN"/>
               </w:rPr>
-              <w:t>();</w:t>
+              <w:br/>
+              <w:t xml:space="preserve">    void </w:t>
+            </w:r>
+            <w:proofErr w:type="gramStart"/>
+            <w:r>
+              <w:rPr>
+                <w:sz w:val="18"/>
+                <w:szCs w:val="18"/>
+                <w:lang w:val="en-IN"/>
+              </w:rPr>
+              <w:t>windows(</w:t>
+            </w:r>
+            <w:proofErr w:type="gramEnd"/>
+            <w:r>
+              <w:rPr>
+                <w:sz w:val="18"/>
+                <w:szCs w:val="18"/>
+                <w:lang w:val="en-IN"/>
+              </w:rPr>
+              <w:t>);</w:t>
+            </w:r>
+            <w:r>
+              <w:rPr>
+                <w:sz w:val="18"/>
+                <w:szCs w:val="18"/>
+                <w:lang w:val="en-IN"/>
+              </w:rPr>
+              <w:br/>
+              <w:t xml:space="preserve">    void </w:t>
+            </w:r>
+            <w:proofErr w:type="spellStart"/>
+            <w:proofErr w:type="gramStart"/>
+            <w:r>
+              <w:rPr>
+                <w:sz w:val="18"/>
+                <w:szCs w:val="18"/>
+                <w:lang w:val="en-IN"/>
+              </w:rPr>
+              <w:t>landSize</w:t>
+            </w:r>
+            <w:proofErr w:type="spellEnd"/>
+            <w:r>
+              <w:rPr>
+                <w:sz w:val="18"/>
+                <w:szCs w:val="18"/>
+                <w:lang w:val="en-IN"/>
+              </w:rPr>
+              <w:t>(</w:t>
+            </w:r>
+            <w:proofErr w:type="gramEnd"/>
+            <w:r>
+              <w:rPr>
+                <w:sz w:val="18"/>
+                <w:szCs w:val="18"/>
+                <w:lang w:val="en-IN"/>
+              </w:rPr>
+              <w:t>);</w:t>
             </w:r>
             <w:r>
               <w:rPr>
@@ -17058,6 +18780,7 @@
               <w:t xml:space="preserve">    public void </w:t>
             </w:r>
             <w:proofErr w:type="spellStart"/>
+            <w:proofErr w:type="gramStart"/>
             <w:r>
               <w:rPr>
                 <w:sz w:val="18"/>
@@ -17073,16 +18796,16 @@
                 <w:szCs w:val="18"/>
                 <w:lang w:val="en-IN"/>
               </w:rPr>
-              <w:t>() {</w:t>
-            </w:r>
+              <w:t>(</w:t>
+            </w:r>
+            <w:proofErr w:type="gramEnd"/>
             <w:r>
               <w:rPr>
                 <w:sz w:val="18"/>
                 <w:szCs w:val="18"/>
                 <w:lang w:val="en-IN"/>
               </w:rPr>
-              <w:br/>
-              <w:t xml:space="preserve">    }</w:t>
+              <w:t>) {</w:t>
             </w:r>
             <w:r>
               <w:rPr>
@@ -17091,17 +18814,18 @@
                 <w:lang w:val="en-IN"/>
               </w:rPr>
               <w:br/>
-              <w:t xml:space="preserve">    public void door() {</w:t>
-            </w:r>
+              <w:t xml:space="preserve">  </w:t>
+            </w:r>
+            <w:proofErr w:type="gramStart"/>
             <w:r>
               <w:rPr>
                 <w:sz w:val="18"/>
                 <w:szCs w:val="18"/>
                 <w:lang w:val="en-IN"/>
               </w:rPr>
-              <w:br/>
-              <w:t xml:space="preserve">    }</w:t>
-            </w:r>
+              <w:t xml:space="preserve">  }</w:t>
+            </w:r>
+            <w:proofErr w:type="gramEnd"/>
             <w:r>
               <w:rPr>
                 <w:sz w:val="18"/>
@@ -17109,17 +18833,91 @@
                 <w:lang w:val="en-IN"/>
               </w:rPr>
               <w:br/>
-              <w:t xml:space="preserve">    public void windows() {</w:t>
-            </w:r>
+              <w:t xml:space="preserve">    public void </w:t>
+            </w:r>
+            <w:proofErr w:type="gramStart"/>
             <w:r>
               <w:rPr>
                 <w:sz w:val="18"/>
                 <w:szCs w:val="18"/>
                 <w:lang w:val="en-IN"/>
               </w:rPr>
-              <w:br/>
-              <w:t xml:space="preserve">    }</w:t>
-            </w:r>
+              <w:t>door(</w:t>
+            </w:r>
+            <w:proofErr w:type="gramEnd"/>
+            <w:r>
+              <w:rPr>
+                <w:sz w:val="18"/>
+                <w:szCs w:val="18"/>
+                <w:lang w:val="en-IN"/>
+              </w:rPr>
+              <w:t>) {</w:t>
+            </w:r>
+            <w:r>
+              <w:rPr>
+                <w:sz w:val="18"/>
+                <w:szCs w:val="18"/>
+                <w:lang w:val="en-IN"/>
+              </w:rPr>
+              <w:br/>
+              <w:t xml:space="preserve">  </w:t>
+            </w:r>
+            <w:proofErr w:type="gramStart"/>
+            <w:r>
+              <w:rPr>
+                <w:sz w:val="18"/>
+                <w:szCs w:val="18"/>
+                <w:lang w:val="en-IN"/>
+              </w:rPr>
+              <w:t xml:space="preserve">  }</w:t>
+            </w:r>
+            <w:proofErr w:type="gramEnd"/>
+            <w:r>
+              <w:rPr>
+                <w:sz w:val="18"/>
+                <w:szCs w:val="18"/>
+                <w:lang w:val="en-IN"/>
+              </w:rPr>
+              <w:br/>
+              <w:t xml:space="preserve">    public void </w:t>
+            </w:r>
+            <w:proofErr w:type="gramStart"/>
+            <w:r>
+              <w:rPr>
+                <w:sz w:val="18"/>
+                <w:szCs w:val="18"/>
+                <w:lang w:val="en-IN"/>
+              </w:rPr>
+              <w:t>windows(</w:t>
+            </w:r>
+            <w:proofErr w:type="gramEnd"/>
+            <w:r>
+              <w:rPr>
+                <w:sz w:val="18"/>
+                <w:szCs w:val="18"/>
+                <w:lang w:val="en-IN"/>
+              </w:rPr>
+              <w:t>) {</w:t>
+            </w:r>
+            <w:r>
+              <w:rPr>
+                <w:sz w:val="18"/>
+                <w:szCs w:val="18"/>
+                <w:lang w:val="en-IN"/>
+              </w:rPr>
+              <w:br/>
+              <w:t xml:space="preserve">  </w:t>
+            </w:r>
+            <w:proofErr w:type="gramStart"/>
+            <w:r>
+              <w:rPr>
+                <w:sz w:val="18"/>
+                <w:szCs w:val="18"/>
+                <w:lang w:val="en-IN"/>
+              </w:rPr>
+              <w:t xml:space="preserve">  }</w:t>
+            </w:r>
+            <w:proofErr w:type="gramEnd"/>
             <w:r>
               <w:rPr>
                 <w:sz w:val="18"/>
@@ -17196,6 +18994,7 @@
               <w:t xml:space="preserve"> </w:t>
             </w:r>
             <w:proofErr w:type="spellStart"/>
+            <w:proofErr w:type="gramStart"/>
             <w:r>
               <w:rPr>
                 <w:sz w:val="18"/>
@@ -17213,6 +19012,7 @@
               </w:rPr>
               <w:t>{</w:t>
             </w:r>
+            <w:proofErr w:type="gramEnd"/>
             <w:r>
               <w:rPr>
                 <w:sz w:val="18"/>
@@ -17223,6 +19023,7 @@
               <w:t xml:space="preserve">    public void </w:t>
             </w:r>
             <w:proofErr w:type="spellStart"/>
+            <w:proofErr w:type="gramStart"/>
             <w:r>
               <w:rPr>
                 <w:sz w:val="18"/>
@@ -17238,17 +19039,36 @@
                 <w:szCs w:val="18"/>
                 <w:lang w:val="en-IN"/>
               </w:rPr>
-              <w:t>() {</w:t>
-            </w:r>
+              <w:t>(</w:t>
+            </w:r>
+            <w:proofErr w:type="gramEnd"/>
             <w:r>
               <w:rPr>
                 <w:sz w:val="18"/>
                 <w:szCs w:val="18"/>
                 <w:lang w:val="en-IN"/>
               </w:rPr>
-              <w:br/>
-              <w:t xml:space="preserve">    }</w:t>
-            </w:r>
+              <w:t>) {</w:t>
+            </w:r>
+            <w:r>
+              <w:rPr>
+                <w:sz w:val="18"/>
+                <w:szCs w:val="18"/>
+                <w:lang w:val="en-IN"/>
+              </w:rPr>
+              <w:br/>
+              <w:t xml:space="preserve">  </w:t>
+            </w:r>
+            <w:proofErr w:type="gramStart"/>
+            <w:r>
+              <w:rPr>
+                <w:sz w:val="18"/>
+                <w:szCs w:val="18"/>
+                <w:lang w:val="en-IN"/>
+              </w:rPr>
+              <w:t xml:space="preserve">  }</w:t>
+            </w:r>
+            <w:proofErr w:type="gramEnd"/>
             <w:r>
               <w:rPr>
                 <w:sz w:val="18"/>
@@ -17295,52 +19115,52 @@
                 <w:lang w:val="en-IN"/>
               </w:rPr>
               <w:br/>
-              <w:t xml:space="preserve">    public static void main(String[] </w:t>
-            </w:r>
-            <w:proofErr w:type="spellStart"/>
+              <w:t xml:space="preserve">    public static void </w:t>
+            </w:r>
+            <w:proofErr w:type="gramStart"/>
             <w:r>
               <w:rPr>
                 <w:sz w:val="18"/>
                 <w:szCs w:val="18"/>
                 <w:lang w:val="en-IN"/>
               </w:rPr>
-              <w:t>args</w:t>
-            </w:r>
-            <w:proofErr w:type="spellEnd"/>
+              <w:t>main(String[</w:t>
+            </w:r>
+            <w:proofErr w:type="gramEnd"/>
             <w:r>
               <w:rPr>
                 <w:sz w:val="18"/>
                 <w:szCs w:val="18"/>
                 <w:lang w:val="en-IN"/>
               </w:rPr>
-              <w:t>) {</w:t>
-            </w:r>
+              <w:t xml:space="preserve">] </w:t>
+            </w:r>
+            <w:proofErr w:type="spellStart"/>
             <w:r>
               <w:rPr>
                 <w:sz w:val="18"/>
                 <w:szCs w:val="18"/>
                 <w:lang w:val="en-IN"/>
               </w:rPr>
-              <w:br/>
-              <w:t xml:space="preserve">        </w:t>
-            </w:r>
-            <w:proofErr w:type="spellStart"/>
+              <w:t>args</w:t>
+            </w:r>
+            <w:proofErr w:type="spellEnd"/>
             <w:r>
               <w:rPr>
                 <w:sz w:val="18"/>
                 <w:szCs w:val="18"/>
                 <w:lang w:val="en-IN"/>
               </w:rPr>
-              <w:t>HamidHouse</w:t>
-            </w:r>
-            <w:proofErr w:type="spellEnd"/>
+              <w:t>) {</w:t>
+            </w:r>
             <w:r>
               <w:rPr>
                 <w:sz w:val="18"/>
                 <w:szCs w:val="18"/>
                 <w:lang w:val="en-IN"/>
               </w:rPr>
-              <w:t xml:space="preserve"> a = new </w:t>
+              <w:br/>
+              <w:t xml:space="preserve">        </w:t>
             </w:r>
             <w:proofErr w:type="spellStart"/>
             <w:r>
@@ -17358,34 +19178,35 @@
                 <w:szCs w:val="18"/>
                 <w:lang w:val="en-IN"/>
               </w:rPr>
-              <w:t>();</w:t>
-            </w:r>
+              <w:t xml:space="preserve"> a = new </w:t>
+            </w:r>
+            <w:proofErr w:type="spellStart"/>
+            <w:proofErr w:type="gramStart"/>
             <w:r>
               <w:rPr>
                 <w:sz w:val="18"/>
                 <w:szCs w:val="18"/>
                 <w:lang w:val="en-IN"/>
               </w:rPr>
-              <w:br/>
-              <w:t xml:space="preserve">        </w:t>
-            </w:r>
-            <w:proofErr w:type="spellStart"/>
+              <w:t>HamidHouse</w:t>
+            </w:r>
+            <w:proofErr w:type="spellEnd"/>
             <w:r>
               <w:rPr>
                 <w:sz w:val="18"/>
                 <w:szCs w:val="18"/>
                 <w:lang w:val="en-IN"/>
               </w:rPr>
-              <w:t>a.windows</w:t>
-            </w:r>
-            <w:proofErr w:type="spellEnd"/>
+              <w:t>(</w:t>
+            </w:r>
+            <w:proofErr w:type="gramEnd"/>
             <w:r>
               <w:rPr>
                 <w:sz w:val="18"/>
                 <w:szCs w:val="18"/>
                 <w:lang w:val="en-IN"/>
               </w:rPr>
-              <w:t>();</w:t>
+              <w:t>);</w:t>
             </w:r>
             <w:r>
               <w:rPr>
@@ -17394,8 +19215,47 @@
                 <w:lang w:val="en-IN"/>
               </w:rPr>
               <w:br/>
-              <w:t xml:space="preserve">    }</w:t>
-            </w:r>
+              <w:t xml:space="preserve">        </w:t>
+            </w:r>
+            <w:proofErr w:type="spellStart"/>
+            <w:proofErr w:type="gramStart"/>
+            <w:r>
+              <w:rPr>
+                <w:sz w:val="18"/>
+                <w:szCs w:val="18"/>
+                <w:lang w:val="en-IN"/>
+              </w:rPr>
+              <w:t>a.windows</w:t>
+            </w:r>
+            <w:proofErr w:type="spellEnd"/>
+            <w:proofErr w:type="gramEnd"/>
+            <w:r>
+              <w:rPr>
+                <w:sz w:val="18"/>
+                <w:szCs w:val="18"/>
+                <w:lang w:val="en-IN"/>
+              </w:rPr>
+              <w:t>();</w:t>
+            </w:r>
+            <w:r>
+              <w:rPr>
+                <w:sz w:val="18"/>
+                <w:szCs w:val="18"/>
+                <w:lang w:val="en-IN"/>
+              </w:rPr>
+              <w:br/>
+              <w:t xml:space="preserve">  </w:t>
+            </w:r>
+            <w:proofErr w:type="gramStart"/>
+            <w:r>
+              <w:rPr>
+                <w:sz w:val="18"/>
+                <w:szCs w:val="18"/>
+                <w:lang w:val="en-IN"/>
+              </w:rPr>
+              <w:t xml:space="preserve">  }</w:t>
+            </w:r>
+            <w:proofErr w:type="gramEnd"/>
             <w:r>
               <w:rPr>
                 <w:sz w:val="18"/>
@@ -17501,8 +19361,13 @@
       </w:pPr>
       <w:r>
         <w:tab/>
-        <w:t>Eg: ATM machine, Car, Human body….etc.</w:t>
-      </w:r>
+        <w:t>Eg: ATM machine, Car, Human body</w:t>
+      </w:r>
+      <w:proofErr w:type="gramStart"/>
+      <w:r>
+        <w:t>….etc.</w:t>
+      </w:r>
+      <w:proofErr w:type="gramEnd"/>
     </w:p>
     <w:p>
       <w:pPr>
@@ -18022,6 +19887,7 @@
               <w:t xml:space="preserve"> </w:t>
             </w:r>
             <w:proofErr w:type="spellStart"/>
+            <w:proofErr w:type="gramStart"/>
             <w:r>
               <w:rPr>
                 <w:lang w:val="en-IN"/>
@@ -18033,7 +19899,14 @@
               <w:rPr>
                 <w:lang w:val="en-IN"/>
               </w:rPr>
-              <w:t>();</w:t>
+              <w:t>(</w:t>
+            </w:r>
+            <w:proofErr w:type="gramEnd"/>
+            <w:r>
+              <w:rPr>
+                <w:lang w:val="en-IN"/>
+              </w:rPr>
+              <w:t>);</w:t>
             </w:r>
             <w:r>
               <w:rPr>
@@ -18194,6 +20067,7 @@
         <w:t xml:space="preserve"> TataCar, NanoCar, </w:t>
       </w:r>
       <w:proofErr w:type="spellStart"/>
+      <w:proofErr w:type="gramStart"/>
       <w:r>
         <w:t>NexonCar</w:t>
       </w:r>
@@ -18206,6 +20080,7 @@
         <w:t>BreezaCar</w:t>
       </w:r>
       <w:proofErr w:type="spellEnd"/>
+      <w:proofErr w:type="gramEnd"/>
       <w:r>
         <w:t>………………</w:t>
       </w:r>
@@ -18321,14 +20196,32 @@
           <w:bCs/>
           <w:highlight w:val="yellow"/>
         </w:rPr>
-        <w:t xml:space="preserve">*** By default all </w:t>
-      </w:r>
+        <w:t xml:space="preserve">*** By </w:t>
+      </w:r>
+      <w:proofErr w:type="gramStart"/>
       <w:r>
         <w:rPr>
           <w:b/>
           <w:bCs/>
           <w:highlight w:val="yellow"/>
         </w:rPr>
+        <w:t>default</w:t>
+      </w:r>
+      <w:proofErr w:type="gramEnd"/>
+      <w:r>
+        <w:rPr>
+          <w:b/>
+          <w:bCs/>
+          <w:highlight w:val="yellow"/>
+        </w:rPr>
+        <w:t xml:space="preserve"> all </w:t>
+      </w:r>
+      <w:r>
+        <w:rPr>
+          <w:b/>
+          <w:bCs/>
+          <w:highlight w:val="yellow"/>
+        </w:rPr>
         <w:t>variables</w:t>
       </w:r>
       <w:r>
@@ -18345,14 +20238,32 @@
           <w:bCs/>
           <w:highlight w:val="yellow"/>
         </w:rPr>
-        <w:t xml:space="preserve"> Means once value is assigned we </w:t>
-      </w:r>
+        <w:t xml:space="preserve"> Means once value is </w:t>
+      </w:r>
+      <w:proofErr w:type="gramStart"/>
       <w:r>
         <w:rPr>
           <w:b/>
           <w:bCs/>
           <w:highlight w:val="yellow"/>
         </w:rPr>
+        <w:t>assigned</w:t>
+      </w:r>
+      <w:proofErr w:type="gramEnd"/>
+      <w:r>
+        <w:rPr>
+          <w:b/>
+          <w:bCs/>
+          <w:highlight w:val="yellow"/>
+        </w:rPr>
+        <w:t xml:space="preserve"> we </w:t>
+      </w:r>
+      <w:r>
+        <w:rPr>
+          <w:b/>
+          <w:bCs/>
+          <w:highlight w:val="yellow"/>
+        </w:rPr>
         <w:t>cannot</w:t>
       </w:r>
       <w:r>
@@ -18378,7 +20289,25 @@
           <w:bCs/>
           <w:highlight w:val="yellow"/>
         </w:rPr>
-        <w:t>By default interface variables internally assigned with “</w:t>
+        <w:t xml:space="preserve">By </w:t>
+      </w:r>
+      <w:proofErr w:type="gramStart"/>
+      <w:r>
+        <w:rPr>
+          <w:b/>
+          <w:bCs/>
+          <w:highlight w:val="yellow"/>
+        </w:rPr>
+        <w:t>default</w:t>
+      </w:r>
+      <w:proofErr w:type="gramEnd"/>
+      <w:r>
+        <w:rPr>
+          <w:b/>
+          <w:bCs/>
+          <w:highlight w:val="yellow"/>
+        </w:rPr>
+        <w:t xml:space="preserve"> interface variables internally assigned with “</w:t>
       </w:r>
       <w:r>
         <w:rPr>
@@ -18800,7 +20729,15 @@
           <w:b/>
           <w:bCs/>
         </w:rPr>
-        <w:t xml:space="preserve">Final - </w:t>
+        <w:t xml:space="preserve">Final </w:t>
+      </w:r>
+      <w:proofErr w:type="gramStart"/>
+      <w:r>
+        <w:rPr>
+          <w:b/>
+          <w:bCs/>
+        </w:rPr>
+        <w:t xml:space="preserve">- </w:t>
       </w:r>
       <w:r>
         <w:rPr>
@@ -18810,7 +20747,19 @@
         <w:t xml:space="preserve"> </w:t>
       </w:r>
       <w:r>
-        <w:t xml:space="preserve">if we declare fields as final we </w:t>
+        <w:t>if</w:t>
+      </w:r>
+      <w:proofErr w:type="gramEnd"/>
+      <w:r>
+        <w:t xml:space="preserve"> we declare fields as </w:t>
+      </w:r>
+      <w:proofErr w:type="gramStart"/>
+      <w:r>
+        <w:t>final</w:t>
+      </w:r>
+      <w:proofErr w:type="gramEnd"/>
+      <w:r>
+        <w:t xml:space="preserve"> we </w:t>
       </w:r>
       <w:r>
         <w:t>cannot</w:t>
@@ -18906,8 +20855,16 @@
               <w:rPr>
                 <w:lang w:val="en-IN"/>
               </w:rPr>
-              <w:t xml:space="preserve"> void m1(){</w:t>
-            </w:r>
+              <w:t xml:space="preserve"> void m1</w:t>
+            </w:r>
+            <w:proofErr w:type="gramStart"/>
+            <w:r>
+              <w:rPr>
+                <w:lang w:val="en-IN"/>
+              </w:rPr>
+              <w:t>(){</w:t>
+            </w:r>
+            <w:proofErr w:type="gramEnd"/>
             <w:r>
               <w:rPr>
                 <w:lang w:val="en-IN"/>
@@ -18948,8 +20905,16 @@
                 <w:lang w:val="en-IN"/>
               </w:rPr>
               <w:br/>
-              <w:t xml:space="preserve">    }</w:t>
-            </w:r>
+              <w:t xml:space="preserve">  </w:t>
+            </w:r>
+            <w:proofErr w:type="gramStart"/>
+            <w:r>
+              <w:rPr>
+                <w:lang w:val="en-IN"/>
+              </w:rPr>
+              <w:t xml:space="preserve">  }</w:t>
+            </w:r>
+            <w:proofErr w:type="gramEnd"/>
             <w:r>
               <w:rPr>
                 <w:lang w:val="en-IN"/>
@@ -18988,8 +20953,16 @@
               <w:rPr>
                 <w:lang w:val="en-IN"/>
               </w:rPr>
-              <w:t xml:space="preserve"> extends Parent{</w:t>
-            </w:r>
+              <w:t xml:space="preserve"> extends </w:t>
+            </w:r>
+            <w:proofErr w:type="gramStart"/>
+            <w:r>
+              <w:rPr>
+                <w:lang w:val="en-IN"/>
+              </w:rPr>
+              <w:t>Parent{</w:t>
+            </w:r>
+            <w:proofErr w:type="gramEnd"/>
             <w:r>
               <w:rPr>
                 <w:lang w:val="en-IN"/>
@@ -19063,8 +21036,16 @@
                 <w:lang w:val="en-IN"/>
               </w:rPr>
               <w:br/>
-              <w:t xml:space="preserve">    }</w:t>
-            </w:r>
+              <w:t xml:space="preserve">  </w:t>
+            </w:r>
+            <w:proofErr w:type="gramStart"/>
+            <w:r>
+              <w:rPr>
+                <w:lang w:val="en-IN"/>
+              </w:rPr>
+              <w:t xml:space="preserve">  }</w:t>
+            </w:r>
+            <w:proofErr w:type="gramEnd"/>
             <w:r>
               <w:rPr>
                 <w:lang w:val="en-IN"/>
@@ -19186,6 +21167,7 @@
               <w:t xml:space="preserve">    void </w:t>
             </w:r>
             <w:proofErr w:type="spellStart"/>
+            <w:proofErr w:type="gramStart"/>
             <w:r>
               <w:rPr>
                 <w:lang w:val="en-IN"/>
@@ -19197,7 +21179,14 @@
               <w:rPr>
                 <w:lang w:val="en-IN"/>
               </w:rPr>
-              <w:t>();</w:t>
+              <w:t>(</w:t>
+            </w:r>
+            <w:proofErr w:type="gramEnd"/>
+            <w:r>
+              <w:rPr>
+                <w:lang w:val="en-IN"/>
+              </w:rPr>
+              <w:t>);</w:t>
             </w:r>
             <w:r>
               <w:rPr>
@@ -19207,6 +21196,7 @@
               <w:t xml:space="preserve">    default void </w:t>
             </w:r>
             <w:proofErr w:type="spellStart"/>
+            <w:proofErr w:type="gramStart"/>
             <w:r>
               <w:rPr>
                 <w:lang w:val="en-IN"/>
@@ -19220,6 +21210,7 @@
               </w:rPr>
               <w:t>(){</w:t>
             </w:r>
+            <w:proofErr w:type="gramEnd"/>
             <w:r>
               <w:rPr>
                 <w:lang w:val="en-IN"/>
@@ -19274,8 +21265,16 @@
                 <w:lang w:val="en-IN"/>
               </w:rPr>
               <w:br/>
-              <w:t xml:space="preserve">    }</w:t>
-            </w:r>
+              <w:t xml:space="preserve">  </w:t>
+            </w:r>
+            <w:proofErr w:type="gramStart"/>
+            <w:r>
+              <w:rPr>
+                <w:lang w:val="en-IN"/>
+              </w:rPr>
+              <w:t xml:space="preserve">  }</w:t>
+            </w:r>
+            <w:proofErr w:type="gramEnd"/>
             <w:r>
               <w:rPr>
                 <w:lang w:val="en-IN"/>
@@ -19290,6 +21289,7 @@
               <w:t xml:space="preserve">    static String </w:t>
             </w:r>
             <w:proofErr w:type="spellStart"/>
+            <w:proofErr w:type="gramStart"/>
             <w:r>
               <w:rPr>
                 <w:lang w:val="en-IN"/>
@@ -19303,6 +21303,7 @@
               </w:rPr>
               <w:t>(){</w:t>
             </w:r>
+            <w:proofErr w:type="gramEnd"/>
             <w:r>
               <w:rPr>
                 <w:lang w:val="en-IN"/>
@@ -19311,6 +21312,7 @@
               <w:t xml:space="preserve">        </w:t>
             </w:r>
             <w:proofErr w:type="spellStart"/>
+            <w:proofErr w:type="gramStart"/>
             <w:r>
               <w:rPr>
                 <w:i/>
@@ -19324,22 +21326,51 @@
               <w:rPr>
                 <w:lang w:val="en-IN"/>
               </w:rPr>
-              <w:t>();</w:t>
-            </w:r>
-            <w:r>
-              <w:rPr>
-                <w:lang w:val="en-IN"/>
-              </w:rPr>
-              <w:br/>
-              <w:t xml:space="preserve">        return "Dummy..";</w:t>
-            </w:r>
-            <w:r>
-              <w:rPr>
-                <w:lang w:val="en-IN"/>
-              </w:rPr>
-              <w:br/>
-              <w:t xml:space="preserve">    }</w:t>
-            </w:r>
+              <w:t>(</w:t>
+            </w:r>
+            <w:proofErr w:type="gramEnd"/>
+            <w:r>
+              <w:rPr>
+                <w:lang w:val="en-IN"/>
+              </w:rPr>
+              <w:t>);</w:t>
+            </w:r>
+            <w:r>
+              <w:rPr>
+                <w:lang w:val="en-IN"/>
+              </w:rPr>
+              <w:br/>
+              <w:t xml:space="preserve">        return "</w:t>
+            </w:r>
+            <w:proofErr w:type="gramStart"/>
+            <w:r>
+              <w:rPr>
+                <w:lang w:val="en-IN"/>
+              </w:rPr>
+              <w:t>Dummy..</w:t>
+            </w:r>
+            <w:proofErr w:type="gramEnd"/>
+            <w:r>
+              <w:rPr>
+                <w:lang w:val="en-IN"/>
+              </w:rPr>
+              <w:t>";</w:t>
+            </w:r>
+            <w:r>
+              <w:rPr>
+                <w:lang w:val="en-IN"/>
+              </w:rPr>
+              <w:br/>
+              <w:t xml:space="preserve">  </w:t>
+            </w:r>
+            <w:proofErr w:type="gramStart"/>
+            <w:r>
+              <w:rPr>
+                <w:lang w:val="en-IN"/>
+              </w:rPr>
+              <w:t xml:space="preserve">  }</w:t>
+            </w:r>
+            <w:proofErr w:type="gramEnd"/>
             <w:r>
               <w:rPr>
                 <w:lang w:val="en-IN"/>
@@ -19354,6 +21385,7 @@
               <w:t xml:space="preserve">    private static void </w:t>
             </w:r>
             <w:proofErr w:type="spellStart"/>
+            <w:proofErr w:type="gramStart"/>
             <w:r>
               <w:rPr>
                 <w:lang w:val="en-IN"/>
@@ -19367,6 +21399,7 @@
               </w:rPr>
               <w:t>(){</w:t>
             </w:r>
+            <w:proofErr w:type="gramEnd"/>
             <w:r>
               <w:rPr>
                 <w:lang w:val="en-IN"/>
@@ -19427,8 +21460,16 @@
                 <w:lang w:val="en-IN"/>
               </w:rPr>
               <w:br/>
-              <w:t xml:space="preserve">    }</w:t>
-            </w:r>
+              <w:t xml:space="preserve">  </w:t>
+            </w:r>
+            <w:proofErr w:type="gramStart"/>
+            <w:r>
+              <w:rPr>
+                <w:lang w:val="en-IN"/>
+              </w:rPr>
+              <w:t xml:space="preserve">  }</w:t>
+            </w:r>
+            <w:proofErr w:type="gramEnd"/>
             <w:r>
               <w:rPr>
                 <w:lang w:val="en-IN"/>
@@ -19454,12 +21495,21 @@
           <w:bCs/>
         </w:rPr>
       </w:pPr>
-      <w:r>
-        <w:rPr>
-          <w:b/>
-          <w:bCs/>
-        </w:rPr>
-        <w:t>Finally an interface can contain.</w:t>
+      <w:proofErr w:type="gramStart"/>
+      <w:r>
+        <w:rPr>
+          <w:b/>
+          <w:bCs/>
+        </w:rPr>
+        <w:t>Finally</w:t>
+      </w:r>
+      <w:proofErr w:type="gramEnd"/>
+      <w:r>
+        <w:rPr>
+          <w:b/>
+          <w:bCs/>
+        </w:rPr>
+        <w:t xml:space="preserve"> an interface can contain.</w:t>
       </w:r>
     </w:p>
     <w:p>
@@ -19602,7 +21652,15 @@
         <w:sym w:font="Wingdings" w:char="F0E0"/>
       </w:r>
       <w:r>
-        <w:t xml:space="preserve"> internally interface variable are </w:t>
+        <w:t xml:space="preserve"> internally interface variable </w:t>
+      </w:r>
+      <w:proofErr w:type="gramStart"/>
+      <w:r>
+        <w:t>are</w:t>
+      </w:r>
+      <w:proofErr w:type="gramEnd"/>
+      <w:r>
+        <w:t xml:space="preserve"> </w:t>
       </w:r>
       <w:r>
         <w:rPr>
@@ -19784,6 +21842,7 @@
               <w:t xml:space="preserve">void </w:t>
             </w:r>
             <w:proofErr w:type="spellStart"/>
+            <w:proofErr w:type="gramStart"/>
             <w:r>
               <w:rPr>
                 <w:sz w:val="18"/>
@@ -19799,7 +21858,16 @@
                 <w:szCs w:val="18"/>
                 <w:lang w:val="en-IN"/>
               </w:rPr>
-              <w:t>();</w:t>
+              <w:t>(</w:t>
+            </w:r>
+            <w:proofErr w:type="gramEnd"/>
+            <w:r>
+              <w:rPr>
+                <w:sz w:val="18"/>
+                <w:szCs w:val="18"/>
+                <w:lang w:val="en-IN"/>
+              </w:rPr>
+              <w:t>);</w:t>
             </w:r>
           </w:p>
           <w:p>
@@ -19843,6 +21911,7 @@
               <w:t xml:space="preserve"> void </w:t>
             </w:r>
             <w:proofErr w:type="spellStart"/>
+            <w:proofErr w:type="gramStart"/>
             <w:r>
               <w:rPr>
                 <w:sz w:val="18"/>
@@ -19860,6 +21929,7 @@
               </w:rPr>
               <w:t>(){</w:t>
             </w:r>
+            <w:proofErr w:type="gramEnd"/>
             <w:r>
               <w:rPr>
                 <w:sz w:val="18"/>
@@ -19974,6 +22044,7 @@
               <w:t xml:space="preserve"> String </w:t>
             </w:r>
             <w:proofErr w:type="spellStart"/>
+            <w:proofErr w:type="gramStart"/>
             <w:r>
               <w:rPr>
                 <w:sz w:val="18"/>
@@ -19991,6 +22062,7 @@
               </w:rPr>
               <w:t>(){</w:t>
             </w:r>
+            <w:proofErr w:type="gramEnd"/>
             <w:r>
               <w:rPr>
                 <w:sz w:val="18"/>
@@ -20001,6 +22073,7 @@
               <w:t xml:space="preserve">    </w:t>
             </w:r>
             <w:proofErr w:type="spellStart"/>
+            <w:proofErr w:type="gramStart"/>
             <w:r>
               <w:rPr>
                 <w:i/>
@@ -20018,16 +22091,43 @@
                 <w:szCs w:val="18"/>
                 <w:lang w:val="en-IN"/>
               </w:rPr>
-              <w:t>();</w:t>
-            </w:r>
+              <w:t>(</w:t>
+            </w:r>
+            <w:proofErr w:type="gramEnd"/>
             <w:r>
               <w:rPr>
                 <w:sz w:val="18"/>
                 <w:szCs w:val="18"/>
                 <w:lang w:val="en-IN"/>
               </w:rPr>
-              <w:br/>
-              <w:t xml:space="preserve">    return "Dummy..";</w:t>
+              <w:t>);</w:t>
+            </w:r>
+            <w:r>
+              <w:rPr>
+                <w:sz w:val="18"/>
+                <w:szCs w:val="18"/>
+                <w:lang w:val="en-IN"/>
+              </w:rPr>
+              <w:br/>
+              <w:t xml:space="preserve">    return "</w:t>
+            </w:r>
+            <w:proofErr w:type="gramStart"/>
+            <w:r>
+              <w:rPr>
+                <w:sz w:val="18"/>
+                <w:szCs w:val="18"/>
+                <w:lang w:val="en-IN"/>
+              </w:rPr>
+              <w:t>Dummy..</w:t>
+            </w:r>
+            <w:proofErr w:type="gramEnd"/>
+            <w:r>
+              <w:rPr>
+                <w:sz w:val="18"/>
+                <w:szCs w:val="18"/>
+                <w:lang w:val="en-IN"/>
+              </w:rPr>
+              <w:t>";</w:t>
             </w:r>
             <w:r>
               <w:rPr>
@@ -20080,6 +22180,7 @@
               <w:t xml:space="preserve"> void </w:t>
             </w:r>
             <w:proofErr w:type="spellStart"/>
+            <w:proofErr w:type="gramStart"/>
             <w:r>
               <w:rPr>
                 <w:sz w:val="18"/>
@@ -20097,6 +22198,7 @@
               </w:rPr>
               <w:t>(){</w:t>
             </w:r>
+            <w:proofErr w:type="gramEnd"/>
             <w:r>
               <w:rPr>
                 <w:sz w:val="18"/>
@@ -20294,6 +22396,7 @@
               </w:rPr>
               <w:t xml:space="preserve">Interface cannot </w:t>
             </w:r>
+            <w:proofErr w:type="gramStart"/>
             <w:r>
               <w:rPr>
                 <w:b/>
@@ -20310,6 +22413,7 @@
               </w:rPr>
               <w:t>s</w:t>
             </w:r>
+            <w:proofErr w:type="gramEnd"/>
             <w:r>
               <w:rPr>
                 <w:b/>
@@ -20360,8 +22464,17 @@
                 <w:color w:val="FF0000"/>
                 <w:lang w:val="en-IN"/>
               </w:rPr>
-              <w:t>interface A{</w:t>
-            </w:r>
+              <w:t xml:space="preserve">interface </w:t>
+            </w:r>
+            <w:proofErr w:type="gramStart"/>
+            <w:r>
+              <w:rPr>
+                <w:color w:val="FF0000"/>
+                <w:lang w:val="en-IN"/>
+              </w:rPr>
+              <w:t>A{</w:t>
+            </w:r>
+            <w:proofErr w:type="gramEnd"/>
             <w:r>
               <w:rPr>
                 <w:color w:val="FF0000"/>
@@ -20405,15 +22518,25 @@
                 <w:highlight w:val="yellow"/>
                 <w:lang w:val="en-IN"/>
               </w:rPr>
-              <w:t xml:space="preserve"> B implements A</w:t>
-            </w:r>
+              <w:t xml:space="preserve"> B implements </w:t>
+            </w:r>
+            <w:proofErr w:type="gramStart"/>
             <w:r>
               <w:rPr>
                 <w:color w:val="FF0000"/>
+                <w:highlight w:val="yellow"/>
+                <w:lang w:val="en-IN"/>
+              </w:rPr>
+              <w:t>A</w:t>
+            </w:r>
+            <w:r>
+              <w:rPr>
+                <w:color w:val="FF0000"/>
                 <w:lang w:val="en-IN"/>
               </w:rPr>
               <w:t>{</w:t>
             </w:r>
+            <w:proofErr w:type="gramEnd"/>
             <w:r>
               <w:rPr>
                 <w:color w:val="FF0000"/>
@@ -20445,8 +22568,16 @@
               <w:rPr>
                 <w:lang w:val="en-IN"/>
               </w:rPr>
-              <w:t>interface A{</w:t>
-            </w:r>
+              <w:t xml:space="preserve">interface </w:t>
+            </w:r>
+            <w:proofErr w:type="gramStart"/>
+            <w:r>
+              <w:rPr>
+                <w:lang w:val="en-IN"/>
+              </w:rPr>
+              <w:t>A{</w:t>
+            </w:r>
+            <w:proofErr w:type="gramEnd"/>
             <w:r>
               <w:rPr>
                 <w:lang w:val="en-IN"/>
@@ -20490,8 +22621,16 @@
               <w:rPr>
                 <w:lang w:val="en-IN"/>
               </w:rPr>
-              <w:t xml:space="preserve"> A{</w:t>
-            </w:r>
+              <w:t xml:space="preserve"> </w:t>
+            </w:r>
+            <w:proofErr w:type="gramStart"/>
+            <w:r>
+              <w:rPr>
+                <w:lang w:val="en-IN"/>
+              </w:rPr>
+              <w:t>A{</w:t>
+            </w:r>
+            <w:proofErr w:type="gramEnd"/>
             <w:r>
               <w:rPr>
                 <w:lang w:val="en-IN"/>
@@ -20608,6 +22747,7 @@
               </w:rPr>
               <w:t xml:space="preserve">implements </w:t>
             </w:r>
+            <w:proofErr w:type="gramStart"/>
             <w:r>
               <w:rPr>
                 <w:b/>
@@ -20622,6 +22762,7 @@
               </w:rPr>
               <w:t>{</w:t>
             </w:r>
+            <w:proofErr w:type="gramEnd"/>
             <w:r>
               <w:rPr>
                 <w:lang w:val="en-IN"/>
@@ -20647,8 +22788,16 @@
                 <w:lang w:val="en-IN"/>
               </w:rPr>
               <w:br/>
-              <w:t xml:space="preserve">    }</w:t>
-            </w:r>
+              <w:t xml:space="preserve">  </w:t>
+            </w:r>
+            <w:proofErr w:type="gramStart"/>
+            <w:r>
+              <w:rPr>
+                <w:lang w:val="en-IN"/>
+              </w:rPr>
+              <w:t xml:space="preserve">  }</w:t>
+            </w:r>
+            <w:proofErr w:type="gramEnd"/>
             <w:r>
               <w:rPr>
                 <w:lang w:val="en-IN"/>
@@ -20680,8 +22829,16 @@
                 <w:lang w:val="en-IN"/>
               </w:rPr>
               <w:br/>
-              <w:t xml:space="preserve">    }</w:t>
-            </w:r>
+              <w:t xml:space="preserve">  </w:t>
+            </w:r>
+            <w:proofErr w:type="gramStart"/>
+            <w:r>
+              <w:rPr>
+                <w:lang w:val="en-IN"/>
+              </w:rPr>
+              <w:t xml:space="preserve">  }</w:t>
+            </w:r>
+            <w:proofErr w:type="gramEnd"/>
             <w:r>
               <w:rPr>
                 <w:lang w:val="en-IN"/>
@@ -21194,7 +23351,21 @@
         <w:rPr>
           <w:lang w:val="en-IN"/>
         </w:rPr>
-        <w:t>By default any attribute of interface is </w:t>
+        <w:t xml:space="preserve">By </w:t>
+      </w:r>
+      <w:proofErr w:type="gramStart"/>
+      <w:r>
+        <w:rPr>
+          <w:lang w:val="en-IN"/>
+        </w:rPr>
+        <w:t>default</w:t>
+      </w:r>
+      <w:proofErr w:type="gramEnd"/>
+      <w:r>
+        <w:rPr>
+          <w:lang w:val="en-IN"/>
+        </w:rPr>
+        <w:t xml:space="preserve"> any attribute of interface is </w:t>
       </w:r>
       <w:r>
         <w:rPr>
@@ -21248,7 +23419,15 @@
         </w:rPr>
       </w:pPr>
       <w:r>
-        <w:t>By default interface methods are implicitly </w:t>
+        <w:t xml:space="preserve">By </w:t>
+      </w:r>
+      <w:proofErr w:type="gramStart"/>
+      <w:r>
+        <w:t>default</w:t>
+      </w:r>
+      <w:proofErr w:type="gramEnd"/>
+      <w:r>
+        <w:t xml:space="preserve"> interface methods are implicitly </w:t>
       </w:r>
       <w:r>
         <w:rPr>
@@ -21441,8 +23620,16 @@
                 <w:lang w:val="en-IN"/>
               </w:rPr>
               <w:br/>
-              <w:t xml:space="preserve">    }</w:t>
-            </w:r>
+              <w:t xml:space="preserve">  </w:t>
+            </w:r>
+            <w:proofErr w:type="gramStart"/>
+            <w:r>
+              <w:rPr>
+                <w:lang w:val="en-IN"/>
+              </w:rPr>
+              <w:t xml:space="preserve">  }</w:t>
+            </w:r>
+            <w:proofErr w:type="gramEnd"/>
             <w:r>
               <w:rPr>
                 <w:lang w:val="en-IN"/>
@@ -21468,8 +23655,16 @@
                 <w:lang w:val="en-IN"/>
               </w:rPr>
               <w:br/>
-              <w:t xml:space="preserve">    }</w:t>
-            </w:r>
+              <w:t xml:space="preserve">  </w:t>
+            </w:r>
+            <w:proofErr w:type="gramStart"/>
+            <w:r>
+              <w:rPr>
+                <w:lang w:val="en-IN"/>
+              </w:rPr>
+              <w:t xml:space="preserve">  }</w:t>
+            </w:r>
+            <w:proofErr w:type="gramEnd"/>
             <w:r>
               <w:rPr>
                 <w:lang w:val="en-IN"/>
@@ -21545,8 +23740,16 @@
         <w:rPr>
           <w:lang w:val="en-IN"/>
         </w:rPr>
-        <w:t>By default</w:t>
-      </w:r>
+        <w:t xml:space="preserve">By </w:t>
+      </w:r>
+      <w:proofErr w:type="gramStart"/>
+      <w:r>
+        <w:rPr>
+          <w:lang w:val="en-IN"/>
+        </w:rPr>
+        <w:t>default</w:t>
+      </w:r>
+      <w:proofErr w:type="gramEnd"/>
       <w:r>
         <w:rPr>
           <w:lang w:val="en-IN"/>
@@ -21699,10 +23902,12 @@
         <w:spacing w:after="0" w:line="240" w:lineRule="auto"/>
       </w:pPr>
       <w:proofErr w:type="spellStart"/>
+      <w:proofErr w:type="gramStart"/>
       <w:r>
         <w:t>Lets</w:t>
       </w:r>
       <w:proofErr w:type="spellEnd"/>
+      <w:proofErr w:type="gramEnd"/>
       <w:r>
         <w:t xml:space="preserve"> assume already one class is having some </w:t>
       </w:r>
@@ -22480,7 +24685,15 @@
         <w:spacing w:after="0" w:line="240" w:lineRule="auto"/>
       </w:pPr>
       <w:r>
-        <w:t>We are going to use “this” and “super” in constructors scenario also.</w:t>
+        <w:t xml:space="preserve">We are going to use “this” and “super” in </w:t>
+      </w:r>
+      <w:proofErr w:type="gramStart"/>
+      <w:r>
+        <w:t>constructors</w:t>
+      </w:r>
+      <w:proofErr w:type="gramEnd"/>
+      <w:r>
+        <w:t xml:space="preserve"> scenario also.</w:t>
       </w:r>
     </w:p>
     <w:p>
@@ -22519,18 +24732,25 @@
           </w:tcPr>
           <w:p>
             <w:proofErr w:type="spellStart"/>
+            <w:proofErr w:type="gramStart"/>
             <w:r>
               <w:t>this.methodName</w:t>
             </w:r>
             <w:proofErr w:type="spellEnd"/>
+            <w:proofErr w:type="gramEnd"/>
             <w:r>
               <w:t>();</w:t>
             </w:r>
           </w:p>
           <w:p/>
           <w:p>
-            <w:r>
-              <w:t>this();</w:t>
+            <w:proofErr w:type="gramStart"/>
+            <w:r>
+              <w:t>this(</w:t>
+            </w:r>
+            <w:proofErr w:type="gramEnd"/>
+            <w:r>
+              <w:t>);</w:t>
             </w:r>
             <w:r>
               <w:t xml:space="preserve"> </w:t>
@@ -22569,10 +24789,12 @@
           </w:tcPr>
           <w:p>
             <w:proofErr w:type="spellStart"/>
+            <w:proofErr w:type="gramStart"/>
             <w:r>
               <w:t>super.methodName</w:t>
             </w:r>
             <w:proofErr w:type="spellEnd"/>
+            <w:proofErr w:type="gramEnd"/>
             <w:r>
               <w:t>();</w:t>
             </w:r>
@@ -22649,8 +24871,16 @@
                 <w:lang w:val="en-IN"/>
               </w:rPr>
               <w:br/>
-              <w:t xml:space="preserve">    public App(){</w:t>
-            </w:r>
+              <w:t xml:space="preserve">    public </w:t>
+            </w:r>
+            <w:proofErr w:type="gramStart"/>
+            <w:r>
+              <w:rPr>
+                <w:lang w:val="en-IN"/>
+              </w:rPr>
+              <w:t>App(){</w:t>
+            </w:r>
+            <w:proofErr w:type="gramEnd"/>
             <w:r>
               <w:rPr>
                 <w:lang w:val="en-IN"/>
@@ -22691,15 +24921,45 @@
                 <w:lang w:val="en-IN"/>
               </w:rPr>
               <w:br/>
-              <w:t xml:space="preserve">    }</w:t>
-            </w:r>
-            <w:r>
-              <w:rPr>
-                <w:lang w:val="en-IN"/>
-              </w:rPr>
-              <w:br/>
-              <w:t xml:space="preserve">    public App(Integer id){</w:t>
-            </w:r>
+              <w:t xml:space="preserve">  </w:t>
+            </w:r>
+            <w:proofErr w:type="gramStart"/>
+            <w:r>
+              <w:rPr>
+                <w:lang w:val="en-IN"/>
+              </w:rPr>
+              <w:t xml:space="preserve">  }</w:t>
+            </w:r>
+            <w:proofErr w:type="gramEnd"/>
+            <w:r>
+              <w:rPr>
+                <w:lang w:val="en-IN"/>
+              </w:rPr>
+              <w:br/>
+              <w:t xml:space="preserve">    public </w:t>
+            </w:r>
+            <w:proofErr w:type="gramStart"/>
+            <w:r>
+              <w:rPr>
+                <w:lang w:val="en-IN"/>
+              </w:rPr>
+              <w:t>App(</w:t>
+            </w:r>
+            <w:proofErr w:type="gramEnd"/>
+            <w:r>
+              <w:rPr>
+                <w:lang w:val="en-IN"/>
+              </w:rPr>
+              <w:t xml:space="preserve">Integer </w:t>
+            </w:r>
+            <w:proofErr w:type="gramStart"/>
+            <w:r>
+              <w:rPr>
+                <w:lang w:val="en-IN"/>
+              </w:rPr>
+              <w:t>id){</w:t>
+            </w:r>
+            <w:proofErr w:type="gramEnd"/>
             <w:r>
               <w:rPr>
                 <w:lang w:val="en-IN"/>
@@ -22714,6 +24974,7 @@
               </w:rPr>
               <w:t xml:space="preserve">        </w:t>
             </w:r>
+            <w:proofErr w:type="gramStart"/>
             <w:r>
               <w:rPr>
                 <w:b/>
@@ -22721,92 +24982,9 @@
                 <w:highlight w:val="yellow"/>
                 <w:lang w:val="en-IN"/>
               </w:rPr>
-              <w:t>this();</w:t>
-            </w:r>
-            <w:r>
-              <w:rPr>
-                <w:b/>
-                <w:bCs/>
-                <w:lang w:val="en-IN"/>
-              </w:rPr>
-              <w:br/>
-            </w:r>
-            <w:r>
-              <w:rPr>
-                <w:lang w:val="en-IN"/>
-              </w:rPr>
-              <w:t xml:space="preserve">        </w:t>
-            </w:r>
-            <w:proofErr w:type="spellStart"/>
-            <w:r>
-              <w:rPr>
-                <w:lang w:val="en-IN"/>
-              </w:rPr>
-              <w:t>System.</w:t>
-            </w:r>
-            <w:r>
-              <w:rPr>
-                <w:i/>
-                <w:iCs/>
-                <w:lang w:val="en-IN"/>
-              </w:rPr>
-              <w:t>out</w:t>
-            </w:r>
-            <w:r>
-              <w:rPr>
-                <w:lang w:val="en-IN"/>
-              </w:rPr>
-              <w:t>.println</w:t>
-            </w:r>
-            <w:proofErr w:type="spellEnd"/>
-            <w:r>
-              <w:rPr>
-                <w:lang w:val="en-IN"/>
-              </w:rPr>
-              <w:t>(id);</w:t>
-            </w:r>
-            <w:r>
-              <w:rPr>
-                <w:lang w:val="en-IN"/>
-              </w:rPr>
-              <w:br/>
-              <w:t xml:space="preserve">    }</w:t>
-            </w:r>
-            <w:r>
-              <w:rPr>
-                <w:lang w:val="en-IN"/>
-              </w:rPr>
-              <w:br/>
-              <w:t xml:space="preserve">    public App(String </w:t>
-            </w:r>
-            <w:proofErr w:type="spellStart"/>
-            <w:r>
-              <w:rPr>
-                <w:lang w:val="en-IN"/>
-              </w:rPr>
-              <w:t>eName</w:t>
-            </w:r>
-            <w:proofErr w:type="spellEnd"/>
-            <w:r>
-              <w:rPr>
-                <w:lang w:val="en-IN"/>
-              </w:rPr>
-              <w:t>){</w:t>
-            </w:r>
-            <w:r>
-              <w:rPr>
-                <w:lang w:val="en-IN"/>
-              </w:rPr>
-              <w:br/>
-            </w:r>
-            <w:r>
-              <w:rPr>
-                <w:b/>
-                <w:bCs/>
-                <w:lang w:val="en-IN"/>
-              </w:rPr>
-              <w:t xml:space="preserve">        </w:t>
-            </w:r>
+              <w:t>this(</w:t>
+            </w:r>
+            <w:proofErr w:type="gramEnd"/>
             <w:r>
               <w:rPr>
                 <w:b/>
@@ -22814,13 +24992,20 @@
                 <w:highlight w:val="yellow"/>
                 <w:lang w:val="en-IN"/>
               </w:rPr>
-              <w:t>this(123);</w:t>
-            </w:r>
-            <w:r>
-              <w:rPr>
-                <w:lang w:val="en-IN"/>
-              </w:rPr>
-              <w:br/>
+              <w:t>);</w:t>
+            </w:r>
+            <w:r>
+              <w:rPr>
+                <w:b/>
+                <w:bCs/>
+                <w:lang w:val="en-IN"/>
+              </w:rPr>
+              <w:br/>
+            </w:r>
+            <w:r>
+              <w:rPr>
+                <w:lang w:val="en-IN"/>
+              </w:rPr>
               <w:t xml:space="preserve">        </w:t>
             </w:r>
             <w:proofErr w:type="spellStart"/>
@@ -22849,6 +25034,127 @@
               <w:rPr>
                 <w:lang w:val="en-IN"/>
               </w:rPr>
+              <w:t>(id);</w:t>
+            </w:r>
+            <w:r>
+              <w:rPr>
+                <w:lang w:val="en-IN"/>
+              </w:rPr>
+              <w:br/>
+              <w:t xml:space="preserve">  </w:t>
+            </w:r>
+            <w:proofErr w:type="gramStart"/>
+            <w:r>
+              <w:rPr>
+                <w:lang w:val="en-IN"/>
+              </w:rPr>
+              <w:t xml:space="preserve">  }</w:t>
+            </w:r>
+            <w:proofErr w:type="gramEnd"/>
+            <w:r>
+              <w:rPr>
+                <w:lang w:val="en-IN"/>
+              </w:rPr>
+              <w:br/>
+              <w:t xml:space="preserve">    public </w:t>
+            </w:r>
+            <w:proofErr w:type="gramStart"/>
+            <w:r>
+              <w:rPr>
+                <w:lang w:val="en-IN"/>
+              </w:rPr>
+              <w:t>App(</w:t>
+            </w:r>
+            <w:proofErr w:type="gramEnd"/>
+            <w:r>
+              <w:rPr>
+                <w:lang w:val="en-IN"/>
+              </w:rPr>
+              <w:t xml:space="preserve">String </w:t>
+            </w:r>
+            <w:proofErr w:type="spellStart"/>
+            <w:proofErr w:type="gramStart"/>
+            <w:r>
+              <w:rPr>
+                <w:lang w:val="en-IN"/>
+              </w:rPr>
+              <w:t>eName</w:t>
+            </w:r>
+            <w:proofErr w:type="spellEnd"/>
+            <w:r>
+              <w:rPr>
+                <w:lang w:val="en-IN"/>
+              </w:rPr>
+              <w:t>){</w:t>
+            </w:r>
+            <w:proofErr w:type="gramEnd"/>
+            <w:r>
+              <w:rPr>
+                <w:lang w:val="en-IN"/>
+              </w:rPr>
+              <w:br/>
+            </w:r>
+            <w:r>
+              <w:rPr>
+                <w:b/>
+                <w:bCs/>
+                <w:lang w:val="en-IN"/>
+              </w:rPr>
+              <w:t xml:space="preserve">        </w:t>
+            </w:r>
+            <w:proofErr w:type="gramStart"/>
+            <w:r>
+              <w:rPr>
+                <w:b/>
+                <w:bCs/>
+                <w:highlight w:val="yellow"/>
+                <w:lang w:val="en-IN"/>
+              </w:rPr>
+              <w:t>this(</w:t>
+            </w:r>
+            <w:proofErr w:type="gramEnd"/>
+            <w:r>
+              <w:rPr>
+                <w:b/>
+                <w:bCs/>
+                <w:highlight w:val="yellow"/>
+                <w:lang w:val="en-IN"/>
+              </w:rPr>
+              <w:t>123);</w:t>
+            </w:r>
+            <w:r>
+              <w:rPr>
+                <w:lang w:val="en-IN"/>
+              </w:rPr>
+              <w:br/>
+              <w:t xml:space="preserve">        </w:t>
+            </w:r>
+            <w:proofErr w:type="spellStart"/>
+            <w:r>
+              <w:rPr>
+                <w:lang w:val="en-IN"/>
+              </w:rPr>
+              <w:t>System.</w:t>
+            </w:r>
+            <w:r>
+              <w:rPr>
+                <w:i/>
+                <w:iCs/>
+                <w:lang w:val="en-IN"/>
+              </w:rPr>
+              <w:t>out</w:t>
+            </w:r>
+            <w:r>
+              <w:rPr>
+                <w:lang w:val="en-IN"/>
+              </w:rPr>
+              <w:t>.println</w:t>
+            </w:r>
+            <w:proofErr w:type="spellEnd"/>
+            <w:r>
+              <w:rPr>
+                <w:lang w:val="en-IN"/>
+              </w:rPr>
               <w:t>(</w:t>
             </w:r>
             <w:proofErr w:type="spellStart"/>
@@ -22870,14 +25176,36 @@
                 <w:lang w:val="en-IN"/>
               </w:rPr>
               <w:br/>
-              <w:t xml:space="preserve">    }</w:t>
-            </w:r>
-            <w:r>
-              <w:rPr>
-                <w:lang w:val="en-IN"/>
-              </w:rPr>
-              <w:br/>
-              <w:t xml:space="preserve">    public static void main(String[] </w:t>
+              <w:t xml:space="preserve">  </w:t>
+            </w:r>
+            <w:proofErr w:type="gramStart"/>
+            <w:r>
+              <w:rPr>
+                <w:lang w:val="en-IN"/>
+              </w:rPr>
+              <w:t xml:space="preserve">  }</w:t>
+            </w:r>
+            <w:proofErr w:type="gramEnd"/>
+            <w:r>
+              <w:rPr>
+                <w:lang w:val="en-IN"/>
+              </w:rPr>
+              <w:br/>
+              <w:t xml:space="preserve">    public static void </w:t>
+            </w:r>
+            <w:proofErr w:type="gramStart"/>
+            <w:r>
+              <w:rPr>
+                <w:lang w:val="en-IN"/>
+              </w:rPr>
+              <w:t>main(String[</w:t>
+            </w:r>
+            <w:proofErr w:type="gramEnd"/>
+            <w:r>
+              <w:rPr>
+                <w:lang w:val="en-IN"/>
+              </w:rPr>
+              <w:t xml:space="preserve">] </w:t>
             </w:r>
             <w:proofErr w:type="spellStart"/>
             <w:r>
@@ -22905,8 +25233,16 @@
                 <w:lang w:val="en-IN"/>
               </w:rPr>
               <w:br/>
-              <w:t xml:space="preserve">    }</w:t>
-            </w:r>
+              <w:t xml:space="preserve">  </w:t>
+            </w:r>
+            <w:proofErr w:type="gramStart"/>
+            <w:r>
+              <w:rPr>
+                <w:lang w:val="en-IN"/>
+              </w:rPr>
+              <w:t xml:space="preserve">  }</w:t>
+            </w:r>
+            <w:proofErr w:type="gramEnd"/>
             <w:r>
               <w:rPr>
                 <w:lang w:val="en-IN"/>
@@ -22931,9 +25267,24 @@
               <w:rPr>
                 <w:lang w:val="en-IN"/>
               </w:rPr>
-              <w:t xml:space="preserve">public class App  extends  </w:t>
+              <w:t xml:space="preserve">public class </w:t>
+            </w:r>
+            <w:proofErr w:type="gramStart"/>
+            <w:r>
+              <w:rPr>
+                <w:lang w:val="en-IN"/>
+              </w:rPr>
+              <w:t>App  extends</w:t>
+            </w:r>
+            <w:proofErr w:type="gramEnd"/>
+            <w:r>
+              <w:rPr>
+                <w:lang w:val="en-IN"/>
+              </w:rPr>
+              <w:t xml:space="preserve">  </w:t>
             </w:r>
             <w:proofErr w:type="spellStart"/>
+            <w:proofErr w:type="gramStart"/>
             <w:r>
               <w:rPr>
                 <w:lang w:val="en-IN"/>
@@ -22947,6 +25298,7 @@
               </w:rPr>
               <w:t>{</w:t>
             </w:r>
+            <w:proofErr w:type="gramEnd"/>
             <w:r>
               <w:rPr>
                 <w:lang w:val="en-IN"/>
@@ -22965,9 +25317,24 @@
                 <w:lang w:val="en-IN"/>
               </w:rPr>
               <w:br/>
-              <w:t xml:space="preserve">    public App(String </w:t>
+              <w:t xml:space="preserve">    public </w:t>
+            </w:r>
+            <w:proofErr w:type="gramStart"/>
+            <w:r>
+              <w:rPr>
+                <w:lang w:val="en-IN"/>
+              </w:rPr>
+              <w:t>App(</w:t>
+            </w:r>
+            <w:proofErr w:type="gramEnd"/>
+            <w:r>
+              <w:rPr>
+                <w:lang w:val="en-IN"/>
+              </w:rPr>
+              <w:t xml:space="preserve">String </w:t>
             </w:r>
             <w:proofErr w:type="spellStart"/>
+            <w:proofErr w:type="gramStart"/>
             <w:r>
               <w:rPr>
                 <w:lang w:val="en-IN"/>
@@ -22981,12 +25348,27 @@
               </w:rPr>
               <w:t>){</w:t>
             </w:r>
-            <w:r>
-              <w:rPr>
-                <w:lang w:val="en-IN"/>
-              </w:rPr>
-              <w:br/>
-              <w:t xml:space="preserve">        super("Hussain....");</w:t>
+            <w:proofErr w:type="gramEnd"/>
+            <w:r>
+              <w:rPr>
+                <w:lang w:val="en-IN"/>
+              </w:rPr>
+              <w:br/>
+              <w:t xml:space="preserve">        </w:t>
+            </w:r>
+            <w:proofErr w:type="gramStart"/>
+            <w:r>
+              <w:rPr>
+                <w:lang w:val="en-IN"/>
+              </w:rPr>
+              <w:t>super(</w:t>
+            </w:r>
+            <w:proofErr w:type="gramEnd"/>
+            <w:r>
+              <w:rPr>
+                <w:lang w:val="en-IN"/>
+              </w:rPr>
+              <w:t>"Hussain....");</w:t>
             </w:r>
             <w:r>
               <w:rPr>
@@ -23042,14 +25424,36 @@
                 <w:lang w:val="en-IN"/>
               </w:rPr>
               <w:br/>
-              <w:t xml:space="preserve">    }</w:t>
-            </w:r>
-            <w:r>
-              <w:rPr>
-                <w:lang w:val="en-IN"/>
-              </w:rPr>
-              <w:br/>
-              <w:t xml:space="preserve">    public static void main(String[] </w:t>
+              <w:t xml:space="preserve">  </w:t>
+            </w:r>
+            <w:proofErr w:type="gramStart"/>
+            <w:r>
+              <w:rPr>
+                <w:lang w:val="en-IN"/>
+              </w:rPr>
+              <w:t xml:space="preserve">  }</w:t>
+            </w:r>
+            <w:proofErr w:type="gramEnd"/>
+            <w:r>
+              <w:rPr>
+                <w:lang w:val="en-IN"/>
+              </w:rPr>
+              <w:br/>
+              <w:t xml:space="preserve">    public static void </w:t>
+            </w:r>
+            <w:proofErr w:type="gramStart"/>
+            <w:r>
+              <w:rPr>
+                <w:lang w:val="en-IN"/>
+              </w:rPr>
+              <w:t>main(String[</w:t>
+            </w:r>
+            <w:proofErr w:type="gramEnd"/>
+            <w:r>
+              <w:rPr>
+                <w:lang w:val="en-IN"/>
+              </w:rPr>
+              <w:t xml:space="preserve">] </w:t>
             </w:r>
             <w:proofErr w:type="spellStart"/>
             <w:r>
@@ -23077,8 +25481,16 @@
                 <w:lang w:val="en-IN"/>
               </w:rPr>
               <w:br/>
-              <w:t xml:space="preserve">    }</w:t>
-            </w:r>
+              <w:t xml:space="preserve">  </w:t>
+            </w:r>
+            <w:proofErr w:type="gramStart"/>
+            <w:r>
+              <w:rPr>
+                <w:lang w:val="en-IN"/>
+              </w:rPr>
+              <w:t xml:space="preserve">  }</w:t>
+            </w:r>
+            <w:proofErr w:type="gramEnd"/>
             <w:r>
               <w:rPr>
                 <w:lang w:val="en-IN"/>
@@ -23197,6 +25609,7 @@
               <w:t xml:space="preserve">    public </w:t>
             </w:r>
             <w:proofErr w:type="spellStart"/>
+            <w:proofErr w:type="gramStart"/>
             <w:r>
               <w:rPr>
                 <w:sz w:val="16"/>
@@ -23212,17 +25625,36 @@
                 <w:szCs w:val="16"/>
                 <w:lang w:val="en-IN"/>
               </w:rPr>
-              <w:t>() {</w:t>
-            </w:r>
-            <w:r>
-              <w:rPr>
-                <w:sz w:val="16"/>
-                <w:szCs w:val="16"/>
-                <w:lang w:val="en-IN"/>
-              </w:rPr>
-              <w:br/>
-              <w:t xml:space="preserve">    }</w:t>
-            </w:r>
+              <w:t>(</w:t>
+            </w:r>
+            <w:proofErr w:type="gramEnd"/>
+            <w:r>
+              <w:rPr>
+                <w:sz w:val="16"/>
+                <w:szCs w:val="16"/>
+                <w:lang w:val="en-IN"/>
+              </w:rPr>
+              <w:t>) {</w:t>
+            </w:r>
+            <w:r>
+              <w:rPr>
+                <w:sz w:val="16"/>
+                <w:szCs w:val="16"/>
+                <w:lang w:val="en-IN"/>
+              </w:rPr>
+              <w:br/>
+              <w:t xml:space="preserve">  </w:t>
+            </w:r>
+            <w:proofErr w:type="gramStart"/>
+            <w:r>
+              <w:rPr>
+                <w:sz w:val="16"/>
+                <w:szCs w:val="16"/>
+                <w:lang w:val="en-IN"/>
+              </w:rPr>
+              <w:t xml:space="preserve">  }</w:t>
+            </w:r>
+            <w:proofErr w:type="gramEnd"/>
             <w:r>
               <w:rPr>
                 <w:sz w:val="16"/>
@@ -23233,6 +25665,7 @@
               <w:t xml:space="preserve">    public </w:t>
             </w:r>
             <w:proofErr w:type="spellStart"/>
+            <w:proofErr w:type="gramStart"/>
             <w:r>
               <w:rPr>
                 <w:sz w:val="16"/>
@@ -23248,7 +25681,16 @@
                 <w:szCs w:val="16"/>
                 <w:lang w:val="en-IN"/>
               </w:rPr>
-              <w:t xml:space="preserve">(String </w:t>
+              <w:t>(</w:t>
+            </w:r>
+            <w:proofErr w:type="gramEnd"/>
+            <w:r>
+              <w:rPr>
+                <w:sz w:val="16"/>
+                <w:szCs w:val="16"/>
+                <w:lang w:val="en-IN"/>
+              </w:rPr>
+              <w:t xml:space="preserve">String </w:t>
             </w:r>
             <w:proofErr w:type="spellStart"/>
             <w:r>
@@ -23320,8 +25762,18 @@
                 <w:lang w:val="en-IN"/>
               </w:rPr>
               <w:br/>
-              <w:t xml:space="preserve">    }</w:t>
-            </w:r>
+              <w:t xml:space="preserve">  </w:t>
+            </w:r>
+            <w:proofErr w:type="gramStart"/>
+            <w:r>
+              <w:rPr>
+                <w:sz w:val="16"/>
+                <w:szCs w:val="16"/>
+                <w:lang w:val="en-IN"/>
+              </w:rPr>
+              <w:t xml:space="preserve">  }</w:t>
+            </w:r>
+            <w:proofErr w:type="gramEnd"/>
             <w:r>
               <w:rPr>
                 <w:sz w:val="16"/>
@@ -23375,6 +25827,7 @@
               <w:t xml:space="preserve">    public void </w:t>
             </w:r>
             <w:proofErr w:type="spellStart"/>
+            <w:proofErr w:type="gramStart"/>
             <w:r>
               <w:rPr>
                 <w:sz w:val="16"/>
@@ -23390,7 +25843,16 @@
                 <w:szCs w:val="16"/>
                 <w:lang w:val="en-IN"/>
               </w:rPr>
-              <w:t xml:space="preserve">(String </w:t>
+              <w:t>(</w:t>
+            </w:r>
+            <w:proofErr w:type="gramEnd"/>
+            <w:r>
+              <w:rPr>
+                <w:sz w:val="16"/>
+                <w:szCs w:val="16"/>
+                <w:lang w:val="en-IN"/>
+              </w:rPr>
+              <w:t xml:space="preserve">String </w:t>
             </w:r>
             <w:proofErr w:type="spellStart"/>
             <w:r>
@@ -23519,6 +25981,7 @@
               <w:t>(</w:t>
             </w:r>
             <w:proofErr w:type="spellStart"/>
+            <w:proofErr w:type="gramStart"/>
             <w:r>
               <w:rPr>
                 <w:sz w:val="16"/>
@@ -23534,17 +25997,36 @@
                 <w:szCs w:val="16"/>
                 <w:lang w:val="en-IN"/>
               </w:rPr>
-              <w:t>());</w:t>
-            </w:r>
-            <w:r>
-              <w:rPr>
-                <w:sz w:val="16"/>
-                <w:szCs w:val="16"/>
-                <w:lang w:val="en-IN"/>
-              </w:rPr>
-              <w:br/>
-              <w:t xml:space="preserve">    }</w:t>
-            </w:r>
+              <w:t>(</w:t>
+            </w:r>
+            <w:proofErr w:type="gramEnd"/>
+            <w:r>
+              <w:rPr>
+                <w:sz w:val="16"/>
+                <w:szCs w:val="16"/>
+                <w:lang w:val="en-IN"/>
+              </w:rPr>
+              <w:t>));</w:t>
+            </w:r>
+            <w:r>
+              <w:rPr>
+                <w:sz w:val="16"/>
+                <w:szCs w:val="16"/>
+                <w:lang w:val="en-IN"/>
+              </w:rPr>
+              <w:br/>
+              <w:t xml:space="preserve">  </w:t>
+            </w:r>
+            <w:proofErr w:type="gramStart"/>
+            <w:r>
+              <w:rPr>
+                <w:sz w:val="16"/>
+                <w:szCs w:val="16"/>
+                <w:lang w:val="en-IN"/>
+              </w:rPr>
+              <w:t xml:space="preserve">  }</w:t>
+            </w:r>
+            <w:proofErr w:type="gramEnd"/>
             <w:r>
               <w:rPr>
                 <w:sz w:val="16"/>
@@ -23555,6 +26037,7 @@
               <w:t xml:space="preserve">    public String </w:t>
             </w:r>
             <w:proofErr w:type="spellStart"/>
+            <w:proofErr w:type="gramStart"/>
             <w:r>
               <w:rPr>
                 <w:sz w:val="16"/>
@@ -23570,7 +26053,16 @@
                 <w:szCs w:val="16"/>
                 <w:lang w:val="en-IN"/>
               </w:rPr>
-              <w:t>() {</w:t>
+              <w:t>(</w:t>
+            </w:r>
+            <w:proofErr w:type="gramEnd"/>
+            <w:r>
+              <w:rPr>
+                <w:sz w:val="16"/>
+                <w:szCs w:val="16"/>
+                <w:lang w:val="en-IN"/>
+              </w:rPr>
+              <w:t>) {</w:t>
             </w:r>
           </w:p>
           <w:p>
@@ -23596,8 +26088,18 @@
                 <w:lang w:val="en-IN"/>
               </w:rPr>
               <w:br/>
-              <w:t xml:space="preserve">    }</w:t>
-            </w:r>
+              <w:t xml:space="preserve">  </w:t>
+            </w:r>
+            <w:proofErr w:type="gramStart"/>
+            <w:r>
+              <w:rPr>
+                <w:sz w:val="16"/>
+                <w:szCs w:val="16"/>
+                <w:lang w:val="en-IN"/>
+              </w:rPr>
+              <w:t xml:space="preserve">  }</w:t>
+            </w:r>
+            <w:proofErr w:type="gramEnd"/>
             <w:r>
               <w:rPr>
                 <w:sz w:val="16"/>
@@ -23608,6 +26110,7 @@
               <w:t xml:space="preserve">    private void </w:t>
             </w:r>
             <w:proofErr w:type="spellStart"/>
+            <w:proofErr w:type="gramStart"/>
             <w:r>
               <w:rPr>
                 <w:sz w:val="16"/>
@@ -23623,7 +26126,16 @@
                 <w:szCs w:val="16"/>
                 <w:lang w:val="en-IN"/>
               </w:rPr>
-              <w:t>() {</w:t>
+              <w:t>(</w:t>
+            </w:r>
+            <w:proofErr w:type="gramEnd"/>
+            <w:r>
+              <w:rPr>
+                <w:sz w:val="16"/>
+                <w:szCs w:val="16"/>
+                <w:lang w:val="en-IN"/>
+              </w:rPr>
+              <w:t>) {</w:t>
             </w:r>
             <w:r>
               <w:rPr>
@@ -23641,8 +26153,18 @@
                 <w:lang w:val="en-IN"/>
               </w:rPr>
               <w:br/>
-              <w:t xml:space="preserve">    }</w:t>
-            </w:r>
+              <w:t xml:space="preserve">  </w:t>
+            </w:r>
+            <w:proofErr w:type="gramStart"/>
+            <w:r>
+              <w:rPr>
+                <w:sz w:val="16"/>
+                <w:szCs w:val="16"/>
+                <w:lang w:val="en-IN"/>
+              </w:rPr>
+              <w:t xml:space="preserve">  }</w:t>
+            </w:r>
+            <w:proofErr w:type="gramEnd"/>
             <w:r>
               <w:rPr>
                 <w:sz w:val="16"/>
@@ -24431,6 +26953,7 @@
         </w:rPr>
       </w:pPr>
       <w:proofErr w:type="spellStart"/>
+      <w:proofErr w:type="gramStart"/>
       <w:r>
         <w:rPr>
           <w:b/>
@@ -24448,6 +26971,7 @@
         </w:rPr>
         <w:t> :</w:t>
       </w:r>
+      <w:proofErr w:type="gramEnd"/>
     </w:p>
     <w:p>
       <w:pPr>
@@ -24481,7 +27005,21 @@
               <w:rPr>
                 <w:lang w:val="en-IN"/>
               </w:rPr>
-              <w:t>Lamb l = new Lamb();</w:t>
+              <w:t xml:space="preserve">Lamb l = new </w:t>
+            </w:r>
+            <w:proofErr w:type="gramStart"/>
+            <w:r>
+              <w:rPr>
+                <w:lang w:val="en-IN"/>
+              </w:rPr>
+              <w:t>Lamb(</w:t>
+            </w:r>
+            <w:proofErr w:type="gramEnd"/>
+            <w:r>
+              <w:rPr>
+                <w:lang w:val="en-IN"/>
+              </w:rPr>
+              <w:t>);</w:t>
             </w:r>
             <w:r>
               <w:rPr>
@@ -24603,7 +27141,21 @@
                 <w:lang w:val="en-IN"/>
               </w:rPr>
               <w:br/>
-              <w:t xml:space="preserve">    Speed s = new Speed();</w:t>
+              <w:t xml:space="preserve">    Speed s = new </w:t>
+            </w:r>
+            <w:proofErr w:type="gramStart"/>
+            <w:r>
+              <w:rPr>
+                <w:lang w:val="en-IN"/>
+              </w:rPr>
+              <w:t>Speed(</w:t>
+            </w:r>
+            <w:proofErr w:type="gramEnd"/>
+            <w:r>
+              <w:rPr>
+                <w:lang w:val="en-IN"/>
+              </w:rPr>
+              <w:t>);</w:t>
             </w:r>
             <w:r>
               <w:rPr>
@@ -24620,6 +27172,7 @@
               <w:t xml:space="preserve">        </w:t>
             </w:r>
             <w:proofErr w:type="spellStart"/>
+            <w:proofErr w:type="gramStart"/>
             <w:r>
               <w:rPr>
                 <w:lang w:val="en-IN"/>
@@ -24627,6 +27180,7 @@
               <w:t>s.speed</w:t>
             </w:r>
             <w:proofErr w:type="spellEnd"/>
+            <w:proofErr w:type="gramEnd"/>
             <w:r>
               <w:rPr>
                 <w:lang w:val="en-IN"/>
@@ -24638,8 +27192,16 @@
                 <w:lang w:val="en-IN"/>
               </w:rPr>
               <w:br/>
-              <w:t xml:space="preserve">    }</w:t>
-            </w:r>
+              <w:t xml:space="preserve">  </w:t>
+            </w:r>
+            <w:proofErr w:type="gramStart"/>
+            <w:r>
+              <w:rPr>
+                <w:lang w:val="en-IN"/>
+              </w:rPr>
+              <w:t xml:space="preserve">  }</w:t>
+            </w:r>
+            <w:proofErr w:type="gramEnd"/>
             <w:r>
               <w:rPr>
                 <w:lang w:val="en-IN"/>
@@ -24659,7 +27221,21 @@
                 <w:lang w:val="en-IN"/>
               </w:rPr>
               <w:br/>
-              <w:t xml:space="preserve">    void speed() {</w:t>
+              <w:t xml:space="preserve">    void </w:t>
+            </w:r>
+            <w:proofErr w:type="gramStart"/>
+            <w:r>
+              <w:rPr>
+                <w:lang w:val="en-IN"/>
+              </w:rPr>
+              <w:t>speed(</w:t>
+            </w:r>
+            <w:proofErr w:type="gramEnd"/>
+            <w:r>
+              <w:rPr>
+                <w:lang w:val="en-IN"/>
+              </w:rPr>
+              <w:t>) {</w:t>
             </w:r>
             <w:r>
               <w:rPr>
@@ -24715,8 +27291,16 @@
                 <w:lang w:val="en-IN"/>
               </w:rPr>
               <w:br/>
-              <w:t xml:space="preserve">    }</w:t>
-            </w:r>
+              <w:t xml:space="preserve">  </w:t>
+            </w:r>
+            <w:proofErr w:type="gramStart"/>
+            <w:r>
+              <w:rPr>
+                <w:lang w:val="en-IN"/>
+              </w:rPr>
+              <w:t xml:space="preserve">  }</w:t>
+            </w:r>
+            <w:proofErr w:type="gramEnd"/>
             <w:r>
               <w:rPr>
                 <w:lang w:val="en-IN"/>
@@ -24880,7 +27464,15 @@
         <w:spacing w:after="0" w:line="240" w:lineRule="auto"/>
       </w:pPr>
       <w:r>
-        <w:t>Parent p = new Parent();</w:t>
+        <w:t xml:space="preserve">Parent p = new </w:t>
+      </w:r>
+      <w:proofErr w:type="gramStart"/>
+      <w:r>
+        <w:t>Parent(</w:t>
+      </w:r>
+      <w:proofErr w:type="gramEnd"/>
+      <w:r>
+        <w:t>);</w:t>
       </w:r>
     </w:p>
     <w:p>
@@ -24902,7 +27494,15 @@
         <w:spacing w:after="0" w:line="240" w:lineRule="auto"/>
       </w:pPr>
       <w:r>
-        <w:t>Child c = new Child();</w:t>
+        <w:t xml:space="preserve">Child c = new </w:t>
+      </w:r>
+      <w:proofErr w:type="gramStart"/>
+      <w:r>
+        <w:t>Child(</w:t>
+      </w:r>
+      <w:proofErr w:type="gramEnd"/>
+      <w:r>
+        <w:t>);</w:t>
       </w:r>
     </w:p>
     <w:p>
@@ -24964,7 +27564,27 @@
           <w:color w:val="FF0000"/>
           <w:highlight w:val="yellow"/>
         </w:rPr>
-        <w:t xml:space="preserve"> = new Child();</w:t>
+        <w:t xml:space="preserve"> = new </w:t>
+      </w:r>
+      <w:proofErr w:type="gramStart"/>
+      <w:r>
+        <w:rPr>
+          <w:b/>
+          <w:bCs/>
+          <w:color w:val="FF0000"/>
+          <w:highlight w:val="yellow"/>
+        </w:rPr>
+        <w:t>Child(</w:t>
+      </w:r>
+      <w:proofErr w:type="gramEnd"/>
+      <w:r>
+        <w:rPr>
+          <w:b/>
+          <w:bCs/>
+          <w:color w:val="FF0000"/>
+          <w:highlight w:val="yellow"/>
+        </w:rPr>
+        <w:t>);</w:t>
       </w:r>
     </w:p>
     <w:p>
@@ -25040,7 +27660,27 @@
           <w:color w:val="FF0000"/>
           <w:highlight w:val="yellow"/>
         </w:rPr>
-        <w:t xml:space="preserve"> = new Child();</w:t>
+        <w:t xml:space="preserve"> = new </w:t>
+      </w:r>
+      <w:proofErr w:type="gramStart"/>
+      <w:r>
+        <w:rPr>
+          <w:b/>
+          <w:bCs/>
+          <w:color w:val="FF0000"/>
+          <w:highlight w:val="yellow"/>
+        </w:rPr>
+        <w:t>Child(</w:t>
+      </w:r>
+      <w:proofErr w:type="gramEnd"/>
+      <w:r>
+        <w:rPr>
+          <w:b/>
+          <w:bCs/>
+          <w:color w:val="FF0000"/>
+          <w:highlight w:val="yellow"/>
+        </w:rPr>
+        <w:t>);</w:t>
       </w:r>
     </w:p>
     <w:p>
@@ -25583,6 +28223,7 @@
         </w:rPr>
         <w:t xml:space="preserve"> </w:t>
       </w:r>
+      <w:proofErr w:type="gramStart"/>
       <w:r>
         <w:rPr>
           <w:lang w:val="en-IN"/>
@@ -25599,7 +28240,14 @@
         <w:rPr>
           <w:lang w:val="en-IN"/>
         </w:rPr>
-        <w:t>(method/</w:t>
+        <w:t>(</w:t>
+      </w:r>
+      <w:proofErr w:type="gramEnd"/>
+      <w:r>
+        <w:rPr>
+          <w:lang w:val="en-IN"/>
+        </w:rPr>
+        <w:t>method/</w:t>
       </w:r>
       <w:proofErr w:type="spellStart"/>
       <w:r>
@@ -25866,98 +28514,9 @@
                 <w:highlight w:val="yellow"/>
                 <w:lang w:val="en-IN"/>
               </w:rPr>
-              <w:t>void m1(){</w:t>
-            </w:r>
-            <w:r>
-              <w:rPr>
-                <w:b/>
-                <w:bCs/>
-                <w:lang w:val="en-IN"/>
-              </w:rPr>
-              <w:br/>
-            </w:r>
-            <w:r>
-              <w:rPr>
-                <w:lang w:val="en-IN"/>
-              </w:rPr>
-              <w:t xml:space="preserve">        </w:t>
-            </w:r>
-            <w:proofErr w:type="spellStart"/>
-            <w:r>
-              <w:rPr>
-                <w:lang w:val="en-IN"/>
-              </w:rPr>
-              <w:t>System.</w:t>
-            </w:r>
-            <w:r>
-              <w:rPr>
-                <w:i/>
-                <w:iCs/>
-                <w:lang w:val="en-IN"/>
-              </w:rPr>
-              <w:t>out</w:t>
-            </w:r>
-            <w:r>
-              <w:rPr>
-                <w:lang w:val="en-IN"/>
-              </w:rPr>
-              <w:t>.println</w:t>
-            </w:r>
-            <w:proofErr w:type="spellEnd"/>
-            <w:r>
-              <w:rPr>
-                <w:lang w:val="en-IN"/>
-              </w:rPr>
-              <w:t xml:space="preserve">("My name is </w:t>
-            </w:r>
-            <w:proofErr w:type="spellStart"/>
-            <w:r>
-              <w:rPr>
-                <w:lang w:val="en-IN"/>
-              </w:rPr>
-              <w:t>Hambdi</w:t>
-            </w:r>
-            <w:proofErr w:type="spellEnd"/>
-            <w:r>
-              <w:rPr>
-                <w:lang w:val="en-IN"/>
-              </w:rPr>
-              <w:t>..!");</w:t>
-            </w:r>
-            <w:r>
-              <w:rPr>
-                <w:lang w:val="en-IN"/>
-              </w:rPr>
-              <w:br/>
-              <w:t xml:space="preserve">    }</w:t>
-            </w:r>
-            <w:r>
-              <w:rPr>
-                <w:lang w:val="en-IN"/>
-              </w:rPr>
-              <w:br/>
-              <w:t>}</w:t>
-            </w:r>
-            <w:r>
-              <w:rPr>
-                <w:lang w:val="en-IN"/>
-              </w:rPr>
-              <w:br/>
-            </w:r>
-            <w:r>
-              <w:rPr>
-                <w:lang w:val="en-IN"/>
-              </w:rPr>
-              <w:br/>
-              <w:t>class Child1 extends Parent1 {</w:t>
-            </w:r>
-            <w:r>
-              <w:rPr>
-                <w:lang w:val="en-IN"/>
-              </w:rPr>
-              <w:br/>
-              <w:t xml:space="preserve">    </w:t>
-            </w:r>
+              <w:t>void m1</w:t>
+            </w:r>
+            <w:proofErr w:type="gramStart"/>
             <w:r>
               <w:rPr>
                 <w:b/>
@@ -25965,8 +28524,9 @@
                 <w:highlight w:val="yellow"/>
                 <w:lang w:val="en-IN"/>
               </w:rPr>
-              <w:t>void m1(){</w:t>
-            </w:r>
+              <w:t>(){</w:t>
+            </w:r>
+            <w:proofErr w:type="gramEnd"/>
             <w:r>
               <w:rPr>
                 <w:b/>
@@ -26007,15 +28567,163 @@
               <w:rPr>
                 <w:lang w:val="en-IN"/>
               </w:rPr>
-              <w:t>("My name is Azad....!");</w:t>
-            </w:r>
-            <w:r>
-              <w:rPr>
-                <w:lang w:val="en-IN"/>
-              </w:rPr>
-              <w:br/>
-              <w:t xml:space="preserve">    }</w:t>
-            </w:r>
+              <w:t xml:space="preserve">("My name is </w:t>
+            </w:r>
+            <w:proofErr w:type="spellStart"/>
+            <w:proofErr w:type="gramStart"/>
+            <w:r>
+              <w:rPr>
+                <w:lang w:val="en-IN"/>
+              </w:rPr>
+              <w:t>Hambdi</w:t>
+            </w:r>
+            <w:proofErr w:type="spellEnd"/>
+            <w:r>
+              <w:rPr>
+                <w:lang w:val="en-IN"/>
+              </w:rPr>
+              <w:t>..!</w:t>
+            </w:r>
+            <w:proofErr w:type="gramEnd"/>
+            <w:r>
+              <w:rPr>
+                <w:lang w:val="en-IN"/>
+              </w:rPr>
+              <w:t>");</w:t>
+            </w:r>
+            <w:r>
+              <w:rPr>
+                <w:lang w:val="en-IN"/>
+              </w:rPr>
+              <w:br/>
+              <w:t xml:space="preserve">  </w:t>
+            </w:r>
+            <w:proofErr w:type="gramStart"/>
+            <w:r>
+              <w:rPr>
+                <w:lang w:val="en-IN"/>
+              </w:rPr>
+              <w:t xml:space="preserve">  }</w:t>
+            </w:r>
+            <w:proofErr w:type="gramEnd"/>
+            <w:r>
+              <w:rPr>
+                <w:lang w:val="en-IN"/>
+              </w:rPr>
+              <w:br/>
+              <w:t>}</w:t>
+            </w:r>
+            <w:r>
+              <w:rPr>
+                <w:lang w:val="en-IN"/>
+              </w:rPr>
+              <w:br/>
+            </w:r>
+            <w:r>
+              <w:rPr>
+                <w:lang w:val="en-IN"/>
+              </w:rPr>
+              <w:br/>
+              <w:t>class Child1 extends Parent1 {</w:t>
+            </w:r>
+            <w:r>
+              <w:rPr>
+                <w:lang w:val="en-IN"/>
+              </w:rPr>
+              <w:br/>
+              <w:t xml:space="preserve">    </w:t>
+            </w:r>
+            <w:r>
+              <w:rPr>
+                <w:b/>
+                <w:bCs/>
+                <w:highlight w:val="yellow"/>
+                <w:lang w:val="en-IN"/>
+              </w:rPr>
+              <w:t>void m1</w:t>
+            </w:r>
+            <w:proofErr w:type="gramStart"/>
+            <w:r>
+              <w:rPr>
+                <w:b/>
+                <w:bCs/>
+                <w:highlight w:val="yellow"/>
+                <w:lang w:val="en-IN"/>
+              </w:rPr>
+              <w:t>(){</w:t>
+            </w:r>
+            <w:proofErr w:type="gramEnd"/>
+            <w:r>
+              <w:rPr>
+                <w:b/>
+                <w:bCs/>
+                <w:lang w:val="en-IN"/>
+              </w:rPr>
+              <w:br/>
+            </w:r>
+            <w:r>
+              <w:rPr>
+                <w:lang w:val="en-IN"/>
+              </w:rPr>
+              <w:t xml:space="preserve">        </w:t>
+            </w:r>
+            <w:proofErr w:type="spellStart"/>
+            <w:r>
+              <w:rPr>
+                <w:lang w:val="en-IN"/>
+              </w:rPr>
+              <w:t>System.</w:t>
+            </w:r>
+            <w:r>
+              <w:rPr>
+                <w:i/>
+                <w:iCs/>
+                <w:lang w:val="en-IN"/>
+              </w:rPr>
+              <w:t>out</w:t>
+            </w:r>
+            <w:r>
+              <w:rPr>
+                <w:lang w:val="en-IN"/>
+              </w:rPr>
+              <w:t>.println</w:t>
+            </w:r>
+            <w:proofErr w:type="spellEnd"/>
+            <w:r>
+              <w:rPr>
+                <w:lang w:val="en-IN"/>
+              </w:rPr>
+              <w:t xml:space="preserve">("My name is </w:t>
+            </w:r>
+            <w:proofErr w:type="gramStart"/>
+            <w:r>
+              <w:rPr>
+                <w:lang w:val="en-IN"/>
+              </w:rPr>
+              <w:t>Azad....!</w:t>
+            </w:r>
+            <w:proofErr w:type="gramEnd"/>
+            <w:r>
+              <w:rPr>
+                <w:lang w:val="en-IN"/>
+              </w:rPr>
+              <w:t>");</w:t>
+            </w:r>
+            <w:r>
+              <w:rPr>
+                <w:lang w:val="en-IN"/>
+              </w:rPr>
+              <w:br/>
+              <w:t xml:space="preserve">  </w:t>
+            </w:r>
+            <w:proofErr w:type="gramStart"/>
+            <w:r>
+              <w:rPr>
+                <w:lang w:val="en-IN"/>
+              </w:rPr>
+              <w:t xml:space="preserve">  }</w:t>
+            </w:r>
+            <w:proofErr w:type="gramEnd"/>
             <w:r>
               <w:rPr>
                 <w:lang w:val="en-IN"/>
@@ -26255,7 +28963,21 @@
         <w:rPr>
           <w:lang w:val="en-IN"/>
         </w:rPr>
-        <w:t xml:space="preserve"> Polymorphism refers to any entity which takes many form.</w:t>
+        <w:t xml:space="preserve"> Polymorphism refers to any entity which takes many </w:t>
+      </w:r>
+      <w:proofErr w:type="gramStart"/>
+      <w:r>
+        <w:rPr>
+          <w:lang w:val="en-IN"/>
+        </w:rPr>
+        <w:t>form</w:t>
+      </w:r>
+      <w:proofErr w:type="gramEnd"/>
+      <w:r>
+        <w:rPr>
+          <w:lang w:val="en-IN"/>
+        </w:rPr>
+        <w:t>.</w:t>
       </w:r>
     </w:p>
     <w:p>
@@ -26702,43 +29424,43 @@
                 <w:lang w:val="en-IN"/>
               </w:rPr>
               <w:br/>
-              <w:t xml:space="preserve">    public static void main(String[] </w:t>
-            </w:r>
-            <w:proofErr w:type="spellStart"/>
+              <w:t xml:space="preserve">    public static void </w:t>
+            </w:r>
+            <w:proofErr w:type="gramStart"/>
             <w:r>
               <w:rPr>
                 <w:sz w:val="18"/>
                 <w:szCs w:val="18"/>
                 <w:lang w:val="en-IN"/>
               </w:rPr>
-              <w:t>args</w:t>
-            </w:r>
-            <w:proofErr w:type="spellEnd"/>
+              <w:t>main(String[</w:t>
+            </w:r>
+            <w:proofErr w:type="gramEnd"/>
             <w:r>
               <w:rPr>
                 <w:sz w:val="18"/>
                 <w:szCs w:val="18"/>
                 <w:lang w:val="en-IN"/>
               </w:rPr>
-              <w:t>) {</w:t>
-            </w:r>
+              <w:t xml:space="preserve">] </w:t>
+            </w:r>
+            <w:proofErr w:type="spellStart"/>
             <w:r>
               <w:rPr>
                 <w:sz w:val="18"/>
                 <w:szCs w:val="18"/>
                 <w:lang w:val="en-IN"/>
               </w:rPr>
-              <w:br/>
-              <w:t xml:space="preserve">        App a = new App("Azad...", 12);</w:t>
-            </w:r>
+              <w:t>args</w:t>
+            </w:r>
+            <w:proofErr w:type="spellEnd"/>
             <w:r>
               <w:rPr>
                 <w:sz w:val="18"/>
                 <w:szCs w:val="18"/>
                 <w:lang w:val="en-IN"/>
               </w:rPr>
-              <w:br/>
-              <w:t xml:space="preserve">    }</w:t>
+              <w:t>) {</w:t>
             </w:r>
             <w:r>
               <w:rPr>
@@ -26747,7 +29469,71 @@
                 <w:lang w:val="en-IN"/>
               </w:rPr>
               <w:br/>
-              <w:t xml:space="preserve">    public App() {</w:t>
+              <w:t xml:space="preserve">        App a = new </w:t>
+            </w:r>
+            <w:proofErr w:type="gramStart"/>
+            <w:r>
+              <w:rPr>
+                <w:sz w:val="18"/>
+                <w:szCs w:val="18"/>
+                <w:lang w:val="en-IN"/>
+              </w:rPr>
+              <w:t>App(</w:t>
+            </w:r>
+            <w:proofErr w:type="gramEnd"/>
+            <w:r>
+              <w:rPr>
+                <w:sz w:val="18"/>
+                <w:szCs w:val="18"/>
+                <w:lang w:val="en-IN"/>
+              </w:rPr>
+              <w:t>"Azad...", 12);</w:t>
+            </w:r>
+            <w:r>
+              <w:rPr>
+                <w:sz w:val="18"/>
+                <w:szCs w:val="18"/>
+                <w:lang w:val="en-IN"/>
+              </w:rPr>
+              <w:br/>
+              <w:t xml:space="preserve">  </w:t>
+            </w:r>
+            <w:proofErr w:type="gramStart"/>
+            <w:r>
+              <w:rPr>
+                <w:sz w:val="18"/>
+                <w:szCs w:val="18"/>
+                <w:lang w:val="en-IN"/>
+              </w:rPr>
+              <w:t xml:space="preserve">  }</w:t>
+            </w:r>
+            <w:proofErr w:type="gramEnd"/>
+            <w:r>
+              <w:rPr>
+                <w:sz w:val="18"/>
+                <w:szCs w:val="18"/>
+                <w:lang w:val="en-IN"/>
+              </w:rPr>
+              <w:br/>
+              <w:t xml:space="preserve">    public </w:t>
+            </w:r>
+            <w:proofErr w:type="gramStart"/>
+            <w:r>
+              <w:rPr>
+                <w:sz w:val="18"/>
+                <w:szCs w:val="18"/>
+                <w:lang w:val="en-IN"/>
+              </w:rPr>
+              <w:t>App(</w:t>
+            </w:r>
+            <w:proofErr w:type="gramEnd"/>
+            <w:r>
+              <w:rPr>
+                <w:sz w:val="18"/>
+                <w:szCs w:val="18"/>
+                <w:lang w:val="en-IN"/>
+              </w:rPr>
+              <w:t>) {</w:t>
             </w:r>
             <w:r>
               <w:rPr>
@@ -26809,16 +29595,44 @@
                 <w:lang w:val="en-IN"/>
               </w:rPr>
               <w:lastRenderedPageBreak/>
-              <w:t xml:space="preserve">    }</w:t>
-            </w:r>
+              <w:t xml:space="preserve">  </w:t>
+            </w:r>
+            <w:proofErr w:type="gramStart"/>
             <w:r>
               <w:rPr>
                 <w:sz w:val="18"/>
                 <w:szCs w:val="18"/>
                 <w:lang w:val="en-IN"/>
               </w:rPr>
-              <w:br/>
-              <w:t xml:space="preserve">    public App(Integer age) {</w:t>
+              <w:t xml:space="preserve">  }</w:t>
+            </w:r>
+            <w:proofErr w:type="gramEnd"/>
+            <w:r>
+              <w:rPr>
+                <w:sz w:val="18"/>
+                <w:szCs w:val="18"/>
+                <w:lang w:val="en-IN"/>
+              </w:rPr>
+              <w:br/>
+              <w:t xml:space="preserve">    public </w:t>
+            </w:r>
+            <w:proofErr w:type="gramStart"/>
+            <w:r>
+              <w:rPr>
+                <w:sz w:val="18"/>
+                <w:szCs w:val="18"/>
+                <w:lang w:val="en-IN"/>
+              </w:rPr>
+              <w:t>App(</w:t>
+            </w:r>
+            <w:proofErr w:type="gramEnd"/>
+            <w:r>
+              <w:rPr>
+                <w:sz w:val="18"/>
+                <w:szCs w:val="18"/>
+                <w:lang w:val="en-IN"/>
+              </w:rPr>
+              <w:t>Integer age) {</w:t>
             </w:r>
             <w:r>
               <w:rPr>
@@ -26872,16 +29686,44 @@
                 <w:lang w:val="en-IN"/>
               </w:rPr>
               <w:br/>
-              <w:t xml:space="preserve">    }</w:t>
-            </w:r>
+              <w:t xml:space="preserve">  </w:t>
+            </w:r>
+            <w:proofErr w:type="gramStart"/>
             <w:r>
               <w:rPr>
                 <w:sz w:val="18"/>
                 <w:szCs w:val="18"/>
                 <w:lang w:val="en-IN"/>
               </w:rPr>
-              <w:br/>
-              <w:t xml:space="preserve">    public App(String name, Integer age) {</w:t>
+              <w:t xml:space="preserve">  }</w:t>
+            </w:r>
+            <w:proofErr w:type="gramEnd"/>
+            <w:r>
+              <w:rPr>
+                <w:sz w:val="18"/>
+                <w:szCs w:val="18"/>
+                <w:lang w:val="en-IN"/>
+              </w:rPr>
+              <w:br/>
+              <w:t xml:space="preserve">    public </w:t>
+            </w:r>
+            <w:proofErr w:type="gramStart"/>
+            <w:r>
+              <w:rPr>
+                <w:sz w:val="18"/>
+                <w:szCs w:val="18"/>
+                <w:lang w:val="en-IN"/>
+              </w:rPr>
+              <w:t>App(</w:t>
+            </w:r>
+            <w:proofErr w:type="gramEnd"/>
+            <w:r>
+              <w:rPr>
+                <w:sz w:val="18"/>
+                <w:szCs w:val="18"/>
+                <w:lang w:val="en-IN"/>
+              </w:rPr>
+              <w:t>String name, Integer age) {</w:t>
             </w:r>
             <w:r>
               <w:rPr>
@@ -26935,16 +29777,44 @@
                 <w:lang w:val="en-IN"/>
               </w:rPr>
               <w:br/>
-              <w:t xml:space="preserve">    }</w:t>
-            </w:r>
+              <w:t xml:space="preserve">  </w:t>
+            </w:r>
+            <w:proofErr w:type="gramStart"/>
             <w:r>
               <w:rPr>
                 <w:sz w:val="18"/>
                 <w:szCs w:val="18"/>
                 <w:lang w:val="en-IN"/>
               </w:rPr>
-              <w:br/>
-              <w:t xml:space="preserve">    public App(Integer age, String name) {</w:t>
+              <w:t xml:space="preserve">  }</w:t>
+            </w:r>
+            <w:proofErr w:type="gramEnd"/>
+            <w:r>
+              <w:rPr>
+                <w:sz w:val="18"/>
+                <w:szCs w:val="18"/>
+                <w:lang w:val="en-IN"/>
+              </w:rPr>
+              <w:br/>
+              <w:t xml:space="preserve">    public </w:t>
+            </w:r>
+            <w:proofErr w:type="gramStart"/>
+            <w:r>
+              <w:rPr>
+                <w:sz w:val="18"/>
+                <w:szCs w:val="18"/>
+                <w:lang w:val="en-IN"/>
+              </w:rPr>
+              <w:t>App(</w:t>
+            </w:r>
+            <w:proofErr w:type="gramEnd"/>
+            <w:r>
+              <w:rPr>
+                <w:sz w:val="18"/>
+                <w:szCs w:val="18"/>
+                <w:lang w:val="en-IN"/>
+              </w:rPr>
+              <w:t>Integer age, String name) {</w:t>
             </w:r>
             <w:r>
               <w:rPr>
@@ -26998,8 +29868,18 @@
                 <w:lang w:val="en-IN"/>
               </w:rPr>
               <w:br/>
-              <w:t xml:space="preserve">    }</w:t>
-            </w:r>
+              <w:t xml:space="preserve">  </w:t>
+            </w:r>
+            <w:proofErr w:type="gramStart"/>
+            <w:r>
+              <w:rPr>
+                <w:sz w:val="18"/>
+                <w:szCs w:val="18"/>
+                <w:lang w:val="en-IN"/>
+              </w:rPr>
+              <w:t xml:space="preserve">  }</w:t>
+            </w:r>
+            <w:proofErr w:type="gramEnd"/>
             <w:r>
               <w:rPr>
                 <w:sz w:val="18"/>
@@ -27847,7 +30727,25 @@
           <w:lang w:val="en-IN"/>
         </w:rPr>
         <w:lastRenderedPageBreak/>
-        <w:t>Method Overloading In Java</w:t>
+        <w:t xml:space="preserve">Method Overloading </w:t>
+      </w:r>
+      <w:proofErr w:type="gramStart"/>
+      <w:r>
+        <w:rPr>
+          <w:b/>
+          <w:bCs/>
+          <w:lang w:val="en-IN"/>
+        </w:rPr>
+        <w:t>In</w:t>
+      </w:r>
+      <w:proofErr w:type="gramEnd"/>
+      <w:r>
+        <w:rPr>
+          <w:b/>
+          <w:bCs/>
+          <w:lang w:val="en-IN"/>
+        </w:rPr>
+        <w:t xml:space="preserve"> Java</w:t>
       </w:r>
       <w:r>
         <w:rPr>
@@ -27953,7 +30851,21 @@
         <w:rPr>
           <w:lang w:val="en-IN"/>
         </w:rPr>
-        <w:t>Method return type is not involved in method signature.</w:t>
+        <w:t xml:space="preserve">Method </w:t>
+      </w:r>
+      <w:proofErr w:type="gramStart"/>
+      <w:r>
+        <w:rPr>
+          <w:lang w:val="en-IN"/>
+        </w:rPr>
+        <w:t>return</w:t>
+      </w:r>
+      <w:proofErr w:type="gramEnd"/>
+      <w:r>
+        <w:rPr>
+          <w:lang w:val="en-IN"/>
+        </w:rPr>
+        <w:t xml:space="preserve"> type is not involved in method signature.</w:t>
       </w:r>
     </w:p>
     <w:tbl>
@@ -27989,7 +30901,17 @@
                 <w:highlight w:val="yellow"/>
                 <w:lang w:val="en-IN"/>
               </w:rPr>
-              <w:t>m1(int a, String b</w:t>
+              <w:t xml:space="preserve">m1(int a, String </w:t>
+            </w:r>
+            <w:proofErr w:type="gramStart"/>
+            <w:r>
+              <w:rPr>
+                <w:b/>
+                <w:bCs/>
+                <w:highlight w:val="yellow"/>
+                <w:lang w:val="en-IN"/>
+              </w:rPr>
+              <w:t>b</w:t>
             </w:r>
             <w:r>
               <w:rPr>
@@ -27997,6 +30919,7 @@
               </w:rPr>
               <w:t>){</w:t>
             </w:r>
+            <w:proofErr w:type="gramEnd"/>
             <w:r>
               <w:rPr>
                 <w:lang w:val="en-IN"/>
@@ -28055,7 +30978,17 @@
                 <w:highlight w:val="yellow"/>
                 <w:lang w:val="en-IN"/>
               </w:rPr>
-              <w:t>a, String b</w:t>
+              <w:t xml:space="preserve">a, String </w:t>
+            </w:r>
+            <w:proofErr w:type="gramStart"/>
+            <w:r>
+              <w:rPr>
+                <w:b/>
+                <w:bCs/>
+                <w:highlight w:val="yellow"/>
+                <w:lang w:val="en-IN"/>
+              </w:rPr>
+              <w:t>b</w:t>
             </w:r>
             <w:r>
               <w:rPr>
@@ -28063,6 +30996,7 @@
               </w:rPr>
               <w:t>){</w:t>
             </w:r>
+            <w:proofErr w:type="gramEnd"/>
             <w:r>
               <w:rPr>
                 <w:lang w:val="en-IN"/>
@@ -28093,7 +31027,21 @@
         <w:rPr>
           <w:lang w:val="en-IN"/>
         </w:rPr>
-        <w:t xml:space="preserve">Here m1( )method and </w:t>
+        <w:t>Here m</w:t>
+      </w:r>
+      <w:proofErr w:type="gramStart"/>
+      <w:r>
+        <w:rPr>
+          <w:lang w:val="en-IN"/>
+        </w:rPr>
+        <w:t>1( )</w:t>
+      </w:r>
+      <w:proofErr w:type="gramEnd"/>
+      <w:r>
+        <w:rPr>
+          <w:lang w:val="en-IN"/>
+        </w:rPr>
+        <w:t xml:space="preserve">method and </w:t>
       </w:r>
       <w:r>
         <w:rPr>
@@ -28143,15 +31091,41 @@
           <w:bCs/>
           <w:lang w:val="en-IN"/>
         </w:rPr>
-        <w:t>Method overloading always works with method signature only, it will not worry about method return types.</w:t>
-      </w:r>
-    </w:p>
-    <w:p>
-      <w:pPr>
-        <w:spacing w:after="0" w:line="240" w:lineRule="auto"/>
-      </w:pPr>
-      <w:r>
-        <w:t>method signature consist of three things, </w:t>
+        <w:t xml:space="preserve">Method overloading always works with method signature </w:t>
+      </w:r>
+      <w:proofErr w:type="gramStart"/>
+      <w:r>
+        <w:rPr>
+          <w:b/>
+          <w:bCs/>
+          <w:lang w:val="en-IN"/>
+        </w:rPr>
+        <w:t>only,</w:t>
+      </w:r>
+      <w:proofErr w:type="gramEnd"/>
+      <w:r>
+        <w:rPr>
+          <w:b/>
+          <w:bCs/>
+          <w:lang w:val="en-IN"/>
+        </w:rPr>
+        <w:t xml:space="preserve"> it will not worry about method return types.</w:t>
+      </w:r>
+    </w:p>
+    <w:p>
+      <w:pPr>
+        <w:spacing w:after="0" w:line="240" w:lineRule="auto"/>
+      </w:pPr>
+      <w:r>
+        <w:t>method signature </w:t>
+      </w:r>
+      <w:proofErr w:type="gramStart"/>
+      <w:r>
+        <w:t>consist</w:t>
+      </w:r>
+      <w:proofErr w:type="gramEnd"/>
+      <w:r>
+        <w:t xml:space="preserve"> of three things, </w:t>
       </w:r>
     </w:p>
     <w:p>
@@ -28278,57 +31252,9 @@
                 <w:color w:val="FF0000"/>
                 <w:lang w:val="en-IN"/>
               </w:rPr>
-              <w:t>m1(String name, Integer age){</w:t>
-            </w:r>
-            <w:r>
-              <w:rPr>
-                <w:lang w:val="en-IN"/>
-              </w:rPr>
-              <w:br/>
-              <w:t xml:space="preserve">        </w:t>
-            </w:r>
-            <w:proofErr w:type="spellStart"/>
-            <w:r>
-              <w:rPr>
-                <w:lang w:val="en-IN"/>
-              </w:rPr>
-              <w:t>System.</w:t>
-            </w:r>
-            <w:r>
-              <w:rPr>
-                <w:i/>
-                <w:iCs/>
-                <w:lang w:val="en-IN"/>
-              </w:rPr>
-              <w:t>out</w:t>
-            </w:r>
-            <w:r>
-              <w:rPr>
-                <w:lang w:val="en-IN"/>
-              </w:rPr>
-              <w:t>.println</w:t>
-            </w:r>
-            <w:proofErr w:type="spellEnd"/>
-            <w:r>
-              <w:rPr>
-                <w:lang w:val="en-IN"/>
-              </w:rPr>
-              <w:t>("m1() from class A");</w:t>
-            </w:r>
-            <w:r>
-              <w:rPr>
-             